--- a/毕业论文-基于边缘计算的藏红花全生长周期智能培育系统设计与实现-杨坤.docx
+++ b/毕业论文-基于边缘计算的藏红花全生长周期智能培育系统设计与实现-杨坤.docx
@@ -513,8 +513,10 @@
           <w:u w:val="single"/>
           <w:lang w:val="en-US" w:eastAsia="zh-CN"/>
         </w:rPr>
-        <w:t>助教</w:t>
-      </w:r>
+        <w:t>讲师</w:t>
+      </w:r>
+      <w:bookmarkStart w:id="158" w:name="_GoBack"/>
+      <w:bookmarkEnd w:id="158"/>
       <w:r>
         <w:rPr>
           <w:rFonts w:hint="eastAsia" w:ascii="仿宋_GB2312" w:hAnsi="华文仿宋" w:eastAsia="仿宋_GB2312"/>
@@ -2602,22 +2604,7 @@
           <w:shd w:val="clear" w:color="auto" w:fill="FDFDFE"/>
           <w:lang w:val="en-US" w:eastAsia="zh-CN" w:bidi="ar-SA"/>
         </w:rPr>
-        <w:t xml:space="preserve"> image analysis and local lightweight models are combined to enhance the system's environmental assessment and decision</w:t>
-      </w:r>
-      <w:bookmarkStart w:id="158" w:name="_GoBack"/>
-      <w:bookmarkEnd w:id="158"/>
-      <w:r>
-        <w:rPr>
-          <w:rFonts w:hint="eastAsia" w:ascii="Times New Roman" w:hAnsi="Times New Roman" w:eastAsia="宋体" w:cs="Times New Roman"/>
-          <w:b w:val="0"/>
-          <w:bCs w:val="0"/>
-          <w:kern w:val="2"/>
-          <w:sz w:val="24"/>
-          <w:szCs w:val="24"/>
-          <w:shd w:val="clear" w:color="auto" w:fill="FDFDFE"/>
-          <w:lang w:val="en-US" w:eastAsia="zh-CN" w:bidi="ar-SA"/>
-        </w:rPr>
-        <w:t>making capabilities. The system test results show that this system can effectively perform task such as realtime monitoring of the saffron cultivation environm</w:t>
+        <w:t xml:space="preserve"> image analysis and local lightweight models are combined to enhance the system's environmental assessment and decisionmaking capabilities. The system test results show that this system can effectively perform task such as realtime monitoring of the saffron cultivation environm</w:t>
       </w:r>
       <w:r>
         <w:rPr>
@@ -5472,8 +5459,8 @@
           <w:lang w:val="en-US" w:eastAsia="zh-CN"/>
         </w:rPr>
       </w:pPr>
-      <w:bookmarkStart w:id="7" w:name="_Toc32486"/>
-      <w:bookmarkStart w:id="8" w:name="_Toc7873"/>
+      <w:bookmarkStart w:id="7" w:name="_Toc7873"/>
+      <w:bookmarkStart w:id="8" w:name="_Toc32486"/>
       <w:bookmarkStart w:id="9" w:name="研究目的及意义"/>
       <w:r>
         <w:rPr>
@@ -5784,8 +5771,8 @@
           <w:rFonts w:hint="eastAsia"/>
         </w:rPr>
       </w:pPr>
-      <w:bookmarkStart w:id="13" w:name="_Toc5463"/>
-      <w:bookmarkStart w:id="14" w:name="_Toc10869"/>
+      <w:bookmarkStart w:id="13" w:name="_Toc10869"/>
+      <w:bookmarkStart w:id="14" w:name="_Toc5463"/>
       <w:bookmarkStart w:id="15" w:name="国内研究现状"/>
       <w:r>
         <w:rPr>
@@ -6289,8 +6276,8 @@
           <w:lang w:val="en-US" w:eastAsia="zh-CN"/>
         </w:rPr>
       </w:pPr>
-      <w:bookmarkStart w:id="25" w:name="_Toc16317"/>
-      <w:bookmarkStart w:id="26" w:name="_Toc8262"/>
+      <w:bookmarkStart w:id="25" w:name="_Toc8262"/>
+      <w:bookmarkStart w:id="26" w:name="_Toc16317"/>
       <w:bookmarkStart w:id="27" w:name="物联网与边缘计算相关理论"/>
       <w:r>
         <w:rPr>
@@ -6452,8 +6439,8 @@
           <w:lang w:val="en-US" w:eastAsia="zh-CN"/>
         </w:rPr>
       </w:pPr>
-      <w:bookmarkStart w:id="31" w:name="_Toc18434"/>
-      <w:bookmarkStart w:id="32" w:name="_Toc13314"/>
+      <w:bookmarkStart w:id="31" w:name="_Toc13314"/>
+      <w:bookmarkStart w:id="32" w:name="_Toc18434"/>
       <w:bookmarkStart w:id="33" w:name="flask-与-sqlite-边缘服务技术"/>
       <w:r>
         <w:rPr>
@@ -6925,8 +6912,8 @@
           <w:lang w:val="en-US" w:eastAsia="zh-CN"/>
         </w:rPr>
       </w:pPr>
-      <w:bookmarkStart w:id="49" w:name="_Toc24372"/>
-      <w:bookmarkStart w:id="50" w:name="_Toc32515"/>
+      <w:bookmarkStart w:id="49" w:name="_Toc32515"/>
+      <w:bookmarkStart w:id="50" w:name="_Toc24372"/>
       <w:bookmarkStart w:id="51" w:name="系统需求及可行性分析"/>
       <w:r>
         <w:rPr>
@@ -7236,8 +7223,8 @@
           <w:lang w:val="en-US" w:eastAsia="zh-CN"/>
         </w:rPr>
       </w:pPr>
-      <w:bookmarkStart w:id="55" w:name="_Toc31113"/>
-      <w:bookmarkStart w:id="56" w:name="_Toc2882"/>
+      <w:bookmarkStart w:id="55" w:name="_Toc2882"/>
+      <w:bookmarkStart w:id="56" w:name="_Toc31113"/>
       <w:bookmarkStart w:id="57" w:name="可行性分析"/>
       <w:r>
         <w:rPr>
@@ -7415,8 +7402,8 @@
           <w:lang w:val="en-US" w:eastAsia="zh-CN"/>
         </w:rPr>
       </w:pPr>
-      <w:bookmarkStart w:id="58" w:name="_Toc2839"/>
-      <w:bookmarkStart w:id="59" w:name="_Toc8574"/>
+      <w:bookmarkStart w:id="58" w:name="_Toc8574"/>
+      <w:bookmarkStart w:id="59" w:name="_Toc2839"/>
       <w:bookmarkStart w:id="60" w:name="系统的总体方案设计"/>
       <w:r>
         <w:rPr>
@@ -7783,8 +7770,8 @@
           <w:lang w:val="en-US" w:eastAsia="zh-CN"/>
         </w:rPr>
       </w:pPr>
-      <w:bookmarkStart w:id="61" w:name="_Toc26156"/>
-      <w:bookmarkStart w:id="62" w:name="_Toc20148"/>
+      <w:bookmarkStart w:id="61" w:name="_Toc20148"/>
+      <w:bookmarkStart w:id="62" w:name="_Toc26156"/>
       <w:bookmarkStart w:id="63" w:name="主要功能模块的器件选型"/>
       <w:r>
         <w:rPr>
@@ -10865,8 +10852,8 @@
           <w:lang w:val="en-US" w:eastAsia="zh-CN"/>
         </w:rPr>
       </w:pPr>
-      <w:bookmarkStart w:id="64" w:name="_Toc20964"/>
-      <w:bookmarkStart w:id="65" w:name="_Toc10692"/>
+      <w:bookmarkStart w:id="64" w:name="_Toc10692"/>
+      <w:bookmarkStart w:id="65" w:name="_Toc20964"/>
       <w:bookmarkStart w:id="66" w:name="系统主要元件介绍"/>
       <w:bookmarkStart w:id="67" w:name="系统硬件设计"/>
       <w:r>
@@ -10926,8 +10913,8 @@
           <w:lang w:val="en-US" w:eastAsia="zh-CN"/>
         </w:rPr>
       </w:pPr>
-      <w:bookmarkStart w:id="68" w:name="_Toc21315"/>
-      <w:bookmarkStart w:id="69" w:name="_Toc6446"/>
+      <w:bookmarkStart w:id="68" w:name="_Toc6446"/>
+      <w:bookmarkStart w:id="69" w:name="_Toc21315"/>
       <w:bookmarkStart w:id="70" w:name="主控与边缘计算平台"/>
       <w:r>
         <w:rPr>
@@ -12065,8 +12052,8 @@
           <w:lang w:val="en-US" w:eastAsia="zh-CN"/>
         </w:rPr>
       </w:pPr>
-      <w:bookmarkStart w:id="77" w:name="_Toc7988"/>
-      <w:bookmarkStart w:id="78" w:name="_Toc16673"/>
+      <w:bookmarkStart w:id="77" w:name="_Toc16673"/>
+      <w:bookmarkStart w:id="78" w:name="_Toc7988"/>
       <w:bookmarkStart w:id="79" w:name="执行控制元件"/>
       <w:r>
         <w:rPr>
@@ -12427,8 +12414,8 @@
           <w:rFonts w:hint="eastAsia"/>
         </w:rPr>
       </w:pPr>
-      <w:bookmarkStart w:id="83" w:name="_Toc26007"/>
-      <w:bookmarkStart w:id="84" w:name="_Toc13635"/>
+      <w:bookmarkStart w:id="83" w:name="_Toc13635"/>
+      <w:bookmarkStart w:id="84" w:name="_Toc26007"/>
       <w:r>
         <w:rPr>
           <w:rFonts w:hint="eastAsia"/>
@@ -13204,8 +13191,8 @@
           <w:lang w:val="en-US" w:eastAsia="zh-CN"/>
         </w:rPr>
       </w:pPr>
-      <w:bookmarkStart w:id="97" w:name="_Toc28325"/>
-      <w:bookmarkStart w:id="98" w:name="_Toc10528"/>
+      <w:bookmarkStart w:id="97" w:name="_Toc10528"/>
+      <w:bookmarkStart w:id="98" w:name="_Toc28325"/>
       <w:bookmarkStart w:id="99" w:name="显示与手势交互模块设计"/>
       <w:r>
         <w:rPr>
@@ -13842,8 +13829,8 @@
           <w:lang w:val="en-US" w:eastAsia="zh-CN"/>
         </w:rPr>
       </w:pPr>
-      <w:bookmarkStart w:id="112" w:name="_Toc26777"/>
-      <w:bookmarkStart w:id="113" w:name="_Toc11650"/>
+      <w:bookmarkStart w:id="112" w:name="_Toc11650"/>
+      <w:bookmarkStart w:id="113" w:name="_Toc26777"/>
       <w:bookmarkStart w:id="114" w:name="设备端程序设计"/>
       <w:r>
         <w:rPr>
@@ -18409,8 +18396,8 @@
           <w:lang w:val="en-US" w:eastAsia="zh-CN"/>
         </w:rPr>
       </w:pPr>
-      <w:bookmarkStart w:id="127" w:name="_Toc2926"/>
-      <w:bookmarkStart w:id="128" w:name="_Toc10248"/>
+      <w:bookmarkStart w:id="127" w:name="_Toc10248"/>
+      <w:bookmarkStart w:id="128" w:name="_Toc2926"/>
       <w:bookmarkStart w:id="129" w:name="系统功能及性能测试"/>
       <w:r>
         <w:rPr>
@@ -18469,8 +18456,8 @@
           <w:lang w:val="en-US" w:eastAsia="zh-CN"/>
         </w:rPr>
       </w:pPr>
-      <w:bookmarkStart w:id="130" w:name="_Toc31496"/>
-      <w:bookmarkStart w:id="131" w:name="_Toc4170"/>
+      <w:bookmarkStart w:id="130" w:name="_Toc4170"/>
+      <w:bookmarkStart w:id="131" w:name="_Toc31496"/>
       <w:bookmarkStart w:id="132" w:name="传感器采集测试"/>
       <w:r>
         <w:rPr>
@@ -20748,8 +20735,8 @@
           <w:lang w:val="en-US" w:eastAsia="zh-CN"/>
         </w:rPr>
       </w:pPr>
-      <w:bookmarkStart w:id="136" w:name="_Toc19336"/>
-      <w:bookmarkStart w:id="137" w:name="_Toc4414"/>
+      <w:bookmarkStart w:id="136" w:name="_Toc4414"/>
+      <w:bookmarkStart w:id="137" w:name="_Toc19336"/>
       <w:bookmarkStart w:id="138" w:name="平台服务与扩展功能测试"/>
       <w:r>
         <w:rPr>
@@ -22987,8 +22974,8 @@
           <w:lang w:val="en-US" w:eastAsia="zh-CN"/>
         </w:rPr>
       </w:pPr>
-      <w:bookmarkStart w:id="148" w:name="_Toc13544"/>
-      <w:bookmarkStart w:id="149" w:name="_Toc12949"/>
+      <w:bookmarkStart w:id="148" w:name="_Toc12949"/>
+      <w:bookmarkStart w:id="149" w:name="_Toc13544"/>
       <w:bookmarkStart w:id="150" w:name="展望"/>
       <w:r>
         <w:rPr>
@@ -24518,8 +24505,8 @@
           <w:szCs w:val="44"/>
         </w:rPr>
       </w:pPr>
-      <w:bookmarkStart w:id="156" w:name="_Toc25375"/>
-      <w:bookmarkStart w:id="157" w:name="_Toc1014"/>
+      <w:bookmarkStart w:id="156" w:name="_Toc1014"/>
+      <w:bookmarkStart w:id="157" w:name="_Toc25375"/>
       <w:r>
         <w:rPr>
           <w:rFonts w:hint="eastAsia"/>

--- a/毕业论文-基于边缘计算的藏红花全生长周期智能培育系统设计与实现-杨坤.docx
+++ b/毕业论文-基于边缘计算的藏红花全生长周期智能培育系统设计与实现-杨坤.docx
@@ -1389,17 +1389,7 @@
           <w:sz w:val="28"/>
           <w:szCs w:val="28"/>
         </w:rPr>
-        <w:t>本人郑重声明:所呈交的毕业论文</w:t>
-      </w:r>
-      <w:bookmarkStart w:id="158" w:name="_GoBack"/>
-      <w:bookmarkEnd w:id="158"/>
-      <w:r>
-        <w:rPr>
-          <w:rFonts w:hint="eastAsia"/>
-          <w:sz w:val="28"/>
-          <w:szCs w:val="28"/>
-        </w:rPr>
-        <w:t>（设计）是本人在导师的指导下取得的成果。除文中已经注明引用的内容外，本论文不包含任何其他个人或集体已经发表或撰写过的作品成果。对本文的研究做出重要贡献的个人和集体，均已在文中以明确方式标明。因本毕业论文（设计）引起的法律结果完全由本人承担。</w:t>
+        <w:t>本人郑重声明:所呈交的毕业论文（设计）是本人在导师的指导下取得的成果。除文中已经注明引用的内容外，本论文不包含任何其他个人或集体已经发表或撰写过的作品成果。对本文的研究做出重要贡献的个人和集体，均已在文中以明确方式标明。因本毕业论文（设计）引起的法律结果完全由本人承担。</w:t>
       </w:r>
     </w:p>
     <w:p>
@@ -4418,7 +4408,7 @@
         <w:rPr>
           <w:rFonts w:hint="eastAsia"/>
         </w:rPr>
-        <w:t xml:space="preserve">(1). </w:t>
+        <w:t xml:space="preserve">(1) </w:t>
       </w:r>
       <w:r>
         <w:rPr>
@@ -4531,8 +4521,8 @@
       <w:pPr>
         <w:pStyle w:val="5"/>
       </w:pPr>
-      <w:bookmarkStart w:id="13" w:name="_Toc10869"/>
-      <w:bookmarkStart w:id="14" w:name="_Toc5463"/>
+      <w:bookmarkStart w:id="13" w:name="_Toc5463"/>
+      <w:bookmarkStart w:id="14" w:name="_Toc10869"/>
       <w:bookmarkStart w:id="15" w:name="国内研究现状"/>
       <w:r>
         <w:rPr>
@@ -4645,13 +4635,34 @@
         <w:pStyle w:val="42"/>
         <w:numPr>
           <w:ilvl w:val="0"/>
-          <w:numId w:val="2"/>
+          <w:numId w:val="0"/>
         </w:numPr>
         <w:spacing w:line="360" w:lineRule="auto"/>
-        <w:rPr>
-          <w:lang w:val="zh-CN"/>
-        </w:rPr>
-      </w:pPr>
+        <w:ind w:firstLine="560" w:firstLineChars="200"/>
+        <w:rPr>
+          <w:lang w:val="zh-CN"/>
+        </w:rPr>
+      </w:pPr>
+      <w:r>
+        <w:rPr>
+          <w:rFonts w:ascii="Times New Roman" w:hAnsi="Times New Roman" w:eastAsia="宋体" w:cs="Times New Roman"/>
+          <w:kern w:val="2"/>
+          <w:sz w:val="28"/>
+          <w:szCs w:val="24"/>
+          <w:lang w:val="zh-CN" w:eastAsia="zh-CN" w:bidi="ar-SA"/>
+        </w:rPr>
+        <w:t>(1)</w:t>
+      </w:r>
+      <w:r>
+        <w:rPr>
+          <w:rFonts w:hint="eastAsia" w:cs="Times New Roman"/>
+          <w:kern w:val="2"/>
+          <w:sz w:val="28"/>
+          <w:szCs w:val="24"/>
+          <w:lang w:val="en-US" w:eastAsia="zh-CN" w:bidi="ar-SA"/>
+        </w:rPr>
+        <w:t xml:space="preserve"> </w:t>
+      </w:r>
       <w:r>
         <w:rPr>
           <w:rFonts w:hint="eastAsia"/>
@@ -4665,13 +4676,34 @@
         <w:pStyle w:val="42"/>
         <w:numPr>
           <w:ilvl w:val="0"/>
-          <w:numId w:val="2"/>
+          <w:numId w:val="0"/>
         </w:numPr>
         <w:spacing w:line="360" w:lineRule="auto"/>
-        <w:rPr>
-          <w:lang w:val="zh-CN"/>
-        </w:rPr>
-      </w:pPr>
+        <w:ind w:firstLine="560" w:firstLineChars="200"/>
+        <w:rPr>
+          <w:lang w:val="zh-CN"/>
+        </w:rPr>
+      </w:pPr>
+      <w:r>
+        <w:rPr>
+          <w:rFonts w:ascii="Times New Roman" w:hAnsi="Times New Roman" w:eastAsia="宋体" w:cs="Times New Roman"/>
+          <w:kern w:val="2"/>
+          <w:sz w:val="28"/>
+          <w:szCs w:val="24"/>
+          <w:lang w:val="zh-CN" w:eastAsia="zh-CN" w:bidi="ar-SA"/>
+        </w:rPr>
+        <w:t>(2)</w:t>
+      </w:r>
+      <w:r>
+        <w:rPr>
+          <w:rFonts w:hint="eastAsia" w:cs="Times New Roman"/>
+          <w:kern w:val="2"/>
+          <w:sz w:val="28"/>
+          <w:szCs w:val="24"/>
+          <w:lang w:val="en-US" w:eastAsia="zh-CN" w:bidi="ar-SA"/>
+        </w:rPr>
+        <w:t xml:space="preserve"> </w:t>
+      </w:r>
       <w:r>
         <w:rPr>
           <w:rFonts w:hint="eastAsia"/>
@@ -4699,13 +4731,34 @@
         <w:pStyle w:val="42"/>
         <w:numPr>
           <w:ilvl w:val="0"/>
-          <w:numId w:val="2"/>
+          <w:numId w:val="0"/>
         </w:numPr>
         <w:spacing w:line="360" w:lineRule="auto"/>
-        <w:rPr>
-          <w:lang w:val="zh-CN"/>
-        </w:rPr>
-      </w:pPr>
+        <w:ind w:firstLine="560" w:firstLineChars="200"/>
+        <w:rPr>
+          <w:lang w:val="zh-CN"/>
+        </w:rPr>
+      </w:pPr>
+      <w:r>
+        <w:rPr>
+          <w:rFonts w:ascii="Times New Roman" w:hAnsi="Times New Roman" w:eastAsia="宋体" w:cs="Times New Roman"/>
+          <w:kern w:val="2"/>
+          <w:sz w:val="28"/>
+          <w:szCs w:val="24"/>
+          <w:lang w:val="zh-CN" w:eastAsia="zh-CN" w:bidi="ar-SA"/>
+        </w:rPr>
+        <w:t>(3)</w:t>
+      </w:r>
+      <w:r>
+        <w:rPr>
+          <w:rFonts w:hint="eastAsia" w:cs="Times New Roman"/>
+          <w:kern w:val="2"/>
+          <w:sz w:val="28"/>
+          <w:szCs w:val="24"/>
+          <w:lang w:val="en-US" w:eastAsia="zh-CN" w:bidi="ar-SA"/>
+        </w:rPr>
+        <w:t xml:space="preserve"> </w:t>
+      </w:r>
       <w:r>
         <w:rPr>
           <w:rFonts w:hint="eastAsia"/>
@@ -4719,13 +4772,34 @@
         <w:pStyle w:val="42"/>
         <w:numPr>
           <w:ilvl w:val="0"/>
-          <w:numId w:val="2"/>
+          <w:numId w:val="0"/>
         </w:numPr>
         <w:spacing w:line="360" w:lineRule="auto"/>
-        <w:rPr>
-          <w:lang w:val="zh-CN"/>
-        </w:rPr>
-      </w:pPr>
+        <w:ind w:firstLine="560" w:firstLineChars="200"/>
+        <w:rPr>
+          <w:lang w:val="zh-CN"/>
+        </w:rPr>
+      </w:pPr>
+      <w:r>
+        <w:rPr>
+          <w:rFonts w:ascii="Times New Roman" w:hAnsi="Times New Roman" w:eastAsia="宋体" w:cs="Times New Roman"/>
+          <w:kern w:val="2"/>
+          <w:sz w:val="28"/>
+          <w:szCs w:val="24"/>
+          <w:lang w:val="zh-CN" w:eastAsia="zh-CN" w:bidi="ar-SA"/>
+        </w:rPr>
+        <w:t>(4)</w:t>
+      </w:r>
+      <w:r>
+        <w:rPr>
+          <w:rFonts w:hint="eastAsia" w:cs="Times New Roman"/>
+          <w:kern w:val="2"/>
+          <w:sz w:val="28"/>
+          <w:szCs w:val="24"/>
+          <w:lang w:val="en-US" w:eastAsia="zh-CN" w:bidi="ar-SA"/>
+        </w:rPr>
+        <w:t xml:space="preserve"> </w:t>
+      </w:r>
       <w:r>
         <w:rPr>
           <w:rFonts w:hint="eastAsia"/>
@@ -4739,13 +4813,34 @@
         <w:pStyle w:val="42"/>
         <w:numPr>
           <w:ilvl w:val="0"/>
-          <w:numId w:val="2"/>
+          <w:numId w:val="0"/>
         </w:numPr>
         <w:spacing w:line="360" w:lineRule="auto"/>
-        <w:rPr>
-          <w:lang w:val="zh-CN"/>
-        </w:rPr>
-      </w:pPr>
+        <w:ind w:firstLine="560" w:firstLineChars="200"/>
+        <w:rPr>
+          <w:lang w:val="zh-CN"/>
+        </w:rPr>
+      </w:pPr>
+      <w:r>
+        <w:rPr>
+          <w:rFonts w:ascii="Times New Roman" w:hAnsi="Times New Roman" w:eastAsia="宋体" w:cs="Times New Roman"/>
+          <w:kern w:val="2"/>
+          <w:sz w:val="28"/>
+          <w:szCs w:val="24"/>
+          <w:lang w:val="zh-CN" w:eastAsia="zh-CN" w:bidi="ar-SA"/>
+        </w:rPr>
+        <w:t>(5)</w:t>
+      </w:r>
+      <w:r>
+        <w:rPr>
+          <w:rFonts w:hint="eastAsia" w:cs="Times New Roman"/>
+          <w:kern w:val="2"/>
+          <w:sz w:val="28"/>
+          <w:szCs w:val="24"/>
+          <w:lang w:val="en-US" w:eastAsia="zh-CN" w:bidi="ar-SA"/>
+        </w:rPr>
+        <w:t xml:space="preserve"> </w:t>
+      </w:r>
       <w:r>
         <w:rPr>
           <w:rFonts w:hint="eastAsia"/>
@@ -4759,13 +4854,34 @@
         <w:pStyle w:val="42"/>
         <w:numPr>
           <w:ilvl w:val="0"/>
-          <w:numId w:val="2"/>
+          <w:numId w:val="0"/>
         </w:numPr>
         <w:spacing w:line="360" w:lineRule="auto"/>
-        <w:rPr>
-          <w:lang w:val="zh-CN"/>
-        </w:rPr>
-      </w:pPr>
+        <w:ind w:firstLine="560" w:firstLineChars="200"/>
+        <w:rPr>
+          <w:lang w:val="zh-CN"/>
+        </w:rPr>
+      </w:pPr>
+      <w:r>
+        <w:rPr>
+          <w:rFonts w:ascii="Times New Roman" w:hAnsi="Times New Roman" w:eastAsia="宋体" w:cs="Times New Roman"/>
+          <w:kern w:val="2"/>
+          <w:sz w:val="28"/>
+          <w:szCs w:val="24"/>
+          <w:lang w:val="zh-CN" w:eastAsia="zh-CN" w:bidi="ar-SA"/>
+        </w:rPr>
+        <w:t>(6)</w:t>
+      </w:r>
+      <w:r>
+        <w:rPr>
+          <w:rFonts w:hint="eastAsia" w:cs="Times New Roman"/>
+          <w:kern w:val="2"/>
+          <w:sz w:val="28"/>
+          <w:szCs w:val="24"/>
+          <w:lang w:val="en-US" w:eastAsia="zh-CN" w:bidi="ar-SA"/>
+        </w:rPr>
+        <w:t xml:space="preserve"> </w:t>
+      </w:r>
       <w:r>
         <w:rPr>
           <w:rFonts w:hint="eastAsia"/>
@@ -4780,8 +4896,8 @@
       <w:pPr>
         <w:pStyle w:val="2"/>
       </w:pPr>
-      <w:bookmarkStart w:id="22" w:name="_Toc31992"/>
-      <w:bookmarkStart w:id="23" w:name="_Toc4330"/>
+      <w:bookmarkStart w:id="22" w:name="_Toc4330"/>
+      <w:bookmarkStart w:id="23" w:name="_Toc31992"/>
       <w:bookmarkStart w:id="24" w:name="相关理论与技术基础"/>
       <w:r>
         <w:rPr>
@@ -5041,8 +5157,8 @@
       <w:pPr>
         <w:pStyle w:val="5"/>
       </w:pPr>
-      <w:bookmarkStart w:id="40" w:name="_Toc18390"/>
-      <w:bookmarkStart w:id="41" w:name="_Toc21825"/>
+      <w:bookmarkStart w:id="40" w:name="_Toc21825"/>
+      <w:bookmarkStart w:id="41" w:name="_Toc18390"/>
       <w:bookmarkStart w:id="42" w:name="基于-opencv-的图像颜色分析技术"/>
       <w:r>
         <w:rPr>
@@ -5148,8 +5264,8 @@
       <w:pPr>
         <w:pStyle w:val="2"/>
       </w:pPr>
-      <w:bookmarkStart w:id="46" w:name="_Toc7405"/>
-      <w:bookmarkStart w:id="47" w:name="_Toc29013"/>
+      <w:bookmarkStart w:id="46" w:name="_Toc29013"/>
+      <w:bookmarkStart w:id="47" w:name="_Toc7405"/>
       <w:bookmarkStart w:id="48" w:name="系统总体方案设计"/>
       <w:r>
         <w:rPr>
@@ -5180,8 +5296,8 @@
       <w:pPr>
         <w:pStyle w:val="5"/>
       </w:pPr>
-      <w:bookmarkStart w:id="52" w:name="_Toc21184"/>
-      <w:bookmarkStart w:id="53" w:name="_Toc19521"/>
+      <w:bookmarkStart w:id="52" w:name="_Toc19521"/>
+      <w:bookmarkStart w:id="53" w:name="_Toc21184"/>
       <w:bookmarkStart w:id="54" w:name="需求分析"/>
       <w:r>
         <w:rPr>
@@ -5219,9 +5335,16 @@
       <w:r>
         <w:rPr>
           <w:rFonts w:hint="eastAsia"/>
-          <w:lang w:val="zh-CN"/>
-        </w:rPr>
-        <w:t>（1）环境感知的第一要务就是不断地获得培育室内空气温湿度、光强和土壤含水量等主要参数。这些监测数据不能只在硬件端的屏幕上直接展示出来，还要能够实现用户通过网络远程获取、查看的目的。</w:t>
+          <w:lang w:val="en-US" w:eastAsia="zh-CN"/>
+        </w:rPr>
+        <w:t xml:space="preserve">(1) </w:t>
+      </w:r>
+      <w:r>
+        <w:rPr>
+          <w:rFonts w:hint="eastAsia"/>
+          <w:lang w:val="zh-CN"/>
+        </w:rPr>
+        <w:t>环境感知的第一要务就是不断地获得培育室内空气温湿度、光强和土壤含水量等主要参数。这些监测数据不能只在硬件端的屏幕上直接展示出来，还要能够实现用户通过网络远程获取、查看的目的。</w:t>
       </w:r>
     </w:p>
     <w:p>
@@ -5235,9 +5358,16 @@
       <w:r>
         <w:rPr>
           <w:rFonts w:hint="eastAsia"/>
-          <w:lang w:val="zh-CN"/>
-        </w:rPr>
-        <w:t>（2）除了允许用户手动去开关水泵、补光灯和指示灯之外，更重要的是应该可以实现自动灌溉。即系统检测到土壤湿度低于设定阈值的时候就会自动开启水泵浇灌。</w:t>
+          <w:lang w:val="en-US" w:eastAsia="zh-CN"/>
+        </w:rPr>
+        <w:t xml:space="preserve">(2) </w:t>
+      </w:r>
+      <w:r>
+        <w:rPr>
+          <w:rFonts w:hint="eastAsia"/>
+          <w:lang w:val="zh-CN"/>
+        </w:rPr>
+        <w:t>除了允许用户手动去开关水泵、补光灯和指示灯之外，更重要的是应该可以实现自动灌溉。即系统检测到土壤湿度低于设定阈值的时候就会自动开启水泵浇灌。</w:t>
       </w:r>
     </w:p>
     <w:p>
@@ -5251,9 +5381,16 @@
       <w:r>
         <w:rPr>
           <w:rFonts w:hint="eastAsia"/>
-          <w:lang w:val="zh-CN"/>
-        </w:rPr>
-        <w:t>（3）在数据存储和管理上，采集到的信息不能过时。系统要有持久化能力，把长期的传感历史记录、设备每次开关的日志、设置好的灌溉策略等都存入数据库中，并可以以文件的形式导出备份。</w:t>
+          <w:lang w:val="en-US" w:eastAsia="zh-CN"/>
+        </w:rPr>
+        <w:t xml:space="preserve">(3) </w:t>
+      </w:r>
+      <w:r>
+        <w:rPr>
+          <w:rFonts w:hint="eastAsia"/>
+          <w:lang w:val="zh-CN"/>
+        </w:rPr>
+        <w:t>在数据存储和管理上，采集到的信息不能过时。系统要有持久化能力，把长期的传感历史记录、设备每次开关的日志、设置好的灌溉策略等都存入数据库中，并可以以文件的形式导出备份。</w:t>
       </w:r>
     </w:p>
     <w:p>
@@ -5267,9 +5404,16 @@
       <w:r>
         <w:rPr>
           <w:rFonts w:hint="eastAsia"/>
-          <w:lang w:val="zh-CN"/>
-        </w:rPr>
-        <w:t>（4）在平台交互体验上，需要搭建一个可视化的 Web 服务端。管理员登录到该网页之后，不但可以查看到实时刷新的动态监控大屏以及历史折线图，还可以对后台参数进行修改，并且可以对不同的用户进行权限划分。</w:t>
+          <w:lang w:val="en-US" w:eastAsia="zh-CN"/>
+        </w:rPr>
+        <w:t xml:space="preserve">(4) </w:t>
+      </w:r>
+      <w:r>
+        <w:rPr>
+          <w:rFonts w:hint="eastAsia"/>
+          <w:lang w:val="zh-CN"/>
+        </w:rPr>
+        <w:t>在平台交互体验上，需要搭建一个可视化的 Web 服务端。管理员登录到该网页之后，不但可以查看到实时刷新的动态监控大屏以及历史折线图，还可以对后台参数进行修改，并且可以对不同的用户进行权限划分。</w:t>
       </w:r>
     </w:p>
     <w:p>
@@ -5283,9 +5427,16 @@
       <w:r>
         <w:rPr>
           <w:rFonts w:hint="eastAsia"/>
-          <w:lang w:val="zh-CN"/>
-        </w:rPr>
-        <w:t>（5）把边缘计算概念落到实处、打通云端同步链路、巧妙地将OpenCV图像特征提取和本地大模型问答功能融合在一起。</w:t>
+          <w:lang w:val="en-US" w:eastAsia="zh-CN"/>
+        </w:rPr>
+        <w:t xml:space="preserve">(5) </w:t>
+      </w:r>
+      <w:r>
+        <w:rPr>
+          <w:rFonts w:hint="eastAsia"/>
+          <w:lang w:val="zh-CN"/>
+        </w:rPr>
+        <w:t>把边缘计算概念落到实处、打通云端同步链路、巧妙地将OpenCV图像特征提取和本地大模型问答功能融合在一起。</w:t>
       </w:r>
     </w:p>
     <w:p>
@@ -5299,9 +5450,16 @@
       <w:r>
         <w:rPr>
           <w:rFonts w:hint="eastAsia"/>
-          <w:lang w:val="zh-CN"/>
-        </w:rPr>
-        <w:t>（6）从工程落地、实现角度出发，为了保证实物制作、答辩演示顺利进行，硬件接线要尽量简洁可靠，不能出现接触不良的情况，软件代码也要保证清晰的分层结构。整体设计出来的系统要好测试、好演示，并且便于日后加装新的传感器或者模块。</w:t>
+          <w:lang w:val="en-US" w:eastAsia="zh-CN"/>
+        </w:rPr>
+        <w:t xml:space="preserve">(6) </w:t>
+      </w:r>
+      <w:r>
+        <w:rPr>
+          <w:rFonts w:hint="eastAsia"/>
+          <w:lang w:val="zh-CN"/>
+        </w:rPr>
+        <w:t>从工程落地、实现角度出发，为了保证实物制作、答辩演示顺利进行，硬件接线要尽量简洁可靠，不能出现接触不良的情况，软件代码也要保证清晰的分层结构。整体设计出来的系统要好测试、好演示，并且便于日后加装新的传感器或者模块。</w:t>
       </w:r>
     </w:p>
     <w:bookmarkEnd w:id="54"/>
@@ -5611,8 +5769,8 @@
       <w:pPr>
         <w:pStyle w:val="4"/>
       </w:pPr>
-      <w:bookmarkStart w:id="61" w:name="_Toc26156"/>
-      <w:bookmarkStart w:id="62" w:name="_Toc20148"/>
+      <w:bookmarkStart w:id="61" w:name="_Toc20148"/>
+      <w:bookmarkStart w:id="62" w:name="_Toc26156"/>
       <w:bookmarkStart w:id="63" w:name="主要功能模块的器件选型"/>
       <w:r>
         <w:rPr>
@@ -8507,8 +8665,8 @@
       <w:pPr>
         <w:pStyle w:val="5"/>
       </w:pPr>
-      <w:bookmarkStart w:id="68" w:name="_Toc21315"/>
-      <w:bookmarkStart w:id="69" w:name="_Toc6446"/>
+      <w:bookmarkStart w:id="68" w:name="_Toc6446"/>
+      <w:bookmarkStart w:id="69" w:name="_Toc21315"/>
       <w:bookmarkStart w:id="70" w:name="主控与边缘计算平台"/>
       <w:r>
         <w:rPr>
@@ -9304,8 +9462,8 @@
       <w:pPr>
         <w:pStyle w:val="5"/>
       </w:pPr>
-      <w:bookmarkStart w:id="77" w:name="_Toc7988"/>
-      <w:bookmarkStart w:id="78" w:name="_Toc16673"/>
+      <w:bookmarkStart w:id="77" w:name="_Toc16673"/>
+      <w:bookmarkStart w:id="78" w:name="_Toc7988"/>
       <w:bookmarkStart w:id="79" w:name="执行控制元件"/>
       <w:r>
         <w:rPr>
@@ -9516,8 +9674,8 @@
       <w:pPr>
         <w:pStyle w:val="2"/>
       </w:pPr>
-      <w:bookmarkStart w:id="83" w:name="_Toc26007"/>
-      <w:bookmarkStart w:id="84" w:name="_Toc13635"/>
+      <w:bookmarkStart w:id="83" w:name="_Toc13635"/>
+      <w:bookmarkStart w:id="84" w:name="_Toc26007"/>
       <w:r>
         <w:rPr>
           <w:rFonts w:hint="eastAsia"/>
@@ -9531,8 +9689,8 @@
       <w:pPr>
         <w:pStyle w:val="4"/>
       </w:pPr>
-      <w:bookmarkStart w:id="85" w:name="_Toc7031"/>
-      <w:bookmarkStart w:id="86" w:name="_Toc20897"/>
+      <w:bookmarkStart w:id="85" w:name="_Toc20897"/>
+      <w:bookmarkStart w:id="86" w:name="_Toc7031"/>
       <w:bookmarkStart w:id="87" w:name="系统整体硬件工作原理"/>
       <w:r>
         <w:rPr>
@@ -9596,7 +9754,7 @@
         <w:pStyle w:val="42"/>
         <w:numPr>
           <w:ilvl w:val="0"/>
-          <w:numId w:val="3"/>
+          <w:numId w:val="2"/>
         </w:numPr>
         <w:spacing w:line="360" w:lineRule="auto"/>
         <w:rPr>
@@ -9616,7 +9774,7 @@
         <w:pStyle w:val="42"/>
         <w:numPr>
           <w:ilvl w:val="0"/>
-          <w:numId w:val="3"/>
+          <w:numId w:val="2"/>
         </w:numPr>
         <w:spacing w:line="360" w:lineRule="auto"/>
         <w:rPr>
@@ -9636,7 +9794,7 @@
         <w:pStyle w:val="42"/>
         <w:numPr>
           <w:ilvl w:val="0"/>
-          <w:numId w:val="3"/>
+          <w:numId w:val="2"/>
         </w:numPr>
         <w:spacing w:line="360" w:lineRule="auto"/>
         <w:rPr>
@@ -9656,7 +9814,7 @@
         <w:pStyle w:val="42"/>
         <w:numPr>
           <w:ilvl w:val="0"/>
-          <w:numId w:val="3"/>
+          <w:numId w:val="2"/>
         </w:numPr>
         <w:spacing w:line="360" w:lineRule="auto"/>
         <w:rPr>
@@ -9676,7 +9834,7 @@
         <w:pStyle w:val="42"/>
         <w:numPr>
           <w:ilvl w:val="0"/>
-          <w:numId w:val="3"/>
+          <w:numId w:val="2"/>
         </w:numPr>
         <w:spacing w:line="360" w:lineRule="auto"/>
         <w:rPr>
@@ -9696,7 +9854,7 @@
         <w:pStyle w:val="42"/>
         <w:numPr>
           <w:ilvl w:val="0"/>
-          <w:numId w:val="3"/>
+          <w:numId w:val="2"/>
         </w:numPr>
         <w:spacing w:line="360" w:lineRule="auto"/>
         <w:rPr>
@@ -9716,7 +9874,7 @@
         <w:pStyle w:val="42"/>
         <w:numPr>
           <w:ilvl w:val="0"/>
-          <w:numId w:val="3"/>
+          <w:numId w:val="2"/>
         </w:numPr>
         <w:spacing w:line="360" w:lineRule="auto"/>
         <w:rPr>
@@ -9817,8 +9975,8 @@
       <w:pPr>
         <w:pStyle w:val="5"/>
       </w:pPr>
-      <w:bookmarkStart w:id="91" w:name="_Toc31433"/>
-      <w:bookmarkStart w:id="92" w:name="_Toc30523"/>
+      <w:bookmarkStart w:id="91" w:name="_Toc30523"/>
+      <w:bookmarkStart w:id="92" w:name="_Toc31433"/>
       <w:bookmarkStart w:id="93" w:name="传感采集模块设计"/>
       <w:r>
         <w:rPr>
@@ -10014,8 +10172,8 @@
       <w:pPr>
         <w:pStyle w:val="4"/>
       </w:pPr>
-      <w:bookmarkStart w:id="103" w:name="_Toc8578"/>
-      <w:bookmarkStart w:id="104" w:name="_Toc27133"/>
+      <w:bookmarkStart w:id="103" w:name="_Toc27133"/>
+      <w:bookmarkStart w:id="104" w:name="_Toc8578"/>
       <w:bookmarkStart w:id="105" w:name="系统-pcb-设计"/>
       <w:r>
         <w:rPr>
@@ -10221,8 +10379,8 @@
       <w:pPr>
         <w:pStyle w:val="4"/>
       </w:pPr>
-      <w:bookmarkStart w:id="109" w:name="_Toc30878"/>
-      <w:bookmarkStart w:id="110" w:name="_Toc30504"/>
+      <w:bookmarkStart w:id="109" w:name="_Toc30504"/>
+      <w:bookmarkStart w:id="110" w:name="_Toc30878"/>
       <w:bookmarkStart w:id="111" w:name="系统软件整体设计"/>
       <w:r>
         <w:rPr>
@@ -13457,8 +13615,8 @@
       <w:pPr>
         <w:pStyle w:val="4"/>
       </w:pPr>
-      <w:bookmarkStart w:id="118" w:name="_Toc4208"/>
-      <w:bookmarkStart w:id="119" w:name="_Toc26224"/>
+      <w:bookmarkStart w:id="118" w:name="_Toc26224"/>
+      <w:bookmarkStart w:id="119" w:name="_Toc4208"/>
       <w:bookmarkStart w:id="120" w:name="图像分析与边缘智能模块设计"/>
       <w:r>
         <w:rPr>
@@ -13710,8 +13868,8 @@
       <w:pPr>
         <w:pStyle w:val="4"/>
       </w:pPr>
-      <w:bookmarkStart w:id="124" w:name="_Toc22632"/>
-      <w:bookmarkStart w:id="125" w:name="_Toc31562"/>
+      <w:bookmarkStart w:id="124" w:name="_Toc31562"/>
+      <w:bookmarkStart w:id="125" w:name="_Toc22632"/>
       <w:bookmarkStart w:id="126" w:name="系统组装与基础测试"/>
       <w:r>
         <w:rPr>
@@ -13824,8 +13982,8 @@
       <w:pPr>
         <w:pStyle w:val="4"/>
       </w:pPr>
-      <w:bookmarkStart w:id="127" w:name="_Toc10248"/>
-      <w:bookmarkStart w:id="128" w:name="_Toc2926"/>
+      <w:bookmarkStart w:id="127" w:name="_Toc2926"/>
+      <w:bookmarkStart w:id="128" w:name="_Toc10248"/>
       <w:bookmarkStart w:id="129" w:name="系统功能及性能测试"/>
       <w:r>
         <w:rPr>
@@ -14751,8 +14909,8 @@
       <w:pPr>
         <w:pStyle w:val="5"/>
       </w:pPr>
-      <w:bookmarkStart w:id="133" w:name="_Toc2917"/>
-      <w:bookmarkStart w:id="134" w:name="_Toc23043"/>
+      <w:bookmarkStart w:id="133" w:name="_Toc23043"/>
+      <w:bookmarkStart w:id="134" w:name="_Toc2917"/>
       <w:bookmarkStart w:id="135" w:name="控制执行与自动灌溉测试"/>
       <w:r>
         <w:rPr>
@@ -15423,6 +15581,14 @@
         </w:tc>
       </w:tr>
       <w:tr>
+        <w:tblPrEx>
+          <w:tblCellMar>
+            <w:top w:w="0" w:type="dxa"/>
+            <w:left w:w="108" w:type="dxa"/>
+            <w:bottom w:w="0" w:type="dxa"/>
+            <w:right w:w="108" w:type="dxa"/>
+          </w:tblCellMar>
+        </w:tblPrEx>
         <w:trPr>
           <w:jc w:val="center"/>
         </w:trPr>
@@ -15879,8 +16045,8 @@
       <w:pPr>
         <w:pStyle w:val="5"/>
       </w:pPr>
-      <w:bookmarkStart w:id="136" w:name="_Toc4414"/>
-      <w:bookmarkStart w:id="137" w:name="_Toc19336"/>
+      <w:bookmarkStart w:id="136" w:name="_Toc19336"/>
+      <w:bookmarkStart w:id="137" w:name="_Toc4414"/>
       <w:bookmarkStart w:id="138" w:name="平台服务与扩展功能测试"/>
       <w:r>
         <w:rPr>
@@ -18041,7 +18207,22 @@
           <w:rFonts w:cs="宋体"/>
           <w:szCs w:val="28"/>
         </w:rPr>
-        <w:t>周德锋.基于物联网的智慧农业温室大棚环境智能调节管理系统设计[J].办公自动化,2023,28(10):58-60.</w:t>
+        <w:t>周德锋.基于物联网的智慧农业温室大棚环境智能调节管理系统设计[J].</w:t>
+      </w:r>
+      <w:r>
+        <w:rPr>
+          <w:rFonts w:hint="eastAsia" w:cs="宋体"/>
+          <w:szCs w:val="28"/>
+          <w:lang w:val="en-US" w:eastAsia="zh-CN"/>
+        </w:rPr>
+        <w:t xml:space="preserve"> </w:t>
+      </w:r>
+      <w:r>
+        <w:rPr>
+          <w:rFonts w:cs="宋体"/>
+          <w:szCs w:val="28"/>
+        </w:rPr>
+        <w:t>办公自动化,2023,28(10):58-60.</w:t>
       </w:r>
     </w:p>
     <w:p>
@@ -18119,7 +18300,22 @@
           <w:rFonts w:cs="宋体"/>
           <w:szCs w:val="28"/>
         </w:rPr>
-        <w:t>]黄成龙,柯宇曦,华向东,等.边缘计算在智慧农业中的应用现状与展望[J].农业工程学报,2022,38(16):224-234.</w:t>
+        <w:t>]</w:t>
+      </w:r>
+      <w:r>
+        <w:rPr>
+          <w:rFonts w:hint="eastAsia" w:cs="宋体"/>
+          <w:szCs w:val="28"/>
+          <w:lang w:val="en-US" w:eastAsia="zh-CN"/>
+        </w:rPr>
+        <w:t xml:space="preserve"> </w:t>
+      </w:r>
+      <w:r>
+        <w:rPr>
+          <w:rFonts w:cs="宋体"/>
+          <w:szCs w:val="28"/>
+        </w:rPr>
+        <w:t>黄成龙,柯宇曦,华向东,等.边缘计算在智慧农业中的应用现状与展望[J].农业工程学报,2022,38(16):224-234.</w:t>
       </w:r>
     </w:p>
     <w:p>
@@ -18151,7 +18347,22 @@
           <w:rFonts w:cs="宋体"/>
           <w:szCs w:val="28"/>
         </w:rPr>
-        <w:t>]吴小凤,王天淼,朱文秀.基于Flask框架的监控平台可视化设计研究[J].工业控制计算机,2024,37(03):90-91.</w:t>
+        <w:t>]</w:t>
+      </w:r>
+      <w:r>
+        <w:rPr>
+          <w:rFonts w:hint="eastAsia" w:cs="宋体"/>
+          <w:szCs w:val="28"/>
+          <w:lang w:val="en-US" w:eastAsia="zh-CN"/>
+        </w:rPr>
+        <w:t xml:space="preserve"> </w:t>
+      </w:r>
+      <w:r>
+        <w:rPr>
+          <w:rFonts w:cs="宋体"/>
+          <w:szCs w:val="28"/>
+        </w:rPr>
+        <w:t>吴小凤,王天淼,朱文秀.基于Flask框架的监控平台可视化设计研究[J].工业控制计算机,2024,37(03):90-91.</w:t>
       </w:r>
     </w:p>
     <w:p>
@@ -18183,7 +18394,22 @@
           <w:rFonts w:cs="宋体"/>
           <w:szCs w:val="28"/>
         </w:rPr>
-        <w:t>]景子奇,邹兆年.嵌入式数据库SQLite上多版本并发控制的设计与实现[J].计算机应用,2022,42(01):140-147.</w:t>
+        <w:t>]</w:t>
+      </w:r>
+      <w:r>
+        <w:rPr>
+          <w:rFonts w:hint="eastAsia" w:cs="宋体"/>
+          <w:szCs w:val="28"/>
+          <w:lang w:val="en-US" w:eastAsia="zh-CN"/>
+        </w:rPr>
+        <w:t xml:space="preserve"> </w:t>
+      </w:r>
+      <w:r>
+        <w:rPr>
+          <w:rFonts w:cs="宋体"/>
+          <w:szCs w:val="28"/>
+        </w:rPr>
+        <w:t>景子奇,邹兆年.嵌入式数据库SQLite上多版本并发控制的设计与实现[J].计算机应用,2022,42(01):140-147.</w:t>
       </w:r>
     </w:p>
     <w:p>
@@ -18215,7 +18441,22 @@
           <w:rFonts w:cs="宋体"/>
           <w:szCs w:val="28"/>
         </w:rPr>
-        <w:t>]郭翠娟,暴宁,荣锋.基于MQTT的物联网平台研究与设计[J].计算机工程与设计,2022,43(08):2378-2384.DOI:10.16208/j.issn1000-7024.2022.08.036.</w:t>
+        <w:t>]</w:t>
+      </w:r>
+      <w:r>
+        <w:rPr>
+          <w:rFonts w:hint="eastAsia" w:cs="宋体"/>
+          <w:szCs w:val="28"/>
+          <w:lang w:val="en-US" w:eastAsia="zh-CN"/>
+        </w:rPr>
+        <w:t xml:space="preserve"> </w:t>
+      </w:r>
+      <w:r>
+        <w:rPr>
+          <w:rFonts w:cs="宋体"/>
+          <w:szCs w:val="28"/>
+        </w:rPr>
+        <w:t>郭翠娟,暴宁,荣锋.基于MQTT的物联网平台研究与设计[J].计算机工程与设计,2022,43(08):2378-2384.DOI:10.16208/j.issn1000-7024.2022.08.036.</w:t>
       </w:r>
     </w:p>
     <w:p>
@@ -18247,7 +18488,22 @@
           <w:rFonts w:cs="宋体"/>
           <w:szCs w:val="28"/>
         </w:rPr>
-        <w:t>]张代伟.基于OpenCV的视觉检测系统应用[J].机电信息,2024,(01):7-10.DOI:10.19514/j.cnki.cn32-1628/tm.2024.01.002.</w:t>
+        <w:t>]</w:t>
+      </w:r>
+      <w:r>
+        <w:rPr>
+          <w:rFonts w:hint="eastAsia" w:cs="宋体"/>
+          <w:szCs w:val="28"/>
+          <w:lang w:val="en-US" w:eastAsia="zh-CN"/>
+        </w:rPr>
+        <w:t xml:space="preserve"> </w:t>
+      </w:r>
+      <w:r>
+        <w:rPr>
+          <w:rFonts w:cs="宋体"/>
+          <w:szCs w:val="28"/>
+        </w:rPr>
+        <w:t>张代伟.基于OpenCV的视觉检测系统应用[J].机电信息,2024,(01):7-10.DOI:10.19514/j.cnki.cn32-1628/tm.2024.01.002.</w:t>
       </w:r>
     </w:p>
     <w:p>
@@ -18279,7 +18535,22 @@
           <w:rFonts w:cs="宋体"/>
           <w:szCs w:val="28"/>
         </w:rPr>
-        <w:t>]任海玉,刘建平,王健,等.基于大语言模型的智能问答系统研究综述[J].计算机工程与应用,2025,61(07):1-24.</w:t>
+        <w:t>]</w:t>
+      </w:r>
+      <w:r>
+        <w:rPr>
+          <w:rFonts w:hint="eastAsia" w:cs="宋体"/>
+          <w:szCs w:val="28"/>
+          <w:lang w:val="en-US" w:eastAsia="zh-CN"/>
+        </w:rPr>
+        <w:t xml:space="preserve"> </w:t>
+      </w:r>
+      <w:r>
+        <w:rPr>
+          <w:rFonts w:cs="宋体"/>
+          <w:szCs w:val="28"/>
+        </w:rPr>
+        <w:t>任海玉,刘建平,王健,等.基于大语言模型的智能问答系统研究综述[J].计算机工程与应用,2025,61(07):1-24.</w:t>
       </w:r>
     </w:p>
     <w:p>
@@ -18311,7 +18582,22 @@
           <w:rFonts w:cs="宋体"/>
           <w:szCs w:val="28"/>
         </w:rPr>
-        <w:t>]徐帅驰,郑恭明.MicroPython与云平台在物联网应用领域的开发与应用[J].单片机与嵌入式系统应用,2021,21(09):33-36.</w:t>
+        <w:t>]</w:t>
+      </w:r>
+      <w:r>
+        <w:rPr>
+          <w:rFonts w:hint="eastAsia" w:cs="宋体"/>
+          <w:szCs w:val="28"/>
+          <w:lang w:val="en-US" w:eastAsia="zh-CN"/>
+        </w:rPr>
+        <w:t xml:space="preserve"> </w:t>
+      </w:r>
+      <w:r>
+        <w:rPr>
+          <w:rFonts w:cs="宋体"/>
+          <w:szCs w:val="28"/>
+        </w:rPr>
+        <w:t>徐帅驰,郑恭明.MicroPython与云平台在物联网应用领域的开发与应用[J].单片机与嵌入式系统应用,2021,21(09):33-36.</w:t>
       </w:r>
     </w:p>
     <w:p>
@@ -18346,25 +18632,42 @@
           <w:sz w:val="28"/>
           <w:szCs w:val="28"/>
         </w:rPr>
-        <w:t xml:space="preserve">]冼进,冼允廷.基于STM32的智慧农业大棚系统设计[J].现代电子技术,2023,46(04):70-74.DOI:10.16652/j.issn.1004-373x.2023.04.013. </w:t>
-      </w:r>
-    </w:p>
-    <w:p>
-      <w:pPr>
-        <w:widowControl/>
-        <w:jc w:val="left"/>
+        <w:t>]</w:t>
+      </w:r>
+      <w:r>
+        <w:rPr>
+          <w:rFonts w:hint="eastAsia" w:cs="宋体"/>
+          <w:sz w:val="28"/>
+          <w:szCs w:val="28"/>
+          <w:lang w:val="en-US" w:eastAsia="zh-CN"/>
+        </w:rPr>
+        <w:t xml:space="preserve"> </w:t>
+      </w:r>
+      <w:r>
         <w:rPr>
           <w:rFonts w:cs="宋体"/>
           <w:sz w:val="28"/>
           <w:szCs w:val="28"/>
         </w:rPr>
-      </w:pPr>
-      <w:r>
+        <w:t xml:space="preserve">冼进,冼允廷.基于STM32的智慧农业大棚系统设计[J].现代电子技术,2023,46(04):70-74.DOI:10.16652/j.issn.1004-373x.2023.04.013. </w:t>
+      </w:r>
+    </w:p>
+    <w:p>
+      <w:pPr>
+        <w:widowControl/>
+        <w:jc w:val="left"/>
         <w:rPr>
           <w:rFonts w:cs="宋体"/>
           <w:sz w:val="28"/>
           <w:szCs w:val="28"/>
         </w:rPr>
+      </w:pPr>
+      <w:r>
+        <w:rPr>
+          <w:rFonts w:cs="宋体"/>
+          <w:sz w:val="28"/>
+          <w:szCs w:val="28"/>
+        </w:rPr>
         <w:t>[</w:t>
       </w:r>
       <w:r>
@@ -18381,25 +18684,42 @@
           <w:sz w:val="28"/>
           <w:szCs w:val="28"/>
         </w:rPr>
-        <w:t xml:space="preserve">]付文新,王洪丰.基于STM32单片机和DHT11温湿度传感器的温湿度采集系统的设计与实现[J].光源与照明,2022,(03):119-121. </w:t>
-      </w:r>
-    </w:p>
-    <w:p>
-      <w:pPr>
-        <w:widowControl/>
-        <w:jc w:val="left"/>
+        <w:t>]</w:t>
+      </w:r>
+      <w:r>
+        <w:rPr>
+          <w:rFonts w:hint="eastAsia" w:cs="宋体"/>
+          <w:sz w:val="28"/>
+          <w:szCs w:val="28"/>
+          <w:lang w:val="en-US" w:eastAsia="zh-CN"/>
+        </w:rPr>
+        <w:t xml:space="preserve"> </w:t>
+      </w:r>
+      <w:r>
         <w:rPr>
           <w:rFonts w:cs="宋体"/>
           <w:sz w:val="28"/>
           <w:szCs w:val="28"/>
         </w:rPr>
-      </w:pPr>
-      <w:r>
+        <w:t xml:space="preserve">付文新,王洪丰.基于STM32单片机和DHT11温湿度传感器的温湿度采集系统的设计与实现[J].光源与照明,2022,(03):119-121. </w:t>
+      </w:r>
+    </w:p>
+    <w:p>
+      <w:pPr>
+        <w:widowControl/>
+        <w:jc w:val="left"/>
         <w:rPr>
           <w:rFonts w:cs="宋体"/>
           <w:sz w:val="28"/>
           <w:szCs w:val="28"/>
         </w:rPr>
+      </w:pPr>
+      <w:r>
+        <w:rPr>
+          <w:rFonts w:cs="宋体"/>
+          <w:sz w:val="28"/>
+          <w:szCs w:val="28"/>
+        </w:rPr>
         <w:t>[1</w:t>
       </w:r>
       <w:r>
@@ -18416,25 +18736,42 @@
           <w:sz w:val="28"/>
           <w:szCs w:val="28"/>
         </w:rPr>
-        <w:t xml:space="preserve">]贾书香.基于STM32的手势识别控制系统的设计[J].黑龙江科学,2023,14(02):78-81. </w:t>
-      </w:r>
-    </w:p>
-    <w:p>
-      <w:pPr>
-        <w:widowControl/>
-        <w:jc w:val="left"/>
+        <w:t>]</w:t>
+      </w:r>
+      <w:r>
+        <w:rPr>
+          <w:rFonts w:hint="eastAsia" w:cs="宋体"/>
+          <w:sz w:val="28"/>
+          <w:szCs w:val="28"/>
+          <w:lang w:val="en-US" w:eastAsia="zh-CN"/>
+        </w:rPr>
+        <w:t xml:space="preserve"> </w:t>
+      </w:r>
+      <w:r>
         <w:rPr>
           <w:rFonts w:cs="宋体"/>
           <w:sz w:val="28"/>
           <w:szCs w:val="28"/>
         </w:rPr>
-      </w:pPr>
-      <w:r>
+        <w:t xml:space="preserve">贾书香.基于STM32的手势识别控制系统的设计[J].黑龙江科学,2023,14(02):78-81. </w:t>
+      </w:r>
+    </w:p>
+    <w:p>
+      <w:pPr>
+        <w:widowControl/>
+        <w:jc w:val="left"/>
         <w:rPr>
           <w:rFonts w:cs="宋体"/>
           <w:sz w:val="28"/>
           <w:szCs w:val="28"/>
         </w:rPr>
+      </w:pPr>
+      <w:r>
+        <w:rPr>
+          <w:rFonts w:cs="宋体"/>
+          <w:sz w:val="28"/>
+          <w:szCs w:val="28"/>
+        </w:rPr>
         <w:t>[1</w:t>
       </w:r>
       <w:r>
@@ -18451,25 +18788,42 @@
           <w:sz w:val="28"/>
           <w:szCs w:val="28"/>
         </w:rPr>
-        <w:t xml:space="preserve">]杜继明.Python语言的Web开发应用分析[J].数字通信世界,2022,(01):76-78. </w:t>
-      </w:r>
-    </w:p>
-    <w:p>
-      <w:pPr>
-        <w:widowControl/>
-        <w:jc w:val="left"/>
+        <w:t>]</w:t>
+      </w:r>
+      <w:r>
+        <w:rPr>
+          <w:rFonts w:hint="eastAsia" w:cs="宋体"/>
+          <w:sz w:val="28"/>
+          <w:szCs w:val="28"/>
+          <w:lang w:val="en-US" w:eastAsia="zh-CN"/>
+        </w:rPr>
+        <w:t xml:space="preserve"> </w:t>
+      </w:r>
+      <w:r>
         <w:rPr>
           <w:rFonts w:cs="宋体"/>
           <w:sz w:val="28"/>
           <w:szCs w:val="28"/>
         </w:rPr>
-      </w:pPr>
-      <w:r>
+        <w:t xml:space="preserve">杜继明.Python语言的Web开发应用分析[J].数字通信世界,2022,(01):76-78. </w:t>
+      </w:r>
+    </w:p>
+    <w:p>
+      <w:pPr>
+        <w:widowControl/>
+        <w:jc w:val="left"/>
         <w:rPr>
           <w:rFonts w:cs="宋体"/>
           <w:sz w:val="28"/>
           <w:szCs w:val="28"/>
         </w:rPr>
+      </w:pPr>
+      <w:r>
+        <w:rPr>
+          <w:rFonts w:cs="宋体"/>
+          <w:sz w:val="28"/>
+          <w:szCs w:val="28"/>
+        </w:rPr>
         <w:t>[1</w:t>
       </w:r>
       <w:r>
@@ -18486,25 +18840,42 @@
           <w:sz w:val="28"/>
           <w:szCs w:val="28"/>
         </w:rPr>
-        <w:t xml:space="preserve">]杨一帆.服务于MySQL数据库的在线监测系统设计[J].自动化技术与应用,2022,41(10):179-182.DOI:10.20033/j.1003-7241.(2022)10-0179-04. </w:t>
-      </w:r>
-    </w:p>
-    <w:p>
-      <w:pPr>
-        <w:widowControl/>
-        <w:jc w:val="left"/>
+        <w:t>]</w:t>
+      </w:r>
+      <w:r>
+        <w:rPr>
+          <w:rFonts w:hint="eastAsia" w:cs="宋体"/>
+          <w:sz w:val="28"/>
+          <w:szCs w:val="28"/>
+          <w:lang w:val="en-US" w:eastAsia="zh-CN"/>
+        </w:rPr>
+        <w:t xml:space="preserve"> </w:t>
+      </w:r>
+      <w:r>
         <w:rPr>
           <w:rFonts w:cs="宋体"/>
           <w:sz w:val="28"/>
           <w:szCs w:val="28"/>
         </w:rPr>
-      </w:pPr>
-      <w:r>
+        <w:t xml:space="preserve">杨一帆.服务于MySQL数据库的在线监测系统设计[J].自动化技术与应用,2022,41(10):179-182.DOI:10.20033/j.1003-7241.(2022)10-0179-04. </w:t>
+      </w:r>
+    </w:p>
+    <w:p>
+      <w:pPr>
+        <w:widowControl/>
+        <w:jc w:val="left"/>
         <w:rPr>
           <w:rFonts w:cs="宋体"/>
           <w:sz w:val="28"/>
           <w:szCs w:val="28"/>
         </w:rPr>
+      </w:pPr>
+      <w:r>
+        <w:rPr>
+          <w:rFonts w:cs="宋体"/>
+          <w:sz w:val="28"/>
+          <w:szCs w:val="28"/>
+        </w:rPr>
         <w:t>[</w:t>
       </w:r>
       <w:r>
@@ -18521,25 +18892,42 @@
           <w:sz w:val="28"/>
           <w:szCs w:val="28"/>
         </w:rPr>
-        <w:t>]Chung H ,Kim H J ,Ahn J , et al.Resource-Constrained Edge AI Solution for Real-Time Pest and Disease Detection in Chili Pepper Fields[J].Agriculture,2026,16(2):223-223.DOI:10.3390/AGRICULTURE16020223.</w:t>
-      </w:r>
-    </w:p>
-    <w:p>
-      <w:pPr>
-        <w:widowControl/>
-        <w:jc w:val="left"/>
+        <w:t>]</w:t>
+      </w:r>
+      <w:r>
+        <w:rPr>
+          <w:rFonts w:hint="eastAsia" w:cs="宋体"/>
+          <w:sz w:val="28"/>
+          <w:szCs w:val="28"/>
+          <w:lang w:val="en-US" w:eastAsia="zh-CN"/>
+        </w:rPr>
+        <w:t xml:space="preserve"> </w:t>
+      </w:r>
+      <w:r>
         <w:rPr>
           <w:rFonts w:cs="宋体"/>
           <w:sz w:val="28"/>
           <w:szCs w:val="28"/>
         </w:rPr>
-      </w:pPr>
-      <w:r>
+        <w:t>Chung H ,Kim H J ,Ahn J , et al.Resource-Constrained Edge AI Solution for Real-Time Pest and Disease Detection in Chili Pepper Fields[J].Agriculture,2026,16(2):223-223.DOI:10.3390/AGRICULTURE16020223.</w:t>
+      </w:r>
+    </w:p>
+    <w:p>
+      <w:pPr>
+        <w:widowControl/>
+        <w:jc w:val="left"/>
         <w:rPr>
           <w:rFonts w:cs="宋体"/>
           <w:sz w:val="28"/>
           <w:szCs w:val="28"/>
         </w:rPr>
+      </w:pPr>
+      <w:r>
+        <w:rPr>
+          <w:rFonts w:cs="宋体"/>
+          <w:sz w:val="28"/>
+          <w:szCs w:val="28"/>
+        </w:rPr>
         <w:t>[1</w:t>
       </w:r>
       <w:r>
@@ -18556,25 +18944,42 @@
           <w:sz w:val="28"/>
           <w:szCs w:val="28"/>
         </w:rPr>
-        <w:t xml:space="preserve">]Li W ,Ai X ,Kang G , et al.LLM-Based RESTful Web API Service Discovery[J].Service Oriented Computing and Applications,2025,(prepublish):1-15.DOI:10.1007/S11761-025-00485-4. </w:t>
-      </w:r>
-    </w:p>
-    <w:p>
-      <w:pPr>
-        <w:widowControl/>
-        <w:jc w:val="left"/>
+        <w:t>]</w:t>
+      </w:r>
+      <w:r>
+        <w:rPr>
+          <w:rFonts w:hint="eastAsia" w:cs="宋体"/>
+          <w:sz w:val="28"/>
+          <w:szCs w:val="28"/>
+          <w:lang w:val="en-US" w:eastAsia="zh-CN"/>
+        </w:rPr>
+        <w:t xml:space="preserve"> </w:t>
+      </w:r>
+      <w:r>
         <w:rPr>
           <w:rFonts w:cs="宋体"/>
           <w:sz w:val="28"/>
           <w:szCs w:val="28"/>
         </w:rPr>
-      </w:pPr>
-      <w:r>
+        <w:t xml:space="preserve">Li W ,Ai X ,Kang G , et al.LLM-Based RESTful Web API Service Discovery[J].Service Oriented Computing and Applications,2025,(prepublish):1-15.DOI:10.1007/S11761-025-00485-4. </w:t>
+      </w:r>
+    </w:p>
+    <w:p>
+      <w:pPr>
+        <w:widowControl/>
+        <w:jc w:val="left"/>
         <w:rPr>
           <w:rFonts w:cs="宋体"/>
           <w:sz w:val="28"/>
           <w:szCs w:val="28"/>
         </w:rPr>
+      </w:pPr>
+      <w:r>
+        <w:rPr>
+          <w:rFonts w:cs="宋体"/>
+          <w:sz w:val="28"/>
+          <w:szCs w:val="28"/>
+        </w:rPr>
         <w:t>[1</w:t>
       </w:r>
       <w:r>
@@ -18591,25 +18996,42 @@
           <w:sz w:val="28"/>
           <w:szCs w:val="28"/>
         </w:rPr>
-        <w:t xml:space="preserve">]Li L ,Liu Z C ,Cao K , et al.Artificial intelligence of things for smart agriculture with optimal embedded edge intelligence[J].Computers and Electrical Engineering,2026,133111039-111039.DOI:10.1016/J.COMPELECENG.2026.111039. </w:t>
-      </w:r>
-    </w:p>
-    <w:p>
-      <w:pPr>
-        <w:widowControl/>
-        <w:jc w:val="left"/>
+        <w:t>]</w:t>
+      </w:r>
+      <w:r>
+        <w:rPr>
+          <w:rFonts w:hint="eastAsia" w:cs="宋体"/>
+          <w:sz w:val="28"/>
+          <w:szCs w:val="28"/>
+          <w:lang w:val="en-US" w:eastAsia="zh-CN"/>
+        </w:rPr>
+        <w:t xml:space="preserve"> </w:t>
+      </w:r>
+      <w:r>
         <w:rPr>
           <w:rFonts w:cs="宋体"/>
           <w:sz w:val="28"/>
           <w:szCs w:val="28"/>
         </w:rPr>
-      </w:pPr>
-      <w:r>
+        <w:t xml:space="preserve">Li L ,Liu Z C ,Cao K , et al.Artificial intelligence of things for smart agriculture with optimal embedded edge intelligence[J].Computers and Electrical Engineering,2026,133111039-111039.DOI:10.1016/J.COMPELECENG.2026.111039. </w:t>
+      </w:r>
+    </w:p>
+    <w:p>
+      <w:pPr>
+        <w:widowControl/>
+        <w:jc w:val="left"/>
         <w:rPr>
           <w:rFonts w:cs="宋体"/>
           <w:sz w:val="28"/>
           <w:szCs w:val="28"/>
         </w:rPr>
+      </w:pPr>
+      <w:r>
+        <w:rPr>
+          <w:rFonts w:cs="宋体"/>
+          <w:sz w:val="28"/>
+          <w:szCs w:val="28"/>
+        </w:rPr>
         <w:t>[1</w:t>
       </w:r>
       <w:r>
@@ -18626,23 +19048,40 @@
           <w:sz w:val="28"/>
           <w:szCs w:val="28"/>
         </w:rPr>
-        <w:t xml:space="preserve">]Liu D ,Zhou X ,Chen D , et al.Smart indoor occupancy detection based on optimized camera placement, multi-view de-duplication, and large language model semantic understanding[J].Engineering Applications of Artificial Intelligence,2026,169114157-114157.DOI:10.1016/J.ENGAPPAI.2026.114157.  </w:t>
-      </w:r>
-    </w:p>
-    <w:p>
-      <w:pPr>
-        <w:widowControl/>
-        <w:jc w:val="left"/>
-        <w:rPr>
+        <w:t>]</w:t>
+      </w:r>
+      <w:r>
+        <w:rPr>
+          <w:rFonts w:hint="eastAsia" w:cs="宋体"/>
           <w:sz w:val="28"/>
-        </w:rPr>
-      </w:pPr>
+          <w:szCs w:val="28"/>
+          <w:lang w:val="en-US" w:eastAsia="zh-CN"/>
+        </w:rPr>
+        <w:t xml:space="preserve"> </w:t>
+      </w:r>
       <w:r>
         <w:rPr>
           <w:rFonts w:cs="宋体"/>
           <w:sz w:val="28"/>
           <w:szCs w:val="28"/>
         </w:rPr>
+        <w:t xml:space="preserve">Liu D ,Zhou X ,Chen D , et al.Smart indoor occupancy detection based on optimized camera placement, multi-view de-duplication, and large language model semantic understanding[J].Engineering Applications of Artificial Intelligence,2026,169114157-114157.DOI:10.1016/J.ENGAPPAI.2026.114157.  </w:t>
+      </w:r>
+    </w:p>
+    <w:p>
+      <w:pPr>
+        <w:widowControl/>
+        <w:jc w:val="left"/>
+        <w:rPr>
+          <w:sz w:val="28"/>
+        </w:rPr>
+      </w:pPr>
+      <w:r>
+        <w:rPr>
+          <w:rFonts w:cs="宋体"/>
+          <w:sz w:val="28"/>
+          <w:szCs w:val="28"/>
+        </w:rPr>
         <w:t>[</w:t>
       </w:r>
       <w:r>
@@ -18659,7 +19098,26 @@
           <w:sz w:val="28"/>
           <w:szCs w:val="28"/>
         </w:rPr>
-        <w:t xml:space="preserve">]Li Y ,Wu S .Design of an Intelligent Rice Seedling Greenhouse Environmental Control System: A Solution Based on STM32[J].Academic Journal of Engineering and Technology Science,2025,8(5):DOI:10.25236/AJETS.2025.080504. </w:t>
+        <w:t>]</w:t>
+      </w:r>
+      <w:r>
+        <w:rPr>
+          <w:rFonts w:hint="eastAsia" w:cs="宋体"/>
+          <w:sz w:val="28"/>
+          <w:szCs w:val="28"/>
+          <w:lang w:val="en-US" w:eastAsia="zh-CN"/>
+        </w:rPr>
+        <w:t xml:space="preserve"> </w:t>
+      </w:r>
+      <w:bookmarkStart w:id="158" w:name="_GoBack"/>
+      <w:bookmarkEnd w:id="158"/>
+      <w:r>
+        <w:rPr>
+          <w:rFonts w:cs="宋体"/>
+          <w:sz w:val="28"/>
+          <w:szCs w:val="28"/>
+        </w:rPr>
+        <w:t xml:space="preserve">Li Y ,Wu S .Design of an Intelligent Rice Seedling Greenhouse Environmental Control System: A Solution Based on STM32[J].Academic Journal of Engineering and Technology Science,2025,8(5):DOI:10.25236/AJETS.2025.080504. </w:t>
       </w:r>
       <w:r>
         <w:br w:type="page"/>
@@ -18676,8 +19134,8 @@
           <w:szCs w:val="44"/>
         </w:rPr>
       </w:pPr>
-      <w:bookmarkStart w:id="156" w:name="_Toc25375"/>
-      <w:bookmarkStart w:id="157" w:name="_Toc1014"/>
+      <w:bookmarkStart w:id="156" w:name="_Toc1014"/>
+      <w:bookmarkStart w:id="157" w:name="_Toc25375"/>
       <w:r>
         <w:rPr>
           <w:rFonts w:hint="eastAsia"/>
@@ -18850,18 +19308,6 @@
 <file path=word/numbering.xml><?xml version="1.0" encoding="utf-8"?>
 <w:numbering xmlns:wpc="http://schemas.microsoft.com/office/word/2010/wordprocessingCanvas" xmlns:mc="http://schemas.openxmlformats.org/markup-compatibility/2006" xmlns:o="urn:schemas-microsoft-com:office:office" xmlns:r="http://schemas.openxmlformats.org/officeDocument/2006/relationships" xmlns:m="http://schemas.openxmlformats.org/officeDocument/2006/math" xmlns:v="urn:schemas-microsoft-com:vml" xmlns:wp14="http://schemas.microsoft.com/office/word/2010/wordprocessingDrawing" xmlns:wp="http://schemas.openxmlformats.org/drawingml/2006/wordprocessingDrawing" xmlns:w10="urn:schemas-microsoft-com:office:word" xmlns:w="http://schemas.openxmlformats.org/wordprocessingml/2006/main" xmlns:w14="http://schemas.microsoft.com/office/word/2010/wordml" xmlns:wpg="http://schemas.microsoft.com/office/word/2010/wordprocessingGroup" xmlns:wpi="http://schemas.microsoft.com/office/word/2010/wordprocessingInk" xmlns:wne="http://schemas.microsoft.com/office/word/2006/wordml" xmlns:wps="http://schemas.microsoft.com/office/word/2010/wordprocessingShape" xmlns:wpsCustomData="http://www.wps.cn/officeDocument/2013/wpsCustomData" mc:Ignorable="w14 wp14">
   <w:abstractNum w:abstractNumId="0">
-    <w:nsid w:val="104059D4"/>
-    <w:multiLevelType w:val="singleLevel"/>
-    <w:tmpl w:val="104059D4"/>
-    <w:lvl w:ilvl="0" w:tentative="0">
-      <w:start w:val="1"/>
-      <w:numFmt w:val="decimal"/>
-      <w:suff w:val="space"/>
-      <w:lvlText w:val="(%1)"/>
-      <w:lvlJc w:val="left"/>
-    </w:lvl>
-  </w:abstractNum>
-  <w:abstractNum w:abstractNumId="1">
     <w:nsid w:val="49ACD2E0"/>
     <w:multiLevelType w:val="singleLevel"/>
     <w:tmpl w:val="49ACD2E0"/>
@@ -18873,7 +19319,7 @@
       <w:lvlJc w:val="left"/>
     </w:lvl>
   </w:abstractNum>
-  <w:abstractNum w:abstractNumId="2">
+  <w:abstractNum w:abstractNumId="1">
     <w:nsid w:val="55CC414F"/>
     <w:multiLevelType w:val="multilevel"/>
     <w:tmpl w:val="55CC414F"/>
@@ -18964,13 +19410,10 @@
     </w:lvl>
   </w:abstractNum>
   <w:num w:numId="1">
-    <w:abstractNumId w:val="2"/>
+    <w:abstractNumId w:val="1"/>
   </w:num>
   <w:num w:numId="2">
     <w:abstractNumId w:val="0"/>
-  </w:num>
-  <w:num w:numId="3">
-    <w:abstractNumId w:val="1"/>
   </w:num>
 </w:numbering>
 </file>

--- a/毕业论文-基于边缘计算的藏红花全生长周期智能培育系统设计与实现-杨坤.docx
+++ b/毕业论文-基于边缘计算的藏红花全生长周期智能培育系统设计与实现-杨坤.docx
@@ -61,7 +61,7 @@
                     </pic:cNvPicPr>
                   </pic:nvPicPr>
                   <pic:blipFill>
-                    <a:blip r:embed="rId8" cstate="print"/>
+                    <a:blip r:embed="rId9" cstate="print"/>
                     <a:stretch>
                       <a:fillRect/>
                     </a:stretch>
@@ -4304,8 +4304,8 @@
       <w:pPr>
         <w:pStyle w:val="4"/>
       </w:pPr>
-      <w:bookmarkStart w:id="4" w:name="_Toc30951"/>
-      <w:bookmarkStart w:id="5" w:name="_Toc21158"/>
+      <w:bookmarkStart w:id="4" w:name="_Toc21158"/>
+      <w:bookmarkStart w:id="5" w:name="_Toc30951"/>
       <w:bookmarkStart w:id="6" w:name="研究背景"/>
       <w:r>
         <w:rPr>
@@ -4368,8 +4368,8 @@
       <w:pPr>
         <w:pStyle w:val="4"/>
       </w:pPr>
-      <w:bookmarkStart w:id="7" w:name="_Toc7873"/>
-      <w:bookmarkStart w:id="8" w:name="_Toc32486"/>
+      <w:bookmarkStart w:id="7" w:name="_Toc32486"/>
+      <w:bookmarkStart w:id="8" w:name="_Toc7873"/>
       <w:bookmarkStart w:id="9" w:name="研究目的及意义"/>
       <w:r>
         <w:rPr>
@@ -4505,8 +4505,8 @@
       <w:pPr>
         <w:pStyle w:val="4"/>
       </w:pPr>
-      <w:bookmarkStart w:id="10" w:name="_Toc23583"/>
-      <w:bookmarkStart w:id="11" w:name="_Toc21593"/>
+      <w:bookmarkStart w:id="10" w:name="_Toc21593"/>
+      <w:bookmarkStart w:id="11" w:name="_Toc23583"/>
       <w:bookmarkStart w:id="12" w:name="国内外研究现状"/>
       <w:r>
         <w:rPr>
@@ -4521,8 +4521,8 @@
       <w:pPr>
         <w:pStyle w:val="5"/>
       </w:pPr>
-      <w:bookmarkStart w:id="13" w:name="_Toc5463"/>
-      <w:bookmarkStart w:id="14" w:name="_Toc10869"/>
+      <w:bookmarkStart w:id="13" w:name="_Toc10869"/>
+      <w:bookmarkStart w:id="14" w:name="_Toc5463"/>
       <w:bookmarkStart w:id="15" w:name="国内研究现状"/>
       <w:r>
         <w:rPr>
@@ -4568,8 +4568,8 @@
       <w:pPr>
         <w:pStyle w:val="5"/>
       </w:pPr>
-      <w:bookmarkStart w:id="16" w:name="_Toc24203"/>
-      <w:bookmarkStart w:id="17" w:name="_Toc12951"/>
+      <w:bookmarkStart w:id="16" w:name="_Toc12951"/>
+      <w:bookmarkStart w:id="17" w:name="_Toc24203"/>
       <w:bookmarkStart w:id="18" w:name="国外研究现状"/>
       <w:r>
         <w:rPr>
@@ -4912,8 +4912,8 @@
       <w:pPr>
         <w:pStyle w:val="4"/>
       </w:pPr>
-      <w:bookmarkStart w:id="25" w:name="_Toc8262"/>
-      <w:bookmarkStart w:id="26" w:name="_Toc16317"/>
+      <w:bookmarkStart w:id="25" w:name="_Toc16317"/>
+      <w:bookmarkStart w:id="26" w:name="_Toc8262"/>
       <w:bookmarkStart w:id="27" w:name="物联网与边缘计算相关理论"/>
       <w:r>
         <w:rPr>
@@ -5650,7 +5650,7 @@
                     </pic:cNvPicPr>
                   </pic:nvPicPr>
                   <pic:blipFill>
-                    <a:blip r:embed="rId9"/>
+                    <a:blip r:embed="rId10"/>
                     <a:stretch>
                       <a:fillRect/>
                     </a:stretch>
@@ -5728,7 +5728,7 @@
                     </pic:cNvPicPr>
                   </pic:nvPicPr>
                   <pic:blipFill>
-                    <a:blip r:embed="rId10"/>
+                    <a:blip r:embed="rId11"/>
                     <a:stretch>
                       <a:fillRect/>
                     </a:stretch>
@@ -8690,7 +8690,16 @@
           <w:rFonts w:hint="eastAsia"/>
           <w:lang w:val="zh-CN"/>
         </w:rPr>
-        <w:t>本系统用STM32F411做底层主控制器，用树莓派4B做边缘计算平台。STM32F411集成了较多的GPIO、ADC、I2C、USART等外设，可以完成温湿度、光照、土壤湿度等传感器的数据采集，并且可以实现OLED显示、手势识别以及继电器控制等功能[11]。树莓派4B主要完成边缘侧的数据接收、存储、可视化显示和控制策略执行等任务，可以安装Flask、SQLite和OpenCV等软件环境，满足系统本地数据处理及功能扩展的要求。两者一起工作，系统既有单片机的实时控制能力，又有边缘设备的数据处理能力。</w:t>
+        <w:t>本系统用STM32F411做底层主控制器，用树莓派4B做边缘计算平台。STM32F411集成了较多的GPIO、ADC、I2C、USART等外设，可以完成温湿度、光照、土壤湿度等传感器的数据采集</w:t>
+      </w:r>
+      <w:bookmarkStart w:id="158" w:name="_GoBack"/>
+      <w:bookmarkEnd w:id="158"/>
+      <w:r>
+        <w:rPr>
+          <w:rFonts w:hint="eastAsia"/>
+          <w:lang w:val="zh-CN"/>
+        </w:rPr>
+        <w:t>，并且可以实现OLED显示、手势识别以及继电器控制等功能[11]。树莓派4B主要完成边缘侧的数据接收、存储、可视化显示和控制策略执行等任务，可以安装Flask、SQLite和OpenCV等软件环境，满足系统本地数据处理及功能扩展的要求。两者一起工作，系统既有单片机的实时控制能力，又有边缘设备的数据处理能力。</w:t>
       </w:r>
     </w:p>
     <w:p>
@@ -8738,7 +8747,7 @@
                     </pic:cNvPicPr>
                   </pic:nvPicPr>
                   <pic:blipFill>
-                    <a:blip r:embed="rId11"/>
+                    <a:blip r:embed="rId12"/>
                     <a:stretch>
                       <a:fillRect/>
                     </a:stretch>
@@ -8781,7 +8790,7 @@
                     </pic:cNvPicPr>
                   </pic:nvPicPr>
                   <pic:blipFill>
-                    <a:blip r:embed="rId12"/>
+                    <a:blip r:embed="rId13"/>
                     <a:stretch>
                       <a:fillRect/>
                     </a:stretch>
@@ -8912,7 +8921,7 @@
                     </pic:cNvPicPr>
                   </pic:nvPicPr>
                   <pic:blipFill>
-                    <a:blip r:embed="rId13"/>
+                    <a:blip r:embed="rId14"/>
                     <a:stretch>
                       <a:fillRect/>
                     </a:stretch>
@@ -8955,7 +8964,7 @@
                     </pic:cNvPicPr>
                   </pic:nvPicPr>
                   <pic:blipFill>
-                    <a:blip r:embed="rId14"/>
+                    <a:blip r:embed="rId15"/>
                     <a:stretch>
                       <a:fillRect/>
                     </a:stretch>
@@ -8998,7 +9007,7 @@
                     </pic:cNvPicPr>
                   </pic:nvPicPr>
                   <pic:blipFill>
-                    <a:blip r:embed="rId15"/>
+                    <a:blip r:embed="rId16"/>
                     <a:stretch>
                       <a:fillRect/>
                     </a:stretch>
@@ -9041,7 +9050,7 @@
                     </pic:cNvPicPr>
                   </pic:nvPicPr>
                   <pic:blipFill>
-                    <a:blip r:embed="rId16"/>
+                    <a:blip r:embed="rId17"/>
                     <a:stretch>
                       <a:fillRect/>
                     </a:stretch>
@@ -9084,7 +9093,7 @@
                     </pic:cNvPicPr>
                   </pic:nvPicPr>
                   <pic:blipFill>
-                    <a:blip r:embed="rId17"/>
+                    <a:blip r:embed="rId18"/>
                     <a:stretch>
                       <a:fillRect/>
                     </a:stretch>
@@ -9127,7 +9136,7 @@
                     </pic:cNvPicPr>
                   </pic:nvPicPr>
                   <pic:blipFill>
-                    <a:blip r:embed="rId18"/>
+                    <a:blip r:embed="rId19"/>
                     <a:stretch>
                       <a:fillRect/>
                     </a:stretch>
@@ -9265,7 +9274,7 @@
                     </pic:cNvPicPr>
                   </pic:nvPicPr>
                   <pic:blipFill>
-                    <a:blip r:embed="rId19"/>
+                    <a:blip r:embed="rId20"/>
                     <a:stretch>
                       <a:fillRect/>
                     </a:stretch>
@@ -9308,7 +9317,7 @@
                     </pic:cNvPicPr>
                   </pic:nvPicPr>
                   <pic:blipFill>
-                    <a:blip r:embed="rId20"/>
+                    <a:blip r:embed="rId21"/>
                     <a:stretch>
                       <a:fillRect/>
                     </a:stretch>
@@ -9362,7 +9371,7 @@
                     </pic:cNvPicPr>
                   </pic:nvPicPr>
                   <pic:blipFill>
-                    <a:blip r:embed="rId21"/>
+                    <a:blip r:embed="rId22"/>
                     <a:stretch>
                       <a:fillRect/>
                     </a:stretch>
@@ -9405,7 +9414,7 @@
                     </pic:cNvPicPr>
                   </pic:nvPicPr>
                   <pic:blipFill>
-                    <a:blip r:embed="rId22"/>
+                    <a:blip r:embed="rId23"/>
                     <a:stretch>
                       <a:fillRect/>
                     </a:stretch>
@@ -9541,7 +9550,7 @@
                     </pic:cNvPicPr>
                   </pic:nvPicPr>
                   <pic:blipFill>
-                    <a:blip r:embed="rId23"/>
+                    <a:blip r:embed="rId24"/>
                     <a:stretch>
                       <a:fillRect/>
                     </a:stretch>
@@ -9583,7 +9592,7 @@
                     </pic:cNvPicPr>
                   </pic:nvPicPr>
                   <pic:blipFill>
-                    <a:blip r:embed="rId24"/>
+                    <a:blip r:embed="rId25"/>
                     <a:stretch>
                       <a:fillRect/>
                     </a:stretch>
@@ -9674,8 +9683,8 @@
       <w:pPr>
         <w:pStyle w:val="2"/>
       </w:pPr>
-      <w:bookmarkStart w:id="83" w:name="_Toc13635"/>
-      <w:bookmarkStart w:id="84" w:name="_Toc26007"/>
+      <w:bookmarkStart w:id="83" w:name="_Toc26007"/>
+      <w:bookmarkStart w:id="84" w:name="_Toc13635"/>
       <w:r>
         <w:rPr>
           <w:rFonts w:hint="eastAsia"/>
@@ -9689,8 +9698,8 @@
       <w:pPr>
         <w:pStyle w:val="4"/>
       </w:pPr>
-      <w:bookmarkStart w:id="85" w:name="_Toc20897"/>
-      <w:bookmarkStart w:id="86" w:name="_Toc7031"/>
+      <w:bookmarkStart w:id="85" w:name="_Toc7031"/>
+      <w:bookmarkStart w:id="86" w:name="_Toc20897"/>
       <w:bookmarkStart w:id="87" w:name="系统整体硬件工作原理"/>
       <w:r>
         <w:rPr>
@@ -9922,7 +9931,7 @@
                     </pic:cNvPicPr>
                   </pic:nvPicPr>
                   <pic:blipFill>
-                    <a:blip r:embed="rId25"/>
+                    <a:blip r:embed="rId26"/>
                     <a:stretch>
                       <a:fillRect/>
                     </a:stretch>
@@ -10073,8 +10082,8 @@
       <w:pPr>
         <w:pStyle w:val="5"/>
       </w:pPr>
-      <w:bookmarkStart w:id="97" w:name="_Toc28325"/>
-      <w:bookmarkStart w:id="98" w:name="_Toc10528"/>
+      <w:bookmarkStart w:id="97" w:name="_Toc10528"/>
+      <w:bookmarkStart w:id="98" w:name="_Toc28325"/>
       <w:bookmarkStart w:id="99" w:name="显示与手势交互模块设计"/>
       <w:r>
         <w:rPr>
@@ -10122,8 +10131,8 @@
       <w:pPr>
         <w:pStyle w:val="5"/>
       </w:pPr>
-      <w:bookmarkStart w:id="100" w:name="_Toc160"/>
-      <w:bookmarkStart w:id="101" w:name="_Toc18756"/>
+      <w:bookmarkStart w:id="100" w:name="_Toc18756"/>
+      <w:bookmarkStart w:id="101" w:name="_Toc160"/>
       <w:bookmarkStart w:id="102" w:name="边缘网关通信模块设计"/>
       <w:r>
         <w:rPr>
@@ -10259,7 +10268,7 @@
                     </pic:cNvPicPr>
                   </pic:nvPicPr>
                   <pic:blipFill>
-                    <a:blip r:embed="rId26"/>
+                    <a:blip r:embed="rId27"/>
                     <a:srcRect t="331" r="15037"/>
                     <a:stretch>
                       <a:fillRect/>
@@ -10325,7 +10334,7 @@
                     </pic:cNvPicPr>
                   </pic:nvPicPr>
                   <pic:blipFill>
-                    <a:blip r:embed="rId27"/>
+                    <a:blip r:embed="rId28"/>
                     <a:stretch>
                       <a:fillRect/>
                     </a:stretch>
@@ -10379,8 +10388,8 @@
       <w:pPr>
         <w:pStyle w:val="4"/>
       </w:pPr>
-      <w:bookmarkStart w:id="109" w:name="_Toc30504"/>
-      <w:bookmarkStart w:id="110" w:name="_Toc30878"/>
+      <w:bookmarkStart w:id="109" w:name="_Toc30878"/>
+      <w:bookmarkStart w:id="110" w:name="_Toc30504"/>
       <w:bookmarkStart w:id="111" w:name="系统软件整体设计"/>
       <w:r>
         <w:rPr>
@@ -10612,7 +10621,7 @@
                     </pic:cNvPicPr>
                   </pic:nvPicPr>
                   <pic:blipFill>
-                    <a:blip r:embed="rId28"/>
+                    <a:blip r:embed="rId29"/>
                     <a:stretch>
                       <a:fillRect/>
                     </a:stretch>
@@ -12556,14 +12565,6 @@
         <w:gridCol w:w="3001"/>
       </w:tblGrid>
       <w:tr>
-        <w:tblPrEx>
-          <w:tblCellMar>
-            <w:top w:w="0" w:type="dxa"/>
-            <w:left w:w="108" w:type="dxa"/>
-            <w:bottom w:w="0" w:type="dxa"/>
-            <w:right w:w="108" w:type="dxa"/>
-          </w:tblCellMar>
-        </w:tblPrEx>
         <w:trPr>
           <w:tblHeader/>
         </w:trPr>
@@ -12674,14 +12675,6 @@
         </w:tc>
       </w:tr>
       <w:tr>
-        <w:tblPrEx>
-          <w:tblCellMar>
-            <w:top w:w="0" w:type="dxa"/>
-            <w:left w:w="108" w:type="dxa"/>
-            <w:bottom w:w="0" w:type="dxa"/>
-            <w:right w:w="108" w:type="dxa"/>
-          </w:tblCellMar>
-        </w:tblPrEx>
         <w:tc>
           <w:tcPr>
             <w:tcW w:w="3001" w:type="dxa"/>
@@ -13506,7 +13499,7 @@
                     </pic:cNvPicPr>
                   </pic:nvPicPr>
                   <pic:blipFill>
-                    <a:blip r:embed="rId29"/>
+                    <a:blip r:embed="rId30"/>
                     <a:stretch>
                       <a:fillRect/>
                     </a:stretch>
@@ -13574,7 +13567,7 @@
                     </pic:cNvPicPr>
                   </pic:nvPicPr>
                   <pic:blipFill>
-                    <a:blip r:embed="rId30"/>
+                    <a:blip r:embed="rId31"/>
                     <a:stretch>
                       <a:fillRect/>
                     </a:stretch>
@@ -13691,7 +13684,7 @@
                     </pic:cNvPicPr>
                   </pic:nvPicPr>
                   <pic:blipFill>
-                    <a:blip r:embed="rId31"/>
+                    <a:blip r:embed="rId32"/>
                     <a:stretch>
                       <a:fillRect/>
                     </a:stretch>
@@ -13760,7 +13753,7 @@
                     </pic:cNvPicPr>
                   </pic:nvPicPr>
                   <pic:blipFill>
-                    <a:blip r:embed="rId32"/>
+                    <a:blip r:embed="rId33"/>
                     <a:stretch>
                       <a:fillRect/>
                     </a:stretch>
@@ -13814,7 +13807,7 @@
                     </pic:cNvPicPr>
                   </pic:nvPicPr>
                   <pic:blipFill>
-                    <a:blip r:embed="rId33"/>
+                    <a:blip r:embed="rId34"/>
                     <a:stretch>
                       <a:fillRect/>
                     </a:stretch>
@@ -13868,8 +13861,8 @@
       <w:pPr>
         <w:pStyle w:val="4"/>
       </w:pPr>
-      <w:bookmarkStart w:id="124" w:name="_Toc31562"/>
-      <w:bookmarkStart w:id="125" w:name="_Toc22632"/>
+      <w:bookmarkStart w:id="124" w:name="_Toc22632"/>
+      <w:bookmarkStart w:id="125" w:name="_Toc31562"/>
       <w:bookmarkStart w:id="126" w:name="系统组装与基础测试"/>
       <w:r>
         <w:rPr>
@@ -13945,7 +13938,7 @@
                     </pic:cNvPicPr>
                   </pic:nvPicPr>
                   <pic:blipFill>
-                    <a:blip r:embed="rId34"/>
+                    <a:blip r:embed="rId35"/>
                     <a:stretch>
                       <a:fillRect/>
                     </a:stretch>
@@ -14014,8 +14007,8 @@
       <w:pPr>
         <w:pStyle w:val="5"/>
       </w:pPr>
-      <w:bookmarkStart w:id="130" w:name="_Toc4170"/>
-      <w:bookmarkStart w:id="131" w:name="_Toc31496"/>
+      <w:bookmarkStart w:id="130" w:name="_Toc31496"/>
+      <w:bookmarkStart w:id="131" w:name="_Toc4170"/>
       <w:bookmarkStart w:id="132" w:name="传感器采集测试"/>
       <w:r>
         <w:rPr>
@@ -14872,7 +14865,7 @@
                     </pic:cNvPicPr>
                   </pic:nvPicPr>
                   <pic:blipFill>
-                    <a:blip r:embed="rId35"/>
+                    <a:blip r:embed="rId36"/>
                     <a:stretch>
                       <a:fillRect/>
                     </a:stretch>
@@ -15428,14 +15421,6 @@
         </w:tc>
       </w:tr>
       <w:tr>
-        <w:tblPrEx>
-          <w:tblCellMar>
-            <w:top w:w="0" w:type="dxa"/>
-            <w:left w:w="108" w:type="dxa"/>
-            <w:bottom w:w="0" w:type="dxa"/>
-            <w:right w:w="108" w:type="dxa"/>
-          </w:tblCellMar>
-        </w:tblPrEx>
         <w:trPr>
           <w:jc w:val="center"/>
         </w:trPr>
@@ -16045,8 +16030,8 @@
       <w:pPr>
         <w:pStyle w:val="5"/>
       </w:pPr>
-      <w:bookmarkStart w:id="136" w:name="_Toc19336"/>
-      <w:bookmarkStart w:id="137" w:name="_Toc4414"/>
+      <w:bookmarkStart w:id="136" w:name="_Toc4414"/>
+      <w:bookmarkStart w:id="137" w:name="_Toc19336"/>
       <w:bookmarkStart w:id="138" w:name="平台服务与扩展功能测试"/>
       <w:r>
         <w:rPr>
@@ -16103,14 +16088,6 @@
         <w:gridCol w:w="3001"/>
       </w:tblGrid>
       <w:tr>
-        <w:tblPrEx>
-          <w:tblCellMar>
-            <w:top w:w="0" w:type="dxa"/>
-            <w:left w:w="108" w:type="dxa"/>
-            <w:bottom w:w="0" w:type="dxa"/>
-            <w:right w:w="108" w:type="dxa"/>
-          </w:tblCellMar>
-        </w:tblPrEx>
         <w:trPr>
           <w:tblHeader/>
           <w:jc w:val="center"/>
@@ -17877,8 +17854,8 @@
       <w:pPr>
         <w:pStyle w:val="4"/>
       </w:pPr>
-      <w:bookmarkStart w:id="139" w:name="_Toc18521"/>
-      <w:bookmarkStart w:id="140" w:name="_Toc7569"/>
+      <w:bookmarkStart w:id="139" w:name="_Toc7569"/>
+      <w:bookmarkStart w:id="140" w:name="_Toc18521"/>
       <w:bookmarkStart w:id="141" w:name="测试结果分析"/>
       <w:r>
         <w:rPr>
@@ -17943,8 +17920,8 @@
       <w:pPr>
         <w:pStyle w:val="2"/>
       </w:pPr>
-      <w:bookmarkStart w:id="142" w:name="_Toc5874"/>
-      <w:bookmarkStart w:id="143" w:name="_Toc25980"/>
+      <w:bookmarkStart w:id="142" w:name="_Toc25980"/>
+      <w:bookmarkStart w:id="143" w:name="_Toc5874"/>
       <w:bookmarkStart w:id="144" w:name="总结和展望"/>
       <w:r>
         <w:rPr>
@@ -19109,8 +19086,6 @@
         </w:rPr>
         <w:t xml:space="preserve"> </w:t>
       </w:r>
-      <w:bookmarkStart w:id="158" w:name="_GoBack"/>
-      <w:bookmarkEnd w:id="158"/>
       <w:r>
         <w:rPr>
           <w:rFonts w:cs="宋体"/>
@@ -19181,7 +19156,8 @@
       </w:pPr>
     </w:p>
     <w:sectPr>
-      <w:footerReference r:id="rId6" w:type="default"/>
+      <w:headerReference r:id="rId6" w:type="default"/>
+      <w:footerReference r:id="rId7" w:type="default"/>
       <w:pgSz w:w="11906" w:h="16838"/>
       <w:pgMar w:top="1417" w:right="1417" w:bottom="1417" w:left="1701" w:header="851" w:footer="992" w:gutter="0"/>
       <w:pgNumType w:start="1"/>
@@ -19300,6 +19276,42 @@
         <w:u w:val="single"/>
       </w:rPr>
       <w:t>西南财经大学天府学院                    基于边缘计算的藏红花全生长周期智能培育系统设计与实现</w:t>
+    </w:r>
+  </w:p>
+</w:hdr>
+</file>
+
+<file path=word/header3.xml><?xml version="1.0" encoding="utf-8"?>
+<w:hdr xmlns:wpc="http://schemas.microsoft.com/office/word/2010/wordprocessingCanvas" xmlns:mc="http://schemas.openxmlformats.org/markup-compatibility/2006" xmlns:o="urn:schemas-microsoft-com:office:office" xmlns:r="http://schemas.openxmlformats.org/officeDocument/2006/relationships" xmlns:m="http://schemas.openxmlformats.org/officeDocument/2006/math" xmlns:v="urn:schemas-microsoft-com:vml" xmlns:wp14="http://schemas.microsoft.com/office/word/2010/wordprocessingDrawing" xmlns:wp="http://schemas.openxmlformats.org/drawingml/2006/wordprocessingDrawing" xmlns:w10="urn:schemas-microsoft-com:office:word" xmlns:w="http://schemas.openxmlformats.org/wordprocessingml/2006/main" xmlns:w14="http://schemas.microsoft.com/office/word/2010/wordml" xmlns:w15="http://schemas.microsoft.com/office/word/2012/wordml" xmlns:wpg="http://schemas.microsoft.com/office/word/2010/wordprocessingGroup" xmlns:wpi="http://schemas.microsoft.com/office/word/2010/wordprocessingInk" xmlns:wne="http://schemas.microsoft.com/office/word/2006/wordml" xmlns:wps="http://schemas.microsoft.com/office/word/2010/wordprocessingShape" xmlns:wpsCustomData="http://www.wps.cn/officeDocument/2013/wpsCustomData" mc:Ignorable="w14 w15 wp14">
+  <w:p>
+    <w:pPr>
+      <w:pStyle w:val="12"/>
+      <w:jc w:val="both"/>
+      <w:rPr>
+        <w:u w:val="single"/>
+      </w:rPr>
+    </w:pPr>
+    <w:r>
+      <w:rPr>
+        <w:rFonts w:hint="eastAsia"/>
+        <w:u w:val="single"/>
+      </w:rPr>
+      <w:t xml:space="preserve">西南财经大学天府学院                    </w:t>
+    </w:r>
+    <w:r>
+      <w:rPr>
+        <w:rFonts w:hint="eastAsia"/>
+        <w:u w:val="single"/>
+        <w:lang w:val="en-US" w:eastAsia="zh-CN"/>
+      </w:rPr>
+      <w:t xml:space="preserve">     </w:t>
+    </w:r>
+    <w:r>
+      <w:rPr>
+        <w:rFonts w:hint="eastAsia"/>
+        <w:u w:val="single"/>
+      </w:rPr>
+      <w:t xml:space="preserve">基于边缘计算的藏红花全生长周期智能培育系统设计与实现      </w:t>
     </w:r>
   </w:p>
 </w:hdr>

--- a/毕业论文-基于边缘计算的藏红花全生长周期智能培育系统设计与实现-杨坤.docx
+++ b/毕业论文-基于边缘计算的藏红花全生长周期智能培育系统设计与实现-杨坤.docx
@@ -4304,8 +4304,8 @@
       <w:pPr>
         <w:pStyle w:val="4"/>
       </w:pPr>
-      <w:bookmarkStart w:id="4" w:name="_Toc21158"/>
-      <w:bookmarkStart w:id="5" w:name="_Toc30951"/>
+      <w:bookmarkStart w:id="4" w:name="_Toc30951"/>
+      <w:bookmarkStart w:id="5" w:name="_Toc21158"/>
       <w:bookmarkStart w:id="6" w:name="研究背景"/>
       <w:r>
         <w:rPr>
@@ -4368,8 +4368,8 @@
       <w:pPr>
         <w:pStyle w:val="4"/>
       </w:pPr>
-      <w:bookmarkStart w:id="7" w:name="_Toc32486"/>
-      <w:bookmarkStart w:id="8" w:name="_Toc7873"/>
+      <w:bookmarkStart w:id="7" w:name="_Toc7873"/>
+      <w:bookmarkStart w:id="8" w:name="_Toc32486"/>
       <w:bookmarkStart w:id="9" w:name="研究目的及意义"/>
       <w:r>
         <w:rPr>
@@ -4912,8 +4912,8 @@
       <w:pPr>
         <w:pStyle w:val="4"/>
       </w:pPr>
-      <w:bookmarkStart w:id="25" w:name="_Toc16317"/>
-      <w:bookmarkStart w:id="26" w:name="_Toc8262"/>
+      <w:bookmarkStart w:id="25" w:name="_Toc8262"/>
+      <w:bookmarkStart w:id="26" w:name="_Toc16317"/>
       <w:bookmarkStart w:id="27" w:name="物联网与边缘计算相关理论"/>
       <w:r>
         <w:rPr>
@@ -4989,8 +4989,8 @@
       <w:pPr>
         <w:pStyle w:val="4"/>
       </w:pPr>
-      <w:bookmarkStart w:id="28" w:name="_Toc19024"/>
-      <w:bookmarkStart w:id="29" w:name="_Toc2634"/>
+      <w:bookmarkStart w:id="28" w:name="_Toc2634"/>
+      <w:bookmarkStart w:id="29" w:name="_Toc19024"/>
       <w:bookmarkStart w:id="30" w:name="数据通信与边缘服务相关技术"/>
       <w:r>
         <w:rPr>
@@ -5005,8 +5005,8 @@
       <w:pPr>
         <w:pStyle w:val="5"/>
       </w:pPr>
-      <w:bookmarkStart w:id="31" w:name="_Toc18434"/>
-      <w:bookmarkStart w:id="32" w:name="_Toc13314"/>
+      <w:bookmarkStart w:id="31" w:name="_Toc13314"/>
+      <w:bookmarkStart w:id="32" w:name="_Toc18434"/>
       <w:bookmarkStart w:id="33" w:name="flask-与-sqlite-边缘服务技术"/>
       <w:r>
         <w:rPr>
@@ -5141,8 +5141,8 @@
       <w:pPr>
         <w:pStyle w:val="4"/>
       </w:pPr>
-      <w:bookmarkStart w:id="37" w:name="_Toc23521"/>
-      <w:bookmarkStart w:id="38" w:name="_Toc27990"/>
+      <w:bookmarkStart w:id="37" w:name="_Toc27990"/>
+      <w:bookmarkStart w:id="38" w:name="_Toc23521"/>
       <w:bookmarkStart w:id="39" w:name="图像分析与轻量边缘智能相关技术"/>
       <w:r>
         <w:rPr>
@@ -5296,8 +5296,8 @@
       <w:pPr>
         <w:pStyle w:val="5"/>
       </w:pPr>
-      <w:bookmarkStart w:id="52" w:name="_Toc19521"/>
-      <w:bookmarkStart w:id="53" w:name="_Toc21184"/>
+      <w:bookmarkStart w:id="52" w:name="_Toc21184"/>
+      <w:bookmarkStart w:id="53" w:name="_Toc19521"/>
       <w:bookmarkStart w:id="54" w:name="需求分析"/>
       <w:r>
         <w:rPr>
@@ -5467,8 +5467,8 @@
       <w:pPr>
         <w:pStyle w:val="5"/>
       </w:pPr>
-      <w:bookmarkStart w:id="55" w:name="_Toc31113"/>
-      <w:bookmarkStart w:id="56" w:name="_Toc2882"/>
+      <w:bookmarkStart w:id="55" w:name="_Toc2882"/>
+      <w:bookmarkStart w:id="56" w:name="_Toc31113"/>
       <w:bookmarkStart w:id="57" w:name="可行性分析"/>
       <w:r>
         <w:rPr>
@@ -5769,8 +5769,8 @@
       <w:pPr>
         <w:pStyle w:val="4"/>
       </w:pPr>
-      <w:bookmarkStart w:id="61" w:name="_Toc20148"/>
-      <w:bookmarkStart w:id="62" w:name="_Toc26156"/>
+      <w:bookmarkStart w:id="61" w:name="_Toc26156"/>
+      <w:bookmarkStart w:id="62" w:name="_Toc20148"/>
       <w:bookmarkStart w:id="63" w:name="主要功能模块的器件选型"/>
       <w:r>
         <w:rPr>
@@ -8690,16 +8690,7 @@
           <w:rFonts w:hint="eastAsia"/>
           <w:lang w:val="zh-CN"/>
         </w:rPr>
-        <w:t>本系统用STM32F411做底层主控制器，用树莓派4B做边缘计算平台。STM32F411集成了较多的GPIO、ADC、I2C、USART等外设，可以完成温湿度、光照、土壤湿度等传感器的数据采集</w:t>
-      </w:r>
-      <w:bookmarkStart w:id="158" w:name="_GoBack"/>
-      <w:bookmarkEnd w:id="158"/>
-      <w:r>
-        <w:rPr>
-          <w:rFonts w:hint="eastAsia"/>
-          <w:lang w:val="zh-CN"/>
-        </w:rPr>
-        <w:t>，并且可以实现OLED显示、手势识别以及继电器控制等功能[11]。树莓派4B主要完成边缘侧的数据接收、存储、可视化显示和控制策略执行等任务，可以安装Flask、SQLite和OpenCV等软件环境，满足系统本地数据处理及功能扩展的要求。两者一起工作，系统既有单片机的实时控制能力，又有边缘设备的数据处理能力。</w:t>
+        <w:t>本系统用STM32F411做底层主控制器，用树莓派4B做边缘计算平台。STM32F411集成了较多的GPIO、ADC、I2C、USART等外设，可以完成温湿度、光照、土壤湿度等传感器的数据采集，并且可以实现OLED显示、手势识别以及继电器控制等功能[11]。树莓派4B主要完成边缘侧的数据接收、存储、可视化显示和控制策略执行等任务，可以安装Flask、SQLite和OpenCV等软件环境，满足系统本地数据处理及功能扩展的要求。两者一起工作，系统既有单片机的实时控制能力，又有边缘设备的数据处理能力。</w:t>
       </w:r>
     </w:p>
     <w:p>
@@ -9683,8 +9674,8 @@
       <w:pPr>
         <w:pStyle w:val="2"/>
       </w:pPr>
-      <w:bookmarkStart w:id="83" w:name="_Toc26007"/>
-      <w:bookmarkStart w:id="84" w:name="_Toc13635"/>
+      <w:bookmarkStart w:id="83" w:name="_Toc13635"/>
+      <w:bookmarkStart w:id="84" w:name="_Toc26007"/>
       <w:r>
         <w:rPr>
           <w:rFonts w:hint="eastAsia"/>
@@ -9905,19 +9896,22 @@
         <w:ind w:firstLine="560" w:firstLineChars="200"/>
         <w:jc w:val="center"/>
         <w:rPr>
+          <w:rFonts w:hint="eastAsia" w:eastAsia="宋体"/>
           <w:sz w:val="28"/>
-        </w:rPr>
-      </w:pPr>
-      <w:r>
-        <w:rPr>
-          <w:rFonts w:hint="eastAsia"/>
+          <w:lang w:eastAsia="zh-CN"/>
+        </w:rPr>
+      </w:pPr>
+      <w:r>
+        <w:rPr>
+          <w:rFonts w:hint="eastAsia" w:eastAsia="宋体"/>
           <w:sz w:val="28"/>
+          <w:lang w:eastAsia="zh-CN"/>
         </w:rPr>
         <w:drawing>
           <wp:inline distT="0" distB="0" distL="114300" distR="114300">
-            <wp:extent cx="2771775" cy="3696335"/>
-            <wp:effectExtent l="0" t="0" r="18415" b="9525"/>
-            <wp:docPr id="6" name="图片 6" descr="图 4-1 主要模块实物连接照片"/>
+            <wp:extent cx="3590290" cy="4786630"/>
+            <wp:effectExtent l="0" t="0" r="10160" b="13970"/>
+            <wp:docPr id="3" name="图片 3" descr="实物图"/>
             <wp:cNvGraphicFramePr>
               <a:graphicFrameLocks xmlns:a="http://schemas.openxmlformats.org/drawingml/2006/main" noChangeAspect="1"/>
             </wp:cNvGraphicFramePr>
@@ -9925,7 +9919,7 @@
               <a:graphicData uri="http://schemas.openxmlformats.org/drawingml/2006/picture">
                 <pic:pic xmlns:pic="http://schemas.openxmlformats.org/drawingml/2006/picture">
                   <pic:nvPicPr>
-                    <pic:cNvPr id="6" name="图片 6" descr="图 4-1 主要模块实物连接照片"/>
+                    <pic:cNvPr id="3" name="图片 3" descr="实物图"/>
                     <pic:cNvPicPr>
                       <a:picLocks noChangeAspect="1"/>
                     </pic:cNvPicPr>
@@ -9937,9 +9931,9 @@
                     </a:stretch>
                   </pic:blipFill>
                   <pic:spPr>
-                    <a:xfrm rot="16200000">
+                    <a:xfrm>
                       <a:off x="0" y="0"/>
-                      <a:ext cx="2771775" cy="3696335"/>
+                      <a:ext cx="3590290" cy="4786630"/>
                     </a:xfrm>
                     <a:prstGeom prst="rect">
                       <a:avLst/>
@@ -9984,8 +9978,8 @@
       <w:pPr>
         <w:pStyle w:val="5"/>
       </w:pPr>
-      <w:bookmarkStart w:id="91" w:name="_Toc30523"/>
-      <w:bookmarkStart w:id="92" w:name="_Toc31433"/>
+      <w:bookmarkStart w:id="91" w:name="_Toc31433"/>
+      <w:bookmarkStart w:id="92" w:name="_Toc30523"/>
       <w:bookmarkStart w:id="93" w:name="传感采集模块设计"/>
       <w:r>
         <w:rPr>
@@ -10181,8 +10175,8 @@
       <w:pPr>
         <w:pStyle w:val="4"/>
       </w:pPr>
-      <w:bookmarkStart w:id="103" w:name="_Toc27133"/>
-      <w:bookmarkStart w:id="104" w:name="_Toc8578"/>
+      <w:bookmarkStart w:id="103" w:name="_Toc8578"/>
+      <w:bookmarkStart w:id="104" w:name="_Toc27133"/>
       <w:bookmarkStart w:id="105" w:name="系统-pcb-设计"/>
       <w:r>
         <w:rPr>
@@ -10388,8 +10382,8 @@
       <w:pPr>
         <w:pStyle w:val="4"/>
       </w:pPr>
-      <w:bookmarkStart w:id="109" w:name="_Toc30878"/>
-      <w:bookmarkStart w:id="110" w:name="_Toc30504"/>
+      <w:bookmarkStart w:id="109" w:name="_Toc30504"/>
+      <w:bookmarkStart w:id="110" w:name="_Toc30878"/>
       <w:bookmarkStart w:id="111" w:name="系统软件整体设计"/>
       <w:r>
         <w:rPr>
@@ -12565,6 +12559,14 @@
         <w:gridCol w:w="3001"/>
       </w:tblGrid>
       <w:tr>
+        <w:tblPrEx>
+          <w:tblCellMar>
+            <w:top w:w="0" w:type="dxa"/>
+            <w:left w:w="108" w:type="dxa"/>
+            <w:bottom w:w="0" w:type="dxa"/>
+            <w:right w:w="108" w:type="dxa"/>
+          </w:tblCellMar>
+        </w:tblPrEx>
         <w:trPr>
           <w:tblHeader/>
         </w:trPr>
@@ -12675,6 +12677,14 @@
         </w:tc>
       </w:tr>
       <w:tr>
+        <w:tblPrEx>
+          <w:tblCellMar>
+            <w:top w:w="0" w:type="dxa"/>
+            <w:left w:w="108" w:type="dxa"/>
+            <w:bottom w:w="0" w:type="dxa"/>
+            <w:right w:w="108" w:type="dxa"/>
+          </w:tblCellMar>
+        </w:tblPrEx>
         <w:tc>
           <w:tcPr>
             <w:tcW w:w="3001" w:type="dxa"/>
@@ -13625,6 +13635,7 @@
         <w:pStyle w:val="42"/>
         <w:spacing w:line="360" w:lineRule="auto"/>
         <w:rPr>
+          <w:rFonts w:hint="eastAsia"/>
           <w:lang w:val="zh-CN"/>
         </w:rPr>
       </w:pPr>
@@ -13640,23 +13651,6 @@
       <w:pPr>
         <w:pStyle w:val="42"/>
         <w:spacing w:line="360" w:lineRule="auto"/>
-        <w:rPr>
-          <w:lang w:val="zh-CN"/>
-        </w:rPr>
-      </w:pPr>
-      <w:r>
-        <w:rPr>
-          <w:rFonts w:hint="eastAsia"/>
-          <w:lang w:val="zh-CN"/>
-        </w:rPr>
-        <w:t>以上模块加入之后，系统就具备了智能展示的功能。尽管目前的图像分析方法还属于规则型轻量级识别，模型推理能力也主要起到辅助展示的作用，但是整体方案已经具有了传感监测、图像感知、语言辅助的多模态边缘智能特征，为系统后期升级打下了基础。</w:t>
-      </w:r>
-    </w:p>
-    <w:p>
-      <w:pPr>
-        <w:pStyle w:val="3"/>
-        <w:spacing w:before="0" w:after="0" w:line="360" w:lineRule="auto"/>
-        <w:ind w:firstLine="560" w:firstLineChars="200"/>
         <w:jc w:val="center"/>
         <w:rPr>
           <w:sz w:val="28"/>
@@ -13712,12 +13706,125 @@
     <w:p>
       <w:pPr>
         <w:pStyle w:val="57"/>
+        <w:rPr>
+          <w:rFonts w:hint="eastAsia"/>
+          <w:sz w:val="28"/>
+          <w:lang w:val="zh-CN"/>
+        </w:rPr>
       </w:pPr>
       <w:r>
         <w:rPr>
           <w:rFonts w:hint="eastAsia"/>
         </w:rPr>
         <w:t>图5.6  图像分析流程图</w:t>
+      </w:r>
+    </w:p>
+    <w:p>
+      <w:pPr>
+        <w:pStyle w:val="42"/>
+        <w:spacing w:line="360" w:lineRule="auto"/>
+        <w:rPr>
+          <w:lang w:val="zh-CN"/>
+        </w:rPr>
+      </w:pPr>
+      <w:r>
+        <w:rPr>
+          <w:rFonts w:hint="eastAsia"/>
+          <w:lang w:val="zh-CN"/>
+        </w:rPr>
+        <w:t>以上模块加入之后，系统就具备了智能展示的功能。尽管目前的图像分析方法还属于规则型轻量级识别，模型推理能力也主要起到辅助展示的作用，但是整体方案已经具有了传感监测、图像感知、语言辅助的多模态边缘智能特征，为系统后期升级打下了基础。</w:t>
+      </w:r>
+    </w:p>
+    <w:p>
+      <w:pPr>
+        <w:pStyle w:val="3"/>
+        <w:spacing w:before="0" w:after="0" w:line="360" w:lineRule="auto"/>
+        <w:ind w:firstLine="560" w:firstLineChars="200"/>
+        <w:jc w:val="center"/>
+        <w:rPr>
+          <w:rFonts w:hint="eastAsia" w:eastAsia="宋体"/>
+          <w:sz w:val="28"/>
+          <w:lang w:eastAsia="zh-CN"/>
+        </w:rPr>
+      </w:pPr>
+      <w:r>
+        <w:rPr>
+          <w:rFonts w:hint="eastAsia" w:eastAsia="宋体"/>
+          <w:sz w:val="28"/>
+          <w:lang w:eastAsia="zh-CN"/>
+        </w:rPr>
+        <w:drawing>
+          <wp:inline distT="0" distB="0" distL="114300" distR="114300">
+            <wp:extent cx="5579110" cy="3138170"/>
+            <wp:effectExtent l="0" t="0" r="2540" b="5080"/>
+            <wp:docPr id="6" name="图片 6" descr="视觉"/>
+            <wp:cNvGraphicFramePr>
+              <a:graphicFrameLocks xmlns:a="http://schemas.openxmlformats.org/drawingml/2006/main" noChangeAspect="1"/>
+            </wp:cNvGraphicFramePr>
+            <a:graphic xmlns:a="http://schemas.openxmlformats.org/drawingml/2006/main">
+              <a:graphicData uri="http://schemas.openxmlformats.org/drawingml/2006/picture">
+                <pic:pic xmlns:pic="http://schemas.openxmlformats.org/drawingml/2006/picture">
+                  <pic:nvPicPr>
+                    <pic:cNvPr id="6" name="图片 6" descr="视觉"/>
+                    <pic:cNvPicPr>
+                      <a:picLocks noChangeAspect="1"/>
+                    </pic:cNvPicPr>
+                  </pic:nvPicPr>
+                  <pic:blipFill>
+                    <a:blip r:embed="rId33"/>
+                    <a:stretch>
+                      <a:fillRect/>
+                    </a:stretch>
+                  </pic:blipFill>
+                  <pic:spPr>
+                    <a:xfrm>
+                      <a:off x="0" y="0"/>
+                      <a:ext cx="5579110" cy="3138170"/>
+                    </a:xfrm>
+                    <a:prstGeom prst="rect">
+                      <a:avLst/>
+                    </a:prstGeom>
+                  </pic:spPr>
+                </pic:pic>
+              </a:graphicData>
+            </a:graphic>
+          </wp:inline>
+        </w:drawing>
+      </w:r>
+    </w:p>
+    <w:p>
+      <w:pPr>
+        <w:pStyle w:val="57"/>
+        <w:rPr>
+          <w:rFonts w:hint="default" w:eastAsia="黑体"/>
+          <w:lang w:val="en-US" w:eastAsia="zh-CN"/>
+        </w:rPr>
+      </w:pPr>
+      <w:r>
+        <w:rPr>
+          <w:rFonts w:hint="eastAsia"/>
+        </w:rPr>
+        <w:t>图5.</w:t>
+      </w:r>
+      <w:r>
+        <w:rPr>
+          <w:rFonts w:hint="eastAsia"/>
+          <w:lang w:val="en-US" w:eastAsia="zh-CN"/>
+        </w:rPr>
+        <w:t>7</w:t>
+      </w:r>
+      <w:r>
+        <w:rPr>
+          <w:rFonts w:hint="eastAsia"/>
+        </w:rPr>
+        <w:t xml:space="preserve">  </w:t>
+      </w:r>
+      <w:r>
+        <w:rPr>
+          <w:rFonts w:hint="eastAsia"/>
+          <w:lang w:val="en-US" w:eastAsia="zh-CN"/>
+        </w:rPr>
+        <w:t>视觉检测</w:t>
       </w:r>
     </w:p>
     <w:p>
@@ -13753,7 +13860,7 @@
                     </pic:cNvPicPr>
                   </pic:nvPicPr>
                   <pic:blipFill>
-                    <a:blip r:embed="rId33"/>
+                    <a:blip r:embed="rId34"/>
                     <a:stretch>
                       <a:fillRect/>
                     </a:stretch>
@@ -13807,7 +13914,7 @@
                     </pic:cNvPicPr>
                   </pic:nvPicPr>
                   <pic:blipFill>
-                    <a:blip r:embed="rId34"/>
+                    <a:blip r:embed="rId35"/>
                     <a:stretch>
                       <a:fillRect/>
                     </a:stretch>
@@ -13836,7 +13943,20 @@
         <w:rPr>
           <w:rFonts w:hint="eastAsia"/>
         </w:rPr>
-        <w:t>图5.7  Web 页面截图</w:t>
+        <w:t>图5.</w:t>
+      </w:r>
+      <w:r>
+        <w:rPr>
+          <w:rFonts w:hint="eastAsia"/>
+          <w:lang w:val="en-US" w:eastAsia="zh-CN"/>
+        </w:rPr>
+        <w:t>8</w:t>
+      </w:r>
+      <w:r>
+        <w:rPr>
+          <w:rFonts w:hint="eastAsia"/>
+        </w:rPr>
+        <w:t xml:space="preserve">  Web 页面截图</w:t>
       </w:r>
     </w:p>
     <w:bookmarkEnd w:id="108"/>
@@ -13845,8 +13965,8 @@
       <w:pPr>
         <w:pStyle w:val="2"/>
       </w:pPr>
-      <w:bookmarkStart w:id="121" w:name="_Toc20493"/>
-      <w:bookmarkStart w:id="122" w:name="_Toc21664"/>
+      <w:bookmarkStart w:id="121" w:name="_Toc21664"/>
+      <w:bookmarkStart w:id="122" w:name="_Toc20493"/>
       <w:bookmarkStart w:id="123" w:name="系统测试和结果分析"/>
       <w:r>
         <w:rPr>
@@ -13861,8 +13981,8 @@
       <w:pPr>
         <w:pStyle w:val="4"/>
       </w:pPr>
-      <w:bookmarkStart w:id="124" w:name="_Toc22632"/>
-      <w:bookmarkStart w:id="125" w:name="_Toc31562"/>
+      <w:bookmarkStart w:id="124" w:name="_Toc31562"/>
+      <w:bookmarkStart w:id="125" w:name="_Toc22632"/>
       <w:bookmarkStart w:id="126" w:name="系统组装与基础测试"/>
       <w:r>
         <w:rPr>
@@ -13938,7 +14058,7 @@
                     </pic:cNvPicPr>
                   </pic:nvPicPr>
                   <pic:blipFill>
-                    <a:blip r:embed="rId35"/>
+                    <a:blip r:embed="rId36"/>
                     <a:stretch>
                       <a:fillRect/>
                     </a:stretch>
@@ -14007,8 +14127,8 @@
       <w:pPr>
         <w:pStyle w:val="5"/>
       </w:pPr>
-      <w:bookmarkStart w:id="130" w:name="_Toc31496"/>
-      <w:bookmarkStart w:id="131" w:name="_Toc4170"/>
+      <w:bookmarkStart w:id="130" w:name="_Toc4170"/>
+      <w:bookmarkStart w:id="131" w:name="_Toc31496"/>
       <w:bookmarkStart w:id="132" w:name="传感器采集测试"/>
       <w:r>
         <w:rPr>
@@ -14865,7 +14985,7 @@
                     </pic:cNvPicPr>
                   </pic:nvPicPr>
                   <pic:blipFill>
-                    <a:blip r:embed="rId36"/>
+                    <a:blip r:embed="rId37"/>
                     <a:stretch>
                       <a:fillRect/>
                     </a:stretch>
@@ -14902,8 +15022,8 @@
       <w:pPr>
         <w:pStyle w:val="5"/>
       </w:pPr>
-      <w:bookmarkStart w:id="133" w:name="_Toc23043"/>
-      <w:bookmarkStart w:id="134" w:name="_Toc2917"/>
+      <w:bookmarkStart w:id="133" w:name="_Toc2917"/>
+      <w:bookmarkStart w:id="134" w:name="_Toc23043"/>
       <w:bookmarkStart w:id="135" w:name="控制执行与自动灌溉测试"/>
       <w:r>
         <w:rPr>
@@ -15421,6 +15541,14 @@
         </w:tc>
       </w:tr>
       <w:tr>
+        <w:tblPrEx>
+          <w:tblCellMar>
+            <w:top w:w="0" w:type="dxa"/>
+            <w:left w:w="108" w:type="dxa"/>
+            <w:bottom w:w="0" w:type="dxa"/>
+            <w:right w:w="108" w:type="dxa"/>
+          </w:tblCellMar>
+        </w:tblPrEx>
         <w:trPr>
           <w:jc w:val="center"/>
         </w:trPr>
@@ -16030,8 +16158,8 @@
       <w:pPr>
         <w:pStyle w:val="5"/>
       </w:pPr>
-      <w:bookmarkStart w:id="136" w:name="_Toc4414"/>
-      <w:bookmarkStart w:id="137" w:name="_Toc19336"/>
+      <w:bookmarkStart w:id="136" w:name="_Toc19336"/>
+      <w:bookmarkStart w:id="137" w:name="_Toc4414"/>
       <w:bookmarkStart w:id="138" w:name="平台服务与扩展功能测试"/>
       <w:r>
         <w:rPr>
@@ -16088,6 +16216,14 @@
         <w:gridCol w:w="3001"/>
       </w:tblGrid>
       <w:tr>
+        <w:tblPrEx>
+          <w:tblCellMar>
+            <w:top w:w="0" w:type="dxa"/>
+            <w:left w:w="108" w:type="dxa"/>
+            <w:bottom w:w="0" w:type="dxa"/>
+            <w:right w:w="108" w:type="dxa"/>
+          </w:tblCellMar>
+        </w:tblPrEx>
         <w:trPr>
           <w:tblHeader/>
           <w:jc w:val="center"/>
@@ -17854,8 +17990,8 @@
       <w:pPr>
         <w:pStyle w:val="4"/>
       </w:pPr>
-      <w:bookmarkStart w:id="139" w:name="_Toc7569"/>
-      <w:bookmarkStart w:id="140" w:name="_Toc18521"/>
+      <w:bookmarkStart w:id="139" w:name="_Toc18521"/>
+      <w:bookmarkStart w:id="140" w:name="_Toc7569"/>
       <w:bookmarkStart w:id="141" w:name="测试结果分析"/>
       <w:r>
         <w:rPr>
@@ -17985,8 +18121,8 @@
       <w:pPr>
         <w:pStyle w:val="4"/>
       </w:pPr>
-      <w:bookmarkStart w:id="148" w:name="_Toc12949"/>
-      <w:bookmarkStart w:id="149" w:name="_Toc13544"/>
+      <w:bookmarkStart w:id="148" w:name="_Toc13544"/>
+      <w:bookmarkStart w:id="149" w:name="_Toc12949"/>
       <w:bookmarkStart w:id="150" w:name="展望"/>
       <w:r>
         <w:rPr>
@@ -19140,7 +19276,17 @@
           <w:sz w:val="28"/>
           <w:szCs w:val="28"/>
         </w:rPr>
-        <w:t>首先，要对姚老师指导工作表示最真诚的感谢，在选题、方案设计、论文写作、毕业设计等各个环节上都得到了老师很大的支持和鼓励。姚老师对整个研究思路、技术路线、论文结构等提出了许多有见地的指导，使本次毕业设计可以比较顺利地完成。同时向嘉立创(JLC)、Raspberry Pi Foundation等提供实验环境、实验教学平台的同学及在硬件调试、系统检测、资料查阅等各个方面的交流。还要感谢父母对我的关心和照顾，才能使我不顾一切地进行毕业论文的研究。最后我要向所有对本次毕业设计作出过指导和支持的老师表示感谢，并向帮助我完成毕业设计的同学们表示敬意。正是不断调试、修改、完善，才使得智能硬件、边缘计算、物联网系统的开发有了更加深刻的认识，也将是我以后学习、发展的基础。</w:t>
+        <w:t>首先，要对姚老师指导工作表示最真诚的感谢，在选题、方案设计、论文写作、毕业设计等各个环节上都得到了老师很大的支持和鼓励。姚老师对整个研究</w:t>
+      </w:r>
+      <w:bookmarkStart w:id="158" w:name="_GoBack"/>
+      <w:bookmarkEnd w:id="158"/>
+      <w:r>
+        <w:rPr>
+          <w:rFonts w:hint="eastAsia"/>
+          <w:sz w:val="28"/>
+          <w:szCs w:val="28"/>
+        </w:rPr>
+        <w:t>思路、技术路线、论文结构等提出了许多有见地的指导，使本次毕业设计可以比较顺利地完成。同时向嘉立创(JLC)、Raspberry Pi Foundation等提供实验环境、实验教学平台的同学及在硬件调试、系统检测、资料查阅等各个方面的交流。还要感谢父母对我的关心和照顾，才能使我不顾一切地进行毕业论文的研究。最后我要向所有对本次毕业设计作出过指导和支持的老师表示感谢，并向帮助我完成毕业设计的同学们表示敬意。正是不断调试、修改、完善，才使得智能硬件、边缘计算、物联网系统的开发有了更加深刻的认识，也将是我以后学习、发展的基础。</w:t>
       </w:r>
     </w:p>
     <w:p>
@@ -19718,7 +19864,7 @@
     <w:pPr>
       <w:keepNext/>
       <w:keepLines/>
-      <w:spacing w:line="360" w:lineRule="auto"/>
+      <w:spacing w:before="340" w:after="330" w:line="360" w:lineRule="auto"/>
       <w:jc w:val="left"/>
       <w:outlineLvl w:val="0"/>
     </w:pPr>

--- a/毕业论文-基于边缘计算的藏红花全生长周期智能培育系统设计与实现-杨坤.docx
+++ b/毕业论文-基于边缘计算的藏红花全生长周期智能培育系统设计与实现-杨坤.docx
@@ -104,16 +104,7 @@
           <w:sz w:val="72"/>
           <w:szCs w:val="72"/>
         </w:rPr>
-        <w:t>2026</w:t>
-      </w:r>
-      <w:r>
-        <w:rPr>
-          <w:rFonts w:ascii="黑体" w:eastAsia="黑体" w:hint="eastAsia"/>
-          <w:b/>
-          <w:sz w:val="72"/>
-          <w:szCs w:val="72"/>
-        </w:rPr>
-        <w:t>届</w:t>
+        <w:t>2026届</w:t>
       </w:r>
     </w:p>
     <w:p>
@@ -229,7 +220,28 @@
           <w:sz w:val="32"/>
           <w:u w:val="single"/>
         </w:rPr>
-        <w:t xml:space="preserve">         </w:t>
+        <w:t xml:space="preserve">         杨坤           </w:t>
+      </w:r>
+    </w:p>
+    <w:p>
+      <w:pPr>
+        <w:spacing w:line="600" w:lineRule="auto"/>
+        <w:ind w:firstLineChars="445" w:firstLine="1430"/>
+        <w:rPr>
+          <w:rFonts w:ascii="仿宋_GB2312" w:eastAsia="仿宋_GB2312" w:hAnsi="华文仿宋" w:hint="eastAsia"/>
+          <w:b/>
+          <w:bCs/>
+          <w:sz w:val="32"/>
+        </w:rPr>
+      </w:pPr>
+      <w:r>
+        <w:rPr>
+          <w:rFonts w:ascii="仿宋_GB2312" w:eastAsia="仿宋_GB2312" w:hAnsi="华文仿宋" w:hint="eastAsia"/>
+          <w:b/>
+          <w:bCs/>
+          <w:sz w:val="32"/>
+        </w:rPr>
+        <w:t>所在学院：</w:t>
       </w:r>
       <w:r>
         <w:rPr>
@@ -239,9 +251,13 @@
           <w:sz w:val="32"/>
           <w:u w:val="single"/>
         </w:rPr>
-        <w:t>杨坤</w:t>
-      </w:r>
-      <w:r>
+        <w:t xml:space="preserve">      智能科技学院      </w:t>
+      </w:r>
+    </w:p>
+    <w:p>
+      <w:pPr>
+        <w:spacing w:line="600" w:lineRule="auto"/>
+        <w:ind w:firstLineChars="445" w:firstLine="1430"/>
         <w:rPr>
           <w:rFonts w:ascii="仿宋_GB2312" w:eastAsia="仿宋_GB2312" w:hAnsi="华文仿宋" w:hint="eastAsia"/>
           <w:b/>
@@ -249,28 +265,15 @@
           <w:sz w:val="32"/>
           <w:u w:val="single"/>
         </w:rPr>
-        <w:t xml:space="preserve">           </w:t>
-      </w:r>
-    </w:p>
-    <w:p>
-      <w:pPr>
-        <w:spacing w:line="600" w:lineRule="auto"/>
-        <w:ind w:firstLineChars="445" w:firstLine="1430"/>
+      </w:pPr>
+      <w:r>
         <w:rPr>
           <w:rFonts w:ascii="仿宋_GB2312" w:eastAsia="仿宋_GB2312" w:hAnsi="华文仿宋" w:hint="eastAsia"/>
           <w:b/>
           <w:bCs/>
           <w:sz w:val="32"/>
         </w:rPr>
-      </w:pPr>
-      <w:r>
-        <w:rPr>
-          <w:rFonts w:ascii="仿宋_GB2312" w:eastAsia="仿宋_GB2312" w:hAnsi="华文仿宋" w:hint="eastAsia"/>
-          <w:b/>
-          <w:bCs/>
-          <w:sz w:val="32"/>
-        </w:rPr>
-        <w:t>所在学院：</w:t>
+        <w:t>专    业：</w:t>
       </w:r>
       <w:r>
         <w:rPr>
@@ -280,9 +283,13 @@
           <w:sz w:val="32"/>
           <w:u w:val="single"/>
         </w:rPr>
-        <w:t xml:space="preserve">      </w:t>
-      </w:r>
-      <w:r>
+        <w:t xml:space="preserve">       物联网工程        </w:t>
+      </w:r>
+    </w:p>
+    <w:p>
+      <w:pPr>
+        <w:spacing w:line="600" w:lineRule="auto"/>
+        <w:ind w:firstLineChars="445" w:firstLine="1430"/>
         <w:rPr>
           <w:rFonts w:ascii="仿宋_GB2312" w:eastAsia="仿宋_GB2312" w:hAnsi="华文仿宋" w:hint="eastAsia"/>
           <w:b/>
@@ -290,127 +297,15 @@
           <w:sz w:val="32"/>
           <w:u w:val="single"/>
         </w:rPr>
-        <w:t>智能科技学院</w:t>
-      </w:r>
+      </w:pPr>
       <w:r>
         <w:rPr>
           <w:rFonts w:ascii="仿宋_GB2312" w:eastAsia="仿宋_GB2312" w:hAnsi="华文仿宋" w:hint="eastAsia"/>
           <w:b/>
           <w:bCs/>
           <w:sz w:val="32"/>
-          <w:u w:val="single"/>
-        </w:rPr>
-        <w:t xml:space="preserve">      </w:t>
-      </w:r>
-    </w:p>
-    <w:p>
-      <w:pPr>
-        <w:spacing w:line="600" w:lineRule="auto"/>
-        <w:ind w:firstLineChars="445" w:firstLine="1430"/>
-        <w:rPr>
-          <w:rFonts w:ascii="仿宋_GB2312" w:eastAsia="仿宋_GB2312" w:hAnsi="华文仿宋" w:hint="eastAsia"/>
-          <w:b/>
-          <w:bCs/>
-          <w:sz w:val="32"/>
-          <w:u w:val="single"/>
-        </w:rPr>
-      </w:pPr>
-      <w:r>
-        <w:rPr>
-          <w:rFonts w:ascii="仿宋_GB2312" w:eastAsia="仿宋_GB2312" w:hAnsi="华文仿宋" w:hint="eastAsia"/>
-          <w:b/>
-          <w:bCs/>
-          <w:sz w:val="32"/>
-        </w:rPr>
-        <w:t>专</w:t>
-      </w:r>
-      <w:r>
-        <w:rPr>
-          <w:rFonts w:ascii="仿宋_GB2312" w:eastAsia="仿宋_GB2312" w:hAnsi="华文仿宋" w:hint="eastAsia"/>
-          <w:b/>
-          <w:bCs/>
-          <w:sz w:val="32"/>
-        </w:rPr>
-        <w:t xml:space="preserve">    </w:t>
-      </w:r>
-      <w:r>
-        <w:rPr>
-          <w:rFonts w:ascii="仿宋_GB2312" w:eastAsia="仿宋_GB2312" w:hAnsi="华文仿宋" w:hint="eastAsia"/>
-          <w:b/>
-          <w:bCs/>
-          <w:sz w:val="32"/>
-        </w:rPr>
-        <w:t>业：</w:t>
-      </w:r>
-      <w:r>
-        <w:rPr>
-          <w:rFonts w:ascii="仿宋_GB2312" w:eastAsia="仿宋_GB2312" w:hAnsi="华文仿宋" w:hint="eastAsia"/>
-          <w:b/>
-          <w:bCs/>
-          <w:sz w:val="32"/>
-          <w:u w:val="single"/>
-        </w:rPr>
-        <w:t xml:space="preserve">       </w:t>
-      </w:r>
-      <w:r>
-        <w:rPr>
-          <w:rFonts w:ascii="仿宋_GB2312" w:eastAsia="仿宋_GB2312" w:hAnsi="华文仿宋" w:hint="eastAsia"/>
-          <w:b/>
-          <w:bCs/>
-          <w:sz w:val="32"/>
-          <w:u w:val="single"/>
-        </w:rPr>
-        <w:t>物联网工程</w:t>
-      </w:r>
-      <w:r>
-        <w:rPr>
-          <w:rFonts w:ascii="仿宋_GB2312" w:eastAsia="仿宋_GB2312" w:hAnsi="华文仿宋" w:hint="eastAsia"/>
-          <w:b/>
-          <w:bCs/>
-          <w:sz w:val="32"/>
-          <w:u w:val="single"/>
-        </w:rPr>
-        <w:t xml:space="preserve">        </w:t>
-      </w:r>
-    </w:p>
-    <w:p>
-      <w:pPr>
-        <w:spacing w:line="600" w:lineRule="auto"/>
-        <w:ind w:firstLineChars="445" w:firstLine="1430"/>
-        <w:rPr>
-          <w:rFonts w:ascii="仿宋_GB2312" w:eastAsia="仿宋_GB2312" w:hAnsi="华文仿宋" w:hint="eastAsia"/>
-          <w:b/>
-          <w:bCs/>
-          <w:sz w:val="32"/>
-          <w:u w:val="single"/>
-        </w:rPr>
-      </w:pPr>
-      <w:r>
-        <w:rPr>
-          <w:rFonts w:ascii="仿宋_GB2312" w:eastAsia="仿宋_GB2312" w:hAnsi="华文仿宋" w:hint="eastAsia"/>
-          <w:b/>
-          <w:bCs/>
-          <w:sz w:val="32"/>
-        </w:rPr>
-        <w:t>学</w:t>
-      </w:r>
-      <w:r>
-        <w:rPr>
-          <w:rFonts w:ascii="仿宋_GB2312" w:eastAsia="仿宋_GB2312" w:hAnsi="华文仿宋" w:hint="eastAsia"/>
-          <w:b/>
-          <w:bCs/>
-          <w:sz w:val="32"/>
-        </w:rPr>
-        <w:t xml:space="preserve">    </w:t>
-      </w:r>
-      <w:r>
-        <w:rPr>
-          <w:rFonts w:ascii="仿宋_GB2312" w:eastAsia="仿宋_GB2312" w:hAnsi="华文仿宋" w:hint="eastAsia"/>
-          <w:b/>
-          <w:bCs/>
-          <w:sz w:val="32"/>
-        </w:rPr>
-        <w:t>号：</w:t>
+        </w:rPr>
+        <w:t>学    号：</w:t>
       </w:r>
       <w:r>
         <w:rPr>
@@ -453,7 +348,27 @@
           <w:sz w:val="32"/>
           <w:u w:val="single"/>
         </w:rPr>
-        <w:t xml:space="preserve">         </w:t>
+        <w:t xml:space="preserve">         姚超             </w:t>
+      </w:r>
+    </w:p>
+    <w:p>
+      <w:pPr>
+        <w:spacing w:line="600" w:lineRule="auto"/>
+        <w:ind w:firstLineChars="445" w:firstLine="1430"/>
+        <w:rPr>
+          <w:rFonts w:ascii="华文仿宋" w:eastAsia="仿宋_GB2312" w:hAnsi="华文仿宋" w:hint="eastAsia"/>
+          <w:b/>
+          <w:sz w:val="32"/>
+        </w:rPr>
+      </w:pPr>
+      <w:r>
+        <w:rPr>
+          <w:rFonts w:ascii="仿宋_GB2312" w:eastAsia="仿宋_GB2312" w:hAnsi="华文仿宋" w:hint="eastAsia"/>
+          <w:b/>
+          <w:bCs/>
+          <w:sz w:val="32"/>
+        </w:rPr>
+        <w:t>导师职称：</w:t>
       </w:r>
       <w:r>
         <w:rPr>
@@ -463,67 +378,7 @@
           <w:sz w:val="32"/>
           <w:u w:val="single"/>
         </w:rPr>
-        <w:t>姚超</w:t>
-      </w:r>
-      <w:r>
-        <w:rPr>
-          <w:rFonts w:ascii="仿宋_GB2312" w:eastAsia="仿宋_GB2312" w:hAnsi="华文仿宋" w:hint="eastAsia"/>
-          <w:b/>
-          <w:bCs/>
-          <w:sz w:val="32"/>
-          <w:u w:val="single"/>
-        </w:rPr>
-        <w:t xml:space="preserve">             </w:t>
-      </w:r>
-    </w:p>
-    <w:p>
-      <w:pPr>
-        <w:spacing w:line="600" w:lineRule="auto"/>
-        <w:ind w:firstLineChars="445" w:firstLine="1430"/>
-        <w:rPr>
-          <w:rFonts w:ascii="华文仿宋" w:eastAsia="仿宋_GB2312" w:hAnsi="华文仿宋" w:hint="eastAsia"/>
-          <w:b/>
-          <w:sz w:val="32"/>
-        </w:rPr>
-      </w:pPr>
-      <w:r>
-        <w:rPr>
-          <w:rFonts w:ascii="仿宋_GB2312" w:eastAsia="仿宋_GB2312" w:hAnsi="华文仿宋" w:hint="eastAsia"/>
-          <w:b/>
-          <w:bCs/>
-          <w:sz w:val="32"/>
-        </w:rPr>
-        <w:t>导师职称：</w:t>
-      </w:r>
-      <w:r>
-        <w:rPr>
-          <w:rFonts w:ascii="仿宋_GB2312" w:eastAsia="仿宋_GB2312" w:hAnsi="华文仿宋" w:hint="eastAsia"/>
-          <w:b/>
-          <w:bCs/>
-          <w:sz w:val="32"/>
-          <w:u w:val="single"/>
-        </w:rPr>
-        <w:t xml:space="preserve">         </w:t>
-      </w:r>
-      <w:r>
-        <w:rPr>
-          <w:rFonts w:ascii="仿宋_GB2312" w:eastAsia="仿宋_GB2312" w:hAnsi="华文仿宋" w:hint="eastAsia"/>
-          <w:b/>
-          <w:bCs/>
-          <w:sz w:val="32"/>
-          <w:u w:val="single"/>
-        </w:rPr>
-        <w:t>讲师</w:t>
-      </w:r>
-      <w:r>
-        <w:rPr>
-          <w:rFonts w:ascii="仿宋_GB2312" w:eastAsia="仿宋_GB2312" w:hAnsi="华文仿宋" w:hint="eastAsia"/>
-          <w:b/>
-          <w:bCs/>
-          <w:sz w:val="32"/>
-          <w:u w:val="single"/>
-        </w:rPr>
-        <w:t xml:space="preserve">            </w:t>
+        <w:t xml:space="preserve">         讲师            </w:t>
       </w:r>
     </w:p>
     <w:p>
@@ -551,31 +406,7 @@
           <w:b/>
           <w:sz w:val="32"/>
         </w:rPr>
-        <w:t>2026</w:t>
-      </w:r>
-      <w:r>
-        <w:rPr>
-          <w:rFonts w:ascii="华文仿宋" w:eastAsia="华文仿宋" w:hAnsi="华文仿宋" w:hint="eastAsia"/>
-          <w:b/>
-          <w:sz w:val="32"/>
-        </w:rPr>
-        <w:t>年</w:t>
-      </w:r>
-      <w:r>
-        <w:rPr>
-          <w:rFonts w:ascii="华文仿宋" w:eastAsia="华文仿宋" w:hAnsi="华文仿宋" w:hint="eastAsia"/>
-          <w:b/>
-          <w:sz w:val="32"/>
-        </w:rPr>
-        <w:t xml:space="preserve">  3 </w:t>
-      </w:r>
-      <w:r>
-        <w:rPr>
-          <w:rFonts w:ascii="华文仿宋" w:eastAsia="华文仿宋" w:hAnsi="华文仿宋" w:hint="eastAsia"/>
-          <w:b/>
-          <w:sz w:val="32"/>
-        </w:rPr>
-        <w:t>月</w:t>
+        <w:t>2026年  3 月</w:t>
       </w:r>
     </w:p>
     <w:p>
@@ -594,41 +425,25 @@
           <w:sz w:val="32"/>
         </w:rPr>
         <w:lastRenderedPageBreak/>
-        <w:t xml:space="preserve">  </w:t>
-      </w:r>
-      <w:r>
+        <w:t xml:space="preserve">  西南财经大学天府学院</w:t>
+      </w:r>
+    </w:p>
+    <w:p>
+      <w:pPr>
+        <w:jc w:val="center"/>
         <w:rPr>
           <w:rFonts w:ascii="华文中宋" w:eastAsia="华文中宋" w:hAnsi="华文中宋" w:hint="eastAsia"/>
           <w:b/>
           <w:sz w:val="32"/>
         </w:rPr>
-        <w:t>西南财经大学天府学院</w:t>
-      </w:r>
-    </w:p>
-    <w:p>
-      <w:pPr>
-        <w:jc w:val="center"/>
+      </w:pPr>
+      <w:r>
         <w:rPr>
           <w:rFonts w:ascii="华文中宋" w:eastAsia="华文中宋" w:hAnsi="华文中宋" w:hint="eastAsia"/>
           <w:b/>
           <w:sz w:val="32"/>
         </w:rPr>
-      </w:pPr>
-      <w:r>
-        <w:rPr>
-          <w:rFonts w:ascii="华文中宋" w:eastAsia="华文中宋" w:hAnsi="华文中宋" w:hint="eastAsia"/>
-          <w:b/>
-          <w:sz w:val="32"/>
-        </w:rPr>
-        <w:t xml:space="preserve">   </w:t>
-      </w:r>
-      <w:r>
-        <w:rPr>
-          <w:rFonts w:ascii="华文中宋" w:eastAsia="华文中宋" w:hAnsi="华文中宋" w:hint="eastAsia"/>
-          <w:b/>
-          <w:sz w:val="32"/>
-        </w:rPr>
-        <w:t>毕业论文（设计）答辩修改记录</w:t>
+        <w:t xml:space="preserve">   毕业论文（设计）答辩修改记录</w:t>
       </w:r>
     </w:p>
     <w:p>
@@ -646,31 +461,7 @@
           <w:b/>
           <w:szCs w:val="21"/>
         </w:rPr>
-        <w:t xml:space="preserve">  </w:t>
-      </w:r>
-      <w:r>
-        <w:rPr>
-          <w:rFonts w:ascii="华文中宋" w:eastAsia="华文中宋" w:hAnsi="华文中宋" w:hint="eastAsia"/>
-          <w:b/>
-          <w:szCs w:val="21"/>
-        </w:rPr>
-        <w:t>（装订在封</w:t>
-      </w:r>
-      <w:r>
-        <w:rPr>
-          <w:rFonts w:ascii="华文中宋" w:eastAsia="华文中宋" w:hAnsi="华文中宋" w:hint="eastAsia"/>
-          <w:b/>
-          <w:szCs w:val="21"/>
-        </w:rPr>
-        <w:t>2</w:t>
-      </w:r>
-      <w:r>
-        <w:rPr>
-          <w:rFonts w:ascii="华文中宋" w:eastAsia="华文中宋" w:hAnsi="华文中宋" w:hint="eastAsia"/>
-          <w:b/>
-          <w:szCs w:val="21"/>
-        </w:rPr>
-        <w:t>）</w:t>
+        <w:t xml:space="preserve">  （装订在封2）</w:t>
       </w:r>
     </w:p>
     <w:tbl>
@@ -722,23 +513,7 @@
                 <w:b/>
                 <w:szCs w:val="21"/>
               </w:rPr>
-              <w:t>论文（设计）名</w:t>
-            </w:r>
-            <w:r>
-              <w:rPr>
-                <w:rFonts w:ascii="宋体" w:hint="eastAsia"/>
-                <w:b/>
-                <w:szCs w:val="21"/>
-              </w:rPr>
-              <w:t xml:space="preserve">  </w:t>
-            </w:r>
-            <w:r>
-              <w:rPr>
-                <w:rFonts w:ascii="宋体" w:hint="eastAsia"/>
-                <w:b/>
-                <w:szCs w:val="21"/>
-              </w:rPr>
-              <w:t>称</w:t>
+              <w:t>论文（设计）名  称</w:t>
             </w:r>
           </w:p>
         </w:tc>
@@ -811,7 +586,6 @@
                 <w:szCs w:val="21"/>
               </w:rPr>
             </w:pPr>
-            <w:proofErr w:type="gramStart"/>
             <w:r>
               <w:rPr>
                 <w:rFonts w:ascii="宋体" w:hint="eastAsia"/>
@@ -820,7 +594,6 @@
               </w:rPr>
               <w:t>杨坤</w:t>
             </w:r>
-            <w:proofErr w:type="gramEnd"/>
           </w:p>
         </w:tc>
         <w:tc>
@@ -843,23 +616,7 @@
                 <w:b/>
                 <w:szCs w:val="21"/>
               </w:rPr>
-              <w:t>学</w:t>
-            </w:r>
-            <w:r>
-              <w:rPr>
-                <w:rFonts w:ascii="宋体" w:hint="eastAsia"/>
-                <w:b/>
-                <w:szCs w:val="21"/>
-              </w:rPr>
-              <w:t xml:space="preserve"> </w:t>
-            </w:r>
-            <w:r>
-              <w:rPr>
-                <w:rFonts w:ascii="宋体" w:hint="eastAsia"/>
-                <w:b/>
-                <w:szCs w:val="21"/>
-              </w:rPr>
-              <w:t>号</w:t>
+              <w:t>学 号</w:t>
             </w:r>
           </w:p>
         </w:tc>
@@ -907,23 +664,7 @@
                 <w:b/>
                 <w:szCs w:val="21"/>
               </w:rPr>
-              <w:t>专</w:t>
-            </w:r>
-            <w:r>
-              <w:rPr>
-                <w:rFonts w:ascii="宋体" w:hint="eastAsia"/>
-                <w:b/>
-                <w:szCs w:val="21"/>
-              </w:rPr>
-              <w:t xml:space="preserve"> </w:t>
-            </w:r>
-            <w:r>
-              <w:rPr>
-                <w:rFonts w:ascii="宋体" w:hint="eastAsia"/>
-                <w:b/>
-                <w:szCs w:val="21"/>
-              </w:rPr>
-              <w:t>业</w:t>
+              <w:t>专 业</w:t>
             </w:r>
           </w:p>
         </w:tc>
@@ -1114,15 +855,7 @@
                 <w:b/>
                 <w:szCs w:val="21"/>
               </w:rPr>
-              <w:t>1</w:t>
-            </w:r>
-            <w:r>
-              <w:rPr>
-                <w:rFonts w:ascii="宋体" w:hint="eastAsia"/>
-                <w:b/>
-                <w:szCs w:val="21"/>
-              </w:rPr>
-              <w:t>、答辩时，老师提出的修改意见：（学生答辩现场自行记录，答辩后整理记录文字）</w:t>
+              <w:t>1、答辩时，老师提出的修改意见：（学生答辩现场自行记录，答辩后整理记录文字）</w:t>
             </w:r>
           </w:p>
         </w:tc>
@@ -1241,15 +974,159 @@
                 <w:b/>
                 <w:szCs w:val="21"/>
               </w:rPr>
-              <w:t>2</w:t>
-            </w:r>
+              <w:t>2、修改措施和修改内容总结：（学生答辩后进行论文修改，填写相关内容）</w:t>
+            </w:r>
+          </w:p>
+          <w:p>
+            <w:pPr>
+              <w:rPr>
+                <w:rFonts w:ascii="宋体"/>
+                <w:b/>
+                <w:szCs w:val="21"/>
+              </w:rPr>
+            </w:pPr>
+          </w:p>
+          <w:p>
+            <w:pPr>
+              <w:rPr>
+                <w:rFonts w:ascii="宋体"/>
+                <w:b/>
+                <w:szCs w:val="21"/>
+              </w:rPr>
+            </w:pPr>
+          </w:p>
+          <w:p>
+            <w:pPr>
+              <w:rPr>
+                <w:rFonts w:ascii="宋体"/>
+                <w:b/>
+                <w:szCs w:val="21"/>
+              </w:rPr>
+            </w:pPr>
+          </w:p>
+          <w:p>
+            <w:pPr>
+              <w:rPr>
+                <w:rFonts w:ascii="宋体"/>
+                <w:b/>
+                <w:szCs w:val="21"/>
+              </w:rPr>
+            </w:pPr>
+          </w:p>
+          <w:p>
+            <w:pPr>
+              <w:rPr>
+                <w:rFonts w:ascii="宋体"/>
+                <w:b/>
+                <w:szCs w:val="21"/>
+              </w:rPr>
+            </w:pPr>
+          </w:p>
+          <w:p>
+            <w:pPr>
+              <w:rPr>
+                <w:rFonts w:ascii="宋体"/>
+                <w:b/>
+                <w:szCs w:val="21"/>
+              </w:rPr>
+            </w:pPr>
+          </w:p>
+          <w:p>
+            <w:pPr>
+              <w:rPr>
+                <w:rFonts w:ascii="宋体"/>
+                <w:b/>
+                <w:szCs w:val="21"/>
+              </w:rPr>
+            </w:pPr>
+          </w:p>
+          <w:p>
+            <w:pPr>
+              <w:rPr>
+                <w:rFonts w:ascii="宋体"/>
+                <w:b/>
+                <w:szCs w:val="21"/>
+              </w:rPr>
+            </w:pPr>
+          </w:p>
+          <w:p>
+            <w:pPr>
+              <w:rPr>
+                <w:rFonts w:ascii="宋体"/>
+                <w:b/>
+                <w:szCs w:val="21"/>
+              </w:rPr>
+            </w:pPr>
+          </w:p>
+          <w:p>
+            <w:pPr>
+              <w:rPr>
+                <w:rFonts w:ascii="宋体"/>
+                <w:b/>
+                <w:szCs w:val="21"/>
+              </w:rPr>
+            </w:pPr>
+          </w:p>
+          <w:p>
+            <w:pPr>
+              <w:rPr>
+                <w:rFonts w:ascii="宋体"/>
+                <w:b/>
+                <w:szCs w:val="21"/>
+              </w:rPr>
+            </w:pPr>
+          </w:p>
+          <w:p>
+            <w:pPr>
+              <w:rPr>
+                <w:rFonts w:ascii="宋体"/>
+                <w:b/>
+                <w:szCs w:val="21"/>
+              </w:rPr>
+            </w:pPr>
+          </w:p>
+          <w:p>
+            <w:pPr>
+              <w:rPr>
+                <w:rFonts w:ascii="宋体"/>
+                <w:b/>
+                <w:szCs w:val="21"/>
+              </w:rPr>
+            </w:pPr>
+          </w:p>
+          <w:p>
+            <w:pPr>
+              <w:rPr>
+                <w:rFonts w:ascii="宋体"/>
+                <w:b/>
+                <w:szCs w:val="21"/>
+              </w:rPr>
+            </w:pPr>
+          </w:p>
+          <w:p>
+            <w:pPr>
+              <w:rPr>
+                <w:rFonts w:ascii="宋体"/>
+                <w:b/>
+                <w:szCs w:val="21"/>
+              </w:rPr>
+            </w:pPr>
+          </w:p>
+          <w:p>
+            <w:pPr>
+              <w:rPr>
+                <w:rFonts w:ascii="宋体"/>
+                <w:b/>
+                <w:szCs w:val="21"/>
+              </w:rPr>
+            </w:pPr>
             <w:r>
               <w:rPr>
                 <w:rFonts w:ascii="宋体" w:hint="eastAsia"/>
                 <w:b/>
                 <w:szCs w:val="21"/>
               </w:rPr>
-              <w:t>、修改措施和修改内容总结：（学生答辩后进行论文修改，填写相关内容）</w:t>
+              <w:t>（注）：答辩直接通过同学，可以直接记录“无”。</w:t>
             </w:r>
           </w:p>
           <w:p>
@@ -1263,206 +1140,38 @@
           </w:p>
           <w:p>
             <w:pPr>
+              <w:jc w:val="center"/>
               <w:rPr>
                 <w:rFonts w:ascii="宋体"/>
                 <w:b/>
                 <w:szCs w:val="21"/>
               </w:rPr>
             </w:pPr>
-          </w:p>
-          <w:p>
-            <w:pPr>
+            <w:r>
+              <w:rPr>
+                <w:rFonts w:ascii="宋体" w:hint="eastAsia"/>
+                <w:b/>
+                <w:szCs w:val="21"/>
+              </w:rPr>
+              <w:t>修改后答辩老师签字：</w:t>
+            </w:r>
+          </w:p>
+          <w:p>
+            <w:pPr>
+              <w:jc w:val="center"/>
               <w:rPr>
                 <w:rFonts w:ascii="宋体"/>
                 <w:b/>
                 <w:szCs w:val="21"/>
               </w:rPr>
             </w:pPr>
-          </w:p>
-          <w:p>
-            <w:pPr>
-              <w:rPr>
-                <w:rFonts w:ascii="宋体"/>
-                <w:b/>
-                <w:szCs w:val="21"/>
-              </w:rPr>
-            </w:pPr>
-          </w:p>
-          <w:p>
-            <w:pPr>
-              <w:rPr>
-                <w:rFonts w:ascii="宋体"/>
-                <w:b/>
-                <w:szCs w:val="21"/>
-              </w:rPr>
-            </w:pPr>
-          </w:p>
-          <w:p>
-            <w:pPr>
-              <w:rPr>
-                <w:rFonts w:ascii="宋体"/>
-                <w:b/>
-                <w:szCs w:val="21"/>
-              </w:rPr>
-            </w:pPr>
-          </w:p>
-          <w:p>
-            <w:pPr>
-              <w:rPr>
-                <w:rFonts w:ascii="宋体"/>
-                <w:b/>
-                <w:szCs w:val="21"/>
-              </w:rPr>
-            </w:pPr>
-          </w:p>
-          <w:p>
-            <w:pPr>
-              <w:rPr>
-                <w:rFonts w:ascii="宋体"/>
-                <w:b/>
-                <w:szCs w:val="21"/>
-              </w:rPr>
-            </w:pPr>
-          </w:p>
-          <w:p>
-            <w:pPr>
-              <w:rPr>
-                <w:rFonts w:ascii="宋体"/>
-                <w:b/>
-                <w:szCs w:val="21"/>
-              </w:rPr>
-            </w:pPr>
-          </w:p>
-          <w:p>
-            <w:pPr>
-              <w:rPr>
-                <w:rFonts w:ascii="宋体"/>
-                <w:b/>
-                <w:szCs w:val="21"/>
-              </w:rPr>
-            </w:pPr>
-          </w:p>
-          <w:p>
-            <w:pPr>
-              <w:rPr>
-                <w:rFonts w:ascii="宋体"/>
-                <w:b/>
-                <w:szCs w:val="21"/>
-              </w:rPr>
-            </w:pPr>
-          </w:p>
-          <w:p>
-            <w:pPr>
-              <w:rPr>
-                <w:rFonts w:ascii="宋体"/>
-                <w:b/>
-                <w:szCs w:val="21"/>
-              </w:rPr>
-            </w:pPr>
-          </w:p>
-          <w:p>
-            <w:pPr>
-              <w:rPr>
-                <w:rFonts w:ascii="宋体"/>
-                <w:b/>
-                <w:szCs w:val="21"/>
-              </w:rPr>
-            </w:pPr>
-          </w:p>
-          <w:p>
-            <w:pPr>
-              <w:rPr>
-                <w:rFonts w:ascii="宋体"/>
-                <w:b/>
-                <w:szCs w:val="21"/>
-              </w:rPr>
-            </w:pPr>
-          </w:p>
-          <w:p>
-            <w:pPr>
-              <w:rPr>
-                <w:rFonts w:ascii="宋体"/>
-                <w:b/>
-                <w:szCs w:val="21"/>
-              </w:rPr>
-            </w:pPr>
-          </w:p>
-          <w:p>
-            <w:pPr>
-              <w:rPr>
-                <w:rFonts w:ascii="宋体"/>
-                <w:b/>
-                <w:szCs w:val="21"/>
-              </w:rPr>
-            </w:pPr>
             <w:r>
               <w:rPr>
                 <w:rFonts w:ascii="宋体" w:hint="eastAsia"/>
                 <w:b/>
                 <w:szCs w:val="21"/>
               </w:rPr>
-              <w:t>（注）：答辩直接通过同学，可以直接记录“无”。</w:t>
-            </w:r>
-          </w:p>
-          <w:p>
-            <w:pPr>
-              <w:rPr>
-                <w:rFonts w:ascii="宋体"/>
-                <w:b/>
-                <w:szCs w:val="21"/>
-              </w:rPr>
-            </w:pPr>
-          </w:p>
-          <w:p>
-            <w:pPr>
-              <w:jc w:val="center"/>
-              <w:rPr>
-                <w:rFonts w:ascii="宋体"/>
-                <w:b/>
-                <w:szCs w:val="21"/>
-              </w:rPr>
-            </w:pPr>
-            <w:r>
-              <w:rPr>
-                <w:rFonts w:ascii="宋体" w:hint="eastAsia"/>
-                <w:b/>
-                <w:szCs w:val="21"/>
-              </w:rPr>
-              <w:t>修改后答辩老师签字：</w:t>
-            </w:r>
-          </w:p>
-          <w:p>
-            <w:pPr>
-              <w:jc w:val="center"/>
-              <w:rPr>
-                <w:rFonts w:ascii="宋体"/>
-                <w:b/>
-                <w:szCs w:val="21"/>
-              </w:rPr>
-            </w:pPr>
-            <w:r>
-              <w:rPr>
-                <w:rFonts w:ascii="宋体" w:hint="eastAsia"/>
-                <w:b/>
-                <w:szCs w:val="21"/>
-              </w:rPr>
-              <w:t>时</w:t>
-            </w:r>
-            <w:r>
-              <w:rPr>
-                <w:rFonts w:ascii="宋体" w:hint="eastAsia"/>
-                <w:b/>
-                <w:szCs w:val="21"/>
-              </w:rPr>
-              <w:t xml:space="preserve">     </w:t>
-            </w:r>
-            <w:r>
-              <w:rPr>
-                <w:rFonts w:ascii="宋体" w:hint="eastAsia"/>
-                <w:b/>
-                <w:szCs w:val="21"/>
-              </w:rPr>
-              <w:t>间：</w:t>
+              <w:t>时     间：</w:t>
             </w:r>
           </w:p>
         </w:tc>
@@ -2182,7 +1891,6 @@
         </w:rPr>
         <w:t>虚拟串口接收设备数据，使用</w:t>
       </w:r>
-      <w:proofErr w:type="spellStart"/>
       <w:r>
         <w:rPr>
           <w:rFonts w:hint="eastAsia"/>
@@ -2190,7 +1898,6 @@
         </w:rPr>
         <w:t>MicroPython</w:t>
       </w:r>
-      <w:proofErr w:type="spellEnd"/>
       <w:r>
         <w:rPr>
           <w:rFonts w:hint="eastAsia"/>
@@ -2470,339 +2177,7 @@
           <w:sz w:val="24"/>
           <w:shd w:val="clear" w:color="auto" w:fill="FDFDFE"/>
         </w:rPr>
-        <w:t xml:space="preserve">To address the shortcomings of traditional saffron cultivation, such as lack of continuous environmental monitoring, reliance on manual experience for irrigation, and weak data record and </w:t>
-      </w:r>
-      <w:proofErr w:type="gramStart"/>
-      <w:r>
-        <w:rPr>
-          <w:rFonts w:hint="eastAsia"/>
-          <w:sz w:val="24"/>
-          <w:shd w:val="clear" w:color="auto" w:fill="FDFDFE"/>
-        </w:rPr>
-        <w:t>remote control</w:t>
-      </w:r>
-      <w:proofErr w:type="gramEnd"/>
-      <w:r>
-        <w:rPr>
-          <w:rFonts w:hint="eastAsia"/>
-          <w:sz w:val="24"/>
-          <w:shd w:val="clear" w:color="auto" w:fill="FDFDFE"/>
-        </w:rPr>
-        <w:t xml:space="preserve"> capabilities. </w:t>
-      </w:r>
-      <w:proofErr w:type="gramStart"/>
-      <w:r>
-        <w:rPr>
-          <w:rFonts w:hint="eastAsia"/>
-          <w:sz w:val="24"/>
-          <w:shd w:val="clear" w:color="auto" w:fill="FDFDFE"/>
-        </w:rPr>
-        <w:t>an</w:t>
-      </w:r>
-      <w:proofErr w:type="gramEnd"/>
-      <w:r>
-        <w:rPr>
-          <w:rFonts w:hint="eastAsia"/>
-          <w:sz w:val="24"/>
-          <w:shd w:val="clear" w:color="auto" w:fill="FDFDFE"/>
-        </w:rPr>
-        <w:t xml:space="preserve"> intelligent saffron cultivation system </w:t>
-      </w:r>
-      <w:proofErr w:type="spellStart"/>
-      <w:proofErr w:type="gramStart"/>
-      <w:r>
-        <w:rPr>
-          <w:rFonts w:hint="eastAsia"/>
-          <w:sz w:val="24"/>
-          <w:shd w:val="clear" w:color="auto" w:fill="FDFDFE"/>
-        </w:rPr>
-        <w:t>base</w:t>
-      </w:r>
-      <w:proofErr w:type="spellEnd"/>
-      <w:proofErr w:type="gramEnd"/>
-      <w:r>
-        <w:rPr>
-          <w:rFonts w:hint="eastAsia"/>
-          <w:sz w:val="24"/>
-          <w:shd w:val="clear" w:color="auto" w:fill="FDFDFE"/>
-        </w:rPr>
-        <w:t xml:space="preserve"> on edge computing was created to improve </w:t>
-      </w:r>
-      <w:proofErr w:type="spellStart"/>
-      <w:r>
-        <w:rPr>
-          <w:rFonts w:hint="eastAsia"/>
-          <w:sz w:val="24"/>
-          <w:shd w:val="clear" w:color="auto" w:fill="FDFDFE"/>
-        </w:rPr>
-        <w:t>realtime</w:t>
-      </w:r>
-      <w:proofErr w:type="spellEnd"/>
-      <w:r>
-        <w:rPr>
-          <w:rFonts w:hint="eastAsia"/>
-          <w:sz w:val="24"/>
-          <w:shd w:val="clear" w:color="auto" w:fill="FDFDFE"/>
-        </w:rPr>
-        <w:t xml:space="preserve"> monitoring, automatic control; and </w:t>
-      </w:r>
-      <w:proofErr w:type="spellStart"/>
-      <w:r>
-        <w:rPr>
-          <w:rFonts w:hint="eastAsia"/>
-          <w:sz w:val="24"/>
-          <w:shd w:val="clear" w:color="auto" w:fill="FDFDFE"/>
-        </w:rPr>
-        <w:t>inteliigence</w:t>
-      </w:r>
-      <w:proofErr w:type="spellEnd"/>
-      <w:r>
-        <w:rPr>
-          <w:rFonts w:hint="eastAsia"/>
-          <w:sz w:val="24"/>
-          <w:shd w:val="clear" w:color="auto" w:fill="FDFDFE"/>
-        </w:rPr>
-        <w:t xml:space="preserve"> throughout the cultivation process. The system employs an overall architecture of device side, edge side, and </w:t>
-      </w:r>
-      <w:proofErr w:type="gramStart"/>
-      <w:r>
-        <w:rPr>
-          <w:rFonts w:hint="eastAsia"/>
-          <w:sz w:val="24"/>
-          <w:shd w:val="clear" w:color="auto" w:fill="FDFDFE"/>
-        </w:rPr>
-        <w:t>cloud based</w:t>
-      </w:r>
-      <w:proofErr w:type="gramEnd"/>
-      <w:r>
-        <w:rPr>
-          <w:rFonts w:hint="eastAsia"/>
-          <w:sz w:val="24"/>
-          <w:shd w:val="clear" w:color="auto" w:fill="FDFDFE"/>
-        </w:rPr>
-        <w:t xml:space="preserve"> expansion. Using an STM32F4</w:t>
-      </w:r>
-      <w:r>
-        <w:rPr>
-          <w:rFonts w:hint="eastAsia"/>
-          <w:sz w:val="24"/>
-          <w:shd w:val="clear" w:color="auto" w:fill="FDFDFE"/>
-        </w:rPr>
-        <w:t xml:space="preserve">11 as the hardware core, </w:t>
-      </w:r>
-      <w:proofErr w:type="gramStart"/>
-      <w:r>
-        <w:rPr>
-          <w:rFonts w:hint="eastAsia"/>
-          <w:sz w:val="24"/>
-          <w:shd w:val="clear" w:color="auto" w:fill="FDFDFE"/>
-        </w:rPr>
-        <w:t>It</w:t>
-      </w:r>
-      <w:proofErr w:type="gramEnd"/>
-      <w:r>
-        <w:rPr>
-          <w:rFonts w:hint="eastAsia"/>
-          <w:sz w:val="24"/>
-          <w:shd w:val="clear" w:color="auto" w:fill="FDFDFE"/>
-        </w:rPr>
-        <w:t xml:space="preserve"> collects environmental parameters such as temperature, humidity, light intensity, and soil moisture, controls actuators, displays data on an OLED, and enables on-site interaction. Raspberry Pi 4B serves as the edge gateway, receiving device data via a USB virtual serial port. </w:t>
-      </w:r>
-      <w:proofErr w:type="spellStart"/>
-      <w:r>
-        <w:rPr>
-          <w:rFonts w:hint="eastAsia"/>
-          <w:sz w:val="24"/>
-          <w:shd w:val="clear" w:color="auto" w:fill="FDFDFE"/>
-        </w:rPr>
-        <w:t>MicroPython</w:t>
-      </w:r>
-      <w:proofErr w:type="spellEnd"/>
-      <w:r>
-        <w:rPr>
-          <w:rFonts w:hint="eastAsia"/>
-          <w:sz w:val="24"/>
-          <w:shd w:val="clear" w:color="auto" w:fill="FDFDFE"/>
-        </w:rPr>
-        <w:t xml:space="preserve">, Flask, and SQLite are used for </w:t>
-      </w:r>
-      <w:proofErr w:type="spellStart"/>
-      <w:r>
-        <w:rPr>
-          <w:rFonts w:hint="eastAsia"/>
-          <w:sz w:val="24"/>
-          <w:shd w:val="clear" w:color="auto" w:fill="FDFDFE"/>
-        </w:rPr>
-        <w:t>realtime</w:t>
-      </w:r>
-      <w:proofErr w:type="spellEnd"/>
-      <w:r>
-        <w:rPr>
-          <w:rFonts w:hint="eastAsia"/>
-          <w:sz w:val="24"/>
-          <w:shd w:val="clear" w:color="auto" w:fill="FDFDFE"/>
-        </w:rPr>
-        <w:t xml:space="preserve"> monitoring, historical data storage, web visualization, user access management, and automatic irrigation strategy configuration. MQTT is then used for </w:t>
-      </w:r>
-      <w:proofErr w:type="spellStart"/>
-      <w:r>
-        <w:rPr>
-          <w:rFonts w:hint="eastAsia"/>
-          <w:sz w:val="24"/>
-          <w:shd w:val="clear" w:color="auto" w:fill="FDFDFE"/>
-        </w:rPr>
-        <w:t>clo</w:t>
-      </w:r>
-      <w:r>
-        <w:rPr>
-          <w:rFonts w:hint="eastAsia"/>
-          <w:sz w:val="24"/>
-          <w:shd w:val="clear" w:color="auto" w:fill="FDFDFE"/>
-        </w:rPr>
-        <w:t>udbase</w:t>
-      </w:r>
-      <w:proofErr w:type="spellEnd"/>
-      <w:r>
-        <w:rPr>
-          <w:rFonts w:hint="eastAsia"/>
-          <w:sz w:val="24"/>
-          <w:shd w:val="clear" w:color="auto" w:fill="FDFDFE"/>
-        </w:rPr>
-        <w:t xml:space="preserve"> data expansion and remote access. Finally, </w:t>
-      </w:r>
-      <w:proofErr w:type="spellStart"/>
-      <w:r>
-        <w:rPr>
-          <w:rFonts w:hint="eastAsia"/>
-          <w:sz w:val="24"/>
-          <w:shd w:val="clear" w:color="auto" w:fill="FDFDFE"/>
-        </w:rPr>
-        <w:t>opencv</w:t>
-      </w:r>
-      <w:proofErr w:type="spellEnd"/>
-      <w:r>
-        <w:rPr>
-          <w:rFonts w:hint="eastAsia"/>
-          <w:sz w:val="24"/>
-          <w:shd w:val="clear" w:color="auto" w:fill="FDFDFE"/>
-        </w:rPr>
-        <w:t xml:space="preserve"> image analysis and local lightweight models are combined to enhance the system's environmental assessment and </w:t>
-      </w:r>
-      <w:proofErr w:type="spellStart"/>
-      <w:r>
-        <w:rPr>
-          <w:rFonts w:hint="eastAsia"/>
-          <w:sz w:val="24"/>
-          <w:shd w:val="clear" w:color="auto" w:fill="FDFDFE"/>
-        </w:rPr>
-        <w:t>decisionmaking</w:t>
-      </w:r>
-      <w:proofErr w:type="spellEnd"/>
-      <w:r>
-        <w:rPr>
-          <w:rFonts w:hint="eastAsia"/>
-          <w:sz w:val="24"/>
-          <w:shd w:val="clear" w:color="auto" w:fill="FDFDFE"/>
-        </w:rPr>
-        <w:t xml:space="preserve"> capabilities. The system test results show that this system can effectively perform </w:t>
-      </w:r>
-      <w:proofErr w:type="gramStart"/>
-      <w:r>
-        <w:rPr>
-          <w:rFonts w:hint="eastAsia"/>
-          <w:sz w:val="24"/>
-          <w:shd w:val="clear" w:color="auto" w:fill="FDFDFE"/>
-        </w:rPr>
-        <w:t>task</w:t>
-      </w:r>
-      <w:proofErr w:type="gramEnd"/>
-      <w:r>
-        <w:rPr>
-          <w:rFonts w:hint="eastAsia"/>
-          <w:sz w:val="24"/>
-          <w:shd w:val="clear" w:color="auto" w:fill="FDFDFE"/>
-        </w:rPr>
-        <w:t xml:space="preserve"> such as </w:t>
-      </w:r>
-      <w:proofErr w:type="spellStart"/>
-      <w:r>
-        <w:rPr>
-          <w:rFonts w:hint="eastAsia"/>
-          <w:sz w:val="24"/>
-          <w:shd w:val="clear" w:color="auto" w:fill="FDFDFE"/>
-        </w:rPr>
-        <w:t>realtime</w:t>
-      </w:r>
-      <w:proofErr w:type="spellEnd"/>
-      <w:r>
-        <w:rPr>
-          <w:rFonts w:hint="eastAsia"/>
-          <w:sz w:val="24"/>
-          <w:shd w:val="clear" w:color="auto" w:fill="FDFDFE"/>
-        </w:rPr>
-        <w:t xml:space="preserve"> monitoring of the saffron cultivation </w:t>
-      </w:r>
-      <w:proofErr w:type="spellStart"/>
-      <w:r>
-        <w:rPr>
-          <w:rFonts w:hint="eastAsia"/>
-          <w:sz w:val="24"/>
-          <w:shd w:val="clear" w:color="auto" w:fill="FDFDFE"/>
-        </w:rPr>
-        <w:t>environm</w:t>
-      </w:r>
-      <w:proofErr w:type="spellEnd"/>
-      <w:r>
-        <w:rPr>
-          <w:rFonts w:hint="eastAsia"/>
-          <w:sz w:val="24"/>
-          <w:shd w:val="clear" w:color="auto" w:fill="FDFDFE"/>
-        </w:rPr>
-        <w:t xml:space="preserve"> </w:t>
-      </w:r>
-      <w:proofErr w:type="spellStart"/>
-      <w:r>
-        <w:rPr>
-          <w:rFonts w:hint="eastAsia"/>
-          <w:sz w:val="24"/>
-          <w:shd w:val="clear" w:color="auto" w:fill="FDFDFE"/>
-        </w:rPr>
-        <w:t>ent</w:t>
-      </w:r>
-      <w:proofErr w:type="spellEnd"/>
-      <w:r>
-        <w:rPr>
-          <w:rFonts w:hint="eastAsia"/>
-          <w:sz w:val="24"/>
-          <w:shd w:val="clear" w:color="auto" w:fill="FDFDFE"/>
-        </w:rPr>
-        <w:t xml:space="preserve">, manual and automatic irrigation control, historical </w:t>
-      </w:r>
-      <w:proofErr w:type="spellStart"/>
-      <w:r>
-        <w:rPr>
-          <w:rFonts w:hint="eastAsia"/>
-          <w:sz w:val="24"/>
-          <w:shd w:val="clear" w:color="auto" w:fill="FDFDFE"/>
-        </w:rPr>
-        <w:t>date</w:t>
-      </w:r>
-      <w:proofErr w:type="spellEnd"/>
-      <w:r>
-        <w:rPr>
-          <w:rFonts w:hint="eastAsia"/>
-          <w:sz w:val="24"/>
-          <w:shd w:val="clear" w:color="auto" w:fill="FDFDFE"/>
-        </w:rPr>
-        <w:t xml:space="preserve"> visualization, and edge intelligent analysis. It features low cost, flexible deployment, and strong scalability, an</w:t>
-      </w:r>
-      <w:r>
-        <w:rPr>
-          <w:rFonts w:hint="eastAsia"/>
-          <w:sz w:val="24"/>
-          <w:shd w:val="clear" w:color="auto" w:fill="FDFDFE"/>
-        </w:rPr>
-        <w:t>d can provide a feasible engineering solution for small scale intelligent cultivation of specialty economic crops.</w:t>
+        <w:t>To address the shortcomings of traditional saffron cultivation, such as lack of continuous environmental monitoring, reliance on manual experience for irrigation, and weak data record and remote control capabilities. an intelligent saffron cultivation system base on edge computing was created to improve realtime monitoring, automatic control; and inteliigence throughout the cultivation process. The system employs an overall architecture of device side, edge side, and cloud based expansion. Using an STM32F411 as the hardware core, It collects environmental parameters such as temperature, humidity, light intensity, and soil moisture, controls actuators, displays data on an OLED, and enables on-site interaction. Raspberry Pi 4B serves as the edge gateway, receiving device data via a USB virtual serial port. MicroPython, Flask, and SQLite are used for realtime monitoring, historical data storage, web visualization, user access management, and automatic irrigation strategy configuration. MQTT is then used for cloudbase data expansion and remote access. Finally, opencv image analysis and local lightweight models are combined to enhance the system's environmental assessment and decisionmaking capabilities. The system test results show that this system can effectively perform task such as realtime monitoring of the saffron cultivation environm ent, manual and automatic irrigation control, historical date visualization, and edge intelligent analysis. It features low cost, flexible deployment, and strong scalability, and can provide a feasible engineering solution for small scale intelligent cultivation of specialty economic crops.</w:t>
       </w:r>
     </w:p>
     <w:p>
@@ -2865,25 +2240,7 @@
           <w:szCs w:val="44"/>
         </w:rPr>
         <w:lastRenderedPageBreak/>
-        <w:t>目</w:t>
-      </w:r>
-      <w:r>
-        <w:rPr>
-          <w:rFonts w:ascii="宋体" w:hAnsi="宋体" w:hint="eastAsia"/>
-          <w:b/>
-          <w:sz w:val="44"/>
-          <w:szCs w:val="44"/>
-        </w:rPr>
-        <w:t xml:space="preserve">  </w:t>
-      </w:r>
-      <w:r>
-        <w:rPr>
-          <w:rFonts w:ascii="宋体" w:hAnsi="宋体" w:hint="eastAsia"/>
-          <w:b/>
-          <w:sz w:val="44"/>
-          <w:szCs w:val="44"/>
-        </w:rPr>
-        <w:t>录</w:t>
+        <w:t>目  录</w:t>
       </w:r>
     </w:p>
     <w:sdt>
@@ -5211,23 +4568,7 @@
           <w:rFonts w:hint="eastAsia"/>
           <w:lang w:val="zh-CN"/>
         </w:rPr>
-        <w:t>藏红花属于有较高经济价值的特色经济作物，它的生命周期存在明显的阶段特点，精细化管理要求比较高。在传统的手工灌溉及管理方式中存在着许多问题，劳动强度大，响应慢，监测次数少，过程不能溯源，环境一致性无法控制。</w:t>
-      </w:r>
-      <w:proofErr w:type="gramStart"/>
-      <w:r>
-        <w:rPr>
-          <w:rFonts w:hint="eastAsia"/>
-          <w:lang w:val="zh-CN"/>
-        </w:rPr>
-        <w:t>当产业</w:t>
-      </w:r>
-      <w:proofErr w:type="gramEnd"/>
-      <w:r>
-        <w:rPr>
-          <w:rFonts w:hint="eastAsia"/>
-          <w:lang w:val="zh-CN"/>
-        </w:rPr>
-        <w:t>规模扩大或者环境变得更为复杂的时候，人工管理所造成的成本和不稳定性就会急剧增加。因此，建立一个环境感知、边缘处理、自动控制、数据可视化、云端扩展的系统，有较高的研究价值和应用意义。</w:t>
+        <w:t>藏红花属于有较高经济价值的特色经济作物，它的生命周期存在明显的阶段特点，精细化管理要求比较高。在传统的手工灌溉及管理方式中存在着许多问题，劳动强度大，响应慢，监测次数少，过程不能溯源，环境一致性无法控制。当产业规模扩大或者环境变得更为复杂的时候，人工管理所造成的成本和不稳定性就会急剧增加。因此，建立一个环境感知、边缘处理、自动控制、数据可视化、云端扩展的系统，有较高的研究价值和应用意义。</w:t>
       </w:r>
     </w:p>
     <w:p>
@@ -5668,23 +5009,7 @@
           <w:rFonts w:hint="eastAsia"/>
           <w:lang w:val="zh-CN"/>
         </w:rPr>
-        <w:t>但是对小型、低成本、适合教学、轻</w:t>
-      </w:r>
-      <w:proofErr w:type="gramStart"/>
-      <w:r>
-        <w:rPr>
-          <w:rFonts w:hint="eastAsia"/>
-          <w:lang w:val="zh-CN"/>
-        </w:rPr>
-        <w:t>量部署</w:t>
-      </w:r>
-      <w:proofErr w:type="gramEnd"/>
-      <w:r>
-        <w:rPr>
-          <w:rFonts w:hint="eastAsia"/>
-          <w:lang w:val="zh-CN"/>
-        </w:rPr>
-        <w:t>的特色作物培育系统，还需要更加贴近实际应用的工程化方案。因此本文根据藏红花培育的实际需要提出一种结合嵌入式采集、边缘服务、本地数据库、可视化管理以及智能扩展的综合实现方案。</w:t>
+        <w:t>但是对小型、低成本、适合教学、轻量部署的特色作物培育系统，还需要更加贴近实际应用的工程化方案。因此本文根据藏红花培育的实际需要提出一种结合嵌入式采集、边缘服务、本地数据库、可视化管理以及智能扩展的综合实现方案。</w:t>
       </w:r>
     </w:p>
     <w:p>
@@ -6109,23 +5434,7 @@
           <w:rFonts w:hint="eastAsia"/>
           <w:lang w:val="zh-CN"/>
         </w:rPr>
-        <w:t>物联网系统一般是由感知层、网络层、应用层三部分构成的。感知层主要是对环境信息进行采集、执行控制，网络层主要是实现设备之间的通信、数据传输，应用层主要是实现数据的管理、业务逻辑的实现。对于智能农业场景来说，单纯的感知和传输不能满足低时延、高可用性要求，所以要采用边缘计算的思想，把一部分存储、分析、控制逻辑放到</w:t>
-      </w:r>
-      <w:proofErr w:type="gramStart"/>
-      <w:r>
-        <w:rPr>
-          <w:rFonts w:hint="eastAsia"/>
-          <w:lang w:val="zh-CN"/>
-        </w:rPr>
-        <w:t>离设备</w:t>
-      </w:r>
-      <w:proofErr w:type="gramEnd"/>
-      <w:r>
-        <w:rPr>
-          <w:rFonts w:hint="eastAsia"/>
-          <w:lang w:val="zh-CN"/>
-        </w:rPr>
-        <w:t>近的地方。</w:t>
+        <w:t>物联网系统一般是由感知层、网络层、应用层三部分构成的。感知层主要是对环境信息进行采集、执行控制，网络层主要是实现设备之间的通信、数据传输，应用层主要是实现数据的管理、业务逻辑的实现。对于智能农业场景来说，单纯的感知和传输不能满足低时延、高可用性要求，所以要采用边缘计算的思想，把一部分存储、分析、控制逻辑放到离设备近的地方。</w:t>
       </w:r>
     </w:p>
     <w:p>
@@ -6421,23 +5730,7 @@
           <w:rFonts w:hint="eastAsia"/>
           <w:lang w:val="zh-CN"/>
         </w:rPr>
-        <w:t>是一种</w:t>
-      </w:r>
-      <w:proofErr w:type="gramStart"/>
-      <w:r>
-        <w:rPr>
-          <w:rFonts w:hint="eastAsia"/>
-          <w:lang w:val="zh-CN"/>
-        </w:rPr>
-        <w:t>面向低</w:t>
-      </w:r>
-      <w:proofErr w:type="gramEnd"/>
-      <w:r>
-        <w:rPr>
-          <w:rFonts w:hint="eastAsia"/>
-          <w:lang w:val="zh-CN"/>
-        </w:rPr>
-        <w:t>带宽和高延迟网络环境设计的轻量级发布</w:t>
+        <w:t>是一种面向低带宽和高延迟网络环境设计的轻量级发布</w:t>
       </w:r>
       <w:r>
         <w:rPr>
@@ -6507,23 +5800,7 @@
           <w:rFonts w:hint="eastAsia"/>
           <w:lang w:val="zh-CN"/>
         </w:rPr>
-        <w:t>并能通过扫描二</w:t>
-      </w:r>
-      <w:proofErr w:type="gramStart"/>
-      <w:r>
-        <w:rPr>
-          <w:rFonts w:hint="eastAsia"/>
-          <w:lang w:val="zh-CN"/>
-        </w:rPr>
-        <w:t>维码或者</w:t>
-      </w:r>
-      <w:proofErr w:type="gramEnd"/>
-      <w:r>
-        <w:rPr>
-          <w:rFonts w:hint="eastAsia"/>
-          <w:lang w:val="zh-CN"/>
-        </w:rPr>
-        <w:t>访</w:t>
+        <w:t>并能通过扫描二维码或者访</w:t>
       </w:r>
       <w:r>
         <w:rPr>
@@ -6531,17 +5808,8 @@
           <w:lang w:val="zh-CN"/>
         </w:rPr>
         <w:lastRenderedPageBreak/>
-        <w:t>问公网域名来在非局域网查看采集</w:t>
-      </w:r>
-      <w:proofErr w:type="gramStart"/>
-      <w:r>
-        <w:rPr>
-          <w:rFonts w:hint="eastAsia"/>
-          <w:lang w:val="zh-CN"/>
-        </w:rPr>
-        <w:t>器数据</w:t>
-      </w:r>
-      <w:proofErr w:type="gramEnd"/>
+        <w:t>问公网域名来在非局域网查看采集器数据</w:t>
+      </w:r>
       <w:r>
         <w:rPr>
           <w:rFonts w:hint="eastAsia"/>
@@ -7225,23 +6493,7 @@
           <w:rFonts w:hint="eastAsia"/>
           <w:lang w:val="zh-CN"/>
         </w:rPr>
-        <w:t>完成视觉任务。该套软硬结合的技术</w:t>
-      </w:r>
-      <w:proofErr w:type="gramStart"/>
-      <w:r>
-        <w:rPr>
-          <w:rFonts w:hint="eastAsia"/>
-          <w:lang w:val="zh-CN"/>
-        </w:rPr>
-        <w:t>栈</w:t>
-      </w:r>
-      <w:proofErr w:type="gramEnd"/>
-      <w:r>
-        <w:rPr>
-          <w:rFonts w:hint="eastAsia"/>
-          <w:lang w:val="zh-CN"/>
-        </w:rPr>
-        <w:t>已经得到了很多行业的落地项目验证，可以保证本系统的各种复杂的业务能顺利进行。</w:t>
+        <w:t>完成视觉任务。该套软硬结合的技术栈已经得到了很多行业的落地项目验证，可以保证本系统的各种复杂的业务能顺利进行。</w:t>
       </w:r>
     </w:p>
     <w:p>
@@ -7257,23 +6509,7 @@
           <w:rFonts w:hint="eastAsia"/>
           <w:lang w:val="zh-CN"/>
         </w:rPr>
-        <w:t>经济可行性。本系统所用到的主要零部件绝大部分都是基础电子教学、实验模块。这些配件价格便宜。另外，直接使用树莓派</w:t>
-      </w:r>
-      <w:proofErr w:type="gramStart"/>
-      <w:r>
-        <w:rPr>
-          <w:rFonts w:hint="eastAsia"/>
-          <w:lang w:val="zh-CN"/>
-        </w:rPr>
-        <w:t>作为算力中心</w:t>
-      </w:r>
-      <w:proofErr w:type="gramEnd"/>
-      <w:r>
-        <w:rPr>
-          <w:rFonts w:hint="eastAsia"/>
-          <w:lang w:val="zh-CN"/>
-        </w:rPr>
-        <w:t>，并且配备现成的传感器成品，不但可以节省从零开始绘制复杂的</w:t>
+        <w:t>经济可行性。本系统所用到的主要零部件绝大部分都是基础电子教学、实验模块。这些配件价格便宜。另外，直接使用树莓派作为算力中心，并且配备现成的传感器成品，不但可以节省从零开始绘制复杂的</w:t>
       </w:r>
       <w:r>
         <w:rPr>
@@ -7345,23 +6581,7 @@
           <w:rFonts w:hint="eastAsia"/>
           <w:lang w:val="zh-CN"/>
         </w:rPr>
-        <w:t>线以串行方式进行通信，并且使用免安装的本地数据库，基本上实现了</w:t>
-      </w:r>
-      <w:proofErr w:type="gramStart"/>
-      <w:r>
-        <w:rPr>
-          <w:rFonts w:hint="eastAsia"/>
-          <w:lang w:val="zh-CN"/>
-        </w:rPr>
-        <w:t>插电即用</w:t>
-      </w:r>
-      <w:proofErr w:type="gramEnd"/>
-      <w:r>
-        <w:rPr>
-          <w:rFonts w:hint="eastAsia"/>
-          <w:lang w:val="zh-CN"/>
-        </w:rPr>
-        <w:t>的效果。系统自带的自动灌溉方案、完善的日志存档系统等都会大大减少对人工操作的需求，该系统非常容易上手并且视觉反馈清晰。</w:t>
+        <w:t>线以串行方式进行通信，并且使用免安装的本地数据库，基本上实现了插电即用的效果。系统自带的自动灌溉方案、完善的日志存档系统等都会大大减少对人工操作的需求，该系统非常容易上手并且视觉反馈清晰。</w:t>
       </w:r>
     </w:p>
     <w:p>
@@ -7402,17 +6622,8 @@
           <w:rFonts w:hint="eastAsia"/>
           <w:lang w:val="zh-CN"/>
         </w:rPr>
-        <w:t>本文采用“设备端、边缘端、云端扩展”三层结构来设计系统的总体方案。设备</w:t>
-      </w:r>
-      <w:proofErr w:type="gramStart"/>
-      <w:r>
-        <w:rPr>
-          <w:rFonts w:hint="eastAsia"/>
-          <w:lang w:val="zh-CN"/>
-        </w:rPr>
-        <w:t>端采用</w:t>
-      </w:r>
-      <w:proofErr w:type="gramEnd"/>
+        <w:t>本文采用“设备端、边缘端、云端扩展”三层结构来设计系统的总体方案。设备端采用</w:t>
+      </w:r>
       <w:r>
         <w:rPr>
           <w:rFonts w:hint="eastAsia"/>
@@ -7553,39 +6764,7 @@
           <w:rFonts w:hint="eastAsia"/>
           <w:lang w:val="zh-CN"/>
         </w:rPr>
-        <w:t>获取最新的数据以及历史数据，从而达到实时监控和图表展示的目的；当检测到土壤湿度低于阈值的时候，</w:t>
-      </w:r>
-      <w:proofErr w:type="gramStart"/>
-      <w:r>
-        <w:rPr>
-          <w:rFonts w:hint="eastAsia"/>
-          <w:lang w:val="zh-CN"/>
-        </w:rPr>
-        <w:t>边缘端会自动</w:t>
-      </w:r>
-      <w:proofErr w:type="gramEnd"/>
-      <w:r>
-        <w:rPr>
-          <w:rFonts w:hint="eastAsia"/>
-          <w:lang w:val="zh-CN"/>
-        </w:rPr>
-        <w:t>开启水泵，并且在达到设定的时间之后再自动关闭水泵；当云端连接正常的时候，</w:t>
-      </w:r>
-      <w:proofErr w:type="gramStart"/>
-      <w:r>
-        <w:rPr>
-          <w:rFonts w:hint="eastAsia"/>
-          <w:lang w:val="zh-CN"/>
-        </w:rPr>
-        <w:t>边缘端会把</w:t>
-      </w:r>
-      <w:proofErr w:type="gramEnd"/>
-      <w:r>
-        <w:rPr>
-          <w:rFonts w:hint="eastAsia"/>
-          <w:lang w:val="zh-CN"/>
-        </w:rPr>
-        <w:t>数据通过</w:t>
+        <w:t>获取最新的数据以及历史数据，从而达到实时监控和图表展示的目的；当检测到土壤湿度低于阈值的时候，边缘端会自动开启水泵，并且在达到设定的时间之后再自动关闭水泵；当云端连接正常的时候，边缘端会把数据通过</w:t>
       </w:r>
       <w:r>
         <w:rPr>
@@ -8186,25 +7365,7 @@
                 <w:bCs/>
                 <w:szCs w:val="21"/>
               </w:rPr>
-              <w:t xml:space="preserve"> </w:t>
-            </w:r>
-            <w:proofErr w:type="spellStart"/>
-            <w:r>
-              <w:rPr>
-                <w:rFonts w:hint="eastAsia"/>
-                <w:bCs/>
-                <w:szCs w:val="21"/>
-              </w:rPr>
-              <w:t>MicroPython</w:t>
-            </w:r>
-            <w:proofErr w:type="spellEnd"/>
-            <w:r>
-              <w:rPr>
-                <w:rFonts w:hint="eastAsia"/>
-                <w:bCs/>
-                <w:szCs w:val="21"/>
-              </w:rPr>
-              <w:t xml:space="preserve">, </w:t>
+              <w:t xml:space="preserve"> MicroPython, </w:t>
             </w:r>
             <w:r>
               <w:rPr>
@@ -9508,25 +8669,7 @@
                 <w:bCs/>
                 <w:szCs w:val="21"/>
               </w:rPr>
-              <w:t>与边缘</w:t>
-            </w:r>
-            <w:proofErr w:type="gramStart"/>
-            <w:r>
-              <w:rPr>
-                <w:rFonts w:hint="eastAsia"/>
-                <w:bCs/>
-                <w:szCs w:val="21"/>
-              </w:rPr>
-              <w:t>端易集成</w:t>
-            </w:r>
-            <w:proofErr w:type="gramEnd"/>
-            <w:r>
-              <w:rPr>
-                <w:rFonts w:hint="eastAsia"/>
-                <w:bCs/>
-                <w:szCs w:val="21"/>
-              </w:rPr>
-              <w:t>，适合展示</w:t>
+              <w:t>与边缘端易集成，适合展示</w:t>
             </w:r>
           </w:p>
         </w:tc>
@@ -9798,18 +8941,8 @@
                 <w:bCs/>
                 <w:szCs w:val="21"/>
               </w:rPr>
-              <w:t>方案</w:t>
-            </w:r>
-            <w:proofErr w:type="gramStart"/>
-            <w:r>
-              <w:rPr>
-                <w:rFonts w:hint="eastAsia"/>
-                <w:bCs/>
-                <w:szCs w:val="21"/>
-              </w:rPr>
-              <w:t>一</w:t>
-            </w:r>
-            <w:proofErr w:type="gramEnd"/>
+              <w:t>方案一</w:t>
+            </w:r>
           </w:p>
         </w:tc>
         <w:tc>
@@ -10553,23 +9686,13 @@
                 <w:szCs w:val="21"/>
               </w:rPr>
             </w:pPr>
-            <w:proofErr w:type="gramStart"/>
-            <w:r>
-              <w:rPr>
-                <w:rFonts w:hint="eastAsia"/>
-                <w:bCs/>
-                <w:szCs w:val="21"/>
-              </w:rPr>
-              <w:t>仅文件</w:t>
-            </w:r>
-            <w:proofErr w:type="gramEnd"/>
-            <w:r>
-              <w:rPr>
-                <w:rFonts w:hint="eastAsia"/>
-                <w:bCs/>
-                <w:szCs w:val="21"/>
-              </w:rPr>
-              <w:t>存储</w:t>
+            <w:r>
+              <w:rPr>
+                <w:rFonts w:hint="eastAsia"/>
+                <w:bCs/>
+                <w:szCs w:val="21"/>
+              </w:rPr>
+              <w:t>仅文件存储</w:t>
             </w:r>
           </w:p>
         </w:tc>
@@ -10754,23 +9877,13 @@
                 <w:szCs w:val="21"/>
               </w:rPr>
             </w:pPr>
-            <w:proofErr w:type="gramStart"/>
-            <w:r>
-              <w:rPr>
-                <w:rFonts w:hint="eastAsia"/>
-                <w:bCs/>
-                <w:szCs w:val="21"/>
-              </w:rPr>
-              <w:t>仅文件</w:t>
-            </w:r>
-            <w:proofErr w:type="gramEnd"/>
-            <w:r>
-              <w:rPr>
-                <w:rFonts w:hint="eastAsia"/>
-                <w:bCs/>
-                <w:szCs w:val="21"/>
-              </w:rPr>
-              <w:t>存储</w:t>
+            <w:r>
+              <w:rPr>
+                <w:rFonts w:hint="eastAsia"/>
+                <w:bCs/>
+                <w:szCs w:val="21"/>
+              </w:rPr>
+              <w:t>仅文件存储</w:t>
             </w:r>
           </w:p>
         </w:tc>
@@ -11152,23 +10265,7 @@
           <w:rFonts w:hint="eastAsia"/>
           <w:lang w:val="zh-CN"/>
         </w:rPr>
-        <w:t>等软件环境，满足</w:t>
-      </w:r>
-      <w:proofErr w:type="gramStart"/>
-      <w:r>
-        <w:rPr>
-          <w:rFonts w:hint="eastAsia"/>
-          <w:lang w:val="zh-CN"/>
-        </w:rPr>
-        <w:t>系统本地</w:t>
-      </w:r>
-      <w:proofErr w:type="gramEnd"/>
-      <w:r>
-        <w:rPr>
-          <w:rFonts w:hint="eastAsia"/>
-          <w:lang w:val="zh-CN"/>
-        </w:rPr>
-        <w:t>数据处理及功能扩展的要求。两者一起工作，系统既有单片机的实时控制能力，又有边缘设备的数据处理能力。</w:t>
+        <w:t>等软件环境，满足系统本地数据处理及功能扩展的要求。两者一起工作，系统既有单片机的实时控制能力，又有边缘设备的数据处理能力。</w:t>
       </w:r>
     </w:p>
     <w:p>
@@ -12433,23 +11530,7 @@
           <w:rFonts w:hint="eastAsia"/>
           <w:lang w:val="zh-CN"/>
         </w:rPr>
-        <w:t>摄像头</w:t>
-      </w:r>
-      <w:proofErr w:type="gramStart"/>
-      <w:r>
-        <w:rPr>
-          <w:rFonts w:hint="eastAsia"/>
-          <w:lang w:val="zh-CN"/>
-        </w:rPr>
-        <w:t>做为</w:t>
-      </w:r>
-      <w:proofErr w:type="gramEnd"/>
-      <w:r>
-        <w:rPr>
-          <w:rFonts w:hint="eastAsia"/>
-          <w:lang w:val="zh-CN"/>
-        </w:rPr>
-        <w:t>图像采集器件。该模块可以直接和树莓派相连，用来采集作物生长图像，再用</w:t>
+        <w:t>摄像头做为图像采集器件。该模块可以直接和树莓派相连，用来采集作物生长图像，再用</w:t>
       </w:r>
       <w:r>
         <w:rPr>
@@ -12632,21 +11713,12 @@
         </w:rPr>
         <w:t xml:space="preserve"> STM32 </w:t>
       </w:r>
-      <w:proofErr w:type="gramStart"/>
-      <w:r>
-        <w:rPr>
-          <w:rFonts w:hint="eastAsia"/>
-          <w:lang w:val="zh-CN"/>
-        </w:rPr>
-        <w:t>回发控制</w:t>
-      </w:r>
-      <w:proofErr w:type="gramEnd"/>
-      <w:r>
-        <w:rPr>
-          <w:rFonts w:hint="eastAsia"/>
-          <w:lang w:val="zh-CN"/>
-        </w:rPr>
-        <w:t>命令。</w:t>
+      <w:r>
+        <w:rPr>
+          <w:rFonts w:hint="eastAsia"/>
+          <w:lang w:val="zh-CN"/>
+        </w:rPr>
+        <w:t>回发控制命令。</w:t>
       </w:r>
     </w:p>
     <w:p>
@@ -12676,23 +11748,7 @@
           <w:rFonts w:hint="eastAsia"/>
           <w:lang w:val="zh-CN"/>
         </w:rPr>
-        <w:t>灯带继电器。当边缘</w:t>
-      </w:r>
-      <w:proofErr w:type="gramStart"/>
-      <w:r>
-        <w:rPr>
-          <w:rFonts w:hint="eastAsia"/>
-          <w:lang w:val="zh-CN"/>
-        </w:rPr>
-        <w:t>端发出</w:t>
-      </w:r>
-      <w:proofErr w:type="gramEnd"/>
-      <w:r>
-        <w:rPr>
-          <w:rFonts w:hint="eastAsia"/>
-          <w:lang w:val="zh-CN"/>
-        </w:rPr>
-        <w:t>控制命令之后，</w:t>
+        <w:t>灯带继电器。当边缘端发出控制命令之后，</w:t>
       </w:r>
       <w:r>
         <w:rPr>
@@ -13068,21 +12124,12 @@
           <w:lang w:val="zh-CN"/>
         </w:rPr>
       </w:pPr>
-      <w:proofErr w:type="gramStart"/>
-      <w:r>
-        <w:rPr>
-          <w:rFonts w:hint="eastAsia"/>
-          <w:lang w:val="zh-CN"/>
-        </w:rPr>
-        <w:t>板载状态</w:t>
-      </w:r>
-      <w:proofErr w:type="gramEnd"/>
-      <w:r>
-        <w:rPr>
-          <w:rFonts w:hint="eastAsia"/>
-          <w:lang w:val="zh-CN"/>
-        </w:rPr>
-        <w:t>指示灯使用</w:t>
+      <w:r>
+        <w:rPr>
+          <w:rFonts w:hint="eastAsia"/>
+          <w:lang w:val="zh-CN"/>
+        </w:rPr>
+        <w:t>板载状态指示灯使用</w:t>
       </w:r>
       <w:r>
         <w:rPr>
@@ -13123,17 +12170,8 @@
           <w:rFonts w:hint="eastAsia"/>
           <w:lang w:val="zh-CN"/>
         </w:rPr>
-        <w:t>与树莓</w:t>
-      </w:r>
-      <w:proofErr w:type="gramStart"/>
-      <w:r>
-        <w:rPr>
-          <w:rFonts w:hint="eastAsia"/>
-          <w:lang w:val="zh-CN"/>
-        </w:rPr>
-        <w:t>派通过</w:t>
-      </w:r>
-      <w:proofErr w:type="gramEnd"/>
+        <w:t>与树莓派通过</w:t>
+      </w:r>
       <w:r>
         <w:rPr>
           <w:rFonts w:hint="eastAsia"/>
@@ -13505,39 +12543,7 @@
           <w:rFonts w:hint="eastAsia"/>
           <w:lang w:val="zh-CN"/>
         </w:rPr>
-        <w:t>边缘端线程不断读取当前土壤湿度和灌溉策略参数，当满足触发条件的时候，就会</w:t>
-      </w:r>
-      <w:proofErr w:type="gramStart"/>
-      <w:r>
-        <w:rPr>
-          <w:rFonts w:hint="eastAsia"/>
-          <w:lang w:val="zh-CN"/>
-        </w:rPr>
-        <w:t>向设备端发出</w:t>
-      </w:r>
-      <w:proofErr w:type="gramEnd"/>
-      <w:r>
-        <w:rPr>
-          <w:rFonts w:hint="eastAsia"/>
-          <w:lang w:val="zh-CN"/>
-        </w:rPr>
-        <w:t>开启水泵的指令，在达到设定的灌溉时间之后，再发出关闭指令。系统还要对控制日志以及最近的动作时间加以记载，从而</w:t>
-      </w:r>
-      <w:proofErr w:type="gramStart"/>
-      <w:r>
-        <w:rPr>
-          <w:rFonts w:hint="eastAsia"/>
-          <w:lang w:val="zh-CN"/>
-        </w:rPr>
-        <w:t>给状态</w:t>
-      </w:r>
-      <w:proofErr w:type="gramEnd"/>
-      <w:r>
-        <w:rPr>
-          <w:rFonts w:hint="eastAsia"/>
-          <w:lang w:val="zh-CN"/>
-        </w:rPr>
-        <w:t>追踪以及测试分析赋予支撑。</w:t>
+        <w:t>边缘端线程不断读取当前土壤湿度和灌溉策略参数，当满足触发条件的时候，就会向设备端发出开启水泵的指令，在达到设定的灌溉时间之后，再发出关闭指令。系统还要对控制日志以及最近的动作时间加以记载，从而给状态追踪以及测试分析赋予支撑。</w:t>
       </w:r>
     </w:p>
     <w:p>
@@ -13655,23 +12661,7 @@
           <w:rFonts w:hint="eastAsia"/>
           <w:lang w:val="zh-CN"/>
         </w:rPr>
-        <w:t>让用户在易脏手的培育</w:t>
-      </w:r>
-      <w:proofErr w:type="gramStart"/>
-      <w:r>
-        <w:rPr>
-          <w:rFonts w:hint="eastAsia"/>
-          <w:lang w:val="zh-CN"/>
-        </w:rPr>
-        <w:t>室环境</w:t>
-      </w:r>
-      <w:proofErr w:type="gramEnd"/>
-      <w:r>
-        <w:rPr>
-          <w:rFonts w:hint="eastAsia"/>
-          <w:lang w:val="zh-CN"/>
-        </w:rPr>
-        <w:t>也能查看数据。</w:t>
+        <w:t>让用户在易脏手的培育室环境也能查看数据。</w:t>
       </w:r>
     </w:p>
     <w:p>
@@ -13790,17 +12780,8 @@
           <w:rFonts w:hint="eastAsia"/>
           <w:lang w:val="zh-CN"/>
         </w:rPr>
-        <w:t>相比于</w:t>
-      </w:r>
-      <w:proofErr w:type="gramStart"/>
-      <w:r>
-        <w:rPr>
-          <w:rFonts w:hint="eastAsia"/>
-          <w:lang w:val="zh-CN"/>
-        </w:rPr>
-        <w:t>蓝牙或者</w:t>
-      </w:r>
-      <w:proofErr w:type="gramEnd"/>
+        <w:t>相比于蓝牙或者</w:t>
+      </w:r>
       <w:r>
         <w:rPr>
           <w:rFonts w:hint="eastAsia"/>
@@ -13827,23 +12808,7 @@
           <w:rFonts w:hint="eastAsia"/>
           <w:lang w:val="zh-CN"/>
         </w:rPr>
-        <w:t>串口链路更稳定、调试更简单，适合原型设计阶段快速落地。同时边缘</w:t>
-      </w:r>
-      <w:proofErr w:type="gramStart"/>
-      <w:r>
-        <w:rPr>
-          <w:rFonts w:hint="eastAsia"/>
-          <w:lang w:val="zh-CN"/>
-        </w:rPr>
-        <w:t>端仍然</w:t>
-      </w:r>
-      <w:proofErr w:type="gramEnd"/>
-      <w:r>
-        <w:rPr>
-          <w:rFonts w:hint="eastAsia"/>
-          <w:lang w:val="zh-CN"/>
-        </w:rPr>
-        <w:t>具有</w:t>
+        <w:t>串口链路更稳定、调试更简单，适合原型设计阶段快速落地。同时边缘端仍然具有</w:t>
       </w:r>
       <w:r>
         <w:rPr>
@@ -14527,23 +13492,7 @@
           <w:rFonts w:hint="eastAsia"/>
           <w:lang w:val="zh-CN"/>
         </w:rPr>
-        <w:t>设备</w:t>
-      </w:r>
-      <w:proofErr w:type="gramStart"/>
-      <w:r>
-        <w:rPr>
-          <w:rFonts w:hint="eastAsia"/>
-          <w:lang w:val="zh-CN"/>
-        </w:rPr>
-        <w:t>端主要</w:t>
-      </w:r>
-      <w:proofErr w:type="gramEnd"/>
-      <w:r>
-        <w:rPr>
-          <w:rFonts w:hint="eastAsia"/>
-          <w:lang w:val="zh-CN"/>
-        </w:rPr>
-        <w:t>功能流程可概括如下：</w:t>
+        <w:t>设备端主要功能流程可概括如下：</w:t>
       </w:r>
     </w:p>
     <w:p>
@@ -14784,21 +13733,7 @@
         <w:rPr>
           <w:rFonts w:hint="eastAsia"/>
         </w:rPr>
-        <w:t>边缘</w:t>
-      </w:r>
-      <w:proofErr w:type="gramStart"/>
-      <w:r>
-        <w:rPr>
-          <w:rFonts w:hint="eastAsia"/>
-        </w:rPr>
-        <w:t>端服务</w:t>
-      </w:r>
-      <w:proofErr w:type="gramEnd"/>
-      <w:r>
-        <w:rPr>
-          <w:rFonts w:hint="eastAsia"/>
-        </w:rPr>
-        <w:t>与数据库设计</w:t>
+        <w:t>边缘端服务与数据库设计</w:t>
       </w:r>
       <w:bookmarkEnd w:id="115"/>
       <w:bookmarkEnd w:id="116"/>
@@ -14816,17 +13751,8 @@
           <w:rFonts w:hint="eastAsia"/>
           <w:lang w:val="zh-CN"/>
         </w:rPr>
-        <w:t>边缘</w:t>
-      </w:r>
-      <w:proofErr w:type="gramStart"/>
-      <w:r>
-        <w:rPr>
-          <w:rFonts w:hint="eastAsia"/>
-          <w:lang w:val="zh-CN"/>
-        </w:rPr>
-        <w:t>端服务用</w:t>
-      </w:r>
-      <w:proofErr w:type="gramEnd"/>
+        <w:t>边缘端服务用</w:t>
+      </w:r>
       <w:r>
         <w:rPr>
           <w:rFonts w:hint="eastAsia"/>
@@ -15158,25 +14084,7 @@
                 <w:bCs/>
                 <w:szCs w:val="21"/>
               </w:rPr>
-              <w:t>/</w:t>
-            </w:r>
-            <w:proofErr w:type="spellStart"/>
-            <w:r>
-              <w:rPr>
-                <w:rFonts w:hint="eastAsia"/>
-                <w:bCs/>
-                <w:szCs w:val="21"/>
-              </w:rPr>
-              <w:t>api</w:t>
-            </w:r>
-            <w:proofErr w:type="spellEnd"/>
-            <w:r>
-              <w:rPr>
-                <w:rFonts w:hint="eastAsia"/>
-                <w:bCs/>
-                <w:szCs w:val="21"/>
-              </w:rPr>
-              <w:t>/v1/sensors/latest</w:t>
+              <w:t>/api/v1/sensors/latest</w:t>
             </w:r>
           </w:p>
         </w:tc>
@@ -15283,25 +14191,7 @@
                 <w:bCs/>
                 <w:szCs w:val="21"/>
               </w:rPr>
-              <w:t>/</w:t>
-            </w:r>
-            <w:proofErr w:type="spellStart"/>
-            <w:r>
-              <w:rPr>
-                <w:rFonts w:hint="eastAsia"/>
-                <w:bCs/>
-                <w:szCs w:val="21"/>
-              </w:rPr>
-              <w:t>api</w:t>
-            </w:r>
-            <w:proofErr w:type="spellEnd"/>
-            <w:r>
-              <w:rPr>
-                <w:rFonts w:hint="eastAsia"/>
-                <w:bCs/>
-                <w:szCs w:val="21"/>
-              </w:rPr>
-              <w:t>/v1/sensors/history</w:t>
+              <w:t>/api/v1/sensors/history</w:t>
             </w:r>
           </w:p>
         </w:tc>
@@ -15408,25 +14298,7 @@
                 <w:bCs/>
                 <w:szCs w:val="21"/>
               </w:rPr>
-              <w:t>/</w:t>
-            </w:r>
-            <w:proofErr w:type="spellStart"/>
-            <w:r>
-              <w:rPr>
-                <w:rFonts w:hint="eastAsia"/>
-                <w:bCs/>
-                <w:szCs w:val="21"/>
-              </w:rPr>
-              <w:t>api</w:t>
-            </w:r>
-            <w:proofErr w:type="spellEnd"/>
-            <w:r>
-              <w:rPr>
-                <w:rFonts w:hint="eastAsia"/>
-                <w:bCs/>
-                <w:szCs w:val="21"/>
-              </w:rPr>
-              <w:t>/v1/sensors/history.csv</w:t>
+              <w:t>/api/v1/sensors/history.csv</w:t>
             </w:r>
           </w:p>
         </w:tc>
@@ -15541,25 +14413,7 @@
                 <w:bCs/>
                 <w:szCs w:val="21"/>
               </w:rPr>
-              <w:t>/</w:t>
-            </w:r>
-            <w:proofErr w:type="spellStart"/>
-            <w:r>
-              <w:rPr>
-                <w:rFonts w:hint="eastAsia"/>
-                <w:bCs/>
-                <w:szCs w:val="21"/>
-              </w:rPr>
-              <w:t>api</w:t>
-            </w:r>
-            <w:proofErr w:type="spellEnd"/>
-            <w:r>
-              <w:rPr>
-                <w:rFonts w:hint="eastAsia"/>
-                <w:bCs/>
-                <w:szCs w:val="21"/>
-              </w:rPr>
-              <w:t>/v1/control</w:t>
+              <w:t>/api/v1/control</w:t>
             </w:r>
           </w:p>
         </w:tc>
@@ -15666,25 +14520,7 @@
                 <w:bCs/>
                 <w:szCs w:val="21"/>
               </w:rPr>
-              <w:t>/</w:t>
-            </w:r>
-            <w:proofErr w:type="spellStart"/>
-            <w:r>
-              <w:rPr>
-                <w:rFonts w:hint="eastAsia"/>
-                <w:bCs/>
-                <w:szCs w:val="21"/>
-              </w:rPr>
-              <w:t>api</w:t>
-            </w:r>
-            <w:proofErr w:type="spellEnd"/>
-            <w:r>
-              <w:rPr>
-                <w:rFonts w:hint="eastAsia"/>
-                <w:bCs/>
-                <w:szCs w:val="21"/>
-              </w:rPr>
-              <w:t>/v1/control/logs</w:t>
+              <w:t>/api/v1/control/logs</w:t>
             </w:r>
           </w:p>
         </w:tc>
@@ -15791,25 +14627,7 @@
                 <w:bCs/>
                 <w:szCs w:val="21"/>
               </w:rPr>
-              <w:t>/</w:t>
-            </w:r>
-            <w:proofErr w:type="spellStart"/>
-            <w:r>
-              <w:rPr>
-                <w:rFonts w:hint="eastAsia"/>
-                <w:bCs/>
-                <w:szCs w:val="21"/>
-              </w:rPr>
-              <w:t>api</w:t>
-            </w:r>
-            <w:proofErr w:type="spellEnd"/>
-            <w:r>
-              <w:rPr>
-                <w:rFonts w:hint="eastAsia"/>
-                <w:bCs/>
-                <w:szCs w:val="21"/>
-              </w:rPr>
-              <w:t>/v1/policy/irrigation</w:t>
+              <w:t>/api/v1/policy/irrigation</w:t>
             </w:r>
           </w:p>
         </w:tc>
@@ -15916,25 +14734,7 @@
                 <w:bCs/>
                 <w:szCs w:val="21"/>
               </w:rPr>
-              <w:t>/</w:t>
-            </w:r>
-            <w:proofErr w:type="spellStart"/>
-            <w:r>
-              <w:rPr>
-                <w:rFonts w:hint="eastAsia"/>
-                <w:bCs/>
-                <w:szCs w:val="21"/>
-              </w:rPr>
-              <w:t>api</w:t>
-            </w:r>
-            <w:proofErr w:type="spellEnd"/>
-            <w:r>
-              <w:rPr>
-                <w:rFonts w:hint="eastAsia"/>
-                <w:bCs/>
-                <w:szCs w:val="21"/>
-              </w:rPr>
-              <w:t>/v1/policy/irrigation/status</w:t>
+              <w:t>/api/v1/policy/irrigation/status</w:t>
             </w:r>
           </w:p>
         </w:tc>
@@ -16041,25 +14841,7 @@
                 <w:bCs/>
                 <w:szCs w:val="21"/>
               </w:rPr>
-              <w:t>/</w:t>
-            </w:r>
-            <w:proofErr w:type="spellStart"/>
-            <w:r>
-              <w:rPr>
-                <w:rFonts w:hint="eastAsia"/>
-                <w:bCs/>
-                <w:szCs w:val="21"/>
-              </w:rPr>
-              <w:t>api</w:t>
-            </w:r>
-            <w:proofErr w:type="spellEnd"/>
-            <w:r>
-              <w:rPr>
-                <w:rFonts w:hint="eastAsia"/>
-                <w:bCs/>
-                <w:szCs w:val="21"/>
-              </w:rPr>
-              <w:t>/v1/auth/register</w:t>
+              <w:t>/api/v1/auth/register</w:t>
             </w:r>
           </w:p>
         </w:tc>
@@ -16166,25 +14948,7 @@
                 <w:bCs/>
                 <w:szCs w:val="21"/>
               </w:rPr>
-              <w:t>/</w:t>
-            </w:r>
-            <w:proofErr w:type="spellStart"/>
-            <w:r>
-              <w:rPr>
-                <w:rFonts w:hint="eastAsia"/>
-                <w:bCs/>
-                <w:szCs w:val="21"/>
-              </w:rPr>
-              <w:t>api</w:t>
-            </w:r>
-            <w:proofErr w:type="spellEnd"/>
-            <w:r>
-              <w:rPr>
-                <w:rFonts w:hint="eastAsia"/>
-                <w:bCs/>
-                <w:szCs w:val="21"/>
-              </w:rPr>
-              <w:t>/v1/auth/login</w:t>
+              <w:t>/api/v1/auth/login</w:t>
             </w:r>
           </w:p>
         </w:tc>
@@ -16291,25 +15055,7 @@
                 <w:bCs/>
                 <w:szCs w:val="21"/>
               </w:rPr>
-              <w:t>/</w:t>
-            </w:r>
-            <w:proofErr w:type="spellStart"/>
-            <w:r>
-              <w:rPr>
-                <w:rFonts w:hint="eastAsia"/>
-                <w:bCs/>
-                <w:szCs w:val="21"/>
-              </w:rPr>
-              <w:t>api</w:t>
-            </w:r>
-            <w:proofErr w:type="spellEnd"/>
-            <w:r>
-              <w:rPr>
-                <w:rFonts w:hint="eastAsia"/>
-                <w:bCs/>
-                <w:szCs w:val="21"/>
-              </w:rPr>
-              <w:t>/v1/auth/me</w:t>
+              <w:t>/api/v1/auth/me</w:t>
             </w:r>
           </w:p>
         </w:tc>
@@ -16416,25 +15162,7 @@
                 <w:bCs/>
                 <w:szCs w:val="21"/>
               </w:rPr>
-              <w:t>/</w:t>
-            </w:r>
-            <w:proofErr w:type="spellStart"/>
-            <w:r>
-              <w:rPr>
-                <w:rFonts w:hint="eastAsia"/>
-                <w:bCs/>
-                <w:szCs w:val="21"/>
-              </w:rPr>
-              <w:t>api</w:t>
-            </w:r>
-            <w:proofErr w:type="spellEnd"/>
-            <w:r>
-              <w:rPr>
-                <w:rFonts w:hint="eastAsia"/>
-                <w:bCs/>
-                <w:szCs w:val="21"/>
-              </w:rPr>
-              <w:t>/v1/devices/status</w:t>
+              <w:t>/api/v1/devices/status</w:t>
             </w:r>
           </w:p>
         </w:tc>
@@ -16541,25 +15269,7 @@
                 <w:bCs/>
                 <w:szCs w:val="21"/>
               </w:rPr>
-              <w:t>/</w:t>
-            </w:r>
-            <w:proofErr w:type="spellStart"/>
-            <w:r>
-              <w:rPr>
-                <w:rFonts w:hint="eastAsia"/>
-                <w:bCs/>
-                <w:szCs w:val="21"/>
-              </w:rPr>
-              <w:t>api</w:t>
-            </w:r>
-            <w:proofErr w:type="spellEnd"/>
-            <w:r>
-              <w:rPr>
-                <w:rFonts w:hint="eastAsia"/>
-                <w:bCs/>
-                <w:szCs w:val="21"/>
-              </w:rPr>
-              <w:t>/v1/camera/capture</w:t>
+              <w:t>/api/v1/camera/capture</w:t>
             </w:r>
           </w:p>
         </w:tc>
@@ -16666,25 +15376,7 @@
                 <w:bCs/>
                 <w:szCs w:val="21"/>
               </w:rPr>
-              <w:t>/</w:t>
-            </w:r>
-            <w:proofErr w:type="spellStart"/>
-            <w:r>
-              <w:rPr>
-                <w:rFonts w:hint="eastAsia"/>
-                <w:bCs/>
-                <w:szCs w:val="21"/>
-              </w:rPr>
-              <w:t>api</w:t>
-            </w:r>
-            <w:proofErr w:type="spellEnd"/>
-            <w:r>
-              <w:rPr>
-                <w:rFonts w:hint="eastAsia"/>
-                <w:bCs/>
-                <w:szCs w:val="21"/>
-              </w:rPr>
-              <w:t>/v1/vision/analyze</w:t>
+              <w:t>/api/v1/vision/analyze</w:t>
             </w:r>
           </w:p>
         </w:tc>
@@ -16791,25 +15483,7 @@
                 <w:bCs/>
                 <w:szCs w:val="21"/>
               </w:rPr>
-              <w:t>/</w:t>
-            </w:r>
-            <w:proofErr w:type="spellStart"/>
-            <w:r>
-              <w:rPr>
-                <w:rFonts w:hint="eastAsia"/>
-                <w:bCs/>
-                <w:szCs w:val="21"/>
-              </w:rPr>
-              <w:t>api</w:t>
-            </w:r>
-            <w:proofErr w:type="spellEnd"/>
-            <w:r>
-              <w:rPr>
-                <w:rFonts w:hint="eastAsia"/>
-                <w:bCs/>
-                <w:szCs w:val="21"/>
-              </w:rPr>
-              <w:t>/v1/assistant</w:t>
+              <w:t>/api/v1/assistant</w:t>
             </w:r>
           </w:p>
         </w:tc>
@@ -17179,7 +15853,6 @@
               </w:rPr>
               <w:t>、</w:t>
             </w:r>
-            <w:proofErr w:type="spellStart"/>
             <w:r>
               <w:rPr>
                 <w:rFonts w:hint="eastAsia"/>
@@ -17188,7 +15861,6 @@
               </w:rPr>
               <w:t>password_hash</w:t>
             </w:r>
-            <w:proofErr w:type="spellEnd"/>
             <w:r>
               <w:rPr>
                 <w:rFonts w:hint="eastAsia"/>
@@ -17197,7 +15869,6 @@
               </w:rPr>
               <w:t>、</w:t>
             </w:r>
-            <w:proofErr w:type="spellStart"/>
             <w:r>
               <w:rPr>
                 <w:rFonts w:hint="eastAsia"/>
@@ -17206,7 +15877,6 @@
               </w:rPr>
               <w:t>created_at</w:t>
             </w:r>
-            <w:proofErr w:type="spellEnd"/>
           </w:p>
         </w:tc>
         <w:tc>
@@ -17389,7 +16059,6 @@
                 <w:szCs w:val="21"/>
               </w:rPr>
             </w:pPr>
-            <w:proofErr w:type="spellStart"/>
             <w:r>
               <w:rPr>
                 <w:rFonts w:hint="eastAsia"/>
@@ -17398,7 +16067,6 @@
               </w:rPr>
               <w:t>user_roles</w:t>
             </w:r>
-            <w:proofErr w:type="spellEnd"/>
           </w:p>
         </w:tc>
         <w:tc>
@@ -17425,7 +16093,6 @@
                 <w:szCs w:val="21"/>
               </w:rPr>
             </w:pPr>
-            <w:proofErr w:type="spellStart"/>
             <w:r>
               <w:rPr>
                 <w:rFonts w:hint="eastAsia"/>
@@ -17434,7 +16101,6 @@
               </w:rPr>
               <w:t>user_id</w:t>
             </w:r>
-            <w:proofErr w:type="spellEnd"/>
             <w:r>
               <w:rPr>
                 <w:rFonts w:hint="eastAsia"/>
@@ -17443,7 +16109,6 @@
               </w:rPr>
               <w:t>、</w:t>
             </w:r>
-            <w:proofErr w:type="spellStart"/>
             <w:r>
               <w:rPr>
                 <w:rFonts w:hint="eastAsia"/>
@@ -17452,7 +16117,6 @@
               </w:rPr>
               <w:t>role_id</w:t>
             </w:r>
-            <w:proofErr w:type="spellEnd"/>
           </w:p>
         </w:tc>
         <w:tc>
@@ -17597,7 +16261,6 @@
               </w:rPr>
               <w:t>、</w:t>
             </w:r>
-            <w:proofErr w:type="spellStart"/>
             <w:r>
               <w:rPr>
                 <w:rFonts w:hint="eastAsia"/>
@@ -17606,7 +16269,6 @@
               </w:rPr>
               <w:t>last_seen</w:t>
             </w:r>
-            <w:proofErr w:type="spellEnd"/>
           </w:p>
         </w:tc>
         <w:tc>
@@ -17669,7 +16331,6 @@
                 <w:szCs w:val="21"/>
               </w:rPr>
             </w:pPr>
-            <w:proofErr w:type="spellStart"/>
             <w:r>
               <w:rPr>
                 <w:rFonts w:hint="eastAsia"/>
@@ -17678,7 +16339,6 @@
               </w:rPr>
               <w:t>sensor_data</w:t>
             </w:r>
-            <w:proofErr w:type="spellEnd"/>
           </w:p>
         </w:tc>
         <w:tc>
@@ -17721,7 +16381,6 @@
               </w:rPr>
               <w:t>、</w:t>
             </w:r>
-            <w:proofErr w:type="spellStart"/>
             <w:r>
               <w:rPr>
                 <w:rFonts w:hint="eastAsia"/>
@@ -17730,7 +16389,6 @@
               </w:rPr>
               <w:t>device_id</w:t>
             </w:r>
-            <w:proofErr w:type="spellEnd"/>
             <w:r>
               <w:rPr>
                 <w:rFonts w:hint="eastAsia"/>
@@ -17873,7 +16531,6 @@
                 <w:szCs w:val="21"/>
               </w:rPr>
             </w:pPr>
-            <w:proofErr w:type="spellStart"/>
             <w:r>
               <w:rPr>
                 <w:rFonts w:hint="eastAsia"/>
@@ -17882,7 +16539,6 @@
               </w:rPr>
               <w:t>control_logs</w:t>
             </w:r>
-            <w:proofErr w:type="spellEnd"/>
           </w:p>
         </w:tc>
         <w:tc>
@@ -17925,7 +16581,6 @@
               </w:rPr>
               <w:t>、</w:t>
             </w:r>
-            <w:proofErr w:type="spellStart"/>
             <w:r>
               <w:rPr>
                 <w:rFonts w:hint="eastAsia"/>
@@ -17934,7 +16589,6 @@
               </w:rPr>
               <w:t>device_id</w:t>
             </w:r>
-            <w:proofErr w:type="spellEnd"/>
             <w:r>
               <w:rPr>
                 <w:rFonts w:hint="eastAsia"/>
@@ -17975,7 +16629,6 @@
               </w:rPr>
               <w:t>、</w:t>
             </w:r>
-            <w:proofErr w:type="spellStart"/>
             <w:r>
               <w:rPr>
                 <w:rFonts w:hint="eastAsia"/>
@@ -17984,7 +16637,6 @@
               </w:rPr>
               <w:t>raw_command</w:t>
             </w:r>
-            <w:proofErr w:type="spellEnd"/>
             <w:r>
               <w:rPr>
                 <w:rFonts w:hint="eastAsia"/>
@@ -18009,7 +16661,6 @@
               </w:rPr>
               <w:t>、</w:t>
             </w:r>
-            <w:proofErr w:type="spellStart"/>
             <w:r>
               <w:rPr>
                 <w:rFonts w:hint="eastAsia"/>
@@ -18018,7 +16669,6 @@
               </w:rPr>
               <w:t>created_at</w:t>
             </w:r>
-            <w:proofErr w:type="spellEnd"/>
           </w:p>
         </w:tc>
         <w:tc>
@@ -18081,7 +16731,6 @@
                 <w:szCs w:val="21"/>
               </w:rPr>
             </w:pPr>
-            <w:proofErr w:type="spellStart"/>
             <w:r>
               <w:rPr>
                 <w:rFonts w:hint="eastAsia"/>
@@ -18090,7 +16739,6 @@
               </w:rPr>
               <w:t>irrigation_policies</w:t>
             </w:r>
-            <w:proofErr w:type="spellEnd"/>
           </w:p>
         </w:tc>
         <w:tc>
@@ -18133,7 +16781,6 @@
               </w:rPr>
               <w:t>、</w:t>
             </w:r>
-            <w:proofErr w:type="spellStart"/>
             <w:r>
               <w:rPr>
                 <w:rFonts w:hint="eastAsia"/>
@@ -18142,7 +16789,6 @@
               </w:rPr>
               <w:t>device_id</w:t>
             </w:r>
-            <w:proofErr w:type="spellEnd"/>
             <w:r>
               <w:rPr>
                 <w:rFonts w:hint="eastAsia"/>
@@ -18167,7 +16813,6 @@
               </w:rPr>
               <w:t>、</w:t>
             </w:r>
-            <w:proofErr w:type="spellStart"/>
             <w:r>
               <w:rPr>
                 <w:rFonts w:hint="eastAsia"/>
@@ -18176,7 +16821,6 @@
               </w:rPr>
               <w:t>soil_threshold_min</w:t>
             </w:r>
-            <w:proofErr w:type="spellEnd"/>
             <w:r>
               <w:rPr>
                 <w:rFonts w:hint="eastAsia"/>
@@ -18185,7 +16829,6 @@
               </w:rPr>
               <w:t>、</w:t>
             </w:r>
-            <w:proofErr w:type="spellStart"/>
             <w:r>
               <w:rPr>
                 <w:rFonts w:hint="eastAsia"/>
@@ -18194,7 +16837,6 @@
               </w:rPr>
               <w:t>watering_seconds</w:t>
             </w:r>
-            <w:proofErr w:type="spellEnd"/>
             <w:r>
               <w:rPr>
                 <w:rFonts w:hint="eastAsia"/>
@@ -18203,7 +16845,6 @@
               </w:rPr>
               <w:t>、</w:t>
             </w:r>
-            <w:proofErr w:type="spellStart"/>
             <w:r>
               <w:rPr>
                 <w:rFonts w:hint="eastAsia"/>
@@ -18212,7 +16853,6 @@
               </w:rPr>
               <w:t>cooldown_seconds</w:t>
             </w:r>
-            <w:proofErr w:type="spellEnd"/>
             <w:r>
               <w:rPr>
                 <w:rFonts w:hint="eastAsia"/>
@@ -18221,7 +16861,6 @@
               </w:rPr>
               <w:t>、</w:t>
             </w:r>
-            <w:proofErr w:type="spellStart"/>
             <w:r>
               <w:rPr>
                 <w:rFonts w:hint="eastAsia"/>
@@ -18230,7 +16869,6 @@
               </w:rPr>
               <w:t>updated_at</w:t>
             </w:r>
-            <w:proofErr w:type="spellEnd"/>
           </w:p>
         </w:tc>
         <w:tc>
@@ -18282,23 +16920,7 @@
           <w:rFonts w:hint="eastAsia"/>
           <w:lang w:val="zh-CN"/>
         </w:rPr>
-        <w:t>此外，系统在数据库层设计了相应触发器，</w:t>
-      </w:r>
-      <w:proofErr w:type="gramStart"/>
-      <w:r>
-        <w:rPr>
-          <w:rFonts w:hint="eastAsia"/>
-          <w:lang w:val="zh-CN"/>
-        </w:rPr>
-        <w:t>当控制</w:t>
-      </w:r>
-      <w:proofErr w:type="gramEnd"/>
-      <w:r>
-        <w:rPr>
-          <w:rFonts w:hint="eastAsia"/>
-          <w:lang w:val="zh-CN"/>
-        </w:rPr>
-        <w:t>日志插入后，能够自动更新设备的最近在线时间。该设计体现了数据库对业务逻辑的支撑作用，保证了设备状态信息更新的及时性和一致性，提高了系统的数据管理能力。</w:t>
+        <w:t>此外，系统在数据库层设计了相应触发器，当控制日志插入后，能够自动更新设备的最近在线时间。该设计体现了数据库对业务逻辑的支撑作用，保证了设备状态信息更新的及时性和一致性，提高了系统的数据管理能力。</w:t>
       </w:r>
     </w:p>
     <w:p>
@@ -18540,24 +17162,29 @@
           <w:rFonts w:hint="eastAsia"/>
           <w:lang w:val="zh-CN"/>
         </w:rPr>
-        <w:t>颜色空间，按照颜色区间统计和</w:t>
-      </w:r>
-      <w:proofErr w:type="gramStart"/>
-      <w:r>
-        <w:rPr>
-          <w:rFonts w:hint="eastAsia"/>
-          <w:lang w:val="zh-CN"/>
-        </w:rPr>
-        <w:t>轮廓框选来</w:t>
-      </w:r>
-      <w:proofErr w:type="gramEnd"/>
-      <w:r>
-        <w:rPr>
-          <w:rFonts w:hint="eastAsia"/>
-          <w:lang w:val="zh-CN"/>
-        </w:rPr>
-        <w:t>识别花朵的颜色特征，把识别结果映射到花蕾期、盛开期或者成熟、凋谢期这些状态上；边缘智能问答模块会根据目前的环境数据生成提示词，然后调用本地轻量级模型给出简短的环境评价意见。</w:t>
-      </w:r>
+        <w:t>颜色空间，按照颜色区间统计和轮廓框选来识别花朵的颜色特征，把识别结果映射到花蕾期、盛开期或者成熟、凋谢期这些状态上；</w:t>
+      </w:r>
+    </w:p>
+    <w:p>
+      <w:pPr>
+        <w:pStyle w:val="afc"/>
+        <w:spacing w:line="360" w:lineRule="auto"/>
+        <w:rPr>
+          <w:rFonts w:hint="eastAsia"/>
+          <w:lang w:val="zh-CN"/>
+        </w:rPr>
+      </w:pPr>
+    </w:p>
+    <w:p>
+      <w:pPr>
+        <w:pStyle w:val="afc"/>
+        <w:spacing w:line="360" w:lineRule="auto"/>
+        <w:jc w:val="center"/>
+        <w:rPr>
+          <w:rFonts w:hint="eastAsia"/>
+          <w:lang w:val="zh-CN"/>
+        </w:rPr>
+      </w:pPr>
     </w:p>
     <w:p>
       <w:pPr>
@@ -18646,6 +17273,7 @@
       </w:pPr>
       <w:r>
         <w:rPr>
+          <w:noProof/>
           <w:sz w:val="28"/>
           <w:lang w:val="zh-CN"/>
         </w:rPr>
@@ -18719,7 +17347,131 @@
           <w:rFonts w:hint="eastAsia"/>
           <w:lang w:val="zh-CN"/>
         </w:rPr>
-        <w:t>以上模块加入之后，系统就具备了智能展示的功能。尽管目前的图像分析方法还属于规则型轻量级识别，模型推理能力也主要起到辅助展示的作用，但是整体方案已经具有了传感监测、图像感知、语言辅助的多模态边缘智能特征，为系统后期升级打下了基础。</w:t>
+        <w:t>边缘智能问答模块会根据目前的环境数据生成提示词，然后调用本地轻量级模型给出简短的环境评价意见。</w:t>
+      </w:r>
+    </w:p>
+    <w:p>
+      <w:pPr>
+        <w:pStyle w:val="afc"/>
+        <w:spacing w:line="360" w:lineRule="auto"/>
+        <w:rPr>
+          <w:lang w:val="zh-CN"/>
+        </w:rPr>
+      </w:pPr>
+      <w:r>
+        <w:rPr>
+          <w:lang w:val="zh-CN"/>
+        </w:rPr>
+        <w:lastRenderedPageBreak/>
+        <w:drawing>
+          <wp:inline distT="0" distB="0" distL="0" distR="0" wp14:anchorId="1D17CE08" wp14:editId="3547BACF">
+            <wp:extent cx="5181600" cy="2241550"/>
+            <wp:effectExtent l="0" t="0" r="0" b="6350"/>
+            <wp:docPr id="667413288" name="图片 1"/>
+            <wp:cNvGraphicFramePr>
+              <a:graphicFrameLocks xmlns:a="http://schemas.openxmlformats.org/drawingml/2006/main" noChangeAspect="1"/>
+            </wp:cNvGraphicFramePr>
+            <a:graphic xmlns:a="http://schemas.openxmlformats.org/drawingml/2006/main">
+              <a:graphicData uri="http://schemas.openxmlformats.org/drawingml/2006/picture">
+                <pic:pic xmlns:pic="http://schemas.openxmlformats.org/drawingml/2006/picture">
+                  <pic:nvPicPr>
+                    <pic:cNvPr id="667413288" name=""/>
+                    <pic:cNvPicPr/>
+                  </pic:nvPicPr>
+                  <pic:blipFill>
+                    <a:blip r:embed="rId36"/>
+                    <a:stretch>
+                      <a:fillRect/>
+                    </a:stretch>
+                  </pic:blipFill>
+                  <pic:spPr>
+                    <a:xfrm>
+                      <a:off x="0" y="0"/>
+                      <a:ext cx="5181600" cy="2241550"/>
+                    </a:xfrm>
+                    <a:prstGeom prst="rect">
+                      <a:avLst/>
+                    </a:prstGeom>
+                  </pic:spPr>
+                </pic:pic>
+              </a:graphicData>
+            </a:graphic>
+          </wp:inline>
+        </w:drawing>
+      </w:r>
+    </w:p>
+    <w:p>
+      <w:pPr>
+        <w:pStyle w:val="aff"/>
+      </w:pPr>
+      <w:r>
+        <w:tab/>
+      </w:r>
+      <w:r>
+        <w:rPr>
+          <w:rFonts w:hint="eastAsia"/>
+        </w:rPr>
+        <w:t>图</w:t>
+      </w:r>
+      <w:r>
+        <w:rPr>
+          <w:rFonts w:hint="eastAsia"/>
+        </w:rPr>
+        <w:t>5.</w:t>
+      </w:r>
+      <w:r>
+        <w:rPr>
+          <w:rFonts w:hint="eastAsia"/>
+        </w:rPr>
+        <w:t>8</w:t>
+      </w:r>
+      <w:r>
+        <w:rPr>
+          <w:rFonts w:hint="eastAsia"/>
+        </w:rPr>
+        <w:t xml:space="preserve">  </w:t>
+      </w:r>
+      <w:r>
+        <w:rPr>
+          <w:rFonts w:hint="eastAsia"/>
+        </w:rPr>
+        <w:t>llm</w:t>
+      </w:r>
+      <w:r>
+        <w:rPr>
+          <w:rFonts w:hint="eastAsia"/>
+        </w:rPr>
+        <w:t>推理模块</w:t>
+      </w:r>
+    </w:p>
+    <w:p>
+      <w:pPr>
+        <w:pStyle w:val="afc"/>
+        <w:spacing w:line="360" w:lineRule="auto"/>
+        <w:rPr>
+          <w:lang w:val="zh-CN"/>
+        </w:rPr>
+      </w:pPr>
+      <w:r>
+        <w:rPr>
+          <w:rFonts w:hint="eastAsia"/>
+          <w:lang w:val="zh-CN"/>
+        </w:rPr>
+        <w:t>以上模块加入之后，系统就具备了</w:t>
+      </w:r>
+      <w:r>
+        <w:rPr>
+          <w:rFonts w:hint="eastAsia"/>
+          <w:lang w:val="zh-CN"/>
+        </w:rPr>
+        <w:t>实用</w:t>
+      </w:r>
+      <w:r>
+        <w:rPr>
+          <w:rFonts w:hint="eastAsia"/>
+          <w:lang w:val="zh-CN"/>
+        </w:rPr>
+        <w:t>的功能。尽管目前的图像分析方法还属于规则型轻量级识别，模型推理能力也主要起到辅助展示的作用，但是整体方案已经具有了传感监测、图像感知、语言辅助的多模态边缘智能特征，为系统后期升级打下了基础。</w:t>
       </w:r>
     </w:p>
     <w:p>
@@ -18738,7 +17490,6 @@
           <w:noProof/>
           <w:sz w:val="28"/>
         </w:rPr>
-        <w:lastRenderedPageBreak/>
         <w:drawing>
           <wp:inline distT="0" distB="0" distL="114300" distR="114300" wp14:anchorId="57C74078" wp14:editId="12010E8B">
             <wp:extent cx="5579110" cy="3138170"/>
@@ -18757,7 +17508,7 @@
                     </pic:cNvPicPr>
                   </pic:nvPicPr>
                   <pic:blipFill>
-                    <a:blip r:embed="rId36"/>
+                    <a:blip r:embed="rId37"/>
                     <a:stretch>
                       <a:fillRect/>
                     </a:stretch>
@@ -18798,7 +17549,7 @@
         <w:rPr>
           <w:rFonts w:hint="eastAsia"/>
         </w:rPr>
-        <w:t>7</w:t>
+        <w:t>8</w:t>
       </w:r>
       <w:r>
         <w:rPr>
@@ -18829,6 +17580,7 @@
           <w:noProof/>
           <w:sz w:val="28"/>
         </w:rPr>
+        <w:lastRenderedPageBreak/>
         <w:drawing>
           <wp:inline distT="0" distB="0" distL="114300" distR="114300" wp14:anchorId="4D97A0E5" wp14:editId="4D044616">
             <wp:extent cx="5483225" cy="2871470"/>
@@ -18847,7 +17599,7 @@
                     </pic:cNvPicPr>
                   </pic:nvPicPr>
                   <pic:blipFill>
-                    <a:blip r:embed="rId37"/>
+                    <a:blip r:embed="rId38"/>
                     <a:stretch>
                       <a:fillRect/>
                     </a:stretch>
@@ -18902,7 +17654,7 @@
                     </pic:cNvPicPr>
                   </pic:nvPicPr>
                   <pic:blipFill>
-                    <a:blip r:embed="rId38"/>
+                    <a:blip r:embed="rId39"/>
                     <a:stretch>
                       <a:fillRect/>
                     </a:stretch>
@@ -18943,7 +17695,7 @@
         <w:rPr>
           <w:rFonts w:hint="eastAsia"/>
         </w:rPr>
-        <w:t>8</w:t>
+        <w:t>9</w:t>
       </w:r>
       <w:r>
         <w:rPr>
@@ -18971,7 +17723,6 @@
         <w:rPr>
           <w:rFonts w:hint="eastAsia"/>
         </w:rPr>
-        <w:lastRenderedPageBreak/>
         <w:t xml:space="preserve">6 </w:t>
       </w:r>
       <w:r>
@@ -19076,7 +17827,15 @@
           <w:rFonts w:hint="eastAsia"/>
           <w:lang w:val="zh-CN"/>
         </w:rPr>
-        <w:t>基础测试阶段主要是对传感器能否正常返回数据、继电器是否可以响应本地手势或者远程控制、边缘端是否可以把串口数据写入数据库、前端页面是否可以实时刷新、自动灌溉线程是否可以根据策略正常触发进行检查。使用</w:t>
+        <w:t>基础测试阶段主要是对传感器能否正常返回数据、继电器是否可以</w:t>
+      </w:r>
+      <w:r>
+        <w:rPr>
+          <w:rFonts w:hint="eastAsia"/>
+          <w:lang w:val="zh-CN"/>
+        </w:rPr>
+        <w:lastRenderedPageBreak/>
+        <w:t>响应本地手势或者远程控制、边缘端是否可以把串口数据写入数据库、前端页面是否可以实时刷新、自动灌溉线程是否可以根据策略正常触发进行检查。使用</w:t>
       </w:r>
       <w:r>
         <w:rPr>
@@ -19141,7 +17900,7 @@
                     </pic:cNvPicPr>
                   </pic:nvPicPr>
                   <pic:blipFill>
-                    <a:blip r:embed="rId39"/>
+                    <a:blip r:embed="rId40"/>
                     <a:stretch>
                       <a:fillRect/>
                     </a:stretch>
@@ -19287,15 +18046,7 @@
           <w:rFonts w:hint="eastAsia"/>
           <w:lang w:val="zh-CN"/>
         </w:rPr>
-        <w:t>、土壤湿度传感器数据读取的稳定</w:t>
-      </w:r>
-      <w:r>
-        <w:rPr>
-          <w:rFonts w:hint="eastAsia"/>
-          <w:lang w:val="zh-CN"/>
-        </w:rPr>
-        <w:lastRenderedPageBreak/>
-        <w:t>性进行检验，并且对边缘端页面显示和数据库写入情况进行检查。在测试过程中可以运行系统几十分钟到几十个小时，在测试过程中对系统数据进行更新记录，对异常中断次数进行统计记录，对数据库的入库情况进行统计记录。</w:t>
+        <w:t>、土壤湿度传感器数据读取的稳定性进行检验，并且对边缘端页面显示和数据库写入情况进行检查。在测试过程中可以运行系统几十分钟到几十个小时，在测试过程中对系统数据进行更新记录，对异常中断次数进行统计记录，对数据库的入库情况进行统计记录。</w:t>
       </w:r>
     </w:p>
     <w:p>
@@ -19890,25 +18641,7 @@
                 <w:bCs/>
                 <w:szCs w:val="21"/>
               </w:rPr>
-              <w:t>光照</w:t>
-            </w:r>
-            <w:proofErr w:type="gramStart"/>
-            <w:r>
-              <w:rPr>
-                <w:rFonts w:hint="eastAsia"/>
-                <w:bCs/>
-                <w:szCs w:val="21"/>
-              </w:rPr>
-              <w:t>值明显</w:t>
-            </w:r>
-            <w:proofErr w:type="gramEnd"/>
-            <w:r>
-              <w:rPr>
-                <w:rFonts w:hint="eastAsia"/>
-                <w:bCs/>
-                <w:szCs w:val="21"/>
-              </w:rPr>
-              <w:t>变化</w:t>
+              <w:t>光照值明显变化</w:t>
             </w:r>
           </w:p>
         </w:tc>
@@ -20193,6 +18926,7 @@
           <w:noProof/>
           <w:sz w:val="28"/>
         </w:rPr>
+        <w:lastRenderedPageBreak/>
         <w:drawing>
           <wp:inline distT="0" distB="0" distL="114300" distR="114300" wp14:anchorId="2E820B96" wp14:editId="4E0351D5">
             <wp:extent cx="5481320" cy="1503680"/>
@@ -20211,7 +18945,7 @@
                     </pic:cNvPicPr>
                   </pic:nvPicPr>
                   <pic:blipFill>
-                    <a:blip r:embed="rId40"/>
+                    <a:blip r:embed="rId41"/>
                     <a:stretch>
                       <a:fillRect/>
                     </a:stretch>
@@ -20962,25 +19696,7 @@
                 <w:bCs/>
                 <w:szCs w:val="21"/>
               </w:rPr>
-              <w:t>灯</w:t>
-            </w:r>
-            <w:proofErr w:type="gramStart"/>
-            <w:r>
-              <w:rPr>
-                <w:rFonts w:hint="eastAsia"/>
-                <w:bCs/>
-                <w:szCs w:val="21"/>
-              </w:rPr>
-              <w:t>带成功</w:t>
-            </w:r>
-            <w:proofErr w:type="gramEnd"/>
-            <w:r>
-              <w:rPr>
-                <w:rFonts w:hint="eastAsia"/>
-                <w:bCs/>
-                <w:szCs w:val="21"/>
-              </w:rPr>
-              <w:t>开启与关闭</w:t>
+              <w:t>灯带成功开启与关闭</w:t>
             </w:r>
           </w:p>
         </w:tc>
@@ -21055,25 +19771,7 @@
                 <w:bCs/>
                 <w:szCs w:val="21"/>
               </w:rPr>
-              <w:t>在控制</w:t>
-            </w:r>
-            <w:proofErr w:type="gramStart"/>
-            <w:r>
-              <w:rPr>
-                <w:rFonts w:hint="eastAsia"/>
-                <w:bCs/>
-                <w:szCs w:val="21"/>
-              </w:rPr>
-              <w:t>页执行</w:t>
-            </w:r>
-            <w:proofErr w:type="gramEnd"/>
-            <w:r>
-              <w:rPr>
-                <w:rFonts w:hint="eastAsia"/>
-                <w:bCs/>
-                <w:szCs w:val="21"/>
-              </w:rPr>
-              <w:t>手势</w:t>
+              <w:t>在控制页执行手势</w:t>
             </w:r>
           </w:p>
         </w:tc>
@@ -21475,7 +20173,6 @@
         <w:rPr>
           <w:rFonts w:hint="eastAsia"/>
         </w:rPr>
-        <w:lastRenderedPageBreak/>
         <w:t xml:space="preserve">6.2.3 </w:t>
       </w:r>
       <w:r>
@@ -23389,23 +22086,7 @@
           <w:rFonts w:hint="eastAsia"/>
           <w:lang w:val="zh-CN"/>
         </w:rPr>
-        <w:t>从系统测试的过程可以看出，本文设计的智能培育系统可以达到环境监测、自动控制、数据存储、可视化管理等主要目的。如果实测结果表明温湿度、光照和土壤湿度数据可以稳定刷新，可以持续写入数据库，那么说明设备端采集链路和边缘端数据处理链路工作正常；如果控制命令可以</w:t>
-      </w:r>
-      <w:proofErr w:type="gramStart"/>
-      <w:r>
-        <w:rPr>
-          <w:rFonts w:hint="eastAsia"/>
-          <w:lang w:val="zh-CN"/>
-        </w:rPr>
-        <w:t>被设备端正确</w:t>
-      </w:r>
-      <w:proofErr w:type="gramEnd"/>
-      <w:r>
-        <w:rPr>
-          <w:rFonts w:hint="eastAsia"/>
-          <w:lang w:val="zh-CN"/>
-        </w:rPr>
-        <w:t>解析并执行器动作和日志记录一致，则说明系统控制闭环设计合理。</w:t>
+        <w:t>从系统测试的过程可以看出，本文设计的智能培育系统可以达到环境监测、自动控制、数据存储、可视化管理等主要目的。如果实测结果表明温湿度、光照和土壤湿度数据可以稳定刷新，可以持续写入数据库，那么说明设备端采集链路和边缘端数据处理链路工作正常；如果控制命令可以被设备端正确解析并执行器动作和日志记录一致，则说明系统控制闭环设计合理。</w:t>
       </w:r>
     </w:p>
     <w:p>
@@ -23421,15 +22102,7 @@
           <w:rFonts w:hint="eastAsia"/>
           <w:lang w:val="zh-CN"/>
         </w:rPr>
-        <w:t>在自动灌溉测试中，如果系统可以当土壤湿度小于设定阈值的时候自动启动水泵，在达到浇水时长之后自动关闭，并且满足冷却时间的约</w:t>
-      </w:r>
-      <w:r>
-        <w:rPr>
-          <w:rFonts w:hint="eastAsia"/>
-          <w:lang w:val="zh-CN"/>
-        </w:rPr>
-        <w:lastRenderedPageBreak/>
-        <w:t>束，那么说明边缘端策略线程可以稳定工作。如果图像分析模块可以正确输出颜色识别结果，在页面上显示阶段判断，那么系统就具备了一定的轻量视觉智能。</w:t>
+        <w:t>在自动灌溉测试中，如果系统可以当土壤湿度小于设定阈值的时候自动启动水泵，在达到浇水时长之后自动关闭，并且满足冷却时间的约束，那么说明边缘端策略线程可以稳定工作。如果图像分析模块可以正确输出颜色识别结果，在页面上显示阶段判断，那么系统就具备了一定的轻量视觉智能。</w:t>
       </w:r>
     </w:p>
     <w:p>
@@ -23475,6 +22148,7 @@
         <w:rPr>
           <w:rFonts w:hint="eastAsia"/>
         </w:rPr>
+        <w:lastRenderedPageBreak/>
         <w:t xml:space="preserve">7 </w:t>
       </w:r>
       <w:r>
@@ -23535,23 +22209,7 @@
           <w:rFonts w:hint="eastAsia"/>
           <w:lang w:val="zh-CN"/>
         </w:rPr>
-        <w:t>做设备</w:t>
-      </w:r>
-      <w:proofErr w:type="gramStart"/>
-      <w:r>
-        <w:rPr>
-          <w:rFonts w:hint="eastAsia"/>
-          <w:lang w:val="zh-CN"/>
-        </w:rPr>
-        <w:t>端控制</w:t>
-      </w:r>
-      <w:proofErr w:type="gramEnd"/>
-      <w:r>
-        <w:rPr>
-          <w:rFonts w:hint="eastAsia"/>
-          <w:lang w:val="zh-CN"/>
-        </w:rPr>
-        <w:t>核心，用树莓派</w:t>
+        <w:t>做设备端控制核心，用树莓派</w:t>
       </w:r>
       <w:r>
         <w:rPr>
@@ -23609,23 +22267,7 @@
           <w:rFonts w:hint="eastAsia"/>
           <w:lang w:val="zh-CN"/>
         </w:rPr>
-        <w:t>经过系统的方案设计、硬件连接实现、软件平台开发、功能测试可知，本文所建立的系统有如下特点，一是分层结构的设计比较清楚，二是实现了从环境感知到控制执行的闭环，三是边缘</w:t>
-      </w:r>
-      <w:proofErr w:type="gramStart"/>
-      <w:r>
-        <w:rPr>
-          <w:rFonts w:hint="eastAsia"/>
-          <w:lang w:val="zh-CN"/>
-        </w:rPr>
-        <w:t>端具备</w:t>
-      </w:r>
-      <w:proofErr w:type="gramEnd"/>
-      <w:r>
-        <w:rPr>
-          <w:rFonts w:hint="eastAsia"/>
-          <w:lang w:val="zh-CN"/>
-        </w:rPr>
-        <w:t>较强的本地自治能力，即使云端连接断开也能继续工作，四是系统具有较好的扩展性，可以增加更多的传感器、执行器以及智能分析模块。本文基本达到了预期的研究目的，给小型特色作物的智能培育提供了一种可行的实现途径。</w:t>
+        <w:t>经过系统的方案设计、硬件连接实现、软件平台开发、功能测试可知，本文所建立的系统有如下特点，一是分层结构的设计比较清楚，二是实现了从环境感知到控制执行的闭环，三是边缘端具备较强的本地自治能力，即使云端连接断开也能继续工作，四是系统具有较好的扩展性，可以增加更多的传感器、执行器以及智能分析模块。本文基本达到了预期的研究目的，给小型特色作物的智能培育提供了一种可行的实现途径。</w:t>
       </w:r>
     </w:p>
     <w:p>
@@ -23640,7 +22282,6 @@
         <w:rPr>
           <w:rFonts w:hint="eastAsia"/>
         </w:rPr>
-        <w:lastRenderedPageBreak/>
         <w:t xml:space="preserve">7.2 </w:t>
       </w:r>
       <w:r>
@@ -23735,7 +22376,15 @@
           <w:rFonts w:hint="eastAsia"/>
           <w:lang w:val="zh-CN"/>
         </w:rPr>
-        <w:t>提取色彩特征来判断花期，容易受到环境光线的影响，之后会在树莓派上部署更加鲁棒的轻量化目标检测视觉模型。另外，系统目前的</w:t>
+        <w:t>提取色彩特</w:t>
+      </w:r>
+      <w:r>
+        <w:rPr>
+          <w:rFonts w:hint="eastAsia"/>
+          <w:lang w:val="zh-CN"/>
+        </w:rPr>
+        <w:lastRenderedPageBreak/>
+        <w:t>征来判断花期，容易受到环境光线的影响，之后会在树莓派上部署更加鲁棒的轻量化目标检测视觉模型。另外，系统目前的</w:t>
       </w:r>
       <w:r>
         <w:rPr>
@@ -23749,23 +22398,7 @@
           <w:rFonts w:hint="eastAsia"/>
           <w:lang w:val="zh-CN"/>
         </w:rPr>
-        <w:t>互联只实现了单向的数据汇聚，需要以后打通双向鉴权控制，针对高</w:t>
-      </w:r>
-      <w:proofErr w:type="gramStart"/>
-      <w:r>
-        <w:rPr>
-          <w:rFonts w:hint="eastAsia"/>
-          <w:lang w:val="zh-CN"/>
-        </w:rPr>
-        <w:t>湿应用</w:t>
-      </w:r>
-      <w:proofErr w:type="gramEnd"/>
-      <w:r>
-        <w:rPr>
-          <w:rFonts w:hint="eastAsia"/>
-          <w:lang w:val="zh-CN"/>
-        </w:rPr>
-        <w:t>场景做专属</w:t>
+        <w:t>互联只实现了单向的数据汇聚，需要以后打通双向鉴权控制，针对高湿应用场景做专属</w:t>
       </w:r>
       <w:r>
         <w:rPr>
@@ -23848,15 +22481,7 @@
           <w:rFonts w:hint="eastAsia"/>
           <w:lang w:val="zh-CN"/>
         </w:rPr>
-        <w:t>另外，也发现自身存在很多不足，即对于硬件原理的分析、传感器精度的处理、系统抗干扰的设计以及实验数据的量化分析等方面存在较</w:t>
-      </w:r>
-      <w:r>
-        <w:rPr>
-          <w:rFonts w:hint="eastAsia"/>
-          <w:lang w:val="zh-CN"/>
-        </w:rPr>
-        <w:lastRenderedPageBreak/>
-        <w:t>大的欠缺。此后无论是在继续深造还是在工程开发过程中，都需要加强对于底层原理的理解以及系统的实验能力。此设计使我完成了比较完整的智能物联网项目，也对我未来从事软硬件结合方面学习与实践有更清晰的认识。</w:t>
+        <w:t>另外，也发现自身存在很多不足，即对于硬件原理的分析、传感器精度的处理、系统抗干扰的设计以及实验数据的量化分析等方面存在较大的欠缺。此后无论是在继续深造还是在工程开发过程中，都需要加强对于底层原理的理解以及系统的实验能力。此设计使我完成了比较完整的智能物联网项目，也对我未来从事软硬件结合方面学习与实践有更清晰的认识。</w:t>
       </w:r>
       <w:bookmarkEnd w:id="144"/>
       <w:bookmarkEnd w:id="153"/>
@@ -24181,39 +22806,7 @@
           <w:rFonts w:cs="宋体"/>
           <w:szCs w:val="28"/>
         </w:rPr>
-        <w:t>,2025,15(01):</w:t>
-      </w:r>
-      <w:proofErr w:type="gramStart"/>
-      <w:r>
-        <w:rPr>
-          <w:rFonts w:cs="宋体"/>
-          <w:szCs w:val="28"/>
-        </w:rPr>
-        <w:t>59-63.DOI:10.16667/j.issn</w:t>
-      </w:r>
-      <w:proofErr w:type="gramEnd"/>
-      <w:r>
-        <w:rPr>
-          <w:rFonts w:cs="宋体"/>
-          <w:szCs w:val="28"/>
-        </w:rPr>
-        <w:t>.2095-1302.2025.</w:t>
-      </w:r>
-      <w:proofErr w:type="gramStart"/>
-      <w:r>
-        <w:rPr>
-          <w:rFonts w:cs="宋体"/>
-          <w:szCs w:val="28"/>
-        </w:rPr>
-        <w:t>01.014</w:t>
-      </w:r>
-      <w:proofErr w:type="gramEnd"/>
-      <w:r>
-        <w:rPr>
-          <w:rFonts w:cs="宋体"/>
-          <w:szCs w:val="28"/>
-        </w:rPr>
-        <w:t>.</w:t>
+        <w:t>,2025,15(01):59-63.DOI:10.16667/j.issn.2095-1302.2025.01.014.</w:t>
       </w:r>
     </w:p>
     <w:p>
@@ -24500,7 +23093,6 @@
         </w:rPr>
         <w:t xml:space="preserve"> </w:t>
       </w:r>
-      <w:proofErr w:type="gramStart"/>
       <w:r>
         <w:rPr>
           <w:rFonts w:cs="宋体"/>
@@ -24508,7 +23100,6 @@
         </w:rPr>
         <w:t>景子奇</w:t>
       </w:r>
-      <w:proofErr w:type="gramEnd"/>
       <w:r>
         <w:rPr>
           <w:rFonts w:cs="宋体"/>
@@ -24625,7 +23216,6 @@
         </w:rPr>
         <w:t>,</w:t>
       </w:r>
-      <w:proofErr w:type="gramStart"/>
       <w:r>
         <w:rPr>
           <w:rFonts w:cs="宋体"/>
@@ -24647,7 +23237,6 @@
         </w:rPr>
         <w:t>荣锋</w:t>
       </w:r>
-      <w:proofErr w:type="gramEnd"/>
       <w:r>
         <w:rPr>
           <w:rFonts w:cs="宋体"/>
@@ -24695,23 +23284,7 @@
           <w:rFonts w:cs="宋体"/>
           <w:szCs w:val="28"/>
         </w:rPr>
-        <w:t>,2022,43(08):2378-2384.DOI:10.16208/</w:t>
-      </w:r>
-      <w:proofErr w:type="gramStart"/>
-      <w:r>
-        <w:rPr>
-          <w:rFonts w:cs="宋体"/>
-          <w:szCs w:val="28"/>
-        </w:rPr>
-        <w:t>j.issn</w:t>
-      </w:r>
-      <w:proofErr w:type="gramEnd"/>
-      <w:r>
-        <w:rPr>
-          <w:rFonts w:cs="宋体"/>
-          <w:szCs w:val="28"/>
-        </w:rPr>
-        <w:t>1000-7024.2022.08.036.</w:t>
+        <w:t>,2022,43(08):2378-2384.DOI:10.16208/j.issn1000-7024.2022.08.036.</w:t>
       </w:r>
     </w:p>
     <w:p>
@@ -24806,23 +23379,7 @@
           <w:rFonts w:cs="宋体"/>
           <w:szCs w:val="28"/>
         </w:rPr>
-        <w:t>,2024,(01):</w:t>
-      </w:r>
-      <w:proofErr w:type="gramStart"/>
-      <w:r>
-        <w:rPr>
-          <w:rFonts w:cs="宋体"/>
-          <w:szCs w:val="28"/>
-        </w:rPr>
-        <w:t>7-10.DOI:10.19514/j.cnki.cn</w:t>
-      </w:r>
-      <w:proofErr w:type="gramEnd"/>
-      <w:r>
-        <w:rPr>
-          <w:rFonts w:cs="宋体"/>
-          <w:szCs w:val="28"/>
-        </w:rPr>
-        <w:t>32-1628/tm.2024.01.002.</w:t>
+        <w:t>,2024,(01):7-10.DOI:10.19514/j.cnki.cn32-1628/tm.2024.01.002.</w:t>
       </w:r>
     </w:p>
     <w:p>
@@ -24863,7 +23420,6 @@
         </w:rPr>
         <w:t xml:space="preserve"> </w:t>
       </w:r>
-      <w:proofErr w:type="gramStart"/>
       <w:r>
         <w:rPr>
           <w:rFonts w:cs="宋体"/>
@@ -24871,7 +23427,6 @@
         </w:rPr>
         <w:t>任海玉</w:t>
       </w:r>
-      <w:proofErr w:type="gramEnd"/>
       <w:r>
         <w:rPr>
           <w:rFonts w:cs="宋体"/>
@@ -24988,7 +23543,6 @@
         </w:rPr>
         <w:t xml:space="preserve"> </w:t>
       </w:r>
-      <w:proofErr w:type="gramStart"/>
       <w:r>
         <w:rPr>
           <w:rFonts w:cs="宋体"/>
@@ -24996,7 +23550,6 @@
         </w:rPr>
         <w:t>徐帅驰</w:t>
       </w:r>
-      <w:proofErr w:type="gramEnd"/>
       <w:r>
         <w:rPr>
           <w:rFonts w:cs="宋体"/>
@@ -25004,7 +23557,6 @@
         </w:rPr>
         <w:t>,</w:t>
       </w:r>
-      <w:proofErr w:type="gramStart"/>
       <w:r>
         <w:rPr>
           <w:rFonts w:cs="宋体"/>
@@ -25012,23 +23564,13 @@
         </w:rPr>
         <w:t>郑恭明</w:t>
       </w:r>
-      <w:proofErr w:type="gramEnd"/>
       <w:r>
         <w:rPr>
           <w:rFonts w:cs="宋体"/>
           <w:szCs w:val="28"/>
         </w:rPr>
-        <w:t>.</w:t>
-      </w:r>
-      <w:proofErr w:type="spellStart"/>
-      <w:r>
-        <w:rPr>
-          <w:rFonts w:cs="宋体"/>
-          <w:szCs w:val="28"/>
-        </w:rPr>
-        <w:t>MicroPython</w:t>
-      </w:r>
-      <w:proofErr w:type="spellEnd"/>
+        <w:t>.MicroPython</w:t>
+      </w:r>
       <w:r>
         <w:rPr>
           <w:rFonts w:cs="宋体"/>
@@ -25179,25 +23721,146 @@
           <w:sz w:val="28"/>
           <w:szCs w:val="28"/>
         </w:rPr>
-        <w:t>,2023,46(04):</w:t>
-      </w:r>
-      <w:proofErr w:type="gramStart"/>
-      <w:r>
+        <w:t xml:space="preserve">,2023,46(04):70-74.DOI:10.16652/j.issn.1004-373x.2023.04.013. </w:t>
+      </w:r>
+    </w:p>
+    <w:p>
+      <w:pPr>
+        <w:widowControl/>
+        <w:jc w:val="left"/>
         <w:rPr>
           <w:rFonts w:cs="宋体"/>
           <w:sz w:val="28"/>
           <w:szCs w:val="28"/>
         </w:rPr>
-        <w:t>70-74.DOI:10.16652/j.issn</w:t>
-      </w:r>
-      <w:proofErr w:type="gramEnd"/>
+      </w:pPr>
       <w:r>
         <w:rPr>
           <w:rFonts w:cs="宋体"/>
           <w:sz w:val="28"/>
           <w:szCs w:val="28"/>
         </w:rPr>
-        <w:t xml:space="preserve">.1004-373x.2023.04.013. </w:t>
+        <w:t>[</w:t>
+      </w:r>
+      <w:r>
+        <w:rPr>
+          <w:rFonts w:cs="宋体" w:hint="eastAsia"/>
+          <w:sz w:val="28"/>
+          <w:szCs w:val="28"/>
+        </w:rPr>
+        <w:t>12</w:t>
+      </w:r>
+      <w:r>
+        <w:rPr>
+          <w:rFonts w:cs="宋体"/>
+          <w:sz w:val="28"/>
+          <w:szCs w:val="28"/>
+        </w:rPr>
+        <w:t>]</w:t>
+      </w:r>
+      <w:r>
+        <w:rPr>
+          <w:rFonts w:cs="宋体" w:hint="eastAsia"/>
+          <w:sz w:val="28"/>
+          <w:szCs w:val="28"/>
+        </w:rPr>
+        <w:t xml:space="preserve"> </w:t>
+      </w:r>
+      <w:r>
+        <w:rPr>
+          <w:rFonts w:cs="宋体"/>
+          <w:sz w:val="28"/>
+          <w:szCs w:val="28"/>
+        </w:rPr>
+        <w:t>付文新</w:t>
+      </w:r>
+      <w:r>
+        <w:rPr>
+          <w:rFonts w:cs="宋体"/>
+          <w:sz w:val="28"/>
+          <w:szCs w:val="28"/>
+        </w:rPr>
+        <w:t>,</w:t>
+      </w:r>
+      <w:r>
+        <w:rPr>
+          <w:rFonts w:cs="宋体"/>
+          <w:sz w:val="28"/>
+          <w:szCs w:val="28"/>
+        </w:rPr>
+        <w:t>王洪丰</w:t>
+      </w:r>
+      <w:r>
+        <w:rPr>
+          <w:rFonts w:cs="宋体"/>
+          <w:sz w:val="28"/>
+          <w:szCs w:val="28"/>
+        </w:rPr>
+        <w:t>.</w:t>
+      </w:r>
+      <w:r>
+        <w:rPr>
+          <w:rFonts w:cs="宋体"/>
+          <w:sz w:val="28"/>
+          <w:szCs w:val="28"/>
+        </w:rPr>
+        <w:t>基于</w:t>
+      </w:r>
+      <w:r>
+        <w:rPr>
+          <w:rFonts w:cs="宋体"/>
+          <w:sz w:val="28"/>
+          <w:szCs w:val="28"/>
+        </w:rPr>
+        <w:t>STM32</w:t>
+      </w:r>
+      <w:r>
+        <w:rPr>
+          <w:rFonts w:cs="宋体"/>
+          <w:sz w:val="28"/>
+          <w:szCs w:val="28"/>
+        </w:rPr>
+        <w:t>单片机和</w:t>
+      </w:r>
+      <w:r>
+        <w:rPr>
+          <w:rFonts w:cs="宋体"/>
+          <w:sz w:val="28"/>
+          <w:szCs w:val="28"/>
+        </w:rPr>
+        <w:t>DHT11</w:t>
+      </w:r>
+      <w:r>
+        <w:rPr>
+          <w:rFonts w:cs="宋体"/>
+          <w:sz w:val="28"/>
+          <w:szCs w:val="28"/>
+        </w:rPr>
+        <w:t>温湿度传感器的温湿度采集系统的设计与实现</w:t>
+      </w:r>
+      <w:r>
+        <w:rPr>
+          <w:rFonts w:cs="宋体"/>
+          <w:sz w:val="28"/>
+          <w:szCs w:val="28"/>
+        </w:rPr>
+        <w:t>[J].</w:t>
+      </w:r>
+      <w:r>
+        <w:rPr>
+          <w:rFonts w:cs="宋体"/>
+          <w:sz w:val="28"/>
+          <w:szCs w:val="28"/>
+        </w:rPr>
+        <w:t>光源与照明</w:t>
+      </w:r>
+      <w:r>
+        <w:rPr>
+          <w:rFonts w:cs="宋体"/>
+          <w:sz w:val="28"/>
+          <w:szCs w:val="28"/>
+        </w:rPr>
+        <w:t xml:space="preserve">,2022,(03):119-121. </w:t>
       </w:r>
     </w:p>
     <w:p>
@@ -25216,7 +23879,7 @@
           <w:sz w:val="28"/>
           <w:szCs w:val="28"/>
         </w:rPr>
-        <w:t>[</w:t>
+        <w:t>[1</w:t>
       </w:r>
       <w:r>
         <w:rPr>
@@ -25224,7 +23887,7 @@
           <w:sz w:val="28"/>
           <w:szCs w:val="28"/>
         </w:rPr>
-        <w:t>12</w:t>
+        <w:t>3</w:t>
       </w:r>
       <w:r>
         <w:rPr>
@@ -25248,7 +23911,7 @@
           <w:sz w:val="28"/>
           <w:szCs w:val="28"/>
         </w:rPr>
-        <w:t>付文新</w:t>
+        <w:t>贾书香</w:t>
       </w:r>
       <w:r>
         <w:rPr>
@@ -25256,25 +23919,23 @@
           <w:sz w:val="28"/>
           <w:szCs w:val="28"/>
         </w:rPr>
-        <w:t>,</w:t>
-      </w:r>
-      <w:proofErr w:type="gramStart"/>
+        <w:t>.</w:t>
+      </w:r>
       <w:r>
         <w:rPr>
           <w:rFonts w:cs="宋体"/>
           <w:sz w:val="28"/>
           <w:szCs w:val="28"/>
         </w:rPr>
-        <w:t>王洪丰</w:t>
-      </w:r>
-      <w:proofErr w:type="gramEnd"/>
+        <w:t>基于</w:t>
+      </w:r>
       <w:r>
         <w:rPr>
           <w:rFonts w:cs="宋体"/>
           <w:sz w:val="28"/>
           <w:szCs w:val="28"/>
         </w:rPr>
-        <w:t>.</w:t>
+        <w:t>STM32</w:t>
       </w:r>
       <w:r>
         <w:rPr>
@@ -25282,7 +23943,7 @@
           <w:sz w:val="28"/>
           <w:szCs w:val="28"/>
         </w:rPr>
-        <w:t>基于</w:t>
+        <w:t>的手势识别控制系统的设计</w:t>
       </w:r>
       <w:r>
         <w:rPr>
@@ -25290,7 +23951,7 @@
           <w:sz w:val="28"/>
           <w:szCs w:val="28"/>
         </w:rPr>
-        <w:t>STM32</w:t>
+        <w:t>[J].</w:t>
       </w:r>
       <w:r>
         <w:rPr>
@@ -25298,7 +23959,7 @@
           <w:sz w:val="28"/>
           <w:szCs w:val="28"/>
         </w:rPr>
-        <w:t>单片机和</w:t>
+        <w:t>黑龙江科学</w:t>
       </w:r>
       <w:r>
         <w:rPr>
@@ -25306,23 +23967,34 @@
           <w:sz w:val="28"/>
           <w:szCs w:val="28"/>
         </w:rPr>
-        <w:t>DHT11</w:t>
-      </w:r>
-      <w:r>
+        <w:t xml:space="preserve">,2023,14(02):78-81. </w:t>
+      </w:r>
+    </w:p>
+    <w:p>
+      <w:pPr>
+        <w:widowControl/>
+        <w:jc w:val="left"/>
         <w:rPr>
           <w:rFonts w:cs="宋体"/>
           <w:sz w:val="28"/>
           <w:szCs w:val="28"/>
         </w:rPr>
-        <w:t>温湿度传感器的温湿度采集系统的设计与实现</w:t>
-      </w:r>
+      </w:pPr>
       <w:r>
         <w:rPr>
           <w:rFonts w:cs="宋体"/>
           <w:sz w:val="28"/>
           <w:szCs w:val="28"/>
         </w:rPr>
-        <w:t>[J].</w:t>
+        <w:t>[1</w:t>
+      </w:r>
+      <w:r>
+        <w:rPr>
+          <w:rFonts w:cs="宋体" w:hint="eastAsia"/>
+          <w:sz w:val="28"/>
+          <w:szCs w:val="28"/>
+        </w:rPr>
+        <w:t>4</w:t>
       </w:r>
       <w:r>
         <w:rPr>
@@ -25330,7 +24002,15 @@
           <w:sz w:val="28"/>
           <w:szCs w:val="28"/>
         </w:rPr>
-        <w:t>光源与照明</w:t>
+        <w:t>]</w:t>
+      </w:r>
+      <w:r>
+        <w:rPr>
+          <w:rFonts w:cs="宋体" w:hint="eastAsia"/>
+          <w:sz w:val="28"/>
+          <w:szCs w:val="28"/>
+        </w:rPr>
+        <w:t xml:space="preserve"> </w:t>
       </w:r>
       <w:r>
         <w:rPr>
@@ -25338,7 +24018,63 @@
           <w:sz w:val="28"/>
           <w:szCs w:val="28"/>
         </w:rPr>
-        <w:t xml:space="preserve">,2022,(03):119-121. </w:t>
+        <w:t>杜继明</w:t>
+      </w:r>
+      <w:r>
+        <w:rPr>
+          <w:rFonts w:cs="宋体"/>
+          <w:sz w:val="28"/>
+          <w:szCs w:val="28"/>
+        </w:rPr>
+        <w:t>.Python</w:t>
+      </w:r>
+      <w:r>
+        <w:rPr>
+          <w:rFonts w:cs="宋体"/>
+          <w:sz w:val="28"/>
+          <w:szCs w:val="28"/>
+        </w:rPr>
+        <w:t>语言的</w:t>
+      </w:r>
+      <w:r>
+        <w:rPr>
+          <w:rFonts w:cs="宋体"/>
+          <w:sz w:val="28"/>
+          <w:szCs w:val="28"/>
+        </w:rPr>
+        <w:t>Web</w:t>
+      </w:r>
+      <w:r>
+        <w:rPr>
+          <w:rFonts w:cs="宋体"/>
+          <w:sz w:val="28"/>
+          <w:szCs w:val="28"/>
+        </w:rPr>
+        <w:t>开发应用分析</w:t>
+      </w:r>
+      <w:r>
+        <w:rPr>
+          <w:rFonts w:cs="宋体"/>
+          <w:sz w:val="28"/>
+          <w:szCs w:val="28"/>
+        </w:rPr>
+        <w:t>[J].</w:t>
+      </w:r>
+      <w:r>
+        <w:rPr>
+          <w:rFonts w:cs="宋体"/>
+          <w:sz w:val="28"/>
+          <w:szCs w:val="28"/>
+        </w:rPr>
+        <w:t>数字通信世界</w:t>
+      </w:r>
+      <w:r>
+        <w:rPr>
+          <w:rFonts w:cs="宋体"/>
+          <w:sz w:val="28"/>
+          <w:szCs w:val="28"/>
+        </w:rPr>
+        <w:t xml:space="preserve">,2022,(01):76-78. </w:t>
       </w:r>
     </w:p>
     <w:p>
@@ -25365,7 +24101,7 @@
           <w:sz w:val="28"/>
           <w:szCs w:val="28"/>
         </w:rPr>
-        <w:t>3</w:t>
+        <w:t>5</w:t>
       </w:r>
       <w:r>
         <w:rPr>
@@ -25389,7 +24125,7 @@
           <w:sz w:val="28"/>
           <w:szCs w:val="28"/>
         </w:rPr>
-        <w:t>贾书香</w:t>
+        <w:t>杨一帆</w:t>
       </w:r>
       <w:r>
         <w:rPr>
@@ -25405,7 +24141,7 @@
           <w:sz w:val="28"/>
           <w:szCs w:val="28"/>
         </w:rPr>
-        <w:t>基于</w:t>
+        <w:t>服务于</w:t>
       </w:r>
       <w:r>
         <w:rPr>
@@ -25413,7 +24149,7 @@
           <w:sz w:val="28"/>
           <w:szCs w:val="28"/>
         </w:rPr>
-        <w:t>STM32</w:t>
+        <w:t>MySQL</w:t>
       </w:r>
       <w:r>
         <w:rPr>
@@ -25421,7 +24157,7 @@
           <w:sz w:val="28"/>
           <w:szCs w:val="28"/>
         </w:rPr>
-        <w:t>的手势识别控制系统的设计</w:t>
+        <w:t>数据库的在线监测系统设计</w:t>
       </w:r>
       <w:r>
         <w:rPr>
@@ -25437,7 +24173,7 @@
           <w:sz w:val="28"/>
           <w:szCs w:val="28"/>
         </w:rPr>
-        <w:t>黑龙江科学</w:t>
+        <w:t>自动化技术与应用</w:t>
       </w:r>
       <w:r>
         <w:rPr>
@@ -25445,7 +24181,7 @@
           <w:sz w:val="28"/>
           <w:szCs w:val="28"/>
         </w:rPr>
-        <w:t xml:space="preserve">,2023,14(02):78-81. </w:t>
+        <w:t xml:space="preserve">,2022,41(10):179-182.DOI:10.20033/j.1003-7241.(2022)10-0179-04. </w:t>
       </w:r>
     </w:p>
     <w:p>
@@ -25464,7 +24200,7 @@
           <w:sz w:val="28"/>
           <w:szCs w:val="28"/>
         </w:rPr>
-        <w:t>[1</w:t>
+        <w:t>[</w:t>
       </w:r>
       <w:r>
         <w:rPr>
@@ -25472,7 +24208,7 @@
           <w:sz w:val="28"/>
           <w:szCs w:val="28"/>
         </w:rPr>
-        <w:t>4</w:t>
+        <w:t>16</w:t>
       </w:r>
       <w:r>
         <w:rPr>
@@ -25496,23 +24232,34 @@
           <w:sz w:val="28"/>
           <w:szCs w:val="28"/>
         </w:rPr>
-        <w:t>杜继明</w:t>
-      </w:r>
-      <w:r>
+        <w:t>Chung H ,Kim H J ,Ahn J , et al.Resource-Constrained Edge AI Solution for Real-Time Pest and Disease Detection in Chili Pepper Fields[J].Agriculture,2026,16(2):223-223.DOI:10.3390/AGRICULTURE16020223.</w:t>
+      </w:r>
+    </w:p>
+    <w:p>
+      <w:pPr>
+        <w:widowControl/>
+        <w:jc w:val="left"/>
         <w:rPr>
           <w:rFonts w:cs="宋体"/>
           <w:sz w:val="28"/>
           <w:szCs w:val="28"/>
         </w:rPr>
-        <w:t>.Python</w:t>
-      </w:r>
+      </w:pPr>
       <w:r>
         <w:rPr>
           <w:rFonts w:cs="宋体"/>
           <w:sz w:val="28"/>
           <w:szCs w:val="28"/>
         </w:rPr>
-        <w:t>语言的</w:t>
+        <w:t>[1</w:t>
+      </w:r>
+      <w:r>
+        <w:rPr>
+          <w:rFonts w:cs="宋体" w:hint="eastAsia"/>
+          <w:sz w:val="28"/>
+          <w:szCs w:val="28"/>
+        </w:rPr>
+        <w:t>7</w:t>
       </w:r>
       <w:r>
         <w:rPr>
@@ -25520,7 +24267,15 @@
           <w:sz w:val="28"/>
           <w:szCs w:val="28"/>
         </w:rPr>
-        <w:t>Web</w:t>
+        <w:t>]</w:t>
+      </w:r>
+      <w:r>
+        <w:rPr>
+          <w:rFonts w:cs="宋体" w:hint="eastAsia"/>
+          <w:sz w:val="28"/>
+          <w:szCs w:val="28"/>
+        </w:rPr>
+        <w:t xml:space="preserve"> </w:t>
       </w:r>
       <w:r>
         <w:rPr>
@@ -25528,23 +24283,34 @@
           <w:sz w:val="28"/>
           <w:szCs w:val="28"/>
         </w:rPr>
-        <w:t>开发应用分析</w:t>
-      </w:r>
-      <w:r>
+        <w:t xml:space="preserve">Li W ,Ai X ,Kang G , et al.LLM-Based RESTful Web API Service Discovery[J].Service Oriented Computing and Applications,2025,(prepublish):1-15.DOI:10.1007/S11761-025-00485-4. </w:t>
+      </w:r>
+    </w:p>
+    <w:p>
+      <w:pPr>
+        <w:widowControl/>
+        <w:jc w:val="left"/>
         <w:rPr>
           <w:rFonts w:cs="宋体"/>
           <w:sz w:val="28"/>
           <w:szCs w:val="28"/>
         </w:rPr>
-        <w:t>[J].</w:t>
-      </w:r>
+      </w:pPr>
       <w:r>
         <w:rPr>
           <w:rFonts w:cs="宋体"/>
           <w:sz w:val="28"/>
           <w:szCs w:val="28"/>
         </w:rPr>
-        <w:t>数字通信世界</w:t>
+        <w:t>[1</w:t>
+      </w:r>
+      <w:r>
+        <w:rPr>
+          <w:rFonts w:cs="宋体" w:hint="eastAsia"/>
+          <w:sz w:val="28"/>
+          <w:szCs w:val="28"/>
+        </w:rPr>
+        <w:t>8</w:t>
       </w:r>
       <w:r>
         <w:rPr>
@@ -25552,7 +24318,23 @@
           <w:sz w:val="28"/>
           <w:szCs w:val="28"/>
         </w:rPr>
-        <w:t xml:space="preserve">,2022,(01):76-78. </w:t>
+        <w:t>]</w:t>
+      </w:r>
+      <w:r>
+        <w:rPr>
+          <w:rFonts w:cs="宋体" w:hint="eastAsia"/>
+          <w:sz w:val="28"/>
+          <w:szCs w:val="28"/>
+        </w:rPr>
+        <w:t xml:space="preserve"> </w:t>
+      </w:r>
+      <w:r>
+        <w:rPr>
+          <w:rFonts w:cs="宋体"/>
+          <w:sz w:val="28"/>
+          <w:szCs w:val="28"/>
+        </w:rPr>
+        <w:t xml:space="preserve">Li L ,Liu Z C ,Cao K , et al.Artificial intelligence of things for smart agriculture with optimal embedded edge intelligence[J].Computers and Electrical Engineering,2026,133111039-111039.DOI:10.1016/J.COMPELECENG.2026.111039. </w:t>
       </w:r>
     </w:p>
     <w:p>
@@ -25571,6 +24353,7 @@
           <w:sz w:val="28"/>
           <w:szCs w:val="28"/>
         </w:rPr>
+        <w:lastRenderedPageBreak/>
         <w:t>[1</w:t>
       </w:r>
       <w:r>
@@ -25579,7 +24362,7 @@
           <w:sz w:val="28"/>
           <w:szCs w:val="28"/>
         </w:rPr>
-        <w:t>5</w:t>
+        <w:t>9</w:t>
       </w:r>
       <w:r>
         <w:rPr>
@@ -25603,15 +24386,32 @@
           <w:sz w:val="28"/>
           <w:szCs w:val="28"/>
         </w:rPr>
-        <w:t>杨一帆</w:t>
-      </w:r>
+        <w:t xml:space="preserve">Liu D ,Zhou X ,Chen D , et al.Smart indoor occupancy detection based on optimized camera placement, multi-view de-duplication, and large language model semantic understanding[J].Engineering Applications of Artificial Intelligence,2026,169114157-114157.DOI:10.1016/J.ENGAPPAI.2026.114157.  </w:t>
+      </w:r>
+    </w:p>
+    <w:p>
+      <w:pPr>
+        <w:widowControl/>
+        <w:jc w:val="left"/>
+        <w:rPr>
+          <w:sz w:val="28"/>
+        </w:rPr>
+      </w:pPr>
       <w:r>
         <w:rPr>
           <w:rFonts w:cs="宋体"/>
           <w:sz w:val="28"/>
           <w:szCs w:val="28"/>
         </w:rPr>
-        <w:t>.</w:t>
+        <w:t>[</w:t>
+      </w:r>
+      <w:r>
+        <w:rPr>
+          <w:rFonts w:cs="宋体" w:hint="eastAsia"/>
+          <w:sz w:val="28"/>
+          <w:szCs w:val="28"/>
+        </w:rPr>
+        <w:t>20</w:t>
       </w:r>
       <w:r>
         <w:rPr>
@@ -25619,7 +24419,15 @@
           <w:sz w:val="28"/>
           <w:szCs w:val="28"/>
         </w:rPr>
-        <w:t>服务于</w:t>
+        <w:t>]</w:t>
+      </w:r>
+      <w:r>
+        <w:rPr>
+          <w:rFonts w:cs="宋体" w:hint="eastAsia"/>
+          <w:sz w:val="28"/>
+          <w:szCs w:val="28"/>
+        </w:rPr>
+        <w:t xml:space="preserve"> </w:t>
       </w:r>
       <w:r>
         <w:rPr>
@@ -25627,839 +24435,7 @@
           <w:sz w:val="28"/>
           <w:szCs w:val="28"/>
         </w:rPr>
-        <w:t>MySQL</w:t>
-      </w:r>
-      <w:r>
-        <w:rPr>
-          <w:rFonts w:cs="宋体"/>
-          <w:sz w:val="28"/>
-          <w:szCs w:val="28"/>
-        </w:rPr>
-        <w:t>数据库的在线监测系统设计</w:t>
-      </w:r>
-      <w:r>
-        <w:rPr>
-          <w:rFonts w:cs="宋体"/>
-          <w:sz w:val="28"/>
-          <w:szCs w:val="28"/>
-        </w:rPr>
-        <w:t>[J].</w:t>
-      </w:r>
-      <w:r>
-        <w:rPr>
-          <w:rFonts w:cs="宋体"/>
-          <w:sz w:val="28"/>
-          <w:szCs w:val="28"/>
-        </w:rPr>
-        <w:t>自动化技术与应用</w:t>
-      </w:r>
-      <w:r>
-        <w:rPr>
-          <w:rFonts w:cs="宋体"/>
-          <w:sz w:val="28"/>
-          <w:szCs w:val="28"/>
-        </w:rPr>
-        <w:t>,2022,41(10):179-182.DOI:10.20033/j.1003-</w:t>
-      </w:r>
-      <w:proofErr w:type="gramStart"/>
-      <w:r>
-        <w:rPr>
-          <w:rFonts w:cs="宋体"/>
-          <w:sz w:val="28"/>
-          <w:szCs w:val="28"/>
-        </w:rPr>
-        <w:t>7241.(</w:t>
-      </w:r>
-      <w:proofErr w:type="gramEnd"/>
-      <w:r>
-        <w:rPr>
-          <w:rFonts w:cs="宋体"/>
-          <w:sz w:val="28"/>
-          <w:szCs w:val="28"/>
-        </w:rPr>
-        <w:t xml:space="preserve">2022)10-0179-04. </w:t>
-      </w:r>
-    </w:p>
-    <w:p>
-      <w:pPr>
-        <w:widowControl/>
-        <w:jc w:val="left"/>
-        <w:rPr>
-          <w:rFonts w:cs="宋体"/>
-          <w:sz w:val="28"/>
-          <w:szCs w:val="28"/>
-        </w:rPr>
-      </w:pPr>
-      <w:r>
-        <w:rPr>
-          <w:rFonts w:cs="宋体"/>
-          <w:sz w:val="28"/>
-          <w:szCs w:val="28"/>
-        </w:rPr>
-        <w:t>[</w:t>
-      </w:r>
-      <w:r>
-        <w:rPr>
-          <w:rFonts w:cs="宋体" w:hint="eastAsia"/>
-          <w:sz w:val="28"/>
-          <w:szCs w:val="28"/>
-        </w:rPr>
-        <w:t>16</w:t>
-      </w:r>
-      <w:r>
-        <w:rPr>
-          <w:rFonts w:cs="宋体"/>
-          <w:sz w:val="28"/>
-          <w:szCs w:val="28"/>
-        </w:rPr>
-        <w:t>]</w:t>
-      </w:r>
-      <w:r>
-        <w:rPr>
-          <w:rFonts w:cs="宋体" w:hint="eastAsia"/>
-          <w:sz w:val="28"/>
-          <w:szCs w:val="28"/>
-        </w:rPr>
-        <w:t xml:space="preserve"> </w:t>
-      </w:r>
-      <w:r>
-        <w:rPr>
-          <w:rFonts w:cs="宋体"/>
-          <w:sz w:val="28"/>
-          <w:szCs w:val="28"/>
-        </w:rPr>
-        <w:t xml:space="preserve">Chung </w:t>
-      </w:r>
-      <w:proofErr w:type="gramStart"/>
-      <w:r>
-        <w:rPr>
-          <w:rFonts w:cs="宋体"/>
-          <w:sz w:val="28"/>
-          <w:szCs w:val="28"/>
-        </w:rPr>
-        <w:t>H ,Kim</w:t>
-      </w:r>
-      <w:proofErr w:type="gramEnd"/>
-      <w:r>
-        <w:rPr>
-          <w:rFonts w:cs="宋体"/>
-          <w:sz w:val="28"/>
-          <w:szCs w:val="28"/>
-        </w:rPr>
-        <w:t xml:space="preserve"> H </w:t>
-      </w:r>
-      <w:proofErr w:type="gramStart"/>
-      <w:r>
-        <w:rPr>
-          <w:rFonts w:cs="宋体"/>
-          <w:sz w:val="28"/>
-          <w:szCs w:val="28"/>
-        </w:rPr>
-        <w:t>J ,Ahn</w:t>
-      </w:r>
-      <w:proofErr w:type="gramEnd"/>
-      <w:r>
-        <w:rPr>
-          <w:rFonts w:cs="宋体"/>
-          <w:sz w:val="28"/>
-          <w:szCs w:val="28"/>
-        </w:rPr>
-        <w:t xml:space="preserve"> </w:t>
-      </w:r>
-      <w:proofErr w:type="gramStart"/>
-      <w:r>
-        <w:rPr>
-          <w:rFonts w:cs="宋体"/>
-          <w:sz w:val="28"/>
-          <w:szCs w:val="28"/>
-        </w:rPr>
-        <w:t>J ,</w:t>
-      </w:r>
-      <w:proofErr w:type="gramEnd"/>
-      <w:r>
-        <w:rPr>
-          <w:rFonts w:cs="宋体"/>
-          <w:sz w:val="28"/>
-          <w:szCs w:val="28"/>
-        </w:rPr>
-        <w:t xml:space="preserve"> et </w:t>
-      </w:r>
-      <w:proofErr w:type="spellStart"/>
-      <w:proofErr w:type="gramStart"/>
-      <w:r>
-        <w:rPr>
-          <w:rFonts w:cs="宋体"/>
-          <w:sz w:val="28"/>
-          <w:szCs w:val="28"/>
-        </w:rPr>
-        <w:t>al.Resource</w:t>
-      </w:r>
-      <w:proofErr w:type="spellEnd"/>
-      <w:proofErr w:type="gramEnd"/>
-      <w:r>
-        <w:rPr>
-          <w:rFonts w:cs="宋体"/>
-          <w:sz w:val="28"/>
-          <w:szCs w:val="28"/>
-        </w:rPr>
-        <w:t>-Constrained Edge AI Solution for Real-Time Pest and Disease Detection in Chili Pepper Fields[J</w:t>
-      </w:r>
-      <w:proofErr w:type="gramStart"/>
-      <w:r>
-        <w:rPr>
-          <w:rFonts w:cs="宋体"/>
-          <w:sz w:val="28"/>
-          <w:szCs w:val="28"/>
-        </w:rPr>
-        <w:t>].Agriculture</w:t>
-      </w:r>
-      <w:proofErr w:type="gramEnd"/>
-      <w:r>
-        <w:rPr>
-          <w:rFonts w:cs="宋体"/>
-          <w:sz w:val="28"/>
-          <w:szCs w:val="28"/>
-        </w:rPr>
-        <w:t>,2026,16(2</w:t>
-      </w:r>
-      <w:proofErr w:type="gramStart"/>
-      <w:r>
-        <w:rPr>
-          <w:rFonts w:cs="宋体"/>
-          <w:sz w:val="28"/>
-          <w:szCs w:val="28"/>
-        </w:rPr>
-        <w:t>):223-223.DOI</w:t>
-      </w:r>
-      <w:proofErr w:type="gramEnd"/>
-      <w:r>
-        <w:rPr>
-          <w:rFonts w:cs="宋体"/>
-          <w:sz w:val="28"/>
-          <w:szCs w:val="28"/>
-        </w:rPr>
-        <w:t>:10.3390/AGRICULTURE16020223.</w:t>
-      </w:r>
-    </w:p>
-    <w:p>
-      <w:pPr>
-        <w:widowControl/>
-        <w:jc w:val="left"/>
-        <w:rPr>
-          <w:rFonts w:cs="宋体"/>
-          <w:sz w:val="28"/>
-          <w:szCs w:val="28"/>
-        </w:rPr>
-      </w:pPr>
-      <w:r>
-        <w:rPr>
-          <w:rFonts w:cs="宋体"/>
-          <w:sz w:val="28"/>
-          <w:szCs w:val="28"/>
-        </w:rPr>
-        <w:t>[1</w:t>
-      </w:r>
-      <w:r>
-        <w:rPr>
-          <w:rFonts w:cs="宋体" w:hint="eastAsia"/>
-          <w:sz w:val="28"/>
-          <w:szCs w:val="28"/>
-        </w:rPr>
-        <w:t>7</w:t>
-      </w:r>
-      <w:r>
-        <w:rPr>
-          <w:rFonts w:cs="宋体"/>
-          <w:sz w:val="28"/>
-          <w:szCs w:val="28"/>
-        </w:rPr>
-        <w:t>]</w:t>
-      </w:r>
-      <w:r>
-        <w:rPr>
-          <w:rFonts w:cs="宋体" w:hint="eastAsia"/>
-          <w:sz w:val="28"/>
-          <w:szCs w:val="28"/>
-        </w:rPr>
-        <w:t xml:space="preserve"> </w:t>
-      </w:r>
-      <w:r>
-        <w:rPr>
-          <w:rFonts w:cs="宋体"/>
-          <w:sz w:val="28"/>
-          <w:szCs w:val="28"/>
-        </w:rPr>
-        <w:t xml:space="preserve">Li </w:t>
-      </w:r>
-      <w:proofErr w:type="gramStart"/>
-      <w:r>
-        <w:rPr>
-          <w:rFonts w:cs="宋体"/>
-          <w:sz w:val="28"/>
-          <w:szCs w:val="28"/>
-        </w:rPr>
-        <w:t>W ,Ai</w:t>
-      </w:r>
-      <w:proofErr w:type="gramEnd"/>
-      <w:r>
-        <w:rPr>
-          <w:rFonts w:cs="宋体"/>
-          <w:sz w:val="28"/>
-          <w:szCs w:val="28"/>
-        </w:rPr>
-        <w:t xml:space="preserve"> </w:t>
-      </w:r>
-      <w:proofErr w:type="gramStart"/>
-      <w:r>
-        <w:rPr>
-          <w:rFonts w:cs="宋体"/>
-          <w:sz w:val="28"/>
-          <w:szCs w:val="28"/>
-        </w:rPr>
-        <w:t>X ,Kang</w:t>
-      </w:r>
-      <w:proofErr w:type="gramEnd"/>
-      <w:r>
-        <w:rPr>
-          <w:rFonts w:cs="宋体"/>
-          <w:sz w:val="28"/>
-          <w:szCs w:val="28"/>
-        </w:rPr>
-        <w:t xml:space="preserve"> </w:t>
-      </w:r>
-      <w:proofErr w:type="gramStart"/>
-      <w:r>
-        <w:rPr>
-          <w:rFonts w:cs="宋体"/>
-          <w:sz w:val="28"/>
-          <w:szCs w:val="28"/>
-        </w:rPr>
-        <w:t>G ,</w:t>
-      </w:r>
-      <w:proofErr w:type="gramEnd"/>
-      <w:r>
-        <w:rPr>
-          <w:rFonts w:cs="宋体"/>
-          <w:sz w:val="28"/>
-          <w:szCs w:val="28"/>
-        </w:rPr>
-        <w:t xml:space="preserve"> et </w:t>
-      </w:r>
-      <w:proofErr w:type="spellStart"/>
-      <w:r>
-        <w:rPr>
-          <w:rFonts w:cs="宋体"/>
-          <w:sz w:val="28"/>
-          <w:szCs w:val="28"/>
-        </w:rPr>
-        <w:t>al.LLM</w:t>
-      </w:r>
-      <w:proofErr w:type="spellEnd"/>
-      <w:r>
-        <w:rPr>
-          <w:rFonts w:cs="宋体"/>
-          <w:sz w:val="28"/>
-          <w:szCs w:val="28"/>
-        </w:rPr>
-        <w:t>-Based RESTful Web API Service Discovery[J</w:t>
-      </w:r>
-      <w:proofErr w:type="gramStart"/>
-      <w:r>
-        <w:rPr>
-          <w:rFonts w:cs="宋体"/>
-          <w:sz w:val="28"/>
-          <w:szCs w:val="28"/>
-        </w:rPr>
-        <w:t>].Service</w:t>
-      </w:r>
-      <w:proofErr w:type="gramEnd"/>
-      <w:r>
-        <w:rPr>
-          <w:rFonts w:cs="宋体"/>
-          <w:sz w:val="28"/>
-          <w:szCs w:val="28"/>
-        </w:rPr>
-        <w:t xml:space="preserve"> Oriented Computing and Applications,</w:t>
-      </w:r>
-      <w:proofErr w:type="gramStart"/>
-      <w:r>
-        <w:rPr>
-          <w:rFonts w:cs="宋体"/>
-          <w:sz w:val="28"/>
-          <w:szCs w:val="28"/>
-        </w:rPr>
-        <w:t>2025,(</w:t>
-      </w:r>
-      <w:proofErr w:type="gramEnd"/>
-      <w:r>
-        <w:rPr>
-          <w:rFonts w:cs="宋体"/>
-          <w:sz w:val="28"/>
-          <w:szCs w:val="28"/>
-        </w:rPr>
-        <w:t>prepublish</w:t>
-      </w:r>
-      <w:proofErr w:type="gramStart"/>
-      <w:r>
-        <w:rPr>
-          <w:rFonts w:cs="宋体"/>
-          <w:sz w:val="28"/>
-          <w:szCs w:val="28"/>
-        </w:rPr>
-        <w:t>):1-15.DOI</w:t>
-      </w:r>
-      <w:proofErr w:type="gramEnd"/>
-      <w:r>
-        <w:rPr>
-          <w:rFonts w:cs="宋体"/>
-          <w:sz w:val="28"/>
-          <w:szCs w:val="28"/>
-        </w:rPr>
-        <w:t xml:space="preserve">:10.1007/S11761-025-00485-4. </w:t>
-      </w:r>
-    </w:p>
-    <w:p>
-      <w:pPr>
-        <w:widowControl/>
-        <w:jc w:val="left"/>
-        <w:rPr>
-          <w:rFonts w:cs="宋体"/>
-          <w:sz w:val="28"/>
-          <w:szCs w:val="28"/>
-        </w:rPr>
-      </w:pPr>
-      <w:r>
-        <w:rPr>
-          <w:rFonts w:cs="宋体"/>
-          <w:sz w:val="28"/>
-          <w:szCs w:val="28"/>
-        </w:rPr>
-        <w:t>[1</w:t>
-      </w:r>
-      <w:r>
-        <w:rPr>
-          <w:rFonts w:cs="宋体" w:hint="eastAsia"/>
-          <w:sz w:val="28"/>
-          <w:szCs w:val="28"/>
-        </w:rPr>
-        <w:t>8</w:t>
-      </w:r>
-      <w:r>
-        <w:rPr>
-          <w:rFonts w:cs="宋体"/>
-          <w:sz w:val="28"/>
-          <w:szCs w:val="28"/>
-        </w:rPr>
-        <w:t>]</w:t>
-      </w:r>
-      <w:r>
-        <w:rPr>
-          <w:rFonts w:cs="宋体" w:hint="eastAsia"/>
-          <w:sz w:val="28"/>
-          <w:szCs w:val="28"/>
-        </w:rPr>
-        <w:t xml:space="preserve"> </w:t>
-      </w:r>
-      <w:r>
-        <w:rPr>
-          <w:rFonts w:cs="宋体"/>
-          <w:sz w:val="28"/>
-          <w:szCs w:val="28"/>
-        </w:rPr>
-        <w:t xml:space="preserve">Li </w:t>
-      </w:r>
-      <w:proofErr w:type="gramStart"/>
-      <w:r>
-        <w:rPr>
-          <w:rFonts w:cs="宋体"/>
-          <w:sz w:val="28"/>
-          <w:szCs w:val="28"/>
-        </w:rPr>
-        <w:t>L ,Liu</w:t>
-      </w:r>
-      <w:proofErr w:type="gramEnd"/>
-      <w:r>
-        <w:rPr>
-          <w:rFonts w:cs="宋体"/>
-          <w:sz w:val="28"/>
-          <w:szCs w:val="28"/>
-        </w:rPr>
-        <w:t xml:space="preserve"> Z </w:t>
-      </w:r>
-      <w:proofErr w:type="gramStart"/>
-      <w:r>
-        <w:rPr>
-          <w:rFonts w:cs="宋体"/>
-          <w:sz w:val="28"/>
-          <w:szCs w:val="28"/>
-        </w:rPr>
-        <w:t>C ,Cao</w:t>
-      </w:r>
-      <w:proofErr w:type="gramEnd"/>
-      <w:r>
-        <w:rPr>
-          <w:rFonts w:cs="宋体"/>
-          <w:sz w:val="28"/>
-          <w:szCs w:val="28"/>
-        </w:rPr>
-        <w:t xml:space="preserve"> </w:t>
-      </w:r>
-      <w:proofErr w:type="gramStart"/>
-      <w:r>
-        <w:rPr>
-          <w:rFonts w:cs="宋体"/>
-          <w:sz w:val="28"/>
-          <w:szCs w:val="28"/>
-        </w:rPr>
-        <w:t>K ,</w:t>
-      </w:r>
-      <w:proofErr w:type="gramEnd"/>
-      <w:r>
-        <w:rPr>
-          <w:rFonts w:cs="宋体"/>
-          <w:sz w:val="28"/>
-          <w:szCs w:val="28"/>
-        </w:rPr>
-        <w:t xml:space="preserve"> et </w:t>
-      </w:r>
-      <w:proofErr w:type="spellStart"/>
-      <w:proofErr w:type="gramStart"/>
-      <w:r>
-        <w:rPr>
-          <w:rFonts w:cs="宋体"/>
-          <w:sz w:val="28"/>
-          <w:szCs w:val="28"/>
-        </w:rPr>
-        <w:t>al.Artificial</w:t>
-      </w:r>
-      <w:proofErr w:type="spellEnd"/>
-      <w:proofErr w:type="gramEnd"/>
-      <w:r>
-        <w:rPr>
-          <w:rFonts w:cs="宋体"/>
-          <w:sz w:val="28"/>
-          <w:szCs w:val="28"/>
-        </w:rPr>
-        <w:t xml:space="preserve"> intelligence of things for smart agriculture with optimal embedded edge intelligence[J</w:t>
-      </w:r>
-      <w:proofErr w:type="gramStart"/>
-      <w:r>
-        <w:rPr>
-          <w:rFonts w:cs="宋体"/>
-          <w:sz w:val="28"/>
-          <w:szCs w:val="28"/>
-        </w:rPr>
-        <w:t>].Computers</w:t>
-      </w:r>
-      <w:proofErr w:type="gramEnd"/>
-      <w:r>
-        <w:rPr>
-          <w:rFonts w:cs="宋体"/>
-          <w:sz w:val="28"/>
-          <w:szCs w:val="28"/>
-        </w:rPr>
-        <w:t xml:space="preserve"> and Electrical Engineering,</w:t>
-      </w:r>
-      <w:proofErr w:type="gramStart"/>
-      <w:r>
-        <w:rPr>
-          <w:rFonts w:cs="宋体"/>
-          <w:sz w:val="28"/>
-          <w:szCs w:val="28"/>
-        </w:rPr>
-        <w:t>2026,133111039-111039.DOI</w:t>
-      </w:r>
-      <w:proofErr w:type="gramEnd"/>
-      <w:r>
-        <w:rPr>
-          <w:rFonts w:cs="宋体"/>
-          <w:sz w:val="28"/>
-          <w:szCs w:val="28"/>
-        </w:rPr>
-        <w:t xml:space="preserve">:10.1016/J.COMPELECENG.2026.111039. </w:t>
-      </w:r>
-    </w:p>
-    <w:p>
-      <w:pPr>
-        <w:widowControl/>
-        <w:jc w:val="left"/>
-        <w:rPr>
-          <w:rFonts w:cs="宋体"/>
-          <w:sz w:val="28"/>
-          <w:szCs w:val="28"/>
-        </w:rPr>
-      </w:pPr>
-      <w:r>
-        <w:rPr>
-          <w:rFonts w:cs="宋体"/>
-          <w:sz w:val="28"/>
-          <w:szCs w:val="28"/>
-        </w:rPr>
-        <w:lastRenderedPageBreak/>
-        <w:t>[1</w:t>
-      </w:r>
-      <w:r>
-        <w:rPr>
-          <w:rFonts w:cs="宋体" w:hint="eastAsia"/>
-          <w:sz w:val="28"/>
-          <w:szCs w:val="28"/>
-        </w:rPr>
-        <w:t>9</w:t>
-      </w:r>
-      <w:r>
-        <w:rPr>
-          <w:rFonts w:cs="宋体"/>
-          <w:sz w:val="28"/>
-          <w:szCs w:val="28"/>
-        </w:rPr>
-        <w:t>]</w:t>
-      </w:r>
-      <w:r>
-        <w:rPr>
-          <w:rFonts w:cs="宋体" w:hint="eastAsia"/>
-          <w:sz w:val="28"/>
-          <w:szCs w:val="28"/>
-        </w:rPr>
-        <w:t xml:space="preserve"> </w:t>
-      </w:r>
-      <w:r>
-        <w:rPr>
-          <w:rFonts w:cs="宋体"/>
-          <w:sz w:val="28"/>
-          <w:szCs w:val="28"/>
-        </w:rPr>
-        <w:t xml:space="preserve">Liu </w:t>
-      </w:r>
-      <w:proofErr w:type="gramStart"/>
-      <w:r>
-        <w:rPr>
-          <w:rFonts w:cs="宋体"/>
-          <w:sz w:val="28"/>
-          <w:szCs w:val="28"/>
-        </w:rPr>
-        <w:t>D ,Zhou</w:t>
-      </w:r>
-      <w:proofErr w:type="gramEnd"/>
-      <w:r>
-        <w:rPr>
-          <w:rFonts w:cs="宋体"/>
-          <w:sz w:val="28"/>
-          <w:szCs w:val="28"/>
-        </w:rPr>
-        <w:t xml:space="preserve"> </w:t>
-      </w:r>
-      <w:proofErr w:type="gramStart"/>
-      <w:r>
-        <w:rPr>
-          <w:rFonts w:cs="宋体"/>
-          <w:sz w:val="28"/>
-          <w:szCs w:val="28"/>
-        </w:rPr>
-        <w:t>X ,Chen</w:t>
-      </w:r>
-      <w:proofErr w:type="gramEnd"/>
-      <w:r>
-        <w:rPr>
-          <w:rFonts w:cs="宋体"/>
-          <w:sz w:val="28"/>
-          <w:szCs w:val="28"/>
-        </w:rPr>
-        <w:t xml:space="preserve"> </w:t>
-      </w:r>
-      <w:proofErr w:type="gramStart"/>
-      <w:r>
-        <w:rPr>
-          <w:rFonts w:cs="宋体"/>
-          <w:sz w:val="28"/>
-          <w:szCs w:val="28"/>
-        </w:rPr>
-        <w:t>D ,</w:t>
-      </w:r>
-      <w:proofErr w:type="gramEnd"/>
-      <w:r>
-        <w:rPr>
-          <w:rFonts w:cs="宋体"/>
-          <w:sz w:val="28"/>
-          <w:szCs w:val="28"/>
-        </w:rPr>
-        <w:t xml:space="preserve"> et </w:t>
-      </w:r>
-      <w:proofErr w:type="spellStart"/>
-      <w:proofErr w:type="gramStart"/>
-      <w:r>
-        <w:rPr>
-          <w:rFonts w:cs="宋体"/>
-          <w:sz w:val="28"/>
-          <w:szCs w:val="28"/>
-        </w:rPr>
-        <w:t>al.Smart</w:t>
-      </w:r>
-      <w:proofErr w:type="spellEnd"/>
-      <w:proofErr w:type="gramEnd"/>
-      <w:r>
-        <w:rPr>
-          <w:rFonts w:cs="宋体"/>
-          <w:sz w:val="28"/>
-          <w:szCs w:val="28"/>
-        </w:rPr>
-        <w:t xml:space="preserve"> indoor occupancy detection based on optimized camera placement, multi-view de-duplication, and large language model semantic understanding[J</w:t>
-      </w:r>
-      <w:proofErr w:type="gramStart"/>
-      <w:r>
-        <w:rPr>
-          <w:rFonts w:cs="宋体"/>
-          <w:sz w:val="28"/>
-          <w:szCs w:val="28"/>
-        </w:rPr>
-        <w:t>].Engineering</w:t>
-      </w:r>
-      <w:proofErr w:type="gramEnd"/>
-      <w:r>
-        <w:rPr>
-          <w:rFonts w:cs="宋体"/>
-          <w:sz w:val="28"/>
-          <w:szCs w:val="28"/>
-        </w:rPr>
-        <w:t xml:space="preserve"> Applications of Artificial Intelligence,</w:t>
-      </w:r>
-      <w:proofErr w:type="gramStart"/>
-      <w:r>
-        <w:rPr>
-          <w:rFonts w:cs="宋体"/>
-          <w:sz w:val="28"/>
-          <w:szCs w:val="28"/>
-        </w:rPr>
-        <w:t>2026,169114157-114157.DOI</w:t>
-      </w:r>
-      <w:proofErr w:type="gramEnd"/>
-      <w:r>
-        <w:rPr>
-          <w:rFonts w:cs="宋体"/>
-          <w:sz w:val="28"/>
-          <w:szCs w:val="28"/>
-        </w:rPr>
-        <w:t xml:space="preserve">:10.1016/J.ENGAPPAI.2026.114157.  </w:t>
-      </w:r>
-    </w:p>
-    <w:p>
-      <w:pPr>
-        <w:widowControl/>
-        <w:jc w:val="left"/>
-        <w:rPr>
-          <w:sz w:val="28"/>
-        </w:rPr>
-      </w:pPr>
-      <w:r>
-        <w:rPr>
-          <w:rFonts w:cs="宋体"/>
-          <w:sz w:val="28"/>
-          <w:szCs w:val="28"/>
-        </w:rPr>
-        <w:t>[</w:t>
-      </w:r>
-      <w:r>
-        <w:rPr>
-          <w:rFonts w:cs="宋体" w:hint="eastAsia"/>
-          <w:sz w:val="28"/>
-          <w:szCs w:val="28"/>
-        </w:rPr>
-        <w:t>20</w:t>
-      </w:r>
-      <w:r>
-        <w:rPr>
-          <w:rFonts w:cs="宋体"/>
-          <w:sz w:val="28"/>
-          <w:szCs w:val="28"/>
-        </w:rPr>
-        <w:t>]</w:t>
-      </w:r>
-      <w:r>
-        <w:rPr>
-          <w:rFonts w:cs="宋体" w:hint="eastAsia"/>
-          <w:sz w:val="28"/>
-          <w:szCs w:val="28"/>
-        </w:rPr>
-        <w:t xml:space="preserve"> </w:t>
-      </w:r>
-      <w:r>
-        <w:rPr>
-          <w:rFonts w:cs="宋体"/>
-          <w:sz w:val="28"/>
-          <w:szCs w:val="28"/>
-        </w:rPr>
-        <w:t xml:space="preserve">Li </w:t>
-      </w:r>
-      <w:proofErr w:type="gramStart"/>
-      <w:r>
-        <w:rPr>
-          <w:rFonts w:cs="宋体"/>
-          <w:sz w:val="28"/>
-          <w:szCs w:val="28"/>
-        </w:rPr>
-        <w:t>Y ,Wu</w:t>
-      </w:r>
-      <w:proofErr w:type="gramEnd"/>
-      <w:r>
-        <w:rPr>
-          <w:rFonts w:cs="宋体"/>
-          <w:sz w:val="28"/>
-          <w:szCs w:val="28"/>
-        </w:rPr>
-        <w:t xml:space="preserve"> </w:t>
-      </w:r>
-      <w:proofErr w:type="gramStart"/>
-      <w:r>
-        <w:rPr>
-          <w:rFonts w:cs="宋体"/>
-          <w:sz w:val="28"/>
-          <w:szCs w:val="28"/>
-        </w:rPr>
-        <w:t>S .Design</w:t>
-      </w:r>
-      <w:proofErr w:type="gramEnd"/>
-      <w:r>
-        <w:rPr>
-          <w:rFonts w:cs="宋体"/>
-          <w:sz w:val="28"/>
-          <w:szCs w:val="28"/>
-        </w:rPr>
-        <w:t xml:space="preserve"> of an Intelligent Rice Seedling Greenhouse Environmental Control System: A Solution Based on STM32[J</w:t>
-      </w:r>
-      <w:proofErr w:type="gramStart"/>
-      <w:r>
-        <w:rPr>
-          <w:rFonts w:cs="宋体"/>
-          <w:sz w:val="28"/>
-          <w:szCs w:val="28"/>
-        </w:rPr>
-        <w:t>].Academic</w:t>
-      </w:r>
-      <w:proofErr w:type="gramEnd"/>
-      <w:r>
-        <w:rPr>
-          <w:rFonts w:cs="宋体"/>
-          <w:sz w:val="28"/>
-          <w:szCs w:val="28"/>
-        </w:rPr>
-        <w:t xml:space="preserve"> Journal of Engineering and Technology Science,2025,8(5</w:t>
-      </w:r>
-      <w:proofErr w:type="gramStart"/>
-      <w:r>
-        <w:rPr>
-          <w:rFonts w:cs="宋体"/>
-          <w:sz w:val="28"/>
-          <w:szCs w:val="28"/>
-        </w:rPr>
-        <w:t>):DOI</w:t>
-      </w:r>
-      <w:proofErr w:type="gramEnd"/>
-      <w:r>
-        <w:rPr>
-          <w:rFonts w:cs="宋体"/>
-          <w:sz w:val="28"/>
-          <w:szCs w:val="28"/>
-        </w:rPr>
-        <w:t xml:space="preserve">:10.25236/AJETS.2025.080504. </w:t>
+        <w:t xml:space="preserve">Li Y ,Wu S .Design of an Intelligent Rice Seedling Greenhouse Environmental Control System: A Solution Based on STM32[J].Academic Journal of Engineering and Technology Science,2025,8(5):DOI:10.25236/AJETS.2025.080504. </w:t>
       </w:r>
       <w:r>
         <w:br w:type="page"/>
@@ -26508,7 +24484,7 @@
           <w:sz w:val="28"/>
           <w:szCs w:val="28"/>
         </w:rPr>
-        <w:t>首先，要对姚老师指导工作表示最真诚的感谢，在选题、方案设计、论文写作、毕业设计等各个环节上都得到了老师很大的支持和鼓励。姚老师对整个研究</w:t>
+        <w:t>首先，要对姚老师指导工作表示最真诚的感谢，在选题、方案设计、论文写作、毕业设计等各个环节上都得到了老师很大的支持和鼓励。姚老师对整个研究思路、技术路线、论文结构等提出了许多有见地的指导，使本次毕业设计可以比较顺利地完成。同时向嘉立创</w:t>
       </w:r>
       <w:r>
         <w:rPr>
@@ -26516,16 +24492,15 @@
           <w:sz w:val="28"/>
           <w:szCs w:val="28"/>
         </w:rPr>
-        <w:t>思路、技术路线、论文结构等提出了许多有见地的指导，使本次毕业设计可以比较顺利地完成。同时向</w:t>
-      </w:r>
-      <w:proofErr w:type="gramStart"/>
+        <w:t>(JLC)</w:t>
+      </w:r>
       <w:r>
         <w:rPr>
           <w:rFonts w:hint="eastAsia"/>
           <w:sz w:val="28"/>
           <w:szCs w:val="28"/>
         </w:rPr>
-        <w:t>嘉立创</w:t>
+        <w:t>、</w:t>
       </w:r>
       <w:r>
         <w:rPr>
@@ -26533,58 +24508,15 @@
           <w:sz w:val="28"/>
           <w:szCs w:val="28"/>
         </w:rPr>
-        <w:t>(</w:t>
-      </w:r>
-      <w:proofErr w:type="gramEnd"/>
+        <w:t>Raspberry Pi Foundation</w:t>
+      </w:r>
       <w:r>
         <w:rPr>
           <w:rFonts w:hint="eastAsia"/>
           <w:sz w:val="28"/>
           <w:szCs w:val="28"/>
         </w:rPr>
-        <w:t>JLC)</w:t>
-      </w:r>
-      <w:r>
-        <w:rPr>
-          <w:rFonts w:hint="eastAsia"/>
-          <w:sz w:val="28"/>
-          <w:szCs w:val="28"/>
-        </w:rPr>
-        <w:t>、</w:t>
-      </w:r>
-      <w:r>
-        <w:rPr>
-          <w:rFonts w:hint="eastAsia"/>
-          <w:sz w:val="28"/>
-          <w:szCs w:val="28"/>
-        </w:rPr>
-        <w:t>Raspberry Pi Foundation</w:t>
-      </w:r>
-      <w:r>
-        <w:rPr>
-          <w:rFonts w:hint="eastAsia"/>
-          <w:sz w:val="28"/>
-          <w:szCs w:val="28"/>
-        </w:rPr>
-        <w:t>等提供实验环境、实验教学平台的同学及在硬件调试、系统检测、资料查阅等各个方面的交流。还要感谢父母对我的关心和照顾，才能使我不顾一切地进行毕业论文的研究。最后我要向所有对本次毕业设计</w:t>
-      </w:r>
-      <w:proofErr w:type="gramStart"/>
-      <w:r>
-        <w:rPr>
-          <w:rFonts w:hint="eastAsia"/>
-          <w:sz w:val="28"/>
-          <w:szCs w:val="28"/>
-        </w:rPr>
-        <w:t>作出</w:t>
-      </w:r>
-      <w:proofErr w:type="gramEnd"/>
-      <w:r>
-        <w:rPr>
-          <w:rFonts w:hint="eastAsia"/>
-          <w:sz w:val="28"/>
-          <w:szCs w:val="28"/>
-        </w:rPr>
-        <w:t>过指导和支持的老师表示感谢，并向帮助我完成毕业设计的同学们表示敬意。正是不断调试、修改、完善，才使得智能硬件、边缘计算、物联网系统的开发有了更加深刻的认识，也将是我以后学习、发展的基础。</w:t>
+        <w:t>等提供实验环境、实验教学平台的同学及在硬件调试、系统检测、资料查阅等各个方面的交流。还要感谢父母对我的关心和照顾，才能使我不顾一切地进行毕业论文的研究。最后我要向所有对本次毕业设计作出过指导和支持的老师表示感谢，并向帮助我完成毕业设计的同学们表示敬意。正是不断调试、修改、完善，才使得智能硬件、边缘计算、物联网系统的开发有了更加深刻的认识，也将是我以后学习、发展的基础。</w:t>
       </w:r>
     </w:p>
     <w:p>
@@ -26600,8 +24532,8 @@
       </w:pPr>
     </w:p>
     <w:sectPr>
-      <w:headerReference w:type="default" r:id="rId41"/>
-      <w:footerReference w:type="default" r:id="rId42"/>
+      <w:headerReference w:type="default" r:id="rId42"/>
+      <w:footerReference w:type="default" r:id="rId43"/>
       <w:pgSz w:w="11906" w:h="16838"/>
       <w:pgMar w:top="1417" w:right="1417" w:bottom="1417" w:left="1701" w:header="851" w:footer="992" w:gutter="0"/>
       <w:pgNumType w:start="1"/>
@@ -26814,14 +24746,7 @@
         <w:rFonts w:hint="eastAsia"/>
         <w:u w:val="single"/>
       </w:rPr>
-      <w:t xml:space="preserve">                    </w:t>
-    </w:r>
-    <w:r>
-      <w:rPr>
-        <w:rFonts w:hint="eastAsia"/>
-        <w:u w:val="single"/>
-      </w:rPr>
-      <w:t xml:space="preserve">     </w:t>
+      <w:t xml:space="preserve">                         </w:t>
     </w:r>
     <w:r>
       <w:rPr>
@@ -27419,6 +25344,7 @@
   <w:style w:type="character" w:default="1" w:styleId="a1">
     <w:name w:val="Default Paragraph Font"/>
     <w:uiPriority w:val="1"/>
+    <w:semiHidden/>
     <w:unhideWhenUsed/>
   </w:style>
   <w:style w:type="table" w:default="1" w:styleId="a2">

--- a/毕业论文-基于边缘计算的藏红花全生长周期智能培育系统设计与实现-杨坤.docx
+++ b/毕业论文-基于边缘计算的藏红花全生长周期智能培育系统设计与实现-杨坤.docx
@@ -17170,7 +17170,6 @@
         <w:pStyle w:val="afc"/>
         <w:spacing w:line="360" w:lineRule="auto"/>
         <w:rPr>
-          <w:rFonts w:hint="eastAsia"/>
           <w:lang w:val="zh-CN"/>
         </w:rPr>
       </w:pPr>
@@ -17181,7 +17180,6 @@
         <w:spacing w:line="360" w:lineRule="auto"/>
         <w:jc w:val="center"/>
         <w:rPr>
-          <w:rFonts w:hint="eastAsia"/>
           <w:lang w:val="zh-CN"/>
         </w:rPr>
       </w:pPr>
@@ -17360,6 +17358,7 @@
       </w:pPr>
       <w:r>
         <w:rPr>
+          <w:noProof/>
           <w:lang w:val="zh-CN"/>
         </w:rPr>
         <w:lastRenderedPageBreak/>
@@ -17417,19 +17416,7 @@
         <w:rPr>
           <w:rFonts w:hint="eastAsia"/>
         </w:rPr>
-        <w:t>5.</w:t>
-      </w:r>
-      <w:r>
-        <w:rPr>
-          <w:rFonts w:hint="eastAsia"/>
-        </w:rPr>
-        <w:t>8</w:t>
-      </w:r>
-      <w:r>
-        <w:rPr>
-          <w:rFonts w:hint="eastAsia"/>
-        </w:rPr>
-        <w:t xml:space="preserve">  </w:t>
+        <w:t xml:space="preserve">5.8  </w:t>
       </w:r>
       <w:r>
         <w:rPr>
@@ -17576,16 +17563,14 @@
       </w:pPr>
       <w:r>
         <w:rPr>
-          <w:rFonts w:hint="eastAsia"/>
-          <w:noProof/>
           <w:sz w:val="28"/>
         </w:rPr>
         <w:lastRenderedPageBreak/>
         <w:drawing>
-          <wp:inline distT="0" distB="0" distL="114300" distR="114300" wp14:anchorId="4D97A0E5" wp14:editId="4D044616">
-            <wp:extent cx="5483225" cy="2871470"/>
-            <wp:effectExtent l="0" t="0" r="3175" b="5080"/>
-            <wp:docPr id="15" name="图片 15" descr="图 5-5 Web 页面截图-实时监控页"/>
+          <wp:inline distT="0" distB="0" distL="0" distR="0" wp14:anchorId="5A117931" wp14:editId="3B72DE91">
+            <wp:extent cx="5580380" cy="2651125"/>
+            <wp:effectExtent l="0" t="0" r="1270" b="0"/>
+            <wp:docPr id="84420428" name="图片 1"/>
             <wp:cNvGraphicFramePr>
               <a:graphicFrameLocks xmlns:a="http://schemas.openxmlformats.org/drawingml/2006/main" noChangeAspect="1"/>
             </wp:cNvGraphicFramePr>
@@ -17593,10 +17578,8 @@
               <a:graphicData uri="http://schemas.openxmlformats.org/drawingml/2006/picture">
                 <pic:pic xmlns:pic="http://schemas.openxmlformats.org/drawingml/2006/picture">
                   <pic:nvPicPr>
-                    <pic:cNvPr id="15" name="图片 15" descr="图 5-5 Web 页面截图-实时监控页"/>
-                    <pic:cNvPicPr>
-                      <a:picLocks noChangeAspect="1"/>
-                    </pic:cNvPicPr>
+                    <pic:cNvPr id="84420428" name=""/>
+                    <pic:cNvPicPr/>
                   </pic:nvPicPr>
                   <pic:blipFill>
                     <a:blip r:embed="rId38"/>
@@ -17607,7 +17590,7 @@
                   <pic:spPr>
                     <a:xfrm>
                       <a:off x="0" y="0"/>
-                      <a:ext cx="5483225" cy="2871470"/>
+                      <a:ext cx="5580380" cy="2651125"/>
                     </a:xfrm>
                     <a:prstGeom prst="rect">
                       <a:avLst/>

--- a/毕业论文-基于边缘计算的藏红花全生长周期智能培育系统设计与实现-杨坤.docx
+++ b/毕业论文-基于边缘计算的藏红花全生长周期智能培育系统设计与实现-杨坤.docx
@@ -17465,7 +17465,7 @@
       <w:pPr>
         <w:pStyle w:val="a0"/>
         <w:spacing w:before="0" w:after="0" w:line="360" w:lineRule="auto"/>
-        <w:ind w:firstLineChars="200" w:firstLine="560"/>
+        <w:ind w:firstLineChars="200" w:firstLine="420"/>
         <w:jc w:val="center"/>
         <w:rPr>
           <w:sz w:val="28"/>
@@ -17473,15 +17473,13 @@
       </w:pPr>
       <w:r>
         <w:rPr>
-          <w:rFonts w:hint="eastAsia"/>
           <w:noProof/>
-          <w:sz w:val="28"/>
         </w:rPr>
         <w:drawing>
-          <wp:inline distT="0" distB="0" distL="114300" distR="114300" wp14:anchorId="57C74078" wp14:editId="12010E8B">
-            <wp:extent cx="5579110" cy="3138170"/>
-            <wp:effectExtent l="0" t="0" r="2540" b="5080"/>
-            <wp:docPr id="6" name="图片 6" descr="视觉"/>
+          <wp:inline distT="0" distB="0" distL="0" distR="0" wp14:anchorId="68C40637" wp14:editId="72B10018">
+            <wp:extent cx="5580380" cy="3138805"/>
+            <wp:effectExtent l="0" t="0" r="1270" b="4445"/>
+            <wp:docPr id="548434227" name="图片 1"/>
             <wp:cNvGraphicFramePr>
               <a:graphicFrameLocks xmlns:a="http://schemas.openxmlformats.org/drawingml/2006/main" noChangeAspect="1"/>
             </wp:cNvGraphicFramePr>
@@ -17489,25 +17487,36 @@
               <a:graphicData uri="http://schemas.openxmlformats.org/drawingml/2006/picture">
                 <pic:pic xmlns:pic="http://schemas.openxmlformats.org/drawingml/2006/picture">
                   <pic:nvPicPr>
-                    <pic:cNvPr id="6" name="图片 6" descr="视觉"/>
+                    <pic:cNvPr id="0" name="Picture 1"/>
                     <pic:cNvPicPr>
-                      <a:picLocks noChangeAspect="1"/>
+                      <a:picLocks noChangeAspect="1" noChangeArrowheads="1"/>
                     </pic:cNvPicPr>
                   </pic:nvPicPr>
                   <pic:blipFill>
-                    <a:blip r:embed="rId37"/>
+                    <a:blip r:embed="rId37" cstate="print">
+                      <a:extLst>
+                        <a:ext uri="{28A0092B-C50C-407E-A947-70E740481C1C}">
+                          <a14:useLocalDpi xmlns:a14="http://schemas.microsoft.com/office/drawing/2010/main" val="0"/>
+                        </a:ext>
+                      </a:extLst>
+                    </a:blip>
+                    <a:srcRect/>
                     <a:stretch>
                       <a:fillRect/>
                     </a:stretch>
                   </pic:blipFill>
-                  <pic:spPr>
+                  <pic:spPr bwMode="auto">
                     <a:xfrm>
                       <a:off x="0" y="0"/>
-                      <a:ext cx="5579110" cy="3138170"/>
+                      <a:ext cx="5580380" cy="3138805"/>
                     </a:xfrm>
                     <a:prstGeom prst="rect">
                       <a:avLst/>
                     </a:prstGeom>
+                    <a:noFill/>
+                    <a:ln>
+                      <a:noFill/>
+                    </a:ln>
                   </pic:spPr>
                 </pic:pic>
               </a:graphicData>
@@ -17536,7 +17545,7 @@
         <w:rPr>
           <w:rFonts w:hint="eastAsia"/>
         </w:rPr>
-        <w:t>8</w:t>
+        <w:t>9</w:t>
       </w:r>
       <w:r>
         <w:rPr>
@@ -17548,7 +17557,199 @@
         <w:rPr>
           <w:rFonts w:hint="eastAsia"/>
         </w:rPr>
-        <w:t>视觉检测</w:t>
+        <w:t>幼苗期</w:t>
+      </w:r>
+    </w:p>
+    <w:p>
+      <w:pPr>
+        <w:pStyle w:val="aff"/>
+      </w:pPr>
+      <w:r>
+        <w:rPr>
+          <w:noProof/>
+        </w:rPr>
+        <w:lastRenderedPageBreak/>
+        <w:drawing>
+          <wp:inline distT="0" distB="0" distL="0" distR="0" wp14:anchorId="6F3651D5" wp14:editId="21FFF043">
+            <wp:extent cx="5580380" cy="3138805"/>
+            <wp:effectExtent l="0" t="0" r="1270" b="4445"/>
+            <wp:docPr id="1344542568" name="图片 2"/>
+            <wp:cNvGraphicFramePr>
+              <a:graphicFrameLocks xmlns:a="http://schemas.openxmlformats.org/drawingml/2006/main" noChangeAspect="1"/>
+            </wp:cNvGraphicFramePr>
+            <a:graphic xmlns:a="http://schemas.openxmlformats.org/drawingml/2006/main">
+              <a:graphicData uri="http://schemas.openxmlformats.org/drawingml/2006/picture">
+                <pic:pic xmlns:pic="http://schemas.openxmlformats.org/drawingml/2006/picture">
+                  <pic:nvPicPr>
+                    <pic:cNvPr id="0" name="Picture 3"/>
+                    <pic:cNvPicPr>
+                      <a:picLocks noChangeAspect="1" noChangeArrowheads="1"/>
+                    </pic:cNvPicPr>
+                  </pic:nvPicPr>
+                  <pic:blipFill>
+                    <a:blip r:embed="rId38" cstate="print">
+                      <a:extLst>
+                        <a:ext uri="{28A0092B-C50C-407E-A947-70E740481C1C}">
+                          <a14:useLocalDpi xmlns:a14="http://schemas.microsoft.com/office/drawing/2010/main" val="0"/>
+                        </a:ext>
+                      </a:extLst>
+                    </a:blip>
+                    <a:srcRect/>
+                    <a:stretch>
+                      <a:fillRect/>
+                    </a:stretch>
+                  </pic:blipFill>
+                  <pic:spPr bwMode="auto">
+                    <a:xfrm>
+                      <a:off x="0" y="0"/>
+                      <a:ext cx="5580380" cy="3138805"/>
+                    </a:xfrm>
+                    <a:prstGeom prst="rect">
+                      <a:avLst/>
+                    </a:prstGeom>
+                    <a:noFill/>
+                    <a:ln>
+                      <a:noFill/>
+                    </a:ln>
+                  </pic:spPr>
+                </pic:pic>
+              </a:graphicData>
+            </a:graphic>
+          </wp:inline>
+        </w:drawing>
+      </w:r>
+    </w:p>
+    <w:p>
+      <w:pPr>
+        <w:pStyle w:val="aff"/>
+      </w:pPr>
+      <w:r>
+        <w:rPr>
+          <w:rFonts w:hint="eastAsia"/>
+        </w:rPr>
+        <w:t>图</w:t>
+      </w:r>
+      <w:r>
+        <w:rPr>
+          <w:rFonts w:hint="eastAsia"/>
+        </w:rPr>
+        <w:t>5.</w:t>
+      </w:r>
+      <w:r>
+        <w:rPr>
+          <w:rFonts w:hint="eastAsia"/>
+        </w:rPr>
+        <w:t>10</w:t>
+      </w:r>
+      <w:r>
+        <w:rPr>
+          <w:rFonts w:hint="eastAsia"/>
+        </w:rPr>
+        <w:t xml:space="preserve">  </w:t>
+      </w:r>
+      <w:r>
+        <w:rPr>
+          <w:rFonts w:hint="eastAsia"/>
+        </w:rPr>
+        <w:t>生长</w:t>
+      </w:r>
+      <w:r>
+        <w:rPr>
+          <w:rFonts w:hint="eastAsia"/>
+        </w:rPr>
+        <w:t>期</w:t>
+      </w:r>
+    </w:p>
+    <w:p>
+      <w:pPr>
+        <w:pStyle w:val="aff"/>
+      </w:pPr>
+    </w:p>
+    <w:p>
+      <w:pPr>
+        <w:pStyle w:val="aff"/>
+      </w:pPr>
+      <w:r>
+        <w:rPr>
+          <w:noProof/>
+        </w:rPr>
+        <w:drawing>
+          <wp:inline distT="0" distB="0" distL="0" distR="0" wp14:anchorId="29C0A382" wp14:editId="62DF0CEE">
+            <wp:extent cx="5580380" cy="3138805"/>
+            <wp:effectExtent l="0" t="0" r="1270" b="4445"/>
+            <wp:docPr id="1332695664" name="图片 3"/>
+            <wp:cNvGraphicFramePr>
+              <a:graphicFrameLocks xmlns:a="http://schemas.openxmlformats.org/drawingml/2006/main" noChangeAspect="1"/>
+            </wp:cNvGraphicFramePr>
+            <a:graphic xmlns:a="http://schemas.openxmlformats.org/drawingml/2006/main">
+              <a:graphicData uri="http://schemas.openxmlformats.org/drawingml/2006/picture">
+                <pic:pic xmlns:pic="http://schemas.openxmlformats.org/drawingml/2006/picture">
+                  <pic:nvPicPr>
+                    <pic:cNvPr id="0" name="Picture 5"/>
+                    <pic:cNvPicPr>
+                      <a:picLocks noChangeAspect="1" noChangeArrowheads="1"/>
+                    </pic:cNvPicPr>
+                  </pic:nvPicPr>
+                  <pic:blipFill>
+                    <a:blip r:embed="rId39" cstate="print">
+                      <a:extLst>
+                        <a:ext uri="{28A0092B-C50C-407E-A947-70E740481C1C}">
+                          <a14:useLocalDpi xmlns:a14="http://schemas.microsoft.com/office/drawing/2010/main" val="0"/>
+                        </a:ext>
+                      </a:extLst>
+                    </a:blip>
+                    <a:srcRect/>
+                    <a:stretch>
+                      <a:fillRect/>
+                    </a:stretch>
+                  </pic:blipFill>
+                  <pic:spPr bwMode="auto">
+                    <a:xfrm>
+                      <a:off x="0" y="0"/>
+                      <a:ext cx="5580380" cy="3138805"/>
+                    </a:xfrm>
+                    <a:prstGeom prst="rect">
+                      <a:avLst/>
+                    </a:prstGeom>
+                    <a:noFill/>
+                    <a:ln>
+                      <a:noFill/>
+                    </a:ln>
+                  </pic:spPr>
+                </pic:pic>
+              </a:graphicData>
+            </a:graphic>
+          </wp:inline>
+        </w:drawing>
+      </w:r>
+    </w:p>
+    <w:p>
+      <w:pPr>
+        <w:pStyle w:val="aff"/>
+      </w:pPr>
+      <w:r>
+        <w:rPr>
+          <w:rFonts w:hint="eastAsia"/>
+        </w:rPr>
+        <w:t>图</w:t>
+      </w:r>
+      <w:r>
+        <w:rPr>
+          <w:rFonts w:hint="eastAsia"/>
+        </w:rPr>
+        <w:t>5.1</w:t>
+      </w:r>
+      <w:r>
+        <w:rPr>
+          <w:rFonts w:hint="eastAsia"/>
+        </w:rPr>
+        <w:t xml:space="preserve">0  </w:t>
+      </w:r>
+      <w:r>
+        <w:rPr>
+          <w:rFonts w:hint="eastAsia"/>
+        </w:rPr>
+        <w:t>成熟期</w:t>
       </w:r>
     </w:p>
     <w:p>
@@ -17563,6 +17764,7 @@
       </w:pPr>
       <w:r>
         <w:rPr>
+          <w:noProof/>
           <w:sz w:val="28"/>
         </w:rPr>
         <w:lastRenderedPageBreak/>
@@ -17582,7 +17784,7 @@
                     <pic:cNvPicPr/>
                   </pic:nvPicPr>
                   <pic:blipFill>
-                    <a:blip r:embed="rId38"/>
+                    <a:blip r:embed="rId40"/>
                     <a:stretch>
                       <a:fillRect/>
                     </a:stretch>
@@ -17637,7 +17839,7 @@
                     </pic:cNvPicPr>
                   </pic:nvPicPr>
                   <pic:blipFill>
-                    <a:blip r:embed="rId39"/>
+                    <a:blip r:embed="rId41"/>
                     <a:stretch>
                       <a:fillRect/>
                     </a:stretch>
@@ -17678,7 +17880,7 @@
         <w:rPr>
           <w:rFonts w:hint="eastAsia"/>
         </w:rPr>
-        <w:t>9</w:t>
+        <w:t>11</w:t>
       </w:r>
       <w:r>
         <w:rPr>
@@ -17690,7 +17892,13 @@
         <w:rPr>
           <w:rFonts w:hint="eastAsia"/>
         </w:rPr>
-        <w:t>页面截图</w:t>
+        <w:t>app</w:t>
+      </w:r>
+      <w:r>
+        <w:rPr>
+          <w:rFonts w:hint="eastAsia"/>
+        </w:rPr>
+        <w:t>页面</w:t>
       </w:r>
     </w:p>
     <w:p>
@@ -17883,7 +18091,7 @@
                     </pic:cNvPicPr>
                   </pic:nvPicPr>
                   <pic:blipFill>
-                    <a:blip r:embed="rId40"/>
+                    <a:blip r:embed="rId42"/>
                     <a:stretch>
                       <a:fillRect/>
                     </a:stretch>
@@ -18928,7 +19136,7 @@
                     </pic:cNvPicPr>
                   </pic:nvPicPr>
                   <pic:blipFill>
-                    <a:blip r:embed="rId41"/>
+                    <a:blip r:embed="rId43"/>
                     <a:stretch>
                       <a:fillRect/>
                     </a:stretch>
@@ -24515,8 +24723,8 @@
       </w:pPr>
     </w:p>
     <w:sectPr>
-      <w:headerReference w:type="default" r:id="rId42"/>
-      <w:footerReference w:type="default" r:id="rId43"/>
+      <w:headerReference w:type="default" r:id="rId44"/>
+      <w:footerReference w:type="default" r:id="rId45"/>
       <w:pgSz w:w="11906" w:h="16838"/>
       <w:pgMar w:top="1417" w:right="1417" w:bottom="1417" w:left="1701" w:header="851" w:footer="992" w:gutter="0"/>
       <w:pgNumType w:start="1"/>

--- a/毕业论文-基于边缘计算的藏红花全生长周期智能培育系统设计与实现-杨坤.docx
+++ b/毕业论文-基于边缘计算的藏红花全生长周期智能培育系统设计与实现-杨坤.docx
@@ -12189,26 +12189,421 @@
     </w:p>
     <w:p>
       <w:pPr>
-        <w:pStyle w:val="Compact"/>
-        <w:spacing w:before="0" w:after="0" w:line="360" w:lineRule="auto"/>
-        <w:ind w:firstLineChars="200" w:firstLine="560"/>
+        <w:pStyle w:val="20"/>
+      </w:pPr>
+      <w:bookmarkStart w:id="88" w:name="_Toc16073"/>
+      <w:bookmarkStart w:id="89" w:name="_Toc7709"/>
+      <w:bookmarkStart w:id="90" w:name="系统功能模块设计"/>
+      <w:bookmarkEnd w:id="87"/>
+      <w:r>
+        <w:rPr>
+          <w:rFonts w:hint="eastAsia"/>
+        </w:rPr>
+        <w:lastRenderedPageBreak/>
+        <w:t xml:space="preserve">4.2 </w:t>
+      </w:r>
+      <w:r>
+        <w:rPr>
+          <w:rFonts w:hint="eastAsia"/>
+        </w:rPr>
+        <w:t>系统功能模块设计</w:t>
+      </w:r>
+      <w:bookmarkEnd w:id="88"/>
+      <w:bookmarkEnd w:id="89"/>
+    </w:p>
+    <w:p>
+      <w:pPr>
+        <w:pStyle w:val="3"/>
+      </w:pPr>
+      <w:bookmarkStart w:id="91" w:name="_Toc31433"/>
+      <w:bookmarkStart w:id="92" w:name="_Toc30523"/>
+      <w:bookmarkStart w:id="93" w:name="传感采集模块设计"/>
+      <w:r>
+        <w:rPr>
+          <w:rFonts w:hint="eastAsia"/>
+        </w:rPr>
+        <w:t xml:space="preserve">4.2.1 </w:t>
+      </w:r>
+      <w:r>
+        <w:rPr>
+          <w:rFonts w:hint="eastAsia"/>
+        </w:rPr>
+        <w:t>传感采集模块设计</w:t>
+      </w:r>
+      <w:bookmarkEnd w:id="91"/>
+      <w:bookmarkEnd w:id="92"/>
+    </w:p>
+    <w:p>
+      <w:pPr>
+        <w:pStyle w:val="afc"/>
+        <w:spacing w:line="360" w:lineRule="auto"/>
+        <w:rPr>
+          <w:lang w:val="zh-CN"/>
+        </w:rPr>
+      </w:pPr>
+      <w:r>
+        <w:rPr>
+          <w:rFonts w:hint="eastAsia"/>
+          <w:lang w:val="zh-CN"/>
+        </w:rPr>
+        <w:t>传感采集模块由</w:t>
+      </w:r>
+      <w:r>
+        <w:rPr>
+          <w:rFonts w:hint="eastAsia"/>
+          <w:lang w:val="zh-CN"/>
+        </w:rPr>
+        <w:t>DHT11</w:t>
+      </w:r>
+      <w:r>
+        <w:rPr>
+          <w:rFonts w:hint="eastAsia"/>
+          <w:lang w:val="zh-CN"/>
+        </w:rPr>
+        <w:t>温湿度传感器、</w:t>
+      </w:r>
+      <w:r>
+        <w:rPr>
+          <w:rFonts w:hint="eastAsia"/>
+          <w:lang w:val="zh-CN"/>
+        </w:rPr>
+        <w:t>BH1750</w:t>
+      </w:r>
+      <w:r>
+        <w:rPr>
+          <w:rFonts w:hint="eastAsia"/>
+          <w:lang w:val="zh-CN"/>
+        </w:rPr>
+        <w:t>光照传感器、电容式土壤湿度传感器组成。</w:t>
+      </w:r>
+      <w:r>
+        <w:rPr>
+          <w:rFonts w:hint="eastAsia"/>
+          <w:lang w:val="zh-CN"/>
+        </w:rPr>
+        <w:t xml:space="preserve">DHT11 </w:t>
+      </w:r>
+      <w:r>
+        <w:rPr>
+          <w:rFonts w:hint="eastAsia"/>
+          <w:lang w:val="zh-CN"/>
+        </w:rPr>
+        <w:t>用单总线数字通信方式输出温湿度信息，</w:t>
+      </w:r>
+      <w:r>
+        <w:rPr>
+          <w:rFonts w:hint="eastAsia"/>
+          <w:lang w:val="zh-CN"/>
+        </w:rPr>
+        <w:t xml:space="preserve">BH1750 </w:t>
+      </w:r>
+      <w:r>
+        <w:rPr>
+          <w:rFonts w:hint="eastAsia"/>
+          <w:lang w:val="zh-CN"/>
+        </w:rPr>
+        <w:t>用</w:t>
+      </w:r>
+      <w:r>
+        <w:rPr>
+          <w:rFonts w:hint="eastAsia"/>
+          <w:lang w:val="zh-CN"/>
+        </w:rPr>
+        <w:t>I2C</w:t>
+      </w:r>
+      <w:r>
+        <w:rPr>
+          <w:rFonts w:hint="eastAsia"/>
+          <w:lang w:val="zh-CN"/>
+        </w:rPr>
+        <w:t>接口和主控连接，可以完成光照强度的数字化采集，土壤湿度传感器输出模拟电压信号，经过</w:t>
+      </w:r>
+      <w:r>
+        <w:rPr>
+          <w:rFonts w:hint="eastAsia"/>
+          <w:lang w:val="zh-CN"/>
+        </w:rPr>
+        <w:t>STM32ADC</w:t>
+      </w:r>
+      <w:r>
+        <w:rPr>
+          <w:rFonts w:hint="eastAsia"/>
+          <w:lang w:val="zh-CN"/>
+        </w:rPr>
+        <w:t>模块采样转换成百分比的形式。</w:t>
+      </w:r>
+    </w:p>
+    <w:p>
+      <w:pPr>
+        <w:pStyle w:val="afc"/>
+        <w:spacing w:line="360" w:lineRule="auto"/>
+        <w:rPr>
+          <w:lang w:val="zh-CN"/>
+        </w:rPr>
+      </w:pPr>
+      <w:r>
+        <w:rPr>
+          <w:rFonts w:hint="eastAsia"/>
+          <w:lang w:val="zh-CN"/>
+        </w:rPr>
+        <w:t>为了使系统更加适应，在软件中加入了数据有效性和标定转换的逻辑。土壤湿度数据不是直接用</w:t>
+      </w:r>
+      <w:r>
+        <w:rPr>
+          <w:rFonts w:hint="eastAsia"/>
+          <w:lang w:val="zh-CN"/>
+        </w:rPr>
+        <w:t>ADC</w:t>
+      </w:r>
+      <w:r>
+        <w:rPr>
+          <w:rFonts w:hint="eastAsia"/>
+          <w:lang w:val="zh-CN"/>
+        </w:rPr>
+        <w:t>值，而是用干燥值和湿润值的标定区间做线性映射得到百分比结果。设计之后，使得系统更符合实际培育场景使用习惯。</w:t>
+      </w:r>
+    </w:p>
+    <w:p>
+      <w:pPr>
+        <w:pStyle w:val="3"/>
+      </w:pPr>
+      <w:bookmarkStart w:id="94" w:name="_Toc14870"/>
+      <w:bookmarkStart w:id="95" w:name="_Toc664"/>
+      <w:bookmarkStart w:id="96" w:name="执行控制模块设计"/>
+      <w:bookmarkEnd w:id="93"/>
+      <w:r>
+        <w:rPr>
+          <w:rFonts w:hint="eastAsia"/>
+        </w:rPr>
+        <w:t xml:space="preserve">4.2.2 </w:t>
+      </w:r>
+      <w:r>
+        <w:rPr>
+          <w:rFonts w:hint="eastAsia"/>
+        </w:rPr>
+        <w:t>执行控制模块设计</w:t>
+      </w:r>
+      <w:bookmarkEnd w:id="94"/>
+      <w:bookmarkEnd w:id="95"/>
+    </w:p>
+    <w:p>
+      <w:pPr>
+        <w:pStyle w:val="afc"/>
+        <w:spacing w:line="360" w:lineRule="auto"/>
+        <w:rPr>
+          <w:lang w:val="zh-CN"/>
+        </w:rPr>
+      </w:pPr>
+      <w:r>
+        <w:rPr>
+          <w:rFonts w:hint="eastAsia"/>
+          <w:lang w:val="zh-CN"/>
+        </w:rPr>
+        <w:t>执行控制模块主要是水泵、继电器驱动模块、</w:t>
+      </w:r>
+      <w:r>
+        <w:rPr>
+          <w:rFonts w:hint="eastAsia"/>
+          <w:lang w:val="zh-CN"/>
+        </w:rPr>
+        <w:t>LED</w:t>
+      </w:r>
+      <w:r>
+        <w:rPr>
+          <w:rFonts w:hint="eastAsia"/>
+          <w:lang w:val="zh-CN"/>
+        </w:rPr>
+        <w:t>灯带。水泵用来在土壤湿度过低的时候自动补水，</w:t>
+      </w:r>
+      <w:r>
+        <w:rPr>
+          <w:rFonts w:hint="eastAsia"/>
+          <w:lang w:val="zh-CN"/>
+        </w:rPr>
+        <w:t>LED</w:t>
+      </w:r>
+      <w:r>
+        <w:rPr>
+          <w:rFonts w:hint="eastAsia"/>
+          <w:lang w:val="zh-CN"/>
+        </w:rPr>
+        <w:t>灯带用来补光或者展示控制，继电器模块作为控制接口，可以对外部负载进行安全驱动。</w:t>
+      </w:r>
+      <w:r>
+        <w:rPr>
+          <w:rFonts w:hint="eastAsia"/>
+          <w:lang w:val="zh-CN"/>
+        </w:rPr>
+        <w:t>STM32</w:t>
+      </w:r>
+      <w:r>
+        <w:rPr>
+          <w:rFonts w:hint="eastAsia"/>
+          <w:lang w:val="zh-CN"/>
+        </w:rPr>
+        <w:t>根据接收到的命令控制继电器引脚的高低电平来控制负载的启停。</w:t>
+      </w:r>
+    </w:p>
+    <w:p>
+      <w:pPr>
+        <w:pStyle w:val="afc"/>
+        <w:spacing w:line="360" w:lineRule="auto"/>
+        <w:rPr>
+          <w:lang w:val="zh-CN"/>
+        </w:rPr>
+      </w:pPr>
+      <w:r>
+        <w:rPr>
+          <w:rFonts w:hint="eastAsia"/>
+          <w:lang w:val="zh-CN"/>
+        </w:rPr>
+        <w:t>边缘端线程不断读取当前土壤湿度和灌溉策略参数，当满足触发条件的时候，就会向设备端发出开启水泵的指令，在达到设定的灌溉时间之后，再发出关闭指令。系统还要对控制日志以及最近的动作时间加以记载，从而给状态追踪以及测试分析赋予支撑。</w:t>
+      </w:r>
+    </w:p>
+    <w:p>
+      <w:pPr>
+        <w:pStyle w:val="3"/>
+      </w:pPr>
+      <w:bookmarkStart w:id="97" w:name="_Toc10528"/>
+      <w:bookmarkStart w:id="98" w:name="_Toc28325"/>
+      <w:bookmarkStart w:id="99" w:name="显示与手势交互模块设计"/>
+      <w:bookmarkEnd w:id="96"/>
+      <w:r>
+        <w:rPr>
+          <w:rFonts w:hint="eastAsia"/>
+        </w:rPr>
+        <w:t xml:space="preserve">4.2.3 </w:t>
+      </w:r>
+      <w:r>
+        <w:rPr>
+          <w:rFonts w:hint="eastAsia"/>
+        </w:rPr>
+        <w:t>显示与手势交互模块设计</w:t>
+      </w:r>
+      <w:bookmarkEnd w:id="97"/>
+      <w:bookmarkEnd w:id="98"/>
+    </w:p>
+    <w:p>
+      <w:pPr>
+        <w:pStyle w:val="afc"/>
+        <w:spacing w:line="360" w:lineRule="auto"/>
+        <w:rPr>
+          <w:lang w:val="zh-CN"/>
+        </w:rPr>
+      </w:pPr>
+      <w:r>
+        <w:rPr>
+          <w:rFonts w:hint="eastAsia"/>
+          <w:lang w:val="zh-CN"/>
+        </w:rPr>
+        <w:t>为了提高现场的可视化效果，在系统中加入了</w:t>
+      </w:r>
+      <w:r>
+        <w:rPr>
+          <w:rFonts w:hint="eastAsia"/>
+          <w:lang w:val="zh-CN"/>
+        </w:rPr>
+        <w:t>OLED</w:t>
+      </w:r>
+      <w:r>
+        <w:rPr>
+          <w:rFonts w:hint="eastAsia"/>
+          <w:lang w:val="zh-CN"/>
+        </w:rPr>
+        <w:t>显示模块来显</w:t>
+      </w:r>
+      <w:r>
+        <w:rPr>
+          <w:rFonts w:hint="eastAsia"/>
+          <w:lang w:val="zh-CN"/>
+        </w:rPr>
+        <w:lastRenderedPageBreak/>
+        <w:t>示实时温度、湿度、光照、土壤湿度和手势信息。显示页面采用分页结构，主监测页、控制页、信息页等都有对应的页面，用户用手势进行页面的跳转。</w:t>
+      </w:r>
+    </w:p>
+    <w:p>
+      <w:pPr>
+        <w:pStyle w:val="afc"/>
+        <w:spacing w:line="360" w:lineRule="auto"/>
+        <w:rPr>
+          <w:lang w:val="zh-CN"/>
+        </w:rPr>
+      </w:pPr>
+      <w:r>
+        <w:rPr>
+          <w:rFonts w:hint="eastAsia"/>
+          <w:lang w:val="zh-CN"/>
+        </w:rPr>
+        <w:t>PAJ7620</w:t>
+      </w:r>
+      <w:r>
+        <w:rPr>
+          <w:rFonts w:hint="eastAsia"/>
+          <w:lang w:val="zh-CN"/>
+        </w:rPr>
+        <w:t>手势识别模块用</w:t>
+      </w:r>
+      <w:r>
+        <w:rPr>
+          <w:rFonts w:hint="eastAsia"/>
+          <w:lang w:val="zh-CN"/>
+        </w:rPr>
+        <w:t>I2C</w:t>
+      </w:r>
+      <w:r>
+        <w:rPr>
+          <w:rFonts w:hint="eastAsia"/>
+          <w:lang w:val="zh-CN"/>
+        </w:rPr>
+        <w:t>和</w:t>
+      </w:r>
+      <w:r>
+        <w:rPr>
+          <w:rFonts w:hint="eastAsia"/>
+          <w:lang w:val="zh-CN"/>
+        </w:rPr>
+        <w:t>STM32</w:t>
+      </w:r>
+      <w:r>
+        <w:rPr>
+          <w:rFonts w:hint="eastAsia"/>
+          <w:lang w:val="zh-CN"/>
+        </w:rPr>
+        <w:t>相连，可以识别出向左、向右、向前、向后、向上、向下等动作。系统把手势识别的结果同菜单逻辑结合起来，实现了不用按键就能翻页、选中并执行控制的功能，大大提高了系统的交互性</w:t>
+      </w:r>
+      <w:r>
+        <w:rPr>
+          <w:rFonts w:hint="eastAsia"/>
+          <w:lang w:val="zh-CN"/>
+        </w:rPr>
+        <w:t xml:space="preserve">, </w:t>
+      </w:r>
+      <w:r>
+        <w:rPr>
+          <w:rFonts w:hint="eastAsia"/>
+          <w:lang w:val="zh-CN"/>
+        </w:rPr>
+        <w:t>让用户在易脏手的培育室环境也能查看数据。</w:t>
+      </w:r>
+    </w:p>
+    <w:p>
+      <w:pPr>
+        <w:pStyle w:val="afc"/>
+        <w:spacing w:line="360" w:lineRule="auto"/>
         <w:jc w:val="center"/>
         <w:rPr>
-          <w:sz w:val="28"/>
-        </w:rPr>
-      </w:pPr>
-      <w:r>
-        <w:rPr>
-          <w:rFonts w:hint="eastAsia"/>
+          <w:lang w:val="zh-CN"/>
+        </w:rPr>
+      </w:pPr>
+      <w:r>
+        <w:rPr>
           <w:noProof/>
-          <w:sz w:val="28"/>
-        </w:rPr>
-        <w:lastRenderedPageBreak/>
+        </w:rPr>
         <w:drawing>
-          <wp:inline distT="0" distB="0" distL="114300" distR="114300" wp14:anchorId="3A177229" wp14:editId="3083746C">
-            <wp:extent cx="3590290" cy="4786630"/>
-            <wp:effectExtent l="0" t="0" r="10160" b="13970"/>
-            <wp:docPr id="3" name="图片 3" descr="实物图"/>
+          <wp:inline distT="0" distB="0" distL="0" distR="0" wp14:anchorId="0E8E5BE5" wp14:editId="09F89C55">
+            <wp:extent cx="4412252" cy="3309189"/>
+            <wp:effectExtent l="0" t="953" r="6668" b="6667"/>
+            <wp:docPr id="142344275" name="图片 1"/>
             <wp:cNvGraphicFramePr>
               <a:graphicFrameLocks xmlns:a="http://schemas.openxmlformats.org/drawingml/2006/main" noChangeAspect="1"/>
             </wp:cNvGraphicFramePr>
@@ -12216,25 +12611,36 @@
               <a:graphicData uri="http://schemas.openxmlformats.org/drawingml/2006/picture">
                 <pic:pic xmlns:pic="http://schemas.openxmlformats.org/drawingml/2006/picture">
                   <pic:nvPicPr>
-                    <pic:cNvPr id="3" name="图片 3" descr="实物图"/>
+                    <pic:cNvPr id="0" name="Picture 1"/>
                     <pic:cNvPicPr>
-                      <a:picLocks noChangeAspect="1"/>
+                      <a:picLocks noChangeAspect="1" noChangeArrowheads="1"/>
                     </pic:cNvPicPr>
                   </pic:nvPicPr>
                   <pic:blipFill>
-                    <a:blip r:embed="rId28"/>
+                    <a:blip r:embed="rId28" cstate="print">
+                      <a:extLst>
+                        <a:ext uri="{28A0092B-C50C-407E-A947-70E740481C1C}">
+                          <a14:useLocalDpi xmlns:a14="http://schemas.microsoft.com/office/drawing/2010/main" val="0"/>
+                        </a:ext>
+                      </a:extLst>
+                    </a:blip>
+                    <a:srcRect/>
                     <a:stretch>
                       <a:fillRect/>
                     </a:stretch>
                   </pic:blipFill>
-                  <pic:spPr>
-                    <a:xfrm>
+                  <pic:spPr bwMode="auto">
+                    <a:xfrm rot="5400000">
                       <a:off x="0" y="0"/>
-                      <a:ext cx="3590290" cy="4786630"/>
+                      <a:ext cx="4415621" cy="3311716"/>
                     </a:xfrm>
                     <a:prstGeom prst="rect">
                       <a:avLst/>
                     </a:prstGeom>
+                    <a:noFill/>
+                    <a:ln>
+                      <a:noFill/>
+                    </a:ln>
                   </pic:spPr>
                 </pic:pic>
               </a:graphicData>
@@ -12263,405 +12669,157 @@
         <w:rPr>
           <w:rFonts w:hint="eastAsia"/>
         </w:rPr>
-        <w:t>主要模块实物连接照片</w:t>
-      </w:r>
-    </w:p>
-    <w:p>
-      <w:pPr>
-        <w:pStyle w:val="20"/>
-      </w:pPr>
-      <w:bookmarkStart w:id="88" w:name="_Toc16073"/>
-      <w:bookmarkStart w:id="89" w:name="_Toc7709"/>
-      <w:bookmarkStart w:id="90" w:name="系统功能模块设计"/>
-      <w:bookmarkEnd w:id="87"/>
-      <w:r>
-        <w:rPr>
-          <w:rFonts w:hint="eastAsia"/>
-        </w:rPr>
-        <w:t xml:space="preserve">4.2 </w:t>
-      </w:r>
-      <w:r>
-        <w:rPr>
-          <w:rFonts w:hint="eastAsia"/>
-        </w:rPr>
-        <w:t>系统功能模块设计</w:t>
-      </w:r>
-      <w:bookmarkEnd w:id="88"/>
-      <w:bookmarkEnd w:id="89"/>
-    </w:p>
-    <w:p>
-      <w:pPr>
-        <w:pStyle w:val="3"/>
-      </w:pPr>
-      <w:bookmarkStart w:id="91" w:name="_Toc31433"/>
-      <w:bookmarkStart w:id="92" w:name="_Toc30523"/>
-      <w:bookmarkStart w:id="93" w:name="传感采集模块设计"/>
-      <w:r>
-        <w:rPr>
-          <w:rFonts w:hint="eastAsia"/>
-        </w:rPr>
-        <w:t xml:space="preserve">4.2.1 </w:t>
-      </w:r>
-      <w:r>
-        <w:rPr>
-          <w:rFonts w:hint="eastAsia"/>
-        </w:rPr>
-        <w:t>传感采集模块设计</w:t>
-      </w:r>
-      <w:bookmarkEnd w:id="91"/>
-      <w:bookmarkEnd w:id="92"/>
+        <w:t>主要模块</w:t>
+      </w:r>
+      <w:r>
+        <w:rPr>
+          <w:rFonts w:hint="eastAsia"/>
+        </w:rPr>
+        <w:t>与</w:t>
+      </w:r>
+      <w:r>
+        <w:rPr>
+          <w:rFonts w:hint="eastAsia"/>
+        </w:rPr>
+        <w:t>OLED</w:t>
+      </w:r>
+      <w:r>
+        <w:rPr>
+          <w:rFonts w:hint="eastAsia"/>
+        </w:rPr>
+        <w:t>状态显示页</w:t>
+      </w:r>
     </w:p>
     <w:p>
       <w:pPr>
         <w:pStyle w:val="afc"/>
         <w:spacing w:line="360" w:lineRule="auto"/>
-        <w:rPr>
-          <w:lang w:val="zh-CN"/>
-        </w:rPr>
-      </w:pPr>
-      <w:r>
-        <w:rPr>
-          <w:rFonts w:hint="eastAsia"/>
-          <w:lang w:val="zh-CN"/>
-        </w:rPr>
-        <w:t>传感采集模块由</w:t>
-      </w:r>
-      <w:r>
-        <w:rPr>
-          <w:rFonts w:hint="eastAsia"/>
-          <w:lang w:val="zh-CN"/>
-        </w:rPr>
-        <w:t>DHT11</w:t>
-      </w:r>
-      <w:r>
-        <w:rPr>
-          <w:rFonts w:hint="eastAsia"/>
-          <w:lang w:val="zh-CN"/>
-        </w:rPr>
-        <w:t>温湿度传感器、</w:t>
-      </w:r>
-      <w:r>
-        <w:rPr>
-          <w:rFonts w:hint="eastAsia"/>
-          <w:lang w:val="zh-CN"/>
-        </w:rPr>
-        <w:t>BH1750</w:t>
-      </w:r>
-      <w:r>
-        <w:rPr>
-          <w:rFonts w:hint="eastAsia"/>
-          <w:lang w:val="zh-CN"/>
-        </w:rPr>
-        <w:t>光照传感器、电容式土壤湿度传感器组成。</w:t>
-      </w:r>
-      <w:r>
-        <w:rPr>
-          <w:rFonts w:hint="eastAsia"/>
-          <w:lang w:val="zh-CN"/>
-        </w:rPr>
-        <w:t xml:space="preserve">DHT11 </w:t>
-      </w:r>
-      <w:r>
-        <w:rPr>
-          <w:rFonts w:hint="eastAsia"/>
-          <w:lang w:val="zh-CN"/>
-        </w:rPr>
-        <w:t>用单总线数字通信方式输出温湿度信息，</w:t>
-      </w:r>
-      <w:r>
-        <w:rPr>
-          <w:rFonts w:hint="eastAsia"/>
-          <w:lang w:val="zh-CN"/>
-        </w:rPr>
-        <w:t xml:space="preserve">BH1750 </w:t>
-      </w:r>
-      <w:r>
-        <w:rPr>
-          <w:rFonts w:hint="eastAsia"/>
-          <w:lang w:val="zh-CN"/>
-        </w:rPr>
-        <w:t>用</w:t>
-      </w:r>
-      <w:r>
-        <w:rPr>
-          <w:rFonts w:hint="eastAsia"/>
-          <w:lang w:val="zh-CN"/>
-        </w:rPr>
-        <w:t>I2C</w:t>
-      </w:r>
-      <w:r>
-        <w:rPr>
-          <w:rFonts w:hint="eastAsia"/>
-          <w:lang w:val="zh-CN"/>
-        </w:rPr>
-        <w:t>接口和主控连接，可以完成光照强度的数字化采集，土壤湿度传感器输出模拟电压信号，经过</w:t>
-      </w:r>
-      <w:r>
-        <w:rPr>
-          <w:rFonts w:hint="eastAsia"/>
-          <w:lang w:val="zh-CN"/>
-        </w:rPr>
-        <w:t>STM32ADC</w:t>
-      </w:r>
-      <w:r>
-        <w:rPr>
-          <w:rFonts w:hint="eastAsia"/>
-          <w:lang w:val="zh-CN"/>
-        </w:rPr>
-        <w:t>模块采样转换成百分比的形式。</w:t>
-      </w:r>
+      </w:pPr>
     </w:p>
     <w:p>
       <w:pPr>
         <w:pStyle w:val="afc"/>
         <w:spacing w:line="360" w:lineRule="auto"/>
-        <w:rPr>
-          <w:lang w:val="zh-CN"/>
-        </w:rPr>
-      </w:pPr>
-      <w:r>
-        <w:rPr>
-          <w:rFonts w:hint="eastAsia"/>
-          <w:lang w:val="zh-CN"/>
-        </w:rPr>
-        <w:t>为了使系统更加适应，在软件中加入了数据有效性和标定转换的逻辑。土壤湿度数据不是直接用</w:t>
-      </w:r>
-      <w:r>
-        <w:rPr>
-          <w:rFonts w:hint="eastAsia"/>
-          <w:lang w:val="zh-CN"/>
-        </w:rPr>
-        <w:t>ADC</w:t>
-      </w:r>
-      <w:r>
-        <w:rPr>
-          <w:rFonts w:hint="eastAsia"/>
-          <w:lang w:val="zh-CN"/>
-        </w:rPr>
-        <w:t>值，而是用干燥值和湿润值的标定区</w:t>
-      </w:r>
-      <w:r>
-        <w:rPr>
-          <w:rFonts w:hint="eastAsia"/>
-          <w:lang w:val="zh-CN"/>
+        <w:jc w:val="center"/>
+        <w:rPr>
+          <w:lang w:val="zh-CN"/>
+        </w:rPr>
+      </w:pPr>
+      <w:r>
+        <w:rPr>
+          <w:noProof/>
         </w:rPr>
         <w:lastRenderedPageBreak/>
-        <w:t>间做线性映射得到百分比结果。设计之后，使得系统更符合实际培育场景使用习惯。</w:t>
-      </w:r>
-    </w:p>
-    <w:p>
-      <w:pPr>
-        <w:pStyle w:val="3"/>
-      </w:pPr>
-      <w:bookmarkStart w:id="94" w:name="_Toc14870"/>
-      <w:bookmarkStart w:id="95" w:name="_Toc664"/>
-      <w:bookmarkStart w:id="96" w:name="执行控制模块设计"/>
-      <w:bookmarkEnd w:id="93"/>
-      <w:r>
-        <w:rPr>
-          <w:rFonts w:hint="eastAsia"/>
-        </w:rPr>
-        <w:t xml:space="preserve">4.2.2 </w:t>
-      </w:r>
-      <w:r>
-        <w:rPr>
-          <w:rFonts w:hint="eastAsia"/>
-        </w:rPr>
-        <w:t>执行控制模块设计</w:t>
-      </w:r>
-      <w:bookmarkEnd w:id="94"/>
-      <w:bookmarkEnd w:id="95"/>
-    </w:p>
-    <w:p>
-      <w:pPr>
-        <w:pStyle w:val="afc"/>
-        <w:spacing w:line="360" w:lineRule="auto"/>
-        <w:rPr>
-          <w:lang w:val="zh-CN"/>
-        </w:rPr>
-      </w:pPr>
-      <w:r>
-        <w:rPr>
-          <w:rFonts w:hint="eastAsia"/>
-          <w:lang w:val="zh-CN"/>
-        </w:rPr>
-        <w:t>执行控制模块主要是水泵、继电器驱动模块、</w:t>
-      </w:r>
-      <w:r>
-        <w:rPr>
-          <w:rFonts w:hint="eastAsia"/>
-          <w:lang w:val="zh-CN"/>
-        </w:rPr>
-        <w:t>LED</w:t>
-      </w:r>
-      <w:r>
-        <w:rPr>
-          <w:rFonts w:hint="eastAsia"/>
-          <w:lang w:val="zh-CN"/>
-        </w:rPr>
-        <w:t>灯带。水泵用来在土壤湿度过低的时候自动补水，</w:t>
-      </w:r>
-      <w:r>
-        <w:rPr>
-          <w:rFonts w:hint="eastAsia"/>
-          <w:lang w:val="zh-CN"/>
-        </w:rPr>
-        <w:t>LED</w:t>
-      </w:r>
-      <w:r>
-        <w:rPr>
-          <w:rFonts w:hint="eastAsia"/>
-          <w:lang w:val="zh-CN"/>
-        </w:rPr>
-        <w:t>灯带用来补光或者展示控制，继电器模块作为控制接口，可以对外部负载进行安全驱动。</w:t>
-      </w:r>
-      <w:r>
-        <w:rPr>
-          <w:rFonts w:hint="eastAsia"/>
-          <w:lang w:val="zh-CN"/>
-        </w:rPr>
-        <w:t>STM32</w:t>
-      </w:r>
-      <w:r>
-        <w:rPr>
-          <w:rFonts w:hint="eastAsia"/>
-          <w:lang w:val="zh-CN"/>
-        </w:rPr>
-        <w:t>根据接收到的命令控制继电器引脚的高低电平来控制负载的启停。</w:t>
-      </w:r>
-    </w:p>
-    <w:p>
-      <w:pPr>
-        <w:pStyle w:val="afc"/>
-        <w:spacing w:line="360" w:lineRule="auto"/>
-        <w:rPr>
-          <w:lang w:val="zh-CN"/>
-        </w:rPr>
-      </w:pPr>
-      <w:r>
-        <w:rPr>
-          <w:rFonts w:hint="eastAsia"/>
-          <w:lang w:val="zh-CN"/>
-        </w:rPr>
-        <w:t>边缘端线程不断读取当前土壤湿度和灌溉策略参数，当满足触发条件的时候，就会向设备端发出开启水泵的指令，在达到设定的灌溉时间之后，再发出关闭指令。系统还要对控制日志以及最近的动作时间加以记载，从而给状态追踪以及测试分析赋予支撑。</w:t>
-      </w:r>
-    </w:p>
-    <w:p>
-      <w:pPr>
-        <w:pStyle w:val="3"/>
-      </w:pPr>
-      <w:bookmarkStart w:id="97" w:name="_Toc10528"/>
-      <w:bookmarkStart w:id="98" w:name="_Toc28325"/>
-      <w:bookmarkStart w:id="99" w:name="显示与手势交互模块设计"/>
-      <w:bookmarkEnd w:id="96"/>
-      <w:r>
-        <w:rPr>
-          <w:rFonts w:hint="eastAsia"/>
-        </w:rPr>
-        <w:t xml:space="preserve">4.2.3 </w:t>
-      </w:r>
-      <w:r>
-        <w:rPr>
-          <w:rFonts w:hint="eastAsia"/>
-        </w:rPr>
-        <w:t>显示与手势交互模块设计</w:t>
-      </w:r>
-      <w:bookmarkEnd w:id="97"/>
-      <w:bookmarkEnd w:id="98"/>
-    </w:p>
-    <w:p>
-      <w:pPr>
-        <w:pStyle w:val="afc"/>
-        <w:spacing w:line="360" w:lineRule="auto"/>
-        <w:rPr>
-          <w:lang w:val="zh-CN"/>
-        </w:rPr>
-      </w:pPr>
-      <w:r>
-        <w:rPr>
-          <w:rFonts w:hint="eastAsia"/>
-          <w:lang w:val="zh-CN"/>
-        </w:rPr>
-        <w:t>为了提高现场的可视化效果，在系统中加入了</w:t>
-      </w:r>
-      <w:r>
-        <w:rPr>
-          <w:rFonts w:hint="eastAsia"/>
-          <w:lang w:val="zh-CN"/>
+        <w:drawing>
+          <wp:inline distT="0" distB="0" distL="0" distR="0" wp14:anchorId="4656E1CE" wp14:editId="70F534D4">
+            <wp:extent cx="4080763" cy="3061500"/>
+            <wp:effectExtent l="0" t="4763" r="0" b="0"/>
+            <wp:docPr id="1827475823" name="图片 2"/>
+            <wp:cNvGraphicFramePr>
+              <a:graphicFrameLocks xmlns:a="http://schemas.openxmlformats.org/drawingml/2006/main" noChangeAspect="1"/>
+            </wp:cNvGraphicFramePr>
+            <a:graphic xmlns:a="http://schemas.openxmlformats.org/drawingml/2006/main">
+              <a:graphicData uri="http://schemas.openxmlformats.org/drawingml/2006/picture">
+                <pic:pic xmlns:pic="http://schemas.openxmlformats.org/drawingml/2006/picture">
+                  <pic:nvPicPr>
+                    <pic:cNvPr id="0" name="Picture 3"/>
+                    <pic:cNvPicPr>
+                      <a:picLocks noChangeAspect="1" noChangeArrowheads="1"/>
+                    </pic:cNvPicPr>
+                  </pic:nvPicPr>
+                  <pic:blipFill>
+                    <a:blip r:embed="rId29" cstate="print">
+                      <a:extLst>
+                        <a:ext uri="{28A0092B-C50C-407E-A947-70E740481C1C}">
+                          <a14:useLocalDpi xmlns:a14="http://schemas.microsoft.com/office/drawing/2010/main" val="0"/>
+                        </a:ext>
+                      </a:extLst>
+                    </a:blip>
+                    <a:srcRect/>
+                    <a:stretch>
+                      <a:fillRect/>
+                    </a:stretch>
+                  </pic:blipFill>
+                  <pic:spPr bwMode="auto">
+                    <a:xfrm rot="5400000">
+                      <a:off x="0" y="0"/>
+                      <a:ext cx="4086105" cy="3065508"/>
+                    </a:xfrm>
+                    <a:prstGeom prst="rect">
+                      <a:avLst/>
+                    </a:prstGeom>
+                    <a:noFill/>
+                    <a:ln>
+                      <a:noFill/>
+                    </a:ln>
+                  </pic:spPr>
+                </pic:pic>
+              </a:graphicData>
+            </a:graphic>
+          </wp:inline>
+        </w:drawing>
+      </w:r>
+    </w:p>
+    <w:p>
+      <w:pPr>
+        <w:pStyle w:val="aff"/>
+        <w:rPr>
+          <w:rFonts w:hint="eastAsia"/>
+        </w:rPr>
+      </w:pPr>
+      <w:r>
+        <w:rPr>
+          <w:rFonts w:hint="eastAsia"/>
+        </w:rPr>
+        <w:t>图</w:t>
+      </w:r>
+      <w:r>
+        <w:rPr>
+          <w:rFonts w:hint="eastAsia"/>
+        </w:rPr>
+        <w:t>4.</w:t>
+      </w:r>
+      <w:r>
+        <w:rPr>
+          <w:rFonts w:hint="eastAsia"/>
+        </w:rPr>
+        <w:t>2</w:t>
+      </w:r>
+      <w:r>
+        <w:rPr>
+          <w:rFonts w:hint="eastAsia"/>
+        </w:rPr>
+        <w:t xml:space="preserve">  </w:t>
+      </w:r>
+      <w:r>
+        <w:rPr>
+          <w:rFonts w:hint="eastAsia"/>
+        </w:rPr>
+        <w:t>手势识别进行</w:t>
+      </w:r>
+      <w:r>
+        <w:rPr>
+          <w:rFonts w:hint="eastAsia"/>
         </w:rPr>
         <w:t>OLED</w:t>
       </w:r>
       <w:r>
         <w:rPr>
           <w:rFonts w:hint="eastAsia"/>
-          <w:lang w:val="zh-CN"/>
-        </w:rPr>
-        <w:t>显示模块来显示实时温度、湿度、光照、土壤湿度和手势信息。显示页面采用分页结构，主监测页、控制页、信息页等都有对应的页面，用户用手势进行页面的跳转。</w:t>
-      </w:r>
-    </w:p>
-    <w:p>
-      <w:pPr>
-        <w:pStyle w:val="afc"/>
-        <w:spacing w:line="360" w:lineRule="auto"/>
-        <w:rPr>
-          <w:lang w:val="zh-CN"/>
-        </w:rPr>
-      </w:pPr>
-      <w:r>
-        <w:rPr>
-          <w:rFonts w:hint="eastAsia"/>
-          <w:lang w:val="zh-CN"/>
-        </w:rPr>
-        <w:t>PAJ7620</w:t>
-      </w:r>
-      <w:r>
-        <w:rPr>
-          <w:rFonts w:hint="eastAsia"/>
-          <w:lang w:val="zh-CN"/>
-        </w:rPr>
-        <w:t>手势识别模块用</w:t>
-      </w:r>
-      <w:r>
-        <w:rPr>
-          <w:rFonts w:hint="eastAsia"/>
-          <w:lang w:val="zh-CN"/>
-        </w:rPr>
-        <w:t>I2C</w:t>
-      </w:r>
-      <w:r>
-        <w:rPr>
-          <w:rFonts w:hint="eastAsia"/>
-          <w:lang w:val="zh-CN"/>
+        </w:rPr>
+        <w:t>页面切换</w:t>
+      </w:r>
+      <w:r>
+        <w:rPr>
+          <w:rFonts w:hint="eastAsia"/>
         </w:rPr>
         <w:t>和</w:t>
       </w:r>
       <w:r>
         <w:rPr>
           <w:rFonts w:hint="eastAsia"/>
-          <w:lang w:val="zh-CN"/>
-        </w:rPr>
-        <w:t>STM32</w:t>
-      </w:r>
-      <w:r>
-        <w:rPr>
-          <w:rFonts w:hint="eastAsia"/>
-          <w:lang w:val="zh-CN"/>
-        </w:rPr>
-        <w:t>相连，可以识别出向左、向右、向前、向后、向上、向下等动作。系统把手势识别的结果同菜单逻辑结合起来，实现了不用按键就能翻页、选中并执行控制的功能，大大提高了系统的交互性</w:t>
-      </w:r>
-      <w:r>
-        <w:rPr>
-          <w:rFonts w:hint="eastAsia"/>
-          <w:lang w:val="zh-CN"/>
-        </w:rPr>
-        <w:t xml:space="preserve">, </w:t>
-      </w:r>
-      <w:r>
-        <w:rPr>
-          <w:rFonts w:hint="eastAsia"/>
-          <w:lang w:val="zh-CN"/>
-        </w:rPr>
-        <w:t>让用户在易脏手的培育室环境也能查看数据。</w:t>
+        </w:rPr>
+        <w:t>开关执行器</w:t>
       </w:r>
     </w:p>
     <w:p>
@@ -12728,15 +12886,7 @@
           <w:rFonts w:hint="eastAsia"/>
           <w:lang w:val="zh-CN"/>
         </w:rPr>
-        <w:t>虚拟串口组成。该</w:t>
-      </w:r>
-      <w:r>
-        <w:rPr>
-          <w:rFonts w:hint="eastAsia"/>
-          <w:lang w:val="zh-CN"/>
-        </w:rPr>
-        <w:lastRenderedPageBreak/>
-        <w:t>种方式可以同时解决供电和通信的问题，省去了另外加装无线传输模块的调试复杂程度。系统运行的时候，</w:t>
+        <w:t>虚拟串口组成。该种方式可以同时解决供电和通信的问题，省去了另外加装无线传输模块的调试复杂程度。系统运行的时候，</w:t>
       </w:r>
       <w:r>
         <w:rPr>
@@ -12902,6 +13052,7 @@
           <w:rFonts w:hint="eastAsia"/>
           <w:lang w:val="zh-CN"/>
         </w:rPr>
+        <w:lastRenderedPageBreak/>
         <w:t>版图规划。设计中对光照、空气温湿度、土壤湿度、手势识别、</w:t>
       </w:r>
       <w:r>
@@ -12945,9 +13096,8 @@
           <w:noProof/>
           <w:sz w:val="28"/>
         </w:rPr>
-        <w:lastRenderedPageBreak/>
         <w:drawing>
-          <wp:anchor distT="0" distB="0" distL="114300" distR="114300" simplePos="0" relativeHeight="251659264" behindDoc="1" locked="0" layoutInCell="1" allowOverlap="1" wp14:anchorId="3E1631CB" wp14:editId="74811B6C">
+          <wp:anchor distT="0" distB="0" distL="114300" distR="114300" simplePos="0" relativeHeight="251662336" behindDoc="1" locked="0" layoutInCell="1" allowOverlap="1" wp14:anchorId="3E1631CB" wp14:editId="74811B6C">
             <wp:simplePos x="0" y="0"/>
             <wp:positionH relativeFrom="column">
               <wp:posOffset>-330200</wp:posOffset>
@@ -12980,7 +13130,7 @@
                     </pic:cNvPicPr>
                   </pic:nvPicPr>
                   <pic:blipFill>
-                    <a:blip r:embed="rId29"/>
+                    <a:blip r:embed="rId30"/>
                     <a:srcRect t="331" r="15037"/>
                     <a:stretch>
                       <a:fillRect/>
@@ -13016,7 +13166,19 @@
         <w:rPr>
           <w:rFonts w:hint="eastAsia"/>
         </w:rPr>
-        <w:t>4.2  PCB</w:t>
+        <w:t>4.</w:t>
+      </w:r>
+      <w:r>
+        <w:rPr>
+          <w:rFonts w:hint="eastAsia"/>
+        </w:rPr>
+        <w:t>3</w:t>
+      </w:r>
+      <w:r>
+        <w:rPr>
+          <w:rFonts w:hint="eastAsia"/>
+        </w:rPr>
+        <w:t xml:space="preserve">  PCB</w:t>
       </w:r>
       <w:r>
         <w:rPr>
@@ -13060,7 +13222,7 @@
                     </pic:cNvPicPr>
                   </pic:nvPicPr>
                   <pic:blipFill>
-                    <a:blip r:embed="rId30"/>
+                    <a:blip r:embed="rId31"/>
                     <a:stretch>
                       <a:fillRect/>
                     </a:stretch>
@@ -13095,7 +13257,19 @@
         <w:rPr>
           <w:rFonts w:hint="eastAsia"/>
         </w:rPr>
-        <w:t>4.3  PCB</w:t>
+        <w:t>4.</w:t>
+      </w:r>
+      <w:r>
+        <w:rPr>
+          <w:rFonts w:hint="eastAsia"/>
+        </w:rPr>
+        <w:t>4</w:t>
+      </w:r>
+      <w:r>
+        <w:rPr>
+          <w:rFonts w:hint="eastAsia"/>
+        </w:rPr>
+        <w:t xml:space="preserve">  PCB</w:t>
       </w:r>
       <w:r>
         <w:rPr>
@@ -13666,7 +13840,7 @@
                     </pic:cNvPicPr>
                   </pic:nvPicPr>
                   <pic:blipFill>
-                    <a:blip r:embed="rId31"/>
+                    <a:blip r:embed="rId32"/>
                     <a:stretch>
                       <a:fillRect/>
                     </a:stretch>
@@ -16956,7 +17130,7 @@
                     </pic:cNvPicPr>
                   </pic:nvPicPr>
                   <pic:blipFill>
-                    <a:blip r:embed="rId32"/>
+                    <a:blip r:embed="rId33"/>
                     <a:stretch>
                       <a:fillRect/>
                     </a:stretch>
@@ -17038,7 +17212,7 @@
                     </pic:cNvPicPr>
                   </pic:nvPicPr>
                   <pic:blipFill>
-                    <a:blip r:embed="rId33"/>
+                    <a:blip r:embed="rId34"/>
                     <a:stretch>
                       <a:fillRect/>
                     </a:stretch>
@@ -17213,7 +17387,7 @@
                     </pic:cNvPicPr>
                   </pic:nvPicPr>
                   <pic:blipFill>
-                    <a:blip r:embed="rId34"/>
+                    <a:blip r:embed="rId35"/>
                     <a:stretch>
                       <a:fillRect/>
                     </a:stretch>
@@ -17291,7 +17465,7 @@
                     <pic:cNvPicPr/>
                   </pic:nvPicPr>
                   <pic:blipFill>
-                    <a:blip r:embed="rId35"/>
+                    <a:blip r:embed="rId36"/>
                     <a:stretch>
                       <a:fillRect/>
                     </a:stretch>
@@ -17378,7 +17552,7 @@
                     <pic:cNvPicPr/>
                   </pic:nvPicPr>
                   <pic:blipFill>
-                    <a:blip r:embed="rId36"/>
+                    <a:blip r:embed="rId37"/>
                     <a:stretch>
                       <a:fillRect/>
                     </a:stretch>
@@ -17488,100 +17662,6 @@
                 <pic:pic xmlns:pic="http://schemas.openxmlformats.org/drawingml/2006/picture">
                   <pic:nvPicPr>
                     <pic:cNvPr id="0" name="Picture 1"/>
-                    <pic:cNvPicPr>
-                      <a:picLocks noChangeAspect="1" noChangeArrowheads="1"/>
-                    </pic:cNvPicPr>
-                  </pic:nvPicPr>
-                  <pic:blipFill>
-                    <a:blip r:embed="rId37" cstate="print">
-                      <a:extLst>
-                        <a:ext uri="{28A0092B-C50C-407E-A947-70E740481C1C}">
-                          <a14:useLocalDpi xmlns:a14="http://schemas.microsoft.com/office/drawing/2010/main" val="0"/>
-                        </a:ext>
-                      </a:extLst>
-                    </a:blip>
-                    <a:srcRect/>
-                    <a:stretch>
-                      <a:fillRect/>
-                    </a:stretch>
-                  </pic:blipFill>
-                  <pic:spPr bwMode="auto">
-                    <a:xfrm>
-                      <a:off x="0" y="0"/>
-                      <a:ext cx="5580380" cy="3138805"/>
-                    </a:xfrm>
-                    <a:prstGeom prst="rect">
-                      <a:avLst/>
-                    </a:prstGeom>
-                    <a:noFill/>
-                    <a:ln>
-                      <a:noFill/>
-                    </a:ln>
-                  </pic:spPr>
-                </pic:pic>
-              </a:graphicData>
-            </a:graphic>
-          </wp:inline>
-        </w:drawing>
-      </w:r>
-    </w:p>
-    <w:p>
-      <w:pPr>
-        <w:pStyle w:val="aff"/>
-      </w:pPr>
-      <w:r>
-        <w:rPr>
-          <w:rFonts w:hint="eastAsia"/>
-        </w:rPr>
-        <w:t>图</w:t>
-      </w:r>
-      <w:r>
-        <w:rPr>
-          <w:rFonts w:hint="eastAsia"/>
-        </w:rPr>
-        <w:t>5.</w:t>
-      </w:r>
-      <w:r>
-        <w:rPr>
-          <w:rFonts w:hint="eastAsia"/>
-        </w:rPr>
-        <w:t>9</w:t>
-      </w:r>
-      <w:r>
-        <w:rPr>
-          <w:rFonts w:hint="eastAsia"/>
-        </w:rPr>
-        <w:t xml:space="preserve">  </w:t>
-      </w:r>
-      <w:r>
-        <w:rPr>
-          <w:rFonts w:hint="eastAsia"/>
-        </w:rPr>
-        <w:t>幼苗期</w:t>
-      </w:r>
-    </w:p>
-    <w:p>
-      <w:pPr>
-        <w:pStyle w:val="aff"/>
-      </w:pPr>
-      <w:r>
-        <w:rPr>
-          <w:noProof/>
-        </w:rPr>
-        <w:lastRenderedPageBreak/>
-        <w:drawing>
-          <wp:inline distT="0" distB="0" distL="0" distR="0" wp14:anchorId="6F3651D5" wp14:editId="21FFF043">
-            <wp:extent cx="5580380" cy="3138805"/>
-            <wp:effectExtent l="0" t="0" r="1270" b="4445"/>
-            <wp:docPr id="1344542568" name="图片 2"/>
-            <wp:cNvGraphicFramePr>
-              <a:graphicFrameLocks xmlns:a="http://schemas.openxmlformats.org/drawingml/2006/main" noChangeAspect="1"/>
-            </wp:cNvGraphicFramePr>
-            <a:graphic xmlns:a="http://schemas.openxmlformats.org/drawingml/2006/main">
-              <a:graphicData uri="http://schemas.openxmlformats.org/drawingml/2006/picture">
-                <pic:pic xmlns:pic="http://schemas.openxmlformats.org/drawingml/2006/picture">
-                  <pic:nvPicPr>
-                    <pic:cNvPr id="0" name="Picture 3"/>
                     <pic:cNvPicPr>
                       <a:picLocks noChangeAspect="1" noChangeArrowheads="1"/>
                     </pic:cNvPicPr>
@@ -17639,7 +17719,7 @@
         <w:rPr>
           <w:rFonts w:hint="eastAsia"/>
         </w:rPr>
-        <w:t>10</w:t>
+        <w:t>9</w:t>
       </w:r>
       <w:r>
         <w:rPr>
@@ -17651,33 +17731,23 @@
         <w:rPr>
           <w:rFonts w:hint="eastAsia"/>
         </w:rPr>
-        <w:t>生长</w:t>
-      </w:r>
-      <w:r>
-        <w:rPr>
-          <w:rFonts w:hint="eastAsia"/>
-        </w:rPr>
-        <w:t>期</w:t>
+        <w:t>幼苗期</w:t>
       </w:r>
     </w:p>
     <w:p>
       <w:pPr>
         <w:pStyle w:val="aff"/>
       </w:pPr>
-    </w:p>
-    <w:p>
-      <w:pPr>
-        <w:pStyle w:val="aff"/>
-      </w:pPr>
       <w:r>
         <w:rPr>
           <w:noProof/>
         </w:rPr>
+        <w:lastRenderedPageBreak/>
         <w:drawing>
-          <wp:inline distT="0" distB="0" distL="0" distR="0" wp14:anchorId="29C0A382" wp14:editId="62DF0CEE">
+          <wp:inline distT="0" distB="0" distL="0" distR="0" wp14:anchorId="6F3651D5" wp14:editId="21FFF043">
             <wp:extent cx="5580380" cy="3138805"/>
             <wp:effectExtent l="0" t="0" r="1270" b="4445"/>
-            <wp:docPr id="1332695664" name="图片 3"/>
+            <wp:docPr id="1344542568" name="图片 2"/>
             <wp:cNvGraphicFramePr>
               <a:graphicFrameLocks xmlns:a="http://schemas.openxmlformats.org/drawingml/2006/main" noChangeAspect="1"/>
             </wp:cNvGraphicFramePr>
@@ -17685,7 +17755,7 @@
               <a:graphicData uri="http://schemas.openxmlformats.org/drawingml/2006/picture">
                 <pic:pic xmlns:pic="http://schemas.openxmlformats.org/drawingml/2006/picture">
                   <pic:nvPicPr>
-                    <pic:cNvPr id="0" name="Picture 5"/>
+                    <pic:cNvPr id="0" name="Picture 3"/>
                     <pic:cNvPicPr>
                       <a:picLocks noChangeAspect="1" noChangeArrowheads="1"/>
                     </pic:cNvPicPr>
@@ -17737,13 +17807,99 @@
         <w:rPr>
           <w:rFonts w:hint="eastAsia"/>
         </w:rPr>
-        <w:t>5.1</w:t>
-      </w:r>
-      <w:r>
-        <w:rPr>
-          <w:rFonts w:hint="eastAsia"/>
-        </w:rPr>
-        <w:t xml:space="preserve">0  </w:t>
+        <w:t xml:space="preserve">5.10  </w:t>
+      </w:r>
+      <w:r>
+        <w:rPr>
+          <w:rFonts w:hint="eastAsia"/>
+        </w:rPr>
+        <w:t>生长</w:t>
+      </w:r>
+      <w:r>
+        <w:rPr>
+          <w:rFonts w:hint="eastAsia"/>
+        </w:rPr>
+        <w:t>期</w:t>
+      </w:r>
+    </w:p>
+    <w:p>
+      <w:pPr>
+        <w:pStyle w:val="aff"/>
+      </w:pPr>
+    </w:p>
+    <w:p>
+      <w:pPr>
+        <w:pStyle w:val="aff"/>
+      </w:pPr>
+      <w:r>
+        <w:rPr>
+          <w:noProof/>
+        </w:rPr>
+        <w:drawing>
+          <wp:inline distT="0" distB="0" distL="0" distR="0" wp14:anchorId="29C0A382" wp14:editId="62DF0CEE">
+            <wp:extent cx="5580380" cy="3138805"/>
+            <wp:effectExtent l="0" t="0" r="1270" b="4445"/>
+            <wp:docPr id="1332695664" name="图片 3"/>
+            <wp:cNvGraphicFramePr>
+              <a:graphicFrameLocks xmlns:a="http://schemas.openxmlformats.org/drawingml/2006/main" noChangeAspect="1"/>
+            </wp:cNvGraphicFramePr>
+            <a:graphic xmlns:a="http://schemas.openxmlformats.org/drawingml/2006/main">
+              <a:graphicData uri="http://schemas.openxmlformats.org/drawingml/2006/picture">
+                <pic:pic xmlns:pic="http://schemas.openxmlformats.org/drawingml/2006/picture">
+                  <pic:nvPicPr>
+                    <pic:cNvPr id="0" name="Picture 5"/>
+                    <pic:cNvPicPr>
+                      <a:picLocks noChangeAspect="1" noChangeArrowheads="1"/>
+                    </pic:cNvPicPr>
+                  </pic:nvPicPr>
+                  <pic:blipFill>
+                    <a:blip r:embed="rId40" cstate="print">
+                      <a:extLst>
+                        <a:ext uri="{28A0092B-C50C-407E-A947-70E740481C1C}">
+                          <a14:useLocalDpi xmlns:a14="http://schemas.microsoft.com/office/drawing/2010/main" val="0"/>
+                        </a:ext>
+                      </a:extLst>
+                    </a:blip>
+                    <a:srcRect/>
+                    <a:stretch>
+                      <a:fillRect/>
+                    </a:stretch>
+                  </pic:blipFill>
+                  <pic:spPr bwMode="auto">
+                    <a:xfrm>
+                      <a:off x="0" y="0"/>
+                      <a:ext cx="5580380" cy="3138805"/>
+                    </a:xfrm>
+                    <a:prstGeom prst="rect">
+                      <a:avLst/>
+                    </a:prstGeom>
+                    <a:noFill/>
+                    <a:ln>
+                      <a:noFill/>
+                    </a:ln>
+                  </pic:spPr>
+                </pic:pic>
+              </a:graphicData>
+            </a:graphic>
+          </wp:inline>
+        </w:drawing>
+      </w:r>
+    </w:p>
+    <w:p>
+      <w:pPr>
+        <w:pStyle w:val="aff"/>
+      </w:pPr>
+      <w:r>
+        <w:rPr>
+          <w:rFonts w:hint="eastAsia"/>
+        </w:rPr>
+        <w:t>图</w:t>
+      </w:r>
+      <w:r>
+        <w:rPr>
+          <w:rFonts w:hint="eastAsia"/>
+        </w:rPr>
+        <w:t xml:space="preserve">5.10  </w:t>
       </w:r>
       <w:r>
         <w:rPr>
@@ -17784,7 +17940,7 @@
                     <pic:cNvPicPr/>
                   </pic:nvPicPr>
                   <pic:blipFill>
-                    <a:blip r:embed="rId40"/>
+                    <a:blip r:embed="rId41"/>
                     <a:stretch>
                       <a:fillRect/>
                     </a:stretch>
@@ -17839,7 +17995,7 @@
                     </pic:cNvPicPr>
                   </pic:nvPicPr>
                   <pic:blipFill>
-                    <a:blip r:embed="rId41"/>
+                    <a:blip r:embed="rId42"/>
                     <a:stretch>
                       <a:fillRect/>
                     </a:stretch>
@@ -18091,7 +18247,7 @@
                     </pic:cNvPicPr>
                   </pic:nvPicPr>
                   <pic:blipFill>
-                    <a:blip r:embed="rId42"/>
+                    <a:blip r:embed="rId43"/>
                     <a:stretch>
                       <a:fillRect/>
                     </a:stretch>
@@ -19136,7 +19292,7 @@
                     </pic:cNvPicPr>
                   </pic:nvPicPr>
                   <pic:blipFill>
-                    <a:blip r:embed="rId43"/>
+                    <a:blip r:embed="rId44"/>
                     <a:stretch>
                       <a:fillRect/>
                     </a:stretch>
@@ -24723,8 +24879,8 @@
       </w:pPr>
     </w:p>
     <w:sectPr>
-      <w:headerReference w:type="default" r:id="rId44"/>
-      <w:footerReference w:type="default" r:id="rId45"/>
+      <w:headerReference w:type="default" r:id="rId45"/>
+      <w:footerReference w:type="default" r:id="rId46"/>
       <w:pgSz w:w="11906" w:h="16838"/>
       <w:pgMar w:top="1417" w:right="1417" w:bottom="1417" w:left="1701" w:header="851" w:footer="992" w:gutter="0"/>
       <w:pgNumType w:start="1"/>

--- a/毕业论文-基于边缘计算的藏红花全生长周期智能培育系统设计与实现-杨坤.docx
+++ b/毕业论文-基于边缘计算的藏红花全生长周期智能培育系统设计与实现-杨坤.docx
@@ -12763,9 +12763,6 @@
     <w:p>
       <w:pPr>
         <w:pStyle w:val="aff"/>
-        <w:rPr>
-          <w:rFonts w:hint="eastAsia"/>
-        </w:rPr>
       </w:pPr>
       <w:r>
         <w:rPr>
@@ -13199,16 +13196,14 @@
       </w:pPr>
       <w:r>
         <w:rPr>
-          <w:rFonts w:hint="eastAsia"/>
-          <w:noProof/>
           <w:sz w:val="28"/>
         </w:rPr>
         <w:lastRenderedPageBreak/>
         <w:drawing>
-          <wp:inline distT="0" distB="0" distL="114300" distR="114300" wp14:anchorId="180606E8" wp14:editId="3A43B1BF">
-            <wp:extent cx="3466465" cy="4272280"/>
-            <wp:effectExtent l="0" t="0" r="635" b="13970"/>
-            <wp:docPr id="10" name="图片 10" descr="图 4-3 PCB 版图图"/>
+          <wp:inline distT="0" distB="0" distL="0" distR="0" wp14:anchorId="7F0DCBA0" wp14:editId="4F49B356">
+            <wp:extent cx="4048690" cy="4839375"/>
+            <wp:effectExtent l="0" t="0" r="9525" b="0"/>
+            <wp:docPr id="732685408" name="图片 1"/>
             <wp:cNvGraphicFramePr>
               <a:graphicFrameLocks xmlns:a="http://schemas.openxmlformats.org/drawingml/2006/main" noChangeAspect="1"/>
             </wp:cNvGraphicFramePr>
@@ -13216,10 +13211,8 @@
               <a:graphicData uri="http://schemas.openxmlformats.org/drawingml/2006/picture">
                 <pic:pic xmlns:pic="http://schemas.openxmlformats.org/drawingml/2006/picture">
                   <pic:nvPicPr>
-                    <pic:cNvPr id="10" name="图片 10" descr="图 4-3 PCB 版图图"/>
-                    <pic:cNvPicPr>
-                      <a:picLocks noChangeAspect="1"/>
-                    </pic:cNvPicPr>
+                    <pic:cNvPr id="732685408" name=""/>
+                    <pic:cNvPicPr/>
                   </pic:nvPicPr>
                   <pic:blipFill>
                     <a:blip r:embed="rId31"/>
@@ -13230,7 +13223,7 @@
                   <pic:spPr>
                     <a:xfrm>
                       <a:off x="0" y="0"/>
-                      <a:ext cx="3466465" cy="4272280"/>
+                      <a:ext cx="4048690" cy="4839375"/>
                     </a:xfrm>
                     <a:prstGeom prst="rect">
                       <a:avLst/>
@@ -13478,6 +13471,7 @@
         <w:rPr>
           <w:rFonts w:hint="eastAsia"/>
         </w:rPr>
+        <w:lastRenderedPageBreak/>
         <w:t xml:space="preserve">5.2 </w:t>
       </w:r>
       <w:r>
@@ -13516,15 +13510,7 @@
           <w:rFonts w:hint="eastAsia"/>
           <w:lang w:val="zh-CN"/>
         </w:rPr>
-        <w:t>实现，整体结构包括硬件初始化、页</w:t>
-      </w:r>
-      <w:r>
-        <w:rPr>
-          <w:rFonts w:hint="eastAsia"/>
-          <w:lang w:val="zh-CN"/>
-        </w:rPr>
-        <w:lastRenderedPageBreak/>
-        <w:t>面显示、命令处理和主循环四个部分。系统启动后，首先初始化</w:t>
+        <w:t>实现，整体结构包括硬件初始化、页面显示、命令处理和主循环四个部分。系统启动后，首先初始化</w:t>
       </w:r>
       <w:r>
         <w:rPr>
@@ -13822,6 +13808,7 @@
           <w:noProof/>
           <w:sz w:val="28"/>
         </w:rPr>
+        <w:lastRenderedPageBreak/>
         <w:drawing>
           <wp:inline distT="0" distB="0" distL="114300" distR="114300" wp14:anchorId="5206C075" wp14:editId="68121AB3">
             <wp:extent cx="4154805" cy="3223260"/>
@@ -13873,7 +13860,6 @@
         <w:rPr>
           <w:rFonts w:hint="eastAsia"/>
         </w:rPr>
-        <w:lastRenderedPageBreak/>
         <w:t>图</w:t>
       </w:r>
       <w:r>
@@ -14472,6 +14458,7 @@
                 <w:bCs/>
                 <w:szCs w:val="21"/>
               </w:rPr>
+              <w:lastRenderedPageBreak/>
               <w:t>/api/v1/sensors/history.csv</w:t>
             </w:r>
           </w:p>
@@ -15796,7 +15783,6 @@
         <w:rPr>
           <w:rFonts w:hint="eastAsia"/>
         </w:rPr>
-        <w:lastRenderedPageBreak/>
         <w:t>表</w:t>
       </w:r>
       <w:r>
@@ -17112,6 +17098,7 @@
           <w:noProof/>
           <w:sz w:val="28"/>
         </w:rPr>
+        <w:lastRenderedPageBreak/>
         <w:drawing>
           <wp:inline distT="0" distB="0" distL="114300" distR="114300" wp14:anchorId="199728D6" wp14:editId="57064B1E">
             <wp:extent cx="3305175" cy="2399030"/>
@@ -17193,7 +17180,6 @@
           <w:noProof/>
           <w:sz w:val="28"/>
         </w:rPr>
-        <w:lastRenderedPageBreak/>
         <w:drawing>
           <wp:inline distT="0" distB="0" distL="114300" distR="114300" wp14:anchorId="277CB2A3" wp14:editId="75DDF0E7">
             <wp:extent cx="2085975" cy="2427605"/>

--- a/毕业论文-基于边缘计算的藏红花全生长周期智能培育系统设计与实现-杨坤.docx
+++ b/毕业论文-基于边缘计算的藏红花全生长周期智能培育系统设计与实现-杨坤.docx
@@ -13081,7 +13081,7 @@
       <w:pPr>
         <w:pStyle w:val="a0"/>
         <w:spacing w:before="0" w:after="0" w:line="360" w:lineRule="auto"/>
-        <w:ind w:firstLineChars="200" w:firstLine="560"/>
+        <w:ind w:firstLineChars="200" w:firstLine="420"/>
         <w:jc w:val="left"/>
         <w:rPr>
           <w:sz w:val="28"/>
@@ -13089,31 +13089,13 @@
       </w:pPr>
       <w:r>
         <w:rPr>
-          <w:rFonts w:hint="eastAsia"/>
           <w:noProof/>
-          <w:sz w:val="28"/>
         </w:rPr>
         <w:drawing>
-          <wp:anchor distT="0" distB="0" distL="114300" distR="114300" simplePos="0" relativeHeight="251662336" behindDoc="1" locked="0" layoutInCell="1" allowOverlap="1" wp14:anchorId="3E1631CB" wp14:editId="74811B6C">
-            <wp:simplePos x="0" y="0"/>
-            <wp:positionH relativeFrom="column">
-              <wp:posOffset>-330200</wp:posOffset>
-            </wp:positionH>
-            <wp:positionV relativeFrom="paragraph">
-              <wp:posOffset>226695</wp:posOffset>
-            </wp:positionV>
-            <wp:extent cx="6395720" cy="4724400"/>
-            <wp:effectExtent l="0" t="0" r="0" b="0"/>
-            <wp:wrapTight wrapText="bothSides">
-              <wp:wrapPolygon edited="0">
-                <wp:start x="0" y="0"/>
-                <wp:lineTo x="0" y="21513"/>
-                <wp:lineTo x="21553" y="21513"/>
-                <wp:lineTo x="21553" y="0"/>
-                <wp:lineTo x="0" y="0"/>
-              </wp:wrapPolygon>
-            </wp:wrapTight>
-            <wp:docPr id="8" name="图片 8" descr="图 4-2 PCB 原理图"/>
+          <wp:inline distT="0" distB="0" distL="0" distR="0" wp14:anchorId="177D6040" wp14:editId="10D91EDF">
+            <wp:extent cx="5413336" cy="4201064"/>
+            <wp:effectExtent l="0" t="0" r="0" b="9525"/>
+            <wp:docPr id="864760593" name="图片 1"/>
             <wp:cNvGraphicFramePr>
               <a:graphicFrameLocks xmlns:a="http://schemas.openxmlformats.org/drawingml/2006/main" noChangeAspect="1"/>
             </wp:cNvGraphicFramePr>
@@ -13121,31 +13103,41 @@
               <a:graphicData uri="http://schemas.openxmlformats.org/drawingml/2006/picture">
                 <pic:pic xmlns:pic="http://schemas.openxmlformats.org/drawingml/2006/picture">
                   <pic:nvPicPr>
-                    <pic:cNvPr id="8" name="图片 8" descr="图 4-2 PCB 原理图"/>
+                    <pic:cNvPr id="0" name="Picture 1"/>
                     <pic:cNvPicPr>
-                      <a:picLocks noChangeAspect="1"/>
+                      <a:picLocks noChangeAspect="1" noChangeArrowheads="1"/>
                     </pic:cNvPicPr>
                   </pic:nvPicPr>
                   <pic:blipFill>
-                    <a:blip r:embed="rId30"/>
-                    <a:srcRect t="331" r="15037"/>
+                    <a:blip r:embed="rId30">
+                      <a:extLst>
+                        <a:ext uri="{28A0092B-C50C-407E-A947-70E740481C1C}">
+                          <a14:useLocalDpi xmlns:a14="http://schemas.microsoft.com/office/drawing/2010/main" val="0"/>
+                        </a:ext>
+                      </a:extLst>
+                    </a:blip>
+                    <a:srcRect/>
                     <a:stretch>
                       <a:fillRect/>
                     </a:stretch>
                   </pic:blipFill>
-                  <pic:spPr>
+                  <pic:spPr bwMode="auto">
                     <a:xfrm>
                       <a:off x="0" y="0"/>
-                      <a:ext cx="6395720" cy="4724400"/>
+                      <a:ext cx="5423221" cy="4208735"/>
                     </a:xfrm>
                     <a:prstGeom prst="rect">
                       <a:avLst/>
                     </a:prstGeom>
+                    <a:noFill/>
+                    <a:ln>
+                      <a:noFill/>
+                    </a:ln>
                   </pic:spPr>
                 </pic:pic>
               </a:graphicData>
             </a:graphic>
-          </wp:anchor>
+          </wp:inline>
         </w:drawing>
       </w:r>
     </w:p>
@@ -13196,13 +13188,14 @@
       </w:pPr>
       <w:r>
         <w:rPr>
+          <w:noProof/>
           <w:sz w:val="28"/>
         </w:rPr>
         <w:lastRenderedPageBreak/>
         <w:drawing>
-          <wp:inline distT="0" distB="0" distL="0" distR="0" wp14:anchorId="7F0DCBA0" wp14:editId="4F49B356">
-            <wp:extent cx="4048690" cy="4839375"/>
-            <wp:effectExtent l="0" t="0" r="9525" b="0"/>
+          <wp:inline distT="0" distB="0" distL="0" distR="0" wp14:anchorId="7F0DCBA0" wp14:editId="7104FA24">
+            <wp:extent cx="3666227" cy="4382220"/>
+            <wp:effectExtent l="0" t="0" r="0" b="0"/>
             <wp:docPr id="732685408" name="图片 1"/>
             <wp:cNvGraphicFramePr>
               <a:graphicFrameLocks xmlns:a="http://schemas.openxmlformats.org/drawingml/2006/main" noChangeAspect="1"/>
@@ -13223,7 +13216,7 @@
                   <pic:spPr>
                     <a:xfrm>
                       <a:off x="0" y="0"/>
-                      <a:ext cx="4048690" cy="4839375"/>
+                      <a:ext cx="3668099" cy="4384458"/>
                     </a:xfrm>
                     <a:prstGeom prst="rect">
                       <a:avLst/>

--- a/毕业论文-基于边缘计算的藏红花全生长周期智能培育系统设计与实现-杨坤.docx
+++ b/毕业论文-基于边缘计算的藏红花全生长周期智能培育系统设计与实现-杨坤.docx
@@ -586,6 +586,7 @@
                 <w:szCs w:val="21"/>
               </w:rPr>
             </w:pPr>
+            <w:proofErr w:type="gramStart"/>
             <w:r>
               <w:rPr>
                 <w:rFonts w:ascii="宋体" w:hint="eastAsia"/>
@@ -594,6 +595,7 @@
               </w:rPr>
               <w:t>杨坤</w:t>
             </w:r>
+            <w:proofErr w:type="gramEnd"/>
           </w:p>
         </w:tc>
         <w:tc>
@@ -1891,6 +1893,7 @@
         </w:rPr>
         <w:t>虚拟串口接收设备数据，使用</w:t>
       </w:r>
+      <w:proofErr w:type="spellStart"/>
       <w:r>
         <w:rPr>
           <w:rFonts w:hint="eastAsia"/>
@@ -1898,6 +1901,7 @@
         </w:rPr>
         <w:t>MicroPython</w:t>
       </w:r>
+      <w:proofErr w:type="spellEnd"/>
       <w:r>
         <w:rPr>
           <w:rFonts w:hint="eastAsia"/>
@@ -2177,7 +2181,315 @@
           <w:sz w:val="24"/>
           <w:shd w:val="clear" w:color="auto" w:fill="FDFDFE"/>
         </w:rPr>
-        <w:t>To address the shortcomings of traditional saffron cultivation, such as lack of continuous environmental monitoring, reliance on manual experience for irrigation, and weak data record and remote control capabilities. an intelligent saffron cultivation system base on edge computing was created to improve realtime monitoring, automatic control; and inteliigence throughout the cultivation process. The system employs an overall architecture of device side, edge side, and cloud based expansion. Using an STM32F411 as the hardware core, It collects environmental parameters such as temperature, humidity, light intensity, and soil moisture, controls actuators, displays data on an OLED, and enables on-site interaction. Raspberry Pi 4B serves as the edge gateway, receiving device data via a USB virtual serial port. MicroPython, Flask, and SQLite are used for realtime monitoring, historical data storage, web visualization, user access management, and automatic irrigation strategy configuration. MQTT is then used for cloudbase data expansion and remote access. Finally, opencv image analysis and local lightweight models are combined to enhance the system's environmental assessment and decisionmaking capabilities. The system test results show that this system can effectively perform task such as realtime monitoring of the saffron cultivation environm ent, manual and automatic irrigation control, historical date visualization, and edge intelligent analysis. It features low cost, flexible deployment, and strong scalability, and can provide a feasible engineering solution for small scale intelligent cultivation of specialty economic crops.</w:t>
+        <w:t xml:space="preserve">To address the shortcomings of traditional saffron cultivation, such as lack of continuous environmental monitoring, reliance on manual experience for irrigation, and weak data record and </w:t>
+      </w:r>
+      <w:proofErr w:type="gramStart"/>
+      <w:r>
+        <w:rPr>
+          <w:rFonts w:hint="eastAsia"/>
+          <w:sz w:val="24"/>
+          <w:shd w:val="clear" w:color="auto" w:fill="FDFDFE"/>
+        </w:rPr>
+        <w:t>remote control</w:t>
+      </w:r>
+      <w:proofErr w:type="gramEnd"/>
+      <w:r>
+        <w:rPr>
+          <w:rFonts w:hint="eastAsia"/>
+          <w:sz w:val="24"/>
+          <w:shd w:val="clear" w:color="auto" w:fill="FDFDFE"/>
+        </w:rPr>
+        <w:t xml:space="preserve"> capabilities. </w:t>
+      </w:r>
+      <w:proofErr w:type="gramStart"/>
+      <w:r>
+        <w:rPr>
+          <w:rFonts w:hint="eastAsia"/>
+          <w:sz w:val="24"/>
+          <w:shd w:val="clear" w:color="auto" w:fill="FDFDFE"/>
+        </w:rPr>
+        <w:t>an</w:t>
+      </w:r>
+      <w:proofErr w:type="gramEnd"/>
+      <w:r>
+        <w:rPr>
+          <w:rFonts w:hint="eastAsia"/>
+          <w:sz w:val="24"/>
+          <w:shd w:val="clear" w:color="auto" w:fill="FDFDFE"/>
+        </w:rPr>
+        <w:t xml:space="preserve"> intelligent saffron cultivation system </w:t>
+      </w:r>
+      <w:proofErr w:type="spellStart"/>
+      <w:proofErr w:type="gramStart"/>
+      <w:r>
+        <w:rPr>
+          <w:rFonts w:hint="eastAsia"/>
+          <w:sz w:val="24"/>
+          <w:shd w:val="clear" w:color="auto" w:fill="FDFDFE"/>
+        </w:rPr>
+        <w:t>base</w:t>
+      </w:r>
+      <w:proofErr w:type="spellEnd"/>
+      <w:proofErr w:type="gramEnd"/>
+      <w:r>
+        <w:rPr>
+          <w:rFonts w:hint="eastAsia"/>
+          <w:sz w:val="24"/>
+          <w:shd w:val="clear" w:color="auto" w:fill="FDFDFE"/>
+        </w:rPr>
+        <w:t xml:space="preserve"> on edge computing was created to improve </w:t>
+      </w:r>
+      <w:proofErr w:type="spellStart"/>
+      <w:r>
+        <w:rPr>
+          <w:rFonts w:hint="eastAsia"/>
+          <w:sz w:val="24"/>
+          <w:shd w:val="clear" w:color="auto" w:fill="FDFDFE"/>
+        </w:rPr>
+        <w:t>realtime</w:t>
+      </w:r>
+      <w:proofErr w:type="spellEnd"/>
+      <w:r>
+        <w:rPr>
+          <w:rFonts w:hint="eastAsia"/>
+          <w:sz w:val="24"/>
+          <w:shd w:val="clear" w:color="auto" w:fill="FDFDFE"/>
+        </w:rPr>
+        <w:t xml:space="preserve"> monitoring, automatic control; and </w:t>
+      </w:r>
+      <w:proofErr w:type="spellStart"/>
+      <w:r>
+        <w:rPr>
+          <w:rFonts w:hint="eastAsia"/>
+          <w:sz w:val="24"/>
+          <w:shd w:val="clear" w:color="auto" w:fill="FDFDFE"/>
+        </w:rPr>
+        <w:t>inteliigence</w:t>
+      </w:r>
+      <w:proofErr w:type="spellEnd"/>
+      <w:r>
+        <w:rPr>
+          <w:rFonts w:hint="eastAsia"/>
+          <w:sz w:val="24"/>
+          <w:shd w:val="clear" w:color="auto" w:fill="FDFDFE"/>
+        </w:rPr>
+        <w:t xml:space="preserve"> throughout the cultivation process. The system employs an overall architecture of device side, edge side, and </w:t>
+      </w:r>
+      <w:proofErr w:type="gramStart"/>
+      <w:r>
+        <w:rPr>
+          <w:rFonts w:hint="eastAsia"/>
+          <w:sz w:val="24"/>
+          <w:shd w:val="clear" w:color="auto" w:fill="FDFDFE"/>
+        </w:rPr>
+        <w:t>cloud based</w:t>
+      </w:r>
+      <w:proofErr w:type="gramEnd"/>
+      <w:r>
+        <w:rPr>
+          <w:rFonts w:hint="eastAsia"/>
+          <w:sz w:val="24"/>
+          <w:shd w:val="clear" w:color="auto" w:fill="FDFDFE"/>
+        </w:rPr>
+        <w:t xml:space="preserve"> expansion. Using an STM32F411 as the hardware core, </w:t>
+      </w:r>
+      <w:proofErr w:type="gramStart"/>
+      <w:r>
+        <w:rPr>
+          <w:rFonts w:hint="eastAsia"/>
+          <w:sz w:val="24"/>
+          <w:shd w:val="clear" w:color="auto" w:fill="FDFDFE"/>
+        </w:rPr>
+        <w:t>It</w:t>
+      </w:r>
+      <w:proofErr w:type="gramEnd"/>
+      <w:r>
+        <w:rPr>
+          <w:rFonts w:hint="eastAsia"/>
+          <w:sz w:val="24"/>
+          <w:shd w:val="clear" w:color="auto" w:fill="FDFDFE"/>
+        </w:rPr>
+        <w:t xml:space="preserve"> collects environmental parameters such as temperature, humidity, light intensity, and soil moisture, controls actuators, displays data on an OLED, and enables on-site interaction. Raspberry Pi 4B serves as the edge gateway, receiving device data via a USB virtual serial port. </w:t>
+      </w:r>
+      <w:proofErr w:type="spellStart"/>
+      <w:r>
+        <w:rPr>
+          <w:rFonts w:hint="eastAsia"/>
+          <w:sz w:val="24"/>
+          <w:shd w:val="clear" w:color="auto" w:fill="FDFDFE"/>
+        </w:rPr>
+        <w:t>MicroPython</w:t>
+      </w:r>
+      <w:proofErr w:type="spellEnd"/>
+      <w:r>
+        <w:rPr>
+          <w:rFonts w:hint="eastAsia"/>
+          <w:sz w:val="24"/>
+          <w:shd w:val="clear" w:color="auto" w:fill="FDFDFE"/>
+        </w:rPr>
+        <w:t xml:space="preserve">, Flask, and SQLite are used for </w:t>
+      </w:r>
+      <w:proofErr w:type="spellStart"/>
+      <w:r>
+        <w:rPr>
+          <w:rFonts w:hint="eastAsia"/>
+          <w:sz w:val="24"/>
+          <w:shd w:val="clear" w:color="auto" w:fill="FDFDFE"/>
+        </w:rPr>
+        <w:t>realtime</w:t>
+      </w:r>
+      <w:proofErr w:type="spellEnd"/>
+      <w:r>
+        <w:rPr>
+          <w:rFonts w:hint="eastAsia"/>
+          <w:sz w:val="24"/>
+          <w:shd w:val="clear" w:color="auto" w:fill="FDFDFE"/>
+        </w:rPr>
+        <w:t xml:space="preserve"> monitoring, historical data storage, web visualization, user access management, and automatic irrigation strategy configuration. MQTT is then used for </w:t>
+      </w:r>
+      <w:proofErr w:type="spellStart"/>
+      <w:r>
+        <w:rPr>
+          <w:rFonts w:hint="eastAsia"/>
+          <w:sz w:val="24"/>
+          <w:shd w:val="clear" w:color="auto" w:fill="FDFDFE"/>
+        </w:rPr>
+        <w:t>cloudbase</w:t>
+      </w:r>
+      <w:proofErr w:type="spellEnd"/>
+      <w:r>
+        <w:rPr>
+          <w:rFonts w:hint="eastAsia"/>
+          <w:sz w:val="24"/>
+          <w:shd w:val="clear" w:color="auto" w:fill="FDFDFE"/>
+        </w:rPr>
+        <w:t xml:space="preserve"> data expansion and remote access. Finally, </w:t>
+      </w:r>
+      <w:proofErr w:type="spellStart"/>
+      <w:r>
+        <w:rPr>
+          <w:rFonts w:hint="eastAsia"/>
+          <w:sz w:val="24"/>
+          <w:shd w:val="clear" w:color="auto" w:fill="FDFDFE"/>
+        </w:rPr>
+        <w:t>opencv</w:t>
+      </w:r>
+      <w:proofErr w:type="spellEnd"/>
+      <w:r>
+        <w:rPr>
+          <w:rFonts w:hint="eastAsia"/>
+          <w:sz w:val="24"/>
+          <w:shd w:val="clear" w:color="auto" w:fill="FDFDFE"/>
+        </w:rPr>
+        <w:t xml:space="preserve"> image analysis and local lightweight models are combined to enhance the system's environmental assessment and </w:t>
+      </w:r>
+      <w:proofErr w:type="spellStart"/>
+      <w:r>
+        <w:rPr>
+          <w:rFonts w:hint="eastAsia"/>
+          <w:sz w:val="24"/>
+          <w:shd w:val="clear" w:color="auto" w:fill="FDFDFE"/>
+        </w:rPr>
+        <w:t>decisionmaking</w:t>
+      </w:r>
+      <w:proofErr w:type="spellEnd"/>
+      <w:r>
+        <w:rPr>
+          <w:rFonts w:hint="eastAsia"/>
+          <w:sz w:val="24"/>
+          <w:shd w:val="clear" w:color="auto" w:fill="FDFDFE"/>
+        </w:rPr>
+        <w:t xml:space="preserve"> capabilities. The system test results show that this system can effectively perform </w:t>
+      </w:r>
+      <w:proofErr w:type="gramStart"/>
+      <w:r>
+        <w:rPr>
+          <w:rFonts w:hint="eastAsia"/>
+          <w:sz w:val="24"/>
+          <w:shd w:val="clear" w:color="auto" w:fill="FDFDFE"/>
+        </w:rPr>
+        <w:t>task</w:t>
+      </w:r>
+      <w:proofErr w:type="gramEnd"/>
+      <w:r>
+        <w:rPr>
+          <w:rFonts w:hint="eastAsia"/>
+          <w:sz w:val="24"/>
+          <w:shd w:val="clear" w:color="auto" w:fill="FDFDFE"/>
+        </w:rPr>
+        <w:t xml:space="preserve"> such as </w:t>
+      </w:r>
+      <w:proofErr w:type="spellStart"/>
+      <w:r>
+        <w:rPr>
+          <w:rFonts w:hint="eastAsia"/>
+          <w:sz w:val="24"/>
+          <w:shd w:val="clear" w:color="auto" w:fill="FDFDFE"/>
+        </w:rPr>
+        <w:t>realtime</w:t>
+      </w:r>
+      <w:proofErr w:type="spellEnd"/>
+      <w:r>
+        <w:rPr>
+          <w:rFonts w:hint="eastAsia"/>
+          <w:sz w:val="24"/>
+          <w:shd w:val="clear" w:color="auto" w:fill="FDFDFE"/>
+        </w:rPr>
+        <w:t xml:space="preserve"> monitoring of the saffron cultivation </w:t>
+      </w:r>
+      <w:proofErr w:type="spellStart"/>
+      <w:r>
+        <w:rPr>
+          <w:rFonts w:hint="eastAsia"/>
+          <w:sz w:val="24"/>
+          <w:shd w:val="clear" w:color="auto" w:fill="FDFDFE"/>
+        </w:rPr>
+        <w:t>environm</w:t>
+      </w:r>
+      <w:proofErr w:type="spellEnd"/>
+      <w:r>
+        <w:rPr>
+          <w:rFonts w:hint="eastAsia"/>
+          <w:sz w:val="24"/>
+          <w:shd w:val="clear" w:color="auto" w:fill="FDFDFE"/>
+        </w:rPr>
+        <w:t xml:space="preserve"> </w:t>
+      </w:r>
+      <w:proofErr w:type="spellStart"/>
+      <w:r>
+        <w:rPr>
+          <w:rFonts w:hint="eastAsia"/>
+          <w:sz w:val="24"/>
+          <w:shd w:val="clear" w:color="auto" w:fill="FDFDFE"/>
+        </w:rPr>
+        <w:t>ent</w:t>
+      </w:r>
+      <w:proofErr w:type="spellEnd"/>
+      <w:r>
+        <w:rPr>
+          <w:rFonts w:hint="eastAsia"/>
+          <w:sz w:val="24"/>
+          <w:shd w:val="clear" w:color="auto" w:fill="FDFDFE"/>
+        </w:rPr>
+        <w:t xml:space="preserve">, manual and automatic irrigation control, historical </w:t>
+      </w:r>
+      <w:proofErr w:type="spellStart"/>
+      <w:r>
+        <w:rPr>
+          <w:rFonts w:hint="eastAsia"/>
+          <w:sz w:val="24"/>
+          <w:shd w:val="clear" w:color="auto" w:fill="FDFDFE"/>
+        </w:rPr>
+        <w:t>date</w:t>
+      </w:r>
+      <w:proofErr w:type="spellEnd"/>
+      <w:r>
+        <w:rPr>
+          <w:rFonts w:hint="eastAsia"/>
+          <w:sz w:val="24"/>
+          <w:shd w:val="clear" w:color="auto" w:fill="FDFDFE"/>
+        </w:rPr>
+        <w:t xml:space="preserve"> visualization, and edge intelligent analysis. It features low cost, flexible deployment, and strong scalability, and can provide a feasible engineering solution for small scale intelligent cultivation of specialty economic crops.</w:t>
       </w:r>
     </w:p>
     <w:p>
@@ -4568,7 +4880,23 @@
           <w:rFonts w:hint="eastAsia"/>
           <w:lang w:val="zh-CN"/>
         </w:rPr>
-        <w:t>藏红花属于有较高经济价值的特色经济作物，它的生命周期存在明显的阶段特点，精细化管理要求比较高。在传统的手工灌溉及管理方式中存在着许多问题，劳动强度大，响应慢，监测次数少，过程不能溯源，环境一致性无法控制。当产业规模扩大或者环境变得更为复杂的时候，人工管理所造成的成本和不稳定性就会急剧增加。因此，建立一个环境感知、边缘处理、自动控制、数据可视化、云端扩展的系统，有较高的研究价值和应用意义。</w:t>
+        <w:t>藏红花属于有较高经济价值的特色经济作物，它的生命周期存在明显的阶段特点，精细化管理要求比较高。在传统的手工灌溉及管理方式中存在着许多问题，劳动强度大，响应慢，监测次数少，过程不能溯源，环境一致性无法控制。</w:t>
+      </w:r>
+      <w:proofErr w:type="gramStart"/>
+      <w:r>
+        <w:rPr>
+          <w:rFonts w:hint="eastAsia"/>
+          <w:lang w:val="zh-CN"/>
+        </w:rPr>
+        <w:t>当产业</w:t>
+      </w:r>
+      <w:proofErr w:type="gramEnd"/>
+      <w:r>
+        <w:rPr>
+          <w:rFonts w:hint="eastAsia"/>
+          <w:lang w:val="zh-CN"/>
+        </w:rPr>
+        <w:t>规模扩大或者环境变得更为复杂的时候，人工管理所造成的成本和不稳定性就会急剧增加。因此，建立一个环境感知、边缘处理、自动控制、数据可视化、云端扩展的系统，有较高的研究价值和应用意义。</w:t>
       </w:r>
     </w:p>
     <w:p>
@@ -5009,7 +5337,23 @@
           <w:rFonts w:hint="eastAsia"/>
           <w:lang w:val="zh-CN"/>
         </w:rPr>
-        <w:t>但是对小型、低成本、适合教学、轻量部署的特色作物培育系统，还需要更加贴近实际应用的工程化方案。因此本文根据藏红花培育的实际需要提出一种结合嵌入式采集、边缘服务、本地数据库、可视化管理以及智能扩展的综合实现方案。</w:t>
+        <w:t>但是对小型、低成本、适合教学、轻</w:t>
+      </w:r>
+      <w:proofErr w:type="gramStart"/>
+      <w:r>
+        <w:rPr>
+          <w:rFonts w:hint="eastAsia"/>
+          <w:lang w:val="zh-CN"/>
+        </w:rPr>
+        <w:t>量部署</w:t>
+      </w:r>
+      <w:proofErr w:type="gramEnd"/>
+      <w:r>
+        <w:rPr>
+          <w:rFonts w:hint="eastAsia"/>
+          <w:lang w:val="zh-CN"/>
+        </w:rPr>
+        <w:t>的特色作物培育系统，还需要更加贴近实际应用的工程化方案。因此本文根据藏红花培育的实际需要提出一种结合嵌入式采集、边缘服务、本地数据库、可视化管理以及智能扩展的综合实现方案。</w:t>
       </w:r>
     </w:p>
     <w:p>
@@ -5434,7 +5778,23 @@
           <w:rFonts w:hint="eastAsia"/>
           <w:lang w:val="zh-CN"/>
         </w:rPr>
-        <w:t>物联网系统一般是由感知层、网络层、应用层三部分构成的。感知层主要是对环境信息进行采集、执行控制，网络层主要是实现设备之间的通信、数据传输，应用层主要是实现数据的管理、业务逻辑的实现。对于智能农业场景来说，单纯的感知和传输不能满足低时延、高可用性要求，所以要采用边缘计算的思想，把一部分存储、分析、控制逻辑放到离设备近的地方。</w:t>
+        <w:t>物联网系统一般是由感知层、网络层、应用层三部分构成的。感知层主要是对环境信息进行采集、执行控制，网络层主要是实现设备之间的通信、数据传输，应用层主要是实现数据的管理、业务逻辑的实现。对于智能农业场景来说，单纯的感知和传输不能满足低时延、高可用性要求，所以要采用边缘计算的思想，把一部分存储、分析、控制逻辑放到</w:t>
+      </w:r>
+      <w:proofErr w:type="gramStart"/>
+      <w:r>
+        <w:rPr>
+          <w:rFonts w:hint="eastAsia"/>
+          <w:lang w:val="zh-CN"/>
+        </w:rPr>
+        <w:t>离设备</w:t>
+      </w:r>
+      <w:proofErr w:type="gramEnd"/>
+      <w:r>
+        <w:rPr>
+          <w:rFonts w:hint="eastAsia"/>
+          <w:lang w:val="zh-CN"/>
+        </w:rPr>
+        <w:t>近的地方。</w:t>
       </w:r>
     </w:p>
     <w:p>
@@ -5730,7 +6090,23 @@
           <w:rFonts w:hint="eastAsia"/>
           <w:lang w:val="zh-CN"/>
         </w:rPr>
-        <w:t>是一种面向低带宽和高延迟网络环境设计的轻量级发布</w:t>
+        <w:t>是一种</w:t>
+      </w:r>
+      <w:proofErr w:type="gramStart"/>
+      <w:r>
+        <w:rPr>
+          <w:rFonts w:hint="eastAsia"/>
+          <w:lang w:val="zh-CN"/>
+        </w:rPr>
+        <w:t>面向低</w:t>
+      </w:r>
+      <w:proofErr w:type="gramEnd"/>
+      <w:r>
+        <w:rPr>
+          <w:rFonts w:hint="eastAsia"/>
+          <w:lang w:val="zh-CN"/>
+        </w:rPr>
+        <w:t>带宽和高延迟网络环境设计的轻量级发布</w:t>
       </w:r>
       <w:r>
         <w:rPr>
@@ -5800,7 +6176,23 @@
           <w:rFonts w:hint="eastAsia"/>
           <w:lang w:val="zh-CN"/>
         </w:rPr>
-        <w:t>并能通过扫描二维码或者访</w:t>
+        <w:t>并能通过扫描二</w:t>
+      </w:r>
+      <w:proofErr w:type="gramStart"/>
+      <w:r>
+        <w:rPr>
+          <w:rFonts w:hint="eastAsia"/>
+          <w:lang w:val="zh-CN"/>
+        </w:rPr>
+        <w:t>维码或者</w:t>
+      </w:r>
+      <w:proofErr w:type="gramEnd"/>
+      <w:r>
+        <w:rPr>
+          <w:rFonts w:hint="eastAsia"/>
+          <w:lang w:val="zh-CN"/>
+        </w:rPr>
+        <w:t>访</w:t>
       </w:r>
       <w:r>
         <w:rPr>
@@ -5808,8 +6200,17 @@
           <w:lang w:val="zh-CN"/>
         </w:rPr>
         <w:lastRenderedPageBreak/>
-        <w:t>问公网域名来在非局域网查看采集器数据</w:t>
-      </w:r>
+        <w:t>问公网域名来在非局域网查看采集</w:t>
+      </w:r>
+      <w:proofErr w:type="gramStart"/>
+      <w:r>
+        <w:rPr>
+          <w:rFonts w:hint="eastAsia"/>
+          <w:lang w:val="zh-CN"/>
+        </w:rPr>
+        <w:t>器数据</w:t>
+      </w:r>
+      <w:proofErr w:type="gramEnd"/>
       <w:r>
         <w:rPr>
           <w:rFonts w:hint="eastAsia"/>
@@ -6493,7 +6894,23 @@
           <w:rFonts w:hint="eastAsia"/>
           <w:lang w:val="zh-CN"/>
         </w:rPr>
-        <w:t>完成视觉任务。该套软硬结合的技术栈已经得到了很多行业的落地项目验证，可以保证本系统的各种复杂的业务能顺利进行。</w:t>
+        <w:t>完成视觉任务。该套软硬结合的技术</w:t>
+      </w:r>
+      <w:proofErr w:type="gramStart"/>
+      <w:r>
+        <w:rPr>
+          <w:rFonts w:hint="eastAsia"/>
+          <w:lang w:val="zh-CN"/>
+        </w:rPr>
+        <w:t>栈</w:t>
+      </w:r>
+      <w:proofErr w:type="gramEnd"/>
+      <w:r>
+        <w:rPr>
+          <w:rFonts w:hint="eastAsia"/>
+          <w:lang w:val="zh-CN"/>
+        </w:rPr>
+        <w:t>已经得到了很多行业的落地项目验证，可以保证本系统的各种复杂的业务能顺利进行。</w:t>
       </w:r>
     </w:p>
     <w:p>
@@ -6509,7 +6926,23 @@
           <w:rFonts w:hint="eastAsia"/>
           <w:lang w:val="zh-CN"/>
         </w:rPr>
-        <w:t>经济可行性。本系统所用到的主要零部件绝大部分都是基础电子教学、实验模块。这些配件价格便宜。另外，直接使用树莓派作为算力中心，并且配备现成的传感器成品，不但可以节省从零开始绘制复杂的</w:t>
+        <w:t>经济可行性。本系统所用到的主要零部件绝大部分都是基础电子教学、实验模块。这些配件价格便宜。另外，直接使用树莓派</w:t>
+      </w:r>
+      <w:proofErr w:type="gramStart"/>
+      <w:r>
+        <w:rPr>
+          <w:rFonts w:hint="eastAsia"/>
+          <w:lang w:val="zh-CN"/>
+        </w:rPr>
+        <w:t>作为算力中心</w:t>
+      </w:r>
+      <w:proofErr w:type="gramEnd"/>
+      <w:r>
+        <w:rPr>
+          <w:rFonts w:hint="eastAsia"/>
+          <w:lang w:val="zh-CN"/>
+        </w:rPr>
+        <w:t>，并且配备现成的传感器成品，不但可以节省从零开始绘制复杂的</w:t>
       </w:r>
       <w:r>
         <w:rPr>
@@ -6581,7 +7014,23 @@
           <w:rFonts w:hint="eastAsia"/>
           <w:lang w:val="zh-CN"/>
         </w:rPr>
-        <w:t>线以串行方式进行通信，并且使用免安装的本地数据库，基本上实现了插电即用的效果。系统自带的自动灌溉方案、完善的日志存档系统等都会大大减少对人工操作的需求，该系统非常容易上手并且视觉反馈清晰。</w:t>
+        <w:t>线以串行方式进行通信，并且使用免安装的本地数据库，基本上实现了</w:t>
+      </w:r>
+      <w:proofErr w:type="gramStart"/>
+      <w:r>
+        <w:rPr>
+          <w:rFonts w:hint="eastAsia"/>
+          <w:lang w:val="zh-CN"/>
+        </w:rPr>
+        <w:t>插电即用</w:t>
+      </w:r>
+      <w:proofErr w:type="gramEnd"/>
+      <w:r>
+        <w:rPr>
+          <w:rFonts w:hint="eastAsia"/>
+          <w:lang w:val="zh-CN"/>
+        </w:rPr>
+        <w:t>的效果。系统自带的自动灌溉方案、完善的日志存档系统等都会大大减少对人工操作的需求，该系统非常容易上手并且视觉反馈清晰。</w:t>
       </w:r>
     </w:p>
     <w:p>
@@ -6622,8 +7071,17 @@
           <w:rFonts w:hint="eastAsia"/>
           <w:lang w:val="zh-CN"/>
         </w:rPr>
-        <w:t>本文采用“设备端、边缘端、云端扩展”三层结构来设计系统的总体方案。设备端采用</w:t>
-      </w:r>
+        <w:t>本文采用“设备端、边缘端、云端扩展”三层结构来设计系统的总体方案。设备</w:t>
+      </w:r>
+      <w:proofErr w:type="gramStart"/>
+      <w:r>
+        <w:rPr>
+          <w:rFonts w:hint="eastAsia"/>
+          <w:lang w:val="zh-CN"/>
+        </w:rPr>
+        <w:t>端采用</w:t>
+      </w:r>
+      <w:proofErr w:type="gramEnd"/>
       <w:r>
         <w:rPr>
           <w:rFonts w:hint="eastAsia"/>
@@ -6764,7 +7222,39 @@
           <w:rFonts w:hint="eastAsia"/>
           <w:lang w:val="zh-CN"/>
         </w:rPr>
-        <w:t>获取最新的数据以及历史数据，从而达到实时监控和图表展示的目的；当检测到土壤湿度低于阈值的时候，边缘端会自动开启水泵，并且在达到设定的时间之后再自动关闭水泵；当云端连接正常的时候，边缘端会把数据通过</w:t>
+        <w:t>获取最新的数据以及历史数据，从而达到实时监控和图表展示的目的；当检测到土壤湿度低于阈值的时候，</w:t>
+      </w:r>
+      <w:proofErr w:type="gramStart"/>
+      <w:r>
+        <w:rPr>
+          <w:rFonts w:hint="eastAsia"/>
+          <w:lang w:val="zh-CN"/>
+        </w:rPr>
+        <w:t>边缘端会自动</w:t>
+      </w:r>
+      <w:proofErr w:type="gramEnd"/>
+      <w:r>
+        <w:rPr>
+          <w:rFonts w:hint="eastAsia"/>
+          <w:lang w:val="zh-CN"/>
+        </w:rPr>
+        <w:t>开启水泵，并且在达到设定的时间之后再自动关闭水泵；当云端连接正常的时候，</w:t>
+      </w:r>
+      <w:proofErr w:type="gramStart"/>
+      <w:r>
+        <w:rPr>
+          <w:rFonts w:hint="eastAsia"/>
+          <w:lang w:val="zh-CN"/>
+        </w:rPr>
+        <w:t>边缘端会把</w:t>
+      </w:r>
+      <w:proofErr w:type="gramEnd"/>
+      <w:r>
+        <w:rPr>
+          <w:rFonts w:hint="eastAsia"/>
+          <w:lang w:val="zh-CN"/>
+        </w:rPr>
+        <w:t>数据通过</w:t>
       </w:r>
       <w:r>
         <w:rPr>
@@ -7365,7 +7855,25 @@
                 <w:bCs/>
                 <w:szCs w:val="21"/>
               </w:rPr>
-              <w:t xml:space="preserve"> MicroPython, </w:t>
+              <w:t xml:space="preserve"> </w:t>
+            </w:r>
+            <w:proofErr w:type="spellStart"/>
+            <w:r>
+              <w:rPr>
+                <w:rFonts w:hint="eastAsia"/>
+                <w:bCs/>
+                <w:szCs w:val="21"/>
+              </w:rPr>
+              <w:t>MicroPython</w:t>
+            </w:r>
+            <w:proofErr w:type="spellEnd"/>
+            <w:r>
+              <w:rPr>
+                <w:rFonts w:hint="eastAsia"/>
+                <w:bCs/>
+                <w:szCs w:val="21"/>
+              </w:rPr>
+              <w:t xml:space="preserve">, </w:t>
             </w:r>
             <w:r>
               <w:rPr>
@@ -8669,7 +9177,25 @@
                 <w:bCs/>
                 <w:szCs w:val="21"/>
               </w:rPr>
-              <w:t>与边缘端易集成，适合展示</w:t>
+              <w:t>与边缘</w:t>
+            </w:r>
+            <w:proofErr w:type="gramStart"/>
+            <w:r>
+              <w:rPr>
+                <w:rFonts w:hint="eastAsia"/>
+                <w:bCs/>
+                <w:szCs w:val="21"/>
+              </w:rPr>
+              <w:t>端易集成</w:t>
+            </w:r>
+            <w:proofErr w:type="gramEnd"/>
+            <w:r>
+              <w:rPr>
+                <w:rFonts w:hint="eastAsia"/>
+                <w:bCs/>
+                <w:szCs w:val="21"/>
+              </w:rPr>
+              <w:t>，适合展示</w:t>
             </w:r>
           </w:p>
         </w:tc>
@@ -8941,8 +9467,18 @@
                 <w:bCs/>
                 <w:szCs w:val="21"/>
               </w:rPr>
-              <w:t>方案一</w:t>
-            </w:r>
+              <w:t>方案</w:t>
+            </w:r>
+            <w:proofErr w:type="gramStart"/>
+            <w:r>
+              <w:rPr>
+                <w:rFonts w:hint="eastAsia"/>
+                <w:bCs/>
+                <w:szCs w:val="21"/>
+              </w:rPr>
+              <w:t>一</w:t>
+            </w:r>
+            <w:proofErr w:type="gramEnd"/>
           </w:p>
         </w:tc>
         <w:tc>
@@ -9686,13 +10222,23 @@
                 <w:szCs w:val="21"/>
               </w:rPr>
             </w:pPr>
-            <w:r>
-              <w:rPr>
-                <w:rFonts w:hint="eastAsia"/>
-                <w:bCs/>
-                <w:szCs w:val="21"/>
-              </w:rPr>
-              <w:t>仅文件存储</w:t>
+            <w:proofErr w:type="gramStart"/>
+            <w:r>
+              <w:rPr>
+                <w:rFonts w:hint="eastAsia"/>
+                <w:bCs/>
+                <w:szCs w:val="21"/>
+              </w:rPr>
+              <w:t>仅文件</w:t>
+            </w:r>
+            <w:proofErr w:type="gramEnd"/>
+            <w:r>
+              <w:rPr>
+                <w:rFonts w:hint="eastAsia"/>
+                <w:bCs/>
+                <w:szCs w:val="21"/>
+              </w:rPr>
+              <w:t>存储</w:t>
             </w:r>
           </w:p>
         </w:tc>
@@ -9877,13 +10423,23 @@
                 <w:szCs w:val="21"/>
               </w:rPr>
             </w:pPr>
-            <w:r>
-              <w:rPr>
-                <w:rFonts w:hint="eastAsia"/>
-                <w:bCs/>
-                <w:szCs w:val="21"/>
-              </w:rPr>
-              <w:t>仅文件存储</w:t>
+            <w:proofErr w:type="gramStart"/>
+            <w:r>
+              <w:rPr>
+                <w:rFonts w:hint="eastAsia"/>
+                <w:bCs/>
+                <w:szCs w:val="21"/>
+              </w:rPr>
+              <w:t>仅文件</w:t>
+            </w:r>
+            <w:proofErr w:type="gramEnd"/>
+            <w:r>
+              <w:rPr>
+                <w:rFonts w:hint="eastAsia"/>
+                <w:bCs/>
+                <w:szCs w:val="21"/>
+              </w:rPr>
+              <w:t>存储</w:t>
             </w:r>
           </w:p>
         </w:tc>
@@ -10265,7 +10821,23 @@
           <w:rFonts w:hint="eastAsia"/>
           <w:lang w:val="zh-CN"/>
         </w:rPr>
-        <w:t>等软件环境，满足系统本地数据处理及功能扩展的要求。两者一起工作，系统既有单片机的实时控制能力，又有边缘设备的数据处理能力。</w:t>
+        <w:t>等软件环境，满足</w:t>
+      </w:r>
+      <w:proofErr w:type="gramStart"/>
+      <w:r>
+        <w:rPr>
+          <w:rFonts w:hint="eastAsia"/>
+          <w:lang w:val="zh-CN"/>
+        </w:rPr>
+        <w:t>系统本地</w:t>
+      </w:r>
+      <w:proofErr w:type="gramEnd"/>
+      <w:r>
+        <w:rPr>
+          <w:rFonts w:hint="eastAsia"/>
+          <w:lang w:val="zh-CN"/>
+        </w:rPr>
+        <w:t>数据处理及功能扩展的要求。两者一起工作，系统既有单片机的实时控制能力，又有边缘设备的数据处理能力。</w:t>
       </w:r>
     </w:p>
     <w:p>
@@ -10718,139 +11290,6 @@
           </wp:inline>
         </w:drawing>
       </w:r>
-      <w:r>
-        <w:rPr>
-          <w:rFonts w:hint="eastAsia"/>
-          <w:noProof/>
-          <w:sz w:val="28"/>
-        </w:rPr>
-        <w:lastRenderedPageBreak/>
-        <w:drawing>
-          <wp:inline distT="0" distB="0" distL="114300" distR="114300" wp14:anchorId="421E438E" wp14:editId="1E1274D5">
-            <wp:extent cx="1485900" cy="742950"/>
-            <wp:effectExtent l="0" t="0" r="0" b="0"/>
-            <wp:docPr id="9" name="图片 9" descr="DHT11电路"/>
-            <wp:cNvGraphicFramePr>
-              <a:graphicFrameLocks xmlns:a="http://schemas.openxmlformats.org/drawingml/2006/main" noChangeAspect="1"/>
-            </wp:cNvGraphicFramePr>
-            <a:graphic xmlns:a="http://schemas.openxmlformats.org/drawingml/2006/main">
-              <a:graphicData uri="http://schemas.openxmlformats.org/drawingml/2006/picture">
-                <pic:pic xmlns:pic="http://schemas.openxmlformats.org/drawingml/2006/picture">
-                  <pic:nvPicPr>
-                    <pic:cNvPr id="9" name="图片 9" descr="DHT11电路"/>
-                    <pic:cNvPicPr>
-                      <a:picLocks noChangeAspect="1"/>
-                    </pic:cNvPicPr>
-                  </pic:nvPicPr>
-                  <pic:blipFill>
-                    <a:blip r:embed="rId19"/>
-                    <a:stretch>
-                      <a:fillRect/>
-                    </a:stretch>
-                  </pic:blipFill>
-                  <pic:spPr>
-                    <a:xfrm>
-                      <a:off x="0" y="0"/>
-                      <a:ext cx="1485900" cy="742950"/>
-                    </a:xfrm>
-                    <a:prstGeom prst="rect">
-                      <a:avLst/>
-                    </a:prstGeom>
-                  </pic:spPr>
-                </pic:pic>
-              </a:graphicData>
-            </a:graphic>
-          </wp:inline>
-        </w:drawing>
-      </w:r>
-      <w:r>
-        <w:rPr>
-          <w:rFonts w:hint="eastAsia"/>
-          <w:noProof/>
-          <w:sz w:val="28"/>
-        </w:rPr>
-        <w:drawing>
-          <wp:inline distT="0" distB="0" distL="114300" distR="114300" wp14:anchorId="4518C57A" wp14:editId="625CB8B4">
-            <wp:extent cx="1285875" cy="904875"/>
-            <wp:effectExtent l="0" t="0" r="9525" b="9525"/>
-            <wp:docPr id="21" name="图片 21" descr="BH1750电路"/>
-            <wp:cNvGraphicFramePr>
-              <a:graphicFrameLocks xmlns:a="http://schemas.openxmlformats.org/drawingml/2006/main" noChangeAspect="1"/>
-            </wp:cNvGraphicFramePr>
-            <a:graphic xmlns:a="http://schemas.openxmlformats.org/drawingml/2006/main">
-              <a:graphicData uri="http://schemas.openxmlformats.org/drawingml/2006/picture">
-                <pic:pic xmlns:pic="http://schemas.openxmlformats.org/drawingml/2006/picture">
-                  <pic:nvPicPr>
-                    <pic:cNvPr id="21" name="图片 21" descr="BH1750电路"/>
-                    <pic:cNvPicPr>
-                      <a:picLocks noChangeAspect="1"/>
-                    </pic:cNvPicPr>
-                  </pic:nvPicPr>
-                  <pic:blipFill>
-                    <a:blip r:embed="rId20"/>
-                    <a:stretch>
-                      <a:fillRect/>
-                    </a:stretch>
-                  </pic:blipFill>
-                  <pic:spPr>
-                    <a:xfrm>
-                      <a:off x="0" y="0"/>
-                      <a:ext cx="1285875" cy="904875"/>
-                    </a:xfrm>
-                    <a:prstGeom prst="rect">
-                      <a:avLst/>
-                    </a:prstGeom>
-                  </pic:spPr>
-                </pic:pic>
-              </a:graphicData>
-            </a:graphic>
-          </wp:inline>
-        </w:drawing>
-      </w:r>
-      <w:r>
-        <w:rPr>
-          <w:rFonts w:hint="eastAsia"/>
-          <w:noProof/>
-          <w:sz w:val="28"/>
-        </w:rPr>
-        <w:drawing>
-          <wp:inline distT="0" distB="0" distL="114300" distR="114300" wp14:anchorId="1A26B400" wp14:editId="59D418F9">
-            <wp:extent cx="1380490" cy="1098550"/>
-            <wp:effectExtent l="0" t="0" r="10160" b="6350"/>
-            <wp:docPr id="31" name="图片 31" descr="土壤湿度传感器电路"/>
-            <wp:cNvGraphicFramePr>
-              <a:graphicFrameLocks xmlns:a="http://schemas.openxmlformats.org/drawingml/2006/main" noChangeAspect="1"/>
-            </wp:cNvGraphicFramePr>
-            <a:graphic xmlns:a="http://schemas.openxmlformats.org/drawingml/2006/main">
-              <a:graphicData uri="http://schemas.openxmlformats.org/drawingml/2006/picture">
-                <pic:pic xmlns:pic="http://schemas.openxmlformats.org/drawingml/2006/picture">
-                  <pic:nvPicPr>
-                    <pic:cNvPr id="31" name="图片 31" descr="土壤湿度传感器电路"/>
-                    <pic:cNvPicPr>
-                      <a:picLocks noChangeAspect="1"/>
-                    </pic:cNvPicPr>
-                  </pic:nvPicPr>
-                  <pic:blipFill>
-                    <a:blip r:embed="rId21"/>
-                    <a:stretch>
-                      <a:fillRect/>
-                    </a:stretch>
-                  </pic:blipFill>
-                  <pic:spPr>
-                    <a:xfrm>
-                      <a:off x="0" y="0"/>
-                      <a:ext cx="1380490" cy="1098550"/>
-                    </a:xfrm>
-                    <a:prstGeom prst="rect">
-                      <a:avLst/>
-                    </a:prstGeom>
-                  </pic:spPr>
-                </pic:pic>
-              </a:graphicData>
-            </a:graphic>
-          </wp:inline>
-        </w:drawing>
-      </w:r>
     </w:p>
     <w:p>
       <w:pPr>
@@ -10888,6 +11327,7 @@
         <w:rPr>
           <w:rFonts w:hint="eastAsia"/>
         </w:rPr>
+        <w:lastRenderedPageBreak/>
         <w:t xml:space="preserve">3.4.3 </w:t>
       </w:r>
       <w:r>
@@ -11025,6 +11465,7 @@
         <w:ind w:firstLineChars="200" w:firstLine="560"/>
         <w:jc w:val="center"/>
         <w:rPr>
+          <w:rFonts w:hint="eastAsia"/>
           <w:sz w:val="28"/>
         </w:rPr>
       </w:pPr>
@@ -11052,7 +11493,7 @@
                     </pic:cNvPicPr>
                   </pic:nvPicPr>
                   <pic:blipFill>
-                    <a:blip r:embed="rId22"/>
+                    <a:blip r:embed="rId19"/>
                     <a:stretch>
                       <a:fillRect/>
                     </a:stretch>
@@ -11096,7 +11537,7 @@
                     </pic:cNvPicPr>
                   </pic:nvPicPr>
                   <pic:blipFill>
-                    <a:blip r:embed="rId23"/>
+                    <a:blip r:embed="rId20"/>
                     <a:stretch>
                       <a:fillRect/>
                     </a:stretch>
@@ -11119,6 +11560,135 @@
     </w:p>
     <w:p>
       <w:pPr>
+        <w:pStyle w:val="aff"/>
+      </w:pPr>
+      <w:r>
+        <w:rPr>
+          <w:rFonts w:hint="eastAsia"/>
+        </w:rPr>
+        <w:t>图</w:t>
+      </w:r>
+      <w:r>
+        <w:rPr>
+          <w:rFonts w:hint="eastAsia"/>
+        </w:rPr>
+        <w:t xml:space="preserve">3.7  </w:t>
+      </w:r>
+      <w:r>
+        <w:rPr>
+          <w:rFonts w:hint="eastAsia"/>
+          <w:lang w:val="zh-CN"/>
+        </w:rPr>
+        <w:t xml:space="preserve">OLED </w:t>
+      </w:r>
+      <w:r>
+        <w:rPr>
+          <w:rFonts w:hint="eastAsia"/>
+          <w:lang w:val="zh-CN"/>
+        </w:rPr>
+        <w:t>显示</w:t>
+      </w:r>
+      <w:r>
+        <w:rPr>
+          <w:rFonts w:hint="eastAsia"/>
+        </w:rPr>
+        <w:t>屏与</w:t>
+      </w:r>
+      <w:r>
+        <w:rPr>
+          <w:rFonts w:hint="eastAsia"/>
+          <w:lang w:val="zh-CN"/>
+        </w:rPr>
+        <w:t>手势识别模块</w:t>
+      </w:r>
+    </w:p>
+    <w:p>
+      <w:pPr>
+        <w:pStyle w:val="3"/>
+      </w:pPr>
+      <w:bookmarkStart w:id="77" w:name="_Toc16673"/>
+      <w:bookmarkStart w:id="78" w:name="_Toc7988"/>
+      <w:bookmarkStart w:id="79" w:name="执行控制元件"/>
+      <w:bookmarkEnd w:id="76"/>
+      <w:r>
+        <w:rPr>
+          <w:rFonts w:hint="eastAsia"/>
+        </w:rPr>
+        <w:t xml:space="preserve">3.4.4 </w:t>
+      </w:r>
+      <w:r>
+        <w:rPr>
+          <w:rFonts w:hint="eastAsia"/>
+        </w:rPr>
+        <w:t>执行控制元件</w:t>
+      </w:r>
+      <w:bookmarkEnd w:id="77"/>
+      <w:bookmarkEnd w:id="78"/>
+    </w:p>
+    <w:p>
+      <w:pPr>
+        <w:pStyle w:val="afc"/>
+        <w:spacing w:line="360" w:lineRule="auto"/>
+        <w:rPr>
+          <w:lang w:val="zh-CN"/>
+        </w:rPr>
+      </w:pPr>
+      <w:r>
+        <w:rPr>
+          <w:rFonts w:hint="eastAsia"/>
+          <w:lang w:val="zh-CN"/>
+        </w:rPr>
+        <w:t>系统的执行控制部分主要是由继电器模块、水泵、</w:t>
+      </w:r>
+      <w:r>
+        <w:rPr>
+          <w:rFonts w:hint="eastAsia"/>
+          <w:lang w:val="zh-CN"/>
+        </w:rPr>
+        <w:t>LED</w:t>
+      </w:r>
+      <w:r>
+        <w:rPr>
+          <w:rFonts w:hint="eastAsia"/>
+          <w:lang w:val="zh-CN"/>
+        </w:rPr>
+        <w:t>灯带组成。继电器模块起到单片机和外部负载之间隔离的作用，使主控可以安全地控制水泵和补光设备。水泵是系统自动灌溉功能的执行机构，当土壤湿度小于设定值的时候，系统会自动开启水泵进行补水。</w:t>
+      </w:r>
+      <w:r>
+        <w:rPr>
+          <w:rFonts w:hint="eastAsia"/>
+          <w:lang w:val="zh-CN"/>
+        </w:rPr>
+        <w:t>LED</w:t>
+      </w:r>
+      <w:r>
+        <w:rPr>
+          <w:rFonts w:hint="eastAsia"/>
+          <w:lang w:val="zh-CN"/>
+        </w:rPr>
+        <w:t>灯带主要用作环境补光、状态指示，光照不足或者功能演示时起作用。加入执行控制元件之后，系统就具备了按照环境数据自行调节培育条件的功能。</w:t>
+      </w:r>
+    </w:p>
+    <w:p>
+      <w:pPr>
+        <w:pStyle w:val="afc"/>
+        <w:spacing w:line="360" w:lineRule="auto"/>
+        <w:rPr>
+          <w:lang w:val="zh-CN"/>
+        </w:rPr>
+      </w:pPr>
+    </w:p>
+    <w:p>
+      <w:pPr>
+        <w:pStyle w:val="afc"/>
+        <w:spacing w:line="360" w:lineRule="auto"/>
+        <w:rPr>
+          <w:lang w:val="zh-CN"/>
+        </w:rPr>
+      </w:pPr>
+    </w:p>
+    <w:p>
+      <w:pPr>
         <w:pStyle w:val="a0"/>
         <w:spacing w:before="0" w:after="0" w:line="360" w:lineRule="auto"/>
         <w:ind w:firstLineChars="200" w:firstLine="560"/>
@@ -11133,242 +11703,7 @@
           <w:noProof/>
           <w:sz w:val="28"/>
         </w:rPr>
-        <w:drawing>
-          <wp:inline distT="0" distB="0" distL="114300" distR="114300" wp14:anchorId="5EDC8314" wp14:editId="4C9D7666">
-            <wp:extent cx="1083310" cy="1238885"/>
-            <wp:effectExtent l="0" t="0" r="2540" b="18415"/>
-            <wp:docPr id="23" name="图片 23" descr="oled电路"/>
-            <wp:cNvGraphicFramePr>
-              <a:graphicFrameLocks xmlns:a="http://schemas.openxmlformats.org/drawingml/2006/main" noChangeAspect="1"/>
-            </wp:cNvGraphicFramePr>
-            <a:graphic xmlns:a="http://schemas.openxmlformats.org/drawingml/2006/main">
-              <a:graphicData uri="http://schemas.openxmlformats.org/drawingml/2006/picture">
-                <pic:pic xmlns:pic="http://schemas.openxmlformats.org/drawingml/2006/picture">
-                  <pic:nvPicPr>
-                    <pic:cNvPr id="23" name="图片 23" descr="oled电路"/>
-                    <pic:cNvPicPr>
-                      <a:picLocks noChangeAspect="1"/>
-                    </pic:cNvPicPr>
-                  </pic:nvPicPr>
-                  <pic:blipFill>
-                    <a:blip r:embed="rId24"/>
-                    <a:stretch>
-                      <a:fillRect/>
-                    </a:stretch>
-                  </pic:blipFill>
-                  <pic:spPr>
-                    <a:xfrm>
-                      <a:off x="0" y="0"/>
-                      <a:ext cx="1083310" cy="1238885"/>
-                    </a:xfrm>
-                    <a:prstGeom prst="rect">
-                      <a:avLst/>
-                    </a:prstGeom>
-                  </pic:spPr>
-                </pic:pic>
-              </a:graphicData>
-            </a:graphic>
-          </wp:inline>
-        </w:drawing>
-      </w:r>
-      <w:r>
-        <w:rPr>
-          <w:rFonts w:hint="eastAsia"/>
-          <w:noProof/>
-          <w:sz w:val="28"/>
-        </w:rPr>
-        <w:drawing>
-          <wp:inline distT="0" distB="0" distL="114300" distR="114300" wp14:anchorId="4FD4029E" wp14:editId="13753FE4">
-            <wp:extent cx="1323975" cy="981075"/>
-            <wp:effectExtent l="0" t="0" r="9525" b="9525"/>
-            <wp:docPr id="25" name="图片 25" descr="PAJ7620电路"/>
-            <wp:cNvGraphicFramePr>
-              <a:graphicFrameLocks xmlns:a="http://schemas.openxmlformats.org/drawingml/2006/main" noChangeAspect="1"/>
-            </wp:cNvGraphicFramePr>
-            <a:graphic xmlns:a="http://schemas.openxmlformats.org/drawingml/2006/main">
-              <a:graphicData uri="http://schemas.openxmlformats.org/drawingml/2006/picture">
-                <pic:pic xmlns:pic="http://schemas.openxmlformats.org/drawingml/2006/picture">
-                  <pic:nvPicPr>
-                    <pic:cNvPr id="25" name="图片 25" descr="PAJ7620电路"/>
-                    <pic:cNvPicPr>
-                      <a:picLocks noChangeAspect="1"/>
-                    </pic:cNvPicPr>
-                  </pic:nvPicPr>
-                  <pic:blipFill>
-                    <a:blip r:embed="rId25"/>
-                    <a:stretch>
-                      <a:fillRect/>
-                    </a:stretch>
-                  </pic:blipFill>
-                  <pic:spPr>
-                    <a:xfrm>
-                      <a:off x="0" y="0"/>
-                      <a:ext cx="1323975" cy="981075"/>
-                    </a:xfrm>
-                    <a:prstGeom prst="rect">
-                      <a:avLst/>
-                    </a:prstGeom>
-                  </pic:spPr>
-                </pic:pic>
-              </a:graphicData>
-            </a:graphic>
-          </wp:inline>
-        </w:drawing>
-      </w:r>
-    </w:p>
-    <w:p>
-      <w:pPr>
-        <w:pStyle w:val="aff"/>
-      </w:pPr>
-      <w:r>
-        <w:rPr>
-          <w:rFonts w:hint="eastAsia"/>
-        </w:rPr>
-        <w:t>图</w:t>
-      </w:r>
-      <w:r>
-        <w:rPr>
-          <w:rFonts w:hint="eastAsia"/>
-        </w:rPr>
-        <w:t xml:space="preserve">3.7  </w:t>
-      </w:r>
-      <w:r>
-        <w:rPr>
-          <w:rFonts w:hint="eastAsia"/>
-          <w:lang w:val="zh-CN"/>
-        </w:rPr>
-        <w:t xml:space="preserve">OLED </w:t>
-      </w:r>
-      <w:r>
-        <w:rPr>
-          <w:rFonts w:hint="eastAsia"/>
-          <w:lang w:val="zh-CN"/>
-        </w:rPr>
-        <w:t>显示</w:t>
-      </w:r>
-      <w:r>
-        <w:rPr>
-          <w:rFonts w:hint="eastAsia"/>
-        </w:rPr>
-        <w:t>屏与</w:t>
-      </w:r>
-      <w:r>
-        <w:rPr>
-          <w:rFonts w:hint="eastAsia"/>
-          <w:lang w:val="zh-CN"/>
-        </w:rPr>
-        <w:t>手势识别模块</w:t>
-      </w:r>
-    </w:p>
-    <w:p>
-      <w:pPr>
-        <w:pStyle w:val="3"/>
-      </w:pPr>
-      <w:bookmarkStart w:id="77" w:name="_Toc16673"/>
-      <w:bookmarkStart w:id="78" w:name="_Toc7988"/>
-      <w:bookmarkStart w:id="79" w:name="执行控制元件"/>
-      <w:bookmarkEnd w:id="76"/>
-      <w:r>
-        <w:rPr>
-          <w:rFonts w:hint="eastAsia"/>
-        </w:rPr>
-        <w:t xml:space="preserve">3.4.4 </w:t>
-      </w:r>
-      <w:r>
-        <w:rPr>
-          <w:rFonts w:hint="eastAsia"/>
-        </w:rPr>
-        <w:t>执行控制元件</w:t>
-      </w:r>
-      <w:bookmarkEnd w:id="77"/>
-      <w:bookmarkEnd w:id="78"/>
-    </w:p>
-    <w:p>
-      <w:pPr>
-        <w:pStyle w:val="afc"/>
-        <w:spacing w:line="360" w:lineRule="auto"/>
-        <w:rPr>
-          <w:lang w:val="zh-CN"/>
-        </w:rPr>
-      </w:pPr>
-      <w:r>
-        <w:rPr>
-          <w:rFonts w:hint="eastAsia"/>
-          <w:lang w:val="zh-CN"/>
-        </w:rPr>
-        <w:t>系统的执行控制部分主要是由继电器模块、水泵、</w:t>
-      </w:r>
-      <w:r>
-        <w:rPr>
-          <w:rFonts w:hint="eastAsia"/>
-          <w:lang w:val="zh-CN"/>
-        </w:rPr>
-        <w:t>LED</w:t>
-      </w:r>
-      <w:r>
-        <w:rPr>
-          <w:rFonts w:hint="eastAsia"/>
-          <w:lang w:val="zh-CN"/>
-        </w:rPr>
-        <w:t>灯带组成。继电器模块起到单片机和外部负载之间隔离的作用，使主控可以安全地</w:t>
-      </w:r>
-      <w:r>
-        <w:rPr>
-          <w:rFonts w:hint="eastAsia"/>
-          <w:lang w:val="zh-CN"/>
-        </w:rPr>
         <w:lastRenderedPageBreak/>
-        <w:t>控制水泵和补光设备。水泵是系统自动灌溉功能的执行机构，当土壤湿度小于设定值的时候，系统会自动开启水泵进行补水。</w:t>
-      </w:r>
-      <w:r>
-        <w:rPr>
-          <w:rFonts w:hint="eastAsia"/>
-          <w:lang w:val="zh-CN"/>
-        </w:rPr>
-        <w:t>LED</w:t>
-      </w:r>
-      <w:r>
-        <w:rPr>
-          <w:rFonts w:hint="eastAsia"/>
-          <w:lang w:val="zh-CN"/>
-        </w:rPr>
-        <w:t>灯带主要用作环境补光、状态指示，光照不足或者功能演示时起作用。加入执行控制元件之后，系统就具备了按照环境数据自行调节培育条件的功能。</w:t>
-      </w:r>
-    </w:p>
-    <w:p>
-      <w:pPr>
-        <w:pStyle w:val="afc"/>
-        <w:spacing w:line="360" w:lineRule="auto"/>
-        <w:rPr>
-          <w:lang w:val="zh-CN"/>
-        </w:rPr>
-      </w:pPr>
-    </w:p>
-    <w:p>
-      <w:pPr>
-        <w:pStyle w:val="afc"/>
-        <w:spacing w:line="360" w:lineRule="auto"/>
-        <w:rPr>
-          <w:lang w:val="zh-CN"/>
-        </w:rPr>
-      </w:pPr>
-    </w:p>
-    <w:p>
-      <w:pPr>
-        <w:pStyle w:val="a0"/>
-        <w:spacing w:before="0" w:after="0" w:line="360" w:lineRule="auto"/>
-        <w:ind w:firstLineChars="200" w:firstLine="560"/>
-        <w:jc w:val="center"/>
-        <w:rPr>
-          <w:sz w:val="28"/>
-        </w:rPr>
-      </w:pPr>
-      <w:r>
-        <w:rPr>
-          <w:rFonts w:hint="eastAsia"/>
-          <w:noProof/>
-          <w:sz w:val="28"/>
-        </w:rPr>
         <w:drawing>
           <wp:inline distT="0" distB="0" distL="114300" distR="114300" wp14:anchorId="1420D52A" wp14:editId="4A9E5CBC">
             <wp:extent cx="800100" cy="581025"/>
@@ -11387,7 +11722,7 @@
                     </pic:cNvPicPr>
                   </pic:nvPicPr>
                   <pic:blipFill>
-                    <a:blip r:embed="rId26"/>
+                    <a:blip r:embed="rId21"/>
                     <a:stretch>
                       <a:fillRect/>
                     </a:stretch>
@@ -11430,7 +11765,7 @@
                     </pic:cNvPicPr>
                   </pic:nvPicPr>
                   <pic:blipFill>
-                    <a:blip r:embed="rId27"/>
+                    <a:blip r:embed="rId22"/>
                     <a:stretch>
                       <a:fillRect/>
                     </a:stretch>
@@ -11530,7 +11865,23 @@
           <w:rFonts w:hint="eastAsia"/>
           <w:lang w:val="zh-CN"/>
         </w:rPr>
-        <w:t>摄像头做为图像采集器件。该模块可以直接和树莓派相连，用来采集作物生长图像，再用</w:t>
+        <w:t>摄像头</w:t>
+      </w:r>
+      <w:proofErr w:type="gramStart"/>
+      <w:r>
+        <w:rPr>
+          <w:rFonts w:hint="eastAsia"/>
+          <w:lang w:val="zh-CN"/>
+        </w:rPr>
+        <w:t>做为</w:t>
+      </w:r>
+      <w:proofErr w:type="gramEnd"/>
+      <w:r>
+        <w:rPr>
+          <w:rFonts w:hint="eastAsia"/>
+          <w:lang w:val="zh-CN"/>
+        </w:rPr>
+        <w:t>图像采集器件。该模块可以直接和树莓派相连，用来采集作物生长图像，再用</w:t>
       </w:r>
       <w:r>
         <w:rPr>
@@ -11573,7 +11924,6 @@
         <w:rPr>
           <w:rFonts w:hint="eastAsia"/>
         </w:rPr>
-        <w:lastRenderedPageBreak/>
         <w:t xml:space="preserve">4 </w:t>
       </w:r>
       <w:r>
@@ -11704,7 +12054,15 @@
           <w:rFonts w:hint="eastAsia"/>
           <w:lang w:val="zh-CN"/>
         </w:rPr>
-        <w:t>虚拟串口发送给树莓派。树莓派接收数据后进行存储与服务处理，并根据前端操作或自动灌溉策略向</w:t>
+        <w:t>虚拟串口发送给树莓派。树莓派接收数据后进行存储与服务处理，并根据前端操作或自</w:t>
+      </w:r>
+      <w:r>
+        <w:rPr>
+          <w:rFonts w:hint="eastAsia"/>
+          <w:lang w:val="zh-CN"/>
+        </w:rPr>
+        <w:lastRenderedPageBreak/>
+        <w:t>动灌溉策略向</w:t>
       </w:r>
       <w:r>
         <w:rPr>
@@ -11713,12 +12071,21 @@
         </w:rPr>
         <w:t xml:space="preserve"> STM32 </w:t>
       </w:r>
-      <w:r>
-        <w:rPr>
-          <w:rFonts w:hint="eastAsia"/>
-          <w:lang w:val="zh-CN"/>
-        </w:rPr>
-        <w:t>回发控制命令。</w:t>
+      <w:proofErr w:type="gramStart"/>
+      <w:r>
+        <w:rPr>
+          <w:rFonts w:hint="eastAsia"/>
+          <w:lang w:val="zh-CN"/>
+        </w:rPr>
+        <w:t>回发控制</w:t>
+      </w:r>
+      <w:proofErr w:type="gramEnd"/>
+      <w:r>
+        <w:rPr>
+          <w:rFonts w:hint="eastAsia"/>
+          <w:lang w:val="zh-CN"/>
+        </w:rPr>
+        <w:t>命令。</w:t>
       </w:r>
     </w:p>
     <w:p>
@@ -11748,7 +12115,23 @@
           <w:rFonts w:hint="eastAsia"/>
           <w:lang w:val="zh-CN"/>
         </w:rPr>
-        <w:t>灯带继电器。当边缘端发出控制命令之后，</w:t>
+        <w:t>灯带继电器。当边缘</w:t>
+      </w:r>
+      <w:proofErr w:type="gramStart"/>
+      <w:r>
+        <w:rPr>
+          <w:rFonts w:hint="eastAsia"/>
+          <w:lang w:val="zh-CN"/>
+        </w:rPr>
+        <w:t>端发出</w:t>
+      </w:r>
+      <w:proofErr w:type="gramEnd"/>
+      <w:r>
+        <w:rPr>
+          <w:rFonts w:hint="eastAsia"/>
+          <w:lang w:val="zh-CN"/>
+        </w:rPr>
+        <w:t>控制命令之后，</w:t>
       </w:r>
       <w:r>
         <w:rPr>
@@ -12124,12 +12507,21 @@
           <w:lang w:val="zh-CN"/>
         </w:rPr>
       </w:pPr>
-      <w:r>
-        <w:rPr>
-          <w:rFonts w:hint="eastAsia"/>
-          <w:lang w:val="zh-CN"/>
-        </w:rPr>
-        <w:t>板载状态指示灯使用</w:t>
+      <w:proofErr w:type="gramStart"/>
+      <w:r>
+        <w:rPr>
+          <w:rFonts w:hint="eastAsia"/>
+          <w:lang w:val="zh-CN"/>
+        </w:rPr>
+        <w:t>板载状态</w:t>
+      </w:r>
+      <w:proofErr w:type="gramEnd"/>
+      <w:r>
+        <w:rPr>
+          <w:rFonts w:hint="eastAsia"/>
+          <w:lang w:val="zh-CN"/>
+        </w:rPr>
+        <w:t>指示灯使用</w:t>
       </w:r>
       <w:r>
         <w:rPr>
@@ -12170,8 +12562,17 @@
           <w:rFonts w:hint="eastAsia"/>
           <w:lang w:val="zh-CN"/>
         </w:rPr>
-        <w:t>与树莓派通过</w:t>
-      </w:r>
+        <w:t>与树莓</w:t>
+      </w:r>
+      <w:proofErr w:type="gramStart"/>
+      <w:r>
+        <w:rPr>
+          <w:rFonts w:hint="eastAsia"/>
+          <w:lang w:val="zh-CN"/>
+        </w:rPr>
+        <w:t>派通过</w:t>
+      </w:r>
+      <w:proofErr w:type="gramEnd"/>
       <w:r>
         <w:rPr>
           <w:rFonts w:hint="eastAsia"/>
@@ -12199,7 +12600,6 @@
         <w:rPr>
           <w:rFonts w:hint="eastAsia"/>
         </w:rPr>
-        <w:lastRenderedPageBreak/>
         <w:t xml:space="preserve">4.2 </w:t>
       </w:r>
       <w:r>
@@ -12346,6 +12746,7 @@
           <w:rFonts w:hint="eastAsia"/>
           <w:lang w:val="zh-CN"/>
         </w:rPr>
+        <w:lastRenderedPageBreak/>
         <w:t>为了使系统更加适应，在软件中加入了数据有效性和标定转换的逻辑。土壤湿度数据不是直接用</w:t>
       </w:r>
       <w:r>
@@ -12457,7 +12858,39 @@
           <w:rFonts w:hint="eastAsia"/>
           <w:lang w:val="zh-CN"/>
         </w:rPr>
-        <w:t>边缘端线程不断读取当前土壤湿度和灌溉策略参数，当满足触发条件的时候，就会向设备端发出开启水泵的指令，在达到设定的灌溉时间之后，再发出关闭指令。系统还要对控制日志以及最近的动作时间加以记载，从而给状态追踪以及测试分析赋予支撑。</w:t>
+        <w:t>边缘端线程不断读取当前土壤湿度和灌溉策略参数，当满足触发条件的时候，就会</w:t>
+      </w:r>
+      <w:proofErr w:type="gramStart"/>
+      <w:r>
+        <w:rPr>
+          <w:rFonts w:hint="eastAsia"/>
+          <w:lang w:val="zh-CN"/>
+        </w:rPr>
+        <w:t>向设备端发出</w:t>
+      </w:r>
+      <w:proofErr w:type="gramEnd"/>
+      <w:r>
+        <w:rPr>
+          <w:rFonts w:hint="eastAsia"/>
+          <w:lang w:val="zh-CN"/>
+        </w:rPr>
+        <w:t>开启水泵的指令，在达到设定的灌溉时间之后，再发出关闭指令。系统还要对控制日志以及最近的动作时间加以记载，从而</w:t>
+      </w:r>
+      <w:proofErr w:type="gramStart"/>
+      <w:r>
+        <w:rPr>
+          <w:rFonts w:hint="eastAsia"/>
+          <w:lang w:val="zh-CN"/>
+        </w:rPr>
+        <w:t>给状态</w:t>
+      </w:r>
+      <w:proofErr w:type="gramEnd"/>
+      <w:r>
+        <w:rPr>
+          <w:rFonts w:hint="eastAsia"/>
+          <w:lang w:val="zh-CN"/>
+        </w:rPr>
+        <w:t>追踪以及测试分析赋予支撑。</w:t>
       </w:r>
     </w:p>
     <w:p>
@@ -12510,15 +12943,7 @@
           <w:rFonts w:hint="eastAsia"/>
           <w:lang w:val="zh-CN"/>
         </w:rPr>
-        <w:t>显示模块来显</w:t>
-      </w:r>
-      <w:r>
-        <w:rPr>
-          <w:rFonts w:hint="eastAsia"/>
-          <w:lang w:val="zh-CN"/>
-        </w:rPr>
-        <w:lastRenderedPageBreak/>
-        <w:t>示实时温度、湿度、光照、土壤湿度和手势信息。显示页面采用分页结构，主监测页、控制页、信息页等都有对应的页面，用户用手势进行页面的跳转。</w:t>
+        <w:t>显示模块来显示实时温度、湿度、光照、土壤湿度和手势信息。显示页面采用分页结构，主监测页、控制页、信息页等都有对应的页面，用户用手势进行页面的跳转。</w:t>
       </w:r>
     </w:p>
     <w:p>
@@ -12583,7 +13008,23 @@
           <w:rFonts w:hint="eastAsia"/>
           <w:lang w:val="zh-CN"/>
         </w:rPr>
-        <w:t>让用户在易脏手的培育室环境也能查看数据。</w:t>
+        <w:t>让用户在易脏手的培育</w:t>
+      </w:r>
+      <w:proofErr w:type="gramStart"/>
+      <w:r>
+        <w:rPr>
+          <w:rFonts w:hint="eastAsia"/>
+          <w:lang w:val="zh-CN"/>
+        </w:rPr>
+        <w:t>室环境</w:t>
+      </w:r>
+      <w:proofErr w:type="gramEnd"/>
+      <w:r>
+        <w:rPr>
+          <w:rFonts w:hint="eastAsia"/>
+          <w:lang w:val="zh-CN"/>
+        </w:rPr>
+        <w:t>也能查看数据。</w:t>
       </w:r>
     </w:p>
     <w:p>
@@ -12599,6 +13040,7 @@
         <w:rPr>
           <w:noProof/>
         </w:rPr>
+        <w:lastRenderedPageBreak/>
         <w:drawing>
           <wp:inline distT="0" distB="0" distL="0" distR="0" wp14:anchorId="0E8E5BE5" wp14:editId="09F89C55">
             <wp:extent cx="4412252" cy="3309189"/>
@@ -12617,7 +13059,7 @@
                     </pic:cNvPicPr>
                   </pic:nvPicPr>
                   <pic:blipFill>
-                    <a:blip r:embed="rId28" cstate="print">
+                    <a:blip r:embed="rId23" cstate="print">
                       <a:extLst>
                         <a:ext uri="{28A0092B-C50C-407E-A947-70E740481C1C}">
                           <a14:useLocalDpi xmlns:a14="http://schemas.microsoft.com/office/drawing/2010/main" val="0"/>
@@ -12728,7 +13170,7 @@
                     </pic:cNvPicPr>
                   </pic:nvPicPr>
                   <pic:blipFill>
-                    <a:blip r:embed="rId29" cstate="print">
+                    <a:blip r:embed="rId24" cstate="print">
                       <a:extLst>
                         <a:ext uri="{28A0092B-C50C-407E-A947-70E740481C1C}">
                           <a14:useLocalDpi xmlns:a14="http://schemas.microsoft.com/office/drawing/2010/main" val="0"/>
@@ -12927,8 +13369,17 @@
           <w:rFonts w:hint="eastAsia"/>
           <w:lang w:val="zh-CN"/>
         </w:rPr>
-        <w:t>相比于蓝牙或者</w:t>
-      </w:r>
+        <w:t>相比于</w:t>
+      </w:r>
+      <w:proofErr w:type="gramStart"/>
+      <w:r>
+        <w:rPr>
+          <w:rFonts w:hint="eastAsia"/>
+          <w:lang w:val="zh-CN"/>
+        </w:rPr>
+        <w:t>蓝牙或者</w:t>
+      </w:r>
+      <w:proofErr w:type="gramEnd"/>
       <w:r>
         <w:rPr>
           <w:rFonts w:hint="eastAsia"/>
@@ -12955,7 +13406,23 @@
           <w:rFonts w:hint="eastAsia"/>
           <w:lang w:val="zh-CN"/>
         </w:rPr>
-        <w:t>串口链路更稳定、调试更简单，适合原型设计阶段快速落地。同时边缘端仍然具有</w:t>
+        <w:t>串口链路更稳定、调试更简单，适合原型设计阶段快速落地。同时边缘</w:t>
+      </w:r>
+      <w:proofErr w:type="gramStart"/>
+      <w:r>
+        <w:rPr>
+          <w:rFonts w:hint="eastAsia"/>
+          <w:lang w:val="zh-CN"/>
+        </w:rPr>
+        <w:t>端仍然</w:t>
+      </w:r>
+      <w:proofErr w:type="gramEnd"/>
+      <w:r>
+        <w:rPr>
+          <w:rFonts w:hint="eastAsia"/>
+          <w:lang w:val="zh-CN"/>
+        </w:rPr>
+        <w:t>具有</w:t>
       </w:r>
       <w:r>
         <w:rPr>
@@ -13109,7 +13576,7 @@
                     </pic:cNvPicPr>
                   </pic:nvPicPr>
                   <pic:blipFill>
-                    <a:blip r:embed="rId30">
+                    <a:blip r:embed="rId25">
                       <a:extLst>
                         <a:ext uri="{28A0092B-C50C-407E-A947-70E740481C1C}">
                           <a14:useLocalDpi xmlns:a14="http://schemas.microsoft.com/office/drawing/2010/main" val="0"/>
@@ -13208,7 +13675,7 @@
                     <pic:cNvPicPr/>
                   </pic:nvPicPr>
                   <pic:blipFill>
-                    <a:blip r:embed="rId31"/>
+                    <a:blip r:embed="rId26"/>
                     <a:stretch>
                       <a:fillRect/>
                     </a:stretch>
@@ -13645,7 +14112,23 @@
           <w:rFonts w:hint="eastAsia"/>
           <w:lang w:val="zh-CN"/>
         </w:rPr>
-        <w:t>设备端主要功能流程可概括如下：</w:t>
+        <w:t>设备</w:t>
+      </w:r>
+      <w:proofErr w:type="gramStart"/>
+      <w:r>
+        <w:rPr>
+          <w:rFonts w:hint="eastAsia"/>
+          <w:lang w:val="zh-CN"/>
+        </w:rPr>
+        <w:t>端主要</w:t>
+      </w:r>
+      <w:proofErr w:type="gramEnd"/>
+      <w:r>
+        <w:rPr>
+          <w:rFonts w:hint="eastAsia"/>
+          <w:lang w:val="zh-CN"/>
+        </w:rPr>
+        <w:t>功能流程可概括如下：</w:t>
       </w:r>
     </w:p>
     <w:p>
@@ -13820,7 +14303,7 @@
                     </pic:cNvPicPr>
                   </pic:nvPicPr>
                   <pic:blipFill>
-                    <a:blip r:embed="rId32"/>
+                    <a:blip r:embed="rId27"/>
                     <a:stretch>
                       <a:fillRect/>
                     </a:stretch>
@@ -13886,7 +14369,21 @@
         <w:rPr>
           <w:rFonts w:hint="eastAsia"/>
         </w:rPr>
-        <w:t>边缘端服务与数据库设计</w:t>
+        <w:t>边缘</w:t>
+      </w:r>
+      <w:proofErr w:type="gramStart"/>
+      <w:r>
+        <w:rPr>
+          <w:rFonts w:hint="eastAsia"/>
+        </w:rPr>
+        <w:t>端服务</w:t>
+      </w:r>
+      <w:proofErr w:type="gramEnd"/>
+      <w:r>
+        <w:rPr>
+          <w:rFonts w:hint="eastAsia"/>
+        </w:rPr>
+        <w:t>与数据库设计</w:t>
       </w:r>
       <w:bookmarkEnd w:id="115"/>
       <w:bookmarkEnd w:id="116"/>
@@ -13904,8 +14401,17 @@
           <w:rFonts w:hint="eastAsia"/>
           <w:lang w:val="zh-CN"/>
         </w:rPr>
-        <w:t>边缘端服务用</w:t>
-      </w:r>
+        <w:t>边缘</w:t>
+      </w:r>
+      <w:proofErr w:type="gramStart"/>
+      <w:r>
+        <w:rPr>
+          <w:rFonts w:hint="eastAsia"/>
+          <w:lang w:val="zh-CN"/>
+        </w:rPr>
+        <w:t>端服务用</w:t>
+      </w:r>
+      <w:proofErr w:type="gramEnd"/>
       <w:r>
         <w:rPr>
           <w:rFonts w:hint="eastAsia"/>
@@ -14237,7 +14743,25 @@
                 <w:bCs/>
                 <w:szCs w:val="21"/>
               </w:rPr>
-              <w:t>/api/v1/sensors/latest</w:t>
+              <w:t>/</w:t>
+            </w:r>
+            <w:proofErr w:type="spellStart"/>
+            <w:r>
+              <w:rPr>
+                <w:rFonts w:hint="eastAsia"/>
+                <w:bCs/>
+                <w:szCs w:val="21"/>
+              </w:rPr>
+              <w:t>api</w:t>
+            </w:r>
+            <w:proofErr w:type="spellEnd"/>
+            <w:r>
+              <w:rPr>
+                <w:rFonts w:hint="eastAsia"/>
+                <w:bCs/>
+                <w:szCs w:val="21"/>
+              </w:rPr>
+              <w:t>/v1/sensors/latest</w:t>
             </w:r>
           </w:p>
         </w:tc>
@@ -14344,7 +14868,25 @@
                 <w:bCs/>
                 <w:szCs w:val="21"/>
               </w:rPr>
-              <w:t>/api/v1/sensors/history</w:t>
+              <w:t>/</w:t>
+            </w:r>
+            <w:proofErr w:type="spellStart"/>
+            <w:r>
+              <w:rPr>
+                <w:rFonts w:hint="eastAsia"/>
+                <w:bCs/>
+                <w:szCs w:val="21"/>
+              </w:rPr>
+              <w:t>api</w:t>
+            </w:r>
+            <w:proofErr w:type="spellEnd"/>
+            <w:r>
+              <w:rPr>
+                <w:rFonts w:hint="eastAsia"/>
+                <w:bCs/>
+                <w:szCs w:val="21"/>
+              </w:rPr>
+              <w:t>/v1/sensors/history</w:t>
             </w:r>
           </w:p>
         </w:tc>
@@ -14452,7 +14994,25 @@
                 <w:szCs w:val="21"/>
               </w:rPr>
               <w:lastRenderedPageBreak/>
-              <w:t>/api/v1/sensors/history.csv</w:t>
+              <w:t>/</w:t>
+            </w:r>
+            <w:proofErr w:type="spellStart"/>
+            <w:r>
+              <w:rPr>
+                <w:rFonts w:hint="eastAsia"/>
+                <w:bCs/>
+                <w:szCs w:val="21"/>
+              </w:rPr>
+              <w:t>api</w:t>
+            </w:r>
+            <w:proofErr w:type="spellEnd"/>
+            <w:r>
+              <w:rPr>
+                <w:rFonts w:hint="eastAsia"/>
+                <w:bCs/>
+                <w:szCs w:val="21"/>
+              </w:rPr>
+              <w:t>/v1/sensors/history.csv</w:t>
             </w:r>
           </w:p>
         </w:tc>
@@ -14567,7 +15127,25 @@
                 <w:bCs/>
                 <w:szCs w:val="21"/>
               </w:rPr>
-              <w:t>/api/v1/control</w:t>
+              <w:t>/</w:t>
+            </w:r>
+            <w:proofErr w:type="spellStart"/>
+            <w:r>
+              <w:rPr>
+                <w:rFonts w:hint="eastAsia"/>
+                <w:bCs/>
+                <w:szCs w:val="21"/>
+              </w:rPr>
+              <w:t>api</w:t>
+            </w:r>
+            <w:proofErr w:type="spellEnd"/>
+            <w:r>
+              <w:rPr>
+                <w:rFonts w:hint="eastAsia"/>
+                <w:bCs/>
+                <w:szCs w:val="21"/>
+              </w:rPr>
+              <w:t>/v1/control</w:t>
             </w:r>
           </w:p>
         </w:tc>
@@ -14674,7 +15252,25 @@
                 <w:bCs/>
                 <w:szCs w:val="21"/>
               </w:rPr>
-              <w:t>/api/v1/control/logs</w:t>
+              <w:t>/</w:t>
+            </w:r>
+            <w:proofErr w:type="spellStart"/>
+            <w:r>
+              <w:rPr>
+                <w:rFonts w:hint="eastAsia"/>
+                <w:bCs/>
+                <w:szCs w:val="21"/>
+              </w:rPr>
+              <w:t>api</w:t>
+            </w:r>
+            <w:proofErr w:type="spellEnd"/>
+            <w:r>
+              <w:rPr>
+                <w:rFonts w:hint="eastAsia"/>
+                <w:bCs/>
+                <w:szCs w:val="21"/>
+              </w:rPr>
+              <w:t>/v1/control/logs</w:t>
             </w:r>
           </w:p>
         </w:tc>
@@ -14781,7 +15377,25 @@
                 <w:bCs/>
                 <w:szCs w:val="21"/>
               </w:rPr>
-              <w:t>/api/v1/policy/irrigation</w:t>
+              <w:t>/</w:t>
+            </w:r>
+            <w:proofErr w:type="spellStart"/>
+            <w:r>
+              <w:rPr>
+                <w:rFonts w:hint="eastAsia"/>
+                <w:bCs/>
+                <w:szCs w:val="21"/>
+              </w:rPr>
+              <w:t>api</w:t>
+            </w:r>
+            <w:proofErr w:type="spellEnd"/>
+            <w:r>
+              <w:rPr>
+                <w:rFonts w:hint="eastAsia"/>
+                <w:bCs/>
+                <w:szCs w:val="21"/>
+              </w:rPr>
+              <w:t>/v1/policy/irrigation</w:t>
             </w:r>
           </w:p>
         </w:tc>
@@ -14888,7 +15502,25 @@
                 <w:bCs/>
                 <w:szCs w:val="21"/>
               </w:rPr>
-              <w:t>/api/v1/policy/irrigation/status</w:t>
+              <w:t>/</w:t>
+            </w:r>
+            <w:proofErr w:type="spellStart"/>
+            <w:r>
+              <w:rPr>
+                <w:rFonts w:hint="eastAsia"/>
+                <w:bCs/>
+                <w:szCs w:val="21"/>
+              </w:rPr>
+              <w:t>api</w:t>
+            </w:r>
+            <w:proofErr w:type="spellEnd"/>
+            <w:r>
+              <w:rPr>
+                <w:rFonts w:hint="eastAsia"/>
+                <w:bCs/>
+                <w:szCs w:val="21"/>
+              </w:rPr>
+              <w:t>/v1/policy/irrigation/status</w:t>
             </w:r>
           </w:p>
         </w:tc>
@@ -14995,7 +15627,25 @@
                 <w:bCs/>
                 <w:szCs w:val="21"/>
               </w:rPr>
-              <w:t>/api/v1/auth/register</w:t>
+              <w:t>/</w:t>
+            </w:r>
+            <w:proofErr w:type="spellStart"/>
+            <w:r>
+              <w:rPr>
+                <w:rFonts w:hint="eastAsia"/>
+                <w:bCs/>
+                <w:szCs w:val="21"/>
+              </w:rPr>
+              <w:t>api</w:t>
+            </w:r>
+            <w:proofErr w:type="spellEnd"/>
+            <w:r>
+              <w:rPr>
+                <w:rFonts w:hint="eastAsia"/>
+                <w:bCs/>
+                <w:szCs w:val="21"/>
+              </w:rPr>
+              <w:t>/v1/auth/register</w:t>
             </w:r>
           </w:p>
         </w:tc>
@@ -15102,7 +15752,25 @@
                 <w:bCs/>
                 <w:szCs w:val="21"/>
               </w:rPr>
-              <w:t>/api/v1/auth/login</w:t>
+              <w:t>/</w:t>
+            </w:r>
+            <w:proofErr w:type="spellStart"/>
+            <w:r>
+              <w:rPr>
+                <w:rFonts w:hint="eastAsia"/>
+                <w:bCs/>
+                <w:szCs w:val="21"/>
+              </w:rPr>
+              <w:t>api</w:t>
+            </w:r>
+            <w:proofErr w:type="spellEnd"/>
+            <w:r>
+              <w:rPr>
+                <w:rFonts w:hint="eastAsia"/>
+                <w:bCs/>
+                <w:szCs w:val="21"/>
+              </w:rPr>
+              <w:t>/v1/auth/login</w:t>
             </w:r>
           </w:p>
         </w:tc>
@@ -15209,7 +15877,25 @@
                 <w:bCs/>
                 <w:szCs w:val="21"/>
               </w:rPr>
-              <w:t>/api/v1/auth/me</w:t>
+              <w:t>/</w:t>
+            </w:r>
+            <w:proofErr w:type="spellStart"/>
+            <w:r>
+              <w:rPr>
+                <w:rFonts w:hint="eastAsia"/>
+                <w:bCs/>
+                <w:szCs w:val="21"/>
+              </w:rPr>
+              <w:t>api</w:t>
+            </w:r>
+            <w:proofErr w:type="spellEnd"/>
+            <w:r>
+              <w:rPr>
+                <w:rFonts w:hint="eastAsia"/>
+                <w:bCs/>
+                <w:szCs w:val="21"/>
+              </w:rPr>
+              <w:t>/v1/auth/me</w:t>
             </w:r>
           </w:p>
         </w:tc>
@@ -15316,7 +16002,25 @@
                 <w:bCs/>
                 <w:szCs w:val="21"/>
               </w:rPr>
-              <w:t>/api/v1/devices/status</w:t>
+              <w:t>/</w:t>
+            </w:r>
+            <w:proofErr w:type="spellStart"/>
+            <w:r>
+              <w:rPr>
+                <w:rFonts w:hint="eastAsia"/>
+                <w:bCs/>
+                <w:szCs w:val="21"/>
+              </w:rPr>
+              <w:t>api</w:t>
+            </w:r>
+            <w:proofErr w:type="spellEnd"/>
+            <w:r>
+              <w:rPr>
+                <w:rFonts w:hint="eastAsia"/>
+                <w:bCs/>
+                <w:szCs w:val="21"/>
+              </w:rPr>
+              <w:t>/v1/devices/status</w:t>
             </w:r>
           </w:p>
         </w:tc>
@@ -15423,7 +16127,25 @@
                 <w:bCs/>
                 <w:szCs w:val="21"/>
               </w:rPr>
-              <w:t>/api/v1/camera/capture</w:t>
+              <w:t>/</w:t>
+            </w:r>
+            <w:proofErr w:type="spellStart"/>
+            <w:r>
+              <w:rPr>
+                <w:rFonts w:hint="eastAsia"/>
+                <w:bCs/>
+                <w:szCs w:val="21"/>
+              </w:rPr>
+              <w:t>api</w:t>
+            </w:r>
+            <w:proofErr w:type="spellEnd"/>
+            <w:r>
+              <w:rPr>
+                <w:rFonts w:hint="eastAsia"/>
+                <w:bCs/>
+                <w:szCs w:val="21"/>
+              </w:rPr>
+              <w:t>/v1/camera/capture</w:t>
             </w:r>
           </w:p>
         </w:tc>
@@ -15530,7 +16252,25 @@
                 <w:bCs/>
                 <w:szCs w:val="21"/>
               </w:rPr>
-              <w:t>/api/v1/vision/analyze</w:t>
+              <w:t>/</w:t>
+            </w:r>
+            <w:proofErr w:type="spellStart"/>
+            <w:r>
+              <w:rPr>
+                <w:rFonts w:hint="eastAsia"/>
+                <w:bCs/>
+                <w:szCs w:val="21"/>
+              </w:rPr>
+              <w:t>api</w:t>
+            </w:r>
+            <w:proofErr w:type="spellEnd"/>
+            <w:r>
+              <w:rPr>
+                <w:rFonts w:hint="eastAsia"/>
+                <w:bCs/>
+                <w:szCs w:val="21"/>
+              </w:rPr>
+              <w:t>/v1/vision/analyze</w:t>
             </w:r>
           </w:p>
         </w:tc>
@@ -15637,7 +16377,25 @@
                 <w:bCs/>
                 <w:szCs w:val="21"/>
               </w:rPr>
-              <w:t>/api/v1/assistant</w:t>
+              <w:t>/</w:t>
+            </w:r>
+            <w:proofErr w:type="spellStart"/>
+            <w:r>
+              <w:rPr>
+                <w:rFonts w:hint="eastAsia"/>
+                <w:bCs/>
+                <w:szCs w:val="21"/>
+              </w:rPr>
+              <w:t>api</w:t>
+            </w:r>
+            <w:proofErr w:type="spellEnd"/>
+            <w:r>
+              <w:rPr>
+                <w:rFonts w:hint="eastAsia"/>
+                <w:bCs/>
+                <w:szCs w:val="21"/>
+              </w:rPr>
+              <w:t>/v1/assistant</w:t>
             </w:r>
           </w:p>
         </w:tc>
@@ -16006,6 +16764,7 @@
               </w:rPr>
               <w:t>、</w:t>
             </w:r>
+            <w:proofErr w:type="spellStart"/>
             <w:r>
               <w:rPr>
                 <w:rFonts w:hint="eastAsia"/>
@@ -16014,6 +16773,7 @@
               </w:rPr>
               <w:t>password_hash</w:t>
             </w:r>
+            <w:proofErr w:type="spellEnd"/>
             <w:r>
               <w:rPr>
                 <w:rFonts w:hint="eastAsia"/>
@@ -16022,6 +16782,7 @@
               </w:rPr>
               <w:t>、</w:t>
             </w:r>
+            <w:proofErr w:type="spellStart"/>
             <w:r>
               <w:rPr>
                 <w:rFonts w:hint="eastAsia"/>
@@ -16030,6 +16791,7 @@
               </w:rPr>
               <w:t>created_at</w:t>
             </w:r>
+            <w:proofErr w:type="spellEnd"/>
           </w:p>
         </w:tc>
         <w:tc>
@@ -16212,6 +16974,7 @@
                 <w:szCs w:val="21"/>
               </w:rPr>
             </w:pPr>
+            <w:proofErr w:type="spellStart"/>
             <w:r>
               <w:rPr>
                 <w:rFonts w:hint="eastAsia"/>
@@ -16220,6 +16983,7 @@
               </w:rPr>
               <w:t>user_roles</w:t>
             </w:r>
+            <w:proofErr w:type="spellEnd"/>
           </w:p>
         </w:tc>
         <w:tc>
@@ -16246,6 +17010,7 @@
                 <w:szCs w:val="21"/>
               </w:rPr>
             </w:pPr>
+            <w:proofErr w:type="spellStart"/>
             <w:r>
               <w:rPr>
                 <w:rFonts w:hint="eastAsia"/>
@@ -16254,6 +17019,7 @@
               </w:rPr>
               <w:t>user_id</w:t>
             </w:r>
+            <w:proofErr w:type="spellEnd"/>
             <w:r>
               <w:rPr>
                 <w:rFonts w:hint="eastAsia"/>
@@ -16262,6 +17028,7 @@
               </w:rPr>
               <w:t>、</w:t>
             </w:r>
+            <w:proofErr w:type="spellStart"/>
             <w:r>
               <w:rPr>
                 <w:rFonts w:hint="eastAsia"/>
@@ -16270,6 +17037,7 @@
               </w:rPr>
               <w:t>role_id</w:t>
             </w:r>
+            <w:proofErr w:type="spellEnd"/>
           </w:p>
         </w:tc>
         <w:tc>
@@ -16414,6 +17182,7 @@
               </w:rPr>
               <w:t>、</w:t>
             </w:r>
+            <w:proofErr w:type="spellStart"/>
             <w:r>
               <w:rPr>
                 <w:rFonts w:hint="eastAsia"/>
@@ -16422,6 +17191,7 @@
               </w:rPr>
               <w:t>last_seen</w:t>
             </w:r>
+            <w:proofErr w:type="spellEnd"/>
           </w:p>
         </w:tc>
         <w:tc>
@@ -16484,6 +17254,7 @@
                 <w:szCs w:val="21"/>
               </w:rPr>
             </w:pPr>
+            <w:proofErr w:type="spellStart"/>
             <w:r>
               <w:rPr>
                 <w:rFonts w:hint="eastAsia"/>
@@ -16492,6 +17263,7 @@
               </w:rPr>
               <w:t>sensor_data</w:t>
             </w:r>
+            <w:proofErr w:type="spellEnd"/>
           </w:p>
         </w:tc>
         <w:tc>
@@ -16534,6 +17306,7 @@
               </w:rPr>
               <w:t>、</w:t>
             </w:r>
+            <w:proofErr w:type="spellStart"/>
             <w:r>
               <w:rPr>
                 <w:rFonts w:hint="eastAsia"/>
@@ -16542,6 +17315,7 @@
               </w:rPr>
               <w:t>device_id</w:t>
             </w:r>
+            <w:proofErr w:type="spellEnd"/>
             <w:r>
               <w:rPr>
                 <w:rFonts w:hint="eastAsia"/>
@@ -16684,6 +17458,7 @@
                 <w:szCs w:val="21"/>
               </w:rPr>
             </w:pPr>
+            <w:proofErr w:type="spellStart"/>
             <w:r>
               <w:rPr>
                 <w:rFonts w:hint="eastAsia"/>
@@ -16692,6 +17467,7 @@
               </w:rPr>
               <w:t>control_logs</w:t>
             </w:r>
+            <w:proofErr w:type="spellEnd"/>
           </w:p>
         </w:tc>
         <w:tc>
@@ -16734,6 +17510,7 @@
               </w:rPr>
               <w:t>、</w:t>
             </w:r>
+            <w:proofErr w:type="spellStart"/>
             <w:r>
               <w:rPr>
                 <w:rFonts w:hint="eastAsia"/>
@@ -16742,6 +17519,7 @@
               </w:rPr>
               <w:t>device_id</w:t>
             </w:r>
+            <w:proofErr w:type="spellEnd"/>
             <w:r>
               <w:rPr>
                 <w:rFonts w:hint="eastAsia"/>
@@ -16782,6 +17560,7 @@
               </w:rPr>
               <w:t>、</w:t>
             </w:r>
+            <w:proofErr w:type="spellStart"/>
             <w:r>
               <w:rPr>
                 <w:rFonts w:hint="eastAsia"/>
@@ -16790,6 +17569,7 @@
               </w:rPr>
               <w:t>raw_command</w:t>
             </w:r>
+            <w:proofErr w:type="spellEnd"/>
             <w:r>
               <w:rPr>
                 <w:rFonts w:hint="eastAsia"/>
@@ -16814,6 +17594,7 @@
               </w:rPr>
               <w:t>、</w:t>
             </w:r>
+            <w:proofErr w:type="spellStart"/>
             <w:r>
               <w:rPr>
                 <w:rFonts w:hint="eastAsia"/>
@@ -16822,6 +17603,7 @@
               </w:rPr>
               <w:t>created_at</w:t>
             </w:r>
+            <w:proofErr w:type="spellEnd"/>
           </w:p>
         </w:tc>
         <w:tc>
@@ -16884,6 +17666,7 @@
                 <w:szCs w:val="21"/>
               </w:rPr>
             </w:pPr>
+            <w:proofErr w:type="spellStart"/>
             <w:r>
               <w:rPr>
                 <w:rFonts w:hint="eastAsia"/>
@@ -16892,6 +17675,7 @@
               </w:rPr>
               <w:t>irrigation_policies</w:t>
             </w:r>
+            <w:proofErr w:type="spellEnd"/>
           </w:p>
         </w:tc>
         <w:tc>
@@ -16934,6 +17718,7 @@
               </w:rPr>
               <w:t>、</w:t>
             </w:r>
+            <w:proofErr w:type="spellStart"/>
             <w:r>
               <w:rPr>
                 <w:rFonts w:hint="eastAsia"/>
@@ -16942,6 +17727,7 @@
               </w:rPr>
               <w:t>device_id</w:t>
             </w:r>
+            <w:proofErr w:type="spellEnd"/>
             <w:r>
               <w:rPr>
                 <w:rFonts w:hint="eastAsia"/>
@@ -16966,6 +17752,7 @@
               </w:rPr>
               <w:t>、</w:t>
             </w:r>
+            <w:proofErr w:type="spellStart"/>
             <w:r>
               <w:rPr>
                 <w:rFonts w:hint="eastAsia"/>
@@ -16974,6 +17761,7 @@
               </w:rPr>
               <w:t>soil_threshold_min</w:t>
             </w:r>
+            <w:proofErr w:type="spellEnd"/>
             <w:r>
               <w:rPr>
                 <w:rFonts w:hint="eastAsia"/>
@@ -16982,6 +17770,7 @@
               </w:rPr>
               <w:t>、</w:t>
             </w:r>
+            <w:proofErr w:type="spellStart"/>
             <w:r>
               <w:rPr>
                 <w:rFonts w:hint="eastAsia"/>
@@ -16990,6 +17779,7 @@
               </w:rPr>
               <w:t>watering_seconds</w:t>
             </w:r>
+            <w:proofErr w:type="spellEnd"/>
             <w:r>
               <w:rPr>
                 <w:rFonts w:hint="eastAsia"/>
@@ -16998,6 +17788,7 @@
               </w:rPr>
               <w:t>、</w:t>
             </w:r>
+            <w:proofErr w:type="spellStart"/>
             <w:r>
               <w:rPr>
                 <w:rFonts w:hint="eastAsia"/>
@@ -17006,6 +17797,7 @@
               </w:rPr>
               <w:t>cooldown_seconds</w:t>
             </w:r>
+            <w:proofErr w:type="spellEnd"/>
             <w:r>
               <w:rPr>
                 <w:rFonts w:hint="eastAsia"/>
@@ -17014,6 +17806,7 @@
               </w:rPr>
               <w:t>、</w:t>
             </w:r>
+            <w:proofErr w:type="spellStart"/>
             <w:r>
               <w:rPr>
                 <w:rFonts w:hint="eastAsia"/>
@@ -17022,6 +17815,7 @@
               </w:rPr>
               <w:t>updated_at</w:t>
             </w:r>
+            <w:proofErr w:type="spellEnd"/>
           </w:p>
         </w:tc>
         <w:tc>
@@ -17073,7 +17867,23 @@
           <w:rFonts w:hint="eastAsia"/>
           <w:lang w:val="zh-CN"/>
         </w:rPr>
-        <w:t>此外，系统在数据库层设计了相应触发器，当控制日志插入后，能够自动更新设备的最近在线时间。该设计体现了数据库对业务逻辑的支撑作用，保证了设备状态信息更新的及时性和一致性，提高了系统的数据管理能力。</w:t>
+        <w:t>此外，系统在数据库层设计了相应触发器，</w:t>
+      </w:r>
+      <w:proofErr w:type="gramStart"/>
+      <w:r>
+        <w:rPr>
+          <w:rFonts w:hint="eastAsia"/>
+          <w:lang w:val="zh-CN"/>
+        </w:rPr>
+        <w:t>当控制</w:t>
+      </w:r>
+      <w:proofErr w:type="gramEnd"/>
+      <w:r>
+        <w:rPr>
+          <w:rFonts w:hint="eastAsia"/>
+          <w:lang w:val="zh-CN"/>
+        </w:rPr>
+        <w:t>日志插入后，能够自动更新设备的最近在线时间。该设计体现了数据库对业务逻辑的支撑作用，保证了设备状态信息更新的及时性和一致性，提高了系统的数据管理能力。</w:t>
       </w:r>
     </w:p>
     <w:p>
@@ -17110,7 +17920,7 @@
                     </pic:cNvPicPr>
                   </pic:nvPicPr>
                   <pic:blipFill>
-                    <a:blip r:embed="rId33"/>
+                    <a:blip r:embed="rId28"/>
                     <a:stretch>
                       <a:fillRect/>
                     </a:stretch>
@@ -17191,7 +18001,7 @@
                     </pic:cNvPicPr>
                   </pic:nvPicPr>
                   <pic:blipFill>
-                    <a:blip r:embed="rId34"/>
+                    <a:blip r:embed="rId29"/>
                     <a:stretch>
                       <a:fillRect/>
                     </a:stretch>
@@ -17315,7 +18125,23 @@
           <w:rFonts w:hint="eastAsia"/>
           <w:lang w:val="zh-CN"/>
         </w:rPr>
-        <w:t>颜色空间，按照颜色区间统计和轮廓框选来识别花朵的颜色特征，把识别结果映射到花蕾期、盛开期或者成熟、凋谢期这些状态上；</w:t>
+        <w:t>颜色空间，按照颜色区间统计和</w:t>
+      </w:r>
+      <w:proofErr w:type="gramStart"/>
+      <w:r>
+        <w:rPr>
+          <w:rFonts w:hint="eastAsia"/>
+          <w:lang w:val="zh-CN"/>
+        </w:rPr>
+        <w:t>轮廓框选来</w:t>
+      </w:r>
+      <w:proofErr w:type="gramEnd"/>
+      <w:r>
+        <w:rPr>
+          <w:rFonts w:hint="eastAsia"/>
+          <w:lang w:val="zh-CN"/>
+        </w:rPr>
+        <w:t>识别花朵的颜色特征，把识别结果映射到花蕾期、盛开期或者成熟、凋谢期这些状态上；</w:t>
       </w:r>
     </w:p>
     <w:p>
@@ -17366,7 +18192,7 @@
                     </pic:cNvPicPr>
                   </pic:nvPicPr>
                   <pic:blipFill>
-                    <a:blip r:embed="rId35"/>
+                    <a:blip r:embed="rId30"/>
                     <a:stretch>
                       <a:fillRect/>
                     </a:stretch>
@@ -17444,7 +18270,7 @@
                     <pic:cNvPicPr/>
                   </pic:nvPicPr>
                   <pic:blipFill>
-                    <a:blip r:embed="rId36"/>
+                    <a:blip r:embed="rId31"/>
                     <a:stretch>
                       <a:fillRect/>
                     </a:stretch>
@@ -17531,7 +18357,7 @@
                     <pic:cNvPicPr/>
                   </pic:nvPicPr>
                   <pic:blipFill>
-                    <a:blip r:embed="rId37"/>
+                    <a:blip r:embed="rId32"/>
                     <a:stretch>
                       <a:fillRect/>
                     </a:stretch>
@@ -17571,12 +18397,14 @@
         </w:rPr>
         <w:t xml:space="preserve">5.8  </w:t>
       </w:r>
+      <w:proofErr w:type="spellStart"/>
       <w:r>
         <w:rPr>
           <w:rFonts w:hint="eastAsia"/>
         </w:rPr>
         <w:t>llm</w:t>
       </w:r>
+      <w:proofErr w:type="spellEnd"/>
       <w:r>
         <w:rPr>
           <w:rFonts w:hint="eastAsia"/>
@@ -17646,7 +18474,7 @@
                     </pic:cNvPicPr>
                   </pic:nvPicPr>
                   <pic:blipFill>
-                    <a:blip r:embed="rId38" cstate="print">
+                    <a:blip r:embed="rId33" cstate="print">
                       <a:extLst>
                         <a:ext uri="{28A0092B-C50C-407E-A947-70E740481C1C}">
                           <a14:useLocalDpi xmlns:a14="http://schemas.microsoft.com/office/drawing/2010/main" val="0"/>
@@ -17740,7 +18568,7 @@
                     </pic:cNvPicPr>
                   </pic:nvPicPr>
                   <pic:blipFill>
-                    <a:blip r:embed="rId39" cstate="print">
+                    <a:blip r:embed="rId34" cstate="print">
                       <a:extLst>
                         <a:ext uri="{28A0092B-C50C-407E-A947-70E740481C1C}">
                           <a14:useLocalDpi xmlns:a14="http://schemas.microsoft.com/office/drawing/2010/main" val="0"/>
@@ -17832,7 +18660,7 @@
                     </pic:cNvPicPr>
                   </pic:nvPicPr>
                   <pic:blipFill>
-                    <a:blip r:embed="rId40" cstate="print">
+                    <a:blip r:embed="rId35" cstate="print">
                       <a:extLst>
                         <a:ext uri="{28A0092B-C50C-407E-A947-70E740481C1C}">
                           <a14:useLocalDpi xmlns:a14="http://schemas.microsoft.com/office/drawing/2010/main" val="0"/>
@@ -17919,7 +18747,7 @@
                     <pic:cNvPicPr/>
                   </pic:nvPicPr>
                   <pic:blipFill>
-                    <a:blip r:embed="rId41"/>
+                    <a:blip r:embed="rId36"/>
                     <a:stretch>
                       <a:fillRect/>
                     </a:stretch>
@@ -17974,7 +18802,7 @@
                     </pic:cNvPicPr>
                   </pic:nvPicPr>
                   <pic:blipFill>
-                    <a:blip r:embed="rId42"/>
+                    <a:blip r:embed="rId37"/>
                     <a:stretch>
                       <a:fillRect/>
                     </a:stretch>
@@ -18226,7 +19054,7 @@
                     </pic:cNvPicPr>
                   </pic:nvPicPr>
                   <pic:blipFill>
-                    <a:blip r:embed="rId43"/>
+                    <a:blip r:embed="rId38"/>
                     <a:stretch>
                       <a:fillRect/>
                     </a:stretch>
@@ -18967,7 +19795,25 @@
                 <w:bCs/>
                 <w:szCs w:val="21"/>
               </w:rPr>
-              <w:t>光照值明显变化</w:t>
+              <w:t>光照</w:t>
+            </w:r>
+            <w:proofErr w:type="gramStart"/>
+            <w:r>
+              <w:rPr>
+                <w:rFonts w:hint="eastAsia"/>
+                <w:bCs/>
+                <w:szCs w:val="21"/>
+              </w:rPr>
+              <w:t>值明显</w:t>
+            </w:r>
+            <w:proofErr w:type="gramEnd"/>
+            <w:r>
+              <w:rPr>
+                <w:rFonts w:hint="eastAsia"/>
+                <w:bCs/>
+                <w:szCs w:val="21"/>
+              </w:rPr>
+              <w:t>变化</w:t>
             </w:r>
           </w:p>
         </w:tc>
@@ -19271,7 +20117,7 @@
                     </pic:cNvPicPr>
                   </pic:nvPicPr>
                   <pic:blipFill>
-                    <a:blip r:embed="rId44"/>
+                    <a:blip r:embed="rId39"/>
                     <a:stretch>
                       <a:fillRect/>
                     </a:stretch>
@@ -20022,7 +20868,25 @@
                 <w:bCs/>
                 <w:szCs w:val="21"/>
               </w:rPr>
-              <w:t>灯带成功开启与关闭</w:t>
+              <w:t>灯</w:t>
+            </w:r>
+            <w:proofErr w:type="gramStart"/>
+            <w:r>
+              <w:rPr>
+                <w:rFonts w:hint="eastAsia"/>
+                <w:bCs/>
+                <w:szCs w:val="21"/>
+              </w:rPr>
+              <w:t>带成功</w:t>
+            </w:r>
+            <w:proofErr w:type="gramEnd"/>
+            <w:r>
+              <w:rPr>
+                <w:rFonts w:hint="eastAsia"/>
+                <w:bCs/>
+                <w:szCs w:val="21"/>
+              </w:rPr>
+              <w:t>开启与关闭</w:t>
             </w:r>
           </w:p>
         </w:tc>
@@ -20097,7 +20961,25 @@
                 <w:bCs/>
                 <w:szCs w:val="21"/>
               </w:rPr>
-              <w:t>在控制页执行手势</w:t>
+              <w:t>在控制</w:t>
+            </w:r>
+            <w:proofErr w:type="gramStart"/>
+            <w:r>
+              <w:rPr>
+                <w:rFonts w:hint="eastAsia"/>
+                <w:bCs/>
+                <w:szCs w:val="21"/>
+              </w:rPr>
+              <w:t>页执行</w:t>
+            </w:r>
+            <w:proofErr w:type="gramEnd"/>
+            <w:r>
+              <w:rPr>
+                <w:rFonts w:hint="eastAsia"/>
+                <w:bCs/>
+                <w:szCs w:val="21"/>
+              </w:rPr>
+              <w:t>手势</w:t>
             </w:r>
           </w:p>
         </w:tc>
@@ -22412,7 +23294,23 @@
           <w:rFonts w:hint="eastAsia"/>
           <w:lang w:val="zh-CN"/>
         </w:rPr>
-        <w:t>从系统测试的过程可以看出，本文设计的智能培育系统可以达到环境监测、自动控制、数据存储、可视化管理等主要目的。如果实测结果表明温湿度、光照和土壤湿度数据可以稳定刷新，可以持续写入数据库，那么说明设备端采集链路和边缘端数据处理链路工作正常；如果控制命令可以被设备端正确解析并执行器动作和日志记录一致，则说明系统控制闭环设计合理。</w:t>
+        <w:t>从系统测试的过程可以看出，本文设计的智能培育系统可以达到环境监测、自动控制、数据存储、可视化管理等主要目的。如果实测结果表明温湿度、光照和土壤湿度数据可以稳定刷新，可以持续写入数据库，那么说明设备端采集链路和边缘端数据处理链路工作正常；如果控制命令可以</w:t>
+      </w:r>
+      <w:proofErr w:type="gramStart"/>
+      <w:r>
+        <w:rPr>
+          <w:rFonts w:hint="eastAsia"/>
+          <w:lang w:val="zh-CN"/>
+        </w:rPr>
+        <w:t>被设备端正确</w:t>
+      </w:r>
+      <w:proofErr w:type="gramEnd"/>
+      <w:r>
+        <w:rPr>
+          <w:rFonts w:hint="eastAsia"/>
+          <w:lang w:val="zh-CN"/>
+        </w:rPr>
+        <w:t>解析并执行器动作和日志记录一致，则说明系统控制闭环设计合理。</w:t>
       </w:r>
     </w:p>
     <w:p>
@@ -22535,7 +23433,23 @@
           <w:rFonts w:hint="eastAsia"/>
           <w:lang w:val="zh-CN"/>
         </w:rPr>
-        <w:t>做设备端控制核心，用树莓派</w:t>
+        <w:t>做设备</w:t>
+      </w:r>
+      <w:proofErr w:type="gramStart"/>
+      <w:r>
+        <w:rPr>
+          <w:rFonts w:hint="eastAsia"/>
+          <w:lang w:val="zh-CN"/>
+        </w:rPr>
+        <w:t>端控制</w:t>
+      </w:r>
+      <w:proofErr w:type="gramEnd"/>
+      <w:r>
+        <w:rPr>
+          <w:rFonts w:hint="eastAsia"/>
+          <w:lang w:val="zh-CN"/>
+        </w:rPr>
+        <w:t>核心，用树莓派</w:t>
       </w:r>
       <w:r>
         <w:rPr>
@@ -22593,7 +23507,23 @@
           <w:rFonts w:hint="eastAsia"/>
           <w:lang w:val="zh-CN"/>
         </w:rPr>
-        <w:t>经过系统的方案设计、硬件连接实现、软件平台开发、功能测试可知，本文所建立的系统有如下特点，一是分层结构的设计比较清楚，二是实现了从环境感知到控制执行的闭环，三是边缘端具备较强的本地自治能力，即使云端连接断开也能继续工作，四是系统具有较好的扩展性，可以增加更多的传感器、执行器以及智能分析模块。本文基本达到了预期的研究目的，给小型特色作物的智能培育提供了一种可行的实现途径。</w:t>
+        <w:t>经过系统的方案设计、硬件连接实现、软件平台开发、功能测试可知，本文所建立的系统有如下特点，一是分层结构的设计比较清楚，二是实现了从环境感知到控制执行的闭环，三是边缘</w:t>
+      </w:r>
+      <w:proofErr w:type="gramStart"/>
+      <w:r>
+        <w:rPr>
+          <w:rFonts w:hint="eastAsia"/>
+          <w:lang w:val="zh-CN"/>
+        </w:rPr>
+        <w:t>端具备</w:t>
+      </w:r>
+      <w:proofErr w:type="gramEnd"/>
+      <w:r>
+        <w:rPr>
+          <w:rFonts w:hint="eastAsia"/>
+          <w:lang w:val="zh-CN"/>
+        </w:rPr>
+        <w:t>较强的本地自治能力，即使云端连接断开也能继续工作，四是系统具有较好的扩展性，可以增加更多的传感器、执行器以及智能分析模块。本文基本达到了预期的研究目的，给小型特色作物的智能培育提供了一种可行的实现途径。</w:t>
       </w:r>
     </w:p>
     <w:p>
@@ -22724,7 +23654,23 @@
           <w:rFonts w:hint="eastAsia"/>
           <w:lang w:val="zh-CN"/>
         </w:rPr>
-        <w:t>互联只实现了单向的数据汇聚，需要以后打通双向鉴权控制，针对高湿应用场景做专属</w:t>
+        <w:t>互联只实现了单向的数据汇聚，需要以后打通双向鉴权控制，针对高</w:t>
+      </w:r>
+      <w:proofErr w:type="gramStart"/>
+      <w:r>
+        <w:rPr>
+          <w:rFonts w:hint="eastAsia"/>
+          <w:lang w:val="zh-CN"/>
+        </w:rPr>
+        <w:t>湿应用</w:t>
+      </w:r>
+      <w:proofErr w:type="gramEnd"/>
+      <w:r>
+        <w:rPr>
+          <w:rFonts w:hint="eastAsia"/>
+          <w:lang w:val="zh-CN"/>
+        </w:rPr>
+        <w:t>场景做专属</w:t>
       </w:r>
       <w:r>
         <w:rPr>
@@ -23132,7 +24078,39 @@
           <w:rFonts w:cs="宋体"/>
           <w:szCs w:val="28"/>
         </w:rPr>
-        <w:t>,2025,15(01):59-63.DOI:10.16667/j.issn.2095-1302.2025.01.014.</w:t>
+        <w:t>,2025,15(01):</w:t>
+      </w:r>
+      <w:proofErr w:type="gramStart"/>
+      <w:r>
+        <w:rPr>
+          <w:rFonts w:cs="宋体"/>
+          <w:szCs w:val="28"/>
+        </w:rPr>
+        <w:t>59-63.DOI:10.16667/j.issn</w:t>
+      </w:r>
+      <w:proofErr w:type="gramEnd"/>
+      <w:r>
+        <w:rPr>
+          <w:rFonts w:cs="宋体"/>
+          <w:szCs w:val="28"/>
+        </w:rPr>
+        <w:t>.2095-1302.2025.</w:t>
+      </w:r>
+      <w:proofErr w:type="gramStart"/>
+      <w:r>
+        <w:rPr>
+          <w:rFonts w:cs="宋体"/>
+          <w:szCs w:val="28"/>
+        </w:rPr>
+        <w:t>01.014</w:t>
+      </w:r>
+      <w:proofErr w:type="gramEnd"/>
+      <w:r>
+        <w:rPr>
+          <w:rFonts w:cs="宋体"/>
+          <w:szCs w:val="28"/>
+        </w:rPr>
+        <w:t>.</w:t>
       </w:r>
     </w:p>
     <w:p>
@@ -23419,6 +24397,7 @@
         </w:rPr>
         <w:t xml:space="preserve"> </w:t>
       </w:r>
+      <w:proofErr w:type="gramStart"/>
       <w:r>
         <w:rPr>
           <w:rFonts w:cs="宋体"/>
@@ -23426,6 +24405,7 @@
         </w:rPr>
         <w:t>景子奇</w:t>
       </w:r>
+      <w:proofErr w:type="gramEnd"/>
       <w:r>
         <w:rPr>
           <w:rFonts w:cs="宋体"/>
@@ -23542,6 +24522,7 @@
         </w:rPr>
         <w:t>,</w:t>
       </w:r>
+      <w:proofErr w:type="gramStart"/>
       <w:r>
         <w:rPr>
           <w:rFonts w:cs="宋体"/>
@@ -23563,6 +24544,7 @@
         </w:rPr>
         <w:t>荣锋</w:t>
       </w:r>
+      <w:proofErr w:type="gramEnd"/>
       <w:r>
         <w:rPr>
           <w:rFonts w:cs="宋体"/>
@@ -23610,7 +24592,23 @@
           <w:rFonts w:cs="宋体"/>
           <w:szCs w:val="28"/>
         </w:rPr>
-        <w:t>,2022,43(08):2378-2384.DOI:10.16208/j.issn1000-7024.2022.08.036.</w:t>
+        <w:t>,2022,43(08):2378-2384.DOI:10.16208/</w:t>
+      </w:r>
+      <w:proofErr w:type="gramStart"/>
+      <w:r>
+        <w:rPr>
+          <w:rFonts w:cs="宋体"/>
+          <w:szCs w:val="28"/>
+        </w:rPr>
+        <w:t>j.issn</w:t>
+      </w:r>
+      <w:proofErr w:type="gramEnd"/>
+      <w:r>
+        <w:rPr>
+          <w:rFonts w:cs="宋体"/>
+          <w:szCs w:val="28"/>
+        </w:rPr>
+        <w:t>1000-7024.2022.08.036.</w:t>
       </w:r>
     </w:p>
     <w:p>
@@ -23705,7 +24703,23 @@
           <w:rFonts w:cs="宋体"/>
           <w:szCs w:val="28"/>
         </w:rPr>
-        <w:t>,2024,(01):7-10.DOI:10.19514/j.cnki.cn32-1628/tm.2024.01.002.</w:t>
+        <w:t>,2024,(01):</w:t>
+      </w:r>
+      <w:proofErr w:type="gramStart"/>
+      <w:r>
+        <w:rPr>
+          <w:rFonts w:cs="宋体"/>
+          <w:szCs w:val="28"/>
+        </w:rPr>
+        <w:t>7-10.DOI:10.19514/j.cnki.cn</w:t>
+      </w:r>
+      <w:proofErr w:type="gramEnd"/>
+      <w:r>
+        <w:rPr>
+          <w:rFonts w:cs="宋体"/>
+          <w:szCs w:val="28"/>
+        </w:rPr>
+        <w:t>32-1628/tm.2024.01.002.</w:t>
       </w:r>
     </w:p>
     <w:p>
@@ -23746,6 +24760,7 @@
         </w:rPr>
         <w:t xml:space="preserve"> </w:t>
       </w:r>
+      <w:proofErr w:type="gramStart"/>
       <w:r>
         <w:rPr>
           <w:rFonts w:cs="宋体"/>
@@ -23753,6 +24768,7 @@
         </w:rPr>
         <w:t>任海玉</w:t>
       </w:r>
+      <w:proofErr w:type="gramEnd"/>
       <w:r>
         <w:rPr>
           <w:rFonts w:cs="宋体"/>
@@ -23869,6 +24885,7 @@
         </w:rPr>
         <w:t xml:space="preserve"> </w:t>
       </w:r>
+      <w:proofErr w:type="gramStart"/>
       <w:r>
         <w:rPr>
           <w:rFonts w:cs="宋体"/>
@@ -23876,6 +24893,7 @@
         </w:rPr>
         <w:t>徐帅驰</w:t>
       </w:r>
+      <w:proofErr w:type="gramEnd"/>
       <w:r>
         <w:rPr>
           <w:rFonts w:cs="宋体"/>
@@ -23883,6 +24901,7 @@
         </w:rPr>
         <w:t>,</w:t>
       </w:r>
+      <w:proofErr w:type="gramStart"/>
       <w:r>
         <w:rPr>
           <w:rFonts w:cs="宋体"/>
@@ -23890,13 +24909,23 @@
         </w:rPr>
         <w:t>郑恭明</w:t>
       </w:r>
+      <w:proofErr w:type="gramEnd"/>
       <w:r>
         <w:rPr>
           <w:rFonts w:cs="宋体"/>
           <w:szCs w:val="28"/>
         </w:rPr>
-        <w:t>.MicroPython</w:t>
-      </w:r>
+        <w:t>.</w:t>
+      </w:r>
+      <w:proofErr w:type="spellStart"/>
+      <w:r>
+        <w:rPr>
+          <w:rFonts w:cs="宋体"/>
+          <w:szCs w:val="28"/>
+        </w:rPr>
+        <w:t>MicroPython</w:t>
+      </w:r>
+      <w:proofErr w:type="spellEnd"/>
       <w:r>
         <w:rPr>
           <w:rFonts w:cs="宋体"/>
@@ -24047,7 +25076,25 @@
           <w:sz w:val="28"/>
           <w:szCs w:val="28"/>
         </w:rPr>
-        <w:t xml:space="preserve">,2023,46(04):70-74.DOI:10.16652/j.issn.1004-373x.2023.04.013. </w:t>
+        <w:t>,2023,46(04):</w:t>
+      </w:r>
+      <w:proofErr w:type="gramStart"/>
+      <w:r>
+        <w:rPr>
+          <w:rFonts w:cs="宋体"/>
+          <w:sz w:val="28"/>
+          <w:szCs w:val="28"/>
+        </w:rPr>
+        <w:t>70-74.DOI:10.16652/j.issn</w:t>
+      </w:r>
+      <w:proofErr w:type="gramEnd"/>
+      <w:r>
+        <w:rPr>
+          <w:rFonts w:cs="宋体"/>
+          <w:sz w:val="28"/>
+          <w:szCs w:val="28"/>
+        </w:rPr>
+        <w:t xml:space="preserve">.1004-373x.2023.04.013. </w:t>
       </w:r>
     </w:p>
     <w:p>
@@ -24108,6 +25155,7 @@
         </w:rPr>
         <w:t>,</w:t>
       </w:r>
+      <w:proofErr w:type="gramStart"/>
       <w:r>
         <w:rPr>
           <w:rFonts w:cs="宋体"/>
@@ -24116,6 +25164,7 @@
         </w:rPr>
         <w:t>王洪丰</w:t>
       </w:r>
+      <w:proofErr w:type="gramEnd"/>
       <w:r>
         <w:rPr>
           <w:rFonts w:cs="宋体"/>
@@ -24507,7 +25556,25 @@
           <w:sz w:val="28"/>
           <w:szCs w:val="28"/>
         </w:rPr>
-        <w:t xml:space="preserve">,2022,41(10):179-182.DOI:10.20033/j.1003-7241.(2022)10-0179-04. </w:t>
+        <w:t>,2022,41(10):179-182.DOI:10.20033/j.1003-</w:t>
+      </w:r>
+      <w:proofErr w:type="gramStart"/>
+      <w:r>
+        <w:rPr>
+          <w:rFonts w:cs="宋体"/>
+          <w:sz w:val="28"/>
+          <w:szCs w:val="28"/>
+        </w:rPr>
+        <w:t>7241.(</w:t>
+      </w:r>
+      <w:proofErr w:type="gramEnd"/>
+      <w:r>
+        <w:rPr>
+          <w:rFonts w:cs="宋体"/>
+          <w:sz w:val="28"/>
+          <w:szCs w:val="28"/>
+        </w:rPr>
+        <w:t xml:space="preserve">2022)10-0179-04. </w:t>
       </w:r>
     </w:p>
     <w:p>
@@ -24558,7 +25625,117 @@
           <w:sz w:val="28"/>
           <w:szCs w:val="28"/>
         </w:rPr>
-        <w:t>Chung H ,Kim H J ,Ahn J , et al.Resource-Constrained Edge AI Solution for Real-Time Pest and Disease Detection in Chili Pepper Fields[J].Agriculture,2026,16(2):223-223.DOI:10.3390/AGRICULTURE16020223.</w:t>
+        <w:t xml:space="preserve">Chung </w:t>
+      </w:r>
+      <w:proofErr w:type="gramStart"/>
+      <w:r>
+        <w:rPr>
+          <w:rFonts w:cs="宋体"/>
+          <w:sz w:val="28"/>
+          <w:szCs w:val="28"/>
+        </w:rPr>
+        <w:t>H ,Kim</w:t>
+      </w:r>
+      <w:proofErr w:type="gramEnd"/>
+      <w:r>
+        <w:rPr>
+          <w:rFonts w:cs="宋体"/>
+          <w:sz w:val="28"/>
+          <w:szCs w:val="28"/>
+        </w:rPr>
+        <w:t xml:space="preserve"> H </w:t>
+      </w:r>
+      <w:proofErr w:type="gramStart"/>
+      <w:r>
+        <w:rPr>
+          <w:rFonts w:cs="宋体"/>
+          <w:sz w:val="28"/>
+          <w:szCs w:val="28"/>
+        </w:rPr>
+        <w:t>J ,Ahn</w:t>
+      </w:r>
+      <w:proofErr w:type="gramEnd"/>
+      <w:r>
+        <w:rPr>
+          <w:rFonts w:cs="宋体"/>
+          <w:sz w:val="28"/>
+          <w:szCs w:val="28"/>
+        </w:rPr>
+        <w:t xml:space="preserve"> </w:t>
+      </w:r>
+      <w:proofErr w:type="gramStart"/>
+      <w:r>
+        <w:rPr>
+          <w:rFonts w:cs="宋体"/>
+          <w:sz w:val="28"/>
+          <w:szCs w:val="28"/>
+        </w:rPr>
+        <w:t>J ,</w:t>
+      </w:r>
+      <w:proofErr w:type="gramEnd"/>
+      <w:r>
+        <w:rPr>
+          <w:rFonts w:cs="宋体"/>
+          <w:sz w:val="28"/>
+          <w:szCs w:val="28"/>
+        </w:rPr>
+        <w:t xml:space="preserve"> et </w:t>
+      </w:r>
+      <w:proofErr w:type="spellStart"/>
+      <w:proofErr w:type="gramStart"/>
+      <w:r>
+        <w:rPr>
+          <w:rFonts w:cs="宋体"/>
+          <w:sz w:val="28"/>
+          <w:szCs w:val="28"/>
+        </w:rPr>
+        <w:t>al.Resource</w:t>
+      </w:r>
+      <w:proofErr w:type="spellEnd"/>
+      <w:proofErr w:type="gramEnd"/>
+      <w:r>
+        <w:rPr>
+          <w:rFonts w:cs="宋体"/>
+          <w:sz w:val="28"/>
+          <w:szCs w:val="28"/>
+        </w:rPr>
+        <w:t>-Constrained Edge AI Solution for Real-Time Pest and Disease Detection in Chili Pepper Fields[J</w:t>
+      </w:r>
+      <w:proofErr w:type="gramStart"/>
+      <w:r>
+        <w:rPr>
+          <w:rFonts w:cs="宋体"/>
+          <w:sz w:val="28"/>
+          <w:szCs w:val="28"/>
+        </w:rPr>
+        <w:t>].Agriculture</w:t>
+      </w:r>
+      <w:proofErr w:type="gramEnd"/>
+      <w:r>
+        <w:rPr>
+          <w:rFonts w:cs="宋体"/>
+          <w:sz w:val="28"/>
+          <w:szCs w:val="28"/>
+        </w:rPr>
+        <w:t>,2026,16(2</w:t>
+      </w:r>
+      <w:proofErr w:type="gramStart"/>
+      <w:r>
+        <w:rPr>
+          <w:rFonts w:cs="宋体"/>
+          <w:sz w:val="28"/>
+          <w:szCs w:val="28"/>
+        </w:rPr>
+        <w:t>):223-223.DOI</w:t>
+      </w:r>
+      <w:proofErr w:type="gramEnd"/>
+      <w:r>
+        <w:rPr>
+          <w:rFonts w:cs="宋体"/>
+          <w:sz w:val="28"/>
+          <w:szCs w:val="28"/>
+        </w:rPr>
+        <w:t>:10.3390/AGRICULTURE16020223.</w:t>
       </w:r>
     </w:p>
     <w:p>
@@ -24609,7 +25786,133 @@
           <w:sz w:val="28"/>
           <w:szCs w:val="28"/>
         </w:rPr>
-        <w:t xml:space="preserve">Li W ,Ai X ,Kang G , et al.LLM-Based RESTful Web API Service Discovery[J].Service Oriented Computing and Applications,2025,(prepublish):1-15.DOI:10.1007/S11761-025-00485-4. </w:t>
+        <w:t xml:space="preserve">Li </w:t>
+      </w:r>
+      <w:proofErr w:type="gramStart"/>
+      <w:r>
+        <w:rPr>
+          <w:rFonts w:cs="宋体"/>
+          <w:sz w:val="28"/>
+          <w:szCs w:val="28"/>
+        </w:rPr>
+        <w:t>W ,Ai</w:t>
+      </w:r>
+      <w:proofErr w:type="gramEnd"/>
+      <w:r>
+        <w:rPr>
+          <w:rFonts w:cs="宋体"/>
+          <w:sz w:val="28"/>
+          <w:szCs w:val="28"/>
+        </w:rPr>
+        <w:t xml:space="preserve"> </w:t>
+      </w:r>
+      <w:proofErr w:type="gramStart"/>
+      <w:r>
+        <w:rPr>
+          <w:rFonts w:cs="宋体"/>
+          <w:sz w:val="28"/>
+          <w:szCs w:val="28"/>
+        </w:rPr>
+        <w:t>X ,Kang</w:t>
+      </w:r>
+      <w:proofErr w:type="gramEnd"/>
+      <w:r>
+        <w:rPr>
+          <w:rFonts w:cs="宋体"/>
+          <w:sz w:val="28"/>
+          <w:szCs w:val="28"/>
+        </w:rPr>
+        <w:t xml:space="preserve"> </w:t>
+      </w:r>
+      <w:proofErr w:type="gramStart"/>
+      <w:r>
+        <w:rPr>
+          <w:rFonts w:cs="宋体"/>
+          <w:sz w:val="28"/>
+          <w:szCs w:val="28"/>
+        </w:rPr>
+        <w:t>G ,</w:t>
+      </w:r>
+      <w:proofErr w:type="gramEnd"/>
+      <w:r>
+        <w:rPr>
+          <w:rFonts w:cs="宋体"/>
+          <w:sz w:val="28"/>
+          <w:szCs w:val="28"/>
+        </w:rPr>
+        <w:t xml:space="preserve"> et </w:t>
+      </w:r>
+      <w:proofErr w:type="spellStart"/>
+      <w:r>
+        <w:rPr>
+          <w:rFonts w:cs="宋体"/>
+          <w:sz w:val="28"/>
+          <w:szCs w:val="28"/>
+        </w:rPr>
+        <w:t>al.LLM</w:t>
+      </w:r>
+      <w:proofErr w:type="spellEnd"/>
+      <w:r>
+        <w:rPr>
+          <w:rFonts w:cs="宋体"/>
+          <w:sz w:val="28"/>
+          <w:szCs w:val="28"/>
+        </w:rPr>
+        <w:t>-Based RESTful Web API Service Discovery[J</w:t>
+      </w:r>
+      <w:proofErr w:type="gramStart"/>
+      <w:r>
+        <w:rPr>
+          <w:rFonts w:cs="宋体"/>
+          <w:sz w:val="28"/>
+          <w:szCs w:val="28"/>
+        </w:rPr>
+        <w:t>].Service</w:t>
+      </w:r>
+      <w:proofErr w:type="gramEnd"/>
+      <w:r>
+        <w:rPr>
+          <w:rFonts w:cs="宋体"/>
+          <w:sz w:val="28"/>
+          <w:szCs w:val="28"/>
+        </w:rPr>
+        <w:t xml:space="preserve"> Oriented Computing and Applications,</w:t>
+      </w:r>
+      <w:proofErr w:type="gramStart"/>
+      <w:r>
+        <w:rPr>
+          <w:rFonts w:cs="宋体"/>
+          <w:sz w:val="28"/>
+          <w:szCs w:val="28"/>
+        </w:rPr>
+        <w:t>2025,(</w:t>
+      </w:r>
+      <w:proofErr w:type="gramEnd"/>
+      <w:r>
+        <w:rPr>
+          <w:rFonts w:cs="宋体"/>
+          <w:sz w:val="28"/>
+          <w:szCs w:val="28"/>
+        </w:rPr>
+        <w:t>prepublish</w:t>
+      </w:r>
+      <w:proofErr w:type="gramStart"/>
+      <w:r>
+        <w:rPr>
+          <w:rFonts w:cs="宋体"/>
+          <w:sz w:val="28"/>
+          <w:szCs w:val="28"/>
+        </w:rPr>
+        <w:t>):1-15.DOI</w:t>
+      </w:r>
+      <w:proofErr w:type="gramEnd"/>
+      <w:r>
+        <w:rPr>
+          <w:rFonts w:cs="宋体"/>
+          <w:sz w:val="28"/>
+          <w:szCs w:val="28"/>
+        </w:rPr>
+        <w:t xml:space="preserve">:10.1007/S11761-025-00485-4. </w:t>
       </w:r>
     </w:p>
     <w:p>
@@ -24660,7 +25963,117 @@
           <w:sz w:val="28"/>
           <w:szCs w:val="28"/>
         </w:rPr>
-        <w:t xml:space="preserve">Li L ,Liu Z C ,Cao K , et al.Artificial intelligence of things for smart agriculture with optimal embedded edge intelligence[J].Computers and Electrical Engineering,2026,133111039-111039.DOI:10.1016/J.COMPELECENG.2026.111039. </w:t>
+        <w:t xml:space="preserve">Li </w:t>
+      </w:r>
+      <w:proofErr w:type="gramStart"/>
+      <w:r>
+        <w:rPr>
+          <w:rFonts w:cs="宋体"/>
+          <w:sz w:val="28"/>
+          <w:szCs w:val="28"/>
+        </w:rPr>
+        <w:t>L ,Liu</w:t>
+      </w:r>
+      <w:proofErr w:type="gramEnd"/>
+      <w:r>
+        <w:rPr>
+          <w:rFonts w:cs="宋体"/>
+          <w:sz w:val="28"/>
+          <w:szCs w:val="28"/>
+        </w:rPr>
+        <w:t xml:space="preserve"> Z </w:t>
+      </w:r>
+      <w:proofErr w:type="gramStart"/>
+      <w:r>
+        <w:rPr>
+          <w:rFonts w:cs="宋体"/>
+          <w:sz w:val="28"/>
+          <w:szCs w:val="28"/>
+        </w:rPr>
+        <w:t>C ,Cao</w:t>
+      </w:r>
+      <w:proofErr w:type="gramEnd"/>
+      <w:r>
+        <w:rPr>
+          <w:rFonts w:cs="宋体"/>
+          <w:sz w:val="28"/>
+          <w:szCs w:val="28"/>
+        </w:rPr>
+        <w:t xml:space="preserve"> </w:t>
+      </w:r>
+      <w:proofErr w:type="gramStart"/>
+      <w:r>
+        <w:rPr>
+          <w:rFonts w:cs="宋体"/>
+          <w:sz w:val="28"/>
+          <w:szCs w:val="28"/>
+        </w:rPr>
+        <w:t>K ,</w:t>
+      </w:r>
+      <w:proofErr w:type="gramEnd"/>
+      <w:r>
+        <w:rPr>
+          <w:rFonts w:cs="宋体"/>
+          <w:sz w:val="28"/>
+          <w:szCs w:val="28"/>
+        </w:rPr>
+        <w:t xml:space="preserve"> et </w:t>
+      </w:r>
+      <w:proofErr w:type="spellStart"/>
+      <w:proofErr w:type="gramStart"/>
+      <w:r>
+        <w:rPr>
+          <w:rFonts w:cs="宋体"/>
+          <w:sz w:val="28"/>
+          <w:szCs w:val="28"/>
+        </w:rPr>
+        <w:t>al.Artificial</w:t>
+      </w:r>
+      <w:proofErr w:type="spellEnd"/>
+      <w:proofErr w:type="gramEnd"/>
+      <w:r>
+        <w:rPr>
+          <w:rFonts w:cs="宋体"/>
+          <w:sz w:val="28"/>
+          <w:szCs w:val="28"/>
+        </w:rPr>
+        <w:t xml:space="preserve"> intelligence of things for smart agriculture with optimal embedded edge intelligence[J</w:t>
+      </w:r>
+      <w:proofErr w:type="gramStart"/>
+      <w:r>
+        <w:rPr>
+          <w:rFonts w:cs="宋体"/>
+          <w:sz w:val="28"/>
+          <w:szCs w:val="28"/>
+        </w:rPr>
+        <w:t>].Computers</w:t>
+      </w:r>
+      <w:proofErr w:type="gramEnd"/>
+      <w:r>
+        <w:rPr>
+          <w:rFonts w:cs="宋体"/>
+          <w:sz w:val="28"/>
+          <w:szCs w:val="28"/>
+        </w:rPr>
+        <w:t xml:space="preserve"> and Electrical Engineering,</w:t>
+      </w:r>
+      <w:proofErr w:type="gramStart"/>
+      <w:r>
+        <w:rPr>
+          <w:rFonts w:cs="宋体"/>
+          <w:sz w:val="28"/>
+          <w:szCs w:val="28"/>
+        </w:rPr>
+        <w:t>2026,133111039-111039.DOI</w:t>
+      </w:r>
+      <w:proofErr w:type="gramEnd"/>
+      <w:r>
+        <w:rPr>
+          <w:rFonts w:cs="宋体"/>
+          <w:sz w:val="28"/>
+          <w:szCs w:val="28"/>
+        </w:rPr>
+        <w:t xml:space="preserve">:10.1016/J.COMPELECENG.2026.111039. </w:t>
       </w:r>
     </w:p>
     <w:p>
@@ -24712,7 +26125,117 @@
           <w:sz w:val="28"/>
           <w:szCs w:val="28"/>
         </w:rPr>
-        <w:t xml:space="preserve">Liu D ,Zhou X ,Chen D , et al.Smart indoor occupancy detection based on optimized camera placement, multi-view de-duplication, and large language model semantic understanding[J].Engineering Applications of Artificial Intelligence,2026,169114157-114157.DOI:10.1016/J.ENGAPPAI.2026.114157.  </w:t>
+        <w:t xml:space="preserve">Liu </w:t>
+      </w:r>
+      <w:proofErr w:type="gramStart"/>
+      <w:r>
+        <w:rPr>
+          <w:rFonts w:cs="宋体"/>
+          <w:sz w:val="28"/>
+          <w:szCs w:val="28"/>
+        </w:rPr>
+        <w:t>D ,Zhou</w:t>
+      </w:r>
+      <w:proofErr w:type="gramEnd"/>
+      <w:r>
+        <w:rPr>
+          <w:rFonts w:cs="宋体"/>
+          <w:sz w:val="28"/>
+          <w:szCs w:val="28"/>
+        </w:rPr>
+        <w:t xml:space="preserve"> </w:t>
+      </w:r>
+      <w:proofErr w:type="gramStart"/>
+      <w:r>
+        <w:rPr>
+          <w:rFonts w:cs="宋体"/>
+          <w:sz w:val="28"/>
+          <w:szCs w:val="28"/>
+        </w:rPr>
+        <w:t>X ,Chen</w:t>
+      </w:r>
+      <w:proofErr w:type="gramEnd"/>
+      <w:r>
+        <w:rPr>
+          <w:rFonts w:cs="宋体"/>
+          <w:sz w:val="28"/>
+          <w:szCs w:val="28"/>
+        </w:rPr>
+        <w:t xml:space="preserve"> </w:t>
+      </w:r>
+      <w:proofErr w:type="gramStart"/>
+      <w:r>
+        <w:rPr>
+          <w:rFonts w:cs="宋体"/>
+          <w:sz w:val="28"/>
+          <w:szCs w:val="28"/>
+        </w:rPr>
+        <w:t>D ,</w:t>
+      </w:r>
+      <w:proofErr w:type="gramEnd"/>
+      <w:r>
+        <w:rPr>
+          <w:rFonts w:cs="宋体"/>
+          <w:sz w:val="28"/>
+          <w:szCs w:val="28"/>
+        </w:rPr>
+        <w:t xml:space="preserve"> et </w:t>
+      </w:r>
+      <w:proofErr w:type="spellStart"/>
+      <w:proofErr w:type="gramStart"/>
+      <w:r>
+        <w:rPr>
+          <w:rFonts w:cs="宋体"/>
+          <w:sz w:val="28"/>
+          <w:szCs w:val="28"/>
+        </w:rPr>
+        <w:t>al.Smart</w:t>
+      </w:r>
+      <w:proofErr w:type="spellEnd"/>
+      <w:proofErr w:type="gramEnd"/>
+      <w:r>
+        <w:rPr>
+          <w:rFonts w:cs="宋体"/>
+          <w:sz w:val="28"/>
+          <w:szCs w:val="28"/>
+        </w:rPr>
+        <w:t xml:space="preserve"> indoor occupancy detection based on optimized camera placement, multi-view de-duplication, and large language model semantic understanding[J</w:t>
+      </w:r>
+      <w:proofErr w:type="gramStart"/>
+      <w:r>
+        <w:rPr>
+          <w:rFonts w:cs="宋体"/>
+          <w:sz w:val="28"/>
+          <w:szCs w:val="28"/>
+        </w:rPr>
+        <w:t>].Engineering</w:t>
+      </w:r>
+      <w:proofErr w:type="gramEnd"/>
+      <w:r>
+        <w:rPr>
+          <w:rFonts w:cs="宋体"/>
+          <w:sz w:val="28"/>
+          <w:szCs w:val="28"/>
+        </w:rPr>
+        <w:t xml:space="preserve"> Applications of Artificial Intelligence,</w:t>
+      </w:r>
+      <w:proofErr w:type="gramStart"/>
+      <w:r>
+        <w:rPr>
+          <w:rFonts w:cs="宋体"/>
+          <w:sz w:val="28"/>
+          <w:szCs w:val="28"/>
+        </w:rPr>
+        <w:t>2026,169114157-114157.DOI</w:t>
+      </w:r>
+      <w:proofErr w:type="gramEnd"/>
+      <w:r>
+        <w:rPr>
+          <w:rFonts w:cs="宋体"/>
+          <w:sz w:val="28"/>
+          <w:szCs w:val="28"/>
+        </w:rPr>
+        <w:t xml:space="preserve">:10.1016/J.ENGAPPAI.2026.114157.  </w:t>
       </w:r>
     </w:p>
     <w:p>
@@ -24761,7 +26284,79 @@
           <w:sz w:val="28"/>
           <w:szCs w:val="28"/>
         </w:rPr>
-        <w:t xml:space="preserve">Li Y ,Wu S .Design of an Intelligent Rice Seedling Greenhouse Environmental Control System: A Solution Based on STM32[J].Academic Journal of Engineering and Technology Science,2025,8(5):DOI:10.25236/AJETS.2025.080504. </w:t>
+        <w:t xml:space="preserve">Li </w:t>
+      </w:r>
+      <w:proofErr w:type="gramStart"/>
+      <w:r>
+        <w:rPr>
+          <w:rFonts w:cs="宋体"/>
+          <w:sz w:val="28"/>
+          <w:szCs w:val="28"/>
+        </w:rPr>
+        <w:t>Y ,Wu</w:t>
+      </w:r>
+      <w:proofErr w:type="gramEnd"/>
+      <w:r>
+        <w:rPr>
+          <w:rFonts w:cs="宋体"/>
+          <w:sz w:val="28"/>
+          <w:szCs w:val="28"/>
+        </w:rPr>
+        <w:t xml:space="preserve"> </w:t>
+      </w:r>
+      <w:proofErr w:type="gramStart"/>
+      <w:r>
+        <w:rPr>
+          <w:rFonts w:cs="宋体"/>
+          <w:sz w:val="28"/>
+          <w:szCs w:val="28"/>
+        </w:rPr>
+        <w:t>S .Design</w:t>
+      </w:r>
+      <w:proofErr w:type="gramEnd"/>
+      <w:r>
+        <w:rPr>
+          <w:rFonts w:cs="宋体"/>
+          <w:sz w:val="28"/>
+          <w:szCs w:val="28"/>
+        </w:rPr>
+        <w:t xml:space="preserve"> of an Intelligent Rice Seedling Greenhouse Environmental Control System: A Solution Based on STM32[J</w:t>
+      </w:r>
+      <w:proofErr w:type="gramStart"/>
+      <w:r>
+        <w:rPr>
+          <w:rFonts w:cs="宋体"/>
+          <w:sz w:val="28"/>
+          <w:szCs w:val="28"/>
+        </w:rPr>
+        <w:t>].Academic</w:t>
+      </w:r>
+      <w:proofErr w:type="gramEnd"/>
+      <w:r>
+        <w:rPr>
+          <w:rFonts w:cs="宋体"/>
+          <w:sz w:val="28"/>
+          <w:szCs w:val="28"/>
+        </w:rPr>
+        <w:t xml:space="preserve"> Journal of Engineering and Technology Science,2025,8(5</w:t>
+      </w:r>
+      <w:proofErr w:type="gramStart"/>
+      <w:r>
+        <w:rPr>
+          <w:rFonts w:cs="宋体"/>
+          <w:sz w:val="28"/>
+          <w:szCs w:val="28"/>
+        </w:rPr>
+        <w:t>):DOI</w:t>
+      </w:r>
+      <w:proofErr w:type="gramEnd"/>
+      <w:r>
+        <w:rPr>
+          <w:rFonts w:cs="宋体"/>
+          <w:sz w:val="28"/>
+          <w:szCs w:val="28"/>
+        </w:rPr>
+        <w:t xml:space="preserve">:10.25236/AJETS.2025.080504. </w:t>
       </w:r>
       <w:r>
         <w:br w:type="page"/>
@@ -24810,15 +26405,16 @@
           <w:sz w:val="28"/>
           <w:szCs w:val="28"/>
         </w:rPr>
-        <w:t>首先，要对姚老师指导工作表示最真诚的感谢，在选题、方案设计、论文写作、毕业设计等各个环节上都得到了老师很大的支持和鼓励。姚老师对整个研究思路、技术路线、论文结构等提出了许多有见地的指导，使本次毕业设计可以比较顺利地完成。同时向嘉立创</w:t>
-      </w:r>
+        <w:t>首先，要对姚老师指导工作表示最真诚的感谢，在选题、方案设计、论文写作、毕业设计等各个环节上都得到了老师很大的支持和鼓励。姚老师对整个研究思路、技术路线、论文结构等提出了许多有见地的指导，使本次毕业设计可以比较顺利地完成。同时向</w:t>
+      </w:r>
+      <w:proofErr w:type="gramStart"/>
       <w:r>
         <w:rPr>
           <w:rFonts w:hint="eastAsia"/>
           <w:sz w:val="28"/>
           <w:szCs w:val="28"/>
         </w:rPr>
-        <w:t>(JLC)</w:t>
+        <w:t>嘉立创</w:t>
       </w:r>
       <w:r>
         <w:rPr>
@@ -24826,6 +26422,23 @@
           <w:sz w:val="28"/>
           <w:szCs w:val="28"/>
         </w:rPr>
+        <w:t>(</w:t>
+      </w:r>
+      <w:proofErr w:type="gramEnd"/>
+      <w:r>
+        <w:rPr>
+          <w:rFonts w:hint="eastAsia"/>
+          <w:sz w:val="28"/>
+          <w:szCs w:val="28"/>
+        </w:rPr>
+        <w:t>JLC)</w:t>
+      </w:r>
+      <w:r>
+        <w:rPr>
+          <w:rFonts w:hint="eastAsia"/>
+          <w:sz w:val="28"/>
+          <w:szCs w:val="28"/>
+        </w:rPr>
         <w:t>、</w:t>
       </w:r>
       <w:r>
@@ -24842,7 +26455,25 @@
           <w:sz w:val="28"/>
           <w:szCs w:val="28"/>
         </w:rPr>
-        <w:t>等提供实验环境、实验教学平台的同学及在硬件调试、系统检测、资料查阅等各个方面的交流。还要感谢父母对我的关心和照顾，才能使我不顾一切地进行毕业论文的研究。最后我要向所有对本次毕业设计作出过指导和支持的老师表示感谢，并向帮助我完成毕业设计的同学们表示敬意。正是不断调试、修改、完善，才使得智能硬件、边缘计算、物联网系统的开发有了更加深刻的认识，也将是我以后学习、发展的基础。</w:t>
+        <w:t>等提供实验环境、实验教学平台的同学及在硬件调试、系统检测、资料查阅等各个方面的交流。还要感谢父母对我的关心和照顾，才能使我不顾一切地进行毕业论文的研究。最后我要向所有对本次毕业设计</w:t>
+      </w:r>
+      <w:proofErr w:type="gramStart"/>
+      <w:r>
+        <w:rPr>
+          <w:rFonts w:hint="eastAsia"/>
+          <w:sz w:val="28"/>
+          <w:szCs w:val="28"/>
+        </w:rPr>
+        <w:t>作出</w:t>
+      </w:r>
+      <w:proofErr w:type="gramEnd"/>
+      <w:r>
+        <w:rPr>
+          <w:rFonts w:hint="eastAsia"/>
+          <w:sz w:val="28"/>
+          <w:szCs w:val="28"/>
+        </w:rPr>
+        <w:t>过指导和支持的老师表示感谢，并向帮助我完成毕业设计的同学们表示敬意。正是不断调试、修改、完善，才使得智能硬件、边缘计算、物联网系统的开发有了更加深刻的认识，也将是我以后学习、发展的基础。</w:t>
       </w:r>
     </w:p>
     <w:p>
@@ -24858,8 +26489,8 @@
       </w:pPr>
     </w:p>
     <w:sectPr>
-      <w:headerReference w:type="default" r:id="rId45"/>
-      <w:footerReference w:type="default" r:id="rId46"/>
+      <w:headerReference w:type="default" r:id="rId40"/>
+      <w:footerReference w:type="default" r:id="rId41"/>
       <w:pgSz w:w="11906" w:h="16838"/>
       <w:pgMar w:top="1417" w:right="1417" w:bottom="1417" w:left="1701" w:header="851" w:footer="992" w:gutter="0"/>
       <w:pgNumType w:start="1"/>

--- a/毕业论文-基于边缘计算的藏红花全生长周期智能培育系统设计与实现-杨坤.docx
+++ b/毕业论文-基于边缘计算的藏红花全生长周期智能培育系统设计与实现-杨坤.docx
@@ -586,7 +586,6 @@
                 <w:szCs w:val="21"/>
               </w:rPr>
             </w:pPr>
-            <w:proofErr w:type="gramStart"/>
             <w:r>
               <w:rPr>
                 <w:rFonts w:ascii="宋体" w:hint="eastAsia"/>
@@ -595,7 +594,6 @@
               </w:rPr>
               <w:t>杨坤</w:t>
             </w:r>
-            <w:proofErr w:type="gramEnd"/>
           </w:p>
         </w:tc>
         <w:tc>
@@ -1893,7 +1891,6 @@
         </w:rPr>
         <w:t>虚拟串口接收设备数据，使用</w:t>
       </w:r>
-      <w:proofErr w:type="spellStart"/>
       <w:r>
         <w:rPr>
           <w:rFonts w:hint="eastAsia"/>
@@ -1901,7 +1898,6 @@
         </w:rPr>
         <w:t>MicroPython</w:t>
       </w:r>
-      <w:proofErr w:type="spellEnd"/>
       <w:r>
         <w:rPr>
           <w:rFonts w:hint="eastAsia"/>
@@ -2181,315 +2177,7 @@
           <w:sz w:val="24"/>
           <w:shd w:val="clear" w:color="auto" w:fill="FDFDFE"/>
         </w:rPr>
-        <w:t xml:space="preserve">To address the shortcomings of traditional saffron cultivation, such as lack of continuous environmental monitoring, reliance on manual experience for irrigation, and weak data record and </w:t>
-      </w:r>
-      <w:proofErr w:type="gramStart"/>
-      <w:r>
-        <w:rPr>
-          <w:rFonts w:hint="eastAsia"/>
-          <w:sz w:val="24"/>
-          <w:shd w:val="clear" w:color="auto" w:fill="FDFDFE"/>
-        </w:rPr>
-        <w:t>remote control</w:t>
-      </w:r>
-      <w:proofErr w:type="gramEnd"/>
-      <w:r>
-        <w:rPr>
-          <w:rFonts w:hint="eastAsia"/>
-          <w:sz w:val="24"/>
-          <w:shd w:val="clear" w:color="auto" w:fill="FDFDFE"/>
-        </w:rPr>
-        <w:t xml:space="preserve"> capabilities. </w:t>
-      </w:r>
-      <w:proofErr w:type="gramStart"/>
-      <w:r>
-        <w:rPr>
-          <w:rFonts w:hint="eastAsia"/>
-          <w:sz w:val="24"/>
-          <w:shd w:val="clear" w:color="auto" w:fill="FDFDFE"/>
-        </w:rPr>
-        <w:t>an</w:t>
-      </w:r>
-      <w:proofErr w:type="gramEnd"/>
-      <w:r>
-        <w:rPr>
-          <w:rFonts w:hint="eastAsia"/>
-          <w:sz w:val="24"/>
-          <w:shd w:val="clear" w:color="auto" w:fill="FDFDFE"/>
-        </w:rPr>
-        <w:t xml:space="preserve"> intelligent saffron cultivation system </w:t>
-      </w:r>
-      <w:proofErr w:type="spellStart"/>
-      <w:proofErr w:type="gramStart"/>
-      <w:r>
-        <w:rPr>
-          <w:rFonts w:hint="eastAsia"/>
-          <w:sz w:val="24"/>
-          <w:shd w:val="clear" w:color="auto" w:fill="FDFDFE"/>
-        </w:rPr>
-        <w:t>base</w:t>
-      </w:r>
-      <w:proofErr w:type="spellEnd"/>
-      <w:proofErr w:type="gramEnd"/>
-      <w:r>
-        <w:rPr>
-          <w:rFonts w:hint="eastAsia"/>
-          <w:sz w:val="24"/>
-          <w:shd w:val="clear" w:color="auto" w:fill="FDFDFE"/>
-        </w:rPr>
-        <w:t xml:space="preserve"> on edge computing was created to improve </w:t>
-      </w:r>
-      <w:proofErr w:type="spellStart"/>
-      <w:r>
-        <w:rPr>
-          <w:rFonts w:hint="eastAsia"/>
-          <w:sz w:val="24"/>
-          <w:shd w:val="clear" w:color="auto" w:fill="FDFDFE"/>
-        </w:rPr>
-        <w:t>realtime</w:t>
-      </w:r>
-      <w:proofErr w:type="spellEnd"/>
-      <w:r>
-        <w:rPr>
-          <w:rFonts w:hint="eastAsia"/>
-          <w:sz w:val="24"/>
-          <w:shd w:val="clear" w:color="auto" w:fill="FDFDFE"/>
-        </w:rPr>
-        <w:t xml:space="preserve"> monitoring, automatic control; and </w:t>
-      </w:r>
-      <w:proofErr w:type="spellStart"/>
-      <w:r>
-        <w:rPr>
-          <w:rFonts w:hint="eastAsia"/>
-          <w:sz w:val="24"/>
-          <w:shd w:val="clear" w:color="auto" w:fill="FDFDFE"/>
-        </w:rPr>
-        <w:t>inteliigence</w:t>
-      </w:r>
-      <w:proofErr w:type="spellEnd"/>
-      <w:r>
-        <w:rPr>
-          <w:rFonts w:hint="eastAsia"/>
-          <w:sz w:val="24"/>
-          <w:shd w:val="clear" w:color="auto" w:fill="FDFDFE"/>
-        </w:rPr>
-        <w:t xml:space="preserve"> throughout the cultivation process. The system employs an overall architecture of device side, edge side, and </w:t>
-      </w:r>
-      <w:proofErr w:type="gramStart"/>
-      <w:r>
-        <w:rPr>
-          <w:rFonts w:hint="eastAsia"/>
-          <w:sz w:val="24"/>
-          <w:shd w:val="clear" w:color="auto" w:fill="FDFDFE"/>
-        </w:rPr>
-        <w:t>cloud based</w:t>
-      </w:r>
-      <w:proofErr w:type="gramEnd"/>
-      <w:r>
-        <w:rPr>
-          <w:rFonts w:hint="eastAsia"/>
-          <w:sz w:val="24"/>
-          <w:shd w:val="clear" w:color="auto" w:fill="FDFDFE"/>
-        </w:rPr>
-        <w:t xml:space="preserve"> expansion. Using an STM32F411 as the hardware core, </w:t>
-      </w:r>
-      <w:proofErr w:type="gramStart"/>
-      <w:r>
-        <w:rPr>
-          <w:rFonts w:hint="eastAsia"/>
-          <w:sz w:val="24"/>
-          <w:shd w:val="clear" w:color="auto" w:fill="FDFDFE"/>
-        </w:rPr>
-        <w:t>It</w:t>
-      </w:r>
-      <w:proofErr w:type="gramEnd"/>
-      <w:r>
-        <w:rPr>
-          <w:rFonts w:hint="eastAsia"/>
-          <w:sz w:val="24"/>
-          <w:shd w:val="clear" w:color="auto" w:fill="FDFDFE"/>
-        </w:rPr>
-        <w:t xml:space="preserve"> collects environmental parameters such as temperature, humidity, light intensity, and soil moisture, controls actuators, displays data on an OLED, and enables on-site interaction. Raspberry Pi 4B serves as the edge gateway, receiving device data via a USB virtual serial port. </w:t>
-      </w:r>
-      <w:proofErr w:type="spellStart"/>
-      <w:r>
-        <w:rPr>
-          <w:rFonts w:hint="eastAsia"/>
-          <w:sz w:val="24"/>
-          <w:shd w:val="clear" w:color="auto" w:fill="FDFDFE"/>
-        </w:rPr>
-        <w:t>MicroPython</w:t>
-      </w:r>
-      <w:proofErr w:type="spellEnd"/>
-      <w:r>
-        <w:rPr>
-          <w:rFonts w:hint="eastAsia"/>
-          <w:sz w:val="24"/>
-          <w:shd w:val="clear" w:color="auto" w:fill="FDFDFE"/>
-        </w:rPr>
-        <w:t xml:space="preserve">, Flask, and SQLite are used for </w:t>
-      </w:r>
-      <w:proofErr w:type="spellStart"/>
-      <w:r>
-        <w:rPr>
-          <w:rFonts w:hint="eastAsia"/>
-          <w:sz w:val="24"/>
-          <w:shd w:val="clear" w:color="auto" w:fill="FDFDFE"/>
-        </w:rPr>
-        <w:t>realtime</w:t>
-      </w:r>
-      <w:proofErr w:type="spellEnd"/>
-      <w:r>
-        <w:rPr>
-          <w:rFonts w:hint="eastAsia"/>
-          <w:sz w:val="24"/>
-          <w:shd w:val="clear" w:color="auto" w:fill="FDFDFE"/>
-        </w:rPr>
-        <w:t xml:space="preserve"> monitoring, historical data storage, web visualization, user access management, and automatic irrigation strategy configuration. MQTT is then used for </w:t>
-      </w:r>
-      <w:proofErr w:type="spellStart"/>
-      <w:r>
-        <w:rPr>
-          <w:rFonts w:hint="eastAsia"/>
-          <w:sz w:val="24"/>
-          <w:shd w:val="clear" w:color="auto" w:fill="FDFDFE"/>
-        </w:rPr>
-        <w:t>cloudbase</w:t>
-      </w:r>
-      <w:proofErr w:type="spellEnd"/>
-      <w:r>
-        <w:rPr>
-          <w:rFonts w:hint="eastAsia"/>
-          <w:sz w:val="24"/>
-          <w:shd w:val="clear" w:color="auto" w:fill="FDFDFE"/>
-        </w:rPr>
-        <w:t xml:space="preserve"> data expansion and remote access. Finally, </w:t>
-      </w:r>
-      <w:proofErr w:type="spellStart"/>
-      <w:r>
-        <w:rPr>
-          <w:rFonts w:hint="eastAsia"/>
-          <w:sz w:val="24"/>
-          <w:shd w:val="clear" w:color="auto" w:fill="FDFDFE"/>
-        </w:rPr>
-        <w:t>opencv</w:t>
-      </w:r>
-      <w:proofErr w:type="spellEnd"/>
-      <w:r>
-        <w:rPr>
-          <w:rFonts w:hint="eastAsia"/>
-          <w:sz w:val="24"/>
-          <w:shd w:val="clear" w:color="auto" w:fill="FDFDFE"/>
-        </w:rPr>
-        <w:t xml:space="preserve"> image analysis and local lightweight models are combined to enhance the system's environmental assessment and </w:t>
-      </w:r>
-      <w:proofErr w:type="spellStart"/>
-      <w:r>
-        <w:rPr>
-          <w:rFonts w:hint="eastAsia"/>
-          <w:sz w:val="24"/>
-          <w:shd w:val="clear" w:color="auto" w:fill="FDFDFE"/>
-        </w:rPr>
-        <w:t>decisionmaking</w:t>
-      </w:r>
-      <w:proofErr w:type="spellEnd"/>
-      <w:r>
-        <w:rPr>
-          <w:rFonts w:hint="eastAsia"/>
-          <w:sz w:val="24"/>
-          <w:shd w:val="clear" w:color="auto" w:fill="FDFDFE"/>
-        </w:rPr>
-        <w:t xml:space="preserve"> capabilities. The system test results show that this system can effectively perform </w:t>
-      </w:r>
-      <w:proofErr w:type="gramStart"/>
-      <w:r>
-        <w:rPr>
-          <w:rFonts w:hint="eastAsia"/>
-          <w:sz w:val="24"/>
-          <w:shd w:val="clear" w:color="auto" w:fill="FDFDFE"/>
-        </w:rPr>
-        <w:t>task</w:t>
-      </w:r>
-      <w:proofErr w:type="gramEnd"/>
-      <w:r>
-        <w:rPr>
-          <w:rFonts w:hint="eastAsia"/>
-          <w:sz w:val="24"/>
-          <w:shd w:val="clear" w:color="auto" w:fill="FDFDFE"/>
-        </w:rPr>
-        <w:t xml:space="preserve"> such as </w:t>
-      </w:r>
-      <w:proofErr w:type="spellStart"/>
-      <w:r>
-        <w:rPr>
-          <w:rFonts w:hint="eastAsia"/>
-          <w:sz w:val="24"/>
-          <w:shd w:val="clear" w:color="auto" w:fill="FDFDFE"/>
-        </w:rPr>
-        <w:t>realtime</w:t>
-      </w:r>
-      <w:proofErr w:type="spellEnd"/>
-      <w:r>
-        <w:rPr>
-          <w:rFonts w:hint="eastAsia"/>
-          <w:sz w:val="24"/>
-          <w:shd w:val="clear" w:color="auto" w:fill="FDFDFE"/>
-        </w:rPr>
-        <w:t xml:space="preserve"> monitoring of the saffron cultivation </w:t>
-      </w:r>
-      <w:proofErr w:type="spellStart"/>
-      <w:r>
-        <w:rPr>
-          <w:rFonts w:hint="eastAsia"/>
-          <w:sz w:val="24"/>
-          <w:shd w:val="clear" w:color="auto" w:fill="FDFDFE"/>
-        </w:rPr>
-        <w:t>environm</w:t>
-      </w:r>
-      <w:proofErr w:type="spellEnd"/>
-      <w:r>
-        <w:rPr>
-          <w:rFonts w:hint="eastAsia"/>
-          <w:sz w:val="24"/>
-          <w:shd w:val="clear" w:color="auto" w:fill="FDFDFE"/>
-        </w:rPr>
-        <w:t xml:space="preserve"> </w:t>
-      </w:r>
-      <w:proofErr w:type="spellStart"/>
-      <w:r>
-        <w:rPr>
-          <w:rFonts w:hint="eastAsia"/>
-          <w:sz w:val="24"/>
-          <w:shd w:val="clear" w:color="auto" w:fill="FDFDFE"/>
-        </w:rPr>
-        <w:t>ent</w:t>
-      </w:r>
-      <w:proofErr w:type="spellEnd"/>
-      <w:r>
-        <w:rPr>
-          <w:rFonts w:hint="eastAsia"/>
-          <w:sz w:val="24"/>
-          <w:shd w:val="clear" w:color="auto" w:fill="FDFDFE"/>
-        </w:rPr>
-        <w:t xml:space="preserve">, manual and automatic irrigation control, historical </w:t>
-      </w:r>
-      <w:proofErr w:type="spellStart"/>
-      <w:r>
-        <w:rPr>
-          <w:rFonts w:hint="eastAsia"/>
-          <w:sz w:val="24"/>
-          <w:shd w:val="clear" w:color="auto" w:fill="FDFDFE"/>
-        </w:rPr>
-        <w:t>date</w:t>
-      </w:r>
-      <w:proofErr w:type="spellEnd"/>
-      <w:r>
-        <w:rPr>
-          <w:rFonts w:hint="eastAsia"/>
-          <w:sz w:val="24"/>
-          <w:shd w:val="clear" w:color="auto" w:fill="FDFDFE"/>
-        </w:rPr>
-        <w:t xml:space="preserve"> visualization, and edge intelligent analysis. It features low cost, flexible deployment, and strong scalability, and can provide a feasible engineering solution for small scale intelligent cultivation of specialty economic crops.</w:t>
+        <w:t>To address the shortcomings of traditional saffron cultivation, such as lack of continuous environmental monitoring, reliance on manual experience for irrigation, and weak data record and remote control capabilities. an intelligent saffron cultivation system base on edge computing was created to improve realtime monitoring, automatic control; and inteliigence throughout the cultivation process. The system employs an overall architecture of device side, edge side, and cloud based expansion. Using an STM32F411 as the hardware core, It collects environmental parameters such as temperature, humidity, light intensity, and soil moisture, controls actuators, displays data on an OLED, and enables on-site interaction. Raspberry Pi 4B serves as the edge gateway, receiving device data via a USB virtual serial port. MicroPython, Flask, and SQLite are used for realtime monitoring, historical data storage, web visualization, user access management, and automatic irrigation strategy configuration. MQTT is then used for cloudbase data expansion and remote access. Finally, opencv image analysis and local lightweight models are combined to enhance the system's environmental assessment and decisionmaking capabilities. The system test results show that this system can effectively perform task such as realtime monitoring of the saffron cultivation environm ent, manual and automatic irrigation control, historical date visualization, and edge intelligent analysis. It features low cost, flexible deployment, and strong scalability, and can provide a feasible engineering solution for small scale intelligent cultivation of specialty economic crops.</w:t>
       </w:r>
     </w:p>
     <w:p>
@@ -4880,23 +4568,7 @@
           <w:rFonts w:hint="eastAsia"/>
           <w:lang w:val="zh-CN"/>
         </w:rPr>
-        <w:t>藏红花属于有较高经济价值的特色经济作物，它的生命周期存在明显的阶段特点，精细化管理要求比较高。在传统的手工灌溉及管理方式中存在着许多问题，劳动强度大，响应慢，监测次数少，过程不能溯源，环境一致性无法控制。</w:t>
-      </w:r>
-      <w:proofErr w:type="gramStart"/>
-      <w:r>
-        <w:rPr>
-          <w:rFonts w:hint="eastAsia"/>
-          <w:lang w:val="zh-CN"/>
-        </w:rPr>
-        <w:t>当产业</w:t>
-      </w:r>
-      <w:proofErr w:type="gramEnd"/>
-      <w:r>
-        <w:rPr>
-          <w:rFonts w:hint="eastAsia"/>
-          <w:lang w:val="zh-CN"/>
-        </w:rPr>
-        <w:t>规模扩大或者环境变得更为复杂的时候，人工管理所造成的成本和不稳定性就会急剧增加。因此，建立一个环境感知、边缘处理、自动控制、数据可视化、云端扩展的系统，有较高的研究价值和应用意义。</w:t>
+        <w:t>藏红花属于有较高经济价值的特色经济作物，它的生命周期存在明显的阶段特点，精细化管理要求比较高。在传统的手工灌溉及管理方式中存在着许多问题，劳动强度大，响应慢，监测次数少，过程不能溯源，环境一致性无法控制。当产业规模扩大或者环境变得更为复杂的时候，人工管理所造成的成本和不稳定性就会急剧增加。因此，建立一个环境感知、边缘处理、自动控制、数据可视化、云端扩展的系统，有较高的研究价值和应用意义。</w:t>
       </w:r>
     </w:p>
     <w:p>
@@ -5337,23 +5009,7 @@
           <w:rFonts w:hint="eastAsia"/>
           <w:lang w:val="zh-CN"/>
         </w:rPr>
-        <w:t>但是对小型、低成本、适合教学、轻</w:t>
-      </w:r>
-      <w:proofErr w:type="gramStart"/>
-      <w:r>
-        <w:rPr>
-          <w:rFonts w:hint="eastAsia"/>
-          <w:lang w:val="zh-CN"/>
-        </w:rPr>
-        <w:t>量部署</w:t>
-      </w:r>
-      <w:proofErr w:type="gramEnd"/>
-      <w:r>
-        <w:rPr>
-          <w:rFonts w:hint="eastAsia"/>
-          <w:lang w:val="zh-CN"/>
-        </w:rPr>
-        <w:t>的特色作物培育系统，还需要更加贴近实际应用的工程化方案。因此本文根据藏红花培育的实际需要提出一种结合嵌入式采集、边缘服务、本地数据库、可视化管理以及智能扩展的综合实现方案。</w:t>
+        <w:t>但是对小型、低成本、适合教学、轻量部署的特色作物培育系统，还需要更加贴近实际应用的工程化方案。因此本文根据藏红花培育的实际需要提出一种结合嵌入式采集、边缘服务、本地数据库、可视化管理以及智能扩展的综合实现方案。</w:t>
       </w:r>
     </w:p>
     <w:p>
@@ -5778,23 +5434,7 @@
           <w:rFonts w:hint="eastAsia"/>
           <w:lang w:val="zh-CN"/>
         </w:rPr>
-        <w:t>物联网系统一般是由感知层、网络层、应用层三部分构成的。感知层主要是对环境信息进行采集、执行控制，网络层主要是实现设备之间的通信、数据传输，应用层主要是实现数据的管理、业务逻辑的实现。对于智能农业场景来说，单纯的感知和传输不能满足低时延、高可用性要求，所以要采用边缘计算的思想，把一部分存储、分析、控制逻辑放到</w:t>
-      </w:r>
-      <w:proofErr w:type="gramStart"/>
-      <w:r>
-        <w:rPr>
-          <w:rFonts w:hint="eastAsia"/>
-          <w:lang w:val="zh-CN"/>
-        </w:rPr>
-        <w:t>离设备</w:t>
-      </w:r>
-      <w:proofErr w:type="gramEnd"/>
-      <w:r>
-        <w:rPr>
-          <w:rFonts w:hint="eastAsia"/>
-          <w:lang w:val="zh-CN"/>
-        </w:rPr>
-        <w:t>近的地方。</w:t>
+        <w:t>物联网系统一般是由感知层、网络层、应用层三部分构成的。感知层主要是对环境信息进行采集、执行控制，网络层主要是实现设备之间的通信、数据传输，应用层主要是实现数据的管理、业务逻辑的实现。对于智能农业场景来说，单纯的感知和传输不能满足低时延、高可用性要求，所以要采用边缘计算的思想，把一部分存储、分析、控制逻辑放到离设备近的地方。</w:t>
       </w:r>
     </w:p>
     <w:p>
@@ -6090,23 +5730,7 @@
           <w:rFonts w:hint="eastAsia"/>
           <w:lang w:val="zh-CN"/>
         </w:rPr>
-        <w:t>是一种</w:t>
-      </w:r>
-      <w:proofErr w:type="gramStart"/>
-      <w:r>
-        <w:rPr>
-          <w:rFonts w:hint="eastAsia"/>
-          <w:lang w:val="zh-CN"/>
-        </w:rPr>
-        <w:t>面向低</w:t>
-      </w:r>
-      <w:proofErr w:type="gramEnd"/>
-      <w:r>
-        <w:rPr>
-          <w:rFonts w:hint="eastAsia"/>
-          <w:lang w:val="zh-CN"/>
-        </w:rPr>
-        <w:t>带宽和高延迟网络环境设计的轻量级发布</w:t>
+        <w:t>是一种面向低带宽和高延迟网络环境设计的轻量级发布</w:t>
       </w:r>
       <w:r>
         <w:rPr>
@@ -6176,23 +5800,7 @@
           <w:rFonts w:hint="eastAsia"/>
           <w:lang w:val="zh-CN"/>
         </w:rPr>
-        <w:t>并能通过扫描二</w:t>
-      </w:r>
-      <w:proofErr w:type="gramStart"/>
-      <w:r>
-        <w:rPr>
-          <w:rFonts w:hint="eastAsia"/>
-          <w:lang w:val="zh-CN"/>
-        </w:rPr>
-        <w:t>维码或者</w:t>
-      </w:r>
-      <w:proofErr w:type="gramEnd"/>
-      <w:r>
-        <w:rPr>
-          <w:rFonts w:hint="eastAsia"/>
-          <w:lang w:val="zh-CN"/>
-        </w:rPr>
-        <w:t>访</w:t>
+        <w:t>并能通过扫描二维码或者访</w:t>
       </w:r>
       <w:r>
         <w:rPr>
@@ -6200,17 +5808,8 @@
           <w:lang w:val="zh-CN"/>
         </w:rPr>
         <w:lastRenderedPageBreak/>
-        <w:t>问公网域名来在非局域网查看采集</w:t>
-      </w:r>
-      <w:proofErr w:type="gramStart"/>
-      <w:r>
-        <w:rPr>
-          <w:rFonts w:hint="eastAsia"/>
-          <w:lang w:val="zh-CN"/>
-        </w:rPr>
-        <w:t>器数据</w:t>
-      </w:r>
-      <w:proofErr w:type="gramEnd"/>
+        <w:t>问公网域名来在非局域网查看采集器数据</w:t>
+      </w:r>
       <w:r>
         <w:rPr>
           <w:rFonts w:hint="eastAsia"/>
@@ -6894,23 +6493,7 @@
           <w:rFonts w:hint="eastAsia"/>
           <w:lang w:val="zh-CN"/>
         </w:rPr>
-        <w:t>完成视觉任务。该套软硬结合的技术</w:t>
-      </w:r>
-      <w:proofErr w:type="gramStart"/>
-      <w:r>
-        <w:rPr>
-          <w:rFonts w:hint="eastAsia"/>
-          <w:lang w:val="zh-CN"/>
-        </w:rPr>
-        <w:t>栈</w:t>
-      </w:r>
-      <w:proofErr w:type="gramEnd"/>
-      <w:r>
-        <w:rPr>
-          <w:rFonts w:hint="eastAsia"/>
-          <w:lang w:val="zh-CN"/>
-        </w:rPr>
-        <w:t>已经得到了很多行业的落地项目验证，可以保证本系统的各种复杂的业务能顺利进行。</w:t>
+        <w:t>完成视觉任务。该套软硬结合的技术栈已经得到了很多行业的落地项目验证，可以保证本系统的各种复杂的业务能顺利进行。</w:t>
       </w:r>
     </w:p>
     <w:p>
@@ -6926,23 +6509,7 @@
           <w:rFonts w:hint="eastAsia"/>
           <w:lang w:val="zh-CN"/>
         </w:rPr>
-        <w:t>经济可行性。本系统所用到的主要零部件绝大部分都是基础电子教学、实验模块。这些配件价格便宜。另外，直接使用树莓派</w:t>
-      </w:r>
-      <w:proofErr w:type="gramStart"/>
-      <w:r>
-        <w:rPr>
-          <w:rFonts w:hint="eastAsia"/>
-          <w:lang w:val="zh-CN"/>
-        </w:rPr>
-        <w:t>作为算力中心</w:t>
-      </w:r>
-      <w:proofErr w:type="gramEnd"/>
-      <w:r>
-        <w:rPr>
-          <w:rFonts w:hint="eastAsia"/>
-          <w:lang w:val="zh-CN"/>
-        </w:rPr>
-        <w:t>，并且配备现成的传感器成品，不但可以节省从零开始绘制复杂的</w:t>
+        <w:t>经济可行性。本系统所用到的主要零部件绝大部分都是基础电子教学、实验模块。这些配件价格便宜。另外，直接使用树莓派作为算力中心，并且配备现成的传感器成品，不但可以节省从零开始绘制复杂的</w:t>
       </w:r>
       <w:r>
         <w:rPr>
@@ -7014,23 +6581,7 @@
           <w:rFonts w:hint="eastAsia"/>
           <w:lang w:val="zh-CN"/>
         </w:rPr>
-        <w:t>线以串行方式进行通信，并且使用免安装的本地数据库，基本上实现了</w:t>
-      </w:r>
-      <w:proofErr w:type="gramStart"/>
-      <w:r>
-        <w:rPr>
-          <w:rFonts w:hint="eastAsia"/>
-          <w:lang w:val="zh-CN"/>
-        </w:rPr>
-        <w:t>插电即用</w:t>
-      </w:r>
-      <w:proofErr w:type="gramEnd"/>
-      <w:r>
-        <w:rPr>
-          <w:rFonts w:hint="eastAsia"/>
-          <w:lang w:val="zh-CN"/>
-        </w:rPr>
-        <w:t>的效果。系统自带的自动灌溉方案、完善的日志存档系统等都会大大减少对人工操作的需求，该系统非常容易上手并且视觉反馈清晰。</w:t>
+        <w:t>线以串行方式进行通信，并且使用免安装的本地数据库，基本上实现了插电即用的效果。系统自带的自动灌溉方案、完善的日志存档系统等都会大大减少对人工操作的需求，该系统非常容易上手并且视觉反馈清晰。</w:t>
       </w:r>
     </w:p>
     <w:p>
@@ -7071,17 +6622,8 @@
           <w:rFonts w:hint="eastAsia"/>
           <w:lang w:val="zh-CN"/>
         </w:rPr>
-        <w:t>本文采用“设备端、边缘端、云端扩展”三层结构来设计系统的总体方案。设备</w:t>
-      </w:r>
-      <w:proofErr w:type="gramStart"/>
-      <w:r>
-        <w:rPr>
-          <w:rFonts w:hint="eastAsia"/>
-          <w:lang w:val="zh-CN"/>
-        </w:rPr>
-        <w:t>端采用</w:t>
-      </w:r>
-      <w:proofErr w:type="gramEnd"/>
+        <w:t>本文采用“设备端、边缘端、云端扩展”三层结构来设计系统的总体方案。设备端采用</w:t>
+      </w:r>
       <w:r>
         <w:rPr>
           <w:rFonts w:hint="eastAsia"/>
@@ -7222,39 +6764,7 @@
           <w:rFonts w:hint="eastAsia"/>
           <w:lang w:val="zh-CN"/>
         </w:rPr>
-        <w:t>获取最新的数据以及历史数据，从而达到实时监控和图表展示的目的；当检测到土壤湿度低于阈值的时候，</w:t>
-      </w:r>
-      <w:proofErr w:type="gramStart"/>
-      <w:r>
-        <w:rPr>
-          <w:rFonts w:hint="eastAsia"/>
-          <w:lang w:val="zh-CN"/>
-        </w:rPr>
-        <w:t>边缘端会自动</w:t>
-      </w:r>
-      <w:proofErr w:type="gramEnd"/>
-      <w:r>
-        <w:rPr>
-          <w:rFonts w:hint="eastAsia"/>
-          <w:lang w:val="zh-CN"/>
-        </w:rPr>
-        <w:t>开启水泵，并且在达到设定的时间之后再自动关闭水泵；当云端连接正常的时候，</w:t>
-      </w:r>
-      <w:proofErr w:type="gramStart"/>
-      <w:r>
-        <w:rPr>
-          <w:rFonts w:hint="eastAsia"/>
-          <w:lang w:val="zh-CN"/>
-        </w:rPr>
-        <w:t>边缘端会把</w:t>
-      </w:r>
-      <w:proofErr w:type="gramEnd"/>
-      <w:r>
-        <w:rPr>
-          <w:rFonts w:hint="eastAsia"/>
-          <w:lang w:val="zh-CN"/>
-        </w:rPr>
-        <w:t>数据通过</w:t>
+        <w:t>获取最新的数据以及历史数据，从而达到实时监控和图表展示的目的；当检测到土壤湿度低于阈值的时候，边缘端会自动开启水泵，并且在达到设定的时间之后再自动关闭水泵；当云端连接正常的时候，边缘端会把数据通过</w:t>
       </w:r>
       <w:r>
         <w:rPr>
@@ -7855,25 +7365,7 @@
                 <w:bCs/>
                 <w:szCs w:val="21"/>
               </w:rPr>
-              <w:t xml:space="preserve"> </w:t>
-            </w:r>
-            <w:proofErr w:type="spellStart"/>
-            <w:r>
-              <w:rPr>
-                <w:rFonts w:hint="eastAsia"/>
-                <w:bCs/>
-                <w:szCs w:val="21"/>
-              </w:rPr>
-              <w:t>MicroPython</w:t>
-            </w:r>
-            <w:proofErr w:type="spellEnd"/>
-            <w:r>
-              <w:rPr>
-                <w:rFonts w:hint="eastAsia"/>
-                <w:bCs/>
-                <w:szCs w:val="21"/>
-              </w:rPr>
-              <w:t xml:space="preserve">, </w:t>
+              <w:t xml:space="preserve"> MicroPython, </w:t>
             </w:r>
             <w:r>
               <w:rPr>
@@ -9177,25 +8669,7 @@
                 <w:bCs/>
                 <w:szCs w:val="21"/>
               </w:rPr>
-              <w:t>与边缘</w:t>
-            </w:r>
-            <w:proofErr w:type="gramStart"/>
-            <w:r>
-              <w:rPr>
-                <w:rFonts w:hint="eastAsia"/>
-                <w:bCs/>
-                <w:szCs w:val="21"/>
-              </w:rPr>
-              <w:t>端易集成</w:t>
-            </w:r>
-            <w:proofErr w:type="gramEnd"/>
-            <w:r>
-              <w:rPr>
-                <w:rFonts w:hint="eastAsia"/>
-                <w:bCs/>
-                <w:szCs w:val="21"/>
-              </w:rPr>
-              <w:t>，适合展示</w:t>
+              <w:t>与边缘端易集成，适合展示</w:t>
             </w:r>
           </w:p>
         </w:tc>
@@ -9467,18 +8941,8 @@
                 <w:bCs/>
                 <w:szCs w:val="21"/>
               </w:rPr>
-              <w:t>方案</w:t>
-            </w:r>
-            <w:proofErr w:type="gramStart"/>
-            <w:r>
-              <w:rPr>
-                <w:rFonts w:hint="eastAsia"/>
-                <w:bCs/>
-                <w:szCs w:val="21"/>
-              </w:rPr>
-              <w:t>一</w:t>
-            </w:r>
-            <w:proofErr w:type="gramEnd"/>
+              <w:t>方案一</w:t>
+            </w:r>
           </w:p>
         </w:tc>
         <w:tc>
@@ -10222,23 +9686,13 @@
                 <w:szCs w:val="21"/>
               </w:rPr>
             </w:pPr>
-            <w:proofErr w:type="gramStart"/>
-            <w:r>
-              <w:rPr>
-                <w:rFonts w:hint="eastAsia"/>
-                <w:bCs/>
-                <w:szCs w:val="21"/>
-              </w:rPr>
-              <w:t>仅文件</w:t>
-            </w:r>
-            <w:proofErr w:type="gramEnd"/>
-            <w:r>
-              <w:rPr>
-                <w:rFonts w:hint="eastAsia"/>
-                <w:bCs/>
-                <w:szCs w:val="21"/>
-              </w:rPr>
-              <w:t>存储</w:t>
+            <w:r>
+              <w:rPr>
+                <w:rFonts w:hint="eastAsia"/>
+                <w:bCs/>
+                <w:szCs w:val="21"/>
+              </w:rPr>
+              <w:t>仅文件存储</w:t>
             </w:r>
           </w:p>
         </w:tc>
@@ -10423,23 +9877,13 @@
                 <w:szCs w:val="21"/>
               </w:rPr>
             </w:pPr>
-            <w:proofErr w:type="gramStart"/>
-            <w:r>
-              <w:rPr>
-                <w:rFonts w:hint="eastAsia"/>
-                <w:bCs/>
-                <w:szCs w:val="21"/>
-              </w:rPr>
-              <w:t>仅文件</w:t>
-            </w:r>
-            <w:proofErr w:type="gramEnd"/>
-            <w:r>
-              <w:rPr>
-                <w:rFonts w:hint="eastAsia"/>
-                <w:bCs/>
-                <w:szCs w:val="21"/>
-              </w:rPr>
-              <w:t>存储</w:t>
+            <w:r>
+              <w:rPr>
+                <w:rFonts w:hint="eastAsia"/>
+                <w:bCs/>
+                <w:szCs w:val="21"/>
+              </w:rPr>
+              <w:t>仅文件存储</w:t>
             </w:r>
           </w:p>
         </w:tc>
@@ -10821,23 +10265,7 @@
           <w:rFonts w:hint="eastAsia"/>
           <w:lang w:val="zh-CN"/>
         </w:rPr>
-        <w:t>等软件环境，满足</w:t>
-      </w:r>
-      <w:proofErr w:type="gramStart"/>
-      <w:r>
-        <w:rPr>
-          <w:rFonts w:hint="eastAsia"/>
-          <w:lang w:val="zh-CN"/>
-        </w:rPr>
-        <w:t>系统本地</w:t>
-      </w:r>
-      <w:proofErr w:type="gramEnd"/>
-      <w:r>
-        <w:rPr>
-          <w:rFonts w:hint="eastAsia"/>
-          <w:lang w:val="zh-CN"/>
-        </w:rPr>
-        <w:t>数据处理及功能扩展的要求。两者一起工作，系统既有单片机的实时控制能力，又有边缘设备的数据处理能力。</w:t>
+        <w:t>等软件环境，满足系统本地数据处理及功能扩展的要求。两者一起工作，系统既有单片机的实时控制能力，又有边缘设备的数据处理能力。</w:t>
       </w:r>
     </w:p>
     <w:p>
@@ -11465,7 +10893,6 @@
         <w:ind w:firstLineChars="200" w:firstLine="560"/>
         <w:jc w:val="center"/>
         <w:rPr>
-          <w:rFonts w:hint="eastAsia"/>
           <w:sz w:val="28"/>
         </w:rPr>
       </w:pPr>
@@ -11865,23 +11292,7 @@
           <w:rFonts w:hint="eastAsia"/>
           <w:lang w:val="zh-CN"/>
         </w:rPr>
-        <w:t>摄像头</w:t>
-      </w:r>
-      <w:proofErr w:type="gramStart"/>
-      <w:r>
-        <w:rPr>
-          <w:rFonts w:hint="eastAsia"/>
-          <w:lang w:val="zh-CN"/>
-        </w:rPr>
-        <w:t>做为</w:t>
-      </w:r>
-      <w:proofErr w:type="gramEnd"/>
-      <w:r>
-        <w:rPr>
-          <w:rFonts w:hint="eastAsia"/>
-          <w:lang w:val="zh-CN"/>
-        </w:rPr>
-        <w:t>图像采集器件。该模块可以直接和树莓派相连，用来采集作物生长图像，再用</w:t>
+        <w:t>摄像头做为图像采集器件。该模块可以直接和树莓派相连，用来采集作物生长图像，再用</w:t>
       </w:r>
       <w:r>
         <w:rPr>
@@ -12071,21 +11482,12 @@
         </w:rPr>
         <w:t xml:space="preserve"> STM32 </w:t>
       </w:r>
-      <w:proofErr w:type="gramStart"/>
-      <w:r>
-        <w:rPr>
-          <w:rFonts w:hint="eastAsia"/>
-          <w:lang w:val="zh-CN"/>
-        </w:rPr>
-        <w:t>回发控制</w:t>
-      </w:r>
-      <w:proofErr w:type="gramEnd"/>
-      <w:r>
-        <w:rPr>
-          <w:rFonts w:hint="eastAsia"/>
-          <w:lang w:val="zh-CN"/>
-        </w:rPr>
-        <w:t>命令。</w:t>
+      <w:r>
+        <w:rPr>
+          <w:rFonts w:hint="eastAsia"/>
+          <w:lang w:val="zh-CN"/>
+        </w:rPr>
+        <w:t>回发控制命令。</w:t>
       </w:r>
     </w:p>
     <w:p>
@@ -12115,23 +11517,7 @@
           <w:rFonts w:hint="eastAsia"/>
           <w:lang w:val="zh-CN"/>
         </w:rPr>
-        <w:t>灯带继电器。当边缘</w:t>
-      </w:r>
-      <w:proofErr w:type="gramStart"/>
-      <w:r>
-        <w:rPr>
-          <w:rFonts w:hint="eastAsia"/>
-          <w:lang w:val="zh-CN"/>
-        </w:rPr>
-        <w:t>端发出</w:t>
-      </w:r>
-      <w:proofErr w:type="gramEnd"/>
-      <w:r>
-        <w:rPr>
-          <w:rFonts w:hint="eastAsia"/>
-          <w:lang w:val="zh-CN"/>
-        </w:rPr>
-        <w:t>控制命令之后，</w:t>
+        <w:t>灯带继电器。当边缘端发出控制命令之后，</w:t>
       </w:r>
       <w:r>
         <w:rPr>
@@ -12507,21 +11893,12 @@
           <w:lang w:val="zh-CN"/>
         </w:rPr>
       </w:pPr>
-      <w:proofErr w:type="gramStart"/>
-      <w:r>
-        <w:rPr>
-          <w:rFonts w:hint="eastAsia"/>
-          <w:lang w:val="zh-CN"/>
-        </w:rPr>
-        <w:t>板载状态</w:t>
-      </w:r>
-      <w:proofErr w:type="gramEnd"/>
-      <w:r>
-        <w:rPr>
-          <w:rFonts w:hint="eastAsia"/>
-          <w:lang w:val="zh-CN"/>
-        </w:rPr>
-        <w:t>指示灯使用</w:t>
+      <w:r>
+        <w:rPr>
+          <w:rFonts w:hint="eastAsia"/>
+          <w:lang w:val="zh-CN"/>
+        </w:rPr>
+        <w:t>板载状态指示灯使用</w:t>
       </w:r>
       <w:r>
         <w:rPr>
@@ -12562,17 +11939,8 @@
           <w:rFonts w:hint="eastAsia"/>
           <w:lang w:val="zh-CN"/>
         </w:rPr>
-        <w:t>与树莓</w:t>
-      </w:r>
-      <w:proofErr w:type="gramStart"/>
-      <w:r>
-        <w:rPr>
-          <w:rFonts w:hint="eastAsia"/>
-          <w:lang w:val="zh-CN"/>
-        </w:rPr>
-        <w:t>派通过</w:t>
-      </w:r>
-      <w:proofErr w:type="gramEnd"/>
+        <w:t>与树莓派通过</w:t>
+      </w:r>
       <w:r>
         <w:rPr>
           <w:rFonts w:hint="eastAsia"/>
@@ -12858,39 +12226,7 @@
           <w:rFonts w:hint="eastAsia"/>
           <w:lang w:val="zh-CN"/>
         </w:rPr>
-        <w:t>边缘端线程不断读取当前土壤湿度和灌溉策略参数，当满足触发条件的时候，就会</w:t>
-      </w:r>
-      <w:proofErr w:type="gramStart"/>
-      <w:r>
-        <w:rPr>
-          <w:rFonts w:hint="eastAsia"/>
-          <w:lang w:val="zh-CN"/>
-        </w:rPr>
-        <w:t>向设备端发出</w:t>
-      </w:r>
-      <w:proofErr w:type="gramEnd"/>
-      <w:r>
-        <w:rPr>
-          <w:rFonts w:hint="eastAsia"/>
-          <w:lang w:val="zh-CN"/>
-        </w:rPr>
-        <w:t>开启水泵的指令，在达到设定的灌溉时间之后，再发出关闭指令。系统还要对控制日志以及最近的动作时间加以记载，从而</w:t>
-      </w:r>
-      <w:proofErr w:type="gramStart"/>
-      <w:r>
-        <w:rPr>
-          <w:rFonts w:hint="eastAsia"/>
-          <w:lang w:val="zh-CN"/>
-        </w:rPr>
-        <w:t>给状态</w:t>
-      </w:r>
-      <w:proofErr w:type="gramEnd"/>
-      <w:r>
-        <w:rPr>
-          <w:rFonts w:hint="eastAsia"/>
-          <w:lang w:val="zh-CN"/>
-        </w:rPr>
-        <w:t>追踪以及测试分析赋予支撑。</w:t>
+        <w:t>边缘端线程不断读取当前土壤湿度和灌溉策略参数，当满足触发条件的时候，就会向设备端发出开启水泵的指令，在达到设定的灌溉时间之后，再发出关闭指令。系统还要对控制日志以及最近的动作时间加以记载，从而给状态追踪以及测试分析赋予支撑。</w:t>
       </w:r>
     </w:p>
     <w:p>
@@ -13008,23 +12344,7 @@
           <w:rFonts w:hint="eastAsia"/>
           <w:lang w:val="zh-CN"/>
         </w:rPr>
-        <w:t>让用户在易脏手的培育</w:t>
-      </w:r>
-      <w:proofErr w:type="gramStart"/>
-      <w:r>
-        <w:rPr>
-          <w:rFonts w:hint="eastAsia"/>
-          <w:lang w:val="zh-CN"/>
-        </w:rPr>
-        <w:t>室环境</w:t>
-      </w:r>
-      <w:proofErr w:type="gramEnd"/>
-      <w:r>
-        <w:rPr>
-          <w:rFonts w:hint="eastAsia"/>
-          <w:lang w:val="zh-CN"/>
-        </w:rPr>
-        <w:t>也能查看数据。</w:t>
+        <w:t>让用户在易脏手的培育室环境也能查看数据。</w:t>
       </w:r>
     </w:p>
     <w:p>
@@ -13369,17 +12689,8 @@
           <w:rFonts w:hint="eastAsia"/>
           <w:lang w:val="zh-CN"/>
         </w:rPr>
-        <w:t>相比于</w:t>
-      </w:r>
-      <w:proofErr w:type="gramStart"/>
-      <w:r>
-        <w:rPr>
-          <w:rFonts w:hint="eastAsia"/>
-          <w:lang w:val="zh-CN"/>
-        </w:rPr>
-        <w:t>蓝牙或者</w:t>
-      </w:r>
-      <w:proofErr w:type="gramEnd"/>
+        <w:t>相比于蓝牙或者</w:t>
+      </w:r>
       <w:r>
         <w:rPr>
           <w:rFonts w:hint="eastAsia"/>
@@ -13406,23 +12717,7 @@
           <w:rFonts w:hint="eastAsia"/>
           <w:lang w:val="zh-CN"/>
         </w:rPr>
-        <w:t>串口链路更稳定、调试更简单，适合原型设计阶段快速落地。同时边缘</w:t>
-      </w:r>
-      <w:proofErr w:type="gramStart"/>
-      <w:r>
-        <w:rPr>
-          <w:rFonts w:hint="eastAsia"/>
-          <w:lang w:val="zh-CN"/>
-        </w:rPr>
-        <w:t>端仍然</w:t>
-      </w:r>
-      <w:proofErr w:type="gramEnd"/>
-      <w:r>
-        <w:rPr>
-          <w:rFonts w:hint="eastAsia"/>
-          <w:lang w:val="zh-CN"/>
-        </w:rPr>
-        <w:t>具有</w:t>
+        <w:t>串口链路更稳定、调试更简单，适合原型设计阶段快速落地。同时边缘端仍然具有</w:t>
       </w:r>
       <w:r>
         <w:rPr>
@@ -14112,23 +13407,7 @@
           <w:rFonts w:hint="eastAsia"/>
           <w:lang w:val="zh-CN"/>
         </w:rPr>
-        <w:t>设备</w:t>
-      </w:r>
-      <w:proofErr w:type="gramStart"/>
-      <w:r>
-        <w:rPr>
-          <w:rFonts w:hint="eastAsia"/>
-          <w:lang w:val="zh-CN"/>
-        </w:rPr>
-        <w:t>端主要</w:t>
-      </w:r>
-      <w:proofErr w:type="gramEnd"/>
-      <w:r>
-        <w:rPr>
-          <w:rFonts w:hint="eastAsia"/>
-          <w:lang w:val="zh-CN"/>
-        </w:rPr>
-        <w:t>功能流程可概括如下：</w:t>
+        <w:t>设备端主要功能流程可概括如下：</w:t>
       </w:r>
     </w:p>
     <w:p>
@@ -14369,21 +13648,7 @@
         <w:rPr>
           <w:rFonts w:hint="eastAsia"/>
         </w:rPr>
-        <w:t>边缘</w:t>
-      </w:r>
-      <w:proofErr w:type="gramStart"/>
-      <w:r>
-        <w:rPr>
-          <w:rFonts w:hint="eastAsia"/>
-        </w:rPr>
-        <w:t>端服务</w:t>
-      </w:r>
-      <w:proofErr w:type="gramEnd"/>
-      <w:r>
-        <w:rPr>
-          <w:rFonts w:hint="eastAsia"/>
-        </w:rPr>
-        <w:t>与数据库设计</w:t>
+        <w:t>边缘端服务与数据库设计</w:t>
       </w:r>
       <w:bookmarkEnd w:id="115"/>
       <w:bookmarkEnd w:id="116"/>
@@ -14401,17 +13666,8 @@
           <w:rFonts w:hint="eastAsia"/>
           <w:lang w:val="zh-CN"/>
         </w:rPr>
-        <w:t>边缘</w:t>
-      </w:r>
-      <w:proofErr w:type="gramStart"/>
-      <w:r>
-        <w:rPr>
-          <w:rFonts w:hint="eastAsia"/>
-          <w:lang w:val="zh-CN"/>
-        </w:rPr>
-        <w:t>端服务用</w:t>
-      </w:r>
-      <w:proofErr w:type="gramEnd"/>
+        <w:t>边缘端服务用</w:t>
+      </w:r>
       <w:r>
         <w:rPr>
           <w:rFonts w:hint="eastAsia"/>
@@ -14743,25 +13999,7 @@
                 <w:bCs/>
                 <w:szCs w:val="21"/>
               </w:rPr>
-              <w:t>/</w:t>
-            </w:r>
-            <w:proofErr w:type="spellStart"/>
-            <w:r>
-              <w:rPr>
-                <w:rFonts w:hint="eastAsia"/>
-                <w:bCs/>
-                <w:szCs w:val="21"/>
-              </w:rPr>
-              <w:t>api</w:t>
-            </w:r>
-            <w:proofErr w:type="spellEnd"/>
-            <w:r>
-              <w:rPr>
-                <w:rFonts w:hint="eastAsia"/>
-                <w:bCs/>
-                <w:szCs w:val="21"/>
-              </w:rPr>
-              <w:t>/v1/sensors/latest</w:t>
+              <w:t>/api/v1/sensors/latest</w:t>
             </w:r>
           </w:p>
         </w:tc>
@@ -14868,25 +14106,7 @@
                 <w:bCs/>
                 <w:szCs w:val="21"/>
               </w:rPr>
-              <w:t>/</w:t>
-            </w:r>
-            <w:proofErr w:type="spellStart"/>
-            <w:r>
-              <w:rPr>
-                <w:rFonts w:hint="eastAsia"/>
-                <w:bCs/>
-                <w:szCs w:val="21"/>
-              </w:rPr>
-              <w:t>api</w:t>
-            </w:r>
-            <w:proofErr w:type="spellEnd"/>
-            <w:r>
-              <w:rPr>
-                <w:rFonts w:hint="eastAsia"/>
-                <w:bCs/>
-                <w:szCs w:val="21"/>
-              </w:rPr>
-              <w:t>/v1/sensors/history</w:t>
+              <w:t>/api/v1/sensors/history</w:t>
             </w:r>
           </w:p>
         </w:tc>
@@ -14994,25 +14214,7 @@
                 <w:szCs w:val="21"/>
               </w:rPr>
               <w:lastRenderedPageBreak/>
-              <w:t>/</w:t>
-            </w:r>
-            <w:proofErr w:type="spellStart"/>
-            <w:r>
-              <w:rPr>
-                <w:rFonts w:hint="eastAsia"/>
-                <w:bCs/>
-                <w:szCs w:val="21"/>
-              </w:rPr>
-              <w:t>api</w:t>
-            </w:r>
-            <w:proofErr w:type="spellEnd"/>
-            <w:r>
-              <w:rPr>
-                <w:rFonts w:hint="eastAsia"/>
-                <w:bCs/>
-                <w:szCs w:val="21"/>
-              </w:rPr>
-              <w:t>/v1/sensors/history.csv</w:t>
+              <w:t>/api/v1/sensors/history.csv</w:t>
             </w:r>
           </w:p>
         </w:tc>
@@ -15127,25 +14329,7 @@
                 <w:bCs/>
                 <w:szCs w:val="21"/>
               </w:rPr>
-              <w:t>/</w:t>
-            </w:r>
-            <w:proofErr w:type="spellStart"/>
-            <w:r>
-              <w:rPr>
-                <w:rFonts w:hint="eastAsia"/>
-                <w:bCs/>
-                <w:szCs w:val="21"/>
-              </w:rPr>
-              <w:t>api</w:t>
-            </w:r>
-            <w:proofErr w:type="spellEnd"/>
-            <w:r>
-              <w:rPr>
-                <w:rFonts w:hint="eastAsia"/>
-                <w:bCs/>
-                <w:szCs w:val="21"/>
-              </w:rPr>
-              <w:t>/v1/control</w:t>
+              <w:t>/api/v1/control</w:t>
             </w:r>
           </w:p>
         </w:tc>
@@ -15252,25 +14436,7 @@
                 <w:bCs/>
                 <w:szCs w:val="21"/>
               </w:rPr>
-              <w:t>/</w:t>
-            </w:r>
-            <w:proofErr w:type="spellStart"/>
-            <w:r>
-              <w:rPr>
-                <w:rFonts w:hint="eastAsia"/>
-                <w:bCs/>
-                <w:szCs w:val="21"/>
-              </w:rPr>
-              <w:t>api</w:t>
-            </w:r>
-            <w:proofErr w:type="spellEnd"/>
-            <w:r>
-              <w:rPr>
-                <w:rFonts w:hint="eastAsia"/>
-                <w:bCs/>
-                <w:szCs w:val="21"/>
-              </w:rPr>
-              <w:t>/v1/control/logs</w:t>
+              <w:t>/api/v1/control/logs</w:t>
             </w:r>
           </w:p>
         </w:tc>
@@ -15377,25 +14543,7 @@
                 <w:bCs/>
                 <w:szCs w:val="21"/>
               </w:rPr>
-              <w:t>/</w:t>
-            </w:r>
-            <w:proofErr w:type="spellStart"/>
-            <w:r>
-              <w:rPr>
-                <w:rFonts w:hint="eastAsia"/>
-                <w:bCs/>
-                <w:szCs w:val="21"/>
-              </w:rPr>
-              <w:t>api</w:t>
-            </w:r>
-            <w:proofErr w:type="spellEnd"/>
-            <w:r>
-              <w:rPr>
-                <w:rFonts w:hint="eastAsia"/>
-                <w:bCs/>
-                <w:szCs w:val="21"/>
-              </w:rPr>
-              <w:t>/v1/policy/irrigation</w:t>
+              <w:t>/api/v1/policy/irrigation</w:t>
             </w:r>
           </w:p>
         </w:tc>
@@ -15502,25 +14650,7 @@
                 <w:bCs/>
                 <w:szCs w:val="21"/>
               </w:rPr>
-              <w:t>/</w:t>
-            </w:r>
-            <w:proofErr w:type="spellStart"/>
-            <w:r>
-              <w:rPr>
-                <w:rFonts w:hint="eastAsia"/>
-                <w:bCs/>
-                <w:szCs w:val="21"/>
-              </w:rPr>
-              <w:t>api</w:t>
-            </w:r>
-            <w:proofErr w:type="spellEnd"/>
-            <w:r>
-              <w:rPr>
-                <w:rFonts w:hint="eastAsia"/>
-                <w:bCs/>
-                <w:szCs w:val="21"/>
-              </w:rPr>
-              <w:t>/v1/policy/irrigation/status</w:t>
+              <w:t>/api/v1/policy/irrigation/status</w:t>
             </w:r>
           </w:p>
         </w:tc>
@@ -15627,25 +14757,7 @@
                 <w:bCs/>
                 <w:szCs w:val="21"/>
               </w:rPr>
-              <w:t>/</w:t>
-            </w:r>
-            <w:proofErr w:type="spellStart"/>
-            <w:r>
-              <w:rPr>
-                <w:rFonts w:hint="eastAsia"/>
-                <w:bCs/>
-                <w:szCs w:val="21"/>
-              </w:rPr>
-              <w:t>api</w:t>
-            </w:r>
-            <w:proofErr w:type="spellEnd"/>
-            <w:r>
-              <w:rPr>
-                <w:rFonts w:hint="eastAsia"/>
-                <w:bCs/>
-                <w:szCs w:val="21"/>
-              </w:rPr>
-              <w:t>/v1/auth/register</w:t>
+              <w:t>/api/v1/auth/register</w:t>
             </w:r>
           </w:p>
         </w:tc>
@@ -15752,25 +14864,7 @@
                 <w:bCs/>
                 <w:szCs w:val="21"/>
               </w:rPr>
-              <w:t>/</w:t>
-            </w:r>
-            <w:proofErr w:type="spellStart"/>
-            <w:r>
-              <w:rPr>
-                <w:rFonts w:hint="eastAsia"/>
-                <w:bCs/>
-                <w:szCs w:val="21"/>
-              </w:rPr>
-              <w:t>api</w:t>
-            </w:r>
-            <w:proofErr w:type="spellEnd"/>
-            <w:r>
-              <w:rPr>
-                <w:rFonts w:hint="eastAsia"/>
-                <w:bCs/>
-                <w:szCs w:val="21"/>
-              </w:rPr>
-              <w:t>/v1/auth/login</w:t>
+              <w:t>/api/v1/auth/login</w:t>
             </w:r>
           </w:p>
         </w:tc>
@@ -15877,25 +14971,7 @@
                 <w:bCs/>
                 <w:szCs w:val="21"/>
               </w:rPr>
-              <w:t>/</w:t>
-            </w:r>
-            <w:proofErr w:type="spellStart"/>
-            <w:r>
-              <w:rPr>
-                <w:rFonts w:hint="eastAsia"/>
-                <w:bCs/>
-                <w:szCs w:val="21"/>
-              </w:rPr>
-              <w:t>api</w:t>
-            </w:r>
-            <w:proofErr w:type="spellEnd"/>
-            <w:r>
-              <w:rPr>
-                <w:rFonts w:hint="eastAsia"/>
-                <w:bCs/>
-                <w:szCs w:val="21"/>
-              </w:rPr>
-              <w:t>/v1/auth/me</w:t>
+              <w:t>/api/v1/auth/me</w:t>
             </w:r>
           </w:p>
         </w:tc>
@@ -16002,25 +15078,7 @@
                 <w:bCs/>
                 <w:szCs w:val="21"/>
               </w:rPr>
-              <w:t>/</w:t>
-            </w:r>
-            <w:proofErr w:type="spellStart"/>
-            <w:r>
-              <w:rPr>
-                <w:rFonts w:hint="eastAsia"/>
-                <w:bCs/>
-                <w:szCs w:val="21"/>
-              </w:rPr>
-              <w:t>api</w:t>
-            </w:r>
-            <w:proofErr w:type="spellEnd"/>
-            <w:r>
-              <w:rPr>
-                <w:rFonts w:hint="eastAsia"/>
-                <w:bCs/>
-                <w:szCs w:val="21"/>
-              </w:rPr>
-              <w:t>/v1/devices/status</w:t>
+              <w:t>/api/v1/devices/status</w:t>
             </w:r>
           </w:p>
         </w:tc>
@@ -16127,25 +15185,7 @@
                 <w:bCs/>
                 <w:szCs w:val="21"/>
               </w:rPr>
-              <w:t>/</w:t>
-            </w:r>
-            <w:proofErr w:type="spellStart"/>
-            <w:r>
-              <w:rPr>
-                <w:rFonts w:hint="eastAsia"/>
-                <w:bCs/>
-                <w:szCs w:val="21"/>
-              </w:rPr>
-              <w:t>api</w:t>
-            </w:r>
-            <w:proofErr w:type="spellEnd"/>
-            <w:r>
-              <w:rPr>
-                <w:rFonts w:hint="eastAsia"/>
-                <w:bCs/>
-                <w:szCs w:val="21"/>
-              </w:rPr>
-              <w:t>/v1/camera/capture</w:t>
+              <w:t>/api/v1/camera/capture</w:t>
             </w:r>
           </w:p>
         </w:tc>
@@ -16252,25 +15292,7 @@
                 <w:bCs/>
                 <w:szCs w:val="21"/>
               </w:rPr>
-              <w:t>/</w:t>
-            </w:r>
-            <w:proofErr w:type="spellStart"/>
-            <w:r>
-              <w:rPr>
-                <w:rFonts w:hint="eastAsia"/>
-                <w:bCs/>
-                <w:szCs w:val="21"/>
-              </w:rPr>
-              <w:t>api</w:t>
-            </w:r>
-            <w:proofErr w:type="spellEnd"/>
-            <w:r>
-              <w:rPr>
-                <w:rFonts w:hint="eastAsia"/>
-                <w:bCs/>
-                <w:szCs w:val="21"/>
-              </w:rPr>
-              <w:t>/v1/vision/analyze</w:t>
+              <w:t>/api/v1/vision/analyze</w:t>
             </w:r>
           </w:p>
         </w:tc>
@@ -16377,25 +15399,7 @@
                 <w:bCs/>
                 <w:szCs w:val="21"/>
               </w:rPr>
-              <w:t>/</w:t>
-            </w:r>
-            <w:proofErr w:type="spellStart"/>
-            <w:r>
-              <w:rPr>
-                <w:rFonts w:hint="eastAsia"/>
-                <w:bCs/>
-                <w:szCs w:val="21"/>
-              </w:rPr>
-              <w:t>api</w:t>
-            </w:r>
-            <w:proofErr w:type="spellEnd"/>
-            <w:r>
-              <w:rPr>
-                <w:rFonts w:hint="eastAsia"/>
-                <w:bCs/>
-                <w:szCs w:val="21"/>
-              </w:rPr>
-              <w:t>/v1/assistant</w:t>
+              <w:t>/api/v1/assistant</w:t>
             </w:r>
           </w:p>
         </w:tc>
@@ -16764,7 +15768,6 @@
               </w:rPr>
               <w:t>、</w:t>
             </w:r>
-            <w:proofErr w:type="spellStart"/>
             <w:r>
               <w:rPr>
                 <w:rFonts w:hint="eastAsia"/>
@@ -16773,7 +15776,6 @@
               </w:rPr>
               <w:t>password_hash</w:t>
             </w:r>
-            <w:proofErr w:type="spellEnd"/>
             <w:r>
               <w:rPr>
                 <w:rFonts w:hint="eastAsia"/>
@@ -16782,7 +15784,6 @@
               </w:rPr>
               <w:t>、</w:t>
             </w:r>
-            <w:proofErr w:type="spellStart"/>
             <w:r>
               <w:rPr>
                 <w:rFonts w:hint="eastAsia"/>
@@ -16791,7 +15792,6 @@
               </w:rPr>
               <w:t>created_at</w:t>
             </w:r>
-            <w:proofErr w:type="spellEnd"/>
           </w:p>
         </w:tc>
         <w:tc>
@@ -16974,7 +15974,6 @@
                 <w:szCs w:val="21"/>
               </w:rPr>
             </w:pPr>
-            <w:proofErr w:type="spellStart"/>
             <w:r>
               <w:rPr>
                 <w:rFonts w:hint="eastAsia"/>
@@ -16983,7 +15982,6 @@
               </w:rPr>
               <w:t>user_roles</w:t>
             </w:r>
-            <w:proofErr w:type="spellEnd"/>
           </w:p>
         </w:tc>
         <w:tc>
@@ -17010,7 +16008,6 @@
                 <w:szCs w:val="21"/>
               </w:rPr>
             </w:pPr>
-            <w:proofErr w:type="spellStart"/>
             <w:r>
               <w:rPr>
                 <w:rFonts w:hint="eastAsia"/>
@@ -17019,7 +16016,6 @@
               </w:rPr>
               <w:t>user_id</w:t>
             </w:r>
-            <w:proofErr w:type="spellEnd"/>
             <w:r>
               <w:rPr>
                 <w:rFonts w:hint="eastAsia"/>
@@ -17028,7 +16024,6 @@
               </w:rPr>
               <w:t>、</w:t>
             </w:r>
-            <w:proofErr w:type="spellStart"/>
             <w:r>
               <w:rPr>
                 <w:rFonts w:hint="eastAsia"/>
@@ -17037,7 +16032,6 @@
               </w:rPr>
               <w:t>role_id</w:t>
             </w:r>
-            <w:proofErr w:type="spellEnd"/>
           </w:p>
         </w:tc>
         <w:tc>
@@ -17182,7 +16176,6 @@
               </w:rPr>
               <w:t>、</w:t>
             </w:r>
-            <w:proofErr w:type="spellStart"/>
             <w:r>
               <w:rPr>
                 <w:rFonts w:hint="eastAsia"/>
@@ -17191,7 +16184,6 @@
               </w:rPr>
               <w:t>last_seen</w:t>
             </w:r>
-            <w:proofErr w:type="spellEnd"/>
           </w:p>
         </w:tc>
         <w:tc>
@@ -17254,7 +16246,6 @@
                 <w:szCs w:val="21"/>
               </w:rPr>
             </w:pPr>
-            <w:proofErr w:type="spellStart"/>
             <w:r>
               <w:rPr>
                 <w:rFonts w:hint="eastAsia"/>
@@ -17263,7 +16254,6 @@
               </w:rPr>
               <w:t>sensor_data</w:t>
             </w:r>
-            <w:proofErr w:type="spellEnd"/>
           </w:p>
         </w:tc>
         <w:tc>
@@ -17306,7 +16296,6 @@
               </w:rPr>
               <w:t>、</w:t>
             </w:r>
-            <w:proofErr w:type="spellStart"/>
             <w:r>
               <w:rPr>
                 <w:rFonts w:hint="eastAsia"/>
@@ -17315,7 +16304,6 @@
               </w:rPr>
               <w:t>device_id</w:t>
             </w:r>
-            <w:proofErr w:type="spellEnd"/>
             <w:r>
               <w:rPr>
                 <w:rFonts w:hint="eastAsia"/>
@@ -17458,7 +16446,6 @@
                 <w:szCs w:val="21"/>
               </w:rPr>
             </w:pPr>
-            <w:proofErr w:type="spellStart"/>
             <w:r>
               <w:rPr>
                 <w:rFonts w:hint="eastAsia"/>
@@ -17467,7 +16454,6 @@
               </w:rPr>
               <w:t>control_logs</w:t>
             </w:r>
-            <w:proofErr w:type="spellEnd"/>
           </w:p>
         </w:tc>
         <w:tc>
@@ -17510,7 +16496,6 @@
               </w:rPr>
               <w:t>、</w:t>
             </w:r>
-            <w:proofErr w:type="spellStart"/>
             <w:r>
               <w:rPr>
                 <w:rFonts w:hint="eastAsia"/>
@@ -17519,7 +16504,6 @@
               </w:rPr>
               <w:t>device_id</w:t>
             </w:r>
-            <w:proofErr w:type="spellEnd"/>
             <w:r>
               <w:rPr>
                 <w:rFonts w:hint="eastAsia"/>
@@ -17560,7 +16544,6 @@
               </w:rPr>
               <w:t>、</w:t>
             </w:r>
-            <w:proofErr w:type="spellStart"/>
             <w:r>
               <w:rPr>
                 <w:rFonts w:hint="eastAsia"/>
@@ -17569,7 +16552,6 @@
               </w:rPr>
               <w:t>raw_command</w:t>
             </w:r>
-            <w:proofErr w:type="spellEnd"/>
             <w:r>
               <w:rPr>
                 <w:rFonts w:hint="eastAsia"/>
@@ -17594,7 +16576,6 @@
               </w:rPr>
               <w:t>、</w:t>
             </w:r>
-            <w:proofErr w:type="spellStart"/>
             <w:r>
               <w:rPr>
                 <w:rFonts w:hint="eastAsia"/>
@@ -17603,7 +16584,6 @@
               </w:rPr>
               <w:t>created_at</w:t>
             </w:r>
-            <w:proofErr w:type="spellEnd"/>
           </w:p>
         </w:tc>
         <w:tc>
@@ -17666,7 +16646,6 @@
                 <w:szCs w:val="21"/>
               </w:rPr>
             </w:pPr>
-            <w:proofErr w:type="spellStart"/>
             <w:r>
               <w:rPr>
                 <w:rFonts w:hint="eastAsia"/>
@@ -17675,7 +16654,6 @@
               </w:rPr>
               <w:t>irrigation_policies</w:t>
             </w:r>
-            <w:proofErr w:type="spellEnd"/>
           </w:p>
         </w:tc>
         <w:tc>
@@ -17718,7 +16696,6 @@
               </w:rPr>
               <w:t>、</w:t>
             </w:r>
-            <w:proofErr w:type="spellStart"/>
             <w:r>
               <w:rPr>
                 <w:rFonts w:hint="eastAsia"/>
@@ -17727,7 +16704,6 @@
               </w:rPr>
               <w:t>device_id</w:t>
             </w:r>
-            <w:proofErr w:type="spellEnd"/>
             <w:r>
               <w:rPr>
                 <w:rFonts w:hint="eastAsia"/>
@@ -17752,7 +16728,6 @@
               </w:rPr>
               <w:t>、</w:t>
             </w:r>
-            <w:proofErr w:type="spellStart"/>
             <w:r>
               <w:rPr>
                 <w:rFonts w:hint="eastAsia"/>
@@ -17761,7 +16736,6 @@
               </w:rPr>
               <w:t>soil_threshold_min</w:t>
             </w:r>
-            <w:proofErr w:type="spellEnd"/>
             <w:r>
               <w:rPr>
                 <w:rFonts w:hint="eastAsia"/>
@@ -17770,7 +16744,6 @@
               </w:rPr>
               <w:t>、</w:t>
             </w:r>
-            <w:proofErr w:type="spellStart"/>
             <w:r>
               <w:rPr>
                 <w:rFonts w:hint="eastAsia"/>
@@ -17779,7 +16752,6 @@
               </w:rPr>
               <w:t>watering_seconds</w:t>
             </w:r>
-            <w:proofErr w:type="spellEnd"/>
             <w:r>
               <w:rPr>
                 <w:rFonts w:hint="eastAsia"/>
@@ -17788,7 +16760,6 @@
               </w:rPr>
               <w:t>、</w:t>
             </w:r>
-            <w:proofErr w:type="spellStart"/>
             <w:r>
               <w:rPr>
                 <w:rFonts w:hint="eastAsia"/>
@@ -17797,7 +16768,6 @@
               </w:rPr>
               <w:t>cooldown_seconds</w:t>
             </w:r>
-            <w:proofErr w:type="spellEnd"/>
             <w:r>
               <w:rPr>
                 <w:rFonts w:hint="eastAsia"/>
@@ -17806,7 +16776,6 @@
               </w:rPr>
               <w:t>、</w:t>
             </w:r>
-            <w:proofErr w:type="spellStart"/>
             <w:r>
               <w:rPr>
                 <w:rFonts w:hint="eastAsia"/>
@@ -17815,7 +16784,6 @@
               </w:rPr>
               <w:t>updated_at</w:t>
             </w:r>
-            <w:proofErr w:type="spellEnd"/>
           </w:p>
         </w:tc>
         <w:tc>
@@ -17867,23 +16835,7 @@
           <w:rFonts w:hint="eastAsia"/>
           <w:lang w:val="zh-CN"/>
         </w:rPr>
-        <w:t>此外，系统在数据库层设计了相应触发器，</w:t>
-      </w:r>
-      <w:proofErr w:type="gramStart"/>
-      <w:r>
-        <w:rPr>
-          <w:rFonts w:hint="eastAsia"/>
-          <w:lang w:val="zh-CN"/>
-        </w:rPr>
-        <w:t>当控制</w:t>
-      </w:r>
-      <w:proofErr w:type="gramEnd"/>
-      <w:r>
-        <w:rPr>
-          <w:rFonts w:hint="eastAsia"/>
-          <w:lang w:val="zh-CN"/>
-        </w:rPr>
-        <w:t>日志插入后，能够自动更新设备的最近在线时间。该设计体现了数据库对业务逻辑的支撑作用，保证了设备状态信息更新的及时性和一致性，提高了系统的数据管理能力。</w:t>
+        <w:t>此外，系统在数据库层设计了相应触发器，当控制日志插入后，能够自动更新设备的最近在线时间。该设计体现了数据库对业务逻辑的支撑作用，保证了设备状态信息更新的及时性和一致性，提高了系统的数据管理能力。</w:t>
       </w:r>
     </w:p>
     <w:p>
@@ -18125,23 +17077,7 @@
           <w:rFonts w:hint="eastAsia"/>
           <w:lang w:val="zh-CN"/>
         </w:rPr>
-        <w:t>颜色空间，按照颜色区间统计和</w:t>
-      </w:r>
-      <w:proofErr w:type="gramStart"/>
-      <w:r>
-        <w:rPr>
-          <w:rFonts w:hint="eastAsia"/>
-          <w:lang w:val="zh-CN"/>
-        </w:rPr>
-        <w:t>轮廓框选来</w:t>
-      </w:r>
-      <w:proofErr w:type="gramEnd"/>
-      <w:r>
-        <w:rPr>
-          <w:rFonts w:hint="eastAsia"/>
-          <w:lang w:val="zh-CN"/>
-        </w:rPr>
-        <w:t>识别花朵的颜色特征，把识别结果映射到花蕾期、盛开期或者成熟、凋谢期这些状态上；</w:t>
+        <w:t>颜色空间，按照颜色区间统计和轮廓框选来识别花朵的颜色特征，把识别结果映射到花蕾期、盛开期或者成熟、凋谢期这些状态上；</w:t>
       </w:r>
     </w:p>
     <w:p>
@@ -18397,14 +17333,12 @@
         </w:rPr>
         <w:t xml:space="preserve">5.8  </w:t>
       </w:r>
-      <w:proofErr w:type="spellStart"/>
       <w:r>
         <w:rPr>
           <w:rFonts w:hint="eastAsia"/>
         </w:rPr>
         <w:t>llm</w:t>
       </w:r>
-      <w:proofErr w:type="spellEnd"/>
       <w:r>
         <w:rPr>
           <w:rFonts w:hint="eastAsia"/>
@@ -19200,7 +18134,7 @@
           <w:rFonts w:hint="eastAsia"/>
           <w:lang w:val="zh-CN"/>
         </w:rPr>
-        <w:t>、土壤湿度传感器数据读取的稳定性进行检验，并且对边缘端页面显示和数据库写入情况进行检查。在测试过程中可以运行系统几十分钟到几十个小时，在测试过程中对系统数据进行更新记录，对异常中断次数进行统计记录，对数据库的入库情况进行统计记录。</w:t>
+        <w:t>、土壤湿度传感器数据读取的稳定性进行检验，并且对边缘端页面显示和数据库写入情况进行检查。在测试过程中可以运行系统几十分钟到几十个小时，在测试过程中对系统数据进行更新记录，对异常中断次数进行统计记录，对数据库的入库情况进行记录。</w:t>
       </w:r>
     </w:p>
     <w:p>
@@ -19217,7 +18151,19 @@
         <w:rPr>
           <w:rFonts w:hint="eastAsia"/>
         </w:rPr>
-        <w:t xml:space="preserve">6.2  </w:t>
+        <w:t>6.</w:t>
+      </w:r>
+      <w:r>
+        <w:rPr>
+          <w:rFonts w:hint="eastAsia"/>
+        </w:rPr>
+        <w:t>2</w:t>
+      </w:r>
+      <w:r>
+        <w:rPr>
+          <w:rFonts w:hint="eastAsia"/>
+        </w:rPr>
+        <w:t xml:space="preserve">  </w:t>
       </w:r>
       <w:r>
         <w:rPr>
@@ -19236,9 +18182,9 @@
       </w:tblPr>
       <w:tblGrid>
         <w:gridCol w:w="1260"/>
-        <w:gridCol w:w="1319"/>
+        <w:gridCol w:w="1260"/>
         <w:gridCol w:w="1890"/>
-        <w:gridCol w:w="1436"/>
+        <w:gridCol w:w="840"/>
       </w:tblGrid>
       <w:tr>
         <w:trPr>
@@ -19455,7 +18401,23 @@
                 <w:bCs/>
                 <w:szCs w:val="21"/>
               </w:rPr>
-              <w:t>室内常温环境</w:t>
+              <w:t>室</w:t>
+            </w:r>
+            <w:r>
+              <w:rPr>
+                <w:rFonts w:hint="eastAsia"/>
+                <w:bCs/>
+                <w:szCs w:val="21"/>
+              </w:rPr>
+              <w:t>外</w:t>
+            </w:r>
+            <w:r>
+              <w:rPr>
+                <w:rFonts w:hint="eastAsia"/>
+                <w:bCs/>
+                <w:szCs w:val="21"/>
+              </w:rPr>
+              <w:t>常温环境</w:t>
             </w:r>
           </w:p>
         </w:tc>
@@ -19489,7 +18451,7 @@
                 <w:bCs/>
                 <w:szCs w:val="21"/>
               </w:rPr>
-              <w:t>能正常返回温度值</w:t>
+              <w:t>正常返回温度值</w:t>
             </w:r>
           </w:p>
         </w:tc>
@@ -19523,7 +18485,7 @@
                 <w:bCs/>
                 <w:szCs w:val="21"/>
               </w:rPr>
-              <w:t>19</w:t>
+              <w:t>24</w:t>
             </w:r>
             <w:r>
               <w:rPr>
@@ -19604,7 +18566,23 @@
                 <w:bCs/>
                 <w:szCs w:val="21"/>
               </w:rPr>
-              <w:t>室内常湿环境</w:t>
+              <w:t>室</w:t>
+            </w:r>
+            <w:r>
+              <w:rPr>
+                <w:rFonts w:hint="eastAsia"/>
+                <w:bCs/>
+                <w:szCs w:val="21"/>
+              </w:rPr>
+              <w:t>外</w:t>
+            </w:r>
+            <w:r>
+              <w:rPr>
+                <w:rFonts w:hint="eastAsia"/>
+                <w:bCs/>
+                <w:szCs w:val="21"/>
+              </w:rPr>
+              <w:t>常湿环境</w:t>
             </w:r>
           </w:p>
         </w:tc>
@@ -19638,7 +18616,7 @@
                 <w:bCs/>
                 <w:szCs w:val="21"/>
               </w:rPr>
-              <w:t>能正常返回湿度值</w:t>
+              <w:t>正常返回湿度值</w:t>
             </w:r>
           </w:p>
         </w:tc>
@@ -19672,7 +18650,15 @@
                 <w:bCs/>
                 <w:szCs w:val="21"/>
               </w:rPr>
-              <w:t>42%</w:t>
+              <w:t>57</w:t>
+            </w:r>
+            <w:r>
+              <w:rPr>
+                <w:rFonts w:hint="eastAsia"/>
+                <w:bCs/>
+                <w:szCs w:val="21"/>
+              </w:rPr>
+              <w:t>%</w:t>
             </w:r>
           </w:p>
         </w:tc>
@@ -19745,23 +18731,15 @@
                 <w:bCs/>
                 <w:szCs w:val="21"/>
               </w:rPr>
-              <w:t>开灯</w:t>
-            </w:r>
-            <w:r>
-              <w:rPr>
-                <w:rFonts w:hint="eastAsia"/>
-                <w:bCs/>
-                <w:szCs w:val="21"/>
-              </w:rPr>
-              <w:t>/</w:t>
-            </w:r>
-            <w:r>
-              <w:rPr>
-                <w:rFonts w:hint="eastAsia"/>
-                <w:bCs/>
-                <w:szCs w:val="21"/>
-              </w:rPr>
-              <w:t>关灯对比</w:t>
+              <w:t>室外</w:t>
+            </w:r>
+            <w:r>
+              <w:rPr>
+                <w:rFonts w:hint="eastAsia"/>
+                <w:bCs/>
+                <w:szCs w:val="21"/>
+              </w:rPr>
+              <w:t>白天</w:t>
             </w:r>
           </w:p>
         </w:tc>
@@ -19795,25 +18773,7 @@
                 <w:bCs/>
                 <w:szCs w:val="21"/>
               </w:rPr>
-              <w:t>光照</w:t>
-            </w:r>
-            <w:proofErr w:type="gramStart"/>
-            <w:r>
-              <w:rPr>
-                <w:rFonts w:hint="eastAsia"/>
-                <w:bCs/>
-                <w:szCs w:val="21"/>
-              </w:rPr>
-              <w:t>值明显</w:t>
-            </w:r>
-            <w:proofErr w:type="gramEnd"/>
-            <w:r>
-              <w:rPr>
-                <w:rFonts w:hint="eastAsia"/>
-                <w:bCs/>
-                <w:szCs w:val="21"/>
-              </w:rPr>
-              <w:t>变化</w:t>
+              <w:t>光照值明显变化</w:t>
             </w:r>
           </w:p>
         </w:tc>
@@ -19847,7 +18807,15 @@
                 <w:bCs/>
                 <w:szCs w:val="21"/>
               </w:rPr>
-              <w:t>44.2lux / 10.3lux</w:t>
+              <w:t>192</w:t>
+            </w:r>
+            <w:r>
+              <w:rPr>
+                <w:rFonts w:hint="eastAsia"/>
+                <w:bCs/>
+                <w:szCs w:val="21"/>
+              </w:rPr>
+              <w:t>lux</w:t>
             </w:r>
           </w:p>
         </w:tc>
@@ -19920,23 +18888,15 @@
                 <w:bCs/>
                 <w:szCs w:val="21"/>
               </w:rPr>
-              <w:t>干土</w:t>
-            </w:r>
-            <w:r>
-              <w:rPr>
-                <w:rFonts w:hint="eastAsia"/>
-                <w:bCs/>
-                <w:szCs w:val="21"/>
-              </w:rPr>
-              <w:t>/</w:t>
-            </w:r>
-            <w:r>
-              <w:rPr>
-                <w:rFonts w:hint="eastAsia"/>
-                <w:bCs/>
-                <w:szCs w:val="21"/>
-              </w:rPr>
-              <w:t>湿土对比</w:t>
+              <w:t>湿土</w:t>
+            </w:r>
+            <w:r>
+              <w:rPr>
+                <w:rFonts w:hint="eastAsia"/>
+                <w:bCs/>
+                <w:szCs w:val="21"/>
+              </w:rPr>
+              <w:t>环境</w:t>
             </w:r>
           </w:p>
         </w:tc>
@@ -19970,7 +18930,23 @@
                 <w:bCs/>
                 <w:szCs w:val="21"/>
               </w:rPr>
-              <w:t>百分比值有明显差异</w:t>
+              <w:t>正常返回</w:t>
+            </w:r>
+            <w:r>
+              <w:rPr>
+                <w:rFonts w:hint="eastAsia"/>
+                <w:bCs/>
+                <w:szCs w:val="21"/>
+              </w:rPr>
+              <w:t>土壤</w:t>
+            </w:r>
+            <w:r>
+              <w:rPr>
+                <w:rFonts w:hint="eastAsia"/>
+                <w:bCs/>
+                <w:szCs w:val="21"/>
+              </w:rPr>
+              <w:t>湿度值</w:t>
             </w:r>
           </w:p>
         </w:tc>
@@ -19992,24 +18968,197 @@
           </w:tcPr>
           <w:p>
             <w:pPr>
-              <w:jc w:val="center"/>
-              <w:rPr>
-                <w:bCs/>
-                <w:szCs w:val="21"/>
-              </w:rPr>
-            </w:pPr>
-            <w:r>
-              <w:rPr>
-                <w:rFonts w:hint="eastAsia"/>
-                <w:bCs/>
-                <w:szCs w:val="21"/>
-              </w:rPr>
-              <w:t>21% / 73%</w:t>
+              <w:ind w:firstLineChars="100" w:firstLine="210"/>
+              <w:rPr>
+                <w:bCs/>
+                <w:szCs w:val="21"/>
+              </w:rPr>
+            </w:pPr>
+            <w:r>
+              <w:rPr>
+                <w:rFonts w:hint="eastAsia"/>
+                <w:bCs/>
+                <w:szCs w:val="21"/>
+              </w:rPr>
+              <w:t>53</w:t>
+            </w:r>
+            <w:r>
+              <w:rPr>
+                <w:rFonts w:hint="eastAsia"/>
+                <w:bCs/>
+                <w:szCs w:val="21"/>
+              </w:rPr>
+              <w:t>%</w:t>
             </w:r>
           </w:p>
         </w:tc>
       </w:tr>
     </w:tbl>
+    <w:p>
+      <w:pPr>
+        <w:pStyle w:val="afc"/>
+        <w:spacing w:line="360" w:lineRule="auto"/>
+      </w:pPr>
+    </w:p>
+    <w:p>
+      <w:pPr>
+        <w:pStyle w:val="afc"/>
+        <w:spacing w:line="360" w:lineRule="auto"/>
+        <w:rPr>
+          <w:rFonts w:hint="eastAsia"/>
+        </w:rPr>
+      </w:pPr>
+      <w:r>
+        <w:rPr>
+          <w:rFonts w:hint="eastAsia"/>
+        </w:rPr>
+        <w:lastRenderedPageBreak/>
+        <w:t>综合表的采集结果</w:t>
+      </w:r>
+      <w:r>
+        <w:rPr>
+          <w:rFonts w:hint="eastAsia"/>
+        </w:rPr>
+        <w:t>,</w:t>
+      </w:r>
+      <w:r>
+        <w:rPr>
+          <w:rFonts w:hint="eastAsia"/>
+        </w:rPr>
+        <w:t>本系统在室外湿土</w:t>
+      </w:r>
+      <w:r>
+        <w:rPr>
+          <w:rFonts w:hint="eastAsia"/>
+        </w:rPr>
+        <w:t xml:space="preserve">, </w:t>
+      </w:r>
+      <w:r>
+        <w:rPr>
+          <w:rFonts w:hint="eastAsia"/>
+        </w:rPr>
+        <w:t>常温</w:t>
+      </w:r>
+      <w:r>
+        <w:rPr>
+          <w:rFonts w:hint="eastAsia"/>
+        </w:rPr>
+        <w:t xml:space="preserve">, </w:t>
+      </w:r>
+      <w:r>
+        <w:rPr>
+          <w:rFonts w:hint="eastAsia"/>
+        </w:rPr>
+        <w:t>常湿</w:t>
+      </w:r>
+      <w:r>
+        <w:rPr>
+          <w:rFonts w:hint="eastAsia"/>
+        </w:rPr>
+        <w:t>的实测</w:t>
+      </w:r>
+      <w:r>
+        <w:rPr>
+          <w:rFonts w:hint="eastAsia"/>
+        </w:rPr>
+        <w:t>物理量</w:t>
+      </w:r>
+      <w:r>
+        <w:rPr>
+          <w:rFonts w:hint="eastAsia"/>
+        </w:rPr>
+        <w:t>采集数据实物图如下</w:t>
+      </w:r>
+    </w:p>
+    <w:p>
+      <w:pPr>
+        <w:pStyle w:val="afc"/>
+        <w:spacing w:line="360" w:lineRule="auto"/>
+        <w:jc w:val="center"/>
+      </w:pPr>
+      <w:r>
+        <w:rPr>
+          <w:noProof/>
+        </w:rPr>
+        <w:drawing>
+          <wp:inline distT="0" distB="0" distL="0" distR="0" wp14:anchorId="0C6D9816" wp14:editId="07B79325">
+            <wp:extent cx="4231758" cy="3172855"/>
+            <wp:effectExtent l="0" t="0" r="0" b="8890"/>
+            <wp:docPr id="1287751780" name="图片 2"/>
+            <wp:cNvGraphicFramePr>
+              <a:graphicFrameLocks xmlns:a="http://schemas.openxmlformats.org/drawingml/2006/main" noChangeAspect="1"/>
+            </wp:cNvGraphicFramePr>
+            <a:graphic xmlns:a="http://schemas.openxmlformats.org/drawingml/2006/main">
+              <a:graphicData uri="http://schemas.openxmlformats.org/drawingml/2006/picture">
+                <pic:pic xmlns:pic="http://schemas.openxmlformats.org/drawingml/2006/picture">
+                  <pic:nvPicPr>
+                    <pic:cNvPr id="0" name="Picture 6"/>
+                    <pic:cNvPicPr>
+                      <a:picLocks noChangeAspect="1" noChangeArrowheads="1"/>
+                    </pic:cNvPicPr>
+                  </pic:nvPicPr>
+                  <pic:blipFill>
+                    <a:blip r:embed="rId39">
+                      <a:extLst>
+                        <a:ext uri="{28A0092B-C50C-407E-A947-70E740481C1C}">
+                          <a14:useLocalDpi xmlns:a14="http://schemas.microsoft.com/office/drawing/2010/main" val="0"/>
+                        </a:ext>
+                      </a:extLst>
+                    </a:blip>
+                    <a:srcRect/>
+                    <a:stretch>
+                      <a:fillRect/>
+                    </a:stretch>
+                  </pic:blipFill>
+                  <pic:spPr bwMode="auto">
+                    <a:xfrm>
+                      <a:off x="0" y="0"/>
+                      <a:ext cx="4231758" cy="3172855"/>
+                    </a:xfrm>
+                    <a:prstGeom prst="rect">
+                      <a:avLst/>
+                    </a:prstGeom>
+                    <a:noFill/>
+                    <a:ln>
+                      <a:noFill/>
+                    </a:ln>
+                  </pic:spPr>
+                </pic:pic>
+              </a:graphicData>
+            </a:graphic>
+          </wp:inline>
+        </w:drawing>
+      </w:r>
+    </w:p>
+    <w:p>
+      <w:pPr>
+        <w:pStyle w:val="aff"/>
+        <w:rPr>
+          <w:rFonts w:hint="eastAsia"/>
+        </w:rPr>
+      </w:pPr>
+      <w:r>
+        <w:t>图</w:t>
+      </w:r>
+      <w:r>
+        <w:t>6.</w:t>
+      </w:r>
+      <w:r>
+        <w:rPr>
+          <w:rFonts w:hint="eastAsia"/>
+        </w:rPr>
+        <w:t>3</w:t>
+      </w:r>
+      <w:r>
+        <w:rPr>
+          <w:rFonts w:hint="eastAsia"/>
+        </w:rPr>
+        <w:t xml:space="preserve">  </w:t>
+      </w:r>
+      <w:r>
+        <w:t>传感器多物理量状态采集实测图</w:t>
+      </w:r>
+    </w:p>
     <w:p>
       <w:pPr>
         <w:pStyle w:val="afc"/>
@@ -20098,7 +19247,6 @@
           <w:noProof/>
           <w:sz w:val="28"/>
         </w:rPr>
-        <w:lastRenderedPageBreak/>
         <w:drawing>
           <wp:inline distT="0" distB="0" distL="114300" distR="114300" wp14:anchorId="2E820B96" wp14:editId="4E0351D5">
             <wp:extent cx="5481320" cy="1503680"/>
@@ -20117,7 +19265,7 @@
                     </pic:cNvPicPr>
                   </pic:nvPicPr>
                   <pic:blipFill>
-                    <a:blip r:embed="rId39"/>
+                    <a:blip r:embed="rId40"/>
                     <a:stretch>
                       <a:fillRect/>
                     </a:stretch>
@@ -20152,7 +19300,19 @@
         <w:rPr>
           <w:rFonts w:hint="eastAsia"/>
         </w:rPr>
-        <w:t xml:space="preserve">6.3  </w:t>
+        <w:t>6.</w:t>
+      </w:r>
+      <w:r>
+        <w:rPr>
+          <w:rFonts w:hint="eastAsia"/>
+        </w:rPr>
+        <w:t>4</w:t>
+      </w:r>
+      <w:r>
+        <w:rPr>
+          <w:rFonts w:hint="eastAsia"/>
+        </w:rPr>
+        <w:t xml:space="preserve">  </w:t>
       </w:r>
       <w:r>
         <w:rPr>
@@ -20228,7 +19388,19 @@
         <w:rPr>
           <w:rFonts w:hint="eastAsia"/>
         </w:rPr>
-        <w:t xml:space="preserve">6.4  </w:t>
+        <w:t>6.</w:t>
+      </w:r>
+      <w:r>
+        <w:rPr>
+          <w:rFonts w:hint="eastAsia"/>
+        </w:rPr>
+        <w:t>5</w:t>
+      </w:r>
+      <w:r>
+        <w:rPr>
+          <w:rFonts w:hint="eastAsia"/>
+        </w:rPr>
+        <w:t xml:space="preserve">  </w:t>
       </w:r>
       <w:r>
         <w:rPr>
@@ -20288,6 +19460,7 @@
                 <w:bCs/>
                 <w:szCs w:val="21"/>
               </w:rPr>
+              <w:lastRenderedPageBreak/>
               <w:t>测试项目</w:t>
             </w:r>
           </w:p>
@@ -20868,25 +20041,7 @@
                 <w:bCs/>
                 <w:szCs w:val="21"/>
               </w:rPr>
-              <w:t>灯</w:t>
-            </w:r>
-            <w:proofErr w:type="gramStart"/>
-            <w:r>
-              <w:rPr>
-                <w:rFonts w:hint="eastAsia"/>
-                <w:bCs/>
-                <w:szCs w:val="21"/>
-              </w:rPr>
-              <w:t>带成功</w:t>
-            </w:r>
-            <w:proofErr w:type="gramEnd"/>
-            <w:r>
-              <w:rPr>
-                <w:rFonts w:hint="eastAsia"/>
-                <w:bCs/>
-                <w:szCs w:val="21"/>
-              </w:rPr>
-              <w:t>开启与关闭</w:t>
+              <w:t>灯带成功开启与关闭</w:t>
             </w:r>
           </w:p>
         </w:tc>
@@ -20961,25 +20116,7 @@
                 <w:bCs/>
                 <w:szCs w:val="21"/>
               </w:rPr>
-              <w:t>在控制</w:t>
-            </w:r>
-            <w:proofErr w:type="gramStart"/>
-            <w:r>
-              <w:rPr>
-                <w:rFonts w:hint="eastAsia"/>
-                <w:bCs/>
-                <w:szCs w:val="21"/>
-              </w:rPr>
-              <w:t>页执行</w:t>
-            </w:r>
-            <w:proofErr w:type="gramEnd"/>
-            <w:r>
-              <w:rPr>
-                <w:rFonts w:hint="eastAsia"/>
-                <w:bCs/>
-                <w:szCs w:val="21"/>
-              </w:rPr>
-              <w:t>手势</w:t>
+              <w:t>在控制页执行手势</w:t>
             </w:r>
           </w:p>
         </w:tc>
@@ -21464,7 +20601,19 @@
         <w:rPr>
           <w:rFonts w:hint="eastAsia"/>
         </w:rPr>
-        <w:t xml:space="preserve">6.5  </w:t>
+        <w:t>6.</w:t>
+      </w:r>
+      <w:r>
+        <w:rPr>
+          <w:rFonts w:hint="eastAsia"/>
+        </w:rPr>
+        <w:t>6</w:t>
+      </w:r>
+      <w:r>
+        <w:rPr>
+          <w:rFonts w:hint="eastAsia"/>
+        </w:rPr>
+        <w:t xml:space="preserve">  </w:t>
       </w:r>
       <w:r>
         <w:rPr>
@@ -22587,7 +21736,19 @@
         <w:rPr>
           <w:rFonts w:hint="eastAsia"/>
         </w:rPr>
-        <w:t xml:space="preserve">6.6  </w:t>
+        <w:t>6.</w:t>
+      </w:r>
+      <w:r>
+        <w:rPr>
+          <w:rFonts w:hint="eastAsia"/>
+        </w:rPr>
+        <w:t>7</w:t>
+      </w:r>
+      <w:r>
+        <w:rPr>
+          <w:rFonts w:hint="eastAsia"/>
+        </w:rPr>
+        <w:t xml:space="preserve">  </w:t>
       </w:r>
       <w:r>
         <w:rPr>
@@ -23294,23 +22455,15 @@
           <w:rFonts w:hint="eastAsia"/>
           <w:lang w:val="zh-CN"/>
         </w:rPr>
-        <w:t>从系统测试的过程可以看出，本文设计的智能培育系统可以达到环境监测、自动控制、数据存储、可视化管理等主要目的。如果实测结果表明温湿度、光照和土壤湿度数据可以稳定刷新，可以持续写入数据库，那么说明设备端采集链路和边缘端数据处理链路工作正常；如果控制命令可以</w:t>
-      </w:r>
-      <w:proofErr w:type="gramStart"/>
-      <w:r>
-        <w:rPr>
-          <w:rFonts w:hint="eastAsia"/>
-          <w:lang w:val="zh-CN"/>
-        </w:rPr>
-        <w:t>被设备端正确</w:t>
-      </w:r>
-      <w:proofErr w:type="gramEnd"/>
-      <w:r>
-        <w:rPr>
-          <w:rFonts w:hint="eastAsia"/>
-          <w:lang w:val="zh-CN"/>
-        </w:rPr>
-        <w:t>解析并执行器动作和日志记录一致，则说明系统控制闭环设计合理。</w:t>
+        <w:t>从系统测试的过程可以看出，本文设计的智能培育系统可以达到环境监测、自动控制、数据存储、可视化管理等主要目的。如果实测结果表明温湿度、光照和土壤湿度数据可以稳定刷新，可以持续写入数据库，那么说明设备端采集链路和边缘端数据处理链路工作正常；如果控制命令可以被设备端正确解析并执行器动作和日志记录一致，则说明系统控</w:t>
+      </w:r>
+      <w:r>
+        <w:rPr>
+          <w:rFonts w:hint="eastAsia"/>
+          <w:lang w:val="zh-CN"/>
+        </w:rPr>
+        <w:lastRenderedPageBreak/>
+        <w:t>制闭环设计合理。</w:t>
       </w:r>
     </w:p>
     <w:p>
@@ -23372,7 +22525,6 @@
         <w:rPr>
           <w:rFonts w:hint="eastAsia"/>
         </w:rPr>
-        <w:lastRenderedPageBreak/>
         <w:t xml:space="preserve">7 </w:t>
       </w:r>
       <w:r>
@@ -23433,23 +22585,7 @@
           <w:rFonts w:hint="eastAsia"/>
           <w:lang w:val="zh-CN"/>
         </w:rPr>
-        <w:t>做设备</w:t>
-      </w:r>
-      <w:proofErr w:type="gramStart"/>
-      <w:r>
-        <w:rPr>
-          <w:rFonts w:hint="eastAsia"/>
-          <w:lang w:val="zh-CN"/>
-        </w:rPr>
-        <w:t>端控制</w:t>
-      </w:r>
-      <w:proofErr w:type="gramEnd"/>
-      <w:r>
-        <w:rPr>
-          <w:rFonts w:hint="eastAsia"/>
-          <w:lang w:val="zh-CN"/>
-        </w:rPr>
-        <w:t>核心，用树莓派</w:t>
+        <w:t>做设备端控制核心，用树莓派</w:t>
       </w:r>
       <w:r>
         <w:rPr>
@@ -23507,23 +22643,15 @@
           <w:rFonts w:hint="eastAsia"/>
           <w:lang w:val="zh-CN"/>
         </w:rPr>
-        <w:t>经过系统的方案设计、硬件连接实现、软件平台开发、功能测试可知，本文所建立的系统有如下特点，一是分层结构的设计比较清楚，二是实现了从环境感知到控制执行的闭环，三是边缘</w:t>
-      </w:r>
-      <w:proofErr w:type="gramStart"/>
-      <w:r>
-        <w:rPr>
-          <w:rFonts w:hint="eastAsia"/>
-          <w:lang w:val="zh-CN"/>
-        </w:rPr>
-        <w:t>端具备</w:t>
-      </w:r>
-      <w:proofErr w:type="gramEnd"/>
-      <w:r>
-        <w:rPr>
-          <w:rFonts w:hint="eastAsia"/>
-          <w:lang w:val="zh-CN"/>
-        </w:rPr>
-        <w:t>较强的本地自治能力，即使云端连接断开也能继续工作，四是系统具有较好的扩展性，可以增加更多的传感器、执行器以及智能分析模块。本文基本达到了预期的研究目的，给小型特色作物的智能培育提供了一种可行的实现途径。</w:t>
+        <w:t>经过系统的方案设计、硬件连接实现、软件平台开发、功能测试可知，本文所建立的系统有如下特点，一是分层结构的设计比较清楚，二是实现了从环境感知到控制执行的闭环，三是边缘端具备较强的本地自</w:t>
+      </w:r>
+      <w:r>
+        <w:rPr>
+          <w:rFonts w:hint="eastAsia"/>
+          <w:lang w:val="zh-CN"/>
+        </w:rPr>
+        <w:lastRenderedPageBreak/>
+        <w:t>治能力，即使云端连接断开也能继续工作，四是系统具有较好的扩展性，可以增加更多的传感器、执行器以及智能分析模块。本文基本达到了预期的研究目的，给小型特色作物的智能培育提供了一种可行的实现途径。</w:t>
       </w:r>
     </w:p>
     <w:p>
@@ -23632,15 +22760,7 @@
           <w:rFonts w:hint="eastAsia"/>
           <w:lang w:val="zh-CN"/>
         </w:rPr>
-        <w:t>提取色彩特</w:t>
-      </w:r>
-      <w:r>
-        <w:rPr>
-          <w:rFonts w:hint="eastAsia"/>
-          <w:lang w:val="zh-CN"/>
-        </w:rPr>
-        <w:lastRenderedPageBreak/>
-        <w:t>征来判断花期，容易受到环境光线的影响，之后会在树莓派上部署更加鲁棒的轻量化目标检测视觉模型。另外，系统目前的</w:t>
+        <w:t>提取色彩特征来判断花期，容易受到环境光线的影响，之后会在树莓派上部署更加鲁棒的轻量化目标检测视觉模型。另外，系统目前的</w:t>
       </w:r>
       <w:r>
         <w:rPr>
@@ -23654,23 +22774,7 @@
           <w:rFonts w:hint="eastAsia"/>
           <w:lang w:val="zh-CN"/>
         </w:rPr>
-        <w:t>互联只实现了单向的数据汇聚，需要以后打通双向鉴权控制，针对高</w:t>
-      </w:r>
-      <w:proofErr w:type="gramStart"/>
-      <w:r>
-        <w:rPr>
-          <w:rFonts w:hint="eastAsia"/>
-          <w:lang w:val="zh-CN"/>
-        </w:rPr>
-        <w:t>湿应用</w:t>
-      </w:r>
-      <w:proofErr w:type="gramEnd"/>
-      <w:r>
-        <w:rPr>
-          <w:rFonts w:hint="eastAsia"/>
-          <w:lang w:val="zh-CN"/>
-        </w:rPr>
-        <w:t>场景做专属</w:t>
+        <w:t>互联只实现了单向的数据汇聚，需要以后打通双向鉴权控制，针对高湿应用场景做专属</w:t>
       </w:r>
       <w:r>
         <w:rPr>
@@ -23737,7 +22841,15 @@
           <w:rFonts w:hint="eastAsia"/>
           <w:lang w:val="zh-CN"/>
         </w:rPr>
-        <w:t>后端、数据库、图像处理、物联网通信等方面的知识进行了综合应用，也更加清楚地认识到系统集成与单点功能实现的不同。项目推进的过程中，由于调试硬件，兼容接口，部署环境以及多模块联调所耗费的时间大大超过计划，说明工程实践不只是对编程能力的考核，也是对问题定位，方案取舍，整体规划能力的检验。</w:t>
+        <w:t>后端、数据库、图像处理、物联网通信等方面的知识进行了综合应用，也更加清楚地认识到系统集成与单点功能实现的不同。项目推进的过程中，由于调试硬件，兼容接口，部署环境以及多模块联调所耗费的时间大大超过计划，说明工程实践不只是对编程能力的考核，也是对问题定位，方案取舍，整体</w:t>
+      </w:r>
+      <w:r>
+        <w:rPr>
+          <w:rFonts w:hint="eastAsia"/>
+          <w:lang w:val="zh-CN"/>
+        </w:rPr>
+        <w:lastRenderedPageBreak/>
+        <w:t>规划能力的检验。</w:t>
       </w:r>
     </w:p>
     <w:p>
@@ -24078,39 +23190,7 @@
           <w:rFonts w:cs="宋体"/>
           <w:szCs w:val="28"/>
         </w:rPr>
-        <w:t>,2025,15(01):</w:t>
-      </w:r>
-      <w:proofErr w:type="gramStart"/>
-      <w:r>
-        <w:rPr>
-          <w:rFonts w:cs="宋体"/>
-          <w:szCs w:val="28"/>
-        </w:rPr>
-        <w:t>59-63.DOI:10.16667/j.issn</w:t>
-      </w:r>
-      <w:proofErr w:type="gramEnd"/>
-      <w:r>
-        <w:rPr>
-          <w:rFonts w:cs="宋体"/>
-          <w:szCs w:val="28"/>
-        </w:rPr>
-        <w:t>.2095-1302.2025.</w:t>
-      </w:r>
-      <w:proofErr w:type="gramStart"/>
-      <w:r>
-        <w:rPr>
-          <w:rFonts w:cs="宋体"/>
-          <w:szCs w:val="28"/>
-        </w:rPr>
-        <w:t>01.014</w:t>
-      </w:r>
-      <w:proofErr w:type="gramEnd"/>
-      <w:r>
-        <w:rPr>
-          <w:rFonts w:cs="宋体"/>
-          <w:szCs w:val="28"/>
-        </w:rPr>
-        <w:t>.</w:t>
+        <w:t>,2025,15(01):59-63.DOI:10.16667/j.issn.2095-1302.2025.01.014.</w:t>
       </w:r>
     </w:p>
     <w:p>
@@ -24397,7 +23477,6 @@
         </w:rPr>
         <w:t xml:space="preserve"> </w:t>
       </w:r>
-      <w:proofErr w:type="gramStart"/>
       <w:r>
         <w:rPr>
           <w:rFonts w:cs="宋体"/>
@@ -24405,7 +23484,6 @@
         </w:rPr>
         <w:t>景子奇</w:t>
       </w:r>
-      <w:proofErr w:type="gramEnd"/>
       <w:r>
         <w:rPr>
           <w:rFonts w:cs="宋体"/>
@@ -24522,7 +23600,6 @@
         </w:rPr>
         <w:t>,</w:t>
       </w:r>
-      <w:proofErr w:type="gramStart"/>
       <w:r>
         <w:rPr>
           <w:rFonts w:cs="宋体"/>
@@ -24544,7 +23621,6 @@
         </w:rPr>
         <w:t>荣锋</w:t>
       </w:r>
-      <w:proofErr w:type="gramEnd"/>
       <w:r>
         <w:rPr>
           <w:rFonts w:cs="宋体"/>
@@ -24592,23 +23668,7 @@
           <w:rFonts w:cs="宋体"/>
           <w:szCs w:val="28"/>
         </w:rPr>
-        <w:t>,2022,43(08):2378-2384.DOI:10.16208/</w:t>
-      </w:r>
-      <w:proofErr w:type="gramStart"/>
-      <w:r>
-        <w:rPr>
-          <w:rFonts w:cs="宋体"/>
-          <w:szCs w:val="28"/>
-        </w:rPr>
-        <w:t>j.issn</w:t>
-      </w:r>
-      <w:proofErr w:type="gramEnd"/>
-      <w:r>
-        <w:rPr>
-          <w:rFonts w:cs="宋体"/>
-          <w:szCs w:val="28"/>
-        </w:rPr>
-        <w:t>1000-7024.2022.08.036.</w:t>
+        <w:t>,2022,43(08):2378-2384.DOI:10.16208/j.issn1000-7024.2022.08.036.</w:t>
       </w:r>
     </w:p>
     <w:p>
@@ -24703,23 +23763,7 @@
           <w:rFonts w:cs="宋体"/>
           <w:szCs w:val="28"/>
         </w:rPr>
-        <w:t>,2024,(01):</w:t>
-      </w:r>
-      <w:proofErr w:type="gramStart"/>
-      <w:r>
-        <w:rPr>
-          <w:rFonts w:cs="宋体"/>
-          <w:szCs w:val="28"/>
-        </w:rPr>
-        <w:t>7-10.DOI:10.19514/j.cnki.cn</w:t>
-      </w:r>
-      <w:proofErr w:type="gramEnd"/>
-      <w:r>
-        <w:rPr>
-          <w:rFonts w:cs="宋体"/>
-          <w:szCs w:val="28"/>
-        </w:rPr>
-        <w:t>32-1628/tm.2024.01.002.</w:t>
+        <w:t>,2024,(01):7-10.DOI:10.19514/j.cnki.cn32-1628/tm.2024.01.002.</w:t>
       </w:r>
     </w:p>
     <w:p>
@@ -24760,7 +23804,6 @@
         </w:rPr>
         <w:t xml:space="preserve"> </w:t>
       </w:r>
-      <w:proofErr w:type="gramStart"/>
       <w:r>
         <w:rPr>
           <w:rFonts w:cs="宋体"/>
@@ -24768,7 +23811,6 @@
         </w:rPr>
         <w:t>任海玉</w:t>
       </w:r>
-      <w:proofErr w:type="gramEnd"/>
       <w:r>
         <w:rPr>
           <w:rFonts w:cs="宋体"/>
@@ -24885,7 +23927,6 @@
         </w:rPr>
         <w:t xml:space="preserve"> </w:t>
       </w:r>
-      <w:proofErr w:type="gramStart"/>
       <w:r>
         <w:rPr>
           <w:rFonts w:cs="宋体"/>
@@ -24893,7 +23934,6 @@
         </w:rPr>
         <w:t>徐帅驰</w:t>
       </w:r>
-      <w:proofErr w:type="gramEnd"/>
       <w:r>
         <w:rPr>
           <w:rFonts w:cs="宋体"/>
@@ -24901,7 +23941,6 @@
         </w:rPr>
         <w:t>,</w:t>
       </w:r>
-      <w:proofErr w:type="gramStart"/>
       <w:r>
         <w:rPr>
           <w:rFonts w:cs="宋体"/>
@@ -24909,23 +23948,13 @@
         </w:rPr>
         <w:t>郑恭明</w:t>
       </w:r>
-      <w:proofErr w:type="gramEnd"/>
       <w:r>
         <w:rPr>
           <w:rFonts w:cs="宋体"/>
           <w:szCs w:val="28"/>
         </w:rPr>
-        <w:t>.</w:t>
-      </w:r>
-      <w:proofErr w:type="spellStart"/>
-      <w:r>
-        <w:rPr>
-          <w:rFonts w:cs="宋体"/>
-          <w:szCs w:val="28"/>
-        </w:rPr>
-        <w:t>MicroPython</w:t>
-      </w:r>
-      <w:proofErr w:type="spellEnd"/>
+        <w:t>.MicroPython</w:t>
+      </w:r>
       <w:r>
         <w:rPr>
           <w:rFonts w:cs="宋体"/>
@@ -25076,25 +24105,146 @@
           <w:sz w:val="28"/>
           <w:szCs w:val="28"/>
         </w:rPr>
-        <w:t>,2023,46(04):</w:t>
-      </w:r>
-      <w:proofErr w:type="gramStart"/>
-      <w:r>
+        <w:t xml:space="preserve">,2023,46(04):70-74.DOI:10.16652/j.issn.1004-373x.2023.04.013. </w:t>
+      </w:r>
+    </w:p>
+    <w:p>
+      <w:pPr>
+        <w:widowControl/>
+        <w:jc w:val="left"/>
         <w:rPr>
           <w:rFonts w:cs="宋体"/>
           <w:sz w:val="28"/>
           <w:szCs w:val="28"/>
         </w:rPr>
-        <w:t>70-74.DOI:10.16652/j.issn</w:t>
-      </w:r>
-      <w:proofErr w:type="gramEnd"/>
+      </w:pPr>
       <w:r>
         <w:rPr>
           <w:rFonts w:cs="宋体"/>
           <w:sz w:val="28"/>
           <w:szCs w:val="28"/>
         </w:rPr>
-        <w:t xml:space="preserve">.1004-373x.2023.04.013. </w:t>
+        <w:t>[</w:t>
+      </w:r>
+      <w:r>
+        <w:rPr>
+          <w:rFonts w:cs="宋体" w:hint="eastAsia"/>
+          <w:sz w:val="28"/>
+          <w:szCs w:val="28"/>
+        </w:rPr>
+        <w:t>12</w:t>
+      </w:r>
+      <w:r>
+        <w:rPr>
+          <w:rFonts w:cs="宋体"/>
+          <w:sz w:val="28"/>
+          <w:szCs w:val="28"/>
+        </w:rPr>
+        <w:t>]</w:t>
+      </w:r>
+      <w:r>
+        <w:rPr>
+          <w:rFonts w:cs="宋体" w:hint="eastAsia"/>
+          <w:sz w:val="28"/>
+          <w:szCs w:val="28"/>
+        </w:rPr>
+        <w:t xml:space="preserve"> </w:t>
+      </w:r>
+      <w:r>
+        <w:rPr>
+          <w:rFonts w:cs="宋体"/>
+          <w:sz w:val="28"/>
+          <w:szCs w:val="28"/>
+        </w:rPr>
+        <w:t>付文新</w:t>
+      </w:r>
+      <w:r>
+        <w:rPr>
+          <w:rFonts w:cs="宋体"/>
+          <w:sz w:val="28"/>
+          <w:szCs w:val="28"/>
+        </w:rPr>
+        <w:t>,</w:t>
+      </w:r>
+      <w:r>
+        <w:rPr>
+          <w:rFonts w:cs="宋体"/>
+          <w:sz w:val="28"/>
+          <w:szCs w:val="28"/>
+        </w:rPr>
+        <w:t>王洪丰</w:t>
+      </w:r>
+      <w:r>
+        <w:rPr>
+          <w:rFonts w:cs="宋体"/>
+          <w:sz w:val="28"/>
+          <w:szCs w:val="28"/>
+        </w:rPr>
+        <w:t>.</w:t>
+      </w:r>
+      <w:r>
+        <w:rPr>
+          <w:rFonts w:cs="宋体"/>
+          <w:sz w:val="28"/>
+          <w:szCs w:val="28"/>
+        </w:rPr>
+        <w:t>基于</w:t>
+      </w:r>
+      <w:r>
+        <w:rPr>
+          <w:rFonts w:cs="宋体"/>
+          <w:sz w:val="28"/>
+          <w:szCs w:val="28"/>
+        </w:rPr>
+        <w:t>STM32</w:t>
+      </w:r>
+      <w:r>
+        <w:rPr>
+          <w:rFonts w:cs="宋体"/>
+          <w:sz w:val="28"/>
+          <w:szCs w:val="28"/>
+        </w:rPr>
+        <w:t>单片机和</w:t>
+      </w:r>
+      <w:r>
+        <w:rPr>
+          <w:rFonts w:cs="宋体"/>
+          <w:sz w:val="28"/>
+          <w:szCs w:val="28"/>
+        </w:rPr>
+        <w:t>DHT11</w:t>
+      </w:r>
+      <w:r>
+        <w:rPr>
+          <w:rFonts w:cs="宋体"/>
+          <w:sz w:val="28"/>
+          <w:szCs w:val="28"/>
+        </w:rPr>
+        <w:t>温湿度传感器的温湿度采集系统的设计与实现</w:t>
+      </w:r>
+      <w:r>
+        <w:rPr>
+          <w:rFonts w:cs="宋体"/>
+          <w:sz w:val="28"/>
+          <w:szCs w:val="28"/>
+        </w:rPr>
+        <w:t>[J].</w:t>
+      </w:r>
+      <w:r>
+        <w:rPr>
+          <w:rFonts w:cs="宋体"/>
+          <w:sz w:val="28"/>
+          <w:szCs w:val="28"/>
+        </w:rPr>
+        <w:t>光源与照明</w:t>
+      </w:r>
+      <w:r>
+        <w:rPr>
+          <w:rFonts w:cs="宋体"/>
+          <w:sz w:val="28"/>
+          <w:szCs w:val="28"/>
+        </w:rPr>
+        <w:t xml:space="preserve">,2022,(03):119-121. </w:t>
       </w:r>
     </w:p>
     <w:p>
@@ -25113,7 +24263,7 @@
           <w:sz w:val="28"/>
           <w:szCs w:val="28"/>
         </w:rPr>
-        <w:t>[</w:t>
+        <w:t>[1</w:t>
       </w:r>
       <w:r>
         <w:rPr>
@@ -25121,7 +24271,7 @@
           <w:sz w:val="28"/>
           <w:szCs w:val="28"/>
         </w:rPr>
-        <w:t>12</w:t>
+        <w:t>3</w:t>
       </w:r>
       <w:r>
         <w:rPr>
@@ -25145,7 +24295,7 @@
           <w:sz w:val="28"/>
           <w:szCs w:val="28"/>
         </w:rPr>
-        <w:t>付文新</w:t>
+        <w:t>贾书香</w:t>
       </w:r>
       <w:r>
         <w:rPr>
@@ -25153,25 +24303,23 @@
           <w:sz w:val="28"/>
           <w:szCs w:val="28"/>
         </w:rPr>
-        <w:t>,</w:t>
-      </w:r>
-      <w:proofErr w:type="gramStart"/>
+        <w:t>.</w:t>
+      </w:r>
       <w:r>
         <w:rPr>
           <w:rFonts w:cs="宋体"/>
           <w:sz w:val="28"/>
           <w:szCs w:val="28"/>
         </w:rPr>
-        <w:t>王洪丰</w:t>
-      </w:r>
-      <w:proofErr w:type="gramEnd"/>
+        <w:t>基于</w:t>
+      </w:r>
       <w:r>
         <w:rPr>
           <w:rFonts w:cs="宋体"/>
           <w:sz w:val="28"/>
           <w:szCs w:val="28"/>
         </w:rPr>
-        <w:t>.</w:t>
+        <w:t>STM32</w:t>
       </w:r>
       <w:r>
         <w:rPr>
@@ -25179,7 +24327,7 @@
           <w:sz w:val="28"/>
           <w:szCs w:val="28"/>
         </w:rPr>
-        <w:t>基于</w:t>
+        <w:t>的手势识别控制系统的设计</w:t>
       </w:r>
       <w:r>
         <w:rPr>
@@ -25187,7 +24335,7 @@
           <w:sz w:val="28"/>
           <w:szCs w:val="28"/>
         </w:rPr>
-        <w:t>STM32</w:t>
+        <w:t>[J].</w:t>
       </w:r>
       <w:r>
         <w:rPr>
@@ -25195,7 +24343,7 @@
           <w:sz w:val="28"/>
           <w:szCs w:val="28"/>
         </w:rPr>
-        <w:t>单片机和</w:t>
+        <w:t>黑龙江科学</w:t>
       </w:r>
       <w:r>
         <w:rPr>
@@ -25203,23 +24351,34 @@
           <w:sz w:val="28"/>
           <w:szCs w:val="28"/>
         </w:rPr>
-        <w:t>DHT11</w:t>
-      </w:r>
-      <w:r>
+        <w:t xml:space="preserve">,2023,14(02):78-81. </w:t>
+      </w:r>
+    </w:p>
+    <w:p>
+      <w:pPr>
+        <w:widowControl/>
+        <w:jc w:val="left"/>
         <w:rPr>
           <w:rFonts w:cs="宋体"/>
           <w:sz w:val="28"/>
           <w:szCs w:val="28"/>
         </w:rPr>
-        <w:t>温湿度传感器的温湿度采集系统的设计与实现</w:t>
-      </w:r>
+      </w:pPr>
       <w:r>
         <w:rPr>
           <w:rFonts w:cs="宋体"/>
           <w:sz w:val="28"/>
           <w:szCs w:val="28"/>
         </w:rPr>
-        <w:t>[J].</w:t>
+        <w:t>[1</w:t>
+      </w:r>
+      <w:r>
+        <w:rPr>
+          <w:rFonts w:cs="宋体" w:hint="eastAsia"/>
+          <w:sz w:val="28"/>
+          <w:szCs w:val="28"/>
+        </w:rPr>
+        <w:t>4</w:t>
       </w:r>
       <w:r>
         <w:rPr>
@@ -25227,7 +24386,15 @@
           <w:sz w:val="28"/>
           <w:szCs w:val="28"/>
         </w:rPr>
-        <w:t>光源与照明</w:t>
+        <w:t>]</w:t>
+      </w:r>
+      <w:r>
+        <w:rPr>
+          <w:rFonts w:cs="宋体" w:hint="eastAsia"/>
+          <w:sz w:val="28"/>
+          <w:szCs w:val="28"/>
+        </w:rPr>
+        <w:t xml:space="preserve"> </w:t>
       </w:r>
       <w:r>
         <w:rPr>
@@ -25235,7 +24402,63 @@
           <w:sz w:val="28"/>
           <w:szCs w:val="28"/>
         </w:rPr>
-        <w:t xml:space="preserve">,2022,(03):119-121. </w:t>
+        <w:t>杜继明</w:t>
+      </w:r>
+      <w:r>
+        <w:rPr>
+          <w:rFonts w:cs="宋体"/>
+          <w:sz w:val="28"/>
+          <w:szCs w:val="28"/>
+        </w:rPr>
+        <w:t>.Python</w:t>
+      </w:r>
+      <w:r>
+        <w:rPr>
+          <w:rFonts w:cs="宋体"/>
+          <w:sz w:val="28"/>
+          <w:szCs w:val="28"/>
+        </w:rPr>
+        <w:t>语言的</w:t>
+      </w:r>
+      <w:r>
+        <w:rPr>
+          <w:rFonts w:cs="宋体"/>
+          <w:sz w:val="28"/>
+          <w:szCs w:val="28"/>
+        </w:rPr>
+        <w:t>Web</w:t>
+      </w:r>
+      <w:r>
+        <w:rPr>
+          <w:rFonts w:cs="宋体"/>
+          <w:sz w:val="28"/>
+          <w:szCs w:val="28"/>
+        </w:rPr>
+        <w:t>开发应用分析</w:t>
+      </w:r>
+      <w:r>
+        <w:rPr>
+          <w:rFonts w:cs="宋体"/>
+          <w:sz w:val="28"/>
+          <w:szCs w:val="28"/>
+        </w:rPr>
+        <w:t>[J].</w:t>
+      </w:r>
+      <w:r>
+        <w:rPr>
+          <w:rFonts w:cs="宋体"/>
+          <w:sz w:val="28"/>
+          <w:szCs w:val="28"/>
+        </w:rPr>
+        <w:t>数字通信世界</w:t>
+      </w:r>
+      <w:r>
+        <w:rPr>
+          <w:rFonts w:cs="宋体"/>
+          <w:sz w:val="28"/>
+          <w:szCs w:val="28"/>
+        </w:rPr>
+        <w:t xml:space="preserve">,2022,(01):76-78. </w:t>
       </w:r>
     </w:p>
     <w:p>
@@ -25262,7 +24485,7 @@
           <w:sz w:val="28"/>
           <w:szCs w:val="28"/>
         </w:rPr>
-        <w:t>3</w:t>
+        <w:t>5</w:t>
       </w:r>
       <w:r>
         <w:rPr>
@@ -25286,7 +24509,7 @@
           <w:sz w:val="28"/>
           <w:szCs w:val="28"/>
         </w:rPr>
-        <w:t>贾书香</w:t>
+        <w:t>杨一帆</w:t>
       </w:r>
       <w:r>
         <w:rPr>
@@ -25302,7 +24525,7 @@
           <w:sz w:val="28"/>
           <w:szCs w:val="28"/>
         </w:rPr>
-        <w:t>基于</w:t>
+        <w:t>服务于</w:t>
       </w:r>
       <w:r>
         <w:rPr>
@@ -25310,7 +24533,7 @@
           <w:sz w:val="28"/>
           <w:szCs w:val="28"/>
         </w:rPr>
-        <w:t>STM32</w:t>
+        <w:t>MySQL</w:t>
       </w:r>
       <w:r>
         <w:rPr>
@@ -25318,7 +24541,7 @@
           <w:sz w:val="28"/>
           <w:szCs w:val="28"/>
         </w:rPr>
-        <w:t>的手势识别控制系统的设计</w:t>
+        <w:t>数据库的在线监测系统设计</w:t>
       </w:r>
       <w:r>
         <w:rPr>
@@ -25334,7 +24557,7 @@
           <w:sz w:val="28"/>
           <w:szCs w:val="28"/>
         </w:rPr>
-        <w:t>黑龙江科学</w:t>
+        <w:t>自动化技术与应用</w:t>
       </w:r>
       <w:r>
         <w:rPr>
@@ -25342,7 +24565,7 @@
           <w:sz w:val="28"/>
           <w:szCs w:val="28"/>
         </w:rPr>
-        <w:t xml:space="preserve">,2023,14(02):78-81. </w:t>
+        <w:t xml:space="preserve">,2022,41(10):179-182.DOI:10.20033/j.1003-7241.(2022)10-0179-04. </w:t>
       </w:r>
     </w:p>
     <w:p>
@@ -25361,7 +24584,7 @@
           <w:sz w:val="28"/>
           <w:szCs w:val="28"/>
         </w:rPr>
-        <w:t>[1</w:t>
+        <w:t>[</w:t>
       </w:r>
       <w:r>
         <w:rPr>
@@ -25369,7 +24592,7 @@
           <w:sz w:val="28"/>
           <w:szCs w:val="28"/>
         </w:rPr>
-        <w:t>4</w:t>
+        <w:t>16</w:t>
       </w:r>
       <w:r>
         <w:rPr>
@@ -25393,23 +24616,34 @@
           <w:sz w:val="28"/>
           <w:szCs w:val="28"/>
         </w:rPr>
-        <w:t>杜继明</w:t>
-      </w:r>
-      <w:r>
+        <w:t>Chung H ,Kim H J ,Ahn J , et al.Resource-Constrained Edge AI Solution for Real-Time Pest and Disease Detection in Chili Pepper Fields[J].Agriculture,2026,16(2):223-223.DOI:10.3390/AGRICULTURE16020223.</w:t>
+      </w:r>
+    </w:p>
+    <w:p>
+      <w:pPr>
+        <w:widowControl/>
+        <w:jc w:val="left"/>
         <w:rPr>
           <w:rFonts w:cs="宋体"/>
           <w:sz w:val="28"/>
           <w:szCs w:val="28"/>
         </w:rPr>
-        <w:t>.Python</w:t>
-      </w:r>
+      </w:pPr>
       <w:r>
         <w:rPr>
           <w:rFonts w:cs="宋体"/>
           <w:sz w:val="28"/>
           <w:szCs w:val="28"/>
         </w:rPr>
-        <w:t>语言的</w:t>
+        <w:t>[1</w:t>
+      </w:r>
+      <w:r>
+        <w:rPr>
+          <w:rFonts w:cs="宋体" w:hint="eastAsia"/>
+          <w:sz w:val="28"/>
+          <w:szCs w:val="28"/>
+        </w:rPr>
+        <w:t>7</w:t>
       </w:r>
       <w:r>
         <w:rPr>
@@ -25417,7 +24651,15 @@
           <w:sz w:val="28"/>
           <w:szCs w:val="28"/>
         </w:rPr>
-        <w:t>Web</w:t>
+        <w:t>]</w:t>
+      </w:r>
+      <w:r>
+        <w:rPr>
+          <w:rFonts w:cs="宋体" w:hint="eastAsia"/>
+          <w:sz w:val="28"/>
+          <w:szCs w:val="28"/>
+        </w:rPr>
+        <w:t xml:space="preserve"> </w:t>
       </w:r>
       <w:r>
         <w:rPr>
@@ -25425,23 +24667,34 @@
           <w:sz w:val="28"/>
           <w:szCs w:val="28"/>
         </w:rPr>
-        <w:t>开发应用分析</w:t>
-      </w:r>
-      <w:r>
+        <w:t xml:space="preserve">Li W ,Ai X ,Kang G , et al.LLM-Based RESTful Web API Service Discovery[J].Service Oriented Computing and Applications,2025,(prepublish):1-15.DOI:10.1007/S11761-025-00485-4. </w:t>
+      </w:r>
+    </w:p>
+    <w:p>
+      <w:pPr>
+        <w:widowControl/>
+        <w:jc w:val="left"/>
         <w:rPr>
           <w:rFonts w:cs="宋体"/>
           <w:sz w:val="28"/>
           <w:szCs w:val="28"/>
         </w:rPr>
-        <w:t>[J].</w:t>
-      </w:r>
+      </w:pPr>
       <w:r>
         <w:rPr>
           <w:rFonts w:cs="宋体"/>
           <w:sz w:val="28"/>
           <w:szCs w:val="28"/>
         </w:rPr>
-        <w:t>数字通信世界</w:t>
+        <w:t>[1</w:t>
+      </w:r>
+      <w:r>
+        <w:rPr>
+          <w:rFonts w:cs="宋体" w:hint="eastAsia"/>
+          <w:sz w:val="28"/>
+          <w:szCs w:val="28"/>
+        </w:rPr>
+        <w:t>8</w:t>
       </w:r>
       <w:r>
         <w:rPr>
@@ -25449,7 +24702,23 @@
           <w:sz w:val="28"/>
           <w:szCs w:val="28"/>
         </w:rPr>
-        <w:t xml:space="preserve">,2022,(01):76-78. </w:t>
+        <w:t>]</w:t>
+      </w:r>
+      <w:r>
+        <w:rPr>
+          <w:rFonts w:cs="宋体" w:hint="eastAsia"/>
+          <w:sz w:val="28"/>
+          <w:szCs w:val="28"/>
+        </w:rPr>
+        <w:t xml:space="preserve"> </w:t>
+      </w:r>
+      <w:r>
+        <w:rPr>
+          <w:rFonts w:cs="宋体"/>
+          <w:sz w:val="28"/>
+          <w:szCs w:val="28"/>
+        </w:rPr>
+        <w:t xml:space="preserve">Li L ,Liu Z C ,Cao K , et al.Artificial intelligence of things for smart agriculture with optimal embedded edge intelligence[J].Computers and Electrical Engineering,2026,133111039-111039.DOI:10.1016/J.COMPELECENG.2026.111039. </w:t>
       </w:r>
     </w:p>
     <w:p>
@@ -25468,6 +24737,7 @@
           <w:sz w:val="28"/>
           <w:szCs w:val="28"/>
         </w:rPr>
+        <w:lastRenderedPageBreak/>
         <w:t>[1</w:t>
       </w:r>
       <w:r>
@@ -25476,7 +24746,7 @@
           <w:sz w:val="28"/>
           <w:szCs w:val="28"/>
         </w:rPr>
-        <w:t>5</w:t>
+        <w:t>9</w:t>
       </w:r>
       <w:r>
         <w:rPr>
@@ -25500,15 +24770,32 @@
           <w:sz w:val="28"/>
           <w:szCs w:val="28"/>
         </w:rPr>
-        <w:t>杨一帆</w:t>
-      </w:r>
+        <w:t xml:space="preserve">Liu D ,Zhou X ,Chen D , et al.Smart indoor occupancy detection based on optimized camera placement, multi-view de-duplication, and large language model semantic understanding[J].Engineering Applications of Artificial Intelligence,2026,169114157-114157.DOI:10.1016/J.ENGAPPAI.2026.114157.  </w:t>
+      </w:r>
+    </w:p>
+    <w:p>
+      <w:pPr>
+        <w:widowControl/>
+        <w:jc w:val="left"/>
+        <w:rPr>
+          <w:sz w:val="28"/>
+        </w:rPr>
+      </w:pPr>
       <w:r>
         <w:rPr>
           <w:rFonts w:cs="宋体"/>
           <w:sz w:val="28"/>
           <w:szCs w:val="28"/>
         </w:rPr>
-        <w:t>.</w:t>
+        <w:t>[</w:t>
+      </w:r>
+      <w:r>
+        <w:rPr>
+          <w:rFonts w:cs="宋体" w:hint="eastAsia"/>
+          <w:sz w:val="28"/>
+          <w:szCs w:val="28"/>
+        </w:rPr>
+        <w:t>20</w:t>
       </w:r>
       <w:r>
         <w:rPr>
@@ -25516,7 +24803,15 @@
           <w:sz w:val="28"/>
           <w:szCs w:val="28"/>
         </w:rPr>
-        <w:t>服务于</w:t>
+        <w:t>]</w:t>
+      </w:r>
+      <w:r>
+        <w:rPr>
+          <w:rFonts w:cs="宋体" w:hint="eastAsia"/>
+          <w:sz w:val="28"/>
+          <w:szCs w:val="28"/>
+        </w:rPr>
+        <w:t xml:space="preserve"> </w:t>
       </w:r>
       <w:r>
         <w:rPr>
@@ -25524,839 +24819,7 @@
           <w:sz w:val="28"/>
           <w:szCs w:val="28"/>
         </w:rPr>
-        <w:t>MySQL</w:t>
-      </w:r>
-      <w:r>
-        <w:rPr>
-          <w:rFonts w:cs="宋体"/>
-          <w:sz w:val="28"/>
-          <w:szCs w:val="28"/>
-        </w:rPr>
-        <w:t>数据库的在线监测系统设计</w:t>
-      </w:r>
-      <w:r>
-        <w:rPr>
-          <w:rFonts w:cs="宋体"/>
-          <w:sz w:val="28"/>
-          <w:szCs w:val="28"/>
-        </w:rPr>
-        <w:t>[J].</w:t>
-      </w:r>
-      <w:r>
-        <w:rPr>
-          <w:rFonts w:cs="宋体"/>
-          <w:sz w:val="28"/>
-          <w:szCs w:val="28"/>
-        </w:rPr>
-        <w:t>自动化技术与应用</w:t>
-      </w:r>
-      <w:r>
-        <w:rPr>
-          <w:rFonts w:cs="宋体"/>
-          <w:sz w:val="28"/>
-          <w:szCs w:val="28"/>
-        </w:rPr>
-        <w:t>,2022,41(10):179-182.DOI:10.20033/j.1003-</w:t>
-      </w:r>
-      <w:proofErr w:type="gramStart"/>
-      <w:r>
-        <w:rPr>
-          <w:rFonts w:cs="宋体"/>
-          <w:sz w:val="28"/>
-          <w:szCs w:val="28"/>
-        </w:rPr>
-        <w:t>7241.(</w:t>
-      </w:r>
-      <w:proofErr w:type="gramEnd"/>
-      <w:r>
-        <w:rPr>
-          <w:rFonts w:cs="宋体"/>
-          <w:sz w:val="28"/>
-          <w:szCs w:val="28"/>
-        </w:rPr>
-        <w:t xml:space="preserve">2022)10-0179-04. </w:t>
-      </w:r>
-    </w:p>
-    <w:p>
-      <w:pPr>
-        <w:widowControl/>
-        <w:jc w:val="left"/>
-        <w:rPr>
-          <w:rFonts w:cs="宋体"/>
-          <w:sz w:val="28"/>
-          <w:szCs w:val="28"/>
-        </w:rPr>
-      </w:pPr>
-      <w:r>
-        <w:rPr>
-          <w:rFonts w:cs="宋体"/>
-          <w:sz w:val="28"/>
-          <w:szCs w:val="28"/>
-        </w:rPr>
-        <w:t>[</w:t>
-      </w:r>
-      <w:r>
-        <w:rPr>
-          <w:rFonts w:cs="宋体" w:hint="eastAsia"/>
-          <w:sz w:val="28"/>
-          <w:szCs w:val="28"/>
-        </w:rPr>
-        <w:t>16</w:t>
-      </w:r>
-      <w:r>
-        <w:rPr>
-          <w:rFonts w:cs="宋体"/>
-          <w:sz w:val="28"/>
-          <w:szCs w:val="28"/>
-        </w:rPr>
-        <w:t>]</w:t>
-      </w:r>
-      <w:r>
-        <w:rPr>
-          <w:rFonts w:cs="宋体" w:hint="eastAsia"/>
-          <w:sz w:val="28"/>
-          <w:szCs w:val="28"/>
-        </w:rPr>
-        <w:t xml:space="preserve"> </w:t>
-      </w:r>
-      <w:r>
-        <w:rPr>
-          <w:rFonts w:cs="宋体"/>
-          <w:sz w:val="28"/>
-          <w:szCs w:val="28"/>
-        </w:rPr>
-        <w:t xml:space="preserve">Chung </w:t>
-      </w:r>
-      <w:proofErr w:type="gramStart"/>
-      <w:r>
-        <w:rPr>
-          <w:rFonts w:cs="宋体"/>
-          <w:sz w:val="28"/>
-          <w:szCs w:val="28"/>
-        </w:rPr>
-        <w:t>H ,Kim</w:t>
-      </w:r>
-      <w:proofErr w:type="gramEnd"/>
-      <w:r>
-        <w:rPr>
-          <w:rFonts w:cs="宋体"/>
-          <w:sz w:val="28"/>
-          <w:szCs w:val="28"/>
-        </w:rPr>
-        <w:t xml:space="preserve"> H </w:t>
-      </w:r>
-      <w:proofErr w:type="gramStart"/>
-      <w:r>
-        <w:rPr>
-          <w:rFonts w:cs="宋体"/>
-          <w:sz w:val="28"/>
-          <w:szCs w:val="28"/>
-        </w:rPr>
-        <w:t>J ,Ahn</w:t>
-      </w:r>
-      <w:proofErr w:type="gramEnd"/>
-      <w:r>
-        <w:rPr>
-          <w:rFonts w:cs="宋体"/>
-          <w:sz w:val="28"/>
-          <w:szCs w:val="28"/>
-        </w:rPr>
-        <w:t xml:space="preserve"> </w:t>
-      </w:r>
-      <w:proofErr w:type="gramStart"/>
-      <w:r>
-        <w:rPr>
-          <w:rFonts w:cs="宋体"/>
-          <w:sz w:val="28"/>
-          <w:szCs w:val="28"/>
-        </w:rPr>
-        <w:t>J ,</w:t>
-      </w:r>
-      <w:proofErr w:type="gramEnd"/>
-      <w:r>
-        <w:rPr>
-          <w:rFonts w:cs="宋体"/>
-          <w:sz w:val="28"/>
-          <w:szCs w:val="28"/>
-        </w:rPr>
-        <w:t xml:space="preserve"> et </w:t>
-      </w:r>
-      <w:proofErr w:type="spellStart"/>
-      <w:proofErr w:type="gramStart"/>
-      <w:r>
-        <w:rPr>
-          <w:rFonts w:cs="宋体"/>
-          <w:sz w:val="28"/>
-          <w:szCs w:val="28"/>
-        </w:rPr>
-        <w:t>al.Resource</w:t>
-      </w:r>
-      <w:proofErr w:type="spellEnd"/>
-      <w:proofErr w:type="gramEnd"/>
-      <w:r>
-        <w:rPr>
-          <w:rFonts w:cs="宋体"/>
-          <w:sz w:val="28"/>
-          <w:szCs w:val="28"/>
-        </w:rPr>
-        <w:t>-Constrained Edge AI Solution for Real-Time Pest and Disease Detection in Chili Pepper Fields[J</w:t>
-      </w:r>
-      <w:proofErr w:type="gramStart"/>
-      <w:r>
-        <w:rPr>
-          <w:rFonts w:cs="宋体"/>
-          <w:sz w:val="28"/>
-          <w:szCs w:val="28"/>
-        </w:rPr>
-        <w:t>].Agriculture</w:t>
-      </w:r>
-      <w:proofErr w:type="gramEnd"/>
-      <w:r>
-        <w:rPr>
-          <w:rFonts w:cs="宋体"/>
-          <w:sz w:val="28"/>
-          <w:szCs w:val="28"/>
-        </w:rPr>
-        <w:t>,2026,16(2</w:t>
-      </w:r>
-      <w:proofErr w:type="gramStart"/>
-      <w:r>
-        <w:rPr>
-          <w:rFonts w:cs="宋体"/>
-          <w:sz w:val="28"/>
-          <w:szCs w:val="28"/>
-        </w:rPr>
-        <w:t>):223-223.DOI</w:t>
-      </w:r>
-      <w:proofErr w:type="gramEnd"/>
-      <w:r>
-        <w:rPr>
-          <w:rFonts w:cs="宋体"/>
-          <w:sz w:val="28"/>
-          <w:szCs w:val="28"/>
-        </w:rPr>
-        <w:t>:10.3390/AGRICULTURE16020223.</w:t>
-      </w:r>
-    </w:p>
-    <w:p>
-      <w:pPr>
-        <w:widowControl/>
-        <w:jc w:val="left"/>
-        <w:rPr>
-          <w:rFonts w:cs="宋体"/>
-          <w:sz w:val="28"/>
-          <w:szCs w:val="28"/>
-        </w:rPr>
-      </w:pPr>
-      <w:r>
-        <w:rPr>
-          <w:rFonts w:cs="宋体"/>
-          <w:sz w:val="28"/>
-          <w:szCs w:val="28"/>
-        </w:rPr>
-        <w:t>[1</w:t>
-      </w:r>
-      <w:r>
-        <w:rPr>
-          <w:rFonts w:cs="宋体" w:hint="eastAsia"/>
-          <w:sz w:val="28"/>
-          <w:szCs w:val="28"/>
-        </w:rPr>
-        <w:t>7</w:t>
-      </w:r>
-      <w:r>
-        <w:rPr>
-          <w:rFonts w:cs="宋体"/>
-          <w:sz w:val="28"/>
-          <w:szCs w:val="28"/>
-        </w:rPr>
-        <w:t>]</w:t>
-      </w:r>
-      <w:r>
-        <w:rPr>
-          <w:rFonts w:cs="宋体" w:hint="eastAsia"/>
-          <w:sz w:val="28"/>
-          <w:szCs w:val="28"/>
-        </w:rPr>
-        <w:t xml:space="preserve"> </w:t>
-      </w:r>
-      <w:r>
-        <w:rPr>
-          <w:rFonts w:cs="宋体"/>
-          <w:sz w:val="28"/>
-          <w:szCs w:val="28"/>
-        </w:rPr>
-        <w:t xml:space="preserve">Li </w:t>
-      </w:r>
-      <w:proofErr w:type="gramStart"/>
-      <w:r>
-        <w:rPr>
-          <w:rFonts w:cs="宋体"/>
-          <w:sz w:val="28"/>
-          <w:szCs w:val="28"/>
-        </w:rPr>
-        <w:t>W ,Ai</w:t>
-      </w:r>
-      <w:proofErr w:type="gramEnd"/>
-      <w:r>
-        <w:rPr>
-          <w:rFonts w:cs="宋体"/>
-          <w:sz w:val="28"/>
-          <w:szCs w:val="28"/>
-        </w:rPr>
-        <w:t xml:space="preserve"> </w:t>
-      </w:r>
-      <w:proofErr w:type="gramStart"/>
-      <w:r>
-        <w:rPr>
-          <w:rFonts w:cs="宋体"/>
-          <w:sz w:val="28"/>
-          <w:szCs w:val="28"/>
-        </w:rPr>
-        <w:t>X ,Kang</w:t>
-      </w:r>
-      <w:proofErr w:type="gramEnd"/>
-      <w:r>
-        <w:rPr>
-          <w:rFonts w:cs="宋体"/>
-          <w:sz w:val="28"/>
-          <w:szCs w:val="28"/>
-        </w:rPr>
-        <w:t xml:space="preserve"> </w:t>
-      </w:r>
-      <w:proofErr w:type="gramStart"/>
-      <w:r>
-        <w:rPr>
-          <w:rFonts w:cs="宋体"/>
-          <w:sz w:val="28"/>
-          <w:szCs w:val="28"/>
-        </w:rPr>
-        <w:t>G ,</w:t>
-      </w:r>
-      <w:proofErr w:type="gramEnd"/>
-      <w:r>
-        <w:rPr>
-          <w:rFonts w:cs="宋体"/>
-          <w:sz w:val="28"/>
-          <w:szCs w:val="28"/>
-        </w:rPr>
-        <w:t xml:space="preserve"> et </w:t>
-      </w:r>
-      <w:proofErr w:type="spellStart"/>
-      <w:r>
-        <w:rPr>
-          <w:rFonts w:cs="宋体"/>
-          <w:sz w:val="28"/>
-          <w:szCs w:val="28"/>
-        </w:rPr>
-        <w:t>al.LLM</w:t>
-      </w:r>
-      <w:proofErr w:type="spellEnd"/>
-      <w:r>
-        <w:rPr>
-          <w:rFonts w:cs="宋体"/>
-          <w:sz w:val="28"/>
-          <w:szCs w:val="28"/>
-        </w:rPr>
-        <w:t>-Based RESTful Web API Service Discovery[J</w:t>
-      </w:r>
-      <w:proofErr w:type="gramStart"/>
-      <w:r>
-        <w:rPr>
-          <w:rFonts w:cs="宋体"/>
-          <w:sz w:val="28"/>
-          <w:szCs w:val="28"/>
-        </w:rPr>
-        <w:t>].Service</w:t>
-      </w:r>
-      <w:proofErr w:type="gramEnd"/>
-      <w:r>
-        <w:rPr>
-          <w:rFonts w:cs="宋体"/>
-          <w:sz w:val="28"/>
-          <w:szCs w:val="28"/>
-        </w:rPr>
-        <w:t xml:space="preserve"> Oriented Computing and Applications,</w:t>
-      </w:r>
-      <w:proofErr w:type="gramStart"/>
-      <w:r>
-        <w:rPr>
-          <w:rFonts w:cs="宋体"/>
-          <w:sz w:val="28"/>
-          <w:szCs w:val="28"/>
-        </w:rPr>
-        <w:t>2025,(</w:t>
-      </w:r>
-      <w:proofErr w:type="gramEnd"/>
-      <w:r>
-        <w:rPr>
-          <w:rFonts w:cs="宋体"/>
-          <w:sz w:val="28"/>
-          <w:szCs w:val="28"/>
-        </w:rPr>
-        <w:t>prepublish</w:t>
-      </w:r>
-      <w:proofErr w:type="gramStart"/>
-      <w:r>
-        <w:rPr>
-          <w:rFonts w:cs="宋体"/>
-          <w:sz w:val="28"/>
-          <w:szCs w:val="28"/>
-        </w:rPr>
-        <w:t>):1-15.DOI</w:t>
-      </w:r>
-      <w:proofErr w:type="gramEnd"/>
-      <w:r>
-        <w:rPr>
-          <w:rFonts w:cs="宋体"/>
-          <w:sz w:val="28"/>
-          <w:szCs w:val="28"/>
-        </w:rPr>
-        <w:t xml:space="preserve">:10.1007/S11761-025-00485-4. </w:t>
-      </w:r>
-    </w:p>
-    <w:p>
-      <w:pPr>
-        <w:widowControl/>
-        <w:jc w:val="left"/>
-        <w:rPr>
-          <w:rFonts w:cs="宋体"/>
-          <w:sz w:val="28"/>
-          <w:szCs w:val="28"/>
-        </w:rPr>
-      </w:pPr>
-      <w:r>
-        <w:rPr>
-          <w:rFonts w:cs="宋体"/>
-          <w:sz w:val="28"/>
-          <w:szCs w:val="28"/>
-        </w:rPr>
-        <w:t>[1</w:t>
-      </w:r>
-      <w:r>
-        <w:rPr>
-          <w:rFonts w:cs="宋体" w:hint="eastAsia"/>
-          <w:sz w:val="28"/>
-          <w:szCs w:val="28"/>
-        </w:rPr>
-        <w:t>8</w:t>
-      </w:r>
-      <w:r>
-        <w:rPr>
-          <w:rFonts w:cs="宋体"/>
-          <w:sz w:val="28"/>
-          <w:szCs w:val="28"/>
-        </w:rPr>
-        <w:t>]</w:t>
-      </w:r>
-      <w:r>
-        <w:rPr>
-          <w:rFonts w:cs="宋体" w:hint="eastAsia"/>
-          <w:sz w:val="28"/>
-          <w:szCs w:val="28"/>
-        </w:rPr>
-        <w:t xml:space="preserve"> </w:t>
-      </w:r>
-      <w:r>
-        <w:rPr>
-          <w:rFonts w:cs="宋体"/>
-          <w:sz w:val="28"/>
-          <w:szCs w:val="28"/>
-        </w:rPr>
-        <w:t xml:space="preserve">Li </w:t>
-      </w:r>
-      <w:proofErr w:type="gramStart"/>
-      <w:r>
-        <w:rPr>
-          <w:rFonts w:cs="宋体"/>
-          <w:sz w:val="28"/>
-          <w:szCs w:val="28"/>
-        </w:rPr>
-        <w:t>L ,Liu</w:t>
-      </w:r>
-      <w:proofErr w:type="gramEnd"/>
-      <w:r>
-        <w:rPr>
-          <w:rFonts w:cs="宋体"/>
-          <w:sz w:val="28"/>
-          <w:szCs w:val="28"/>
-        </w:rPr>
-        <w:t xml:space="preserve"> Z </w:t>
-      </w:r>
-      <w:proofErr w:type="gramStart"/>
-      <w:r>
-        <w:rPr>
-          <w:rFonts w:cs="宋体"/>
-          <w:sz w:val="28"/>
-          <w:szCs w:val="28"/>
-        </w:rPr>
-        <w:t>C ,Cao</w:t>
-      </w:r>
-      <w:proofErr w:type="gramEnd"/>
-      <w:r>
-        <w:rPr>
-          <w:rFonts w:cs="宋体"/>
-          <w:sz w:val="28"/>
-          <w:szCs w:val="28"/>
-        </w:rPr>
-        <w:t xml:space="preserve"> </w:t>
-      </w:r>
-      <w:proofErr w:type="gramStart"/>
-      <w:r>
-        <w:rPr>
-          <w:rFonts w:cs="宋体"/>
-          <w:sz w:val="28"/>
-          <w:szCs w:val="28"/>
-        </w:rPr>
-        <w:t>K ,</w:t>
-      </w:r>
-      <w:proofErr w:type="gramEnd"/>
-      <w:r>
-        <w:rPr>
-          <w:rFonts w:cs="宋体"/>
-          <w:sz w:val="28"/>
-          <w:szCs w:val="28"/>
-        </w:rPr>
-        <w:t xml:space="preserve"> et </w:t>
-      </w:r>
-      <w:proofErr w:type="spellStart"/>
-      <w:proofErr w:type="gramStart"/>
-      <w:r>
-        <w:rPr>
-          <w:rFonts w:cs="宋体"/>
-          <w:sz w:val="28"/>
-          <w:szCs w:val="28"/>
-        </w:rPr>
-        <w:t>al.Artificial</w:t>
-      </w:r>
-      <w:proofErr w:type="spellEnd"/>
-      <w:proofErr w:type="gramEnd"/>
-      <w:r>
-        <w:rPr>
-          <w:rFonts w:cs="宋体"/>
-          <w:sz w:val="28"/>
-          <w:szCs w:val="28"/>
-        </w:rPr>
-        <w:t xml:space="preserve"> intelligence of things for smart agriculture with optimal embedded edge intelligence[J</w:t>
-      </w:r>
-      <w:proofErr w:type="gramStart"/>
-      <w:r>
-        <w:rPr>
-          <w:rFonts w:cs="宋体"/>
-          <w:sz w:val="28"/>
-          <w:szCs w:val="28"/>
-        </w:rPr>
-        <w:t>].Computers</w:t>
-      </w:r>
-      <w:proofErr w:type="gramEnd"/>
-      <w:r>
-        <w:rPr>
-          <w:rFonts w:cs="宋体"/>
-          <w:sz w:val="28"/>
-          <w:szCs w:val="28"/>
-        </w:rPr>
-        <w:t xml:space="preserve"> and Electrical Engineering,</w:t>
-      </w:r>
-      <w:proofErr w:type="gramStart"/>
-      <w:r>
-        <w:rPr>
-          <w:rFonts w:cs="宋体"/>
-          <w:sz w:val="28"/>
-          <w:szCs w:val="28"/>
-        </w:rPr>
-        <w:t>2026,133111039-111039.DOI</w:t>
-      </w:r>
-      <w:proofErr w:type="gramEnd"/>
-      <w:r>
-        <w:rPr>
-          <w:rFonts w:cs="宋体"/>
-          <w:sz w:val="28"/>
-          <w:szCs w:val="28"/>
-        </w:rPr>
-        <w:t xml:space="preserve">:10.1016/J.COMPELECENG.2026.111039. </w:t>
-      </w:r>
-    </w:p>
-    <w:p>
-      <w:pPr>
-        <w:widowControl/>
-        <w:jc w:val="left"/>
-        <w:rPr>
-          <w:rFonts w:cs="宋体"/>
-          <w:sz w:val="28"/>
-          <w:szCs w:val="28"/>
-        </w:rPr>
-      </w:pPr>
-      <w:r>
-        <w:rPr>
-          <w:rFonts w:cs="宋体"/>
-          <w:sz w:val="28"/>
-          <w:szCs w:val="28"/>
-        </w:rPr>
-        <w:lastRenderedPageBreak/>
-        <w:t>[1</w:t>
-      </w:r>
-      <w:r>
-        <w:rPr>
-          <w:rFonts w:cs="宋体" w:hint="eastAsia"/>
-          <w:sz w:val="28"/>
-          <w:szCs w:val="28"/>
-        </w:rPr>
-        <w:t>9</w:t>
-      </w:r>
-      <w:r>
-        <w:rPr>
-          <w:rFonts w:cs="宋体"/>
-          <w:sz w:val="28"/>
-          <w:szCs w:val="28"/>
-        </w:rPr>
-        <w:t>]</w:t>
-      </w:r>
-      <w:r>
-        <w:rPr>
-          <w:rFonts w:cs="宋体" w:hint="eastAsia"/>
-          <w:sz w:val="28"/>
-          <w:szCs w:val="28"/>
-        </w:rPr>
-        <w:t xml:space="preserve"> </w:t>
-      </w:r>
-      <w:r>
-        <w:rPr>
-          <w:rFonts w:cs="宋体"/>
-          <w:sz w:val="28"/>
-          <w:szCs w:val="28"/>
-        </w:rPr>
-        <w:t xml:space="preserve">Liu </w:t>
-      </w:r>
-      <w:proofErr w:type="gramStart"/>
-      <w:r>
-        <w:rPr>
-          <w:rFonts w:cs="宋体"/>
-          <w:sz w:val="28"/>
-          <w:szCs w:val="28"/>
-        </w:rPr>
-        <w:t>D ,Zhou</w:t>
-      </w:r>
-      <w:proofErr w:type="gramEnd"/>
-      <w:r>
-        <w:rPr>
-          <w:rFonts w:cs="宋体"/>
-          <w:sz w:val="28"/>
-          <w:szCs w:val="28"/>
-        </w:rPr>
-        <w:t xml:space="preserve"> </w:t>
-      </w:r>
-      <w:proofErr w:type="gramStart"/>
-      <w:r>
-        <w:rPr>
-          <w:rFonts w:cs="宋体"/>
-          <w:sz w:val="28"/>
-          <w:szCs w:val="28"/>
-        </w:rPr>
-        <w:t>X ,Chen</w:t>
-      </w:r>
-      <w:proofErr w:type="gramEnd"/>
-      <w:r>
-        <w:rPr>
-          <w:rFonts w:cs="宋体"/>
-          <w:sz w:val="28"/>
-          <w:szCs w:val="28"/>
-        </w:rPr>
-        <w:t xml:space="preserve"> </w:t>
-      </w:r>
-      <w:proofErr w:type="gramStart"/>
-      <w:r>
-        <w:rPr>
-          <w:rFonts w:cs="宋体"/>
-          <w:sz w:val="28"/>
-          <w:szCs w:val="28"/>
-        </w:rPr>
-        <w:t>D ,</w:t>
-      </w:r>
-      <w:proofErr w:type="gramEnd"/>
-      <w:r>
-        <w:rPr>
-          <w:rFonts w:cs="宋体"/>
-          <w:sz w:val="28"/>
-          <w:szCs w:val="28"/>
-        </w:rPr>
-        <w:t xml:space="preserve"> et </w:t>
-      </w:r>
-      <w:proofErr w:type="spellStart"/>
-      <w:proofErr w:type="gramStart"/>
-      <w:r>
-        <w:rPr>
-          <w:rFonts w:cs="宋体"/>
-          <w:sz w:val="28"/>
-          <w:szCs w:val="28"/>
-        </w:rPr>
-        <w:t>al.Smart</w:t>
-      </w:r>
-      <w:proofErr w:type="spellEnd"/>
-      <w:proofErr w:type="gramEnd"/>
-      <w:r>
-        <w:rPr>
-          <w:rFonts w:cs="宋体"/>
-          <w:sz w:val="28"/>
-          <w:szCs w:val="28"/>
-        </w:rPr>
-        <w:t xml:space="preserve"> indoor occupancy detection based on optimized camera placement, multi-view de-duplication, and large language model semantic understanding[J</w:t>
-      </w:r>
-      <w:proofErr w:type="gramStart"/>
-      <w:r>
-        <w:rPr>
-          <w:rFonts w:cs="宋体"/>
-          <w:sz w:val="28"/>
-          <w:szCs w:val="28"/>
-        </w:rPr>
-        <w:t>].Engineering</w:t>
-      </w:r>
-      <w:proofErr w:type="gramEnd"/>
-      <w:r>
-        <w:rPr>
-          <w:rFonts w:cs="宋体"/>
-          <w:sz w:val="28"/>
-          <w:szCs w:val="28"/>
-        </w:rPr>
-        <w:t xml:space="preserve"> Applications of Artificial Intelligence,</w:t>
-      </w:r>
-      <w:proofErr w:type="gramStart"/>
-      <w:r>
-        <w:rPr>
-          <w:rFonts w:cs="宋体"/>
-          <w:sz w:val="28"/>
-          <w:szCs w:val="28"/>
-        </w:rPr>
-        <w:t>2026,169114157-114157.DOI</w:t>
-      </w:r>
-      <w:proofErr w:type="gramEnd"/>
-      <w:r>
-        <w:rPr>
-          <w:rFonts w:cs="宋体"/>
-          <w:sz w:val="28"/>
-          <w:szCs w:val="28"/>
-        </w:rPr>
-        <w:t xml:space="preserve">:10.1016/J.ENGAPPAI.2026.114157.  </w:t>
-      </w:r>
-    </w:p>
-    <w:p>
-      <w:pPr>
-        <w:widowControl/>
-        <w:jc w:val="left"/>
-        <w:rPr>
-          <w:sz w:val="28"/>
-        </w:rPr>
-      </w:pPr>
-      <w:r>
-        <w:rPr>
-          <w:rFonts w:cs="宋体"/>
-          <w:sz w:val="28"/>
-          <w:szCs w:val="28"/>
-        </w:rPr>
-        <w:t>[</w:t>
-      </w:r>
-      <w:r>
-        <w:rPr>
-          <w:rFonts w:cs="宋体" w:hint="eastAsia"/>
-          <w:sz w:val="28"/>
-          <w:szCs w:val="28"/>
-        </w:rPr>
-        <w:t>20</w:t>
-      </w:r>
-      <w:r>
-        <w:rPr>
-          <w:rFonts w:cs="宋体"/>
-          <w:sz w:val="28"/>
-          <w:szCs w:val="28"/>
-        </w:rPr>
-        <w:t>]</w:t>
-      </w:r>
-      <w:r>
-        <w:rPr>
-          <w:rFonts w:cs="宋体" w:hint="eastAsia"/>
-          <w:sz w:val="28"/>
-          <w:szCs w:val="28"/>
-        </w:rPr>
-        <w:t xml:space="preserve"> </w:t>
-      </w:r>
-      <w:r>
-        <w:rPr>
-          <w:rFonts w:cs="宋体"/>
-          <w:sz w:val="28"/>
-          <w:szCs w:val="28"/>
-        </w:rPr>
-        <w:t xml:space="preserve">Li </w:t>
-      </w:r>
-      <w:proofErr w:type="gramStart"/>
-      <w:r>
-        <w:rPr>
-          <w:rFonts w:cs="宋体"/>
-          <w:sz w:val="28"/>
-          <w:szCs w:val="28"/>
-        </w:rPr>
-        <w:t>Y ,Wu</w:t>
-      </w:r>
-      <w:proofErr w:type="gramEnd"/>
-      <w:r>
-        <w:rPr>
-          <w:rFonts w:cs="宋体"/>
-          <w:sz w:val="28"/>
-          <w:szCs w:val="28"/>
-        </w:rPr>
-        <w:t xml:space="preserve"> </w:t>
-      </w:r>
-      <w:proofErr w:type="gramStart"/>
-      <w:r>
-        <w:rPr>
-          <w:rFonts w:cs="宋体"/>
-          <w:sz w:val="28"/>
-          <w:szCs w:val="28"/>
-        </w:rPr>
-        <w:t>S .Design</w:t>
-      </w:r>
-      <w:proofErr w:type="gramEnd"/>
-      <w:r>
-        <w:rPr>
-          <w:rFonts w:cs="宋体"/>
-          <w:sz w:val="28"/>
-          <w:szCs w:val="28"/>
-        </w:rPr>
-        <w:t xml:space="preserve"> of an Intelligent Rice Seedling Greenhouse Environmental Control System: A Solution Based on STM32[J</w:t>
-      </w:r>
-      <w:proofErr w:type="gramStart"/>
-      <w:r>
-        <w:rPr>
-          <w:rFonts w:cs="宋体"/>
-          <w:sz w:val="28"/>
-          <w:szCs w:val="28"/>
-        </w:rPr>
-        <w:t>].Academic</w:t>
-      </w:r>
-      <w:proofErr w:type="gramEnd"/>
-      <w:r>
-        <w:rPr>
-          <w:rFonts w:cs="宋体"/>
-          <w:sz w:val="28"/>
-          <w:szCs w:val="28"/>
-        </w:rPr>
-        <w:t xml:space="preserve"> Journal of Engineering and Technology Science,2025,8(5</w:t>
-      </w:r>
-      <w:proofErr w:type="gramStart"/>
-      <w:r>
-        <w:rPr>
-          <w:rFonts w:cs="宋体"/>
-          <w:sz w:val="28"/>
-          <w:szCs w:val="28"/>
-        </w:rPr>
-        <w:t>):DOI</w:t>
-      </w:r>
-      <w:proofErr w:type="gramEnd"/>
-      <w:r>
-        <w:rPr>
-          <w:rFonts w:cs="宋体"/>
-          <w:sz w:val="28"/>
-          <w:szCs w:val="28"/>
-        </w:rPr>
-        <w:t xml:space="preserve">:10.25236/AJETS.2025.080504. </w:t>
+        <w:t xml:space="preserve">Li Y ,Wu S .Design of an Intelligent Rice Seedling Greenhouse Environmental Control System: A Solution Based on STM32[J].Academic Journal of Engineering and Technology Science,2025,8(5):DOI:10.25236/AJETS.2025.080504. </w:t>
       </w:r>
       <w:r>
         <w:br w:type="page"/>
@@ -26405,16 +24868,15 @@
           <w:sz w:val="28"/>
           <w:szCs w:val="28"/>
         </w:rPr>
-        <w:t>首先，要对姚老师指导工作表示最真诚的感谢，在选题、方案设计、论文写作、毕业设计等各个环节上都得到了老师很大的支持和鼓励。姚老师对整个研究思路、技术路线、论文结构等提出了许多有见地的指导，使本次毕业设计可以比较顺利地完成。同时向</w:t>
-      </w:r>
-      <w:proofErr w:type="gramStart"/>
+        <w:t>首先，要对姚老师指导工作表示最真诚的感谢，在选题、方案设计、论文写作、毕业设计等各个环节上都得到了老师很大的支持和鼓励。姚老师对整个研究思路、技术路线、论文结构等提出了许多有见地的指导，使本次毕业设计可以比较顺利地完成。同时向嘉立创</w:t>
+      </w:r>
       <w:r>
         <w:rPr>
           <w:rFonts w:hint="eastAsia"/>
           <w:sz w:val="28"/>
           <w:szCs w:val="28"/>
         </w:rPr>
-        <w:t>嘉立创</w:t>
+        <w:t>(JLC)</w:t>
       </w:r>
       <w:r>
         <w:rPr>
@@ -26422,16 +24884,15 @@
           <w:sz w:val="28"/>
           <w:szCs w:val="28"/>
         </w:rPr>
-        <w:t>(</w:t>
-      </w:r>
-      <w:proofErr w:type="gramEnd"/>
+        <w:t>、</w:t>
+      </w:r>
       <w:r>
         <w:rPr>
           <w:rFonts w:hint="eastAsia"/>
           <w:sz w:val="28"/>
           <w:szCs w:val="28"/>
         </w:rPr>
-        <w:t>JLC)</w:t>
+        <w:t>Raspberry Pi Foundation</w:t>
       </w:r>
       <w:r>
         <w:rPr>
@@ -26439,41 +24900,7 @@
           <w:sz w:val="28"/>
           <w:szCs w:val="28"/>
         </w:rPr>
-        <w:t>、</w:t>
-      </w:r>
-      <w:r>
-        <w:rPr>
-          <w:rFonts w:hint="eastAsia"/>
-          <w:sz w:val="28"/>
-          <w:szCs w:val="28"/>
-        </w:rPr>
-        <w:t>Raspberry Pi Foundation</w:t>
-      </w:r>
-      <w:r>
-        <w:rPr>
-          <w:rFonts w:hint="eastAsia"/>
-          <w:sz w:val="28"/>
-          <w:szCs w:val="28"/>
-        </w:rPr>
-        <w:t>等提供实验环境、实验教学平台的同学及在硬件调试、系统检测、资料查阅等各个方面的交流。还要感谢父母对我的关心和照顾，才能使我不顾一切地进行毕业论文的研究。最后我要向所有对本次毕业设计</w:t>
-      </w:r>
-      <w:proofErr w:type="gramStart"/>
-      <w:r>
-        <w:rPr>
-          <w:rFonts w:hint="eastAsia"/>
-          <w:sz w:val="28"/>
-          <w:szCs w:val="28"/>
-        </w:rPr>
-        <w:t>作出</w:t>
-      </w:r>
-      <w:proofErr w:type="gramEnd"/>
-      <w:r>
-        <w:rPr>
-          <w:rFonts w:hint="eastAsia"/>
-          <w:sz w:val="28"/>
-          <w:szCs w:val="28"/>
-        </w:rPr>
-        <w:t>过指导和支持的老师表示感谢，并向帮助我完成毕业设计的同学们表示敬意。正是不断调试、修改、完善，才使得智能硬件、边缘计算、物联网系统的开发有了更加深刻的认识，也将是我以后学习、发展的基础。</w:t>
+        <w:t>等提供实验环境、实验教学平台的同学及在硬件调试、系统检测、资料查阅等各个方面的交流。还要感谢父母对我的关心和照顾，才能使我不顾一切地进行毕业论文的研究。最后我要向所有对本次毕业设计作出过指导和支持的老师表示感谢，并向帮助我完成毕业设计的同学们表示敬意。正是不断调试、修改、完善，才使得智能硬件、边缘计算、物联网系统的开发有了更加深刻的认识，也将是我以后学习、发展的基础。</w:t>
       </w:r>
     </w:p>
     <w:p>
@@ -26489,8 +24916,8 @@
       </w:pPr>
     </w:p>
     <w:sectPr>
-      <w:headerReference w:type="default" r:id="rId40"/>
-      <w:footerReference w:type="default" r:id="rId41"/>
+      <w:headerReference w:type="default" r:id="rId41"/>
+      <w:footerReference w:type="default" r:id="rId42"/>
       <w:pgSz w:w="11906" w:h="16838"/>
       <w:pgMar w:top="1417" w:right="1417" w:bottom="1417" w:left="1701" w:header="851" w:footer="992" w:gutter="0"/>
       <w:pgNumType w:start="1"/>
@@ -27301,7 +25728,6 @@
   <w:style w:type="character" w:default="1" w:styleId="a1">
     <w:name w:val="Default Paragraph Font"/>
     <w:uiPriority w:val="1"/>
-    <w:semiHidden/>
     <w:unhideWhenUsed/>
   </w:style>
   <w:style w:type="table" w:default="1" w:styleId="a2">

--- a/毕业论文-基于边缘计算的藏红花全生长周期智能培育系统设计与实现-杨坤.docx
+++ b/毕业论文-基于边缘计算的藏红花全生长周期智能培育系统设计与实现-杨坤.docx
@@ -12356,101 +12356,6 @@
           <w:lang w:val="zh-CN"/>
         </w:rPr>
       </w:pPr>
-      <w:r>
-        <w:rPr>
-          <w:noProof/>
-        </w:rPr>
-        <w:lastRenderedPageBreak/>
-        <w:drawing>
-          <wp:inline distT="0" distB="0" distL="0" distR="0" wp14:anchorId="0E8E5BE5" wp14:editId="09F89C55">
-            <wp:extent cx="4412252" cy="3309189"/>
-            <wp:effectExtent l="0" t="953" r="6668" b="6667"/>
-            <wp:docPr id="142344275" name="图片 1"/>
-            <wp:cNvGraphicFramePr>
-              <a:graphicFrameLocks xmlns:a="http://schemas.openxmlformats.org/drawingml/2006/main" noChangeAspect="1"/>
-            </wp:cNvGraphicFramePr>
-            <a:graphic xmlns:a="http://schemas.openxmlformats.org/drawingml/2006/main">
-              <a:graphicData uri="http://schemas.openxmlformats.org/drawingml/2006/picture">
-                <pic:pic xmlns:pic="http://schemas.openxmlformats.org/drawingml/2006/picture">
-                  <pic:nvPicPr>
-                    <pic:cNvPr id="0" name="Picture 1"/>
-                    <pic:cNvPicPr>
-                      <a:picLocks noChangeAspect="1" noChangeArrowheads="1"/>
-                    </pic:cNvPicPr>
-                  </pic:nvPicPr>
-                  <pic:blipFill>
-                    <a:blip r:embed="rId23" cstate="print">
-                      <a:extLst>
-                        <a:ext uri="{28A0092B-C50C-407E-A947-70E740481C1C}">
-                          <a14:useLocalDpi xmlns:a14="http://schemas.microsoft.com/office/drawing/2010/main" val="0"/>
-                        </a:ext>
-                      </a:extLst>
-                    </a:blip>
-                    <a:srcRect/>
-                    <a:stretch>
-                      <a:fillRect/>
-                    </a:stretch>
-                  </pic:blipFill>
-                  <pic:spPr bwMode="auto">
-                    <a:xfrm rot="5400000">
-                      <a:off x="0" y="0"/>
-                      <a:ext cx="4415621" cy="3311716"/>
-                    </a:xfrm>
-                    <a:prstGeom prst="rect">
-                      <a:avLst/>
-                    </a:prstGeom>
-                    <a:noFill/>
-                    <a:ln>
-                      <a:noFill/>
-                    </a:ln>
-                  </pic:spPr>
-                </pic:pic>
-              </a:graphicData>
-            </a:graphic>
-          </wp:inline>
-        </w:drawing>
-      </w:r>
-    </w:p>
-    <w:p>
-      <w:pPr>
-        <w:pStyle w:val="aff"/>
-      </w:pPr>
-      <w:r>
-        <w:rPr>
-          <w:rFonts w:hint="eastAsia"/>
-        </w:rPr>
-        <w:t>图</w:t>
-      </w:r>
-      <w:r>
-        <w:rPr>
-          <w:rFonts w:hint="eastAsia"/>
-        </w:rPr>
-        <w:t xml:space="preserve">4.1  </w:t>
-      </w:r>
-      <w:r>
-        <w:rPr>
-          <w:rFonts w:hint="eastAsia"/>
-        </w:rPr>
-        <w:t>主要模块</w:t>
-      </w:r>
-      <w:r>
-        <w:rPr>
-          <w:rFonts w:hint="eastAsia"/>
-        </w:rPr>
-        <w:t>与</w:t>
-      </w:r>
-      <w:r>
-        <w:rPr>
-          <w:rFonts w:hint="eastAsia"/>
-        </w:rPr>
-        <w:t>OLED</w:t>
-      </w:r>
-      <w:r>
-        <w:rPr>
-          <w:rFonts w:hint="eastAsia"/>
-        </w:rPr>
-        <w:t>状态显示页</w:t>
-      </w:r>
     </w:p>
     <w:p>
       <w:pPr>
@@ -12471,7 +12376,6 @@
         <w:rPr>
           <w:noProof/>
         </w:rPr>
-        <w:lastRenderedPageBreak/>
         <w:drawing>
           <wp:inline distT="0" distB="0" distL="0" distR="0" wp14:anchorId="4656E1CE" wp14:editId="70F534D4">
             <wp:extent cx="4080763" cy="3061500"/>
@@ -12490,7 +12394,7 @@
                     </pic:cNvPicPr>
                   </pic:nvPicPr>
                   <pic:blipFill>
-                    <a:blip r:embed="rId24" cstate="print">
+                    <a:blip r:embed="rId23" cstate="print">
                       <a:extLst>
                         <a:ext uri="{28A0092B-C50C-407E-A947-70E740481C1C}">
                           <a14:useLocalDpi xmlns:a14="http://schemas.microsoft.com/office/drawing/2010/main" val="0"/>
@@ -12525,6 +12429,9 @@
     <w:p>
       <w:pPr>
         <w:pStyle w:val="aff"/>
+        <w:rPr>
+          <w:rFonts w:hint="eastAsia"/>
+        </w:rPr>
       </w:pPr>
       <w:r>
         <w:rPr>
@@ -12536,25 +12443,13 @@
         <w:rPr>
           <w:rFonts w:hint="eastAsia"/>
         </w:rPr>
-        <w:t>4.</w:t>
-      </w:r>
-      <w:r>
-        <w:rPr>
-          <w:rFonts w:hint="eastAsia"/>
-        </w:rPr>
-        <w:t>2</w:t>
-      </w:r>
-      <w:r>
-        <w:rPr>
-          <w:rFonts w:hint="eastAsia"/>
-        </w:rPr>
-        <w:t xml:space="preserve">  </w:t>
-      </w:r>
-      <w:r>
-        <w:rPr>
-          <w:rFonts w:hint="eastAsia"/>
-        </w:rPr>
-        <w:t>手势识别进行</w:t>
+        <w:t xml:space="preserve">4.1  </w:t>
+      </w:r>
+      <w:r>
+        <w:rPr>
+          <w:rFonts w:hint="eastAsia"/>
+        </w:rPr>
+        <w:t>主要模块与</w:t>
       </w:r>
       <w:r>
         <w:rPr>
@@ -12566,19 +12461,7 @@
         <w:rPr>
           <w:rFonts w:hint="eastAsia"/>
         </w:rPr>
-        <w:t>页面切换</w:t>
-      </w:r>
-      <w:r>
-        <w:rPr>
-          <w:rFonts w:hint="eastAsia"/>
-        </w:rPr>
-        <w:t>和</w:t>
-      </w:r>
-      <w:r>
-        <w:rPr>
-          <w:rFonts w:hint="eastAsia"/>
-        </w:rPr>
-        <w:t>开关执行器</w:t>
+        <w:t>状态显示页</w:t>
       </w:r>
     </w:p>
     <w:p>
@@ -12747,6 +12630,7 @@
         <w:rPr>
           <w:rFonts w:hint="eastAsia"/>
         </w:rPr>
+        <w:lastRenderedPageBreak/>
         <w:t xml:space="preserve">4.3 </w:t>
       </w:r>
       <w:r>
@@ -12811,7 +12695,6 @@
           <w:rFonts w:hint="eastAsia"/>
           <w:lang w:val="zh-CN"/>
         </w:rPr>
-        <w:lastRenderedPageBreak/>
         <w:t>版图规划。设计中对光照、空气温湿度、土壤湿度、手势识别、</w:t>
       </w:r>
       <w:r>
@@ -12871,7 +12754,7 @@
                     </pic:cNvPicPr>
                   </pic:nvPicPr>
                   <pic:blipFill>
-                    <a:blip r:embed="rId25">
+                    <a:blip r:embed="rId24">
                       <a:extLst>
                         <a:ext uri="{28A0092B-C50C-407E-A947-70E740481C1C}">
                           <a14:useLocalDpi xmlns:a14="http://schemas.microsoft.com/office/drawing/2010/main" val="0"/>
@@ -12923,7 +12806,7 @@
         <w:rPr>
           <w:rFonts w:hint="eastAsia"/>
         </w:rPr>
-        <w:t>3</w:t>
+        <w:t>2</w:t>
       </w:r>
       <w:r>
         <w:rPr>
@@ -12970,7 +12853,7 @@
                     <pic:cNvPicPr/>
                   </pic:nvPicPr>
                   <pic:blipFill>
-                    <a:blip r:embed="rId26"/>
+                    <a:blip r:embed="rId25"/>
                     <a:stretch>
                       <a:fillRect/>
                     </a:stretch>
@@ -13011,7 +12894,7 @@
         <w:rPr>
           <w:rFonts w:hint="eastAsia"/>
         </w:rPr>
-        <w:t>4</w:t>
+        <w:t>3</w:t>
       </w:r>
       <w:r>
         <w:rPr>
@@ -13582,7 +13465,7 @@
                     </pic:cNvPicPr>
                   </pic:nvPicPr>
                   <pic:blipFill>
-                    <a:blip r:embed="rId27"/>
+                    <a:blip r:embed="rId26"/>
                     <a:stretch>
                       <a:fillRect/>
                     </a:stretch>
@@ -16872,7 +16755,7 @@
                     </pic:cNvPicPr>
                   </pic:nvPicPr>
                   <pic:blipFill>
-                    <a:blip r:embed="rId28"/>
+                    <a:blip r:embed="rId27"/>
                     <a:stretch>
                       <a:fillRect/>
                     </a:stretch>
@@ -16953,7 +16836,7 @@
                     </pic:cNvPicPr>
                   </pic:nvPicPr>
                   <pic:blipFill>
-                    <a:blip r:embed="rId29"/>
+                    <a:blip r:embed="rId28"/>
                     <a:stretch>
                       <a:fillRect/>
                     </a:stretch>
@@ -17128,7 +17011,7 @@
                     </pic:cNvPicPr>
                   </pic:nvPicPr>
                   <pic:blipFill>
-                    <a:blip r:embed="rId30"/>
+                    <a:blip r:embed="rId29"/>
                     <a:stretch>
                       <a:fillRect/>
                     </a:stretch>
@@ -17206,7 +17089,7 @@
                     <pic:cNvPicPr/>
                   </pic:nvPicPr>
                   <pic:blipFill>
-                    <a:blip r:embed="rId31"/>
+                    <a:blip r:embed="rId30"/>
                     <a:stretch>
                       <a:fillRect/>
                     </a:stretch>
@@ -17293,7 +17176,7 @@
                     <pic:cNvPicPr/>
                   </pic:nvPicPr>
                   <pic:blipFill>
-                    <a:blip r:embed="rId32"/>
+                    <a:blip r:embed="rId31"/>
                     <a:stretch>
                       <a:fillRect/>
                     </a:stretch>
@@ -17403,6 +17286,100 @@
                 <pic:pic xmlns:pic="http://schemas.openxmlformats.org/drawingml/2006/picture">
                   <pic:nvPicPr>
                     <pic:cNvPr id="0" name="Picture 1"/>
+                    <pic:cNvPicPr>
+                      <a:picLocks noChangeAspect="1" noChangeArrowheads="1"/>
+                    </pic:cNvPicPr>
+                  </pic:nvPicPr>
+                  <pic:blipFill>
+                    <a:blip r:embed="rId32" cstate="print">
+                      <a:extLst>
+                        <a:ext uri="{28A0092B-C50C-407E-A947-70E740481C1C}">
+                          <a14:useLocalDpi xmlns:a14="http://schemas.microsoft.com/office/drawing/2010/main" val="0"/>
+                        </a:ext>
+                      </a:extLst>
+                    </a:blip>
+                    <a:srcRect/>
+                    <a:stretch>
+                      <a:fillRect/>
+                    </a:stretch>
+                  </pic:blipFill>
+                  <pic:spPr bwMode="auto">
+                    <a:xfrm>
+                      <a:off x="0" y="0"/>
+                      <a:ext cx="5580380" cy="3138805"/>
+                    </a:xfrm>
+                    <a:prstGeom prst="rect">
+                      <a:avLst/>
+                    </a:prstGeom>
+                    <a:noFill/>
+                    <a:ln>
+                      <a:noFill/>
+                    </a:ln>
+                  </pic:spPr>
+                </pic:pic>
+              </a:graphicData>
+            </a:graphic>
+          </wp:inline>
+        </w:drawing>
+      </w:r>
+    </w:p>
+    <w:p>
+      <w:pPr>
+        <w:pStyle w:val="aff"/>
+      </w:pPr>
+      <w:r>
+        <w:rPr>
+          <w:rFonts w:hint="eastAsia"/>
+        </w:rPr>
+        <w:t>图</w:t>
+      </w:r>
+      <w:r>
+        <w:rPr>
+          <w:rFonts w:hint="eastAsia"/>
+        </w:rPr>
+        <w:t>5.</w:t>
+      </w:r>
+      <w:r>
+        <w:rPr>
+          <w:rFonts w:hint="eastAsia"/>
+        </w:rPr>
+        <w:t>9</w:t>
+      </w:r>
+      <w:r>
+        <w:rPr>
+          <w:rFonts w:hint="eastAsia"/>
+        </w:rPr>
+        <w:t xml:space="preserve">  </w:t>
+      </w:r>
+      <w:r>
+        <w:rPr>
+          <w:rFonts w:hint="eastAsia"/>
+        </w:rPr>
+        <w:t>幼苗期</w:t>
+      </w:r>
+    </w:p>
+    <w:p>
+      <w:pPr>
+        <w:pStyle w:val="aff"/>
+      </w:pPr>
+      <w:r>
+        <w:rPr>
+          <w:noProof/>
+        </w:rPr>
+        <w:lastRenderedPageBreak/>
+        <w:drawing>
+          <wp:inline distT="0" distB="0" distL="0" distR="0" wp14:anchorId="6F3651D5" wp14:editId="21FFF043">
+            <wp:extent cx="5580380" cy="3138805"/>
+            <wp:effectExtent l="0" t="0" r="1270" b="4445"/>
+            <wp:docPr id="1344542568" name="图片 2"/>
+            <wp:cNvGraphicFramePr>
+              <a:graphicFrameLocks xmlns:a="http://schemas.openxmlformats.org/drawingml/2006/main" noChangeAspect="1"/>
+            </wp:cNvGraphicFramePr>
+            <a:graphic xmlns:a="http://schemas.openxmlformats.org/drawingml/2006/main">
+              <a:graphicData uri="http://schemas.openxmlformats.org/drawingml/2006/picture">
+                <pic:pic xmlns:pic="http://schemas.openxmlformats.org/drawingml/2006/picture">
+                  <pic:nvPicPr>
+                    <pic:cNvPr id="0" name="Picture 3"/>
                     <pic:cNvPicPr>
                       <a:picLocks noChangeAspect="1" noChangeArrowheads="1"/>
                     </pic:cNvPicPr>
@@ -17454,41 +17431,39 @@
         <w:rPr>
           <w:rFonts w:hint="eastAsia"/>
         </w:rPr>
-        <w:t>5.</w:t>
-      </w:r>
-      <w:r>
-        <w:rPr>
-          <w:rFonts w:hint="eastAsia"/>
-        </w:rPr>
-        <w:t>9</w:t>
-      </w:r>
-      <w:r>
-        <w:rPr>
-          <w:rFonts w:hint="eastAsia"/>
-        </w:rPr>
-        <w:t xml:space="preserve">  </w:t>
-      </w:r>
-      <w:r>
-        <w:rPr>
-          <w:rFonts w:hint="eastAsia"/>
-        </w:rPr>
-        <w:t>幼苗期</w:t>
+        <w:t xml:space="preserve">5.10  </w:t>
+      </w:r>
+      <w:r>
+        <w:rPr>
+          <w:rFonts w:hint="eastAsia"/>
+        </w:rPr>
+        <w:t>生长</w:t>
+      </w:r>
+      <w:r>
+        <w:rPr>
+          <w:rFonts w:hint="eastAsia"/>
+        </w:rPr>
+        <w:t>期</w:t>
       </w:r>
     </w:p>
     <w:p>
       <w:pPr>
         <w:pStyle w:val="aff"/>
       </w:pPr>
+    </w:p>
+    <w:p>
+      <w:pPr>
+        <w:pStyle w:val="aff"/>
+      </w:pPr>
       <w:r>
         <w:rPr>
           <w:noProof/>
         </w:rPr>
-        <w:lastRenderedPageBreak/>
         <w:drawing>
-          <wp:inline distT="0" distB="0" distL="0" distR="0" wp14:anchorId="6F3651D5" wp14:editId="21FFF043">
+          <wp:inline distT="0" distB="0" distL="0" distR="0" wp14:anchorId="29C0A382" wp14:editId="62DF0CEE">
             <wp:extent cx="5580380" cy="3138805"/>
             <wp:effectExtent l="0" t="0" r="1270" b="4445"/>
-            <wp:docPr id="1344542568" name="图片 2"/>
+            <wp:docPr id="1332695664" name="图片 3"/>
             <wp:cNvGraphicFramePr>
               <a:graphicFrameLocks xmlns:a="http://schemas.openxmlformats.org/drawingml/2006/main" noChangeAspect="1"/>
             </wp:cNvGraphicFramePr>
@@ -17496,7 +17471,7 @@
               <a:graphicData uri="http://schemas.openxmlformats.org/drawingml/2006/picture">
                 <pic:pic xmlns:pic="http://schemas.openxmlformats.org/drawingml/2006/picture">
                   <pic:nvPicPr>
-                    <pic:cNvPr id="0" name="Picture 3"/>
+                    <pic:cNvPr id="0" name="Picture 5"/>
                     <pic:cNvPicPr>
                       <a:picLocks noChangeAspect="1" noChangeArrowheads="1"/>
                     </pic:cNvPicPr>
@@ -17554,98 +17529,6 @@
         <w:rPr>
           <w:rFonts w:hint="eastAsia"/>
         </w:rPr>
-        <w:t>生长</w:t>
-      </w:r>
-      <w:r>
-        <w:rPr>
-          <w:rFonts w:hint="eastAsia"/>
-        </w:rPr>
-        <w:t>期</w:t>
-      </w:r>
-    </w:p>
-    <w:p>
-      <w:pPr>
-        <w:pStyle w:val="aff"/>
-      </w:pPr>
-    </w:p>
-    <w:p>
-      <w:pPr>
-        <w:pStyle w:val="aff"/>
-      </w:pPr>
-      <w:r>
-        <w:rPr>
-          <w:noProof/>
-        </w:rPr>
-        <w:drawing>
-          <wp:inline distT="0" distB="0" distL="0" distR="0" wp14:anchorId="29C0A382" wp14:editId="62DF0CEE">
-            <wp:extent cx="5580380" cy="3138805"/>
-            <wp:effectExtent l="0" t="0" r="1270" b="4445"/>
-            <wp:docPr id="1332695664" name="图片 3"/>
-            <wp:cNvGraphicFramePr>
-              <a:graphicFrameLocks xmlns:a="http://schemas.openxmlformats.org/drawingml/2006/main" noChangeAspect="1"/>
-            </wp:cNvGraphicFramePr>
-            <a:graphic xmlns:a="http://schemas.openxmlformats.org/drawingml/2006/main">
-              <a:graphicData uri="http://schemas.openxmlformats.org/drawingml/2006/picture">
-                <pic:pic xmlns:pic="http://schemas.openxmlformats.org/drawingml/2006/picture">
-                  <pic:nvPicPr>
-                    <pic:cNvPr id="0" name="Picture 5"/>
-                    <pic:cNvPicPr>
-                      <a:picLocks noChangeAspect="1" noChangeArrowheads="1"/>
-                    </pic:cNvPicPr>
-                  </pic:nvPicPr>
-                  <pic:blipFill>
-                    <a:blip r:embed="rId35" cstate="print">
-                      <a:extLst>
-                        <a:ext uri="{28A0092B-C50C-407E-A947-70E740481C1C}">
-                          <a14:useLocalDpi xmlns:a14="http://schemas.microsoft.com/office/drawing/2010/main" val="0"/>
-                        </a:ext>
-                      </a:extLst>
-                    </a:blip>
-                    <a:srcRect/>
-                    <a:stretch>
-                      <a:fillRect/>
-                    </a:stretch>
-                  </pic:blipFill>
-                  <pic:spPr bwMode="auto">
-                    <a:xfrm>
-                      <a:off x="0" y="0"/>
-                      <a:ext cx="5580380" cy="3138805"/>
-                    </a:xfrm>
-                    <a:prstGeom prst="rect">
-                      <a:avLst/>
-                    </a:prstGeom>
-                    <a:noFill/>
-                    <a:ln>
-                      <a:noFill/>
-                    </a:ln>
-                  </pic:spPr>
-                </pic:pic>
-              </a:graphicData>
-            </a:graphic>
-          </wp:inline>
-        </w:drawing>
-      </w:r>
-    </w:p>
-    <w:p>
-      <w:pPr>
-        <w:pStyle w:val="aff"/>
-      </w:pPr>
-      <w:r>
-        <w:rPr>
-          <w:rFonts w:hint="eastAsia"/>
-        </w:rPr>
-        <w:t>图</w:t>
-      </w:r>
-      <w:r>
-        <w:rPr>
-          <w:rFonts w:hint="eastAsia"/>
-        </w:rPr>
-        <w:t xml:space="preserve">5.10  </w:t>
-      </w:r>
-      <w:r>
-        <w:rPr>
-          <w:rFonts w:hint="eastAsia"/>
-        </w:rPr>
         <w:t>成熟期</w:t>
       </w:r>
     </w:p>
@@ -17681,7 +17564,7 @@
                     <pic:cNvPicPr/>
                   </pic:nvPicPr>
                   <pic:blipFill>
-                    <a:blip r:embed="rId36"/>
+                    <a:blip r:embed="rId35"/>
                     <a:stretch>
                       <a:fillRect/>
                     </a:stretch>
@@ -17736,7 +17619,7 @@
                     </pic:cNvPicPr>
                   </pic:nvPicPr>
                   <pic:blipFill>
-                    <a:blip r:embed="rId37"/>
+                    <a:blip r:embed="rId36"/>
                     <a:stretch>
                       <a:fillRect/>
                     </a:stretch>
@@ -17988,7 +17871,7 @@
                     </pic:cNvPicPr>
                   </pic:nvPicPr>
                   <pic:blipFill>
-                    <a:blip r:embed="rId38"/>
+                    <a:blip r:embed="rId37"/>
                     <a:stretch>
                       <a:fillRect/>
                     </a:stretch>
@@ -19004,9 +18887,6 @@
       <w:pPr>
         <w:pStyle w:val="afc"/>
         <w:spacing w:line="360" w:lineRule="auto"/>
-        <w:rPr>
-          <w:rFonts w:hint="eastAsia"/>
-        </w:rPr>
       </w:pPr>
       <w:r>
         <w:rPr>
@@ -19098,7 +18978,7 @@
                     </pic:cNvPicPr>
                   </pic:nvPicPr>
                   <pic:blipFill>
-                    <a:blip r:embed="rId39">
+                    <a:blip r:embed="rId38">
                       <a:extLst>
                         <a:ext uri="{28A0092B-C50C-407E-A947-70E740481C1C}">
                           <a14:useLocalDpi xmlns:a14="http://schemas.microsoft.com/office/drawing/2010/main" val="0"/>
@@ -19133,9 +19013,6 @@
     <w:p>
       <w:pPr>
         <w:pStyle w:val="aff"/>
-        <w:rPr>
-          <w:rFonts w:hint="eastAsia"/>
-        </w:rPr>
       </w:pPr>
       <w:r>
         <w:t>图</w:t>
@@ -19265,7 +19142,7 @@
                     </pic:cNvPicPr>
                   </pic:nvPicPr>
                   <pic:blipFill>
-                    <a:blip r:embed="rId40"/>
+                    <a:blip r:embed="rId39"/>
                     <a:stretch>
                       <a:fillRect/>
                     </a:stretch>
@@ -24916,8 +24793,8 @@
       </w:pPr>
     </w:p>
     <w:sectPr>
-      <w:headerReference w:type="default" r:id="rId41"/>
-      <w:footerReference w:type="default" r:id="rId42"/>
+      <w:headerReference w:type="default" r:id="rId40"/>
+      <w:footerReference w:type="default" r:id="rId41"/>
       <w:pgSz w:w="11906" w:h="16838"/>
       <w:pgMar w:top="1417" w:right="1417" w:bottom="1417" w:left="1701" w:header="851" w:footer="992" w:gutter="0"/>
       <w:pgNumType w:start="1"/>
@@ -25728,6 +25605,7 @@
   <w:style w:type="character" w:default="1" w:styleId="a1">
     <w:name w:val="Default Paragraph Font"/>
     <w:uiPriority w:val="1"/>
+    <w:semiHidden/>
     <w:unhideWhenUsed/>
   </w:style>
   <w:style w:type="table" w:default="1" w:styleId="a2">

--- a/毕业论文-基于边缘计算的藏红花全生长周期智能培育系统设计与实现-杨坤.docx
+++ b/毕业论文-基于边缘计算的藏红花全生长周期智能培育系统设计与实现-杨坤.docx
@@ -1891,6 +1891,7 @@
         </w:rPr>
         <w:t>虚拟串口接收设备数据，使用</w:t>
       </w:r>
+      <w:proofErr w:type="spellStart"/>
       <w:r>
         <w:rPr>
           <w:rFonts w:hint="eastAsia"/>
@@ -1898,6 +1899,7 @@
         </w:rPr>
         <w:t>MicroPython</w:t>
       </w:r>
+      <w:proofErr w:type="spellEnd"/>
       <w:r>
         <w:rPr>
           <w:rFonts w:hint="eastAsia"/>
@@ -2177,7 +2179,223 @@
           <w:sz w:val="24"/>
           <w:shd w:val="clear" w:color="auto" w:fill="FDFDFE"/>
         </w:rPr>
-        <w:t>To address the shortcomings of traditional saffron cultivation, such as lack of continuous environmental monitoring, reliance on manual experience for irrigation, and weak data record and remote control capabilities. an intelligent saffron cultivation system base on edge computing was created to improve realtime monitoring, automatic control; and inteliigence throughout the cultivation process. The system employs an overall architecture of device side, edge side, and cloud based expansion. Using an STM32F411 as the hardware core, It collects environmental parameters such as temperature, humidity, light intensity, and soil moisture, controls actuators, displays data on an OLED, and enables on-site interaction. Raspberry Pi 4B serves as the edge gateway, receiving device data via a USB virtual serial port. MicroPython, Flask, and SQLite are used for realtime monitoring, historical data storage, web visualization, user access management, and automatic irrigation strategy configuration. MQTT is then used for cloudbase data expansion and remote access. Finally, opencv image analysis and local lightweight models are combined to enhance the system's environmental assessment and decisionmaking capabilities. The system test results show that this system can effectively perform task such as realtime monitoring of the saffron cultivation environm ent, manual and automatic irrigation control, historical date visualization, and edge intelligent analysis. It features low cost, flexible deployment, and strong scalability, and can provide a feasible engineering solution for small scale intelligent cultivation of specialty economic crops.</w:t>
+        <w:t xml:space="preserve">To address the shortcomings of traditional saffron cultivation, such as lack of continuous environmental monitoring, reliance on manual experience for irrigation, and weak data record and remote control capabilities. an intelligent saffron cultivation system </w:t>
+      </w:r>
+      <w:proofErr w:type="spellStart"/>
+      <w:r>
+        <w:rPr>
+          <w:rFonts w:hint="eastAsia"/>
+          <w:sz w:val="24"/>
+          <w:shd w:val="clear" w:color="auto" w:fill="FDFDFE"/>
+        </w:rPr>
+        <w:t>base</w:t>
+      </w:r>
+      <w:proofErr w:type="spellEnd"/>
+      <w:r>
+        <w:rPr>
+          <w:rFonts w:hint="eastAsia"/>
+          <w:sz w:val="24"/>
+          <w:shd w:val="clear" w:color="auto" w:fill="FDFDFE"/>
+        </w:rPr>
+        <w:t xml:space="preserve"> on edge computing was created to improve </w:t>
+      </w:r>
+      <w:proofErr w:type="spellStart"/>
+      <w:r>
+        <w:rPr>
+          <w:rFonts w:hint="eastAsia"/>
+          <w:sz w:val="24"/>
+          <w:shd w:val="clear" w:color="auto" w:fill="FDFDFE"/>
+        </w:rPr>
+        <w:t>realtime</w:t>
+      </w:r>
+      <w:proofErr w:type="spellEnd"/>
+      <w:r>
+        <w:rPr>
+          <w:rFonts w:hint="eastAsia"/>
+          <w:sz w:val="24"/>
+          <w:shd w:val="clear" w:color="auto" w:fill="FDFDFE"/>
+        </w:rPr>
+        <w:t xml:space="preserve"> monitoring, automatic control; and </w:t>
+      </w:r>
+      <w:proofErr w:type="spellStart"/>
+      <w:r>
+        <w:rPr>
+          <w:rFonts w:hint="eastAsia"/>
+          <w:sz w:val="24"/>
+          <w:shd w:val="clear" w:color="auto" w:fill="FDFDFE"/>
+        </w:rPr>
+        <w:t>inteliigence</w:t>
+      </w:r>
+      <w:proofErr w:type="spellEnd"/>
+      <w:r>
+        <w:rPr>
+          <w:rFonts w:hint="eastAsia"/>
+          <w:sz w:val="24"/>
+          <w:shd w:val="clear" w:color="auto" w:fill="FDFDFE"/>
+        </w:rPr>
+        <w:t xml:space="preserve"> throughout the cultivation process. The system employs an overall architecture of device side, edge side, and cloud based expansion. Using an STM32F411 as the hardware core, It collects environmental parameters such as temperature, humidity, light intensity, and soil moisture, controls actuators, displays data on an OLED, and enables on-site interaction. Raspberry Pi 4B serves as the edge gateway, receiving device data via a USB virtual serial port. </w:t>
+      </w:r>
+      <w:proofErr w:type="spellStart"/>
+      <w:r>
+        <w:rPr>
+          <w:rFonts w:hint="eastAsia"/>
+          <w:sz w:val="24"/>
+          <w:shd w:val="clear" w:color="auto" w:fill="FDFDFE"/>
+        </w:rPr>
+        <w:t>MicroPython</w:t>
+      </w:r>
+      <w:proofErr w:type="spellEnd"/>
+      <w:r>
+        <w:rPr>
+          <w:rFonts w:hint="eastAsia"/>
+          <w:sz w:val="24"/>
+          <w:shd w:val="clear" w:color="auto" w:fill="FDFDFE"/>
+        </w:rPr>
+        <w:t xml:space="preserve">, Flask, and SQLite are used for </w:t>
+      </w:r>
+      <w:proofErr w:type="spellStart"/>
+      <w:r>
+        <w:rPr>
+          <w:rFonts w:hint="eastAsia"/>
+          <w:sz w:val="24"/>
+          <w:shd w:val="clear" w:color="auto" w:fill="FDFDFE"/>
+        </w:rPr>
+        <w:t>realtime</w:t>
+      </w:r>
+      <w:proofErr w:type="spellEnd"/>
+      <w:r>
+        <w:rPr>
+          <w:rFonts w:hint="eastAsia"/>
+          <w:sz w:val="24"/>
+          <w:shd w:val="clear" w:color="auto" w:fill="FDFDFE"/>
+        </w:rPr>
+        <w:t xml:space="preserve"> monitoring, historical data storage, web visualization, user access management, and automatic irrigation strategy configuration. MQTT is then used for </w:t>
+      </w:r>
+      <w:proofErr w:type="spellStart"/>
+      <w:r>
+        <w:rPr>
+          <w:rFonts w:hint="eastAsia"/>
+          <w:sz w:val="24"/>
+          <w:shd w:val="clear" w:color="auto" w:fill="FDFDFE"/>
+        </w:rPr>
+        <w:t>cloudbase</w:t>
+      </w:r>
+      <w:proofErr w:type="spellEnd"/>
+      <w:r>
+        <w:rPr>
+          <w:rFonts w:hint="eastAsia"/>
+          <w:sz w:val="24"/>
+          <w:shd w:val="clear" w:color="auto" w:fill="FDFDFE"/>
+        </w:rPr>
+        <w:t xml:space="preserve"> data expansion and remote access. Finally, </w:t>
+      </w:r>
+      <w:proofErr w:type="spellStart"/>
+      <w:r>
+        <w:rPr>
+          <w:rFonts w:hint="eastAsia"/>
+          <w:sz w:val="24"/>
+          <w:shd w:val="clear" w:color="auto" w:fill="FDFDFE"/>
+        </w:rPr>
+        <w:t>opencv</w:t>
+      </w:r>
+      <w:proofErr w:type="spellEnd"/>
+      <w:r>
+        <w:rPr>
+          <w:rFonts w:hint="eastAsia"/>
+          <w:sz w:val="24"/>
+          <w:shd w:val="clear" w:color="auto" w:fill="FDFDFE"/>
+        </w:rPr>
+        <w:t xml:space="preserve"> image analysis and local lightweight models are combined to enhance the system's environmental assessment and </w:t>
+      </w:r>
+      <w:proofErr w:type="spellStart"/>
+      <w:r>
+        <w:rPr>
+          <w:rFonts w:hint="eastAsia"/>
+          <w:sz w:val="24"/>
+          <w:shd w:val="clear" w:color="auto" w:fill="FDFDFE"/>
+        </w:rPr>
+        <w:t>decisionmaking</w:t>
+      </w:r>
+      <w:proofErr w:type="spellEnd"/>
+      <w:r>
+        <w:rPr>
+          <w:rFonts w:hint="eastAsia"/>
+          <w:sz w:val="24"/>
+          <w:shd w:val="clear" w:color="auto" w:fill="FDFDFE"/>
+        </w:rPr>
+        <w:t xml:space="preserve"> capabilities. The system test results show that this system can effectively perform task such as </w:t>
+      </w:r>
+      <w:proofErr w:type="spellStart"/>
+      <w:r>
+        <w:rPr>
+          <w:rFonts w:hint="eastAsia"/>
+          <w:sz w:val="24"/>
+          <w:shd w:val="clear" w:color="auto" w:fill="FDFDFE"/>
+        </w:rPr>
+        <w:t>realtime</w:t>
+      </w:r>
+      <w:proofErr w:type="spellEnd"/>
+      <w:r>
+        <w:rPr>
+          <w:rFonts w:hint="eastAsia"/>
+          <w:sz w:val="24"/>
+          <w:shd w:val="clear" w:color="auto" w:fill="FDFDFE"/>
+        </w:rPr>
+        <w:t xml:space="preserve"> monitoring of the saffron cultivation </w:t>
+      </w:r>
+      <w:proofErr w:type="spellStart"/>
+      <w:r>
+        <w:rPr>
+          <w:rFonts w:hint="eastAsia"/>
+          <w:sz w:val="24"/>
+          <w:shd w:val="clear" w:color="auto" w:fill="FDFDFE"/>
+        </w:rPr>
+        <w:t>environm</w:t>
+      </w:r>
+      <w:proofErr w:type="spellEnd"/>
+      <w:r>
+        <w:rPr>
+          <w:rFonts w:hint="eastAsia"/>
+          <w:sz w:val="24"/>
+          <w:shd w:val="clear" w:color="auto" w:fill="FDFDFE"/>
+        </w:rPr>
+        <w:t xml:space="preserve"> </w:t>
+      </w:r>
+      <w:proofErr w:type="spellStart"/>
+      <w:r>
+        <w:rPr>
+          <w:rFonts w:hint="eastAsia"/>
+          <w:sz w:val="24"/>
+          <w:shd w:val="clear" w:color="auto" w:fill="FDFDFE"/>
+        </w:rPr>
+        <w:t>ent</w:t>
+      </w:r>
+      <w:proofErr w:type="spellEnd"/>
+      <w:r>
+        <w:rPr>
+          <w:rFonts w:hint="eastAsia"/>
+          <w:sz w:val="24"/>
+          <w:shd w:val="clear" w:color="auto" w:fill="FDFDFE"/>
+        </w:rPr>
+        <w:t xml:space="preserve">, manual and automatic irrigation control, historical </w:t>
+      </w:r>
+      <w:proofErr w:type="spellStart"/>
+      <w:r>
+        <w:rPr>
+          <w:rFonts w:hint="eastAsia"/>
+          <w:sz w:val="24"/>
+          <w:shd w:val="clear" w:color="auto" w:fill="FDFDFE"/>
+        </w:rPr>
+        <w:t>date</w:t>
+      </w:r>
+      <w:proofErr w:type="spellEnd"/>
+      <w:r>
+        <w:rPr>
+          <w:rFonts w:hint="eastAsia"/>
+          <w:sz w:val="24"/>
+          <w:shd w:val="clear" w:color="auto" w:fill="FDFDFE"/>
+        </w:rPr>
+        <w:t xml:space="preserve"> visualization, and edge intelligent analysis. It features low cost, flexible deployment, and strong scalability, and can provide a feasible engineering solution for small scale intelligent cultivation of specialty economic crops.</w:t>
       </w:r>
     </w:p>
     <w:p>
@@ -7365,7 +7583,25 @@
                 <w:bCs/>
                 <w:szCs w:val="21"/>
               </w:rPr>
-              <w:t xml:space="preserve"> MicroPython, </w:t>
+              <w:t xml:space="preserve"> </w:t>
+            </w:r>
+            <w:proofErr w:type="spellStart"/>
+            <w:r>
+              <w:rPr>
+                <w:rFonts w:hint="eastAsia"/>
+                <w:bCs/>
+                <w:szCs w:val="21"/>
+              </w:rPr>
+              <w:t>MicroPython</w:t>
+            </w:r>
+            <w:proofErr w:type="spellEnd"/>
+            <w:r>
+              <w:rPr>
+                <w:rFonts w:hint="eastAsia"/>
+                <w:bCs/>
+                <w:szCs w:val="21"/>
+              </w:rPr>
+              <w:t xml:space="preserve">, </w:t>
             </w:r>
             <w:r>
               <w:rPr>
@@ -12429,9 +12665,6 @@
     <w:p>
       <w:pPr>
         <w:pStyle w:val="aff"/>
-        <w:rPr>
-          <w:rFonts w:hint="eastAsia"/>
-        </w:rPr>
       </w:pPr>
       <w:r>
         <w:rPr>
@@ -13882,7 +14115,25 @@
                 <w:bCs/>
                 <w:szCs w:val="21"/>
               </w:rPr>
-              <w:t>/api/v1/sensors/latest</w:t>
+              <w:t>/</w:t>
+            </w:r>
+            <w:proofErr w:type="spellStart"/>
+            <w:r>
+              <w:rPr>
+                <w:rFonts w:hint="eastAsia"/>
+                <w:bCs/>
+                <w:szCs w:val="21"/>
+              </w:rPr>
+              <w:t>api</w:t>
+            </w:r>
+            <w:proofErr w:type="spellEnd"/>
+            <w:r>
+              <w:rPr>
+                <w:rFonts w:hint="eastAsia"/>
+                <w:bCs/>
+                <w:szCs w:val="21"/>
+              </w:rPr>
+              <w:t>/v1/sensors/latest</w:t>
             </w:r>
           </w:p>
         </w:tc>
@@ -13989,7 +14240,25 @@
                 <w:bCs/>
                 <w:szCs w:val="21"/>
               </w:rPr>
-              <w:t>/api/v1/sensors/history</w:t>
+              <w:t>/</w:t>
+            </w:r>
+            <w:proofErr w:type="spellStart"/>
+            <w:r>
+              <w:rPr>
+                <w:rFonts w:hint="eastAsia"/>
+                <w:bCs/>
+                <w:szCs w:val="21"/>
+              </w:rPr>
+              <w:t>api</w:t>
+            </w:r>
+            <w:proofErr w:type="spellEnd"/>
+            <w:r>
+              <w:rPr>
+                <w:rFonts w:hint="eastAsia"/>
+                <w:bCs/>
+                <w:szCs w:val="21"/>
+              </w:rPr>
+              <w:t>/v1/sensors/history</w:t>
             </w:r>
           </w:p>
         </w:tc>
@@ -14097,7 +14366,25 @@
                 <w:szCs w:val="21"/>
               </w:rPr>
               <w:lastRenderedPageBreak/>
-              <w:t>/api/v1/sensors/history.csv</w:t>
+              <w:t>/</w:t>
+            </w:r>
+            <w:proofErr w:type="spellStart"/>
+            <w:r>
+              <w:rPr>
+                <w:rFonts w:hint="eastAsia"/>
+                <w:bCs/>
+                <w:szCs w:val="21"/>
+              </w:rPr>
+              <w:t>api</w:t>
+            </w:r>
+            <w:proofErr w:type="spellEnd"/>
+            <w:r>
+              <w:rPr>
+                <w:rFonts w:hint="eastAsia"/>
+                <w:bCs/>
+                <w:szCs w:val="21"/>
+              </w:rPr>
+              <w:t>/v1/sensors/history.csv</w:t>
             </w:r>
           </w:p>
         </w:tc>
@@ -14212,7 +14499,25 @@
                 <w:bCs/>
                 <w:szCs w:val="21"/>
               </w:rPr>
-              <w:t>/api/v1/control</w:t>
+              <w:t>/</w:t>
+            </w:r>
+            <w:proofErr w:type="spellStart"/>
+            <w:r>
+              <w:rPr>
+                <w:rFonts w:hint="eastAsia"/>
+                <w:bCs/>
+                <w:szCs w:val="21"/>
+              </w:rPr>
+              <w:t>api</w:t>
+            </w:r>
+            <w:proofErr w:type="spellEnd"/>
+            <w:r>
+              <w:rPr>
+                <w:rFonts w:hint="eastAsia"/>
+                <w:bCs/>
+                <w:szCs w:val="21"/>
+              </w:rPr>
+              <w:t>/v1/control</w:t>
             </w:r>
           </w:p>
         </w:tc>
@@ -14319,7 +14624,25 @@
                 <w:bCs/>
                 <w:szCs w:val="21"/>
               </w:rPr>
-              <w:t>/api/v1/control/logs</w:t>
+              <w:t>/</w:t>
+            </w:r>
+            <w:proofErr w:type="spellStart"/>
+            <w:r>
+              <w:rPr>
+                <w:rFonts w:hint="eastAsia"/>
+                <w:bCs/>
+                <w:szCs w:val="21"/>
+              </w:rPr>
+              <w:t>api</w:t>
+            </w:r>
+            <w:proofErr w:type="spellEnd"/>
+            <w:r>
+              <w:rPr>
+                <w:rFonts w:hint="eastAsia"/>
+                <w:bCs/>
+                <w:szCs w:val="21"/>
+              </w:rPr>
+              <w:t>/v1/control/logs</w:t>
             </w:r>
           </w:p>
         </w:tc>
@@ -14426,7 +14749,25 @@
                 <w:bCs/>
                 <w:szCs w:val="21"/>
               </w:rPr>
-              <w:t>/api/v1/policy/irrigation</w:t>
+              <w:t>/</w:t>
+            </w:r>
+            <w:proofErr w:type="spellStart"/>
+            <w:r>
+              <w:rPr>
+                <w:rFonts w:hint="eastAsia"/>
+                <w:bCs/>
+                <w:szCs w:val="21"/>
+              </w:rPr>
+              <w:t>api</w:t>
+            </w:r>
+            <w:proofErr w:type="spellEnd"/>
+            <w:r>
+              <w:rPr>
+                <w:rFonts w:hint="eastAsia"/>
+                <w:bCs/>
+                <w:szCs w:val="21"/>
+              </w:rPr>
+              <w:t>/v1/policy/irrigation</w:t>
             </w:r>
           </w:p>
         </w:tc>
@@ -14533,7 +14874,25 @@
                 <w:bCs/>
                 <w:szCs w:val="21"/>
               </w:rPr>
-              <w:t>/api/v1/policy/irrigation/status</w:t>
+              <w:t>/</w:t>
+            </w:r>
+            <w:proofErr w:type="spellStart"/>
+            <w:r>
+              <w:rPr>
+                <w:rFonts w:hint="eastAsia"/>
+                <w:bCs/>
+                <w:szCs w:val="21"/>
+              </w:rPr>
+              <w:t>api</w:t>
+            </w:r>
+            <w:proofErr w:type="spellEnd"/>
+            <w:r>
+              <w:rPr>
+                <w:rFonts w:hint="eastAsia"/>
+                <w:bCs/>
+                <w:szCs w:val="21"/>
+              </w:rPr>
+              <w:t>/v1/policy/irrigation/status</w:t>
             </w:r>
           </w:p>
         </w:tc>
@@ -14640,7 +14999,25 @@
                 <w:bCs/>
                 <w:szCs w:val="21"/>
               </w:rPr>
-              <w:t>/api/v1/auth/register</w:t>
+              <w:t>/</w:t>
+            </w:r>
+            <w:proofErr w:type="spellStart"/>
+            <w:r>
+              <w:rPr>
+                <w:rFonts w:hint="eastAsia"/>
+                <w:bCs/>
+                <w:szCs w:val="21"/>
+              </w:rPr>
+              <w:t>api</w:t>
+            </w:r>
+            <w:proofErr w:type="spellEnd"/>
+            <w:r>
+              <w:rPr>
+                <w:rFonts w:hint="eastAsia"/>
+                <w:bCs/>
+                <w:szCs w:val="21"/>
+              </w:rPr>
+              <w:t>/v1/auth/register</w:t>
             </w:r>
           </w:p>
         </w:tc>
@@ -14747,7 +15124,25 @@
                 <w:bCs/>
                 <w:szCs w:val="21"/>
               </w:rPr>
-              <w:t>/api/v1/auth/login</w:t>
+              <w:t>/</w:t>
+            </w:r>
+            <w:proofErr w:type="spellStart"/>
+            <w:r>
+              <w:rPr>
+                <w:rFonts w:hint="eastAsia"/>
+                <w:bCs/>
+                <w:szCs w:val="21"/>
+              </w:rPr>
+              <w:t>api</w:t>
+            </w:r>
+            <w:proofErr w:type="spellEnd"/>
+            <w:r>
+              <w:rPr>
+                <w:rFonts w:hint="eastAsia"/>
+                <w:bCs/>
+                <w:szCs w:val="21"/>
+              </w:rPr>
+              <w:t>/v1/auth/login</w:t>
             </w:r>
           </w:p>
         </w:tc>
@@ -14854,7 +15249,25 @@
                 <w:bCs/>
                 <w:szCs w:val="21"/>
               </w:rPr>
-              <w:t>/api/v1/auth/me</w:t>
+              <w:t>/</w:t>
+            </w:r>
+            <w:proofErr w:type="spellStart"/>
+            <w:r>
+              <w:rPr>
+                <w:rFonts w:hint="eastAsia"/>
+                <w:bCs/>
+                <w:szCs w:val="21"/>
+              </w:rPr>
+              <w:t>api</w:t>
+            </w:r>
+            <w:proofErr w:type="spellEnd"/>
+            <w:r>
+              <w:rPr>
+                <w:rFonts w:hint="eastAsia"/>
+                <w:bCs/>
+                <w:szCs w:val="21"/>
+              </w:rPr>
+              <w:t>/v1/auth/me</w:t>
             </w:r>
           </w:p>
         </w:tc>
@@ -14961,7 +15374,25 @@
                 <w:bCs/>
                 <w:szCs w:val="21"/>
               </w:rPr>
-              <w:t>/api/v1/devices/status</w:t>
+              <w:t>/</w:t>
+            </w:r>
+            <w:proofErr w:type="spellStart"/>
+            <w:r>
+              <w:rPr>
+                <w:rFonts w:hint="eastAsia"/>
+                <w:bCs/>
+                <w:szCs w:val="21"/>
+              </w:rPr>
+              <w:t>api</w:t>
+            </w:r>
+            <w:proofErr w:type="spellEnd"/>
+            <w:r>
+              <w:rPr>
+                <w:rFonts w:hint="eastAsia"/>
+                <w:bCs/>
+                <w:szCs w:val="21"/>
+              </w:rPr>
+              <w:t>/v1/devices/status</w:t>
             </w:r>
           </w:p>
         </w:tc>
@@ -15068,7 +15499,25 @@
                 <w:bCs/>
                 <w:szCs w:val="21"/>
               </w:rPr>
-              <w:t>/api/v1/camera/capture</w:t>
+              <w:t>/</w:t>
+            </w:r>
+            <w:proofErr w:type="spellStart"/>
+            <w:r>
+              <w:rPr>
+                <w:rFonts w:hint="eastAsia"/>
+                <w:bCs/>
+                <w:szCs w:val="21"/>
+              </w:rPr>
+              <w:t>api</w:t>
+            </w:r>
+            <w:proofErr w:type="spellEnd"/>
+            <w:r>
+              <w:rPr>
+                <w:rFonts w:hint="eastAsia"/>
+                <w:bCs/>
+                <w:szCs w:val="21"/>
+              </w:rPr>
+              <w:t>/v1/camera/capture</w:t>
             </w:r>
           </w:p>
         </w:tc>
@@ -15175,7 +15624,25 @@
                 <w:bCs/>
                 <w:szCs w:val="21"/>
               </w:rPr>
-              <w:t>/api/v1/vision/analyze</w:t>
+              <w:t>/</w:t>
+            </w:r>
+            <w:proofErr w:type="spellStart"/>
+            <w:r>
+              <w:rPr>
+                <w:rFonts w:hint="eastAsia"/>
+                <w:bCs/>
+                <w:szCs w:val="21"/>
+              </w:rPr>
+              <w:t>api</w:t>
+            </w:r>
+            <w:proofErr w:type="spellEnd"/>
+            <w:r>
+              <w:rPr>
+                <w:rFonts w:hint="eastAsia"/>
+                <w:bCs/>
+                <w:szCs w:val="21"/>
+              </w:rPr>
+              <w:t>/v1/vision/analyze</w:t>
             </w:r>
           </w:p>
         </w:tc>
@@ -15282,7 +15749,25 @@
                 <w:bCs/>
                 <w:szCs w:val="21"/>
               </w:rPr>
-              <w:t>/api/v1/assistant</w:t>
+              <w:t>/</w:t>
+            </w:r>
+            <w:proofErr w:type="spellStart"/>
+            <w:r>
+              <w:rPr>
+                <w:rFonts w:hint="eastAsia"/>
+                <w:bCs/>
+                <w:szCs w:val="21"/>
+              </w:rPr>
+              <w:t>api</w:t>
+            </w:r>
+            <w:proofErr w:type="spellEnd"/>
+            <w:r>
+              <w:rPr>
+                <w:rFonts w:hint="eastAsia"/>
+                <w:bCs/>
+                <w:szCs w:val="21"/>
+              </w:rPr>
+              <w:t>/v1/assistant</w:t>
             </w:r>
           </w:p>
         </w:tc>
@@ -15651,6 +16136,7 @@
               </w:rPr>
               <w:t>、</w:t>
             </w:r>
+            <w:proofErr w:type="spellStart"/>
             <w:r>
               <w:rPr>
                 <w:rFonts w:hint="eastAsia"/>
@@ -15659,6 +16145,7 @@
               </w:rPr>
               <w:t>password_hash</w:t>
             </w:r>
+            <w:proofErr w:type="spellEnd"/>
             <w:r>
               <w:rPr>
                 <w:rFonts w:hint="eastAsia"/>
@@ -15667,6 +16154,7 @@
               </w:rPr>
               <w:t>、</w:t>
             </w:r>
+            <w:proofErr w:type="spellStart"/>
             <w:r>
               <w:rPr>
                 <w:rFonts w:hint="eastAsia"/>
@@ -15675,6 +16163,7 @@
               </w:rPr>
               <w:t>created_at</w:t>
             </w:r>
+            <w:proofErr w:type="spellEnd"/>
           </w:p>
         </w:tc>
         <w:tc>
@@ -15857,6 +16346,7 @@
                 <w:szCs w:val="21"/>
               </w:rPr>
             </w:pPr>
+            <w:proofErr w:type="spellStart"/>
             <w:r>
               <w:rPr>
                 <w:rFonts w:hint="eastAsia"/>
@@ -15865,6 +16355,7 @@
               </w:rPr>
               <w:t>user_roles</w:t>
             </w:r>
+            <w:proofErr w:type="spellEnd"/>
           </w:p>
         </w:tc>
         <w:tc>
@@ -15891,6 +16382,7 @@
                 <w:szCs w:val="21"/>
               </w:rPr>
             </w:pPr>
+            <w:proofErr w:type="spellStart"/>
             <w:r>
               <w:rPr>
                 <w:rFonts w:hint="eastAsia"/>
@@ -15899,6 +16391,7 @@
               </w:rPr>
               <w:t>user_id</w:t>
             </w:r>
+            <w:proofErr w:type="spellEnd"/>
             <w:r>
               <w:rPr>
                 <w:rFonts w:hint="eastAsia"/>
@@ -15907,6 +16400,7 @@
               </w:rPr>
               <w:t>、</w:t>
             </w:r>
+            <w:proofErr w:type="spellStart"/>
             <w:r>
               <w:rPr>
                 <w:rFonts w:hint="eastAsia"/>
@@ -15915,6 +16409,7 @@
               </w:rPr>
               <w:t>role_id</w:t>
             </w:r>
+            <w:proofErr w:type="spellEnd"/>
           </w:p>
         </w:tc>
         <w:tc>
@@ -16059,6 +16554,7 @@
               </w:rPr>
               <w:t>、</w:t>
             </w:r>
+            <w:proofErr w:type="spellStart"/>
             <w:r>
               <w:rPr>
                 <w:rFonts w:hint="eastAsia"/>
@@ -16067,6 +16563,7 @@
               </w:rPr>
               <w:t>last_seen</w:t>
             </w:r>
+            <w:proofErr w:type="spellEnd"/>
           </w:p>
         </w:tc>
         <w:tc>
@@ -16129,6 +16626,7 @@
                 <w:szCs w:val="21"/>
               </w:rPr>
             </w:pPr>
+            <w:proofErr w:type="spellStart"/>
             <w:r>
               <w:rPr>
                 <w:rFonts w:hint="eastAsia"/>
@@ -16137,6 +16635,7 @@
               </w:rPr>
               <w:t>sensor_data</w:t>
             </w:r>
+            <w:proofErr w:type="spellEnd"/>
           </w:p>
         </w:tc>
         <w:tc>
@@ -16179,6 +16678,7 @@
               </w:rPr>
               <w:t>、</w:t>
             </w:r>
+            <w:proofErr w:type="spellStart"/>
             <w:r>
               <w:rPr>
                 <w:rFonts w:hint="eastAsia"/>
@@ -16187,6 +16687,7 @@
               </w:rPr>
               <w:t>device_id</w:t>
             </w:r>
+            <w:proofErr w:type="spellEnd"/>
             <w:r>
               <w:rPr>
                 <w:rFonts w:hint="eastAsia"/>
@@ -16329,6 +16830,7 @@
                 <w:szCs w:val="21"/>
               </w:rPr>
             </w:pPr>
+            <w:proofErr w:type="spellStart"/>
             <w:r>
               <w:rPr>
                 <w:rFonts w:hint="eastAsia"/>
@@ -16337,6 +16839,7 @@
               </w:rPr>
               <w:t>control_logs</w:t>
             </w:r>
+            <w:proofErr w:type="spellEnd"/>
           </w:p>
         </w:tc>
         <w:tc>
@@ -16379,6 +16882,7 @@
               </w:rPr>
               <w:t>、</w:t>
             </w:r>
+            <w:proofErr w:type="spellStart"/>
             <w:r>
               <w:rPr>
                 <w:rFonts w:hint="eastAsia"/>
@@ -16387,6 +16891,7 @@
               </w:rPr>
               <w:t>device_id</w:t>
             </w:r>
+            <w:proofErr w:type="spellEnd"/>
             <w:r>
               <w:rPr>
                 <w:rFonts w:hint="eastAsia"/>
@@ -16427,6 +16932,7 @@
               </w:rPr>
               <w:t>、</w:t>
             </w:r>
+            <w:proofErr w:type="spellStart"/>
             <w:r>
               <w:rPr>
                 <w:rFonts w:hint="eastAsia"/>
@@ -16435,6 +16941,7 @@
               </w:rPr>
               <w:t>raw_command</w:t>
             </w:r>
+            <w:proofErr w:type="spellEnd"/>
             <w:r>
               <w:rPr>
                 <w:rFonts w:hint="eastAsia"/>
@@ -16459,6 +16966,7 @@
               </w:rPr>
               <w:t>、</w:t>
             </w:r>
+            <w:proofErr w:type="spellStart"/>
             <w:r>
               <w:rPr>
                 <w:rFonts w:hint="eastAsia"/>
@@ -16467,6 +16975,7 @@
               </w:rPr>
               <w:t>created_at</w:t>
             </w:r>
+            <w:proofErr w:type="spellEnd"/>
           </w:p>
         </w:tc>
         <w:tc>
@@ -16529,6 +17038,7 @@
                 <w:szCs w:val="21"/>
               </w:rPr>
             </w:pPr>
+            <w:proofErr w:type="spellStart"/>
             <w:r>
               <w:rPr>
                 <w:rFonts w:hint="eastAsia"/>
@@ -16537,6 +17047,7 @@
               </w:rPr>
               <w:t>irrigation_policies</w:t>
             </w:r>
+            <w:proofErr w:type="spellEnd"/>
           </w:p>
         </w:tc>
         <w:tc>
@@ -16579,6 +17090,7 @@
               </w:rPr>
               <w:t>、</w:t>
             </w:r>
+            <w:proofErr w:type="spellStart"/>
             <w:r>
               <w:rPr>
                 <w:rFonts w:hint="eastAsia"/>
@@ -16587,6 +17099,7 @@
               </w:rPr>
               <w:t>device_id</w:t>
             </w:r>
+            <w:proofErr w:type="spellEnd"/>
             <w:r>
               <w:rPr>
                 <w:rFonts w:hint="eastAsia"/>
@@ -16611,6 +17124,7 @@
               </w:rPr>
               <w:t>、</w:t>
             </w:r>
+            <w:proofErr w:type="spellStart"/>
             <w:r>
               <w:rPr>
                 <w:rFonts w:hint="eastAsia"/>
@@ -16619,6 +17133,7 @@
               </w:rPr>
               <w:t>soil_threshold_min</w:t>
             </w:r>
+            <w:proofErr w:type="spellEnd"/>
             <w:r>
               <w:rPr>
                 <w:rFonts w:hint="eastAsia"/>
@@ -16627,6 +17142,7 @@
               </w:rPr>
               <w:t>、</w:t>
             </w:r>
+            <w:proofErr w:type="spellStart"/>
             <w:r>
               <w:rPr>
                 <w:rFonts w:hint="eastAsia"/>
@@ -16635,6 +17151,7 @@
               </w:rPr>
               <w:t>watering_seconds</w:t>
             </w:r>
+            <w:proofErr w:type="spellEnd"/>
             <w:r>
               <w:rPr>
                 <w:rFonts w:hint="eastAsia"/>
@@ -16643,6 +17160,7 @@
               </w:rPr>
               <w:t>、</w:t>
             </w:r>
+            <w:proofErr w:type="spellStart"/>
             <w:r>
               <w:rPr>
                 <w:rFonts w:hint="eastAsia"/>
@@ -16651,6 +17169,7 @@
               </w:rPr>
               <w:t>cooldown_seconds</w:t>
             </w:r>
+            <w:proofErr w:type="spellEnd"/>
             <w:r>
               <w:rPr>
                 <w:rFonts w:hint="eastAsia"/>
@@ -16659,6 +17178,7 @@
               </w:rPr>
               <w:t>、</w:t>
             </w:r>
+            <w:proofErr w:type="spellStart"/>
             <w:r>
               <w:rPr>
                 <w:rFonts w:hint="eastAsia"/>
@@ -16667,6 +17187,7 @@
               </w:rPr>
               <w:t>updated_at</w:t>
             </w:r>
+            <w:proofErr w:type="spellEnd"/>
           </w:p>
         </w:tc>
         <w:tc>
@@ -17216,12 +17737,14 @@
         </w:rPr>
         <w:t xml:space="preserve">5.8  </w:t>
       </w:r>
+      <w:proofErr w:type="spellStart"/>
       <w:r>
         <w:rPr>
           <w:rFonts w:hint="eastAsia"/>
         </w:rPr>
         <w:t>llm</w:t>
       </w:r>
+      <w:proofErr w:type="spellEnd"/>
       <w:r>
         <w:rPr>
           <w:rFonts w:hint="eastAsia"/>
@@ -19248,7 +19771,7 @@
           <w:rFonts w:hint="eastAsia"/>
           <w:lang w:val="zh-CN"/>
         </w:rPr>
-        <w:t>灯带、状态指示灯的自动控制进行检验，并且对自动灌溉策略的执行情况进行检验。测试时可以在后台页面设置土壤湿度阈值、浇水时长、冷却时间等参数，用模拟数据来观察策略执行的过程。</w:t>
+        <w:t>灯带、状态指示灯的自动控制进行检验，并且对自动灌溉策略的执行情况进行检验。测试时可以在后台页面设置土壤湿度阈值、浇水时长、冷却时间等参数。</w:t>
       </w:r>
     </w:p>
     <w:p>
@@ -19337,7 +19860,6 @@
                 <w:bCs/>
                 <w:szCs w:val="21"/>
               </w:rPr>
-              <w:lastRenderedPageBreak/>
               <w:t>测试项目</w:t>
             </w:r>
           </w:p>
@@ -19644,6 +20166,7 @@
                 <w:bCs/>
                 <w:szCs w:val="21"/>
               </w:rPr>
+              <w:lastRenderedPageBreak/>
               <w:t>水泵手动关闭</w:t>
             </w:r>
           </w:p>
@@ -23830,8 +24353,17 @@
           <w:rFonts w:cs="宋体"/>
           <w:szCs w:val="28"/>
         </w:rPr>
-        <w:t>.MicroPython</w:t>
-      </w:r>
+        <w:t>.</w:t>
+      </w:r>
+      <w:proofErr w:type="spellStart"/>
+      <w:r>
+        <w:rPr>
+          <w:rFonts w:cs="宋体"/>
+          <w:szCs w:val="28"/>
+        </w:rPr>
+        <w:t>MicroPython</w:t>
+      </w:r>
+      <w:proofErr w:type="spellEnd"/>
       <w:r>
         <w:rPr>
           <w:rFonts w:cs="宋体"/>
@@ -24493,7 +25025,25 @@
           <w:sz w:val="28"/>
           <w:szCs w:val="28"/>
         </w:rPr>
-        <w:t>Chung H ,Kim H J ,Ahn J , et al.Resource-Constrained Edge AI Solution for Real-Time Pest and Disease Detection in Chili Pepper Fields[J].Agriculture,2026,16(2):223-223.DOI:10.3390/AGRICULTURE16020223.</w:t>
+        <w:t xml:space="preserve">Chung H ,Kim H J ,Ahn J , et </w:t>
+      </w:r>
+      <w:proofErr w:type="spellStart"/>
+      <w:r>
+        <w:rPr>
+          <w:rFonts w:cs="宋体"/>
+          <w:sz w:val="28"/>
+          <w:szCs w:val="28"/>
+        </w:rPr>
+        <w:t>al.Resource</w:t>
+      </w:r>
+      <w:proofErr w:type="spellEnd"/>
+      <w:r>
+        <w:rPr>
+          <w:rFonts w:cs="宋体"/>
+          <w:sz w:val="28"/>
+          <w:szCs w:val="28"/>
+        </w:rPr>
+        <w:t>-Constrained Edge AI Solution for Real-Time Pest and Disease Detection in Chili Pepper Fields[J].Agriculture,2026,16(2):223-223.DOI:10.3390/AGRICULTURE16020223.</w:t>
       </w:r>
     </w:p>
     <w:p>
@@ -24544,7 +25094,25 @@
           <w:sz w:val="28"/>
           <w:szCs w:val="28"/>
         </w:rPr>
-        <w:t xml:space="preserve">Li W ,Ai X ,Kang G , et al.LLM-Based RESTful Web API Service Discovery[J].Service Oriented Computing and Applications,2025,(prepublish):1-15.DOI:10.1007/S11761-025-00485-4. </w:t>
+        <w:t xml:space="preserve">Li W ,Ai X ,Kang G , et </w:t>
+      </w:r>
+      <w:proofErr w:type="spellStart"/>
+      <w:r>
+        <w:rPr>
+          <w:rFonts w:cs="宋体"/>
+          <w:sz w:val="28"/>
+          <w:szCs w:val="28"/>
+        </w:rPr>
+        <w:t>al.LLM</w:t>
+      </w:r>
+      <w:proofErr w:type="spellEnd"/>
+      <w:r>
+        <w:rPr>
+          <w:rFonts w:cs="宋体"/>
+          <w:sz w:val="28"/>
+          <w:szCs w:val="28"/>
+        </w:rPr>
+        <w:t xml:space="preserve">-Based RESTful Web API Service Discovery[J].Service Oriented Computing and Applications,2025,(prepublish):1-15.DOI:10.1007/S11761-025-00485-4. </w:t>
       </w:r>
     </w:p>
     <w:p>
@@ -24595,7 +25163,25 @@
           <w:sz w:val="28"/>
           <w:szCs w:val="28"/>
         </w:rPr>
-        <w:t xml:space="preserve">Li L ,Liu Z C ,Cao K , et al.Artificial intelligence of things for smart agriculture with optimal embedded edge intelligence[J].Computers and Electrical Engineering,2026,133111039-111039.DOI:10.1016/J.COMPELECENG.2026.111039. </w:t>
+        <w:t xml:space="preserve">Li L ,Liu Z C ,Cao K , et </w:t>
+      </w:r>
+      <w:proofErr w:type="spellStart"/>
+      <w:r>
+        <w:rPr>
+          <w:rFonts w:cs="宋体"/>
+          <w:sz w:val="28"/>
+          <w:szCs w:val="28"/>
+        </w:rPr>
+        <w:t>al.Artificial</w:t>
+      </w:r>
+      <w:proofErr w:type="spellEnd"/>
+      <w:r>
+        <w:rPr>
+          <w:rFonts w:cs="宋体"/>
+          <w:sz w:val="28"/>
+          <w:szCs w:val="28"/>
+        </w:rPr>
+        <w:t xml:space="preserve"> intelligence of things for smart agriculture with optimal embedded edge intelligence[J].Computers and Electrical Engineering,2026,133111039-111039.DOI:10.1016/J.COMPELECENG.2026.111039. </w:t>
       </w:r>
     </w:p>
     <w:p>
@@ -24647,7 +25233,25 @@
           <w:sz w:val="28"/>
           <w:szCs w:val="28"/>
         </w:rPr>
-        <w:t xml:space="preserve">Liu D ,Zhou X ,Chen D , et al.Smart indoor occupancy detection based on optimized camera placement, multi-view de-duplication, and large language model semantic understanding[J].Engineering Applications of Artificial Intelligence,2026,169114157-114157.DOI:10.1016/J.ENGAPPAI.2026.114157.  </w:t>
+        <w:t xml:space="preserve">Liu D ,Zhou X ,Chen D , et </w:t>
+      </w:r>
+      <w:proofErr w:type="spellStart"/>
+      <w:r>
+        <w:rPr>
+          <w:rFonts w:cs="宋体"/>
+          <w:sz w:val="28"/>
+          <w:szCs w:val="28"/>
+        </w:rPr>
+        <w:t>al.Smart</w:t>
+      </w:r>
+      <w:proofErr w:type="spellEnd"/>
+      <w:r>
+        <w:rPr>
+          <w:rFonts w:cs="宋体"/>
+          <w:sz w:val="28"/>
+          <w:szCs w:val="28"/>
+        </w:rPr>
+        <w:t xml:space="preserve"> indoor occupancy detection based on optimized camera placement, multi-view de-duplication, and large language model semantic understanding[J].Engineering Applications of Artificial Intelligence,2026,169114157-114157.DOI:10.1016/J.ENGAPPAI.2026.114157.  </w:t>
       </w:r>
     </w:p>
     <w:p>

--- a/毕业论文-基于边缘计算的藏红花全生长周期智能培育系统设计与实现-杨坤.docx
+++ b/毕业论文-基于边缘计算的藏红花全生长周期智能培育系统设计与实现-杨坤.docx
@@ -586,6 +586,7 @@
                 <w:szCs w:val="21"/>
               </w:rPr>
             </w:pPr>
+            <w:proofErr w:type="gramStart"/>
             <w:r>
               <w:rPr>
                 <w:rFonts w:ascii="宋体" w:hint="eastAsia"/>
@@ -594,6 +595,7 @@
               </w:rPr>
               <w:t>杨坤</w:t>
             </w:r>
+            <w:proofErr w:type="gramEnd"/>
           </w:p>
         </w:tc>
         <w:tc>
@@ -2179,61 +2181,63 @@
           <w:sz w:val="24"/>
           <w:shd w:val="clear" w:color="auto" w:fill="FDFDFE"/>
         </w:rPr>
-        <w:t xml:space="preserve">To address the shortcomings of traditional saffron cultivation, such as lack of continuous environmental monitoring, reliance on manual experience for irrigation, and weak data record and remote control capabilities. an intelligent saffron cultivation system </w:t>
-      </w:r>
-      <w:proofErr w:type="spellStart"/>
+        <w:t xml:space="preserve">To address the shortcomings of traditional saffron cultivation, such as lack of continuous environmental monitoring, reliance on manual experience for irrigation, and weak data record and </w:t>
+      </w:r>
+      <w:proofErr w:type="gramStart"/>
       <w:r>
         <w:rPr>
           <w:rFonts w:hint="eastAsia"/>
           <w:sz w:val="24"/>
           <w:shd w:val="clear" w:color="auto" w:fill="FDFDFE"/>
         </w:rPr>
-        <w:t>base</w:t>
-      </w:r>
-      <w:proofErr w:type="spellEnd"/>
+        <w:t>remote control</w:t>
+      </w:r>
+      <w:proofErr w:type="gramEnd"/>
       <w:r>
         <w:rPr>
           <w:rFonts w:hint="eastAsia"/>
           <w:sz w:val="24"/>
           <w:shd w:val="clear" w:color="auto" w:fill="FDFDFE"/>
         </w:rPr>
-        <w:t xml:space="preserve"> on edge computing was created to improve </w:t>
-      </w:r>
-      <w:proofErr w:type="spellStart"/>
+        <w:t xml:space="preserve"> capabilities. </w:t>
+      </w:r>
+      <w:proofErr w:type="gramStart"/>
       <w:r>
         <w:rPr>
           <w:rFonts w:hint="eastAsia"/>
           <w:sz w:val="24"/>
           <w:shd w:val="clear" w:color="auto" w:fill="FDFDFE"/>
         </w:rPr>
-        <w:t>realtime</w:t>
-      </w:r>
-      <w:proofErr w:type="spellEnd"/>
+        <w:t>an</w:t>
+      </w:r>
+      <w:proofErr w:type="gramEnd"/>
       <w:r>
         <w:rPr>
           <w:rFonts w:hint="eastAsia"/>
           <w:sz w:val="24"/>
           <w:shd w:val="clear" w:color="auto" w:fill="FDFDFE"/>
         </w:rPr>
-        <w:t xml:space="preserve"> monitoring, automatic control; and </w:t>
+        <w:t xml:space="preserve"> intelligent saffron cultivation system </w:t>
       </w:r>
       <w:proofErr w:type="spellStart"/>
+      <w:proofErr w:type="gramStart"/>
       <w:r>
         <w:rPr>
           <w:rFonts w:hint="eastAsia"/>
           <w:sz w:val="24"/>
           <w:shd w:val="clear" w:color="auto" w:fill="FDFDFE"/>
         </w:rPr>
-        <w:t>inteliigence</w:t>
+        <w:t>base</w:t>
       </w:r>
       <w:proofErr w:type="spellEnd"/>
+      <w:proofErr w:type="gramEnd"/>
       <w:r>
         <w:rPr>
           <w:rFonts w:hint="eastAsia"/>
           <w:sz w:val="24"/>
           <w:shd w:val="clear" w:color="auto" w:fill="FDFDFE"/>
         </w:rPr>
-        <w:t xml:space="preserve"> throughout the cultivation process. The system employs an overall architecture of device side, edge side, and cloud based expansion. Using an STM32F411 as the hardware core, It collects environmental parameters such as temperature, humidity, light intensity, and soil moisture, controls actuators, displays data on an OLED, and enables on-site interaction. Raspberry Pi 4B serves as the edge gateway, receiving device data via a USB virtual serial port. </w:t>
+        <w:t xml:space="preserve"> on edge computing was created to improve </w:t>
       </w:r>
       <w:proofErr w:type="spellStart"/>
       <w:r>
@@ -2242,7 +2246,7 @@
           <w:sz w:val="24"/>
           <w:shd w:val="clear" w:color="auto" w:fill="FDFDFE"/>
         </w:rPr>
-        <w:t>MicroPython</w:t>
+        <w:t>realtime</w:t>
       </w:r>
       <w:proofErr w:type="spellEnd"/>
       <w:r>
@@ -2251,7 +2255,7 @@
           <w:sz w:val="24"/>
           <w:shd w:val="clear" w:color="auto" w:fill="FDFDFE"/>
         </w:rPr>
-        <w:t xml:space="preserve">, Flask, and SQLite are used for </w:t>
+        <w:t xml:space="preserve"> monitoring, automatic control; and </w:t>
       </w:r>
       <w:proofErr w:type="spellStart"/>
       <w:r>
@@ -2260,7 +2264,7 @@
           <w:sz w:val="24"/>
           <w:shd w:val="clear" w:color="auto" w:fill="FDFDFE"/>
         </w:rPr>
-        <w:t>realtime</w:t>
+        <w:t>inteliigence</w:t>
       </w:r>
       <w:proofErr w:type="spellEnd"/>
       <w:r>
@@ -2269,43 +2273,43 @@
           <w:sz w:val="24"/>
           <w:shd w:val="clear" w:color="auto" w:fill="FDFDFE"/>
         </w:rPr>
-        <w:t xml:space="preserve"> monitoring, historical data storage, web visualization, user access management, and automatic irrigation strategy configuration. MQTT is then used for </w:t>
-      </w:r>
-      <w:proofErr w:type="spellStart"/>
+        <w:t xml:space="preserve"> throughout the cultivation process. The system employs an overall architecture of device side, edge side, and </w:t>
+      </w:r>
+      <w:proofErr w:type="gramStart"/>
       <w:r>
         <w:rPr>
           <w:rFonts w:hint="eastAsia"/>
           <w:sz w:val="24"/>
           <w:shd w:val="clear" w:color="auto" w:fill="FDFDFE"/>
         </w:rPr>
-        <w:t>cloudbase</w:t>
-      </w:r>
-      <w:proofErr w:type="spellEnd"/>
+        <w:t>cloud based</w:t>
+      </w:r>
+      <w:proofErr w:type="gramEnd"/>
       <w:r>
         <w:rPr>
           <w:rFonts w:hint="eastAsia"/>
           <w:sz w:val="24"/>
           <w:shd w:val="clear" w:color="auto" w:fill="FDFDFE"/>
         </w:rPr>
-        <w:t xml:space="preserve"> data expansion and remote access. Finally, </w:t>
-      </w:r>
-      <w:proofErr w:type="spellStart"/>
+        <w:t xml:space="preserve"> expansion. Using an STM32F411 as the hardware core, </w:t>
+      </w:r>
+      <w:proofErr w:type="gramStart"/>
       <w:r>
         <w:rPr>
           <w:rFonts w:hint="eastAsia"/>
           <w:sz w:val="24"/>
           <w:shd w:val="clear" w:color="auto" w:fill="FDFDFE"/>
         </w:rPr>
-        <w:t>opencv</w:t>
-      </w:r>
-      <w:proofErr w:type="spellEnd"/>
+        <w:t>It</w:t>
+      </w:r>
+      <w:proofErr w:type="gramEnd"/>
       <w:r>
         <w:rPr>
           <w:rFonts w:hint="eastAsia"/>
           <w:sz w:val="24"/>
           <w:shd w:val="clear" w:color="auto" w:fill="FDFDFE"/>
         </w:rPr>
-        <w:t xml:space="preserve"> image analysis and local lightweight models are combined to enhance the system's environmental assessment and </w:t>
+        <w:t xml:space="preserve"> collects environmental parameters such as temperature, humidity, light intensity, and soil moisture, controls actuators, displays data on an OLED, and enables on-site interaction. Raspberry Pi 4B serves as the edge gateway, receiving device data via a USB virtual serial port. </w:t>
       </w:r>
       <w:proofErr w:type="spellStart"/>
       <w:r>
@@ -2314,7 +2318,7 @@
           <w:sz w:val="24"/>
           <w:shd w:val="clear" w:color="auto" w:fill="FDFDFE"/>
         </w:rPr>
-        <w:t>decisionmaking</w:t>
+        <w:t>MicroPython</w:t>
       </w:r>
       <w:proofErr w:type="spellEnd"/>
       <w:r>
@@ -2323,7 +2327,97 @@
           <w:sz w:val="24"/>
           <w:shd w:val="clear" w:color="auto" w:fill="FDFDFE"/>
         </w:rPr>
-        <w:t xml:space="preserve"> capabilities. The system test results show that this system can effectively perform task such as </w:t>
+        <w:t xml:space="preserve">, Flask, and SQLite are used for </w:t>
+      </w:r>
+      <w:proofErr w:type="spellStart"/>
+      <w:r>
+        <w:rPr>
+          <w:rFonts w:hint="eastAsia"/>
+          <w:sz w:val="24"/>
+          <w:shd w:val="clear" w:color="auto" w:fill="FDFDFE"/>
+        </w:rPr>
+        <w:t>realtime</w:t>
+      </w:r>
+      <w:proofErr w:type="spellEnd"/>
+      <w:r>
+        <w:rPr>
+          <w:rFonts w:hint="eastAsia"/>
+          <w:sz w:val="24"/>
+          <w:shd w:val="clear" w:color="auto" w:fill="FDFDFE"/>
+        </w:rPr>
+        <w:t xml:space="preserve"> monitoring, historical data storage, web visualization, user access management, and automatic irrigation strategy configuration. MQTT is then used for </w:t>
+      </w:r>
+      <w:proofErr w:type="spellStart"/>
+      <w:r>
+        <w:rPr>
+          <w:rFonts w:hint="eastAsia"/>
+          <w:sz w:val="24"/>
+          <w:shd w:val="clear" w:color="auto" w:fill="FDFDFE"/>
+        </w:rPr>
+        <w:t>cloudbase</w:t>
+      </w:r>
+      <w:proofErr w:type="spellEnd"/>
+      <w:r>
+        <w:rPr>
+          <w:rFonts w:hint="eastAsia"/>
+          <w:sz w:val="24"/>
+          <w:shd w:val="clear" w:color="auto" w:fill="FDFDFE"/>
+        </w:rPr>
+        <w:t xml:space="preserve"> data expansion and remote access. Finally, </w:t>
+      </w:r>
+      <w:proofErr w:type="spellStart"/>
+      <w:r>
+        <w:rPr>
+          <w:rFonts w:hint="eastAsia"/>
+          <w:sz w:val="24"/>
+          <w:shd w:val="clear" w:color="auto" w:fill="FDFDFE"/>
+        </w:rPr>
+        <w:t>opencv</w:t>
+      </w:r>
+      <w:proofErr w:type="spellEnd"/>
+      <w:r>
+        <w:rPr>
+          <w:rFonts w:hint="eastAsia"/>
+          <w:sz w:val="24"/>
+          <w:shd w:val="clear" w:color="auto" w:fill="FDFDFE"/>
+        </w:rPr>
+        <w:t xml:space="preserve"> image analysis and local lightweight models are combined to enhance the system's environmental assessment and </w:t>
+      </w:r>
+      <w:proofErr w:type="spellStart"/>
+      <w:r>
+        <w:rPr>
+          <w:rFonts w:hint="eastAsia"/>
+          <w:sz w:val="24"/>
+          <w:shd w:val="clear" w:color="auto" w:fill="FDFDFE"/>
+        </w:rPr>
+        <w:t>decisionmaking</w:t>
+      </w:r>
+      <w:proofErr w:type="spellEnd"/>
+      <w:r>
+        <w:rPr>
+          <w:rFonts w:hint="eastAsia"/>
+          <w:sz w:val="24"/>
+          <w:shd w:val="clear" w:color="auto" w:fill="FDFDFE"/>
+        </w:rPr>
+        <w:t xml:space="preserve"> capabilities. The system test results show that this system can effectively perform </w:t>
+      </w:r>
+      <w:proofErr w:type="gramStart"/>
+      <w:r>
+        <w:rPr>
+          <w:rFonts w:hint="eastAsia"/>
+          <w:sz w:val="24"/>
+          <w:shd w:val="clear" w:color="auto" w:fill="FDFDFE"/>
+        </w:rPr>
+        <w:t>task</w:t>
+      </w:r>
+      <w:proofErr w:type="gramEnd"/>
+      <w:r>
+        <w:rPr>
+          <w:rFonts w:hint="eastAsia"/>
+          <w:sz w:val="24"/>
+          <w:shd w:val="clear" w:color="auto" w:fill="FDFDFE"/>
+        </w:rPr>
+        <w:t xml:space="preserve"> such as </w:t>
       </w:r>
       <w:proofErr w:type="spellStart"/>
       <w:r>
@@ -4786,7 +4880,23 @@
           <w:rFonts w:hint="eastAsia"/>
           <w:lang w:val="zh-CN"/>
         </w:rPr>
-        <w:t>藏红花属于有较高经济价值的特色经济作物，它的生命周期存在明显的阶段特点，精细化管理要求比较高。在传统的手工灌溉及管理方式中存在着许多问题，劳动强度大，响应慢，监测次数少，过程不能溯源，环境一致性无法控制。当产业规模扩大或者环境变得更为复杂的时候，人工管理所造成的成本和不稳定性就会急剧增加。因此，建立一个环境感知、边缘处理、自动控制、数据可视化、云端扩展的系统，有较高的研究价值和应用意义。</w:t>
+        <w:t>藏红花属于有较高经济价值的特色经济作物，它的生命周期存在明显的阶段特点，精细化管理要求比较高。在传统的手工灌溉及管理方式中存在着许多问题，劳动强度大，响应慢，监测次数少，过程不能溯源，环境一致性无法控制。</w:t>
+      </w:r>
+      <w:proofErr w:type="gramStart"/>
+      <w:r>
+        <w:rPr>
+          <w:rFonts w:hint="eastAsia"/>
+          <w:lang w:val="zh-CN"/>
+        </w:rPr>
+        <w:t>当产业</w:t>
+      </w:r>
+      <w:proofErr w:type="gramEnd"/>
+      <w:r>
+        <w:rPr>
+          <w:rFonts w:hint="eastAsia"/>
+          <w:lang w:val="zh-CN"/>
+        </w:rPr>
+        <w:t>规模扩大或者环境变得更为复杂的时候，人工管理所造成的成本和不稳定性就会急剧增加。因此，建立一个环境感知、边缘处理、自动控制、数据可视化、云端扩展的系统，有较高的研究价值和应用意义。</w:t>
       </w:r>
     </w:p>
     <w:p>
@@ -5227,7 +5337,23 @@
           <w:rFonts w:hint="eastAsia"/>
           <w:lang w:val="zh-CN"/>
         </w:rPr>
-        <w:t>但是对小型、低成本、适合教学、轻量部署的特色作物培育系统，还需要更加贴近实际应用的工程化方案。因此本文根据藏红花培育的实际需要提出一种结合嵌入式采集、边缘服务、本地数据库、可视化管理以及智能扩展的综合实现方案。</w:t>
+        <w:t>但是对小型、低成本、适合教学、轻</w:t>
+      </w:r>
+      <w:proofErr w:type="gramStart"/>
+      <w:r>
+        <w:rPr>
+          <w:rFonts w:hint="eastAsia"/>
+          <w:lang w:val="zh-CN"/>
+        </w:rPr>
+        <w:t>量部署</w:t>
+      </w:r>
+      <w:proofErr w:type="gramEnd"/>
+      <w:r>
+        <w:rPr>
+          <w:rFonts w:hint="eastAsia"/>
+          <w:lang w:val="zh-CN"/>
+        </w:rPr>
+        <w:t>的特色作物培育系统，还需要更加贴近实际应用的工程化方案。因此本文根据藏红花培育的实际需要提出一种结合嵌入式采集、边缘服务、本地数据库、可视化管理以及智能扩展的综合实现方案。</w:t>
       </w:r>
     </w:p>
     <w:p>
@@ -5652,7 +5778,23 @@
           <w:rFonts w:hint="eastAsia"/>
           <w:lang w:val="zh-CN"/>
         </w:rPr>
-        <w:t>物联网系统一般是由感知层、网络层、应用层三部分构成的。感知层主要是对环境信息进行采集、执行控制，网络层主要是实现设备之间的通信、数据传输，应用层主要是实现数据的管理、业务逻辑的实现。对于智能农业场景来说，单纯的感知和传输不能满足低时延、高可用性要求，所以要采用边缘计算的思想，把一部分存储、分析、控制逻辑放到离设备近的地方。</w:t>
+        <w:t>物联网系统一般是由感知层、网络层、应用层三部分构成的。感知层主要是对环境信息进行采集、执行控制，网络层主要是实现设备之间的通信、数据传输，应用层主要是实现数据的管理、业务逻辑的实现。对于智能农业场景来说，单纯的感知和传输不能满足低时延、高可用性要求，所以要采用边缘计算的思想，把一部分存储、分析、控制逻辑放到</w:t>
+      </w:r>
+      <w:proofErr w:type="gramStart"/>
+      <w:r>
+        <w:rPr>
+          <w:rFonts w:hint="eastAsia"/>
+          <w:lang w:val="zh-CN"/>
+        </w:rPr>
+        <w:t>离设备</w:t>
+      </w:r>
+      <w:proofErr w:type="gramEnd"/>
+      <w:r>
+        <w:rPr>
+          <w:rFonts w:hint="eastAsia"/>
+          <w:lang w:val="zh-CN"/>
+        </w:rPr>
+        <w:t>近的地方。</w:t>
       </w:r>
     </w:p>
     <w:p>
@@ -5948,7 +6090,23 @@
           <w:rFonts w:hint="eastAsia"/>
           <w:lang w:val="zh-CN"/>
         </w:rPr>
-        <w:t>是一种面向低带宽和高延迟网络环境设计的轻量级发布</w:t>
+        <w:t>是一种</w:t>
+      </w:r>
+      <w:proofErr w:type="gramStart"/>
+      <w:r>
+        <w:rPr>
+          <w:rFonts w:hint="eastAsia"/>
+          <w:lang w:val="zh-CN"/>
+        </w:rPr>
+        <w:t>面向低</w:t>
+      </w:r>
+      <w:proofErr w:type="gramEnd"/>
+      <w:r>
+        <w:rPr>
+          <w:rFonts w:hint="eastAsia"/>
+          <w:lang w:val="zh-CN"/>
+        </w:rPr>
+        <w:t>带宽和高延迟网络环境设计的轻量级发布</w:t>
       </w:r>
       <w:r>
         <w:rPr>
@@ -6018,7 +6176,23 @@
           <w:rFonts w:hint="eastAsia"/>
           <w:lang w:val="zh-CN"/>
         </w:rPr>
-        <w:t>并能通过扫描二维码或者访</w:t>
+        <w:t>并能通过扫描二</w:t>
+      </w:r>
+      <w:proofErr w:type="gramStart"/>
+      <w:r>
+        <w:rPr>
+          <w:rFonts w:hint="eastAsia"/>
+          <w:lang w:val="zh-CN"/>
+        </w:rPr>
+        <w:t>维码或者</w:t>
+      </w:r>
+      <w:proofErr w:type="gramEnd"/>
+      <w:r>
+        <w:rPr>
+          <w:rFonts w:hint="eastAsia"/>
+          <w:lang w:val="zh-CN"/>
+        </w:rPr>
+        <w:t>访</w:t>
       </w:r>
       <w:r>
         <w:rPr>
@@ -6026,8 +6200,17 @@
           <w:lang w:val="zh-CN"/>
         </w:rPr>
         <w:lastRenderedPageBreak/>
-        <w:t>问公网域名来在非局域网查看采集器数据</w:t>
-      </w:r>
+        <w:t>问公网域名来在非局域网查看采集</w:t>
+      </w:r>
+      <w:proofErr w:type="gramStart"/>
+      <w:r>
+        <w:rPr>
+          <w:rFonts w:hint="eastAsia"/>
+          <w:lang w:val="zh-CN"/>
+        </w:rPr>
+        <w:t>器数据</w:t>
+      </w:r>
+      <w:proofErr w:type="gramEnd"/>
       <w:r>
         <w:rPr>
           <w:rFonts w:hint="eastAsia"/>
@@ -6711,7 +6894,23 @@
           <w:rFonts w:hint="eastAsia"/>
           <w:lang w:val="zh-CN"/>
         </w:rPr>
-        <w:t>完成视觉任务。该套软硬结合的技术栈已经得到了很多行业的落地项目验证，可以保证本系统的各种复杂的业务能顺利进行。</w:t>
+        <w:t>完成视觉任务。该套软硬结合的技术</w:t>
+      </w:r>
+      <w:proofErr w:type="gramStart"/>
+      <w:r>
+        <w:rPr>
+          <w:rFonts w:hint="eastAsia"/>
+          <w:lang w:val="zh-CN"/>
+        </w:rPr>
+        <w:t>栈</w:t>
+      </w:r>
+      <w:proofErr w:type="gramEnd"/>
+      <w:r>
+        <w:rPr>
+          <w:rFonts w:hint="eastAsia"/>
+          <w:lang w:val="zh-CN"/>
+        </w:rPr>
+        <w:t>已经得到了很多行业的落地项目验证，可以保证本系统的各种复杂的业务能顺利进行。</w:t>
       </w:r>
     </w:p>
     <w:p>
@@ -6727,7 +6926,23 @@
           <w:rFonts w:hint="eastAsia"/>
           <w:lang w:val="zh-CN"/>
         </w:rPr>
-        <w:t>经济可行性。本系统所用到的主要零部件绝大部分都是基础电子教学、实验模块。这些配件价格便宜。另外，直接使用树莓派作为算力中心，并且配备现成的传感器成品，不但可以节省从零开始绘制复杂的</w:t>
+        <w:t>经济可行性。本系统所用到的主要零部件绝大部分都是基础电子教学、实验模块。这些配件价格便宜。另外，直接使用树莓派</w:t>
+      </w:r>
+      <w:proofErr w:type="gramStart"/>
+      <w:r>
+        <w:rPr>
+          <w:rFonts w:hint="eastAsia"/>
+          <w:lang w:val="zh-CN"/>
+        </w:rPr>
+        <w:t>作为算力中心</w:t>
+      </w:r>
+      <w:proofErr w:type="gramEnd"/>
+      <w:r>
+        <w:rPr>
+          <w:rFonts w:hint="eastAsia"/>
+          <w:lang w:val="zh-CN"/>
+        </w:rPr>
+        <w:t>，并且配备现成的传感器成品，不但可以节省从零开始绘制复杂的</w:t>
       </w:r>
       <w:r>
         <w:rPr>
@@ -6799,7 +7014,23 @@
           <w:rFonts w:hint="eastAsia"/>
           <w:lang w:val="zh-CN"/>
         </w:rPr>
-        <w:t>线以串行方式进行通信，并且使用免安装的本地数据库，基本上实现了插电即用的效果。系统自带的自动灌溉方案、完善的日志存档系统等都会大大减少对人工操作的需求，该系统非常容易上手并且视觉反馈清晰。</w:t>
+        <w:t>线以串行方式进行通信，并且使用免安装的本地数据库，基本上实现了</w:t>
+      </w:r>
+      <w:proofErr w:type="gramStart"/>
+      <w:r>
+        <w:rPr>
+          <w:rFonts w:hint="eastAsia"/>
+          <w:lang w:val="zh-CN"/>
+        </w:rPr>
+        <w:t>插电即用</w:t>
+      </w:r>
+      <w:proofErr w:type="gramEnd"/>
+      <w:r>
+        <w:rPr>
+          <w:rFonts w:hint="eastAsia"/>
+          <w:lang w:val="zh-CN"/>
+        </w:rPr>
+        <w:t>的效果。系统自带的自动灌溉方案、完善的日志存档系统等都会大大减少对人工操作的需求，该系统非常容易上手并且视觉反馈清晰。</w:t>
       </w:r>
     </w:p>
     <w:p>
@@ -6840,8 +7071,17 @@
           <w:rFonts w:hint="eastAsia"/>
           <w:lang w:val="zh-CN"/>
         </w:rPr>
-        <w:t>本文采用“设备端、边缘端、云端扩展”三层结构来设计系统的总体方案。设备端采用</w:t>
-      </w:r>
+        <w:t>本文采用“设备端、边缘端、云端扩展”三层结构来设计系统的总体方案。设备</w:t>
+      </w:r>
+      <w:proofErr w:type="gramStart"/>
+      <w:r>
+        <w:rPr>
+          <w:rFonts w:hint="eastAsia"/>
+          <w:lang w:val="zh-CN"/>
+        </w:rPr>
+        <w:t>端采用</w:t>
+      </w:r>
+      <w:proofErr w:type="gramEnd"/>
       <w:r>
         <w:rPr>
           <w:rFonts w:hint="eastAsia"/>
@@ -6982,7 +7222,39 @@
           <w:rFonts w:hint="eastAsia"/>
           <w:lang w:val="zh-CN"/>
         </w:rPr>
-        <w:t>获取最新的数据以及历史数据，从而达到实时监控和图表展示的目的；当检测到土壤湿度低于阈值的时候，边缘端会自动开启水泵，并且在达到设定的时间之后再自动关闭水泵；当云端连接正常的时候，边缘端会把数据通过</w:t>
+        <w:t>获取最新的数据以及历史数据，从而达到实时监控和图表展示的目的；当检测到土壤湿度低于阈值的时候，</w:t>
+      </w:r>
+      <w:proofErr w:type="gramStart"/>
+      <w:r>
+        <w:rPr>
+          <w:rFonts w:hint="eastAsia"/>
+          <w:lang w:val="zh-CN"/>
+        </w:rPr>
+        <w:t>边缘端会自动</w:t>
+      </w:r>
+      <w:proofErr w:type="gramEnd"/>
+      <w:r>
+        <w:rPr>
+          <w:rFonts w:hint="eastAsia"/>
+          <w:lang w:val="zh-CN"/>
+        </w:rPr>
+        <w:t>开启水泵，并且在达到设定的时间之后再自动关闭水泵；当云端连接正常的时候，</w:t>
+      </w:r>
+      <w:proofErr w:type="gramStart"/>
+      <w:r>
+        <w:rPr>
+          <w:rFonts w:hint="eastAsia"/>
+          <w:lang w:val="zh-CN"/>
+        </w:rPr>
+        <w:t>边缘端会把</w:t>
+      </w:r>
+      <w:proofErr w:type="gramEnd"/>
+      <w:r>
+        <w:rPr>
+          <w:rFonts w:hint="eastAsia"/>
+          <w:lang w:val="zh-CN"/>
+        </w:rPr>
+        <w:t>数据通过</w:t>
       </w:r>
       <w:r>
         <w:rPr>
@@ -8905,7 +9177,25 @@
                 <w:bCs/>
                 <w:szCs w:val="21"/>
               </w:rPr>
-              <w:t>与边缘端易集成，适合展示</w:t>
+              <w:t>与边缘</w:t>
+            </w:r>
+            <w:proofErr w:type="gramStart"/>
+            <w:r>
+              <w:rPr>
+                <w:rFonts w:hint="eastAsia"/>
+                <w:bCs/>
+                <w:szCs w:val="21"/>
+              </w:rPr>
+              <w:t>端易集成</w:t>
+            </w:r>
+            <w:proofErr w:type="gramEnd"/>
+            <w:r>
+              <w:rPr>
+                <w:rFonts w:hint="eastAsia"/>
+                <w:bCs/>
+                <w:szCs w:val="21"/>
+              </w:rPr>
+              <w:t>，适合展示</w:t>
             </w:r>
           </w:p>
         </w:tc>
@@ -9177,8 +9467,18 @@
                 <w:bCs/>
                 <w:szCs w:val="21"/>
               </w:rPr>
-              <w:t>方案一</w:t>
-            </w:r>
+              <w:t>方案</w:t>
+            </w:r>
+            <w:proofErr w:type="gramStart"/>
+            <w:r>
+              <w:rPr>
+                <w:rFonts w:hint="eastAsia"/>
+                <w:bCs/>
+                <w:szCs w:val="21"/>
+              </w:rPr>
+              <w:t>一</w:t>
+            </w:r>
+            <w:proofErr w:type="gramEnd"/>
           </w:p>
         </w:tc>
         <w:tc>
@@ -9922,13 +10222,23 @@
                 <w:szCs w:val="21"/>
               </w:rPr>
             </w:pPr>
-            <w:r>
-              <w:rPr>
-                <w:rFonts w:hint="eastAsia"/>
-                <w:bCs/>
-                <w:szCs w:val="21"/>
-              </w:rPr>
-              <w:t>仅文件存储</w:t>
+            <w:proofErr w:type="gramStart"/>
+            <w:r>
+              <w:rPr>
+                <w:rFonts w:hint="eastAsia"/>
+                <w:bCs/>
+                <w:szCs w:val="21"/>
+              </w:rPr>
+              <w:t>仅文件</w:t>
+            </w:r>
+            <w:proofErr w:type="gramEnd"/>
+            <w:r>
+              <w:rPr>
+                <w:rFonts w:hint="eastAsia"/>
+                <w:bCs/>
+                <w:szCs w:val="21"/>
+              </w:rPr>
+              <w:t>存储</w:t>
             </w:r>
           </w:p>
         </w:tc>
@@ -10113,13 +10423,23 @@
                 <w:szCs w:val="21"/>
               </w:rPr>
             </w:pPr>
-            <w:r>
-              <w:rPr>
-                <w:rFonts w:hint="eastAsia"/>
-                <w:bCs/>
-                <w:szCs w:val="21"/>
-              </w:rPr>
-              <w:t>仅文件存储</w:t>
+            <w:proofErr w:type="gramStart"/>
+            <w:r>
+              <w:rPr>
+                <w:rFonts w:hint="eastAsia"/>
+                <w:bCs/>
+                <w:szCs w:val="21"/>
+              </w:rPr>
+              <w:t>仅文件</w:t>
+            </w:r>
+            <w:proofErr w:type="gramEnd"/>
+            <w:r>
+              <w:rPr>
+                <w:rFonts w:hint="eastAsia"/>
+                <w:bCs/>
+                <w:szCs w:val="21"/>
+              </w:rPr>
+              <w:t>存储</w:t>
             </w:r>
           </w:p>
         </w:tc>
@@ -10501,7 +10821,23 @@
           <w:rFonts w:hint="eastAsia"/>
           <w:lang w:val="zh-CN"/>
         </w:rPr>
-        <w:t>等软件环境，满足系统本地数据处理及功能扩展的要求。两者一起工作，系统既有单片机的实时控制能力，又有边缘设备的数据处理能力。</w:t>
+        <w:t>等软件环境，满足</w:t>
+      </w:r>
+      <w:proofErr w:type="gramStart"/>
+      <w:r>
+        <w:rPr>
+          <w:rFonts w:hint="eastAsia"/>
+          <w:lang w:val="zh-CN"/>
+        </w:rPr>
+        <w:t>系统本地</w:t>
+      </w:r>
+      <w:proofErr w:type="gramEnd"/>
+      <w:r>
+        <w:rPr>
+          <w:rFonts w:hint="eastAsia"/>
+          <w:lang w:val="zh-CN"/>
+        </w:rPr>
+        <w:t>数据处理及功能扩展的要求。两者一起工作，系统既有单片机的实时控制能力，又有边缘设备的数据处理能力。</w:t>
       </w:r>
     </w:p>
     <w:p>
@@ -11528,7 +11864,23 @@
           <w:rFonts w:hint="eastAsia"/>
           <w:lang w:val="zh-CN"/>
         </w:rPr>
-        <w:t>摄像头做为图像采集器件。该模块可以直接和树莓派相连，用来采集作物生长图像，再用</w:t>
+        <w:t>摄像头</w:t>
+      </w:r>
+      <w:proofErr w:type="gramStart"/>
+      <w:r>
+        <w:rPr>
+          <w:rFonts w:hint="eastAsia"/>
+          <w:lang w:val="zh-CN"/>
+        </w:rPr>
+        <w:t>做为</w:t>
+      </w:r>
+      <w:proofErr w:type="gramEnd"/>
+      <w:r>
+        <w:rPr>
+          <w:rFonts w:hint="eastAsia"/>
+          <w:lang w:val="zh-CN"/>
+        </w:rPr>
+        <w:t>图像采集器件。该模块可以直接和树莓派相连，用来采集作物生长图像，再用</w:t>
       </w:r>
       <w:r>
         <w:rPr>
@@ -11718,12 +12070,21 @@
         </w:rPr>
         <w:t xml:space="preserve"> STM32 </w:t>
       </w:r>
-      <w:r>
-        <w:rPr>
-          <w:rFonts w:hint="eastAsia"/>
-          <w:lang w:val="zh-CN"/>
-        </w:rPr>
-        <w:t>回发控制命令。</w:t>
+      <w:proofErr w:type="gramStart"/>
+      <w:r>
+        <w:rPr>
+          <w:rFonts w:hint="eastAsia"/>
+          <w:lang w:val="zh-CN"/>
+        </w:rPr>
+        <w:t>回发控制</w:t>
+      </w:r>
+      <w:proofErr w:type="gramEnd"/>
+      <w:r>
+        <w:rPr>
+          <w:rFonts w:hint="eastAsia"/>
+          <w:lang w:val="zh-CN"/>
+        </w:rPr>
+        <w:t>命令。</w:t>
       </w:r>
     </w:p>
     <w:p>
@@ -11753,7 +12114,23 @@
           <w:rFonts w:hint="eastAsia"/>
           <w:lang w:val="zh-CN"/>
         </w:rPr>
-        <w:t>灯带继电器。当边缘端发出控制命令之后，</w:t>
+        <w:t>灯带继电器。当边缘</w:t>
+      </w:r>
+      <w:proofErr w:type="gramStart"/>
+      <w:r>
+        <w:rPr>
+          <w:rFonts w:hint="eastAsia"/>
+          <w:lang w:val="zh-CN"/>
+        </w:rPr>
+        <w:t>端发出</w:t>
+      </w:r>
+      <w:proofErr w:type="gramEnd"/>
+      <w:r>
+        <w:rPr>
+          <w:rFonts w:hint="eastAsia"/>
+          <w:lang w:val="zh-CN"/>
+        </w:rPr>
+        <w:t>控制命令之后，</w:t>
       </w:r>
       <w:r>
         <w:rPr>
@@ -12129,12 +12506,21 @@
           <w:lang w:val="zh-CN"/>
         </w:rPr>
       </w:pPr>
-      <w:r>
-        <w:rPr>
-          <w:rFonts w:hint="eastAsia"/>
-          <w:lang w:val="zh-CN"/>
-        </w:rPr>
-        <w:t>板载状态指示灯使用</w:t>
+      <w:proofErr w:type="gramStart"/>
+      <w:r>
+        <w:rPr>
+          <w:rFonts w:hint="eastAsia"/>
+          <w:lang w:val="zh-CN"/>
+        </w:rPr>
+        <w:t>板载状态</w:t>
+      </w:r>
+      <w:proofErr w:type="gramEnd"/>
+      <w:r>
+        <w:rPr>
+          <w:rFonts w:hint="eastAsia"/>
+          <w:lang w:val="zh-CN"/>
+        </w:rPr>
+        <w:t>指示灯使用</w:t>
       </w:r>
       <w:r>
         <w:rPr>
@@ -12175,8 +12561,17 @@
           <w:rFonts w:hint="eastAsia"/>
           <w:lang w:val="zh-CN"/>
         </w:rPr>
-        <w:t>与树莓派通过</w:t>
-      </w:r>
+        <w:t>与树莓</w:t>
+      </w:r>
+      <w:proofErr w:type="gramStart"/>
+      <w:r>
+        <w:rPr>
+          <w:rFonts w:hint="eastAsia"/>
+          <w:lang w:val="zh-CN"/>
+        </w:rPr>
+        <w:t>派通过</w:t>
+      </w:r>
+      <w:proofErr w:type="gramEnd"/>
       <w:r>
         <w:rPr>
           <w:rFonts w:hint="eastAsia"/>
@@ -12462,7 +12857,39 @@
           <w:rFonts w:hint="eastAsia"/>
           <w:lang w:val="zh-CN"/>
         </w:rPr>
-        <w:t>边缘端线程不断读取当前土壤湿度和灌溉策略参数，当满足触发条件的时候，就会向设备端发出开启水泵的指令，在达到设定的灌溉时间之后，再发出关闭指令。系统还要对控制日志以及最近的动作时间加以记载，从而给状态追踪以及测试分析赋予支撑。</w:t>
+        <w:t>边缘端线程不断读取当前土壤湿度和灌溉策略参数，当满足触发条件的时候，就会</w:t>
+      </w:r>
+      <w:proofErr w:type="gramStart"/>
+      <w:r>
+        <w:rPr>
+          <w:rFonts w:hint="eastAsia"/>
+          <w:lang w:val="zh-CN"/>
+        </w:rPr>
+        <w:t>向设备端发出</w:t>
+      </w:r>
+      <w:proofErr w:type="gramEnd"/>
+      <w:r>
+        <w:rPr>
+          <w:rFonts w:hint="eastAsia"/>
+          <w:lang w:val="zh-CN"/>
+        </w:rPr>
+        <w:t>开启水泵的指令，在达到设定的灌溉时间之后，再发出关闭指令。系统还要对控制日志以及最近的动作时间加以记载，从而</w:t>
+      </w:r>
+      <w:proofErr w:type="gramStart"/>
+      <w:r>
+        <w:rPr>
+          <w:rFonts w:hint="eastAsia"/>
+          <w:lang w:val="zh-CN"/>
+        </w:rPr>
+        <w:t>给状态</w:t>
+      </w:r>
+      <w:proofErr w:type="gramEnd"/>
+      <w:r>
+        <w:rPr>
+          <w:rFonts w:hint="eastAsia"/>
+          <w:lang w:val="zh-CN"/>
+        </w:rPr>
+        <w:t>追踪以及测试分析赋予支撑。</w:t>
       </w:r>
     </w:p>
     <w:p>
@@ -12580,7 +13007,23 @@
           <w:rFonts w:hint="eastAsia"/>
           <w:lang w:val="zh-CN"/>
         </w:rPr>
-        <w:t>让用户在易脏手的培育室环境也能查看数据。</w:t>
+        <w:t>让用户在易脏手的培育</w:t>
+      </w:r>
+      <w:proofErr w:type="gramStart"/>
+      <w:r>
+        <w:rPr>
+          <w:rFonts w:hint="eastAsia"/>
+          <w:lang w:val="zh-CN"/>
+        </w:rPr>
+        <w:t>室环境</w:t>
+      </w:r>
+      <w:proofErr w:type="gramEnd"/>
+      <w:r>
+        <w:rPr>
+          <w:rFonts w:hint="eastAsia"/>
+          <w:lang w:val="zh-CN"/>
+        </w:rPr>
+        <w:t>也能查看数据。</w:t>
       </w:r>
     </w:p>
     <w:p>
@@ -12805,8 +13248,17 @@
           <w:rFonts w:hint="eastAsia"/>
           <w:lang w:val="zh-CN"/>
         </w:rPr>
-        <w:t>相比于蓝牙或者</w:t>
-      </w:r>
+        <w:t>相比于</w:t>
+      </w:r>
+      <w:proofErr w:type="gramStart"/>
+      <w:r>
+        <w:rPr>
+          <w:rFonts w:hint="eastAsia"/>
+          <w:lang w:val="zh-CN"/>
+        </w:rPr>
+        <w:t>蓝牙或者</w:t>
+      </w:r>
+      <w:proofErr w:type="gramEnd"/>
       <w:r>
         <w:rPr>
           <w:rFonts w:hint="eastAsia"/>
@@ -12833,7 +13285,23 @@
           <w:rFonts w:hint="eastAsia"/>
           <w:lang w:val="zh-CN"/>
         </w:rPr>
-        <w:t>串口链路更稳定、调试更简单，适合原型设计阶段快速落地。同时边缘端仍然具有</w:t>
+        <w:t>串口链路更稳定、调试更简单，适合原型设计阶段快速落地。同时边缘</w:t>
+      </w:r>
+      <w:proofErr w:type="gramStart"/>
+      <w:r>
+        <w:rPr>
+          <w:rFonts w:hint="eastAsia"/>
+          <w:lang w:val="zh-CN"/>
+        </w:rPr>
+        <w:t>端仍然</w:t>
+      </w:r>
+      <w:proofErr w:type="gramEnd"/>
+      <w:r>
+        <w:rPr>
+          <w:rFonts w:hint="eastAsia"/>
+          <w:lang w:val="zh-CN"/>
+        </w:rPr>
+        <w:t>具有</w:t>
       </w:r>
       <w:r>
         <w:rPr>
@@ -13523,7 +13991,23 @@
           <w:rFonts w:hint="eastAsia"/>
           <w:lang w:val="zh-CN"/>
         </w:rPr>
-        <w:t>设备端主要功能流程可概括如下：</w:t>
+        <w:t>设备</w:t>
+      </w:r>
+      <w:proofErr w:type="gramStart"/>
+      <w:r>
+        <w:rPr>
+          <w:rFonts w:hint="eastAsia"/>
+          <w:lang w:val="zh-CN"/>
+        </w:rPr>
+        <w:t>端主要</w:t>
+      </w:r>
+      <w:proofErr w:type="gramEnd"/>
+      <w:r>
+        <w:rPr>
+          <w:rFonts w:hint="eastAsia"/>
+          <w:lang w:val="zh-CN"/>
+        </w:rPr>
+        <w:t>功能流程可概括如下：</w:t>
       </w:r>
     </w:p>
     <w:p>
@@ -13764,7 +14248,21 @@
         <w:rPr>
           <w:rFonts w:hint="eastAsia"/>
         </w:rPr>
-        <w:t>边缘端服务与数据库设计</w:t>
+        <w:t>边缘</w:t>
+      </w:r>
+      <w:proofErr w:type="gramStart"/>
+      <w:r>
+        <w:rPr>
+          <w:rFonts w:hint="eastAsia"/>
+        </w:rPr>
+        <w:t>端服务</w:t>
+      </w:r>
+      <w:proofErr w:type="gramEnd"/>
+      <w:r>
+        <w:rPr>
+          <w:rFonts w:hint="eastAsia"/>
+        </w:rPr>
+        <w:t>与数据库设计</w:t>
       </w:r>
       <w:bookmarkEnd w:id="115"/>
       <w:bookmarkEnd w:id="116"/>
@@ -13782,8 +14280,17 @@
           <w:rFonts w:hint="eastAsia"/>
           <w:lang w:val="zh-CN"/>
         </w:rPr>
-        <w:t>边缘端服务用</w:t>
-      </w:r>
+        <w:t>边缘</w:t>
+      </w:r>
+      <w:proofErr w:type="gramStart"/>
+      <w:r>
+        <w:rPr>
+          <w:rFonts w:hint="eastAsia"/>
+          <w:lang w:val="zh-CN"/>
+        </w:rPr>
+        <w:t>端服务用</w:t>
+      </w:r>
+      <w:proofErr w:type="gramEnd"/>
       <w:r>
         <w:rPr>
           <w:rFonts w:hint="eastAsia"/>
@@ -17239,7 +17746,23 @@
           <w:rFonts w:hint="eastAsia"/>
           <w:lang w:val="zh-CN"/>
         </w:rPr>
-        <w:t>此外，系统在数据库层设计了相应触发器，当控制日志插入后，能够自动更新设备的最近在线时间。该设计体现了数据库对业务逻辑的支撑作用，保证了设备状态信息更新的及时性和一致性，提高了系统的数据管理能力。</w:t>
+        <w:t>此外，系统在数据库层设计了相应触发器，</w:t>
+      </w:r>
+      <w:proofErr w:type="gramStart"/>
+      <w:r>
+        <w:rPr>
+          <w:rFonts w:hint="eastAsia"/>
+          <w:lang w:val="zh-CN"/>
+        </w:rPr>
+        <w:t>当控制</w:t>
+      </w:r>
+      <w:proofErr w:type="gramEnd"/>
+      <w:r>
+        <w:rPr>
+          <w:rFonts w:hint="eastAsia"/>
+          <w:lang w:val="zh-CN"/>
+        </w:rPr>
+        <w:t>日志插入后，能够自动更新设备的最近在线时间。该设计体现了数据库对业务逻辑的支撑作用，保证了设备状态信息更新的及时性和一致性，提高了系统的数据管理能力。</w:t>
       </w:r>
     </w:p>
     <w:p>
@@ -17481,7 +18004,23 @@
           <w:rFonts w:hint="eastAsia"/>
           <w:lang w:val="zh-CN"/>
         </w:rPr>
-        <w:t>颜色空间，按照颜色区间统计和轮廓框选来识别花朵的颜色特征，把识别结果映射到花蕾期、盛开期或者成熟、凋谢期这些状态上；</w:t>
+        <w:t>颜色空间，按照颜色区间统计和</w:t>
+      </w:r>
+      <w:proofErr w:type="gramStart"/>
+      <w:r>
+        <w:rPr>
+          <w:rFonts w:hint="eastAsia"/>
+          <w:lang w:val="zh-CN"/>
+        </w:rPr>
+        <w:t>轮廓框选来</w:t>
+      </w:r>
+      <w:proofErr w:type="gramEnd"/>
+      <w:r>
+        <w:rPr>
+          <w:rFonts w:hint="eastAsia"/>
+          <w:lang w:val="zh-CN"/>
+        </w:rPr>
+        <w:t>识别花朵的颜色特征，把识别结果映射到花蕾期、盛开期或者成熟、凋谢期这些状态上；</w:t>
       </w:r>
     </w:p>
     <w:p>
@@ -19179,7 +19718,25 @@
                 <w:bCs/>
                 <w:szCs w:val="21"/>
               </w:rPr>
-              <w:t>光照值明显变化</w:t>
+              <w:t>光照</w:t>
+            </w:r>
+            <w:proofErr w:type="gramStart"/>
+            <w:r>
+              <w:rPr>
+                <w:rFonts w:hint="eastAsia"/>
+                <w:bCs/>
+                <w:szCs w:val="21"/>
+              </w:rPr>
+              <w:t>值明显</w:t>
+            </w:r>
+            <w:proofErr w:type="gramEnd"/>
+            <w:r>
+              <w:rPr>
+                <w:rFonts w:hint="eastAsia"/>
+                <w:bCs/>
+                <w:szCs w:val="21"/>
+              </w:rPr>
+              <w:t>变化</w:t>
             </w:r>
           </w:p>
         </w:tc>
@@ -19294,7 +19851,16 @@
                 <w:bCs/>
                 <w:szCs w:val="21"/>
               </w:rPr>
-              <w:t>湿土</w:t>
+              <w:t>湿</w:t>
+            </w:r>
+            <w:proofErr w:type="gramStart"/>
+            <w:r>
+              <w:rPr>
+                <w:rFonts w:hint="eastAsia"/>
+                <w:bCs/>
+                <w:szCs w:val="21"/>
+              </w:rPr>
+              <w:t>土</w:t>
             </w:r>
             <w:r>
               <w:rPr>
@@ -19304,6 +19870,7 @@
               </w:rPr>
               <w:t>环境</w:t>
             </w:r>
+            <w:proofErr w:type="gramEnd"/>
           </w:p>
         </w:tc>
         <w:tc>
@@ -19771,7 +20338,21 @@
           <w:rFonts w:hint="eastAsia"/>
           <w:lang w:val="zh-CN"/>
         </w:rPr>
-        <w:t>灯带、状态指示灯的自动控制进行检验，并且对自动灌溉策略的执行情况进行检验。测试时可以在后台页面设置土壤湿度阈值、浇水时长、冷却时间等参数。</w:t>
+        <w:t>灯带、</w:t>
+      </w:r>
+      <w:r>
+        <w:rPr>
+          <w:rFonts w:hint="eastAsia"/>
+          <w:lang w:val="zh-CN"/>
+        </w:rPr>
+        <w:t>警告</w:t>
+      </w:r>
+      <w:r>
+        <w:rPr>
+          <w:rFonts w:hint="eastAsia"/>
+          <w:lang w:val="zh-CN"/>
+        </w:rPr>
+        <w:t>指示灯的自动控制进行检验。测试时可以在后台页面设置土壤湿度阈值、浇水时长、冷却时间等参数。</w:t>
       </w:r>
     </w:p>
     <w:p>
@@ -19788,19 +20369,7 @@
         <w:rPr>
           <w:rFonts w:hint="eastAsia"/>
         </w:rPr>
-        <w:t>6.</w:t>
-      </w:r>
-      <w:r>
-        <w:rPr>
-          <w:rFonts w:hint="eastAsia"/>
-        </w:rPr>
-        <w:t>5</w:t>
-      </w:r>
-      <w:r>
-        <w:rPr>
-          <w:rFonts w:hint="eastAsia"/>
-        </w:rPr>
-        <w:t xml:space="preserve">  </w:t>
+        <w:t xml:space="preserve">6.5  </w:t>
       </w:r>
       <w:r>
         <w:rPr>
@@ -20166,7 +20735,6 @@
                 <w:bCs/>
                 <w:szCs w:val="21"/>
               </w:rPr>
-              <w:lastRenderedPageBreak/>
               <w:t>水泵手动关闭</w:t>
             </w:r>
           </w:p>
@@ -20441,7 +21009,25 @@
                 <w:bCs/>
                 <w:szCs w:val="21"/>
               </w:rPr>
-              <w:t>灯带成功开启与关闭</w:t>
+              <w:t>灯</w:t>
+            </w:r>
+            <w:proofErr w:type="gramStart"/>
+            <w:r>
+              <w:rPr>
+                <w:rFonts w:hint="eastAsia"/>
+                <w:bCs/>
+                <w:szCs w:val="21"/>
+              </w:rPr>
+              <w:t>带成功</w:t>
+            </w:r>
+            <w:proofErr w:type="gramEnd"/>
+            <w:r>
+              <w:rPr>
+                <w:rFonts w:hint="eastAsia"/>
+                <w:bCs/>
+                <w:szCs w:val="21"/>
+              </w:rPr>
+              <w:t>开启与关闭</w:t>
             </w:r>
           </w:p>
         </w:tc>
@@ -20481,6 +21067,7 @@
                 <w:bCs/>
                 <w:szCs w:val="21"/>
               </w:rPr>
+              <w:lastRenderedPageBreak/>
               <w:t>本地手势控制</w:t>
             </w:r>
           </w:p>
@@ -20516,7 +21103,25 @@
                 <w:bCs/>
                 <w:szCs w:val="21"/>
               </w:rPr>
-              <w:t>在控制页执行手势</w:t>
+              <w:t>在控制</w:t>
+            </w:r>
+            <w:proofErr w:type="gramStart"/>
+            <w:r>
+              <w:rPr>
+                <w:rFonts w:hint="eastAsia"/>
+                <w:bCs/>
+                <w:szCs w:val="21"/>
+              </w:rPr>
+              <w:t>页执行</w:t>
+            </w:r>
+            <w:proofErr w:type="gramEnd"/>
+            <w:r>
+              <w:rPr>
+                <w:rFonts w:hint="eastAsia"/>
+                <w:bCs/>
+                <w:szCs w:val="21"/>
+              </w:rPr>
+              <w:t>手势</w:t>
             </w:r>
           </w:p>
         </w:tc>
@@ -20908,6 +21513,123 @@
     </w:tbl>
     <w:p>
       <w:pPr>
+        <w:pStyle w:val="afc"/>
+        <w:spacing w:line="360" w:lineRule="auto"/>
+        <w:rPr>
+          <w:rFonts w:hint="eastAsia"/>
+          <w:lang w:val="zh-CN"/>
+        </w:rPr>
+      </w:pPr>
+    </w:p>
+    <w:p>
+      <w:pPr>
+        <w:pStyle w:val="afc"/>
+        <w:spacing w:line="360" w:lineRule="auto"/>
+        <w:rPr>
+          <w:lang w:val="zh-CN"/>
+        </w:rPr>
+      </w:pPr>
+      <w:r>
+        <w:rPr>
+          <w:noProof/>
+          <w:lang w:val="zh-CN"/>
+        </w:rPr>
+        <w:drawing>
+          <wp:inline distT="0" distB="0" distL="0" distR="0" wp14:anchorId="14B537A6" wp14:editId="54BB204F">
+            <wp:extent cx="5076825" cy="2400300"/>
+            <wp:effectExtent l="0" t="0" r="9525" b="0"/>
+            <wp:docPr id="1972973083" name="图片 1"/>
+            <wp:cNvGraphicFramePr>
+              <a:graphicFrameLocks xmlns:a="http://schemas.openxmlformats.org/drawingml/2006/main" noChangeAspect="1"/>
+            </wp:cNvGraphicFramePr>
+            <a:graphic xmlns:a="http://schemas.openxmlformats.org/drawingml/2006/main">
+              <a:graphicData uri="http://schemas.openxmlformats.org/drawingml/2006/picture">
+                <pic:pic xmlns:pic="http://schemas.openxmlformats.org/drawingml/2006/picture">
+                  <pic:nvPicPr>
+                    <pic:cNvPr id="0" name="Picture 1"/>
+                    <pic:cNvPicPr>
+                      <a:picLocks noChangeAspect="1" noChangeArrowheads="1"/>
+                    </pic:cNvPicPr>
+                  </pic:nvPicPr>
+                  <pic:blipFill>
+                    <a:blip r:embed="rId40">
+                      <a:extLst>
+                        <a:ext uri="{28A0092B-C50C-407E-A947-70E740481C1C}">
+                          <a14:useLocalDpi xmlns:a14="http://schemas.microsoft.com/office/drawing/2010/main" val="0"/>
+                        </a:ext>
+                      </a:extLst>
+                    </a:blip>
+                    <a:srcRect/>
+                    <a:stretch>
+                      <a:fillRect/>
+                    </a:stretch>
+                  </pic:blipFill>
+                  <pic:spPr bwMode="auto">
+                    <a:xfrm>
+                      <a:off x="0" y="0"/>
+                      <a:ext cx="5076825" cy="2400300"/>
+                    </a:xfrm>
+                    <a:prstGeom prst="rect">
+                      <a:avLst/>
+                    </a:prstGeom>
+                    <a:noFill/>
+                    <a:ln>
+                      <a:noFill/>
+                    </a:ln>
+                  </pic:spPr>
+                </pic:pic>
+              </a:graphicData>
+            </a:graphic>
+          </wp:inline>
+        </w:drawing>
+      </w:r>
+    </w:p>
+    <w:p>
+      <w:pPr>
+        <w:pStyle w:val="aff"/>
+        <w:rPr>
+          <w:rFonts w:hint="eastAsia"/>
+        </w:rPr>
+      </w:pPr>
+      <w:r>
+        <w:rPr>
+          <w:rFonts w:hint="eastAsia"/>
+        </w:rPr>
+        <w:t>表</w:t>
+      </w:r>
+      <w:r>
+        <w:rPr>
+          <w:rFonts w:hint="eastAsia"/>
+        </w:rPr>
+        <w:t>6.</w:t>
+      </w:r>
+      <w:r>
+        <w:rPr>
+          <w:rFonts w:hint="eastAsia"/>
+        </w:rPr>
+        <w:t>6</w:t>
+      </w:r>
+      <w:r>
+        <w:rPr>
+          <w:rFonts w:hint="eastAsia"/>
+        </w:rPr>
+        <w:t xml:space="preserve">  </w:t>
+      </w:r>
+      <w:r>
+        <w:rPr>
+          <w:rFonts w:hint="eastAsia"/>
+        </w:rPr>
+        <w:t>手势识别</w:t>
+      </w:r>
+      <w:r>
+        <w:rPr>
+          <w:rFonts w:hint="eastAsia"/>
+        </w:rPr>
+        <w:t>测试结果</w:t>
+      </w:r>
+    </w:p>
+    <w:p>
+      <w:pPr>
         <w:pStyle w:val="3"/>
       </w:pPr>
       <w:bookmarkStart w:id="136" w:name="_Toc19336"/>
@@ -21007,7 +21729,7 @@
         <w:rPr>
           <w:rFonts w:hint="eastAsia"/>
         </w:rPr>
-        <w:t>6</w:t>
+        <w:t>7</w:t>
       </w:r>
       <w:r>
         <w:rPr>
@@ -22142,7 +22864,7 @@
         <w:rPr>
           <w:rFonts w:hint="eastAsia"/>
         </w:rPr>
-        <w:t>7</w:t>
+        <w:t>8</w:t>
       </w:r>
       <w:r>
         <w:rPr>
@@ -22744,6 +23466,7 @@
                 <w:bCs/>
                 <w:szCs w:val="21"/>
               </w:rPr>
+              <w:lastRenderedPageBreak/>
               <w:t>本地问答耗时</w:t>
             </w:r>
           </w:p>
@@ -22855,15 +23578,23 @@
           <w:rFonts w:hint="eastAsia"/>
           <w:lang w:val="zh-CN"/>
         </w:rPr>
-        <w:t>从系统测试的过程可以看出，本文设计的智能培育系统可以达到环境监测、自动控制、数据存储、可视化管理等主要目的。如果实测结果表明温湿度、光照和土壤湿度数据可以稳定刷新，可以持续写入数据库，那么说明设备端采集链路和边缘端数据处理链路工作正常；如果控制命令可以被设备端正确解析并执行器动作和日志记录一致，则说明系统控</w:t>
-      </w:r>
-      <w:r>
-        <w:rPr>
-          <w:rFonts w:hint="eastAsia"/>
-          <w:lang w:val="zh-CN"/>
-        </w:rPr>
-        <w:lastRenderedPageBreak/>
-        <w:t>制闭环设计合理。</w:t>
+        <w:t>从系统测试的过程可以看出，本文设计的智能培育系统可以达到环境监测、自动控制、数据存储、可视化管理等主要目的。如果实测结果表明温湿度、光照和土壤湿度数据可以稳定刷新，可以持续写入数据库，那么说明设备端采集链路和边缘端数据处理链路工作正常；如果控制命令可以</w:t>
+      </w:r>
+      <w:proofErr w:type="gramStart"/>
+      <w:r>
+        <w:rPr>
+          <w:rFonts w:hint="eastAsia"/>
+          <w:lang w:val="zh-CN"/>
+        </w:rPr>
+        <w:t>被设备端正确</w:t>
+      </w:r>
+      <w:proofErr w:type="gramEnd"/>
+      <w:r>
+        <w:rPr>
+          <w:rFonts w:hint="eastAsia"/>
+          <w:lang w:val="zh-CN"/>
+        </w:rPr>
+        <w:t>解析并执行器动作和日志记录一致，则说明系统控制闭环设计合理。</w:t>
       </w:r>
     </w:p>
     <w:p>
@@ -22971,7 +23702,15 @@
           <w:rFonts w:hint="eastAsia"/>
           <w:lang w:val="zh-CN"/>
         </w:rPr>
-        <w:t>本文根据藏红花全生长周期智能培育需求，设计并实现了一个边缘计算的智能培育系统。系统使用</w:t>
+        <w:t>本文根据藏红花全生长周期智能培育需求，设计并实现了一个边缘</w:t>
+      </w:r>
+      <w:r>
+        <w:rPr>
+          <w:rFonts w:hint="eastAsia"/>
+          <w:lang w:val="zh-CN"/>
+        </w:rPr>
+        <w:lastRenderedPageBreak/>
+        <w:t>计算的智能培育系统。系统使用</w:t>
       </w:r>
       <w:r>
         <w:rPr>
@@ -22985,7 +23724,23 @@
           <w:rFonts w:hint="eastAsia"/>
           <w:lang w:val="zh-CN"/>
         </w:rPr>
-        <w:t>做设备端控制核心，用树莓派</w:t>
+        <w:t>做设备</w:t>
+      </w:r>
+      <w:proofErr w:type="gramStart"/>
+      <w:r>
+        <w:rPr>
+          <w:rFonts w:hint="eastAsia"/>
+          <w:lang w:val="zh-CN"/>
+        </w:rPr>
+        <w:t>端控制</w:t>
+      </w:r>
+      <w:proofErr w:type="gramEnd"/>
+      <w:r>
+        <w:rPr>
+          <w:rFonts w:hint="eastAsia"/>
+          <w:lang w:val="zh-CN"/>
+        </w:rPr>
+        <w:t>核心，用树莓派</w:t>
       </w:r>
       <w:r>
         <w:rPr>
@@ -23043,15 +23798,23 @@
           <w:rFonts w:hint="eastAsia"/>
           <w:lang w:val="zh-CN"/>
         </w:rPr>
-        <w:t>经过系统的方案设计、硬件连接实现、软件平台开发、功能测试可知，本文所建立的系统有如下特点，一是分层结构的设计比较清楚，二是实现了从环境感知到控制执行的闭环，三是边缘端具备较强的本地自</w:t>
-      </w:r>
-      <w:r>
-        <w:rPr>
-          <w:rFonts w:hint="eastAsia"/>
-          <w:lang w:val="zh-CN"/>
-        </w:rPr>
-        <w:lastRenderedPageBreak/>
-        <w:t>治能力，即使云端连接断开也能继续工作，四是系统具有较好的扩展性，可以增加更多的传感器、执行器以及智能分析模块。本文基本达到了预期的研究目的，给小型特色作物的智能培育提供了一种可行的实现途径。</w:t>
+        <w:t>经过系统的方案设计、硬件连接实现、软件平台开发、功能测试可知，本文所建立的系统有如下特点，一是分层结构的设计比较清楚，二是实现了从环境感知到控制执行的闭环，三是边缘</w:t>
+      </w:r>
+      <w:proofErr w:type="gramStart"/>
+      <w:r>
+        <w:rPr>
+          <w:rFonts w:hint="eastAsia"/>
+          <w:lang w:val="zh-CN"/>
+        </w:rPr>
+        <w:t>端具备</w:t>
+      </w:r>
+      <w:proofErr w:type="gramEnd"/>
+      <w:r>
+        <w:rPr>
+          <w:rFonts w:hint="eastAsia"/>
+          <w:lang w:val="zh-CN"/>
+        </w:rPr>
+        <w:t>较强的本地自治能力，即使云端连接断开也能继续工作，四是系统具有较好的扩展性，可以增加更多的传感器、执行器以及智能分析模块。本文基本达到了预期的研究目的，给小型特色作物的智能培育提供了一种可行的实现途径。</w:t>
       </w:r>
     </w:p>
     <w:p>
@@ -23174,7 +23937,31 @@
           <w:rFonts w:hint="eastAsia"/>
           <w:lang w:val="zh-CN"/>
         </w:rPr>
-        <w:t>互联只实现了单向的数据汇聚，需要以后打通双向鉴权控制，针对高湿应用场景做专属</w:t>
+        <w:t>互联只实现了单向的数据汇聚，需要以后打通双向鉴权控制，针对高</w:t>
+      </w:r>
+      <w:proofErr w:type="gramStart"/>
+      <w:r>
+        <w:rPr>
+          <w:rFonts w:hint="eastAsia"/>
+          <w:lang w:val="zh-CN"/>
+        </w:rPr>
+        <w:t>湿应用</w:t>
+      </w:r>
+      <w:proofErr w:type="gramEnd"/>
+      <w:r>
+        <w:rPr>
+          <w:rFonts w:hint="eastAsia"/>
+          <w:lang w:val="zh-CN"/>
+        </w:rPr>
+        <w:t>场景做</w:t>
+      </w:r>
+      <w:r>
+        <w:rPr>
+          <w:rFonts w:hint="eastAsia"/>
+          <w:lang w:val="zh-CN"/>
+        </w:rPr>
+        <w:lastRenderedPageBreak/>
+        <w:t>专属</w:t>
       </w:r>
       <w:r>
         <w:rPr>
@@ -23241,15 +24028,7 @@
           <w:rFonts w:hint="eastAsia"/>
           <w:lang w:val="zh-CN"/>
         </w:rPr>
-        <w:t>后端、数据库、图像处理、物联网通信等方面的知识进行了综合应用，也更加清楚地认识到系统集成与单点功能实现的不同。项目推进的过程中，由于调试硬件，兼容接口，部署环境以及多模块联调所耗费的时间大大超过计划，说明工程实践不只是对编程能力的考核，也是对问题定位，方案取舍，整体</w:t>
-      </w:r>
-      <w:r>
-        <w:rPr>
-          <w:rFonts w:hint="eastAsia"/>
-          <w:lang w:val="zh-CN"/>
-        </w:rPr>
-        <w:lastRenderedPageBreak/>
-        <w:t>规划能力的检验。</w:t>
+        <w:t>后端、数据库、图像处理、物联网通信等方面的知识进行了综合应用，也更加清楚地认识到系统集成与单点功能实现的不同。项目推进的过程中，由于调试硬件，兼容接口，部署环境以及多模块联调所耗费的时间大大超过计划，说明工程实践不只是对编程能力的考核，也是对问题定位，方案取舍，整体规划能力的检验。</w:t>
       </w:r>
     </w:p>
     <w:p>
@@ -23590,7 +24369,39 @@
           <w:rFonts w:cs="宋体"/>
           <w:szCs w:val="28"/>
         </w:rPr>
-        <w:t>,2025,15(01):59-63.DOI:10.16667/j.issn.2095-1302.2025.01.014.</w:t>
+        <w:t>,2025,15(01):</w:t>
+      </w:r>
+      <w:proofErr w:type="gramStart"/>
+      <w:r>
+        <w:rPr>
+          <w:rFonts w:cs="宋体"/>
+          <w:szCs w:val="28"/>
+        </w:rPr>
+        <w:t>59-63.DOI:10.16667/j.issn</w:t>
+      </w:r>
+      <w:proofErr w:type="gramEnd"/>
+      <w:r>
+        <w:rPr>
+          <w:rFonts w:cs="宋体"/>
+          <w:szCs w:val="28"/>
+        </w:rPr>
+        <w:t>.2095-1302.2025.</w:t>
+      </w:r>
+      <w:proofErr w:type="gramStart"/>
+      <w:r>
+        <w:rPr>
+          <w:rFonts w:cs="宋体"/>
+          <w:szCs w:val="28"/>
+        </w:rPr>
+        <w:t>01.014</w:t>
+      </w:r>
+      <w:proofErr w:type="gramEnd"/>
+      <w:r>
+        <w:rPr>
+          <w:rFonts w:cs="宋体"/>
+          <w:szCs w:val="28"/>
+        </w:rPr>
+        <w:t>.</w:t>
       </w:r>
     </w:p>
     <w:p>
@@ -23877,6 +24688,7 @@
         </w:rPr>
         <w:t xml:space="preserve"> </w:t>
       </w:r>
+      <w:proofErr w:type="gramStart"/>
       <w:r>
         <w:rPr>
           <w:rFonts w:cs="宋体"/>
@@ -23884,6 +24696,7 @@
         </w:rPr>
         <w:t>景子奇</w:t>
       </w:r>
+      <w:proofErr w:type="gramEnd"/>
       <w:r>
         <w:rPr>
           <w:rFonts w:cs="宋体"/>
@@ -24000,6 +24813,7 @@
         </w:rPr>
         <w:t>,</w:t>
       </w:r>
+      <w:proofErr w:type="gramStart"/>
       <w:r>
         <w:rPr>
           <w:rFonts w:cs="宋体"/>
@@ -24021,6 +24835,7 @@
         </w:rPr>
         <w:t>荣锋</w:t>
       </w:r>
+      <w:proofErr w:type="gramEnd"/>
       <w:r>
         <w:rPr>
           <w:rFonts w:cs="宋体"/>
@@ -24068,7 +24883,23 @@
           <w:rFonts w:cs="宋体"/>
           <w:szCs w:val="28"/>
         </w:rPr>
-        <w:t>,2022,43(08):2378-2384.DOI:10.16208/j.issn1000-7024.2022.08.036.</w:t>
+        <w:t>,2022,43(08):2378-2384.DOI:10.16208/</w:t>
+      </w:r>
+      <w:proofErr w:type="gramStart"/>
+      <w:r>
+        <w:rPr>
+          <w:rFonts w:cs="宋体"/>
+          <w:szCs w:val="28"/>
+        </w:rPr>
+        <w:t>j.issn</w:t>
+      </w:r>
+      <w:proofErr w:type="gramEnd"/>
+      <w:r>
+        <w:rPr>
+          <w:rFonts w:cs="宋体"/>
+          <w:szCs w:val="28"/>
+        </w:rPr>
+        <w:t>1000-7024.2022.08.036.</w:t>
       </w:r>
     </w:p>
     <w:p>
@@ -24163,7 +24994,23 @@
           <w:rFonts w:cs="宋体"/>
           <w:szCs w:val="28"/>
         </w:rPr>
-        <w:t>,2024,(01):7-10.DOI:10.19514/j.cnki.cn32-1628/tm.2024.01.002.</w:t>
+        <w:t>,2024,(01):</w:t>
+      </w:r>
+      <w:proofErr w:type="gramStart"/>
+      <w:r>
+        <w:rPr>
+          <w:rFonts w:cs="宋体"/>
+          <w:szCs w:val="28"/>
+        </w:rPr>
+        <w:t>7-10.DOI:10.19514/j.cnki.cn</w:t>
+      </w:r>
+      <w:proofErr w:type="gramEnd"/>
+      <w:r>
+        <w:rPr>
+          <w:rFonts w:cs="宋体"/>
+          <w:szCs w:val="28"/>
+        </w:rPr>
+        <w:t>32-1628/tm.2024.01.002.</w:t>
       </w:r>
     </w:p>
     <w:p>
@@ -24204,6 +25051,7 @@
         </w:rPr>
         <w:t xml:space="preserve"> </w:t>
       </w:r>
+      <w:proofErr w:type="gramStart"/>
       <w:r>
         <w:rPr>
           <w:rFonts w:cs="宋体"/>
@@ -24211,6 +25059,7 @@
         </w:rPr>
         <w:t>任海玉</w:t>
       </w:r>
+      <w:proofErr w:type="gramEnd"/>
       <w:r>
         <w:rPr>
           <w:rFonts w:cs="宋体"/>
@@ -24327,6 +25176,7 @@
         </w:rPr>
         <w:t xml:space="preserve"> </w:t>
       </w:r>
+      <w:proofErr w:type="gramStart"/>
       <w:r>
         <w:rPr>
           <w:rFonts w:cs="宋体"/>
@@ -24334,6 +25184,7 @@
         </w:rPr>
         <w:t>徐帅驰</w:t>
       </w:r>
+      <w:proofErr w:type="gramEnd"/>
       <w:r>
         <w:rPr>
           <w:rFonts w:cs="宋体"/>
@@ -24341,6 +25192,7 @@
         </w:rPr>
         <w:t>,</w:t>
       </w:r>
+      <w:proofErr w:type="gramStart"/>
       <w:r>
         <w:rPr>
           <w:rFonts w:cs="宋体"/>
@@ -24348,6 +25200,7 @@
         </w:rPr>
         <w:t>郑恭明</w:t>
       </w:r>
+      <w:proofErr w:type="gramEnd"/>
       <w:r>
         <w:rPr>
           <w:rFonts w:cs="宋体"/>
@@ -24514,7 +25367,25 @@
           <w:sz w:val="28"/>
           <w:szCs w:val="28"/>
         </w:rPr>
-        <w:t xml:space="preserve">,2023,46(04):70-74.DOI:10.16652/j.issn.1004-373x.2023.04.013. </w:t>
+        <w:t>,2023,46(04):</w:t>
+      </w:r>
+      <w:proofErr w:type="gramStart"/>
+      <w:r>
+        <w:rPr>
+          <w:rFonts w:cs="宋体"/>
+          <w:sz w:val="28"/>
+          <w:szCs w:val="28"/>
+        </w:rPr>
+        <w:t>70-74.DOI:10.16652/j.issn</w:t>
+      </w:r>
+      <w:proofErr w:type="gramEnd"/>
+      <w:r>
+        <w:rPr>
+          <w:rFonts w:cs="宋体"/>
+          <w:sz w:val="28"/>
+          <w:szCs w:val="28"/>
+        </w:rPr>
+        <w:t xml:space="preserve">.1004-373x.2023.04.013. </w:t>
       </w:r>
     </w:p>
     <w:p>
@@ -24575,6 +25446,7 @@
         </w:rPr>
         <w:t>,</w:t>
       </w:r>
+      <w:proofErr w:type="gramStart"/>
       <w:r>
         <w:rPr>
           <w:rFonts w:cs="宋体"/>
@@ -24583,6 +25455,7 @@
         </w:rPr>
         <w:t>王洪丰</w:t>
       </w:r>
+      <w:proofErr w:type="gramEnd"/>
       <w:r>
         <w:rPr>
           <w:rFonts w:cs="宋体"/>
@@ -24974,7 +25847,25 @@
           <w:sz w:val="28"/>
           <w:szCs w:val="28"/>
         </w:rPr>
-        <w:t xml:space="preserve">,2022,41(10):179-182.DOI:10.20033/j.1003-7241.(2022)10-0179-04. </w:t>
+        <w:t>,2022,41(10):179-182.DOI:10.20033/j.1003-</w:t>
+      </w:r>
+      <w:proofErr w:type="gramStart"/>
+      <w:r>
+        <w:rPr>
+          <w:rFonts w:cs="宋体"/>
+          <w:sz w:val="28"/>
+          <w:szCs w:val="28"/>
+        </w:rPr>
+        <w:t>7241.(</w:t>
+      </w:r>
+      <w:proofErr w:type="gramEnd"/>
+      <w:r>
+        <w:rPr>
+          <w:rFonts w:cs="宋体"/>
+          <w:sz w:val="28"/>
+          <w:szCs w:val="28"/>
+        </w:rPr>
+        <w:t xml:space="preserve">2022)10-0179-04. </w:t>
       </w:r>
     </w:p>
     <w:p>
@@ -25025,25 +25916,117 @@
           <w:sz w:val="28"/>
           <w:szCs w:val="28"/>
         </w:rPr>
-        <w:t xml:space="preserve">Chung H ,Kim H J ,Ahn J , et </w:t>
-      </w:r>
-      <w:proofErr w:type="spellStart"/>
+        <w:t xml:space="preserve">Chung </w:t>
+      </w:r>
+      <w:proofErr w:type="gramStart"/>
       <w:r>
         <w:rPr>
           <w:rFonts w:cs="宋体"/>
           <w:sz w:val="28"/>
           <w:szCs w:val="28"/>
         </w:rPr>
-        <w:t>al.Resource</w:t>
-      </w:r>
-      <w:proofErr w:type="spellEnd"/>
+        <w:t>H ,Kim</w:t>
+      </w:r>
+      <w:proofErr w:type="gramEnd"/>
       <w:r>
         <w:rPr>
           <w:rFonts w:cs="宋体"/>
           <w:sz w:val="28"/>
           <w:szCs w:val="28"/>
         </w:rPr>
-        <w:t>-Constrained Edge AI Solution for Real-Time Pest and Disease Detection in Chili Pepper Fields[J].Agriculture,2026,16(2):223-223.DOI:10.3390/AGRICULTURE16020223.</w:t>
+        <w:t xml:space="preserve"> H </w:t>
+      </w:r>
+      <w:proofErr w:type="gramStart"/>
+      <w:r>
+        <w:rPr>
+          <w:rFonts w:cs="宋体"/>
+          <w:sz w:val="28"/>
+          <w:szCs w:val="28"/>
+        </w:rPr>
+        <w:t>J ,Ahn</w:t>
+      </w:r>
+      <w:proofErr w:type="gramEnd"/>
+      <w:r>
+        <w:rPr>
+          <w:rFonts w:cs="宋体"/>
+          <w:sz w:val="28"/>
+          <w:szCs w:val="28"/>
+        </w:rPr>
+        <w:t xml:space="preserve"> </w:t>
+      </w:r>
+      <w:proofErr w:type="gramStart"/>
+      <w:r>
+        <w:rPr>
+          <w:rFonts w:cs="宋体"/>
+          <w:sz w:val="28"/>
+          <w:szCs w:val="28"/>
+        </w:rPr>
+        <w:t>J ,</w:t>
+      </w:r>
+      <w:proofErr w:type="gramEnd"/>
+      <w:r>
+        <w:rPr>
+          <w:rFonts w:cs="宋体"/>
+          <w:sz w:val="28"/>
+          <w:szCs w:val="28"/>
+        </w:rPr>
+        <w:t xml:space="preserve"> et </w:t>
+      </w:r>
+      <w:proofErr w:type="spellStart"/>
+      <w:proofErr w:type="gramStart"/>
+      <w:r>
+        <w:rPr>
+          <w:rFonts w:cs="宋体"/>
+          <w:sz w:val="28"/>
+          <w:szCs w:val="28"/>
+        </w:rPr>
+        <w:t>al.Resource</w:t>
+      </w:r>
+      <w:proofErr w:type="spellEnd"/>
+      <w:proofErr w:type="gramEnd"/>
+      <w:r>
+        <w:rPr>
+          <w:rFonts w:cs="宋体"/>
+          <w:sz w:val="28"/>
+          <w:szCs w:val="28"/>
+        </w:rPr>
+        <w:t>-Constrained Edge AI Solution for Real-Time Pest and Disease Detection in Chili Pepper Fields[J</w:t>
+      </w:r>
+      <w:proofErr w:type="gramStart"/>
+      <w:r>
+        <w:rPr>
+          <w:rFonts w:cs="宋体"/>
+          <w:sz w:val="28"/>
+          <w:szCs w:val="28"/>
+        </w:rPr>
+        <w:t>].Agriculture</w:t>
+      </w:r>
+      <w:proofErr w:type="gramEnd"/>
+      <w:r>
+        <w:rPr>
+          <w:rFonts w:cs="宋体"/>
+          <w:sz w:val="28"/>
+          <w:szCs w:val="28"/>
+        </w:rPr>
+        <w:t>,2026,16(2</w:t>
+      </w:r>
+      <w:proofErr w:type="gramStart"/>
+      <w:r>
+        <w:rPr>
+          <w:rFonts w:cs="宋体"/>
+          <w:sz w:val="28"/>
+          <w:szCs w:val="28"/>
+        </w:rPr>
+        <w:t>):223-223.DOI</w:t>
+      </w:r>
+      <w:proofErr w:type="gramEnd"/>
+      <w:r>
+        <w:rPr>
+          <w:rFonts w:cs="宋体"/>
+          <w:sz w:val="28"/>
+          <w:szCs w:val="28"/>
+        </w:rPr>
+        <w:t>:10.3390/AGRICULTURE16020223.</w:t>
       </w:r>
     </w:p>
     <w:p>
@@ -25094,25 +26077,133 @@
           <w:sz w:val="28"/>
           <w:szCs w:val="28"/>
         </w:rPr>
-        <w:t xml:space="preserve">Li W ,Ai X ,Kang G , et </w:t>
-      </w:r>
-      <w:proofErr w:type="spellStart"/>
+        <w:t xml:space="preserve">Li </w:t>
+      </w:r>
+      <w:proofErr w:type="gramStart"/>
       <w:r>
         <w:rPr>
           <w:rFonts w:cs="宋体"/>
           <w:sz w:val="28"/>
           <w:szCs w:val="28"/>
         </w:rPr>
-        <w:t>al.LLM</w:t>
-      </w:r>
-      <w:proofErr w:type="spellEnd"/>
+        <w:t>W ,Ai</w:t>
+      </w:r>
+      <w:proofErr w:type="gramEnd"/>
       <w:r>
         <w:rPr>
           <w:rFonts w:cs="宋体"/>
           <w:sz w:val="28"/>
           <w:szCs w:val="28"/>
         </w:rPr>
-        <w:t xml:space="preserve">-Based RESTful Web API Service Discovery[J].Service Oriented Computing and Applications,2025,(prepublish):1-15.DOI:10.1007/S11761-025-00485-4. </w:t>
+        <w:t xml:space="preserve"> </w:t>
+      </w:r>
+      <w:proofErr w:type="gramStart"/>
+      <w:r>
+        <w:rPr>
+          <w:rFonts w:cs="宋体"/>
+          <w:sz w:val="28"/>
+          <w:szCs w:val="28"/>
+        </w:rPr>
+        <w:t>X ,Kang</w:t>
+      </w:r>
+      <w:proofErr w:type="gramEnd"/>
+      <w:r>
+        <w:rPr>
+          <w:rFonts w:cs="宋体"/>
+          <w:sz w:val="28"/>
+          <w:szCs w:val="28"/>
+        </w:rPr>
+        <w:t xml:space="preserve"> </w:t>
+      </w:r>
+      <w:proofErr w:type="gramStart"/>
+      <w:r>
+        <w:rPr>
+          <w:rFonts w:cs="宋体"/>
+          <w:sz w:val="28"/>
+          <w:szCs w:val="28"/>
+        </w:rPr>
+        <w:t>G ,</w:t>
+      </w:r>
+      <w:proofErr w:type="gramEnd"/>
+      <w:r>
+        <w:rPr>
+          <w:rFonts w:cs="宋体"/>
+          <w:sz w:val="28"/>
+          <w:szCs w:val="28"/>
+        </w:rPr>
+        <w:t xml:space="preserve"> et </w:t>
+      </w:r>
+      <w:proofErr w:type="spellStart"/>
+      <w:r>
+        <w:rPr>
+          <w:rFonts w:cs="宋体"/>
+          <w:sz w:val="28"/>
+          <w:szCs w:val="28"/>
+        </w:rPr>
+        <w:t>al.LLM</w:t>
+      </w:r>
+      <w:proofErr w:type="spellEnd"/>
+      <w:r>
+        <w:rPr>
+          <w:rFonts w:cs="宋体"/>
+          <w:sz w:val="28"/>
+          <w:szCs w:val="28"/>
+        </w:rPr>
+        <w:t>-Based RESTful Web API Service Discovery[J</w:t>
+      </w:r>
+      <w:proofErr w:type="gramStart"/>
+      <w:r>
+        <w:rPr>
+          <w:rFonts w:cs="宋体"/>
+          <w:sz w:val="28"/>
+          <w:szCs w:val="28"/>
+        </w:rPr>
+        <w:t>].Service</w:t>
+      </w:r>
+      <w:proofErr w:type="gramEnd"/>
+      <w:r>
+        <w:rPr>
+          <w:rFonts w:cs="宋体"/>
+          <w:sz w:val="28"/>
+          <w:szCs w:val="28"/>
+        </w:rPr>
+        <w:t xml:space="preserve"> Oriented Computing and Applications,</w:t>
+      </w:r>
+      <w:proofErr w:type="gramStart"/>
+      <w:r>
+        <w:rPr>
+          <w:rFonts w:cs="宋体"/>
+          <w:sz w:val="28"/>
+          <w:szCs w:val="28"/>
+        </w:rPr>
+        <w:t>2025,(</w:t>
+      </w:r>
+      <w:proofErr w:type="gramEnd"/>
+      <w:r>
+        <w:rPr>
+          <w:rFonts w:cs="宋体"/>
+          <w:sz w:val="28"/>
+          <w:szCs w:val="28"/>
+        </w:rPr>
+        <w:t>prepublish</w:t>
+      </w:r>
+      <w:proofErr w:type="gramStart"/>
+      <w:r>
+        <w:rPr>
+          <w:rFonts w:cs="宋体"/>
+          <w:sz w:val="28"/>
+          <w:szCs w:val="28"/>
+        </w:rPr>
+        <w:t>):1-15.DOI</w:t>
+      </w:r>
+      <w:proofErr w:type="gramEnd"/>
+      <w:r>
+        <w:rPr>
+          <w:rFonts w:cs="宋体"/>
+          <w:sz w:val="28"/>
+          <w:szCs w:val="28"/>
+        </w:rPr>
+        <w:t xml:space="preserve">:10.1007/S11761-025-00485-4. </w:t>
       </w:r>
     </w:p>
     <w:p>
@@ -25163,25 +26254,117 @@
           <w:sz w:val="28"/>
           <w:szCs w:val="28"/>
         </w:rPr>
-        <w:t xml:space="preserve">Li L ,Liu Z C ,Cao K , et </w:t>
-      </w:r>
-      <w:proofErr w:type="spellStart"/>
+        <w:t xml:space="preserve">Li </w:t>
+      </w:r>
+      <w:proofErr w:type="gramStart"/>
       <w:r>
         <w:rPr>
           <w:rFonts w:cs="宋体"/>
           <w:sz w:val="28"/>
           <w:szCs w:val="28"/>
         </w:rPr>
-        <w:t>al.Artificial</w:t>
-      </w:r>
-      <w:proofErr w:type="spellEnd"/>
+        <w:t>L ,Liu</w:t>
+      </w:r>
+      <w:proofErr w:type="gramEnd"/>
       <w:r>
         <w:rPr>
           <w:rFonts w:cs="宋体"/>
           <w:sz w:val="28"/>
           <w:szCs w:val="28"/>
         </w:rPr>
-        <w:t xml:space="preserve"> intelligence of things for smart agriculture with optimal embedded edge intelligence[J].Computers and Electrical Engineering,2026,133111039-111039.DOI:10.1016/J.COMPELECENG.2026.111039. </w:t>
+        <w:t xml:space="preserve"> Z </w:t>
+      </w:r>
+      <w:proofErr w:type="gramStart"/>
+      <w:r>
+        <w:rPr>
+          <w:rFonts w:cs="宋体"/>
+          <w:sz w:val="28"/>
+          <w:szCs w:val="28"/>
+        </w:rPr>
+        <w:t>C ,Cao</w:t>
+      </w:r>
+      <w:proofErr w:type="gramEnd"/>
+      <w:r>
+        <w:rPr>
+          <w:rFonts w:cs="宋体"/>
+          <w:sz w:val="28"/>
+          <w:szCs w:val="28"/>
+        </w:rPr>
+        <w:t xml:space="preserve"> </w:t>
+      </w:r>
+      <w:proofErr w:type="gramStart"/>
+      <w:r>
+        <w:rPr>
+          <w:rFonts w:cs="宋体"/>
+          <w:sz w:val="28"/>
+          <w:szCs w:val="28"/>
+        </w:rPr>
+        <w:t>K ,</w:t>
+      </w:r>
+      <w:proofErr w:type="gramEnd"/>
+      <w:r>
+        <w:rPr>
+          <w:rFonts w:cs="宋体"/>
+          <w:sz w:val="28"/>
+          <w:szCs w:val="28"/>
+        </w:rPr>
+        <w:t xml:space="preserve"> et </w:t>
+      </w:r>
+      <w:proofErr w:type="spellStart"/>
+      <w:proofErr w:type="gramStart"/>
+      <w:r>
+        <w:rPr>
+          <w:rFonts w:cs="宋体"/>
+          <w:sz w:val="28"/>
+          <w:szCs w:val="28"/>
+        </w:rPr>
+        <w:t>al.Artificial</w:t>
+      </w:r>
+      <w:proofErr w:type="spellEnd"/>
+      <w:proofErr w:type="gramEnd"/>
+      <w:r>
+        <w:rPr>
+          <w:rFonts w:cs="宋体"/>
+          <w:sz w:val="28"/>
+          <w:szCs w:val="28"/>
+        </w:rPr>
+        <w:t xml:space="preserve"> intelligence of things for smart agriculture with optimal embedded edge intelligence[J</w:t>
+      </w:r>
+      <w:proofErr w:type="gramStart"/>
+      <w:r>
+        <w:rPr>
+          <w:rFonts w:cs="宋体"/>
+          <w:sz w:val="28"/>
+          <w:szCs w:val="28"/>
+        </w:rPr>
+        <w:t>].Computers</w:t>
+      </w:r>
+      <w:proofErr w:type="gramEnd"/>
+      <w:r>
+        <w:rPr>
+          <w:rFonts w:cs="宋体"/>
+          <w:sz w:val="28"/>
+          <w:szCs w:val="28"/>
+        </w:rPr>
+        <w:t xml:space="preserve"> and Electrical Engineering,</w:t>
+      </w:r>
+      <w:proofErr w:type="gramStart"/>
+      <w:r>
+        <w:rPr>
+          <w:rFonts w:cs="宋体"/>
+          <w:sz w:val="28"/>
+          <w:szCs w:val="28"/>
+        </w:rPr>
+        <w:t>2026,133111039-111039.DOI</w:t>
+      </w:r>
+      <w:proofErr w:type="gramEnd"/>
+      <w:r>
+        <w:rPr>
+          <w:rFonts w:cs="宋体"/>
+          <w:sz w:val="28"/>
+          <w:szCs w:val="28"/>
+        </w:rPr>
+        <w:t xml:space="preserve">:10.1016/J.COMPELECENG.2026.111039. </w:t>
       </w:r>
     </w:p>
     <w:p>
@@ -25233,25 +26416,117 @@
           <w:sz w:val="28"/>
           <w:szCs w:val="28"/>
         </w:rPr>
-        <w:t xml:space="preserve">Liu D ,Zhou X ,Chen D , et </w:t>
-      </w:r>
-      <w:proofErr w:type="spellStart"/>
+        <w:t xml:space="preserve">Liu </w:t>
+      </w:r>
+      <w:proofErr w:type="gramStart"/>
       <w:r>
         <w:rPr>
           <w:rFonts w:cs="宋体"/>
           <w:sz w:val="28"/>
           <w:szCs w:val="28"/>
         </w:rPr>
-        <w:t>al.Smart</w:t>
-      </w:r>
-      <w:proofErr w:type="spellEnd"/>
+        <w:t>D ,Zhou</w:t>
+      </w:r>
+      <w:proofErr w:type="gramEnd"/>
       <w:r>
         <w:rPr>
           <w:rFonts w:cs="宋体"/>
           <w:sz w:val="28"/>
           <w:szCs w:val="28"/>
         </w:rPr>
-        <w:t xml:space="preserve"> indoor occupancy detection based on optimized camera placement, multi-view de-duplication, and large language model semantic understanding[J].Engineering Applications of Artificial Intelligence,2026,169114157-114157.DOI:10.1016/J.ENGAPPAI.2026.114157.  </w:t>
+        <w:t xml:space="preserve"> </w:t>
+      </w:r>
+      <w:proofErr w:type="gramStart"/>
+      <w:r>
+        <w:rPr>
+          <w:rFonts w:cs="宋体"/>
+          <w:sz w:val="28"/>
+          <w:szCs w:val="28"/>
+        </w:rPr>
+        <w:t>X ,Chen</w:t>
+      </w:r>
+      <w:proofErr w:type="gramEnd"/>
+      <w:r>
+        <w:rPr>
+          <w:rFonts w:cs="宋体"/>
+          <w:sz w:val="28"/>
+          <w:szCs w:val="28"/>
+        </w:rPr>
+        <w:t xml:space="preserve"> </w:t>
+      </w:r>
+      <w:proofErr w:type="gramStart"/>
+      <w:r>
+        <w:rPr>
+          <w:rFonts w:cs="宋体"/>
+          <w:sz w:val="28"/>
+          <w:szCs w:val="28"/>
+        </w:rPr>
+        <w:t>D ,</w:t>
+      </w:r>
+      <w:proofErr w:type="gramEnd"/>
+      <w:r>
+        <w:rPr>
+          <w:rFonts w:cs="宋体"/>
+          <w:sz w:val="28"/>
+          <w:szCs w:val="28"/>
+        </w:rPr>
+        <w:t xml:space="preserve"> et </w:t>
+      </w:r>
+      <w:proofErr w:type="spellStart"/>
+      <w:proofErr w:type="gramStart"/>
+      <w:r>
+        <w:rPr>
+          <w:rFonts w:cs="宋体"/>
+          <w:sz w:val="28"/>
+          <w:szCs w:val="28"/>
+        </w:rPr>
+        <w:t>al.Smart</w:t>
+      </w:r>
+      <w:proofErr w:type="spellEnd"/>
+      <w:proofErr w:type="gramEnd"/>
+      <w:r>
+        <w:rPr>
+          <w:rFonts w:cs="宋体"/>
+          <w:sz w:val="28"/>
+          <w:szCs w:val="28"/>
+        </w:rPr>
+        <w:t xml:space="preserve"> indoor occupancy detection based on optimized camera placement, multi-view de-duplication, and large language model semantic understanding[J</w:t>
+      </w:r>
+      <w:proofErr w:type="gramStart"/>
+      <w:r>
+        <w:rPr>
+          <w:rFonts w:cs="宋体"/>
+          <w:sz w:val="28"/>
+          <w:szCs w:val="28"/>
+        </w:rPr>
+        <w:t>].Engineering</w:t>
+      </w:r>
+      <w:proofErr w:type="gramEnd"/>
+      <w:r>
+        <w:rPr>
+          <w:rFonts w:cs="宋体"/>
+          <w:sz w:val="28"/>
+          <w:szCs w:val="28"/>
+        </w:rPr>
+        <w:t xml:space="preserve"> Applications of Artificial Intelligence,</w:t>
+      </w:r>
+      <w:proofErr w:type="gramStart"/>
+      <w:r>
+        <w:rPr>
+          <w:rFonts w:cs="宋体"/>
+          <w:sz w:val="28"/>
+          <w:szCs w:val="28"/>
+        </w:rPr>
+        <w:t>2026,169114157-114157.DOI</w:t>
+      </w:r>
+      <w:proofErr w:type="gramEnd"/>
+      <w:r>
+        <w:rPr>
+          <w:rFonts w:cs="宋体"/>
+          <w:sz w:val="28"/>
+          <w:szCs w:val="28"/>
+        </w:rPr>
+        <w:t xml:space="preserve">:10.1016/J.ENGAPPAI.2026.114157.  </w:t>
       </w:r>
     </w:p>
     <w:p>
@@ -25300,7 +26575,79 @@
           <w:sz w:val="28"/>
           <w:szCs w:val="28"/>
         </w:rPr>
-        <w:t xml:space="preserve">Li Y ,Wu S .Design of an Intelligent Rice Seedling Greenhouse Environmental Control System: A Solution Based on STM32[J].Academic Journal of Engineering and Technology Science,2025,8(5):DOI:10.25236/AJETS.2025.080504. </w:t>
+        <w:t xml:space="preserve">Li </w:t>
+      </w:r>
+      <w:proofErr w:type="gramStart"/>
+      <w:r>
+        <w:rPr>
+          <w:rFonts w:cs="宋体"/>
+          <w:sz w:val="28"/>
+          <w:szCs w:val="28"/>
+        </w:rPr>
+        <w:t>Y ,Wu</w:t>
+      </w:r>
+      <w:proofErr w:type="gramEnd"/>
+      <w:r>
+        <w:rPr>
+          <w:rFonts w:cs="宋体"/>
+          <w:sz w:val="28"/>
+          <w:szCs w:val="28"/>
+        </w:rPr>
+        <w:t xml:space="preserve"> </w:t>
+      </w:r>
+      <w:proofErr w:type="gramStart"/>
+      <w:r>
+        <w:rPr>
+          <w:rFonts w:cs="宋体"/>
+          <w:sz w:val="28"/>
+          <w:szCs w:val="28"/>
+        </w:rPr>
+        <w:t>S .Design</w:t>
+      </w:r>
+      <w:proofErr w:type="gramEnd"/>
+      <w:r>
+        <w:rPr>
+          <w:rFonts w:cs="宋体"/>
+          <w:sz w:val="28"/>
+          <w:szCs w:val="28"/>
+        </w:rPr>
+        <w:t xml:space="preserve"> of an Intelligent Rice Seedling Greenhouse Environmental Control System: A Solution Based on STM32[J</w:t>
+      </w:r>
+      <w:proofErr w:type="gramStart"/>
+      <w:r>
+        <w:rPr>
+          <w:rFonts w:cs="宋体"/>
+          <w:sz w:val="28"/>
+          <w:szCs w:val="28"/>
+        </w:rPr>
+        <w:t>].Academic</w:t>
+      </w:r>
+      <w:proofErr w:type="gramEnd"/>
+      <w:r>
+        <w:rPr>
+          <w:rFonts w:cs="宋体"/>
+          <w:sz w:val="28"/>
+          <w:szCs w:val="28"/>
+        </w:rPr>
+        <w:t xml:space="preserve"> Journal of Engineering and Technology Science,2025,8(5</w:t>
+      </w:r>
+      <w:proofErr w:type="gramStart"/>
+      <w:r>
+        <w:rPr>
+          <w:rFonts w:cs="宋体"/>
+          <w:sz w:val="28"/>
+          <w:szCs w:val="28"/>
+        </w:rPr>
+        <w:t>):DOI</w:t>
+      </w:r>
+      <w:proofErr w:type="gramEnd"/>
+      <w:r>
+        <w:rPr>
+          <w:rFonts w:cs="宋体"/>
+          <w:sz w:val="28"/>
+          <w:szCs w:val="28"/>
+        </w:rPr>
+        <w:t xml:space="preserve">:10.25236/AJETS.2025.080504. </w:t>
       </w:r>
       <w:r>
         <w:br w:type="page"/>
@@ -25349,15 +26696,16 @@
           <w:sz w:val="28"/>
           <w:szCs w:val="28"/>
         </w:rPr>
-        <w:t>首先，要对姚老师指导工作表示最真诚的感谢，在选题、方案设计、论文写作、毕业设计等各个环节上都得到了老师很大的支持和鼓励。姚老师对整个研究思路、技术路线、论文结构等提出了许多有见地的指导，使本次毕业设计可以比较顺利地完成。同时向嘉立创</w:t>
-      </w:r>
+        <w:t>首先，要对姚老师指导工作表示最真诚的感谢，在选题、方案设计、论文写作、毕业设计等各个环节上都得到了老师很大的支持和鼓励。姚老师对整个研究思路、技术路线、论文结构等提出了许多有见地的指导，使本次毕业设计可以比较顺利地完成。同时向</w:t>
+      </w:r>
+      <w:proofErr w:type="gramStart"/>
       <w:r>
         <w:rPr>
           <w:rFonts w:hint="eastAsia"/>
           <w:sz w:val="28"/>
           <w:szCs w:val="28"/>
         </w:rPr>
-        <w:t>(JLC)</w:t>
+        <w:t>嘉立创</w:t>
       </w:r>
       <w:r>
         <w:rPr>
@@ -25365,6 +26713,23 @@
           <w:sz w:val="28"/>
           <w:szCs w:val="28"/>
         </w:rPr>
+        <w:t>(</w:t>
+      </w:r>
+      <w:proofErr w:type="gramEnd"/>
+      <w:r>
+        <w:rPr>
+          <w:rFonts w:hint="eastAsia"/>
+          <w:sz w:val="28"/>
+          <w:szCs w:val="28"/>
+        </w:rPr>
+        <w:t>JLC)</w:t>
+      </w:r>
+      <w:r>
+        <w:rPr>
+          <w:rFonts w:hint="eastAsia"/>
+          <w:sz w:val="28"/>
+          <w:szCs w:val="28"/>
+        </w:rPr>
         <w:t>、</w:t>
       </w:r>
       <w:r>
@@ -25381,7 +26746,25 @@
           <w:sz w:val="28"/>
           <w:szCs w:val="28"/>
         </w:rPr>
-        <w:t>等提供实验环境、实验教学平台的同学及在硬件调试、系统检测、资料查阅等各个方面的交流。还要感谢父母对我的关心和照顾，才能使我不顾一切地进行毕业论文的研究。最后我要向所有对本次毕业设计作出过指导和支持的老师表示感谢，并向帮助我完成毕业设计的同学们表示敬意。正是不断调试、修改、完善，才使得智能硬件、边缘计算、物联网系统的开发有了更加深刻的认识，也将是我以后学习、发展的基础。</w:t>
+        <w:t>等提供实验环境、实验教学平台的同学及在硬件调试、系统检测、资料查阅等各个方面的交流。还要感谢父母对我的关心和照顾，才能使我不顾一切地进行毕业论文的研究。最后我要向所有对本次毕业设计</w:t>
+      </w:r>
+      <w:proofErr w:type="gramStart"/>
+      <w:r>
+        <w:rPr>
+          <w:rFonts w:hint="eastAsia"/>
+          <w:sz w:val="28"/>
+          <w:szCs w:val="28"/>
+        </w:rPr>
+        <w:t>作出</w:t>
+      </w:r>
+      <w:proofErr w:type="gramEnd"/>
+      <w:r>
+        <w:rPr>
+          <w:rFonts w:hint="eastAsia"/>
+          <w:sz w:val="28"/>
+          <w:szCs w:val="28"/>
+        </w:rPr>
+        <w:t>过指导和支持的老师表示感谢，并向帮助我完成毕业设计的同学们表示敬意。正是不断调试、修改、完善，才使得智能硬件、边缘计算、物联网系统的开发有了更加深刻的认识，也将是我以后学习、发展的基础。</w:t>
       </w:r>
     </w:p>
     <w:p>
@@ -25397,8 +26780,8 @@
       </w:pPr>
     </w:p>
     <w:sectPr>
-      <w:headerReference w:type="default" r:id="rId40"/>
-      <w:footerReference w:type="default" r:id="rId41"/>
+      <w:headerReference w:type="default" r:id="rId41"/>
+      <w:footerReference w:type="default" r:id="rId42"/>
       <w:pgSz w:w="11906" w:h="16838"/>
       <w:pgMar w:top="1417" w:right="1417" w:bottom="1417" w:left="1701" w:header="851" w:footer="992" w:gutter="0"/>
       <w:pgNumType w:start="1"/>

--- a/毕业论文-基于边缘计算的藏红花全生长周期智能培育系统设计与实现-杨坤.docx
+++ b/毕业论文-基于边缘计算的藏红花全生长周期智能培育系统设计与实现-杨坤.docx
@@ -586,7 +586,6 @@
                 <w:szCs w:val="21"/>
               </w:rPr>
             </w:pPr>
-            <w:proofErr w:type="gramStart"/>
             <w:r>
               <w:rPr>
                 <w:rFonts w:ascii="宋体" w:hint="eastAsia"/>
@@ -595,7 +594,6 @@
               </w:rPr>
               <w:t>杨坤</w:t>
             </w:r>
-            <w:proofErr w:type="gramEnd"/>
           </w:p>
         </w:tc>
         <w:tc>
@@ -1893,7 +1891,6 @@
         </w:rPr>
         <w:t>虚拟串口接收设备数据，使用</w:t>
       </w:r>
-      <w:proofErr w:type="spellStart"/>
       <w:r>
         <w:rPr>
           <w:rFonts w:hint="eastAsia"/>
@@ -1901,7 +1898,6 @@
         </w:rPr>
         <w:t>MicroPython</w:t>
       </w:r>
-      <w:proofErr w:type="spellEnd"/>
       <w:r>
         <w:rPr>
           <w:rFonts w:hint="eastAsia"/>
@@ -2181,315 +2177,7 @@
           <w:sz w:val="24"/>
           <w:shd w:val="clear" w:color="auto" w:fill="FDFDFE"/>
         </w:rPr>
-        <w:t xml:space="preserve">To address the shortcomings of traditional saffron cultivation, such as lack of continuous environmental monitoring, reliance on manual experience for irrigation, and weak data record and </w:t>
-      </w:r>
-      <w:proofErr w:type="gramStart"/>
-      <w:r>
-        <w:rPr>
-          <w:rFonts w:hint="eastAsia"/>
-          <w:sz w:val="24"/>
-          <w:shd w:val="clear" w:color="auto" w:fill="FDFDFE"/>
-        </w:rPr>
-        <w:t>remote control</w:t>
-      </w:r>
-      <w:proofErr w:type="gramEnd"/>
-      <w:r>
-        <w:rPr>
-          <w:rFonts w:hint="eastAsia"/>
-          <w:sz w:val="24"/>
-          <w:shd w:val="clear" w:color="auto" w:fill="FDFDFE"/>
-        </w:rPr>
-        <w:t xml:space="preserve"> capabilities. </w:t>
-      </w:r>
-      <w:proofErr w:type="gramStart"/>
-      <w:r>
-        <w:rPr>
-          <w:rFonts w:hint="eastAsia"/>
-          <w:sz w:val="24"/>
-          <w:shd w:val="clear" w:color="auto" w:fill="FDFDFE"/>
-        </w:rPr>
-        <w:t>an</w:t>
-      </w:r>
-      <w:proofErr w:type="gramEnd"/>
-      <w:r>
-        <w:rPr>
-          <w:rFonts w:hint="eastAsia"/>
-          <w:sz w:val="24"/>
-          <w:shd w:val="clear" w:color="auto" w:fill="FDFDFE"/>
-        </w:rPr>
-        <w:t xml:space="preserve"> intelligent saffron cultivation system </w:t>
-      </w:r>
-      <w:proofErr w:type="spellStart"/>
-      <w:proofErr w:type="gramStart"/>
-      <w:r>
-        <w:rPr>
-          <w:rFonts w:hint="eastAsia"/>
-          <w:sz w:val="24"/>
-          <w:shd w:val="clear" w:color="auto" w:fill="FDFDFE"/>
-        </w:rPr>
-        <w:t>base</w:t>
-      </w:r>
-      <w:proofErr w:type="spellEnd"/>
-      <w:proofErr w:type="gramEnd"/>
-      <w:r>
-        <w:rPr>
-          <w:rFonts w:hint="eastAsia"/>
-          <w:sz w:val="24"/>
-          <w:shd w:val="clear" w:color="auto" w:fill="FDFDFE"/>
-        </w:rPr>
-        <w:t xml:space="preserve"> on edge computing was created to improve </w:t>
-      </w:r>
-      <w:proofErr w:type="spellStart"/>
-      <w:r>
-        <w:rPr>
-          <w:rFonts w:hint="eastAsia"/>
-          <w:sz w:val="24"/>
-          <w:shd w:val="clear" w:color="auto" w:fill="FDFDFE"/>
-        </w:rPr>
-        <w:t>realtime</w:t>
-      </w:r>
-      <w:proofErr w:type="spellEnd"/>
-      <w:r>
-        <w:rPr>
-          <w:rFonts w:hint="eastAsia"/>
-          <w:sz w:val="24"/>
-          <w:shd w:val="clear" w:color="auto" w:fill="FDFDFE"/>
-        </w:rPr>
-        <w:t xml:space="preserve"> monitoring, automatic control; and </w:t>
-      </w:r>
-      <w:proofErr w:type="spellStart"/>
-      <w:r>
-        <w:rPr>
-          <w:rFonts w:hint="eastAsia"/>
-          <w:sz w:val="24"/>
-          <w:shd w:val="clear" w:color="auto" w:fill="FDFDFE"/>
-        </w:rPr>
-        <w:t>inteliigence</w:t>
-      </w:r>
-      <w:proofErr w:type="spellEnd"/>
-      <w:r>
-        <w:rPr>
-          <w:rFonts w:hint="eastAsia"/>
-          <w:sz w:val="24"/>
-          <w:shd w:val="clear" w:color="auto" w:fill="FDFDFE"/>
-        </w:rPr>
-        <w:t xml:space="preserve"> throughout the cultivation process. The system employs an overall architecture of device side, edge side, and </w:t>
-      </w:r>
-      <w:proofErr w:type="gramStart"/>
-      <w:r>
-        <w:rPr>
-          <w:rFonts w:hint="eastAsia"/>
-          <w:sz w:val="24"/>
-          <w:shd w:val="clear" w:color="auto" w:fill="FDFDFE"/>
-        </w:rPr>
-        <w:t>cloud based</w:t>
-      </w:r>
-      <w:proofErr w:type="gramEnd"/>
-      <w:r>
-        <w:rPr>
-          <w:rFonts w:hint="eastAsia"/>
-          <w:sz w:val="24"/>
-          <w:shd w:val="clear" w:color="auto" w:fill="FDFDFE"/>
-        </w:rPr>
-        <w:t xml:space="preserve"> expansion. Using an STM32F411 as the hardware core, </w:t>
-      </w:r>
-      <w:proofErr w:type="gramStart"/>
-      <w:r>
-        <w:rPr>
-          <w:rFonts w:hint="eastAsia"/>
-          <w:sz w:val="24"/>
-          <w:shd w:val="clear" w:color="auto" w:fill="FDFDFE"/>
-        </w:rPr>
-        <w:t>It</w:t>
-      </w:r>
-      <w:proofErr w:type="gramEnd"/>
-      <w:r>
-        <w:rPr>
-          <w:rFonts w:hint="eastAsia"/>
-          <w:sz w:val="24"/>
-          <w:shd w:val="clear" w:color="auto" w:fill="FDFDFE"/>
-        </w:rPr>
-        <w:t xml:space="preserve"> collects environmental parameters such as temperature, humidity, light intensity, and soil moisture, controls actuators, displays data on an OLED, and enables on-site interaction. Raspberry Pi 4B serves as the edge gateway, receiving device data via a USB virtual serial port. </w:t>
-      </w:r>
-      <w:proofErr w:type="spellStart"/>
-      <w:r>
-        <w:rPr>
-          <w:rFonts w:hint="eastAsia"/>
-          <w:sz w:val="24"/>
-          <w:shd w:val="clear" w:color="auto" w:fill="FDFDFE"/>
-        </w:rPr>
-        <w:t>MicroPython</w:t>
-      </w:r>
-      <w:proofErr w:type="spellEnd"/>
-      <w:r>
-        <w:rPr>
-          <w:rFonts w:hint="eastAsia"/>
-          <w:sz w:val="24"/>
-          <w:shd w:val="clear" w:color="auto" w:fill="FDFDFE"/>
-        </w:rPr>
-        <w:t xml:space="preserve">, Flask, and SQLite are used for </w:t>
-      </w:r>
-      <w:proofErr w:type="spellStart"/>
-      <w:r>
-        <w:rPr>
-          <w:rFonts w:hint="eastAsia"/>
-          <w:sz w:val="24"/>
-          <w:shd w:val="clear" w:color="auto" w:fill="FDFDFE"/>
-        </w:rPr>
-        <w:t>realtime</w:t>
-      </w:r>
-      <w:proofErr w:type="spellEnd"/>
-      <w:r>
-        <w:rPr>
-          <w:rFonts w:hint="eastAsia"/>
-          <w:sz w:val="24"/>
-          <w:shd w:val="clear" w:color="auto" w:fill="FDFDFE"/>
-        </w:rPr>
-        <w:t xml:space="preserve"> monitoring, historical data storage, web visualization, user access management, and automatic irrigation strategy configuration. MQTT is then used for </w:t>
-      </w:r>
-      <w:proofErr w:type="spellStart"/>
-      <w:r>
-        <w:rPr>
-          <w:rFonts w:hint="eastAsia"/>
-          <w:sz w:val="24"/>
-          <w:shd w:val="clear" w:color="auto" w:fill="FDFDFE"/>
-        </w:rPr>
-        <w:t>cloudbase</w:t>
-      </w:r>
-      <w:proofErr w:type="spellEnd"/>
-      <w:r>
-        <w:rPr>
-          <w:rFonts w:hint="eastAsia"/>
-          <w:sz w:val="24"/>
-          <w:shd w:val="clear" w:color="auto" w:fill="FDFDFE"/>
-        </w:rPr>
-        <w:t xml:space="preserve"> data expansion and remote access. Finally, </w:t>
-      </w:r>
-      <w:proofErr w:type="spellStart"/>
-      <w:r>
-        <w:rPr>
-          <w:rFonts w:hint="eastAsia"/>
-          <w:sz w:val="24"/>
-          <w:shd w:val="clear" w:color="auto" w:fill="FDFDFE"/>
-        </w:rPr>
-        <w:t>opencv</w:t>
-      </w:r>
-      <w:proofErr w:type="spellEnd"/>
-      <w:r>
-        <w:rPr>
-          <w:rFonts w:hint="eastAsia"/>
-          <w:sz w:val="24"/>
-          <w:shd w:val="clear" w:color="auto" w:fill="FDFDFE"/>
-        </w:rPr>
-        <w:t xml:space="preserve"> image analysis and local lightweight models are combined to enhance the system's environmental assessment and </w:t>
-      </w:r>
-      <w:proofErr w:type="spellStart"/>
-      <w:r>
-        <w:rPr>
-          <w:rFonts w:hint="eastAsia"/>
-          <w:sz w:val="24"/>
-          <w:shd w:val="clear" w:color="auto" w:fill="FDFDFE"/>
-        </w:rPr>
-        <w:t>decisionmaking</w:t>
-      </w:r>
-      <w:proofErr w:type="spellEnd"/>
-      <w:r>
-        <w:rPr>
-          <w:rFonts w:hint="eastAsia"/>
-          <w:sz w:val="24"/>
-          <w:shd w:val="clear" w:color="auto" w:fill="FDFDFE"/>
-        </w:rPr>
-        <w:t xml:space="preserve"> capabilities. The system test results show that this system can effectively perform </w:t>
-      </w:r>
-      <w:proofErr w:type="gramStart"/>
-      <w:r>
-        <w:rPr>
-          <w:rFonts w:hint="eastAsia"/>
-          <w:sz w:val="24"/>
-          <w:shd w:val="clear" w:color="auto" w:fill="FDFDFE"/>
-        </w:rPr>
-        <w:t>task</w:t>
-      </w:r>
-      <w:proofErr w:type="gramEnd"/>
-      <w:r>
-        <w:rPr>
-          <w:rFonts w:hint="eastAsia"/>
-          <w:sz w:val="24"/>
-          <w:shd w:val="clear" w:color="auto" w:fill="FDFDFE"/>
-        </w:rPr>
-        <w:t xml:space="preserve"> such as </w:t>
-      </w:r>
-      <w:proofErr w:type="spellStart"/>
-      <w:r>
-        <w:rPr>
-          <w:rFonts w:hint="eastAsia"/>
-          <w:sz w:val="24"/>
-          <w:shd w:val="clear" w:color="auto" w:fill="FDFDFE"/>
-        </w:rPr>
-        <w:t>realtime</w:t>
-      </w:r>
-      <w:proofErr w:type="spellEnd"/>
-      <w:r>
-        <w:rPr>
-          <w:rFonts w:hint="eastAsia"/>
-          <w:sz w:val="24"/>
-          <w:shd w:val="clear" w:color="auto" w:fill="FDFDFE"/>
-        </w:rPr>
-        <w:t xml:space="preserve"> monitoring of the saffron cultivation </w:t>
-      </w:r>
-      <w:proofErr w:type="spellStart"/>
-      <w:r>
-        <w:rPr>
-          <w:rFonts w:hint="eastAsia"/>
-          <w:sz w:val="24"/>
-          <w:shd w:val="clear" w:color="auto" w:fill="FDFDFE"/>
-        </w:rPr>
-        <w:t>environm</w:t>
-      </w:r>
-      <w:proofErr w:type="spellEnd"/>
-      <w:r>
-        <w:rPr>
-          <w:rFonts w:hint="eastAsia"/>
-          <w:sz w:val="24"/>
-          <w:shd w:val="clear" w:color="auto" w:fill="FDFDFE"/>
-        </w:rPr>
-        <w:t xml:space="preserve"> </w:t>
-      </w:r>
-      <w:proofErr w:type="spellStart"/>
-      <w:r>
-        <w:rPr>
-          <w:rFonts w:hint="eastAsia"/>
-          <w:sz w:val="24"/>
-          <w:shd w:val="clear" w:color="auto" w:fill="FDFDFE"/>
-        </w:rPr>
-        <w:t>ent</w:t>
-      </w:r>
-      <w:proofErr w:type="spellEnd"/>
-      <w:r>
-        <w:rPr>
-          <w:rFonts w:hint="eastAsia"/>
-          <w:sz w:val="24"/>
-          <w:shd w:val="clear" w:color="auto" w:fill="FDFDFE"/>
-        </w:rPr>
-        <w:t xml:space="preserve">, manual and automatic irrigation control, historical </w:t>
-      </w:r>
-      <w:proofErr w:type="spellStart"/>
-      <w:r>
-        <w:rPr>
-          <w:rFonts w:hint="eastAsia"/>
-          <w:sz w:val="24"/>
-          <w:shd w:val="clear" w:color="auto" w:fill="FDFDFE"/>
-        </w:rPr>
-        <w:t>date</w:t>
-      </w:r>
-      <w:proofErr w:type="spellEnd"/>
-      <w:r>
-        <w:rPr>
-          <w:rFonts w:hint="eastAsia"/>
-          <w:sz w:val="24"/>
-          <w:shd w:val="clear" w:color="auto" w:fill="FDFDFE"/>
-        </w:rPr>
-        <w:t xml:space="preserve"> visualization, and edge intelligent analysis. It features low cost, flexible deployment, and strong scalability, and can provide a feasible engineering solution for small scale intelligent cultivation of specialty economic crops.</w:t>
+        <w:t>To address the shortcomings of traditional saffron cultivation, such as lack of continuous environmental monitoring, reliance on manual experience for irrigation, and weak data record and remote control capabilities. an intelligent saffron cultivation system base on edge computing was created to improve realtime monitoring, automatic control; and inteliigence throughout the cultivation process. The system employs an overall architecture of device side, edge side, and cloud based expansion. Using an STM32F411 as the hardware core, It collects environmental parameters such as temperature, humidity, light intensity, and soil moisture, controls actuators, displays data on an OLED, and enables on-site interaction. Raspberry Pi 4B serves as the edge gateway, receiving device data via a USB virtual serial port. MicroPython, Flask, and SQLite are used for realtime monitoring, historical data storage, web visualization, user access management, and automatic irrigation strategy configuration. MQTT is then used for cloudbase data expansion and remote access. Finally, opencv image analysis and local lightweight models are combined to enhance the system's environmental assessment and decisionmaking capabilities. The system test results show that this system can effectively perform task such as realtime monitoring of the saffron cultivation environm ent, manual and automatic irrigation control, historical date visualization, and edge intelligent analysis. It features low cost, flexible deployment, and strong scalability, and can provide a feasible engineering solution for small scale intelligent cultivation of specialty economic crops.</w:t>
       </w:r>
     </w:p>
     <w:p>
@@ -4880,23 +4568,7 @@
           <w:rFonts w:hint="eastAsia"/>
           <w:lang w:val="zh-CN"/>
         </w:rPr>
-        <w:t>藏红花属于有较高经济价值的特色经济作物，它的生命周期存在明显的阶段特点，精细化管理要求比较高。在传统的手工灌溉及管理方式中存在着许多问题，劳动强度大，响应慢，监测次数少，过程不能溯源，环境一致性无法控制。</w:t>
-      </w:r>
-      <w:proofErr w:type="gramStart"/>
-      <w:r>
-        <w:rPr>
-          <w:rFonts w:hint="eastAsia"/>
-          <w:lang w:val="zh-CN"/>
-        </w:rPr>
-        <w:t>当产业</w:t>
-      </w:r>
-      <w:proofErr w:type="gramEnd"/>
-      <w:r>
-        <w:rPr>
-          <w:rFonts w:hint="eastAsia"/>
-          <w:lang w:val="zh-CN"/>
-        </w:rPr>
-        <w:t>规模扩大或者环境变得更为复杂的时候，人工管理所造成的成本和不稳定性就会急剧增加。因此，建立一个环境感知、边缘处理、自动控制、数据可视化、云端扩展的系统，有较高的研究价值和应用意义。</w:t>
+        <w:t>藏红花属于有较高经济价值的特色经济作物，它的生命周期存在明显的阶段特点，精细化管理要求比较高。在传统的手工灌溉及管理方式中存在着许多问题，劳动强度大，响应慢，监测次数少，过程不能溯源，环境一致性无法控制。当产业规模扩大或者环境变得更为复杂的时候，人工管理所造成的成本和不稳定性就会急剧增加。因此，建立一个环境感知、边缘处理、自动控制、数据可视化、云端扩展的系统，有较高的研究价值和应用意义。</w:t>
       </w:r>
     </w:p>
     <w:p>
@@ -5337,23 +5009,7 @@
           <w:rFonts w:hint="eastAsia"/>
           <w:lang w:val="zh-CN"/>
         </w:rPr>
-        <w:t>但是对小型、低成本、适合教学、轻</w:t>
-      </w:r>
-      <w:proofErr w:type="gramStart"/>
-      <w:r>
-        <w:rPr>
-          <w:rFonts w:hint="eastAsia"/>
-          <w:lang w:val="zh-CN"/>
-        </w:rPr>
-        <w:t>量部署</w:t>
-      </w:r>
-      <w:proofErr w:type="gramEnd"/>
-      <w:r>
-        <w:rPr>
-          <w:rFonts w:hint="eastAsia"/>
-          <w:lang w:val="zh-CN"/>
-        </w:rPr>
-        <w:t>的特色作物培育系统，还需要更加贴近实际应用的工程化方案。因此本文根据藏红花培育的实际需要提出一种结合嵌入式采集、边缘服务、本地数据库、可视化管理以及智能扩展的综合实现方案。</w:t>
+        <w:t>但是对小型、低成本、适合教学、轻量部署的特色作物培育系统，还需要更加贴近实际应用的工程化方案。因此本文根据藏红花培育的实际需要提出一种结合嵌入式采集、边缘服务、本地数据库、可视化管理以及智能扩展的综合实现方案。</w:t>
       </w:r>
     </w:p>
     <w:p>
@@ -5778,23 +5434,7 @@
           <w:rFonts w:hint="eastAsia"/>
           <w:lang w:val="zh-CN"/>
         </w:rPr>
-        <w:t>物联网系统一般是由感知层、网络层、应用层三部分构成的。感知层主要是对环境信息进行采集、执行控制，网络层主要是实现设备之间的通信、数据传输，应用层主要是实现数据的管理、业务逻辑的实现。对于智能农业场景来说，单纯的感知和传输不能满足低时延、高可用性要求，所以要采用边缘计算的思想，把一部分存储、分析、控制逻辑放到</w:t>
-      </w:r>
-      <w:proofErr w:type="gramStart"/>
-      <w:r>
-        <w:rPr>
-          <w:rFonts w:hint="eastAsia"/>
-          <w:lang w:val="zh-CN"/>
-        </w:rPr>
-        <w:t>离设备</w:t>
-      </w:r>
-      <w:proofErr w:type="gramEnd"/>
-      <w:r>
-        <w:rPr>
-          <w:rFonts w:hint="eastAsia"/>
-          <w:lang w:val="zh-CN"/>
-        </w:rPr>
-        <w:t>近的地方。</w:t>
+        <w:t>物联网系统一般是由感知层、网络层、应用层三部分构成的。感知层主要是对环境信息进行采集、执行控制，网络层主要是实现设备之间的通信、数据传输，应用层主要是实现数据的管理、业务逻辑的实现。对于智能农业场景来说，单纯的感知和传输不能满足低时延、高可用性要求，所以要采用边缘计算的思想，把一部分存储、分析、控制逻辑放到离设备近的地方。</w:t>
       </w:r>
     </w:p>
     <w:p>
@@ -6090,23 +5730,7 @@
           <w:rFonts w:hint="eastAsia"/>
           <w:lang w:val="zh-CN"/>
         </w:rPr>
-        <w:t>是一种</w:t>
-      </w:r>
-      <w:proofErr w:type="gramStart"/>
-      <w:r>
-        <w:rPr>
-          <w:rFonts w:hint="eastAsia"/>
-          <w:lang w:val="zh-CN"/>
-        </w:rPr>
-        <w:t>面向低</w:t>
-      </w:r>
-      <w:proofErr w:type="gramEnd"/>
-      <w:r>
-        <w:rPr>
-          <w:rFonts w:hint="eastAsia"/>
-          <w:lang w:val="zh-CN"/>
-        </w:rPr>
-        <w:t>带宽和高延迟网络环境设计的轻量级发布</w:t>
+        <w:t>是一种面向低带宽和高延迟网络环境设计的轻量级发布</w:t>
       </w:r>
       <w:r>
         <w:rPr>
@@ -6176,23 +5800,7 @@
           <w:rFonts w:hint="eastAsia"/>
           <w:lang w:val="zh-CN"/>
         </w:rPr>
-        <w:t>并能通过扫描二</w:t>
-      </w:r>
-      <w:proofErr w:type="gramStart"/>
-      <w:r>
-        <w:rPr>
-          <w:rFonts w:hint="eastAsia"/>
-          <w:lang w:val="zh-CN"/>
-        </w:rPr>
-        <w:t>维码或者</w:t>
-      </w:r>
-      <w:proofErr w:type="gramEnd"/>
-      <w:r>
-        <w:rPr>
-          <w:rFonts w:hint="eastAsia"/>
-          <w:lang w:val="zh-CN"/>
-        </w:rPr>
-        <w:t>访</w:t>
+        <w:t>并能通过扫描二维码或者访</w:t>
       </w:r>
       <w:r>
         <w:rPr>
@@ -6200,17 +5808,8 @@
           <w:lang w:val="zh-CN"/>
         </w:rPr>
         <w:lastRenderedPageBreak/>
-        <w:t>问公网域名来在非局域网查看采集</w:t>
-      </w:r>
-      <w:proofErr w:type="gramStart"/>
-      <w:r>
-        <w:rPr>
-          <w:rFonts w:hint="eastAsia"/>
-          <w:lang w:val="zh-CN"/>
-        </w:rPr>
-        <w:t>器数据</w:t>
-      </w:r>
-      <w:proofErr w:type="gramEnd"/>
+        <w:t>问公网域名来在非局域网查看采集器数据</w:t>
+      </w:r>
       <w:r>
         <w:rPr>
           <w:rFonts w:hint="eastAsia"/>
@@ -6894,23 +6493,7 @@
           <w:rFonts w:hint="eastAsia"/>
           <w:lang w:val="zh-CN"/>
         </w:rPr>
-        <w:t>完成视觉任务。该套软硬结合的技术</w:t>
-      </w:r>
-      <w:proofErr w:type="gramStart"/>
-      <w:r>
-        <w:rPr>
-          <w:rFonts w:hint="eastAsia"/>
-          <w:lang w:val="zh-CN"/>
-        </w:rPr>
-        <w:t>栈</w:t>
-      </w:r>
-      <w:proofErr w:type="gramEnd"/>
-      <w:r>
-        <w:rPr>
-          <w:rFonts w:hint="eastAsia"/>
-          <w:lang w:val="zh-CN"/>
-        </w:rPr>
-        <w:t>已经得到了很多行业的落地项目验证，可以保证本系统的各种复杂的业务能顺利进行。</w:t>
+        <w:t>完成视觉任务。该套软硬结合的技术栈已经得到了很多行业的落地项目验证，可以保证本系统的各种复杂的业务能顺利进行。</w:t>
       </w:r>
     </w:p>
     <w:p>
@@ -6926,23 +6509,7 @@
           <w:rFonts w:hint="eastAsia"/>
           <w:lang w:val="zh-CN"/>
         </w:rPr>
-        <w:t>经济可行性。本系统所用到的主要零部件绝大部分都是基础电子教学、实验模块。这些配件价格便宜。另外，直接使用树莓派</w:t>
-      </w:r>
-      <w:proofErr w:type="gramStart"/>
-      <w:r>
-        <w:rPr>
-          <w:rFonts w:hint="eastAsia"/>
-          <w:lang w:val="zh-CN"/>
-        </w:rPr>
-        <w:t>作为算力中心</w:t>
-      </w:r>
-      <w:proofErr w:type="gramEnd"/>
-      <w:r>
-        <w:rPr>
-          <w:rFonts w:hint="eastAsia"/>
-          <w:lang w:val="zh-CN"/>
-        </w:rPr>
-        <w:t>，并且配备现成的传感器成品，不但可以节省从零开始绘制复杂的</w:t>
+        <w:t>经济可行性。本系统所用到的主要零部件绝大部分都是基础电子教学、实验模块。这些配件价格便宜。另外，直接使用树莓派作为算力中心，并且配备现成的传感器成品，不但可以节省从零开始绘制复杂的</w:t>
       </w:r>
       <w:r>
         <w:rPr>
@@ -7014,23 +6581,7 @@
           <w:rFonts w:hint="eastAsia"/>
           <w:lang w:val="zh-CN"/>
         </w:rPr>
-        <w:t>线以串行方式进行通信，并且使用免安装的本地数据库，基本上实现了</w:t>
-      </w:r>
-      <w:proofErr w:type="gramStart"/>
-      <w:r>
-        <w:rPr>
-          <w:rFonts w:hint="eastAsia"/>
-          <w:lang w:val="zh-CN"/>
-        </w:rPr>
-        <w:t>插电即用</w:t>
-      </w:r>
-      <w:proofErr w:type="gramEnd"/>
-      <w:r>
-        <w:rPr>
-          <w:rFonts w:hint="eastAsia"/>
-          <w:lang w:val="zh-CN"/>
-        </w:rPr>
-        <w:t>的效果。系统自带的自动灌溉方案、完善的日志存档系统等都会大大减少对人工操作的需求，该系统非常容易上手并且视觉反馈清晰。</w:t>
+        <w:t>线以串行方式进行通信，并且使用免安装的本地数据库，基本上实现了插电即用的效果。系统自带的自动灌溉方案、完善的日志存档系统等都会大大减少对人工操作的需求，该系统非常容易上手并且视觉反馈清晰。</w:t>
       </w:r>
     </w:p>
     <w:p>
@@ -7071,17 +6622,8 @@
           <w:rFonts w:hint="eastAsia"/>
           <w:lang w:val="zh-CN"/>
         </w:rPr>
-        <w:t>本文采用“设备端、边缘端、云端扩展”三层结构来设计系统的总体方案。设备</w:t>
-      </w:r>
-      <w:proofErr w:type="gramStart"/>
-      <w:r>
-        <w:rPr>
-          <w:rFonts w:hint="eastAsia"/>
-          <w:lang w:val="zh-CN"/>
-        </w:rPr>
-        <w:t>端采用</w:t>
-      </w:r>
-      <w:proofErr w:type="gramEnd"/>
+        <w:t>本文采用“设备端、边缘端、云端扩展”三层结构来设计系统的总体方案。设备端采用</w:t>
+      </w:r>
       <w:r>
         <w:rPr>
           <w:rFonts w:hint="eastAsia"/>
@@ -7222,39 +6764,7 @@
           <w:rFonts w:hint="eastAsia"/>
           <w:lang w:val="zh-CN"/>
         </w:rPr>
-        <w:t>获取最新的数据以及历史数据，从而达到实时监控和图表展示的目的；当检测到土壤湿度低于阈值的时候，</w:t>
-      </w:r>
-      <w:proofErr w:type="gramStart"/>
-      <w:r>
-        <w:rPr>
-          <w:rFonts w:hint="eastAsia"/>
-          <w:lang w:val="zh-CN"/>
-        </w:rPr>
-        <w:t>边缘端会自动</w:t>
-      </w:r>
-      <w:proofErr w:type="gramEnd"/>
-      <w:r>
-        <w:rPr>
-          <w:rFonts w:hint="eastAsia"/>
-          <w:lang w:val="zh-CN"/>
-        </w:rPr>
-        <w:t>开启水泵，并且在达到设定的时间之后再自动关闭水泵；当云端连接正常的时候，</w:t>
-      </w:r>
-      <w:proofErr w:type="gramStart"/>
-      <w:r>
-        <w:rPr>
-          <w:rFonts w:hint="eastAsia"/>
-          <w:lang w:val="zh-CN"/>
-        </w:rPr>
-        <w:t>边缘端会把</w:t>
-      </w:r>
-      <w:proofErr w:type="gramEnd"/>
-      <w:r>
-        <w:rPr>
-          <w:rFonts w:hint="eastAsia"/>
-          <w:lang w:val="zh-CN"/>
-        </w:rPr>
-        <w:t>数据通过</w:t>
+        <w:t>获取最新的数据以及历史数据，从而达到实时监控和图表展示的目的；当检测到土壤湿度低于阈值的时候，边缘端会自动开启水泵，并且在达到设定的时间之后再自动关闭水泵；当云端连接正常的时候，边缘端会把数据通过</w:t>
       </w:r>
       <w:r>
         <w:rPr>
@@ -7855,25 +7365,7 @@
                 <w:bCs/>
                 <w:szCs w:val="21"/>
               </w:rPr>
-              <w:t xml:space="preserve"> </w:t>
-            </w:r>
-            <w:proofErr w:type="spellStart"/>
-            <w:r>
-              <w:rPr>
-                <w:rFonts w:hint="eastAsia"/>
-                <w:bCs/>
-                <w:szCs w:val="21"/>
-              </w:rPr>
-              <w:t>MicroPython</w:t>
-            </w:r>
-            <w:proofErr w:type="spellEnd"/>
-            <w:r>
-              <w:rPr>
-                <w:rFonts w:hint="eastAsia"/>
-                <w:bCs/>
-                <w:szCs w:val="21"/>
-              </w:rPr>
-              <w:t xml:space="preserve">, </w:t>
+              <w:t xml:space="preserve"> MicroPython, </w:t>
             </w:r>
             <w:r>
               <w:rPr>
@@ -9177,25 +8669,7 @@
                 <w:bCs/>
                 <w:szCs w:val="21"/>
               </w:rPr>
-              <w:t>与边缘</w:t>
-            </w:r>
-            <w:proofErr w:type="gramStart"/>
-            <w:r>
-              <w:rPr>
-                <w:rFonts w:hint="eastAsia"/>
-                <w:bCs/>
-                <w:szCs w:val="21"/>
-              </w:rPr>
-              <w:t>端易集成</w:t>
-            </w:r>
-            <w:proofErr w:type="gramEnd"/>
-            <w:r>
-              <w:rPr>
-                <w:rFonts w:hint="eastAsia"/>
-                <w:bCs/>
-                <w:szCs w:val="21"/>
-              </w:rPr>
-              <w:t>，适合展示</w:t>
+              <w:t>与边缘端易集成，适合展示</w:t>
             </w:r>
           </w:p>
         </w:tc>
@@ -9467,18 +8941,8 @@
                 <w:bCs/>
                 <w:szCs w:val="21"/>
               </w:rPr>
-              <w:t>方案</w:t>
-            </w:r>
-            <w:proofErr w:type="gramStart"/>
-            <w:r>
-              <w:rPr>
-                <w:rFonts w:hint="eastAsia"/>
-                <w:bCs/>
-                <w:szCs w:val="21"/>
-              </w:rPr>
-              <w:t>一</w:t>
-            </w:r>
-            <w:proofErr w:type="gramEnd"/>
+              <w:t>方案一</w:t>
+            </w:r>
           </w:p>
         </w:tc>
         <w:tc>
@@ -10222,23 +9686,13 @@
                 <w:szCs w:val="21"/>
               </w:rPr>
             </w:pPr>
-            <w:proofErr w:type="gramStart"/>
-            <w:r>
-              <w:rPr>
-                <w:rFonts w:hint="eastAsia"/>
-                <w:bCs/>
-                <w:szCs w:val="21"/>
-              </w:rPr>
-              <w:t>仅文件</w:t>
-            </w:r>
-            <w:proofErr w:type="gramEnd"/>
-            <w:r>
-              <w:rPr>
-                <w:rFonts w:hint="eastAsia"/>
-                <w:bCs/>
-                <w:szCs w:val="21"/>
-              </w:rPr>
-              <w:t>存储</w:t>
+            <w:r>
+              <w:rPr>
+                <w:rFonts w:hint="eastAsia"/>
+                <w:bCs/>
+                <w:szCs w:val="21"/>
+              </w:rPr>
+              <w:t>仅文件存储</w:t>
             </w:r>
           </w:p>
         </w:tc>
@@ -10423,23 +9877,13 @@
                 <w:szCs w:val="21"/>
               </w:rPr>
             </w:pPr>
-            <w:proofErr w:type="gramStart"/>
-            <w:r>
-              <w:rPr>
-                <w:rFonts w:hint="eastAsia"/>
-                <w:bCs/>
-                <w:szCs w:val="21"/>
-              </w:rPr>
-              <w:t>仅文件</w:t>
-            </w:r>
-            <w:proofErr w:type="gramEnd"/>
-            <w:r>
-              <w:rPr>
-                <w:rFonts w:hint="eastAsia"/>
-                <w:bCs/>
-                <w:szCs w:val="21"/>
-              </w:rPr>
-              <w:t>存储</w:t>
+            <w:r>
+              <w:rPr>
+                <w:rFonts w:hint="eastAsia"/>
+                <w:bCs/>
+                <w:szCs w:val="21"/>
+              </w:rPr>
+              <w:t>仅文件存储</w:t>
             </w:r>
           </w:p>
         </w:tc>
@@ -10821,23 +10265,7 @@
           <w:rFonts w:hint="eastAsia"/>
           <w:lang w:val="zh-CN"/>
         </w:rPr>
-        <w:t>等软件环境，满足</w:t>
-      </w:r>
-      <w:proofErr w:type="gramStart"/>
-      <w:r>
-        <w:rPr>
-          <w:rFonts w:hint="eastAsia"/>
-          <w:lang w:val="zh-CN"/>
-        </w:rPr>
-        <w:t>系统本地</w:t>
-      </w:r>
-      <w:proofErr w:type="gramEnd"/>
-      <w:r>
-        <w:rPr>
-          <w:rFonts w:hint="eastAsia"/>
-          <w:lang w:val="zh-CN"/>
-        </w:rPr>
-        <w:t>数据处理及功能扩展的要求。两者一起工作，系统既有单片机的实时控制能力，又有边缘设备的数据处理能力。</w:t>
+        <w:t>等软件环境，满足系统本地数据处理及功能扩展的要求。两者一起工作，系统既有单片机的实时控制能力，又有边缘设备的数据处理能力。</w:t>
       </w:r>
     </w:p>
     <w:p>
@@ -11864,23 +11292,7 @@
           <w:rFonts w:hint="eastAsia"/>
           <w:lang w:val="zh-CN"/>
         </w:rPr>
-        <w:t>摄像头</w:t>
-      </w:r>
-      <w:proofErr w:type="gramStart"/>
-      <w:r>
-        <w:rPr>
-          <w:rFonts w:hint="eastAsia"/>
-          <w:lang w:val="zh-CN"/>
-        </w:rPr>
-        <w:t>做为</w:t>
-      </w:r>
-      <w:proofErr w:type="gramEnd"/>
-      <w:r>
-        <w:rPr>
-          <w:rFonts w:hint="eastAsia"/>
-          <w:lang w:val="zh-CN"/>
-        </w:rPr>
-        <w:t>图像采集器件。该模块可以直接和树莓派相连，用来采集作物生长图像，再用</w:t>
+        <w:t>摄像头做为图像采集器件。该模块可以直接和树莓派相连，用来采集作物生长图像，再用</w:t>
       </w:r>
       <w:r>
         <w:rPr>
@@ -12070,21 +11482,12 @@
         </w:rPr>
         <w:t xml:space="preserve"> STM32 </w:t>
       </w:r>
-      <w:proofErr w:type="gramStart"/>
-      <w:r>
-        <w:rPr>
-          <w:rFonts w:hint="eastAsia"/>
-          <w:lang w:val="zh-CN"/>
-        </w:rPr>
-        <w:t>回发控制</w:t>
-      </w:r>
-      <w:proofErr w:type="gramEnd"/>
-      <w:r>
-        <w:rPr>
-          <w:rFonts w:hint="eastAsia"/>
-          <w:lang w:val="zh-CN"/>
-        </w:rPr>
-        <w:t>命令。</w:t>
+      <w:r>
+        <w:rPr>
+          <w:rFonts w:hint="eastAsia"/>
+          <w:lang w:val="zh-CN"/>
+        </w:rPr>
+        <w:t>回发控制命令。</w:t>
       </w:r>
     </w:p>
     <w:p>
@@ -12114,23 +11517,7 @@
           <w:rFonts w:hint="eastAsia"/>
           <w:lang w:val="zh-CN"/>
         </w:rPr>
-        <w:t>灯带继电器。当边缘</w:t>
-      </w:r>
-      <w:proofErr w:type="gramStart"/>
-      <w:r>
-        <w:rPr>
-          <w:rFonts w:hint="eastAsia"/>
-          <w:lang w:val="zh-CN"/>
-        </w:rPr>
-        <w:t>端发出</w:t>
-      </w:r>
-      <w:proofErr w:type="gramEnd"/>
-      <w:r>
-        <w:rPr>
-          <w:rFonts w:hint="eastAsia"/>
-          <w:lang w:val="zh-CN"/>
-        </w:rPr>
-        <w:t>控制命令之后，</w:t>
+        <w:t>灯带继电器。当边缘端发出控制命令之后，</w:t>
       </w:r>
       <w:r>
         <w:rPr>
@@ -12506,21 +11893,12 @@
           <w:lang w:val="zh-CN"/>
         </w:rPr>
       </w:pPr>
-      <w:proofErr w:type="gramStart"/>
-      <w:r>
-        <w:rPr>
-          <w:rFonts w:hint="eastAsia"/>
-          <w:lang w:val="zh-CN"/>
-        </w:rPr>
-        <w:t>板载状态</w:t>
-      </w:r>
-      <w:proofErr w:type="gramEnd"/>
-      <w:r>
-        <w:rPr>
-          <w:rFonts w:hint="eastAsia"/>
-          <w:lang w:val="zh-CN"/>
-        </w:rPr>
-        <w:t>指示灯使用</w:t>
+      <w:r>
+        <w:rPr>
+          <w:rFonts w:hint="eastAsia"/>
+          <w:lang w:val="zh-CN"/>
+        </w:rPr>
+        <w:t>板载状态指示灯使用</w:t>
       </w:r>
       <w:r>
         <w:rPr>
@@ -12561,17 +11939,8 @@
           <w:rFonts w:hint="eastAsia"/>
           <w:lang w:val="zh-CN"/>
         </w:rPr>
-        <w:t>与树莓</w:t>
-      </w:r>
-      <w:proofErr w:type="gramStart"/>
-      <w:r>
-        <w:rPr>
-          <w:rFonts w:hint="eastAsia"/>
-          <w:lang w:val="zh-CN"/>
-        </w:rPr>
-        <w:t>派通过</w:t>
-      </w:r>
-      <w:proofErr w:type="gramEnd"/>
+        <w:t>与树莓派通过</w:t>
+      </w:r>
       <w:r>
         <w:rPr>
           <w:rFonts w:hint="eastAsia"/>
@@ -12857,39 +12226,7 @@
           <w:rFonts w:hint="eastAsia"/>
           <w:lang w:val="zh-CN"/>
         </w:rPr>
-        <w:t>边缘端线程不断读取当前土壤湿度和灌溉策略参数，当满足触发条件的时候，就会</w:t>
-      </w:r>
-      <w:proofErr w:type="gramStart"/>
-      <w:r>
-        <w:rPr>
-          <w:rFonts w:hint="eastAsia"/>
-          <w:lang w:val="zh-CN"/>
-        </w:rPr>
-        <w:t>向设备端发出</w:t>
-      </w:r>
-      <w:proofErr w:type="gramEnd"/>
-      <w:r>
-        <w:rPr>
-          <w:rFonts w:hint="eastAsia"/>
-          <w:lang w:val="zh-CN"/>
-        </w:rPr>
-        <w:t>开启水泵的指令，在达到设定的灌溉时间之后，再发出关闭指令。系统还要对控制日志以及最近的动作时间加以记载，从而</w:t>
-      </w:r>
-      <w:proofErr w:type="gramStart"/>
-      <w:r>
-        <w:rPr>
-          <w:rFonts w:hint="eastAsia"/>
-          <w:lang w:val="zh-CN"/>
-        </w:rPr>
-        <w:t>给状态</w:t>
-      </w:r>
-      <w:proofErr w:type="gramEnd"/>
-      <w:r>
-        <w:rPr>
-          <w:rFonts w:hint="eastAsia"/>
-          <w:lang w:val="zh-CN"/>
-        </w:rPr>
-        <w:t>追踪以及测试分析赋予支撑。</w:t>
+        <w:t>边缘端线程不断读取当前土壤湿度和灌溉策略参数，当满足触发条件的时候，就会向设备端发出开启水泵的指令，在达到设定的灌溉时间之后，再发出关闭指令。系统还要对控制日志以及最近的动作时间加以记载，从而给状态追踪以及测试分析赋予支撑。</w:t>
       </w:r>
     </w:p>
     <w:p>
@@ -13007,23 +12344,7 @@
           <w:rFonts w:hint="eastAsia"/>
           <w:lang w:val="zh-CN"/>
         </w:rPr>
-        <w:t>让用户在易脏手的培育</w:t>
-      </w:r>
-      <w:proofErr w:type="gramStart"/>
-      <w:r>
-        <w:rPr>
-          <w:rFonts w:hint="eastAsia"/>
-          <w:lang w:val="zh-CN"/>
-        </w:rPr>
-        <w:t>室环境</w:t>
-      </w:r>
-      <w:proofErr w:type="gramEnd"/>
-      <w:r>
-        <w:rPr>
-          <w:rFonts w:hint="eastAsia"/>
-          <w:lang w:val="zh-CN"/>
-        </w:rPr>
-        <w:t>也能查看数据。</w:t>
+        <w:t>让用户在易脏手的培育室环境也能查看数据。</w:t>
       </w:r>
     </w:p>
     <w:p>
@@ -13125,19 +12446,13 @@
         <w:rPr>
           <w:rFonts w:hint="eastAsia"/>
         </w:rPr>
-        <w:t>主要模块与</w:t>
-      </w:r>
-      <w:r>
-        <w:rPr>
-          <w:rFonts w:hint="eastAsia"/>
-        </w:rPr>
-        <w:t>OLED</w:t>
-      </w:r>
-      <w:r>
-        <w:rPr>
-          <w:rFonts w:hint="eastAsia"/>
-        </w:rPr>
-        <w:t>状态显示页</w:t>
+        <w:t>主要模块</w:t>
+      </w:r>
+      <w:r>
+        <w:rPr>
+          <w:rFonts w:hint="eastAsia"/>
+        </w:rPr>
+        <w:t>展示</w:t>
       </w:r>
     </w:p>
     <w:p>
@@ -13248,17 +12563,8 @@
           <w:rFonts w:hint="eastAsia"/>
           <w:lang w:val="zh-CN"/>
         </w:rPr>
-        <w:t>相比于</w:t>
-      </w:r>
-      <w:proofErr w:type="gramStart"/>
-      <w:r>
-        <w:rPr>
-          <w:rFonts w:hint="eastAsia"/>
-          <w:lang w:val="zh-CN"/>
-        </w:rPr>
-        <w:t>蓝牙或者</w:t>
-      </w:r>
-      <w:proofErr w:type="gramEnd"/>
+        <w:t>相比于蓝牙或者</w:t>
+      </w:r>
       <w:r>
         <w:rPr>
           <w:rFonts w:hint="eastAsia"/>
@@ -13285,23 +12591,7 @@
           <w:rFonts w:hint="eastAsia"/>
           <w:lang w:val="zh-CN"/>
         </w:rPr>
-        <w:t>串口链路更稳定、调试更简单，适合原型设计阶段快速落地。同时边缘</w:t>
-      </w:r>
-      <w:proofErr w:type="gramStart"/>
-      <w:r>
-        <w:rPr>
-          <w:rFonts w:hint="eastAsia"/>
-          <w:lang w:val="zh-CN"/>
-        </w:rPr>
-        <w:t>端仍然</w:t>
-      </w:r>
-      <w:proofErr w:type="gramEnd"/>
-      <w:r>
-        <w:rPr>
-          <w:rFonts w:hint="eastAsia"/>
-          <w:lang w:val="zh-CN"/>
-        </w:rPr>
-        <w:t>具有</w:t>
+        <w:t>串口链路更稳定、调试更简单，适合原型设计阶段快速落地。同时边缘端仍然具有</w:t>
       </w:r>
       <w:r>
         <w:rPr>
@@ -13991,23 +13281,7 @@
           <w:rFonts w:hint="eastAsia"/>
           <w:lang w:val="zh-CN"/>
         </w:rPr>
-        <w:t>设备</w:t>
-      </w:r>
-      <w:proofErr w:type="gramStart"/>
-      <w:r>
-        <w:rPr>
-          <w:rFonts w:hint="eastAsia"/>
-          <w:lang w:val="zh-CN"/>
-        </w:rPr>
-        <w:t>端主要</w:t>
-      </w:r>
-      <w:proofErr w:type="gramEnd"/>
-      <w:r>
-        <w:rPr>
-          <w:rFonts w:hint="eastAsia"/>
-          <w:lang w:val="zh-CN"/>
-        </w:rPr>
-        <w:t>功能流程可概括如下：</w:t>
+        <w:t>设备端主要功能流程可概括如下：</w:t>
       </w:r>
     </w:p>
     <w:p>
@@ -14248,21 +13522,7 @@
         <w:rPr>
           <w:rFonts w:hint="eastAsia"/>
         </w:rPr>
-        <w:t>边缘</w:t>
-      </w:r>
-      <w:proofErr w:type="gramStart"/>
-      <w:r>
-        <w:rPr>
-          <w:rFonts w:hint="eastAsia"/>
-        </w:rPr>
-        <w:t>端服务</w:t>
-      </w:r>
-      <w:proofErr w:type="gramEnd"/>
-      <w:r>
-        <w:rPr>
-          <w:rFonts w:hint="eastAsia"/>
-        </w:rPr>
-        <w:t>与数据库设计</w:t>
+        <w:t>边缘端服务与数据库设计</w:t>
       </w:r>
       <w:bookmarkEnd w:id="115"/>
       <w:bookmarkEnd w:id="116"/>
@@ -14280,17 +13540,8 @@
           <w:rFonts w:hint="eastAsia"/>
           <w:lang w:val="zh-CN"/>
         </w:rPr>
-        <w:t>边缘</w:t>
-      </w:r>
-      <w:proofErr w:type="gramStart"/>
-      <w:r>
-        <w:rPr>
-          <w:rFonts w:hint="eastAsia"/>
-          <w:lang w:val="zh-CN"/>
-        </w:rPr>
-        <w:t>端服务用</w:t>
-      </w:r>
-      <w:proofErr w:type="gramEnd"/>
+        <w:t>边缘端服务用</w:t>
+      </w:r>
       <w:r>
         <w:rPr>
           <w:rFonts w:hint="eastAsia"/>
@@ -14622,25 +13873,7 @@
                 <w:bCs/>
                 <w:szCs w:val="21"/>
               </w:rPr>
-              <w:t>/</w:t>
-            </w:r>
-            <w:proofErr w:type="spellStart"/>
-            <w:r>
-              <w:rPr>
-                <w:rFonts w:hint="eastAsia"/>
-                <w:bCs/>
-                <w:szCs w:val="21"/>
-              </w:rPr>
-              <w:t>api</w:t>
-            </w:r>
-            <w:proofErr w:type="spellEnd"/>
-            <w:r>
-              <w:rPr>
-                <w:rFonts w:hint="eastAsia"/>
-                <w:bCs/>
-                <w:szCs w:val="21"/>
-              </w:rPr>
-              <w:t>/v1/sensors/latest</w:t>
+              <w:t>/api/v1/sensors/latest</w:t>
             </w:r>
           </w:p>
         </w:tc>
@@ -14747,25 +13980,7 @@
                 <w:bCs/>
                 <w:szCs w:val="21"/>
               </w:rPr>
-              <w:t>/</w:t>
-            </w:r>
-            <w:proofErr w:type="spellStart"/>
-            <w:r>
-              <w:rPr>
-                <w:rFonts w:hint="eastAsia"/>
-                <w:bCs/>
-                <w:szCs w:val="21"/>
-              </w:rPr>
-              <w:t>api</w:t>
-            </w:r>
-            <w:proofErr w:type="spellEnd"/>
-            <w:r>
-              <w:rPr>
-                <w:rFonts w:hint="eastAsia"/>
-                <w:bCs/>
-                <w:szCs w:val="21"/>
-              </w:rPr>
-              <w:t>/v1/sensors/history</w:t>
+              <w:t>/api/v1/sensors/history</w:t>
             </w:r>
           </w:p>
         </w:tc>
@@ -14873,25 +14088,7 @@
                 <w:szCs w:val="21"/>
               </w:rPr>
               <w:lastRenderedPageBreak/>
-              <w:t>/</w:t>
-            </w:r>
-            <w:proofErr w:type="spellStart"/>
-            <w:r>
-              <w:rPr>
-                <w:rFonts w:hint="eastAsia"/>
-                <w:bCs/>
-                <w:szCs w:val="21"/>
-              </w:rPr>
-              <w:t>api</w:t>
-            </w:r>
-            <w:proofErr w:type="spellEnd"/>
-            <w:r>
-              <w:rPr>
-                <w:rFonts w:hint="eastAsia"/>
-                <w:bCs/>
-                <w:szCs w:val="21"/>
-              </w:rPr>
-              <w:t>/v1/sensors/history.csv</w:t>
+              <w:t>/api/v1/sensors/history.csv</w:t>
             </w:r>
           </w:p>
         </w:tc>
@@ -15006,25 +14203,7 @@
                 <w:bCs/>
                 <w:szCs w:val="21"/>
               </w:rPr>
-              <w:t>/</w:t>
-            </w:r>
-            <w:proofErr w:type="spellStart"/>
-            <w:r>
-              <w:rPr>
-                <w:rFonts w:hint="eastAsia"/>
-                <w:bCs/>
-                <w:szCs w:val="21"/>
-              </w:rPr>
-              <w:t>api</w:t>
-            </w:r>
-            <w:proofErr w:type="spellEnd"/>
-            <w:r>
-              <w:rPr>
-                <w:rFonts w:hint="eastAsia"/>
-                <w:bCs/>
-                <w:szCs w:val="21"/>
-              </w:rPr>
-              <w:t>/v1/control</w:t>
+              <w:t>/api/v1/control</w:t>
             </w:r>
           </w:p>
         </w:tc>
@@ -15131,25 +14310,7 @@
                 <w:bCs/>
                 <w:szCs w:val="21"/>
               </w:rPr>
-              <w:t>/</w:t>
-            </w:r>
-            <w:proofErr w:type="spellStart"/>
-            <w:r>
-              <w:rPr>
-                <w:rFonts w:hint="eastAsia"/>
-                <w:bCs/>
-                <w:szCs w:val="21"/>
-              </w:rPr>
-              <w:t>api</w:t>
-            </w:r>
-            <w:proofErr w:type="spellEnd"/>
-            <w:r>
-              <w:rPr>
-                <w:rFonts w:hint="eastAsia"/>
-                <w:bCs/>
-                <w:szCs w:val="21"/>
-              </w:rPr>
-              <w:t>/v1/control/logs</w:t>
+              <w:t>/api/v1/control/logs</w:t>
             </w:r>
           </w:p>
         </w:tc>
@@ -15256,25 +14417,7 @@
                 <w:bCs/>
                 <w:szCs w:val="21"/>
               </w:rPr>
-              <w:t>/</w:t>
-            </w:r>
-            <w:proofErr w:type="spellStart"/>
-            <w:r>
-              <w:rPr>
-                <w:rFonts w:hint="eastAsia"/>
-                <w:bCs/>
-                <w:szCs w:val="21"/>
-              </w:rPr>
-              <w:t>api</w:t>
-            </w:r>
-            <w:proofErr w:type="spellEnd"/>
-            <w:r>
-              <w:rPr>
-                <w:rFonts w:hint="eastAsia"/>
-                <w:bCs/>
-                <w:szCs w:val="21"/>
-              </w:rPr>
-              <w:t>/v1/policy/irrigation</w:t>
+              <w:t>/api/v1/policy/irrigation</w:t>
             </w:r>
           </w:p>
         </w:tc>
@@ -15381,25 +14524,7 @@
                 <w:bCs/>
                 <w:szCs w:val="21"/>
               </w:rPr>
-              <w:t>/</w:t>
-            </w:r>
-            <w:proofErr w:type="spellStart"/>
-            <w:r>
-              <w:rPr>
-                <w:rFonts w:hint="eastAsia"/>
-                <w:bCs/>
-                <w:szCs w:val="21"/>
-              </w:rPr>
-              <w:t>api</w:t>
-            </w:r>
-            <w:proofErr w:type="spellEnd"/>
-            <w:r>
-              <w:rPr>
-                <w:rFonts w:hint="eastAsia"/>
-                <w:bCs/>
-                <w:szCs w:val="21"/>
-              </w:rPr>
-              <w:t>/v1/policy/irrigation/status</w:t>
+              <w:t>/api/v1/policy/irrigation/status</w:t>
             </w:r>
           </w:p>
         </w:tc>
@@ -15506,25 +14631,7 @@
                 <w:bCs/>
                 <w:szCs w:val="21"/>
               </w:rPr>
-              <w:t>/</w:t>
-            </w:r>
-            <w:proofErr w:type="spellStart"/>
-            <w:r>
-              <w:rPr>
-                <w:rFonts w:hint="eastAsia"/>
-                <w:bCs/>
-                <w:szCs w:val="21"/>
-              </w:rPr>
-              <w:t>api</w:t>
-            </w:r>
-            <w:proofErr w:type="spellEnd"/>
-            <w:r>
-              <w:rPr>
-                <w:rFonts w:hint="eastAsia"/>
-                <w:bCs/>
-                <w:szCs w:val="21"/>
-              </w:rPr>
-              <w:t>/v1/auth/register</w:t>
+              <w:t>/api/v1/auth/register</w:t>
             </w:r>
           </w:p>
         </w:tc>
@@ -15631,25 +14738,7 @@
                 <w:bCs/>
                 <w:szCs w:val="21"/>
               </w:rPr>
-              <w:t>/</w:t>
-            </w:r>
-            <w:proofErr w:type="spellStart"/>
-            <w:r>
-              <w:rPr>
-                <w:rFonts w:hint="eastAsia"/>
-                <w:bCs/>
-                <w:szCs w:val="21"/>
-              </w:rPr>
-              <w:t>api</w:t>
-            </w:r>
-            <w:proofErr w:type="spellEnd"/>
-            <w:r>
-              <w:rPr>
-                <w:rFonts w:hint="eastAsia"/>
-                <w:bCs/>
-                <w:szCs w:val="21"/>
-              </w:rPr>
-              <w:t>/v1/auth/login</w:t>
+              <w:t>/api/v1/auth/login</w:t>
             </w:r>
           </w:p>
         </w:tc>
@@ -15756,25 +14845,7 @@
                 <w:bCs/>
                 <w:szCs w:val="21"/>
               </w:rPr>
-              <w:t>/</w:t>
-            </w:r>
-            <w:proofErr w:type="spellStart"/>
-            <w:r>
-              <w:rPr>
-                <w:rFonts w:hint="eastAsia"/>
-                <w:bCs/>
-                <w:szCs w:val="21"/>
-              </w:rPr>
-              <w:t>api</w:t>
-            </w:r>
-            <w:proofErr w:type="spellEnd"/>
-            <w:r>
-              <w:rPr>
-                <w:rFonts w:hint="eastAsia"/>
-                <w:bCs/>
-                <w:szCs w:val="21"/>
-              </w:rPr>
-              <w:t>/v1/auth/me</w:t>
+              <w:t>/api/v1/auth/me</w:t>
             </w:r>
           </w:p>
         </w:tc>
@@ -15881,25 +14952,7 @@
                 <w:bCs/>
                 <w:szCs w:val="21"/>
               </w:rPr>
-              <w:t>/</w:t>
-            </w:r>
-            <w:proofErr w:type="spellStart"/>
-            <w:r>
-              <w:rPr>
-                <w:rFonts w:hint="eastAsia"/>
-                <w:bCs/>
-                <w:szCs w:val="21"/>
-              </w:rPr>
-              <w:t>api</w:t>
-            </w:r>
-            <w:proofErr w:type="spellEnd"/>
-            <w:r>
-              <w:rPr>
-                <w:rFonts w:hint="eastAsia"/>
-                <w:bCs/>
-                <w:szCs w:val="21"/>
-              </w:rPr>
-              <w:t>/v1/devices/status</w:t>
+              <w:t>/api/v1/devices/status</w:t>
             </w:r>
           </w:p>
         </w:tc>
@@ -16006,25 +15059,7 @@
                 <w:bCs/>
                 <w:szCs w:val="21"/>
               </w:rPr>
-              <w:t>/</w:t>
-            </w:r>
-            <w:proofErr w:type="spellStart"/>
-            <w:r>
-              <w:rPr>
-                <w:rFonts w:hint="eastAsia"/>
-                <w:bCs/>
-                <w:szCs w:val="21"/>
-              </w:rPr>
-              <w:t>api</w:t>
-            </w:r>
-            <w:proofErr w:type="spellEnd"/>
-            <w:r>
-              <w:rPr>
-                <w:rFonts w:hint="eastAsia"/>
-                <w:bCs/>
-                <w:szCs w:val="21"/>
-              </w:rPr>
-              <w:t>/v1/camera/capture</w:t>
+              <w:t>/api/v1/camera/capture</w:t>
             </w:r>
           </w:p>
         </w:tc>
@@ -16131,25 +15166,7 @@
                 <w:bCs/>
                 <w:szCs w:val="21"/>
               </w:rPr>
-              <w:t>/</w:t>
-            </w:r>
-            <w:proofErr w:type="spellStart"/>
-            <w:r>
-              <w:rPr>
-                <w:rFonts w:hint="eastAsia"/>
-                <w:bCs/>
-                <w:szCs w:val="21"/>
-              </w:rPr>
-              <w:t>api</w:t>
-            </w:r>
-            <w:proofErr w:type="spellEnd"/>
-            <w:r>
-              <w:rPr>
-                <w:rFonts w:hint="eastAsia"/>
-                <w:bCs/>
-                <w:szCs w:val="21"/>
-              </w:rPr>
-              <w:t>/v1/vision/analyze</w:t>
+              <w:t>/api/v1/vision/analyze</w:t>
             </w:r>
           </w:p>
         </w:tc>
@@ -16256,25 +15273,7 @@
                 <w:bCs/>
                 <w:szCs w:val="21"/>
               </w:rPr>
-              <w:t>/</w:t>
-            </w:r>
-            <w:proofErr w:type="spellStart"/>
-            <w:r>
-              <w:rPr>
-                <w:rFonts w:hint="eastAsia"/>
-                <w:bCs/>
-                <w:szCs w:val="21"/>
-              </w:rPr>
-              <w:t>api</w:t>
-            </w:r>
-            <w:proofErr w:type="spellEnd"/>
-            <w:r>
-              <w:rPr>
-                <w:rFonts w:hint="eastAsia"/>
-                <w:bCs/>
-                <w:szCs w:val="21"/>
-              </w:rPr>
-              <w:t>/v1/assistant</w:t>
+              <w:t>/api/v1/assistant</w:t>
             </w:r>
           </w:p>
         </w:tc>
@@ -16643,7 +15642,6 @@
               </w:rPr>
               <w:t>、</w:t>
             </w:r>
-            <w:proofErr w:type="spellStart"/>
             <w:r>
               <w:rPr>
                 <w:rFonts w:hint="eastAsia"/>
@@ -16652,7 +15650,6 @@
               </w:rPr>
               <w:t>password_hash</w:t>
             </w:r>
-            <w:proofErr w:type="spellEnd"/>
             <w:r>
               <w:rPr>
                 <w:rFonts w:hint="eastAsia"/>
@@ -16661,7 +15658,6 @@
               </w:rPr>
               <w:t>、</w:t>
             </w:r>
-            <w:proofErr w:type="spellStart"/>
             <w:r>
               <w:rPr>
                 <w:rFonts w:hint="eastAsia"/>
@@ -16670,7 +15666,6 @@
               </w:rPr>
               <w:t>created_at</w:t>
             </w:r>
-            <w:proofErr w:type="spellEnd"/>
           </w:p>
         </w:tc>
         <w:tc>
@@ -16853,7 +15848,6 @@
                 <w:szCs w:val="21"/>
               </w:rPr>
             </w:pPr>
-            <w:proofErr w:type="spellStart"/>
             <w:r>
               <w:rPr>
                 <w:rFonts w:hint="eastAsia"/>
@@ -16862,7 +15856,6 @@
               </w:rPr>
               <w:t>user_roles</w:t>
             </w:r>
-            <w:proofErr w:type="spellEnd"/>
           </w:p>
         </w:tc>
         <w:tc>
@@ -16889,7 +15882,6 @@
                 <w:szCs w:val="21"/>
               </w:rPr>
             </w:pPr>
-            <w:proofErr w:type="spellStart"/>
             <w:r>
               <w:rPr>
                 <w:rFonts w:hint="eastAsia"/>
@@ -16898,7 +15890,6 @@
               </w:rPr>
               <w:t>user_id</w:t>
             </w:r>
-            <w:proofErr w:type="spellEnd"/>
             <w:r>
               <w:rPr>
                 <w:rFonts w:hint="eastAsia"/>
@@ -16907,7 +15898,6 @@
               </w:rPr>
               <w:t>、</w:t>
             </w:r>
-            <w:proofErr w:type="spellStart"/>
             <w:r>
               <w:rPr>
                 <w:rFonts w:hint="eastAsia"/>
@@ -16916,7 +15906,6 @@
               </w:rPr>
               <w:t>role_id</w:t>
             </w:r>
-            <w:proofErr w:type="spellEnd"/>
           </w:p>
         </w:tc>
         <w:tc>
@@ -17061,7 +16050,6 @@
               </w:rPr>
               <w:t>、</w:t>
             </w:r>
-            <w:proofErr w:type="spellStart"/>
             <w:r>
               <w:rPr>
                 <w:rFonts w:hint="eastAsia"/>
@@ -17070,7 +16058,6 @@
               </w:rPr>
               <w:t>last_seen</w:t>
             </w:r>
-            <w:proofErr w:type="spellEnd"/>
           </w:p>
         </w:tc>
         <w:tc>
@@ -17133,7 +16120,6 @@
                 <w:szCs w:val="21"/>
               </w:rPr>
             </w:pPr>
-            <w:proofErr w:type="spellStart"/>
             <w:r>
               <w:rPr>
                 <w:rFonts w:hint="eastAsia"/>
@@ -17142,7 +16128,6 @@
               </w:rPr>
               <w:t>sensor_data</w:t>
             </w:r>
-            <w:proofErr w:type="spellEnd"/>
           </w:p>
         </w:tc>
         <w:tc>
@@ -17185,7 +16170,6 @@
               </w:rPr>
               <w:t>、</w:t>
             </w:r>
-            <w:proofErr w:type="spellStart"/>
             <w:r>
               <w:rPr>
                 <w:rFonts w:hint="eastAsia"/>
@@ -17194,7 +16178,6 @@
               </w:rPr>
               <w:t>device_id</w:t>
             </w:r>
-            <w:proofErr w:type="spellEnd"/>
             <w:r>
               <w:rPr>
                 <w:rFonts w:hint="eastAsia"/>
@@ -17337,7 +16320,6 @@
                 <w:szCs w:val="21"/>
               </w:rPr>
             </w:pPr>
-            <w:proofErr w:type="spellStart"/>
             <w:r>
               <w:rPr>
                 <w:rFonts w:hint="eastAsia"/>
@@ -17346,7 +16328,6 @@
               </w:rPr>
               <w:t>control_logs</w:t>
             </w:r>
-            <w:proofErr w:type="spellEnd"/>
           </w:p>
         </w:tc>
         <w:tc>
@@ -17389,7 +16370,6 @@
               </w:rPr>
               <w:t>、</w:t>
             </w:r>
-            <w:proofErr w:type="spellStart"/>
             <w:r>
               <w:rPr>
                 <w:rFonts w:hint="eastAsia"/>
@@ -17398,7 +16378,6 @@
               </w:rPr>
               <w:t>device_id</w:t>
             </w:r>
-            <w:proofErr w:type="spellEnd"/>
             <w:r>
               <w:rPr>
                 <w:rFonts w:hint="eastAsia"/>
@@ -17439,7 +16418,6 @@
               </w:rPr>
               <w:t>、</w:t>
             </w:r>
-            <w:proofErr w:type="spellStart"/>
             <w:r>
               <w:rPr>
                 <w:rFonts w:hint="eastAsia"/>
@@ -17448,7 +16426,6 @@
               </w:rPr>
               <w:t>raw_command</w:t>
             </w:r>
-            <w:proofErr w:type="spellEnd"/>
             <w:r>
               <w:rPr>
                 <w:rFonts w:hint="eastAsia"/>
@@ -17473,7 +16450,6 @@
               </w:rPr>
               <w:t>、</w:t>
             </w:r>
-            <w:proofErr w:type="spellStart"/>
             <w:r>
               <w:rPr>
                 <w:rFonts w:hint="eastAsia"/>
@@ -17482,7 +16458,6 @@
               </w:rPr>
               <w:t>created_at</w:t>
             </w:r>
-            <w:proofErr w:type="spellEnd"/>
           </w:p>
         </w:tc>
         <w:tc>
@@ -17545,7 +16520,6 @@
                 <w:szCs w:val="21"/>
               </w:rPr>
             </w:pPr>
-            <w:proofErr w:type="spellStart"/>
             <w:r>
               <w:rPr>
                 <w:rFonts w:hint="eastAsia"/>
@@ -17554,7 +16528,6 @@
               </w:rPr>
               <w:t>irrigation_policies</w:t>
             </w:r>
-            <w:proofErr w:type="spellEnd"/>
           </w:p>
         </w:tc>
         <w:tc>
@@ -17597,7 +16570,6 @@
               </w:rPr>
               <w:t>、</w:t>
             </w:r>
-            <w:proofErr w:type="spellStart"/>
             <w:r>
               <w:rPr>
                 <w:rFonts w:hint="eastAsia"/>
@@ -17606,7 +16578,6 @@
               </w:rPr>
               <w:t>device_id</w:t>
             </w:r>
-            <w:proofErr w:type="spellEnd"/>
             <w:r>
               <w:rPr>
                 <w:rFonts w:hint="eastAsia"/>
@@ -17631,7 +16602,6 @@
               </w:rPr>
               <w:t>、</w:t>
             </w:r>
-            <w:proofErr w:type="spellStart"/>
             <w:r>
               <w:rPr>
                 <w:rFonts w:hint="eastAsia"/>
@@ -17640,7 +16610,6 @@
               </w:rPr>
               <w:t>soil_threshold_min</w:t>
             </w:r>
-            <w:proofErr w:type="spellEnd"/>
             <w:r>
               <w:rPr>
                 <w:rFonts w:hint="eastAsia"/>
@@ -17649,7 +16618,6 @@
               </w:rPr>
               <w:t>、</w:t>
             </w:r>
-            <w:proofErr w:type="spellStart"/>
             <w:r>
               <w:rPr>
                 <w:rFonts w:hint="eastAsia"/>
@@ -17658,7 +16626,6 @@
               </w:rPr>
               <w:t>watering_seconds</w:t>
             </w:r>
-            <w:proofErr w:type="spellEnd"/>
             <w:r>
               <w:rPr>
                 <w:rFonts w:hint="eastAsia"/>
@@ -17667,7 +16634,6 @@
               </w:rPr>
               <w:t>、</w:t>
             </w:r>
-            <w:proofErr w:type="spellStart"/>
             <w:r>
               <w:rPr>
                 <w:rFonts w:hint="eastAsia"/>
@@ -17676,7 +16642,6 @@
               </w:rPr>
               <w:t>cooldown_seconds</w:t>
             </w:r>
-            <w:proofErr w:type="spellEnd"/>
             <w:r>
               <w:rPr>
                 <w:rFonts w:hint="eastAsia"/>
@@ -17685,7 +16650,6 @@
               </w:rPr>
               <w:t>、</w:t>
             </w:r>
-            <w:proofErr w:type="spellStart"/>
             <w:r>
               <w:rPr>
                 <w:rFonts w:hint="eastAsia"/>
@@ -17694,7 +16658,6 @@
               </w:rPr>
               <w:t>updated_at</w:t>
             </w:r>
-            <w:proofErr w:type="spellEnd"/>
           </w:p>
         </w:tc>
         <w:tc>
@@ -17746,23 +16709,7 @@
           <w:rFonts w:hint="eastAsia"/>
           <w:lang w:val="zh-CN"/>
         </w:rPr>
-        <w:t>此外，系统在数据库层设计了相应触发器，</w:t>
-      </w:r>
-      <w:proofErr w:type="gramStart"/>
-      <w:r>
-        <w:rPr>
-          <w:rFonts w:hint="eastAsia"/>
-          <w:lang w:val="zh-CN"/>
-        </w:rPr>
-        <w:t>当控制</w:t>
-      </w:r>
-      <w:proofErr w:type="gramEnd"/>
-      <w:r>
-        <w:rPr>
-          <w:rFonts w:hint="eastAsia"/>
-          <w:lang w:val="zh-CN"/>
-        </w:rPr>
-        <w:t>日志插入后，能够自动更新设备的最近在线时间。该设计体现了数据库对业务逻辑的支撑作用，保证了设备状态信息更新的及时性和一致性，提高了系统的数据管理能力。</w:t>
+        <w:t>此外，系统在数据库层设计了相应触发器，当控制日志插入后，能够自动更新设备的最近在线时间。该设计体现了数据库对业务逻辑的支撑作用，保证了设备状态信息更新的及时性和一致性，提高了系统的数据管理能力。</w:t>
       </w:r>
     </w:p>
     <w:p>
@@ -18004,23 +16951,7 @@
           <w:rFonts w:hint="eastAsia"/>
           <w:lang w:val="zh-CN"/>
         </w:rPr>
-        <w:t>颜色空间，按照颜色区间统计和</w:t>
-      </w:r>
-      <w:proofErr w:type="gramStart"/>
-      <w:r>
-        <w:rPr>
-          <w:rFonts w:hint="eastAsia"/>
-          <w:lang w:val="zh-CN"/>
-        </w:rPr>
-        <w:t>轮廓框选来</w:t>
-      </w:r>
-      <w:proofErr w:type="gramEnd"/>
-      <w:r>
-        <w:rPr>
-          <w:rFonts w:hint="eastAsia"/>
-          <w:lang w:val="zh-CN"/>
-        </w:rPr>
-        <w:t>识别花朵的颜色特征，把识别结果映射到花蕾期、盛开期或者成熟、凋谢期这些状态上；</w:t>
+        <w:t>颜色空间，按照颜色区间统计和轮廓框选来识别花朵的颜色特征，把识别结果映射到花蕾期、盛开期或者成熟、凋谢期这些状态上；</w:t>
       </w:r>
     </w:p>
     <w:p>
@@ -18276,14 +17207,12 @@
         </w:rPr>
         <w:t xml:space="preserve">5.8  </w:t>
       </w:r>
-      <w:proofErr w:type="spellStart"/>
       <w:r>
         <w:rPr>
           <w:rFonts w:hint="eastAsia"/>
         </w:rPr>
         <w:t>llm</w:t>
       </w:r>
-      <w:proofErr w:type="spellEnd"/>
       <w:r>
         <w:rPr>
           <w:rFonts w:hint="eastAsia"/>
@@ -19718,25 +18647,7 @@
                 <w:bCs/>
                 <w:szCs w:val="21"/>
               </w:rPr>
-              <w:t>光照</w:t>
-            </w:r>
-            <w:proofErr w:type="gramStart"/>
-            <w:r>
-              <w:rPr>
-                <w:rFonts w:hint="eastAsia"/>
-                <w:bCs/>
-                <w:szCs w:val="21"/>
-              </w:rPr>
-              <w:t>值明显</w:t>
-            </w:r>
-            <w:proofErr w:type="gramEnd"/>
-            <w:r>
-              <w:rPr>
-                <w:rFonts w:hint="eastAsia"/>
-                <w:bCs/>
-                <w:szCs w:val="21"/>
-              </w:rPr>
-              <w:t>变化</w:t>
+              <w:t>光照值明显变化</w:t>
             </w:r>
           </w:p>
         </w:tc>
@@ -19851,16 +18762,7 @@
                 <w:bCs/>
                 <w:szCs w:val="21"/>
               </w:rPr>
-              <w:t>湿</w:t>
-            </w:r>
-            <w:proofErr w:type="gramStart"/>
-            <w:r>
-              <w:rPr>
-                <w:rFonts w:hint="eastAsia"/>
-                <w:bCs/>
-                <w:szCs w:val="21"/>
-              </w:rPr>
-              <w:t>土</w:t>
+              <w:t>湿土</w:t>
             </w:r>
             <w:r>
               <w:rPr>
@@ -19870,7 +18772,6 @@
               </w:rPr>
               <w:t>环境</w:t>
             </w:r>
-            <w:proofErr w:type="gramEnd"/>
           </w:p>
         </w:tc>
         <w:tc>
@@ -20306,7 +19207,7 @@
         <w:rPr>
           <w:rFonts w:hint="eastAsia"/>
         </w:rPr>
-        <w:t>控制执行与自动灌溉测试</w:t>
+        <w:t>控制执行测试</w:t>
       </w:r>
       <w:bookmarkEnd w:id="133"/>
       <w:bookmarkEnd w:id="134"/>
@@ -21009,25 +19910,7 @@
                 <w:bCs/>
                 <w:szCs w:val="21"/>
               </w:rPr>
-              <w:t>灯</w:t>
-            </w:r>
-            <w:proofErr w:type="gramStart"/>
-            <w:r>
-              <w:rPr>
-                <w:rFonts w:hint="eastAsia"/>
-                <w:bCs/>
-                <w:szCs w:val="21"/>
-              </w:rPr>
-              <w:t>带成功</w:t>
-            </w:r>
-            <w:proofErr w:type="gramEnd"/>
-            <w:r>
-              <w:rPr>
-                <w:rFonts w:hint="eastAsia"/>
-                <w:bCs/>
-                <w:szCs w:val="21"/>
-              </w:rPr>
-              <w:t>开启与关闭</w:t>
+              <w:t>灯带成功开启与关闭</w:t>
             </w:r>
           </w:p>
         </w:tc>
@@ -21103,25 +19986,7 @@
                 <w:bCs/>
                 <w:szCs w:val="21"/>
               </w:rPr>
-              <w:t>在控制</w:t>
-            </w:r>
-            <w:proofErr w:type="gramStart"/>
-            <w:r>
-              <w:rPr>
-                <w:rFonts w:hint="eastAsia"/>
-                <w:bCs/>
-                <w:szCs w:val="21"/>
-              </w:rPr>
-              <w:t>页执行</w:t>
-            </w:r>
-            <w:proofErr w:type="gramEnd"/>
-            <w:r>
-              <w:rPr>
-                <w:rFonts w:hint="eastAsia"/>
-                <w:bCs/>
-                <w:szCs w:val="21"/>
-              </w:rPr>
-              <w:t>手势</w:t>
+              <w:t>在控制页执行手势</w:t>
             </w:r>
           </w:p>
         </w:tc>
@@ -21516,7 +20381,6 @@
         <w:pStyle w:val="afc"/>
         <w:spacing w:line="360" w:lineRule="auto"/>
         <w:rPr>
-          <w:rFonts w:hint="eastAsia"/>
           <w:lang w:val="zh-CN"/>
         </w:rPr>
       </w:pPr>
@@ -21587,33 +20451,18 @@
     <w:p>
       <w:pPr>
         <w:pStyle w:val="aff"/>
-        <w:rPr>
-          <w:rFonts w:hint="eastAsia"/>
-        </w:rPr>
-      </w:pPr>
-      <w:r>
-        <w:rPr>
-          <w:rFonts w:hint="eastAsia"/>
-        </w:rPr>
-        <w:t>表</w:t>
-      </w:r>
-      <w:r>
-        <w:rPr>
-          <w:rFonts w:hint="eastAsia"/>
-        </w:rPr>
-        <w:t>6.</w:t>
-      </w:r>
-      <w:r>
-        <w:rPr>
-          <w:rFonts w:hint="eastAsia"/>
-        </w:rPr>
-        <w:t>6</w:t>
-      </w:r>
-      <w:r>
-        <w:rPr>
-          <w:rFonts w:hint="eastAsia"/>
-        </w:rPr>
-        <w:t xml:space="preserve">  </w:t>
+      </w:pPr>
+      <w:r>
+        <w:rPr>
+          <w:rFonts w:hint="eastAsia"/>
+        </w:rPr>
+        <w:t>图</w:t>
+      </w:r>
+      <w:r>
+        <w:rPr>
+          <w:rFonts w:hint="eastAsia"/>
+        </w:rPr>
+        <w:t xml:space="preserve">6.6  </w:t>
       </w:r>
       <w:r>
         <w:rPr>
@@ -23578,23 +22427,7 @@
           <w:rFonts w:hint="eastAsia"/>
           <w:lang w:val="zh-CN"/>
         </w:rPr>
-        <w:t>从系统测试的过程可以看出，本文设计的智能培育系统可以达到环境监测、自动控制、数据存储、可视化管理等主要目的。如果实测结果表明温湿度、光照和土壤湿度数据可以稳定刷新，可以持续写入数据库，那么说明设备端采集链路和边缘端数据处理链路工作正常；如果控制命令可以</w:t>
-      </w:r>
-      <w:proofErr w:type="gramStart"/>
-      <w:r>
-        <w:rPr>
-          <w:rFonts w:hint="eastAsia"/>
-          <w:lang w:val="zh-CN"/>
-        </w:rPr>
-        <w:t>被设备端正确</w:t>
-      </w:r>
-      <w:proofErr w:type="gramEnd"/>
-      <w:r>
-        <w:rPr>
-          <w:rFonts w:hint="eastAsia"/>
-          <w:lang w:val="zh-CN"/>
-        </w:rPr>
-        <w:t>解析并执行器动作和日志记录一致，则说明系统控制闭环设计合理。</w:t>
+        <w:t>从系统测试的过程可以看出，本文设计的智能培育系统可以达到环境监测、自动控制、数据存储、可视化管理等主要目的。如果实测结果表明温湿度、光照和土壤湿度数据可以稳定刷新，可以持续写入数据库，那么说明设备端采集链路和边缘端数据处理链路工作正常；如果控制命令可以被设备端正确解析并执行器动作和日志记录一致，则说明系统控制闭环设计合理。</w:t>
       </w:r>
     </w:p>
     <w:p>
@@ -23724,23 +22557,7 @@
           <w:rFonts w:hint="eastAsia"/>
           <w:lang w:val="zh-CN"/>
         </w:rPr>
-        <w:t>做设备</w:t>
-      </w:r>
-      <w:proofErr w:type="gramStart"/>
-      <w:r>
-        <w:rPr>
-          <w:rFonts w:hint="eastAsia"/>
-          <w:lang w:val="zh-CN"/>
-        </w:rPr>
-        <w:t>端控制</w:t>
-      </w:r>
-      <w:proofErr w:type="gramEnd"/>
-      <w:r>
-        <w:rPr>
-          <w:rFonts w:hint="eastAsia"/>
-          <w:lang w:val="zh-CN"/>
-        </w:rPr>
-        <w:t>核心，用树莓派</w:t>
+        <w:t>做设备端控制核心，用树莓派</w:t>
       </w:r>
       <w:r>
         <w:rPr>
@@ -23798,23 +22615,7 @@
           <w:rFonts w:hint="eastAsia"/>
           <w:lang w:val="zh-CN"/>
         </w:rPr>
-        <w:t>经过系统的方案设计、硬件连接实现、软件平台开发、功能测试可知，本文所建立的系统有如下特点，一是分层结构的设计比较清楚，二是实现了从环境感知到控制执行的闭环，三是边缘</w:t>
-      </w:r>
-      <w:proofErr w:type="gramStart"/>
-      <w:r>
-        <w:rPr>
-          <w:rFonts w:hint="eastAsia"/>
-          <w:lang w:val="zh-CN"/>
-        </w:rPr>
-        <w:t>端具备</w:t>
-      </w:r>
-      <w:proofErr w:type="gramEnd"/>
-      <w:r>
-        <w:rPr>
-          <w:rFonts w:hint="eastAsia"/>
-          <w:lang w:val="zh-CN"/>
-        </w:rPr>
-        <w:t>较强的本地自治能力，即使云端连接断开也能继续工作，四是系统具有较好的扩展性，可以增加更多的传感器、执行器以及智能分析模块。本文基本达到了预期的研究目的，给小型特色作物的智能培育提供了一种可行的实现途径。</w:t>
+        <w:t>经过系统的方案设计、硬件连接实现、软件平台开发、功能测试可知，本文所建立的系统有如下特点，一是分层结构的设计比较清楚，二是实现了从环境感知到控制执行的闭环，三是边缘端具备较强的本地自治能力，即使云端连接断开也能继续工作，四是系统具有较好的扩展性，可以增加更多的传感器、执行器以及智能分析模块。本文基本达到了预期的研究目的，给小型特色作物的智能培育提供了一种可行的实现途径。</w:t>
       </w:r>
     </w:p>
     <w:p>
@@ -23937,23 +22738,7 @@
           <w:rFonts w:hint="eastAsia"/>
           <w:lang w:val="zh-CN"/>
         </w:rPr>
-        <w:t>互联只实现了单向的数据汇聚，需要以后打通双向鉴权控制，针对高</w:t>
-      </w:r>
-      <w:proofErr w:type="gramStart"/>
-      <w:r>
-        <w:rPr>
-          <w:rFonts w:hint="eastAsia"/>
-          <w:lang w:val="zh-CN"/>
-        </w:rPr>
-        <w:t>湿应用</w:t>
-      </w:r>
-      <w:proofErr w:type="gramEnd"/>
-      <w:r>
-        <w:rPr>
-          <w:rFonts w:hint="eastAsia"/>
-          <w:lang w:val="zh-CN"/>
-        </w:rPr>
-        <w:t>场景做</w:t>
+        <w:t>互联只实现了单向的数据汇聚，需要以后打通双向鉴权控制，针对高湿应用场景做</w:t>
       </w:r>
       <w:r>
         <w:rPr>
@@ -24369,39 +23154,7 @@
           <w:rFonts w:cs="宋体"/>
           <w:szCs w:val="28"/>
         </w:rPr>
-        <w:t>,2025,15(01):</w:t>
-      </w:r>
-      <w:proofErr w:type="gramStart"/>
-      <w:r>
-        <w:rPr>
-          <w:rFonts w:cs="宋体"/>
-          <w:szCs w:val="28"/>
-        </w:rPr>
-        <w:t>59-63.DOI:10.16667/j.issn</w:t>
-      </w:r>
-      <w:proofErr w:type="gramEnd"/>
-      <w:r>
-        <w:rPr>
-          <w:rFonts w:cs="宋体"/>
-          <w:szCs w:val="28"/>
-        </w:rPr>
-        <w:t>.2095-1302.2025.</w:t>
-      </w:r>
-      <w:proofErr w:type="gramStart"/>
-      <w:r>
-        <w:rPr>
-          <w:rFonts w:cs="宋体"/>
-          <w:szCs w:val="28"/>
-        </w:rPr>
-        <w:t>01.014</w:t>
-      </w:r>
-      <w:proofErr w:type="gramEnd"/>
-      <w:r>
-        <w:rPr>
-          <w:rFonts w:cs="宋体"/>
-          <w:szCs w:val="28"/>
-        </w:rPr>
-        <w:t>.</w:t>
+        <w:t>,2025,15(01):59-63.DOI:10.16667/j.issn.2095-1302.2025.01.014.</w:t>
       </w:r>
     </w:p>
     <w:p>
@@ -24688,7 +23441,6 @@
         </w:rPr>
         <w:t xml:space="preserve"> </w:t>
       </w:r>
-      <w:proofErr w:type="gramStart"/>
       <w:r>
         <w:rPr>
           <w:rFonts w:cs="宋体"/>
@@ -24696,7 +23448,6 @@
         </w:rPr>
         <w:t>景子奇</w:t>
       </w:r>
-      <w:proofErr w:type="gramEnd"/>
       <w:r>
         <w:rPr>
           <w:rFonts w:cs="宋体"/>
@@ -24813,7 +23564,6 @@
         </w:rPr>
         <w:t>,</w:t>
       </w:r>
-      <w:proofErr w:type="gramStart"/>
       <w:r>
         <w:rPr>
           <w:rFonts w:cs="宋体"/>
@@ -24835,7 +23585,6 @@
         </w:rPr>
         <w:t>荣锋</w:t>
       </w:r>
-      <w:proofErr w:type="gramEnd"/>
       <w:r>
         <w:rPr>
           <w:rFonts w:cs="宋体"/>
@@ -24883,23 +23632,7 @@
           <w:rFonts w:cs="宋体"/>
           <w:szCs w:val="28"/>
         </w:rPr>
-        <w:t>,2022,43(08):2378-2384.DOI:10.16208/</w:t>
-      </w:r>
-      <w:proofErr w:type="gramStart"/>
-      <w:r>
-        <w:rPr>
-          <w:rFonts w:cs="宋体"/>
-          <w:szCs w:val="28"/>
-        </w:rPr>
-        <w:t>j.issn</w:t>
-      </w:r>
-      <w:proofErr w:type="gramEnd"/>
-      <w:r>
-        <w:rPr>
-          <w:rFonts w:cs="宋体"/>
-          <w:szCs w:val="28"/>
-        </w:rPr>
-        <w:t>1000-7024.2022.08.036.</w:t>
+        <w:t>,2022,43(08):2378-2384.DOI:10.16208/j.issn1000-7024.2022.08.036.</w:t>
       </w:r>
     </w:p>
     <w:p>
@@ -24994,23 +23727,7 @@
           <w:rFonts w:cs="宋体"/>
           <w:szCs w:val="28"/>
         </w:rPr>
-        <w:t>,2024,(01):</w:t>
-      </w:r>
-      <w:proofErr w:type="gramStart"/>
-      <w:r>
-        <w:rPr>
-          <w:rFonts w:cs="宋体"/>
-          <w:szCs w:val="28"/>
-        </w:rPr>
-        <w:t>7-10.DOI:10.19514/j.cnki.cn</w:t>
-      </w:r>
-      <w:proofErr w:type="gramEnd"/>
-      <w:r>
-        <w:rPr>
-          <w:rFonts w:cs="宋体"/>
-          <w:szCs w:val="28"/>
-        </w:rPr>
-        <w:t>32-1628/tm.2024.01.002.</w:t>
+        <w:t>,2024,(01):7-10.DOI:10.19514/j.cnki.cn32-1628/tm.2024.01.002.</w:t>
       </w:r>
     </w:p>
     <w:p>
@@ -25051,7 +23768,6 @@
         </w:rPr>
         <w:t xml:space="preserve"> </w:t>
       </w:r>
-      <w:proofErr w:type="gramStart"/>
       <w:r>
         <w:rPr>
           <w:rFonts w:cs="宋体"/>
@@ -25059,7 +23775,6 @@
         </w:rPr>
         <w:t>任海玉</w:t>
       </w:r>
-      <w:proofErr w:type="gramEnd"/>
       <w:r>
         <w:rPr>
           <w:rFonts w:cs="宋体"/>
@@ -25176,7 +23891,6 @@
         </w:rPr>
         <w:t xml:space="preserve"> </w:t>
       </w:r>
-      <w:proofErr w:type="gramStart"/>
       <w:r>
         <w:rPr>
           <w:rFonts w:cs="宋体"/>
@@ -25184,7 +23898,6 @@
         </w:rPr>
         <w:t>徐帅驰</w:t>
       </w:r>
-      <w:proofErr w:type="gramEnd"/>
       <w:r>
         <w:rPr>
           <w:rFonts w:cs="宋体"/>
@@ -25192,7 +23905,6 @@
         </w:rPr>
         <w:t>,</w:t>
       </w:r>
-      <w:proofErr w:type="gramStart"/>
       <w:r>
         <w:rPr>
           <w:rFonts w:cs="宋体"/>
@@ -25200,23 +23912,13 @@
         </w:rPr>
         <w:t>郑恭明</w:t>
       </w:r>
-      <w:proofErr w:type="gramEnd"/>
       <w:r>
         <w:rPr>
           <w:rFonts w:cs="宋体"/>
           <w:szCs w:val="28"/>
         </w:rPr>
-        <w:t>.</w:t>
-      </w:r>
-      <w:proofErr w:type="spellStart"/>
-      <w:r>
-        <w:rPr>
-          <w:rFonts w:cs="宋体"/>
-          <w:szCs w:val="28"/>
-        </w:rPr>
-        <w:t>MicroPython</w:t>
-      </w:r>
-      <w:proofErr w:type="spellEnd"/>
+        <w:t>.MicroPython</w:t>
+      </w:r>
       <w:r>
         <w:rPr>
           <w:rFonts w:cs="宋体"/>
@@ -25367,25 +24069,146 @@
           <w:sz w:val="28"/>
           <w:szCs w:val="28"/>
         </w:rPr>
-        <w:t>,2023,46(04):</w:t>
-      </w:r>
-      <w:proofErr w:type="gramStart"/>
-      <w:r>
+        <w:t xml:space="preserve">,2023,46(04):70-74.DOI:10.16652/j.issn.1004-373x.2023.04.013. </w:t>
+      </w:r>
+    </w:p>
+    <w:p>
+      <w:pPr>
+        <w:widowControl/>
+        <w:jc w:val="left"/>
         <w:rPr>
           <w:rFonts w:cs="宋体"/>
           <w:sz w:val="28"/>
           <w:szCs w:val="28"/>
         </w:rPr>
-        <w:t>70-74.DOI:10.16652/j.issn</w:t>
-      </w:r>
-      <w:proofErr w:type="gramEnd"/>
+      </w:pPr>
       <w:r>
         <w:rPr>
           <w:rFonts w:cs="宋体"/>
           <w:sz w:val="28"/>
           <w:szCs w:val="28"/>
         </w:rPr>
-        <w:t xml:space="preserve">.1004-373x.2023.04.013. </w:t>
+        <w:t>[</w:t>
+      </w:r>
+      <w:r>
+        <w:rPr>
+          <w:rFonts w:cs="宋体" w:hint="eastAsia"/>
+          <w:sz w:val="28"/>
+          <w:szCs w:val="28"/>
+        </w:rPr>
+        <w:t>12</w:t>
+      </w:r>
+      <w:r>
+        <w:rPr>
+          <w:rFonts w:cs="宋体"/>
+          <w:sz w:val="28"/>
+          <w:szCs w:val="28"/>
+        </w:rPr>
+        <w:t>]</w:t>
+      </w:r>
+      <w:r>
+        <w:rPr>
+          <w:rFonts w:cs="宋体" w:hint="eastAsia"/>
+          <w:sz w:val="28"/>
+          <w:szCs w:val="28"/>
+        </w:rPr>
+        <w:t xml:space="preserve"> </w:t>
+      </w:r>
+      <w:r>
+        <w:rPr>
+          <w:rFonts w:cs="宋体"/>
+          <w:sz w:val="28"/>
+          <w:szCs w:val="28"/>
+        </w:rPr>
+        <w:t>付文新</w:t>
+      </w:r>
+      <w:r>
+        <w:rPr>
+          <w:rFonts w:cs="宋体"/>
+          <w:sz w:val="28"/>
+          <w:szCs w:val="28"/>
+        </w:rPr>
+        <w:t>,</w:t>
+      </w:r>
+      <w:r>
+        <w:rPr>
+          <w:rFonts w:cs="宋体"/>
+          <w:sz w:val="28"/>
+          <w:szCs w:val="28"/>
+        </w:rPr>
+        <w:t>王洪丰</w:t>
+      </w:r>
+      <w:r>
+        <w:rPr>
+          <w:rFonts w:cs="宋体"/>
+          <w:sz w:val="28"/>
+          <w:szCs w:val="28"/>
+        </w:rPr>
+        <w:t>.</w:t>
+      </w:r>
+      <w:r>
+        <w:rPr>
+          <w:rFonts w:cs="宋体"/>
+          <w:sz w:val="28"/>
+          <w:szCs w:val="28"/>
+        </w:rPr>
+        <w:t>基于</w:t>
+      </w:r>
+      <w:r>
+        <w:rPr>
+          <w:rFonts w:cs="宋体"/>
+          <w:sz w:val="28"/>
+          <w:szCs w:val="28"/>
+        </w:rPr>
+        <w:t>STM32</w:t>
+      </w:r>
+      <w:r>
+        <w:rPr>
+          <w:rFonts w:cs="宋体"/>
+          <w:sz w:val="28"/>
+          <w:szCs w:val="28"/>
+        </w:rPr>
+        <w:t>单片机和</w:t>
+      </w:r>
+      <w:r>
+        <w:rPr>
+          <w:rFonts w:cs="宋体"/>
+          <w:sz w:val="28"/>
+          <w:szCs w:val="28"/>
+        </w:rPr>
+        <w:t>DHT11</w:t>
+      </w:r>
+      <w:r>
+        <w:rPr>
+          <w:rFonts w:cs="宋体"/>
+          <w:sz w:val="28"/>
+          <w:szCs w:val="28"/>
+        </w:rPr>
+        <w:t>温湿度传感器的温湿度采集系统的设计与实现</w:t>
+      </w:r>
+      <w:r>
+        <w:rPr>
+          <w:rFonts w:cs="宋体"/>
+          <w:sz w:val="28"/>
+          <w:szCs w:val="28"/>
+        </w:rPr>
+        <w:t>[J].</w:t>
+      </w:r>
+      <w:r>
+        <w:rPr>
+          <w:rFonts w:cs="宋体"/>
+          <w:sz w:val="28"/>
+          <w:szCs w:val="28"/>
+        </w:rPr>
+        <w:t>光源与照明</w:t>
+      </w:r>
+      <w:r>
+        <w:rPr>
+          <w:rFonts w:cs="宋体"/>
+          <w:sz w:val="28"/>
+          <w:szCs w:val="28"/>
+        </w:rPr>
+        <w:t xml:space="preserve">,2022,(03):119-121. </w:t>
       </w:r>
     </w:p>
     <w:p>
@@ -25404,7 +24227,7 @@
           <w:sz w:val="28"/>
           <w:szCs w:val="28"/>
         </w:rPr>
-        <w:t>[</w:t>
+        <w:t>[1</w:t>
       </w:r>
       <w:r>
         <w:rPr>
@@ -25412,7 +24235,7 @@
           <w:sz w:val="28"/>
           <w:szCs w:val="28"/>
         </w:rPr>
-        <w:t>12</w:t>
+        <w:t>3</w:t>
       </w:r>
       <w:r>
         <w:rPr>
@@ -25436,7 +24259,7 @@
           <w:sz w:val="28"/>
           <w:szCs w:val="28"/>
         </w:rPr>
-        <w:t>付文新</w:t>
+        <w:t>贾书香</w:t>
       </w:r>
       <w:r>
         <w:rPr>
@@ -25444,25 +24267,23 @@
           <w:sz w:val="28"/>
           <w:szCs w:val="28"/>
         </w:rPr>
-        <w:t>,</w:t>
-      </w:r>
-      <w:proofErr w:type="gramStart"/>
+        <w:t>.</w:t>
+      </w:r>
       <w:r>
         <w:rPr>
           <w:rFonts w:cs="宋体"/>
           <w:sz w:val="28"/>
           <w:szCs w:val="28"/>
         </w:rPr>
-        <w:t>王洪丰</w:t>
-      </w:r>
-      <w:proofErr w:type="gramEnd"/>
+        <w:t>基于</w:t>
+      </w:r>
       <w:r>
         <w:rPr>
           <w:rFonts w:cs="宋体"/>
           <w:sz w:val="28"/>
           <w:szCs w:val="28"/>
         </w:rPr>
-        <w:t>.</w:t>
+        <w:t>STM32</w:t>
       </w:r>
       <w:r>
         <w:rPr>
@@ -25470,7 +24291,7 @@
           <w:sz w:val="28"/>
           <w:szCs w:val="28"/>
         </w:rPr>
-        <w:t>基于</w:t>
+        <w:t>的手势识别控制系统的设计</w:t>
       </w:r>
       <w:r>
         <w:rPr>
@@ -25478,7 +24299,7 @@
           <w:sz w:val="28"/>
           <w:szCs w:val="28"/>
         </w:rPr>
-        <w:t>STM32</w:t>
+        <w:t>[J].</w:t>
       </w:r>
       <w:r>
         <w:rPr>
@@ -25486,7 +24307,7 @@
           <w:sz w:val="28"/>
           <w:szCs w:val="28"/>
         </w:rPr>
-        <w:t>单片机和</w:t>
+        <w:t>黑龙江科学</w:t>
       </w:r>
       <w:r>
         <w:rPr>
@@ -25494,23 +24315,34 @@
           <w:sz w:val="28"/>
           <w:szCs w:val="28"/>
         </w:rPr>
-        <w:t>DHT11</w:t>
-      </w:r>
-      <w:r>
+        <w:t xml:space="preserve">,2023,14(02):78-81. </w:t>
+      </w:r>
+    </w:p>
+    <w:p>
+      <w:pPr>
+        <w:widowControl/>
+        <w:jc w:val="left"/>
         <w:rPr>
           <w:rFonts w:cs="宋体"/>
           <w:sz w:val="28"/>
           <w:szCs w:val="28"/>
         </w:rPr>
-        <w:t>温湿度传感器的温湿度采集系统的设计与实现</w:t>
-      </w:r>
+      </w:pPr>
       <w:r>
         <w:rPr>
           <w:rFonts w:cs="宋体"/>
           <w:sz w:val="28"/>
           <w:szCs w:val="28"/>
         </w:rPr>
-        <w:t>[J].</w:t>
+        <w:t>[1</w:t>
+      </w:r>
+      <w:r>
+        <w:rPr>
+          <w:rFonts w:cs="宋体" w:hint="eastAsia"/>
+          <w:sz w:val="28"/>
+          <w:szCs w:val="28"/>
+        </w:rPr>
+        <w:t>4</w:t>
       </w:r>
       <w:r>
         <w:rPr>
@@ -25518,7 +24350,15 @@
           <w:sz w:val="28"/>
           <w:szCs w:val="28"/>
         </w:rPr>
-        <w:t>光源与照明</w:t>
+        <w:t>]</w:t>
+      </w:r>
+      <w:r>
+        <w:rPr>
+          <w:rFonts w:cs="宋体" w:hint="eastAsia"/>
+          <w:sz w:val="28"/>
+          <w:szCs w:val="28"/>
+        </w:rPr>
+        <w:t xml:space="preserve"> </w:t>
       </w:r>
       <w:r>
         <w:rPr>
@@ -25526,7 +24366,63 @@
           <w:sz w:val="28"/>
           <w:szCs w:val="28"/>
         </w:rPr>
-        <w:t xml:space="preserve">,2022,(03):119-121. </w:t>
+        <w:t>杜继明</w:t>
+      </w:r>
+      <w:r>
+        <w:rPr>
+          <w:rFonts w:cs="宋体"/>
+          <w:sz w:val="28"/>
+          <w:szCs w:val="28"/>
+        </w:rPr>
+        <w:t>.Python</w:t>
+      </w:r>
+      <w:r>
+        <w:rPr>
+          <w:rFonts w:cs="宋体"/>
+          <w:sz w:val="28"/>
+          <w:szCs w:val="28"/>
+        </w:rPr>
+        <w:t>语言的</w:t>
+      </w:r>
+      <w:r>
+        <w:rPr>
+          <w:rFonts w:cs="宋体"/>
+          <w:sz w:val="28"/>
+          <w:szCs w:val="28"/>
+        </w:rPr>
+        <w:t>Web</w:t>
+      </w:r>
+      <w:r>
+        <w:rPr>
+          <w:rFonts w:cs="宋体"/>
+          <w:sz w:val="28"/>
+          <w:szCs w:val="28"/>
+        </w:rPr>
+        <w:t>开发应用分析</w:t>
+      </w:r>
+      <w:r>
+        <w:rPr>
+          <w:rFonts w:cs="宋体"/>
+          <w:sz w:val="28"/>
+          <w:szCs w:val="28"/>
+        </w:rPr>
+        <w:t>[J].</w:t>
+      </w:r>
+      <w:r>
+        <w:rPr>
+          <w:rFonts w:cs="宋体"/>
+          <w:sz w:val="28"/>
+          <w:szCs w:val="28"/>
+        </w:rPr>
+        <w:t>数字通信世界</w:t>
+      </w:r>
+      <w:r>
+        <w:rPr>
+          <w:rFonts w:cs="宋体"/>
+          <w:sz w:val="28"/>
+          <w:szCs w:val="28"/>
+        </w:rPr>
+        <w:t xml:space="preserve">,2022,(01):76-78. </w:t>
       </w:r>
     </w:p>
     <w:p>
@@ -25553,7 +24449,7 @@
           <w:sz w:val="28"/>
           <w:szCs w:val="28"/>
         </w:rPr>
-        <w:t>3</w:t>
+        <w:t>5</w:t>
       </w:r>
       <w:r>
         <w:rPr>
@@ -25577,7 +24473,7 @@
           <w:sz w:val="28"/>
           <w:szCs w:val="28"/>
         </w:rPr>
-        <w:t>贾书香</w:t>
+        <w:t>杨一帆</w:t>
       </w:r>
       <w:r>
         <w:rPr>
@@ -25593,7 +24489,7 @@
           <w:sz w:val="28"/>
           <w:szCs w:val="28"/>
         </w:rPr>
-        <w:t>基于</w:t>
+        <w:t>服务于</w:t>
       </w:r>
       <w:r>
         <w:rPr>
@@ -25601,7 +24497,7 @@
           <w:sz w:val="28"/>
           <w:szCs w:val="28"/>
         </w:rPr>
-        <w:t>STM32</w:t>
+        <w:t>MySQL</w:t>
       </w:r>
       <w:r>
         <w:rPr>
@@ -25609,7 +24505,7 @@
           <w:sz w:val="28"/>
           <w:szCs w:val="28"/>
         </w:rPr>
-        <w:t>的手势识别控制系统的设计</w:t>
+        <w:t>数据库的在线监测系统设计</w:t>
       </w:r>
       <w:r>
         <w:rPr>
@@ -25625,7 +24521,7 @@
           <w:sz w:val="28"/>
           <w:szCs w:val="28"/>
         </w:rPr>
-        <w:t>黑龙江科学</w:t>
+        <w:t>自动化技术与应用</w:t>
       </w:r>
       <w:r>
         <w:rPr>
@@ -25633,7 +24529,7 @@
           <w:sz w:val="28"/>
           <w:szCs w:val="28"/>
         </w:rPr>
-        <w:t xml:space="preserve">,2023,14(02):78-81. </w:t>
+        <w:t xml:space="preserve">,2022,41(10):179-182.DOI:10.20033/j.1003-7241.(2022)10-0179-04. </w:t>
       </w:r>
     </w:p>
     <w:p>
@@ -25652,7 +24548,7 @@
           <w:sz w:val="28"/>
           <w:szCs w:val="28"/>
         </w:rPr>
-        <w:t>[1</w:t>
+        <w:t>[</w:t>
       </w:r>
       <w:r>
         <w:rPr>
@@ -25660,7 +24556,7 @@
           <w:sz w:val="28"/>
           <w:szCs w:val="28"/>
         </w:rPr>
-        <w:t>4</w:t>
+        <w:t>16</w:t>
       </w:r>
       <w:r>
         <w:rPr>
@@ -25684,23 +24580,34 @@
           <w:sz w:val="28"/>
           <w:szCs w:val="28"/>
         </w:rPr>
-        <w:t>杜继明</w:t>
-      </w:r>
-      <w:r>
+        <w:t>Chung H ,Kim H J ,Ahn J , et al.Resource-Constrained Edge AI Solution for Real-Time Pest and Disease Detection in Chili Pepper Fields[J].Agriculture,2026,16(2):223-223.DOI:10.3390/AGRICULTURE16020223.</w:t>
+      </w:r>
+    </w:p>
+    <w:p>
+      <w:pPr>
+        <w:widowControl/>
+        <w:jc w:val="left"/>
         <w:rPr>
           <w:rFonts w:cs="宋体"/>
           <w:sz w:val="28"/>
           <w:szCs w:val="28"/>
         </w:rPr>
-        <w:t>.Python</w:t>
-      </w:r>
+      </w:pPr>
       <w:r>
         <w:rPr>
           <w:rFonts w:cs="宋体"/>
           <w:sz w:val="28"/>
           <w:szCs w:val="28"/>
         </w:rPr>
-        <w:t>语言的</w:t>
+        <w:t>[1</w:t>
+      </w:r>
+      <w:r>
+        <w:rPr>
+          <w:rFonts w:cs="宋体" w:hint="eastAsia"/>
+          <w:sz w:val="28"/>
+          <w:szCs w:val="28"/>
+        </w:rPr>
+        <w:t>7</w:t>
       </w:r>
       <w:r>
         <w:rPr>
@@ -25708,7 +24615,15 @@
           <w:sz w:val="28"/>
           <w:szCs w:val="28"/>
         </w:rPr>
-        <w:t>Web</w:t>
+        <w:t>]</w:t>
+      </w:r>
+      <w:r>
+        <w:rPr>
+          <w:rFonts w:cs="宋体" w:hint="eastAsia"/>
+          <w:sz w:val="28"/>
+          <w:szCs w:val="28"/>
+        </w:rPr>
+        <w:t xml:space="preserve"> </w:t>
       </w:r>
       <w:r>
         <w:rPr>
@@ -25716,23 +24631,34 @@
           <w:sz w:val="28"/>
           <w:szCs w:val="28"/>
         </w:rPr>
-        <w:t>开发应用分析</w:t>
-      </w:r>
-      <w:r>
+        <w:t xml:space="preserve">Li W ,Ai X ,Kang G , et al.LLM-Based RESTful Web API Service Discovery[J].Service Oriented Computing and Applications,2025,(prepublish):1-15.DOI:10.1007/S11761-025-00485-4. </w:t>
+      </w:r>
+    </w:p>
+    <w:p>
+      <w:pPr>
+        <w:widowControl/>
+        <w:jc w:val="left"/>
         <w:rPr>
           <w:rFonts w:cs="宋体"/>
           <w:sz w:val="28"/>
           <w:szCs w:val="28"/>
         </w:rPr>
-        <w:t>[J].</w:t>
-      </w:r>
+      </w:pPr>
       <w:r>
         <w:rPr>
           <w:rFonts w:cs="宋体"/>
           <w:sz w:val="28"/>
           <w:szCs w:val="28"/>
         </w:rPr>
-        <w:t>数字通信世界</w:t>
+        <w:t>[1</w:t>
+      </w:r>
+      <w:r>
+        <w:rPr>
+          <w:rFonts w:cs="宋体" w:hint="eastAsia"/>
+          <w:sz w:val="28"/>
+          <w:szCs w:val="28"/>
+        </w:rPr>
+        <w:t>8</w:t>
       </w:r>
       <w:r>
         <w:rPr>
@@ -25740,7 +24666,23 @@
           <w:sz w:val="28"/>
           <w:szCs w:val="28"/>
         </w:rPr>
-        <w:t xml:space="preserve">,2022,(01):76-78. </w:t>
+        <w:t>]</w:t>
+      </w:r>
+      <w:r>
+        <w:rPr>
+          <w:rFonts w:cs="宋体" w:hint="eastAsia"/>
+          <w:sz w:val="28"/>
+          <w:szCs w:val="28"/>
+        </w:rPr>
+        <w:t xml:space="preserve"> </w:t>
+      </w:r>
+      <w:r>
+        <w:rPr>
+          <w:rFonts w:cs="宋体"/>
+          <w:sz w:val="28"/>
+          <w:szCs w:val="28"/>
+        </w:rPr>
+        <w:t xml:space="preserve">Li L ,Liu Z C ,Cao K , et al.Artificial intelligence of things for smart agriculture with optimal embedded edge intelligence[J].Computers and Electrical Engineering,2026,133111039-111039.DOI:10.1016/J.COMPELECENG.2026.111039. </w:t>
       </w:r>
     </w:p>
     <w:p>
@@ -25759,6 +24701,7 @@
           <w:sz w:val="28"/>
           <w:szCs w:val="28"/>
         </w:rPr>
+        <w:lastRenderedPageBreak/>
         <w:t>[1</w:t>
       </w:r>
       <w:r>
@@ -25767,7 +24710,7 @@
           <w:sz w:val="28"/>
           <w:szCs w:val="28"/>
         </w:rPr>
-        <w:t>5</w:t>
+        <w:t>9</w:t>
       </w:r>
       <w:r>
         <w:rPr>
@@ -25791,15 +24734,32 @@
           <w:sz w:val="28"/>
           <w:szCs w:val="28"/>
         </w:rPr>
-        <w:t>杨一帆</w:t>
-      </w:r>
+        <w:t xml:space="preserve">Liu D ,Zhou X ,Chen D , et al.Smart indoor occupancy detection based on optimized camera placement, multi-view de-duplication, and large language model semantic understanding[J].Engineering Applications of Artificial Intelligence,2026,169114157-114157.DOI:10.1016/J.ENGAPPAI.2026.114157.  </w:t>
+      </w:r>
+    </w:p>
+    <w:p>
+      <w:pPr>
+        <w:widowControl/>
+        <w:jc w:val="left"/>
+        <w:rPr>
+          <w:sz w:val="28"/>
+        </w:rPr>
+      </w:pPr>
       <w:r>
         <w:rPr>
           <w:rFonts w:cs="宋体"/>
           <w:sz w:val="28"/>
           <w:szCs w:val="28"/>
         </w:rPr>
-        <w:t>.</w:t>
+        <w:t>[</w:t>
+      </w:r>
+      <w:r>
+        <w:rPr>
+          <w:rFonts w:cs="宋体" w:hint="eastAsia"/>
+          <w:sz w:val="28"/>
+          <w:szCs w:val="28"/>
+        </w:rPr>
+        <w:t>20</w:t>
       </w:r>
       <w:r>
         <w:rPr>
@@ -25807,7 +24767,15 @@
           <w:sz w:val="28"/>
           <w:szCs w:val="28"/>
         </w:rPr>
-        <w:t>服务于</w:t>
+        <w:t>]</w:t>
+      </w:r>
+      <w:r>
+        <w:rPr>
+          <w:rFonts w:cs="宋体" w:hint="eastAsia"/>
+          <w:sz w:val="28"/>
+          <w:szCs w:val="28"/>
+        </w:rPr>
+        <w:t xml:space="preserve"> </w:t>
       </w:r>
       <w:r>
         <w:rPr>
@@ -25815,839 +24783,7 @@
           <w:sz w:val="28"/>
           <w:szCs w:val="28"/>
         </w:rPr>
-        <w:t>MySQL</w:t>
-      </w:r>
-      <w:r>
-        <w:rPr>
-          <w:rFonts w:cs="宋体"/>
-          <w:sz w:val="28"/>
-          <w:szCs w:val="28"/>
-        </w:rPr>
-        <w:t>数据库的在线监测系统设计</w:t>
-      </w:r>
-      <w:r>
-        <w:rPr>
-          <w:rFonts w:cs="宋体"/>
-          <w:sz w:val="28"/>
-          <w:szCs w:val="28"/>
-        </w:rPr>
-        <w:t>[J].</w:t>
-      </w:r>
-      <w:r>
-        <w:rPr>
-          <w:rFonts w:cs="宋体"/>
-          <w:sz w:val="28"/>
-          <w:szCs w:val="28"/>
-        </w:rPr>
-        <w:t>自动化技术与应用</w:t>
-      </w:r>
-      <w:r>
-        <w:rPr>
-          <w:rFonts w:cs="宋体"/>
-          <w:sz w:val="28"/>
-          <w:szCs w:val="28"/>
-        </w:rPr>
-        <w:t>,2022,41(10):179-182.DOI:10.20033/j.1003-</w:t>
-      </w:r>
-      <w:proofErr w:type="gramStart"/>
-      <w:r>
-        <w:rPr>
-          <w:rFonts w:cs="宋体"/>
-          <w:sz w:val="28"/>
-          <w:szCs w:val="28"/>
-        </w:rPr>
-        <w:t>7241.(</w:t>
-      </w:r>
-      <w:proofErr w:type="gramEnd"/>
-      <w:r>
-        <w:rPr>
-          <w:rFonts w:cs="宋体"/>
-          <w:sz w:val="28"/>
-          <w:szCs w:val="28"/>
-        </w:rPr>
-        <w:t xml:space="preserve">2022)10-0179-04. </w:t>
-      </w:r>
-    </w:p>
-    <w:p>
-      <w:pPr>
-        <w:widowControl/>
-        <w:jc w:val="left"/>
-        <w:rPr>
-          <w:rFonts w:cs="宋体"/>
-          <w:sz w:val="28"/>
-          <w:szCs w:val="28"/>
-        </w:rPr>
-      </w:pPr>
-      <w:r>
-        <w:rPr>
-          <w:rFonts w:cs="宋体"/>
-          <w:sz w:val="28"/>
-          <w:szCs w:val="28"/>
-        </w:rPr>
-        <w:t>[</w:t>
-      </w:r>
-      <w:r>
-        <w:rPr>
-          <w:rFonts w:cs="宋体" w:hint="eastAsia"/>
-          <w:sz w:val="28"/>
-          <w:szCs w:val="28"/>
-        </w:rPr>
-        <w:t>16</w:t>
-      </w:r>
-      <w:r>
-        <w:rPr>
-          <w:rFonts w:cs="宋体"/>
-          <w:sz w:val="28"/>
-          <w:szCs w:val="28"/>
-        </w:rPr>
-        <w:t>]</w:t>
-      </w:r>
-      <w:r>
-        <w:rPr>
-          <w:rFonts w:cs="宋体" w:hint="eastAsia"/>
-          <w:sz w:val="28"/>
-          <w:szCs w:val="28"/>
-        </w:rPr>
-        <w:t xml:space="preserve"> </w:t>
-      </w:r>
-      <w:r>
-        <w:rPr>
-          <w:rFonts w:cs="宋体"/>
-          <w:sz w:val="28"/>
-          <w:szCs w:val="28"/>
-        </w:rPr>
-        <w:t xml:space="preserve">Chung </w:t>
-      </w:r>
-      <w:proofErr w:type="gramStart"/>
-      <w:r>
-        <w:rPr>
-          <w:rFonts w:cs="宋体"/>
-          <w:sz w:val="28"/>
-          <w:szCs w:val="28"/>
-        </w:rPr>
-        <w:t>H ,Kim</w:t>
-      </w:r>
-      <w:proofErr w:type="gramEnd"/>
-      <w:r>
-        <w:rPr>
-          <w:rFonts w:cs="宋体"/>
-          <w:sz w:val="28"/>
-          <w:szCs w:val="28"/>
-        </w:rPr>
-        <w:t xml:space="preserve"> H </w:t>
-      </w:r>
-      <w:proofErr w:type="gramStart"/>
-      <w:r>
-        <w:rPr>
-          <w:rFonts w:cs="宋体"/>
-          <w:sz w:val="28"/>
-          <w:szCs w:val="28"/>
-        </w:rPr>
-        <w:t>J ,Ahn</w:t>
-      </w:r>
-      <w:proofErr w:type="gramEnd"/>
-      <w:r>
-        <w:rPr>
-          <w:rFonts w:cs="宋体"/>
-          <w:sz w:val="28"/>
-          <w:szCs w:val="28"/>
-        </w:rPr>
-        <w:t xml:space="preserve"> </w:t>
-      </w:r>
-      <w:proofErr w:type="gramStart"/>
-      <w:r>
-        <w:rPr>
-          <w:rFonts w:cs="宋体"/>
-          <w:sz w:val="28"/>
-          <w:szCs w:val="28"/>
-        </w:rPr>
-        <w:t>J ,</w:t>
-      </w:r>
-      <w:proofErr w:type="gramEnd"/>
-      <w:r>
-        <w:rPr>
-          <w:rFonts w:cs="宋体"/>
-          <w:sz w:val="28"/>
-          <w:szCs w:val="28"/>
-        </w:rPr>
-        <w:t xml:space="preserve"> et </w:t>
-      </w:r>
-      <w:proofErr w:type="spellStart"/>
-      <w:proofErr w:type="gramStart"/>
-      <w:r>
-        <w:rPr>
-          <w:rFonts w:cs="宋体"/>
-          <w:sz w:val="28"/>
-          <w:szCs w:val="28"/>
-        </w:rPr>
-        <w:t>al.Resource</w:t>
-      </w:r>
-      <w:proofErr w:type="spellEnd"/>
-      <w:proofErr w:type="gramEnd"/>
-      <w:r>
-        <w:rPr>
-          <w:rFonts w:cs="宋体"/>
-          <w:sz w:val="28"/>
-          <w:szCs w:val="28"/>
-        </w:rPr>
-        <w:t>-Constrained Edge AI Solution for Real-Time Pest and Disease Detection in Chili Pepper Fields[J</w:t>
-      </w:r>
-      <w:proofErr w:type="gramStart"/>
-      <w:r>
-        <w:rPr>
-          <w:rFonts w:cs="宋体"/>
-          <w:sz w:val="28"/>
-          <w:szCs w:val="28"/>
-        </w:rPr>
-        <w:t>].Agriculture</w:t>
-      </w:r>
-      <w:proofErr w:type="gramEnd"/>
-      <w:r>
-        <w:rPr>
-          <w:rFonts w:cs="宋体"/>
-          <w:sz w:val="28"/>
-          <w:szCs w:val="28"/>
-        </w:rPr>
-        <w:t>,2026,16(2</w:t>
-      </w:r>
-      <w:proofErr w:type="gramStart"/>
-      <w:r>
-        <w:rPr>
-          <w:rFonts w:cs="宋体"/>
-          <w:sz w:val="28"/>
-          <w:szCs w:val="28"/>
-        </w:rPr>
-        <w:t>):223-223.DOI</w:t>
-      </w:r>
-      <w:proofErr w:type="gramEnd"/>
-      <w:r>
-        <w:rPr>
-          <w:rFonts w:cs="宋体"/>
-          <w:sz w:val="28"/>
-          <w:szCs w:val="28"/>
-        </w:rPr>
-        <w:t>:10.3390/AGRICULTURE16020223.</w:t>
-      </w:r>
-    </w:p>
-    <w:p>
-      <w:pPr>
-        <w:widowControl/>
-        <w:jc w:val="left"/>
-        <w:rPr>
-          <w:rFonts w:cs="宋体"/>
-          <w:sz w:val="28"/>
-          <w:szCs w:val="28"/>
-        </w:rPr>
-      </w:pPr>
-      <w:r>
-        <w:rPr>
-          <w:rFonts w:cs="宋体"/>
-          <w:sz w:val="28"/>
-          <w:szCs w:val="28"/>
-        </w:rPr>
-        <w:t>[1</w:t>
-      </w:r>
-      <w:r>
-        <w:rPr>
-          <w:rFonts w:cs="宋体" w:hint="eastAsia"/>
-          <w:sz w:val="28"/>
-          <w:szCs w:val="28"/>
-        </w:rPr>
-        <w:t>7</w:t>
-      </w:r>
-      <w:r>
-        <w:rPr>
-          <w:rFonts w:cs="宋体"/>
-          <w:sz w:val="28"/>
-          <w:szCs w:val="28"/>
-        </w:rPr>
-        <w:t>]</w:t>
-      </w:r>
-      <w:r>
-        <w:rPr>
-          <w:rFonts w:cs="宋体" w:hint="eastAsia"/>
-          <w:sz w:val="28"/>
-          <w:szCs w:val="28"/>
-        </w:rPr>
-        <w:t xml:space="preserve"> </w:t>
-      </w:r>
-      <w:r>
-        <w:rPr>
-          <w:rFonts w:cs="宋体"/>
-          <w:sz w:val="28"/>
-          <w:szCs w:val="28"/>
-        </w:rPr>
-        <w:t xml:space="preserve">Li </w:t>
-      </w:r>
-      <w:proofErr w:type="gramStart"/>
-      <w:r>
-        <w:rPr>
-          <w:rFonts w:cs="宋体"/>
-          <w:sz w:val="28"/>
-          <w:szCs w:val="28"/>
-        </w:rPr>
-        <w:t>W ,Ai</w:t>
-      </w:r>
-      <w:proofErr w:type="gramEnd"/>
-      <w:r>
-        <w:rPr>
-          <w:rFonts w:cs="宋体"/>
-          <w:sz w:val="28"/>
-          <w:szCs w:val="28"/>
-        </w:rPr>
-        <w:t xml:space="preserve"> </w:t>
-      </w:r>
-      <w:proofErr w:type="gramStart"/>
-      <w:r>
-        <w:rPr>
-          <w:rFonts w:cs="宋体"/>
-          <w:sz w:val="28"/>
-          <w:szCs w:val="28"/>
-        </w:rPr>
-        <w:t>X ,Kang</w:t>
-      </w:r>
-      <w:proofErr w:type="gramEnd"/>
-      <w:r>
-        <w:rPr>
-          <w:rFonts w:cs="宋体"/>
-          <w:sz w:val="28"/>
-          <w:szCs w:val="28"/>
-        </w:rPr>
-        <w:t xml:space="preserve"> </w:t>
-      </w:r>
-      <w:proofErr w:type="gramStart"/>
-      <w:r>
-        <w:rPr>
-          <w:rFonts w:cs="宋体"/>
-          <w:sz w:val="28"/>
-          <w:szCs w:val="28"/>
-        </w:rPr>
-        <w:t>G ,</w:t>
-      </w:r>
-      <w:proofErr w:type="gramEnd"/>
-      <w:r>
-        <w:rPr>
-          <w:rFonts w:cs="宋体"/>
-          <w:sz w:val="28"/>
-          <w:szCs w:val="28"/>
-        </w:rPr>
-        <w:t xml:space="preserve"> et </w:t>
-      </w:r>
-      <w:proofErr w:type="spellStart"/>
-      <w:r>
-        <w:rPr>
-          <w:rFonts w:cs="宋体"/>
-          <w:sz w:val="28"/>
-          <w:szCs w:val="28"/>
-        </w:rPr>
-        <w:t>al.LLM</w:t>
-      </w:r>
-      <w:proofErr w:type="spellEnd"/>
-      <w:r>
-        <w:rPr>
-          <w:rFonts w:cs="宋体"/>
-          <w:sz w:val="28"/>
-          <w:szCs w:val="28"/>
-        </w:rPr>
-        <w:t>-Based RESTful Web API Service Discovery[J</w:t>
-      </w:r>
-      <w:proofErr w:type="gramStart"/>
-      <w:r>
-        <w:rPr>
-          <w:rFonts w:cs="宋体"/>
-          <w:sz w:val="28"/>
-          <w:szCs w:val="28"/>
-        </w:rPr>
-        <w:t>].Service</w:t>
-      </w:r>
-      <w:proofErr w:type="gramEnd"/>
-      <w:r>
-        <w:rPr>
-          <w:rFonts w:cs="宋体"/>
-          <w:sz w:val="28"/>
-          <w:szCs w:val="28"/>
-        </w:rPr>
-        <w:t xml:space="preserve"> Oriented Computing and Applications,</w:t>
-      </w:r>
-      <w:proofErr w:type="gramStart"/>
-      <w:r>
-        <w:rPr>
-          <w:rFonts w:cs="宋体"/>
-          <w:sz w:val="28"/>
-          <w:szCs w:val="28"/>
-        </w:rPr>
-        <w:t>2025,(</w:t>
-      </w:r>
-      <w:proofErr w:type="gramEnd"/>
-      <w:r>
-        <w:rPr>
-          <w:rFonts w:cs="宋体"/>
-          <w:sz w:val="28"/>
-          <w:szCs w:val="28"/>
-        </w:rPr>
-        <w:t>prepublish</w:t>
-      </w:r>
-      <w:proofErr w:type="gramStart"/>
-      <w:r>
-        <w:rPr>
-          <w:rFonts w:cs="宋体"/>
-          <w:sz w:val="28"/>
-          <w:szCs w:val="28"/>
-        </w:rPr>
-        <w:t>):1-15.DOI</w:t>
-      </w:r>
-      <w:proofErr w:type="gramEnd"/>
-      <w:r>
-        <w:rPr>
-          <w:rFonts w:cs="宋体"/>
-          <w:sz w:val="28"/>
-          <w:szCs w:val="28"/>
-        </w:rPr>
-        <w:t xml:space="preserve">:10.1007/S11761-025-00485-4. </w:t>
-      </w:r>
-    </w:p>
-    <w:p>
-      <w:pPr>
-        <w:widowControl/>
-        <w:jc w:val="left"/>
-        <w:rPr>
-          <w:rFonts w:cs="宋体"/>
-          <w:sz w:val="28"/>
-          <w:szCs w:val="28"/>
-        </w:rPr>
-      </w:pPr>
-      <w:r>
-        <w:rPr>
-          <w:rFonts w:cs="宋体"/>
-          <w:sz w:val="28"/>
-          <w:szCs w:val="28"/>
-        </w:rPr>
-        <w:t>[1</w:t>
-      </w:r>
-      <w:r>
-        <w:rPr>
-          <w:rFonts w:cs="宋体" w:hint="eastAsia"/>
-          <w:sz w:val="28"/>
-          <w:szCs w:val="28"/>
-        </w:rPr>
-        <w:t>8</w:t>
-      </w:r>
-      <w:r>
-        <w:rPr>
-          <w:rFonts w:cs="宋体"/>
-          <w:sz w:val="28"/>
-          <w:szCs w:val="28"/>
-        </w:rPr>
-        <w:t>]</w:t>
-      </w:r>
-      <w:r>
-        <w:rPr>
-          <w:rFonts w:cs="宋体" w:hint="eastAsia"/>
-          <w:sz w:val="28"/>
-          <w:szCs w:val="28"/>
-        </w:rPr>
-        <w:t xml:space="preserve"> </w:t>
-      </w:r>
-      <w:r>
-        <w:rPr>
-          <w:rFonts w:cs="宋体"/>
-          <w:sz w:val="28"/>
-          <w:szCs w:val="28"/>
-        </w:rPr>
-        <w:t xml:space="preserve">Li </w:t>
-      </w:r>
-      <w:proofErr w:type="gramStart"/>
-      <w:r>
-        <w:rPr>
-          <w:rFonts w:cs="宋体"/>
-          <w:sz w:val="28"/>
-          <w:szCs w:val="28"/>
-        </w:rPr>
-        <w:t>L ,Liu</w:t>
-      </w:r>
-      <w:proofErr w:type="gramEnd"/>
-      <w:r>
-        <w:rPr>
-          <w:rFonts w:cs="宋体"/>
-          <w:sz w:val="28"/>
-          <w:szCs w:val="28"/>
-        </w:rPr>
-        <w:t xml:space="preserve"> Z </w:t>
-      </w:r>
-      <w:proofErr w:type="gramStart"/>
-      <w:r>
-        <w:rPr>
-          <w:rFonts w:cs="宋体"/>
-          <w:sz w:val="28"/>
-          <w:szCs w:val="28"/>
-        </w:rPr>
-        <w:t>C ,Cao</w:t>
-      </w:r>
-      <w:proofErr w:type="gramEnd"/>
-      <w:r>
-        <w:rPr>
-          <w:rFonts w:cs="宋体"/>
-          <w:sz w:val="28"/>
-          <w:szCs w:val="28"/>
-        </w:rPr>
-        <w:t xml:space="preserve"> </w:t>
-      </w:r>
-      <w:proofErr w:type="gramStart"/>
-      <w:r>
-        <w:rPr>
-          <w:rFonts w:cs="宋体"/>
-          <w:sz w:val="28"/>
-          <w:szCs w:val="28"/>
-        </w:rPr>
-        <w:t>K ,</w:t>
-      </w:r>
-      <w:proofErr w:type="gramEnd"/>
-      <w:r>
-        <w:rPr>
-          <w:rFonts w:cs="宋体"/>
-          <w:sz w:val="28"/>
-          <w:szCs w:val="28"/>
-        </w:rPr>
-        <w:t xml:space="preserve"> et </w:t>
-      </w:r>
-      <w:proofErr w:type="spellStart"/>
-      <w:proofErr w:type="gramStart"/>
-      <w:r>
-        <w:rPr>
-          <w:rFonts w:cs="宋体"/>
-          <w:sz w:val="28"/>
-          <w:szCs w:val="28"/>
-        </w:rPr>
-        <w:t>al.Artificial</w:t>
-      </w:r>
-      <w:proofErr w:type="spellEnd"/>
-      <w:proofErr w:type="gramEnd"/>
-      <w:r>
-        <w:rPr>
-          <w:rFonts w:cs="宋体"/>
-          <w:sz w:val="28"/>
-          <w:szCs w:val="28"/>
-        </w:rPr>
-        <w:t xml:space="preserve"> intelligence of things for smart agriculture with optimal embedded edge intelligence[J</w:t>
-      </w:r>
-      <w:proofErr w:type="gramStart"/>
-      <w:r>
-        <w:rPr>
-          <w:rFonts w:cs="宋体"/>
-          <w:sz w:val="28"/>
-          <w:szCs w:val="28"/>
-        </w:rPr>
-        <w:t>].Computers</w:t>
-      </w:r>
-      <w:proofErr w:type="gramEnd"/>
-      <w:r>
-        <w:rPr>
-          <w:rFonts w:cs="宋体"/>
-          <w:sz w:val="28"/>
-          <w:szCs w:val="28"/>
-        </w:rPr>
-        <w:t xml:space="preserve"> and Electrical Engineering,</w:t>
-      </w:r>
-      <w:proofErr w:type="gramStart"/>
-      <w:r>
-        <w:rPr>
-          <w:rFonts w:cs="宋体"/>
-          <w:sz w:val="28"/>
-          <w:szCs w:val="28"/>
-        </w:rPr>
-        <w:t>2026,133111039-111039.DOI</w:t>
-      </w:r>
-      <w:proofErr w:type="gramEnd"/>
-      <w:r>
-        <w:rPr>
-          <w:rFonts w:cs="宋体"/>
-          <w:sz w:val="28"/>
-          <w:szCs w:val="28"/>
-        </w:rPr>
-        <w:t xml:space="preserve">:10.1016/J.COMPELECENG.2026.111039. </w:t>
-      </w:r>
-    </w:p>
-    <w:p>
-      <w:pPr>
-        <w:widowControl/>
-        <w:jc w:val="left"/>
-        <w:rPr>
-          <w:rFonts w:cs="宋体"/>
-          <w:sz w:val="28"/>
-          <w:szCs w:val="28"/>
-        </w:rPr>
-      </w:pPr>
-      <w:r>
-        <w:rPr>
-          <w:rFonts w:cs="宋体"/>
-          <w:sz w:val="28"/>
-          <w:szCs w:val="28"/>
-        </w:rPr>
-        <w:lastRenderedPageBreak/>
-        <w:t>[1</w:t>
-      </w:r>
-      <w:r>
-        <w:rPr>
-          <w:rFonts w:cs="宋体" w:hint="eastAsia"/>
-          <w:sz w:val="28"/>
-          <w:szCs w:val="28"/>
-        </w:rPr>
-        <w:t>9</w:t>
-      </w:r>
-      <w:r>
-        <w:rPr>
-          <w:rFonts w:cs="宋体"/>
-          <w:sz w:val="28"/>
-          <w:szCs w:val="28"/>
-        </w:rPr>
-        <w:t>]</w:t>
-      </w:r>
-      <w:r>
-        <w:rPr>
-          <w:rFonts w:cs="宋体" w:hint="eastAsia"/>
-          <w:sz w:val="28"/>
-          <w:szCs w:val="28"/>
-        </w:rPr>
-        <w:t xml:space="preserve"> </w:t>
-      </w:r>
-      <w:r>
-        <w:rPr>
-          <w:rFonts w:cs="宋体"/>
-          <w:sz w:val="28"/>
-          <w:szCs w:val="28"/>
-        </w:rPr>
-        <w:t xml:space="preserve">Liu </w:t>
-      </w:r>
-      <w:proofErr w:type="gramStart"/>
-      <w:r>
-        <w:rPr>
-          <w:rFonts w:cs="宋体"/>
-          <w:sz w:val="28"/>
-          <w:szCs w:val="28"/>
-        </w:rPr>
-        <w:t>D ,Zhou</w:t>
-      </w:r>
-      <w:proofErr w:type="gramEnd"/>
-      <w:r>
-        <w:rPr>
-          <w:rFonts w:cs="宋体"/>
-          <w:sz w:val="28"/>
-          <w:szCs w:val="28"/>
-        </w:rPr>
-        <w:t xml:space="preserve"> </w:t>
-      </w:r>
-      <w:proofErr w:type="gramStart"/>
-      <w:r>
-        <w:rPr>
-          <w:rFonts w:cs="宋体"/>
-          <w:sz w:val="28"/>
-          <w:szCs w:val="28"/>
-        </w:rPr>
-        <w:t>X ,Chen</w:t>
-      </w:r>
-      <w:proofErr w:type="gramEnd"/>
-      <w:r>
-        <w:rPr>
-          <w:rFonts w:cs="宋体"/>
-          <w:sz w:val="28"/>
-          <w:szCs w:val="28"/>
-        </w:rPr>
-        <w:t xml:space="preserve"> </w:t>
-      </w:r>
-      <w:proofErr w:type="gramStart"/>
-      <w:r>
-        <w:rPr>
-          <w:rFonts w:cs="宋体"/>
-          <w:sz w:val="28"/>
-          <w:szCs w:val="28"/>
-        </w:rPr>
-        <w:t>D ,</w:t>
-      </w:r>
-      <w:proofErr w:type="gramEnd"/>
-      <w:r>
-        <w:rPr>
-          <w:rFonts w:cs="宋体"/>
-          <w:sz w:val="28"/>
-          <w:szCs w:val="28"/>
-        </w:rPr>
-        <w:t xml:space="preserve"> et </w:t>
-      </w:r>
-      <w:proofErr w:type="spellStart"/>
-      <w:proofErr w:type="gramStart"/>
-      <w:r>
-        <w:rPr>
-          <w:rFonts w:cs="宋体"/>
-          <w:sz w:val="28"/>
-          <w:szCs w:val="28"/>
-        </w:rPr>
-        <w:t>al.Smart</w:t>
-      </w:r>
-      <w:proofErr w:type="spellEnd"/>
-      <w:proofErr w:type="gramEnd"/>
-      <w:r>
-        <w:rPr>
-          <w:rFonts w:cs="宋体"/>
-          <w:sz w:val="28"/>
-          <w:szCs w:val="28"/>
-        </w:rPr>
-        <w:t xml:space="preserve"> indoor occupancy detection based on optimized camera placement, multi-view de-duplication, and large language model semantic understanding[J</w:t>
-      </w:r>
-      <w:proofErr w:type="gramStart"/>
-      <w:r>
-        <w:rPr>
-          <w:rFonts w:cs="宋体"/>
-          <w:sz w:val="28"/>
-          <w:szCs w:val="28"/>
-        </w:rPr>
-        <w:t>].Engineering</w:t>
-      </w:r>
-      <w:proofErr w:type="gramEnd"/>
-      <w:r>
-        <w:rPr>
-          <w:rFonts w:cs="宋体"/>
-          <w:sz w:val="28"/>
-          <w:szCs w:val="28"/>
-        </w:rPr>
-        <w:t xml:space="preserve"> Applications of Artificial Intelligence,</w:t>
-      </w:r>
-      <w:proofErr w:type="gramStart"/>
-      <w:r>
-        <w:rPr>
-          <w:rFonts w:cs="宋体"/>
-          <w:sz w:val="28"/>
-          <w:szCs w:val="28"/>
-        </w:rPr>
-        <w:t>2026,169114157-114157.DOI</w:t>
-      </w:r>
-      <w:proofErr w:type="gramEnd"/>
-      <w:r>
-        <w:rPr>
-          <w:rFonts w:cs="宋体"/>
-          <w:sz w:val="28"/>
-          <w:szCs w:val="28"/>
-        </w:rPr>
-        <w:t xml:space="preserve">:10.1016/J.ENGAPPAI.2026.114157.  </w:t>
-      </w:r>
-    </w:p>
-    <w:p>
-      <w:pPr>
-        <w:widowControl/>
-        <w:jc w:val="left"/>
-        <w:rPr>
-          <w:sz w:val="28"/>
-        </w:rPr>
-      </w:pPr>
-      <w:r>
-        <w:rPr>
-          <w:rFonts w:cs="宋体"/>
-          <w:sz w:val="28"/>
-          <w:szCs w:val="28"/>
-        </w:rPr>
-        <w:t>[</w:t>
-      </w:r>
-      <w:r>
-        <w:rPr>
-          <w:rFonts w:cs="宋体" w:hint="eastAsia"/>
-          <w:sz w:val="28"/>
-          <w:szCs w:val="28"/>
-        </w:rPr>
-        <w:t>20</w:t>
-      </w:r>
-      <w:r>
-        <w:rPr>
-          <w:rFonts w:cs="宋体"/>
-          <w:sz w:val="28"/>
-          <w:szCs w:val="28"/>
-        </w:rPr>
-        <w:t>]</w:t>
-      </w:r>
-      <w:r>
-        <w:rPr>
-          <w:rFonts w:cs="宋体" w:hint="eastAsia"/>
-          <w:sz w:val="28"/>
-          <w:szCs w:val="28"/>
-        </w:rPr>
-        <w:t xml:space="preserve"> </w:t>
-      </w:r>
-      <w:r>
-        <w:rPr>
-          <w:rFonts w:cs="宋体"/>
-          <w:sz w:val="28"/>
-          <w:szCs w:val="28"/>
-        </w:rPr>
-        <w:t xml:space="preserve">Li </w:t>
-      </w:r>
-      <w:proofErr w:type="gramStart"/>
-      <w:r>
-        <w:rPr>
-          <w:rFonts w:cs="宋体"/>
-          <w:sz w:val="28"/>
-          <w:szCs w:val="28"/>
-        </w:rPr>
-        <w:t>Y ,Wu</w:t>
-      </w:r>
-      <w:proofErr w:type="gramEnd"/>
-      <w:r>
-        <w:rPr>
-          <w:rFonts w:cs="宋体"/>
-          <w:sz w:val="28"/>
-          <w:szCs w:val="28"/>
-        </w:rPr>
-        <w:t xml:space="preserve"> </w:t>
-      </w:r>
-      <w:proofErr w:type="gramStart"/>
-      <w:r>
-        <w:rPr>
-          <w:rFonts w:cs="宋体"/>
-          <w:sz w:val="28"/>
-          <w:szCs w:val="28"/>
-        </w:rPr>
-        <w:t>S .Design</w:t>
-      </w:r>
-      <w:proofErr w:type="gramEnd"/>
-      <w:r>
-        <w:rPr>
-          <w:rFonts w:cs="宋体"/>
-          <w:sz w:val="28"/>
-          <w:szCs w:val="28"/>
-        </w:rPr>
-        <w:t xml:space="preserve"> of an Intelligent Rice Seedling Greenhouse Environmental Control System: A Solution Based on STM32[J</w:t>
-      </w:r>
-      <w:proofErr w:type="gramStart"/>
-      <w:r>
-        <w:rPr>
-          <w:rFonts w:cs="宋体"/>
-          <w:sz w:val="28"/>
-          <w:szCs w:val="28"/>
-        </w:rPr>
-        <w:t>].Academic</w:t>
-      </w:r>
-      <w:proofErr w:type="gramEnd"/>
-      <w:r>
-        <w:rPr>
-          <w:rFonts w:cs="宋体"/>
-          <w:sz w:val="28"/>
-          <w:szCs w:val="28"/>
-        </w:rPr>
-        <w:t xml:space="preserve"> Journal of Engineering and Technology Science,2025,8(5</w:t>
-      </w:r>
-      <w:proofErr w:type="gramStart"/>
-      <w:r>
-        <w:rPr>
-          <w:rFonts w:cs="宋体"/>
-          <w:sz w:val="28"/>
-          <w:szCs w:val="28"/>
-        </w:rPr>
-        <w:t>):DOI</w:t>
-      </w:r>
-      <w:proofErr w:type="gramEnd"/>
-      <w:r>
-        <w:rPr>
-          <w:rFonts w:cs="宋体"/>
-          <w:sz w:val="28"/>
-          <w:szCs w:val="28"/>
-        </w:rPr>
-        <w:t xml:space="preserve">:10.25236/AJETS.2025.080504. </w:t>
+        <w:t xml:space="preserve">Li Y ,Wu S .Design of an Intelligent Rice Seedling Greenhouse Environmental Control System: A Solution Based on STM32[J].Academic Journal of Engineering and Technology Science,2025,8(5):DOI:10.25236/AJETS.2025.080504. </w:t>
       </w:r>
       <w:r>
         <w:br w:type="page"/>
@@ -26696,16 +24832,15 @@
           <w:sz w:val="28"/>
           <w:szCs w:val="28"/>
         </w:rPr>
-        <w:t>首先，要对姚老师指导工作表示最真诚的感谢，在选题、方案设计、论文写作、毕业设计等各个环节上都得到了老师很大的支持和鼓励。姚老师对整个研究思路、技术路线、论文结构等提出了许多有见地的指导，使本次毕业设计可以比较顺利地完成。同时向</w:t>
-      </w:r>
-      <w:proofErr w:type="gramStart"/>
+        <w:t>首先，要对姚老师指导工作表示最真诚的感谢，在选题、方案设计、论文写作、毕业设计等各个环节上都得到了老师很大的支持和鼓励。姚老师对整个研究思路、技术路线、论文结构等提出了许多有见地的指导，使本次毕业设计可以比较顺利地完成。同时向嘉立创</w:t>
+      </w:r>
       <w:r>
         <w:rPr>
           <w:rFonts w:hint="eastAsia"/>
           <w:sz w:val="28"/>
           <w:szCs w:val="28"/>
         </w:rPr>
-        <w:t>嘉立创</w:t>
+        <w:t>(JLC)</w:t>
       </w:r>
       <w:r>
         <w:rPr>
@@ -26713,16 +24848,15 @@
           <w:sz w:val="28"/>
           <w:szCs w:val="28"/>
         </w:rPr>
-        <w:t>(</w:t>
-      </w:r>
-      <w:proofErr w:type="gramEnd"/>
+        <w:t>、</w:t>
+      </w:r>
       <w:r>
         <w:rPr>
           <w:rFonts w:hint="eastAsia"/>
           <w:sz w:val="28"/>
           <w:szCs w:val="28"/>
         </w:rPr>
-        <w:t>JLC)</w:t>
+        <w:t>Raspberry Pi Foundation</w:t>
       </w:r>
       <w:r>
         <w:rPr>
@@ -26730,41 +24864,7 @@
           <w:sz w:val="28"/>
           <w:szCs w:val="28"/>
         </w:rPr>
-        <w:t>、</w:t>
-      </w:r>
-      <w:r>
-        <w:rPr>
-          <w:rFonts w:hint="eastAsia"/>
-          <w:sz w:val="28"/>
-          <w:szCs w:val="28"/>
-        </w:rPr>
-        <w:t>Raspberry Pi Foundation</w:t>
-      </w:r>
-      <w:r>
-        <w:rPr>
-          <w:rFonts w:hint="eastAsia"/>
-          <w:sz w:val="28"/>
-          <w:szCs w:val="28"/>
-        </w:rPr>
-        <w:t>等提供实验环境、实验教学平台的同学及在硬件调试、系统检测、资料查阅等各个方面的交流。还要感谢父母对我的关心和照顾，才能使我不顾一切地进行毕业论文的研究。最后我要向所有对本次毕业设计</w:t>
-      </w:r>
-      <w:proofErr w:type="gramStart"/>
-      <w:r>
-        <w:rPr>
-          <w:rFonts w:hint="eastAsia"/>
-          <w:sz w:val="28"/>
-          <w:szCs w:val="28"/>
-        </w:rPr>
-        <w:t>作出</w:t>
-      </w:r>
-      <w:proofErr w:type="gramEnd"/>
-      <w:r>
-        <w:rPr>
-          <w:rFonts w:hint="eastAsia"/>
-          <w:sz w:val="28"/>
-          <w:szCs w:val="28"/>
-        </w:rPr>
-        <w:t>过指导和支持的老师表示感谢，并向帮助我完成毕业设计的同学们表示敬意。正是不断调试、修改、完善，才使得智能硬件、边缘计算、物联网系统的开发有了更加深刻的认识，也将是我以后学习、发展的基础。</w:t>
+        <w:t>等提供实验环境、实验教学平台的同学及在硬件调试、系统检测、资料查阅等各个方面的交流。还要感谢父母对我的关心和照顾，才能使我不顾一切地进行毕业论文的研究。最后我要向所有对本次毕业设计作出过指导和支持的老师表示感谢，并向帮助我完成毕业设计的同学们表示敬意。正是不断调试、修改、完善，才使得智能硬件、边缘计算、物联网系统的开发有了更加深刻的认识，也将是我以后学习、发展的基础。</w:t>
       </w:r>
     </w:p>
     <w:p>

--- a/毕业论文-基于边缘计算的藏红花全生长周期智能培育系统设计与实现-杨坤.docx
+++ b/毕业论文-基于边缘计算的藏红花全生长周期智能培育系统设计与实现-杨坤.docx
@@ -2266,8 +2266,14 @@
           <w:pPr>
             <w:pStyle w:val="TOC1"/>
             <w:tabs>
-              <w:tab w:val="right" w:leader="dot" w:pos="8306"/>
+              <w:tab w:val="right" w:leader="dot" w:pos="8296"/>
             </w:tabs>
+            <w:rPr>
+              <w:rFonts w:asciiTheme="minorHAnsi" w:eastAsiaTheme="minorEastAsia" w:hAnsiTheme="minorHAnsi" w:cstheme="minorBidi" w:hint="eastAsia"/>
+              <w:noProof/>
+              <w:sz w:val="22"/>
+              <w14:ligatures w14:val="standardContextual"/>
+            </w:rPr>
           </w:pPr>
           <w:r>
             <w:fldChar w:fldCharType="begin"/>
@@ -2278,35 +2284,81 @@
           <w:r>
             <w:fldChar w:fldCharType="separate"/>
           </w:r>
-          <w:hyperlink w:anchor="_Toc24168" w:history="1">
-            <w:r>
-              <w:rPr>
-                <w:rFonts w:hint="eastAsia"/>
+          <w:hyperlink w:anchor="_Toc226777230" w:history="1">
+            <w:r>
+              <w:rPr>
+                <w:rStyle w:val="af6"/>
+                <w:rFonts w:hint="eastAsia"/>
+                <w:noProof/>
               </w:rPr>
               <w:t xml:space="preserve">1 </w:t>
             </w:r>
             <w:r>
               <w:rPr>
-                <w:rFonts w:hint="eastAsia"/>
+                <w:rStyle w:val="af6"/>
+                <w:rFonts w:hint="eastAsia"/>
+                <w:noProof/>
               </w:rPr>
               <w:t>绪论</w:t>
             </w:r>
             <w:r>
+              <w:rPr>
+                <w:rFonts w:hint="eastAsia"/>
+                <w:noProof/>
+              </w:rPr>
               <w:tab/>
             </w:r>
             <w:r>
+              <w:rPr>
+                <w:rFonts w:hint="eastAsia"/>
+                <w:noProof/>
+              </w:rPr>
               <w:fldChar w:fldCharType="begin"/>
             </w:r>
             <w:r>
-              <w:instrText xml:space="preserve"> PAGEREF _Toc24168 \h </w:instrText>
-            </w:r>
-            <w:r>
+              <w:rPr>
+                <w:rFonts w:hint="eastAsia"/>
+                <w:noProof/>
+              </w:rPr>
+              <w:instrText xml:space="preserve"> </w:instrText>
+            </w:r>
+            <w:r>
+              <w:rPr>
+                <w:noProof/>
+              </w:rPr>
+              <w:instrText>PAGEREF _Toc226777230 \h</w:instrText>
+            </w:r>
+            <w:r>
+              <w:rPr>
+                <w:rFonts w:hint="eastAsia"/>
+                <w:noProof/>
+              </w:rPr>
+              <w:instrText xml:space="preserve"> </w:instrText>
+            </w:r>
+            <w:r>
+              <w:rPr>
+                <w:rFonts w:hint="eastAsia"/>
+                <w:noProof/>
+              </w:rPr>
+            </w:r>
+            <w:r>
+              <w:rPr>
+                <w:rFonts w:hint="eastAsia"/>
+                <w:noProof/>
+              </w:rPr>
               <w:fldChar w:fldCharType="separate"/>
             </w:r>
             <w:r>
+              <w:rPr>
+                <w:noProof/>
+              </w:rPr>
               <w:t>1</w:t>
             </w:r>
             <w:r>
+              <w:rPr>
+                <w:rFonts w:hint="eastAsia"/>
+                <w:noProof/>
+              </w:rPr>
               <w:fldChar w:fldCharType="end"/>
             </w:r>
           </w:hyperlink>
@@ -2314,40 +2366,88 @@
         <w:p>
           <w:pPr>
             <w:pStyle w:val="TOC2"/>
-            <w:tabs>
-              <w:tab w:val="clear" w:pos="8296"/>
-              <w:tab w:val="right" w:leader="dot" w:pos="8306"/>
-            </w:tabs>
+            <w:rPr>
+              <w:rFonts w:asciiTheme="minorHAnsi" w:eastAsiaTheme="minorEastAsia" w:hAnsiTheme="minorHAnsi" w:cstheme="minorBidi" w:hint="eastAsia"/>
+              <w:noProof/>
+              <w:sz w:val="22"/>
+              <w14:ligatures w14:val="standardContextual"/>
+            </w:rPr>
           </w:pPr>
-          <w:hyperlink w:anchor="_Toc30951" w:history="1">
-            <w:r>
-              <w:rPr>
-                <w:rFonts w:hint="eastAsia"/>
+          <w:hyperlink w:anchor="_Toc226777231" w:history="1">
+            <w:r>
+              <w:rPr>
+                <w:rStyle w:val="af6"/>
+                <w:rFonts w:hint="eastAsia"/>
+                <w:noProof/>
               </w:rPr>
               <w:t xml:space="preserve">1.1 </w:t>
             </w:r>
             <w:r>
               <w:rPr>
-                <w:rFonts w:hint="eastAsia"/>
+                <w:rStyle w:val="af6"/>
+                <w:rFonts w:hint="eastAsia"/>
+                <w:noProof/>
               </w:rPr>
               <w:t>研究背景</w:t>
             </w:r>
             <w:r>
+              <w:rPr>
+                <w:rFonts w:hint="eastAsia"/>
+                <w:noProof/>
+              </w:rPr>
               <w:tab/>
             </w:r>
             <w:r>
+              <w:rPr>
+                <w:rFonts w:hint="eastAsia"/>
+                <w:noProof/>
+              </w:rPr>
               <w:fldChar w:fldCharType="begin"/>
             </w:r>
             <w:r>
-              <w:instrText xml:space="preserve"> PAGEREF _Toc30951 \h </w:instrText>
-            </w:r>
-            <w:r>
+              <w:rPr>
+                <w:rFonts w:hint="eastAsia"/>
+                <w:noProof/>
+              </w:rPr>
+              <w:instrText xml:space="preserve"> </w:instrText>
+            </w:r>
+            <w:r>
+              <w:rPr>
+                <w:noProof/>
+              </w:rPr>
+              <w:instrText>PAGEREF _Toc226777231 \h</w:instrText>
+            </w:r>
+            <w:r>
+              <w:rPr>
+                <w:rFonts w:hint="eastAsia"/>
+                <w:noProof/>
+              </w:rPr>
+              <w:instrText xml:space="preserve"> </w:instrText>
+            </w:r>
+            <w:r>
+              <w:rPr>
+                <w:rFonts w:hint="eastAsia"/>
+                <w:noProof/>
+              </w:rPr>
+            </w:r>
+            <w:r>
+              <w:rPr>
+                <w:rFonts w:hint="eastAsia"/>
+                <w:noProof/>
+              </w:rPr>
               <w:fldChar w:fldCharType="separate"/>
             </w:r>
             <w:r>
+              <w:rPr>
+                <w:noProof/>
+              </w:rPr>
               <w:t>1</w:t>
             </w:r>
             <w:r>
+              <w:rPr>
+                <w:rFonts w:hint="eastAsia"/>
+                <w:noProof/>
+              </w:rPr>
               <w:fldChar w:fldCharType="end"/>
             </w:r>
           </w:hyperlink>
@@ -2355,40 +2455,88 @@
         <w:p>
           <w:pPr>
             <w:pStyle w:val="TOC2"/>
-            <w:tabs>
-              <w:tab w:val="clear" w:pos="8296"/>
-              <w:tab w:val="right" w:leader="dot" w:pos="8306"/>
-            </w:tabs>
+            <w:rPr>
+              <w:rFonts w:asciiTheme="minorHAnsi" w:eastAsiaTheme="minorEastAsia" w:hAnsiTheme="minorHAnsi" w:cstheme="minorBidi" w:hint="eastAsia"/>
+              <w:noProof/>
+              <w:sz w:val="22"/>
+              <w14:ligatures w14:val="standardContextual"/>
+            </w:rPr>
           </w:pPr>
-          <w:hyperlink w:anchor="_Toc7873" w:history="1">
-            <w:r>
-              <w:rPr>
-                <w:rFonts w:hint="eastAsia"/>
+          <w:hyperlink w:anchor="_Toc226777232" w:history="1">
+            <w:r>
+              <w:rPr>
+                <w:rStyle w:val="af6"/>
+                <w:rFonts w:hint="eastAsia"/>
+                <w:noProof/>
               </w:rPr>
               <w:t xml:space="preserve">1.2 </w:t>
             </w:r>
             <w:r>
               <w:rPr>
-                <w:rFonts w:hint="eastAsia"/>
+                <w:rStyle w:val="af6"/>
+                <w:rFonts w:hint="eastAsia"/>
+                <w:noProof/>
               </w:rPr>
               <w:t>研究目的及意义</w:t>
             </w:r>
             <w:r>
+              <w:rPr>
+                <w:rFonts w:hint="eastAsia"/>
+                <w:noProof/>
+              </w:rPr>
               <w:tab/>
             </w:r>
             <w:r>
+              <w:rPr>
+                <w:rFonts w:hint="eastAsia"/>
+                <w:noProof/>
+              </w:rPr>
               <w:fldChar w:fldCharType="begin"/>
             </w:r>
             <w:r>
-              <w:instrText xml:space="preserve"> PAGEREF _Toc7873 \h </w:instrText>
-            </w:r>
-            <w:r>
+              <w:rPr>
+                <w:rFonts w:hint="eastAsia"/>
+                <w:noProof/>
+              </w:rPr>
+              <w:instrText xml:space="preserve"> </w:instrText>
+            </w:r>
+            <w:r>
+              <w:rPr>
+                <w:noProof/>
+              </w:rPr>
+              <w:instrText>PAGEREF _Toc226777232 \h</w:instrText>
+            </w:r>
+            <w:r>
+              <w:rPr>
+                <w:rFonts w:hint="eastAsia"/>
+                <w:noProof/>
+              </w:rPr>
+              <w:instrText xml:space="preserve"> </w:instrText>
+            </w:r>
+            <w:r>
+              <w:rPr>
+                <w:rFonts w:hint="eastAsia"/>
+                <w:noProof/>
+              </w:rPr>
+            </w:r>
+            <w:r>
+              <w:rPr>
+                <w:rFonts w:hint="eastAsia"/>
+                <w:noProof/>
+              </w:rPr>
               <w:fldChar w:fldCharType="separate"/>
             </w:r>
             <w:r>
+              <w:rPr>
+                <w:noProof/>
+              </w:rPr>
               <w:t>1</w:t>
             </w:r>
             <w:r>
+              <w:rPr>
+                <w:rFonts w:hint="eastAsia"/>
+                <w:noProof/>
+              </w:rPr>
               <w:fldChar w:fldCharType="end"/>
             </w:r>
           </w:hyperlink>
@@ -2396,40 +2544,88 @@
         <w:p>
           <w:pPr>
             <w:pStyle w:val="TOC2"/>
-            <w:tabs>
-              <w:tab w:val="clear" w:pos="8296"/>
-              <w:tab w:val="right" w:leader="dot" w:pos="8306"/>
-            </w:tabs>
+            <w:rPr>
+              <w:rFonts w:asciiTheme="minorHAnsi" w:eastAsiaTheme="minorEastAsia" w:hAnsiTheme="minorHAnsi" w:cstheme="minorBidi" w:hint="eastAsia"/>
+              <w:noProof/>
+              <w:sz w:val="22"/>
+              <w14:ligatures w14:val="standardContextual"/>
+            </w:rPr>
           </w:pPr>
-          <w:hyperlink w:anchor="_Toc23583" w:history="1">
-            <w:r>
-              <w:rPr>
-                <w:rFonts w:hint="eastAsia"/>
+          <w:hyperlink w:anchor="_Toc226777233" w:history="1">
+            <w:r>
+              <w:rPr>
+                <w:rStyle w:val="af6"/>
+                <w:rFonts w:hint="eastAsia"/>
+                <w:noProof/>
               </w:rPr>
               <w:t xml:space="preserve">1.3 </w:t>
             </w:r>
             <w:r>
               <w:rPr>
-                <w:rFonts w:hint="eastAsia"/>
+                <w:rStyle w:val="af6"/>
+                <w:rFonts w:hint="eastAsia"/>
+                <w:noProof/>
               </w:rPr>
               <w:t>国内外研究现状</w:t>
             </w:r>
             <w:r>
+              <w:rPr>
+                <w:rFonts w:hint="eastAsia"/>
+                <w:noProof/>
+              </w:rPr>
               <w:tab/>
             </w:r>
             <w:r>
+              <w:rPr>
+                <w:rFonts w:hint="eastAsia"/>
+                <w:noProof/>
+              </w:rPr>
               <w:fldChar w:fldCharType="begin"/>
             </w:r>
             <w:r>
-              <w:instrText xml:space="preserve"> PAGEREF _Toc23583 \h </w:instrText>
-            </w:r>
-            <w:r>
+              <w:rPr>
+                <w:rFonts w:hint="eastAsia"/>
+                <w:noProof/>
+              </w:rPr>
+              <w:instrText xml:space="preserve"> </w:instrText>
+            </w:r>
+            <w:r>
+              <w:rPr>
+                <w:noProof/>
+              </w:rPr>
+              <w:instrText>PAGEREF _Toc226777233 \h</w:instrText>
+            </w:r>
+            <w:r>
+              <w:rPr>
+                <w:rFonts w:hint="eastAsia"/>
+                <w:noProof/>
+              </w:rPr>
+              <w:instrText xml:space="preserve"> </w:instrText>
+            </w:r>
+            <w:r>
+              <w:rPr>
+                <w:rFonts w:hint="eastAsia"/>
+                <w:noProof/>
+              </w:rPr>
+            </w:r>
+            <w:r>
+              <w:rPr>
+                <w:rFonts w:hint="eastAsia"/>
+                <w:noProof/>
+              </w:rPr>
               <w:fldChar w:fldCharType="separate"/>
             </w:r>
             <w:r>
+              <w:rPr>
+                <w:noProof/>
+              </w:rPr>
               <w:t>2</w:t>
             </w:r>
             <w:r>
+              <w:rPr>
+                <w:rFonts w:hint="eastAsia"/>
+                <w:noProof/>
+              </w:rPr>
               <w:fldChar w:fldCharType="end"/>
             </w:r>
           </w:hyperlink>
@@ -2438,38 +2634,90 @@
           <w:pPr>
             <w:pStyle w:val="TOC3"/>
             <w:tabs>
-              <w:tab w:val="right" w:leader="dot" w:pos="8306"/>
+              <w:tab w:val="right" w:leader="dot" w:pos="8296"/>
             </w:tabs>
+            <w:rPr>
+              <w:rFonts w:asciiTheme="minorHAnsi" w:eastAsiaTheme="minorEastAsia" w:hAnsiTheme="minorHAnsi" w:cstheme="minorBidi" w:hint="eastAsia"/>
+              <w:noProof/>
+              <w:sz w:val="22"/>
+              <w14:ligatures w14:val="standardContextual"/>
+            </w:rPr>
           </w:pPr>
-          <w:hyperlink w:anchor="_Toc10869" w:history="1">
-            <w:r>
-              <w:rPr>
-                <w:rFonts w:hint="eastAsia"/>
+          <w:hyperlink w:anchor="_Toc226777234" w:history="1">
+            <w:r>
+              <w:rPr>
+                <w:rStyle w:val="af6"/>
+                <w:rFonts w:hint="eastAsia"/>
+                <w:noProof/>
               </w:rPr>
               <w:t xml:space="preserve">1.3.1 </w:t>
             </w:r>
             <w:r>
               <w:rPr>
-                <w:rFonts w:hint="eastAsia"/>
+                <w:rStyle w:val="af6"/>
+                <w:rFonts w:hint="eastAsia"/>
+                <w:noProof/>
               </w:rPr>
               <w:t>国内研究现状</w:t>
             </w:r>
             <w:r>
+              <w:rPr>
+                <w:rFonts w:hint="eastAsia"/>
+                <w:noProof/>
+              </w:rPr>
               <w:tab/>
             </w:r>
             <w:r>
+              <w:rPr>
+                <w:rFonts w:hint="eastAsia"/>
+                <w:noProof/>
+              </w:rPr>
               <w:fldChar w:fldCharType="begin"/>
             </w:r>
             <w:r>
-              <w:instrText xml:space="preserve"> PAGEREF _Toc10869 \h </w:instrText>
-            </w:r>
-            <w:r>
+              <w:rPr>
+                <w:rFonts w:hint="eastAsia"/>
+                <w:noProof/>
+              </w:rPr>
+              <w:instrText xml:space="preserve"> </w:instrText>
+            </w:r>
+            <w:r>
+              <w:rPr>
+                <w:noProof/>
+              </w:rPr>
+              <w:instrText>PAGEREF _Toc226777234 \h</w:instrText>
+            </w:r>
+            <w:r>
+              <w:rPr>
+                <w:rFonts w:hint="eastAsia"/>
+                <w:noProof/>
+              </w:rPr>
+              <w:instrText xml:space="preserve"> </w:instrText>
+            </w:r>
+            <w:r>
+              <w:rPr>
+                <w:rFonts w:hint="eastAsia"/>
+                <w:noProof/>
+              </w:rPr>
+            </w:r>
+            <w:r>
+              <w:rPr>
+                <w:rFonts w:hint="eastAsia"/>
+                <w:noProof/>
+              </w:rPr>
               <w:fldChar w:fldCharType="separate"/>
             </w:r>
             <w:r>
+              <w:rPr>
+                <w:noProof/>
+              </w:rPr>
               <w:t>2</w:t>
             </w:r>
             <w:r>
+              <w:rPr>
+                <w:rFonts w:hint="eastAsia"/>
+                <w:noProof/>
+              </w:rPr>
               <w:fldChar w:fldCharType="end"/>
             </w:r>
           </w:hyperlink>
@@ -2478,38 +2726,90 @@
           <w:pPr>
             <w:pStyle w:val="TOC3"/>
             <w:tabs>
-              <w:tab w:val="right" w:leader="dot" w:pos="8306"/>
+              <w:tab w:val="right" w:leader="dot" w:pos="8296"/>
             </w:tabs>
+            <w:rPr>
+              <w:rFonts w:asciiTheme="minorHAnsi" w:eastAsiaTheme="minorEastAsia" w:hAnsiTheme="minorHAnsi" w:cstheme="minorBidi" w:hint="eastAsia"/>
+              <w:noProof/>
+              <w:sz w:val="22"/>
+              <w14:ligatures w14:val="standardContextual"/>
+            </w:rPr>
           </w:pPr>
-          <w:hyperlink w:anchor="_Toc12951" w:history="1">
-            <w:r>
-              <w:rPr>
-                <w:rFonts w:hint="eastAsia"/>
+          <w:hyperlink w:anchor="_Toc226777235" w:history="1">
+            <w:r>
+              <w:rPr>
+                <w:rStyle w:val="af6"/>
+                <w:rFonts w:hint="eastAsia"/>
+                <w:noProof/>
               </w:rPr>
               <w:t xml:space="preserve">1.3.2 </w:t>
             </w:r>
             <w:r>
               <w:rPr>
-                <w:rFonts w:hint="eastAsia"/>
+                <w:rStyle w:val="af6"/>
+                <w:rFonts w:hint="eastAsia"/>
+                <w:noProof/>
               </w:rPr>
               <w:t>国外研究现状</w:t>
             </w:r>
             <w:r>
+              <w:rPr>
+                <w:rFonts w:hint="eastAsia"/>
+                <w:noProof/>
+              </w:rPr>
               <w:tab/>
             </w:r>
             <w:r>
+              <w:rPr>
+                <w:rFonts w:hint="eastAsia"/>
+                <w:noProof/>
+              </w:rPr>
               <w:fldChar w:fldCharType="begin"/>
             </w:r>
             <w:r>
-              <w:instrText xml:space="preserve"> PAGEREF _Toc12951 \h </w:instrText>
-            </w:r>
-            <w:r>
+              <w:rPr>
+                <w:rFonts w:hint="eastAsia"/>
+                <w:noProof/>
+              </w:rPr>
+              <w:instrText xml:space="preserve"> </w:instrText>
+            </w:r>
+            <w:r>
+              <w:rPr>
+                <w:noProof/>
+              </w:rPr>
+              <w:instrText>PAGEREF _Toc226777235 \h</w:instrText>
+            </w:r>
+            <w:r>
+              <w:rPr>
+                <w:rFonts w:hint="eastAsia"/>
+                <w:noProof/>
+              </w:rPr>
+              <w:instrText xml:space="preserve"> </w:instrText>
+            </w:r>
+            <w:r>
+              <w:rPr>
+                <w:rFonts w:hint="eastAsia"/>
+                <w:noProof/>
+              </w:rPr>
+            </w:r>
+            <w:r>
+              <w:rPr>
+                <w:rFonts w:hint="eastAsia"/>
+                <w:noProof/>
+              </w:rPr>
               <w:fldChar w:fldCharType="separate"/>
             </w:r>
             <w:r>
+              <w:rPr>
+                <w:noProof/>
+              </w:rPr>
               <w:t>3</w:t>
             </w:r>
             <w:r>
+              <w:rPr>
+                <w:rFonts w:hint="eastAsia"/>
+                <w:noProof/>
+              </w:rPr>
               <w:fldChar w:fldCharType="end"/>
             </w:r>
           </w:hyperlink>
@@ -2517,40 +2817,88 @@
         <w:p>
           <w:pPr>
             <w:pStyle w:val="TOC2"/>
-            <w:tabs>
-              <w:tab w:val="clear" w:pos="8296"/>
-              <w:tab w:val="right" w:leader="dot" w:pos="8306"/>
-            </w:tabs>
+            <w:rPr>
+              <w:rFonts w:asciiTheme="minorHAnsi" w:eastAsiaTheme="minorEastAsia" w:hAnsiTheme="minorHAnsi" w:cstheme="minorBidi" w:hint="eastAsia"/>
+              <w:noProof/>
+              <w:sz w:val="22"/>
+              <w14:ligatures w14:val="standardContextual"/>
+            </w:rPr>
           </w:pPr>
-          <w:hyperlink w:anchor="_Toc28022" w:history="1">
-            <w:r>
-              <w:rPr>
-                <w:rFonts w:hint="eastAsia"/>
+          <w:hyperlink w:anchor="_Toc226777236" w:history="1">
+            <w:r>
+              <w:rPr>
+                <w:rStyle w:val="af6"/>
+                <w:rFonts w:hint="eastAsia"/>
+                <w:noProof/>
               </w:rPr>
               <w:t xml:space="preserve">1.4 </w:t>
             </w:r>
             <w:r>
               <w:rPr>
-                <w:rFonts w:hint="eastAsia"/>
+                <w:rStyle w:val="af6"/>
+                <w:rFonts w:hint="eastAsia"/>
+                <w:noProof/>
               </w:rPr>
               <w:t>研究主要内容</w:t>
             </w:r>
             <w:r>
+              <w:rPr>
+                <w:rFonts w:hint="eastAsia"/>
+                <w:noProof/>
+              </w:rPr>
               <w:tab/>
             </w:r>
             <w:r>
+              <w:rPr>
+                <w:rFonts w:hint="eastAsia"/>
+                <w:noProof/>
+              </w:rPr>
               <w:fldChar w:fldCharType="begin"/>
             </w:r>
             <w:r>
-              <w:instrText xml:space="preserve"> PAGEREF _Toc28022 \h </w:instrText>
-            </w:r>
-            <w:r>
+              <w:rPr>
+                <w:rFonts w:hint="eastAsia"/>
+                <w:noProof/>
+              </w:rPr>
+              <w:instrText xml:space="preserve"> </w:instrText>
+            </w:r>
+            <w:r>
+              <w:rPr>
+                <w:noProof/>
+              </w:rPr>
+              <w:instrText>PAGEREF _Toc226777236 \h</w:instrText>
+            </w:r>
+            <w:r>
+              <w:rPr>
+                <w:rFonts w:hint="eastAsia"/>
+                <w:noProof/>
+              </w:rPr>
+              <w:instrText xml:space="preserve"> </w:instrText>
+            </w:r>
+            <w:r>
+              <w:rPr>
+                <w:rFonts w:hint="eastAsia"/>
+                <w:noProof/>
+              </w:rPr>
+            </w:r>
+            <w:r>
+              <w:rPr>
+                <w:rFonts w:hint="eastAsia"/>
+                <w:noProof/>
+              </w:rPr>
               <w:fldChar w:fldCharType="separate"/>
             </w:r>
             <w:r>
+              <w:rPr>
+                <w:noProof/>
+              </w:rPr>
               <w:t>3</w:t>
             </w:r>
             <w:r>
+              <w:rPr>
+                <w:rFonts w:hint="eastAsia"/>
+                <w:noProof/>
+              </w:rPr>
               <w:fldChar w:fldCharType="end"/>
             </w:r>
           </w:hyperlink>
@@ -2559,38 +2907,90 @@
           <w:pPr>
             <w:pStyle w:val="TOC1"/>
             <w:tabs>
-              <w:tab w:val="right" w:leader="dot" w:pos="8306"/>
+              <w:tab w:val="right" w:leader="dot" w:pos="8296"/>
             </w:tabs>
+            <w:rPr>
+              <w:rFonts w:asciiTheme="minorHAnsi" w:eastAsiaTheme="minorEastAsia" w:hAnsiTheme="minorHAnsi" w:cstheme="minorBidi" w:hint="eastAsia"/>
+              <w:noProof/>
+              <w:sz w:val="22"/>
+              <w14:ligatures w14:val="standardContextual"/>
+            </w:rPr>
           </w:pPr>
-          <w:hyperlink w:anchor="_Toc31992" w:history="1">
-            <w:r>
-              <w:rPr>
-                <w:rFonts w:hint="eastAsia"/>
+          <w:hyperlink w:anchor="_Toc226777237" w:history="1">
+            <w:r>
+              <w:rPr>
+                <w:rStyle w:val="af6"/>
+                <w:rFonts w:hint="eastAsia"/>
+                <w:noProof/>
               </w:rPr>
               <w:t xml:space="preserve">2 </w:t>
             </w:r>
             <w:r>
               <w:rPr>
-                <w:rFonts w:hint="eastAsia"/>
+                <w:rStyle w:val="af6"/>
+                <w:rFonts w:hint="eastAsia"/>
+                <w:noProof/>
               </w:rPr>
               <w:t>相关理论与技术基础</w:t>
             </w:r>
             <w:r>
+              <w:rPr>
+                <w:rFonts w:hint="eastAsia"/>
+                <w:noProof/>
+              </w:rPr>
               <w:tab/>
             </w:r>
             <w:r>
+              <w:rPr>
+                <w:rFonts w:hint="eastAsia"/>
+                <w:noProof/>
+              </w:rPr>
               <w:fldChar w:fldCharType="begin"/>
             </w:r>
             <w:r>
-              <w:instrText xml:space="preserve"> PAGEREF _Toc31992 \h </w:instrText>
-            </w:r>
-            <w:r>
+              <w:rPr>
+                <w:rFonts w:hint="eastAsia"/>
+                <w:noProof/>
+              </w:rPr>
+              <w:instrText xml:space="preserve"> </w:instrText>
+            </w:r>
+            <w:r>
+              <w:rPr>
+                <w:noProof/>
+              </w:rPr>
+              <w:instrText>PAGEREF _Toc226777237 \h</w:instrText>
+            </w:r>
+            <w:r>
+              <w:rPr>
+                <w:rFonts w:hint="eastAsia"/>
+                <w:noProof/>
+              </w:rPr>
+              <w:instrText xml:space="preserve"> </w:instrText>
+            </w:r>
+            <w:r>
+              <w:rPr>
+                <w:rFonts w:hint="eastAsia"/>
+                <w:noProof/>
+              </w:rPr>
+            </w:r>
+            <w:r>
+              <w:rPr>
+                <w:rFonts w:hint="eastAsia"/>
+                <w:noProof/>
+              </w:rPr>
               <w:fldChar w:fldCharType="separate"/>
             </w:r>
             <w:r>
+              <w:rPr>
+                <w:noProof/>
+              </w:rPr>
               <w:t>4</w:t>
             </w:r>
             <w:r>
+              <w:rPr>
+                <w:rFonts w:hint="eastAsia"/>
+                <w:noProof/>
+              </w:rPr>
               <w:fldChar w:fldCharType="end"/>
             </w:r>
           </w:hyperlink>
@@ -2598,40 +2998,88 @@
         <w:p>
           <w:pPr>
             <w:pStyle w:val="TOC2"/>
-            <w:tabs>
-              <w:tab w:val="clear" w:pos="8296"/>
-              <w:tab w:val="right" w:leader="dot" w:pos="8306"/>
-            </w:tabs>
+            <w:rPr>
+              <w:rFonts w:asciiTheme="minorHAnsi" w:eastAsiaTheme="minorEastAsia" w:hAnsiTheme="minorHAnsi" w:cstheme="minorBidi" w:hint="eastAsia"/>
+              <w:noProof/>
+              <w:sz w:val="22"/>
+              <w14:ligatures w14:val="standardContextual"/>
+            </w:rPr>
           </w:pPr>
-          <w:hyperlink w:anchor="_Toc8262" w:history="1">
-            <w:r>
-              <w:rPr>
-                <w:rFonts w:hint="eastAsia"/>
+          <w:hyperlink w:anchor="_Toc226777238" w:history="1">
+            <w:r>
+              <w:rPr>
+                <w:rStyle w:val="af6"/>
+                <w:rFonts w:hint="eastAsia"/>
+                <w:noProof/>
               </w:rPr>
               <w:t xml:space="preserve">2.1 </w:t>
             </w:r>
             <w:r>
               <w:rPr>
-                <w:rFonts w:hint="eastAsia"/>
+                <w:rStyle w:val="af6"/>
+                <w:rFonts w:hint="eastAsia"/>
+                <w:noProof/>
               </w:rPr>
               <w:t>物联网与边缘计算相关理论</w:t>
             </w:r>
             <w:r>
+              <w:rPr>
+                <w:rFonts w:hint="eastAsia"/>
+                <w:noProof/>
+              </w:rPr>
               <w:tab/>
             </w:r>
             <w:r>
+              <w:rPr>
+                <w:rFonts w:hint="eastAsia"/>
+                <w:noProof/>
+              </w:rPr>
               <w:fldChar w:fldCharType="begin"/>
             </w:r>
             <w:r>
-              <w:instrText xml:space="preserve"> PAGEREF _Toc8262 \h </w:instrText>
-            </w:r>
-            <w:r>
+              <w:rPr>
+                <w:rFonts w:hint="eastAsia"/>
+                <w:noProof/>
+              </w:rPr>
+              <w:instrText xml:space="preserve"> </w:instrText>
+            </w:r>
+            <w:r>
+              <w:rPr>
+                <w:noProof/>
+              </w:rPr>
+              <w:instrText>PAGEREF _Toc226777238 \h</w:instrText>
+            </w:r>
+            <w:r>
+              <w:rPr>
+                <w:rFonts w:hint="eastAsia"/>
+                <w:noProof/>
+              </w:rPr>
+              <w:instrText xml:space="preserve"> </w:instrText>
+            </w:r>
+            <w:r>
+              <w:rPr>
+                <w:rFonts w:hint="eastAsia"/>
+                <w:noProof/>
+              </w:rPr>
+            </w:r>
+            <w:r>
+              <w:rPr>
+                <w:rFonts w:hint="eastAsia"/>
+                <w:noProof/>
+              </w:rPr>
               <w:fldChar w:fldCharType="separate"/>
             </w:r>
             <w:r>
+              <w:rPr>
+                <w:noProof/>
+              </w:rPr>
               <w:t>4</w:t>
             </w:r>
             <w:r>
+              <w:rPr>
+                <w:rFonts w:hint="eastAsia"/>
+                <w:noProof/>
+              </w:rPr>
               <w:fldChar w:fldCharType="end"/>
             </w:r>
           </w:hyperlink>
@@ -2639,40 +3087,88 @@
         <w:p>
           <w:pPr>
             <w:pStyle w:val="TOC2"/>
-            <w:tabs>
-              <w:tab w:val="clear" w:pos="8296"/>
-              <w:tab w:val="right" w:leader="dot" w:pos="8306"/>
-            </w:tabs>
+            <w:rPr>
+              <w:rFonts w:asciiTheme="minorHAnsi" w:eastAsiaTheme="minorEastAsia" w:hAnsiTheme="minorHAnsi" w:cstheme="minorBidi" w:hint="eastAsia"/>
+              <w:noProof/>
+              <w:sz w:val="22"/>
+              <w14:ligatures w14:val="standardContextual"/>
+            </w:rPr>
           </w:pPr>
-          <w:hyperlink w:anchor="_Toc19024" w:history="1">
-            <w:r>
-              <w:rPr>
-                <w:rFonts w:hint="eastAsia"/>
+          <w:hyperlink w:anchor="_Toc226777239" w:history="1">
+            <w:r>
+              <w:rPr>
+                <w:rStyle w:val="af6"/>
+                <w:rFonts w:hint="eastAsia"/>
+                <w:noProof/>
               </w:rPr>
               <w:t xml:space="preserve">2.2 </w:t>
             </w:r>
             <w:r>
               <w:rPr>
-                <w:rFonts w:hint="eastAsia"/>
+                <w:rStyle w:val="af6"/>
+                <w:rFonts w:hint="eastAsia"/>
+                <w:noProof/>
               </w:rPr>
               <w:t>数据通信与边缘服务相关技术</w:t>
             </w:r>
             <w:r>
+              <w:rPr>
+                <w:rFonts w:hint="eastAsia"/>
+                <w:noProof/>
+              </w:rPr>
               <w:tab/>
             </w:r>
             <w:r>
+              <w:rPr>
+                <w:rFonts w:hint="eastAsia"/>
+                <w:noProof/>
+              </w:rPr>
               <w:fldChar w:fldCharType="begin"/>
             </w:r>
             <w:r>
-              <w:instrText xml:space="preserve"> PAGEREF _Toc19024 \h </w:instrText>
-            </w:r>
-            <w:r>
+              <w:rPr>
+                <w:rFonts w:hint="eastAsia"/>
+                <w:noProof/>
+              </w:rPr>
+              <w:instrText xml:space="preserve"> </w:instrText>
+            </w:r>
+            <w:r>
+              <w:rPr>
+                <w:noProof/>
+              </w:rPr>
+              <w:instrText>PAGEREF _Toc226777239 \h</w:instrText>
+            </w:r>
+            <w:r>
+              <w:rPr>
+                <w:rFonts w:hint="eastAsia"/>
+                <w:noProof/>
+              </w:rPr>
+              <w:instrText xml:space="preserve"> </w:instrText>
+            </w:r>
+            <w:r>
+              <w:rPr>
+                <w:rFonts w:hint="eastAsia"/>
+                <w:noProof/>
+              </w:rPr>
+            </w:r>
+            <w:r>
+              <w:rPr>
+                <w:rFonts w:hint="eastAsia"/>
+                <w:noProof/>
+              </w:rPr>
               <w:fldChar w:fldCharType="separate"/>
             </w:r>
             <w:r>
+              <w:rPr>
+                <w:noProof/>
+              </w:rPr>
               <w:t>5</w:t>
             </w:r>
             <w:r>
+              <w:rPr>
+                <w:rFonts w:hint="eastAsia"/>
+                <w:noProof/>
+              </w:rPr>
               <w:fldChar w:fldCharType="end"/>
             </w:r>
           </w:hyperlink>
@@ -2681,50 +3177,106 @@
           <w:pPr>
             <w:pStyle w:val="TOC3"/>
             <w:tabs>
-              <w:tab w:val="right" w:leader="dot" w:pos="8306"/>
+              <w:tab w:val="right" w:leader="dot" w:pos="8296"/>
             </w:tabs>
+            <w:rPr>
+              <w:rFonts w:asciiTheme="minorHAnsi" w:eastAsiaTheme="minorEastAsia" w:hAnsiTheme="minorHAnsi" w:cstheme="minorBidi" w:hint="eastAsia"/>
+              <w:noProof/>
+              <w:sz w:val="22"/>
+              <w14:ligatures w14:val="standardContextual"/>
+            </w:rPr>
           </w:pPr>
-          <w:hyperlink w:anchor="_Toc13314" w:history="1">
-            <w:r>
-              <w:rPr>
-                <w:rFonts w:hint="eastAsia"/>
+          <w:hyperlink w:anchor="_Toc226777240" w:history="1">
+            <w:r>
+              <w:rPr>
+                <w:rStyle w:val="af6"/>
+                <w:rFonts w:hint="eastAsia"/>
+                <w:noProof/>
               </w:rPr>
               <w:t xml:space="preserve">2.2.1 Flask </w:t>
             </w:r>
             <w:r>
               <w:rPr>
-                <w:rFonts w:hint="eastAsia"/>
+                <w:rStyle w:val="af6"/>
+                <w:rFonts w:hint="eastAsia"/>
+                <w:noProof/>
               </w:rPr>
               <w:t>与</w:t>
             </w:r>
             <w:r>
               <w:rPr>
-                <w:rFonts w:hint="eastAsia"/>
+                <w:rStyle w:val="af6"/>
+                <w:rFonts w:hint="eastAsia"/>
+                <w:noProof/>
               </w:rPr>
               <w:t xml:space="preserve"> SQLite </w:t>
             </w:r>
             <w:r>
               <w:rPr>
-                <w:rFonts w:hint="eastAsia"/>
+                <w:rStyle w:val="af6"/>
+                <w:rFonts w:hint="eastAsia"/>
+                <w:noProof/>
               </w:rPr>
               <w:t>边缘服务技术</w:t>
             </w:r>
             <w:r>
+              <w:rPr>
+                <w:rFonts w:hint="eastAsia"/>
+                <w:noProof/>
+              </w:rPr>
               <w:tab/>
             </w:r>
             <w:r>
+              <w:rPr>
+                <w:rFonts w:hint="eastAsia"/>
+                <w:noProof/>
+              </w:rPr>
               <w:fldChar w:fldCharType="begin"/>
             </w:r>
             <w:r>
-              <w:instrText xml:space="preserve"> PAGEREF _Toc13314 \h </w:instrText>
-            </w:r>
-            <w:r>
+              <w:rPr>
+                <w:rFonts w:hint="eastAsia"/>
+                <w:noProof/>
+              </w:rPr>
+              <w:instrText xml:space="preserve"> </w:instrText>
+            </w:r>
+            <w:r>
+              <w:rPr>
+                <w:noProof/>
+              </w:rPr>
+              <w:instrText>PAGEREF _Toc226777240 \h</w:instrText>
+            </w:r>
+            <w:r>
+              <w:rPr>
+                <w:rFonts w:hint="eastAsia"/>
+                <w:noProof/>
+              </w:rPr>
+              <w:instrText xml:space="preserve"> </w:instrText>
+            </w:r>
+            <w:r>
+              <w:rPr>
+                <w:rFonts w:hint="eastAsia"/>
+                <w:noProof/>
+              </w:rPr>
+            </w:r>
+            <w:r>
+              <w:rPr>
+                <w:rFonts w:hint="eastAsia"/>
+                <w:noProof/>
+              </w:rPr>
               <w:fldChar w:fldCharType="separate"/>
             </w:r>
             <w:r>
+              <w:rPr>
+                <w:noProof/>
+              </w:rPr>
               <w:t>5</w:t>
             </w:r>
             <w:r>
+              <w:rPr>
+                <w:rFonts w:hint="eastAsia"/>
+                <w:noProof/>
+              </w:rPr>
               <w:fldChar w:fldCharType="end"/>
             </w:r>
           </w:hyperlink>
@@ -2733,38 +3285,90 @@
           <w:pPr>
             <w:pStyle w:val="TOC3"/>
             <w:tabs>
-              <w:tab w:val="right" w:leader="dot" w:pos="8306"/>
+              <w:tab w:val="right" w:leader="dot" w:pos="8296"/>
             </w:tabs>
+            <w:rPr>
+              <w:rFonts w:asciiTheme="minorHAnsi" w:eastAsiaTheme="minorEastAsia" w:hAnsiTheme="minorHAnsi" w:cstheme="minorBidi" w:hint="eastAsia"/>
+              <w:noProof/>
+              <w:sz w:val="22"/>
+              <w14:ligatures w14:val="standardContextual"/>
+            </w:rPr>
           </w:pPr>
-          <w:hyperlink w:anchor="_Toc5228" w:history="1">
-            <w:r>
-              <w:rPr>
-                <w:rFonts w:hint="eastAsia"/>
+          <w:hyperlink w:anchor="_Toc226777241" w:history="1">
+            <w:r>
+              <w:rPr>
+                <w:rStyle w:val="af6"/>
+                <w:rFonts w:hint="eastAsia"/>
+                <w:noProof/>
               </w:rPr>
               <w:t xml:space="preserve">2.2.2 MQTT </w:t>
             </w:r>
             <w:r>
               <w:rPr>
-                <w:rFonts w:hint="eastAsia"/>
+                <w:rStyle w:val="af6"/>
+                <w:rFonts w:hint="eastAsia"/>
+                <w:noProof/>
               </w:rPr>
               <w:t>云端同步技术</w:t>
             </w:r>
             <w:r>
+              <w:rPr>
+                <w:rFonts w:hint="eastAsia"/>
+                <w:noProof/>
+              </w:rPr>
               <w:tab/>
             </w:r>
             <w:r>
+              <w:rPr>
+                <w:rFonts w:hint="eastAsia"/>
+                <w:noProof/>
+              </w:rPr>
               <w:fldChar w:fldCharType="begin"/>
             </w:r>
             <w:r>
-              <w:instrText xml:space="preserve"> PAGEREF _Toc5228 \h </w:instrText>
-            </w:r>
-            <w:r>
+              <w:rPr>
+                <w:rFonts w:hint="eastAsia"/>
+                <w:noProof/>
+              </w:rPr>
+              <w:instrText xml:space="preserve"> </w:instrText>
+            </w:r>
+            <w:r>
+              <w:rPr>
+                <w:noProof/>
+              </w:rPr>
+              <w:instrText>PAGEREF _Toc226777241 \h</w:instrText>
+            </w:r>
+            <w:r>
+              <w:rPr>
+                <w:rFonts w:hint="eastAsia"/>
+                <w:noProof/>
+              </w:rPr>
+              <w:instrText xml:space="preserve"> </w:instrText>
+            </w:r>
+            <w:r>
+              <w:rPr>
+                <w:rFonts w:hint="eastAsia"/>
+                <w:noProof/>
+              </w:rPr>
+            </w:r>
+            <w:r>
+              <w:rPr>
+                <w:rFonts w:hint="eastAsia"/>
+                <w:noProof/>
+              </w:rPr>
               <w:fldChar w:fldCharType="separate"/>
             </w:r>
             <w:r>
+              <w:rPr>
+                <w:noProof/>
+              </w:rPr>
               <w:t>5</w:t>
             </w:r>
             <w:r>
+              <w:rPr>
+                <w:rFonts w:hint="eastAsia"/>
+                <w:noProof/>
+              </w:rPr>
               <w:fldChar w:fldCharType="end"/>
             </w:r>
           </w:hyperlink>
@@ -2772,40 +3376,88 @@
         <w:p>
           <w:pPr>
             <w:pStyle w:val="TOC2"/>
-            <w:tabs>
-              <w:tab w:val="clear" w:pos="8296"/>
-              <w:tab w:val="right" w:leader="dot" w:pos="8306"/>
-            </w:tabs>
+            <w:rPr>
+              <w:rFonts w:asciiTheme="minorHAnsi" w:eastAsiaTheme="minorEastAsia" w:hAnsiTheme="minorHAnsi" w:cstheme="minorBidi" w:hint="eastAsia"/>
+              <w:noProof/>
+              <w:sz w:val="22"/>
+              <w14:ligatures w14:val="standardContextual"/>
+            </w:rPr>
           </w:pPr>
-          <w:hyperlink w:anchor="_Toc23521" w:history="1">
-            <w:r>
-              <w:rPr>
-                <w:rFonts w:hint="eastAsia"/>
+          <w:hyperlink w:anchor="_Toc226777242" w:history="1">
+            <w:r>
+              <w:rPr>
+                <w:rStyle w:val="af6"/>
+                <w:rFonts w:hint="eastAsia"/>
+                <w:noProof/>
               </w:rPr>
               <w:t xml:space="preserve">2.3 </w:t>
             </w:r>
             <w:r>
               <w:rPr>
-                <w:rFonts w:hint="eastAsia"/>
+                <w:rStyle w:val="af6"/>
+                <w:rFonts w:hint="eastAsia"/>
+                <w:noProof/>
               </w:rPr>
               <w:t>图像分析与轻量边缘智能相关技术</w:t>
             </w:r>
             <w:r>
+              <w:rPr>
+                <w:rFonts w:hint="eastAsia"/>
+                <w:noProof/>
+              </w:rPr>
               <w:tab/>
             </w:r>
             <w:r>
+              <w:rPr>
+                <w:rFonts w:hint="eastAsia"/>
+                <w:noProof/>
+              </w:rPr>
               <w:fldChar w:fldCharType="begin"/>
             </w:r>
             <w:r>
-              <w:instrText xml:space="preserve"> PAGEREF _Toc23521 \h </w:instrText>
-            </w:r>
-            <w:r>
+              <w:rPr>
+                <w:rFonts w:hint="eastAsia"/>
+                <w:noProof/>
+              </w:rPr>
+              <w:instrText xml:space="preserve"> </w:instrText>
+            </w:r>
+            <w:r>
+              <w:rPr>
+                <w:noProof/>
+              </w:rPr>
+              <w:instrText>PAGEREF _Toc226777242 \h</w:instrText>
+            </w:r>
+            <w:r>
+              <w:rPr>
+                <w:rFonts w:hint="eastAsia"/>
+                <w:noProof/>
+              </w:rPr>
+              <w:instrText xml:space="preserve"> </w:instrText>
+            </w:r>
+            <w:r>
+              <w:rPr>
+                <w:rFonts w:hint="eastAsia"/>
+                <w:noProof/>
+              </w:rPr>
+            </w:r>
+            <w:r>
+              <w:rPr>
+                <w:rFonts w:hint="eastAsia"/>
+                <w:noProof/>
+              </w:rPr>
               <w:fldChar w:fldCharType="separate"/>
             </w:r>
             <w:r>
+              <w:rPr>
+                <w:noProof/>
+              </w:rPr>
               <w:t>6</w:t>
             </w:r>
             <w:r>
+              <w:rPr>
+                <w:rFonts w:hint="eastAsia"/>
+                <w:noProof/>
+              </w:rPr>
               <w:fldChar w:fldCharType="end"/>
             </w:r>
           </w:hyperlink>
@@ -2814,50 +3466,106 @@
           <w:pPr>
             <w:pStyle w:val="TOC3"/>
             <w:tabs>
-              <w:tab w:val="right" w:leader="dot" w:pos="8306"/>
+              <w:tab w:val="right" w:leader="dot" w:pos="8296"/>
             </w:tabs>
+            <w:rPr>
+              <w:rFonts w:asciiTheme="minorHAnsi" w:eastAsiaTheme="minorEastAsia" w:hAnsiTheme="minorHAnsi" w:cstheme="minorBidi" w:hint="eastAsia"/>
+              <w:noProof/>
+              <w:sz w:val="22"/>
+              <w14:ligatures w14:val="standardContextual"/>
+            </w:rPr>
           </w:pPr>
-          <w:hyperlink w:anchor="_Toc18390" w:history="1">
-            <w:r>
-              <w:rPr>
-                <w:rFonts w:hint="eastAsia"/>
+          <w:hyperlink w:anchor="_Toc226777243" w:history="1">
+            <w:r>
+              <w:rPr>
+                <w:rStyle w:val="af6"/>
+                <w:rFonts w:hint="eastAsia"/>
+                <w:noProof/>
               </w:rPr>
               <w:t xml:space="preserve">2.3.1 </w:t>
             </w:r>
             <w:r>
               <w:rPr>
-                <w:rFonts w:hint="eastAsia"/>
+                <w:rStyle w:val="af6"/>
+                <w:rFonts w:hint="eastAsia"/>
+                <w:noProof/>
               </w:rPr>
               <w:t>基于</w:t>
             </w:r>
             <w:r>
               <w:rPr>
-                <w:rFonts w:hint="eastAsia"/>
+                <w:rStyle w:val="af6"/>
+                <w:rFonts w:hint="eastAsia"/>
+                <w:noProof/>
               </w:rPr>
               <w:t xml:space="preserve"> OpenCV </w:t>
             </w:r>
             <w:r>
               <w:rPr>
-                <w:rFonts w:hint="eastAsia"/>
+                <w:rStyle w:val="af6"/>
+                <w:rFonts w:hint="eastAsia"/>
+                <w:noProof/>
               </w:rPr>
               <w:t>的图像颜色分析技术</w:t>
             </w:r>
             <w:r>
+              <w:rPr>
+                <w:rFonts w:hint="eastAsia"/>
+                <w:noProof/>
+              </w:rPr>
               <w:tab/>
             </w:r>
             <w:r>
+              <w:rPr>
+                <w:rFonts w:hint="eastAsia"/>
+                <w:noProof/>
+              </w:rPr>
               <w:fldChar w:fldCharType="begin"/>
             </w:r>
             <w:r>
-              <w:instrText xml:space="preserve"> PAGEREF _Toc18390 \h </w:instrText>
-            </w:r>
-            <w:r>
+              <w:rPr>
+                <w:rFonts w:hint="eastAsia"/>
+                <w:noProof/>
+              </w:rPr>
+              <w:instrText xml:space="preserve"> </w:instrText>
+            </w:r>
+            <w:r>
+              <w:rPr>
+                <w:noProof/>
+              </w:rPr>
+              <w:instrText>PAGEREF _Toc226777243 \h</w:instrText>
+            </w:r>
+            <w:r>
+              <w:rPr>
+                <w:rFonts w:hint="eastAsia"/>
+                <w:noProof/>
+              </w:rPr>
+              <w:instrText xml:space="preserve"> </w:instrText>
+            </w:r>
+            <w:r>
+              <w:rPr>
+                <w:rFonts w:hint="eastAsia"/>
+                <w:noProof/>
+              </w:rPr>
+            </w:r>
+            <w:r>
+              <w:rPr>
+                <w:rFonts w:hint="eastAsia"/>
+                <w:noProof/>
+              </w:rPr>
               <w:fldChar w:fldCharType="separate"/>
             </w:r>
             <w:r>
+              <w:rPr>
+                <w:noProof/>
+              </w:rPr>
               <w:t>6</w:t>
             </w:r>
             <w:r>
+              <w:rPr>
+                <w:rFonts w:hint="eastAsia"/>
+                <w:noProof/>
+              </w:rPr>
               <w:fldChar w:fldCharType="end"/>
             </w:r>
           </w:hyperlink>
@@ -2866,38 +3574,90 @@
           <w:pPr>
             <w:pStyle w:val="TOC3"/>
             <w:tabs>
-              <w:tab w:val="right" w:leader="dot" w:pos="8306"/>
+              <w:tab w:val="right" w:leader="dot" w:pos="8296"/>
             </w:tabs>
+            <w:rPr>
+              <w:rFonts w:asciiTheme="minorHAnsi" w:eastAsiaTheme="minorEastAsia" w:hAnsiTheme="minorHAnsi" w:cstheme="minorBidi" w:hint="eastAsia"/>
+              <w:noProof/>
+              <w:sz w:val="22"/>
+              <w14:ligatures w14:val="standardContextual"/>
+            </w:rPr>
           </w:pPr>
-          <w:hyperlink w:anchor="_Toc1967" w:history="1">
-            <w:r>
-              <w:rPr>
-                <w:rFonts w:hint="eastAsia"/>
+          <w:hyperlink w:anchor="_Toc226777244" w:history="1">
+            <w:r>
+              <w:rPr>
+                <w:rStyle w:val="af6"/>
+                <w:rFonts w:hint="eastAsia"/>
+                <w:noProof/>
               </w:rPr>
               <w:t xml:space="preserve">2.3.2 </w:t>
             </w:r>
             <w:r>
               <w:rPr>
-                <w:rFonts w:hint="eastAsia"/>
+                <w:rStyle w:val="af6"/>
+                <w:rFonts w:hint="eastAsia"/>
+                <w:noProof/>
               </w:rPr>
               <w:t>基于本地轻量模型的辅助问答技术</w:t>
             </w:r>
             <w:r>
+              <w:rPr>
+                <w:rFonts w:hint="eastAsia"/>
+                <w:noProof/>
+              </w:rPr>
               <w:tab/>
             </w:r>
             <w:r>
+              <w:rPr>
+                <w:rFonts w:hint="eastAsia"/>
+                <w:noProof/>
+              </w:rPr>
               <w:fldChar w:fldCharType="begin"/>
             </w:r>
             <w:r>
-              <w:instrText xml:space="preserve"> PAGEREF _Toc1967 \h </w:instrText>
-            </w:r>
-            <w:r>
+              <w:rPr>
+                <w:rFonts w:hint="eastAsia"/>
+                <w:noProof/>
+              </w:rPr>
+              <w:instrText xml:space="preserve"> </w:instrText>
+            </w:r>
+            <w:r>
+              <w:rPr>
+                <w:noProof/>
+              </w:rPr>
+              <w:instrText>PAGEREF _Toc226777244 \h</w:instrText>
+            </w:r>
+            <w:r>
+              <w:rPr>
+                <w:rFonts w:hint="eastAsia"/>
+                <w:noProof/>
+              </w:rPr>
+              <w:instrText xml:space="preserve"> </w:instrText>
+            </w:r>
+            <w:r>
+              <w:rPr>
+                <w:rFonts w:hint="eastAsia"/>
+                <w:noProof/>
+              </w:rPr>
+            </w:r>
+            <w:r>
+              <w:rPr>
+                <w:rFonts w:hint="eastAsia"/>
+                <w:noProof/>
+              </w:rPr>
               <w:fldChar w:fldCharType="separate"/>
             </w:r>
             <w:r>
+              <w:rPr>
+                <w:noProof/>
+              </w:rPr>
               <w:t>6</w:t>
             </w:r>
             <w:r>
+              <w:rPr>
+                <w:rFonts w:hint="eastAsia"/>
+                <w:noProof/>
+              </w:rPr>
               <w:fldChar w:fldCharType="end"/>
             </w:r>
           </w:hyperlink>
@@ -2906,38 +3666,90 @@
           <w:pPr>
             <w:pStyle w:val="TOC1"/>
             <w:tabs>
-              <w:tab w:val="right" w:leader="dot" w:pos="8306"/>
+              <w:tab w:val="right" w:leader="dot" w:pos="8296"/>
             </w:tabs>
+            <w:rPr>
+              <w:rFonts w:asciiTheme="minorHAnsi" w:eastAsiaTheme="minorEastAsia" w:hAnsiTheme="minorHAnsi" w:cstheme="minorBidi" w:hint="eastAsia"/>
+              <w:noProof/>
+              <w:sz w:val="22"/>
+              <w14:ligatures w14:val="standardContextual"/>
+            </w:rPr>
           </w:pPr>
-          <w:hyperlink w:anchor="_Toc7405" w:history="1">
-            <w:r>
-              <w:rPr>
-                <w:rFonts w:hint="eastAsia"/>
+          <w:hyperlink w:anchor="_Toc226777245" w:history="1">
+            <w:r>
+              <w:rPr>
+                <w:rStyle w:val="af6"/>
+                <w:rFonts w:hint="eastAsia"/>
+                <w:noProof/>
               </w:rPr>
               <w:t xml:space="preserve">3 </w:t>
             </w:r>
             <w:r>
               <w:rPr>
-                <w:rFonts w:hint="eastAsia"/>
+                <w:rStyle w:val="af6"/>
+                <w:rFonts w:hint="eastAsia"/>
+                <w:noProof/>
               </w:rPr>
               <w:t>系统总体方案设计</w:t>
             </w:r>
             <w:r>
+              <w:rPr>
+                <w:rFonts w:hint="eastAsia"/>
+                <w:noProof/>
+              </w:rPr>
               <w:tab/>
             </w:r>
             <w:r>
+              <w:rPr>
+                <w:rFonts w:hint="eastAsia"/>
+                <w:noProof/>
+              </w:rPr>
               <w:fldChar w:fldCharType="begin"/>
             </w:r>
             <w:r>
-              <w:instrText xml:space="preserve"> PAGEREF _Toc7405 \h </w:instrText>
-            </w:r>
-            <w:r>
+              <w:rPr>
+                <w:rFonts w:hint="eastAsia"/>
+                <w:noProof/>
+              </w:rPr>
+              <w:instrText xml:space="preserve"> </w:instrText>
+            </w:r>
+            <w:r>
+              <w:rPr>
+                <w:noProof/>
+              </w:rPr>
+              <w:instrText>PAGEREF _Toc226777245 \h</w:instrText>
+            </w:r>
+            <w:r>
+              <w:rPr>
+                <w:rFonts w:hint="eastAsia"/>
+                <w:noProof/>
+              </w:rPr>
+              <w:instrText xml:space="preserve"> </w:instrText>
+            </w:r>
+            <w:r>
+              <w:rPr>
+                <w:rFonts w:hint="eastAsia"/>
+                <w:noProof/>
+              </w:rPr>
+            </w:r>
+            <w:r>
+              <w:rPr>
+                <w:rFonts w:hint="eastAsia"/>
+                <w:noProof/>
+              </w:rPr>
               <w:fldChar w:fldCharType="separate"/>
             </w:r>
             <w:r>
-              <w:t>6</w:t>
-            </w:r>
-            <w:r>
+              <w:rPr>
+                <w:noProof/>
+              </w:rPr>
+              <w:t>7</w:t>
+            </w:r>
+            <w:r>
+              <w:rPr>
+                <w:rFonts w:hint="eastAsia"/>
+                <w:noProof/>
+              </w:rPr>
               <w:fldChar w:fldCharType="end"/>
             </w:r>
           </w:hyperlink>
@@ -2945,40 +3757,88 @@
         <w:p>
           <w:pPr>
             <w:pStyle w:val="TOC2"/>
-            <w:tabs>
-              <w:tab w:val="clear" w:pos="8296"/>
-              <w:tab w:val="right" w:leader="dot" w:pos="8306"/>
-            </w:tabs>
+            <w:rPr>
+              <w:rFonts w:asciiTheme="minorHAnsi" w:eastAsiaTheme="minorEastAsia" w:hAnsiTheme="minorHAnsi" w:cstheme="minorBidi" w:hint="eastAsia"/>
+              <w:noProof/>
+              <w:sz w:val="22"/>
+              <w14:ligatures w14:val="standardContextual"/>
+            </w:rPr>
           </w:pPr>
-          <w:hyperlink w:anchor="_Toc32515" w:history="1">
-            <w:r>
-              <w:rPr>
-                <w:rFonts w:hint="eastAsia"/>
+          <w:hyperlink w:anchor="_Toc226777246" w:history="1">
+            <w:r>
+              <w:rPr>
+                <w:rStyle w:val="af6"/>
+                <w:rFonts w:hint="eastAsia"/>
+                <w:noProof/>
               </w:rPr>
               <w:t xml:space="preserve">3.1 </w:t>
             </w:r>
             <w:r>
               <w:rPr>
-                <w:rFonts w:hint="eastAsia"/>
+                <w:rStyle w:val="af6"/>
+                <w:rFonts w:hint="eastAsia"/>
+                <w:noProof/>
               </w:rPr>
               <w:t>系统需求及可行性分析</w:t>
             </w:r>
             <w:r>
+              <w:rPr>
+                <w:rFonts w:hint="eastAsia"/>
+                <w:noProof/>
+              </w:rPr>
               <w:tab/>
             </w:r>
             <w:r>
+              <w:rPr>
+                <w:rFonts w:hint="eastAsia"/>
+                <w:noProof/>
+              </w:rPr>
               <w:fldChar w:fldCharType="begin"/>
             </w:r>
             <w:r>
-              <w:instrText xml:space="preserve"> PAGEREF _Toc32515 \h </w:instrText>
-            </w:r>
-            <w:r>
+              <w:rPr>
+                <w:rFonts w:hint="eastAsia"/>
+                <w:noProof/>
+              </w:rPr>
+              <w:instrText xml:space="preserve"> </w:instrText>
+            </w:r>
+            <w:r>
+              <w:rPr>
+                <w:noProof/>
+              </w:rPr>
+              <w:instrText>PAGEREF _Toc226777246 \h</w:instrText>
+            </w:r>
+            <w:r>
+              <w:rPr>
+                <w:rFonts w:hint="eastAsia"/>
+                <w:noProof/>
+              </w:rPr>
+              <w:instrText xml:space="preserve"> </w:instrText>
+            </w:r>
+            <w:r>
+              <w:rPr>
+                <w:rFonts w:hint="eastAsia"/>
+                <w:noProof/>
+              </w:rPr>
+            </w:r>
+            <w:r>
+              <w:rPr>
+                <w:rFonts w:hint="eastAsia"/>
+                <w:noProof/>
+              </w:rPr>
               <w:fldChar w:fldCharType="separate"/>
             </w:r>
             <w:r>
-              <w:t>6</w:t>
-            </w:r>
-            <w:r>
+              <w:rPr>
+                <w:noProof/>
+              </w:rPr>
+              <w:t>7</w:t>
+            </w:r>
+            <w:r>
+              <w:rPr>
+                <w:rFonts w:hint="eastAsia"/>
+                <w:noProof/>
+              </w:rPr>
               <w:fldChar w:fldCharType="end"/>
             </w:r>
           </w:hyperlink>
@@ -2987,38 +3847,90 @@
           <w:pPr>
             <w:pStyle w:val="TOC3"/>
             <w:tabs>
-              <w:tab w:val="right" w:leader="dot" w:pos="8306"/>
+              <w:tab w:val="right" w:leader="dot" w:pos="8296"/>
             </w:tabs>
+            <w:rPr>
+              <w:rFonts w:asciiTheme="minorHAnsi" w:eastAsiaTheme="minorEastAsia" w:hAnsiTheme="minorHAnsi" w:cstheme="minorBidi" w:hint="eastAsia"/>
+              <w:noProof/>
+              <w:sz w:val="22"/>
+              <w14:ligatures w14:val="standardContextual"/>
+            </w:rPr>
           </w:pPr>
-          <w:hyperlink w:anchor="_Toc21184" w:history="1">
-            <w:r>
-              <w:rPr>
-                <w:rFonts w:hint="eastAsia"/>
+          <w:hyperlink w:anchor="_Toc226777247" w:history="1">
+            <w:r>
+              <w:rPr>
+                <w:rStyle w:val="af6"/>
+                <w:rFonts w:hint="eastAsia"/>
+                <w:noProof/>
               </w:rPr>
               <w:t xml:space="preserve">3.1.1 </w:t>
             </w:r>
             <w:r>
               <w:rPr>
-                <w:rFonts w:hint="eastAsia"/>
+                <w:rStyle w:val="af6"/>
+                <w:rFonts w:hint="eastAsia"/>
+                <w:noProof/>
               </w:rPr>
               <w:t>需求分析</w:t>
             </w:r>
             <w:r>
+              <w:rPr>
+                <w:rFonts w:hint="eastAsia"/>
+                <w:noProof/>
+              </w:rPr>
               <w:tab/>
             </w:r>
             <w:r>
+              <w:rPr>
+                <w:rFonts w:hint="eastAsia"/>
+                <w:noProof/>
+              </w:rPr>
               <w:fldChar w:fldCharType="begin"/>
             </w:r>
             <w:r>
-              <w:instrText xml:space="preserve"> PAGEREF _Toc21184 \h </w:instrText>
-            </w:r>
-            <w:r>
+              <w:rPr>
+                <w:rFonts w:hint="eastAsia"/>
+                <w:noProof/>
+              </w:rPr>
+              <w:instrText xml:space="preserve"> </w:instrText>
+            </w:r>
+            <w:r>
+              <w:rPr>
+                <w:noProof/>
+              </w:rPr>
+              <w:instrText>PAGEREF _Toc226777247 \h</w:instrText>
+            </w:r>
+            <w:r>
+              <w:rPr>
+                <w:rFonts w:hint="eastAsia"/>
+                <w:noProof/>
+              </w:rPr>
+              <w:instrText xml:space="preserve"> </w:instrText>
+            </w:r>
+            <w:r>
+              <w:rPr>
+                <w:rFonts w:hint="eastAsia"/>
+                <w:noProof/>
+              </w:rPr>
+            </w:r>
+            <w:r>
+              <w:rPr>
+                <w:rFonts w:hint="eastAsia"/>
+                <w:noProof/>
+              </w:rPr>
               <w:fldChar w:fldCharType="separate"/>
             </w:r>
             <w:r>
-              <w:t>6</w:t>
-            </w:r>
-            <w:r>
+              <w:rPr>
+                <w:noProof/>
+              </w:rPr>
+              <w:t>7</w:t>
+            </w:r>
+            <w:r>
+              <w:rPr>
+                <w:rFonts w:hint="eastAsia"/>
+                <w:noProof/>
+              </w:rPr>
               <w:fldChar w:fldCharType="end"/>
             </w:r>
           </w:hyperlink>
@@ -3027,38 +3939,90 @@
           <w:pPr>
             <w:pStyle w:val="TOC3"/>
             <w:tabs>
-              <w:tab w:val="right" w:leader="dot" w:pos="8306"/>
+              <w:tab w:val="right" w:leader="dot" w:pos="8296"/>
             </w:tabs>
+            <w:rPr>
+              <w:rFonts w:asciiTheme="minorHAnsi" w:eastAsiaTheme="minorEastAsia" w:hAnsiTheme="minorHAnsi" w:cstheme="minorBidi" w:hint="eastAsia"/>
+              <w:noProof/>
+              <w:sz w:val="22"/>
+              <w14:ligatures w14:val="standardContextual"/>
+            </w:rPr>
           </w:pPr>
-          <w:hyperlink w:anchor="_Toc2882" w:history="1">
-            <w:r>
-              <w:rPr>
-                <w:rFonts w:hint="eastAsia"/>
+          <w:hyperlink w:anchor="_Toc226777248" w:history="1">
+            <w:r>
+              <w:rPr>
+                <w:rStyle w:val="af6"/>
+                <w:rFonts w:hint="eastAsia"/>
+                <w:noProof/>
               </w:rPr>
               <w:t xml:space="preserve">3.1.2 </w:t>
             </w:r>
             <w:r>
               <w:rPr>
-                <w:rFonts w:hint="eastAsia"/>
+                <w:rStyle w:val="af6"/>
+                <w:rFonts w:hint="eastAsia"/>
+                <w:noProof/>
               </w:rPr>
               <w:t>可行性分析</w:t>
             </w:r>
             <w:r>
+              <w:rPr>
+                <w:rFonts w:hint="eastAsia"/>
+                <w:noProof/>
+              </w:rPr>
               <w:tab/>
             </w:r>
             <w:r>
+              <w:rPr>
+                <w:rFonts w:hint="eastAsia"/>
+                <w:noProof/>
+              </w:rPr>
               <w:fldChar w:fldCharType="begin"/>
             </w:r>
             <w:r>
-              <w:instrText xml:space="preserve"> PAGEREF _Toc2882 \h </w:instrText>
-            </w:r>
-            <w:r>
+              <w:rPr>
+                <w:rFonts w:hint="eastAsia"/>
+                <w:noProof/>
+              </w:rPr>
+              <w:instrText xml:space="preserve"> </w:instrText>
+            </w:r>
+            <w:r>
+              <w:rPr>
+                <w:noProof/>
+              </w:rPr>
+              <w:instrText>PAGEREF _Toc226777248 \h</w:instrText>
+            </w:r>
+            <w:r>
+              <w:rPr>
+                <w:rFonts w:hint="eastAsia"/>
+                <w:noProof/>
+              </w:rPr>
+              <w:instrText xml:space="preserve"> </w:instrText>
+            </w:r>
+            <w:r>
+              <w:rPr>
+                <w:rFonts w:hint="eastAsia"/>
+                <w:noProof/>
+              </w:rPr>
+            </w:r>
+            <w:r>
+              <w:rPr>
+                <w:rFonts w:hint="eastAsia"/>
+                <w:noProof/>
+              </w:rPr>
               <w:fldChar w:fldCharType="separate"/>
             </w:r>
             <w:r>
-              <w:t>7</w:t>
-            </w:r>
-            <w:r>
+              <w:rPr>
+                <w:noProof/>
+              </w:rPr>
+              <w:t>8</w:t>
+            </w:r>
+            <w:r>
+              <w:rPr>
+                <w:rFonts w:hint="eastAsia"/>
+                <w:noProof/>
+              </w:rPr>
               <w:fldChar w:fldCharType="end"/>
             </w:r>
           </w:hyperlink>
@@ -3066,40 +4030,88 @@
         <w:p>
           <w:pPr>
             <w:pStyle w:val="TOC2"/>
-            <w:tabs>
-              <w:tab w:val="clear" w:pos="8296"/>
-              <w:tab w:val="right" w:leader="dot" w:pos="8306"/>
-            </w:tabs>
+            <w:rPr>
+              <w:rFonts w:asciiTheme="minorHAnsi" w:eastAsiaTheme="minorEastAsia" w:hAnsiTheme="minorHAnsi" w:cstheme="minorBidi" w:hint="eastAsia"/>
+              <w:noProof/>
+              <w:sz w:val="22"/>
+              <w14:ligatures w14:val="standardContextual"/>
+            </w:rPr>
           </w:pPr>
-          <w:hyperlink w:anchor="_Toc8574" w:history="1">
-            <w:r>
-              <w:rPr>
-                <w:rFonts w:hint="eastAsia"/>
+          <w:hyperlink w:anchor="_Toc226777249" w:history="1">
+            <w:r>
+              <w:rPr>
+                <w:rStyle w:val="af6"/>
+                <w:rFonts w:hint="eastAsia"/>
+                <w:noProof/>
               </w:rPr>
               <w:t xml:space="preserve">3.2 </w:t>
             </w:r>
             <w:r>
               <w:rPr>
-                <w:rFonts w:hint="eastAsia"/>
+                <w:rStyle w:val="af6"/>
+                <w:rFonts w:hint="eastAsia"/>
+                <w:noProof/>
               </w:rPr>
               <w:t>系统的总体方案设计</w:t>
             </w:r>
             <w:r>
+              <w:rPr>
+                <w:rFonts w:hint="eastAsia"/>
+                <w:noProof/>
+              </w:rPr>
               <w:tab/>
             </w:r>
             <w:r>
+              <w:rPr>
+                <w:rFonts w:hint="eastAsia"/>
+                <w:noProof/>
+              </w:rPr>
               <w:fldChar w:fldCharType="begin"/>
             </w:r>
             <w:r>
-              <w:instrText xml:space="preserve"> PAGEREF _Toc8574 \h </w:instrText>
-            </w:r>
-            <w:r>
+              <w:rPr>
+                <w:rFonts w:hint="eastAsia"/>
+                <w:noProof/>
+              </w:rPr>
+              <w:instrText xml:space="preserve"> </w:instrText>
+            </w:r>
+            <w:r>
+              <w:rPr>
+                <w:noProof/>
+              </w:rPr>
+              <w:instrText>PAGEREF _Toc226777249 \h</w:instrText>
+            </w:r>
+            <w:r>
+              <w:rPr>
+                <w:rFonts w:hint="eastAsia"/>
+                <w:noProof/>
+              </w:rPr>
+              <w:instrText xml:space="preserve"> </w:instrText>
+            </w:r>
+            <w:r>
+              <w:rPr>
+                <w:rFonts w:hint="eastAsia"/>
+                <w:noProof/>
+              </w:rPr>
+            </w:r>
+            <w:r>
+              <w:rPr>
+                <w:rFonts w:hint="eastAsia"/>
+                <w:noProof/>
+              </w:rPr>
               <w:fldChar w:fldCharType="separate"/>
             </w:r>
             <w:r>
-              <w:t>8</w:t>
-            </w:r>
-            <w:r>
+              <w:rPr>
+                <w:noProof/>
+              </w:rPr>
+              <w:t>9</w:t>
+            </w:r>
+            <w:r>
+              <w:rPr>
+                <w:rFonts w:hint="eastAsia"/>
+                <w:noProof/>
+              </w:rPr>
               <w:fldChar w:fldCharType="end"/>
             </w:r>
           </w:hyperlink>
@@ -3107,40 +4119,88 @@
         <w:p>
           <w:pPr>
             <w:pStyle w:val="TOC2"/>
-            <w:tabs>
-              <w:tab w:val="clear" w:pos="8296"/>
-              <w:tab w:val="right" w:leader="dot" w:pos="8306"/>
-            </w:tabs>
+            <w:rPr>
+              <w:rFonts w:asciiTheme="minorHAnsi" w:eastAsiaTheme="minorEastAsia" w:hAnsiTheme="minorHAnsi" w:cstheme="minorBidi" w:hint="eastAsia"/>
+              <w:noProof/>
+              <w:sz w:val="22"/>
+              <w14:ligatures w14:val="standardContextual"/>
+            </w:rPr>
           </w:pPr>
-          <w:hyperlink w:anchor="_Toc20148" w:history="1">
-            <w:r>
-              <w:rPr>
-                <w:rFonts w:hint="eastAsia"/>
+          <w:hyperlink w:anchor="_Toc226777250" w:history="1">
+            <w:r>
+              <w:rPr>
+                <w:rStyle w:val="af6"/>
+                <w:rFonts w:hint="eastAsia"/>
+                <w:noProof/>
               </w:rPr>
               <w:t xml:space="preserve">3.3 </w:t>
             </w:r>
             <w:r>
               <w:rPr>
-                <w:rFonts w:hint="eastAsia"/>
+                <w:rStyle w:val="af6"/>
+                <w:rFonts w:hint="eastAsia"/>
+                <w:noProof/>
               </w:rPr>
               <w:t>主要功能模块的器件选型</w:t>
             </w:r>
             <w:r>
+              <w:rPr>
+                <w:rFonts w:hint="eastAsia"/>
+                <w:noProof/>
+              </w:rPr>
               <w:tab/>
             </w:r>
             <w:r>
+              <w:rPr>
+                <w:rFonts w:hint="eastAsia"/>
+                <w:noProof/>
+              </w:rPr>
               <w:fldChar w:fldCharType="begin"/>
             </w:r>
             <w:r>
-              <w:instrText xml:space="preserve"> PAGEREF _Toc20148 \h </w:instrText>
-            </w:r>
-            <w:r>
+              <w:rPr>
+                <w:rFonts w:hint="eastAsia"/>
+                <w:noProof/>
+              </w:rPr>
+              <w:instrText xml:space="preserve"> </w:instrText>
+            </w:r>
+            <w:r>
+              <w:rPr>
+                <w:noProof/>
+              </w:rPr>
+              <w:instrText>PAGEREF _Toc226777250 \h</w:instrText>
+            </w:r>
+            <w:r>
+              <w:rPr>
+                <w:rFonts w:hint="eastAsia"/>
+                <w:noProof/>
+              </w:rPr>
+              <w:instrText xml:space="preserve"> </w:instrText>
+            </w:r>
+            <w:r>
+              <w:rPr>
+                <w:rFonts w:hint="eastAsia"/>
+                <w:noProof/>
+              </w:rPr>
+            </w:r>
+            <w:r>
+              <w:rPr>
+                <w:rFonts w:hint="eastAsia"/>
+                <w:noProof/>
+              </w:rPr>
               <w:fldChar w:fldCharType="separate"/>
             </w:r>
             <w:r>
-              <w:t>9</w:t>
-            </w:r>
-            <w:r>
+              <w:rPr>
+                <w:noProof/>
+              </w:rPr>
+              <w:t>10</w:t>
+            </w:r>
+            <w:r>
+              <w:rPr>
+                <w:rFonts w:hint="eastAsia"/>
+                <w:noProof/>
+              </w:rPr>
               <w:fldChar w:fldCharType="end"/>
             </w:r>
           </w:hyperlink>
@@ -3148,40 +4208,88 @@
         <w:p>
           <w:pPr>
             <w:pStyle w:val="TOC2"/>
-            <w:tabs>
-              <w:tab w:val="clear" w:pos="8296"/>
-              <w:tab w:val="right" w:leader="dot" w:pos="8306"/>
-            </w:tabs>
+            <w:rPr>
+              <w:rFonts w:asciiTheme="minorHAnsi" w:eastAsiaTheme="minorEastAsia" w:hAnsiTheme="minorHAnsi" w:cstheme="minorBidi" w:hint="eastAsia"/>
+              <w:noProof/>
+              <w:sz w:val="22"/>
+              <w14:ligatures w14:val="standardContextual"/>
+            </w:rPr>
           </w:pPr>
-          <w:hyperlink w:anchor="_Toc10692" w:history="1">
-            <w:r>
-              <w:rPr>
-                <w:rFonts w:hint="eastAsia"/>
+          <w:hyperlink w:anchor="_Toc226777251" w:history="1">
+            <w:r>
+              <w:rPr>
+                <w:rStyle w:val="af6"/>
+                <w:rFonts w:hint="eastAsia"/>
+                <w:noProof/>
               </w:rPr>
               <w:t xml:space="preserve">3.4 </w:t>
             </w:r>
             <w:r>
               <w:rPr>
-                <w:rFonts w:hint="eastAsia"/>
+                <w:rStyle w:val="af6"/>
+                <w:rFonts w:hint="eastAsia"/>
+                <w:noProof/>
               </w:rPr>
               <w:t>系统主要元件介绍</w:t>
             </w:r>
             <w:r>
+              <w:rPr>
+                <w:rFonts w:hint="eastAsia"/>
+                <w:noProof/>
+              </w:rPr>
               <w:tab/>
             </w:r>
             <w:r>
+              <w:rPr>
+                <w:rFonts w:hint="eastAsia"/>
+                <w:noProof/>
+              </w:rPr>
               <w:fldChar w:fldCharType="begin"/>
             </w:r>
             <w:r>
-              <w:instrText xml:space="preserve"> PAGEREF _Toc10692 \h </w:instrText>
-            </w:r>
-            <w:r>
+              <w:rPr>
+                <w:rFonts w:hint="eastAsia"/>
+                <w:noProof/>
+              </w:rPr>
+              <w:instrText xml:space="preserve"> </w:instrText>
+            </w:r>
+            <w:r>
+              <w:rPr>
+                <w:noProof/>
+              </w:rPr>
+              <w:instrText>PAGEREF _Toc226777251 \h</w:instrText>
+            </w:r>
+            <w:r>
+              <w:rPr>
+                <w:rFonts w:hint="eastAsia"/>
+                <w:noProof/>
+              </w:rPr>
+              <w:instrText xml:space="preserve"> </w:instrText>
+            </w:r>
+            <w:r>
+              <w:rPr>
+                <w:rFonts w:hint="eastAsia"/>
+                <w:noProof/>
+              </w:rPr>
+            </w:r>
+            <w:r>
+              <w:rPr>
+                <w:rFonts w:hint="eastAsia"/>
+                <w:noProof/>
+              </w:rPr>
               <w:fldChar w:fldCharType="separate"/>
             </w:r>
             <w:r>
-              <w:t>10</w:t>
-            </w:r>
-            <w:r>
+              <w:rPr>
+                <w:noProof/>
+              </w:rPr>
+              <w:t>11</w:t>
+            </w:r>
+            <w:r>
+              <w:rPr>
+                <w:rFonts w:hint="eastAsia"/>
+                <w:noProof/>
+              </w:rPr>
               <w:fldChar w:fldCharType="end"/>
             </w:r>
           </w:hyperlink>
@@ -3190,38 +4298,90 @@
           <w:pPr>
             <w:pStyle w:val="TOC3"/>
             <w:tabs>
-              <w:tab w:val="right" w:leader="dot" w:pos="8306"/>
+              <w:tab w:val="right" w:leader="dot" w:pos="8296"/>
             </w:tabs>
+            <w:rPr>
+              <w:rFonts w:asciiTheme="minorHAnsi" w:eastAsiaTheme="minorEastAsia" w:hAnsiTheme="minorHAnsi" w:cstheme="minorBidi" w:hint="eastAsia"/>
+              <w:noProof/>
+              <w:sz w:val="22"/>
+              <w14:ligatures w14:val="standardContextual"/>
+            </w:rPr>
           </w:pPr>
-          <w:hyperlink w:anchor="_Toc6446" w:history="1">
-            <w:r>
-              <w:rPr>
-                <w:rFonts w:hint="eastAsia"/>
+          <w:hyperlink w:anchor="_Toc226777252" w:history="1">
+            <w:r>
+              <w:rPr>
+                <w:rStyle w:val="af6"/>
+                <w:rFonts w:hint="eastAsia"/>
+                <w:noProof/>
               </w:rPr>
               <w:t xml:space="preserve">3.4.1 </w:t>
             </w:r>
             <w:r>
               <w:rPr>
-                <w:rFonts w:hint="eastAsia"/>
+                <w:rStyle w:val="af6"/>
+                <w:rFonts w:hint="eastAsia"/>
+                <w:noProof/>
               </w:rPr>
               <w:t>主控与边缘计算平台</w:t>
             </w:r>
             <w:r>
+              <w:rPr>
+                <w:rFonts w:hint="eastAsia"/>
+                <w:noProof/>
+              </w:rPr>
               <w:tab/>
             </w:r>
             <w:r>
+              <w:rPr>
+                <w:rFonts w:hint="eastAsia"/>
+                <w:noProof/>
+              </w:rPr>
               <w:fldChar w:fldCharType="begin"/>
             </w:r>
             <w:r>
-              <w:instrText xml:space="preserve"> PAGEREF _Toc6446 \h </w:instrText>
-            </w:r>
-            <w:r>
+              <w:rPr>
+                <w:rFonts w:hint="eastAsia"/>
+                <w:noProof/>
+              </w:rPr>
+              <w:instrText xml:space="preserve"> </w:instrText>
+            </w:r>
+            <w:r>
+              <w:rPr>
+                <w:noProof/>
+              </w:rPr>
+              <w:instrText>PAGEREF _Toc226777252 \h</w:instrText>
+            </w:r>
+            <w:r>
+              <w:rPr>
+                <w:rFonts w:hint="eastAsia"/>
+                <w:noProof/>
+              </w:rPr>
+              <w:instrText xml:space="preserve"> </w:instrText>
+            </w:r>
+            <w:r>
+              <w:rPr>
+                <w:rFonts w:hint="eastAsia"/>
+                <w:noProof/>
+              </w:rPr>
+            </w:r>
+            <w:r>
+              <w:rPr>
+                <w:rFonts w:hint="eastAsia"/>
+                <w:noProof/>
+              </w:rPr>
               <w:fldChar w:fldCharType="separate"/>
             </w:r>
             <w:r>
+              <w:rPr>
+                <w:noProof/>
+              </w:rPr>
               <w:t>11</w:t>
             </w:r>
             <w:r>
+              <w:rPr>
+                <w:rFonts w:hint="eastAsia"/>
+                <w:noProof/>
+              </w:rPr>
               <w:fldChar w:fldCharType="end"/>
             </w:r>
           </w:hyperlink>
@@ -3230,38 +4390,90 @@
           <w:pPr>
             <w:pStyle w:val="TOC3"/>
             <w:tabs>
-              <w:tab w:val="right" w:leader="dot" w:pos="8306"/>
+              <w:tab w:val="right" w:leader="dot" w:pos="8296"/>
             </w:tabs>
+            <w:rPr>
+              <w:rFonts w:asciiTheme="minorHAnsi" w:eastAsiaTheme="minorEastAsia" w:hAnsiTheme="minorHAnsi" w:cstheme="minorBidi" w:hint="eastAsia"/>
+              <w:noProof/>
+              <w:sz w:val="22"/>
+              <w14:ligatures w14:val="standardContextual"/>
+            </w:rPr>
           </w:pPr>
-          <w:hyperlink w:anchor="_Toc3861" w:history="1">
-            <w:r>
-              <w:rPr>
-                <w:rFonts w:hint="eastAsia"/>
+          <w:hyperlink w:anchor="_Toc226777253" w:history="1">
+            <w:r>
+              <w:rPr>
+                <w:rStyle w:val="af6"/>
+                <w:rFonts w:hint="eastAsia"/>
+                <w:noProof/>
               </w:rPr>
               <w:t xml:space="preserve">3.4.2 </w:t>
             </w:r>
             <w:r>
               <w:rPr>
-                <w:rFonts w:hint="eastAsia"/>
+                <w:rStyle w:val="af6"/>
+                <w:rFonts w:hint="eastAsia"/>
+                <w:noProof/>
               </w:rPr>
               <w:t>环境感知元件</w:t>
             </w:r>
             <w:r>
+              <w:rPr>
+                <w:rFonts w:hint="eastAsia"/>
+                <w:noProof/>
+              </w:rPr>
               <w:tab/>
             </w:r>
             <w:r>
+              <w:rPr>
+                <w:rFonts w:hint="eastAsia"/>
+                <w:noProof/>
+              </w:rPr>
               <w:fldChar w:fldCharType="begin"/>
             </w:r>
             <w:r>
-              <w:instrText xml:space="preserve"> PAGEREF _Toc3861 \h </w:instrText>
-            </w:r>
-            <w:r>
+              <w:rPr>
+                <w:rFonts w:hint="eastAsia"/>
+                <w:noProof/>
+              </w:rPr>
+              <w:instrText xml:space="preserve"> </w:instrText>
+            </w:r>
+            <w:r>
+              <w:rPr>
+                <w:noProof/>
+              </w:rPr>
+              <w:instrText>PAGEREF _Toc226777253 \h</w:instrText>
+            </w:r>
+            <w:r>
+              <w:rPr>
+                <w:rFonts w:hint="eastAsia"/>
+                <w:noProof/>
+              </w:rPr>
+              <w:instrText xml:space="preserve"> </w:instrText>
+            </w:r>
+            <w:r>
+              <w:rPr>
+                <w:rFonts w:hint="eastAsia"/>
+                <w:noProof/>
+              </w:rPr>
+            </w:r>
+            <w:r>
+              <w:rPr>
+                <w:rFonts w:hint="eastAsia"/>
+                <w:noProof/>
+              </w:rPr>
               <w:fldChar w:fldCharType="separate"/>
             </w:r>
             <w:r>
-              <w:t>11</w:t>
-            </w:r>
-            <w:r>
+              <w:rPr>
+                <w:noProof/>
+              </w:rPr>
+              <w:t>12</w:t>
+            </w:r>
+            <w:r>
+              <w:rPr>
+                <w:rFonts w:hint="eastAsia"/>
+                <w:noProof/>
+              </w:rPr>
               <w:fldChar w:fldCharType="end"/>
             </w:r>
           </w:hyperlink>
@@ -3270,38 +4482,90 @@
           <w:pPr>
             <w:pStyle w:val="TOC3"/>
             <w:tabs>
-              <w:tab w:val="right" w:leader="dot" w:pos="8306"/>
+              <w:tab w:val="right" w:leader="dot" w:pos="8296"/>
             </w:tabs>
+            <w:rPr>
+              <w:rFonts w:asciiTheme="minorHAnsi" w:eastAsiaTheme="minorEastAsia" w:hAnsiTheme="minorHAnsi" w:cstheme="minorBidi" w:hint="eastAsia"/>
+              <w:noProof/>
+              <w:sz w:val="22"/>
+              <w14:ligatures w14:val="standardContextual"/>
+            </w:rPr>
           </w:pPr>
-          <w:hyperlink w:anchor="_Toc20255" w:history="1">
-            <w:r>
-              <w:rPr>
-                <w:rFonts w:hint="eastAsia"/>
+          <w:hyperlink w:anchor="_Toc226777254" w:history="1">
+            <w:r>
+              <w:rPr>
+                <w:rStyle w:val="af6"/>
+                <w:rFonts w:hint="eastAsia"/>
+                <w:noProof/>
               </w:rPr>
               <w:t xml:space="preserve">3.4.3 </w:t>
             </w:r>
             <w:r>
               <w:rPr>
-                <w:rFonts w:hint="eastAsia"/>
+                <w:rStyle w:val="af6"/>
+                <w:rFonts w:hint="eastAsia"/>
+                <w:noProof/>
               </w:rPr>
               <w:t>人机交互元件</w:t>
             </w:r>
             <w:r>
+              <w:rPr>
+                <w:rFonts w:hint="eastAsia"/>
+                <w:noProof/>
+              </w:rPr>
               <w:tab/>
             </w:r>
             <w:r>
+              <w:rPr>
+                <w:rFonts w:hint="eastAsia"/>
+                <w:noProof/>
+              </w:rPr>
               <w:fldChar w:fldCharType="begin"/>
             </w:r>
             <w:r>
-              <w:instrText xml:space="preserve"> PAGEREF _Toc20255 \h </w:instrText>
-            </w:r>
-            <w:r>
+              <w:rPr>
+                <w:rFonts w:hint="eastAsia"/>
+                <w:noProof/>
+              </w:rPr>
+              <w:instrText xml:space="preserve"> </w:instrText>
+            </w:r>
+            <w:r>
+              <w:rPr>
+                <w:noProof/>
+              </w:rPr>
+              <w:instrText>PAGEREF _Toc226777254 \h</w:instrText>
+            </w:r>
+            <w:r>
+              <w:rPr>
+                <w:rFonts w:hint="eastAsia"/>
+                <w:noProof/>
+              </w:rPr>
+              <w:instrText xml:space="preserve"> </w:instrText>
+            </w:r>
+            <w:r>
+              <w:rPr>
+                <w:rFonts w:hint="eastAsia"/>
+                <w:noProof/>
+              </w:rPr>
+            </w:r>
+            <w:r>
+              <w:rPr>
+                <w:rFonts w:hint="eastAsia"/>
+                <w:noProof/>
+              </w:rPr>
               <w:fldChar w:fldCharType="separate"/>
             </w:r>
             <w:r>
-              <w:t>12</w:t>
-            </w:r>
-            <w:r>
+              <w:rPr>
+                <w:noProof/>
+              </w:rPr>
+              <w:t>13</w:t>
+            </w:r>
+            <w:r>
+              <w:rPr>
+                <w:rFonts w:hint="eastAsia"/>
+                <w:noProof/>
+              </w:rPr>
               <w:fldChar w:fldCharType="end"/>
             </w:r>
           </w:hyperlink>
@@ -3310,38 +4574,90 @@
           <w:pPr>
             <w:pStyle w:val="TOC3"/>
             <w:tabs>
-              <w:tab w:val="right" w:leader="dot" w:pos="8306"/>
+              <w:tab w:val="right" w:leader="dot" w:pos="8296"/>
             </w:tabs>
+            <w:rPr>
+              <w:rFonts w:asciiTheme="minorHAnsi" w:eastAsiaTheme="minorEastAsia" w:hAnsiTheme="minorHAnsi" w:cstheme="minorBidi" w:hint="eastAsia"/>
+              <w:noProof/>
+              <w:sz w:val="22"/>
+              <w14:ligatures w14:val="standardContextual"/>
+            </w:rPr>
           </w:pPr>
-          <w:hyperlink w:anchor="_Toc7988" w:history="1">
-            <w:r>
-              <w:rPr>
-                <w:rFonts w:hint="eastAsia"/>
+          <w:hyperlink w:anchor="_Toc226777255" w:history="1">
+            <w:r>
+              <w:rPr>
+                <w:rStyle w:val="af6"/>
+                <w:rFonts w:hint="eastAsia"/>
+                <w:noProof/>
               </w:rPr>
               <w:t xml:space="preserve">3.4.4 </w:t>
             </w:r>
             <w:r>
               <w:rPr>
-                <w:rFonts w:hint="eastAsia"/>
+                <w:rStyle w:val="af6"/>
+                <w:rFonts w:hint="eastAsia"/>
+                <w:noProof/>
               </w:rPr>
               <w:t>执行控制元件</w:t>
             </w:r>
             <w:r>
+              <w:rPr>
+                <w:rFonts w:hint="eastAsia"/>
+                <w:noProof/>
+              </w:rPr>
               <w:tab/>
             </w:r>
             <w:r>
+              <w:rPr>
+                <w:rFonts w:hint="eastAsia"/>
+                <w:noProof/>
+              </w:rPr>
               <w:fldChar w:fldCharType="begin"/>
             </w:r>
             <w:r>
-              <w:instrText xml:space="preserve"> PAGEREF _Toc7988 \h </w:instrText>
-            </w:r>
-            <w:r>
+              <w:rPr>
+                <w:rFonts w:hint="eastAsia"/>
+                <w:noProof/>
+              </w:rPr>
+              <w:instrText xml:space="preserve"> </w:instrText>
+            </w:r>
+            <w:r>
+              <w:rPr>
+                <w:noProof/>
+              </w:rPr>
+              <w:instrText>PAGEREF _Toc226777255 \h</w:instrText>
+            </w:r>
+            <w:r>
+              <w:rPr>
+                <w:rFonts w:hint="eastAsia"/>
+                <w:noProof/>
+              </w:rPr>
+              <w:instrText xml:space="preserve"> </w:instrText>
+            </w:r>
+            <w:r>
+              <w:rPr>
+                <w:rFonts w:hint="eastAsia"/>
+                <w:noProof/>
+              </w:rPr>
+            </w:r>
+            <w:r>
+              <w:rPr>
+                <w:rFonts w:hint="eastAsia"/>
+                <w:noProof/>
+              </w:rPr>
               <w:fldChar w:fldCharType="separate"/>
             </w:r>
             <w:r>
+              <w:rPr>
+                <w:noProof/>
+              </w:rPr>
               <w:t>13</w:t>
             </w:r>
             <w:r>
+              <w:rPr>
+                <w:rFonts w:hint="eastAsia"/>
+                <w:noProof/>
+              </w:rPr>
               <w:fldChar w:fldCharType="end"/>
             </w:r>
           </w:hyperlink>
@@ -3350,38 +4666,90 @@
           <w:pPr>
             <w:pStyle w:val="TOC3"/>
             <w:tabs>
-              <w:tab w:val="right" w:leader="dot" w:pos="8306"/>
+              <w:tab w:val="right" w:leader="dot" w:pos="8296"/>
             </w:tabs>
+            <w:rPr>
+              <w:rFonts w:asciiTheme="minorHAnsi" w:eastAsiaTheme="minorEastAsia" w:hAnsiTheme="minorHAnsi" w:cstheme="minorBidi" w:hint="eastAsia"/>
+              <w:noProof/>
+              <w:sz w:val="22"/>
+              <w14:ligatures w14:val="standardContextual"/>
+            </w:rPr>
           </w:pPr>
-          <w:hyperlink w:anchor="_Toc24072" w:history="1">
-            <w:r>
-              <w:rPr>
-                <w:rFonts w:hint="eastAsia"/>
+          <w:hyperlink w:anchor="_Toc226777256" w:history="1">
+            <w:r>
+              <w:rPr>
+                <w:rStyle w:val="af6"/>
+                <w:rFonts w:hint="eastAsia"/>
+                <w:noProof/>
               </w:rPr>
               <w:t xml:space="preserve">3.4.5 </w:t>
             </w:r>
             <w:r>
               <w:rPr>
-                <w:rFonts w:hint="eastAsia"/>
+                <w:rStyle w:val="af6"/>
+                <w:rFonts w:hint="eastAsia"/>
+                <w:noProof/>
               </w:rPr>
               <w:t>图像采集元件</w:t>
             </w:r>
             <w:r>
+              <w:rPr>
+                <w:rFonts w:hint="eastAsia"/>
+                <w:noProof/>
+              </w:rPr>
               <w:tab/>
             </w:r>
             <w:r>
+              <w:rPr>
+                <w:rFonts w:hint="eastAsia"/>
+                <w:noProof/>
+              </w:rPr>
               <w:fldChar w:fldCharType="begin"/>
             </w:r>
             <w:r>
-              <w:instrText xml:space="preserve"> PAGEREF _Toc24072 \h </w:instrText>
-            </w:r>
-            <w:r>
+              <w:rPr>
+                <w:rFonts w:hint="eastAsia"/>
+                <w:noProof/>
+              </w:rPr>
+              <w:instrText xml:space="preserve"> </w:instrText>
+            </w:r>
+            <w:r>
+              <w:rPr>
+                <w:noProof/>
+              </w:rPr>
+              <w:instrText>PAGEREF _Toc226777256 \h</w:instrText>
+            </w:r>
+            <w:r>
+              <w:rPr>
+                <w:rFonts w:hint="eastAsia"/>
+                <w:noProof/>
+              </w:rPr>
+              <w:instrText xml:space="preserve"> </w:instrText>
+            </w:r>
+            <w:r>
+              <w:rPr>
+                <w:rFonts w:hint="eastAsia"/>
+                <w:noProof/>
+              </w:rPr>
+            </w:r>
+            <w:r>
+              <w:rPr>
+                <w:rFonts w:hint="eastAsia"/>
+                <w:noProof/>
+              </w:rPr>
               <w:fldChar w:fldCharType="separate"/>
             </w:r>
             <w:r>
-              <w:t>13</w:t>
-            </w:r>
-            <w:r>
+              <w:rPr>
+                <w:noProof/>
+              </w:rPr>
+              <w:t>14</w:t>
+            </w:r>
+            <w:r>
+              <w:rPr>
+                <w:rFonts w:hint="eastAsia"/>
+                <w:noProof/>
+              </w:rPr>
               <w:fldChar w:fldCharType="end"/>
             </w:r>
           </w:hyperlink>
@@ -3390,38 +4758,90 @@
           <w:pPr>
             <w:pStyle w:val="TOC1"/>
             <w:tabs>
-              <w:tab w:val="right" w:leader="dot" w:pos="8306"/>
+              <w:tab w:val="right" w:leader="dot" w:pos="8296"/>
             </w:tabs>
+            <w:rPr>
+              <w:rFonts w:asciiTheme="minorHAnsi" w:eastAsiaTheme="minorEastAsia" w:hAnsiTheme="minorHAnsi" w:cstheme="minorBidi" w:hint="eastAsia"/>
+              <w:noProof/>
+              <w:sz w:val="22"/>
+              <w14:ligatures w14:val="standardContextual"/>
+            </w:rPr>
           </w:pPr>
-          <w:hyperlink w:anchor="_Toc13635" w:history="1">
-            <w:r>
-              <w:rPr>
-                <w:rFonts w:hint="eastAsia"/>
+          <w:hyperlink w:anchor="_Toc226777257" w:history="1">
+            <w:r>
+              <w:rPr>
+                <w:rStyle w:val="af6"/>
+                <w:rFonts w:hint="eastAsia"/>
+                <w:noProof/>
               </w:rPr>
               <w:t xml:space="preserve">4 </w:t>
             </w:r>
             <w:r>
               <w:rPr>
-                <w:rFonts w:hint="eastAsia"/>
+                <w:rStyle w:val="af6"/>
+                <w:rFonts w:hint="eastAsia"/>
+                <w:noProof/>
               </w:rPr>
               <w:t>系统硬件设计</w:t>
             </w:r>
             <w:r>
+              <w:rPr>
+                <w:rFonts w:hint="eastAsia"/>
+                <w:noProof/>
+              </w:rPr>
               <w:tab/>
             </w:r>
             <w:r>
+              <w:rPr>
+                <w:rFonts w:hint="eastAsia"/>
+                <w:noProof/>
+              </w:rPr>
               <w:fldChar w:fldCharType="begin"/>
             </w:r>
             <w:r>
-              <w:instrText xml:space="preserve"> PAGEREF _Toc13635 \h </w:instrText>
-            </w:r>
-            <w:r>
+              <w:rPr>
+                <w:rFonts w:hint="eastAsia"/>
+                <w:noProof/>
+              </w:rPr>
+              <w:instrText xml:space="preserve"> </w:instrText>
+            </w:r>
+            <w:r>
+              <w:rPr>
+                <w:noProof/>
+              </w:rPr>
+              <w:instrText>PAGEREF _Toc226777257 \h</w:instrText>
+            </w:r>
+            <w:r>
+              <w:rPr>
+                <w:rFonts w:hint="eastAsia"/>
+                <w:noProof/>
+              </w:rPr>
+              <w:instrText xml:space="preserve"> </w:instrText>
+            </w:r>
+            <w:r>
+              <w:rPr>
+                <w:rFonts w:hint="eastAsia"/>
+                <w:noProof/>
+              </w:rPr>
+            </w:r>
+            <w:r>
+              <w:rPr>
+                <w:rFonts w:hint="eastAsia"/>
+                <w:noProof/>
+              </w:rPr>
               <w:fldChar w:fldCharType="separate"/>
             </w:r>
             <w:r>
+              <w:rPr>
+                <w:noProof/>
+              </w:rPr>
               <w:t>14</w:t>
             </w:r>
             <w:r>
+              <w:rPr>
+                <w:rFonts w:hint="eastAsia"/>
+                <w:noProof/>
+              </w:rPr>
               <w:fldChar w:fldCharType="end"/>
             </w:r>
           </w:hyperlink>
@@ -3429,40 +4849,88 @@
         <w:p>
           <w:pPr>
             <w:pStyle w:val="TOC2"/>
-            <w:tabs>
-              <w:tab w:val="clear" w:pos="8296"/>
-              <w:tab w:val="right" w:leader="dot" w:pos="8306"/>
-            </w:tabs>
+            <w:rPr>
+              <w:rFonts w:asciiTheme="minorHAnsi" w:eastAsiaTheme="minorEastAsia" w:hAnsiTheme="minorHAnsi" w:cstheme="minorBidi" w:hint="eastAsia"/>
+              <w:noProof/>
+              <w:sz w:val="22"/>
+              <w14:ligatures w14:val="standardContextual"/>
+            </w:rPr>
           </w:pPr>
-          <w:hyperlink w:anchor="_Toc20897" w:history="1">
-            <w:r>
-              <w:rPr>
-                <w:rFonts w:hint="eastAsia"/>
+          <w:hyperlink w:anchor="_Toc226777258" w:history="1">
+            <w:r>
+              <w:rPr>
+                <w:rStyle w:val="af6"/>
+                <w:rFonts w:hint="eastAsia"/>
+                <w:noProof/>
               </w:rPr>
               <w:t xml:space="preserve">4.1 </w:t>
             </w:r>
             <w:r>
               <w:rPr>
-                <w:rFonts w:hint="eastAsia"/>
+                <w:rStyle w:val="af6"/>
+                <w:rFonts w:hint="eastAsia"/>
+                <w:noProof/>
               </w:rPr>
               <w:t>系统整体硬件工作原理</w:t>
             </w:r>
             <w:r>
+              <w:rPr>
+                <w:rFonts w:hint="eastAsia"/>
+                <w:noProof/>
+              </w:rPr>
               <w:tab/>
             </w:r>
             <w:r>
+              <w:rPr>
+                <w:rFonts w:hint="eastAsia"/>
+                <w:noProof/>
+              </w:rPr>
               <w:fldChar w:fldCharType="begin"/>
             </w:r>
             <w:r>
-              <w:instrText xml:space="preserve"> PAGEREF _Toc20897 \h </w:instrText>
-            </w:r>
-            <w:r>
+              <w:rPr>
+                <w:rFonts w:hint="eastAsia"/>
+                <w:noProof/>
+              </w:rPr>
+              <w:instrText xml:space="preserve"> </w:instrText>
+            </w:r>
+            <w:r>
+              <w:rPr>
+                <w:noProof/>
+              </w:rPr>
+              <w:instrText>PAGEREF _Toc226777258 \h</w:instrText>
+            </w:r>
+            <w:r>
+              <w:rPr>
+                <w:rFonts w:hint="eastAsia"/>
+                <w:noProof/>
+              </w:rPr>
+              <w:instrText xml:space="preserve"> </w:instrText>
+            </w:r>
+            <w:r>
+              <w:rPr>
+                <w:rFonts w:hint="eastAsia"/>
+                <w:noProof/>
+              </w:rPr>
+            </w:r>
+            <w:r>
+              <w:rPr>
+                <w:rFonts w:hint="eastAsia"/>
+                <w:noProof/>
+              </w:rPr>
               <w:fldChar w:fldCharType="separate"/>
             </w:r>
             <w:r>
+              <w:rPr>
+                <w:noProof/>
+              </w:rPr>
               <w:t>14</w:t>
             </w:r>
             <w:r>
+              <w:rPr>
+                <w:rFonts w:hint="eastAsia"/>
+                <w:noProof/>
+              </w:rPr>
               <w:fldChar w:fldCharType="end"/>
             </w:r>
           </w:hyperlink>
@@ -3470,40 +4938,88 @@
         <w:p>
           <w:pPr>
             <w:pStyle w:val="TOC2"/>
-            <w:tabs>
-              <w:tab w:val="clear" w:pos="8296"/>
-              <w:tab w:val="right" w:leader="dot" w:pos="8306"/>
-            </w:tabs>
+            <w:rPr>
+              <w:rFonts w:asciiTheme="minorHAnsi" w:eastAsiaTheme="minorEastAsia" w:hAnsiTheme="minorHAnsi" w:cstheme="minorBidi" w:hint="eastAsia"/>
+              <w:noProof/>
+              <w:sz w:val="22"/>
+              <w14:ligatures w14:val="standardContextual"/>
+            </w:rPr>
           </w:pPr>
-          <w:hyperlink w:anchor="_Toc16073" w:history="1">
-            <w:r>
-              <w:rPr>
-                <w:rFonts w:hint="eastAsia"/>
+          <w:hyperlink w:anchor="_Toc226777259" w:history="1">
+            <w:r>
+              <w:rPr>
+                <w:rStyle w:val="af6"/>
+                <w:rFonts w:hint="eastAsia"/>
+                <w:noProof/>
               </w:rPr>
               <w:t xml:space="preserve">4.2 </w:t>
             </w:r>
             <w:r>
               <w:rPr>
-                <w:rFonts w:hint="eastAsia"/>
+                <w:rStyle w:val="af6"/>
+                <w:rFonts w:hint="eastAsia"/>
+                <w:noProof/>
               </w:rPr>
               <w:t>系统功能模块设计</w:t>
             </w:r>
             <w:r>
+              <w:rPr>
+                <w:rFonts w:hint="eastAsia"/>
+                <w:noProof/>
+              </w:rPr>
               <w:tab/>
             </w:r>
             <w:r>
+              <w:rPr>
+                <w:rFonts w:hint="eastAsia"/>
+                <w:noProof/>
+              </w:rPr>
               <w:fldChar w:fldCharType="begin"/>
             </w:r>
             <w:r>
-              <w:instrText xml:space="preserve"> PAGEREF _Toc16073 \h </w:instrText>
-            </w:r>
-            <w:r>
+              <w:rPr>
+                <w:rFonts w:hint="eastAsia"/>
+                <w:noProof/>
+              </w:rPr>
+              <w:instrText xml:space="preserve"> </w:instrText>
+            </w:r>
+            <w:r>
+              <w:rPr>
+                <w:noProof/>
+              </w:rPr>
+              <w:instrText>PAGEREF _Toc226777259 \h</w:instrText>
+            </w:r>
+            <w:r>
+              <w:rPr>
+                <w:rFonts w:hint="eastAsia"/>
+                <w:noProof/>
+              </w:rPr>
+              <w:instrText xml:space="preserve"> </w:instrText>
+            </w:r>
+            <w:r>
+              <w:rPr>
+                <w:rFonts w:hint="eastAsia"/>
+                <w:noProof/>
+              </w:rPr>
+            </w:r>
+            <w:r>
+              <w:rPr>
+                <w:rFonts w:hint="eastAsia"/>
+                <w:noProof/>
+              </w:rPr>
               <w:fldChar w:fldCharType="separate"/>
             </w:r>
             <w:r>
+              <w:rPr>
+                <w:noProof/>
+              </w:rPr>
               <w:t>15</w:t>
             </w:r>
             <w:r>
+              <w:rPr>
+                <w:rFonts w:hint="eastAsia"/>
+                <w:noProof/>
+              </w:rPr>
               <w:fldChar w:fldCharType="end"/>
             </w:r>
           </w:hyperlink>
@@ -3512,38 +5028,90 @@
           <w:pPr>
             <w:pStyle w:val="TOC3"/>
             <w:tabs>
-              <w:tab w:val="right" w:leader="dot" w:pos="8306"/>
+              <w:tab w:val="right" w:leader="dot" w:pos="8296"/>
             </w:tabs>
+            <w:rPr>
+              <w:rFonts w:asciiTheme="minorHAnsi" w:eastAsiaTheme="minorEastAsia" w:hAnsiTheme="minorHAnsi" w:cstheme="minorBidi" w:hint="eastAsia"/>
+              <w:noProof/>
+              <w:sz w:val="22"/>
+              <w14:ligatures w14:val="standardContextual"/>
+            </w:rPr>
           </w:pPr>
-          <w:hyperlink w:anchor="_Toc30523" w:history="1">
-            <w:r>
-              <w:rPr>
-                <w:rFonts w:hint="eastAsia"/>
+          <w:hyperlink w:anchor="_Toc226777260" w:history="1">
+            <w:r>
+              <w:rPr>
+                <w:rStyle w:val="af6"/>
+                <w:rFonts w:hint="eastAsia"/>
+                <w:noProof/>
               </w:rPr>
               <w:t xml:space="preserve">4.2.1 </w:t>
             </w:r>
             <w:r>
               <w:rPr>
-                <w:rFonts w:hint="eastAsia"/>
+                <w:rStyle w:val="af6"/>
+                <w:rFonts w:hint="eastAsia"/>
+                <w:noProof/>
               </w:rPr>
               <w:t>传感采集模块设计</w:t>
             </w:r>
             <w:r>
+              <w:rPr>
+                <w:rFonts w:hint="eastAsia"/>
+                <w:noProof/>
+              </w:rPr>
               <w:tab/>
             </w:r>
             <w:r>
+              <w:rPr>
+                <w:rFonts w:hint="eastAsia"/>
+                <w:noProof/>
+              </w:rPr>
               <w:fldChar w:fldCharType="begin"/>
             </w:r>
             <w:r>
-              <w:instrText xml:space="preserve"> PAGEREF _Toc30523 \h </w:instrText>
-            </w:r>
-            <w:r>
+              <w:rPr>
+                <w:rFonts w:hint="eastAsia"/>
+                <w:noProof/>
+              </w:rPr>
+              <w:instrText xml:space="preserve"> </w:instrText>
+            </w:r>
+            <w:r>
+              <w:rPr>
+                <w:noProof/>
+              </w:rPr>
+              <w:instrText>PAGEREF _Toc226777260 \h</w:instrText>
+            </w:r>
+            <w:r>
+              <w:rPr>
+                <w:rFonts w:hint="eastAsia"/>
+                <w:noProof/>
+              </w:rPr>
+              <w:instrText xml:space="preserve"> </w:instrText>
+            </w:r>
+            <w:r>
+              <w:rPr>
+                <w:rFonts w:hint="eastAsia"/>
+                <w:noProof/>
+              </w:rPr>
+            </w:r>
+            <w:r>
+              <w:rPr>
+                <w:rFonts w:hint="eastAsia"/>
+                <w:noProof/>
+              </w:rPr>
               <w:fldChar w:fldCharType="separate"/>
             </w:r>
             <w:r>
+              <w:rPr>
+                <w:noProof/>
+              </w:rPr>
               <w:t>15</w:t>
             </w:r>
             <w:r>
+              <w:rPr>
+                <w:rFonts w:hint="eastAsia"/>
+                <w:noProof/>
+              </w:rPr>
               <w:fldChar w:fldCharType="end"/>
             </w:r>
           </w:hyperlink>
@@ -3552,38 +5120,90 @@
           <w:pPr>
             <w:pStyle w:val="TOC3"/>
             <w:tabs>
-              <w:tab w:val="right" w:leader="dot" w:pos="8306"/>
+              <w:tab w:val="right" w:leader="dot" w:pos="8296"/>
             </w:tabs>
+            <w:rPr>
+              <w:rFonts w:asciiTheme="minorHAnsi" w:eastAsiaTheme="minorEastAsia" w:hAnsiTheme="minorHAnsi" w:cstheme="minorBidi" w:hint="eastAsia"/>
+              <w:noProof/>
+              <w:sz w:val="22"/>
+              <w14:ligatures w14:val="standardContextual"/>
+            </w:rPr>
           </w:pPr>
-          <w:hyperlink w:anchor="_Toc14870" w:history="1">
-            <w:r>
-              <w:rPr>
-                <w:rFonts w:hint="eastAsia"/>
+          <w:hyperlink w:anchor="_Toc226777261" w:history="1">
+            <w:r>
+              <w:rPr>
+                <w:rStyle w:val="af6"/>
+                <w:rFonts w:hint="eastAsia"/>
+                <w:noProof/>
               </w:rPr>
               <w:t xml:space="preserve">4.2.2 </w:t>
             </w:r>
             <w:r>
               <w:rPr>
-                <w:rFonts w:hint="eastAsia"/>
+                <w:rStyle w:val="af6"/>
+                <w:rFonts w:hint="eastAsia"/>
+                <w:noProof/>
               </w:rPr>
               <w:t>执行控制模块设计</w:t>
             </w:r>
             <w:r>
+              <w:rPr>
+                <w:rFonts w:hint="eastAsia"/>
+                <w:noProof/>
+              </w:rPr>
               <w:tab/>
             </w:r>
             <w:r>
+              <w:rPr>
+                <w:rFonts w:hint="eastAsia"/>
+                <w:noProof/>
+              </w:rPr>
               <w:fldChar w:fldCharType="begin"/>
             </w:r>
             <w:r>
-              <w:instrText xml:space="preserve"> PAGEREF _Toc14870 \h </w:instrText>
-            </w:r>
-            <w:r>
+              <w:rPr>
+                <w:rFonts w:hint="eastAsia"/>
+                <w:noProof/>
+              </w:rPr>
+              <w:instrText xml:space="preserve"> </w:instrText>
+            </w:r>
+            <w:r>
+              <w:rPr>
+                <w:noProof/>
+              </w:rPr>
+              <w:instrText>PAGEREF _Toc226777261 \h</w:instrText>
+            </w:r>
+            <w:r>
+              <w:rPr>
+                <w:rFonts w:hint="eastAsia"/>
+                <w:noProof/>
+              </w:rPr>
+              <w:instrText xml:space="preserve"> </w:instrText>
+            </w:r>
+            <w:r>
+              <w:rPr>
+                <w:rFonts w:hint="eastAsia"/>
+                <w:noProof/>
+              </w:rPr>
+            </w:r>
+            <w:r>
+              <w:rPr>
+                <w:rFonts w:hint="eastAsia"/>
+                <w:noProof/>
+              </w:rPr>
               <w:fldChar w:fldCharType="separate"/>
             </w:r>
             <w:r>
+              <w:rPr>
+                <w:noProof/>
+              </w:rPr>
               <w:t>16</w:t>
             </w:r>
             <w:r>
+              <w:rPr>
+                <w:rFonts w:hint="eastAsia"/>
+                <w:noProof/>
+              </w:rPr>
               <w:fldChar w:fldCharType="end"/>
             </w:r>
           </w:hyperlink>
@@ -3592,38 +5212,90 @@
           <w:pPr>
             <w:pStyle w:val="TOC3"/>
             <w:tabs>
-              <w:tab w:val="right" w:leader="dot" w:pos="8306"/>
+              <w:tab w:val="right" w:leader="dot" w:pos="8296"/>
             </w:tabs>
+            <w:rPr>
+              <w:rFonts w:asciiTheme="minorHAnsi" w:eastAsiaTheme="minorEastAsia" w:hAnsiTheme="minorHAnsi" w:cstheme="minorBidi" w:hint="eastAsia"/>
+              <w:noProof/>
+              <w:sz w:val="22"/>
+              <w14:ligatures w14:val="standardContextual"/>
+            </w:rPr>
           </w:pPr>
-          <w:hyperlink w:anchor="_Toc10528" w:history="1">
-            <w:r>
-              <w:rPr>
-                <w:rFonts w:hint="eastAsia"/>
+          <w:hyperlink w:anchor="_Toc226777262" w:history="1">
+            <w:r>
+              <w:rPr>
+                <w:rStyle w:val="af6"/>
+                <w:rFonts w:hint="eastAsia"/>
+                <w:noProof/>
               </w:rPr>
               <w:t xml:space="preserve">4.2.3 </w:t>
             </w:r>
             <w:r>
               <w:rPr>
-                <w:rFonts w:hint="eastAsia"/>
+                <w:rStyle w:val="af6"/>
+                <w:rFonts w:hint="eastAsia"/>
+                <w:noProof/>
               </w:rPr>
               <w:t>显示与手势交互模块设计</w:t>
             </w:r>
             <w:r>
+              <w:rPr>
+                <w:rFonts w:hint="eastAsia"/>
+                <w:noProof/>
+              </w:rPr>
               <w:tab/>
             </w:r>
             <w:r>
+              <w:rPr>
+                <w:rFonts w:hint="eastAsia"/>
+                <w:noProof/>
+              </w:rPr>
               <w:fldChar w:fldCharType="begin"/>
             </w:r>
             <w:r>
-              <w:instrText xml:space="preserve"> PAGEREF _Toc10528 \h </w:instrText>
-            </w:r>
-            <w:r>
+              <w:rPr>
+                <w:rFonts w:hint="eastAsia"/>
+                <w:noProof/>
+              </w:rPr>
+              <w:instrText xml:space="preserve"> </w:instrText>
+            </w:r>
+            <w:r>
+              <w:rPr>
+                <w:noProof/>
+              </w:rPr>
+              <w:instrText>PAGEREF _Toc226777262 \h</w:instrText>
+            </w:r>
+            <w:r>
+              <w:rPr>
+                <w:rFonts w:hint="eastAsia"/>
+                <w:noProof/>
+              </w:rPr>
+              <w:instrText xml:space="preserve"> </w:instrText>
+            </w:r>
+            <w:r>
+              <w:rPr>
+                <w:rFonts w:hint="eastAsia"/>
+                <w:noProof/>
+              </w:rPr>
+            </w:r>
+            <w:r>
+              <w:rPr>
+                <w:rFonts w:hint="eastAsia"/>
+                <w:noProof/>
+              </w:rPr>
               <w:fldChar w:fldCharType="separate"/>
             </w:r>
             <w:r>
+              <w:rPr>
+                <w:noProof/>
+              </w:rPr>
               <w:t>16</w:t>
             </w:r>
             <w:r>
+              <w:rPr>
+                <w:rFonts w:hint="eastAsia"/>
+                <w:noProof/>
+              </w:rPr>
               <w:fldChar w:fldCharType="end"/>
             </w:r>
           </w:hyperlink>
@@ -3632,38 +5304,90 @@
           <w:pPr>
             <w:pStyle w:val="TOC3"/>
             <w:tabs>
-              <w:tab w:val="right" w:leader="dot" w:pos="8306"/>
+              <w:tab w:val="right" w:leader="dot" w:pos="8296"/>
             </w:tabs>
+            <w:rPr>
+              <w:rFonts w:asciiTheme="minorHAnsi" w:eastAsiaTheme="minorEastAsia" w:hAnsiTheme="minorHAnsi" w:cstheme="minorBidi" w:hint="eastAsia"/>
+              <w:noProof/>
+              <w:sz w:val="22"/>
+              <w14:ligatures w14:val="standardContextual"/>
+            </w:rPr>
           </w:pPr>
-          <w:hyperlink w:anchor="_Toc160" w:history="1">
-            <w:r>
-              <w:rPr>
-                <w:rFonts w:hint="eastAsia"/>
+          <w:hyperlink w:anchor="_Toc226777263" w:history="1">
+            <w:r>
+              <w:rPr>
+                <w:rStyle w:val="af6"/>
+                <w:rFonts w:hint="eastAsia"/>
+                <w:noProof/>
               </w:rPr>
               <w:t xml:space="preserve">4.2.4 </w:t>
             </w:r>
             <w:r>
               <w:rPr>
-                <w:rFonts w:hint="eastAsia"/>
+                <w:rStyle w:val="af6"/>
+                <w:rFonts w:hint="eastAsia"/>
+                <w:noProof/>
               </w:rPr>
               <w:t>边缘网关通信模块设计</w:t>
             </w:r>
             <w:r>
+              <w:rPr>
+                <w:rFonts w:hint="eastAsia"/>
+                <w:noProof/>
+              </w:rPr>
               <w:tab/>
             </w:r>
             <w:r>
+              <w:rPr>
+                <w:rFonts w:hint="eastAsia"/>
+                <w:noProof/>
+              </w:rPr>
               <w:fldChar w:fldCharType="begin"/>
             </w:r>
             <w:r>
-              <w:instrText xml:space="preserve"> PAGEREF _Toc160 \h </w:instrText>
-            </w:r>
-            <w:r>
+              <w:rPr>
+                <w:rFonts w:hint="eastAsia"/>
+                <w:noProof/>
+              </w:rPr>
+              <w:instrText xml:space="preserve"> </w:instrText>
+            </w:r>
+            <w:r>
+              <w:rPr>
+                <w:noProof/>
+              </w:rPr>
+              <w:instrText>PAGEREF _Toc226777263 \h</w:instrText>
+            </w:r>
+            <w:r>
+              <w:rPr>
+                <w:rFonts w:hint="eastAsia"/>
+                <w:noProof/>
+              </w:rPr>
+              <w:instrText xml:space="preserve"> </w:instrText>
+            </w:r>
+            <w:r>
+              <w:rPr>
+                <w:rFonts w:hint="eastAsia"/>
+                <w:noProof/>
+              </w:rPr>
+            </w:r>
+            <w:r>
+              <w:rPr>
+                <w:rFonts w:hint="eastAsia"/>
+                <w:noProof/>
+              </w:rPr>
               <w:fldChar w:fldCharType="separate"/>
             </w:r>
             <w:r>
+              <w:rPr>
+                <w:noProof/>
+              </w:rPr>
               <w:t>17</w:t>
             </w:r>
             <w:r>
+              <w:rPr>
+                <w:rFonts w:hint="eastAsia"/>
+                <w:noProof/>
+              </w:rPr>
               <w:fldChar w:fldCharType="end"/>
             </w:r>
           </w:hyperlink>
@@ -3671,52 +5395,104 @@
         <w:p>
           <w:pPr>
             <w:pStyle w:val="TOC2"/>
-            <w:tabs>
-              <w:tab w:val="clear" w:pos="8296"/>
-              <w:tab w:val="right" w:leader="dot" w:pos="8306"/>
-            </w:tabs>
+            <w:rPr>
+              <w:rFonts w:asciiTheme="minorHAnsi" w:eastAsiaTheme="minorEastAsia" w:hAnsiTheme="minorHAnsi" w:cstheme="minorBidi" w:hint="eastAsia"/>
+              <w:noProof/>
+              <w:sz w:val="22"/>
+              <w14:ligatures w14:val="standardContextual"/>
+            </w:rPr>
           </w:pPr>
-          <w:hyperlink w:anchor="_Toc27133" w:history="1">
-            <w:r>
-              <w:rPr>
-                <w:rFonts w:hint="eastAsia"/>
+          <w:hyperlink w:anchor="_Toc226777264" w:history="1">
+            <w:r>
+              <w:rPr>
+                <w:rStyle w:val="af6"/>
+                <w:rFonts w:hint="eastAsia"/>
+                <w:noProof/>
               </w:rPr>
               <w:t xml:space="preserve">4.3 </w:t>
             </w:r>
             <w:r>
               <w:rPr>
-                <w:rFonts w:hint="eastAsia"/>
+                <w:rStyle w:val="af6"/>
+                <w:rFonts w:hint="eastAsia"/>
+                <w:noProof/>
               </w:rPr>
               <w:t>系统</w:t>
             </w:r>
             <w:r>
               <w:rPr>
-                <w:rFonts w:hint="eastAsia"/>
+                <w:rStyle w:val="af6"/>
+                <w:rFonts w:hint="eastAsia"/>
+                <w:noProof/>
               </w:rPr>
               <w:t xml:space="preserve"> PCB </w:t>
             </w:r>
             <w:r>
               <w:rPr>
-                <w:rFonts w:hint="eastAsia"/>
+                <w:rStyle w:val="af6"/>
+                <w:rFonts w:hint="eastAsia"/>
+                <w:noProof/>
               </w:rPr>
               <w:t>设计</w:t>
             </w:r>
             <w:r>
+              <w:rPr>
+                <w:rFonts w:hint="eastAsia"/>
+                <w:noProof/>
+              </w:rPr>
               <w:tab/>
             </w:r>
             <w:r>
+              <w:rPr>
+                <w:rFonts w:hint="eastAsia"/>
+                <w:noProof/>
+              </w:rPr>
               <w:fldChar w:fldCharType="begin"/>
             </w:r>
             <w:r>
-              <w:instrText xml:space="preserve"> PAGEREF _Toc27133 \h </w:instrText>
-            </w:r>
-            <w:r>
+              <w:rPr>
+                <w:rFonts w:hint="eastAsia"/>
+                <w:noProof/>
+              </w:rPr>
+              <w:instrText xml:space="preserve"> </w:instrText>
+            </w:r>
+            <w:r>
+              <w:rPr>
+                <w:noProof/>
+              </w:rPr>
+              <w:instrText>PAGEREF _Toc226777264 \h</w:instrText>
+            </w:r>
+            <w:r>
+              <w:rPr>
+                <w:rFonts w:hint="eastAsia"/>
+                <w:noProof/>
+              </w:rPr>
+              <w:instrText xml:space="preserve"> </w:instrText>
+            </w:r>
+            <w:r>
+              <w:rPr>
+                <w:rFonts w:hint="eastAsia"/>
+                <w:noProof/>
+              </w:rPr>
+            </w:r>
+            <w:r>
+              <w:rPr>
+                <w:rFonts w:hint="eastAsia"/>
+                <w:noProof/>
+              </w:rPr>
               <w:fldChar w:fldCharType="separate"/>
             </w:r>
             <w:r>
-              <w:t>17</w:t>
-            </w:r>
-            <w:r>
+              <w:rPr>
+                <w:noProof/>
+              </w:rPr>
+              <w:t>18</w:t>
+            </w:r>
+            <w:r>
+              <w:rPr>
+                <w:rFonts w:hint="eastAsia"/>
+                <w:noProof/>
+              </w:rPr>
               <w:fldChar w:fldCharType="end"/>
             </w:r>
           </w:hyperlink>
@@ -3725,38 +5501,90 @@
           <w:pPr>
             <w:pStyle w:val="TOC1"/>
             <w:tabs>
-              <w:tab w:val="right" w:leader="dot" w:pos="8306"/>
+              <w:tab w:val="right" w:leader="dot" w:pos="8296"/>
             </w:tabs>
+            <w:rPr>
+              <w:rFonts w:asciiTheme="minorHAnsi" w:eastAsiaTheme="minorEastAsia" w:hAnsiTheme="minorHAnsi" w:cstheme="minorBidi" w:hint="eastAsia"/>
+              <w:noProof/>
+              <w:sz w:val="22"/>
+              <w14:ligatures w14:val="standardContextual"/>
+            </w:rPr>
           </w:pPr>
-          <w:hyperlink w:anchor="_Toc1343" w:history="1">
-            <w:r>
-              <w:rPr>
-                <w:rFonts w:hint="eastAsia"/>
+          <w:hyperlink w:anchor="_Toc226777265" w:history="1">
+            <w:r>
+              <w:rPr>
+                <w:rStyle w:val="af6"/>
+                <w:rFonts w:hint="eastAsia"/>
+                <w:noProof/>
               </w:rPr>
               <w:t xml:space="preserve">5 </w:t>
             </w:r>
             <w:r>
               <w:rPr>
-                <w:rFonts w:hint="eastAsia"/>
+                <w:rStyle w:val="af6"/>
+                <w:rFonts w:hint="eastAsia"/>
+                <w:noProof/>
               </w:rPr>
               <w:t>系统软件设计</w:t>
             </w:r>
             <w:r>
+              <w:rPr>
+                <w:rFonts w:hint="eastAsia"/>
+                <w:noProof/>
+              </w:rPr>
               <w:tab/>
             </w:r>
             <w:r>
+              <w:rPr>
+                <w:rFonts w:hint="eastAsia"/>
+                <w:noProof/>
+              </w:rPr>
               <w:fldChar w:fldCharType="begin"/>
             </w:r>
             <w:r>
-              <w:instrText xml:space="preserve"> PAGEREF _Toc1343 \h </w:instrText>
-            </w:r>
-            <w:r>
+              <w:rPr>
+                <w:rFonts w:hint="eastAsia"/>
+                <w:noProof/>
+              </w:rPr>
+              <w:instrText xml:space="preserve"> </w:instrText>
+            </w:r>
+            <w:r>
+              <w:rPr>
+                <w:noProof/>
+              </w:rPr>
+              <w:instrText>PAGEREF _Toc226777265 \h</w:instrText>
+            </w:r>
+            <w:r>
+              <w:rPr>
+                <w:rFonts w:hint="eastAsia"/>
+                <w:noProof/>
+              </w:rPr>
+              <w:instrText xml:space="preserve"> </w:instrText>
+            </w:r>
+            <w:r>
+              <w:rPr>
+                <w:rFonts w:hint="eastAsia"/>
+                <w:noProof/>
+              </w:rPr>
+            </w:r>
+            <w:r>
+              <w:rPr>
+                <w:rFonts w:hint="eastAsia"/>
+                <w:noProof/>
+              </w:rPr>
               <w:fldChar w:fldCharType="separate"/>
             </w:r>
             <w:r>
+              <w:rPr>
+                <w:noProof/>
+              </w:rPr>
               <w:t>19</w:t>
             </w:r>
             <w:r>
+              <w:rPr>
+                <w:rFonts w:hint="eastAsia"/>
+                <w:noProof/>
+              </w:rPr>
               <w:fldChar w:fldCharType="end"/>
             </w:r>
           </w:hyperlink>
@@ -3764,40 +5592,88 @@
         <w:p>
           <w:pPr>
             <w:pStyle w:val="TOC2"/>
-            <w:tabs>
-              <w:tab w:val="clear" w:pos="8296"/>
-              <w:tab w:val="right" w:leader="dot" w:pos="8306"/>
-            </w:tabs>
+            <w:rPr>
+              <w:rFonts w:asciiTheme="minorHAnsi" w:eastAsiaTheme="minorEastAsia" w:hAnsiTheme="minorHAnsi" w:cstheme="minorBidi" w:hint="eastAsia"/>
+              <w:noProof/>
+              <w:sz w:val="22"/>
+              <w14:ligatures w14:val="standardContextual"/>
+            </w:rPr>
           </w:pPr>
-          <w:hyperlink w:anchor="_Toc30878" w:history="1">
-            <w:r>
-              <w:rPr>
-                <w:rFonts w:hint="eastAsia"/>
+          <w:hyperlink w:anchor="_Toc226777266" w:history="1">
+            <w:r>
+              <w:rPr>
+                <w:rStyle w:val="af6"/>
+                <w:rFonts w:hint="eastAsia"/>
+                <w:noProof/>
               </w:rPr>
               <w:t xml:space="preserve">5.1 </w:t>
             </w:r>
             <w:r>
               <w:rPr>
-                <w:rFonts w:hint="eastAsia"/>
+                <w:rStyle w:val="af6"/>
+                <w:rFonts w:hint="eastAsia"/>
+                <w:noProof/>
               </w:rPr>
               <w:t>系统软件整体设计</w:t>
             </w:r>
             <w:r>
+              <w:rPr>
+                <w:rFonts w:hint="eastAsia"/>
+                <w:noProof/>
+              </w:rPr>
               <w:tab/>
             </w:r>
             <w:r>
+              <w:rPr>
+                <w:rFonts w:hint="eastAsia"/>
+                <w:noProof/>
+              </w:rPr>
               <w:fldChar w:fldCharType="begin"/>
             </w:r>
             <w:r>
-              <w:instrText xml:space="preserve"> PAGEREF _Toc30878 \h </w:instrText>
-            </w:r>
-            <w:r>
+              <w:rPr>
+                <w:rFonts w:hint="eastAsia"/>
+                <w:noProof/>
+              </w:rPr>
+              <w:instrText xml:space="preserve"> </w:instrText>
+            </w:r>
+            <w:r>
+              <w:rPr>
+                <w:noProof/>
+              </w:rPr>
+              <w:instrText>PAGEREF _Toc226777266 \h</w:instrText>
+            </w:r>
+            <w:r>
+              <w:rPr>
+                <w:rFonts w:hint="eastAsia"/>
+                <w:noProof/>
+              </w:rPr>
+              <w:instrText xml:space="preserve"> </w:instrText>
+            </w:r>
+            <w:r>
+              <w:rPr>
+                <w:rFonts w:hint="eastAsia"/>
+                <w:noProof/>
+              </w:rPr>
+            </w:r>
+            <w:r>
+              <w:rPr>
+                <w:rFonts w:hint="eastAsia"/>
+                <w:noProof/>
+              </w:rPr>
               <w:fldChar w:fldCharType="separate"/>
             </w:r>
             <w:r>
+              <w:rPr>
+                <w:noProof/>
+              </w:rPr>
               <w:t>19</w:t>
             </w:r>
             <w:r>
+              <w:rPr>
+                <w:rFonts w:hint="eastAsia"/>
+                <w:noProof/>
+              </w:rPr>
               <w:fldChar w:fldCharType="end"/>
             </w:r>
           </w:hyperlink>
@@ -3805,40 +5681,88 @@
         <w:p>
           <w:pPr>
             <w:pStyle w:val="TOC2"/>
-            <w:tabs>
-              <w:tab w:val="clear" w:pos="8296"/>
-              <w:tab w:val="right" w:leader="dot" w:pos="8306"/>
-            </w:tabs>
+            <w:rPr>
+              <w:rFonts w:asciiTheme="minorHAnsi" w:eastAsiaTheme="minorEastAsia" w:hAnsiTheme="minorHAnsi" w:cstheme="minorBidi" w:hint="eastAsia"/>
+              <w:noProof/>
+              <w:sz w:val="22"/>
+              <w14:ligatures w14:val="standardContextual"/>
+            </w:rPr>
           </w:pPr>
-          <w:hyperlink w:anchor="_Toc11650" w:history="1">
-            <w:r>
-              <w:rPr>
-                <w:rFonts w:hint="eastAsia"/>
+          <w:hyperlink w:anchor="_Toc226777267" w:history="1">
+            <w:r>
+              <w:rPr>
+                <w:rStyle w:val="af6"/>
+                <w:rFonts w:hint="eastAsia"/>
+                <w:noProof/>
               </w:rPr>
               <w:t xml:space="preserve">5.2 </w:t>
             </w:r>
             <w:r>
               <w:rPr>
-                <w:rFonts w:hint="eastAsia"/>
+                <w:rStyle w:val="af6"/>
+                <w:rFonts w:hint="eastAsia"/>
+                <w:noProof/>
               </w:rPr>
               <w:t>设备端程序设计</w:t>
             </w:r>
             <w:r>
+              <w:rPr>
+                <w:rFonts w:hint="eastAsia"/>
+                <w:noProof/>
+              </w:rPr>
               <w:tab/>
             </w:r>
             <w:r>
+              <w:rPr>
+                <w:rFonts w:hint="eastAsia"/>
+                <w:noProof/>
+              </w:rPr>
               <w:fldChar w:fldCharType="begin"/>
             </w:r>
             <w:r>
-              <w:instrText xml:space="preserve"> PAGEREF _Toc11650 \h </w:instrText>
-            </w:r>
-            <w:r>
+              <w:rPr>
+                <w:rFonts w:hint="eastAsia"/>
+                <w:noProof/>
+              </w:rPr>
+              <w:instrText xml:space="preserve"> </w:instrText>
+            </w:r>
+            <w:r>
+              <w:rPr>
+                <w:noProof/>
+              </w:rPr>
+              <w:instrText>PAGEREF _Toc226777267 \h</w:instrText>
+            </w:r>
+            <w:r>
+              <w:rPr>
+                <w:rFonts w:hint="eastAsia"/>
+                <w:noProof/>
+              </w:rPr>
+              <w:instrText xml:space="preserve"> </w:instrText>
+            </w:r>
+            <w:r>
+              <w:rPr>
+                <w:rFonts w:hint="eastAsia"/>
+                <w:noProof/>
+              </w:rPr>
+            </w:r>
+            <w:r>
+              <w:rPr>
+                <w:rFonts w:hint="eastAsia"/>
+                <w:noProof/>
+              </w:rPr>
               <w:fldChar w:fldCharType="separate"/>
             </w:r>
             <w:r>
-              <w:t>19</w:t>
-            </w:r>
-            <w:r>
+              <w:rPr>
+                <w:noProof/>
+              </w:rPr>
+              <w:t>20</w:t>
+            </w:r>
+            <w:r>
+              <w:rPr>
+                <w:rFonts w:hint="eastAsia"/>
+                <w:noProof/>
+              </w:rPr>
               <w:fldChar w:fldCharType="end"/>
             </w:r>
           </w:hyperlink>
@@ -3846,40 +5770,88 @@
         <w:p>
           <w:pPr>
             <w:pStyle w:val="TOC2"/>
-            <w:tabs>
-              <w:tab w:val="clear" w:pos="8296"/>
-              <w:tab w:val="right" w:leader="dot" w:pos="8306"/>
-            </w:tabs>
+            <w:rPr>
+              <w:rFonts w:asciiTheme="minorHAnsi" w:eastAsiaTheme="minorEastAsia" w:hAnsiTheme="minorHAnsi" w:cstheme="minorBidi" w:hint="eastAsia"/>
+              <w:noProof/>
+              <w:sz w:val="22"/>
+              <w14:ligatures w14:val="standardContextual"/>
+            </w:rPr>
           </w:pPr>
-          <w:hyperlink w:anchor="_Toc1665" w:history="1">
-            <w:r>
-              <w:rPr>
-                <w:rFonts w:hint="eastAsia"/>
+          <w:hyperlink w:anchor="_Toc226777268" w:history="1">
+            <w:r>
+              <w:rPr>
+                <w:rStyle w:val="af6"/>
+                <w:rFonts w:hint="eastAsia"/>
+                <w:noProof/>
               </w:rPr>
               <w:t xml:space="preserve">5.3 </w:t>
             </w:r>
             <w:r>
               <w:rPr>
-                <w:rFonts w:hint="eastAsia"/>
+                <w:rStyle w:val="af6"/>
+                <w:rFonts w:hint="eastAsia"/>
+                <w:noProof/>
               </w:rPr>
               <w:t>边缘端服务与数据库设计</w:t>
             </w:r>
             <w:r>
+              <w:rPr>
+                <w:rFonts w:hint="eastAsia"/>
+                <w:noProof/>
+              </w:rPr>
               <w:tab/>
             </w:r>
             <w:r>
+              <w:rPr>
+                <w:rFonts w:hint="eastAsia"/>
+                <w:noProof/>
+              </w:rPr>
               <w:fldChar w:fldCharType="begin"/>
             </w:r>
             <w:r>
-              <w:instrText xml:space="preserve"> PAGEREF _Toc1665 \h </w:instrText>
-            </w:r>
-            <w:r>
+              <w:rPr>
+                <w:rFonts w:hint="eastAsia"/>
+                <w:noProof/>
+              </w:rPr>
+              <w:instrText xml:space="preserve"> </w:instrText>
+            </w:r>
+            <w:r>
+              <w:rPr>
+                <w:noProof/>
+              </w:rPr>
+              <w:instrText>PAGEREF _Toc226777268 \h</w:instrText>
+            </w:r>
+            <w:r>
+              <w:rPr>
+                <w:rFonts w:hint="eastAsia"/>
+                <w:noProof/>
+              </w:rPr>
+              <w:instrText xml:space="preserve"> </w:instrText>
+            </w:r>
+            <w:r>
+              <w:rPr>
+                <w:rFonts w:hint="eastAsia"/>
+                <w:noProof/>
+              </w:rPr>
+            </w:r>
+            <w:r>
+              <w:rPr>
+                <w:rFonts w:hint="eastAsia"/>
+                <w:noProof/>
+              </w:rPr>
               <w:fldChar w:fldCharType="separate"/>
             </w:r>
             <w:r>
+              <w:rPr>
+                <w:noProof/>
+              </w:rPr>
               <w:t>21</w:t>
             </w:r>
             <w:r>
+              <w:rPr>
+                <w:rFonts w:hint="eastAsia"/>
+                <w:noProof/>
+              </w:rPr>
               <w:fldChar w:fldCharType="end"/>
             </w:r>
           </w:hyperlink>
@@ -3887,40 +5859,88 @@
         <w:p>
           <w:pPr>
             <w:pStyle w:val="TOC2"/>
-            <w:tabs>
-              <w:tab w:val="clear" w:pos="8296"/>
-              <w:tab w:val="right" w:leader="dot" w:pos="8306"/>
-            </w:tabs>
+            <w:rPr>
+              <w:rFonts w:asciiTheme="minorHAnsi" w:eastAsiaTheme="minorEastAsia" w:hAnsiTheme="minorHAnsi" w:cstheme="minorBidi" w:hint="eastAsia"/>
+              <w:noProof/>
+              <w:sz w:val="22"/>
+              <w14:ligatures w14:val="standardContextual"/>
+            </w:rPr>
           </w:pPr>
-          <w:hyperlink w:anchor="_Toc26224" w:history="1">
-            <w:r>
-              <w:rPr>
-                <w:rFonts w:hint="eastAsia"/>
+          <w:hyperlink w:anchor="_Toc226777269" w:history="1">
+            <w:r>
+              <w:rPr>
+                <w:rStyle w:val="af6"/>
+                <w:rFonts w:hint="eastAsia"/>
+                <w:noProof/>
               </w:rPr>
               <w:t xml:space="preserve">5.4 </w:t>
             </w:r>
             <w:r>
               <w:rPr>
-                <w:rFonts w:hint="eastAsia"/>
+                <w:rStyle w:val="af6"/>
+                <w:rFonts w:hint="eastAsia"/>
+                <w:noProof/>
               </w:rPr>
               <w:t>图像分析与边缘智能模块设计</w:t>
             </w:r>
             <w:r>
+              <w:rPr>
+                <w:rFonts w:hint="eastAsia"/>
+                <w:noProof/>
+              </w:rPr>
               <w:tab/>
             </w:r>
             <w:r>
+              <w:rPr>
+                <w:rFonts w:hint="eastAsia"/>
+                <w:noProof/>
+              </w:rPr>
               <w:fldChar w:fldCharType="begin"/>
             </w:r>
             <w:r>
-              <w:instrText xml:space="preserve"> PAGEREF _Toc26224 \h </w:instrText>
-            </w:r>
-            <w:r>
+              <w:rPr>
+                <w:rFonts w:hint="eastAsia"/>
+                <w:noProof/>
+              </w:rPr>
+              <w:instrText xml:space="preserve"> </w:instrText>
+            </w:r>
+            <w:r>
+              <w:rPr>
+                <w:noProof/>
+              </w:rPr>
+              <w:instrText>PAGEREF _Toc226777269 \h</w:instrText>
+            </w:r>
+            <w:r>
+              <w:rPr>
+                <w:rFonts w:hint="eastAsia"/>
+                <w:noProof/>
+              </w:rPr>
+              <w:instrText xml:space="preserve"> </w:instrText>
+            </w:r>
+            <w:r>
+              <w:rPr>
+                <w:rFonts w:hint="eastAsia"/>
+                <w:noProof/>
+              </w:rPr>
+            </w:r>
+            <w:r>
+              <w:rPr>
+                <w:rFonts w:hint="eastAsia"/>
+                <w:noProof/>
+              </w:rPr>
               <w:fldChar w:fldCharType="separate"/>
             </w:r>
             <w:r>
+              <w:rPr>
+                <w:noProof/>
+              </w:rPr>
               <w:t>23</w:t>
             </w:r>
             <w:r>
+              <w:rPr>
+                <w:rFonts w:hint="eastAsia"/>
+                <w:noProof/>
+              </w:rPr>
               <w:fldChar w:fldCharType="end"/>
             </w:r>
           </w:hyperlink>
@@ -3929,38 +5949,90 @@
           <w:pPr>
             <w:pStyle w:val="TOC1"/>
             <w:tabs>
-              <w:tab w:val="right" w:leader="dot" w:pos="8306"/>
+              <w:tab w:val="right" w:leader="dot" w:pos="8296"/>
             </w:tabs>
+            <w:rPr>
+              <w:rFonts w:asciiTheme="minorHAnsi" w:eastAsiaTheme="minorEastAsia" w:hAnsiTheme="minorHAnsi" w:cstheme="minorBidi" w:hint="eastAsia"/>
+              <w:noProof/>
+              <w:sz w:val="22"/>
+              <w14:ligatures w14:val="standardContextual"/>
+            </w:rPr>
           </w:pPr>
-          <w:hyperlink w:anchor="_Toc20493" w:history="1">
-            <w:r>
-              <w:rPr>
-                <w:rFonts w:hint="eastAsia"/>
+          <w:hyperlink w:anchor="_Toc226777270" w:history="1">
+            <w:r>
+              <w:rPr>
+                <w:rStyle w:val="af6"/>
+                <w:rFonts w:hint="eastAsia"/>
+                <w:noProof/>
               </w:rPr>
               <w:t xml:space="preserve">6 </w:t>
             </w:r>
             <w:r>
               <w:rPr>
-                <w:rFonts w:hint="eastAsia"/>
+                <w:rStyle w:val="af6"/>
+                <w:rFonts w:hint="eastAsia"/>
+                <w:noProof/>
               </w:rPr>
               <w:t>系统测试和结果分析</w:t>
             </w:r>
             <w:r>
+              <w:rPr>
+                <w:rFonts w:hint="eastAsia"/>
+                <w:noProof/>
+              </w:rPr>
               <w:tab/>
             </w:r>
             <w:r>
+              <w:rPr>
+                <w:rFonts w:hint="eastAsia"/>
+                <w:noProof/>
+              </w:rPr>
               <w:fldChar w:fldCharType="begin"/>
             </w:r>
             <w:r>
-              <w:instrText xml:space="preserve"> PAGEREF _Toc20493 \h </w:instrText>
-            </w:r>
-            <w:r>
+              <w:rPr>
+                <w:rFonts w:hint="eastAsia"/>
+                <w:noProof/>
+              </w:rPr>
+              <w:instrText xml:space="preserve"> </w:instrText>
+            </w:r>
+            <w:r>
+              <w:rPr>
+                <w:noProof/>
+              </w:rPr>
+              <w:instrText>PAGEREF _Toc226777270 \h</w:instrText>
+            </w:r>
+            <w:r>
+              <w:rPr>
+                <w:rFonts w:hint="eastAsia"/>
+                <w:noProof/>
+              </w:rPr>
+              <w:instrText xml:space="preserve"> </w:instrText>
+            </w:r>
+            <w:r>
+              <w:rPr>
+                <w:rFonts w:hint="eastAsia"/>
+                <w:noProof/>
+              </w:rPr>
+            </w:r>
+            <w:r>
+              <w:rPr>
+                <w:rFonts w:hint="eastAsia"/>
+                <w:noProof/>
+              </w:rPr>
               <w:fldChar w:fldCharType="separate"/>
             </w:r>
             <w:r>
-              <w:t>25</w:t>
-            </w:r>
-            <w:r>
+              <w:rPr>
+                <w:noProof/>
+              </w:rPr>
+              <w:t>27</w:t>
+            </w:r>
+            <w:r>
+              <w:rPr>
+                <w:rFonts w:hint="eastAsia"/>
+                <w:noProof/>
+              </w:rPr>
               <w:fldChar w:fldCharType="end"/>
             </w:r>
           </w:hyperlink>
@@ -3968,40 +6040,88 @@
         <w:p>
           <w:pPr>
             <w:pStyle w:val="TOC2"/>
-            <w:tabs>
-              <w:tab w:val="clear" w:pos="8296"/>
-              <w:tab w:val="right" w:leader="dot" w:pos="8306"/>
-            </w:tabs>
+            <w:rPr>
+              <w:rFonts w:asciiTheme="minorHAnsi" w:eastAsiaTheme="minorEastAsia" w:hAnsiTheme="minorHAnsi" w:cstheme="minorBidi" w:hint="eastAsia"/>
+              <w:noProof/>
+              <w:sz w:val="22"/>
+              <w14:ligatures w14:val="standardContextual"/>
+            </w:rPr>
           </w:pPr>
-          <w:hyperlink w:anchor="_Toc22632" w:history="1">
-            <w:r>
-              <w:rPr>
-                <w:rFonts w:hint="eastAsia"/>
+          <w:hyperlink w:anchor="_Toc226777271" w:history="1">
+            <w:r>
+              <w:rPr>
+                <w:rStyle w:val="af6"/>
+                <w:rFonts w:hint="eastAsia"/>
+                <w:noProof/>
               </w:rPr>
               <w:t xml:space="preserve">6.1 </w:t>
             </w:r>
             <w:r>
               <w:rPr>
-                <w:rFonts w:hint="eastAsia"/>
+                <w:rStyle w:val="af6"/>
+                <w:rFonts w:hint="eastAsia"/>
+                <w:noProof/>
               </w:rPr>
               <w:t>系统组装与基础测试</w:t>
             </w:r>
             <w:r>
+              <w:rPr>
+                <w:rFonts w:hint="eastAsia"/>
+                <w:noProof/>
+              </w:rPr>
               <w:tab/>
             </w:r>
             <w:r>
+              <w:rPr>
+                <w:rFonts w:hint="eastAsia"/>
+                <w:noProof/>
+              </w:rPr>
               <w:fldChar w:fldCharType="begin"/>
             </w:r>
             <w:r>
-              <w:instrText xml:space="preserve"> PAGEREF _Toc22632 \h </w:instrText>
-            </w:r>
-            <w:r>
+              <w:rPr>
+                <w:rFonts w:hint="eastAsia"/>
+                <w:noProof/>
+              </w:rPr>
+              <w:instrText xml:space="preserve"> </w:instrText>
+            </w:r>
+            <w:r>
+              <w:rPr>
+                <w:noProof/>
+              </w:rPr>
+              <w:instrText>PAGEREF _Toc226777271 \h</w:instrText>
+            </w:r>
+            <w:r>
+              <w:rPr>
+                <w:rFonts w:hint="eastAsia"/>
+                <w:noProof/>
+              </w:rPr>
+              <w:instrText xml:space="preserve"> </w:instrText>
+            </w:r>
+            <w:r>
+              <w:rPr>
+                <w:rFonts w:hint="eastAsia"/>
+                <w:noProof/>
+              </w:rPr>
+            </w:r>
+            <w:r>
+              <w:rPr>
+                <w:rFonts w:hint="eastAsia"/>
+                <w:noProof/>
+              </w:rPr>
               <w:fldChar w:fldCharType="separate"/>
             </w:r>
             <w:r>
-              <w:t>25</w:t>
-            </w:r>
-            <w:r>
+              <w:rPr>
+                <w:noProof/>
+              </w:rPr>
+              <w:t>27</w:t>
+            </w:r>
+            <w:r>
+              <w:rPr>
+                <w:rFonts w:hint="eastAsia"/>
+                <w:noProof/>
+              </w:rPr>
               <w:fldChar w:fldCharType="end"/>
             </w:r>
           </w:hyperlink>
@@ -4009,40 +6129,88 @@
         <w:p>
           <w:pPr>
             <w:pStyle w:val="TOC2"/>
-            <w:tabs>
-              <w:tab w:val="clear" w:pos="8296"/>
-              <w:tab w:val="right" w:leader="dot" w:pos="8306"/>
-            </w:tabs>
+            <w:rPr>
+              <w:rFonts w:asciiTheme="minorHAnsi" w:eastAsiaTheme="minorEastAsia" w:hAnsiTheme="minorHAnsi" w:cstheme="minorBidi" w:hint="eastAsia"/>
+              <w:noProof/>
+              <w:sz w:val="22"/>
+              <w14:ligatures w14:val="standardContextual"/>
+            </w:rPr>
           </w:pPr>
-          <w:hyperlink w:anchor="_Toc2926" w:history="1">
-            <w:r>
-              <w:rPr>
-                <w:rFonts w:hint="eastAsia"/>
+          <w:hyperlink w:anchor="_Toc226777272" w:history="1">
+            <w:r>
+              <w:rPr>
+                <w:rStyle w:val="af6"/>
+                <w:rFonts w:hint="eastAsia"/>
+                <w:noProof/>
               </w:rPr>
               <w:t xml:space="preserve">6.2 </w:t>
             </w:r>
             <w:r>
               <w:rPr>
-                <w:rFonts w:hint="eastAsia"/>
+                <w:rStyle w:val="af6"/>
+                <w:rFonts w:hint="eastAsia"/>
+                <w:noProof/>
               </w:rPr>
               <w:t>系统功能及性能测试</w:t>
             </w:r>
             <w:r>
+              <w:rPr>
+                <w:rFonts w:hint="eastAsia"/>
+                <w:noProof/>
+              </w:rPr>
               <w:tab/>
             </w:r>
             <w:r>
+              <w:rPr>
+                <w:rFonts w:hint="eastAsia"/>
+                <w:noProof/>
+              </w:rPr>
               <w:fldChar w:fldCharType="begin"/>
             </w:r>
             <w:r>
-              <w:instrText xml:space="preserve"> PAGEREF _Toc2926 \h </w:instrText>
-            </w:r>
-            <w:r>
+              <w:rPr>
+                <w:rFonts w:hint="eastAsia"/>
+                <w:noProof/>
+              </w:rPr>
+              <w:instrText xml:space="preserve"> </w:instrText>
+            </w:r>
+            <w:r>
+              <w:rPr>
+                <w:noProof/>
+              </w:rPr>
+              <w:instrText>PAGEREF _Toc226777272 \h</w:instrText>
+            </w:r>
+            <w:r>
+              <w:rPr>
+                <w:rFonts w:hint="eastAsia"/>
+                <w:noProof/>
+              </w:rPr>
+              <w:instrText xml:space="preserve"> </w:instrText>
+            </w:r>
+            <w:r>
+              <w:rPr>
+                <w:rFonts w:hint="eastAsia"/>
+                <w:noProof/>
+              </w:rPr>
+            </w:r>
+            <w:r>
+              <w:rPr>
+                <w:rFonts w:hint="eastAsia"/>
+                <w:noProof/>
+              </w:rPr>
               <w:fldChar w:fldCharType="separate"/>
             </w:r>
             <w:r>
-              <w:t>26</w:t>
-            </w:r>
-            <w:r>
+              <w:rPr>
+                <w:noProof/>
+              </w:rPr>
+              <w:t>28</w:t>
+            </w:r>
+            <w:r>
+              <w:rPr>
+                <w:rFonts w:hint="eastAsia"/>
+                <w:noProof/>
+              </w:rPr>
               <w:fldChar w:fldCharType="end"/>
             </w:r>
           </w:hyperlink>
@@ -4051,38 +6219,90 @@
           <w:pPr>
             <w:pStyle w:val="TOC3"/>
             <w:tabs>
-              <w:tab w:val="right" w:leader="dot" w:pos="8306"/>
+              <w:tab w:val="right" w:leader="dot" w:pos="8296"/>
             </w:tabs>
+            <w:rPr>
+              <w:rFonts w:asciiTheme="minorHAnsi" w:eastAsiaTheme="minorEastAsia" w:hAnsiTheme="minorHAnsi" w:cstheme="minorBidi" w:hint="eastAsia"/>
+              <w:noProof/>
+              <w:sz w:val="22"/>
+              <w14:ligatures w14:val="standardContextual"/>
+            </w:rPr>
           </w:pPr>
-          <w:hyperlink w:anchor="_Toc31496" w:history="1">
-            <w:r>
-              <w:rPr>
-                <w:rFonts w:hint="eastAsia"/>
+          <w:hyperlink w:anchor="_Toc226777273" w:history="1">
+            <w:r>
+              <w:rPr>
+                <w:rStyle w:val="af6"/>
+                <w:rFonts w:hint="eastAsia"/>
+                <w:noProof/>
               </w:rPr>
               <w:t xml:space="preserve">6.2.1 </w:t>
             </w:r>
             <w:r>
               <w:rPr>
-                <w:rFonts w:hint="eastAsia"/>
+                <w:rStyle w:val="af6"/>
+                <w:rFonts w:hint="eastAsia"/>
+                <w:noProof/>
               </w:rPr>
               <w:t>传感器采集测试</w:t>
             </w:r>
             <w:r>
+              <w:rPr>
+                <w:rFonts w:hint="eastAsia"/>
+                <w:noProof/>
+              </w:rPr>
               <w:tab/>
             </w:r>
             <w:r>
+              <w:rPr>
+                <w:rFonts w:hint="eastAsia"/>
+                <w:noProof/>
+              </w:rPr>
               <w:fldChar w:fldCharType="begin"/>
             </w:r>
             <w:r>
-              <w:instrText xml:space="preserve"> PAGEREF _Toc31496 \h </w:instrText>
-            </w:r>
-            <w:r>
+              <w:rPr>
+                <w:rFonts w:hint="eastAsia"/>
+                <w:noProof/>
+              </w:rPr>
+              <w:instrText xml:space="preserve"> </w:instrText>
+            </w:r>
+            <w:r>
+              <w:rPr>
+                <w:noProof/>
+              </w:rPr>
+              <w:instrText>PAGEREF _Toc226777273 \h</w:instrText>
+            </w:r>
+            <w:r>
+              <w:rPr>
+                <w:rFonts w:hint="eastAsia"/>
+                <w:noProof/>
+              </w:rPr>
+              <w:instrText xml:space="preserve"> </w:instrText>
+            </w:r>
+            <w:r>
+              <w:rPr>
+                <w:rFonts w:hint="eastAsia"/>
+                <w:noProof/>
+              </w:rPr>
+            </w:r>
+            <w:r>
+              <w:rPr>
+                <w:rFonts w:hint="eastAsia"/>
+                <w:noProof/>
+              </w:rPr>
               <w:fldChar w:fldCharType="separate"/>
             </w:r>
             <w:r>
-              <w:t>26</w:t>
-            </w:r>
-            <w:r>
+              <w:rPr>
+                <w:noProof/>
+              </w:rPr>
+              <w:t>28</w:t>
+            </w:r>
+            <w:r>
+              <w:rPr>
+                <w:rFonts w:hint="eastAsia"/>
+                <w:noProof/>
+              </w:rPr>
               <w:fldChar w:fldCharType="end"/>
             </w:r>
           </w:hyperlink>
@@ -4091,38 +6311,90 @@
           <w:pPr>
             <w:pStyle w:val="TOC3"/>
             <w:tabs>
-              <w:tab w:val="right" w:leader="dot" w:pos="8306"/>
+              <w:tab w:val="right" w:leader="dot" w:pos="8296"/>
             </w:tabs>
+            <w:rPr>
+              <w:rFonts w:asciiTheme="minorHAnsi" w:eastAsiaTheme="minorEastAsia" w:hAnsiTheme="minorHAnsi" w:cstheme="minorBidi" w:hint="eastAsia"/>
+              <w:noProof/>
+              <w:sz w:val="22"/>
+              <w14:ligatures w14:val="standardContextual"/>
+            </w:rPr>
           </w:pPr>
-          <w:hyperlink w:anchor="_Toc2917" w:history="1">
-            <w:r>
-              <w:rPr>
-                <w:rFonts w:hint="eastAsia"/>
+          <w:hyperlink w:anchor="_Toc226777274" w:history="1">
+            <w:r>
+              <w:rPr>
+                <w:rStyle w:val="af6"/>
+                <w:rFonts w:hint="eastAsia"/>
+                <w:noProof/>
               </w:rPr>
               <w:t xml:space="preserve">6.2.2 </w:t>
             </w:r>
             <w:r>
               <w:rPr>
-                <w:rFonts w:hint="eastAsia"/>
-              </w:rPr>
-              <w:t>控制执行与自动灌溉测试</w:t>
-            </w:r>
-            <w:r>
+                <w:rStyle w:val="af6"/>
+                <w:rFonts w:hint="eastAsia"/>
+                <w:noProof/>
+              </w:rPr>
+              <w:t>控制执行测试</w:t>
+            </w:r>
+            <w:r>
+              <w:rPr>
+                <w:rFonts w:hint="eastAsia"/>
+                <w:noProof/>
+              </w:rPr>
               <w:tab/>
             </w:r>
             <w:r>
+              <w:rPr>
+                <w:rFonts w:hint="eastAsia"/>
+                <w:noProof/>
+              </w:rPr>
               <w:fldChar w:fldCharType="begin"/>
             </w:r>
             <w:r>
-              <w:instrText xml:space="preserve"> PAGEREF _Toc2917 \h </w:instrText>
-            </w:r>
-            <w:r>
+              <w:rPr>
+                <w:rFonts w:hint="eastAsia"/>
+                <w:noProof/>
+              </w:rPr>
+              <w:instrText xml:space="preserve"> </w:instrText>
+            </w:r>
+            <w:r>
+              <w:rPr>
+                <w:noProof/>
+              </w:rPr>
+              <w:instrText>PAGEREF _Toc226777274 \h</w:instrText>
+            </w:r>
+            <w:r>
+              <w:rPr>
+                <w:rFonts w:hint="eastAsia"/>
+                <w:noProof/>
+              </w:rPr>
+              <w:instrText xml:space="preserve"> </w:instrText>
+            </w:r>
+            <w:r>
+              <w:rPr>
+                <w:rFonts w:hint="eastAsia"/>
+                <w:noProof/>
+              </w:rPr>
+            </w:r>
+            <w:r>
+              <w:rPr>
+                <w:rFonts w:hint="eastAsia"/>
+                <w:noProof/>
+              </w:rPr>
               <w:fldChar w:fldCharType="separate"/>
             </w:r>
             <w:r>
-              <w:t>26</w:t>
-            </w:r>
-            <w:r>
+              <w:rPr>
+                <w:noProof/>
+              </w:rPr>
+              <w:t>29</w:t>
+            </w:r>
+            <w:r>
+              <w:rPr>
+                <w:rFonts w:hint="eastAsia"/>
+                <w:noProof/>
+              </w:rPr>
               <w:fldChar w:fldCharType="end"/>
             </w:r>
           </w:hyperlink>
@@ -4131,38 +6403,90 @@
           <w:pPr>
             <w:pStyle w:val="TOC3"/>
             <w:tabs>
-              <w:tab w:val="right" w:leader="dot" w:pos="8306"/>
+              <w:tab w:val="right" w:leader="dot" w:pos="8296"/>
             </w:tabs>
+            <w:rPr>
+              <w:rFonts w:asciiTheme="minorHAnsi" w:eastAsiaTheme="minorEastAsia" w:hAnsiTheme="minorHAnsi" w:cstheme="minorBidi" w:hint="eastAsia"/>
+              <w:noProof/>
+              <w:sz w:val="22"/>
+              <w14:ligatures w14:val="standardContextual"/>
+            </w:rPr>
           </w:pPr>
-          <w:hyperlink w:anchor="_Toc4414" w:history="1">
-            <w:r>
-              <w:rPr>
-                <w:rFonts w:hint="eastAsia"/>
+          <w:hyperlink w:anchor="_Toc226777275" w:history="1">
+            <w:r>
+              <w:rPr>
+                <w:rStyle w:val="af6"/>
+                <w:rFonts w:hint="eastAsia"/>
+                <w:noProof/>
               </w:rPr>
               <w:t xml:space="preserve">6.2.3 </w:t>
             </w:r>
             <w:r>
               <w:rPr>
-                <w:rFonts w:hint="eastAsia"/>
+                <w:rStyle w:val="af6"/>
+                <w:rFonts w:hint="eastAsia"/>
+                <w:noProof/>
               </w:rPr>
               <w:t>平台服务与扩展功能测试</w:t>
             </w:r>
             <w:r>
+              <w:rPr>
+                <w:rFonts w:hint="eastAsia"/>
+                <w:noProof/>
+              </w:rPr>
               <w:tab/>
             </w:r>
             <w:r>
+              <w:rPr>
+                <w:rFonts w:hint="eastAsia"/>
+                <w:noProof/>
+              </w:rPr>
               <w:fldChar w:fldCharType="begin"/>
             </w:r>
             <w:r>
-              <w:instrText xml:space="preserve"> PAGEREF _Toc4414 \h </w:instrText>
-            </w:r>
-            <w:r>
+              <w:rPr>
+                <w:rFonts w:hint="eastAsia"/>
+                <w:noProof/>
+              </w:rPr>
+              <w:instrText xml:space="preserve"> </w:instrText>
+            </w:r>
+            <w:r>
+              <w:rPr>
+                <w:noProof/>
+              </w:rPr>
+              <w:instrText>PAGEREF _Toc226777275 \h</w:instrText>
+            </w:r>
+            <w:r>
+              <w:rPr>
+                <w:rFonts w:hint="eastAsia"/>
+                <w:noProof/>
+              </w:rPr>
+              <w:instrText xml:space="preserve"> </w:instrText>
+            </w:r>
+            <w:r>
+              <w:rPr>
+                <w:rFonts w:hint="eastAsia"/>
+                <w:noProof/>
+              </w:rPr>
+            </w:r>
+            <w:r>
+              <w:rPr>
+                <w:rFonts w:hint="eastAsia"/>
+                <w:noProof/>
+              </w:rPr>
               <w:fldChar w:fldCharType="separate"/>
             </w:r>
             <w:r>
-              <w:t>27</w:t>
-            </w:r>
-            <w:r>
+              <w:rPr>
+                <w:noProof/>
+              </w:rPr>
+              <w:t>30</w:t>
+            </w:r>
+            <w:r>
+              <w:rPr>
+                <w:rFonts w:hint="eastAsia"/>
+                <w:noProof/>
+              </w:rPr>
               <w:fldChar w:fldCharType="end"/>
             </w:r>
           </w:hyperlink>
@@ -4170,40 +6494,88 @@
         <w:p>
           <w:pPr>
             <w:pStyle w:val="TOC2"/>
-            <w:tabs>
-              <w:tab w:val="clear" w:pos="8296"/>
-              <w:tab w:val="right" w:leader="dot" w:pos="8306"/>
-            </w:tabs>
+            <w:rPr>
+              <w:rFonts w:asciiTheme="minorHAnsi" w:eastAsiaTheme="minorEastAsia" w:hAnsiTheme="minorHAnsi" w:cstheme="minorBidi" w:hint="eastAsia"/>
+              <w:noProof/>
+              <w:sz w:val="22"/>
+              <w14:ligatures w14:val="standardContextual"/>
+            </w:rPr>
           </w:pPr>
-          <w:hyperlink w:anchor="_Toc7569" w:history="1">
-            <w:r>
-              <w:rPr>
-                <w:rFonts w:hint="eastAsia"/>
+          <w:hyperlink w:anchor="_Toc226777276" w:history="1">
+            <w:r>
+              <w:rPr>
+                <w:rStyle w:val="af6"/>
+                <w:rFonts w:hint="eastAsia"/>
+                <w:noProof/>
               </w:rPr>
               <w:t xml:space="preserve">6.3 </w:t>
             </w:r>
             <w:r>
               <w:rPr>
-                <w:rFonts w:hint="eastAsia"/>
+                <w:rStyle w:val="af6"/>
+                <w:rFonts w:hint="eastAsia"/>
+                <w:noProof/>
               </w:rPr>
               <w:t>测试结果分析</w:t>
             </w:r>
             <w:r>
+              <w:rPr>
+                <w:rFonts w:hint="eastAsia"/>
+                <w:noProof/>
+              </w:rPr>
               <w:tab/>
             </w:r>
             <w:r>
+              <w:rPr>
+                <w:rFonts w:hint="eastAsia"/>
+                <w:noProof/>
+              </w:rPr>
               <w:fldChar w:fldCharType="begin"/>
             </w:r>
             <w:r>
-              <w:instrText xml:space="preserve"> PAGEREF _Toc7569 \h </w:instrText>
-            </w:r>
-            <w:r>
+              <w:rPr>
+                <w:rFonts w:hint="eastAsia"/>
+                <w:noProof/>
+              </w:rPr>
+              <w:instrText xml:space="preserve"> </w:instrText>
+            </w:r>
+            <w:r>
+              <w:rPr>
+                <w:noProof/>
+              </w:rPr>
+              <w:instrText>PAGEREF _Toc226777276 \h</w:instrText>
+            </w:r>
+            <w:r>
+              <w:rPr>
+                <w:rFonts w:hint="eastAsia"/>
+                <w:noProof/>
+              </w:rPr>
+              <w:instrText xml:space="preserve"> </w:instrText>
+            </w:r>
+            <w:r>
+              <w:rPr>
+                <w:rFonts w:hint="eastAsia"/>
+                <w:noProof/>
+              </w:rPr>
+            </w:r>
+            <w:r>
+              <w:rPr>
+                <w:rFonts w:hint="eastAsia"/>
+                <w:noProof/>
+              </w:rPr>
               <w:fldChar w:fldCharType="separate"/>
             </w:r>
             <w:r>
-              <w:t>28</w:t>
-            </w:r>
-            <w:r>
+              <w:rPr>
+                <w:noProof/>
+              </w:rPr>
+              <w:t>31</w:t>
+            </w:r>
+            <w:r>
+              <w:rPr>
+                <w:rFonts w:hint="eastAsia"/>
+                <w:noProof/>
+              </w:rPr>
               <w:fldChar w:fldCharType="end"/>
             </w:r>
           </w:hyperlink>
@@ -4212,38 +6584,90 @@
           <w:pPr>
             <w:pStyle w:val="TOC1"/>
             <w:tabs>
-              <w:tab w:val="right" w:leader="dot" w:pos="8306"/>
+              <w:tab w:val="right" w:leader="dot" w:pos="8296"/>
             </w:tabs>
+            <w:rPr>
+              <w:rFonts w:asciiTheme="minorHAnsi" w:eastAsiaTheme="minorEastAsia" w:hAnsiTheme="minorHAnsi" w:cstheme="minorBidi" w:hint="eastAsia"/>
+              <w:noProof/>
+              <w:sz w:val="22"/>
+              <w14:ligatures w14:val="standardContextual"/>
+            </w:rPr>
           </w:pPr>
-          <w:hyperlink w:anchor="_Toc5874" w:history="1">
-            <w:r>
-              <w:rPr>
-                <w:rFonts w:hint="eastAsia"/>
+          <w:hyperlink w:anchor="_Toc226777277" w:history="1">
+            <w:r>
+              <w:rPr>
+                <w:rStyle w:val="af6"/>
+                <w:rFonts w:hint="eastAsia"/>
+                <w:noProof/>
               </w:rPr>
               <w:t xml:space="preserve">7 </w:t>
             </w:r>
             <w:r>
               <w:rPr>
-                <w:rFonts w:hint="eastAsia"/>
+                <w:rStyle w:val="af6"/>
+                <w:rFonts w:hint="eastAsia"/>
+                <w:noProof/>
               </w:rPr>
               <w:t>总结和展望</w:t>
             </w:r>
             <w:r>
+              <w:rPr>
+                <w:rFonts w:hint="eastAsia"/>
+                <w:noProof/>
+              </w:rPr>
               <w:tab/>
             </w:r>
             <w:r>
+              <w:rPr>
+                <w:rFonts w:hint="eastAsia"/>
+                <w:noProof/>
+              </w:rPr>
               <w:fldChar w:fldCharType="begin"/>
             </w:r>
             <w:r>
-              <w:instrText xml:space="preserve"> PAGEREF _Toc5874 \h </w:instrText>
-            </w:r>
-            <w:r>
+              <w:rPr>
+                <w:rFonts w:hint="eastAsia"/>
+                <w:noProof/>
+              </w:rPr>
+              <w:instrText xml:space="preserve"> </w:instrText>
+            </w:r>
+            <w:r>
+              <w:rPr>
+                <w:noProof/>
+              </w:rPr>
+              <w:instrText>PAGEREF _Toc226777277 \h</w:instrText>
+            </w:r>
+            <w:r>
+              <w:rPr>
+                <w:rFonts w:hint="eastAsia"/>
+                <w:noProof/>
+              </w:rPr>
+              <w:instrText xml:space="preserve"> </w:instrText>
+            </w:r>
+            <w:r>
+              <w:rPr>
+                <w:rFonts w:hint="eastAsia"/>
+                <w:noProof/>
+              </w:rPr>
+            </w:r>
+            <w:r>
+              <w:rPr>
+                <w:rFonts w:hint="eastAsia"/>
+                <w:noProof/>
+              </w:rPr>
               <w:fldChar w:fldCharType="separate"/>
             </w:r>
             <w:r>
-              <w:t>28</w:t>
-            </w:r>
-            <w:r>
+              <w:rPr>
+                <w:noProof/>
+              </w:rPr>
+              <w:t>31</w:t>
+            </w:r>
+            <w:r>
+              <w:rPr>
+                <w:rFonts w:hint="eastAsia"/>
+                <w:noProof/>
+              </w:rPr>
               <w:fldChar w:fldCharType="end"/>
             </w:r>
           </w:hyperlink>
@@ -4251,40 +6675,88 @@
         <w:p>
           <w:pPr>
             <w:pStyle w:val="TOC2"/>
-            <w:tabs>
-              <w:tab w:val="clear" w:pos="8296"/>
-              <w:tab w:val="right" w:leader="dot" w:pos="8306"/>
-            </w:tabs>
+            <w:rPr>
+              <w:rFonts w:asciiTheme="minorHAnsi" w:eastAsiaTheme="minorEastAsia" w:hAnsiTheme="minorHAnsi" w:cstheme="minorBidi" w:hint="eastAsia"/>
+              <w:noProof/>
+              <w:sz w:val="22"/>
+              <w14:ligatures w14:val="standardContextual"/>
+            </w:rPr>
           </w:pPr>
-          <w:hyperlink w:anchor="_Toc10229" w:history="1">
-            <w:r>
-              <w:rPr>
-                <w:rFonts w:hint="eastAsia"/>
+          <w:hyperlink w:anchor="_Toc226777278" w:history="1">
+            <w:r>
+              <w:rPr>
+                <w:rStyle w:val="af6"/>
+                <w:rFonts w:hint="eastAsia"/>
+                <w:noProof/>
               </w:rPr>
               <w:t xml:space="preserve">7.1 </w:t>
             </w:r>
             <w:r>
               <w:rPr>
-                <w:rFonts w:hint="eastAsia"/>
+                <w:rStyle w:val="af6"/>
+                <w:rFonts w:hint="eastAsia"/>
+                <w:noProof/>
               </w:rPr>
               <w:t>总结</w:t>
             </w:r>
             <w:r>
+              <w:rPr>
+                <w:rFonts w:hint="eastAsia"/>
+                <w:noProof/>
+              </w:rPr>
               <w:tab/>
             </w:r>
             <w:r>
+              <w:rPr>
+                <w:rFonts w:hint="eastAsia"/>
+                <w:noProof/>
+              </w:rPr>
               <w:fldChar w:fldCharType="begin"/>
             </w:r>
             <w:r>
-              <w:instrText xml:space="preserve"> PAGEREF _Toc10229 \h </w:instrText>
-            </w:r>
-            <w:r>
+              <w:rPr>
+                <w:rFonts w:hint="eastAsia"/>
+                <w:noProof/>
+              </w:rPr>
+              <w:instrText xml:space="preserve"> </w:instrText>
+            </w:r>
+            <w:r>
+              <w:rPr>
+                <w:noProof/>
+              </w:rPr>
+              <w:instrText>PAGEREF _Toc226777278 \h</w:instrText>
+            </w:r>
+            <w:r>
+              <w:rPr>
+                <w:rFonts w:hint="eastAsia"/>
+                <w:noProof/>
+              </w:rPr>
+              <w:instrText xml:space="preserve"> </w:instrText>
+            </w:r>
+            <w:r>
+              <w:rPr>
+                <w:rFonts w:hint="eastAsia"/>
+                <w:noProof/>
+              </w:rPr>
+            </w:r>
+            <w:r>
+              <w:rPr>
+                <w:rFonts w:hint="eastAsia"/>
+                <w:noProof/>
+              </w:rPr>
               <w:fldChar w:fldCharType="separate"/>
             </w:r>
             <w:r>
-              <w:t>28</w:t>
-            </w:r>
-            <w:r>
+              <w:rPr>
+                <w:noProof/>
+              </w:rPr>
+              <w:t>31</w:t>
+            </w:r>
+            <w:r>
+              <w:rPr>
+                <w:rFonts w:hint="eastAsia"/>
+                <w:noProof/>
+              </w:rPr>
               <w:fldChar w:fldCharType="end"/>
             </w:r>
           </w:hyperlink>
@@ -4292,40 +6764,88 @@
         <w:p>
           <w:pPr>
             <w:pStyle w:val="TOC2"/>
-            <w:tabs>
-              <w:tab w:val="clear" w:pos="8296"/>
-              <w:tab w:val="right" w:leader="dot" w:pos="8306"/>
-            </w:tabs>
+            <w:rPr>
+              <w:rFonts w:asciiTheme="minorHAnsi" w:eastAsiaTheme="minorEastAsia" w:hAnsiTheme="minorHAnsi" w:cstheme="minorBidi" w:hint="eastAsia"/>
+              <w:noProof/>
+              <w:sz w:val="22"/>
+              <w14:ligatures w14:val="standardContextual"/>
+            </w:rPr>
           </w:pPr>
-          <w:hyperlink w:anchor="_Toc13544" w:history="1">
-            <w:r>
-              <w:rPr>
-                <w:rFonts w:hint="eastAsia"/>
+          <w:hyperlink w:anchor="_Toc226777279" w:history="1">
+            <w:r>
+              <w:rPr>
+                <w:rStyle w:val="af6"/>
+                <w:rFonts w:hint="eastAsia"/>
+                <w:noProof/>
               </w:rPr>
               <w:t xml:space="preserve">7.2 </w:t>
             </w:r>
             <w:r>
               <w:rPr>
-                <w:rFonts w:hint="eastAsia"/>
+                <w:rStyle w:val="af6"/>
+                <w:rFonts w:hint="eastAsia"/>
+                <w:noProof/>
               </w:rPr>
               <w:t>展望</w:t>
             </w:r>
             <w:r>
+              <w:rPr>
+                <w:rFonts w:hint="eastAsia"/>
+                <w:noProof/>
+              </w:rPr>
               <w:tab/>
             </w:r>
             <w:r>
+              <w:rPr>
+                <w:rFonts w:hint="eastAsia"/>
+                <w:noProof/>
+              </w:rPr>
               <w:fldChar w:fldCharType="begin"/>
             </w:r>
             <w:r>
-              <w:instrText xml:space="preserve"> PAGEREF _Toc13544 \h </w:instrText>
-            </w:r>
-            <w:r>
+              <w:rPr>
+                <w:rFonts w:hint="eastAsia"/>
+                <w:noProof/>
+              </w:rPr>
+              <w:instrText xml:space="preserve"> </w:instrText>
+            </w:r>
+            <w:r>
+              <w:rPr>
+                <w:noProof/>
+              </w:rPr>
+              <w:instrText>PAGEREF _Toc226777279 \h</w:instrText>
+            </w:r>
+            <w:r>
+              <w:rPr>
+                <w:rFonts w:hint="eastAsia"/>
+                <w:noProof/>
+              </w:rPr>
+              <w:instrText xml:space="preserve"> </w:instrText>
+            </w:r>
+            <w:r>
+              <w:rPr>
+                <w:rFonts w:hint="eastAsia"/>
+                <w:noProof/>
+              </w:rPr>
+            </w:r>
+            <w:r>
+              <w:rPr>
+                <w:rFonts w:hint="eastAsia"/>
+                <w:noProof/>
+              </w:rPr>
               <w:fldChar w:fldCharType="separate"/>
             </w:r>
             <w:r>
-              <w:t>29</w:t>
-            </w:r>
-            <w:r>
+              <w:rPr>
+                <w:noProof/>
+              </w:rPr>
+              <w:t>32</w:t>
+            </w:r>
+            <w:r>
+              <w:rPr>
+                <w:rFonts w:hint="eastAsia"/>
+                <w:noProof/>
+              </w:rPr>
               <w:fldChar w:fldCharType="end"/>
             </w:r>
           </w:hyperlink>
@@ -4333,40 +6853,88 @@
         <w:p>
           <w:pPr>
             <w:pStyle w:val="TOC2"/>
-            <w:tabs>
-              <w:tab w:val="clear" w:pos="8296"/>
-              <w:tab w:val="right" w:leader="dot" w:pos="8306"/>
-            </w:tabs>
+            <w:rPr>
+              <w:rFonts w:asciiTheme="minorHAnsi" w:eastAsiaTheme="minorEastAsia" w:hAnsiTheme="minorHAnsi" w:cstheme="minorBidi" w:hint="eastAsia"/>
+              <w:noProof/>
+              <w:sz w:val="22"/>
+              <w14:ligatures w14:val="standardContextual"/>
+            </w:rPr>
           </w:pPr>
-          <w:hyperlink w:anchor="_Toc26574" w:history="1">
-            <w:r>
-              <w:rPr>
-                <w:rFonts w:hint="eastAsia"/>
+          <w:hyperlink w:anchor="_Toc226777280" w:history="1">
+            <w:r>
+              <w:rPr>
+                <w:rStyle w:val="af6"/>
+                <w:rFonts w:hint="eastAsia"/>
+                <w:noProof/>
               </w:rPr>
               <w:t xml:space="preserve">7.3 </w:t>
             </w:r>
             <w:r>
               <w:rPr>
-                <w:rFonts w:hint="eastAsia"/>
+                <w:rStyle w:val="af6"/>
+                <w:rFonts w:hint="eastAsia"/>
+                <w:noProof/>
               </w:rPr>
               <w:t>个人总结与反思</w:t>
             </w:r>
             <w:r>
+              <w:rPr>
+                <w:rFonts w:hint="eastAsia"/>
+                <w:noProof/>
+              </w:rPr>
               <w:tab/>
             </w:r>
             <w:r>
+              <w:rPr>
+                <w:rFonts w:hint="eastAsia"/>
+                <w:noProof/>
+              </w:rPr>
               <w:fldChar w:fldCharType="begin"/>
             </w:r>
             <w:r>
-              <w:instrText xml:space="preserve"> PAGEREF _Toc26574 \h </w:instrText>
-            </w:r>
-            <w:r>
+              <w:rPr>
+                <w:rFonts w:hint="eastAsia"/>
+                <w:noProof/>
+              </w:rPr>
+              <w:instrText xml:space="preserve"> </w:instrText>
+            </w:r>
+            <w:r>
+              <w:rPr>
+                <w:noProof/>
+              </w:rPr>
+              <w:instrText>PAGEREF _Toc226777280 \h</w:instrText>
+            </w:r>
+            <w:r>
+              <w:rPr>
+                <w:rFonts w:hint="eastAsia"/>
+                <w:noProof/>
+              </w:rPr>
+              <w:instrText xml:space="preserve"> </w:instrText>
+            </w:r>
+            <w:r>
+              <w:rPr>
+                <w:rFonts w:hint="eastAsia"/>
+                <w:noProof/>
+              </w:rPr>
+            </w:r>
+            <w:r>
+              <w:rPr>
+                <w:rFonts w:hint="eastAsia"/>
+                <w:noProof/>
+              </w:rPr>
               <w:fldChar w:fldCharType="separate"/>
             </w:r>
             <w:r>
-              <w:t>30</w:t>
-            </w:r>
-            <w:r>
+              <w:rPr>
+                <w:noProof/>
+              </w:rPr>
+              <w:t>33</w:t>
+            </w:r>
+            <w:r>
+              <w:rPr>
+                <w:rFonts w:hint="eastAsia"/>
+                <w:noProof/>
+              </w:rPr>
               <w:fldChar w:fldCharType="end"/>
             </w:r>
           </w:hyperlink>
@@ -4375,34 +6943,84 @@
           <w:pPr>
             <w:pStyle w:val="TOC1"/>
             <w:tabs>
-              <w:tab w:val="right" w:leader="dot" w:pos="8306"/>
+              <w:tab w:val="right" w:leader="dot" w:pos="8296"/>
             </w:tabs>
+            <w:rPr>
+              <w:rFonts w:asciiTheme="minorHAnsi" w:eastAsiaTheme="minorEastAsia" w:hAnsiTheme="minorHAnsi" w:cstheme="minorBidi" w:hint="eastAsia"/>
+              <w:noProof/>
+              <w:sz w:val="22"/>
+              <w14:ligatures w14:val="standardContextual"/>
+            </w:rPr>
           </w:pPr>
-          <w:hyperlink w:anchor="_Toc13514" w:history="1">
-            <w:r>
-              <w:rPr>
-                <w:rFonts w:hint="eastAsia"/>
-                <w:bCs/>
-                <w:szCs w:val="44"/>
+          <w:hyperlink w:anchor="_Toc226777281" w:history="1">
+            <w:r>
+              <w:rPr>
+                <w:rStyle w:val="af6"/>
+                <w:rFonts w:hint="eastAsia"/>
+                <w:b/>
+                <w:bCs/>
+                <w:noProof/>
               </w:rPr>
               <w:t>参考文献</w:t>
             </w:r>
             <w:r>
+              <w:rPr>
+                <w:rFonts w:hint="eastAsia"/>
+                <w:noProof/>
+              </w:rPr>
               <w:tab/>
             </w:r>
             <w:r>
+              <w:rPr>
+                <w:rFonts w:hint="eastAsia"/>
+                <w:noProof/>
+              </w:rPr>
               <w:fldChar w:fldCharType="begin"/>
             </w:r>
             <w:r>
-              <w:instrText xml:space="preserve"> PAGEREF _Toc13514 \h </w:instrText>
-            </w:r>
-            <w:r>
+              <w:rPr>
+                <w:rFonts w:hint="eastAsia"/>
+                <w:noProof/>
+              </w:rPr>
+              <w:instrText xml:space="preserve"> </w:instrText>
+            </w:r>
+            <w:r>
+              <w:rPr>
+                <w:noProof/>
+              </w:rPr>
+              <w:instrText>PAGEREF _Toc226777281 \h</w:instrText>
+            </w:r>
+            <w:r>
+              <w:rPr>
+                <w:rFonts w:hint="eastAsia"/>
+                <w:noProof/>
+              </w:rPr>
+              <w:instrText xml:space="preserve"> </w:instrText>
+            </w:r>
+            <w:r>
+              <w:rPr>
+                <w:rFonts w:hint="eastAsia"/>
+                <w:noProof/>
+              </w:rPr>
+            </w:r>
+            <w:r>
+              <w:rPr>
+                <w:rFonts w:hint="eastAsia"/>
+                <w:noProof/>
+              </w:rPr>
               <w:fldChar w:fldCharType="separate"/>
             </w:r>
             <w:r>
-              <w:t>31</w:t>
-            </w:r>
-            <w:r>
+              <w:rPr>
+                <w:noProof/>
+              </w:rPr>
+              <w:t>34</w:t>
+            </w:r>
+            <w:r>
+              <w:rPr>
+                <w:rFonts w:hint="eastAsia"/>
+                <w:noProof/>
+              </w:rPr>
               <w:fldChar w:fldCharType="end"/>
             </w:r>
           </w:hyperlink>
@@ -4411,34 +7029,84 @@
           <w:pPr>
             <w:pStyle w:val="TOC1"/>
             <w:tabs>
-              <w:tab w:val="right" w:leader="dot" w:pos="8306"/>
+              <w:tab w:val="right" w:leader="dot" w:pos="8296"/>
             </w:tabs>
+            <w:rPr>
+              <w:rFonts w:asciiTheme="minorHAnsi" w:eastAsiaTheme="minorEastAsia" w:hAnsiTheme="minorHAnsi" w:cstheme="minorBidi" w:hint="eastAsia"/>
+              <w:noProof/>
+              <w:sz w:val="22"/>
+              <w14:ligatures w14:val="standardContextual"/>
+            </w:rPr>
           </w:pPr>
-          <w:hyperlink w:anchor="_Toc1014" w:history="1">
-            <w:r>
-              <w:rPr>
-                <w:rFonts w:hint="eastAsia"/>
-                <w:bCs/>
-                <w:szCs w:val="44"/>
+          <w:hyperlink w:anchor="_Toc226777282" w:history="1">
+            <w:r>
+              <w:rPr>
+                <w:rStyle w:val="af6"/>
+                <w:rFonts w:hint="eastAsia"/>
+                <w:b/>
+                <w:bCs/>
+                <w:noProof/>
               </w:rPr>
               <w:t>致谢</w:t>
             </w:r>
             <w:r>
+              <w:rPr>
+                <w:rFonts w:hint="eastAsia"/>
+                <w:noProof/>
+              </w:rPr>
               <w:tab/>
             </w:r>
             <w:r>
+              <w:rPr>
+                <w:rFonts w:hint="eastAsia"/>
+                <w:noProof/>
+              </w:rPr>
               <w:fldChar w:fldCharType="begin"/>
             </w:r>
             <w:r>
-              <w:instrText xml:space="preserve"> PAGEREF _Toc1014 \h </w:instrText>
-            </w:r>
-            <w:r>
+              <w:rPr>
+                <w:rFonts w:hint="eastAsia"/>
+                <w:noProof/>
+              </w:rPr>
+              <w:instrText xml:space="preserve"> </w:instrText>
+            </w:r>
+            <w:r>
+              <w:rPr>
+                <w:noProof/>
+              </w:rPr>
+              <w:instrText>PAGEREF _Toc226777282 \h</w:instrText>
+            </w:r>
+            <w:r>
+              <w:rPr>
+                <w:rFonts w:hint="eastAsia"/>
+                <w:noProof/>
+              </w:rPr>
+              <w:instrText xml:space="preserve"> </w:instrText>
+            </w:r>
+            <w:r>
+              <w:rPr>
+                <w:rFonts w:hint="eastAsia"/>
+                <w:noProof/>
+              </w:rPr>
+            </w:r>
+            <w:r>
+              <w:rPr>
+                <w:rFonts w:hint="eastAsia"/>
+                <w:noProof/>
+              </w:rPr>
               <w:fldChar w:fldCharType="separate"/>
             </w:r>
             <w:r>
-              <w:t>34</w:t>
-            </w:r>
-            <w:r>
+              <w:rPr>
+                <w:noProof/>
+              </w:rPr>
+              <w:t>37</w:t>
+            </w:r>
+            <w:r>
+              <w:rPr>
+                <w:rFonts w:hint="eastAsia"/>
+                <w:noProof/>
+              </w:rPr>
               <w:fldChar w:fldCharType="end"/>
             </w:r>
           </w:hyperlink>
@@ -4484,7 +7152,7 @@
         <w:pStyle w:val="1"/>
       </w:pPr>
       <w:bookmarkStart w:id="1" w:name="_Toc9447"/>
-      <w:bookmarkStart w:id="2" w:name="_Toc24168"/>
+      <w:bookmarkStart w:id="2" w:name="_Toc226777230"/>
       <w:bookmarkStart w:id="3" w:name="绪论"/>
       <w:r>
         <w:rPr>
@@ -4506,8 +7174,8 @@
       <w:pPr>
         <w:pStyle w:val="20"/>
       </w:pPr>
-      <w:bookmarkStart w:id="4" w:name="_Toc30951"/>
-      <w:bookmarkStart w:id="5" w:name="_Toc21158"/>
+      <w:bookmarkStart w:id="4" w:name="_Toc21158"/>
+      <w:bookmarkStart w:id="5" w:name="_Toc226777231"/>
       <w:bookmarkStart w:id="6" w:name="研究背景"/>
       <w:r>
         <w:rPr>
@@ -4575,8 +7243,8 @@
       <w:pPr>
         <w:pStyle w:val="20"/>
       </w:pPr>
-      <w:bookmarkStart w:id="7" w:name="_Toc7873"/>
-      <w:bookmarkStart w:id="8" w:name="_Toc32486"/>
+      <w:bookmarkStart w:id="7" w:name="_Toc32486"/>
+      <w:bookmarkStart w:id="8" w:name="_Toc226777232"/>
       <w:bookmarkStart w:id="9" w:name="研究目的及意义"/>
       <w:bookmarkEnd w:id="6"/>
       <w:r>
@@ -4783,7 +7451,7 @@
         <w:pStyle w:val="20"/>
       </w:pPr>
       <w:bookmarkStart w:id="10" w:name="_Toc21593"/>
-      <w:bookmarkStart w:id="11" w:name="_Toc23583"/>
+      <w:bookmarkStart w:id="11" w:name="_Toc226777233"/>
       <w:bookmarkStart w:id="12" w:name="国内外研究现状"/>
       <w:bookmarkEnd w:id="9"/>
       <w:r>
@@ -4805,8 +7473,8 @@
       <w:pPr>
         <w:pStyle w:val="3"/>
       </w:pPr>
-      <w:bookmarkStart w:id="13" w:name="_Toc10869"/>
-      <w:bookmarkStart w:id="14" w:name="_Toc5463"/>
+      <w:bookmarkStart w:id="13" w:name="_Toc5463"/>
+      <w:bookmarkStart w:id="14" w:name="_Toc226777234"/>
       <w:bookmarkStart w:id="15" w:name="国内研究现状"/>
       <w:r>
         <w:rPr>
@@ -4907,8 +7575,8 @@
       <w:pPr>
         <w:pStyle w:val="3"/>
       </w:pPr>
-      <w:bookmarkStart w:id="16" w:name="_Toc12951"/>
-      <w:bookmarkStart w:id="17" w:name="_Toc24203"/>
+      <w:bookmarkStart w:id="16" w:name="_Toc24203"/>
+      <w:bookmarkStart w:id="17" w:name="_Toc226777235"/>
       <w:bookmarkStart w:id="18" w:name="国外研究现状"/>
       <w:bookmarkEnd w:id="15"/>
       <w:r>
@@ -5016,8 +7684,8 @@
       <w:pPr>
         <w:pStyle w:val="20"/>
       </w:pPr>
-      <w:bookmarkStart w:id="19" w:name="_Toc28022"/>
-      <w:bookmarkStart w:id="20" w:name="_Toc11735"/>
+      <w:bookmarkStart w:id="19" w:name="_Toc11735"/>
+      <w:bookmarkStart w:id="20" w:name="_Toc226777236"/>
       <w:bookmarkStart w:id="21" w:name="研究主要内容"/>
       <w:bookmarkEnd w:id="12"/>
       <w:bookmarkEnd w:id="18"/>
@@ -5380,7 +8048,7 @@
         <w:pStyle w:val="1"/>
       </w:pPr>
       <w:bookmarkStart w:id="22" w:name="_Toc4330"/>
-      <w:bookmarkStart w:id="23" w:name="_Toc31992"/>
+      <w:bookmarkStart w:id="23" w:name="_Toc226777237"/>
       <w:bookmarkStart w:id="24" w:name="相关理论与技术基础"/>
       <w:bookmarkEnd w:id="3"/>
       <w:bookmarkEnd w:id="21"/>
@@ -5403,8 +8071,8 @@
       <w:pPr>
         <w:pStyle w:val="20"/>
       </w:pPr>
-      <w:bookmarkStart w:id="25" w:name="_Toc8262"/>
-      <w:bookmarkStart w:id="26" w:name="_Toc16317"/>
+      <w:bookmarkStart w:id="25" w:name="_Toc16317"/>
+      <w:bookmarkStart w:id="26" w:name="_Toc226777238"/>
       <w:bookmarkStart w:id="27" w:name="物联网与边缘计算相关理论"/>
       <w:r>
         <w:rPr>
@@ -5508,7 +8176,7 @@
         <w:pStyle w:val="20"/>
       </w:pPr>
       <w:bookmarkStart w:id="28" w:name="_Toc2634"/>
-      <w:bookmarkStart w:id="29" w:name="_Toc19024"/>
+      <w:bookmarkStart w:id="29" w:name="_Toc226777239"/>
       <w:bookmarkStart w:id="30" w:name="数据通信与边缘服务相关技术"/>
       <w:bookmarkEnd w:id="27"/>
       <w:r>
@@ -5530,8 +8198,8 @@
       <w:pPr>
         <w:pStyle w:val="3"/>
       </w:pPr>
-      <w:bookmarkStart w:id="31" w:name="_Toc13314"/>
-      <w:bookmarkStart w:id="32" w:name="_Toc18434"/>
+      <w:bookmarkStart w:id="31" w:name="_Toc18434"/>
+      <w:bookmarkStart w:id="32" w:name="_Toc226777240"/>
       <w:bookmarkStart w:id="33" w:name="flask-与-sqlite-边缘服务技术"/>
       <w:r>
         <w:rPr>
@@ -5695,7 +8363,7 @@
         <w:pStyle w:val="3"/>
       </w:pPr>
       <w:bookmarkStart w:id="34" w:name="_Toc3953"/>
-      <w:bookmarkStart w:id="35" w:name="_Toc5228"/>
+      <w:bookmarkStart w:id="35" w:name="_Toc226777241"/>
       <w:bookmarkStart w:id="36" w:name="mqtt-云端同步技术"/>
       <w:bookmarkEnd w:id="33"/>
       <w:r>
@@ -5844,7 +8512,7 @@
         <w:pStyle w:val="20"/>
       </w:pPr>
       <w:bookmarkStart w:id="37" w:name="_Toc27990"/>
-      <w:bookmarkStart w:id="38" w:name="_Toc23521"/>
+      <w:bookmarkStart w:id="38" w:name="_Toc226777242"/>
       <w:bookmarkStart w:id="39" w:name="图像分析与轻量边缘智能相关技术"/>
       <w:bookmarkEnd w:id="30"/>
       <w:bookmarkEnd w:id="36"/>
@@ -5868,7 +8536,7 @@
         <w:pStyle w:val="3"/>
       </w:pPr>
       <w:bookmarkStart w:id="40" w:name="_Toc21825"/>
-      <w:bookmarkStart w:id="41" w:name="_Toc18390"/>
+      <w:bookmarkStart w:id="41" w:name="_Toc226777243"/>
       <w:bookmarkStart w:id="42" w:name="基于-opencv-的图像颜色分析技术"/>
       <w:r>
         <w:rPr>
@@ -5953,7 +8621,7 @@
         <w:pStyle w:val="3"/>
       </w:pPr>
       <w:bookmarkStart w:id="43" w:name="_Toc32287"/>
-      <w:bookmarkStart w:id="44" w:name="_Toc1967"/>
+      <w:bookmarkStart w:id="44" w:name="_Toc226777244"/>
       <w:bookmarkStart w:id="45" w:name="基于本地轻量模型的辅助问答技术"/>
       <w:bookmarkEnd w:id="42"/>
       <w:r>
@@ -6041,7 +8709,7 @@
         <w:pStyle w:val="1"/>
       </w:pPr>
       <w:bookmarkStart w:id="46" w:name="_Toc29013"/>
-      <w:bookmarkStart w:id="47" w:name="_Toc7405"/>
+      <w:bookmarkStart w:id="47" w:name="_Toc226777245"/>
       <w:bookmarkStart w:id="48" w:name="系统总体方案设计"/>
       <w:bookmarkEnd w:id="24"/>
       <w:bookmarkEnd w:id="39"/>
@@ -6066,8 +8734,8 @@
       <w:pPr>
         <w:pStyle w:val="20"/>
       </w:pPr>
-      <w:bookmarkStart w:id="49" w:name="_Toc32515"/>
-      <w:bookmarkStart w:id="50" w:name="_Toc24372"/>
+      <w:bookmarkStart w:id="49" w:name="_Toc24372"/>
+      <w:bookmarkStart w:id="50" w:name="_Toc226777246"/>
       <w:bookmarkStart w:id="51" w:name="系统需求及可行性分析"/>
       <w:r>
         <w:rPr>
@@ -6088,8 +8756,8 @@
       <w:pPr>
         <w:pStyle w:val="3"/>
       </w:pPr>
-      <w:bookmarkStart w:id="52" w:name="_Toc21184"/>
-      <w:bookmarkStart w:id="53" w:name="_Toc19521"/>
+      <w:bookmarkStart w:id="52" w:name="_Toc19521"/>
+      <w:bookmarkStart w:id="53" w:name="_Toc226777247"/>
       <w:bookmarkStart w:id="54" w:name="需求分析"/>
       <w:r>
         <w:rPr>
@@ -6294,8 +8962,8 @@
       <w:pPr>
         <w:pStyle w:val="3"/>
       </w:pPr>
-      <w:bookmarkStart w:id="55" w:name="_Toc2882"/>
-      <w:bookmarkStart w:id="56" w:name="_Toc31113"/>
+      <w:bookmarkStart w:id="55" w:name="_Toc31113"/>
+      <w:bookmarkStart w:id="56" w:name="_Toc226777248"/>
       <w:bookmarkStart w:id="57" w:name="可行性分析"/>
       <w:bookmarkEnd w:id="54"/>
       <w:r>
@@ -6588,8 +9256,8 @@
       <w:pPr>
         <w:pStyle w:val="20"/>
       </w:pPr>
-      <w:bookmarkStart w:id="58" w:name="_Toc8574"/>
-      <w:bookmarkStart w:id="59" w:name="_Toc2839"/>
+      <w:bookmarkStart w:id="58" w:name="_Toc2839"/>
+      <w:bookmarkStart w:id="59" w:name="_Toc226777249"/>
       <w:bookmarkStart w:id="60" w:name="系统的总体方案设计"/>
       <w:bookmarkEnd w:id="51"/>
       <w:bookmarkEnd w:id="57"/>
@@ -6959,7 +9627,7 @@
         <w:pStyle w:val="20"/>
       </w:pPr>
       <w:bookmarkStart w:id="61" w:name="_Toc26156"/>
-      <w:bookmarkStart w:id="62" w:name="_Toc20148"/>
+      <w:bookmarkStart w:id="62" w:name="_Toc226777250"/>
       <w:bookmarkStart w:id="63" w:name="主要功能模块的器件选型"/>
       <w:bookmarkEnd w:id="60"/>
       <w:r>
@@ -10012,7 +12680,7 @@
         <w:pStyle w:val="20"/>
       </w:pPr>
       <w:bookmarkStart w:id="64" w:name="_Toc20964"/>
-      <w:bookmarkStart w:id="65" w:name="_Toc10692"/>
+      <w:bookmarkStart w:id="65" w:name="_Toc226777251"/>
       <w:bookmarkStart w:id="66" w:name="系统主要元件介绍"/>
       <w:bookmarkStart w:id="67" w:name="系统硬件设计"/>
       <w:bookmarkEnd w:id="48"/>
@@ -10052,8 +12720,8 @@
       <w:pPr>
         <w:pStyle w:val="3"/>
       </w:pPr>
-      <w:bookmarkStart w:id="68" w:name="_Toc6446"/>
-      <w:bookmarkStart w:id="69" w:name="_Toc21315"/>
+      <w:bookmarkStart w:id="68" w:name="_Toc21315"/>
+      <w:bookmarkStart w:id="69" w:name="_Toc226777252"/>
       <w:bookmarkStart w:id="70" w:name="主控与边缘计算平台"/>
       <w:r>
         <w:rPr>
@@ -10427,7 +13095,7 @@
       <w:pPr>
         <w:pStyle w:val="3"/>
       </w:pPr>
-      <w:bookmarkStart w:id="73" w:name="_Toc3861"/>
+      <w:bookmarkStart w:id="73" w:name="_Toc226777253"/>
       <w:r>
         <w:rPr>
           <w:rFonts w:hint="eastAsia"/>
@@ -10747,8 +13415,8 @@
       <w:pPr>
         <w:pStyle w:val="3"/>
       </w:pPr>
-      <w:bookmarkStart w:id="74" w:name="_Toc20255"/>
-      <w:bookmarkStart w:id="75" w:name="_Toc12783"/>
+      <w:bookmarkStart w:id="74" w:name="_Toc12783"/>
+      <w:bookmarkStart w:id="75" w:name="_Toc226777254"/>
       <w:bookmarkStart w:id="76" w:name="人机交互元件"/>
       <w:bookmarkEnd w:id="72"/>
       <w:r>
@@ -11034,7 +13702,7 @@
         <w:pStyle w:val="3"/>
       </w:pPr>
       <w:bookmarkStart w:id="77" w:name="_Toc16673"/>
-      <w:bookmarkStart w:id="78" w:name="_Toc7988"/>
+      <w:bookmarkStart w:id="78" w:name="_Toc226777255"/>
       <w:bookmarkStart w:id="79" w:name="执行控制元件"/>
       <w:bookmarkEnd w:id="76"/>
       <w:r>
@@ -11247,7 +13915,7 @@
       <w:pPr>
         <w:pStyle w:val="3"/>
       </w:pPr>
-      <w:bookmarkStart w:id="82" w:name="_Toc24072"/>
+      <w:bookmarkStart w:id="82" w:name="_Toc226777256"/>
       <w:r>
         <w:rPr>
           <w:rFonts w:hint="eastAsia"/>
@@ -11329,8 +13997,8 @@
       <w:pPr>
         <w:pStyle w:val="1"/>
       </w:pPr>
-      <w:bookmarkStart w:id="83" w:name="_Toc13635"/>
-      <w:bookmarkStart w:id="84" w:name="_Toc26007"/>
+      <w:bookmarkStart w:id="83" w:name="_Toc26007"/>
+      <w:bookmarkStart w:id="84" w:name="_Toc226777257"/>
       <w:r>
         <w:rPr>
           <w:rFonts w:hint="eastAsia"/>
@@ -11351,7 +14019,7 @@
         <w:pStyle w:val="20"/>
       </w:pPr>
       <w:bookmarkStart w:id="85" w:name="_Toc7031"/>
-      <w:bookmarkStart w:id="86" w:name="_Toc20897"/>
+      <w:bookmarkStart w:id="86" w:name="_Toc226777258"/>
       <w:bookmarkStart w:id="87" w:name="系统整体硬件工作原理"/>
       <w:r>
         <w:rPr>
@@ -11960,8 +14628,8 @@
       <w:pPr>
         <w:pStyle w:val="20"/>
       </w:pPr>
-      <w:bookmarkStart w:id="88" w:name="_Toc16073"/>
-      <w:bookmarkStart w:id="89" w:name="_Toc7709"/>
+      <w:bookmarkStart w:id="88" w:name="_Toc7709"/>
+      <w:bookmarkStart w:id="89" w:name="_Toc226777259"/>
       <w:bookmarkStart w:id="90" w:name="系统功能模块设计"/>
       <w:bookmarkEnd w:id="87"/>
       <w:r>
@@ -11984,7 +14652,7 @@
         <w:pStyle w:val="3"/>
       </w:pPr>
       <w:bookmarkStart w:id="91" w:name="_Toc31433"/>
-      <w:bookmarkStart w:id="92" w:name="_Toc30523"/>
+      <w:bookmarkStart w:id="92" w:name="_Toc226777260"/>
       <w:bookmarkStart w:id="93" w:name="传感采集模块设计"/>
       <w:r>
         <w:rPr>
@@ -12136,8 +14804,8 @@
       <w:pPr>
         <w:pStyle w:val="3"/>
       </w:pPr>
-      <w:bookmarkStart w:id="94" w:name="_Toc14870"/>
-      <w:bookmarkStart w:id="95" w:name="_Toc664"/>
+      <w:bookmarkStart w:id="94" w:name="_Toc664"/>
+      <w:bookmarkStart w:id="95" w:name="_Toc226777261"/>
       <w:bookmarkStart w:id="96" w:name="执行控制模块设计"/>
       <w:bookmarkEnd w:id="93"/>
       <w:r>
@@ -12233,8 +14901,8 @@
       <w:pPr>
         <w:pStyle w:val="3"/>
       </w:pPr>
-      <w:bookmarkStart w:id="97" w:name="_Toc10528"/>
-      <w:bookmarkStart w:id="98" w:name="_Toc28325"/>
+      <w:bookmarkStart w:id="97" w:name="_Toc28325"/>
+      <w:bookmarkStart w:id="98" w:name="_Toc226777262"/>
       <w:bookmarkStart w:id="99" w:name="显示与手势交互模块设计"/>
       <w:bookmarkEnd w:id="96"/>
       <w:r>
@@ -12460,7 +15128,7 @@
         <w:pStyle w:val="3"/>
       </w:pPr>
       <w:bookmarkStart w:id="100" w:name="_Toc18756"/>
-      <w:bookmarkStart w:id="101" w:name="_Toc160"/>
+      <w:bookmarkStart w:id="101" w:name="_Toc226777263"/>
       <w:bookmarkStart w:id="102" w:name="边缘网关通信模块设计"/>
       <w:bookmarkEnd w:id="99"/>
       <w:r>
@@ -12613,7 +15281,7 @@
         <w:pStyle w:val="20"/>
       </w:pPr>
       <w:bookmarkStart w:id="103" w:name="_Toc8578"/>
-      <w:bookmarkStart w:id="104" w:name="_Toc27133"/>
+      <w:bookmarkStart w:id="104" w:name="_Toc226777264"/>
       <w:bookmarkStart w:id="105" w:name="系统-pcb-设计"/>
       <w:bookmarkEnd w:id="90"/>
       <w:bookmarkEnd w:id="102"/>
@@ -12905,7 +15573,7 @@
         <w:pStyle w:val="1"/>
       </w:pPr>
       <w:bookmarkStart w:id="106" w:name="_Toc21282"/>
-      <w:bookmarkStart w:id="107" w:name="_Toc1343"/>
+      <w:bookmarkStart w:id="107" w:name="_Toc226777265"/>
       <w:bookmarkStart w:id="108" w:name="系统软件设计"/>
       <w:bookmarkEnd w:id="67"/>
       <w:bookmarkEnd w:id="105"/>
@@ -12929,7 +15597,7 @@
         <w:pStyle w:val="20"/>
       </w:pPr>
       <w:bookmarkStart w:id="109" w:name="_Toc30504"/>
-      <w:bookmarkStart w:id="110" w:name="_Toc30878"/>
+      <w:bookmarkStart w:id="110" w:name="_Toc226777266"/>
       <w:bookmarkStart w:id="111" w:name="系统软件整体设计"/>
       <w:r>
         <w:rPr>
@@ -13092,8 +15760,8 @@
       <w:pPr>
         <w:pStyle w:val="20"/>
       </w:pPr>
-      <w:bookmarkStart w:id="112" w:name="_Toc11650"/>
-      <w:bookmarkStart w:id="113" w:name="_Toc26777"/>
+      <w:bookmarkStart w:id="112" w:name="_Toc26777"/>
+      <w:bookmarkStart w:id="113" w:name="_Toc226777267"/>
       <w:bookmarkStart w:id="114" w:name="设备端程序设计"/>
       <w:bookmarkEnd w:id="111"/>
       <w:r>
@@ -13508,8 +16176,8 @@
       <w:pPr>
         <w:pStyle w:val="20"/>
       </w:pPr>
-      <w:bookmarkStart w:id="115" w:name="_Toc1665"/>
-      <w:bookmarkStart w:id="116" w:name="_Toc9004"/>
+      <w:bookmarkStart w:id="115" w:name="_Toc9004"/>
+      <w:bookmarkStart w:id="116" w:name="_Toc226777268"/>
       <w:bookmarkStart w:id="117" w:name="边缘端服务与数据库设计"/>
       <w:bookmarkEnd w:id="114"/>
       <w:r>
@@ -16891,8 +19559,8 @@
       <w:pPr>
         <w:pStyle w:val="20"/>
       </w:pPr>
-      <w:bookmarkStart w:id="118" w:name="_Toc26224"/>
-      <w:bookmarkStart w:id="119" w:name="_Toc4208"/>
+      <w:bookmarkStart w:id="118" w:name="_Toc4208"/>
+      <w:bookmarkStart w:id="119" w:name="_Toc226777269"/>
       <w:bookmarkStart w:id="120" w:name="图像分析与边缘智能模块设计"/>
       <w:bookmarkEnd w:id="117"/>
       <w:r>
@@ -17677,7 +20345,7 @@
         <w:pStyle w:val="1"/>
       </w:pPr>
       <w:bookmarkStart w:id="121" w:name="_Toc21664"/>
-      <w:bookmarkStart w:id="122" w:name="_Toc20493"/>
+      <w:bookmarkStart w:id="122" w:name="_Toc226777270"/>
       <w:bookmarkStart w:id="123" w:name="系统测试和结果分析"/>
       <w:bookmarkEnd w:id="108"/>
       <w:bookmarkEnd w:id="120"/>
@@ -17701,7 +20369,7 @@
         <w:pStyle w:val="20"/>
       </w:pPr>
       <w:bookmarkStart w:id="124" w:name="_Toc31562"/>
-      <w:bookmarkStart w:id="125" w:name="_Toc22632"/>
+      <w:bookmarkStart w:id="125" w:name="_Toc226777271"/>
       <w:bookmarkStart w:id="126" w:name="系统组装与基础测试"/>
       <w:r>
         <w:rPr>
@@ -17910,8 +20578,8 @@
       <w:pPr>
         <w:pStyle w:val="20"/>
       </w:pPr>
-      <w:bookmarkStart w:id="127" w:name="_Toc2926"/>
-      <w:bookmarkStart w:id="128" w:name="_Toc10248"/>
+      <w:bookmarkStart w:id="127" w:name="_Toc10248"/>
+      <w:bookmarkStart w:id="128" w:name="_Toc226777272"/>
       <w:bookmarkStart w:id="129" w:name="系统功能及性能测试"/>
       <w:bookmarkEnd w:id="126"/>
       <w:r>
@@ -17950,7 +20618,7 @@
         <w:pStyle w:val="3"/>
       </w:pPr>
       <w:bookmarkStart w:id="130" w:name="_Toc4170"/>
-      <w:bookmarkStart w:id="131" w:name="_Toc31496"/>
+      <w:bookmarkStart w:id="131" w:name="_Toc226777273"/>
       <w:bookmarkStart w:id="132" w:name="传感器采集测试"/>
       <w:r>
         <w:rPr>
@@ -19193,8 +21861,8 @@
       <w:pPr>
         <w:pStyle w:val="3"/>
       </w:pPr>
-      <w:bookmarkStart w:id="133" w:name="_Toc2917"/>
-      <w:bookmarkStart w:id="134" w:name="_Toc23043"/>
+      <w:bookmarkStart w:id="133" w:name="_Toc23043"/>
+      <w:bookmarkStart w:id="134" w:name="_Toc226777274"/>
       <w:bookmarkStart w:id="135" w:name="控制执行与自动灌溉测试"/>
       <w:bookmarkEnd w:id="132"/>
       <w:r>
@@ -19217,6 +21885,7 @@
         <w:pStyle w:val="afc"/>
         <w:spacing w:line="360" w:lineRule="auto"/>
         <w:rPr>
+          <w:rFonts w:hint="eastAsia"/>
           <w:lang w:val="zh-CN"/>
         </w:rPr>
       </w:pPr>
@@ -19253,8 +21922,92 @@
           <w:rFonts w:hint="eastAsia"/>
           <w:lang w:val="zh-CN"/>
         </w:rPr>
-        <w:t>指示灯的自动控制进行检验。测试时可以在后台页面设置土壤湿度阈值、浇水时长、冷却时间等参数。</w:t>
-      </w:r>
+        <w:t>指示灯的自动控制进行检验。测试时可以在后台页面设置土壤湿度阈值、浇水时长、冷却时间等参数</w:t>
+      </w:r>
+      <w:r>
+        <w:rPr>
+          <w:rFonts w:hint="eastAsia"/>
+          <w:lang w:val="zh-CN"/>
+        </w:rPr>
+        <w:t>,</w:t>
+      </w:r>
+      <w:r>
+        <w:rPr>
+          <w:rFonts w:hint="eastAsia"/>
+          <w:lang w:val="zh-CN"/>
+        </w:rPr>
+        <w:t>测试环境采用</w:t>
+      </w:r>
+      <w:r>
+        <w:rPr>
+          <w:rFonts w:hint="eastAsia"/>
+          <w:lang w:val="zh-CN"/>
+        </w:rPr>
+        <w:t>postman</w:t>
+      </w:r>
+      <w:r>
+        <w:rPr>
+          <w:rFonts w:hint="eastAsia"/>
+          <w:lang w:val="zh-CN"/>
+        </w:rPr>
+        <w:t>抓包</w:t>
+      </w:r>
+      <w:r>
+        <w:rPr>
+          <w:rFonts w:hint="eastAsia"/>
+          <w:lang w:val="zh-CN"/>
+        </w:rPr>
+        <w:t xml:space="preserve">, </w:t>
+      </w:r>
+      <w:r>
+        <w:rPr>
+          <w:rFonts w:hint="eastAsia"/>
+          <w:lang w:val="zh-CN"/>
+        </w:rPr>
+        <w:t>与观察实物</w:t>
+      </w:r>
+      <w:r>
+        <w:rPr>
+          <w:rFonts w:hint="eastAsia"/>
+          <w:lang w:val="zh-CN"/>
+        </w:rPr>
+        <w:t>状态</w:t>
+      </w:r>
+      <w:r>
+        <w:rPr>
+          <w:rFonts w:hint="eastAsia"/>
+          <w:lang w:val="zh-CN"/>
+        </w:rPr>
+        <w:t>。</w:t>
+      </w:r>
+    </w:p>
+    <w:p>
+      <w:pPr>
+        <w:pStyle w:val="afc"/>
+        <w:spacing w:line="360" w:lineRule="auto"/>
+        <w:rPr>
+          <w:lang w:val="zh-CN"/>
+        </w:rPr>
+      </w:pPr>
+    </w:p>
+    <w:p>
+      <w:pPr>
+        <w:pStyle w:val="afc"/>
+        <w:spacing w:line="360" w:lineRule="auto"/>
+        <w:rPr>
+          <w:lang w:val="zh-CN"/>
+        </w:rPr>
+      </w:pPr>
+    </w:p>
+    <w:p>
+      <w:pPr>
+        <w:pStyle w:val="afc"/>
+        <w:spacing w:line="360" w:lineRule="auto"/>
+        <w:rPr>
+          <w:rFonts w:hint="eastAsia"/>
+          <w:lang w:val="zh-CN"/>
+        </w:rPr>
+      </w:pPr>
     </w:p>
     <w:p>
       <w:pPr>
@@ -19289,8 +22042,8 @@
       </w:tblPr>
       <w:tblGrid>
         <w:gridCol w:w="1473"/>
-        <w:gridCol w:w="1933"/>
-        <w:gridCol w:w="2332"/>
+        <w:gridCol w:w="1796"/>
+        <w:gridCol w:w="2469"/>
         <w:gridCol w:w="2784"/>
       </w:tblGrid>
       <w:tr>
@@ -19787,6 +22540,7 @@
             <w:pPr>
               <w:jc w:val="center"/>
               <w:rPr>
+                <w:rFonts w:hint="eastAsia"/>
                 <w:bCs/>
                 <w:szCs w:val="21"/>
               </w:rPr>
@@ -19797,15 +22551,7 @@
                 <w:bCs/>
                 <w:szCs w:val="21"/>
               </w:rPr>
-              <w:t xml:space="preserve">LED </w:t>
-            </w:r>
-            <w:r>
-              <w:rPr>
-                <w:rFonts w:hint="eastAsia"/>
-                <w:bCs/>
-                <w:szCs w:val="21"/>
-              </w:rPr>
-              <w:t>灯带控制</w:t>
+              <w:t>警示灯控制</w:t>
             </w:r>
           </w:p>
         </w:tc>
@@ -19830,6 +22576,7 @@
             <w:pPr>
               <w:jc w:val="center"/>
               <w:rPr>
+                <w:rFonts w:hint="eastAsia"/>
                 <w:bCs/>
                 <w:szCs w:val="21"/>
               </w:rPr>
@@ -19840,7 +22587,7 @@
                 <w:bCs/>
                 <w:szCs w:val="21"/>
               </w:rPr>
-              <w:t>页面下发开关命令</w:t>
+              <w:t>不健康环境触发</w:t>
             </w:r>
           </w:p>
         </w:tc>
@@ -19865,6 +22612,7 @@
             <w:pPr>
               <w:jc w:val="center"/>
               <w:rPr>
+                <w:rFonts w:hint="eastAsia"/>
                 <w:bCs/>
                 <w:szCs w:val="21"/>
               </w:rPr>
@@ -19875,7 +22623,7 @@
                 <w:bCs/>
                 <w:szCs w:val="21"/>
               </w:rPr>
-              <w:t>灯带状态正确变化</w:t>
+              <w:t>警示灯快速闪烁</w:t>
             </w:r>
           </w:p>
         </w:tc>
@@ -19900,6 +22648,7 @@
             <w:pPr>
               <w:jc w:val="center"/>
               <w:rPr>
+                <w:rFonts w:hint="eastAsia"/>
                 <w:bCs/>
                 <w:szCs w:val="21"/>
               </w:rPr>
@@ -19910,7 +22659,7 @@
                 <w:bCs/>
                 <w:szCs w:val="21"/>
               </w:rPr>
-              <w:t>灯带成功开启与关闭</w:t>
+              <w:t>警示灯开始闪烁</w:t>
             </w:r>
           </w:p>
         </w:tc>
@@ -19950,8 +22699,15 @@
                 <w:bCs/>
                 <w:szCs w:val="21"/>
               </w:rPr>
-              <w:lastRenderedPageBreak/>
-              <w:t>本地手势控制</w:t>
+              <w:t xml:space="preserve">LED </w:t>
+            </w:r>
+            <w:r>
+              <w:rPr>
+                <w:rFonts w:hint="eastAsia"/>
+                <w:bCs/>
+                <w:szCs w:val="21"/>
+              </w:rPr>
+              <w:t>灯带控制</w:t>
             </w:r>
           </w:p>
         </w:tc>
@@ -19986,7 +22742,7 @@
                 <w:bCs/>
                 <w:szCs w:val="21"/>
               </w:rPr>
-              <w:t>在控制页执行手势</w:t>
+              <w:t>页面下发开关命令</w:t>
             </w:r>
           </w:p>
         </w:tc>
@@ -20021,7 +22777,7 @@
                 <w:bCs/>
                 <w:szCs w:val="21"/>
               </w:rPr>
-              <w:t>对应执行器状态变化</w:t>
+              <w:t>灯带状态正确变化</w:t>
             </w:r>
           </w:p>
         </w:tc>
@@ -20056,176 +22812,7 @@
                 <w:bCs/>
                 <w:szCs w:val="21"/>
               </w:rPr>
-              <w:t>OLED</w:t>
-            </w:r>
-            <w:r>
-              <w:rPr>
-                <w:rFonts w:hint="eastAsia"/>
-                <w:bCs/>
-                <w:szCs w:val="21"/>
-              </w:rPr>
-              <w:t>和</w:t>
-            </w:r>
-            <w:r>
-              <w:rPr>
-                <w:rFonts w:hint="eastAsia"/>
-                <w:bCs/>
-                <w:szCs w:val="21"/>
-              </w:rPr>
-              <w:t>WebUI</w:t>
-            </w:r>
-            <w:r>
-              <w:rPr>
-                <w:rFonts w:hint="eastAsia"/>
-                <w:bCs/>
-                <w:szCs w:val="21"/>
-              </w:rPr>
-              <w:t>显示手势方向</w:t>
-            </w:r>
-          </w:p>
-        </w:tc>
-      </w:tr>
-      <w:tr>
-        <w:trPr>
-          <w:jc w:val="center"/>
-        </w:trPr>
-        <w:tc>
-          <w:tcPr>
-            <w:tcW w:w="1473" w:type="dxa"/>
-            <w:tcBorders>
-              <w:top w:val="nil"/>
-              <w:left w:val="nil"/>
-              <w:bottom w:val="nil"/>
-              <w:right w:val="nil"/>
-            </w:tcBorders>
-            <w:tcMar>
-              <w:top w:w="-1" w:type="dxa"/>
-              <w:left w:w="-1" w:type="dxa"/>
-              <w:bottom w:w="-1" w:type="dxa"/>
-              <w:right w:w="-1" w:type="dxa"/>
-            </w:tcMar>
-            <w:vAlign w:val="center"/>
-          </w:tcPr>
-          <w:p>
-            <w:pPr>
-              <w:jc w:val="center"/>
-              <w:rPr>
-                <w:bCs/>
-                <w:szCs w:val="21"/>
-              </w:rPr>
-            </w:pPr>
-            <w:r>
-              <w:rPr>
-                <w:rFonts w:hint="eastAsia"/>
-                <w:bCs/>
-                <w:szCs w:val="21"/>
-              </w:rPr>
-              <w:t>自动灌溉触发</w:t>
-            </w:r>
-          </w:p>
-        </w:tc>
-        <w:tc>
-          <w:tcPr>
-            <w:tcW w:w="0" w:type="auto"/>
-            <w:tcBorders>
-              <w:top w:val="nil"/>
-              <w:left w:val="nil"/>
-              <w:bottom w:val="nil"/>
-              <w:right w:val="nil"/>
-            </w:tcBorders>
-            <w:tcMar>
-              <w:top w:w="-1" w:type="dxa"/>
-              <w:left w:w="-1" w:type="dxa"/>
-              <w:bottom w:w="-1" w:type="dxa"/>
-              <w:right w:w="-1" w:type="dxa"/>
-            </w:tcMar>
-            <w:vAlign w:val="center"/>
-          </w:tcPr>
-          <w:p>
-            <w:pPr>
-              <w:jc w:val="center"/>
-              <w:rPr>
-                <w:bCs/>
-                <w:szCs w:val="21"/>
-              </w:rPr>
-            </w:pPr>
-            <w:r>
-              <w:rPr>
-                <w:rFonts w:hint="eastAsia"/>
-                <w:bCs/>
-                <w:szCs w:val="21"/>
-              </w:rPr>
-              <w:t>土壤湿度低于阈值</w:t>
-            </w:r>
-          </w:p>
-        </w:tc>
-        <w:tc>
-          <w:tcPr>
-            <w:tcW w:w="0" w:type="auto"/>
-            <w:tcBorders>
-              <w:top w:val="nil"/>
-              <w:left w:val="nil"/>
-              <w:bottom w:val="nil"/>
-              <w:right w:val="nil"/>
-            </w:tcBorders>
-            <w:tcMar>
-              <w:top w:w="-1" w:type="dxa"/>
-              <w:left w:w="-1" w:type="dxa"/>
-              <w:bottom w:w="-1" w:type="dxa"/>
-              <w:right w:w="-1" w:type="dxa"/>
-            </w:tcMar>
-            <w:vAlign w:val="center"/>
-          </w:tcPr>
-          <w:p>
-            <w:pPr>
-              <w:jc w:val="center"/>
-              <w:rPr>
-                <w:bCs/>
-                <w:szCs w:val="21"/>
-              </w:rPr>
-            </w:pPr>
-            <w:r>
-              <w:rPr>
-                <w:rFonts w:hint="eastAsia"/>
-                <w:bCs/>
-                <w:szCs w:val="21"/>
-              </w:rPr>
-              <w:t>自动开启水泵并定时关闭</w:t>
-            </w:r>
-          </w:p>
-        </w:tc>
-        <w:tc>
-          <w:tcPr>
-            <w:tcW w:w="2784" w:type="dxa"/>
-            <w:tcBorders>
-              <w:top w:val="nil"/>
-              <w:left w:val="nil"/>
-              <w:bottom w:val="nil"/>
-              <w:right w:val="nil"/>
-            </w:tcBorders>
-            <w:tcMar>
-              <w:top w:w="-1" w:type="dxa"/>
-              <w:left w:w="-1" w:type="dxa"/>
-              <w:bottom w:w="-1" w:type="dxa"/>
-              <w:right w:w="-1" w:type="dxa"/>
-            </w:tcMar>
-            <w:vAlign w:val="center"/>
-          </w:tcPr>
-          <w:p>
-            <w:pPr>
-              <w:jc w:val="center"/>
-              <w:rPr>
-                <w:bCs/>
-                <w:szCs w:val="21"/>
-              </w:rPr>
-            </w:pPr>
-            <w:r>
-              <w:rPr>
-                <w:rFonts w:hint="eastAsia"/>
-                <w:bCs/>
-                <w:szCs w:val="21"/>
-              </w:rPr>
-              <w:t>在低于阈值时成功触发灌溉</w:t>
+              <w:t>灯带成功开启与关闭</w:t>
             </w:r>
           </w:p>
         </w:tc>
@@ -20265,13 +22852,13 @@
                 <w:bCs/>
                 <w:szCs w:val="21"/>
               </w:rPr>
-              <w:t>冷却间隔验证</w:t>
+              <w:t>本地手势控制</w:t>
             </w:r>
           </w:p>
         </w:tc>
         <w:tc>
           <w:tcPr>
-            <w:tcW w:w="1933" w:type="dxa"/>
+            <w:tcW w:w="0" w:type="auto"/>
             <w:tcBorders>
               <w:top w:val="nil"/>
               <w:left w:val="nil"/>
@@ -20300,13 +22887,13 @@
                 <w:bCs/>
                 <w:szCs w:val="21"/>
               </w:rPr>
-              <w:t>连续触发条件下测试</w:t>
+              <w:t>在控制页执行手势</w:t>
             </w:r>
           </w:p>
         </w:tc>
         <w:tc>
           <w:tcPr>
-            <w:tcW w:w="2332" w:type="dxa"/>
+            <w:tcW w:w="0" w:type="auto"/>
             <w:tcBorders>
               <w:top w:val="nil"/>
               <w:left w:val="nil"/>
@@ -20335,7 +22922,7 @@
                 <w:bCs/>
                 <w:szCs w:val="21"/>
               </w:rPr>
-              <w:t>冷却时间内不重复触发</w:t>
+              <w:t>对应执行器状态变化</w:t>
             </w:r>
           </w:p>
         </w:tc>
@@ -20370,7 +22957,31 @@
                 <w:bCs/>
                 <w:szCs w:val="21"/>
               </w:rPr>
-              <w:t>冷却时间为触发灌溉</w:t>
+              <w:t>OLED</w:t>
+            </w:r>
+            <w:r>
+              <w:rPr>
+                <w:rFonts w:hint="eastAsia"/>
+                <w:bCs/>
+                <w:szCs w:val="21"/>
+              </w:rPr>
+              <w:t>和</w:t>
+            </w:r>
+            <w:r>
+              <w:rPr>
+                <w:rFonts w:hint="eastAsia"/>
+                <w:bCs/>
+                <w:szCs w:val="21"/>
+              </w:rPr>
+              <w:t>WebUI</w:t>
+            </w:r>
+            <w:r>
+              <w:rPr>
+                <w:rFonts w:hint="eastAsia"/>
+                <w:bCs/>
+                <w:szCs w:val="21"/>
+              </w:rPr>
+              <w:t>显示手势方向</w:t>
             </w:r>
           </w:p>
         </w:tc>
@@ -20380,7 +22991,9 @@
       <w:pPr>
         <w:pStyle w:val="afc"/>
         <w:spacing w:line="360" w:lineRule="auto"/>
-        <w:rPr>
+        <w:ind w:firstLineChars="0" w:firstLine="0"/>
+        <w:rPr>
+          <w:rFonts w:hint="eastAsia"/>
           <w:lang w:val="zh-CN"/>
         </w:rPr>
       </w:pPr>
@@ -20482,7 +23095,7 @@
         <w:pStyle w:val="3"/>
       </w:pPr>
       <w:bookmarkStart w:id="136" w:name="_Toc19336"/>
-      <w:bookmarkStart w:id="137" w:name="_Toc4414"/>
+      <w:bookmarkStart w:id="137" w:name="_Toc226777275"/>
       <w:bookmarkStart w:id="138" w:name="平台服务与扩展功能测试"/>
       <w:bookmarkEnd w:id="135"/>
       <w:r>
@@ -21778,6 +24391,7 @@
                 <w:bCs/>
                 <w:szCs w:val="21"/>
               </w:rPr>
+              <w:lastRenderedPageBreak/>
               <w:t>指标</w:t>
             </w:r>
           </w:p>
@@ -22315,7 +24929,6 @@
                 <w:bCs/>
                 <w:szCs w:val="21"/>
               </w:rPr>
-              <w:lastRenderedPageBreak/>
               <w:t>本地问答耗时</w:t>
             </w:r>
           </w:p>
@@ -22395,7 +25008,7 @@
         <w:pStyle w:val="20"/>
       </w:pPr>
       <w:bookmarkStart w:id="139" w:name="_Toc18521"/>
-      <w:bookmarkStart w:id="140" w:name="_Toc7569"/>
+      <w:bookmarkStart w:id="140" w:name="_Toc226777276"/>
       <w:bookmarkStart w:id="141" w:name="测试结果分析"/>
       <w:bookmarkEnd w:id="129"/>
       <w:bookmarkEnd w:id="138"/>
@@ -22481,7 +25094,7 @@
         <w:pStyle w:val="1"/>
       </w:pPr>
       <w:bookmarkStart w:id="142" w:name="_Toc25980"/>
-      <w:bookmarkStart w:id="143" w:name="_Toc5874"/>
+      <w:bookmarkStart w:id="143" w:name="_Toc226777277"/>
       <w:bookmarkStart w:id="144" w:name="总结和展望"/>
       <w:bookmarkEnd w:id="123"/>
       <w:bookmarkEnd w:id="141"/>
@@ -22489,6 +25102,7 @@
         <w:rPr>
           <w:rFonts w:hint="eastAsia"/>
         </w:rPr>
+        <w:lastRenderedPageBreak/>
         <w:t xml:space="preserve">7 </w:t>
       </w:r>
       <w:r>
@@ -22504,8 +25118,8 @@
       <w:pPr>
         <w:pStyle w:val="20"/>
       </w:pPr>
-      <w:bookmarkStart w:id="145" w:name="_Toc10229"/>
-      <w:bookmarkStart w:id="146" w:name="_Toc31808"/>
+      <w:bookmarkStart w:id="145" w:name="_Toc31808"/>
+      <w:bookmarkStart w:id="146" w:name="_Toc226777278"/>
       <w:bookmarkStart w:id="147" w:name="总结"/>
       <w:r>
         <w:rPr>
@@ -22535,15 +25149,7 @@
           <w:rFonts w:hint="eastAsia"/>
           <w:lang w:val="zh-CN"/>
         </w:rPr>
-        <w:t>本文根据藏红花全生长周期智能培育需求，设计并实现了一个边缘</w:t>
-      </w:r>
-      <w:r>
-        <w:rPr>
-          <w:rFonts w:hint="eastAsia"/>
-          <w:lang w:val="zh-CN"/>
-        </w:rPr>
-        <w:lastRenderedPageBreak/>
-        <w:t>计算的智能培育系统。系统使用</w:t>
+        <w:t>本文根据藏红花全生长周期智能培育需求，设计并实现了一个边缘计算的智能培育系统。系统使用</w:t>
       </w:r>
       <w:r>
         <w:rPr>
@@ -22622,8 +25228,8 @@
       <w:pPr>
         <w:pStyle w:val="20"/>
       </w:pPr>
-      <w:bookmarkStart w:id="148" w:name="_Toc13544"/>
-      <w:bookmarkStart w:id="149" w:name="_Toc12949"/>
+      <w:bookmarkStart w:id="148" w:name="_Toc12949"/>
+      <w:bookmarkStart w:id="149" w:name="_Toc226777279"/>
       <w:bookmarkStart w:id="150" w:name="展望"/>
       <w:bookmarkEnd w:id="147"/>
       <w:r>
@@ -22724,7 +25330,15 @@
           <w:rFonts w:hint="eastAsia"/>
           <w:lang w:val="zh-CN"/>
         </w:rPr>
-        <w:t>提取色彩特征来判断花期，容易受到环境光线的影响，之后会在树莓派上部署更加鲁棒的轻量化目标检测视觉模型。另外，系统目前的</w:t>
+        <w:t>提取色彩特</w:t>
+      </w:r>
+      <w:r>
+        <w:rPr>
+          <w:rFonts w:hint="eastAsia"/>
+          <w:lang w:val="zh-CN"/>
+        </w:rPr>
+        <w:lastRenderedPageBreak/>
+        <w:t>征来判断花期，容易受到环境光线的影响，之后会在树莓派上部署更加鲁棒的轻量化目标检测视觉模型。另外，系统目前的</w:t>
       </w:r>
       <w:r>
         <w:rPr>
@@ -22738,15 +25352,7 @@
           <w:rFonts w:hint="eastAsia"/>
           <w:lang w:val="zh-CN"/>
         </w:rPr>
-        <w:t>互联只实现了单向的数据汇聚，需要以后打通双向鉴权控制，针对高湿应用场景做</w:t>
-      </w:r>
-      <w:r>
-        <w:rPr>
-          <w:rFonts w:hint="eastAsia"/>
-          <w:lang w:val="zh-CN"/>
-        </w:rPr>
-        <w:lastRenderedPageBreak/>
-        <w:t>专属</w:t>
+        <w:t>互联只实现了单向的数据汇聚，需要以后打通双向鉴权控制，针对高湿应用场景做专属</w:t>
       </w:r>
       <w:r>
         <w:rPr>
@@ -22768,7 +25374,7 @@
         <w:pStyle w:val="20"/>
       </w:pPr>
       <w:bookmarkStart w:id="151" w:name="_Toc4130"/>
-      <w:bookmarkStart w:id="152" w:name="_Toc26574"/>
+      <w:bookmarkStart w:id="152" w:name="_Toc226777280"/>
       <w:bookmarkStart w:id="153" w:name="个人总结与反思"/>
       <w:bookmarkEnd w:id="150"/>
       <w:r>
@@ -22852,7 +25458,6 @@
         <w:br w:type="page"/>
       </w:r>
       <w:bookmarkStart w:id="154" w:name="_Toc25736"/>
-      <w:bookmarkStart w:id="155" w:name="_Toc13514"/>
     </w:p>
     <w:p>
       <w:pPr>
@@ -22865,6 +25470,7 @@
           <w:szCs w:val="44"/>
         </w:rPr>
       </w:pPr>
+      <w:bookmarkStart w:id="155" w:name="_Toc226777281"/>
       <w:r>
         <w:rPr>
           <w:rFonts w:hint="eastAsia"/>
@@ -24800,8 +27406,8 @@
           <w:szCs w:val="44"/>
         </w:rPr>
       </w:pPr>
-      <w:bookmarkStart w:id="156" w:name="_Toc1014"/>
-      <w:bookmarkStart w:id="157" w:name="_Toc25375"/>
+      <w:bookmarkStart w:id="156" w:name="_Toc25375"/>
+      <w:bookmarkStart w:id="157" w:name="_Toc226777282"/>
       <w:r>
         <w:rPr>
           <w:rFonts w:hint="eastAsia"/>

--- a/毕业论文-基于边缘计算的藏红花全生长周期智能培育系统设计与实现-杨坤.docx
+++ b/毕业论文-基于边缘计算的藏红花全生长周期智能培育系统设计与实现-杨坤.docx
@@ -21885,7 +21885,6 @@
         <w:pStyle w:val="afc"/>
         <w:spacing w:line="360" w:lineRule="auto"/>
         <w:rPr>
-          <w:rFonts w:hint="eastAsia"/>
           <w:lang w:val="zh-CN"/>
         </w:rPr>
       </w:pPr>
@@ -22004,7 +22003,6 @@
         <w:pStyle w:val="afc"/>
         <w:spacing w:line="360" w:lineRule="auto"/>
         <w:rPr>
-          <w:rFonts w:hint="eastAsia"/>
           <w:lang w:val="zh-CN"/>
         </w:rPr>
       </w:pPr>
@@ -22540,7 +22538,6 @@
             <w:pPr>
               <w:jc w:val="center"/>
               <w:rPr>
-                <w:rFonts w:hint="eastAsia"/>
                 <w:bCs/>
                 <w:szCs w:val="21"/>
               </w:rPr>
@@ -22576,7 +22573,6 @@
             <w:pPr>
               <w:jc w:val="center"/>
               <w:rPr>
-                <w:rFonts w:hint="eastAsia"/>
                 <w:bCs/>
                 <w:szCs w:val="21"/>
               </w:rPr>
@@ -22612,7 +22608,6 @@
             <w:pPr>
               <w:jc w:val="center"/>
               <w:rPr>
-                <w:rFonts w:hint="eastAsia"/>
                 <w:bCs/>
                 <w:szCs w:val="21"/>
               </w:rPr>
@@ -22648,7 +22643,6 @@
             <w:pPr>
               <w:jc w:val="center"/>
               <w:rPr>
-                <w:rFonts w:hint="eastAsia"/>
                 <w:bCs/>
                 <w:szCs w:val="21"/>
               </w:rPr>
@@ -22993,7 +22987,6 @@
         <w:spacing w:line="360" w:lineRule="auto"/>
         <w:ind w:firstLineChars="0" w:firstLine="0"/>
         <w:rPr>
-          <w:rFonts w:hint="eastAsia"/>
           <w:lang w:val="zh-CN"/>
         </w:rPr>
       </w:pPr>
@@ -23147,20 +23140,6 @@
           <w:rFonts w:hint="eastAsia"/>
           <w:lang w:val="zh-CN"/>
         </w:rPr>
-        <w:t xml:space="preserve">CSV </w:t>
-      </w:r>
-      <w:r>
-        <w:rPr>
-          <w:rFonts w:hint="eastAsia"/>
-          <w:lang w:val="zh-CN"/>
-        </w:rPr>
-        <w:t>导出、用户登录认证、</w:t>
-      </w:r>
-      <w:r>
-        <w:rPr>
-          <w:rFonts w:hint="eastAsia"/>
-          <w:lang w:val="zh-CN"/>
-        </w:rPr>
         <w:t xml:space="preserve">MQTT </w:t>
       </w:r>
       <w:r>
@@ -23168,7 +23147,35 @@
           <w:rFonts w:hint="eastAsia"/>
           <w:lang w:val="zh-CN"/>
         </w:rPr>
-        <w:t>数据同步、拍照与图像分析、本地问答等功能。</w:t>
+        <w:t>数据同步、图像分析、本地问答</w:t>
+      </w:r>
+      <w:r>
+        <w:rPr>
+          <w:rFonts w:hint="eastAsia"/>
+          <w:lang w:val="zh-CN"/>
+        </w:rPr>
+        <w:t>、</w:t>
+      </w:r>
+      <w:r>
+        <w:rPr>
+          <w:rFonts w:hint="eastAsia"/>
+          <w:lang w:val="zh-CN"/>
+        </w:rPr>
+        <w:t>公网</w:t>
+      </w:r>
+      <w:r>
+        <w:rPr>
+          <w:rFonts w:hint="eastAsia"/>
+          <w:lang w:val="zh-CN"/>
+        </w:rPr>
+        <w:t>app</w:t>
+      </w:r>
+      <w:r>
+        <w:rPr>
+          <w:rFonts w:hint="eastAsia"/>
+          <w:lang w:val="zh-CN"/>
+        </w:rPr>
+        <w:t>等功能。</w:t>
       </w:r>
     </w:p>
     <w:p>
@@ -23228,7 +23235,7 @@
         </w:trPr>
         <w:tc>
           <w:tcPr>
-            <w:tcW w:w="3001" w:type="dxa"/>
+            <w:tcW w:w="2930" w:type="dxa"/>
             <w:tcBorders>
               <w:top w:val="single" w:sz="12" w:space="0" w:color="auto"/>
               <w:left w:val="nil"/>
@@ -23263,7 +23270,7 @@
         </w:tc>
         <w:tc>
           <w:tcPr>
-            <w:tcW w:w="3001" w:type="dxa"/>
+            <w:tcW w:w="2929" w:type="dxa"/>
             <w:tcBorders>
               <w:top w:val="single" w:sz="12" w:space="0" w:color="auto"/>
               <w:left w:val="nil"/>
@@ -23298,7 +23305,7 @@
         </w:tc>
         <w:tc>
           <w:tcPr>
-            <w:tcW w:w="3001" w:type="dxa"/>
+            <w:tcW w:w="2929" w:type="dxa"/>
             <w:tcBorders>
               <w:top w:val="single" w:sz="12" w:space="0" w:color="auto"/>
               <w:left w:val="nil"/>
@@ -23338,7 +23345,7 @@
         </w:trPr>
         <w:tc>
           <w:tcPr>
-            <w:tcW w:w="3001" w:type="dxa"/>
+            <w:tcW w:w="2930" w:type="dxa"/>
             <w:tcBorders>
               <w:top w:val="single" w:sz="4" w:space="0" w:color="auto"/>
               <w:left w:val="nil"/>
@@ -23372,7 +23379,7 @@
         </w:tc>
         <w:tc>
           <w:tcPr>
-            <w:tcW w:w="3001" w:type="dxa"/>
+            <w:tcW w:w="2929" w:type="dxa"/>
             <w:tcBorders>
               <w:top w:val="single" w:sz="4" w:space="0" w:color="auto"/>
               <w:left w:val="nil"/>
@@ -23406,7 +23413,7 @@
         </w:tc>
         <w:tc>
           <w:tcPr>
-            <w:tcW w:w="3001" w:type="dxa"/>
+            <w:tcW w:w="2929" w:type="dxa"/>
             <w:tcBorders>
               <w:top w:val="single" w:sz="4" w:space="0" w:color="auto"/>
               <w:left w:val="nil"/>
@@ -23445,7 +23452,7 @@
         </w:trPr>
         <w:tc>
           <w:tcPr>
-            <w:tcW w:w="3001" w:type="dxa"/>
+            <w:tcW w:w="2930" w:type="dxa"/>
             <w:tcBorders>
               <w:top w:val="nil"/>
               <w:left w:val="nil"/>
@@ -23479,7 +23486,7 @@
         </w:tc>
         <w:tc>
           <w:tcPr>
-            <w:tcW w:w="3001" w:type="dxa"/>
+            <w:tcW w:w="2929" w:type="dxa"/>
             <w:tcBorders>
               <w:top w:val="nil"/>
               <w:left w:val="nil"/>
@@ -23513,7 +23520,7 @@
         </w:tc>
         <w:tc>
           <w:tcPr>
-            <w:tcW w:w="3001" w:type="dxa"/>
+            <w:tcW w:w="2929" w:type="dxa"/>
             <w:tcBorders>
               <w:top w:val="nil"/>
               <w:left w:val="nil"/>
@@ -23568,7 +23575,7 @@
         </w:trPr>
         <w:tc>
           <w:tcPr>
-            <w:tcW w:w="3001" w:type="dxa"/>
+            <w:tcW w:w="2930" w:type="dxa"/>
             <w:tcBorders>
               <w:top w:val="nil"/>
               <w:left w:val="nil"/>
@@ -23596,21 +23603,13 @@
                 <w:bCs/>
                 <w:szCs w:val="21"/>
               </w:rPr>
-              <w:t xml:space="preserve">CSV </w:t>
-            </w:r>
-            <w:r>
-              <w:rPr>
-                <w:rFonts w:hint="eastAsia"/>
-                <w:bCs/>
-                <w:szCs w:val="21"/>
-              </w:rPr>
-              <w:t>导出</w:t>
+              <w:t>云端同步</w:t>
             </w:r>
           </w:p>
         </w:tc>
         <w:tc>
           <w:tcPr>
-            <w:tcW w:w="3001" w:type="dxa"/>
+            <w:tcW w:w="2929" w:type="dxa"/>
             <w:tcBorders>
               <w:top w:val="nil"/>
               <w:left w:val="nil"/>
@@ -23638,13 +23637,29 @@
                 <w:bCs/>
                 <w:szCs w:val="21"/>
               </w:rPr>
-              <w:t>能成功下载历史数据文件</w:t>
+              <w:t>网络正常时可发布</w:t>
+            </w:r>
+            <w:r>
+              <w:rPr>
+                <w:rFonts w:hint="eastAsia"/>
+                <w:bCs/>
+                <w:szCs w:val="21"/>
+              </w:rPr>
+              <w:t xml:space="preserve"> MQTT </w:t>
+            </w:r>
+            <w:r>
+              <w:rPr>
+                <w:rFonts w:hint="eastAsia"/>
+                <w:bCs/>
+                <w:szCs w:val="21"/>
+              </w:rPr>
+              <w:t>数据</w:t>
             </w:r>
           </w:p>
         </w:tc>
         <w:tc>
           <w:tcPr>
-            <w:tcW w:w="3001" w:type="dxa"/>
+            <w:tcW w:w="2929" w:type="dxa"/>
             <w:tcBorders>
               <w:top w:val="nil"/>
               <w:left w:val="nil"/>
@@ -23672,23 +23687,39 @@
                 <w:bCs/>
                 <w:szCs w:val="21"/>
               </w:rPr>
-              <w:t>下载成功</w:t>
-            </w:r>
-            <w:r>
-              <w:rPr>
-                <w:rFonts w:hint="eastAsia"/>
-                <w:bCs/>
-                <w:szCs w:val="21"/>
-              </w:rPr>
-              <w:t>CSV</w:t>
-            </w:r>
-            <w:r>
-              <w:rPr>
-                <w:rFonts w:hint="eastAsia"/>
-                <w:bCs/>
-                <w:szCs w:val="21"/>
-              </w:rPr>
-              <w:t>文件</w:t>
+              <w:t>捕获到</w:t>
+            </w:r>
+            <w:r>
+              <w:rPr>
+                <w:rFonts w:hint="eastAsia"/>
+                <w:bCs/>
+                <w:szCs w:val="21"/>
+              </w:rPr>
+              <w:t>MQTT</w:t>
+            </w:r>
+            <w:r>
+              <w:rPr>
+                <w:rFonts w:hint="eastAsia"/>
+                <w:bCs/>
+                <w:szCs w:val="21"/>
+              </w:rPr>
+              <w:t>传输的</w:t>
+            </w:r>
+            <w:r>
+              <w:rPr>
+                <w:rFonts w:hint="eastAsia"/>
+                <w:bCs/>
+                <w:szCs w:val="21"/>
+              </w:rPr>
+              <w:t>JSON</w:t>
+            </w:r>
+            <w:r>
+              <w:rPr>
+                <w:rFonts w:hint="eastAsia"/>
+                <w:bCs/>
+                <w:szCs w:val="21"/>
+              </w:rPr>
+              <w:t>数据</w:t>
             </w:r>
           </w:p>
         </w:tc>
@@ -23699,7 +23730,7 @@
         </w:trPr>
         <w:tc>
           <w:tcPr>
-            <w:tcW w:w="3001" w:type="dxa"/>
+            <w:tcW w:w="2930" w:type="dxa"/>
             <w:tcBorders>
               <w:top w:val="nil"/>
               <w:left w:val="nil"/>
@@ -23727,13 +23758,13 @@
                 <w:bCs/>
                 <w:szCs w:val="21"/>
               </w:rPr>
-              <w:t>用户登录</w:t>
+              <w:t>图像分析</w:t>
             </w:r>
           </w:p>
         </w:tc>
         <w:tc>
           <w:tcPr>
-            <w:tcW w:w="3001" w:type="dxa"/>
+            <w:tcW w:w="2929" w:type="dxa"/>
             <w:tcBorders>
               <w:top w:val="nil"/>
               <w:left w:val="nil"/>
@@ -23761,13 +23792,13 @@
                 <w:bCs/>
                 <w:szCs w:val="21"/>
               </w:rPr>
-              <w:t>能生成并验证登录状态</w:t>
+              <w:t>能输出颜色识别与阶段判断</w:t>
             </w:r>
           </w:p>
         </w:tc>
         <w:tc>
           <w:tcPr>
-            <w:tcW w:w="3001" w:type="dxa"/>
+            <w:tcW w:w="2929" w:type="dxa"/>
             <w:tcBorders>
               <w:top w:val="nil"/>
               <w:left w:val="nil"/>
@@ -23795,7 +23826,7 @@
                 <w:bCs/>
                 <w:szCs w:val="21"/>
               </w:rPr>
-              <w:t>登录正常</w:t>
+              <w:t>分析出目标粉色花朵</w:t>
             </w:r>
           </w:p>
         </w:tc>
@@ -23806,376 +23837,7 @@
         </w:trPr>
         <w:tc>
           <w:tcPr>
-            <w:tcW w:w="3001" w:type="dxa"/>
-            <w:tcBorders>
-              <w:top w:val="nil"/>
-              <w:left w:val="nil"/>
-              <w:bottom w:val="nil"/>
-              <w:right w:val="nil"/>
-            </w:tcBorders>
-            <w:tcMar>
-              <w:top w:w="-1" w:type="dxa"/>
-              <w:left w:w="-1" w:type="dxa"/>
-              <w:bottom w:w="-1" w:type="dxa"/>
-              <w:right w:w="-1" w:type="dxa"/>
-            </w:tcMar>
-          </w:tcPr>
-          <w:p>
-            <w:pPr>
-              <w:jc w:val="center"/>
-              <w:rPr>
-                <w:bCs/>
-                <w:szCs w:val="21"/>
-              </w:rPr>
-            </w:pPr>
-            <w:r>
-              <w:rPr>
-                <w:rFonts w:hint="eastAsia"/>
-                <w:bCs/>
-                <w:szCs w:val="21"/>
-              </w:rPr>
-              <w:t>云端同步</w:t>
-            </w:r>
-          </w:p>
-        </w:tc>
-        <w:tc>
-          <w:tcPr>
-            <w:tcW w:w="3001" w:type="dxa"/>
-            <w:tcBorders>
-              <w:top w:val="nil"/>
-              <w:left w:val="nil"/>
-              <w:bottom w:val="nil"/>
-              <w:right w:val="nil"/>
-            </w:tcBorders>
-            <w:tcMar>
-              <w:top w:w="-1" w:type="dxa"/>
-              <w:left w:w="-1" w:type="dxa"/>
-              <w:bottom w:w="-1" w:type="dxa"/>
-              <w:right w:w="-1" w:type="dxa"/>
-            </w:tcMar>
-          </w:tcPr>
-          <w:p>
-            <w:pPr>
-              <w:jc w:val="center"/>
-              <w:rPr>
-                <w:bCs/>
-                <w:szCs w:val="21"/>
-              </w:rPr>
-            </w:pPr>
-            <w:r>
-              <w:rPr>
-                <w:rFonts w:hint="eastAsia"/>
-                <w:bCs/>
-                <w:szCs w:val="21"/>
-              </w:rPr>
-              <w:t>网络正常时可发布</w:t>
-            </w:r>
-            <w:r>
-              <w:rPr>
-                <w:rFonts w:hint="eastAsia"/>
-                <w:bCs/>
-                <w:szCs w:val="21"/>
-              </w:rPr>
-              <w:t xml:space="preserve"> MQTT </w:t>
-            </w:r>
-            <w:r>
-              <w:rPr>
-                <w:rFonts w:hint="eastAsia"/>
-                <w:bCs/>
-                <w:szCs w:val="21"/>
-              </w:rPr>
-              <w:t>数据</w:t>
-            </w:r>
-          </w:p>
-        </w:tc>
-        <w:tc>
-          <w:tcPr>
-            <w:tcW w:w="3001" w:type="dxa"/>
-            <w:tcBorders>
-              <w:top w:val="nil"/>
-              <w:left w:val="nil"/>
-              <w:bottom w:val="nil"/>
-              <w:right w:val="nil"/>
-            </w:tcBorders>
-            <w:tcMar>
-              <w:top w:w="-1" w:type="dxa"/>
-              <w:left w:w="-1" w:type="dxa"/>
-              <w:bottom w:w="-1" w:type="dxa"/>
-              <w:right w:w="-1" w:type="dxa"/>
-            </w:tcMar>
-          </w:tcPr>
-          <w:p>
-            <w:pPr>
-              <w:jc w:val="center"/>
-              <w:rPr>
-                <w:bCs/>
-                <w:szCs w:val="21"/>
-              </w:rPr>
-            </w:pPr>
-            <w:r>
-              <w:rPr>
-                <w:rFonts w:hint="eastAsia"/>
-                <w:bCs/>
-                <w:szCs w:val="21"/>
-              </w:rPr>
-              <w:t>捕获到</w:t>
-            </w:r>
-            <w:r>
-              <w:rPr>
-                <w:rFonts w:hint="eastAsia"/>
-                <w:bCs/>
-                <w:szCs w:val="21"/>
-              </w:rPr>
-              <w:t>MQTT</w:t>
-            </w:r>
-            <w:r>
-              <w:rPr>
-                <w:rFonts w:hint="eastAsia"/>
-                <w:bCs/>
-                <w:szCs w:val="21"/>
-              </w:rPr>
-              <w:t>传输的</w:t>
-            </w:r>
-            <w:r>
-              <w:rPr>
-                <w:rFonts w:hint="eastAsia"/>
-                <w:bCs/>
-                <w:szCs w:val="21"/>
-              </w:rPr>
-              <w:t>JSON</w:t>
-            </w:r>
-            <w:r>
-              <w:rPr>
-                <w:rFonts w:hint="eastAsia"/>
-                <w:bCs/>
-                <w:szCs w:val="21"/>
-              </w:rPr>
-              <w:t>数据</w:t>
-            </w:r>
-          </w:p>
-        </w:tc>
-      </w:tr>
-      <w:tr>
-        <w:trPr>
-          <w:jc w:val="center"/>
-        </w:trPr>
-        <w:tc>
-          <w:tcPr>
-            <w:tcW w:w="3001" w:type="dxa"/>
-            <w:tcBorders>
-              <w:top w:val="nil"/>
-              <w:left w:val="nil"/>
-              <w:bottom w:val="nil"/>
-              <w:right w:val="nil"/>
-            </w:tcBorders>
-            <w:tcMar>
-              <w:top w:w="-1" w:type="dxa"/>
-              <w:left w:w="-1" w:type="dxa"/>
-              <w:bottom w:w="-1" w:type="dxa"/>
-              <w:right w:w="-1" w:type="dxa"/>
-            </w:tcMar>
-          </w:tcPr>
-          <w:p>
-            <w:pPr>
-              <w:jc w:val="center"/>
-              <w:rPr>
-                <w:bCs/>
-                <w:szCs w:val="21"/>
-              </w:rPr>
-            </w:pPr>
-            <w:r>
-              <w:rPr>
-                <w:rFonts w:hint="eastAsia"/>
-                <w:bCs/>
-                <w:szCs w:val="21"/>
-              </w:rPr>
-              <w:t>拍照功能</w:t>
-            </w:r>
-          </w:p>
-        </w:tc>
-        <w:tc>
-          <w:tcPr>
-            <w:tcW w:w="3001" w:type="dxa"/>
-            <w:tcBorders>
-              <w:top w:val="nil"/>
-              <w:left w:val="nil"/>
-              <w:bottom w:val="nil"/>
-              <w:right w:val="nil"/>
-            </w:tcBorders>
-            <w:tcMar>
-              <w:top w:w="-1" w:type="dxa"/>
-              <w:left w:w="-1" w:type="dxa"/>
-              <w:bottom w:w="-1" w:type="dxa"/>
-              <w:right w:w="-1" w:type="dxa"/>
-            </w:tcMar>
-          </w:tcPr>
-          <w:p>
-            <w:pPr>
-              <w:jc w:val="center"/>
-              <w:rPr>
-                <w:bCs/>
-                <w:szCs w:val="21"/>
-              </w:rPr>
-            </w:pPr>
-            <w:r>
-              <w:rPr>
-                <w:rFonts w:hint="eastAsia"/>
-                <w:bCs/>
-                <w:szCs w:val="21"/>
-              </w:rPr>
-              <w:t>能抓拍并保存图片</w:t>
-            </w:r>
-          </w:p>
-        </w:tc>
-        <w:tc>
-          <w:tcPr>
-            <w:tcW w:w="3001" w:type="dxa"/>
-            <w:tcBorders>
-              <w:top w:val="nil"/>
-              <w:left w:val="nil"/>
-              <w:bottom w:val="nil"/>
-              <w:right w:val="nil"/>
-            </w:tcBorders>
-            <w:tcMar>
-              <w:top w:w="-1" w:type="dxa"/>
-              <w:left w:w="-1" w:type="dxa"/>
-              <w:bottom w:w="-1" w:type="dxa"/>
-              <w:right w:w="-1" w:type="dxa"/>
-            </w:tcMar>
-          </w:tcPr>
-          <w:p>
-            <w:pPr>
-              <w:jc w:val="center"/>
-              <w:rPr>
-                <w:bCs/>
-                <w:szCs w:val="21"/>
-              </w:rPr>
-            </w:pPr>
-            <w:r>
-              <w:rPr>
-                <w:rFonts w:hint="eastAsia"/>
-                <w:bCs/>
-                <w:szCs w:val="21"/>
-              </w:rPr>
-              <w:t>抓拍成功</w:t>
-            </w:r>
-          </w:p>
-        </w:tc>
-      </w:tr>
-      <w:tr>
-        <w:trPr>
-          <w:jc w:val="center"/>
-        </w:trPr>
-        <w:tc>
-          <w:tcPr>
-            <w:tcW w:w="3001" w:type="dxa"/>
-            <w:tcBorders>
-              <w:top w:val="nil"/>
-              <w:left w:val="nil"/>
-              <w:bottom w:val="nil"/>
-              <w:right w:val="nil"/>
-            </w:tcBorders>
-            <w:tcMar>
-              <w:top w:w="-1" w:type="dxa"/>
-              <w:left w:w="-1" w:type="dxa"/>
-              <w:bottom w:w="-1" w:type="dxa"/>
-              <w:right w:w="-1" w:type="dxa"/>
-            </w:tcMar>
-          </w:tcPr>
-          <w:p>
-            <w:pPr>
-              <w:jc w:val="center"/>
-              <w:rPr>
-                <w:bCs/>
-                <w:szCs w:val="21"/>
-              </w:rPr>
-            </w:pPr>
-            <w:r>
-              <w:rPr>
-                <w:rFonts w:hint="eastAsia"/>
-                <w:bCs/>
-                <w:szCs w:val="21"/>
-              </w:rPr>
-              <w:t>图像分析</w:t>
-            </w:r>
-          </w:p>
-        </w:tc>
-        <w:tc>
-          <w:tcPr>
-            <w:tcW w:w="3001" w:type="dxa"/>
-            <w:tcBorders>
-              <w:top w:val="nil"/>
-              <w:left w:val="nil"/>
-              <w:bottom w:val="nil"/>
-              <w:right w:val="nil"/>
-            </w:tcBorders>
-            <w:tcMar>
-              <w:top w:w="-1" w:type="dxa"/>
-              <w:left w:w="-1" w:type="dxa"/>
-              <w:bottom w:w="-1" w:type="dxa"/>
-              <w:right w:w="-1" w:type="dxa"/>
-            </w:tcMar>
-          </w:tcPr>
-          <w:p>
-            <w:pPr>
-              <w:jc w:val="center"/>
-              <w:rPr>
-                <w:bCs/>
-                <w:szCs w:val="21"/>
-              </w:rPr>
-            </w:pPr>
-            <w:r>
-              <w:rPr>
-                <w:rFonts w:hint="eastAsia"/>
-                <w:bCs/>
-                <w:szCs w:val="21"/>
-              </w:rPr>
-              <w:t>能输出颜色识别与阶段判断</w:t>
-            </w:r>
-          </w:p>
-        </w:tc>
-        <w:tc>
-          <w:tcPr>
-            <w:tcW w:w="3001" w:type="dxa"/>
-            <w:tcBorders>
-              <w:top w:val="nil"/>
-              <w:left w:val="nil"/>
-              <w:bottom w:val="nil"/>
-              <w:right w:val="nil"/>
-            </w:tcBorders>
-            <w:tcMar>
-              <w:top w:w="-1" w:type="dxa"/>
-              <w:left w:w="-1" w:type="dxa"/>
-              <w:bottom w:w="-1" w:type="dxa"/>
-              <w:right w:w="-1" w:type="dxa"/>
-            </w:tcMar>
-          </w:tcPr>
-          <w:p>
-            <w:pPr>
-              <w:jc w:val="center"/>
-              <w:rPr>
-                <w:bCs/>
-                <w:szCs w:val="21"/>
-              </w:rPr>
-            </w:pPr>
-            <w:r>
-              <w:rPr>
-                <w:rFonts w:hint="eastAsia"/>
-                <w:bCs/>
-                <w:szCs w:val="21"/>
-              </w:rPr>
-              <w:t>分析出目标粉色花朵</w:t>
-            </w:r>
-          </w:p>
-        </w:tc>
-      </w:tr>
-      <w:tr>
-        <w:trPr>
-          <w:jc w:val="center"/>
-        </w:trPr>
-        <w:tc>
-          <w:tcPr>
-            <w:tcW w:w="3001" w:type="dxa"/>
+            <w:tcW w:w="2930" w:type="dxa"/>
             <w:tcBorders>
               <w:top w:val="nil"/>
               <w:left w:val="nil"/>
@@ -24209,7 +23871,7 @@
         </w:tc>
         <w:tc>
           <w:tcPr>
-            <w:tcW w:w="3001" w:type="dxa"/>
+            <w:tcW w:w="2929" w:type="dxa"/>
             <w:tcBorders>
               <w:top w:val="nil"/>
               <w:left w:val="nil"/>
@@ -24243,7 +23905,7 @@
         </w:tc>
         <w:tc>
           <w:tcPr>
-            <w:tcW w:w="3001" w:type="dxa"/>
+            <w:tcW w:w="2929" w:type="dxa"/>
             <w:tcBorders>
               <w:top w:val="nil"/>
               <w:left w:val="nil"/>
@@ -24308,703 +23970,6 @@
     </w:p>
     <w:p>
       <w:pPr>
-        <w:pStyle w:val="aff"/>
-      </w:pPr>
-      <w:r>
-        <w:rPr>
-          <w:rFonts w:hint="eastAsia"/>
-        </w:rPr>
-        <w:t>表</w:t>
-      </w:r>
-      <w:r>
-        <w:rPr>
-          <w:rFonts w:hint="eastAsia"/>
-        </w:rPr>
-        <w:t>6.</w:t>
-      </w:r>
-      <w:r>
-        <w:rPr>
-          <w:rFonts w:hint="eastAsia"/>
-        </w:rPr>
-        <w:t>8</w:t>
-      </w:r>
-      <w:r>
-        <w:rPr>
-          <w:rFonts w:hint="eastAsia"/>
-        </w:rPr>
-        <w:t xml:space="preserve">  </w:t>
-      </w:r>
-      <w:r>
-        <w:rPr>
-          <w:rFonts w:hint="eastAsia"/>
-        </w:rPr>
-        <w:t>系统性能测试表</w:t>
-      </w:r>
-    </w:p>
-    <w:tbl>
-      <w:tblPr>
-        <w:tblStyle w:val="Table"/>
-        <w:tblW w:w="0" w:type="auto"/>
-        <w:jc w:val="center"/>
-        <w:tblInd w:w="0" w:type="dxa"/>
-        <w:tblLook w:val="04A0" w:firstRow="1" w:lastRow="0" w:firstColumn="1" w:lastColumn="0" w:noHBand="0" w:noVBand="1"/>
-      </w:tblPr>
-      <w:tblGrid>
-        <w:gridCol w:w="1680"/>
-        <w:gridCol w:w="2730"/>
-        <w:gridCol w:w="878"/>
-      </w:tblGrid>
-      <w:tr>
-        <w:trPr>
-          <w:cnfStyle w:val="100000000000" w:firstRow="1" w:lastRow="0" w:firstColumn="0" w:lastColumn="0" w:oddVBand="0" w:evenVBand="0" w:oddHBand="0" w:evenHBand="0" w:firstRowFirstColumn="0" w:firstRowLastColumn="0" w:lastRowFirstColumn="0" w:lastRowLastColumn="0"/>
-          <w:tblHeader/>
-          <w:jc w:val="center"/>
-        </w:trPr>
-        <w:tc>
-          <w:tcPr>
-            <w:tcW w:w="0" w:type="auto"/>
-            <w:tcBorders>
-              <w:top w:val="single" w:sz="12" w:space="0" w:color="auto"/>
-              <w:left w:val="nil"/>
-              <w:bottom w:val="nil"/>
-              <w:right w:val="nil"/>
-            </w:tcBorders>
-            <w:tcMar>
-              <w:top w:w="-1" w:type="dxa"/>
-              <w:left w:w="-1" w:type="dxa"/>
-              <w:bottom w:w="-1" w:type="dxa"/>
-              <w:right w:w="-1" w:type="dxa"/>
-            </w:tcMar>
-            <w:vAlign w:val="top"/>
-          </w:tcPr>
-          <w:p>
-            <w:pPr>
-              <w:jc w:val="center"/>
-              <w:rPr>
-                <w:bCs/>
-                <w:szCs w:val="21"/>
-              </w:rPr>
-            </w:pPr>
-            <w:r>
-              <w:rPr>
-                <w:rFonts w:hint="eastAsia"/>
-                <w:bCs/>
-                <w:szCs w:val="21"/>
-              </w:rPr>
-              <w:lastRenderedPageBreak/>
-              <w:t>指标</w:t>
-            </w:r>
-          </w:p>
-        </w:tc>
-        <w:tc>
-          <w:tcPr>
-            <w:tcW w:w="0" w:type="auto"/>
-            <w:tcBorders>
-              <w:top w:val="single" w:sz="12" w:space="0" w:color="auto"/>
-              <w:left w:val="nil"/>
-              <w:bottom w:val="nil"/>
-              <w:right w:val="nil"/>
-            </w:tcBorders>
-            <w:tcMar>
-              <w:top w:w="-1" w:type="dxa"/>
-              <w:left w:w="-1" w:type="dxa"/>
-              <w:bottom w:w="-1" w:type="dxa"/>
-              <w:right w:w="-1" w:type="dxa"/>
-            </w:tcMar>
-            <w:vAlign w:val="top"/>
-          </w:tcPr>
-          <w:p>
-            <w:pPr>
-              <w:jc w:val="center"/>
-              <w:rPr>
-                <w:bCs/>
-                <w:szCs w:val="21"/>
-              </w:rPr>
-            </w:pPr>
-            <w:r>
-              <w:rPr>
-                <w:rFonts w:hint="eastAsia"/>
-                <w:bCs/>
-                <w:szCs w:val="21"/>
-              </w:rPr>
-              <w:t>测试方法</w:t>
-            </w:r>
-          </w:p>
-        </w:tc>
-        <w:tc>
-          <w:tcPr>
-            <w:tcW w:w="0" w:type="auto"/>
-            <w:tcBorders>
-              <w:top w:val="single" w:sz="12" w:space="0" w:color="auto"/>
-              <w:left w:val="nil"/>
-              <w:bottom w:val="nil"/>
-              <w:right w:val="nil"/>
-            </w:tcBorders>
-            <w:tcMar>
-              <w:top w:w="-1" w:type="dxa"/>
-              <w:left w:w="-1" w:type="dxa"/>
-              <w:bottom w:w="-1" w:type="dxa"/>
-              <w:right w:w="-1" w:type="dxa"/>
-            </w:tcMar>
-            <w:vAlign w:val="top"/>
-          </w:tcPr>
-          <w:p>
-            <w:pPr>
-              <w:jc w:val="center"/>
-              <w:rPr>
-                <w:bCs/>
-                <w:szCs w:val="21"/>
-              </w:rPr>
-            </w:pPr>
-            <w:r>
-              <w:rPr>
-                <w:rFonts w:hint="eastAsia"/>
-                <w:bCs/>
-                <w:szCs w:val="21"/>
-              </w:rPr>
-              <w:t>指标值</w:t>
-            </w:r>
-          </w:p>
-        </w:tc>
-      </w:tr>
-      <w:tr>
-        <w:trPr>
-          <w:jc w:val="center"/>
-        </w:trPr>
-        <w:tc>
-          <w:tcPr>
-            <w:tcW w:w="0" w:type="auto"/>
-            <w:tcBorders>
-              <w:top w:val="single" w:sz="4" w:space="0" w:color="auto"/>
-              <w:left w:val="nil"/>
-              <w:bottom w:val="nil"/>
-              <w:right w:val="nil"/>
-            </w:tcBorders>
-            <w:tcMar>
-              <w:top w:w="-1" w:type="dxa"/>
-              <w:left w:w="-1" w:type="dxa"/>
-              <w:bottom w:w="-1" w:type="dxa"/>
-              <w:right w:w="-1" w:type="dxa"/>
-            </w:tcMar>
-          </w:tcPr>
-          <w:p>
-            <w:pPr>
-              <w:jc w:val="center"/>
-              <w:rPr>
-                <w:bCs/>
-                <w:szCs w:val="21"/>
-              </w:rPr>
-            </w:pPr>
-            <w:r>
-              <w:rPr>
-                <w:rFonts w:hint="eastAsia"/>
-                <w:bCs/>
-                <w:szCs w:val="21"/>
-              </w:rPr>
-              <w:t>数据刷新周期</w:t>
-            </w:r>
-          </w:p>
-        </w:tc>
-        <w:tc>
-          <w:tcPr>
-            <w:tcW w:w="0" w:type="auto"/>
-            <w:tcBorders>
-              <w:top w:val="single" w:sz="4" w:space="0" w:color="auto"/>
-              <w:left w:val="nil"/>
-              <w:bottom w:val="nil"/>
-              <w:right w:val="nil"/>
-            </w:tcBorders>
-            <w:tcMar>
-              <w:top w:w="-1" w:type="dxa"/>
-              <w:left w:w="-1" w:type="dxa"/>
-              <w:bottom w:w="-1" w:type="dxa"/>
-              <w:right w:w="-1" w:type="dxa"/>
-            </w:tcMar>
-          </w:tcPr>
-          <w:p>
-            <w:pPr>
-              <w:jc w:val="center"/>
-              <w:rPr>
-                <w:bCs/>
-                <w:szCs w:val="21"/>
-              </w:rPr>
-            </w:pPr>
-            <w:r>
-              <w:rPr>
-                <w:rFonts w:hint="eastAsia"/>
-                <w:bCs/>
-                <w:szCs w:val="21"/>
-              </w:rPr>
-              <w:t>浏览器实时页面观察</w:t>
-            </w:r>
-          </w:p>
-        </w:tc>
-        <w:tc>
-          <w:tcPr>
-            <w:tcW w:w="0" w:type="auto"/>
-            <w:tcBorders>
-              <w:top w:val="single" w:sz="4" w:space="0" w:color="auto"/>
-              <w:left w:val="nil"/>
-              <w:bottom w:val="nil"/>
-              <w:right w:val="nil"/>
-            </w:tcBorders>
-            <w:tcMar>
-              <w:top w:w="-1" w:type="dxa"/>
-              <w:left w:w="-1" w:type="dxa"/>
-              <w:bottom w:w="-1" w:type="dxa"/>
-              <w:right w:w="-1" w:type="dxa"/>
-            </w:tcMar>
-          </w:tcPr>
-          <w:p>
-            <w:pPr>
-              <w:jc w:val="center"/>
-              <w:rPr>
-                <w:bCs/>
-                <w:szCs w:val="21"/>
-              </w:rPr>
-            </w:pPr>
-            <w:r>
-              <w:rPr>
-                <w:rFonts w:hint="eastAsia"/>
-                <w:bCs/>
-                <w:szCs w:val="21"/>
-              </w:rPr>
-              <w:t>1.1 ~ 1.3 s</w:t>
-            </w:r>
-          </w:p>
-        </w:tc>
-      </w:tr>
-      <w:tr>
-        <w:trPr>
-          <w:jc w:val="center"/>
-        </w:trPr>
-        <w:tc>
-          <w:tcPr>
-            <w:tcW w:w="0" w:type="auto"/>
-            <w:tcBorders>
-              <w:top w:val="nil"/>
-              <w:left w:val="nil"/>
-              <w:bottom w:val="nil"/>
-              <w:right w:val="nil"/>
-            </w:tcBorders>
-            <w:tcMar>
-              <w:top w:w="-1" w:type="dxa"/>
-              <w:left w:w="-1" w:type="dxa"/>
-              <w:bottom w:w="-1" w:type="dxa"/>
-              <w:right w:w="-1" w:type="dxa"/>
-            </w:tcMar>
-          </w:tcPr>
-          <w:p>
-            <w:pPr>
-              <w:jc w:val="center"/>
-              <w:rPr>
-                <w:bCs/>
-                <w:szCs w:val="21"/>
-              </w:rPr>
-            </w:pPr>
-            <w:r>
-              <w:rPr>
-                <w:rFonts w:hint="eastAsia"/>
-                <w:bCs/>
-                <w:szCs w:val="21"/>
-              </w:rPr>
-              <w:t>控制响应时延</w:t>
-            </w:r>
-          </w:p>
-        </w:tc>
-        <w:tc>
-          <w:tcPr>
-            <w:tcW w:w="0" w:type="auto"/>
-            <w:tcBorders>
-              <w:top w:val="nil"/>
-              <w:left w:val="nil"/>
-              <w:bottom w:val="nil"/>
-              <w:right w:val="nil"/>
-            </w:tcBorders>
-            <w:tcMar>
-              <w:top w:w="-1" w:type="dxa"/>
-              <w:left w:w="-1" w:type="dxa"/>
-              <w:bottom w:w="-1" w:type="dxa"/>
-              <w:right w:w="-1" w:type="dxa"/>
-            </w:tcMar>
-          </w:tcPr>
-          <w:p>
-            <w:pPr>
-              <w:jc w:val="center"/>
-              <w:rPr>
-                <w:bCs/>
-                <w:szCs w:val="21"/>
-              </w:rPr>
-            </w:pPr>
-            <w:r>
-              <w:rPr>
-                <w:rFonts w:hint="eastAsia"/>
-                <w:bCs/>
-                <w:szCs w:val="21"/>
-              </w:rPr>
-              <w:t>页面点击到执行器动作的时间</w:t>
-            </w:r>
-          </w:p>
-        </w:tc>
-        <w:tc>
-          <w:tcPr>
-            <w:tcW w:w="0" w:type="auto"/>
-            <w:tcBorders>
-              <w:top w:val="nil"/>
-              <w:left w:val="nil"/>
-              <w:bottom w:val="nil"/>
-              <w:right w:val="nil"/>
-            </w:tcBorders>
-            <w:tcMar>
-              <w:top w:w="-1" w:type="dxa"/>
-              <w:left w:w="-1" w:type="dxa"/>
-              <w:bottom w:w="-1" w:type="dxa"/>
-              <w:right w:w="-1" w:type="dxa"/>
-            </w:tcMar>
-          </w:tcPr>
-          <w:p>
-            <w:pPr>
-              <w:jc w:val="center"/>
-              <w:rPr>
-                <w:bCs/>
-                <w:szCs w:val="21"/>
-              </w:rPr>
-            </w:pPr>
-            <w:r>
-              <w:rPr>
-                <w:rFonts w:hint="eastAsia"/>
-                <w:bCs/>
-                <w:szCs w:val="21"/>
-              </w:rPr>
-              <w:t>0.4 ~ 0.7 s</w:t>
-            </w:r>
-          </w:p>
-        </w:tc>
-      </w:tr>
-      <w:tr>
-        <w:trPr>
-          <w:jc w:val="center"/>
-        </w:trPr>
-        <w:tc>
-          <w:tcPr>
-            <w:tcW w:w="0" w:type="auto"/>
-            <w:tcBorders>
-              <w:top w:val="nil"/>
-              <w:left w:val="nil"/>
-              <w:bottom w:val="nil"/>
-              <w:right w:val="nil"/>
-            </w:tcBorders>
-            <w:tcMar>
-              <w:top w:w="-1" w:type="dxa"/>
-              <w:left w:w="-1" w:type="dxa"/>
-              <w:bottom w:w="-1" w:type="dxa"/>
-              <w:right w:w="-1" w:type="dxa"/>
-            </w:tcMar>
-          </w:tcPr>
-          <w:p>
-            <w:pPr>
-              <w:jc w:val="center"/>
-              <w:rPr>
-                <w:bCs/>
-                <w:szCs w:val="21"/>
-              </w:rPr>
-            </w:pPr>
-            <w:r>
-              <w:rPr>
-                <w:rFonts w:hint="eastAsia"/>
-                <w:bCs/>
-                <w:szCs w:val="21"/>
-              </w:rPr>
-              <w:t>连续稳定运行时间</w:t>
-            </w:r>
-          </w:p>
-        </w:tc>
-        <w:tc>
-          <w:tcPr>
-            <w:tcW w:w="0" w:type="auto"/>
-            <w:tcBorders>
-              <w:top w:val="nil"/>
-              <w:left w:val="nil"/>
-              <w:bottom w:val="nil"/>
-              <w:right w:val="nil"/>
-            </w:tcBorders>
-            <w:tcMar>
-              <w:top w:w="-1" w:type="dxa"/>
-              <w:left w:w="-1" w:type="dxa"/>
-              <w:bottom w:w="-1" w:type="dxa"/>
-              <w:right w:w="-1" w:type="dxa"/>
-            </w:tcMar>
-          </w:tcPr>
-          <w:p>
-            <w:pPr>
-              <w:jc w:val="center"/>
-              <w:rPr>
-                <w:bCs/>
-                <w:szCs w:val="21"/>
-              </w:rPr>
-            </w:pPr>
-            <w:r>
-              <w:rPr>
-                <w:rFonts w:hint="eastAsia"/>
-                <w:bCs/>
-                <w:szCs w:val="21"/>
-              </w:rPr>
-              <w:t>长时间运行无异常中断</w:t>
-            </w:r>
-          </w:p>
-        </w:tc>
-        <w:tc>
-          <w:tcPr>
-            <w:tcW w:w="0" w:type="auto"/>
-            <w:tcBorders>
-              <w:top w:val="nil"/>
-              <w:left w:val="nil"/>
-              <w:bottom w:val="nil"/>
-              <w:right w:val="nil"/>
-            </w:tcBorders>
-            <w:tcMar>
-              <w:top w:w="-1" w:type="dxa"/>
-              <w:left w:w="-1" w:type="dxa"/>
-              <w:bottom w:w="-1" w:type="dxa"/>
-              <w:right w:w="-1" w:type="dxa"/>
-            </w:tcMar>
-          </w:tcPr>
-          <w:p>
-            <w:pPr>
-              <w:jc w:val="center"/>
-              <w:rPr>
-                <w:bCs/>
-                <w:szCs w:val="21"/>
-              </w:rPr>
-            </w:pPr>
-            <w:r>
-              <w:rPr>
-                <w:rFonts w:hint="eastAsia"/>
-                <w:bCs/>
-                <w:szCs w:val="21"/>
-              </w:rPr>
-              <w:t>6 h</w:t>
-            </w:r>
-          </w:p>
-        </w:tc>
-      </w:tr>
-      <w:tr>
-        <w:trPr>
-          <w:jc w:val="center"/>
-        </w:trPr>
-        <w:tc>
-          <w:tcPr>
-            <w:tcW w:w="0" w:type="auto"/>
-            <w:tcBorders>
-              <w:top w:val="nil"/>
-              <w:left w:val="nil"/>
-              <w:bottom w:val="nil"/>
-              <w:right w:val="nil"/>
-            </w:tcBorders>
-            <w:tcMar>
-              <w:top w:w="-1" w:type="dxa"/>
-              <w:left w:w="-1" w:type="dxa"/>
-              <w:bottom w:w="-1" w:type="dxa"/>
-              <w:right w:w="-1" w:type="dxa"/>
-            </w:tcMar>
-          </w:tcPr>
-          <w:p>
-            <w:pPr>
-              <w:jc w:val="center"/>
-              <w:rPr>
-                <w:bCs/>
-                <w:szCs w:val="21"/>
-              </w:rPr>
-            </w:pPr>
-            <w:r>
-              <w:rPr>
-                <w:rFonts w:hint="eastAsia"/>
-                <w:bCs/>
-                <w:szCs w:val="21"/>
-              </w:rPr>
-              <w:t>图像分析耗时</w:t>
-            </w:r>
-          </w:p>
-        </w:tc>
-        <w:tc>
-          <w:tcPr>
-            <w:tcW w:w="0" w:type="auto"/>
-            <w:tcBorders>
-              <w:top w:val="nil"/>
-              <w:left w:val="nil"/>
-              <w:bottom w:val="nil"/>
-              <w:right w:val="nil"/>
-            </w:tcBorders>
-            <w:tcMar>
-              <w:top w:w="-1" w:type="dxa"/>
-              <w:left w:w="-1" w:type="dxa"/>
-              <w:bottom w:w="-1" w:type="dxa"/>
-              <w:right w:w="-1" w:type="dxa"/>
-            </w:tcMar>
-          </w:tcPr>
-          <w:p>
-            <w:pPr>
-              <w:jc w:val="center"/>
-              <w:rPr>
-                <w:bCs/>
-                <w:szCs w:val="21"/>
-              </w:rPr>
-            </w:pPr>
-            <w:r>
-              <w:rPr>
-                <w:rFonts w:hint="eastAsia"/>
-                <w:bCs/>
-                <w:szCs w:val="21"/>
-              </w:rPr>
-              <w:t>拍照到结果返回的总时间</w:t>
-            </w:r>
-          </w:p>
-        </w:tc>
-        <w:tc>
-          <w:tcPr>
-            <w:tcW w:w="0" w:type="auto"/>
-            <w:tcBorders>
-              <w:top w:val="nil"/>
-              <w:left w:val="nil"/>
-              <w:bottom w:val="nil"/>
-              <w:right w:val="nil"/>
-            </w:tcBorders>
-            <w:tcMar>
-              <w:top w:w="-1" w:type="dxa"/>
-              <w:left w:w="-1" w:type="dxa"/>
-              <w:bottom w:w="-1" w:type="dxa"/>
-              <w:right w:w="-1" w:type="dxa"/>
-            </w:tcMar>
-          </w:tcPr>
-          <w:p>
-            <w:pPr>
-              <w:jc w:val="center"/>
-              <w:rPr>
-                <w:bCs/>
-                <w:szCs w:val="21"/>
-              </w:rPr>
-            </w:pPr>
-            <w:r>
-              <w:rPr>
-                <w:rFonts w:hint="eastAsia"/>
-                <w:bCs/>
-                <w:szCs w:val="21"/>
-              </w:rPr>
-              <w:t>3.5 ~ 5.5 s</w:t>
-            </w:r>
-          </w:p>
-        </w:tc>
-      </w:tr>
-      <w:tr>
-        <w:trPr>
-          <w:jc w:val="center"/>
-        </w:trPr>
-        <w:tc>
-          <w:tcPr>
-            <w:tcW w:w="0" w:type="auto"/>
-            <w:tcBorders>
-              <w:top w:val="nil"/>
-              <w:left w:val="nil"/>
-              <w:bottom w:val="single" w:sz="12" w:space="0" w:color="auto"/>
-              <w:right w:val="nil"/>
-            </w:tcBorders>
-            <w:tcMar>
-              <w:top w:w="-1" w:type="dxa"/>
-              <w:left w:w="-1" w:type="dxa"/>
-              <w:bottom w:w="-1" w:type="dxa"/>
-              <w:right w:w="-1" w:type="dxa"/>
-            </w:tcMar>
-          </w:tcPr>
-          <w:p>
-            <w:pPr>
-              <w:jc w:val="center"/>
-              <w:rPr>
-                <w:bCs/>
-                <w:szCs w:val="21"/>
-              </w:rPr>
-            </w:pPr>
-            <w:r>
-              <w:rPr>
-                <w:rFonts w:hint="eastAsia"/>
-                <w:bCs/>
-                <w:szCs w:val="21"/>
-              </w:rPr>
-              <w:t>本地问答耗时</w:t>
-            </w:r>
-          </w:p>
-        </w:tc>
-        <w:tc>
-          <w:tcPr>
-            <w:tcW w:w="0" w:type="auto"/>
-            <w:tcBorders>
-              <w:top w:val="nil"/>
-              <w:left w:val="nil"/>
-              <w:bottom w:val="single" w:sz="12" w:space="0" w:color="auto"/>
-              <w:right w:val="nil"/>
-            </w:tcBorders>
-            <w:tcMar>
-              <w:top w:w="-1" w:type="dxa"/>
-              <w:left w:w="-1" w:type="dxa"/>
-              <w:bottom w:w="-1" w:type="dxa"/>
-              <w:right w:w="-1" w:type="dxa"/>
-            </w:tcMar>
-          </w:tcPr>
-          <w:p>
-            <w:pPr>
-              <w:jc w:val="center"/>
-              <w:rPr>
-                <w:bCs/>
-                <w:szCs w:val="21"/>
-              </w:rPr>
-            </w:pPr>
-            <w:r>
-              <w:rPr>
-                <w:rFonts w:hint="eastAsia"/>
-                <w:bCs/>
-                <w:szCs w:val="21"/>
-              </w:rPr>
-              <w:t>发起请求到返回建议的时间</w:t>
-            </w:r>
-          </w:p>
-        </w:tc>
-        <w:tc>
-          <w:tcPr>
-            <w:tcW w:w="0" w:type="auto"/>
-            <w:tcBorders>
-              <w:top w:val="nil"/>
-              <w:left w:val="nil"/>
-              <w:bottom w:val="single" w:sz="12" w:space="0" w:color="auto"/>
-              <w:right w:val="nil"/>
-            </w:tcBorders>
-            <w:tcMar>
-              <w:top w:w="-1" w:type="dxa"/>
-              <w:left w:w="-1" w:type="dxa"/>
-              <w:bottom w:w="-1" w:type="dxa"/>
-              <w:right w:w="-1" w:type="dxa"/>
-            </w:tcMar>
-          </w:tcPr>
-          <w:p>
-            <w:pPr>
-              <w:jc w:val="center"/>
-              <w:rPr>
-                <w:bCs/>
-                <w:szCs w:val="21"/>
-              </w:rPr>
-            </w:pPr>
-            <w:r>
-              <w:rPr>
-                <w:rFonts w:hint="eastAsia"/>
-                <w:bCs/>
-                <w:szCs w:val="21"/>
-              </w:rPr>
-              <w:t>7 ~ 21 s</w:t>
-            </w:r>
-          </w:p>
-        </w:tc>
-      </w:tr>
-    </w:tbl>
-    <w:p>
-      <w:pPr>
         <w:pStyle w:val="20"/>
       </w:pPr>
       <w:bookmarkStart w:id="139" w:name="_Toc18521"/>
@@ -25040,7 +24005,15 @@
           <w:rFonts w:hint="eastAsia"/>
           <w:lang w:val="zh-CN"/>
         </w:rPr>
-        <w:t>从系统测试的过程可以看出，本文设计的智能培育系统可以达到环境监测、自动控制、数据存储、可视化管理等主要目的。如果实测结果表明温湿度、光照和土壤湿度数据可以稳定刷新，可以持续写入数据库，那么说明设备端采集链路和边缘端数据处理链路工作正常；如果控制命令可以被设备端正确解析并执行器动作和日志记录一致，则说明系统控制闭环设计合理。</w:t>
+        <w:t>从系统测试的过程可以看出，本文设计的智能培育系统可以达到环</w:t>
+      </w:r>
+      <w:r>
+        <w:rPr>
+          <w:rFonts w:hint="eastAsia"/>
+          <w:lang w:val="zh-CN"/>
+        </w:rPr>
+        <w:lastRenderedPageBreak/>
+        <w:t>境监测、自动控制、数据存储、可视化管理等主要目的。如果实测结果表明温湿度、光照和土壤湿度数据可以稳定刷新，可以持续写入数据库，那么说明设备端采集链路和边缘端数据处理链路工作正常；如果控制命令可以被设备端正确解析并执行器动作和日志记录一致，则说明系统控制闭环设计合理。</w:t>
       </w:r>
     </w:p>
     <w:p>
@@ -25102,7 +24075,6 @@
         <w:rPr>
           <w:rFonts w:hint="eastAsia"/>
         </w:rPr>
-        <w:lastRenderedPageBreak/>
         <w:t xml:space="preserve">7 </w:t>
       </w:r>
       <w:r>
@@ -25205,7 +24177,15 @@
           <w:rFonts w:hint="eastAsia"/>
           <w:lang w:val="zh-CN"/>
         </w:rPr>
-        <w:t>可视化、历史数据管理、用户权限控制、自动灌溉策略执行、图像分析、本地智能问答等功能。</w:t>
+        <w:t>可视化、历史数据管理、用户权限控制、自动灌溉策</w:t>
+      </w:r>
+      <w:r>
+        <w:rPr>
+          <w:rFonts w:hint="eastAsia"/>
+          <w:lang w:val="zh-CN"/>
+        </w:rPr>
+        <w:lastRenderedPageBreak/>
+        <w:t>略执行、图像分析、本地智能问答等功能。</w:t>
       </w:r>
     </w:p>
     <w:p>
@@ -25330,15 +24310,7 @@
           <w:rFonts w:hint="eastAsia"/>
           <w:lang w:val="zh-CN"/>
         </w:rPr>
-        <w:t>提取色彩特</w:t>
-      </w:r>
-      <w:r>
-        <w:rPr>
-          <w:rFonts w:hint="eastAsia"/>
-          <w:lang w:val="zh-CN"/>
-        </w:rPr>
-        <w:lastRenderedPageBreak/>
-        <w:t>征来判断花期，容易受到环境光线的影响，之后会在树莓派上部署更加鲁棒的轻量化目标检测视觉模型。另外，系统目前的</w:t>
+        <w:t>提取色彩特征来判断花期，容易受到环境光线的影响，之后会在树莓派上部署更加鲁棒的轻量化目标检测视觉模型。另外，系统目前的</w:t>
       </w:r>
       <w:r>
         <w:rPr>
@@ -25419,7 +24391,15 @@
           <w:rFonts w:hint="eastAsia"/>
           <w:lang w:val="zh-CN"/>
         </w:rPr>
-        <w:t>后端、数据库、图像处理、物联网通信等方面的知识进行了综合应用，也更加清楚地认识到系统集成与单点功能实现的不同。项目推进的过程中，由于调试硬件，兼容接口，部署环境以及多模块联调所耗费的时间大大超过计划，说明工程实践不只是对编程能力的考核，也是对问题定位，方案取舍，整体规划能力的检验。</w:t>
+        <w:t>后端、数据库、图</w:t>
+      </w:r>
+      <w:r>
+        <w:rPr>
+          <w:rFonts w:hint="eastAsia"/>
+          <w:lang w:val="zh-CN"/>
+        </w:rPr>
+        <w:lastRenderedPageBreak/>
+        <w:t>像处理、物联网通信等方面的知识进行了综合应用，也更加清楚地认识到系统集成与单点功能实现的不同。项目推进的过程中，由于调试硬件，兼容接口，部署环境以及多模块联调所耗费的时间大大超过计划，说明工程实践不只是对编程能力的考核，也是对问题定位，方案取舍，整体规划能力的检验。</w:t>
       </w:r>
     </w:p>
     <w:p>

--- a/毕业论文-基于边缘计算的藏红花全生长周期智能培育系统设计与实现-杨坤.docx
+++ b/毕业论文-基于边缘计算的藏红花全生长周期智能培育系统设计与实现-杨坤.docx
@@ -586,6 +586,7 @@
                 <w:szCs w:val="21"/>
               </w:rPr>
             </w:pPr>
+            <w:proofErr w:type="gramStart"/>
             <w:r>
               <w:rPr>
                 <w:rFonts w:ascii="宋体" w:hint="eastAsia"/>
@@ -594,6 +595,7 @@
               </w:rPr>
               <w:t>杨坤</w:t>
             </w:r>
+            <w:proofErr w:type="gramEnd"/>
           </w:p>
         </w:tc>
         <w:tc>
@@ -1891,6 +1893,7 @@
         </w:rPr>
         <w:t>虚拟串口接收设备数据，使用</w:t>
       </w:r>
+      <w:proofErr w:type="spellStart"/>
       <w:r>
         <w:rPr>
           <w:rFonts w:hint="eastAsia"/>
@@ -1898,6 +1901,7 @@
         </w:rPr>
         <w:t>MicroPython</w:t>
       </w:r>
+      <w:proofErr w:type="spellEnd"/>
       <w:r>
         <w:rPr>
           <w:rFonts w:hint="eastAsia"/>
@@ -2177,7 +2181,315 @@
           <w:sz w:val="24"/>
           <w:shd w:val="clear" w:color="auto" w:fill="FDFDFE"/>
         </w:rPr>
-        <w:t>To address the shortcomings of traditional saffron cultivation, such as lack of continuous environmental monitoring, reliance on manual experience for irrigation, and weak data record and remote control capabilities. an intelligent saffron cultivation system base on edge computing was created to improve realtime monitoring, automatic control; and inteliigence throughout the cultivation process. The system employs an overall architecture of device side, edge side, and cloud based expansion. Using an STM32F411 as the hardware core, It collects environmental parameters such as temperature, humidity, light intensity, and soil moisture, controls actuators, displays data on an OLED, and enables on-site interaction. Raspberry Pi 4B serves as the edge gateway, receiving device data via a USB virtual serial port. MicroPython, Flask, and SQLite are used for realtime monitoring, historical data storage, web visualization, user access management, and automatic irrigation strategy configuration. MQTT is then used for cloudbase data expansion and remote access. Finally, opencv image analysis and local lightweight models are combined to enhance the system's environmental assessment and decisionmaking capabilities. The system test results show that this system can effectively perform task such as realtime monitoring of the saffron cultivation environm ent, manual and automatic irrigation control, historical date visualization, and edge intelligent analysis. It features low cost, flexible deployment, and strong scalability, and can provide a feasible engineering solution for small scale intelligent cultivation of specialty economic crops.</w:t>
+        <w:t xml:space="preserve">To address the shortcomings of traditional saffron cultivation, such as lack of continuous environmental monitoring, reliance on manual experience for irrigation, and weak data record and </w:t>
+      </w:r>
+      <w:proofErr w:type="gramStart"/>
+      <w:r>
+        <w:rPr>
+          <w:rFonts w:hint="eastAsia"/>
+          <w:sz w:val="24"/>
+          <w:shd w:val="clear" w:color="auto" w:fill="FDFDFE"/>
+        </w:rPr>
+        <w:t>remote control</w:t>
+      </w:r>
+      <w:proofErr w:type="gramEnd"/>
+      <w:r>
+        <w:rPr>
+          <w:rFonts w:hint="eastAsia"/>
+          <w:sz w:val="24"/>
+          <w:shd w:val="clear" w:color="auto" w:fill="FDFDFE"/>
+        </w:rPr>
+        <w:t xml:space="preserve"> capabilities. </w:t>
+      </w:r>
+      <w:proofErr w:type="gramStart"/>
+      <w:r>
+        <w:rPr>
+          <w:rFonts w:hint="eastAsia"/>
+          <w:sz w:val="24"/>
+          <w:shd w:val="clear" w:color="auto" w:fill="FDFDFE"/>
+        </w:rPr>
+        <w:t>an</w:t>
+      </w:r>
+      <w:proofErr w:type="gramEnd"/>
+      <w:r>
+        <w:rPr>
+          <w:rFonts w:hint="eastAsia"/>
+          <w:sz w:val="24"/>
+          <w:shd w:val="clear" w:color="auto" w:fill="FDFDFE"/>
+        </w:rPr>
+        <w:t xml:space="preserve"> intelligent saffron cultivation system </w:t>
+      </w:r>
+      <w:proofErr w:type="spellStart"/>
+      <w:proofErr w:type="gramStart"/>
+      <w:r>
+        <w:rPr>
+          <w:rFonts w:hint="eastAsia"/>
+          <w:sz w:val="24"/>
+          <w:shd w:val="clear" w:color="auto" w:fill="FDFDFE"/>
+        </w:rPr>
+        <w:t>base</w:t>
+      </w:r>
+      <w:proofErr w:type="spellEnd"/>
+      <w:proofErr w:type="gramEnd"/>
+      <w:r>
+        <w:rPr>
+          <w:rFonts w:hint="eastAsia"/>
+          <w:sz w:val="24"/>
+          <w:shd w:val="clear" w:color="auto" w:fill="FDFDFE"/>
+        </w:rPr>
+        <w:t xml:space="preserve"> on edge computing was created to improve </w:t>
+      </w:r>
+      <w:proofErr w:type="spellStart"/>
+      <w:r>
+        <w:rPr>
+          <w:rFonts w:hint="eastAsia"/>
+          <w:sz w:val="24"/>
+          <w:shd w:val="clear" w:color="auto" w:fill="FDFDFE"/>
+        </w:rPr>
+        <w:t>realtime</w:t>
+      </w:r>
+      <w:proofErr w:type="spellEnd"/>
+      <w:r>
+        <w:rPr>
+          <w:rFonts w:hint="eastAsia"/>
+          <w:sz w:val="24"/>
+          <w:shd w:val="clear" w:color="auto" w:fill="FDFDFE"/>
+        </w:rPr>
+        <w:t xml:space="preserve"> monitoring, automatic control; and </w:t>
+      </w:r>
+      <w:proofErr w:type="spellStart"/>
+      <w:r>
+        <w:rPr>
+          <w:rFonts w:hint="eastAsia"/>
+          <w:sz w:val="24"/>
+          <w:shd w:val="clear" w:color="auto" w:fill="FDFDFE"/>
+        </w:rPr>
+        <w:t>inteliigence</w:t>
+      </w:r>
+      <w:proofErr w:type="spellEnd"/>
+      <w:r>
+        <w:rPr>
+          <w:rFonts w:hint="eastAsia"/>
+          <w:sz w:val="24"/>
+          <w:shd w:val="clear" w:color="auto" w:fill="FDFDFE"/>
+        </w:rPr>
+        <w:t xml:space="preserve"> throughout the cultivation process. The system employs an overall architecture of device side, edge side, and </w:t>
+      </w:r>
+      <w:proofErr w:type="gramStart"/>
+      <w:r>
+        <w:rPr>
+          <w:rFonts w:hint="eastAsia"/>
+          <w:sz w:val="24"/>
+          <w:shd w:val="clear" w:color="auto" w:fill="FDFDFE"/>
+        </w:rPr>
+        <w:t>cloud based</w:t>
+      </w:r>
+      <w:proofErr w:type="gramEnd"/>
+      <w:r>
+        <w:rPr>
+          <w:rFonts w:hint="eastAsia"/>
+          <w:sz w:val="24"/>
+          <w:shd w:val="clear" w:color="auto" w:fill="FDFDFE"/>
+        </w:rPr>
+        <w:t xml:space="preserve"> expansion. Using an STM32F411 as the hardware core, </w:t>
+      </w:r>
+      <w:proofErr w:type="gramStart"/>
+      <w:r>
+        <w:rPr>
+          <w:rFonts w:hint="eastAsia"/>
+          <w:sz w:val="24"/>
+          <w:shd w:val="clear" w:color="auto" w:fill="FDFDFE"/>
+        </w:rPr>
+        <w:t>It</w:t>
+      </w:r>
+      <w:proofErr w:type="gramEnd"/>
+      <w:r>
+        <w:rPr>
+          <w:rFonts w:hint="eastAsia"/>
+          <w:sz w:val="24"/>
+          <w:shd w:val="clear" w:color="auto" w:fill="FDFDFE"/>
+        </w:rPr>
+        <w:t xml:space="preserve"> collects environmental parameters such as temperature, humidity, light intensity, and soil moisture, controls actuators, displays data on an OLED, and enables on-site interaction. Raspberry Pi 4B serves as the edge gateway, receiving device data via a USB virtual serial port. </w:t>
+      </w:r>
+      <w:proofErr w:type="spellStart"/>
+      <w:r>
+        <w:rPr>
+          <w:rFonts w:hint="eastAsia"/>
+          <w:sz w:val="24"/>
+          <w:shd w:val="clear" w:color="auto" w:fill="FDFDFE"/>
+        </w:rPr>
+        <w:t>MicroPython</w:t>
+      </w:r>
+      <w:proofErr w:type="spellEnd"/>
+      <w:r>
+        <w:rPr>
+          <w:rFonts w:hint="eastAsia"/>
+          <w:sz w:val="24"/>
+          <w:shd w:val="clear" w:color="auto" w:fill="FDFDFE"/>
+        </w:rPr>
+        <w:t xml:space="preserve">, Flask, and SQLite are used for </w:t>
+      </w:r>
+      <w:proofErr w:type="spellStart"/>
+      <w:r>
+        <w:rPr>
+          <w:rFonts w:hint="eastAsia"/>
+          <w:sz w:val="24"/>
+          <w:shd w:val="clear" w:color="auto" w:fill="FDFDFE"/>
+        </w:rPr>
+        <w:t>realtime</w:t>
+      </w:r>
+      <w:proofErr w:type="spellEnd"/>
+      <w:r>
+        <w:rPr>
+          <w:rFonts w:hint="eastAsia"/>
+          <w:sz w:val="24"/>
+          <w:shd w:val="clear" w:color="auto" w:fill="FDFDFE"/>
+        </w:rPr>
+        <w:t xml:space="preserve"> monitoring, historical data storage, web visualization, user access management, and automatic irrigation strategy configuration. MQTT is then used for </w:t>
+      </w:r>
+      <w:proofErr w:type="spellStart"/>
+      <w:r>
+        <w:rPr>
+          <w:rFonts w:hint="eastAsia"/>
+          <w:sz w:val="24"/>
+          <w:shd w:val="clear" w:color="auto" w:fill="FDFDFE"/>
+        </w:rPr>
+        <w:t>cloudbase</w:t>
+      </w:r>
+      <w:proofErr w:type="spellEnd"/>
+      <w:r>
+        <w:rPr>
+          <w:rFonts w:hint="eastAsia"/>
+          <w:sz w:val="24"/>
+          <w:shd w:val="clear" w:color="auto" w:fill="FDFDFE"/>
+        </w:rPr>
+        <w:t xml:space="preserve"> data expansion and remote access. Finally, </w:t>
+      </w:r>
+      <w:proofErr w:type="spellStart"/>
+      <w:r>
+        <w:rPr>
+          <w:rFonts w:hint="eastAsia"/>
+          <w:sz w:val="24"/>
+          <w:shd w:val="clear" w:color="auto" w:fill="FDFDFE"/>
+        </w:rPr>
+        <w:t>opencv</w:t>
+      </w:r>
+      <w:proofErr w:type="spellEnd"/>
+      <w:r>
+        <w:rPr>
+          <w:rFonts w:hint="eastAsia"/>
+          <w:sz w:val="24"/>
+          <w:shd w:val="clear" w:color="auto" w:fill="FDFDFE"/>
+        </w:rPr>
+        <w:t xml:space="preserve"> image analysis and local lightweight models are combined to enhance the system's environmental assessment and </w:t>
+      </w:r>
+      <w:proofErr w:type="spellStart"/>
+      <w:r>
+        <w:rPr>
+          <w:rFonts w:hint="eastAsia"/>
+          <w:sz w:val="24"/>
+          <w:shd w:val="clear" w:color="auto" w:fill="FDFDFE"/>
+        </w:rPr>
+        <w:t>decisionmaking</w:t>
+      </w:r>
+      <w:proofErr w:type="spellEnd"/>
+      <w:r>
+        <w:rPr>
+          <w:rFonts w:hint="eastAsia"/>
+          <w:sz w:val="24"/>
+          <w:shd w:val="clear" w:color="auto" w:fill="FDFDFE"/>
+        </w:rPr>
+        <w:t xml:space="preserve"> capabilities. The system test results show that this system can effectively perform </w:t>
+      </w:r>
+      <w:proofErr w:type="gramStart"/>
+      <w:r>
+        <w:rPr>
+          <w:rFonts w:hint="eastAsia"/>
+          <w:sz w:val="24"/>
+          <w:shd w:val="clear" w:color="auto" w:fill="FDFDFE"/>
+        </w:rPr>
+        <w:t>task</w:t>
+      </w:r>
+      <w:proofErr w:type="gramEnd"/>
+      <w:r>
+        <w:rPr>
+          <w:rFonts w:hint="eastAsia"/>
+          <w:sz w:val="24"/>
+          <w:shd w:val="clear" w:color="auto" w:fill="FDFDFE"/>
+        </w:rPr>
+        <w:t xml:space="preserve"> such as </w:t>
+      </w:r>
+      <w:proofErr w:type="spellStart"/>
+      <w:r>
+        <w:rPr>
+          <w:rFonts w:hint="eastAsia"/>
+          <w:sz w:val="24"/>
+          <w:shd w:val="clear" w:color="auto" w:fill="FDFDFE"/>
+        </w:rPr>
+        <w:t>realtime</w:t>
+      </w:r>
+      <w:proofErr w:type="spellEnd"/>
+      <w:r>
+        <w:rPr>
+          <w:rFonts w:hint="eastAsia"/>
+          <w:sz w:val="24"/>
+          <w:shd w:val="clear" w:color="auto" w:fill="FDFDFE"/>
+        </w:rPr>
+        <w:t xml:space="preserve"> monitoring of the saffron cultivation </w:t>
+      </w:r>
+      <w:proofErr w:type="spellStart"/>
+      <w:r>
+        <w:rPr>
+          <w:rFonts w:hint="eastAsia"/>
+          <w:sz w:val="24"/>
+          <w:shd w:val="clear" w:color="auto" w:fill="FDFDFE"/>
+        </w:rPr>
+        <w:t>environm</w:t>
+      </w:r>
+      <w:proofErr w:type="spellEnd"/>
+      <w:r>
+        <w:rPr>
+          <w:rFonts w:hint="eastAsia"/>
+          <w:sz w:val="24"/>
+          <w:shd w:val="clear" w:color="auto" w:fill="FDFDFE"/>
+        </w:rPr>
+        <w:t xml:space="preserve"> </w:t>
+      </w:r>
+      <w:proofErr w:type="spellStart"/>
+      <w:r>
+        <w:rPr>
+          <w:rFonts w:hint="eastAsia"/>
+          <w:sz w:val="24"/>
+          <w:shd w:val="clear" w:color="auto" w:fill="FDFDFE"/>
+        </w:rPr>
+        <w:t>ent</w:t>
+      </w:r>
+      <w:proofErr w:type="spellEnd"/>
+      <w:r>
+        <w:rPr>
+          <w:rFonts w:hint="eastAsia"/>
+          <w:sz w:val="24"/>
+          <w:shd w:val="clear" w:color="auto" w:fill="FDFDFE"/>
+        </w:rPr>
+        <w:t xml:space="preserve">, manual and automatic irrigation control, historical </w:t>
+      </w:r>
+      <w:proofErr w:type="spellStart"/>
+      <w:r>
+        <w:rPr>
+          <w:rFonts w:hint="eastAsia"/>
+          <w:sz w:val="24"/>
+          <w:shd w:val="clear" w:color="auto" w:fill="FDFDFE"/>
+        </w:rPr>
+        <w:t>date</w:t>
+      </w:r>
+      <w:proofErr w:type="spellEnd"/>
+      <w:r>
+        <w:rPr>
+          <w:rFonts w:hint="eastAsia"/>
+          <w:sz w:val="24"/>
+          <w:shd w:val="clear" w:color="auto" w:fill="FDFDFE"/>
+        </w:rPr>
+        <w:t xml:space="preserve"> visualization, and edge intelligent analysis. It features low cost, flexible deployment, and strong scalability, and can provide a feasible engineering solution for small scale intelligent cultivation of specialty economic crops.</w:t>
       </w:r>
     </w:p>
     <w:p>
@@ -7195,7 +7507,6 @@
     <w:p>
       <w:pPr>
         <w:pStyle w:val="afc"/>
-        <w:spacing w:line="360" w:lineRule="auto"/>
         <w:rPr>
           <w:lang w:val="zh-CN"/>
         </w:rPr>
@@ -7226,17 +7537,32 @@
     <w:p>
       <w:pPr>
         <w:pStyle w:val="afc"/>
-        <w:spacing w:line="360" w:lineRule="auto"/>
-        <w:rPr>
-          <w:lang w:val="zh-CN"/>
-        </w:rPr>
-      </w:pPr>
-      <w:r>
-        <w:rPr>
-          <w:rFonts w:hint="eastAsia"/>
-          <w:lang w:val="zh-CN"/>
-        </w:rPr>
-        <w:t>藏红花属于有较高经济价值的特色经济作物，它的生命周期存在明显的阶段特点，精细化管理要求比较高。在传统的手工灌溉及管理方式中存在着许多问题，劳动强度大，响应慢，监测次数少，过程不能溯源，环境一致性无法控制。当产业规模扩大或者环境变得更为复杂的时候，人工管理所造成的成本和不稳定性就会急剧增加。因此，建立一个环境感知、边缘处理、自动控制、数据可视化、云端扩展的系统，有较高的研究价值和应用意义。</w:t>
+        <w:rPr>
+          <w:lang w:val="zh-CN"/>
+        </w:rPr>
+      </w:pPr>
+      <w:r>
+        <w:rPr>
+          <w:rFonts w:hint="eastAsia"/>
+          <w:lang w:val="zh-CN"/>
+        </w:rPr>
+        <w:t>藏红花属于有较高经济价值的特色经济作物，它的生命周期存在明显的阶段特点，精细化管理要求比较高。在传统的手工灌溉及管理方式中存在着许多问题，劳动强度大，响应慢，监测次数少，过程不能溯源，环境一致性无法控制。</w:t>
+      </w:r>
+      <w:proofErr w:type="gramStart"/>
+      <w:r>
+        <w:rPr>
+          <w:rFonts w:hint="eastAsia"/>
+          <w:lang w:val="zh-CN"/>
+        </w:rPr>
+        <w:t>当产业</w:t>
+      </w:r>
+      <w:proofErr w:type="gramEnd"/>
+      <w:r>
+        <w:rPr>
+          <w:rFonts w:hint="eastAsia"/>
+          <w:lang w:val="zh-CN"/>
+        </w:rPr>
+        <w:t>规模扩大或者环境变得更为复杂的时候，人工管理所造成的成本和不稳定性就会急剧增加。因此，建立一个环境感知、边缘处理、自动控制、数据可视化、云端扩展的系统，有较高的研究价值和应用意义。</w:t>
       </w:r>
     </w:p>
     <w:p>
@@ -7265,7 +7591,6 @@
     <w:p>
       <w:pPr>
         <w:pStyle w:val="afc"/>
-        <w:spacing w:line="360" w:lineRule="auto"/>
         <w:rPr>
           <w:lang w:val="zh-CN"/>
         </w:rPr>
@@ -7281,7 +7606,6 @@
     <w:p>
       <w:pPr>
         <w:pStyle w:val="afc"/>
-        <w:spacing w:line="360" w:lineRule="auto"/>
         <w:rPr>
           <w:lang w:val="zh-CN"/>
         </w:rPr>
@@ -7331,7 +7655,6 @@
     <w:p>
       <w:pPr>
         <w:pStyle w:val="afc"/>
-        <w:spacing w:line="360" w:lineRule="auto"/>
         <w:rPr>
           <w:lang w:val="zh-CN"/>
         </w:rPr>
@@ -7361,7 +7684,6 @@
     <w:p>
       <w:pPr>
         <w:pStyle w:val="afc"/>
-        <w:spacing w:line="360" w:lineRule="auto"/>
         <w:rPr>
           <w:lang w:val="zh-CN"/>
         </w:rPr>
@@ -7383,7 +7705,6 @@
     <w:p>
       <w:pPr>
         <w:pStyle w:val="afc"/>
-        <w:spacing w:line="360" w:lineRule="auto"/>
         <w:rPr>
           <w:lang w:val="zh-CN"/>
         </w:rPr>
@@ -7405,7 +7726,6 @@
     <w:p>
       <w:pPr>
         <w:pStyle w:val="afc"/>
-        <w:spacing w:line="360" w:lineRule="auto"/>
         <w:rPr>
           <w:lang w:val="zh-CN"/>
         </w:rPr>
@@ -7494,7 +7814,6 @@
     <w:p>
       <w:pPr>
         <w:pStyle w:val="afc"/>
-        <w:spacing w:line="360" w:lineRule="auto"/>
         <w:rPr>
           <w:lang w:val="zh-CN"/>
         </w:rPr>
@@ -7597,7 +7916,6 @@
     <w:p>
       <w:pPr>
         <w:pStyle w:val="afc"/>
-        <w:spacing w:line="360" w:lineRule="auto"/>
         <w:rPr>
           <w:lang w:val="zh-CN"/>
         </w:rPr>
@@ -7677,7 +7995,23 @@
           <w:rFonts w:hint="eastAsia"/>
           <w:lang w:val="zh-CN"/>
         </w:rPr>
-        <w:t>但是对小型、低成本、适合教学、轻量部署的特色作物培育系统，还需要更加贴近实际应用的工程化方案。因此本文根据藏红花培育的实际需要提出一种结合嵌入式采集、边缘服务、本地数据库、可视化管理以及智能扩展的综合实现方案。</w:t>
+        <w:t>但是对小型、低成本、适合教学、轻</w:t>
+      </w:r>
+      <w:proofErr w:type="gramStart"/>
+      <w:r>
+        <w:rPr>
+          <w:rFonts w:hint="eastAsia"/>
+          <w:lang w:val="zh-CN"/>
+        </w:rPr>
+        <w:t>量部署</w:t>
+      </w:r>
+      <w:proofErr w:type="gramEnd"/>
+      <w:r>
+        <w:rPr>
+          <w:rFonts w:hint="eastAsia"/>
+          <w:lang w:val="zh-CN"/>
+        </w:rPr>
+        <w:t>的特色作物培育系统，还需要更加贴近实际应用的工程化方案。因此本文根据藏红花培育的实际需要提出一种结合嵌入式采集、边缘服务、本地数据库、可视化管理以及智能扩展的综合实现方案。</w:t>
       </w:r>
     </w:p>
     <w:p>
@@ -7707,7 +8041,6 @@
     <w:p>
       <w:pPr>
         <w:pStyle w:val="afc"/>
-        <w:spacing w:line="360" w:lineRule="auto"/>
         <w:rPr>
           <w:lang w:val="zh-CN"/>
         </w:rPr>
@@ -7723,7 +8056,6 @@
     <w:p>
       <w:pPr>
         <w:pStyle w:val="afc"/>
-        <w:spacing w:line="360" w:lineRule="auto"/>
         <w:rPr>
           <w:lang w:val="zh-CN"/>
         </w:rPr>
@@ -7751,7 +8083,6 @@
     <w:p>
       <w:pPr>
         <w:pStyle w:val="afc"/>
-        <w:spacing w:line="360" w:lineRule="auto"/>
         <w:rPr>
           <w:lang w:val="zh-CN"/>
         </w:rPr>
@@ -7878,7 +8209,6 @@
     <w:p>
       <w:pPr>
         <w:pStyle w:val="afc"/>
-        <w:spacing w:line="360" w:lineRule="auto"/>
         <w:rPr>
           <w:lang w:val="zh-CN"/>
         </w:rPr>
@@ -7934,7 +8264,6 @@
     <w:p>
       <w:pPr>
         <w:pStyle w:val="afc"/>
-        <w:spacing w:line="360" w:lineRule="auto"/>
         <w:rPr>
           <w:lang w:val="zh-CN"/>
         </w:rPr>
@@ -7976,7 +8305,6 @@
     <w:p>
       <w:pPr>
         <w:pStyle w:val="afc"/>
-        <w:spacing w:line="360" w:lineRule="auto"/>
         <w:rPr>
           <w:lang w:val="zh-CN"/>
         </w:rPr>
@@ -8018,7 +8346,6 @@
     <w:p>
       <w:pPr>
         <w:pStyle w:val="afc"/>
-        <w:spacing w:line="360" w:lineRule="auto"/>
         <w:rPr>
           <w:lang w:val="zh-CN"/>
         </w:rPr>
@@ -8092,23 +8419,37 @@
     <w:p>
       <w:pPr>
         <w:pStyle w:val="afc"/>
-        <w:spacing w:line="360" w:lineRule="auto"/>
-        <w:rPr>
-          <w:lang w:val="zh-CN"/>
-        </w:rPr>
-      </w:pPr>
-      <w:r>
-        <w:rPr>
-          <w:rFonts w:hint="eastAsia"/>
-          <w:lang w:val="zh-CN"/>
-        </w:rPr>
-        <w:t>物联网系统一般是由感知层、网络层、应用层三部分构成的。感知层主要是对环境信息进行采集、执行控制，网络层主要是实现设备之间的通信、数据传输，应用层主要是实现数据的管理、业务逻辑的实现。对于智能农业场景来说，单纯的感知和传输不能满足低时延、高可用性要求，所以要采用边缘计算的思想，把一部分存储、分析、控制逻辑放到离设备近的地方。</w:t>
+        <w:rPr>
+          <w:lang w:val="zh-CN"/>
+        </w:rPr>
+      </w:pPr>
+      <w:r>
+        <w:rPr>
+          <w:rFonts w:hint="eastAsia"/>
+          <w:lang w:val="zh-CN"/>
+        </w:rPr>
+        <w:t>物联网系统一般是由感知层、网络层、应用层三部分构成的。感知层主要是对环境信息进行采集、执行控制，网络层主要是实现设备之间的通信、数据传输，应用层主要是实现数据的管理、业务逻辑的实现。对于智能农业场景来说，单纯的感知和传输不能满足低时延、高可用性要求，所以要采用边缘计算的思想，把一部分存储、分析、控制逻辑放到</w:t>
+      </w:r>
+      <w:proofErr w:type="gramStart"/>
+      <w:r>
+        <w:rPr>
+          <w:rFonts w:hint="eastAsia"/>
+          <w:lang w:val="zh-CN"/>
+        </w:rPr>
+        <w:t>离设备</w:t>
+      </w:r>
+      <w:proofErr w:type="gramEnd"/>
+      <w:r>
+        <w:rPr>
+          <w:rFonts w:hint="eastAsia"/>
+          <w:lang w:val="zh-CN"/>
+        </w:rPr>
+        <w:t>近的地方。</w:t>
       </w:r>
     </w:p>
     <w:p>
       <w:pPr>
         <w:pStyle w:val="afc"/>
-        <w:spacing w:line="360" w:lineRule="auto"/>
         <w:rPr>
           <w:lang w:val="zh-CN"/>
         </w:rPr>
@@ -8231,7 +8572,6 @@
     <w:p>
       <w:pPr>
         <w:pStyle w:val="afc"/>
-        <w:spacing w:line="360" w:lineRule="auto"/>
         <w:rPr>
           <w:lang w:val="zh-CN"/>
         </w:rPr>
@@ -8310,7 +8650,6 @@
     <w:p>
       <w:pPr>
         <w:pStyle w:val="afc"/>
-        <w:spacing w:line="360" w:lineRule="auto"/>
         <w:rPr>
           <w:lang w:val="zh-CN"/>
         </w:rPr>
@@ -8384,7 +8723,6 @@
     <w:p>
       <w:pPr>
         <w:pStyle w:val="afc"/>
-        <w:spacing w:line="360" w:lineRule="auto"/>
       </w:pPr>
       <w:r>
         <w:rPr>
@@ -8398,7 +8736,23 @@
           <w:rFonts w:hint="eastAsia"/>
           <w:lang w:val="zh-CN"/>
         </w:rPr>
-        <w:t>是一种面向低带宽和高延迟网络环境设计的轻量级发布</w:t>
+        <w:t>是一种</w:t>
+      </w:r>
+      <w:proofErr w:type="gramStart"/>
+      <w:r>
+        <w:rPr>
+          <w:rFonts w:hint="eastAsia"/>
+          <w:lang w:val="zh-CN"/>
+        </w:rPr>
+        <w:t>面向低</w:t>
+      </w:r>
+      <w:proofErr w:type="gramEnd"/>
+      <w:r>
+        <w:rPr>
+          <w:rFonts w:hint="eastAsia"/>
+          <w:lang w:val="zh-CN"/>
+        </w:rPr>
+        <w:t>带宽和高延迟网络环境设计的轻量级发布</w:t>
       </w:r>
       <w:r>
         <w:rPr>
@@ -8468,7 +8822,23 @@
           <w:rFonts w:hint="eastAsia"/>
           <w:lang w:val="zh-CN"/>
         </w:rPr>
-        <w:t>并能通过扫描二维码或者访</w:t>
+        <w:t>并能通过扫描二</w:t>
+      </w:r>
+      <w:proofErr w:type="gramStart"/>
+      <w:r>
+        <w:rPr>
+          <w:rFonts w:hint="eastAsia"/>
+          <w:lang w:val="zh-CN"/>
+        </w:rPr>
+        <w:t>维码或者</w:t>
+      </w:r>
+      <w:proofErr w:type="gramEnd"/>
+      <w:r>
+        <w:rPr>
+          <w:rFonts w:hint="eastAsia"/>
+          <w:lang w:val="zh-CN"/>
+        </w:rPr>
+        <w:t>访</w:t>
       </w:r>
       <w:r>
         <w:rPr>
@@ -8476,8 +8846,17 @@
           <w:lang w:val="zh-CN"/>
         </w:rPr>
         <w:lastRenderedPageBreak/>
-        <w:t>问公网域名来在非局域网查看采集器数据</w:t>
-      </w:r>
+        <w:t>问公网域名来在非局域网查看采集</w:t>
+      </w:r>
+      <w:proofErr w:type="gramStart"/>
+      <w:r>
+        <w:rPr>
+          <w:rFonts w:hint="eastAsia"/>
+          <w:lang w:val="zh-CN"/>
+        </w:rPr>
+        <w:t>器数据</w:t>
+      </w:r>
+      <w:proofErr w:type="gramEnd"/>
       <w:r>
         <w:rPr>
           <w:rFonts w:hint="eastAsia"/>
@@ -8568,7 +8947,6 @@
     <w:p>
       <w:pPr>
         <w:pStyle w:val="afc"/>
-        <w:spacing w:line="360" w:lineRule="auto"/>
         <w:rPr>
           <w:lang w:val="zh-CN"/>
         </w:rPr>
@@ -8642,65 +9020,38 @@
     <w:p>
       <w:pPr>
         <w:pStyle w:val="afc"/>
-        <w:spacing w:line="360" w:lineRule="auto"/>
-        <w:rPr>
-          <w:szCs w:val="28"/>
-        </w:rPr>
-      </w:pPr>
-      <w:r>
-        <w:rPr>
-          <w:szCs w:val="28"/>
-        </w:rPr>
+      </w:pPr>
+      <w:r>
         <w:t>在边缘端加上本地语言模型辅助模块，使系统更具有交互性。系统以目前的温度、湿度、光照、土壤湿度为输入参数，产生提示词并调用本地模型得到简短的环境评价建议</w:t>
       </w:r>
       <w:r>
         <w:rPr>
-          <w:szCs w:val="28"/>
           <w:vertAlign w:val="superscript"/>
         </w:rPr>
         <w:t>[16]</w:t>
       </w:r>
       <w:r>
-        <w:rPr>
-          <w:szCs w:val="28"/>
-        </w:rPr>
         <w:t>。该功能本身并不直接参与到控制闭环中来，但是从系统展示性、交互性和智能扩展的角度来说，有积极意义，并且也体现了边缘智能与农业应用相结合的探索方向，本设计使用</w:t>
       </w:r>
       <w:r>
-        <w:rPr>
-          <w:szCs w:val="28"/>
-        </w:rPr>
         <w:t>qwen2.5 0.5B Q4</w:t>
       </w:r>
       <w:r>
-        <w:rPr>
-          <w:szCs w:val="28"/>
-        </w:rPr>
         <w:t>量化，非常适合在树莓派这样的轻量级</w:t>
       </w:r>
       <w:r>
-        <w:rPr>
-          <w:szCs w:val="28"/>
-        </w:rPr>
         <w:t>MPU</w:t>
       </w:r>
       <w:r>
-        <w:rPr>
-          <w:szCs w:val="28"/>
-        </w:rPr>
         <w:t>上运行</w:t>
       </w:r>
       <w:r>
         <w:rPr>
-          <w:szCs w:val="28"/>
           <w:vertAlign w:val="superscript"/>
         </w:rPr>
         <w:t>[9]</w:t>
       </w:r>
       <w:r>
-        <w:rPr>
-          <w:szCs w:val="28"/>
-        </w:rPr>
         <w:t>。</w:t>
       </w:r>
     </w:p>
@@ -8777,7 +9128,6 @@
     <w:p>
       <w:pPr>
         <w:pStyle w:val="afc"/>
-        <w:spacing w:line="360" w:lineRule="auto"/>
         <w:rPr>
           <w:lang w:val="zh-CN"/>
         </w:rPr>
@@ -8793,7 +9143,6 @@
     <w:p>
       <w:pPr>
         <w:pStyle w:val="afc"/>
-        <w:spacing w:line="360" w:lineRule="auto"/>
         <w:rPr>
           <w:lang w:val="zh-CN"/>
         </w:rPr>
@@ -8815,7 +9164,6 @@
     <w:p>
       <w:pPr>
         <w:pStyle w:val="afc"/>
-        <w:spacing w:line="360" w:lineRule="auto"/>
         <w:rPr>
           <w:lang w:val="zh-CN"/>
         </w:rPr>
@@ -8837,7 +9185,6 @@
     <w:p>
       <w:pPr>
         <w:pStyle w:val="afc"/>
-        <w:spacing w:line="360" w:lineRule="auto"/>
         <w:rPr>
           <w:lang w:val="zh-CN"/>
         </w:rPr>
@@ -8859,7 +9206,6 @@
     <w:p>
       <w:pPr>
         <w:pStyle w:val="afc"/>
-        <w:spacing w:line="360" w:lineRule="auto"/>
         <w:rPr>
           <w:lang w:val="zh-CN"/>
         </w:rPr>
@@ -8895,7 +9241,6 @@
     <w:p>
       <w:pPr>
         <w:pStyle w:val="afc"/>
-        <w:spacing w:line="360" w:lineRule="auto"/>
         <w:rPr>
           <w:lang w:val="zh-CN"/>
         </w:rPr>
@@ -8931,7 +9276,6 @@
     <w:p>
       <w:pPr>
         <w:pStyle w:val="afc"/>
-        <w:spacing w:line="360" w:lineRule="auto"/>
         <w:rPr>
           <w:lang w:val="zh-CN"/>
         </w:rPr>
@@ -8984,7 +9328,6 @@
     <w:p>
       <w:pPr>
         <w:pStyle w:val="afc"/>
-        <w:spacing w:line="360" w:lineRule="auto"/>
         <w:rPr>
           <w:lang w:val="zh-CN"/>
         </w:rPr>
@@ -9161,23 +9504,54 @@
           <w:rFonts w:hint="eastAsia"/>
           <w:lang w:val="zh-CN"/>
         </w:rPr>
-        <w:t>完成视觉任务。该套软硬结合的技术栈已经得到了很多行业的落地项目验证，可以保证本系统的各种复杂的业务能顺利进行。</w:t>
+        <w:t>完成视觉任务。该套软硬结合的技术</w:t>
+      </w:r>
+      <w:proofErr w:type="gramStart"/>
+      <w:r>
+        <w:rPr>
+          <w:rFonts w:hint="eastAsia"/>
+          <w:lang w:val="zh-CN"/>
+        </w:rPr>
+        <w:t>栈</w:t>
+      </w:r>
+      <w:proofErr w:type="gramEnd"/>
+      <w:r>
+        <w:rPr>
+          <w:rFonts w:hint="eastAsia"/>
+          <w:lang w:val="zh-CN"/>
+        </w:rPr>
+        <w:t>已经得到了很多行业的落地项目验证，可以保证本系统的各种复杂的业务能顺利进行。</w:t>
       </w:r>
     </w:p>
     <w:p>
       <w:pPr>
         <w:pStyle w:val="afc"/>
-        <w:spacing w:line="360" w:lineRule="auto"/>
-        <w:rPr>
-          <w:lang w:val="zh-CN"/>
-        </w:rPr>
-      </w:pPr>
-      <w:r>
-        <w:rPr>
-          <w:rFonts w:hint="eastAsia"/>
-          <w:lang w:val="zh-CN"/>
-        </w:rPr>
-        <w:t>经济可行性。本系统所用到的主要零部件绝大部分都是基础电子教学、实验模块。这些配件价格便宜。另外，直接使用树莓派作为算力中心，并且配备现成的传感器成品，不但可以节省从零开始绘制复杂的</w:t>
+        <w:rPr>
+          <w:lang w:val="zh-CN"/>
+        </w:rPr>
+      </w:pPr>
+      <w:r>
+        <w:rPr>
+          <w:rFonts w:hint="eastAsia"/>
+          <w:lang w:val="zh-CN"/>
+        </w:rPr>
+        <w:t>经济可行性。本系统所用到的主要零部件绝大部分都是基础电子教学、实验模块。这些配件价格便宜。另外，直接使用树莓派</w:t>
+      </w:r>
+      <w:proofErr w:type="gramStart"/>
+      <w:r>
+        <w:rPr>
+          <w:rFonts w:hint="eastAsia"/>
+          <w:lang w:val="zh-CN"/>
+        </w:rPr>
+        <w:t>作为算力中心</w:t>
+      </w:r>
+      <w:proofErr w:type="gramEnd"/>
+      <w:r>
+        <w:rPr>
+          <w:rFonts w:hint="eastAsia"/>
+          <w:lang w:val="zh-CN"/>
+        </w:rPr>
+        <w:t>，并且配备现成的传感器成品，不但可以节省从零开始绘制复杂的</w:t>
       </w:r>
       <w:r>
         <w:rPr>
@@ -9197,7 +9571,6 @@
     <w:p>
       <w:pPr>
         <w:pStyle w:val="afc"/>
-        <w:spacing w:line="360" w:lineRule="auto"/>
         <w:rPr>
           <w:lang w:val="zh-CN"/>
         </w:rPr>
@@ -9249,7 +9622,23 @@
           <w:rFonts w:hint="eastAsia"/>
           <w:lang w:val="zh-CN"/>
         </w:rPr>
-        <w:t>线以串行方式进行通信，并且使用免安装的本地数据库，基本上实现了插电即用的效果。系统自带的自动灌溉方案、完善的日志存档系统等都会大大减少对人工操作的需求，该系统非常容易上手并且视觉反馈清晰。</w:t>
+        <w:t>线以串行方式进行通信，并且使用免安装的本地数据库，基本上实现了</w:t>
+      </w:r>
+      <w:proofErr w:type="gramStart"/>
+      <w:r>
+        <w:rPr>
+          <w:rFonts w:hint="eastAsia"/>
+          <w:lang w:val="zh-CN"/>
+        </w:rPr>
+        <w:t>插电即用</w:t>
+      </w:r>
+      <w:proofErr w:type="gramEnd"/>
+      <w:r>
+        <w:rPr>
+          <w:rFonts w:hint="eastAsia"/>
+          <w:lang w:val="zh-CN"/>
+        </w:rPr>
+        <w:t>的效果。系统自带的自动灌溉方案、完善的日志存档系统等都会大大减少对人工操作的需求，该系统非常容易上手并且视觉反馈清晰。</w:t>
       </w:r>
     </w:p>
     <w:p>
@@ -9280,18 +9669,26 @@
     <w:p>
       <w:pPr>
         <w:pStyle w:val="afc"/>
-        <w:spacing w:line="360" w:lineRule="auto"/>
-        <w:rPr>
-          <w:lang w:val="zh-CN"/>
-        </w:rPr>
-      </w:pPr>
-      <w:r>
-        <w:rPr>
-          <w:rFonts w:hint="eastAsia"/>
-          <w:lang w:val="zh-CN"/>
-        </w:rPr>
-        <w:t>本文采用“设备端、边缘端、云端扩展”三层结构来设计系统的总体方案。设备端采用</w:t>
-      </w:r>
+        <w:rPr>
+          <w:lang w:val="zh-CN"/>
+        </w:rPr>
+      </w:pPr>
+      <w:r>
+        <w:rPr>
+          <w:rFonts w:hint="eastAsia"/>
+          <w:lang w:val="zh-CN"/>
+        </w:rPr>
+        <w:t>本文采用“设备端、边缘端、云端扩展”三层结构来设计系统的总体方案。设备</w:t>
+      </w:r>
+      <w:proofErr w:type="gramStart"/>
+      <w:r>
+        <w:rPr>
+          <w:rFonts w:hint="eastAsia"/>
+          <w:lang w:val="zh-CN"/>
+        </w:rPr>
+        <w:t>端采用</w:t>
+      </w:r>
+      <w:proofErr w:type="gramEnd"/>
       <w:r>
         <w:rPr>
           <w:rFonts w:hint="eastAsia"/>
@@ -9366,7 +9763,6 @@
     <w:p>
       <w:pPr>
         <w:pStyle w:val="afc"/>
-        <w:spacing w:line="360" w:lineRule="auto"/>
         <w:rPr>
           <w:lang w:val="zh-CN"/>
         </w:rPr>
@@ -9432,7 +9828,39 @@
           <w:rFonts w:hint="eastAsia"/>
           <w:lang w:val="zh-CN"/>
         </w:rPr>
-        <w:t>获取最新的数据以及历史数据，从而达到实时监控和图表展示的目的；当检测到土壤湿度低于阈值的时候，边缘端会自动开启水泵，并且在达到设定的时间之后再自动关闭水泵；当云端连接正常的时候，边缘端会把数据通过</w:t>
+        <w:t>获取最新的数据以及历史数据，从而达到实时监控和图表展示的目的；当检测到土壤湿度低于阈值的时候，</w:t>
+      </w:r>
+      <w:proofErr w:type="gramStart"/>
+      <w:r>
+        <w:rPr>
+          <w:rFonts w:hint="eastAsia"/>
+          <w:lang w:val="zh-CN"/>
+        </w:rPr>
+        <w:t>边缘端会自动</w:t>
+      </w:r>
+      <w:proofErr w:type="gramEnd"/>
+      <w:r>
+        <w:rPr>
+          <w:rFonts w:hint="eastAsia"/>
+          <w:lang w:val="zh-CN"/>
+        </w:rPr>
+        <w:t>开启水泵，并且在达到设定的时间之后再自动关闭水泵；当云端连接正常的时候，</w:t>
+      </w:r>
+      <w:proofErr w:type="gramStart"/>
+      <w:r>
+        <w:rPr>
+          <w:rFonts w:hint="eastAsia"/>
+          <w:lang w:val="zh-CN"/>
+        </w:rPr>
+        <w:t>边缘端会把</w:t>
+      </w:r>
+      <w:proofErr w:type="gramEnd"/>
+      <w:r>
+        <w:rPr>
+          <w:rFonts w:hint="eastAsia"/>
+          <w:lang w:val="zh-CN"/>
+        </w:rPr>
+        <w:t>数据通过</w:t>
       </w:r>
       <w:r>
         <w:rPr>
@@ -9648,7 +10076,6 @@
     <w:p>
       <w:pPr>
         <w:pStyle w:val="afc"/>
-        <w:spacing w:line="360" w:lineRule="auto"/>
         <w:rPr>
           <w:lang w:val="zh-CN"/>
         </w:rPr>
@@ -10033,7 +10460,25 @@
                 <w:bCs/>
                 <w:szCs w:val="21"/>
               </w:rPr>
-              <w:t xml:space="preserve"> MicroPython, </w:t>
+              <w:t xml:space="preserve"> </w:t>
+            </w:r>
+            <w:proofErr w:type="spellStart"/>
+            <w:r>
+              <w:rPr>
+                <w:rFonts w:hint="eastAsia"/>
+                <w:bCs/>
+                <w:szCs w:val="21"/>
+              </w:rPr>
+              <w:t>MicroPython</w:t>
+            </w:r>
+            <w:proofErr w:type="spellEnd"/>
+            <w:r>
+              <w:rPr>
+                <w:rFonts w:hint="eastAsia"/>
+                <w:bCs/>
+                <w:szCs w:val="21"/>
+              </w:rPr>
+              <w:t xml:space="preserve">, </w:t>
             </w:r>
             <w:r>
               <w:rPr>
@@ -11337,7 +11782,25 @@
                 <w:bCs/>
                 <w:szCs w:val="21"/>
               </w:rPr>
-              <w:t>与边缘端易集成，适合展示</w:t>
+              <w:t>与边缘</w:t>
+            </w:r>
+            <w:proofErr w:type="gramStart"/>
+            <w:r>
+              <w:rPr>
+                <w:rFonts w:hint="eastAsia"/>
+                <w:bCs/>
+                <w:szCs w:val="21"/>
+              </w:rPr>
+              <w:t>端易集成</w:t>
+            </w:r>
+            <w:proofErr w:type="gramEnd"/>
+            <w:r>
+              <w:rPr>
+                <w:rFonts w:hint="eastAsia"/>
+                <w:bCs/>
+                <w:szCs w:val="21"/>
+              </w:rPr>
+              <w:t>，适合展示</w:t>
             </w:r>
           </w:p>
         </w:tc>
@@ -11609,8 +12072,18 @@
                 <w:bCs/>
                 <w:szCs w:val="21"/>
               </w:rPr>
-              <w:t>方案一</w:t>
-            </w:r>
+              <w:t>方案</w:t>
+            </w:r>
+            <w:proofErr w:type="gramStart"/>
+            <w:r>
+              <w:rPr>
+                <w:rFonts w:hint="eastAsia"/>
+                <w:bCs/>
+                <w:szCs w:val="21"/>
+              </w:rPr>
+              <w:t>一</w:t>
+            </w:r>
+            <w:proofErr w:type="gramEnd"/>
           </w:p>
         </w:tc>
         <w:tc>
@@ -12354,13 +12827,23 @@
                 <w:szCs w:val="21"/>
               </w:rPr>
             </w:pPr>
-            <w:r>
-              <w:rPr>
-                <w:rFonts w:hint="eastAsia"/>
-                <w:bCs/>
-                <w:szCs w:val="21"/>
-              </w:rPr>
-              <w:t>仅文件存储</w:t>
+            <w:proofErr w:type="gramStart"/>
+            <w:r>
+              <w:rPr>
+                <w:rFonts w:hint="eastAsia"/>
+                <w:bCs/>
+                <w:szCs w:val="21"/>
+              </w:rPr>
+              <w:t>仅文件</w:t>
+            </w:r>
+            <w:proofErr w:type="gramEnd"/>
+            <w:r>
+              <w:rPr>
+                <w:rFonts w:hint="eastAsia"/>
+                <w:bCs/>
+                <w:szCs w:val="21"/>
+              </w:rPr>
+              <w:t>存储</w:t>
             </w:r>
           </w:p>
         </w:tc>
@@ -12545,13 +13028,23 @@
                 <w:szCs w:val="21"/>
               </w:rPr>
             </w:pPr>
-            <w:r>
-              <w:rPr>
-                <w:rFonts w:hint="eastAsia"/>
-                <w:bCs/>
-                <w:szCs w:val="21"/>
-              </w:rPr>
-              <w:t>仅文件存储</w:t>
+            <w:proofErr w:type="gramStart"/>
+            <w:r>
+              <w:rPr>
+                <w:rFonts w:hint="eastAsia"/>
+                <w:bCs/>
+                <w:szCs w:val="21"/>
+              </w:rPr>
+              <w:t>仅文件</w:t>
+            </w:r>
+            <w:proofErr w:type="gramEnd"/>
+            <w:r>
+              <w:rPr>
+                <w:rFonts w:hint="eastAsia"/>
+                <w:bCs/>
+                <w:szCs w:val="21"/>
+              </w:rPr>
+              <w:t>存储</w:t>
             </w:r>
           </w:p>
         </w:tc>
@@ -12703,7 +13196,6 @@
     <w:p>
       <w:pPr>
         <w:pStyle w:val="afc"/>
-        <w:spacing w:line="360" w:lineRule="auto"/>
         <w:rPr>
           <w:lang w:val="zh-CN"/>
         </w:rPr>
@@ -12741,7 +13233,6 @@
     <w:p>
       <w:pPr>
         <w:pStyle w:val="afc"/>
-        <w:spacing w:line="360" w:lineRule="auto"/>
         <w:rPr>
           <w:lang w:val="zh-CN"/>
         </w:rPr>
@@ -12933,7 +13424,23 @@
           <w:rFonts w:hint="eastAsia"/>
           <w:lang w:val="zh-CN"/>
         </w:rPr>
-        <w:t>等软件环境，满足系统本地数据处理及功能扩展的要求。两者一起工作，系统既有单片机的实时控制能力，又有边缘设备的数据处理能力。</w:t>
+        <w:t>等软件环境，满足</w:t>
+      </w:r>
+      <w:proofErr w:type="gramStart"/>
+      <w:r>
+        <w:rPr>
+          <w:rFonts w:hint="eastAsia"/>
+          <w:lang w:val="zh-CN"/>
+        </w:rPr>
+        <w:t>系统本地</w:t>
+      </w:r>
+      <w:proofErr w:type="gramEnd"/>
+      <w:r>
+        <w:rPr>
+          <w:rFonts w:hint="eastAsia"/>
+          <w:lang w:val="zh-CN"/>
+        </w:rPr>
+        <w:t>数据处理及功能扩展的要求。两者一起工作，系统既有单片机的实时控制能力，又有边缘设备的数据处理能力。</w:t>
       </w:r>
     </w:p>
     <w:p>
@@ -13114,7 +13621,6 @@
     <w:p>
       <w:pPr>
         <w:pStyle w:val="afc"/>
-        <w:spacing w:line="360" w:lineRule="auto"/>
         <w:rPr>
           <w:lang w:val="zh-CN"/>
         </w:rPr>
@@ -13229,7 +13735,6 @@
     <w:p>
       <w:pPr>
         <w:pStyle w:val="afc"/>
-        <w:spacing w:line="360" w:lineRule="auto"/>
         <w:rPr>
           <w:lang w:val="zh-CN"/>
         </w:rPr>
@@ -13238,7 +13743,6 @@
     <w:p>
       <w:pPr>
         <w:pStyle w:val="afc"/>
-        <w:spacing w:line="360" w:lineRule="auto"/>
         <w:rPr>
           <w:lang w:val="zh-CN"/>
         </w:rPr>
@@ -13438,7 +13942,6 @@
     <w:p>
       <w:pPr>
         <w:pStyle w:val="afc"/>
-        <w:spacing w:line="360" w:lineRule="auto"/>
         <w:rPr>
           <w:lang w:val="zh-CN"/>
         </w:rPr>
@@ -13539,7 +14042,6 @@
     <w:p>
       <w:pPr>
         <w:pStyle w:val="afc"/>
-        <w:spacing w:line="360" w:lineRule="auto"/>
         <w:rPr>
           <w:lang w:val="zh-CN"/>
         </w:rPr>
@@ -13548,7 +14050,6 @@
     <w:p>
       <w:pPr>
         <w:pStyle w:val="afc"/>
-        <w:spacing w:line="360" w:lineRule="auto"/>
         <w:rPr>
           <w:lang w:val="zh-CN"/>
         </w:rPr>
@@ -13723,7 +14224,6 @@
     <w:p>
       <w:pPr>
         <w:pStyle w:val="afc"/>
-        <w:spacing w:line="360" w:lineRule="auto"/>
         <w:rPr>
           <w:lang w:val="zh-CN"/>
         </w:rPr>
@@ -13767,7 +14267,6 @@
     <w:p>
       <w:pPr>
         <w:pStyle w:val="afc"/>
-        <w:spacing w:line="360" w:lineRule="auto"/>
         <w:rPr>
           <w:lang w:val="zh-CN"/>
         </w:rPr>
@@ -13776,7 +14275,6 @@
     <w:p>
       <w:pPr>
         <w:pStyle w:val="afc"/>
-        <w:spacing w:line="360" w:lineRule="auto"/>
         <w:rPr>
           <w:lang w:val="zh-CN"/>
         </w:rPr>
@@ -13936,7 +14434,6 @@
     <w:p>
       <w:pPr>
         <w:pStyle w:val="afc"/>
-        <w:spacing w:line="360" w:lineRule="auto"/>
         <w:rPr>
           <w:lang w:val="zh-CN"/>
         </w:rPr>
@@ -13960,7 +14457,23 @@
           <w:rFonts w:hint="eastAsia"/>
           <w:lang w:val="zh-CN"/>
         </w:rPr>
-        <w:t>摄像头做为图像采集器件。该模块可以直接和树莓派相连，用来采集作物生长图像，再用</w:t>
+        <w:t>摄像头</w:t>
+      </w:r>
+      <w:proofErr w:type="gramStart"/>
+      <w:r>
+        <w:rPr>
+          <w:rFonts w:hint="eastAsia"/>
+          <w:lang w:val="zh-CN"/>
+        </w:rPr>
+        <w:t>做为</w:t>
+      </w:r>
+      <w:proofErr w:type="gramEnd"/>
+      <w:r>
+        <w:rPr>
+          <w:rFonts w:hint="eastAsia"/>
+          <w:lang w:val="zh-CN"/>
+        </w:rPr>
+        <w:t>图像采集器件。该模块可以直接和树莓派相连，用来采集作物生长图像，再用</w:t>
       </w:r>
       <w:r>
         <w:rPr>
@@ -13980,7 +14493,6 @@
     <w:p>
       <w:pPr>
         <w:pStyle w:val="afc"/>
-        <w:spacing w:line="360" w:lineRule="auto"/>
         <w:rPr>
           <w:lang w:val="zh-CN"/>
         </w:rPr>
@@ -14039,7 +14551,6 @@
     <w:p>
       <w:pPr>
         <w:pStyle w:val="afc"/>
-        <w:spacing w:line="360" w:lineRule="auto"/>
         <w:rPr>
           <w:lang w:val="zh-CN"/>
         </w:rPr>
@@ -14150,18 +14661,26 @@
         </w:rPr>
         <w:t xml:space="preserve"> STM32 </w:t>
       </w:r>
-      <w:r>
-        <w:rPr>
-          <w:rFonts w:hint="eastAsia"/>
-          <w:lang w:val="zh-CN"/>
-        </w:rPr>
-        <w:t>回发控制命令。</w:t>
+      <w:proofErr w:type="gramStart"/>
+      <w:r>
+        <w:rPr>
+          <w:rFonts w:hint="eastAsia"/>
+          <w:lang w:val="zh-CN"/>
+        </w:rPr>
+        <w:t>回发控制</w:t>
+      </w:r>
+      <w:proofErr w:type="gramEnd"/>
+      <w:r>
+        <w:rPr>
+          <w:rFonts w:hint="eastAsia"/>
+          <w:lang w:val="zh-CN"/>
+        </w:rPr>
+        <w:t>命令。</w:t>
       </w:r>
     </w:p>
     <w:p>
       <w:pPr>
         <w:pStyle w:val="afc"/>
-        <w:spacing w:line="360" w:lineRule="auto"/>
         <w:rPr>
           <w:lang w:val="zh-CN"/>
         </w:rPr>
@@ -14185,7 +14704,23 @@
           <w:rFonts w:hint="eastAsia"/>
           <w:lang w:val="zh-CN"/>
         </w:rPr>
-        <w:t>灯带继电器。当边缘端发出控制命令之后，</w:t>
+        <w:t>灯带继电器。当边缘</w:t>
+      </w:r>
+      <w:proofErr w:type="gramStart"/>
+      <w:r>
+        <w:rPr>
+          <w:rFonts w:hint="eastAsia"/>
+          <w:lang w:val="zh-CN"/>
+        </w:rPr>
+        <w:t>端发出</w:t>
+      </w:r>
+      <w:proofErr w:type="gramEnd"/>
+      <w:r>
+        <w:rPr>
+          <w:rFonts w:hint="eastAsia"/>
+          <w:lang w:val="zh-CN"/>
+        </w:rPr>
+        <w:t>控制命令之后，</w:t>
       </w:r>
       <w:r>
         <w:rPr>
@@ -14247,7 +14782,6 @@
     <w:p>
       <w:pPr>
         <w:pStyle w:val="afc"/>
-        <w:spacing w:line="360" w:lineRule="auto"/>
         <w:rPr>
           <w:lang w:val="zh-CN"/>
         </w:rPr>
@@ -14267,7 +14801,7 @@
           <w:ilvl w:val="0"/>
           <w:numId w:val="2"/>
         </w:numPr>
-        <w:spacing w:line="360" w:lineRule="auto"/>
+        <w:ind w:firstLineChars="0"/>
         <w:rPr>
           <w:lang w:val="zh-CN"/>
         </w:rPr>
@@ -14322,7 +14856,7 @@
           <w:ilvl w:val="0"/>
           <w:numId w:val="2"/>
         </w:numPr>
-        <w:spacing w:line="360" w:lineRule="auto"/>
+        <w:ind w:firstLineChars="0"/>
         <w:rPr>
           <w:lang w:val="zh-CN"/>
         </w:rPr>
@@ -14356,7 +14890,7 @@
           <w:ilvl w:val="0"/>
           <w:numId w:val="2"/>
         </w:numPr>
-        <w:spacing w:line="360" w:lineRule="auto"/>
+        <w:ind w:firstLineChars="0"/>
         <w:rPr>
           <w:lang w:val="zh-CN"/>
         </w:rPr>
@@ -14481,7 +15015,7 @@
           <w:ilvl w:val="0"/>
           <w:numId w:val="2"/>
         </w:numPr>
-        <w:spacing w:line="360" w:lineRule="auto"/>
+        <w:ind w:firstLineChars="0"/>
         <w:rPr>
           <w:lang w:val="zh-CN"/>
         </w:rPr>
@@ -14515,7 +15049,7 @@
           <w:ilvl w:val="0"/>
           <w:numId w:val="2"/>
         </w:numPr>
-        <w:spacing w:line="360" w:lineRule="auto"/>
+        <w:ind w:firstLineChars="0"/>
         <w:rPr>
           <w:lang w:val="zh-CN"/>
         </w:rPr>
@@ -14556,17 +15090,26 @@
           <w:ilvl w:val="0"/>
           <w:numId w:val="2"/>
         </w:numPr>
-        <w:spacing w:line="360" w:lineRule="auto"/>
-        <w:rPr>
-          <w:lang w:val="zh-CN"/>
-        </w:rPr>
-      </w:pPr>
-      <w:r>
-        <w:rPr>
-          <w:rFonts w:hint="eastAsia"/>
-          <w:lang w:val="zh-CN"/>
-        </w:rPr>
-        <w:t>板载状态指示灯使用</w:t>
+        <w:ind w:firstLineChars="0"/>
+        <w:rPr>
+          <w:lang w:val="zh-CN"/>
+        </w:rPr>
+      </w:pPr>
+      <w:proofErr w:type="gramStart"/>
+      <w:r>
+        <w:rPr>
+          <w:rFonts w:hint="eastAsia"/>
+          <w:lang w:val="zh-CN"/>
+        </w:rPr>
+        <w:t>板载状态</w:t>
+      </w:r>
+      <w:proofErr w:type="gramEnd"/>
+      <w:r>
+        <w:rPr>
+          <w:rFonts w:hint="eastAsia"/>
+          <w:lang w:val="zh-CN"/>
+        </w:rPr>
+        <w:t>指示灯使用</w:t>
       </w:r>
       <w:r>
         <w:rPr>
@@ -14590,7 +15133,7 @@
           <w:ilvl w:val="0"/>
           <w:numId w:val="2"/>
         </w:numPr>
-        <w:spacing w:line="360" w:lineRule="auto"/>
+        <w:ind w:firstLineChars="0"/>
         <w:rPr>
           <w:lang w:val="zh-CN"/>
         </w:rPr>
@@ -14607,8 +15150,17 @@
           <w:rFonts w:hint="eastAsia"/>
           <w:lang w:val="zh-CN"/>
         </w:rPr>
-        <w:t>与树莓派通过</w:t>
-      </w:r>
+        <w:t>与树莓</w:t>
+      </w:r>
+      <w:proofErr w:type="gramStart"/>
+      <w:r>
+        <w:rPr>
+          <w:rFonts w:hint="eastAsia"/>
+          <w:lang w:val="zh-CN"/>
+        </w:rPr>
+        <w:t>派通过</w:t>
+      </w:r>
+      <w:proofErr w:type="gramEnd"/>
       <w:r>
         <w:rPr>
           <w:rFonts w:hint="eastAsia"/>
@@ -14672,7 +15224,6 @@
     <w:p>
       <w:pPr>
         <w:pStyle w:val="afc"/>
-        <w:spacing w:line="360" w:lineRule="auto"/>
         <w:rPr>
           <w:lang w:val="zh-CN"/>
         </w:rPr>
@@ -14772,7 +15323,6 @@
     <w:p>
       <w:pPr>
         <w:pStyle w:val="afc"/>
-        <w:spacing w:line="360" w:lineRule="auto"/>
         <w:rPr>
           <w:lang w:val="zh-CN"/>
         </w:rPr>
@@ -14826,7 +15376,6 @@
     <w:p>
       <w:pPr>
         <w:pStyle w:val="afc"/>
-        <w:spacing w:line="360" w:lineRule="auto"/>
         <w:rPr>
           <w:lang w:val="zh-CN"/>
         </w:rPr>
@@ -14884,17 +15433,48 @@
     <w:p>
       <w:pPr>
         <w:pStyle w:val="afc"/>
-        <w:spacing w:line="360" w:lineRule="auto"/>
-        <w:rPr>
-          <w:lang w:val="zh-CN"/>
-        </w:rPr>
-      </w:pPr>
-      <w:r>
-        <w:rPr>
-          <w:rFonts w:hint="eastAsia"/>
-          <w:lang w:val="zh-CN"/>
-        </w:rPr>
-        <w:t>边缘端线程不断读取当前土壤湿度和灌溉策略参数，当满足触发条件的时候，就会向设备端发出开启水泵的指令，在达到设定的灌溉时间之后，再发出关闭指令。系统还要对控制日志以及最近的动作时间加以记载，从而给状态追踪以及测试分析赋予支撑。</w:t>
+        <w:rPr>
+          <w:lang w:val="zh-CN"/>
+        </w:rPr>
+      </w:pPr>
+      <w:r>
+        <w:rPr>
+          <w:rFonts w:hint="eastAsia"/>
+          <w:lang w:val="zh-CN"/>
+        </w:rPr>
+        <w:t>边缘端线程不断读取当前土壤湿度和灌溉策略参数，当满足触发条件的时候，就会</w:t>
+      </w:r>
+      <w:proofErr w:type="gramStart"/>
+      <w:r>
+        <w:rPr>
+          <w:rFonts w:hint="eastAsia"/>
+          <w:lang w:val="zh-CN"/>
+        </w:rPr>
+        <w:t>向设备端发出</w:t>
+      </w:r>
+      <w:proofErr w:type="gramEnd"/>
+      <w:r>
+        <w:rPr>
+          <w:rFonts w:hint="eastAsia"/>
+          <w:lang w:val="zh-CN"/>
+        </w:rPr>
+        <w:t>开启水泵的指令，在达到设定的灌溉时间之后，再发出关闭指令。系统还要对控制日志以及最近的动作时间加以记载，从而</w:t>
+      </w:r>
+      <w:proofErr w:type="gramStart"/>
+      <w:r>
+        <w:rPr>
+          <w:rFonts w:hint="eastAsia"/>
+          <w:lang w:val="zh-CN"/>
+        </w:rPr>
+        <w:t>给状态</w:t>
+      </w:r>
+      <w:proofErr w:type="gramEnd"/>
+      <w:r>
+        <w:rPr>
+          <w:rFonts w:hint="eastAsia"/>
+          <w:lang w:val="zh-CN"/>
+        </w:rPr>
+        <w:t>追踪以及测试分析赋予支撑。</w:t>
       </w:r>
     </w:p>
     <w:p>
@@ -14923,7 +15503,6 @@
     <w:p>
       <w:pPr>
         <w:pStyle w:val="afc"/>
-        <w:spacing w:line="360" w:lineRule="auto"/>
         <w:rPr>
           <w:lang w:val="zh-CN"/>
         </w:rPr>
@@ -14953,7 +15532,6 @@
     <w:p>
       <w:pPr>
         <w:pStyle w:val="afc"/>
-        <w:spacing w:line="360" w:lineRule="auto"/>
         <w:rPr>
           <w:lang w:val="zh-CN"/>
         </w:rPr>
@@ -15012,14 +15590,28 @@
           <w:rFonts w:hint="eastAsia"/>
           <w:lang w:val="zh-CN"/>
         </w:rPr>
-        <w:t>让用户在易脏手的培育室环境也能查看数据。</w:t>
+        <w:t>让用户在易脏手的培育</w:t>
+      </w:r>
+      <w:proofErr w:type="gramStart"/>
+      <w:r>
+        <w:rPr>
+          <w:rFonts w:hint="eastAsia"/>
+          <w:lang w:val="zh-CN"/>
+        </w:rPr>
+        <w:t>室环境</w:t>
+      </w:r>
+      <w:proofErr w:type="gramEnd"/>
+      <w:r>
+        <w:rPr>
+          <w:rFonts w:hint="eastAsia"/>
+          <w:lang w:val="zh-CN"/>
+        </w:rPr>
+        <w:t>也能查看数据。</w:t>
       </w:r>
     </w:p>
     <w:p>
       <w:pPr>
         <w:pStyle w:val="afc"/>
-        <w:spacing w:line="360" w:lineRule="auto"/>
-        <w:jc w:val="center"/>
         <w:rPr>
           <w:lang w:val="zh-CN"/>
         </w:rPr>
@@ -15028,14 +15620,11 @@
     <w:p>
       <w:pPr>
         <w:pStyle w:val="afc"/>
-        <w:spacing w:line="360" w:lineRule="auto"/>
       </w:pPr>
     </w:p>
     <w:p>
       <w:pPr>
         <w:pStyle w:val="afc"/>
-        <w:spacing w:line="360" w:lineRule="auto"/>
-        <w:jc w:val="center"/>
         <w:rPr>
           <w:lang w:val="zh-CN"/>
         </w:rPr>
@@ -15149,7 +15738,6 @@
     <w:p>
       <w:pPr>
         <w:pStyle w:val="afc"/>
-        <w:spacing w:line="360" w:lineRule="auto"/>
         <w:rPr>
           <w:lang w:val="zh-CN"/>
         </w:rPr>
@@ -15221,18 +15809,26 @@
     <w:p>
       <w:pPr>
         <w:pStyle w:val="afc"/>
-        <w:spacing w:line="360" w:lineRule="auto"/>
-        <w:rPr>
-          <w:lang w:val="zh-CN"/>
-        </w:rPr>
-      </w:pPr>
-      <w:r>
-        <w:rPr>
-          <w:rFonts w:hint="eastAsia"/>
-          <w:lang w:val="zh-CN"/>
-        </w:rPr>
-        <w:t>相比于蓝牙或者</w:t>
-      </w:r>
+        <w:rPr>
+          <w:lang w:val="zh-CN"/>
+        </w:rPr>
+      </w:pPr>
+      <w:r>
+        <w:rPr>
+          <w:rFonts w:hint="eastAsia"/>
+          <w:lang w:val="zh-CN"/>
+        </w:rPr>
+        <w:t>相比于</w:t>
+      </w:r>
+      <w:proofErr w:type="gramStart"/>
+      <w:r>
+        <w:rPr>
+          <w:rFonts w:hint="eastAsia"/>
+          <w:lang w:val="zh-CN"/>
+        </w:rPr>
+        <w:t>蓝牙或者</w:t>
+      </w:r>
+      <w:proofErr w:type="gramEnd"/>
       <w:r>
         <w:rPr>
           <w:rFonts w:hint="eastAsia"/>
@@ -15259,7 +15855,23 @@
           <w:rFonts w:hint="eastAsia"/>
           <w:lang w:val="zh-CN"/>
         </w:rPr>
-        <w:t>串口链路更稳定、调试更简单，适合原型设计阶段快速落地。同时边缘端仍然具有</w:t>
+        <w:t>串口链路更稳定、调试更简单，适合原型设计阶段快速落地。同时边缘</w:t>
+      </w:r>
+      <w:proofErr w:type="gramStart"/>
+      <w:r>
+        <w:rPr>
+          <w:rFonts w:hint="eastAsia"/>
+          <w:lang w:val="zh-CN"/>
+        </w:rPr>
+        <w:t>端仍然</w:t>
+      </w:r>
+      <w:proofErr w:type="gramEnd"/>
+      <w:r>
+        <w:rPr>
+          <w:rFonts w:hint="eastAsia"/>
+          <w:lang w:val="zh-CN"/>
+        </w:rPr>
+        <w:t>具有</w:t>
       </w:r>
       <w:r>
         <w:rPr>
@@ -15316,7 +15928,6 @@
     <w:p>
       <w:pPr>
         <w:pStyle w:val="afc"/>
-        <w:spacing w:line="360" w:lineRule="auto"/>
         <w:rPr>
           <w:lang w:val="zh-CN"/>
         </w:rPr>
@@ -15617,7 +16228,6 @@
     <w:p>
       <w:pPr>
         <w:pStyle w:val="afc"/>
-        <w:spacing w:line="360" w:lineRule="auto"/>
         <w:rPr>
           <w:lang w:val="zh-CN"/>
         </w:rPr>
@@ -15783,7 +16393,6 @@
     <w:p>
       <w:pPr>
         <w:pStyle w:val="afc"/>
-        <w:spacing w:line="360" w:lineRule="auto"/>
         <w:rPr>
           <w:lang w:val="zh-CN"/>
         </w:rPr>
@@ -15883,7 +16492,6 @@
     <w:p>
       <w:pPr>
         <w:pStyle w:val="afc"/>
-        <w:spacing w:line="360" w:lineRule="auto"/>
         <w:rPr>
           <w:lang w:val="zh-CN"/>
         </w:rPr>
@@ -15949,13 +16557,28 @@
           <w:rFonts w:hint="eastAsia"/>
           <w:lang w:val="zh-CN"/>
         </w:rPr>
-        <w:t>设备端主要功能流程可概括如下：</w:t>
+        <w:t>设备</w:t>
+      </w:r>
+      <w:proofErr w:type="gramStart"/>
+      <w:r>
+        <w:rPr>
+          <w:rFonts w:hint="eastAsia"/>
+          <w:lang w:val="zh-CN"/>
+        </w:rPr>
+        <w:t>端主要</w:t>
+      </w:r>
+      <w:proofErr w:type="gramEnd"/>
+      <w:r>
+        <w:rPr>
+          <w:rFonts w:hint="eastAsia"/>
+          <w:lang w:val="zh-CN"/>
+        </w:rPr>
+        <w:t>功能流程可概括如下：</w:t>
       </w:r>
     </w:p>
     <w:p>
       <w:pPr>
         <w:pStyle w:val="afc"/>
-        <w:spacing w:line="360" w:lineRule="auto"/>
         <w:rPr>
           <w:lang w:val="zh-CN"/>
         </w:rPr>
@@ -15977,7 +16600,6 @@
     <w:p>
       <w:pPr>
         <w:pStyle w:val="afc"/>
-        <w:spacing w:line="360" w:lineRule="auto"/>
         <w:rPr>
           <w:lang w:val="zh-CN"/>
         </w:rPr>
@@ -15999,7 +16621,6 @@
     <w:p>
       <w:pPr>
         <w:pStyle w:val="afc"/>
-        <w:spacing w:line="360" w:lineRule="auto"/>
         <w:rPr>
           <w:lang w:val="zh-CN"/>
         </w:rPr>
@@ -16035,7 +16656,6 @@
     <w:p>
       <w:pPr>
         <w:pStyle w:val="afc"/>
-        <w:spacing w:line="360" w:lineRule="auto"/>
         <w:rPr>
           <w:lang w:val="zh-CN"/>
         </w:rPr>
@@ -16057,7 +16677,6 @@
     <w:p>
       <w:pPr>
         <w:pStyle w:val="afc"/>
-        <w:spacing w:line="360" w:lineRule="auto"/>
         <w:rPr>
           <w:lang w:val="zh-CN"/>
         </w:rPr>
@@ -16190,7 +16809,21 @@
         <w:rPr>
           <w:rFonts w:hint="eastAsia"/>
         </w:rPr>
-        <w:t>边缘端服务与数据库设计</w:t>
+        <w:t>边缘</w:t>
+      </w:r>
+      <w:proofErr w:type="gramStart"/>
+      <w:r>
+        <w:rPr>
+          <w:rFonts w:hint="eastAsia"/>
+        </w:rPr>
+        <w:t>端服务</w:t>
+      </w:r>
+      <w:proofErr w:type="gramEnd"/>
+      <w:r>
+        <w:rPr>
+          <w:rFonts w:hint="eastAsia"/>
+        </w:rPr>
+        <w:t>与数据库设计</w:t>
       </w:r>
       <w:bookmarkEnd w:id="115"/>
       <w:bookmarkEnd w:id="116"/>
@@ -16198,18 +16831,26 @@
     <w:p>
       <w:pPr>
         <w:pStyle w:val="afc"/>
-        <w:spacing w:line="360" w:lineRule="auto"/>
-        <w:rPr>
-          <w:lang w:val="zh-CN"/>
-        </w:rPr>
-      </w:pPr>
-      <w:r>
-        <w:rPr>
-          <w:rFonts w:hint="eastAsia"/>
-          <w:lang w:val="zh-CN"/>
-        </w:rPr>
-        <w:t>边缘端服务用</w:t>
-      </w:r>
+        <w:rPr>
+          <w:lang w:val="zh-CN"/>
+        </w:rPr>
+      </w:pPr>
+      <w:r>
+        <w:rPr>
+          <w:rFonts w:hint="eastAsia"/>
+          <w:lang w:val="zh-CN"/>
+        </w:rPr>
+        <w:t>边缘</w:t>
+      </w:r>
+      <w:proofErr w:type="gramStart"/>
+      <w:r>
+        <w:rPr>
+          <w:rFonts w:hint="eastAsia"/>
+          <w:lang w:val="zh-CN"/>
+        </w:rPr>
+        <w:t>端服务用</w:t>
+      </w:r>
+      <w:proofErr w:type="gramEnd"/>
       <w:r>
         <w:rPr>
           <w:rFonts w:hint="eastAsia"/>
@@ -16326,7 +16967,6 @@
     <w:p>
       <w:pPr>
         <w:pStyle w:val="afc"/>
-        <w:spacing w:line="360" w:lineRule="auto"/>
         <w:rPr>
           <w:lang w:val="zh-CN"/>
         </w:rPr>
@@ -16541,7 +17181,25 @@
                 <w:bCs/>
                 <w:szCs w:val="21"/>
               </w:rPr>
-              <w:t>/api/v1/sensors/latest</w:t>
+              <w:t>/</w:t>
+            </w:r>
+            <w:proofErr w:type="spellStart"/>
+            <w:r>
+              <w:rPr>
+                <w:rFonts w:hint="eastAsia"/>
+                <w:bCs/>
+                <w:szCs w:val="21"/>
+              </w:rPr>
+              <w:t>api</w:t>
+            </w:r>
+            <w:proofErr w:type="spellEnd"/>
+            <w:r>
+              <w:rPr>
+                <w:rFonts w:hint="eastAsia"/>
+                <w:bCs/>
+                <w:szCs w:val="21"/>
+              </w:rPr>
+              <w:t>/v1/sensors/latest</w:t>
             </w:r>
           </w:p>
         </w:tc>
@@ -16648,7 +17306,25 @@
                 <w:bCs/>
                 <w:szCs w:val="21"/>
               </w:rPr>
-              <w:t>/api/v1/sensors/history</w:t>
+              <w:t>/</w:t>
+            </w:r>
+            <w:proofErr w:type="spellStart"/>
+            <w:r>
+              <w:rPr>
+                <w:rFonts w:hint="eastAsia"/>
+                <w:bCs/>
+                <w:szCs w:val="21"/>
+              </w:rPr>
+              <w:t>api</w:t>
+            </w:r>
+            <w:proofErr w:type="spellEnd"/>
+            <w:r>
+              <w:rPr>
+                <w:rFonts w:hint="eastAsia"/>
+                <w:bCs/>
+                <w:szCs w:val="21"/>
+              </w:rPr>
+              <w:t>/v1/sensors/history</w:t>
             </w:r>
           </w:p>
         </w:tc>
@@ -16756,7 +17432,25 @@
                 <w:szCs w:val="21"/>
               </w:rPr>
               <w:lastRenderedPageBreak/>
-              <w:t>/api/v1/sensors/history.csv</w:t>
+              <w:t>/</w:t>
+            </w:r>
+            <w:proofErr w:type="spellStart"/>
+            <w:r>
+              <w:rPr>
+                <w:rFonts w:hint="eastAsia"/>
+                <w:bCs/>
+                <w:szCs w:val="21"/>
+              </w:rPr>
+              <w:t>api</w:t>
+            </w:r>
+            <w:proofErr w:type="spellEnd"/>
+            <w:r>
+              <w:rPr>
+                <w:rFonts w:hint="eastAsia"/>
+                <w:bCs/>
+                <w:szCs w:val="21"/>
+              </w:rPr>
+              <w:t>/v1/sensors/history.csv</w:t>
             </w:r>
           </w:p>
         </w:tc>
@@ -16871,7 +17565,25 @@
                 <w:bCs/>
                 <w:szCs w:val="21"/>
               </w:rPr>
-              <w:t>/api/v1/control</w:t>
+              <w:t>/</w:t>
+            </w:r>
+            <w:proofErr w:type="spellStart"/>
+            <w:r>
+              <w:rPr>
+                <w:rFonts w:hint="eastAsia"/>
+                <w:bCs/>
+                <w:szCs w:val="21"/>
+              </w:rPr>
+              <w:t>api</w:t>
+            </w:r>
+            <w:proofErr w:type="spellEnd"/>
+            <w:r>
+              <w:rPr>
+                <w:rFonts w:hint="eastAsia"/>
+                <w:bCs/>
+                <w:szCs w:val="21"/>
+              </w:rPr>
+              <w:t>/v1/control</w:t>
             </w:r>
           </w:p>
         </w:tc>
@@ -16978,7 +17690,25 @@
                 <w:bCs/>
                 <w:szCs w:val="21"/>
               </w:rPr>
-              <w:t>/api/v1/control/logs</w:t>
+              <w:t>/</w:t>
+            </w:r>
+            <w:proofErr w:type="spellStart"/>
+            <w:r>
+              <w:rPr>
+                <w:rFonts w:hint="eastAsia"/>
+                <w:bCs/>
+                <w:szCs w:val="21"/>
+              </w:rPr>
+              <w:t>api</w:t>
+            </w:r>
+            <w:proofErr w:type="spellEnd"/>
+            <w:r>
+              <w:rPr>
+                <w:rFonts w:hint="eastAsia"/>
+                <w:bCs/>
+                <w:szCs w:val="21"/>
+              </w:rPr>
+              <w:t>/v1/control/logs</w:t>
             </w:r>
           </w:p>
         </w:tc>
@@ -17085,7 +17815,25 @@
                 <w:bCs/>
                 <w:szCs w:val="21"/>
               </w:rPr>
-              <w:t>/api/v1/policy/irrigation</w:t>
+              <w:t>/</w:t>
+            </w:r>
+            <w:proofErr w:type="spellStart"/>
+            <w:r>
+              <w:rPr>
+                <w:rFonts w:hint="eastAsia"/>
+                <w:bCs/>
+                <w:szCs w:val="21"/>
+              </w:rPr>
+              <w:t>api</w:t>
+            </w:r>
+            <w:proofErr w:type="spellEnd"/>
+            <w:r>
+              <w:rPr>
+                <w:rFonts w:hint="eastAsia"/>
+                <w:bCs/>
+                <w:szCs w:val="21"/>
+              </w:rPr>
+              <w:t>/v1/policy/irrigation</w:t>
             </w:r>
           </w:p>
         </w:tc>
@@ -17192,7 +17940,25 @@
                 <w:bCs/>
                 <w:szCs w:val="21"/>
               </w:rPr>
-              <w:t>/api/v1/policy/irrigation/status</w:t>
+              <w:t>/</w:t>
+            </w:r>
+            <w:proofErr w:type="spellStart"/>
+            <w:r>
+              <w:rPr>
+                <w:rFonts w:hint="eastAsia"/>
+                <w:bCs/>
+                <w:szCs w:val="21"/>
+              </w:rPr>
+              <w:t>api</w:t>
+            </w:r>
+            <w:proofErr w:type="spellEnd"/>
+            <w:r>
+              <w:rPr>
+                <w:rFonts w:hint="eastAsia"/>
+                <w:bCs/>
+                <w:szCs w:val="21"/>
+              </w:rPr>
+              <w:t>/v1/policy/irrigation/status</w:t>
             </w:r>
           </w:p>
         </w:tc>
@@ -17299,7 +18065,25 @@
                 <w:bCs/>
                 <w:szCs w:val="21"/>
               </w:rPr>
-              <w:t>/api/v1/auth/register</w:t>
+              <w:t>/</w:t>
+            </w:r>
+            <w:proofErr w:type="spellStart"/>
+            <w:r>
+              <w:rPr>
+                <w:rFonts w:hint="eastAsia"/>
+                <w:bCs/>
+                <w:szCs w:val="21"/>
+              </w:rPr>
+              <w:t>api</w:t>
+            </w:r>
+            <w:proofErr w:type="spellEnd"/>
+            <w:r>
+              <w:rPr>
+                <w:rFonts w:hint="eastAsia"/>
+                <w:bCs/>
+                <w:szCs w:val="21"/>
+              </w:rPr>
+              <w:t>/v1/auth/register</w:t>
             </w:r>
           </w:p>
         </w:tc>
@@ -17406,7 +18190,25 @@
                 <w:bCs/>
                 <w:szCs w:val="21"/>
               </w:rPr>
-              <w:t>/api/v1/auth/login</w:t>
+              <w:t>/</w:t>
+            </w:r>
+            <w:proofErr w:type="spellStart"/>
+            <w:r>
+              <w:rPr>
+                <w:rFonts w:hint="eastAsia"/>
+                <w:bCs/>
+                <w:szCs w:val="21"/>
+              </w:rPr>
+              <w:t>api</w:t>
+            </w:r>
+            <w:proofErr w:type="spellEnd"/>
+            <w:r>
+              <w:rPr>
+                <w:rFonts w:hint="eastAsia"/>
+                <w:bCs/>
+                <w:szCs w:val="21"/>
+              </w:rPr>
+              <w:t>/v1/auth/login</w:t>
             </w:r>
           </w:p>
         </w:tc>
@@ -17513,7 +18315,25 @@
                 <w:bCs/>
                 <w:szCs w:val="21"/>
               </w:rPr>
-              <w:t>/api/v1/auth/me</w:t>
+              <w:t>/</w:t>
+            </w:r>
+            <w:proofErr w:type="spellStart"/>
+            <w:r>
+              <w:rPr>
+                <w:rFonts w:hint="eastAsia"/>
+                <w:bCs/>
+                <w:szCs w:val="21"/>
+              </w:rPr>
+              <w:t>api</w:t>
+            </w:r>
+            <w:proofErr w:type="spellEnd"/>
+            <w:r>
+              <w:rPr>
+                <w:rFonts w:hint="eastAsia"/>
+                <w:bCs/>
+                <w:szCs w:val="21"/>
+              </w:rPr>
+              <w:t>/v1/auth/me</w:t>
             </w:r>
           </w:p>
         </w:tc>
@@ -17620,7 +18440,25 @@
                 <w:bCs/>
                 <w:szCs w:val="21"/>
               </w:rPr>
-              <w:t>/api/v1/devices/status</w:t>
+              <w:t>/</w:t>
+            </w:r>
+            <w:proofErr w:type="spellStart"/>
+            <w:r>
+              <w:rPr>
+                <w:rFonts w:hint="eastAsia"/>
+                <w:bCs/>
+                <w:szCs w:val="21"/>
+              </w:rPr>
+              <w:t>api</w:t>
+            </w:r>
+            <w:proofErr w:type="spellEnd"/>
+            <w:r>
+              <w:rPr>
+                <w:rFonts w:hint="eastAsia"/>
+                <w:bCs/>
+                <w:szCs w:val="21"/>
+              </w:rPr>
+              <w:t>/v1/devices/status</w:t>
             </w:r>
           </w:p>
         </w:tc>
@@ -17727,7 +18565,25 @@
                 <w:bCs/>
                 <w:szCs w:val="21"/>
               </w:rPr>
-              <w:t>/api/v1/camera/capture</w:t>
+              <w:t>/</w:t>
+            </w:r>
+            <w:proofErr w:type="spellStart"/>
+            <w:r>
+              <w:rPr>
+                <w:rFonts w:hint="eastAsia"/>
+                <w:bCs/>
+                <w:szCs w:val="21"/>
+              </w:rPr>
+              <w:t>api</w:t>
+            </w:r>
+            <w:proofErr w:type="spellEnd"/>
+            <w:r>
+              <w:rPr>
+                <w:rFonts w:hint="eastAsia"/>
+                <w:bCs/>
+                <w:szCs w:val="21"/>
+              </w:rPr>
+              <w:t>/v1/camera/capture</w:t>
             </w:r>
           </w:p>
         </w:tc>
@@ -17834,7 +18690,25 @@
                 <w:bCs/>
                 <w:szCs w:val="21"/>
               </w:rPr>
-              <w:t>/api/v1/vision/analyze</w:t>
+              <w:t>/</w:t>
+            </w:r>
+            <w:proofErr w:type="spellStart"/>
+            <w:r>
+              <w:rPr>
+                <w:rFonts w:hint="eastAsia"/>
+                <w:bCs/>
+                <w:szCs w:val="21"/>
+              </w:rPr>
+              <w:t>api</w:t>
+            </w:r>
+            <w:proofErr w:type="spellEnd"/>
+            <w:r>
+              <w:rPr>
+                <w:rFonts w:hint="eastAsia"/>
+                <w:bCs/>
+                <w:szCs w:val="21"/>
+              </w:rPr>
+              <w:t>/v1/vision/analyze</w:t>
             </w:r>
           </w:p>
         </w:tc>
@@ -17941,7 +18815,25 @@
                 <w:bCs/>
                 <w:szCs w:val="21"/>
               </w:rPr>
-              <w:t>/api/v1/assistant</w:t>
+              <w:t>/</w:t>
+            </w:r>
+            <w:proofErr w:type="spellStart"/>
+            <w:r>
+              <w:rPr>
+                <w:rFonts w:hint="eastAsia"/>
+                <w:bCs/>
+                <w:szCs w:val="21"/>
+              </w:rPr>
+              <w:t>api</w:t>
+            </w:r>
+            <w:proofErr w:type="spellEnd"/>
+            <w:r>
+              <w:rPr>
+                <w:rFonts w:hint="eastAsia"/>
+                <w:bCs/>
+                <w:szCs w:val="21"/>
+              </w:rPr>
+              <w:t>/v1/assistant</w:t>
             </w:r>
           </w:p>
         </w:tc>
@@ -18018,7 +18910,6 @@
     <w:p>
       <w:pPr>
         <w:pStyle w:val="afc"/>
-        <w:spacing w:line="360" w:lineRule="auto"/>
         <w:rPr>
           <w:lang w:val="zh-CN"/>
         </w:rPr>
@@ -18310,6 +19201,7 @@
               </w:rPr>
               <w:t>、</w:t>
             </w:r>
+            <w:proofErr w:type="spellStart"/>
             <w:r>
               <w:rPr>
                 <w:rFonts w:hint="eastAsia"/>
@@ -18318,6 +19210,7 @@
               </w:rPr>
               <w:t>password_hash</w:t>
             </w:r>
+            <w:proofErr w:type="spellEnd"/>
             <w:r>
               <w:rPr>
                 <w:rFonts w:hint="eastAsia"/>
@@ -18326,6 +19219,7 @@
               </w:rPr>
               <w:t>、</w:t>
             </w:r>
+            <w:proofErr w:type="spellStart"/>
             <w:r>
               <w:rPr>
                 <w:rFonts w:hint="eastAsia"/>
@@ -18334,6 +19228,7 @@
               </w:rPr>
               <w:t>created_at</w:t>
             </w:r>
+            <w:proofErr w:type="spellEnd"/>
           </w:p>
         </w:tc>
         <w:tc>
@@ -18516,6 +19411,7 @@
                 <w:szCs w:val="21"/>
               </w:rPr>
             </w:pPr>
+            <w:proofErr w:type="spellStart"/>
             <w:r>
               <w:rPr>
                 <w:rFonts w:hint="eastAsia"/>
@@ -18524,6 +19420,7 @@
               </w:rPr>
               <w:t>user_roles</w:t>
             </w:r>
+            <w:proofErr w:type="spellEnd"/>
           </w:p>
         </w:tc>
         <w:tc>
@@ -18550,6 +19447,7 @@
                 <w:szCs w:val="21"/>
               </w:rPr>
             </w:pPr>
+            <w:proofErr w:type="spellStart"/>
             <w:r>
               <w:rPr>
                 <w:rFonts w:hint="eastAsia"/>
@@ -18558,6 +19456,7 @@
               </w:rPr>
               <w:t>user_id</w:t>
             </w:r>
+            <w:proofErr w:type="spellEnd"/>
             <w:r>
               <w:rPr>
                 <w:rFonts w:hint="eastAsia"/>
@@ -18566,6 +19465,7 @@
               </w:rPr>
               <w:t>、</w:t>
             </w:r>
+            <w:proofErr w:type="spellStart"/>
             <w:r>
               <w:rPr>
                 <w:rFonts w:hint="eastAsia"/>
@@ -18574,6 +19474,7 @@
               </w:rPr>
               <w:t>role_id</w:t>
             </w:r>
+            <w:proofErr w:type="spellEnd"/>
           </w:p>
         </w:tc>
         <w:tc>
@@ -18718,6 +19619,7 @@
               </w:rPr>
               <w:t>、</w:t>
             </w:r>
+            <w:proofErr w:type="spellStart"/>
             <w:r>
               <w:rPr>
                 <w:rFonts w:hint="eastAsia"/>
@@ -18726,6 +19628,7 @@
               </w:rPr>
               <w:t>last_seen</w:t>
             </w:r>
+            <w:proofErr w:type="spellEnd"/>
           </w:p>
         </w:tc>
         <w:tc>
@@ -18788,6 +19691,7 @@
                 <w:szCs w:val="21"/>
               </w:rPr>
             </w:pPr>
+            <w:proofErr w:type="spellStart"/>
             <w:r>
               <w:rPr>
                 <w:rFonts w:hint="eastAsia"/>
@@ -18796,6 +19700,7 @@
               </w:rPr>
               <w:t>sensor_data</w:t>
             </w:r>
+            <w:proofErr w:type="spellEnd"/>
           </w:p>
         </w:tc>
         <w:tc>
@@ -18838,6 +19743,7 @@
               </w:rPr>
               <w:t>、</w:t>
             </w:r>
+            <w:proofErr w:type="spellStart"/>
             <w:r>
               <w:rPr>
                 <w:rFonts w:hint="eastAsia"/>
@@ -18846,6 +19752,7 @@
               </w:rPr>
               <w:t>device_id</w:t>
             </w:r>
+            <w:proofErr w:type="spellEnd"/>
             <w:r>
               <w:rPr>
                 <w:rFonts w:hint="eastAsia"/>
@@ -18988,6 +19895,7 @@
                 <w:szCs w:val="21"/>
               </w:rPr>
             </w:pPr>
+            <w:proofErr w:type="spellStart"/>
             <w:r>
               <w:rPr>
                 <w:rFonts w:hint="eastAsia"/>
@@ -18996,6 +19904,7 @@
               </w:rPr>
               <w:t>control_logs</w:t>
             </w:r>
+            <w:proofErr w:type="spellEnd"/>
           </w:p>
         </w:tc>
         <w:tc>
@@ -19038,6 +19947,7 @@
               </w:rPr>
               <w:t>、</w:t>
             </w:r>
+            <w:proofErr w:type="spellStart"/>
             <w:r>
               <w:rPr>
                 <w:rFonts w:hint="eastAsia"/>
@@ -19046,6 +19956,7 @@
               </w:rPr>
               <w:t>device_id</w:t>
             </w:r>
+            <w:proofErr w:type="spellEnd"/>
             <w:r>
               <w:rPr>
                 <w:rFonts w:hint="eastAsia"/>
@@ -19086,6 +19997,7 @@
               </w:rPr>
               <w:t>、</w:t>
             </w:r>
+            <w:proofErr w:type="spellStart"/>
             <w:r>
               <w:rPr>
                 <w:rFonts w:hint="eastAsia"/>
@@ -19094,6 +20006,7 @@
               </w:rPr>
               <w:t>raw_command</w:t>
             </w:r>
+            <w:proofErr w:type="spellEnd"/>
             <w:r>
               <w:rPr>
                 <w:rFonts w:hint="eastAsia"/>
@@ -19118,6 +20031,7 @@
               </w:rPr>
               <w:t>、</w:t>
             </w:r>
+            <w:proofErr w:type="spellStart"/>
             <w:r>
               <w:rPr>
                 <w:rFonts w:hint="eastAsia"/>
@@ -19126,6 +20040,7 @@
               </w:rPr>
               <w:t>created_at</w:t>
             </w:r>
+            <w:proofErr w:type="spellEnd"/>
           </w:p>
         </w:tc>
         <w:tc>
@@ -19188,6 +20103,7 @@
                 <w:szCs w:val="21"/>
               </w:rPr>
             </w:pPr>
+            <w:proofErr w:type="spellStart"/>
             <w:r>
               <w:rPr>
                 <w:rFonts w:hint="eastAsia"/>
@@ -19196,6 +20112,7 @@
               </w:rPr>
               <w:t>irrigation_policies</w:t>
             </w:r>
+            <w:proofErr w:type="spellEnd"/>
           </w:p>
         </w:tc>
         <w:tc>
@@ -19238,6 +20155,7 @@
               </w:rPr>
               <w:t>、</w:t>
             </w:r>
+            <w:proofErr w:type="spellStart"/>
             <w:r>
               <w:rPr>
                 <w:rFonts w:hint="eastAsia"/>
@@ -19246,6 +20164,7 @@
               </w:rPr>
               <w:t>device_id</w:t>
             </w:r>
+            <w:proofErr w:type="spellEnd"/>
             <w:r>
               <w:rPr>
                 <w:rFonts w:hint="eastAsia"/>
@@ -19270,6 +20189,7 @@
               </w:rPr>
               <w:t>、</w:t>
             </w:r>
+            <w:proofErr w:type="spellStart"/>
             <w:r>
               <w:rPr>
                 <w:rFonts w:hint="eastAsia"/>
@@ -19278,6 +20198,7 @@
               </w:rPr>
               <w:t>soil_threshold_min</w:t>
             </w:r>
+            <w:proofErr w:type="spellEnd"/>
             <w:r>
               <w:rPr>
                 <w:rFonts w:hint="eastAsia"/>
@@ -19286,6 +20207,7 @@
               </w:rPr>
               <w:t>、</w:t>
             </w:r>
+            <w:proofErr w:type="spellStart"/>
             <w:r>
               <w:rPr>
                 <w:rFonts w:hint="eastAsia"/>
@@ -19294,6 +20216,7 @@
               </w:rPr>
               <w:t>watering_seconds</w:t>
             </w:r>
+            <w:proofErr w:type="spellEnd"/>
             <w:r>
               <w:rPr>
                 <w:rFonts w:hint="eastAsia"/>
@@ -19302,6 +20225,7 @@
               </w:rPr>
               <w:t>、</w:t>
             </w:r>
+            <w:proofErr w:type="spellStart"/>
             <w:r>
               <w:rPr>
                 <w:rFonts w:hint="eastAsia"/>
@@ -19310,6 +20234,7 @@
               </w:rPr>
               <w:t>cooldown_seconds</w:t>
             </w:r>
+            <w:proofErr w:type="spellEnd"/>
             <w:r>
               <w:rPr>
                 <w:rFonts w:hint="eastAsia"/>
@@ -19318,6 +20243,7 @@
               </w:rPr>
               <w:t>、</w:t>
             </w:r>
+            <w:proofErr w:type="spellStart"/>
             <w:r>
               <w:rPr>
                 <w:rFonts w:hint="eastAsia"/>
@@ -19326,6 +20252,7 @@
               </w:rPr>
               <w:t>updated_at</w:t>
             </w:r>
+            <w:proofErr w:type="spellEnd"/>
           </w:p>
         </w:tc>
         <w:tc>
@@ -19367,17 +20294,32 @@
     <w:p>
       <w:pPr>
         <w:pStyle w:val="afc"/>
-        <w:spacing w:line="360" w:lineRule="auto"/>
-        <w:rPr>
-          <w:lang w:val="zh-CN"/>
-        </w:rPr>
-      </w:pPr>
-      <w:r>
-        <w:rPr>
-          <w:rFonts w:hint="eastAsia"/>
-          <w:lang w:val="zh-CN"/>
-        </w:rPr>
-        <w:t>此外，系统在数据库层设计了相应触发器，当控制日志插入后，能够自动更新设备的最近在线时间。该设计体现了数据库对业务逻辑的支撑作用，保证了设备状态信息更新的及时性和一致性，提高了系统的数据管理能力。</w:t>
+        <w:rPr>
+          <w:lang w:val="zh-CN"/>
+        </w:rPr>
+      </w:pPr>
+      <w:r>
+        <w:rPr>
+          <w:rFonts w:hint="eastAsia"/>
+          <w:lang w:val="zh-CN"/>
+        </w:rPr>
+        <w:t>此外，系统在数据库层设计了相应触发器，</w:t>
+      </w:r>
+      <w:proofErr w:type="gramStart"/>
+      <w:r>
+        <w:rPr>
+          <w:rFonts w:hint="eastAsia"/>
+          <w:lang w:val="zh-CN"/>
+        </w:rPr>
+        <w:t>当控制</w:t>
+      </w:r>
+      <w:proofErr w:type="gramEnd"/>
+      <w:r>
+        <w:rPr>
+          <w:rFonts w:hint="eastAsia"/>
+          <w:lang w:val="zh-CN"/>
+        </w:rPr>
+        <w:t>日志插入后，能够自动更新设备的最近在线时间。该设计体现了数据库对业务逻辑的支撑作用，保证了设备状态信息更新的及时性和一致性，提高了系统的数据管理能力。</w:t>
       </w:r>
     </w:p>
     <w:p>
@@ -19581,7 +20523,6 @@
     <w:p>
       <w:pPr>
         <w:pStyle w:val="afc"/>
-        <w:spacing w:line="360" w:lineRule="auto"/>
         <w:rPr>
           <w:lang w:val="zh-CN"/>
         </w:rPr>
@@ -19619,13 +20560,28 @@
           <w:rFonts w:hint="eastAsia"/>
           <w:lang w:val="zh-CN"/>
         </w:rPr>
-        <w:t>颜色空间，按照颜色区间统计和轮廓框选来识别花朵的颜色特征，把识别结果映射到花蕾期、盛开期或者成熟、凋谢期这些状态上；</w:t>
+        <w:t>颜色空间，按照颜色区间统计和</w:t>
+      </w:r>
+      <w:proofErr w:type="gramStart"/>
+      <w:r>
+        <w:rPr>
+          <w:rFonts w:hint="eastAsia"/>
+          <w:lang w:val="zh-CN"/>
+        </w:rPr>
+        <w:t>轮廓框选来</w:t>
+      </w:r>
+      <w:proofErr w:type="gramEnd"/>
+      <w:r>
+        <w:rPr>
+          <w:rFonts w:hint="eastAsia"/>
+          <w:lang w:val="zh-CN"/>
+        </w:rPr>
+        <w:t>识别花朵的颜色特征，把识别结果映射到花蕾期、盛开期或者成熟、凋谢期这些状态上；</w:t>
       </w:r>
     </w:p>
     <w:p>
       <w:pPr>
         <w:pStyle w:val="afc"/>
-        <w:spacing w:line="360" w:lineRule="auto"/>
         <w:rPr>
           <w:lang w:val="zh-CN"/>
         </w:rPr>
@@ -19634,8 +20590,6 @@
     <w:p>
       <w:pPr>
         <w:pStyle w:val="afc"/>
-        <w:spacing w:line="360" w:lineRule="auto"/>
-        <w:jc w:val="center"/>
         <w:rPr>
           <w:lang w:val="zh-CN"/>
         </w:rPr>
@@ -19644,8 +20598,6 @@
     <w:p>
       <w:pPr>
         <w:pStyle w:val="afc"/>
-        <w:spacing w:line="360" w:lineRule="auto"/>
-        <w:jc w:val="center"/>
       </w:pPr>
       <w:r>
         <w:rPr>
@@ -19792,7 +20744,6 @@
     <w:p>
       <w:pPr>
         <w:pStyle w:val="afc"/>
-        <w:spacing w:line="360" w:lineRule="auto"/>
         <w:rPr>
           <w:lang w:val="zh-CN"/>
         </w:rPr>
@@ -19808,7 +20759,6 @@
     <w:p>
       <w:pPr>
         <w:pStyle w:val="afc"/>
-        <w:spacing w:line="360" w:lineRule="auto"/>
         <w:rPr>
           <w:lang w:val="zh-CN"/>
         </w:rPr>
@@ -19875,12 +20825,14 @@
         </w:rPr>
         <w:t xml:space="preserve">5.8  </w:t>
       </w:r>
+      <w:proofErr w:type="spellStart"/>
       <w:r>
         <w:rPr>
           <w:rFonts w:hint="eastAsia"/>
         </w:rPr>
         <w:t>llm</w:t>
       </w:r>
+      <w:proofErr w:type="spellEnd"/>
       <w:r>
         <w:rPr>
           <w:rFonts w:hint="eastAsia"/>
@@ -19891,7 +20843,6 @@
     <w:p>
       <w:pPr>
         <w:pStyle w:val="afc"/>
-        <w:spacing w:line="360" w:lineRule="auto"/>
         <w:rPr>
           <w:lang w:val="zh-CN"/>
         </w:rPr>
@@ -20389,7 +21340,6 @@
     <w:p>
       <w:pPr>
         <w:pStyle w:val="afc"/>
-        <w:spacing w:line="360" w:lineRule="auto"/>
         <w:rPr>
           <w:lang w:val="zh-CN"/>
         </w:rPr>
@@ -20447,7 +21397,6 @@
     <w:p>
       <w:pPr>
         <w:pStyle w:val="afc"/>
-        <w:spacing w:line="360" w:lineRule="auto"/>
         <w:rPr>
           <w:lang w:val="zh-CN"/>
         </w:rPr>
@@ -20600,7 +21549,6 @@
     <w:p>
       <w:pPr>
         <w:pStyle w:val="afc"/>
-        <w:spacing w:line="360" w:lineRule="auto"/>
         <w:rPr>
           <w:lang w:val="zh-CN"/>
         </w:rPr>
@@ -20638,7 +21586,6 @@
     <w:p>
       <w:pPr>
         <w:pStyle w:val="afc"/>
-        <w:spacing w:line="360" w:lineRule="auto"/>
         <w:rPr>
           <w:lang w:val="zh-CN"/>
         </w:rPr>
@@ -21315,7 +22262,25 @@
                 <w:bCs/>
                 <w:szCs w:val="21"/>
               </w:rPr>
-              <w:t>光照值明显变化</w:t>
+              <w:t>光照</w:t>
+            </w:r>
+            <w:proofErr w:type="gramStart"/>
+            <w:r>
+              <w:rPr>
+                <w:rFonts w:hint="eastAsia"/>
+                <w:bCs/>
+                <w:szCs w:val="21"/>
+              </w:rPr>
+              <w:t>值明显</w:t>
+            </w:r>
+            <w:proofErr w:type="gramEnd"/>
+            <w:r>
+              <w:rPr>
+                <w:rFonts w:hint="eastAsia"/>
+                <w:bCs/>
+                <w:szCs w:val="21"/>
+              </w:rPr>
+              <w:t>变化</w:t>
             </w:r>
           </w:p>
         </w:tc>
@@ -21430,7 +22395,16 @@
                 <w:bCs/>
                 <w:szCs w:val="21"/>
               </w:rPr>
-              <w:t>湿土</w:t>
+              <w:t>湿</w:t>
+            </w:r>
+            <w:proofErr w:type="gramStart"/>
+            <w:r>
+              <w:rPr>
+                <w:rFonts w:hint="eastAsia"/>
+                <w:bCs/>
+                <w:szCs w:val="21"/>
+              </w:rPr>
+              <w:t>土</w:t>
             </w:r>
             <w:r>
               <w:rPr>
@@ -21440,6 +22414,7 @@
               </w:rPr>
               <w:t>环境</w:t>
             </w:r>
+            <w:proofErr w:type="gramEnd"/>
           </w:p>
         </w:tc>
         <w:tc>
@@ -21539,13 +22514,11 @@
     <w:p>
       <w:pPr>
         <w:pStyle w:val="afc"/>
-        <w:spacing w:line="360" w:lineRule="auto"/>
       </w:pPr>
     </w:p>
     <w:p>
       <w:pPr>
         <w:pStyle w:val="afc"/>
-        <w:spacing w:line="360" w:lineRule="auto"/>
       </w:pPr>
       <w:r>
         <w:rPr>
@@ -21612,8 +22585,6 @@
     <w:p>
       <w:pPr>
         <w:pStyle w:val="afc"/>
-        <w:spacing w:line="360" w:lineRule="auto"/>
-        <w:jc w:val="center"/>
       </w:pPr>
       <w:r>
         <w:rPr>
@@ -21698,7 +22669,6 @@
     <w:p>
       <w:pPr>
         <w:pStyle w:val="afc"/>
-        <w:spacing w:line="360" w:lineRule="auto"/>
         <w:rPr>
           <w:lang w:val="zh-CN"/>
         </w:rPr>
@@ -21883,7 +22853,6 @@
     <w:p>
       <w:pPr>
         <w:pStyle w:val="afc"/>
-        <w:spacing w:line="360" w:lineRule="auto"/>
         <w:rPr>
           <w:lang w:val="zh-CN"/>
         </w:rPr>
@@ -21983,7 +22952,6 @@
     <w:p>
       <w:pPr>
         <w:pStyle w:val="afc"/>
-        <w:spacing w:line="360" w:lineRule="auto"/>
         <w:rPr>
           <w:lang w:val="zh-CN"/>
         </w:rPr>
@@ -21992,7 +22960,6 @@
     <w:p>
       <w:pPr>
         <w:pStyle w:val="afc"/>
-        <w:spacing w:line="360" w:lineRule="auto"/>
         <w:rPr>
           <w:lang w:val="zh-CN"/>
         </w:rPr>
@@ -22001,7 +22968,6 @@
     <w:p>
       <w:pPr>
         <w:pStyle w:val="afc"/>
-        <w:spacing w:line="360" w:lineRule="auto"/>
         <w:rPr>
           <w:lang w:val="zh-CN"/>
         </w:rPr>
@@ -22548,8 +23514,18 @@
                 <w:bCs/>
                 <w:szCs w:val="21"/>
               </w:rPr>
-              <w:t>警示灯控制</w:t>
-            </w:r>
+              <w:t>警示</w:t>
+            </w:r>
+            <w:proofErr w:type="gramStart"/>
+            <w:r>
+              <w:rPr>
+                <w:rFonts w:hint="eastAsia"/>
+                <w:bCs/>
+                <w:szCs w:val="21"/>
+              </w:rPr>
+              <w:t>灯控制</w:t>
+            </w:r>
+            <w:proofErr w:type="gramEnd"/>
           </w:p>
         </w:tc>
         <w:tc>
@@ -22618,7 +23594,25 @@
                 <w:bCs/>
                 <w:szCs w:val="21"/>
               </w:rPr>
-              <w:t>警示灯快速闪烁</w:t>
+              <w:t>警示</w:t>
+            </w:r>
+            <w:proofErr w:type="gramStart"/>
+            <w:r>
+              <w:rPr>
+                <w:rFonts w:hint="eastAsia"/>
+                <w:bCs/>
+                <w:szCs w:val="21"/>
+              </w:rPr>
+              <w:t>灯快速</w:t>
+            </w:r>
+            <w:proofErr w:type="gramEnd"/>
+            <w:r>
+              <w:rPr>
+                <w:rFonts w:hint="eastAsia"/>
+                <w:bCs/>
+                <w:szCs w:val="21"/>
+              </w:rPr>
+              <w:t>闪烁</w:t>
             </w:r>
           </w:p>
         </w:tc>
@@ -22806,7 +23800,25 @@
                 <w:bCs/>
                 <w:szCs w:val="21"/>
               </w:rPr>
-              <w:t>灯带成功开启与关闭</w:t>
+              <w:t>灯</w:t>
+            </w:r>
+            <w:proofErr w:type="gramStart"/>
+            <w:r>
+              <w:rPr>
+                <w:rFonts w:hint="eastAsia"/>
+                <w:bCs/>
+                <w:szCs w:val="21"/>
+              </w:rPr>
+              <w:t>带成功</w:t>
+            </w:r>
+            <w:proofErr w:type="gramEnd"/>
+            <w:r>
+              <w:rPr>
+                <w:rFonts w:hint="eastAsia"/>
+                <w:bCs/>
+                <w:szCs w:val="21"/>
+              </w:rPr>
+              <w:t>开启与关闭</w:t>
             </w:r>
           </w:p>
         </w:tc>
@@ -22881,7 +23893,25 @@
                 <w:bCs/>
                 <w:szCs w:val="21"/>
               </w:rPr>
-              <w:t>在控制页执行手势</w:t>
+              <w:t>在控制</w:t>
+            </w:r>
+            <w:proofErr w:type="gramStart"/>
+            <w:r>
+              <w:rPr>
+                <w:rFonts w:hint="eastAsia"/>
+                <w:bCs/>
+                <w:szCs w:val="21"/>
+              </w:rPr>
+              <w:t>页执行</w:t>
+            </w:r>
+            <w:proofErr w:type="gramEnd"/>
+            <w:r>
+              <w:rPr>
+                <w:rFonts w:hint="eastAsia"/>
+                <w:bCs/>
+                <w:szCs w:val="21"/>
+              </w:rPr>
+              <w:t>手势</w:t>
             </w:r>
           </w:p>
         </w:tc>
@@ -22984,8 +24014,6 @@
     <w:p>
       <w:pPr>
         <w:pStyle w:val="afc"/>
-        <w:spacing w:line="360" w:lineRule="auto"/>
-        <w:ind w:firstLineChars="0" w:firstLine="0"/>
         <w:rPr>
           <w:lang w:val="zh-CN"/>
         </w:rPr>
@@ -22994,7 +24022,99 @@
     <w:p>
       <w:pPr>
         <w:pStyle w:val="afc"/>
-        <w:spacing w:line="360" w:lineRule="auto"/>
+        <w:rPr>
+          <w:rFonts w:hint="eastAsia"/>
+          <w:lang w:val="zh-CN"/>
+        </w:rPr>
+      </w:pPr>
+      <w:r>
+        <w:rPr>
+          <w:rFonts w:hint="eastAsia"/>
+          <w:lang w:val="zh-CN"/>
+        </w:rPr>
+        <w:t>以下在本地手势控制的功能进行测试</w:t>
+      </w:r>
+      <w:r>
+        <w:rPr>
+          <w:rFonts w:hint="eastAsia"/>
+          <w:lang w:val="zh-CN"/>
+        </w:rPr>
+        <w:t>,</w:t>
+      </w:r>
+      <w:r>
+        <w:rPr>
+          <w:rFonts w:hint="eastAsia"/>
+          <w:lang w:val="zh-CN"/>
+        </w:rPr>
+        <w:t>通过手势识别模块完成</w:t>
+      </w:r>
+      <w:r>
+        <w:rPr>
+          <w:rFonts w:hint="eastAsia"/>
+          <w:lang w:val="zh-CN"/>
+        </w:rPr>
+        <w:t>oled</w:t>
+      </w:r>
+      <w:r>
+        <w:rPr>
+          <w:rFonts w:hint="eastAsia"/>
+          <w:lang w:val="zh-CN"/>
+        </w:rPr>
+        <w:t>的翻页</w:t>
+      </w:r>
+      <w:r>
+        <w:rPr>
+          <w:rFonts w:hint="eastAsia"/>
+          <w:lang w:val="zh-CN"/>
+        </w:rPr>
+        <w:t>,</w:t>
+      </w:r>
+      <w:r>
+        <w:rPr>
+          <w:rFonts w:hint="eastAsia"/>
+          <w:lang w:val="zh-CN"/>
+        </w:rPr>
+        <w:t>与执行器的控制</w:t>
+      </w:r>
+      <w:r>
+        <w:rPr>
+          <w:rFonts w:hint="eastAsia"/>
+          <w:lang w:val="zh-CN"/>
+        </w:rPr>
+        <w:t>。</w:t>
+      </w:r>
+      <w:r>
+        <w:rPr>
+          <w:rFonts w:hint="eastAsia"/>
+          <w:lang w:val="zh-CN"/>
+        </w:rPr>
+        <w:t>同时边缘端的</w:t>
+      </w:r>
+      <w:r>
+        <w:rPr>
+          <w:rFonts w:hint="eastAsia"/>
+          <w:lang w:val="zh-CN"/>
+        </w:rPr>
+        <w:t>web app</w:t>
+      </w:r>
+      <w:r>
+        <w:rPr>
+          <w:rFonts w:hint="eastAsia"/>
+          <w:lang w:val="zh-CN"/>
+        </w:rPr>
+        <w:t>也能同步的显示现成手势的交互动作</w:t>
+      </w:r>
+      <w:r>
+        <w:rPr>
+          <w:rFonts w:hint="eastAsia"/>
+          <w:lang w:val="zh-CN"/>
+        </w:rPr>
+        <w:t>。</w:t>
+      </w:r>
+    </w:p>
+    <w:p>
+      <w:pPr>
+        <w:pStyle w:val="afc"/>
         <w:rPr>
           <w:lang w:val="zh-CN"/>
         </w:rPr>
@@ -23109,7 +24229,6 @@
     <w:p>
       <w:pPr>
         <w:pStyle w:val="afc"/>
-        <w:spacing w:line="360" w:lineRule="auto"/>
         <w:rPr>
           <w:lang w:val="zh-CN"/>
         </w:rPr>
@@ -23154,14 +24273,7 @@
           <w:rFonts w:hint="eastAsia"/>
           <w:lang w:val="zh-CN"/>
         </w:rPr>
-        <w:t>、</w:t>
-      </w:r>
-      <w:r>
-        <w:rPr>
-          <w:rFonts w:hint="eastAsia"/>
-          <w:lang w:val="zh-CN"/>
-        </w:rPr>
-        <w:t>公网</w:t>
+        <w:t>、公网</w:t>
       </w:r>
       <w:r>
         <w:rPr>
@@ -23957,7 +25069,16 @@
                 <w:bCs/>
                 <w:szCs w:val="21"/>
               </w:rPr>
-              <w:t>适宜，无需浇水，建议开灯。</w:t>
+              <w:t>适宜，无需浇</w:t>
+            </w:r>
+            <w:r>
+              <w:rPr>
+                <w:rFonts w:hint="eastAsia"/>
+                <w:bCs/>
+                <w:szCs w:val="21"/>
+              </w:rPr>
+              <w:lastRenderedPageBreak/>
+              <w:t>水，建议开灯。</w:t>
             </w:r>
           </w:p>
         </w:tc>
@@ -23995,31 +25116,37 @@
     <w:p>
       <w:pPr>
         <w:pStyle w:val="afc"/>
-        <w:spacing w:line="360" w:lineRule="auto"/>
-        <w:rPr>
-          <w:lang w:val="zh-CN"/>
-        </w:rPr>
-      </w:pPr>
-      <w:r>
-        <w:rPr>
-          <w:rFonts w:hint="eastAsia"/>
-          <w:lang w:val="zh-CN"/>
-        </w:rPr>
-        <w:t>从系统测试的过程可以看出，本文设计的智能培育系统可以达到环</w:t>
-      </w:r>
-      <w:r>
-        <w:rPr>
-          <w:rFonts w:hint="eastAsia"/>
-          <w:lang w:val="zh-CN"/>
-        </w:rPr>
-        <w:lastRenderedPageBreak/>
-        <w:t>境监测、自动控制、数据存储、可视化管理等主要目的。如果实测结果表明温湿度、光照和土壤湿度数据可以稳定刷新，可以持续写入数据库，那么说明设备端采集链路和边缘端数据处理链路工作正常；如果控制命令可以被设备端正确解析并执行器动作和日志记录一致，则说明系统控制闭环设计合理。</w:t>
+        <w:rPr>
+          <w:lang w:val="zh-CN"/>
+        </w:rPr>
+      </w:pPr>
+      <w:r>
+        <w:rPr>
+          <w:rFonts w:hint="eastAsia"/>
+          <w:lang w:val="zh-CN"/>
+        </w:rPr>
+        <w:t>从系统测试的过程可以看出，本文设计的智能培育系统可以达到环境监测、自动控制、数据存储、可视化管理等主要目的。如果实测结果表明温湿度、光照和土壤湿度数据可以稳定刷新，可以持续写入数据库，那么说明设备端采集链路和边缘端数据处理链路工作正常；如果控制命令可以</w:t>
+      </w:r>
+      <w:proofErr w:type="gramStart"/>
+      <w:r>
+        <w:rPr>
+          <w:rFonts w:hint="eastAsia"/>
+          <w:lang w:val="zh-CN"/>
+        </w:rPr>
+        <w:t>被设备端正确</w:t>
+      </w:r>
+      <w:proofErr w:type="gramEnd"/>
+      <w:r>
+        <w:rPr>
+          <w:rFonts w:hint="eastAsia"/>
+          <w:lang w:val="zh-CN"/>
+        </w:rPr>
+        <w:t>解析并执行器动作和日志记录一致，则说明系统控制闭环设计合理。</w:t>
       </w:r>
     </w:p>
     <w:p>
       <w:pPr>
         <w:pStyle w:val="afc"/>
-        <w:spacing w:line="360" w:lineRule="auto"/>
         <w:rPr>
           <w:lang w:val="zh-CN"/>
         </w:rPr>
@@ -24035,7 +25162,6 @@
     <w:p>
       <w:pPr>
         <w:pStyle w:val="afc"/>
-        <w:spacing w:line="360" w:lineRule="auto"/>
         <w:rPr>
           <w:lang w:val="zh-CN"/>
         </w:rPr>
@@ -24075,6 +25201,7 @@
         <w:rPr>
           <w:rFonts w:hint="eastAsia"/>
         </w:rPr>
+        <w:lastRenderedPageBreak/>
         <w:t xml:space="preserve">7 </w:t>
       </w:r>
       <w:r>
@@ -24111,7 +25238,6 @@
     <w:p>
       <w:pPr>
         <w:pStyle w:val="afc"/>
-        <w:spacing w:line="360" w:lineRule="auto"/>
         <w:rPr>
           <w:lang w:val="zh-CN"/>
         </w:rPr>
@@ -24135,7 +25261,23 @@
           <w:rFonts w:hint="eastAsia"/>
           <w:lang w:val="zh-CN"/>
         </w:rPr>
-        <w:t>做设备端控制核心，用树莓派</w:t>
+        <w:t>做设备</w:t>
+      </w:r>
+      <w:proofErr w:type="gramStart"/>
+      <w:r>
+        <w:rPr>
+          <w:rFonts w:hint="eastAsia"/>
+          <w:lang w:val="zh-CN"/>
+        </w:rPr>
+        <w:t>端控制</w:t>
+      </w:r>
+      <w:proofErr w:type="gramEnd"/>
+      <w:r>
+        <w:rPr>
+          <w:rFonts w:hint="eastAsia"/>
+          <w:lang w:val="zh-CN"/>
+        </w:rPr>
+        <w:t>核心，用树莓派</w:t>
       </w:r>
       <w:r>
         <w:rPr>
@@ -24177,31 +25319,38 @@
           <w:rFonts w:hint="eastAsia"/>
           <w:lang w:val="zh-CN"/>
         </w:rPr>
-        <w:t>可视化、历史数据管理、用户权限控制、自动灌溉策</w:t>
-      </w:r>
-      <w:r>
-        <w:rPr>
-          <w:rFonts w:hint="eastAsia"/>
-          <w:lang w:val="zh-CN"/>
-        </w:rPr>
-        <w:lastRenderedPageBreak/>
-        <w:t>略执行、图像分析、本地智能问答等功能。</w:t>
+        <w:t>可视化、历史数据管理、用户权限控制、自动灌溉策略执行、图像分析、本地智能问答等功能。</w:t>
       </w:r>
     </w:p>
     <w:p>
       <w:pPr>
         <w:pStyle w:val="afc"/>
-        <w:spacing w:line="360" w:lineRule="auto"/>
-        <w:rPr>
-          <w:lang w:val="zh-CN"/>
-        </w:rPr>
-      </w:pPr>
-      <w:r>
-        <w:rPr>
-          <w:rFonts w:hint="eastAsia"/>
-          <w:lang w:val="zh-CN"/>
-        </w:rPr>
-        <w:t>经过系统的方案设计、硬件连接实现、软件平台开发、功能测试可知，本文所建立的系统有如下特点，一是分层结构的设计比较清楚，二是实现了从环境感知到控制执行的闭环，三是边缘端具备较强的本地自治能力，即使云端连接断开也能继续工作，四是系统具有较好的扩展性，可以增加更多的传感器、执行器以及智能分析模块。本文基本达到了预期的研究目的，给小型特色作物的智能培育提供了一种可行的实现途径。</w:t>
+        <w:rPr>
+          <w:lang w:val="zh-CN"/>
+        </w:rPr>
+      </w:pPr>
+      <w:r>
+        <w:rPr>
+          <w:rFonts w:hint="eastAsia"/>
+          <w:lang w:val="zh-CN"/>
+        </w:rPr>
+        <w:t>经过系统的方案设计、硬件连接实现、软件平台开发、功能测试可知，本文所建立的系统有如下特点，一是分层结构的设计比较清楚，二是实现了从环境感知到控制执行的闭环，三是边缘</w:t>
+      </w:r>
+      <w:proofErr w:type="gramStart"/>
+      <w:r>
+        <w:rPr>
+          <w:rFonts w:hint="eastAsia"/>
+          <w:lang w:val="zh-CN"/>
+        </w:rPr>
+        <w:t>端具备</w:t>
+      </w:r>
+      <w:proofErr w:type="gramEnd"/>
+      <w:r>
+        <w:rPr>
+          <w:rFonts w:hint="eastAsia"/>
+          <w:lang w:val="zh-CN"/>
+        </w:rPr>
+        <w:t>较强的本地自治能力，即使云端连接断开也能继续工作，四是系统具有较好的扩展性，可以增加更多的传感器、执行器以及智能分析模块。本文基本达到了预期的研究目的，给小型特色作物的智能培育提供了一种可行的实现途径。</w:t>
       </w:r>
     </w:p>
     <w:p>
@@ -24230,7 +25379,6 @@
     <w:p>
       <w:pPr>
         <w:pStyle w:val="afc"/>
-        <w:spacing w:line="360" w:lineRule="auto"/>
         <w:rPr>
           <w:lang w:val="zh-CN"/>
         </w:rPr>
@@ -24310,7 +25458,15 @@
           <w:rFonts w:hint="eastAsia"/>
           <w:lang w:val="zh-CN"/>
         </w:rPr>
-        <w:t>提取色彩特征来判断花期，容易受到环境光线的影响，之后会在树莓派上部署更加鲁棒的轻量化目标检测视觉模型。另外，系统目前的</w:t>
+        <w:t>提取色彩特</w:t>
+      </w:r>
+      <w:r>
+        <w:rPr>
+          <w:rFonts w:hint="eastAsia"/>
+          <w:lang w:val="zh-CN"/>
+        </w:rPr>
+        <w:lastRenderedPageBreak/>
+        <w:t>征来判断花期，容易受到环境光线的影响，之后会在树莓派上部署更加鲁棒的轻量化目标检测视觉模型。另外，系统目前的</w:t>
       </w:r>
       <w:r>
         <w:rPr>
@@ -24324,7 +25480,23 @@
           <w:rFonts w:hint="eastAsia"/>
           <w:lang w:val="zh-CN"/>
         </w:rPr>
-        <w:t>互联只实现了单向的数据汇聚，需要以后打通双向鉴权控制，针对高湿应用场景做专属</w:t>
+        <w:t>互联只实现了单向的数据汇聚，需要以后打通双向鉴权控制，针对高</w:t>
+      </w:r>
+      <w:proofErr w:type="gramStart"/>
+      <w:r>
+        <w:rPr>
+          <w:rFonts w:hint="eastAsia"/>
+          <w:lang w:val="zh-CN"/>
+        </w:rPr>
+        <w:t>湿应用</w:t>
+      </w:r>
+      <w:proofErr w:type="gramEnd"/>
+      <w:r>
+        <w:rPr>
+          <w:rFonts w:hint="eastAsia"/>
+          <w:lang w:val="zh-CN"/>
+        </w:rPr>
+        <w:t>场景做专属</w:t>
       </w:r>
       <w:r>
         <w:rPr>
@@ -24367,7 +25539,6 @@
     <w:p>
       <w:pPr>
         <w:pStyle w:val="afc"/>
-        <w:spacing w:line="360" w:lineRule="auto"/>
         <w:rPr>
           <w:lang w:val="zh-CN"/>
         </w:rPr>
@@ -24391,21 +25562,12 @@
           <w:rFonts w:hint="eastAsia"/>
           <w:lang w:val="zh-CN"/>
         </w:rPr>
-        <w:t>后端、数据库、图</w:t>
-      </w:r>
-      <w:r>
-        <w:rPr>
-          <w:rFonts w:hint="eastAsia"/>
-          <w:lang w:val="zh-CN"/>
-        </w:rPr>
-        <w:lastRenderedPageBreak/>
-        <w:t>像处理、物联网通信等方面的知识进行了综合应用，也更加清楚地认识到系统集成与单点功能实现的不同。项目推进的过程中，由于调试硬件，兼容接口，部署环境以及多模块联调所耗费的时间大大超过计划，说明工程实践不只是对编程能力的考核，也是对问题定位，方案取舍，整体规划能力的检验。</w:t>
+        <w:t>后端、数据库、图像处理、物联网通信等方面的知识进行了综合应用，也更加清楚地认识到系统集成与单点功能实现的不同。项目推进的过程中，由于调试硬件，兼容接口，部署环境以及多模块联调所耗费的时间大大超过计划，说明工程实践不只是对编程能力的考核，也是对问题定位，方案取舍，整体规划能力的检验。</w:t>
       </w:r>
     </w:p>
     <w:p>
       <w:pPr>
         <w:pStyle w:val="afc"/>
-        <w:spacing w:line="360" w:lineRule="auto"/>
         <w:rPr>
           <w:lang w:val="zh-CN"/>
         </w:rPr>
@@ -24468,1069 +25630,572 @@
     <w:p>
       <w:pPr>
         <w:pStyle w:val="afc"/>
-        <w:ind w:firstLineChars="0" w:firstLine="0"/>
-        <w:jc w:val="left"/>
-        <w:rPr>
-          <w:rFonts w:cs="宋体"/>
-          <w:szCs w:val="28"/>
-        </w:rPr>
-      </w:pPr>
-      <w:r>
-        <w:rPr>
-          <w:rFonts w:cs="宋体"/>
-          <w:szCs w:val="28"/>
-        </w:rPr>
+      </w:pPr>
+      <w:r>
         <w:t>[1]</w:t>
       </w:r>
       <w:r>
         <w:rPr>
-          <w:rFonts w:cs="宋体" w:hint="eastAsia"/>
-          <w:szCs w:val="28"/>
+          <w:rFonts w:hint="eastAsia"/>
         </w:rPr>
         <w:t xml:space="preserve"> </w:t>
       </w:r>
       <w:r>
-        <w:rPr>
-          <w:rFonts w:cs="宋体"/>
-          <w:szCs w:val="28"/>
-        </w:rPr>
         <w:t>汤朝婧</w:t>
       </w:r>
       <w:r>
-        <w:rPr>
-          <w:rFonts w:cs="宋体"/>
-          <w:szCs w:val="28"/>
-        </w:rPr>
         <w:t>,</w:t>
       </w:r>
       <w:r>
-        <w:rPr>
-          <w:rFonts w:cs="宋体"/>
-          <w:szCs w:val="28"/>
-        </w:rPr>
         <w:t>唐燕</w:t>
       </w:r>
       <w:r>
-        <w:rPr>
-          <w:rFonts w:cs="宋体"/>
-          <w:szCs w:val="28"/>
-        </w:rPr>
         <w:t>.</w:t>
       </w:r>
       <w:r>
-        <w:rPr>
-          <w:rFonts w:cs="宋体"/>
-          <w:szCs w:val="28"/>
-        </w:rPr>
         <w:t>基于物联网的智能花卉栽培系统设计研究</w:t>
       </w:r>
       <w:r>
-        <w:rPr>
-          <w:rFonts w:cs="宋体"/>
-          <w:szCs w:val="28"/>
-        </w:rPr>
         <w:t>[J].</w:t>
       </w:r>
       <w:r>
-        <w:rPr>
-          <w:rFonts w:cs="宋体"/>
-          <w:szCs w:val="28"/>
-        </w:rPr>
         <w:t>现代农业装备</w:t>
       </w:r>
       <w:r>
-        <w:rPr>
-          <w:rFonts w:cs="宋体"/>
-          <w:szCs w:val="28"/>
-        </w:rPr>
         <w:t>,2024,45(01):71-75.</w:t>
       </w:r>
     </w:p>
     <w:p>
       <w:pPr>
         <w:pStyle w:val="afc"/>
-        <w:ind w:firstLineChars="0" w:firstLine="0"/>
-        <w:jc w:val="left"/>
-        <w:rPr>
-          <w:rFonts w:cs="宋体"/>
-          <w:szCs w:val="28"/>
-        </w:rPr>
-      </w:pPr>
-      <w:r>
-        <w:rPr>
-          <w:rFonts w:cs="宋体"/>
-          <w:szCs w:val="28"/>
-        </w:rPr>
+      </w:pPr>
+      <w:r>
         <w:t>[</w:t>
       </w:r>
       <w:r>
         <w:rPr>
-          <w:rFonts w:cs="宋体" w:hint="eastAsia"/>
-          <w:szCs w:val="28"/>
+          <w:rFonts w:hint="eastAsia"/>
         </w:rPr>
         <w:t>2</w:t>
       </w:r>
       <w:r>
-        <w:rPr>
-          <w:rFonts w:cs="宋体"/>
-          <w:szCs w:val="28"/>
-        </w:rPr>
         <w:t>]</w:t>
       </w:r>
       <w:r>
         <w:rPr>
-          <w:rFonts w:cs="宋体" w:hint="eastAsia"/>
-          <w:szCs w:val="28"/>
+          <w:rFonts w:hint="eastAsia"/>
         </w:rPr>
         <w:t xml:space="preserve"> </w:t>
       </w:r>
       <w:r>
-        <w:rPr>
-          <w:rFonts w:cs="宋体"/>
-          <w:szCs w:val="28"/>
-        </w:rPr>
         <w:t>周德锋</w:t>
       </w:r>
       <w:r>
-        <w:rPr>
-          <w:rFonts w:cs="宋体"/>
-          <w:szCs w:val="28"/>
-        </w:rPr>
         <w:t>.</w:t>
       </w:r>
       <w:r>
-        <w:rPr>
-          <w:rFonts w:cs="宋体"/>
-          <w:szCs w:val="28"/>
-        </w:rPr>
         <w:t>基于物联网的智慧农业温室大棚环境智能调节管理系统设计</w:t>
       </w:r>
       <w:r>
-        <w:rPr>
-          <w:rFonts w:cs="宋体"/>
-          <w:szCs w:val="28"/>
-        </w:rPr>
         <w:t>[J].</w:t>
       </w:r>
       <w:r>
         <w:rPr>
-          <w:rFonts w:cs="宋体" w:hint="eastAsia"/>
-          <w:szCs w:val="28"/>
+          <w:rFonts w:hint="eastAsia"/>
         </w:rPr>
         <w:t xml:space="preserve"> </w:t>
       </w:r>
       <w:r>
-        <w:rPr>
-          <w:rFonts w:cs="宋体"/>
-          <w:szCs w:val="28"/>
-        </w:rPr>
         <w:t>办公自动化</w:t>
       </w:r>
       <w:r>
-        <w:rPr>
-          <w:rFonts w:cs="宋体"/>
-          <w:szCs w:val="28"/>
-        </w:rPr>
         <w:t>,2023,28(10):58-60.</w:t>
       </w:r>
     </w:p>
     <w:p>
       <w:pPr>
         <w:pStyle w:val="afc"/>
-        <w:ind w:firstLineChars="0" w:firstLine="0"/>
-        <w:jc w:val="left"/>
-        <w:rPr>
-          <w:rFonts w:cs="宋体"/>
-          <w:szCs w:val="28"/>
-        </w:rPr>
-      </w:pPr>
-      <w:r>
-        <w:rPr>
-          <w:rFonts w:cs="宋体"/>
-          <w:szCs w:val="28"/>
-        </w:rPr>
+      </w:pPr>
+      <w:r>
         <w:t>[</w:t>
       </w:r>
       <w:r>
         <w:rPr>
-          <w:rFonts w:cs="宋体" w:hint="eastAsia"/>
-          <w:szCs w:val="28"/>
+          <w:rFonts w:hint="eastAsia"/>
         </w:rPr>
         <w:t>3</w:t>
       </w:r>
       <w:r>
-        <w:rPr>
-          <w:rFonts w:cs="宋体"/>
-          <w:szCs w:val="28"/>
-        </w:rPr>
         <w:t>]</w:t>
       </w:r>
       <w:r>
         <w:rPr>
-          <w:rFonts w:cs="宋体" w:hint="eastAsia"/>
-          <w:szCs w:val="28"/>
+          <w:rFonts w:hint="eastAsia"/>
         </w:rPr>
         <w:t xml:space="preserve"> </w:t>
       </w:r>
       <w:r>
-        <w:rPr>
-          <w:rFonts w:cs="宋体"/>
-          <w:szCs w:val="28"/>
-        </w:rPr>
         <w:t>顾廷炜</w:t>
       </w:r>
       <w:r>
-        <w:rPr>
-          <w:rFonts w:cs="宋体"/>
-          <w:szCs w:val="28"/>
-        </w:rPr>
         <w:t>,</w:t>
       </w:r>
       <w:r>
-        <w:rPr>
-          <w:rFonts w:cs="宋体"/>
-          <w:szCs w:val="28"/>
-        </w:rPr>
         <w:t>汤明宏</w:t>
       </w:r>
       <w:r>
-        <w:rPr>
-          <w:rFonts w:cs="宋体"/>
-          <w:szCs w:val="28"/>
-        </w:rPr>
         <w:t>,</w:t>
       </w:r>
       <w:r>
-        <w:rPr>
-          <w:rFonts w:cs="宋体"/>
-          <w:szCs w:val="28"/>
-        </w:rPr>
         <w:t>孙晓冬</w:t>
       </w:r>
       <w:r>
-        <w:rPr>
-          <w:rFonts w:cs="宋体"/>
-          <w:szCs w:val="28"/>
-        </w:rPr>
         <w:t>.</w:t>
       </w:r>
       <w:r>
-        <w:rPr>
-          <w:rFonts w:cs="宋体"/>
-          <w:szCs w:val="28"/>
-        </w:rPr>
         <w:t>智能传感器技术应用现状与发展趋势综述</w:t>
       </w:r>
       <w:r>
-        <w:rPr>
-          <w:rFonts w:cs="宋体"/>
-          <w:szCs w:val="28"/>
-        </w:rPr>
         <w:t>[J].</w:t>
       </w:r>
       <w:r>
-        <w:rPr>
-          <w:rFonts w:cs="宋体"/>
-          <w:szCs w:val="28"/>
-        </w:rPr>
         <w:t>物联网技术</w:t>
       </w:r>
       <w:r>
-        <w:rPr>
-          <w:rFonts w:cs="宋体"/>
-          <w:szCs w:val="28"/>
-        </w:rPr>
-        <w:t>,2025,15(01):59-63.DOI:10.16667/j.issn.2095-1302.2025.01.014.</w:t>
+        <w:t>,2025,15(01):</w:t>
+      </w:r>
+      <w:proofErr w:type="gramStart"/>
+      <w:r>
+        <w:t>59-63.DOI:10.16667/j.issn</w:t>
+      </w:r>
+      <w:proofErr w:type="gramEnd"/>
+      <w:r>
+        <w:t>.2095-1302.2025.</w:t>
+      </w:r>
+      <w:proofErr w:type="gramStart"/>
+      <w:r>
+        <w:t>01.014</w:t>
+      </w:r>
+      <w:proofErr w:type="gramEnd"/>
+      <w:r>
+        <w:t>.</w:t>
       </w:r>
     </w:p>
     <w:p>
       <w:pPr>
         <w:pStyle w:val="afc"/>
-        <w:ind w:firstLineChars="0" w:firstLine="0"/>
-        <w:jc w:val="left"/>
-        <w:rPr>
-          <w:rFonts w:cs="宋体"/>
-          <w:szCs w:val="28"/>
-        </w:rPr>
-      </w:pPr>
-      <w:r>
-        <w:rPr>
-          <w:rFonts w:cs="宋体"/>
-          <w:szCs w:val="28"/>
-        </w:rPr>
+      </w:pPr>
+      <w:r>
         <w:t>[</w:t>
       </w:r>
       <w:r>
         <w:rPr>
-          <w:rFonts w:cs="宋体" w:hint="eastAsia"/>
-          <w:szCs w:val="28"/>
+          <w:rFonts w:hint="eastAsia"/>
         </w:rPr>
         <w:t>4</w:t>
       </w:r>
       <w:r>
-        <w:rPr>
-          <w:rFonts w:cs="宋体"/>
-          <w:szCs w:val="28"/>
-        </w:rPr>
         <w:t>]</w:t>
       </w:r>
       <w:r>
         <w:rPr>
-          <w:rFonts w:cs="宋体" w:hint="eastAsia"/>
-          <w:szCs w:val="28"/>
+          <w:rFonts w:hint="eastAsia"/>
         </w:rPr>
         <w:t xml:space="preserve"> </w:t>
       </w:r>
       <w:r>
-        <w:rPr>
-          <w:rFonts w:cs="宋体"/>
-          <w:szCs w:val="28"/>
-        </w:rPr>
         <w:t>黄成龙</w:t>
       </w:r>
       <w:r>
-        <w:rPr>
-          <w:rFonts w:cs="宋体"/>
-          <w:szCs w:val="28"/>
-        </w:rPr>
         <w:t>,</w:t>
       </w:r>
       <w:r>
-        <w:rPr>
-          <w:rFonts w:cs="宋体"/>
-          <w:szCs w:val="28"/>
-        </w:rPr>
         <w:t>柯宇曦</w:t>
       </w:r>
       <w:r>
-        <w:rPr>
-          <w:rFonts w:cs="宋体"/>
-          <w:szCs w:val="28"/>
-        </w:rPr>
         <w:t>,</w:t>
       </w:r>
       <w:r>
-        <w:rPr>
-          <w:rFonts w:cs="宋体"/>
-          <w:szCs w:val="28"/>
-        </w:rPr>
         <w:t>华向东</w:t>
       </w:r>
       <w:r>
-        <w:rPr>
-          <w:rFonts w:cs="宋体"/>
-          <w:szCs w:val="28"/>
-        </w:rPr>
         <w:t>,</w:t>
       </w:r>
       <w:r>
-        <w:rPr>
-          <w:rFonts w:cs="宋体"/>
-          <w:szCs w:val="28"/>
-        </w:rPr>
         <w:t>等</w:t>
       </w:r>
       <w:r>
-        <w:rPr>
-          <w:rFonts w:cs="宋体"/>
-          <w:szCs w:val="28"/>
-        </w:rPr>
         <w:t>.</w:t>
       </w:r>
       <w:r>
-        <w:rPr>
-          <w:rFonts w:cs="宋体"/>
-          <w:szCs w:val="28"/>
-        </w:rPr>
         <w:t>边缘计算在智慧农业中的应用现状与展望</w:t>
       </w:r>
       <w:r>
-        <w:rPr>
-          <w:rFonts w:cs="宋体"/>
-          <w:szCs w:val="28"/>
-        </w:rPr>
         <w:t>[J].</w:t>
       </w:r>
       <w:r>
-        <w:rPr>
-          <w:rFonts w:cs="宋体"/>
-          <w:szCs w:val="28"/>
-        </w:rPr>
         <w:t>农业工程学报</w:t>
       </w:r>
       <w:r>
-        <w:rPr>
-          <w:rFonts w:cs="宋体"/>
-          <w:szCs w:val="28"/>
-        </w:rPr>
         <w:t>,2022,38(16):224-234.</w:t>
       </w:r>
     </w:p>
     <w:p>
       <w:pPr>
         <w:pStyle w:val="afc"/>
-        <w:ind w:firstLineChars="0" w:firstLine="0"/>
-        <w:jc w:val="left"/>
-        <w:rPr>
-          <w:rFonts w:cs="宋体"/>
-          <w:szCs w:val="28"/>
-        </w:rPr>
-      </w:pPr>
-      <w:r>
-        <w:rPr>
-          <w:rFonts w:cs="宋体"/>
-          <w:szCs w:val="28"/>
-        </w:rPr>
+      </w:pPr>
+      <w:r>
         <w:t>[</w:t>
       </w:r>
       <w:r>
         <w:rPr>
-          <w:rFonts w:cs="宋体" w:hint="eastAsia"/>
-          <w:szCs w:val="28"/>
+          <w:rFonts w:hint="eastAsia"/>
         </w:rPr>
         <w:t>5</w:t>
       </w:r>
       <w:r>
-        <w:rPr>
-          <w:rFonts w:cs="宋体"/>
-          <w:szCs w:val="28"/>
-        </w:rPr>
         <w:t>]</w:t>
       </w:r>
       <w:r>
         <w:rPr>
-          <w:rFonts w:cs="宋体" w:hint="eastAsia"/>
-          <w:szCs w:val="28"/>
+          <w:rFonts w:hint="eastAsia"/>
         </w:rPr>
         <w:t xml:space="preserve"> </w:t>
       </w:r>
       <w:r>
-        <w:rPr>
-          <w:rFonts w:cs="宋体"/>
-          <w:szCs w:val="28"/>
-        </w:rPr>
         <w:t>吴小凤</w:t>
       </w:r>
       <w:r>
-        <w:rPr>
-          <w:rFonts w:cs="宋体"/>
-          <w:szCs w:val="28"/>
-        </w:rPr>
         <w:t>,</w:t>
       </w:r>
       <w:r>
-        <w:rPr>
-          <w:rFonts w:cs="宋体"/>
-          <w:szCs w:val="28"/>
-        </w:rPr>
         <w:t>王天淼</w:t>
       </w:r>
       <w:r>
-        <w:rPr>
-          <w:rFonts w:cs="宋体"/>
-          <w:szCs w:val="28"/>
-        </w:rPr>
         <w:t>,</w:t>
       </w:r>
       <w:r>
-        <w:rPr>
-          <w:rFonts w:cs="宋体"/>
-          <w:szCs w:val="28"/>
-        </w:rPr>
         <w:t>朱文秀</w:t>
       </w:r>
       <w:r>
-        <w:rPr>
-          <w:rFonts w:cs="宋体"/>
-          <w:szCs w:val="28"/>
-        </w:rPr>
         <w:t>.</w:t>
       </w:r>
       <w:r>
-        <w:rPr>
-          <w:rFonts w:cs="宋体"/>
-          <w:szCs w:val="28"/>
-        </w:rPr>
         <w:t>基于</w:t>
       </w:r>
       <w:r>
-        <w:rPr>
-          <w:rFonts w:cs="宋体"/>
-          <w:szCs w:val="28"/>
-        </w:rPr>
         <w:t>Flask</w:t>
       </w:r>
       <w:r>
-        <w:rPr>
-          <w:rFonts w:cs="宋体"/>
-          <w:szCs w:val="28"/>
-        </w:rPr>
         <w:t>框架的监控平台可视化设计研究</w:t>
       </w:r>
       <w:r>
-        <w:rPr>
-          <w:rFonts w:cs="宋体"/>
-          <w:szCs w:val="28"/>
-        </w:rPr>
         <w:t>[J].</w:t>
       </w:r>
       <w:r>
-        <w:rPr>
-          <w:rFonts w:cs="宋体"/>
-          <w:szCs w:val="28"/>
-        </w:rPr>
         <w:t>工业控制计算机</w:t>
       </w:r>
       <w:r>
-        <w:rPr>
-          <w:rFonts w:cs="宋体"/>
-          <w:szCs w:val="28"/>
-        </w:rPr>
         <w:t>,2024,37(03):90-91.</w:t>
       </w:r>
     </w:p>
     <w:p>
       <w:pPr>
         <w:pStyle w:val="afc"/>
-        <w:ind w:firstLineChars="0" w:firstLine="0"/>
-        <w:jc w:val="left"/>
-        <w:rPr>
-          <w:rFonts w:cs="宋体"/>
-          <w:szCs w:val="28"/>
-        </w:rPr>
-      </w:pPr>
-      <w:r>
-        <w:rPr>
-          <w:rFonts w:cs="宋体"/>
-          <w:szCs w:val="28"/>
-        </w:rPr>
+      </w:pPr>
+      <w:r>
         <w:t>[</w:t>
       </w:r>
       <w:r>
         <w:rPr>
-          <w:rFonts w:cs="宋体" w:hint="eastAsia"/>
-          <w:szCs w:val="28"/>
+          <w:rFonts w:hint="eastAsia"/>
         </w:rPr>
         <w:t>6</w:t>
       </w:r>
       <w:r>
-        <w:rPr>
-          <w:rFonts w:cs="宋体"/>
-          <w:szCs w:val="28"/>
-        </w:rPr>
         <w:t>]</w:t>
       </w:r>
       <w:r>
         <w:rPr>
-          <w:rFonts w:cs="宋体" w:hint="eastAsia"/>
-          <w:szCs w:val="28"/>
+          <w:rFonts w:hint="eastAsia"/>
         </w:rPr>
         <w:t xml:space="preserve"> </w:t>
       </w:r>
-      <w:r>
-        <w:rPr>
-          <w:rFonts w:cs="宋体"/>
-          <w:szCs w:val="28"/>
-        </w:rPr>
+      <w:proofErr w:type="gramStart"/>
+      <w:r>
         <w:t>景子奇</w:t>
       </w:r>
-      <w:r>
-        <w:rPr>
-          <w:rFonts w:cs="宋体"/>
-          <w:szCs w:val="28"/>
-        </w:rPr>
+      <w:proofErr w:type="gramEnd"/>
+      <w:r>
         <w:t>,</w:t>
       </w:r>
       <w:r>
-        <w:rPr>
-          <w:rFonts w:cs="宋体"/>
-          <w:szCs w:val="28"/>
-        </w:rPr>
         <w:t>邹兆年</w:t>
       </w:r>
       <w:r>
-        <w:rPr>
-          <w:rFonts w:cs="宋体"/>
-          <w:szCs w:val="28"/>
-        </w:rPr>
         <w:t>.</w:t>
       </w:r>
       <w:r>
-        <w:rPr>
-          <w:rFonts w:cs="宋体"/>
-          <w:szCs w:val="28"/>
-        </w:rPr>
         <w:t>嵌入式数据库</w:t>
       </w:r>
       <w:r>
-        <w:rPr>
-          <w:rFonts w:cs="宋体"/>
-          <w:szCs w:val="28"/>
-        </w:rPr>
         <w:t>SQLite</w:t>
       </w:r>
       <w:r>
-        <w:rPr>
-          <w:rFonts w:cs="宋体"/>
-          <w:szCs w:val="28"/>
-        </w:rPr>
         <w:t>上多版本并发控制的设计与实现</w:t>
       </w:r>
       <w:r>
-        <w:rPr>
-          <w:rFonts w:cs="宋体"/>
-          <w:szCs w:val="28"/>
-        </w:rPr>
         <w:t>[J].</w:t>
       </w:r>
       <w:r>
-        <w:rPr>
-          <w:rFonts w:cs="宋体"/>
-          <w:szCs w:val="28"/>
-        </w:rPr>
         <w:t>计算机应用</w:t>
       </w:r>
       <w:r>
-        <w:rPr>
-          <w:rFonts w:cs="宋体"/>
-          <w:szCs w:val="28"/>
-        </w:rPr>
         <w:t>,2022,42(01):140-147.</w:t>
       </w:r>
     </w:p>
     <w:p>
       <w:pPr>
         <w:pStyle w:val="afc"/>
-        <w:ind w:firstLineChars="0" w:firstLine="0"/>
-        <w:jc w:val="left"/>
-        <w:rPr>
-          <w:rFonts w:cs="宋体"/>
-          <w:szCs w:val="28"/>
-        </w:rPr>
-      </w:pPr>
-      <w:r>
-        <w:rPr>
-          <w:rFonts w:cs="宋体"/>
-          <w:szCs w:val="28"/>
-        </w:rPr>
+      </w:pPr>
+      <w:r>
         <w:t>[</w:t>
       </w:r>
       <w:r>
         <w:rPr>
-          <w:rFonts w:cs="宋体" w:hint="eastAsia"/>
-          <w:szCs w:val="28"/>
+          <w:rFonts w:hint="eastAsia"/>
         </w:rPr>
         <w:t>7</w:t>
       </w:r>
       <w:r>
-        <w:rPr>
-          <w:rFonts w:cs="宋体"/>
-          <w:szCs w:val="28"/>
-        </w:rPr>
         <w:t>]</w:t>
       </w:r>
       <w:r>
         <w:rPr>
-          <w:rFonts w:cs="宋体" w:hint="eastAsia"/>
-          <w:szCs w:val="28"/>
+          <w:rFonts w:hint="eastAsia"/>
         </w:rPr>
         <w:t xml:space="preserve"> </w:t>
       </w:r>
       <w:r>
-        <w:rPr>
-          <w:rFonts w:cs="宋体"/>
-          <w:szCs w:val="28"/>
-        </w:rPr>
         <w:t>郭翠娟</w:t>
       </w:r>
       <w:r>
-        <w:rPr>
-          <w:rFonts w:cs="宋体"/>
-          <w:szCs w:val="28"/>
-        </w:rPr>
         <w:t>,</w:t>
       </w:r>
-      <w:r>
-        <w:rPr>
-          <w:rFonts w:cs="宋体"/>
-          <w:szCs w:val="28"/>
-        </w:rPr>
+      <w:proofErr w:type="gramStart"/>
+      <w:r>
         <w:t>暴宁</w:t>
       </w:r>
       <w:r>
-        <w:rPr>
-          <w:rFonts w:cs="宋体"/>
-          <w:szCs w:val="28"/>
-        </w:rPr>
         <w:t>,</w:t>
       </w:r>
       <w:r>
-        <w:rPr>
-          <w:rFonts w:cs="宋体"/>
-          <w:szCs w:val="28"/>
-        </w:rPr>
         <w:t>荣锋</w:t>
       </w:r>
-      <w:r>
-        <w:rPr>
-          <w:rFonts w:cs="宋体"/>
-          <w:szCs w:val="28"/>
-        </w:rPr>
+      <w:proofErr w:type="gramEnd"/>
+      <w:r>
         <w:t>.</w:t>
       </w:r>
       <w:r>
-        <w:rPr>
-          <w:rFonts w:cs="宋体"/>
-          <w:szCs w:val="28"/>
-        </w:rPr>
         <w:t>基于</w:t>
       </w:r>
       <w:r>
-        <w:rPr>
-          <w:rFonts w:cs="宋体"/>
-          <w:szCs w:val="28"/>
-        </w:rPr>
         <w:t>MQTT</w:t>
       </w:r>
       <w:r>
-        <w:rPr>
-          <w:rFonts w:cs="宋体"/>
-          <w:szCs w:val="28"/>
-        </w:rPr>
         <w:t>的物联网平台研究与设计</w:t>
       </w:r>
       <w:r>
-        <w:rPr>
-          <w:rFonts w:cs="宋体"/>
-          <w:szCs w:val="28"/>
-        </w:rPr>
         <w:t>[J].</w:t>
       </w:r>
       <w:r>
-        <w:rPr>
-          <w:rFonts w:cs="宋体"/>
-          <w:szCs w:val="28"/>
-        </w:rPr>
         <w:t>计算机工程与设计</w:t>
       </w:r>
       <w:r>
-        <w:rPr>
-          <w:rFonts w:cs="宋体"/>
-          <w:szCs w:val="28"/>
-        </w:rPr>
-        <w:t>,2022,43(08):2378-2384.DOI:10.16208/j.issn1000-7024.2022.08.036.</w:t>
+        <w:t>,2022,43(08):2378-2384.DOI:10.16208/</w:t>
+      </w:r>
+      <w:proofErr w:type="gramStart"/>
+      <w:r>
+        <w:t>j.issn</w:t>
+      </w:r>
+      <w:proofErr w:type="gramEnd"/>
+      <w:r>
+        <w:t>1000-7024.2022.08.036.</w:t>
       </w:r>
     </w:p>
     <w:p>
       <w:pPr>
         <w:pStyle w:val="afc"/>
-        <w:ind w:firstLineChars="0" w:firstLine="0"/>
-        <w:jc w:val="left"/>
-        <w:rPr>
-          <w:rFonts w:cs="宋体"/>
-          <w:szCs w:val="28"/>
-        </w:rPr>
-      </w:pPr>
-      <w:r>
-        <w:rPr>
-          <w:rFonts w:cs="宋体"/>
-          <w:szCs w:val="28"/>
-        </w:rPr>
+      </w:pPr>
+      <w:r>
         <w:t>[</w:t>
       </w:r>
       <w:r>
         <w:rPr>
-          <w:rFonts w:cs="宋体" w:hint="eastAsia"/>
-          <w:szCs w:val="28"/>
+          <w:rFonts w:hint="eastAsia"/>
         </w:rPr>
         <w:t>8</w:t>
       </w:r>
       <w:r>
-        <w:rPr>
-          <w:rFonts w:cs="宋体"/>
-          <w:szCs w:val="28"/>
-        </w:rPr>
         <w:t>]</w:t>
       </w:r>
       <w:r>
         <w:rPr>
-          <w:rFonts w:cs="宋体" w:hint="eastAsia"/>
-          <w:szCs w:val="28"/>
+          <w:rFonts w:hint="eastAsia"/>
         </w:rPr>
         <w:t xml:space="preserve"> </w:t>
       </w:r>
       <w:r>
-        <w:rPr>
-          <w:rFonts w:cs="宋体"/>
-          <w:szCs w:val="28"/>
-        </w:rPr>
         <w:t>张代伟</w:t>
       </w:r>
       <w:r>
-        <w:rPr>
-          <w:rFonts w:cs="宋体"/>
-          <w:szCs w:val="28"/>
-        </w:rPr>
         <w:t>.</w:t>
       </w:r>
       <w:r>
-        <w:rPr>
-          <w:rFonts w:cs="宋体"/>
-          <w:szCs w:val="28"/>
-        </w:rPr>
         <w:t>基于</w:t>
       </w:r>
       <w:r>
-        <w:rPr>
-          <w:rFonts w:cs="宋体"/>
-          <w:szCs w:val="28"/>
-        </w:rPr>
         <w:t>OpenCV</w:t>
       </w:r>
       <w:r>
-        <w:rPr>
-          <w:rFonts w:cs="宋体"/>
-          <w:szCs w:val="28"/>
-        </w:rPr>
         <w:t>的视觉检测系统应用</w:t>
       </w:r>
       <w:r>
-        <w:rPr>
-          <w:rFonts w:cs="宋体"/>
-          <w:szCs w:val="28"/>
-        </w:rPr>
         <w:t>[J].</w:t>
       </w:r>
       <w:r>
-        <w:rPr>
-          <w:rFonts w:cs="宋体"/>
-          <w:szCs w:val="28"/>
-        </w:rPr>
         <w:t>机电信息</w:t>
       </w:r>
       <w:r>
-        <w:rPr>
-          <w:rFonts w:cs="宋体"/>
-          <w:szCs w:val="28"/>
-        </w:rPr>
-        <w:t>,2024,(01):7-10.DOI:10.19514/j.cnki.cn32-1628/tm.2024.01.002.</w:t>
+        <w:t>,2024,(01):</w:t>
+      </w:r>
+      <w:proofErr w:type="gramStart"/>
+      <w:r>
+        <w:t>7-10.DOI:10.19514/j.cnki.cn</w:t>
+      </w:r>
+      <w:proofErr w:type="gramEnd"/>
+      <w:r>
+        <w:t>32-1628/tm.2024.01.002.</w:t>
       </w:r>
     </w:p>
     <w:p>
       <w:pPr>
         <w:pStyle w:val="afc"/>
-        <w:ind w:firstLineChars="0" w:firstLine="0"/>
-        <w:jc w:val="left"/>
-        <w:rPr>
-          <w:rFonts w:cs="宋体"/>
-          <w:szCs w:val="28"/>
-        </w:rPr>
-      </w:pPr>
-      <w:r>
-        <w:rPr>
-          <w:rFonts w:cs="宋体"/>
-          <w:szCs w:val="28"/>
-        </w:rPr>
+      </w:pPr>
+      <w:r>
         <w:t>[</w:t>
       </w:r>
       <w:r>
         <w:rPr>
-          <w:rFonts w:cs="宋体" w:hint="eastAsia"/>
-          <w:szCs w:val="28"/>
+          <w:rFonts w:hint="eastAsia"/>
         </w:rPr>
         <w:t>9</w:t>
       </w:r>
       <w:r>
-        <w:rPr>
-          <w:rFonts w:cs="宋体"/>
-          <w:szCs w:val="28"/>
-        </w:rPr>
         <w:t>]</w:t>
       </w:r>
       <w:r>
         <w:rPr>
-          <w:rFonts w:cs="宋体" w:hint="eastAsia"/>
-          <w:szCs w:val="28"/>
+          <w:rFonts w:hint="eastAsia"/>
         </w:rPr>
         <w:t xml:space="preserve"> </w:t>
       </w:r>
-      <w:r>
-        <w:rPr>
-          <w:rFonts w:cs="宋体"/>
-          <w:szCs w:val="28"/>
-        </w:rPr>
+      <w:proofErr w:type="gramStart"/>
+      <w:r>
         <w:t>任海玉</w:t>
       </w:r>
-      <w:r>
-        <w:rPr>
-          <w:rFonts w:cs="宋体"/>
-          <w:szCs w:val="28"/>
-        </w:rPr>
+      <w:proofErr w:type="gramEnd"/>
+      <w:r>
         <w:t>,</w:t>
       </w:r>
       <w:r>
-        <w:rPr>
-          <w:rFonts w:cs="宋体"/>
-          <w:szCs w:val="28"/>
-        </w:rPr>
         <w:t>刘建平</w:t>
       </w:r>
       <w:r>
-        <w:rPr>
-          <w:rFonts w:cs="宋体"/>
-          <w:szCs w:val="28"/>
-        </w:rPr>
         <w:t>,</w:t>
       </w:r>
       <w:r>
-        <w:rPr>
-          <w:rFonts w:cs="宋体"/>
-          <w:szCs w:val="28"/>
-        </w:rPr>
         <w:t>王健</w:t>
       </w:r>
       <w:r>
-        <w:rPr>
-          <w:rFonts w:cs="宋体"/>
-          <w:szCs w:val="28"/>
-        </w:rPr>
         <w:t>,</w:t>
       </w:r>
       <w:r>
-        <w:rPr>
-          <w:rFonts w:cs="宋体"/>
-          <w:szCs w:val="28"/>
-        </w:rPr>
         <w:t>等</w:t>
       </w:r>
       <w:r>
-        <w:rPr>
-          <w:rFonts w:cs="宋体"/>
-          <w:szCs w:val="28"/>
-        </w:rPr>
         <w:t>.</w:t>
       </w:r>
       <w:r>
-        <w:rPr>
-          <w:rFonts w:cs="宋体"/>
-          <w:szCs w:val="28"/>
-        </w:rPr>
         <w:t>基于大语言模型的智能问答系统研究综述</w:t>
       </w:r>
       <w:r>
-        <w:rPr>
-          <w:rFonts w:cs="宋体"/>
-          <w:szCs w:val="28"/>
-        </w:rPr>
         <w:t>[J].</w:t>
       </w:r>
       <w:r>
-        <w:rPr>
-          <w:rFonts w:cs="宋体"/>
-          <w:szCs w:val="28"/>
-        </w:rPr>
         <w:t>计算机工程与应用</w:t>
       </w:r>
       <w:r>
-        <w:rPr>
-          <w:rFonts w:cs="宋体"/>
-          <w:szCs w:val="28"/>
-        </w:rPr>
         <w:t>,2025,61(07):1-24.</w:t>
       </w:r>
     </w:p>
     <w:p>
       <w:pPr>
         <w:pStyle w:val="afc"/>
-        <w:ind w:firstLineChars="0" w:firstLine="0"/>
-        <w:jc w:val="left"/>
-        <w:rPr>
-          <w:rFonts w:cs="宋体"/>
-          <w:szCs w:val="28"/>
-        </w:rPr>
-      </w:pPr>
-      <w:r>
-        <w:rPr>
-          <w:rFonts w:cs="宋体"/>
-          <w:szCs w:val="28"/>
-        </w:rPr>
+      </w:pPr>
+      <w:r>
         <w:t>[1</w:t>
       </w:r>
       <w:r>
         <w:rPr>
-          <w:rFonts w:cs="宋体" w:hint="eastAsia"/>
-          <w:szCs w:val="28"/>
+          <w:rFonts w:hint="eastAsia"/>
         </w:rPr>
         <w:t>0</w:t>
       </w:r>
       <w:r>
-        <w:rPr>
-          <w:rFonts w:cs="宋体"/>
-          <w:szCs w:val="28"/>
-        </w:rPr>
         <w:t>]</w:t>
       </w:r>
       <w:r>
         <w:rPr>
-          <w:rFonts w:cs="宋体" w:hint="eastAsia"/>
-          <w:szCs w:val="28"/>
+          <w:rFonts w:hint="eastAsia"/>
         </w:rPr>
         <w:t xml:space="preserve"> </w:t>
       </w:r>
-      <w:r>
-        <w:rPr>
-          <w:rFonts w:cs="宋体"/>
-          <w:szCs w:val="28"/>
-        </w:rPr>
+      <w:proofErr w:type="gramStart"/>
+      <w:r>
         <w:t>徐帅驰</w:t>
       </w:r>
-      <w:r>
-        <w:rPr>
-          <w:rFonts w:cs="宋体"/>
-          <w:szCs w:val="28"/>
-        </w:rPr>
+      <w:proofErr w:type="gramEnd"/>
+      <w:r>
         <w:t>,</w:t>
       </w:r>
-      <w:r>
-        <w:rPr>
-          <w:rFonts w:cs="宋体"/>
-          <w:szCs w:val="28"/>
-        </w:rPr>
+      <w:proofErr w:type="gramStart"/>
+      <w:r>
         <w:t>郑恭明</w:t>
       </w:r>
-      <w:r>
-        <w:rPr>
-          <w:rFonts w:cs="宋体"/>
-          <w:szCs w:val="28"/>
-        </w:rPr>
-        <w:t>.MicroPython</w:t>
-      </w:r>
-      <w:r>
-        <w:rPr>
-          <w:rFonts w:cs="宋体"/>
-          <w:szCs w:val="28"/>
-        </w:rPr>
-        <w:t>与云平台在物联网应用领域的开发与应用</w:t>
-      </w:r>
-      <w:r>
-        <w:rPr>
-          <w:rFonts w:cs="宋体"/>
-          <w:szCs w:val="28"/>
-        </w:rPr>
+      <w:proofErr w:type="gramEnd"/>
+      <w:r>
+        <w:t>.</w:t>
+      </w:r>
+      <w:proofErr w:type="spellStart"/>
+      <w:r>
+        <w:t>MicroPython</w:t>
+      </w:r>
+      <w:proofErr w:type="spellEnd"/>
+      <w:r>
+        <w:t>与云平台在物联网应用领域的开发</w:t>
+      </w:r>
+      <w:r>
+        <w:lastRenderedPageBreak/>
+        <w:t>与应用</w:t>
+      </w:r>
+      <w:r>
         <w:t>[J].</w:t>
       </w:r>
       <w:r>
-        <w:rPr>
-          <w:rFonts w:cs="宋体"/>
-          <w:szCs w:val="28"/>
-        </w:rPr>
         <w:t>单片机与嵌入式系统应用</w:t>
       </w:r>
       <w:r>
-        <w:rPr>
-          <w:rFonts w:cs="宋体"/>
-          <w:szCs w:val="28"/>
-        </w:rPr>
         <w:t>,2021,21(09):33-36.</w:t>
       </w:r>
     </w:p>
@@ -25550,7 +26215,6 @@
           <w:sz w:val="28"/>
           <w:szCs w:val="28"/>
         </w:rPr>
-        <w:lastRenderedPageBreak/>
         <w:t>[1</w:t>
       </w:r>
       <w:r>
@@ -25655,25 +26319,43 @@
           <w:sz w:val="28"/>
           <w:szCs w:val="28"/>
         </w:rPr>
-        <w:t xml:space="preserve">,2023,46(04):70-74.DOI:10.16652/j.issn.1004-373x.2023.04.013. </w:t>
-      </w:r>
-    </w:p>
-    <w:p>
-      <w:pPr>
-        <w:widowControl/>
-        <w:jc w:val="left"/>
+        <w:t>,2023,46(04):</w:t>
+      </w:r>
+      <w:proofErr w:type="gramStart"/>
+      <w:r>
         <w:rPr>
           <w:rFonts w:cs="宋体"/>
           <w:sz w:val="28"/>
           <w:szCs w:val="28"/>
         </w:rPr>
-      </w:pPr>
+        <w:t>70-74.DOI:10.16652/j.issn</w:t>
+      </w:r>
+      <w:proofErr w:type="gramEnd"/>
       <w:r>
         <w:rPr>
           <w:rFonts w:cs="宋体"/>
           <w:sz w:val="28"/>
           <w:szCs w:val="28"/>
         </w:rPr>
+        <w:t xml:space="preserve">.1004-373x.2023.04.013. </w:t>
+      </w:r>
+    </w:p>
+    <w:p>
+      <w:pPr>
+        <w:widowControl/>
+        <w:jc w:val="left"/>
+        <w:rPr>
+          <w:rFonts w:cs="宋体"/>
+          <w:sz w:val="28"/>
+          <w:szCs w:val="28"/>
+        </w:rPr>
+      </w:pPr>
+      <w:r>
+        <w:rPr>
+          <w:rFonts w:cs="宋体"/>
+          <w:sz w:val="28"/>
+          <w:szCs w:val="28"/>
+        </w:rPr>
         <w:t>[</w:t>
       </w:r>
       <w:r>
@@ -25716,6 +26398,7 @@
         </w:rPr>
         <w:t>,</w:t>
       </w:r>
+      <w:proofErr w:type="gramStart"/>
       <w:r>
         <w:rPr>
           <w:rFonts w:cs="宋体"/>
@@ -25724,6 +26407,7 @@
         </w:rPr>
         <w:t>王洪丰</w:t>
       </w:r>
+      <w:proofErr w:type="gramEnd"/>
       <w:r>
         <w:rPr>
           <w:rFonts w:cs="宋体"/>
@@ -26115,25 +26799,43 @@
           <w:sz w:val="28"/>
           <w:szCs w:val="28"/>
         </w:rPr>
-        <w:t xml:space="preserve">,2022,41(10):179-182.DOI:10.20033/j.1003-7241.(2022)10-0179-04. </w:t>
-      </w:r>
-    </w:p>
-    <w:p>
-      <w:pPr>
-        <w:widowControl/>
-        <w:jc w:val="left"/>
+        <w:t>,2022,41(10):179-182.DOI:10.20033/j.1003-</w:t>
+      </w:r>
+      <w:proofErr w:type="gramStart"/>
+      <w:r>
         <w:rPr>
           <w:rFonts w:cs="宋体"/>
           <w:sz w:val="28"/>
           <w:szCs w:val="28"/>
         </w:rPr>
-      </w:pPr>
+        <w:t>7241.(</w:t>
+      </w:r>
+      <w:proofErr w:type="gramEnd"/>
       <w:r>
         <w:rPr>
           <w:rFonts w:cs="宋体"/>
           <w:sz w:val="28"/>
           <w:szCs w:val="28"/>
         </w:rPr>
+        <w:t xml:space="preserve">2022)10-0179-04. </w:t>
+      </w:r>
+    </w:p>
+    <w:p>
+      <w:pPr>
+        <w:widowControl/>
+        <w:jc w:val="left"/>
+        <w:rPr>
+          <w:rFonts w:cs="宋体"/>
+          <w:sz w:val="28"/>
+          <w:szCs w:val="28"/>
+        </w:rPr>
+      </w:pPr>
+      <w:r>
+        <w:rPr>
+          <w:rFonts w:cs="宋体"/>
+          <w:sz w:val="28"/>
+          <w:szCs w:val="28"/>
+        </w:rPr>
         <w:t>[</w:t>
       </w:r>
       <w:r>
@@ -26166,25 +26868,135 @@
           <w:sz w:val="28"/>
           <w:szCs w:val="28"/>
         </w:rPr>
-        <w:t>Chung H ,Kim H J ,Ahn J , et al.Resource-Constrained Edge AI Solution for Real-Time Pest and Disease Detection in Chili Pepper Fields[J].Agriculture,2026,16(2):223-223.DOI:10.3390/AGRICULTURE16020223.</w:t>
-      </w:r>
-    </w:p>
-    <w:p>
-      <w:pPr>
-        <w:widowControl/>
-        <w:jc w:val="left"/>
+        <w:t xml:space="preserve">Chung </w:t>
+      </w:r>
+      <w:proofErr w:type="gramStart"/>
+      <w:r>
         <w:rPr>
           <w:rFonts w:cs="宋体"/>
           <w:sz w:val="28"/>
           <w:szCs w:val="28"/>
         </w:rPr>
-      </w:pPr>
+        <w:t>H ,Kim</w:t>
+      </w:r>
+      <w:proofErr w:type="gramEnd"/>
       <w:r>
         <w:rPr>
           <w:rFonts w:cs="宋体"/>
           <w:sz w:val="28"/>
           <w:szCs w:val="28"/>
         </w:rPr>
+        <w:t xml:space="preserve"> H </w:t>
+      </w:r>
+      <w:proofErr w:type="gramStart"/>
+      <w:r>
+        <w:rPr>
+          <w:rFonts w:cs="宋体"/>
+          <w:sz w:val="28"/>
+          <w:szCs w:val="28"/>
+        </w:rPr>
+        <w:t>J ,Ahn</w:t>
+      </w:r>
+      <w:proofErr w:type="gramEnd"/>
+      <w:r>
+        <w:rPr>
+          <w:rFonts w:cs="宋体"/>
+          <w:sz w:val="28"/>
+          <w:szCs w:val="28"/>
+        </w:rPr>
+        <w:t xml:space="preserve"> </w:t>
+      </w:r>
+      <w:proofErr w:type="gramStart"/>
+      <w:r>
+        <w:rPr>
+          <w:rFonts w:cs="宋体"/>
+          <w:sz w:val="28"/>
+          <w:szCs w:val="28"/>
+        </w:rPr>
+        <w:t>J ,</w:t>
+      </w:r>
+      <w:proofErr w:type="gramEnd"/>
+      <w:r>
+        <w:rPr>
+          <w:rFonts w:cs="宋体"/>
+          <w:sz w:val="28"/>
+          <w:szCs w:val="28"/>
+        </w:rPr>
+        <w:t xml:space="preserve"> et </w:t>
+      </w:r>
+      <w:proofErr w:type="spellStart"/>
+      <w:proofErr w:type="gramStart"/>
+      <w:r>
+        <w:rPr>
+          <w:rFonts w:cs="宋体"/>
+          <w:sz w:val="28"/>
+          <w:szCs w:val="28"/>
+        </w:rPr>
+        <w:t>al.Resource</w:t>
+      </w:r>
+      <w:proofErr w:type="spellEnd"/>
+      <w:proofErr w:type="gramEnd"/>
+      <w:r>
+        <w:rPr>
+          <w:rFonts w:cs="宋体"/>
+          <w:sz w:val="28"/>
+          <w:szCs w:val="28"/>
+        </w:rPr>
+        <w:t>-Constrained Edge AI Solution for Real-Time Pest and Disease Detection in Chili Pepper Fields[J</w:t>
+      </w:r>
+      <w:proofErr w:type="gramStart"/>
+      <w:r>
+        <w:rPr>
+          <w:rFonts w:cs="宋体"/>
+          <w:sz w:val="28"/>
+          <w:szCs w:val="28"/>
+        </w:rPr>
+        <w:t>].Agriculture</w:t>
+      </w:r>
+      <w:proofErr w:type="gramEnd"/>
+      <w:r>
+        <w:rPr>
+          <w:rFonts w:cs="宋体"/>
+          <w:sz w:val="28"/>
+          <w:szCs w:val="28"/>
+        </w:rPr>
+        <w:t>,2026,16(2</w:t>
+      </w:r>
+      <w:proofErr w:type="gramStart"/>
+      <w:r>
+        <w:rPr>
+          <w:rFonts w:cs="宋体"/>
+          <w:sz w:val="28"/>
+          <w:szCs w:val="28"/>
+        </w:rPr>
+        <w:t>):223-223.DOI</w:t>
+      </w:r>
+      <w:proofErr w:type="gramEnd"/>
+      <w:r>
+        <w:rPr>
+          <w:rFonts w:cs="宋体"/>
+          <w:sz w:val="28"/>
+          <w:szCs w:val="28"/>
+        </w:rPr>
+        <w:t>:10.3390/AGRICULTURE16020223.</w:t>
+      </w:r>
+    </w:p>
+    <w:p>
+      <w:pPr>
+        <w:widowControl/>
+        <w:jc w:val="left"/>
+        <w:rPr>
+          <w:rFonts w:cs="宋体"/>
+          <w:sz w:val="28"/>
+          <w:szCs w:val="28"/>
+        </w:rPr>
+      </w:pPr>
+      <w:r>
+        <w:rPr>
+          <w:rFonts w:cs="宋体"/>
+          <w:sz w:val="28"/>
+          <w:szCs w:val="28"/>
+        </w:rPr>
         <w:t>[1</w:t>
       </w:r>
       <w:r>
@@ -26217,25 +27029,151 @@
           <w:sz w:val="28"/>
           <w:szCs w:val="28"/>
         </w:rPr>
-        <w:t xml:space="preserve">Li W ,Ai X ,Kang G , et al.LLM-Based RESTful Web API Service Discovery[J].Service Oriented Computing and Applications,2025,(prepublish):1-15.DOI:10.1007/S11761-025-00485-4. </w:t>
-      </w:r>
-    </w:p>
-    <w:p>
-      <w:pPr>
-        <w:widowControl/>
-        <w:jc w:val="left"/>
+        <w:t xml:space="preserve">Li </w:t>
+      </w:r>
+      <w:proofErr w:type="gramStart"/>
+      <w:r>
         <w:rPr>
           <w:rFonts w:cs="宋体"/>
           <w:sz w:val="28"/>
           <w:szCs w:val="28"/>
         </w:rPr>
-      </w:pPr>
+        <w:t>W ,Ai</w:t>
+      </w:r>
+      <w:proofErr w:type="gramEnd"/>
       <w:r>
         <w:rPr>
           <w:rFonts w:cs="宋体"/>
           <w:sz w:val="28"/>
           <w:szCs w:val="28"/>
         </w:rPr>
+        <w:t xml:space="preserve"> </w:t>
+      </w:r>
+      <w:proofErr w:type="gramStart"/>
+      <w:r>
+        <w:rPr>
+          <w:rFonts w:cs="宋体"/>
+          <w:sz w:val="28"/>
+          <w:szCs w:val="28"/>
+        </w:rPr>
+        <w:t>X ,Kang</w:t>
+      </w:r>
+      <w:proofErr w:type="gramEnd"/>
+      <w:r>
+        <w:rPr>
+          <w:rFonts w:cs="宋体"/>
+          <w:sz w:val="28"/>
+          <w:szCs w:val="28"/>
+        </w:rPr>
+        <w:t xml:space="preserve"> </w:t>
+      </w:r>
+      <w:proofErr w:type="gramStart"/>
+      <w:r>
+        <w:rPr>
+          <w:rFonts w:cs="宋体"/>
+          <w:sz w:val="28"/>
+          <w:szCs w:val="28"/>
+        </w:rPr>
+        <w:t>G ,</w:t>
+      </w:r>
+      <w:proofErr w:type="gramEnd"/>
+      <w:r>
+        <w:rPr>
+          <w:rFonts w:cs="宋体"/>
+          <w:sz w:val="28"/>
+          <w:szCs w:val="28"/>
+        </w:rPr>
+        <w:t xml:space="preserve"> et </w:t>
+      </w:r>
+      <w:proofErr w:type="spellStart"/>
+      <w:r>
+        <w:rPr>
+          <w:rFonts w:cs="宋体"/>
+          <w:sz w:val="28"/>
+          <w:szCs w:val="28"/>
+        </w:rPr>
+        <w:t>al.LLM</w:t>
+      </w:r>
+      <w:proofErr w:type="spellEnd"/>
+      <w:r>
+        <w:rPr>
+          <w:rFonts w:cs="宋体"/>
+          <w:sz w:val="28"/>
+          <w:szCs w:val="28"/>
+        </w:rPr>
+        <w:t>-Based RESTful Web API Service Discovery[J</w:t>
+      </w:r>
+      <w:proofErr w:type="gramStart"/>
+      <w:r>
+        <w:rPr>
+          <w:rFonts w:cs="宋体"/>
+          <w:sz w:val="28"/>
+          <w:szCs w:val="28"/>
+        </w:rPr>
+        <w:t>].Service</w:t>
+      </w:r>
+      <w:proofErr w:type="gramEnd"/>
+      <w:r>
+        <w:rPr>
+          <w:rFonts w:cs="宋体"/>
+          <w:sz w:val="28"/>
+          <w:szCs w:val="28"/>
+        </w:rPr>
+        <w:t xml:space="preserve"> Oriented Computing and Applications,</w:t>
+      </w:r>
+      <w:proofErr w:type="gramStart"/>
+      <w:r>
+        <w:rPr>
+          <w:rFonts w:cs="宋体"/>
+          <w:sz w:val="28"/>
+          <w:szCs w:val="28"/>
+        </w:rPr>
+        <w:t>2025,(</w:t>
+      </w:r>
+      <w:proofErr w:type="gramEnd"/>
+      <w:r>
+        <w:rPr>
+          <w:rFonts w:cs="宋体"/>
+          <w:sz w:val="28"/>
+          <w:szCs w:val="28"/>
+        </w:rPr>
+        <w:t>prepublish</w:t>
+      </w:r>
+      <w:proofErr w:type="gramStart"/>
+      <w:r>
+        <w:rPr>
+          <w:rFonts w:cs="宋体"/>
+          <w:sz w:val="28"/>
+          <w:szCs w:val="28"/>
+        </w:rPr>
+        <w:t>):1-15.DOI</w:t>
+      </w:r>
+      <w:proofErr w:type="gramEnd"/>
+      <w:r>
+        <w:rPr>
+          <w:rFonts w:cs="宋体"/>
+          <w:sz w:val="28"/>
+          <w:szCs w:val="28"/>
+        </w:rPr>
+        <w:t xml:space="preserve">:10.1007/S11761-025-00485-4. </w:t>
+      </w:r>
+    </w:p>
+    <w:p>
+      <w:pPr>
+        <w:widowControl/>
+        <w:jc w:val="left"/>
+        <w:rPr>
+          <w:rFonts w:cs="宋体"/>
+          <w:sz w:val="28"/>
+          <w:szCs w:val="28"/>
+        </w:rPr>
+      </w:pPr>
+      <w:r>
+        <w:rPr>
+          <w:rFonts w:cs="宋体"/>
+          <w:sz w:val="28"/>
+          <w:szCs w:val="28"/>
+        </w:rPr>
         <w:t>[1</w:t>
       </w:r>
       <w:r>
@@ -26268,26 +27206,144 @@
           <w:sz w:val="28"/>
           <w:szCs w:val="28"/>
         </w:rPr>
-        <w:t xml:space="preserve">Li L ,Liu Z C ,Cao K , et al.Artificial intelligence of things for smart agriculture with optimal embedded edge intelligence[J].Computers and Electrical Engineering,2026,133111039-111039.DOI:10.1016/J.COMPELECENG.2026.111039. </w:t>
-      </w:r>
-    </w:p>
-    <w:p>
-      <w:pPr>
-        <w:widowControl/>
-        <w:jc w:val="left"/>
+        <w:t xml:space="preserve">Li </w:t>
+      </w:r>
+      <w:proofErr w:type="gramStart"/>
+      <w:r>
         <w:rPr>
           <w:rFonts w:cs="宋体"/>
           <w:sz w:val="28"/>
           <w:szCs w:val="28"/>
         </w:rPr>
-      </w:pPr>
+        <w:t>L ,Liu</w:t>
+      </w:r>
+      <w:proofErr w:type="gramEnd"/>
       <w:r>
         <w:rPr>
           <w:rFonts w:cs="宋体"/>
           <w:sz w:val="28"/>
           <w:szCs w:val="28"/>
         </w:rPr>
+        <w:t xml:space="preserve"> Z </w:t>
+      </w:r>
+      <w:proofErr w:type="gramStart"/>
+      <w:r>
+        <w:rPr>
+          <w:rFonts w:cs="宋体"/>
+          <w:sz w:val="28"/>
+          <w:szCs w:val="28"/>
+        </w:rPr>
+        <w:t>C ,Cao</w:t>
+      </w:r>
+      <w:proofErr w:type="gramEnd"/>
+      <w:r>
+        <w:rPr>
+          <w:rFonts w:cs="宋体"/>
+          <w:sz w:val="28"/>
+          <w:szCs w:val="28"/>
+        </w:rPr>
+        <w:t xml:space="preserve"> </w:t>
+      </w:r>
+      <w:proofErr w:type="gramStart"/>
+      <w:r>
+        <w:rPr>
+          <w:rFonts w:cs="宋体"/>
+          <w:sz w:val="28"/>
+          <w:szCs w:val="28"/>
+        </w:rPr>
+        <w:t>K ,</w:t>
+      </w:r>
+      <w:proofErr w:type="gramEnd"/>
+      <w:r>
+        <w:rPr>
+          <w:rFonts w:cs="宋体"/>
+          <w:sz w:val="28"/>
+          <w:szCs w:val="28"/>
+        </w:rPr>
+        <w:t xml:space="preserve"> et </w:t>
+      </w:r>
+      <w:proofErr w:type="spellStart"/>
+      <w:proofErr w:type="gramStart"/>
+      <w:r>
+        <w:rPr>
+          <w:rFonts w:cs="宋体"/>
+          <w:sz w:val="28"/>
+          <w:szCs w:val="28"/>
+        </w:rPr>
+        <w:t>al.Artificial</w:t>
+      </w:r>
+      <w:proofErr w:type="spellEnd"/>
+      <w:proofErr w:type="gramEnd"/>
+      <w:r>
+        <w:rPr>
+          <w:rFonts w:cs="宋体"/>
+          <w:sz w:val="28"/>
+          <w:szCs w:val="28"/>
+        </w:rPr>
+        <w:t xml:space="preserve"> intelligence of things for smart agriculture with optimal embedded edge intelligence[J</w:t>
+      </w:r>
+      <w:proofErr w:type="gramStart"/>
+      <w:r>
+        <w:rPr>
+          <w:rFonts w:cs="宋体"/>
+          <w:sz w:val="28"/>
+          <w:szCs w:val="28"/>
+        </w:rPr>
+        <w:t>].Computers</w:t>
+      </w:r>
+      <w:proofErr w:type="gramEnd"/>
+      <w:r>
+        <w:rPr>
+          <w:rFonts w:cs="宋体"/>
+          <w:sz w:val="28"/>
+          <w:szCs w:val="28"/>
+        </w:rPr>
+        <w:t xml:space="preserve"> and Electrical </w:t>
+      </w:r>
+      <w:r>
+        <w:rPr>
+          <w:rFonts w:cs="宋体"/>
+          <w:sz w:val="28"/>
+          <w:szCs w:val="28"/>
+        </w:rPr>
         <w:lastRenderedPageBreak/>
+        <w:t>Engineering,</w:t>
+      </w:r>
+      <w:proofErr w:type="gramStart"/>
+      <w:r>
+        <w:rPr>
+          <w:rFonts w:cs="宋体"/>
+          <w:sz w:val="28"/>
+          <w:szCs w:val="28"/>
+        </w:rPr>
+        <w:t>2026,133111039-111039.DOI</w:t>
+      </w:r>
+      <w:proofErr w:type="gramEnd"/>
+      <w:r>
+        <w:rPr>
+          <w:rFonts w:cs="宋体"/>
+          <w:sz w:val="28"/>
+          <w:szCs w:val="28"/>
+        </w:rPr>
+        <w:t xml:space="preserve">:10.1016/J.COMPELECENG.2026.111039. </w:t>
+      </w:r>
+    </w:p>
+    <w:p>
+      <w:pPr>
+        <w:widowControl/>
+        <w:jc w:val="left"/>
+        <w:rPr>
+          <w:rFonts w:cs="宋体"/>
+          <w:sz w:val="28"/>
+          <w:szCs w:val="28"/>
+        </w:rPr>
+      </w:pPr>
+      <w:r>
+        <w:rPr>
+          <w:rFonts w:cs="宋体"/>
+          <w:sz w:val="28"/>
+          <w:szCs w:val="28"/>
+        </w:rPr>
         <w:t>[1</w:t>
       </w:r>
       <w:r>
@@ -26320,23 +27376,133 @@
           <w:sz w:val="28"/>
           <w:szCs w:val="28"/>
         </w:rPr>
-        <w:t xml:space="preserve">Liu D ,Zhou X ,Chen D , et al.Smart indoor occupancy detection based on optimized camera placement, multi-view de-duplication, and large language model semantic understanding[J].Engineering Applications of Artificial Intelligence,2026,169114157-114157.DOI:10.1016/J.ENGAPPAI.2026.114157.  </w:t>
-      </w:r>
-    </w:p>
-    <w:p>
-      <w:pPr>
-        <w:widowControl/>
-        <w:jc w:val="left"/>
-        <w:rPr>
-          <w:sz w:val="28"/>
-        </w:rPr>
-      </w:pPr>
+        <w:t xml:space="preserve">Liu </w:t>
+      </w:r>
+      <w:proofErr w:type="gramStart"/>
       <w:r>
         <w:rPr>
           <w:rFonts w:cs="宋体"/>
           <w:sz w:val="28"/>
           <w:szCs w:val="28"/>
         </w:rPr>
+        <w:t>D ,Zhou</w:t>
+      </w:r>
+      <w:proofErr w:type="gramEnd"/>
+      <w:r>
+        <w:rPr>
+          <w:rFonts w:cs="宋体"/>
+          <w:sz w:val="28"/>
+          <w:szCs w:val="28"/>
+        </w:rPr>
+        <w:t xml:space="preserve"> </w:t>
+      </w:r>
+      <w:proofErr w:type="gramStart"/>
+      <w:r>
+        <w:rPr>
+          <w:rFonts w:cs="宋体"/>
+          <w:sz w:val="28"/>
+          <w:szCs w:val="28"/>
+        </w:rPr>
+        <w:t>X ,Chen</w:t>
+      </w:r>
+      <w:proofErr w:type="gramEnd"/>
+      <w:r>
+        <w:rPr>
+          <w:rFonts w:cs="宋体"/>
+          <w:sz w:val="28"/>
+          <w:szCs w:val="28"/>
+        </w:rPr>
+        <w:t xml:space="preserve"> </w:t>
+      </w:r>
+      <w:proofErr w:type="gramStart"/>
+      <w:r>
+        <w:rPr>
+          <w:rFonts w:cs="宋体"/>
+          <w:sz w:val="28"/>
+          <w:szCs w:val="28"/>
+        </w:rPr>
+        <w:t>D ,</w:t>
+      </w:r>
+      <w:proofErr w:type="gramEnd"/>
+      <w:r>
+        <w:rPr>
+          <w:rFonts w:cs="宋体"/>
+          <w:sz w:val="28"/>
+          <w:szCs w:val="28"/>
+        </w:rPr>
+        <w:t xml:space="preserve"> et </w:t>
+      </w:r>
+      <w:proofErr w:type="spellStart"/>
+      <w:proofErr w:type="gramStart"/>
+      <w:r>
+        <w:rPr>
+          <w:rFonts w:cs="宋体"/>
+          <w:sz w:val="28"/>
+          <w:szCs w:val="28"/>
+        </w:rPr>
+        <w:t>al.Smart</w:t>
+      </w:r>
+      <w:proofErr w:type="spellEnd"/>
+      <w:proofErr w:type="gramEnd"/>
+      <w:r>
+        <w:rPr>
+          <w:rFonts w:cs="宋体"/>
+          <w:sz w:val="28"/>
+          <w:szCs w:val="28"/>
+        </w:rPr>
+        <w:t xml:space="preserve"> indoor occupancy detection based on optimized camera placement, multi-view de-duplication, and large language model semantic understanding[J</w:t>
+      </w:r>
+      <w:proofErr w:type="gramStart"/>
+      <w:r>
+        <w:rPr>
+          <w:rFonts w:cs="宋体"/>
+          <w:sz w:val="28"/>
+          <w:szCs w:val="28"/>
+        </w:rPr>
+        <w:t>].Engineering</w:t>
+      </w:r>
+      <w:proofErr w:type="gramEnd"/>
+      <w:r>
+        <w:rPr>
+          <w:rFonts w:cs="宋体"/>
+          <w:sz w:val="28"/>
+          <w:szCs w:val="28"/>
+        </w:rPr>
+        <w:t xml:space="preserve"> Applications of Artificial Intelligence,</w:t>
+      </w:r>
+      <w:proofErr w:type="gramStart"/>
+      <w:r>
+        <w:rPr>
+          <w:rFonts w:cs="宋体"/>
+          <w:sz w:val="28"/>
+          <w:szCs w:val="28"/>
+        </w:rPr>
+        <w:t>2026,169114157-114157.DOI</w:t>
+      </w:r>
+      <w:proofErr w:type="gramEnd"/>
+      <w:r>
+        <w:rPr>
+          <w:rFonts w:cs="宋体"/>
+          <w:sz w:val="28"/>
+          <w:szCs w:val="28"/>
+        </w:rPr>
+        <w:t xml:space="preserve">:10.1016/J.ENGAPPAI.2026.114157.  </w:t>
+      </w:r>
+    </w:p>
+    <w:p>
+      <w:pPr>
+        <w:widowControl/>
+        <w:jc w:val="left"/>
+        <w:rPr>
+          <w:sz w:val="28"/>
+        </w:rPr>
+      </w:pPr>
+      <w:r>
+        <w:rPr>
+          <w:rFonts w:cs="宋体"/>
+          <w:sz w:val="28"/>
+          <w:szCs w:val="28"/>
+        </w:rPr>
         <w:t>[</w:t>
       </w:r>
       <w:r>
@@ -26369,7 +27535,79 @@
           <w:sz w:val="28"/>
           <w:szCs w:val="28"/>
         </w:rPr>
-        <w:t xml:space="preserve">Li Y ,Wu S .Design of an Intelligent Rice Seedling Greenhouse Environmental Control System: A Solution Based on STM32[J].Academic Journal of Engineering and Technology Science,2025,8(5):DOI:10.25236/AJETS.2025.080504. </w:t>
+        <w:t xml:space="preserve">Li </w:t>
+      </w:r>
+      <w:proofErr w:type="gramStart"/>
+      <w:r>
+        <w:rPr>
+          <w:rFonts w:cs="宋体"/>
+          <w:sz w:val="28"/>
+          <w:szCs w:val="28"/>
+        </w:rPr>
+        <w:t>Y ,Wu</w:t>
+      </w:r>
+      <w:proofErr w:type="gramEnd"/>
+      <w:r>
+        <w:rPr>
+          <w:rFonts w:cs="宋体"/>
+          <w:sz w:val="28"/>
+          <w:szCs w:val="28"/>
+        </w:rPr>
+        <w:t xml:space="preserve"> </w:t>
+      </w:r>
+      <w:proofErr w:type="gramStart"/>
+      <w:r>
+        <w:rPr>
+          <w:rFonts w:cs="宋体"/>
+          <w:sz w:val="28"/>
+          <w:szCs w:val="28"/>
+        </w:rPr>
+        <w:t>S .Design</w:t>
+      </w:r>
+      <w:proofErr w:type="gramEnd"/>
+      <w:r>
+        <w:rPr>
+          <w:rFonts w:cs="宋体"/>
+          <w:sz w:val="28"/>
+          <w:szCs w:val="28"/>
+        </w:rPr>
+        <w:t xml:space="preserve"> of an Intelligent Rice Seedling Greenhouse Environmental Control System: A Solution Based on STM32[J</w:t>
+      </w:r>
+      <w:proofErr w:type="gramStart"/>
+      <w:r>
+        <w:rPr>
+          <w:rFonts w:cs="宋体"/>
+          <w:sz w:val="28"/>
+          <w:szCs w:val="28"/>
+        </w:rPr>
+        <w:t>].Academic</w:t>
+      </w:r>
+      <w:proofErr w:type="gramEnd"/>
+      <w:r>
+        <w:rPr>
+          <w:rFonts w:cs="宋体"/>
+          <w:sz w:val="28"/>
+          <w:szCs w:val="28"/>
+        </w:rPr>
+        <w:t xml:space="preserve"> Journal of Engineering and Technology Science,2025,8(5</w:t>
+      </w:r>
+      <w:proofErr w:type="gramStart"/>
+      <w:r>
+        <w:rPr>
+          <w:rFonts w:cs="宋体"/>
+          <w:sz w:val="28"/>
+          <w:szCs w:val="28"/>
+        </w:rPr>
+        <w:t>):DOI</w:t>
+      </w:r>
+      <w:proofErr w:type="gramEnd"/>
+      <w:r>
+        <w:rPr>
+          <w:rFonts w:cs="宋体"/>
+          <w:sz w:val="28"/>
+          <w:szCs w:val="28"/>
+        </w:rPr>
+        <w:t xml:space="preserve">:10.25236/AJETS.2025.080504. </w:t>
       </w:r>
       <w:r>
         <w:br w:type="page"/>
@@ -26418,15 +27656,16 @@
           <w:sz w:val="28"/>
           <w:szCs w:val="28"/>
         </w:rPr>
-        <w:t>首先，要对姚老师指导工作表示最真诚的感谢，在选题、方案设计、论文写作、毕业设计等各个环节上都得到了老师很大的支持和鼓励。姚老师对整个研究思路、技术路线、论文结构等提出了许多有见地的指导，使本次毕业设计可以比较顺利地完成。同时向嘉立创</w:t>
-      </w:r>
+        <w:t>首先，要对姚老师指导工作表示最真诚的感谢，在选题、方案设计、论文写作、毕业设计等各个环节上都得到了老师很大的支持和鼓励。姚老师对整个研究思路、技术路线、论文结构等提出了许多有见地的指导，使本次毕业设计可以比较顺利地完成。同时向</w:t>
+      </w:r>
+      <w:proofErr w:type="gramStart"/>
       <w:r>
         <w:rPr>
           <w:rFonts w:hint="eastAsia"/>
           <w:sz w:val="28"/>
           <w:szCs w:val="28"/>
         </w:rPr>
-        <w:t>(JLC)</w:t>
+        <w:t>嘉立创</w:t>
       </w:r>
       <w:r>
         <w:rPr>
@@ -26434,15 +27673,16 @@
           <w:sz w:val="28"/>
           <w:szCs w:val="28"/>
         </w:rPr>
-        <w:t>、</w:t>
-      </w:r>
+        <w:t>(</w:t>
+      </w:r>
+      <w:proofErr w:type="gramEnd"/>
       <w:r>
         <w:rPr>
           <w:rFonts w:hint="eastAsia"/>
           <w:sz w:val="28"/>
           <w:szCs w:val="28"/>
         </w:rPr>
-        <w:t>Raspberry Pi Foundation</w:t>
+        <w:t>JLC)</w:t>
       </w:r>
       <w:r>
         <w:rPr>
@@ -26450,7 +27690,41 @@
           <w:sz w:val="28"/>
           <w:szCs w:val="28"/>
         </w:rPr>
-        <w:t>等提供实验环境、实验教学平台的同学及在硬件调试、系统检测、资料查阅等各个方面的交流。还要感谢父母对我的关心和照顾，才能使我不顾一切地进行毕业论文的研究。最后我要向所有对本次毕业设计作出过指导和支持的老师表示感谢，并向帮助我完成毕业设计的同学们表示敬意。正是不断调试、修改、完善，才使得智能硬件、边缘计算、物联网系统的开发有了更加深刻的认识，也将是我以后学习、发展的基础。</w:t>
+        <w:t>、</w:t>
+      </w:r>
+      <w:r>
+        <w:rPr>
+          <w:rFonts w:hint="eastAsia"/>
+          <w:sz w:val="28"/>
+          <w:szCs w:val="28"/>
+        </w:rPr>
+        <w:t>Raspberry Pi Foundation</w:t>
+      </w:r>
+      <w:r>
+        <w:rPr>
+          <w:rFonts w:hint="eastAsia"/>
+          <w:sz w:val="28"/>
+          <w:szCs w:val="28"/>
+        </w:rPr>
+        <w:t>等提供实验环境、实验教学平台的同学及在硬件调试、系统检测、资料查阅等各个方面的交流。还要感谢父母对我的关心和照顾，才能使我不顾一切地进行毕业论文的研究。最后我要向所有对本次毕业设计</w:t>
+      </w:r>
+      <w:proofErr w:type="gramStart"/>
+      <w:r>
+        <w:rPr>
+          <w:rFonts w:hint="eastAsia"/>
+          <w:sz w:val="28"/>
+          <w:szCs w:val="28"/>
+        </w:rPr>
+        <w:t>作出</w:t>
+      </w:r>
+      <w:proofErr w:type="gramEnd"/>
+      <w:r>
+        <w:rPr>
+          <w:rFonts w:hint="eastAsia"/>
+          <w:sz w:val="28"/>
+          <w:szCs w:val="28"/>
+        </w:rPr>
+        <w:t>过指导和支持的老师表示感谢，并向帮助我完成毕业设计的同学们表示敬意。正是不断调试、修改、完善，才使得智能硬件、边缘计算、物联网系统的开发有了更加深刻的认识，也将是我以后学习、发展的基础。</w:t>
       </w:r>
     </w:p>
     <w:p>
@@ -27786,10 +29060,12 @@
     <w:link w:val="afd"/>
     <w:autoRedefine/>
     <w:qFormat/>
+    <w:rsid w:val="002B0605"/>
     <w:pPr>
       <w:tabs>
         <w:tab w:val="left" w:pos="0"/>
       </w:tabs>
+      <w:spacing w:line="360" w:lineRule="auto"/>
       <w:ind w:firstLineChars="200" w:firstLine="560"/>
     </w:pPr>
     <w:rPr>
@@ -27802,6 +29078,7 @@
     <w:link w:val="afc"/>
     <w:autoRedefine/>
     <w:qFormat/>
+    <w:rsid w:val="002B0605"/>
     <w:rPr>
       <w:kern w:val="2"/>
       <w:sz w:val="28"/>

--- a/毕业论文-基于边缘计算的藏红花全生长周期智能培育系统设计与实现-杨坤.docx
+++ b/毕业论文-基于边缘计算的藏红花全生长周期智能培育系统设计与实现-杨坤.docx
@@ -586,7 +586,6 @@
                 <w:szCs w:val="21"/>
               </w:rPr>
             </w:pPr>
-            <w:proofErr w:type="gramStart"/>
             <w:r>
               <w:rPr>
                 <w:rFonts w:ascii="宋体" w:hint="eastAsia"/>
@@ -595,7 +594,6 @@
               </w:rPr>
               <w:t>杨坤</w:t>
             </w:r>
-            <w:proofErr w:type="gramEnd"/>
           </w:p>
         </w:tc>
         <w:tc>
@@ -1893,7 +1891,6 @@
         </w:rPr>
         <w:t>虚拟串口接收设备数据，使用</w:t>
       </w:r>
-      <w:proofErr w:type="spellStart"/>
       <w:r>
         <w:rPr>
           <w:rFonts w:hint="eastAsia"/>
@@ -1901,7 +1898,6 @@
         </w:rPr>
         <w:t>MicroPython</w:t>
       </w:r>
-      <w:proofErr w:type="spellEnd"/>
       <w:r>
         <w:rPr>
           <w:rFonts w:hint="eastAsia"/>
@@ -2181,315 +2177,7 @@
           <w:sz w:val="24"/>
           <w:shd w:val="clear" w:color="auto" w:fill="FDFDFE"/>
         </w:rPr>
-        <w:t xml:space="preserve">To address the shortcomings of traditional saffron cultivation, such as lack of continuous environmental monitoring, reliance on manual experience for irrigation, and weak data record and </w:t>
-      </w:r>
-      <w:proofErr w:type="gramStart"/>
-      <w:r>
-        <w:rPr>
-          <w:rFonts w:hint="eastAsia"/>
-          <w:sz w:val="24"/>
-          <w:shd w:val="clear" w:color="auto" w:fill="FDFDFE"/>
-        </w:rPr>
-        <w:t>remote control</w:t>
-      </w:r>
-      <w:proofErr w:type="gramEnd"/>
-      <w:r>
-        <w:rPr>
-          <w:rFonts w:hint="eastAsia"/>
-          <w:sz w:val="24"/>
-          <w:shd w:val="clear" w:color="auto" w:fill="FDFDFE"/>
-        </w:rPr>
-        <w:t xml:space="preserve"> capabilities. </w:t>
-      </w:r>
-      <w:proofErr w:type="gramStart"/>
-      <w:r>
-        <w:rPr>
-          <w:rFonts w:hint="eastAsia"/>
-          <w:sz w:val="24"/>
-          <w:shd w:val="clear" w:color="auto" w:fill="FDFDFE"/>
-        </w:rPr>
-        <w:t>an</w:t>
-      </w:r>
-      <w:proofErr w:type="gramEnd"/>
-      <w:r>
-        <w:rPr>
-          <w:rFonts w:hint="eastAsia"/>
-          <w:sz w:val="24"/>
-          <w:shd w:val="clear" w:color="auto" w:fill="FDFDFE"/>
-        </w:rPr>
-        <w:t xml:space="preserve"> intelligent saffron cultivation system </w:t>
-      </w:r>
-      <w:proofErr w:type="spellStart"/>
-      <w:proofErr w:type="gramStart"/>
-      <w:r>
-        <w:rPr>
-          <w:rFonts w:hint="eastAsia"/>
-          <w:sz w:val="24"/>
-          <w:shd w:val="clear" w:color="auto" w:fill="FDFDFE"/>
-        </w:rPr>
-        <w:t>base</w:t>
-      </w:r>
-      <w:proofErr w:type="spellEnd"/>
-      <w:proofErr w:type="gramEnd"/>
-      <w:r>
-        <w:rPr>
-          <w:rFonts w:hint="eastAsia"/>
-          <w:sz w:val="24"/>
-          <w:shd w:val="clear" w:color="auto" w:fill="FDFDFE"/>
-        </w:rPr>
-        <w:t xml:space="preserve"> on edge computing was created to improve </w:t>
-      </w:r>
-      <w:proofErr w:type="spellStart"/>
-      <w:r>
-        <w:rPr>
-          <w:rFonts w:hint="eastAsia"/>
-          <w:sz w:val="24"/>
-          <w:shd w:val="clear" w:color="auto" w:fill="FDFDFE"/>
-        </w:rPr>
-        <w:t>realtime</w:t>
-      </w:r>
-      <w:proofErr w:type="spellEnd"/>
-      <w:r>
-        <w:rPr>
-          <w:rFonts w:hint="eastAsia"/>
-          <w:sz w:val="24"/>
-          <w:shd w:val="clear" w:color="auto" w:fill="FDFDFE"/>
-        </w:rPr>
-        <w:t xml:space="preserve"> monitoring, automatic control; and </w:t>
-      </w:r>
-      <w:proofErr w:type="spellStart"/>
-      <w:r>
-        <w:rPr>
-          <w:rFonts w:hint="eastAsia"/>
-          <w:sz w:val="24"/>
-          <w:shd w:val="clear" w:color="auto" w:fill="FDFDFE"/>
-        </w:rPr>
-        <w:t>inteliigence</w:t>
-      </w:r>
-      <w:proofErr w:type="spellEnd"/>
-      <w:r>
-        <w:rPr>
-          <w:rFonts w:hint="eastAsia"/>
-          <w:sz w:val="24"/>
-          <w:shd w:val="clear" w:color="auto" w:fill="FDFDFE"/>
-        </w:rPr>
-        <w:t xml:space="preserve"> throughout the cultivation process. The system employs an overall architecture of device side, edge side, and </w:t>
-      </w:r>
-      <w:proofErr w:type="gramStart"/>
-      <w:r>
-        <w:rPr>
-          <w:rFonts w:hint="eastAsia"/>
-          <w:sz w:val="24"/>
-          <w:shd w:val="clear" w:color="auto" w:fill="FDFDFE"/>
-        </w:rPr>
-        <w:t>cloud based</w:t>
-      </w:r>
-      <w:proofErr w:type="gramEnd"/>
-      <w:r>
-        <w:rPr>
-          <w:rFonts w:hint="eastAsia"/>
-          <w:sz w:val="24"/>
-          <w:shd w:val="clear" w:color="auto" w:fill="FDFDFE"/>
-        </w:rPr>
-        <w:t xml:space="preserve"> expansion. Using an STM32F411 as the hardware core, </w:t>
-      </w:r>
-      <w:proofErr w:type="gramStart"/>
-      <w:r>
-        <w:rPr>
-          <w:rFonts w:hint="eastAsia"/>
-          <w:sz w:val="24"/>
-          <w:shd w:val="clear" w:color="auto" w:fill="FDFDFE"/>
-        </w:rPr>
-        <w:t>It</w:t>
-      </w:r>
-      <w:proofErr w:type="gramEnd"/>
-      <w:r>
-        <w:rPr>
-          <w:rFonts w:hint="eastAsia"/>
-          <w:sz w:val="24"/>
-          <w:shd w:val="clear" w:color="auto" w:fill="FDFDFE"/>
-        </w:rPr>
-        <w:t xml:space="preserve"> collects environmental parameters such as temperature, humidity, light intensity, and soil moisture, controls actuators, displays data on an OLED, and enables on-site interaction. Raspberry Pi 4B serves as the edge gateway, receiving device data via a USB virtual serial port. </w:t>
-      </w:r>
-      <w:proofErr w:type="spellStart"/>
-      <w:r>
-        <w:rPr>
-          <w:rFonts w:hint="eastAsia"/>
-          <w:sz w:val="24"/>
-          <w:shd w:val="clear" w:color="auto" w:fill="FDFDFE"/>
-        </w:rPr>
-        <w:t>MicroPython</w:t>
-      </w:r>
-      <w:proofErr w:type="spellEnd"/>
-      <w:r>
-        <w:rPr>
-          <w:rFonts w:hint="eastAsia"/>
-          <w:sz w:val="24"/>
-          <w:shd w:val="clear" w:color="auto" w:fill="FDFDFE"/>
-        </w:rPr>
-        <w:t xml:space="preserve">, Flask, and SQLite are used for </w:t>
-      </w:r>
-      <w:proofErr w:type="spellStart"/>
-      <w:r>
-        <w:rPr>
-          <w:rFonts w:hint="eastAsia"/>
-          <w:sz w:val="24"/>
-          <w:shd w:val="clear" w:color="auto" w:fill="FDFDFE"/>
-        </w:rPr>
-        <w:t>realtime</w:t>
-      </w:r>
-      <w:proofErr w:type="spellEnd"/>
-      <w:r>
-        <w:rPr>
-          <w:rFonts w:hint="eastAsia"/>
-          <w:sz w:val="24"/>
-          <w:shd w:val="clear" w:color="auto" w:fill="FDFDFE"/>
-        </w:rPr>
-        <w:t xml:space="preserve"> monitoring, historical data storage, web visualization, user access management, and automatic irrigation strategy configuration. MQTT is then used for </w:t>
-      </w:r>
-      <w:proofErr w:type="spellStart"/>
-      <w:r>
-        <w:rPr>
-          <w:rFonts w:hint="eastAsia"/>
-          <w:sz w:val="24"/>
-          <w:shd w:val="clear" w:color="auto" w:fill="FDFDFE"/>
-        </w:rPr>
-        <w:t>cloudbase</w:t>
-      </w:r>
-      <w:proofErr w:type="spellEnd"/>
-      <w:r>
-        <w:rPr>
-          <w:rFonts w:hint="eastAsia"/>
-          <w:sz w:val="24"/>
-          <w:shd w:val="clear" w:color="auto" w:fill="FDFDFE"/>
-        </w:rPr>
-        <w:t xml:space="preserve"> data expansion and remote access. Finally, </w:t>
-      </w:r>
-      <w:proofErr w:type="spellStart"/>
-      <w:r>
-        <w:rPr>
-          <w:rFonts w:hint="eastAsia"/>
-          <w:sz w:val="24"/>
-          <w:shd w:val="clear" w:color="auto" w:fill="FDFDFE"/>
-        </w:rPr>
-        <w:t>opencv</w:t>
-      </w:r>
-      <w:proofErr w:type="spellEnd"/>
-      <w:r>
-        <w:rPr>
-          <w:rFonts w:hint="eastAsia"/>
-          <w:sz w:val="24"/>
-          <w:shd w:val="clear" w:color="auto" w:fill="FDFDFE"/>
-        </w:rPr>
-        <w:t xml:space="preserve"> image analysis and local lightweight models are combined to enhance the system's environmental assessment and </w:t>
-      </w:r>
-      <w:proofErr w:type="spellStart"/>
-      <w:r>
-        <w:rPr>
-          <w:rFonts w:hint="eastAsia"/>
-          <w:sz w:val="24"/>
-          <w:shd w:val="clear" w:color="auto" w:fill="FDFDFE"/>
-        </w:rPr>
-        <w:t>decisionmaking</w:t>
-      </w:r>
-      <w:proofErr w:type="spellEnd"/>
-      <w:r>
-        <w:rPr>
-          <w:rFonts w:hint="eastAsia"/>
-          <w:sz w:val="24"/>
-          <w:shd w:val="clear" w:color="auto" w:fill="FDFDFE"/>
-        </w:rPr>
-        <w:t xml:space="preserve"> capabilities. The system test results show that this system can effectively perform </w:t>
-      </w:r>
-      <w:proofErr w:type="gramStart"/>
-      <w:r>
-        <w:rPr>
-          <w:rFonts w:hint="eastAsia"/>
-          <w:sz w:val="24"/>
-          <w:shd w:val="clear" w:color="auto" w:fill="FDFDFE"/>
-        </w:rPr>
-        <w:t>task</w:t>
-      </w:r>
-      <w:proofErr w:type="gramEnd"/>
-      <w:r>
-        <w:rPr>
-          <w:rFonts w:hint="eastAsia"/>
-          <w:sz w:val="24"/>
-          <w:shd w:val="clear" w:color="auto" w:fill="FDFDFE"/>
-        </w:rPr>
-        <w:t xml:space="preserve"> such as </w:t>
-      </w:r>
-      <w:proofErr w:type="spellStart"/>
-      <w:r>
-        <w:rPr>
-          <w:rFonts w:hint="eastAsia"/>
-          <w:sz w:val="24"/>
-          <w:shd w:val="clear" w:color="auto" w:fill="FDFDFE"/>
-        </w:rPr>
-        <w:t>realtime</w:t>
-      </w:r>
-      <w:proofErr w:type="spellEnd"/>
-      <w:r>
-        <w:rPr>
-          <w:rFonts w:hint="eastAsia"/>
-          <w:sz w:val="24"/>
-          <w:shd w:val="clear" w:color="auto" w:fill="FDFDFE"/>
-        </w:rPr>
-        <w:t xml:space="preserve"> monitoring of the saffron cultivation </w:t>
-      </w:r>
-      <w:proofErr w:type="spellStart"/>
-      <w:r>
-        <w:rPr>
-          <w:rFonts w:hint="eastAsia"/>
-          <w:sz w:val="24"/>
-          <w:shd w:val="clear" w:color="auto" w:fill="FDFDFE"/>
-        </w:rPr>
-        <w:t>environm</w:t>
-      </w:r>
-      <w:proofErr w:type="spellEnd"/>
-      <w:r>
-        <w:rPr>
-          <w:rFonts w:hint="eastAsia"/>
-          <w:sz w:val="24"/>
-          <w:shd w:val="clear" w:color="auto" w:fill="FDFDFE"/>
-        </w:rPr>
-        <w:t xml:space="preserve"> </w:t>
-      </w:r>
-      <w:proofErr w:type="spellStart"/>
-      <w:r>
-        <w:rPr>
-          <w:rFonts w:hint="eastAsia"/>
-          <w:sz w:val="24"/>
-          <w:shd w:val="clear" w:color="auto" w:fill="FDFDFE"/>
-        </w:rPr>
-        <w:t>ent</w:t>
-      </w:r>
-      <w:proofErr w:type="spellEnd"/>
-      <w:r>
-        <w:rPr>
-          <w:rFonts w:hint="eastAsia"/>
-          <w:sz w:val="24"/>
-          <w:shd w:val="clear" w:color="auto" w:fill="FDFDFE"/>
-        </w:rPr>
-        <w:t xml:space="preserve">, manual and automatic irrigation control, historical </w:t>
-      </w:r>
-      <w:proofErr w:type="spellStart"/>
-      <w:r>
-        <w:rPr>
-          <w:rFonts w:hint="eastAsia"/>
-          <w:sz w:val="24"/>
-          <w:shd w:val="clear" w:color="auto" w:fill="FDFDFE"/>
-        </w:rPr>
-        <w:t>date</w:t>
-      </w:r>
-      <w:proofErr w:type="spellEnd"/>
-      <w:r>
-        <w:rPr>
-          <w:rFonts w:hint="eastAsia"/>
-          <w:sz w:val="24"/>
-          <w:shd w:val="clear" w:color="auto" w:fill="FDFDFE"/>
-        </w:rPr>
-        <w:t xml:space="preserve"> visualization, and edge intelligent analysis. It features low cost, flexible deployment, and strong scalability, and can provide a feasible engineering solution for small scale intelligent cultivation of specialty economic crops.</w:t>
+        <w:t>To address the shortcomings of traditional saffron cultivation, such as lack of continuous environmental monitoring, reliance on manual experience for irrigation, and weak data record and remote control capabilities. an intelligent saffron cultivation system base on edge computing was created to improve realtime monitoring, automatic control; and inteliigence throughout the cultivation process. The system employs an overall architecture of device side, edge side, and cloud based expansion. Using an STM32F411 as the hardware core, It collects environmental parameters such as temperature, humidity, light intensity, and soil moisture, controls actuators, displays data on an OLED, and enables on-site interaction. Raspberry Pi 4B serves as the edge gateway, receiving device data via a USB virtual serial port. MicroPython, Flask, and SQLite are used for realtime monitoring, historical data storage, web visualization, user access management, and automatic irrigation strategy configuration. MQTT is then used for cloudbase data expansion and remote access. Finally, opencv image analysis and local lightweight models are combined to enhance the system's environmental assessment and decisionmaking capabilities. The system test results show that this system can effectively perform task such as realtime monitoring of the saffron cultivation environm ent, manual and automatic irrigation control, historical date visualization, and edge intelligent analysis. It features low cost, flexible deployment, and strong scalability, and can provide a feasible engineering solution for small scale intelligent cultivation of specialty economic crops.</w:t>
       </w:r>
     </w:p>
     <w:p>
@@ -7546,23 +7234,7 @@
           <w:rFonts w:hint="eastAsia"/>
           <w:lang w:val="zh-CN"/>
         </w:rPr>
-        <w:t>藏红花属于有较高经济价值的特色经济作物，它的生命周期存在明显的阶段特点，精细化管理要求比较高。在传统的手工灌溉及管理方式中存在着许多问题，劳动强度大，响应慢，监测次数少，过程不能溯源，环境一致性无法控制。</w:t>
-      </w:r>
-      <w:proofErr w:type="gramStart"/>
-      <w:r>
-        <w:rPr>
-          <w:rFonts w:hint="eastAsia"/>
-          <w:lang w:val="zh-CN"/>
-        </w:rPr>
-        <w:t>当产业</w:t>
-      </w:r>
-      <w:proofErr w:type="gramEnd"/>
-      <w:r>
-        <w:rPr>
-          <w:rFonts w:hint="eastAsia"/>
-          <w:lang w:val="zh-CN"/>
-        </w:rPr>
-        <w:t>规模扩大或者环境变得更为复杂的时候，人工管理所造成的成本和不稳定性就会急剧增加。因此，建立一个环境感知、边缘处理、自动控制、数据可视化、云端扩展的系统，有较高的研究价值和应用意义。</w:t>
+        <w:t>藏红花属于有较高经济价值的特色经济作物，它的生命周期存在明显的阶段特点，精细化管理要求比较高。在传统的手工灌溉及管理方式中存在着许多问题，劳动强度大，响应慢，监测次数少，过程不能溯源，环境一致性无法控制。当产业规模扩大或者环境变得更为复杂的时候，人工管理所造成的成本和不稳定性就会急剧增加。因此，建立一个环境感知、边缘处理、自动控制、数据可视化、云端扩展的系统，有较高的研究价值和应用意义。</w:t>
       </w:r>
     </w:p>
     <w:p>
@@ -7995,23 +7667,7 @@
           <w:rFonts w:hint="eastAsia"/>
           <w:lang w:val="zh-CN"/>
         </w:rPr>
-        <w:t>但是对小型、低成本、适合教学、轻</w:t>
-      </w:r>
-      <w:proofErr w:type="gramStart"/>
-      <w:r>
-        <w:rPr>
-          <w:rFonts w:hint="eastAsia"/>
-          <w:lang w:val="zh-CN"/>
-        </w:rPr>
-        <w:t>量部署</w:t>
-      </w:r>
-      <w:proofErr w:type="gramEnd"/>
-      <w:r>
-        <w:rPr>
-          <w:rFonts w:hint="eastAsia"/>
-          <w:lang w:val="zh-CN"/>
-        </w:rPr>
-        <w:t>的特色作物培育系统，还需要更加贴近实际应用的工程化方案。因此本文根据藏红花培育的实际需要提出一种结合嵌入式采集、边缘服务、本地数据库、可视化管理以及智能扩展的综合实现方案。</w:t>
+        <w:t>但是对小型、低成本、适合教学、轻量部署的特色作物培育系统，还需要更加贴近实际应用的工程化方案。因此本文根据藏红花培育的实际需要提出一种结合嵌入式采集、边缘服务、本地数据库、可视化管理以及智能扩展的综合实现方案。</w:t>
       </w:r>
     </w:p>
     <w:p>
@@ -8428,23 +8084,7 @@
           <w:rFonts w:hint="eastAsia"/>
           <w:lang w:val="zh-CN"/>
         </w:rPr>
-        <w:t>物联网系统一般是由感知层、网络层、应用层三部分构成的。感知层主要是对环境信息进行采集、执行控制，网络层主要是实现设备之间的通信、数据传输，应用层主要是实现数据的管理、业务逻辑的实现。对于智能农业场景来说，单纯的感知和传输不能满足低时延、高可用性要求，所以要采用边缘计算的思想，把一部分存储、分析、控制逻辑放到</w:t>
-      </w:r>
-      <w:proofErr w:type="gramStart"/>
-      <w:r>
-        <w:rPr>
-          <w:rFonts w:hint="eastAsia"/>
-          <w:lang w:val="zh-CN"/>
-        </w:rPr>
-        <w:t>离设备</w:t>
-      </w:r>
-      <w:proofErr w:type="gramEnd"/>
-      <w:r>
-        <w:rPr>
-          <w:rFonts w:hint="eastAsia"/>
-          <w:lang w:val="zh-CN"/>
-        </w:rPr>
-        <w:t>近的地方。</w:t>
+        <w:t>物联网系统一般是由感知层、网络层、应用层三部分构成的。感知层主要是对环境信息进行采集、执行控制，网络层主要是实现设备之间的通信、数据传输，应用层主要是实现数据的管理、业务逻辑的实现。对于智能农业场景来说，单纯的感知和传输不能满足低时延、高可用性要求，所以要采用边缘计算的思想，把一部分存储、分析、控制逻辑放到离设备近的地方。</w:t>
       </w:r>
     </w:p>
     <w:p>
@@ -8736,23 +8376,7 @@
           <w:rFonts w:hint="eastAsia"/>
           <w:lang w:val="zh-CN"/>
         </w:rPr>
-        <w:t>是一种</w:t>
-      </w:r>
-      <w:proofErr w:type="gramStart"/>
-      <w:r>
-        <w:rPr>
-          <w:rFonts w:hint="eastAsia"/>
-          <w:lang w:val="zh-CN"/>
-        </w:rPr>
-        <w:t>面向低</w:t>
-      </w:r>
-      <w:proofErr w:type="gramEnd"/>
-      <w:r>
-        <w:rPr>
-          <w:rFonts w:hint="eastAsia"/>
-          <w:lang w:val="zh-CN"/>
-        </w:rPr>
-        <w:t>带宽和高延迟网络环境设计的轻量级发布</w:t>
+        <w:t>是一种面向低带宽和高延迟网络环境设计的轻量级发布</w:t>
       </w:r>
       <w:r>
         <w:rPr>
@@ -8822,23 +8446,7 @@
           <w:rFonts w:hint="eastAsia"/>
           <w:lang w:val="zh-CN"/>
         </w:rPr>
-        <w:t>并能通过扫描二</w:t>
-      </w:r>
-      <w:proofErr w:type="gramStart"/>
-      <w:r>
-        <w:rPr>
-          <w:rFonts w:hint="eastAsia"/>
-          <w:lang w:val="zh-CN"/>
-        </w:rPr>
-        <w:t>维码或者</w:t>
-      </w:r>
-      <w:proofErr w:type="gramEnd"/>
-      <w:r>
-        <w:rPr>
-          <w:rFonts w:hint="eastAsia"/>
-          <w:lang w:val="zh-CN"/>
-        </w:rPr>
-        <w:t>访</w:t>
+        <w:t>并能通过扫描二维码或者访</w:t>
       </w:r>
       <w:r>
         <w:rPr>
@@ -8846,17 +8454,8 @@
           <w:lang w:val="zh-CN"/>
         </w:rPr>
         <w:lastRenderedPageBreak/>
-        <w:t>问公网域名来在非局域网查看采集</w:t>
-      </w:r>
-      <w:proofErr w:type="gramStart"/>
-      <w:r>
-        <w:rPr>
-          <w:rFonts w:hint="eastAsia"/>
-          <w:lang w:val="zh-CN"/>
-        </w:rPr>
-        <w:t>器数据</w:t>
-      </w:r>
-      <w:proofErr w:type="gramEnd"/>
+        <w:t>问公网域名来在非局域网查看采集器数据</w:t>
+      </w:r>
       <w:r>
         <w:rPr>
           <w:rFonts w:hint="eastAsia"/>
@@ -9504,23 +9103,7 @@
           <w:rFonts w:hint="eastAsia"/>
           <w:lang w:val="zh-CN"/>
         </w:rPr>
-        <w:t>完成视觉任务。该套软硬结合的技术</w:t>
-      </w:r>
-      <w:proofErr w:type="gramStart"/>
-      <w:r>
-        <w:rPr>
-          <w:rFonts w:hint="eastAsia"/>
-          <w:lang w:val="zh-CN"/>
-        </w:rPr>
-        <w:t>栈</w:t>
-      </w:r>
-      <w:proofErr w:type="gramEnd"/>
-      <w:r>
-        <w:rPr>
-          <w:rFonts w:hint="eastAsia"/>
-          <w:lang w:val="zh-CN"/>
-        </w:rPr>
-        <w:t>已经得到了很多行业的落地项目验证，可以保证本系统的各种复杂的业务能顺利进行。</w:t>
+        <w:t>完成视觉任务。该套软硬结合的技术栈已经得到了很多行业的落地项目验证，可以保证本系统的各种复杂的业务能顺利进行。</w:t>
       </w:r>
     </w:p>
     <w:p>
@@ -9535,23 +9118,7 @@
           <w:rFonts w:hint="eastAsia"/>
           <w:lang w:val="zh-CN"/>
         </w:rPr>
-        <w:t>经济可行性。本系统所用到的主要零部件绝大部分都是基础电子教学、实验模块。这些配件价格便宜。另外，直接使用树莓派</w:t>
-      </w:r>
-      <w:proofErr w:type="gramStart"/>
-      <w:r>
-        <w:rPr>
-          <w:rFonts w:hint="eastAsia"/>
-          <w:lang w:val="zh-CN"/>
-        </w:rPr>
-        <w:t>作为算力中心</w:t>
-      </w:r>
-      <w:proofErr w:type="gramEnd"/>
-      <w:r>
-        <w:rPr>
-          <w:rFonts w:hint="eastAsia"/>
-          <w:lang w:val="zh-CN"/>
-        </w:rPr>
-        <w:t>，并且配备现成的传感器成品，不但可以节省从零开始绘制复杂的</w:t>
+        <w:t>经济可行性。本系统所用到的主要零部件绝大部分都是基础电子教学、实验模块。这些配件价格便宜。另外，直接使用树莓派作为算力中心，并且配备现成的传感器成品，不但可以节省从零开始绘制复杂的</w:t>
       </w:r>
       <w:r>
         <w:rPr>
@@ -9622,23 +9189,7 @@
           <w:rFonts w:hint="eastAsia"/>
           <w:lang w:val="zh-CN"/>
         </w:rPr>
-        <w:t>线以串行方式进行通信，并且使用免安装的本地数据库，基本上实现了</w:t>
-      </w:r>
-      <w:proofErr w:type="gramStart"/>
-      <w:r>
-        <w:rPr>
-          <w:rFonts w:hint="eastAsia"/>
-          <w:lang w:val="zh-CN"/>
-        </w:rPr>
-        <w:t>插电即用</w:t>
-      </w:r>
-      <w:proofErr w:type="gramEnd"/>
-      <w:r>
-        <w:rPr>
-          <w:rFonts w:hint="eastAsia"/>
-          <w:lang w:val="zh-CN"/>
-        </w:rPr>
-        <w:t>的效果。系统自带的自动灌溉方案、完善的日志存档系统等都会大大减少对人工操作的需求，该系统非常容易上手并且视觉反馈清晰。</w:t>
+        <w:t>线以串行方式进行通信，并且使用免安装的本地数据库，基本上实现了插电即用的效果。系统自带的自动灌溉方案、完善的日志存档系统等都会大大减少对人工操作的需求，该系统非常容易上手并且视觉反馈清晰。</w:t>
       </w:r>
     </w:p>
     <w:p>
@@ -9678,17 +9229,8 @@
           <w:rFonts w:hint="eastAsia"/>
           <w:lang w:val="zh-CN"/>
         </w:rPr>
-        <w:t>本文采用“设备端、边缘端、云端扩展”三层结构来设计系统的总体方案。设备</w:t>
-      </w:r>
-      <w:proofErr w:type="gramStart"/>
-      <w:r>
-        <w:rPr>
-          <w:rFonts w:hint="eastAsia"/>
-          <w:lang w:val="zh-CN"/>
-        </w:rPr>
-        <w:t>端采用</w:t>
-      </w:r>
-      <w:proofErr w:type="gramEnd"/>
+        <w:t>本文采用“设备端、边缘端、云端扩展”三层结构来设计系统的总体方案。设备端采用</w:t>
+      </w:r>
       <w:r>
         <w:rPr>
           <w:rFonts w:hint="eastAsia"/>
@@ -9828,39 +9370,7 @@
           <w:rFonts w:hint="eastAsia"/>
           <w:lang w:val="zh-CN"/>
         </w:rPr>
-        <w:t>获取最新的数据以及历史数据，从而达到实时监控和图表展示的目的；当检测到土壤湿度低于阈值的时候，</w:t>
-      </w:r>
-      <w:proofErr w:type="gramStart"/>
-      <w:r>
-        <w:rPr>
-          <w:rFonts w:hint="eastAsia"/>
-          <w:lang w:val="zh-CN"/>
-        </w:rPr>
-        <w:t>边缘端会自动</w:t>
-      </w:r>
-      <w:proofErr w:type="gramEnd"/>
-      <w:r>
-        <w:rPr>
-          <w:rFonts w:hint="eastAsia"/>
-          <w:lang w:val="zh-CN"/>
-        </w:rPr>
-        <w:t>开启水泵，并且在达到设定的时间之后再自动关闭水泵；当云端连接正常的时候，</w:t>
-      </w:r>
-      <w:proofErr w:type="gramStart"/>
-      <w:r>
-        <w:rPr>
-          <w:rFonts w:hint="eastAsia"/>
-          <w:lang w:val="zh-CN"/>
-        </w:rPr>
-        <w:t>边缘端会把</w:t>
-      </w:r>
-      <w:proofErr w:type="gramEnd"/>
-      <w:r>
-        <w:rPr>
-          <w:rFonts w:hint="eastAsia"/>
-          <w:lang w:val="zh-CN"/>
-        </w:rPr>
-        <w:t>数据通过</w:t>
+        <w:t>获取最新的数据以及历史数据，从而达到实时监控和图表展示的目的；当检测到土壤湿度低于阈值的时候，边缘端会自动开启水泵，并且在达到设定的时间之后再自动关闭水泵；当云端连接正常的时候，边缘端会把数据通过</w:t>
       </w:r>
       <w:r>
         <w:rPr>
@@ -10460,25 +9970,7 @@
                 <w:bCs/>
                 <w:szCs w:val="21"/>
               </w:rPr>
-              <w:t xml:space="preserve"> </w:t>
-            </w:r>
-            <w:proofErr w:type="spellStart"/>
-            <w:r>
-              <w:rPr>
-                <w:rFonts w:hint="eastAsia"/>
-                <w:bCs/>
-                <w:szCs w:val="21"/>
-              </w:rPr>
-              <w:t>MicroPython</w:t>
-            </w:r>
-            <w:proofErr w:type="spellEnd"/>
-            <w:r>
-              <w:rPr>
-                <w:rFonts w:hint="eastAsia"/>
-                <w:bCs/>
-                <w:szCs w:val="21"/>
-              </w:rPr>
-              <w:t xml:space="preserve">, </w:t>
+              <w:t xml:space="preserve"> MicroPython, </w:t>
             </w:r>
             <w:r>
               <w:rPr>
@@ -11782,25 +11274,7 @@
                 <w:bCs/>
                 <w:szCs w:val="21"/>
               </w:rPr>
-              <w:t>与边缘</w:t>
-            </w:r>
-            <w:proofErr w:type="gramStart"/>
-            <w:r>
-              <w:rPr>
-                <w:rFonts w:hint="eastAsia"/>
-                <w:bCs/>
-                <w:szCs w:val="21"/>
-              </w:rPr>
-              <w:t>端易集成</w:t>
-            </w:r>
-            <w:proofErr w:type="gramEnd"/>
-            <w:r>
-              <w:rPr>
-                <w:rFonts w:hint="eastAsia"/>
-                <w:bCs/>
-                <w:szCs w:val="21"/>
-              </w:rPr>
-              <w:t>，适合展示</w:t>
+              <w:t>与边缘端易集成，适合展示</w:t>
             </w:r>
           </w:p>
         </w:tc>
@@ -12072,18 +11546,8 @@
                 <w:bCs/>
                 <w:szCs w:val="21"/>
               </w:rPr>
-              <w:t>方案</w:t>
-            </w:r>
-            <w:proofErr w:type="gramStart"/>
-            <w:r>
-              <w:rPr>
-                <w:rFonts w:hint="eastAsia"/>
-                <w:bCs/>
-                <w:szCs w:val="21"/>
-              </w:rPr>
-              <w:t>一</w:t>
-            </w:r>
-            <w:proofErr w:type="gramEnd"/>
+              <w:t>方案一</w:t>
+            </w:r>
           </w:p>
         </w:tc>
         <w:tc>
@@ -12827,23 +12291,13 @@
                 <w:szCs w:val="21"/>
               </w:rPr>
             </w:pPr>
-            <w:proofErr w:type="gramStart"/>
-            <w:r>
-              <w:rPr>
-                <w:rFonts w:hint="eastAsia"/>
-                <w:bCs/>
-                <w:szCs w:val="21"/>
-              </w:rPr>
-              <w:t>仅文件</w:t>
-            </w:r>
-            <w:proofErr w:type="gramEnd"/>
-            <w:r>
-              <w:rPr>
-                <w:rFonts w:hint="eastAsia"/>
-                <w:bCs/>
-                <w:szCs w:val="21"/>
-              </w:rPr>
-              <w:t>存储</w:t>
+            <w:r>
+              <w:rPr>
+                <w:rFonts w:hint="eastAsia"/>
+                <w:bCs/>
+                <w:szCs w:val="21"/>
+              </w:rPr>
+              <w:t>仅文件存储</w:t>
             </w:r>
           </w:p>
         </w:tc>
@@ -13028,23 +12482,13 @@
                 <w:szCs w:val="21"/>
               </w:rPr>
             </w:pPr>
-            <w:proofErr w:type="gramStart"/>
-            <w:r>
-              <w:rPr>
-                <w:rFonts w:hint="eastAsia"/>
-                <w:bCs/>
-                <w:szCs w:val="21"/>
-              </w:rPr>
-              <w:t>仅文件</w:t>
-            </w:r>
-            <w:proofErr w:type="gramEnd"/>
-            <w:r>
-              <w:rPr>
-                <w:rFonts w:hint="eastAsia"/>
-                <w:bCs/>
-                <w:szCs w:val="21"/>
-              </w:rPr>
-              <w:t>存储</w:t>
+            <w:r>
+              <w:rPr>
+                <w:rFonts w:hint="eastAsia"/>
+                <w:bCs/>
+                <w:szCs w:val="21"/>
+              </w:rPr>
+              <w:t>仅文件存储</w:t>
             </w:r>
           </w:p>
         </w:tc>
@@ -13424,23 +12868,7 @@
           <w:rFonts w:hint="eastAsia"/>
           <w:lang w:val="zh-CN"/>
         </w:rPr>
-        <w:t>等软件环境，满足</w:t>
-      </w:r>
-      <w:proofErr w:type="gramStart"/>
-      <w:r>
-        <w:rPr>
-          <w:rFonts w:hint="eastAsia"/>
-          <w:lang w:val="zh-CN"/>
-        </w:rPr>
-        <w:t>系统本地</w:t>
-      </w:r>
-      <w:proofErr w:type="gramEnd"/>
-      <w:r>
-        <w:rPr>
-          <w:rFonts w:hint="eastAsia"/>
-          <w:lang w:val="zh-CN"/>
-        </w:rPr>
-        <w:t>数据处理及功能扩展的要求。两者一起工作，系统既有单片机的实时控制能力，又有边缘设备的数据处理能力。</w:t>
+        <w:t>等软件环境，满足系统本地数据处理及功能扩展的要求。两者一起工作，系统既有单片机的实时控制能力，又有边缘设备的数据处理能力。</w:t>
       </w:r>
     </w:p>
     <w:p>
@@ -14457,23 +13885,7 @@
           <w:rFonts w:hint="eastAsia"/>
           <w:lang w:val="zh-CN"/>
         </w:rPr>
-        <w:t>摄像头</w:t>
-      </w:r>
-      <w:proofErr w:type="gramStart"/>
-      <w:r>
-        <w:rPr>
-          <w:rFonts w:hint="eastAsia"/>
-          <w:lang w:val="zh-CN"/>
-        </w:rPr>
-        <w:t>做为</w:t>
-      </w:r>
-      <w:proofErr w:type="gramEnd"/>
-      <w:r>
-        <w:rPr>
-          <w:rFonts w:hint="eastAsia"/>
-          <w:lang w:val="zh-CN"/>
-        </w:rPr>
-        <w:t>图像采集器件。该模块可以直接和树莓派相连，用来采集作物生长图像，再用</w:t>
+        <w:t>摄像头做为图像采集器件。该模块可以直接和树莓派相连，用来采集作物生长图像，再用</w:t>
       </w:r>
       <w:r>
         <w:rPr>
@@ -14661,21 +14073,12 @@
         </w:rPr>
         <w:t xml:space="preserve"> STM32 </w:t>
       </w:r>
-      <w:proofErr w:type="gramStart"/>
-      <w:r>
-        <w:rPr>
-          <w:rFonts w:hint="eastAsia"/>
-          <w:lang w:val="zh-CN"/>
-        </w:rPr>
-        <w:t>回发控制</w:t>
-      </w:r>
-      <w:proofErr w:type="gramEnd"/>
-      <w:r>
-        <w:rPr>
-          <w:rFonts w:hint="eastAsia"/>
-          <w:lang w:val="zh-CN"/>
-        </w:rPr>
-        <w:t>命令。</w:t>
+      <w:r>
+        <w:rPr>
+          <w:rFonts w:hint="eastAsia"/>
+          <w:lang w:val="zh-CN"/>
+        </w:rPr>
+        <w:t>回发控制命令。</w:t>
       </w:r>
     </w:p>
     <w:p>
@@ -14704,23 +14107,7 @@
           <w:rFonts w:hint="eastAsia"/>
           <w:lang w:val="zh-CN"/>
         </w:rPr>
-        <w:t>灯带继电器。当边缘</w:t>
-      </w:r>
-      <w:proofErr w:type="gramStart"/>
-      <w:r>
-        <w:rPr>
-          <w:rFonts w:hint="eastAsia"/>
-          <w:lang w:val="zh-CN"/>
-        </w:rPr>
-        <w:t>端发出</w:t>
-      </w:r>
-      <w:proofErr w:type="gramEnd"/>
-      <w:r>
-        <w:rPr>
-          <w:rFonts w:hint="eastAsia"/>
-          <w:lang w:val="zh-CN"/>
-        </w:rPr>
-        <w:t>控制命令之后，</w:t>
+        <w:t>灯带继电器。当边缘端发出控制命令之后，</w:t>
       </w:r>
       <w:r>
         <w:rPr>
@@ -15095,21 +14482,12 @@
           <w:lang w:val="zh-CN"/>
         </w:rPr>
       </w:pPr>
-      <w:proofErr w:type="gramStart"/>
-      <w:r>
-        <w:rPr>
-          <w:rFonts w:hint="eastAsia"/>
-          <w:lang w:val="zh-CN"/>
-        </w:rPr>
-        <w:t>板载状态</w:t>
-      </w:r>
-      <w:proofErr w:type="gramEnd"/>
-      <w:r>
-        <w:rPr>
-          <w:rFonts w:hint="eastAsia"/>
-          <w:lang w:val="zh-CN"/>
-        </w:rPr>
-        <w:t>指示灯使用</w:t>
+      <w:r>
+        <w:rPr>
+          <w:rFonts w:hint="eastAsia"/>
+          <w:lang w:val="zh-CN"/>
+        </w:rPr>
+        <w:t>板载状态指示灯使用</w:t>
       </w:r>
       <w:r>
         <w:rPr>
@@ -15150,17 +14528,8 @@
           <w:rFonts w:hint="eastAsia"/>
           <w:lang w:val="zh-CN"/>
         </w:rPr>
-        <w:t>与树莓</w:t>
-      </w:r>
-      <w:proofErr w:type="gramStart"/>
-      <w:r>
-        <w:rPr>
-          <w:rFonts w:hint="eastAsia"/>
-          <w:lang w:val="zh-CN"/>
-        </w:rPr>
-        <w:t>派通过</w:t>
-      </w:r>
-      <w:proofErr w:type="gramEnd"/>
+        <w:t>与树莓派通过</w:t>
+      </w:r>
       <w:r>
         <w:rPr>
           <w:rFonts w:hint="eastAsia"/>
@@ -15442,39 +14811,7 @@
           <w:rFonts w:hint="eastAsia"/>
           <w:lang w:val="zh-CN"/>
         </w:rPr>
-        <w:t>边缘端线程不断读取当前土壤湿度和灌溉策略参数，当满足触发条件的时候，就会</w:t>
-      </w:r>
-      <w:proofErr w:type="gramStart"/>
-      <w:r>
-        <w:rPr>
-          <w:rFonts w:hint="eastAsia"/>
-          <w:lang w:val="zh-CN"/>
-        </w:rPr>
-        <w:t>向设备端发出</w:t>
-      </w:r>
-      <w:proofErr w:type="gramEnd"/>
-      <w:r>
-        <w:rPr>
-          <w:rFonts w:hint="eastAsia"/>
-          <w:lang w:val="zh-CN"/>
-        </w:rPr>
-        <w:t>开启水泵的指令，在达到设定的灌溉时间之后，再发出关闭指令。系统还要对控制日志以及最近的动作时间加以记载，从而</w:t>
-      </w:r>
-      <w:proofErr w:type="gramStart"/>
-      <w:r>
-        <w:rPr>
-          <w:rFonts w:hint="eastAsia"/>
-          <w:lang w:val="zh-CN"/>
-        </w:rPr>
-        <w:t>给状态</w:t>
-      </w:r>
-      <w:proofErr w:type="gramEnd"/>
-      <w:r>
-        <w:rPr>
-          <w:rFonts w:hint="eastAsia"/>
-          <w:lang w:val="zh-CN"/>
-        </w:rPr>
-        <w:t>追踪以及测试分析赋予支撑。</w:t>
+        <w:t>边缘端线程不断读取当前土壤湿度和灌溉策略参数，当满足触发条件的时候，就会向设备端发出开启水泵的指令，在达到设定的灌溉时间之后，再发出关闭指令。系统还要对控制日志以及最近的动作时间加以记载，从而给状态追踪以及测试分析赋予支撑。</w:t>
       </w:r>
     </w:p>
     <w:p>
@@ -15590,23 +14927,7 @@
           <w:rFonts w:hint="eastAsia"/>
           <w:lang w:val="zh-CN"/>
         </w:rPr>
-        <w:t>让用户在易脏手的培育</w:t>
-      </w:r>
-      <w:proofErr w:type="gramStart"/>
-      <w:r>
-        <w:rPr>
-          <w:rFonts w:hint="eastAsia"/>
-          <w:lang w:val="zh-CN"/>
-        </w:rPr>
-        <w:t>室环境</w:t>
-      </w:r>
-      <w:proofErr w:type="gramEnd"/>
-      <w:r>
-        <w:rPr>
-          <w:rFonts w:hint="eastAsia"/>
-          <w:lang w:val="zh-CN"/>
-        </w:rPr>
-        <w:t>也能查看数据。</w:t>
+        <w:t>让用户在易脏手的培育室环境也能查看数据。</w:t>
       </w:r>
     </w:p>
     <w:p>
@@ -15818,17 +15139,8 @@
           <w:rFonts w:hint="eastAsia"/>
           <w:lang w:val="zh-CN"/>
         </w:rPr>
-        <w:t>相比于</w:t>
-      </w:r>
-      <w:proofErr w:type="gramStart"/>
-      <w:r>
-        <w:rPr>
-          <w:rFonts w:hint="eastAsia"/>
-          <w:lang w:val="zh-CN"/>
-        </w:rPr>
-        <w:t>蓝牙或者</w:t>
-      </w:r>
-      <w:proofErr w:type="gramEnd"/>
+        <w:t>相比于蓝牙或者</w:t>
+      </w:r>
       <w:r>
         <w:rPr>
           <w:rFonts w:hint="eastAsia"/>
@@ -15855,23 +15167,7 @@
           <w:rFonts w:hint="eastAsia"/>
           <w:lang w:val="zh-CN"/>
         </w:rPr>
-        <w:t>串口链路更稳定、调试更简单，适合原型设计阶段快速落地。同时边缘</w:t>
-      </w:r>
-      <w:proofErr w:type="gramStart"/>
-      <w:r>
-        <w:rPr>
-          <w:rFonts w:hint="eastAsia"/>
-          <w:lang w:val="zh-CN"/>
-        </w:rPr>
-        <w:t>端仍然</w:t>
-      </w:r>
-      <w:proofErr w:type="gramEnd"/>
-      <w:r>
-        <w:rPr>
-          <w:rFonts w:hint="eastAsia"/>
-          <w:lang w:val="zh-CN"/>
-        </w:rPr>
-        <w:t>具有</w:t>
+        <w:t>串口链路更稳定、调试更简单，适合原型设计阶段快速落地。同时边缘端仍然具有</w:t>
       </w:r>
       <w:r>
         <w:rPr>
@@ -16557,23 +15853,7 @@
           <w:rFonts w:hint="eastAsia"/>
           <w:lang w:val="zh-CN"/>
         </w:rPr>
-        <w:t>设备</w:t>
-      </w:r>
-      <w:proofErr w:type="gramStart"/>
-      <w:r>
-        <w:rPr>
-          <w:rFonts w:hint="eastAsia"/>
-          <w:lang w:val="zh-CN"/>
-        </w:rPr>
-        <w:t>端主要</w:t>
-      </w:r>
-      <w:proofErr w:type="gramEnd"/>
-      <w:r>
-        <w:rPr>
-          <w:rFonts w:hint="eastAsia"/>
-          <w:lang w:val="zh-CN"/>
-        </w:rPr>
-        <w:t>功能流程可概括如下：</w:t>
+        <w:t>设备端主要功能流程可概括如下：</w:t>
       </w:r>
     </w:p>
     <w:p>
@@ -16809,21 +16089,7 @@
         <w:rPr>
           <w:rFonts w:hint="eastAsia"/>
         </w:rPr>
-        <w:t>边缘</w:t>
-      </w:r>
-      <w:proofErr w:type="gramStart"/>
-      <w:r>
-        <w:rPr>
-          <w:rFonts w:hint="eastAsia"/>
-        </w:rPr>
-        <w:t>端服务</w:t>
-      </w:r>
-      <w:proofErr w:type="gramEnd"/>
-      <w:r>
-        <w:rPr>
-          <w:rFonts w:hint="eastAsia"/>
-        </w:rPr>
-        <w:t>与数据库设计</w:t>
+        <w:t>边缘端服务与数据库设计</w:t>
       </w:r>
       <w:bookmarkEnd w:id="115"/>
       <w:bookmarkEnd w:id="116"/>
@@ -16840,17 +16106,8 @@
           <w:rFonts w:hint="eastAsia"/>
           <w:lang w:val="zh-CN"/>
         </w:rPr>
-        <w:t>边缘</w:t>
-      </w:r>
-      <w:proofErr w:type="gramStart"/>
-      <w:r>
-        <w:rPr>
-          <w:rFonts w:hint="eastAsia"/>
-          <w:lang w:val="zh-CN"/>
-        </w:rPr>
-        <w:t>端服务用</w:t>
-      </w:r>
-      <w:proofErr w:type="gramEnd"/>
+        <w:t>边缘端服务用</w:t>
+      </w:r>
       <w:r>
         <w:rPr>
           <w:rFonts w:hint="eastAsia"/>
@@ -17181,25 +16438,7 @@
                 <w:bCs/>
                 <w:szCs w:val="21"/>
               </w:rPr>
-              <w:t>/</w:t>
-            </w:r>
-            <w:proofErr w:type="spellStart"/>
-            <w:r>
-              <w:rPr>
-                <w:rFonts w:hint="eastAsia"/>
-                <w:bCs/>
-                <w:szCs w:val="21"/>
-              </w:rPr>
-              <w:t>api</w:t>
-            </w:r>
-            <w:proofErr w:type="spellEnd"/>
-            <w:r>
-              <w:rPr>
-                <w:rFonts w:hint="eastAsia"/>
-                <w:bCs/>
-                <w:szCs w:val="21"/>
-              </w:rPr>
-              <w:t>/v1/sensors/latest</w:t>
+              <w:t>/api/v1/sensors/latest</w:t>
             </w:r>
           </w:p>
         </w:tc>
@@ -17306,25 +16545,7 @@
                 <w:bCs/>
                 <w:szCs w:val="21"/>
               </w:rPr>
-              <w:t>/</w:t>
-            </w:r>
-            <w:proofErr w:type="spellStart"/>
-            <w:r>
-              <w:rPr>
-                <w:rFonts w:hint="eastAsia"/>
-                <w:bCs/>
-                <w:szCs w:val="21"/>
-              </w:rPr>
-              <w:t>api</w:t>
-            </w:r>
-            <w:proofErr w:type="spellEnd"/>
-            <w:r>
-              <w:rPr>
-                <w:rFonts w:hint="eastAsia"/>
-                <w:bCs/>
-                <w:szCs w:val="21"/>
-              </w:rPr>
-              <w:t>/v1/sensors/history</w:t>
+              <w:t>/api/v1/sensors/history</w:t>
             </w:r>
           </w:p>
         </w:tc>
@@ -17432,25 +16653,7 @@
                 <w:szCs w:val="21"/>
               </w:rPr>
               <w:lastRenderedPageBreak/>
-              <w:t>/</w:t>
-            </w:r>
-            <w:proofErr w:type="spellStart"/>
-            <w:r>
-              <w:rPr>
-                <w:rFonts w:hint="eastAsia"/>
-                <w:bCs/>
-                <w:szCs w:val="21"/>
-              </w:rPr>
-              <w:t>api</w:t>
-            </w:r>
-            <w:proofErr w:type="spellEnd"/>
-            <w:r>
-              <w:rPr>
-                <w:rFonts w:hint="eastAsia"/>
-                <w:bCs/>
-                <w:szCs w:val="21"/>
-              </w:rPr>
-              <w:t>/v1/sensors/history.csv</w:t>
+              <w:t>/api/v1/sensors/history.csv</w:t>
             </w:r>
           </w:p>
         </w:tc>
@@ -17565,25 +16768,7 @@
                 <w:bCs/>
                 <w:szCs w:val="21"/>
               </w:rPr>
-              <w:t>/</w:t>
-            </w:r>
-            <w:proofErr w:type="spellStart"/>
-            <w:r>
-              <w:rPr>
-                <w:rFonts w:hint="eastAsia"/>
-                <w:bCs/>
-                <w:szCs w:val="21"/>
-              </w:rPr>
-              <w:t>api</w:t>
-            </w:r>
-            <w:proofErr w:type="spellEnd"/>
-            <w:r>
-              <w:rPr>
-                <w:rFonts w:hint="eastAsia"/>
-                <w:bCs/>
-                <w:szCs w:val="21"/>
-              </w:rPr>
-              <w:t>/v1/control</w:t>
+              <w:t>/api/v1/control</w:t>
             </w:r>
           </w:p>
         </w:tc>
@@ -17690,25 +16875,7 @@
                 <w:bCs/>
                 <w:szCs w:val="21"/>
               </w:rPr>
-              <w:t>/</w:t>
-            </w:r>
-            <w:proofErr w:type="spellStart"/>
-            <w:r>
-              <w:rPr>
-                <w:rFonts w:hint="eastAsia"/>
-                <w:bCs/>
-                <w:szCs w:val="21"/>
-              </w:rPr>
-              <w:t>api</w:t>
-            </w:r>
-            <w:proofErr w:type="spellEnd"/>
-            <w:r>
-              <w:rPr>
-                <w:rFonts w:hint="eastAsia"/>
-                <w:bCs/>
-                <w:szCs w:val="21"/>
-              </w:rPr>
-              <w:t>/v1/control/logs</w:t>
+              <w:t>/api/v1/control/logs</w:t>
             </w:r>
           </w:p>
         </w:tc>
@@ -17815,25 +16982,7 @@
                 <w:bCs/>
                 <w:szCs w:val="21"/>
               </w:rPr>
-              <w:t>/</w:t>
-            </w:r>
-            <w:proofErr w:type="spellStart"/>
-            <w:r>
-              <w:rPr>
-                <w:rFonts w:hint="eastAsia"/>
-                <w:bCs/>
-                <w:szCs w:val="21"/>
-              </w:rPr>
-              <w:t>api</w:t>
-            </w:r>
-            <w:proofErr w:type="spellEnd"/>
-            <w:r>
-              <w:rPr>
-                <w:rFonts w:hint="eastAsia"/>
-                <w:bCs/>
-                <w:szCs w:val="21"/>
-              </w:rPr>
-              <w:t>/v1/policy/irrigation</w:t>
+              <w:t>/api/v1/policy/irrigation</w:t>
             </w:r>
           </w:p>
         </w:tc>
@@ -17940,25 +17089,7 @@
                 <w:bCs/>
                 <w:szCs w:val="21"/>
               </w:rPr>
-              <w:t>/</w:t>
-            </w:r>
-            <w:proofErr w:type="spellStart"/>
-            <w:r>
-              <w:rPr>
-                <w:rFonts w:hint="eastAsia"/>
-                <w:bCs/>
-                <w:szCs w:val="21"/>
-              </w:rPr>
-              <w:t>api</w:t>
-            </w:r>
-            <w:proofErr w:type="spellEnd"/>
-            <w:r>
-              <w:rPr>
-                <w:rFonts w:hint="eastAsia"/>
-                <w:bCs/>
-                <w:szCs w:val="21"/>
-              </w:rPr>
-              <w:t>/v1/policy/irrigation/status</w:t>
+              <w:t>/api/v1/policy/irrigation/status</w:t>
             </w:r>
           </w:p>
         </w:tc>
@@ -18065,25 +17196,7 @@
                 <w:bCs/>
                 <w:szCs w:val="21"/>
               </w:rPr>
-              <w:t>/</w:t>
-            </w:r>
-            <w:proofErr w:type="spellStart"/>
-            <w:r>
-              <w:rPr>
-                <w:rFonts w:hint="eastAsia"/>
-                <w:bCs/>
-                <w:szCs w:val="21"/>
-              </w:rPr>
-              <w:t>api</w:t>
-            </w:r>
-            <w:proofErr w:type="spellEnd"/>
-            <w:r>
-              <w:rPr>
-                <w:rFonts w:hint="eastAsia"/>
-                <w:bCs/>
-                <w:szCs w:val="21"/>
-              </w:rPr>
-              <w:t>/v1/auth/register</w:t>
+              <w:t>/api/v1/auth/register</w:t>
             </w:r>
           </w:p>
         </w:tc>
@@ -18190,25 +17303,7 @@
                 <w:bCs/>
                 <w:szCs w:val="21"/>
               </w:rPr>
-              <w:t>/</w:t>
-            </w:r>
-            <w:proofErr w:type="spellStart"/>
-            <w:r>
-              <w:rPr>
-                <w:rFonts w:hint="eastAsia"/>
-                <w:bCs/>
-                <w:szCs w:val="21"/>
-              </w:rPr>
-              <w:t>api</w:t>
-            </w:r>
-            <w:proofErr w:type="spellEnd"/>
-            <w:r>
-              <w:rPr>
-                <w:rFonts w:hint="eastAsia"/>
-                <w:bCs/>
-                <w:szCs w:val="21"/>
-              </w:rPr>
-              <w:t>/v1/auth/login</w:t>
+              <w:t>/api/v1/auth/login</w:t>
             </w:r>
           </w:p>
         </w:tc>
@@ -18315,25 +17410,7 @@
                 <w:bCs/>
                 <w:szCs w:val="21"/>
               </w:rPr>
-              <w:t>/</w:t>
-            </w:r>
-            <w:proofErr w:type="spellStart"/>
-            <w:r>
-              <w:rPr>
-                <w:rFonts w:hint="eastAsia"/>
-                <w:bCs/>
-                <w:szCs w:val="21"/>
-              </w:rPr>
-              <w:t>api</w:t>
-            </w:r>
-            <w:proofErr w:type="spellEnd"/>
-            <w:r>
-              <w:rPr>
-                <w:rFonts w:hint="eastAsia"/>
-                <w:bCs/>
-                <w:szCs w:val="21"/>
-              </w:rPr>
-              <w:t>/v1/auth/me</w:t>
+              <w:t>/api/v1/auth/me</w:t>
             </w:r>
           </w:p>
         </w:tc>
@@ -18440,25 +17517,7 @@
                 <w:bCs/>
                 <w:szCs w:val="21"/>
               </w:rPr>
-              <w:t>/</w:t>
-            </w:r>
-            <w:proofErr w:type="spellStart"/>
-            <w:r>
-              <w:rPr>
-                <w:rFonts w:hint="eastAsia"/>
-                <w:bCs/>
-                <w:szCs w:val="21"/>
-              </w:rPr>
-              <w:t>api</w:t>
-            </w:r>
-            <w:proofErr w:type="spellEnd"/>
-            <w:r>
-              <w:rPr>
-                <w:rFonts w:hint="eastAsia"/>
-                <w:bCs/>
-                <w:szCs w:val="21"/>
-              </w:rPr>
-              <w:t>/v1/devices/status</w:t>
+              <w:t>/api/v1/devices/status</w:t>
             </w:r>
           </w:p>
         </w:tc>
@@ -18565,25 +17624,7 @@
                 <w:bCs/>
                 <w:szCs w:val="21"/>
               </w:rPr>
-              <w:t>/</w:t>
-            </w:r>
-            <w:proofErr w:type="spellStart"/>
-            <w:r>
-              <w:rPr>
-                <w:rFonts w:hint="eastAsia"/>
-                <w:bCs/>
-                <w:szCs w:val="21"/>
-              </w:rPr>
-              <w:t>api</w:t>
-            </w:r>
-            <w:proofErr w:type="spellEnd"/>
-            <w:r>
-              <w:rPr>
-                <w:rFonts w:hint="eastAsia"/>
-                <w:bCs/>
-                <w:szCs w:val="21"/>
-              </w:rPr>
-              <w:t>/v1/camera/capture</w:t>
+              <w:t>/api/v1/camera/capture</w:t>
             </w:r>
           </w:p>
         </w:tc>
@@ -18690,25 +17731,7 @@
                 <w:bCs/>
                 <w:szCs w:val="21"/>
               </w:rPr>
-              <w:t>/</w:t>
-            </w:r>
-            <w:proofErr w:type="spellStart"/>
-            <w:r>
-              <w:rPr>
-                <w:rFonts w:hint="eastAsia"/>
-                <w:bCs/>
-                <w:szCs w:val="21"/>
-              </w:rPr>
-              <w:t>api</w:t>
-            </w:r>
-            <w:proofErr w:type="spellEnd"/>
-            <w:r>
-              <w:rPr>
-                <w:rFonts w:hint="eastAsia"/>
-                <w:bCs/>
-                <w:szCs w:val="21"/>
-              </w:rPr>
-              <w:t>/v1/vision/analyze</w:t>
+              <w:t>/api/v1/vision/analyze</w:t>
             </w:r>
           </w:p>
         </w:tc>
@@ -18815,25 +17838,7 @@
                 <w:bCs/>
                 <w:szCs w:val="21"/>
               </w:rPr>
-              <w:t>/</w:t>
-            </w:r>
-            <w:proofErr w:type="spellStart"/>
-            <w:r>
-              <w:rPr>
-                <w:rFonts w:hint="eastAsia"/>
-                <w:bCs/>
-                <w:szCs w:val="21"/>
-              </w:rPr>
-              <w:t>api</w:t>
-            </w:r>
-            <w:proofErr w:type="spellEnd"/>
-            <w:r>
-              <w:rPr>
-                <w:rFonts w:hint="eastAsia"/>
-                <w:bCs/>
-                <w:szCs w:val="21"/>
-              </w:rPr>
-              <w:t>/v1/assistant</w:t>
+              <w:t>/api/v1/assistant</w:t>
             </w:r>
           </w:p>
         </w:tc>
@@ -19201,7 +18206,6 @@
               </w:rPr>
               <w:t>、</w:t>
             </w:r>
-            <w:proofErr w:type="spellStart"/>
             <w:r>
               <w:rPr>
                 <w:rFonts w:hint="eastAsia"/>
@@ -19210,7 +18214,6 @@
               </w:rPr>
               <w:t>password_hash</w:t>
             </w:r>
-            <w:proofErr w:type="spellEnd"/>
             <w:r>
               <w:rPr>
                 <w:rFonts w:hint="eastAsia"/>
@@ -19219,7 +18222,6 @@
               </w:rPr>
               <w:t>、</w:t>
             </w:r>
-            <w:proofErr w:type="spellStart"/>
             <w:r>
               <w:rPr>
                 <w:rFonts w:hint="eastAsia"/>
@@ -19228,7 +18230,6 @@
               </w:rPr>
               <w:t>created_at</w:t>
             </w:r>
-            <w:proofErr w:type="spellEnd"/>
           </w:p>
         </w:tc>
         <w:tc>
@@ -19411,7 +18412,6 @@
                 <w:szCs w:val="21"/>
               </w:rPr>
             </w:pPr>
-            <w:proofErr w:type="spellStart"/>
             <w:r>
               <w:rPr>
                 <w:rFonts w:hint="eastAsia"/>
@@ -19420,7 +18420,6 @@
               </w:rPr>
               <w:t>user_roles</w:t>
             </w:r>
-            <w:proofErr w:type="spellEnd"/>
           </w:p>
         </w:tc>
         <w:tc>
@@ -19447,7 +18446,6 @@
                 <w:szCs w:val="21"/>
               </w:rPr>
             </w:pPr>
-            <w:proofErr w:type="spellStart"/>
             <w:r>
               <w:rPr>
                 <w:rFonts w:hint="eastAsia"/>
@@ -19456,7 +18454,6 @@
               </w:rPr>
               <w:t>user_id</w:t>
             </w:r>
-            <w:proofErr w:type="spellEnd"/>
             <w:r>
               <w:rPr>
                 <w:rFonts w:hint="eastAsia"/>
@@ -19465,7 +18462,6 @@
               </w:rPr>
               <w:t>、</w:t>
             </w:r>
-            <w:proofErr w:type="spellStart"/>
             <w:r>
               <w:rPr>
                 <w:rFonts w:hint="eastAsia"/>
@@ -19474,7 +18470,6 @@
               </w:rPr>
               <w:t>role_id</w:t>
             </w:r>
-            <w:proofErr w:type="spellEnd"/>
           </w:p>
         </w:tc>
         <w:tc>
@@ -19619,7 +18614,6 @@
               </w:rPr>
               <w:t>、</w:t>
             </w:r>
-            <w:proofErr w:type="spellStart"/>
             <w:r>
               <w:rPr>
                 <w:rFonts w:hint="eastAsia"/>
@@ -19628,7 +18622,6 @@
               </w:rPr>
               <w:t>last_seen</w:t>
             </w:r>
-            <w:proofErr w:type="spellEnd"/>
           </w:p>
         </w:tc>
         <w:tc>
@@ -19691,7 +18684,6 @@
                 <w:szCs w:val="21"/>
               </w:rPr>
             </w:pPr>
-            <w:proofErr w:type="spellStart"/>
             <w:r>
               <w:rPr>
                 <w:rFonts w:hint="eastAsia"/>
@@ -19700,7 +18692,6 @@
               </w:rPr>
               <w:t>sensor_data</w:t>
             </w:r>
-            <w:proofErr w:type="spellEnd"/>
           </w:p>
         </w:tc>
         <w:tc>
@@ -19743,7 +18734,6 @@
               </w:rPr>
               <w:t>、</w:t>
             </w:r>
-            <w:proofErr w:type="spellStart"/>
             <w:r>
               <w:rPr>
                 <w:rFonts w:hint="eastAsia"/>
@@ -19752,7 +18742,6 @@
               </w:rPr>
               <w:t>device_id</w:t>
             </w:r>
-            <w:proofErr w:type="spellEnd"/>
             <w:r>
               <w:rPr>
                 <w:rFonts w:hint="eastAsia"/>
@@ -19895,7 +18884,6 @@
                 <w:szCs w:val="21"/>
               </w:rPr>
             </w:pPr>
-            <w:proofErr w:type="spellStart"/>
             <w:r>
               <w:rPr>
                 <w:rFonts w:hint="eastAsia"/>
@@ -19904,7 +18892,6 @@
               </w:rPr>
               <w:t>control_logs</w:t>
             </w:r>
-            <w:proofErr w:type="spellEnd"/>
           </w:p>
         </w:tc>
         <w:tc>
@@ -19947,7 +18934,6 @@
               </w:rPr>
               <w:t>、</w:t>
             </w:r>
-            <w:proofErr w:type="spellStart"/>
             <w:r>
               <w:rPr>
                 <w:rFonts w:hint="eastAsia"/>
@@ -19956,7 +18942,6 @@
               </w:rPr>
               <w:t>device_id</w:t>
             </w:r>
-            <w:proofErr w:type="spellEnd"/>
             <w:r>
               <w:rPr>
                 <w:rFonts w:hint="eastAsia"/>
@@ -19997,7 +18982,6 @@
               </w:rPr>
               <w:t>、</w:t>
             </w:r>
-            <w:proofErr w:type="spellStart"/>
             <w:r>
               <w:rPr>
                 <w:rFonts w:hint="eastAsia"/>
@@ -20006,7 +18990,6 @@
               </w:rPr>
               <w:t>raw_command</w:t>
             </w:r>
-            <w:proofErr w:type="spellEnd"/>
             <w:r>
               <w:rPr>
                 <w:rFonts w:hint="eastAsia"/>
@@ -20031,7 +19014,6 @@
               </w:rPr>
               <w:t>、</w:t>
             </w:r>
-            <w:proofErr w:type="spellStart"/>
             <w:r>
               <w:rPr>
                 <w:rFonts w:hint="eastAsia"/>
@@ -20040,7 +19022,6 @@
               </w:rPr>
               <w:t>created_at</w:t>
             </w:r>
-            <w:proofErr w:type="spellEnd"/>
           </w:p>
         </w:tc>
         <w:tc>
@@ -20103,7 +19084,6 @@
                 <w:szCs w:val="21"/>
               </w:rPr>
             </w:pPr>
-            <w:proofErr w:type="spellStart"/>
             <w:r>
               <w:rPr>
                 <w:rFonts w:hint="eastAsia"/>
@@ -20112,7 +19092,6 @@
               </w:rPr>
               <w:t>irrigation_policies</w:t>
             </w:r>
-            <w:proofErr w:type="spellEnd"/>
           </w:p>
         </w:tc>
         <w:tc>
@@ -20155,7 +19134,6 @@
               </w:rPr>
               <w:t>、</w:t>
             </w:r>
-            <w:proofErr w:type="spellStart"/>
             <w:r>
               <w:rPr>
                 <w:rFonts w:hint="eastAsia"/>
@@ -20164,7 +19142,6 @@
               </w:rPr>
               <w:t>device_id</w:t>
             </w:r>
-            <w:proofErr w:type="spellEnd"/>
             <w:r>
               <w:rPr>
                 <w:rFonts w:hint="eastAsia"/>
@@ -20189,7 +19166,6 @@
               </w:rPr>
               <w:t>、</w:t>
             </w:r>
-            <w:proofErr w:type="spellStart"/>
             <w:r>
               <w:rPr>
                 <w:rFonts w:hint="eastAsia"/>
@@ -20198,7 +19174,6 @@
               </w:rPr>
               <w:t>soil_threshold_min</w:t>
             </w:r>
-            <w:proofErr w:type="spellEnd"/>
             <w:r>
               <w:rPr>
                 <w:rFonts w:hint="eastAsia"/>
@@ -20207,7 +19182,6 @@
               </w:rPr>
               <w:t>、</w:t>
             </w:r>
-            <w:proofErr w:type="spellStart"/>
             <w:r>
               <w:rPr>
                 <w:rFonts w:hint="eastAsia"/>
@@ -20216,7 +19190,6 @@
               </w:rPr>
               <w:t>watering_seconds</w:t>
             </w:r>
-            <w:proofErr w:type="spellEnd"/>
             <w:r>
               <w:rPr>
                 <w:rFonts w:hint="eastAsia"/>
@@ -20225,7 +19198,6 @@
               </w:rPr>
               <w:t>、</w:t>
             </w:r>
-            <w:proofErr w:type="spellStart"/>
             <w:r>
               <w:rPr>
                 <w:rFonts w:hint="eastAsia"/>
@@ -20234,7 +19206,6 @@
               </w:rPr>
               <w:t>cooldown_seconds</w:t>
             </w:r>
-            <w:proofErr w:type="spellEnd"/>
             <w:r>
               <w:rPr>
                 <w:rFonts w:hint="eastAsia"/>
@@ -20243,7 +19214,6 @@
               </w:rPr>
               <w:t>、</w:t>
             </w:r>
-            <w:proofErr w:type="spellStart"/>
             <w:r>
               <w:rPr>
                 <w:rFonts w:hint="eastAsia"/>
@@ -20252,7 +19222,6 @@
               </w:rPr>
               <w:t>updated_at</w:t>
             </w:r>
-            <w:proofErr w:type="spellEnd"/>
           </w:p>
         </w:tc>
         <w:tc>
@@ -20303,23 +19272,7 @@
           <w:rFonts w:hint="eastAsia"/>
           <w:lang w:val="zh-CN"/>
         </w:rPr>
-        <w:t>此外，系统在数据库层设计了相应触发器，</w:t>
-      </w:r>
-      <w:proofErr w:type="gramStart"/>
-      <w:r>
-        <w:rPr>
-          <w:rFonts w:hint="eastAsia"/>
-          <w:lang w:val="zh-CN"/>
-        </w:rPr>
-        <w:t>当控制</w:t>
-      </w:r>
-      <w:proofErr w:type="gramEnd"/>
-      <w:r>
-        <w:rPr>
-          <w:rFonts w:hint="eastAsia"/>
-          <w:lang w:val="zh-CN"/>
-        </w:rPr>
-        <w:t>日志插入后，能够自动更新设备的最近在线时间。该设计体现了数据库对业务逻辑的支撑作用，保证了设备状态信息更新的及时性和一致性，提高了系统的数据管理能力。</w:t>
+        <w:t>此外，系统在数据库层设计了相应触发器，当控制日志插入后，能够自动更新设备的最近在线时间。该设计体现了数据库对业务逻辑的支撑作用，保证了设备状态信息更新的及时性和一致性，提高了系统的数据管理能力。</w:t>
       </w:r>
     </w:p>
     <w:p>
@@ -20560,23 +19513,7 @@
           <w:rFonts w:hint="eastAsia"/>
           <w:lang w:val="zh-CN"/>
         </w:rPr>
-        <w:t>颜色空间，按照颜色区间统计和</w:t>
-      </w:r>
-      <w:proofErr w:type="gramStart"/>
-      <w:r>
-        <w:rPr>
-          <w:rFonts w:hint="eastAsia"/>
-          <w:lang w:val="zh-CN"/>
-        </w:rPr>
-        <w:t>轮廓框选来</w:t>
-      </w:r>
-      <w:proofErr w:type="gramEnd"/>
-      <w:r>
-        <w:rPr>
-          <w:rFonts w:hint="eastAsia"/>
-          <w:lang w:val="zh-CN"/>
-        </w:rPr>
-        <w:t>识别花朵的颜色特征，把识别结果映射到花蕾期、盛开期或者成熟、凋谢期这些状态上；</w:t>
+        <w:t>颜色空间，按照颜色区间统计和轮廓框选来识别花朵的颜色特征，把识别结果映射到花蕾期、盛开期或者成熟、凋谢期这些状态上；</w:t>
       </w:r>
     </w:p>
     <w:p>
@@ -20825,14 +19762,12 @@
         </w:rPr>
         <w:t xml:space="preserve">5.8  </w:t>
       </w:r>
-      <w:proofErr w:type="spellStart"/>
       <w:r>
         <w:rPr>
           <w:rFonts w:hint="eastAsia"/>
         </w:rPr>
         <w:t>llm</w:t>
       </w:r>
-      <w:proofErr w:type="spellEnd"/>
       <w:r>
         <w:rPr>
           <w:rFonts w:hint="eastAsia"/>
@@ -22262,25 +21197,7 @@
                 <w:bCs/>
                 <w:szCs w:val="21"/>
               </w:rPr>
-              <w:t>光照</w:t>
-            </w:r>
-            <w:proofErr w:type="gramStart"/>
-            <w:r>
-              <w:rPr>
-                <w:rFonts w:hint="eastAsia"/>
-                <w:bCs/>
-                <w:szCs w:val="21"/>
-              </w:rPr>
-              <w:t>值明显</w:t>
-            </w:r>
-            <w:proofErr w:type="gramEnd"/>
-            <w:r>
-              <w:rPr>
-                <w:rFonts w:hint="eastAsia"/>
-                <w:bCs/>
-                <w:szCs w:val="21"/>
-              </w:rPr>
-              <w:t>变化</w:t>
+              <w:t>光照值明显变化</w:t>
             </w:r>
           </w:p>
         </w:tc>
@@ -22395,16 +21312,7 @@
                 <w:bCs/>
                 <w:szCs w:val="21"/>
               </w:rPr>
-              <w:t>湿</w:t>
-            </w:r>
-            <w:proofErr w:type="gramStart"/>
-            <w:r>
-              <w:rPr>
-                <w:rFonts w:hint="eastAsia"/>
-                <w:bCs/>
-                <w:szCs w:val="21"/>
-              </w:rPr>
-              <w:t>土</w:t>
+              <w:t>湿土</w:t>
             </w:r>
             <w:r>
               <w:rPr>
@@ -22414,7 +21322,6 @@
               </w:rPr>
               <w:t>环境</w:t>
             </w:r>
-            <w:proofErr w:type="gramEnd"/>
           </w:p>
         </w:tc>
         <w:tc>
@@ -23514,18 +22421,8 @@
                 <w:bCs/>
                 <w:szCs w:val="21"/>
               </w:rPr>
-              <w:t>警示</w:t>
-            </w:r>
-            <w:proofErr w:type="gramStart"/>
-            <w:r>
-              <w:rPr>
-                <w:rFonts w:hint="eastAsia"/>
-                <w:bCs/>
-                <w:szCs w:val="21"/>
-              </w:rPr>
-              <w:t>灯控制</w:t>
-            </w:r>
-            <w:proofErr w:type="gramEnd"/>
+              <w:t>警示灯控制</w:t>
+            </w:r>
           </w:p>
         </w:tc>
         <w:tc>
@@ -23594,25 +22491,7 @@
                 <w:bCs/>
                 <w:szCs w:val="21"/>
               </w:rPr>
-              <w:t>警示</w:t>
-            </w:r>
-            <w:proofErr w:type="gramStart"/>
-            <w:r>
-              <w:rPr>
-                <w:rFonts w:hint="eastAsia"/>
-                <w:bCs/>
-                <w:szCs w:val="21"/>
-              </w:rPr>
-              <w:t>灯快速</w:t>
-            </w:r>
-            <w:proofErr w:type="gramEnd"/>
-            <w:r>
-              <w:rPr>
-                <w:rFonts w:hint="eastAsia"/>
-                <w:bCs/>
-                <w:szCs w:val="21"/>
-              </w:rPr>
-              <w:t>闪烁</w:t>
+              <w:t>警示灯快速闪烁</w:t>
             </w:r>
           </w:p>
         </w:tc>
@@ -23800,25 +22679,7 @@
                 <w:bCs/>
                 <w:szCs w:val="21"/>
               </w:rPr>
-              <w:t>灯</w:t>
-            </w:r>
-            <w:proofErr w:type="gramStart"/>
-            <w:r>
-              <w:rPr>
-                <w:rFonts w:hint="eastAsia"/>
-                <w:bCs/>
-                <w:szCs w:val="21"/>
-              </w:rPr>
-              <w:t>带成功</w:t>
-            </w:r>
-            <w:proofErr w:type="gramEnd"/>
-            <w:r>
-              <w:rPr>
-                <w:rFonts w:hint="eastAsia"/>
-                <w:bCs/>
-                <w:szCs w:val="21"/>
-              </w:rPr>
-              <w:t>开启与关闭</w:t>
+              <w:t>灯带成功开启与关闭</w:t>
             </w:r>
           </w:p>
         </w:tc>
@@ -23893,25 +22754,7 @@
                 <w:bCs/>
                 <w:szCs w:val="21"/>
               </w:rPr>
-              <w:t>在控制</w:t>
-            </w:r>
-            <w:proofErr w:type="gramStart"/>
-            <w:r>
-              <w:rPr>
-                <w:rFonts w:hint="eastAsia"/>
-                <w:bCs/>
-                <w:szCs w:val="21"/>
-              </w:rPr>
-              <w:t>页执行</w:t>
-            </w:r>
-            <w:proofErr w:type="gramEnd"/>
-            <w:r>
-              <w:rPr>
-                <w:rFonts w:hint="eastAsia"/>
-                <w:bCs/>
-                <w:szCs w:val="21"/>
-              </w:rPr>
-              <w:t>手势</w:t>
+              <w:t>在控制页执行手势</w:t>
             </w:r>
           </w:p>
         </w:tc>
@@ -24023,7 +22866,6 @@
       <w:pPr>
         <w:pStyle w:val="afc"/>
         <w:rPr>
-          <w:rFonts w:hint="eastAsia"/>
           <w:lang w:val="zh-CN"/>
         </w:rPr>
       </w:pPr>
@@ -24102,7 +22944,21 @@
           <w:rFonts w:hint="eastAsia"/>
           <w:lang w:val="zh-CN"/>
         </w:rPr>
-        <w:t>也能同步的显示现成手势的交互动作</w:t>
+        <w:t>也能同步的显示现</w:t>
+      </w:r>
+      <w:r>
+        <w:rPr>
+          <w:rFonts w:hint="eastAsia"/>
+          <w:lang w:val="zh-CN"/>
+        </w:rPr>
+        <w:t>场</w:t>
+      </w:r>
+      <w:r>
+        <w:rPr>
+          <w:rFonts w:hint="eastAsia"/>
+          <w:lang w:val="zh-CN"/>
+        </w:rPr>
+        <w:t>手势的交互动作</w:t>
       </w:r>
       <w:r>
         <w:rPr>
@@ -25125,23 +23981,7 @@
           <w:rFonts w:hint="eastAsia"/>
           <w:lang w:val="zh-CN"/>
         </w:rPr>
-        <w:t>从系统测试的过程可以看出，本文设计的智能培育系统可以达到环境监测、自动控制、数据存储、可视化管理等主要目的。如果实测结果表明温湿度、光照和土壤湿度数据可以稳定刷新，可以持续写入数据库，那么说明设备端采集链路和边缘端数据处理链路工作正常；如果控制命令可以</w:t>
-      </w:r>
-      <w:proofErr w:type="gramStart"/>
-      <w:r>
-        <w:rPr>
-          <w:rFonts w:hint="eastAsia"/>
-          <w:lang w:val="zh-CN"/>
-        </w:rPr>
-        <w:t>被设备端正确</w:t>
-      </w:r>
-      <w:proofErr w:type="gramEnd"/>
-      <w:r>
-        <w:rPr>
-          <w:rFonts w:hint="eastAsia"/>
-          <w:lang w:val="zh-CN"/>
-        </w:rPr>
-        <w:t>解析并执行器动作和日志记录一致，则说明系统控制闭环设计合理。</w:t>
+        <w:t>从系统测试的过程可以看出，本文设计的智能培育系统可以达到环境监测、自动控制、数据存储、可视化管理等主要目的。如果实测结果表明温湿度、光照和土壤湿度数据可以稳定刷新，可以持续写入数据库，那么说明设备端采集链路和边缘端数据处理链路工作正常；如果控制命令可以被设备端正确解析并执行器动作和日志记录一致，则说明系统控制闭环设计合理。</w:t>
       </w:r>
     </w:p>
     <w:p>
@@ -25261,23 +24101,7 @@
           <w:rFonts w:hint="eastAsia"/>
           <w:lang w:val="zh-CN"/>
         </w:rPr>
-        <w:t>做设备</w:t>
-      </w:r>
-      <w:proofErr w:type="gramStart"/>
-      <w:r>
-        <w:rPr>
-          <w:rFonts w:hint="eastAsia"/>
-          <w:lang w:val="zh-CN"/>
-        </w:rPr>
-        <w:t>端控制</w:t>
-      </w:r>
-      <w:proofErr w:type="gramEnd"/>
-      <w:r>
-        <w:rPr>
-          <w:rFonts w:hint="eastAsia"/>
-          <w:lang w:val="zh-CN"/>
-        </w:rPr>
-        <w:t>核心，用树莓派</w:t>
+        <w:t>做设备端控制核心，用树莓派</w:t>
       </w:r>
       <w:r>
         <w:rPr>
@@ -25334,23 +24158,7 @@
           <w:rFonts w:hint="eastAsia"/>
           <w:lang w:val="zh-CN"/>
         </w:rPr>
-        <w:t>经过系统的方案设计、硬件连接实现、软件平台开发、功能测试可知，本文所建立的系统有如下特点，一是分层结构的设计比较清楚，二是实现了从环境感知到控制执行的闭环，三是边缘</w:t>
-      </w:r>
-      <w:proofErr w:type="gramStart"/>
-      <w:r>
-        <w:rPr>
-          <w:rFonts w:hint="eastAsia"/>
-          <w:lang w:val="zh-CN"/>
-        </w:rPr>
-        <w:t>端具备</w:t>
-      </w:r>
-      <w:proofErr w:type="gramEnd"/>
-      <w:r>
-        <w:rPr>
-          <w:rFonts w:hint="eastAsia"/>
-          <w:lang w:val="zh-CN"/>
-        </w:rPr>
-        <w:t>较强的本地自治能力，即使云端连接断开也能继续工作，四是系统具有较好的扩展性，可以增加更多的传感器、执行器以及智能分析模块。本文基本达到了预期的研究目的，给小型特色作物的智能培育提供了一种可行的实现途径。</w:t>
+        <w:t>经过系统的方案设计、硬件连接实现、软件平台开发、功能测试可知，本文所建立的系统有如下特点，一是分层结构的设计比较清楚，二是实现了从环境感知到控制执行的闭环，三是边缘端具备较强的本地自治能力，即使云端连接断开也能继续工作，四是系统具有较好的扩展性，可以增加更多的传感器、执行器以及智能分析模块。本文基本达到了预期的研究目的，给小型特色作物的智能培育提供了一种可行的实现途径。</w:t>
       </w:r>
     </w:p>
     <w:p>
@@ -25480,23 +24288,7 @@
           <w:rFonts w:hint="eastAsia"/>
           <w:lang w:val="zh-CN"/>
         </w:rPr>
-        <w:t>互联只实现了单向的数据汇聚，需要以后打通双向鉴权控制，针对高</w:t>
-      </w:r>
-      <w:proofErr w:type="gramStart"/>
-      <w:r>
-        <w:rPr>
-          <w:rFonts w:hint="eastAsia"/>
-          <w:lang w:val="zh-CN"/>
-        </w:rPr>
-        <w:t>湿应用</w:t>
-      </w:r>
-      <w:proofErr w:type="gramEnd"/>
-      <w:r>
-        <w:rPr>
-          <w:rFonts w:hint="eastAsia"/>
-          <w:lang w:val="zh-CN"/>
-        </w:rPr>
-        <w:t>场景做专属</w:t>
+        <w:t>互联只实现了单向的数据汇聚，需要以后打通双向鉴权控制，针对高湿应用场景做专属</w:t>
       </w:r>
       <w:r>
         <w:rPr>
@@ -25762,24 +24554,67 @@
         <w:t>物联网技术</w:t>
       </w:r>
       <w:r>
-        <w:t>,2025,15(01):</w:t>
-      </w:r>
-      <w:proofErr w:type="gramStart"/>
-      <w:r>
-        <w:t>59-63.DOI:10.16667/j.issn</w:t>
-      </w:r>
-      <w:proofErr w:type="gramEnd"/>
-      <w:r>
-        <w:t>.2095-1302.2025.</w:t>
-      </w:r>
-      <w:proofErr w:type="gramStart"/>
-      <w:r>
-        <w:t>01.014</w:t>
-      </w:r>
-      <w:proofErr w:type="gramEnd"/>
+        <w:t>,2025,15(01):59-63.DOI:10.16667/j.issn.2095-1302.2025.01.014.</w:t>
+      </w:r>
+    </w:p>
+    <w:p>
+      <w:pPr>
+        <w:pStyle w:val="afc"/>
+      </w:pPr>
+      <w:r>
+        <w:t>[</w:t>
+      </w:r>
+      <w:r>
+        <w:rPr>
+          <w:rFonts w:hint="eastAsia"/>
+        </w:rPr>
+        <w:t>4</w:t>
+      </w:r>
+      <w:r>
+        <w:t>]</w:t>
+      </w:r>
+      <w:r>
+        <w:rPr>
+          <w:rFonts w:hint="eastAsia"/>
+        </w:rPr>
+        <w:t xml:space="preserve"> </w:t>
+      </w:r>
+      <w:r>
+        <w:t>黄成龙</w:t>
+      </w:r>
+      <w:r>
+        <w:t>,</w:t>
+      </w:r>
+      <w:r>
+        <w:t>柯宇曦</w:t>
+      </w:r>
+      <w:r>
+        <w:t>,</w:t>
+      </w:r>
+      <w:r>
+        <w:t>华向东</w:t>
+      </w:r>
+      <w:r>
+        <w:t>,</w:t>
+      </w:r>
+      <w:r>
+        <w:t>等</w:t>
+      </w:r>
       <w:r>
         <w:t>.</w:t>
       </w:r>
+      <w:r>
+        <w:t>边缘计算在智慧农业中的应用现状与展望</w:t>
+      </w:r>
+      <w:r>
+        <w:t>[J].</w:t>
+      </w:r>
+      <w:r>
+        <w:t>农业工程学报</w:t>
+      </w:r>
+      <w:r>
+        <w:t>,2022,38(16):224-234.</w:t>
+      </w:r>
     </w:p>
     <w:p>
       <w:pPr>
@@ -25792,7 +24627,7 @@
         <w:rPr>
           <w:rFonts w:hint="eastAsia"/>
         </w:rPr>
-        <w:t>4</w:t>
+        <w:t>5</w:t>
       </w:r>
       <w:r>
         <w:t>]</w:t>
@@ -25804,40 +24639,258 @@
         <w:t xml:space="preserve"> </w:t>
       </w:r>
       <w:r>
-        <w:t>黄成龙</w:t>
+        <w:t>吴小凤</w:t>
       </w:r>
       <w:r>
         <w:t>,</w:t>
       </w:r>
       <w:r>
-        <w:t>柯宇曦</w:t>
+        <w:t>王天淼</w:t>
       </w:r>
       <w:r>
         <w:t>,</w:t>
       </w:r>
       <w:r>
-        <w:t>华向东</w:t>
+        <w:t>朱文秀</w:t>
+      </w:r>
+      <w:r>
+        <w:t>.</w:t>
+      </w:r>
+      <w:r>
+        <w:t>基于</w:t>
+      </w:r>
+      <w:r>
+        <w:t>Flask</w:t>
+      </w:r>
+      <w:r>
+        <w:t>框架的监控平台可视化设计研究</w:t>
+      </w:r>
+      <w:r>
+        <w:t>[J].</w:t>
+      </w:r>
+      <w:r>
+        <w:t>工业控制计算机</w:t>
+      </w:r>
+      <w:r>
+        <w:t>,2024,37(03):90-91.</w:t>
+      </w:r>
+    </w:p>
+    <w:p>
+      <w:pPr>
+        <w:pStyle w:val="afc"/>
+      </w:pPr>
+      <w:r>
+        <w:t>[</w:t>
+      </w:r>
+      <w:r>
+        <w:rPr>
+          <w:rFonts w:hint="eastAsia"/>
+        </w:rPr>
+        <w:t>6</w:t>
+      </w:r>
+      <w:r>
+        <w:t>]</w:t>
+      </w:r>
+      <w:r>
+        <w:rPr>
+          <w:rFonts w:hint="eastAsia"/>
+        </w:rPr>
+        <w:t xml:space="preserve"> </w:t>
+      </w:r>
+      <w:r>
+        <w:t>景子奇</w:t>
       </w:r>
       <w:r>
         <w:t>,</w:t>
       </w:r>
       <w:r>
+        <w:t>邹兆年</w:t>
+      </w:r>
+      <w:r>
+        <w:t>.</w:t>
+      </w:r>
+      <w:r>
+        <w:t>嵌入式数据库</w:t>
+      </w:r>
+      <w:r>
+        <w:t>SQLite</w:t>
+      </w:r>
+      <w:r>
+        <w:t>上多版本并发控制的设计与实现</w:t>
+      </w:r>
+      <w:r>
+        <w:t>[J].</w:t>
+      </w:r>
+      <w:r>
+        <w:t>计算机应用</w:t>
+      </w:r>
+      <w:r>
+        <w:t>,2022,42(01):140-147.</w:t>
+      </w:r>
+    </w:p>
+    <w:p>
+      <w:pPr>
+        <w:pStyle w:val="afc"/>
+      </w:pPr>
+      <w:r>
+        <w:t>[</w:t>
+      </w:r>
+      <w:r>
+        <w:rPr>
+          <w:rFonts w:hint="eastAsia"/>
+        </w:rPr>
+        <w:t>7</w:t>
+      </w:r>
+      <w:r>
+        <w:t>]</w:t>
+      </w:r>
+      <w:r>
+        <w:rPr>
+          <w:rFonts w:hint="eastAsia"/>
+        </w:rPr>
+        <w:t xml:space="preserve"> </w:t>
+      </w:r>
+      <w:r>
+        <w:t>郭翠娟</w:t>
+      </w:r>
+      <w:r>
+        <w:t>,</w:t>
+      </w:r>
+      <w:r>
+        <w:t>暴宁</w:t>
+      </w:r>
+      <w:r>
+        <w:t>,</w:t>
+      </w:r>
+      <w:r>
+        <w:t>荣锋</w:t>
+      </w:r>
+      <w:r>
+        <w:t>.</w:t>
+      </w:r>
+      <w:r>
+        <w:t>基于</w:t>
+      </w:r>
+      <w:r>
+        <w:t>MQTT</w:t>
+      </w:r>
+      <w:r>
+        <w:t>的物联网平台研究与设计</w:t>
+      </w:r>
+      <w:r>
+        <w:t>[J].</w:t>
+      </w:r>
+      <w:r>
+        <w:t>计算机工程与设计</w:t>
+      </w:r>
+      <w:r>
+        <w:t>,2022,43(08):2378-2384.DOI:10.16208/j.issn1000-7024.2022.08.036.</w:t>
+      </w:r>
+    </w:p>
+    <w:p>
+      <w:pPr>
+        <w:pStyle w:val="afc"/>
+      </w:pPr>
+      <w:r>
+        <w:t>[</w:t>
+      </w:r>
+      <w:r>
+        <w:rPr>
+          <w:rFonts w:hint="eastAsia"/>
+        </w:rPr>
+        <w:t>8</w:t>
+      </w:r>
+      <w:r>
+        <w:t>]</w:t>
+      </w:r>
+      <w:r>
+        <w:rPr>
+          <w:rFonts w:hint="eastAsia"/>
+        </w:rPr>
+        <w:t xml:space="preserve"> </w:t>
+      </w:r>
+      <w:r>
+        <w:t>张代伟</w:t>
+      </w:r>
+      <w:r>
+        <w:t>.</w:t>
+      </w:r>
+      <w:r>
+        <w:t>基于</w:t>
+      </w:r>
+      <w:r>
+        <w:t>OpenCV</w:t>
+      </w:r>
+      <w:r>
+        <w:t>的视觉检测系统应用</w:t>
+      </w:r>
+      <w:r>
+        <w:t>[J].</w:t>
+      </w:r>
+      <w:r>
+        <w:t>机电信息</w:t>
+      </w:r>
+      <w:r>
+        <w:t>,2024,(01):7-10.DOI:10.19514/j.cnki.cn32-1628/tm.2024.01.002.</w:t>
+      </w:r>
+    </w:p>
+    <w:p>
+      <w:pPr>
+        <w:pStyle w:val="afc"/>
+      </w:pPr>
+      <w:r>
+        <w:t>[</w:t>
+      </w:r>
+      <w:r>
+        <w:rPr>
+          <w:rFonts w:hint="eastAsia"/>
+        </w:rPr>
+        <w:t>9</w:t>
+      </w:r>
+      <w:r>
+        <w:t>]</w:t>
+      </w:r>
+      <w:r>
+        <w:rPr>
+          <w:rFonts w:hint="eastAsia"/>
+        </w:rPr>
+        <w:t xml:space="preserve"> </w:t>
+      </w:r>
+      <w:r>
+        <w:t>任海玉</w:t>
+      </w:r>
+      <w:r>
+        <w:t>,</w:t>
+      </w:r>
+      <w:r>
+        <w:t>刘建平</w:t>
+      </w:r>
+      <w:r>
+        <w:t>,</w:t>
+      </w:r>
+      <w:r>
+        <w:t>王健</w:t>
+      </w:r>
+      <w:r>
+        <w:t>,</w:t>
+      </w:r>
+      <w:r>
         <w:t>等</w:t>
       </w:r>
       <w:r>
         <w:t>.</w:t>
       </w:r>
       <w:r>
-        <w:t>边缘计算在智慧农业中的应用现状与展望</w:t>
+        <w:t>基于大语言模型的智能问答系统研究综述</w:t>
       </w:r>
       <w:r>
         <w:t>[J].</w:t>
       </w:r>
       <w:r>
-        <w:t>农业工程学报</w:t>
-      </w:r>
-      <w:r>
-        <w:t>,2022,38(16):224-234.</w:t>
+        <w:t>计算机工程与应用</w:t>
+      </w:r>
+      <w:r>
+        <w:t>,2025,61(07):1-24.</w:t>
       </w:r>
     </w:p>
     <w:p>
@@ -25845,13 +24898,13 @@
         <w:pStyle w:val="afc"/>
       </w:pPr>
       <w:r>
-        <w:t>[</w:t>
-      </w:r>
-      <w:r>
-        <w:rPr>
-          <w:rFonts w:hint="eastAsia"/>
-        </w:rPr>
-        <w:t>5</w:t>
+        <w:t>[1</w:t>
+      </w:r>
+      <w:r>
+        <w:rPr>
+          <w:rFonts w:hint="eastAsia"/>
+        </w:rPr>
+        <w:t>0</w:t>
       </w:r>
       <w:r>
         <w:t>]</w:t>
@@ -25863,325 +24916,17 @@
         <w:t xml:space="preserve"> </w:t>
       </w:r>
       <w:r>
-        <w:t>吴小凤</w:t>
+        <w:t>徐帅驰</w:t>
       </w:r>
       <w:r>
         <w:t>,</w:t>
       </w:r>
       <w:r>
-        <w:t>王天淼</w:t>
-      </w:r>
-      <w:r>
-        <w:t>,</w:t>
-      </w:r>
-      <w:r>
-        <w:t>朱文秀</w:t>
-      </w:r>
-      <w:r>
-        <w:t>.</w:t>
-      </w:r>
-      <w:r>
-        <w:t>基于</w:t>
-      </w:r>
-      <w:r>
-        <w:t>Flask</w:t>
-      </w:r>
-      <w:r>
-        <w:t>框架的监控平台可视化设计研究</w:t>
-      </w:r>
-      <w:r>
-        <w:t>[J].</w:t>
-      </w:r>
-      <w:r>
-        <w:t>工业控制计算机</w:t>
-      </w:r>
-      <w:r>
-        <w:t>,2024,37(03):90-91.</w:t>
-      </w:r>
-    </w:p>
-    <w:p>
-      <w:pPr>
-        <w:pStyle w:val="afc"/>
-      </w:pPr>
-      <w:r>
-        <w:t>[</w:t>
-      </w:r>
-      <w:r>
-        <w:rPr>
-          <w:rFonts w:hint="eastAsia"/>
-        </w:rPr>
-        <w:t>6</w:t>
-      </w:r>
-      <w:r>
-        <w:t>]</w:t>
-      </w:r>
-      <w:r>
-        <w:rPr>
-          <w:rFonts w:hint="eastAsia"/>
-        </w:rPr>
-        <w:t xml:space="preserve"> </w:t>
-      </w:r>
-      <w:proofErr w:type="gramStart"/>
-      <w:r>
-        <w:t>景子奇</w:t>
-      </w:r>
-      <w:proofErr w:type="gramEnd"/>
-      <w:r>
-        <w:t>,</w:t>
-      </w:r>
-      <w:r>
-        <w:t>邹兆年</w:t>
-      </w:r>
-      <w:r>
-        <w:t>.</w:t>
-      </w:r>
-      <w:r>
-        <w:t>嵌入式数据库</w:t>
-      </w:r>
-      <w:r>
-        <w:t>SQLite</w:t>
-      </w:r>
-      <w:r>
-        <w:t>上多版本并发控制的设计与实现</w:t>
-      </w:r>
-      <w:r>
-        <w:t>[J].</w:t>
-      </w:r>
-      <w:r>
-        <w:t>计算机应用</w:t>
-      </w:r>
-      <w:r>
-        <w:t>,2022,42(01):140-147.</w:t>
-      </w:r>
-    </w:p>
-    <w:p>
-      <w:pPr>
-        <w:pStyle w:val="afc"/>
-      </w:pPr>
-      <w:r>
-        <w:t>[</w:t>
-      </w:r>
-      <w:r>
-        <w:rPr>
-          <w:rFonts w:hint="eastAsia"/>
-        </w:rPr>
-        <w:t>7</w:t>
-      </w:r>
-      <w:r>
-        <w:t>]</w:t>
-      </w:r>
-      <w:r>
-        <w:rPr>
-          <w:rFonts w:hint="eastAsia"/>
-        </w:rPr>
-        <w:t xml:space="preserve"> </w:t>
-      </w:r>
-      <w:r>
-        <w:t>郭翠娟</w:t>
-      </w:r>
-      <w:r>
-        <w:t>,</w:t>
-      </w:r>
-      <w:proofErr w:type="gramStart"/>
-      <w:r>
-        <w:t>暴宁</w:t>
-      </w:r>
-      <w:r>
-        <w:t>,</w:t>
-      </w:r>
-      <w:r>
-        <w:t>荣锋</w:t>
-      </w:r>
-      <w:proofErr w:type="gramEnd"/>
-      <w:r>
-        <w:t>.</w:t>
-      </w:r>
-      <w:r>
-        <w:t>基于</w:t>
-      </w:r>
-      <w:r>
-        <w:t>MQTT</w:t>
-      </w:r>
-      <w:r>
-        <w:t>的物联网平台研究与设计</w:t>
-      </w:r>
-      <w:r>
-        <w:t>[J].</w:t>
-      </w:r>
-      <w:r>
-        <w:t>计算机工程与设计</w:t>
-      </w:r>
-      <w:r>
-        <w:t>,2022,43(08):2378-2384.DOI:10.16208/</w:t>
-      </w:r>
-      <w:proofErr w:type="gramStart"/>
-      <w:r>
-        <w:t>j.issn</w:t>
-      </w:r>
-      <w:proofErr w:type="gramEnd"/>
-      <w:r>
-        <w:t>1000-7024.2022.08.036.</w:t>
-      </w:r>
-    </w:p>
-    <w:p>
-      <w:pPr>
-        <w:pStyle w:val="afc"/>
-      </w:pPr>
-      <w:r>
-        <w:t>[</w:t>
-      </w:r>
-      <w:r>
-        <w:rPr>
-          <w:rFonts w:hint="eastAsia"/>
-        </w:rPr>
-        <w:t>8</w:t>
-      </w:r>
-      <w:r>
-        <w:t>]</w:t>
-      </w:r>
-      <w:r>
-        <w:rPr>
-          <w:rFonts w:hint="eastAsia"/>
-        </w:rPr>
-        <w:t xml:space="preserve"> </w:t>
-      </w:r>
-      <w:r>
-        <w:t>张代伟</w:t>
-      </w:r>
-      <w:r>
-        <w:t>.</w:t>
-      </w:r>
-      <w:r>
-        <w:t>基于</w:t>
-      </w:r>
-      <w:r>
-        <w:t>OpenCV</w:t>
-      </w:r>
-      <w:r>
-        <w:t>的视觉检测系统应用</w:t>
-      </w:r>
-      <w:r>
-        <w:t>[J].</w:t>
-      </w:r>
-      <w:r>
-        <w:t>机电信息</w:t>
-      </w:r>
-      <w:r>
-        <w:t>,2024,(01):</w:t>
-      </w:r>
-      <w:proofErr w:type="gramStart"/>
-      <w:r>
-        <w:t>7-10.DOI:10.19514/j.cnki.cn</w:t>
-      </w:r>
-      <w:proofErr w:type="gramEnd"/>
-      <w:r>
-        <w:t>32-1628/tm.2024.01.002.</w:t>
-      </w:r>
-    </w:p>
-    <w:p>
-      <w:pPr>
-        <w:pStyle w:val="afc"/>
-      </w:pPr>
-      <w:r>
-        <w:t>[</w:t>
-      </w:r>
-      <w:r>
-        <w:rPr>
-          <w:rFonts w:hint="eastAsia"/>
-        </w:rPr>
-        <w:t>9</w:t>
-      </w:r>
-      <w:r>
-        <w:t>]</w:t>
-      </w:r>
-      <w:r>
-        <w:rPr>
-          <w:rFonts w:hint="eastAsia"/>
-        </w:rPr>
-        <w:t xml:space="preserve"> </w:t>
-      </w:r>
-      <w:proofErr w:type="gramStart"/>
-      <w:r>
-        <w:t>任海玉</w:t>
-      </w:r>
-      <w:proofErr w:type="gramEnd"/>
-      <w:r>
-        <w:t>,</w:t>
-      </w:r>
-      <w:r>
-        <w:t>刘建平</w:t>
-      </w:r>
-      <w:r>
-        <w:t>,</w:t>
-      </w:r>
-      <w:r>
-        <w:t>王健</w:t>
-      </w:r>
-      <w:r>
-        <w:t>,</w:t>
-      </w:r>
-      <w:r>
-        <w:t>等</w:t>
-      </w:r>
-      <w:r>
-        <w:t>.</w:t>
-      </w:r>
-      <w:r>
-        <w:t>基于大语言模型的智能问答系统研究综述</w:t>
-      </w:r>
-      <w:r>
-        <w:t>[J].</w:t>
-      </w:r>
-      <w:r>
-        <w:t>计算机工程与应用</w:t>
-      </w:r>
-      <w:r>
-        <w:t>,2025,61(07):1-24.</w:t>
-      </w:r>
-    </w:p>
-    <w:p>
-      <w:pPr>
-        <w:pStyle w:val="afc"/>
-      </w:pPr>
-      <w:r>
-        <w:t>[1</w:t>
-      </w:r>
-      <w:r>
-        <w:rPr>
-          <w:rFonts w:hint="eastAsia"/>
-        </w:rPr>
-        <w:t>0</w:t>
-      </w:r>
-      <w:r>
-        <w:t>]</w:t>
-      </w:r>
-      <w:r>
-        <w:rPr>
-          <w:rFonts w:hint="eastAsia"/>
-        </w:rPr>
-        <w:t xml:space="preserve"> </w:t>
-      </w:r>
-      <w:proofErr w:type="gramStart"/>
-      <w:r>
-        <w:t>徐帅驰</w:t>
-      </w:r>
-      <w:proofErr w:type="gramEnd"/>
-      <w:r>
-        <w:t>,</w:t>
-      </w:r>
-      <w:proofErr w:type="gramStart"/>
-      <w:r>
         <w:t>郑恭明</w:t>
       </w:r>
-      <w:proofErr w:type="gramEnd"/>
-      <w:r>
-        <w:t>.</w:t>
-      </w:r>
-      <w:proofErr w:type="spellStart"/>
-      <w:r>
-        <w:t>MicroPython</w:t>
-      </w:r>
-      <w:proofErr w:type="spellEnd"/>
+      <w:r>
+        <w:t>.MicroPython</w:t>
+      </w:r>
       <w:r>
         <w:t>与云平台在物联网应用领域的开发</w:t>
       </w:r>
@@ -26319,44 +25064,165 @@
           <w:sz w:val="28"/>
           <w:szCs w:val="28"/>
         </w:rPr>
-        <w:t>,2023,46(04):</w:t>
-      </w:r>
-      <w:proofErr w:type="gramStart"/>
-      <w:r>
+        <w:t xml:space="preserve">,2023,46(04):70-74.DOI:10.16652/j.issn.1004-373x.2023.04.013. </w:t>
+      </w:r>
+    </w:p>
+    <w:p>
+      <w:pPr>
+        <w:widowControl/>
+        <w:jc w:val="left"/>
         <w:rPr>
           <w:rFonts w:cs="宋体"/>
           <w:sz w:val="28"/>
           <w:szCs w:val="28"/>
         </w:rPr>
-        <w:t>70-74.DOI:10.16652/j.issn</w:t>
-      </w:r>
-      <w:proofErr w:type="gramEnd"/>
+      </w:pPr>
       <w:r>
         <w:rPr>
           <w:rFonts w:cs="宋体"/>
           <w:sz w:val="28"/>
           <w:szCs w:val="28"/>
         </w:rPr>
-        <w:t xml:space="preserve">.1004-373x.2023.04.013. </w:t>
-      </w:r>
-    </w:p>
-    <w:p>
-      <w:pPr>
-        <w:widowControl/>
-        <w:jc w:val="left"/>
+        <w:t>[</w:t>
+      </w:r>
+      <w:r>
+        <w:rPr>
+          <w:rFonts w:cs="宋体" w:hint="eastAsia"/>
+          <w:sz w:val="28"/>
+          <w:szCs w:val="28"/>
+        </w:rPr>
+        <w:t>12</w:t>
+      </w:r>
+      <w:r>
         <w:rPr>
           <w:rFonts w:cs="宋体"/>
           <w:sz w:val="28"/>
           <w:szCs w:val="28"/>
         </w:rPr>
-      </w:pPr>
+        <w:t>]</w:t>
+      </w:r>
+      <w:r>
+        <w:rPr>
+          <w:rFonts w:cs="宋体" w:hint="eastAsia"/>
+          <w:sz w:val="28"/>
+          <w:szCs w:val="28"/>
+        </w:rPr>
+        <w:t xml:space="preserve"> </w:t>
+      </w:r>
       <w:r>
         <w:rPr>
           <w:rFonts w:cs="宋体"/>
           <w:sz w:val="28"/>
           <w:szCs w:val="28"/>
         </w:rPr>
-        <w:t>[</w:t>
+        <w:t>付文新</w:t>
+      </w:r>
+      <w:r>
+        <w:rPr>
+          <w:rFonts w:cs="宋体"/>
+          <w:sz w:val="28"/>
+          <w:szCs w:val="28"/>
+        </w:rPr>
+        <w:t>,</w:t>
+      </w:r>
+      <w:r>
+        <w:rPr>
+          <w:rFonts w:cs="宋体"/>
+          <w:sz w:val="28"/>
+          <w:szCs w:val="28"/>
+        </w:rPr>
+        <w:t>王洪丰</w:t>
+      </w:r>
+      <w:r>
+        <w:rPr>
+          <w:rFonts w:cs="宋体"/>
+          <w:sz w:val="28"/>
+          <w:szCs w:val="28"/>
+        </w:rPr>
+        <w:t>.</w:t>
+      </w:r>
+      <w:r>
+        <w:rPr>
+          <w:rFonts w:cs="宋体"/>
+          <w:sz w:val="28"/>
+          <w:szCs w:val="28"/>
+        </w:rPr>
+        <w:t>基于</w:t>
+      </w:r>
+      <w:r>
+        <w:rPr>
+          <w:rFonts w:cs="宋体"/>
+          <w:sz w:val="28"/>
+          <w:szCs w:val="28"/>
+        </w:rPr>
+        <w:t>STM32</w:t>
+      </w:r>
+      <w:r>
+        <w:rPr>
+          <w:rFonts w:cs="宋体"/>
+          <w:sz w:val="28"/>
+          <w:szCs w:val="28"/>
+        </w:rPr>
+        <w:t>单片机和</w:t>
+      </w:r>
+      <w:r>
+        <w:rPr>
+          <w:rFonts w:cs="宋体"/>
+          <w:sz w:val="28"/>
+          <w:szCs w:val="28"/>
+        </w:rPr>
+        <w:t>DHT11</w:t>
+      </w:r>
+      <w:r>
+        <w:rPr>
+          <w:rFonts w:cs="宋体"/>
+          <w:sz w:val="28"/>
+          <w:szCs w:val="28"/>
+        </w:rPr>
+        <w:t>温湿度传感器的温湿度采集系统的设计与实现</w:t>
+      </w:r>
+      <w:r>
+        <w:rPr>
+          <w:rFonts w:cs="宋体"/>
+          <w:sz w:val="28"/>
+          <w:szCs w:val="28"/>
+        </w:rPr>
+        <w:t>[J].</w:t>
+      </w:r>
+      <w:r>
+        <w:rPr>
+          <w:rFonts w:cs="宋体"/>
+          <w:sz w:val="28"/>
+          <w:szCs w:val="28"/>
+        </w:rPr>
+        <w:t>光源与照明</w:t>
+      </w:r>
+      <w:r>
+        <w:rPr>
+          <w:rFonts w:cs="宋体"/>
+          <w:sz w:val="28"/>
+          <w:szCs w:val="28"/>
+        </w:rPr>
+        <w:t xml:space="preserve">,2022,(03):119-121. </w:t>
+      </w:r>
+    </w:p>
+    <w:p>
+      <w:pPr>
+        <w:widowControl/>
+        <w:jc w:val="left"/>
+        <w:rPr>
+          <w:rFonts w:cs="宋体"/>
+          <w:sz w:val="28"/>
+          <w:szCs w:val="28"/>
+        </w:rPr>
+      </w:pPr>
+      <w:r>
+        <w:rPr>
+          <w:rFonts w:cs="宋体"/>
+          <w:sz w:val="28"/>
+          <w:szCs w:val="28"/>
+        </w:rPr>
+        <w:t>[1</w:t>
       </w:r>
       <w:r>
         <w:rPr>
@@ -26364,7 +25230,7 @@
           <w:sz w:val="28"/>
           <w:szCs w:val="28"/>
         </w:rPr>
-        <w:t>12</w:t>
+        <w:t>3</w:t>
       </w:r>
       <w:r>
         <w:rPr>
@@ -26388,7 +25254,7 @@
           <w:sz w:val="28"/>
           <w:szCs w:val="28"/>
         </w:rPr>
-        <w:t>付文新</w:t>
+        <w:t>贾书香</w:t>
       </w:r>
       <w:r>
         <w:rPr>
@@ -26396,25 +25262,23 @@
           <w:sz w:val="28"/>
           <w:szCs w:val="28"/>
         </w:rPr>
-        <w:t>,</w:t>
-      </w:r>
-      <w:proofErr w:type="gramStart"/>
+        <w:t>.</w:t>
+      </w:r>
       <w:r>
         <w:rPr>
           <w:rFonts w:cs="宋体"/>
           <w:sz w:val="28"/>
           <w:szCs w:val="28"/>
         </w:rPr>
-        <w:t>王洪丰</w:t>
-      </w:r>
-      <w:proofErr w:type="gramEnd"/>
+        <w:t>基于</w:t>
+      </w:r>
       <w:r>
         <w:rPr>
           <w:rFonts w:cs="宋体"/>
           <w:sz w:val="28"/>
           <w:szCs w:val="28"/>
         </w:rPr>
-        <w:t>.</w:t>
+        <w:t>STM32</w:t>
       </w:r>
       <w:r>
         <w:rPr>
@@ -26422,7 +25286,7 @@
           <w:sz w:val="28"/>
           <w:szCs w:val="28"/>
         </w:rPr>
-        <w:t>基于</w:t>
+        <w:t>的手势识别控制系统的设计</w:t>
       </w:r>
       <w:r>
         <w:rPr>
@@ -26430,7 +25294,7 @@
           <w:sz w:val="28"/>
           <w:szCs w:val="28"/>
         </w:rPr>
-        <w:t>STM32</w:t>
+        <w:t>[J].</w:t>
       </w:r>
       <w:r>
         <w:rPr>
@@ -26438,7 +25302,7 @@
           <w:sz w:val="28"/>
           <w:szCs w:val="28"/>
         </w:rPr>
-        <w:t>单片机和</w:t>
+        <w:t>黑龙江科学</w:t>
       </w:r>
       <w:r>
         <w:rPr>
@@ -26446,23 +25310,34 @@
           <w:sz w:val="28"/>
           <w:szCs w:val="28"/>
         </w:rPr>
-        <w:t>DHT11</w:t>
-      </w:r>
-      <w:r>
+        <w:t xml:space="preserve">,2023,14(02):78-81. </w:t>
+      </w:r>
+    </w:p>
+    <w:p>
+      <w:pPr>
+        <w:widowControl/>
+        <w:jc w:val="left"/>
         <w:rPr>
           <w:rFonts w:cs="宋体"/>
           <w:sz w:val="28"/>
           <w:szCs w:val="28"/>
         </w:rPr>
-        <w:t>温湿度传感器的温湿度采集系统的设计与实现</w:t>
-      </w:r>
+      </w:pPr>
       <w:r>
         <w:rPr>
           <w:rFonts w:cs="宋体"/>
           <w:sz w:val="28"/>
           <w:szCs w:val="28"/>
         </w:rPr>
-        <w:t>[J].</w:t>
+        <w:t>[1</w:t>
+      </w:r>
+      <w:r>
+        <w:rPr>
+          <w:rFonts w:cs="宋体" w:hint="eastAsia"/>
+          <w:sz w:val="28"/>
+          <w:szCs w:val="28"/>
+        </w:rPr>
+        <w:t>4</w:t>
       </w:r>
       <w:r>
         <w:rPr>
@@ -26470,7 +25345,15 @@
           <w:sz w:val="28"/>
           <w:szCs w:val="28"/>
         </w:rPr>
-        <w:t>光源与照明</w:t>
+        <w:t>]</w:t>
+      </w:r>
+      <w:r>
+        <w:rPr>
+          <w:rFonts w:cs="宋体" w:hint="eastAsia"/>
+          <w:sz w:val="28"/>
+          <w:szCs w:val="28"/>
+        </w:rPr>
+        <w:t xml:space="preserve"> </w:t>
       </w:r>
       <w:r>
         <w:rPr>
@@ -26478,25 +25361,81 @@
           <w:sz w:val="28"/>
           <w:szCs w:val="28"/>
         </w:rPr>
-        <w:t xml:space="preserve">,2022,(03):119-121. </w:t>
-      </w:r>
-    </w:p>
-    <w:p>
-      <w:pPr>
-        <w:widowControl/>
-        <w:jc w:val="left"/>
+        <w:t>杜继明</w:t>
+      </w:r>
+      <w:r>
         <w:rPr>
           <w:rFonts w:cs="宋体"/>
           <w:sz w:val="28"/>
           <w:szCs w:val="28"/>
         </w:rPr>
-      </w:pPr>
+        <w:t>.Python</w:t>
+      </w:r>
       <w:r>
         <w:rPr>
           <w:rFonts w:cs="宋体"/>
           <w:sz w:val="28"/>
           <w:szCs w:val="28"/>
         </w:rPr>
+        <w:t>语言的</w:t>
+      </w:r>
+      <w:r>
+        <w:rPr>
+          <w:rFonts w:cs="宋体"/>
+          <w:sz w:val="28"/>
+          <w:szCs w:val="28"/>
+        </w:rPr>
+        <w:t>Web</w:t>
+      </w:r>
+      <w:r>
+        <w:rPr>
+          <w:rFonts w:cs="宋体"/>
+          <w:sz w:val="28"/>
+          <w:szCs w:val="28"/>
+        </w:rPr>
+        <w:t>开发应用分析</w:t>
+      </w:r>
+      <w:r>
+        <w:rPr>
+          <w:rFonts w:cs="宋体"/>
+          <w:sz w:val="28"/>
+          <w:szCs w:val="28"/>
+        </w:rPr>
+        <w:t>[J].</w:t>
+      </w:r>
+      <w:r>
+        <w:rPr>
+          <w:rFonts w:cs="宋体"/>
+          <w:sz w:val="28"/>
+          <w:szCs w:val="28"/>
+        </w:rPr>
+        <w:t>数字通信世界</w:t>
+      </w:r>
+      <w:r>
+        <w:rPr>
+          <w:rFonts w:cs="宋体"/>
+          <w:sz w:val="28"/>
+          <w:szCs w:val="28"/>
+        </w:rPr>
+        <w:t xml:space="preserve">,2022,(01):76-78. </w:t>
+      </w:r>
+    </w:p>
+    <w:p>
+      <w:pPr>
+        <w:widowControl/>
+        <w:jc w:val="left"/>
+        <w:rPr>
+          <w:rFonts w:cs="宋体"/>
+          <w:sz w:val="28"/>
+          <w:szCs w:val="28"/>
+        </w:rPr>
+      </w:pPr>
+      <w:r>
+        <w:rPr>
+          <w:rFonts w:cs="宋体"/>
+          <w:sz w:val="28"/>
+          <w:szCs w:val="28"/>
+        </w:rPr>
         <w:t>[1</w:t>
       </w:r>
       <w:r>
@@ -26505,7 +25444,7 @@
           <w:sz w:val="28"/>
           <w:szCs w:val="28"/>
         </w:rPr>
-        <w:t>3</w:t>
+        <w:t>5</w:t>
       </w:r>
       <w:r>
         <w:rPr>
@@ -26529,7 +25468,7 @@
           <w:sz w:val="28"/>
           <w:szCs w:val="28"/>
         </w:rPr>
-        <w:t>贾书香</w:t>
+        <w:t>杨一帆</w:t>
       </w:r>
       <w:r>
         <w:rPr>
@@ -26545,7 +25484,7 @@
           <w:sz w:val="28"/>
           <w:szCs w:val="28"/>
         </w:rPr>
-        <w:t>基于</w:t>
+        <w:t>服务于</w:t>
       </w:r>
       <w:r>
         <w:rPr>
@@ -26553,7 +25492,7 @@
           <w:sz w:val="28"/>
           <w:szCs w:val="28"/>
         </w:rPr>
-        <w:t>STM32</w:t>
+        <w:t>MySQL</w:t>
       </w:r>
       <w:r>
         <w:rPr>
@@ -26561,7 +25500,7 @@
           <w:sz w:val="28"/>
           <w:szCs w:val="28"/>
         </w:rPr>
-        <w:t>的手势识别控制系统的设计</w:t>
+        <w:t>数据库的在线监测系统设计</w:t>
       </w:r>
       <w:r>
         <w:rPr>
@@ -26577,7 +25516,7 @@
           <w:sz w:val="28"/>
           <w:szCs w:val="28"/>
         </w:rPr>
-        <w:t>黑龙江科学</w:t>
+        <w:t>自动化技术与应用</w:t>
       </w:r>
       <w:r>
         <w:rPr>
@@ -26585,7 +25524,7 @@
           <w:sz w:val="28"/>
           <w:szCs w:val="28"/>
         </w:rPr>
-        <w:t xml:space="preserve">,2023,14(02):78-81. </w:t>
+        <w:t xml:space="preserve">,2022,41(10):179-182.DOI:10.20033/j.1003-7241.(2022)10-0179-04. </w:t>
       </w:r>
     </w:p>
     <w:p>
@@ -26604,7 +25543,7 @@
           <w:sz w:val="28"/>
           <w:szCs w:val="28"/>
         </w:rPr>
-        <w:t>[1</w:t>
+        <w:t>[</w:t>
       </w:r>
       <w:r>
         <w:rPr>
@@ -26612,7 +25551,7 @@
           <w:sz w:val="28"/>
           <w:szCs w:val="28"/>
         </w:rPr>
-        <w:t>4</w:t>
+        <w:t>16</w:t>
       </w:r>
       <w:r>
         <w:rPr>
@@ -26636,23 +25575,34 @@
           <w:sz w:val="28"/>
           <w:szCs w:val="28"/>
         </w:rPr>
-        <w:t>杜继明</w:t>
-      </w:r>
-      <w:r>
+        <w:t>Chung H ,Kim H J ,Ahn J , et al.Resource-Constrained Edge AI Solution for Real-Time Pest and Disease Detection in Chili Pepper Fields[J].Agriculture,2026,16(2):223-223.DOI:10.3390/AGRICULTURE16020223.</w:t>
+      </w:r>
+    </w:p>
+    <w:p>
+      <w:pPr>
+        <w:widowControl/>
+        <w:jc w:val="left"/>
         <w:rPr>
           <w:rFonts w:cs="宋体"/>
           <w:sz w:val="28"/>
           <w:szCs w:val="28"/>
         </w:rPr>
-        <w:t>.Python</w:t>
-      </w:r>
+      </w:pPr>
       <w:r>
         <w:rPr>
           <w:rFonts w:cs="宋体"/>
           <w:sz w:val="28"/>
           <w:szCs w:val="28"/>
         </w:rPr>
-        <w:t>语言的</w:t>
+        <w:t>[1</w:t>
+      </w:r>
+      <w:r>
+        <w:rPr>
+          <w:rFonts w:cs="宋体" w:hint="eastAsia"/>
+          <w:sz w:val="28"/>
+          <w:szCs w:val="28"/>
+        </w:rPr>
+        <w:t>7</w:t>
       </w:r>
       <w:r>
         <w:rPr>
@@ -26660,7 +25610,15 @@
           <w:sz w:val="28"/>
           <w:szCs w:val="28"/>
         </w:rPr>
-        <w:t>Web</w:t>
+        <w:t>]</w:t>
+      </w:r>
+      <w:r>
+        <w:rPr>
+          <w:rFonts w:cs="宋体" w:hint="eastAsia"/>
+          <w:sz w:val="28"/>
+          <w:szCs w:val="28"/>
+        </w:rPr>
+        <w:t xml:space="preserve"> </w:t>
       </w:r>
       <w:r>
         <w:rPr>
@@ -26668,23 +25626,34 @@
           <w:sz w:val="28"/>
           <w:szCs w:val="28"/>
         </w:rPr>
-        <w:t>开发应用分析</w:t>
-      </w:r>
-      <w:r>
+        <w:t xml:space="preserve">Li W ,Ai X ,Kang G , et al.LLM-Based RESTful Web API Service Discovery[J].Service Oriented Computing and Applications,2025,(prepublish):1-15.DOI:10.1007/S11761-025-00485-4. </w:t>
+      </w:r>
+    </w:p>
+    <w:p>
+      <w:pPr>
+        <w:widowControl/>
+        <w:jc w:val="left"/>
         <w:rPr>
           <w:rFonts w:cs="宋体"/>
           <w:sz w:val="28"/>
           <w:szCs w:val="28"/>
         </w:rPr>
-        <w:t>[J].</w:t>
-      </w:r>
+      </w:pPr>
       <w:r>
         <w:rPr>
           <w:rFonts w:cs="宋体"/>
           <w:sz w:val="28"/>
           <w:szCs w:val="28"/>
         </w:rPr>
-        <w:t>数字通信世界</w:t>
+        <w:t>[1</w:t>
+      </w:r>
+      <w:r>
+        <w:rPr>
+          <w:rFonts w:cs="宋体" w:hint="eastAsia"/>
+          <w:sz w:val="28"/>
+          <w:szCs w:val="28"/>
+        </w:rPr>
+        <w:t>8</w:t>
       </w:r>
       <w:r>
         <w:rPr>
@@ -26692,25 +25661,50 @@
           <w:sz w:val="28"/>
           <w:szCs w:val="28"/>
         </w:rPr>
-        <w:t xml:space="preserve">,2022,(01):76-78. </w:t>
-      </w:r>
-    </w:p>
-    <w:p>
-      <w:pPr>
-        <w:widowControl/>
-        <w:jc w:val="left"/>
+        <w:t>]</w:t>
+      </w:r>
+      <w:r>
+        <w:rPr>
+          <w:rFonts w:cs="宋体" w:hint="eastAsia"/>
+          <w:sz w:val="28"/>
+          <w:szCs w:val="28"/>
+        </w:rPr>
+        <w:t xml:space="preserve"> </w:t>
+      </w:r>
+      <w:r>
         <w:rPr>
           <w:rFonts w:cs="宋体"/>
           <w:sz w:val="28"/>
           <w:szCs w:val="28"/>
         </w:rPr>
-      </w:pPr>
+        <w:t xml:space="preserve">Li L ,Liu Z C ,Cao K , et al.Artificial intelligence of things for smart agriculture with optimal embedded edge intelligence[J].Computers and Electrical </w:t>
+      </w:r>
       <w:r>
         <w:rPr>
           <w:rFonts w:cs="宋体"/>
           <w:sz w:val="28"/>
           <w:szCs w:val="28"/>
         </w:rPr>
+        <w:lastRenderedPageBreak/>
+        <w:t xml:space="preserve">Engineering,2026,133111039-111039.DOI:10.1016/J.COMPELECENG.2026.111039. </w:t>
+      </w:r>
+    </w:p>
+    <w:p>
+      <w:pPr>
+        <w:widowControl/>
+        <w:jc w:val="left"/>
+        <w:rPr>
+          <w:rFonts w:cs="宋体"/>
+          <w:sz w:val="28"/>
+          <w:szCs w:val="28"/>
+        </w:rPr>
+      </w:pPr>
+      <w:r>
+        <w:rPr>
+          <w:rFonts w:cs="宋体"/>
+          <w:sz w:val="28"/>
+          <w:szCs w:val="28"/>
+        </w:rPr>
         <w:t>[1</w:t>
       </w:r>
       <w:r>
@@ -26719,7 +25713,7 @@
           <w:sz w:val="28"/>
           <w:szCs w:val="28"/>
         </w:rPr>
-        <w:t>5</w:t>
+        <w:t>9</w:t>
       </w:r>
       <w:r>
         <w:rPr>
@@ -26743,15 +25737,32 @@
           <w:sz w:val="28"/>
           <w:szCs w:val="28"/>
         </w:rPr>
-        <w:t>杨一帆</w:t>
-      </w:r>
+        <w:t xml:space="preserve">Liu D ,Zhou X ,Chen D , et al.Smart indoor occupancy detection based on optimized camera placement, multi-view de-duplication, and large language model semantic understanding[J].Engineering Applications of Artificial Intelligence,2026,169114157-114157.DOI:10.1016/J.ENGAPPAI.2026.114157.  </w:t>
+      </w:r>
+    </w:p>
+    <w:p>
+      <w:pPr>
+        <w:widowControl/>
+        <w:jc w:val="left"/>
+        <w:rPr>
+          <w:sz w:val="28"/>
+        </w:rPr>
+      </w:pPr>
       <w:r>
         <w:rPr>
           <w:rFonts w:cs="宋体"/>
           <w:sz w:val="28"/>
           <w:szCs w:val="28"/>
         </w:rPr>
-        <w:t>.</w:t>
+        <w:t>[</w:t>
+      </w:r>
+      <w:r>
+        <w:rPr>
+          <w:rFonts w:cs="宋体" w:hint="eastAsia"/>
+          <w:sz w:val="28"/>
+          <w:szCs w:val="28"/>
+        </w:rPr>
+        <w:t>20</w:t>
       </w:r>
       <w:r>
         <w:rPr>
@@ -26759,7 +25770,15 @@
           <w:sz w:val="28"/>
           <w:szCs w:val="28"/>
         </w:rPr>
-        <w:t>服务于</w:t>
+        <w:t>]</w:t>
+      </w:r>
+      <w:r>
+        <w:rPr>
+          <w:rFonts w:cs="宋体" w:hint="eastAsia"/>
+          <w:sz w:val="28"/>
+          <w:szCs w:val="28"/>
+        </w:rPr>
+        <w:t xml:space="preserve"> </w:t>
       </w:r>
       <w:r>
         <w:rPr>
@@ -26767,847 +25786,7 @@
           <w:sz w:val="28"/>
           <w:szCs w:val="28"/>
         </w:rPr>
-        <w:t>MySQL</w:t>
-      </w:r>
-      <w:r>
-        <w:rPr>
-          <w:rFonts w:cs="宋体"/>
-          <w:sz w:val="28"/>
-          <w:szCs w:val="28"/>
-        </w:rPr>
-        <w:t>数据库的在线监测系统设计</w:t>
-      </w:r>
-      <w:r>
-        <w:rPr>
-          <w:rFonts w:cs="宋体"/>
-          <w:sz w:val="28"/>
-          <w:szCs w:val="28"/>
-        </w:rPr>
-        <w:t>[J].</w:t>
-      </w:r>
-      <w:r>
-        <w:rPr>
-          <w:rFonts w:cs="宋体"/>
-          <w:sz w:val="28"/>
-          <w:szCs w:val="28"/>
-        </w:rPr>
-        <w:t>自动化技术与应用</w:t>
-      </w:r>
-      <w:r>
-        <w:rPr>
-          <w:rFonts w:cs="宋体"/>
-          <w:sz w:val="28"/>
-          <w:szCs w:val="28"/>
-        </w:rPr>
-        <w:t>,2022,41(10):179-182.DOI:10.20033/j.1003-</w:t>
-      </w:r>
-      <w:proofErr w:type="gramStart"/>
-      <w:r>
-        <w:rPr>
-          <w:rFonts w:cs="宋体"/>
-          <w:sz w:val="28"/>
-          <w:szCs w:val="28"/>
-        </w:rPr>
-        <w:t>7241.(</w:t>
-      </w:r>
-      <w:proofErr w:type="gramEnd"/>
-      <w:r>
-        <w:rPr>
-          <w:rFonts w:cs="宋体"/>
-          <w:sz w:val="28"/>
-          <w:szCs w:val="28"/>
-        </w:rPr>
-        <w:t xml:space="preserve">2022)10-0179-04. </w:t>
-      </w:r>
-    </w:p>
-    <w:p>
-      <w:pPr>
-        <w:widowControl/>
-        <w:jc w:val="left"/>
-        <w:rPr>
-          <w:rFonts w:cs="宋体"/>
-          <w:sz w:val="28"/>
-          <w:szCs w:val="28"/>
-        </w:rPr>
-      </w:pPr>
-      <w:r>
-        <w:rPr>
-          <w:rFonts w:cs="宋体"/>
-          <w:sz w:val="28"/>
-          <w:szCs w:val="28"/>
-        </w:rPr>
-        <w:t>[</w:t>
-      </w:r>
-      <w:r>
-        <w:rPr>
-          <w:rFonts w:cs="宋体" w:hint="eastAsia"/>
-          <w:sz w:val="28"/>
-          <w:szCs w:val="28"/>
-        </w:rPr>
-        <w:t>16</w:t>
-      </w:r>
-      <w:r>
-        <w:rPr>
-          <w:rFonts w:cs="宋体"/>
-          <w:sz w:val="28"/>
-          <w:szCs w:val="28"/>
-        </w:rPr>
-        <w:t>]</w:t>
-      </w:r>
-      <w:r>
-        <w:rPr>
-          <w:rFonts w:cs="宋体" w:hint="eastAsia"/>
-          <w:sz w:val="28"/>
-          <w:szCs w:val="28"/>
-        </w:rPr>
-        <w:t xml:space="preserve"> </w:t>
-      </w:r>
-      <w:r>
-        <w:rPr>
-          <w:rFonts w:cs="宋体"/>
-          <w:sz w:val="28"/>
-          <w:szCs w:val="28"/>
-        </w:rPr>
-        <w:t xml:space="preserve">Chung </w:t>
-      </w:r>
-      <w:proofErr w:type="gramStart"/>
-      <w:r>
-        <w:rPr>
-          <w:rFonts w:cs="宋体"/>
-          <w:sz w:val="28"/>
-          <w:szCs w:val="28"/>
-        </w:rPr>
-        <w:t>H ,Kim</w:t>
-      </w:r>
-      <w:proofErr w:type="gramEnd"/>
-      <w:r>
-        <w:rPr>
-          <w:rFonts w:cs="宋体"/>
-          <w:sz w:val="28"/>
-          <w:szCs w:val="28"/>
-        </w:rPr>
-        <w:t xml:space="preserve"> H </w:t>
-      </w:r>
-      <w:proofErr w:type="gramStart"/>
-      <w:r>
-        <w:rPr>
-          <w:rFonts w:cs="宋体"/>
-          <w:sz w:val="28"/>
-          <w:szCs w:val="28"/>
-        </w:rPr>
-        <w:t>J ,Ahn</w:t>
-      </w:r>
-      <w:proofErr w:type="gramEnd"/>
-      <w:r>
-        <w:rPr>
-          <w:rFonts w:cs="宋体"/>
-          <w:sz w:val="28"/>
-          <w:szCs w:val="28"/>
-        </w:rPr>
-        <w:t xml:space="preserve"> </w:t>
-      </w:r>
-      <w:proofErr w:type="gramStart"/>
-      <w:r>
-        <w:rPr>
-          <w:rFonts w:cs="宋体"/>
-          <w:sz w:val="28"/>
-          <w:szCs w:val="28"/>
-        </w:rPr>
-        <w:t>J ,</w:t>
-      </w:r>
-      <w:proofErr w:type="gramEnd"/>
-      <w:r>
-        <w:rPr>
-          <w:rFonts w:cs="宋体"/>
-          <w:sz w:val="28"/>
-          <w:szCs w:val="28"/>
-        </w:rPr>
-        <w:t xml:space="preserve"> et </w:t>
-      </w:r>
-      <w:proofErr w:type="spellStart"/>
-      <w:proofErr w:type="gramStart"/>
-      <w:r>
-        <w:rPr>
-          <w:rFonts w:cs="宋体"/>
-          <w:sz w:val="28"/>
-          <w:szCs w:val="28"/>
-        </w:rPr>
-        <w:t>al.Resource</w:t>
-      </w:r>
-      <w:proofErr w:type="spellEnd"/>
-      <w:proofErr w:type="gramEnd"/>
-      <w:r>
-        <w:rPr>
-          <w:rFonts w:cs="宋体"/>
-          <w:sz w:val="28"/>
-          <w:szCs w:val="28"/>
-        </w:rPr>
-        <w:t>-Constrained Edge AI Solution for Real-Time Pest and Disease Detection in Chili Pepper Fields[J</w:t>
-      </w:r>
-      <w:proofErr w:type="gramStart"/>
-      <w:r>
-        <w:rPr>
-          <w:rFonts w:cs="宋体"/>
-          <w:sz w:val="28"/>
-          <w:szCs w:val="28"/>
-        </w:rPr>
-        <w:t>].Agriculture</w:t>
-      </w:r>
-      <w:proofErr w:type="gramEnd"/>
-      <w:r>
-        <w:rPr>
-          <w:rFonts w:cs="宋体"/>
-          <w:sz w:val="28"/>
-          <w:szCs w:val="28"/>
-        </w:rPr>
-        <w:t>,2026,16(2</w:t>
-      </w:r>
-      <w:proofErr w:type="gramStart"/>
-      <w:r>
-        <w:rPr>
-          <w:rFonts w:cs="宋体"/>
-          <w:sz w:val="28"/>
-          <w:szCs w:val="28"/>
-        </w:rPr>
-        <w:t>):223-223.DOI</w:t>
-      </w:r>
-      <w:proofErr w:type="gramEnd"/>
-      <w:r>
-        <w:rPr>
-          <w:rFonts w:cs="宋体"/>
-          <w:sz w:val="28"/>
-          <w:szCs w:val="28"/>
-        </w:rPr>
-        <w:t>:10.3390/AGRICULTURE16020223.</w:t>
-      </w:r>
-    </w:p>
-    <w:p>
-      <w:pPr>
-        <w:widowControl/>
-        <w:jc w:val="left"/>
-        <w:rPr>
-          <w:rFonts w:cs="宋体"/>
-          <w:sz w:val="28"/>
-          <w:szCs w:val="28"/>
-        </w:rPr>
-      </w:pPr>
-      <w:r>
-        <w:rPr>
-          <w:rFonts w:cs="宋体"/>
-          <w:sz w:val="28"/>
-          <w:szCs w:val="28"/>
-        </w:rPr>
-        <w:t>[1</w:t>
-      </w:r>
-      <w:r>
-        <w:rPr>
-          <w:rFonts w:cs="宋体" w:hint="eastAsia"/>
-          <w:sz w:val="28"/>
-          <w:szCs w:val="28"/>
-        </w:rPr>
-        <w:t>7</w:t>
-      </w:r>
-      <w:r>
-        <w:rPr>
-          <w:rFonts w:cs="宋体"/>
-          <w:sz w:val="28"/>
-          <w:szCs w:val="28"/>
-        </w:rPr>
-        <w:t>]</w:t>
-      </w:r>
-      <w:r>
-        <w:rPr>
-          <w:rFonts w:cs="宋体" w:hint="eastAsia"/>
-          <w:sz w:val="28"/>
-          <w:szCs w:val="28"/>
-        </w:rPr>
-        <w:t xml:space="preserve"> </w:t>
-      </w:r>
-      <w:r>
-        <w:rPr>
-          <w:rFonts w:cs="宋体"/>
-          <w:sz w:val="28"/>
-          <w:szCs w:val="28"/>
-        </w:rPr>
-        <w:t xml:space="preserve">Li </w:t>
-      </w:r>
-      <w:proofErr w:type="gramStart"/>
-      <w:r>
-        <w:rPr>
-          <w:rFonts w:cs="宋体"/>
-          <w:sz w:val="28"/>
-          <w:szCs w:val="28"/>
-        </w:rPr>
-        <w:t>W ,Ai</w:t>
-      </w:r>
-      <w:proofErr w:type="gramEnd"/>
-      <w:r>
-        <w:rPr>
-          <w:rFonts w:cs="宋体"/>
-          <w:sz w:val="28"/>
-          <w:szCs w:val="28"/>
-        </w:rPr>
-        <w:t xml:space="preserve"> </w:t>
-      </w:r>
-      <w:proofErr w:type="gramStart"/>
-      <w:r>
-        <w:rPr>
-          <w:rFonts w:cs="宋体"/>
-          <w:sz w:val="28"/>
-          <w:szCs w:val="28"/>
-        </w:rPr>
-        <w:t>X ,Kang</w:t>
-      </w:r>
-      <w:proofErr w:type="gramEnd"/>
-      <w:r>
-        <w:rPr>
-          <w:rFonts w:cs="宋体"/>
-          <w:sz w:val="28"/>
-          <w:szCs w:val="28"/>
-        </w:rPr>
-        <w:t xml:space="preserve"> </w:t>
-      </w:r>
-      <w:proofErr w:type="gramStart"/>
-      <w:r>
-        <w:rPr>
-          <w:rFonts w:cs="宋体"/>
-          <w:sz w:val="28"/>
-          <w:szCs w:val="28"/>
-        </w:rPr>
-        <w:t>G ,</w:t>
-      </w:r>
-      <w:proofErr w:type="gramEnd"/>
-      <w:r>
-        <w:rPr>
-          <w:rFonts w:cs="宋体"/>
-          <w:sz w:val="28"/>
-          <w:szCs w:val="28"/>
-        </w:rPr>
-        <w:t xml:space="preserve"> et </w:t>
-      </w:r>
-      <w:proofErr w:type="spellStart"/>
-      <w:r>
-        <w:rPr>
-          <w:rFonts w:cs="宋体"/>
-          <w:sz w:val="28"/>
-          <w:szCs w:val="28"/>
-        </w:rPr>
-        <w:t>al.LLM</w:t>
-      </w:r>
-      <w:proofErr w:type="spellEnd"/>
-      <w:r>
-        <w:rPr>
-          <w:rFonts w:cs="宋体"/>
-          <w:sz w:val="28"/>
-          <w:szCs w:val="28"/>
-        </w:rPr>
-        <w:t>-Based RESTful Web API Service Discovery[J</w:t>
-      </w:r>
-      <w:proofErr w:type="gramStart"/>
-      <w:r>
-        <w:rPr>
-          <w:rFonts w:cs="宋体"/>
-          <w:sz w:val="28"/>
-          <w:szCs w:val="28"/>
-        </w:rPr>
-        <w:t>].Service</w:t>
-      </w:r>
-      <w:proofErr w:type="gramEnd"/>
-      <w:r>
-        <w:rPr>
-          <w:rFonts w:cs="宋体"/>
-          <w:sz w:val="28"/>
-          <w:szCs w:val="28"/>
-        </w:rPr>
-        <w:t xml:space="preserve"> Oriented Computing and Applications,</w:t>
-      </w:r>
-      <w:proofErr w:type="gramStart"/>
-      <w:r>
-        <w:rPr>
-          <w:rFonts w:cs="宋体"/>
-          <w:sz w:val="28"/>
-          <w:szCs w:val="28"/>
-        </w:rPr>
-        <w:t>2025,(</w:t>
-      </w:r>
-      <w:proofErr w:type="gramEnd"/>
-      <w:r>
-        <w:rPr>
-          <w:rFonts w:cs="宋体"/>
-          <w:sz w:val="28"/>
-          <w:szCs w:val="28"/>
-        </w:rPr>
-        <w:t>prepublish</w:t>
-      </w:r>
-      <w:proofErr w:type="gramStart"/>
-      <w:r>
-        <w:rPr>
-          <w:rFonts w:cs="宋体"/>
-          <w:sz w:val="28"/>
-          <w:szCs w:val="28"/>
-        </w:rPr>
-        <w:t>):1-15.DOI</w:t>
-      </w:r>
-      <w:proofErr w:type="gramEnd"/>
-      <w:r>
-        <w:rPr>
-          <w:rFonts w:cs="宋体"/>
-          <w:sz w:val="28"/>
-          <w:szCs w:val="28"/>
-        </w:rPr>
-        <w:t xml:space="preserve">:10.1007/S11761-025-00485-4. </w:t>
-      </w:r>
-    </w:p>
-    <w:p>
-      <w:pPr>
-        <w:widowControl/>
-        <w:jc w:val="left"/>
-        <w:rPr>
-          <w:rFonts w:cs="宋体"/>
-          <w:sz w:val="28"/>
-          <w:szCs w:val="28"/>
-        </w:rPr>
-      </w:pPr>
-      <w:r>
-        <w:rPr>
-          <w:rFonts w:cs="宋体"/>
-          <w:sz w:val="28"/>
-          <w:szCs w:val="28"/>
-        </w:rPr>
-        <w:t>[1</w:t>
-      </w:r>
-      <w:r>
-        <w:rPr>
-          <w:rFonts w:cs="宋体" w:hint="eastAsia"/>
-          <w:sz w:val="28"/>
-          <w:szCs w:val="28"/>
-        </w:rPr>
-        <w:t>8</w:t>
-      </w:r>
-      <w:r>
-        <w:rPr>
-          <w:rFonts w:cs="宋体"/>
-          <w:sz w:val="28"/>
-          <w:szCs w:val="28"/>
-        </w:rPr>
-        <w:t>]</w:t>
-      </w:r>
-      <w:r>
-        <w:rPr>
-          <w:rFonts w:cs="宋体" w:hint="eastAsia"/>
-          <w:sz w:val="28"/>
-          <w:szCs w:val="28"/>
-        </w:rPr>
-        <w:t xml:space="preserve"> </w:t>
-      </w:r>
-      <w:r>
-        <w:rPr>
-          <w:rFonts w:cs="宋体"/>
-          <w:sz w:val="28"/>
-          <w:szCs w:val="28"/>
-        </w:rPr>
-        <w:t xml:space="preserve">Li </w:t>
-      </w:r>
-      <w:proofErr w:type="gramStart"/>
-      <w:r>
-        <w:rPr>
-          <w:rFonts w:cs="宋体"/>
-          <w:sz w:val="28"/>
-          <w:szCs w:val="28"/>
-        </w:rPr>
-        <w:t>L ,Liu</w:t>
-      </w:r>
-      <w:proofErr w:type="gramEnd"/>
-      <w:r>
-        <w:rPr>
-          <w:rFonts w:cs="宋体"/>
-          <w:sz w:val="28"/>
-          <w:szCs w:val="28"/>
-        </w:rPr>
-        <w:t xml:space="preserve"> Z </w:t>
-      </w:r>
-      <w:proofErr w:type="gramStart"/>
-      <w:r>
-        <w:rPr>
-          <w:rFonts w:cs="宋体"/>
-          <w:sz w:val="28"/>
-          <w:szCs w:val="28"/>
-        </w:rPr>
-        <w:t>C ,Cao</w:t>
-      </w:r>
-      <w:proofErr w:type="gramEnd"/>
-      <w:r>
-        <w:rPr>
-          <w:rFonts w:cs="宋体"/>
-          <w:sz w:val="28"/>
-          <w:szCs w:val="28"/>
-        </w:rPr>
-        <w:t xml:space="preserve"> </w:t>
-      </w:r>
-      <w:proofErr w:type="gramStart"/>
-      <w:r>
-        <w:rPr>
-          <w:rFonts w:cs="宋体"/>
-          <w:sz w:val="28"/>
-          <w:szCs w:val="28"/>
-        </w:rPr>
-        <w:t>K ,</w:t>
-      </w:r>
-      <w:proofErr w:type="gramEnd"/>
-      <w:r>
-        <w:rPr>
-          <w:rFonts w:cs="宋体"/>
-          <w:sz w:val="28"/>
-          <w:szCs w:val="28"/>
-        </w:rPr>
-        <w:t xml:space="preserve"> et </w:t>
-      </w:r>
-      <w:proofErr w:type="spellStart"/>
-      <w:proofErr w:type="gramStart"/>
-      <w:r>
-        <w:rPr>
-          <w:rFonts w:cs="宋体"/>
-          <w:sz w:val="28"/>
-          <w:szCs w:val="28"/>
-        </w:rPr>
-        <w:t>al.Artificial</w:t>
-      </w:r>
-      <w:proofErr w:type="spellEnd"/>
-      <w:proofErr w:type="gramEnd"/>
-      <w:r>
-        <w:rPr>
-          <w:rFonts w:cs="宋体"/>
-          <w:sz w:val="28"/>
-          <w:szCs w:val="28"/>
-        </w:rPr>
-        <w:t xml:space="preserve"> intelligence of things for smart agriculture with optimal embedded edge intelligence[J</w:t>
-      </w:r>
-      <w:proofErr w:type="gramStart"/>
-      <w:r>
-        <w:rPr>
-          <w:rFonts w:cs="宋体"/>
-          <w:sz w:val="28"/>
-          <w:szCs w:val="28"/>
-        </w:rPr>
-        <w:t>].Computers</w:t>
-      </w:r>
-      <w:proofErr w:type="gramEnd"/>
-      <w:r>
-        <w:rPr>
-          <w:rFonts w:cs="宋体"/>
-          <w:sz w:val="28"/>
-          <w:szCs w:val="28"/>
-        </w:rPr>
-        <w:t xml:space="preserve"> and Electrical </w:t>
-      </w:r>
-      <w:r>
-        <w:rPr>
-          <w:rFonts w:cs="宋体"/>
-          <w:sz w:val="28"/>
-          <w:szCs w:val="28"/>
-        </w:rPr>
-        <w:lastRenderedPageBreak/>
-        <w:t>Engineering,</w:t>
-      </w:r>
-      <w:proofErr w:type="gramStart"/>
-      <w:r>
-        <w:rPr>
-          <w:rFonts w:cs="宋体"/>
-          <w:sz w:val="28"/>
-          <w:szCs w:val="28"/>
-        </w:rPr>
-        <w:t>2026,133111039-111039.DOI</w:t>
-      </w:r>
-      <w:proofErr w:type="gramEnd"/>
-      <w:r>
-        <w:rPr>
-          <w:rFonts w:cs="宋体"/>
-          <w:sz w:val="28"/>
-          <w:szCs w:val="28"/>
-        </w:rPr>
-        <w:t xml:space="preserve">:10.1016/J.COMPELECENG.2026.111039. </w:t>
-      </w:r>
-    </w:p>
-    <w:p>
-      <w:pPr>
-        <w:widowControl/>
-        <w:jc w:val="left"/>
-        <w:rPr>
-          <w:rFonts w:cs="宋体"/>
-          <w:sz w:val="28"/>
-          <w:szCs w:val="28"/>
-        </w:rPr>
-      </w:pPr>
-      <w:r>
-        <w:rPr>
-          <w:rFonts w:cs="宋体"/>
-          <w:sz w:val="28"/>
-          <w:szCs w:val="28"/>
-        </w:rPr>
-        <w:t>[1</w:t>
-      </w:r>
-      <w:r>
-        <w:rPr>
-          <w:rFonts w:cs="宋体" w:hint="eastAsia"/>
-          <w:sz w:val="28"/>
-          <w:szCs w:val="28"/>
-        </w:rPr>
-        <w:t>9</w:t>
-      </w:r>
-      <w:r>
-        <w:rPr>
-          <w:rFonts w:cs="宋体"/>
-          <w:sz w:val="28"/>
-          <w:szCs w:val="28"/>
-        </w:rPr>
-        <w:t>]</w:t>
-      </w:r>
-      <w:r>
-        <w:rPr>
-          <w:rFonts w:cs="宋体" w:hint="eastAsia"/>
-          <w:sz w:val="28"/>
-          <w:szCs w:val="28"/>
-        </w:rPr>
-        <w:t xml:space="preserve"> </w:t>
-      </w:r>
-      <w:r>
-        <w:rPr>
-          <w:rFonts w:cs="宋体"/>
-          <w:sz w:val="28"/>
-          <w:szCs w:val="28"/>
-        </w:rPr>
-        <w:t xml:space="preserve">Liu </w:t>
-      </w:r>
-      <w:proofErr w:type="gramStart"/>
-      <w:r>
-        <w:rPr>
-          <w:rFonts w:cs="宋体"/>
-          <w:sz w:val="28"/>
-          <w:szCs w:val="28"/>
-        </w:rPr>
-        <w:t>D ,Zhou</w:t>
-      </w:r>
-      <w:proofErr w:type="gramEnd"/>
-      <w:r>
-        <w:rPr>
-          <w:rFonts w:cs="宋体"/>
-          <w:sz w:val="28"/>
-          <w:szCs w:val="28"/>
-        </w:rPr>
-        <w:t xml:space="preserve"> </w:t>
-      </w:r>
-      <w:proofErr w:type="gramStart"/>
-      <w:r>
-        <w:rPr>
-          <w:rFonts w:cs="宋体"/>
-          <w:sz w:val="28"/>
-          <w:szCs w:val="28"/>
-        </w:rPr>
-        <w:t>X ,Chen</w:t>
-      </w:r>
-      <w:proofErr w:type="gramEnd"/>
-      <w:r>
-        <w:rPr>
-          <w:rFonts w:cs="宋体"/>
-          <w:sz w:val="28"/>
-          <w:szCs w:val="28"/>
-        </w:rPr>
-        <w:t xml:space="preserve"> </w:t>
-      </w:r>
-      <w:proofErr w:type="gramStart"/>
-      <w:r>
-        <w:rPr>
-          <w:rFonts w:cs="宋体"/>
-          <w:sz w:val="28"/>
-          <w:szCs w:val="28"/>
-        </w:rPr>
-        <w:t>D ,</w:t>
-      </w:r>
-      <w:proofErr w:type="gramEnd"/>
-      <w:r>
-        <w:rPr>
-          <w:rFonts w:cs="宋体"/>
-          <w:sz w:val="28"/>
-          <w:szCs w:val="28"/>
-        </w:rPr>
-        <w:t xml:space="preserve"> et </w:t>
-      </w:r>
-      <w:proofErr w:type="spellStart"/>
-      <w:proofErr w:type="gramStart"/>
-      <w:r>
-        <w:rPr>
-          <w:rFonts w:cs="宋体"/>
-          <w:sz w:val="28"/>
-          <w:szCs w:val="28"/>
-        </w:rPr>
-        <w:t>al.Smart</w:t>
-      </w:r>
-      <w:proofErr w:type="spellEnd"/>
-      <w:proofErr w:type="gramEnd"/>
-      <w:r>
-        <w:rPr>
-          <w:rFonts w:cs="宋体"/>
-          <w:sz w:val="28"/>
-          <w:szCs w:val="28"/>
-        </w:rPr>
-        <w:t xml:space="preserve"> indoor occupancy detection based on optimized camera placement, multi-view de-duplication, and large language model semantic understanding[J</w:t>
-      </w:r>
-      <w:proofErr w:type="gramStart"/>
-      <w:r>
-        <w:rPr>
-          <w:rFonts w:cs="宋体"/>
-          <w:sz w:val="28"/>
-          <w:szCs w:val="28"/>
-        </w:rPr>
-        <w:t>].Engineering</w:t>
-      </w:r>
-      <w:proofErr w:type="gramEnd"/>
-      <w:r>
-        <w:rPr>
-          <w:rFonts w:cs="宋体"/>
-          <w:sz w:val="28"/>
-          <w:szCs w:val="28"/>
-        </w:rPr>
-        <w:t xml:space="preserve"> Applications of Artificial Intelligence,</w:t>
-      </w:r>
-      <w:proofErr w:type="gramStart"/>
-      <w:r>
-        <w:rPr>
-          <w:rFonts w:cs="宋体"/>
-          <w:sz w:val="28"/>
-          <w:szCs w:val="28"/>
-        </w:rPr>
-        <w:t>2026,169114157-114157.DOI</w:t>
-      </w:r>
-      <w:proofErr w:type="gramEnd"/>
-      <w:r>
-        <w:rPr>
-          <w:rFonts w:cs="宋体"/>
-          <w:sz w:val="28"/>
-          <w:szCs w:val="28"/>
-        </w:rPr>
-        <w:t xml:space="preserve">:10.1016/J.ENGAPPAI.2026.114157.  </w:t>
-      </w:r>
-    </w:p>
-    <w:p>
-      <w:pPr>
-        <w:widowControl/>
-        <w:jc w:val="left"/>
-        <w:rPr>
-          <w:sz w:val="28"/>
-        </w:rPr>
-      </w:pPr>
-      <w:r>
-        <w:rPr>
-          <w:rFonts w:cs="宋体"/>
-          <w:sz w:val="28"/>
-          <w:szCs w:val="28"/>
-        </w:rPr>
-        <w:t>[</w:t>
-      </w:r>
-      <w:r>
-        <w:rPr>
-          <w:rFonts w:cs="宋体" w:hint="eastAsia"/>
-          <w:sz w:val="28"/>
-          <w:szCs w:val="28"/>
-        </w:rPr>
-        <w:t>20</w:t>
-      </w:r>
-      <w:r>
-        <w:rPr>
-          <w:rFonts w:cs="宋体"/>
-          <w:sz w:val="28"/>
-          <w:szCs w:val="28"/>
-        </w:rPr>
-        <w:t>]</w:t>
-      </w:r>
-      <w:r>
-        <w:rPr>
-          <w:rFonts w:cs="宋体" w:hint="eastAsia"/>
-          <w:sz w:val="28"/>
-          <w:szCs w:val="28"/>
-        </w:rPr>
-        <w:t xml:space="preserve"> </w:t>
-      </w:r>
-      <w:r>
-        <w:rPr>
-          <w:rFonts w:cs="宋体"/>
-          <w:sz w:val="28"/>
-          <w:szCs w:val="28"/>
-        </w:rPr>
-        <w:t xml:space="preserve">Li </w:t>
-      </w:r>
-      <w:proofErr w:type="gramStart"/>
-      <w:r>
-        <w:rPr>
-          <w:rFonts w:cs="宋体"/>
-          <w:sz w:val="28"/>
-          <w:szCs w:val="28"/>
-        </w:rPr>
-        <w:t>Y ,Wu</w:t>
-      </w:r>
-      <w:proofErr w:type="gramEnd"/>
-      <w:r>
-        <w:rPr>
-          <w:rFonts w:cs="宋体"/>
-          <w:sz w:val="28"/>
-          <w:szCs w:val="28"/>
-        </w:rPr>
-        <w:t xml:space="preserve"> </w:t>
-      </w:r>
-      <w:proofErr w:type="gramStart"/>
-      <w:r>
-        <w:rPr>
-          <w:rFonts w:cs="宋体"/>
-          <w:sz w:val="28"/>
-          <w:szCs w:val="28"/>
-        </w:rPr>
-        <w:t>S .Design</w:t>
-      </w:r>
-      <w:proofErr w:type="gramEnd"/>
-      <w:r>
-        <w:rPr>
-          <w:rFonts w:cs="宋体"/>
-          <w:sz w:val="28"/>
-          <w:szCs w:val="28"/>
-        </w:rPr>
-        <w:t xml:space="preserve"> of an Intelligent Rice Seedling Greenhouse Environmental Control System: A Solution Based on STM32[J</w:t>
-      </w:r>
-      <w:proofErr w:type="gramStart"/>
-      <w:r>
-        <w:rPr>
-          <w:rFonts w:cs="宋体"/>
-          <w:sz w:val="28"/>
-          <w:szCs w:val="28"/>
-        </w:rPr>
-        <w:t>].Academic</w:t>
-      </w:r>
-      <w:proofErr w:type="gramEnd"/>
-      <w:r>
-        <w:rPr>
-          <w:rFonts w:cs="宋体"/>
-          <w:sz w:val="28"/>
-          <w:szCs w:val="28"/>
-        </w:rPr>
-        <w:t xml:space="preserve"> Journal of Engineering and Technology Science,2025,8(5</w:t>
-      </w:r>
-      <w:proofErr w:type="gramStart"/>
-      <w:r>
-        <w:rPr>
-          <w:rFonts w:cs="宋体"/>
-          <w:sz w:val="28"/>
-          <w:szCs w:val="28"/>
-        </w:rPr>
-        <w:t>):DOI</w:t>
-      </w:r>
-      <w:proofErr w:type="gramEnd"/>
-      <w:r>
-        <w:rPr>
-          <w:rFonts w:cs="宋体"/>
-          <w:sz w:val="28"/>
-          <w:szCs w:val="28"/>
-        </w:rPr>
-        <w:t xml:space="preserve">:10.25236/AJETS.2025.080504. </w:t>
+        <w:t xml:space="preserve">Li Y ,Wu S .Design of an Intelligent Rice Seedling Greenhouse Environmental Control System: A Solution Based on STM32[J].Academic Journal of Engineering and Technology Science,2025,8(5):DOI:10.25236/AJETS.2025.080504. </w:t>
       </w:r>
       <w:r>
         <w:br w:type="page"/>
@@ -27656,16 +25835,15 @@
           <w:sz w:val="28"/>
           <w:szCs w:val="28"/>
         </w:rPr>
-        <w:t>首先，要对姚老师指导工作表示最真诚的感谢，在选题、方案设计、论文写作、毕业设计等各个环节上都得到了老师很大的支持和鼓励。姚老师对整个研究思路、技术路线、论文结构等提出了许多有见地的指导，使本次毕业设计可以比较顺利地完成。同时向</w:t>
-      </w:r>
-      <w:proofErr w:type="gramStart"/>
+        <w:t>首先，要对姚老师指导工作表示最真诚的感谢，在选题、方案设计、论文写作、毕业设计等各个环节上都得到了老师很大的支持和鼓励。姚老师对整个研究思路、技术路线、论文结构等提出了许多有见地的指导，使本次毕业设计可以比较顺利地完成。同时向嘉立创</w:t>
+      </w:r>
       <w:r>
         <w:rPr>
           <w:rFonts w:hint="eastAsia"/>
           <w:sz w:val="28"/>
           <w:szCs w:val="28"/>
         </w:rPr>
-        <w:t>嘉立创</w:t>
+        <w:t>(JLC)</w:t>
       </w:r>
       <w:r>
         <w:rPr>
@@ -27673,16 +25851,15 @@
           <w:sz w:val="28"/>
           <w:szCs w:val="28"/>
         </w:rPr>
-        <w:t>(</w:t>
-      </w:r>
-      <w:proofErr w:type="gramEnd"/>
+        <w:t>、</w:t>
+      </w:r>
       <w:r>
         <w:rPr>
           <w:rFonts w:hint="eastAsia"/>
           <w:sz w:val="28"/>
           <w:szCs w:val="28"/>
         </w:rPr>
-        <w:t>JLC)</w:t>
+        <w:t>Raspberry Pi Foundation</w:t>
       </w:r>
       <w:r>
         <w:rPr>
@@ -27690,41 +25867,7 @@
           <w:sz w:val="28"/>
           <w:szCs w:val="28"/>
         </w:rPr>
-        <w:t>、</w:t>
-      </w:r>
-      <w:r>
-        <w:rPr>
-          <w:rFonts w:hint="eastAsia"/>
-          <w:sz w:val="28"/>
-          <w:szCs w:val="28"/>
-        </w:rPr>
-        <w:t>Raspberry Pi Foundation</w:t>
-      </w:r>
-      <w:r>
-        <w:rPr>
-          <w:rFonts w:hint="eastAsia"/>
-          <w:sz w:val="28"/>
-          <w:szCs w:val="28"/>
-        </w:rPr>
-        <w:t>等提供实验环境、实验教学平台的同学及在硬件调试、系统检测、资料查阅等各个方面的交流。还要感谢父母对我的关心和照顾，才能使我不顾一切地进行毕业论文的研究。最后我要向所有对本次毕业设计</w:t>
-      </w:r>
-      <w:proofErr w:type="gramStart"/>
-      <w:r>
-        <w:rPr>
-          <w:rFonts w:hint="eastAsia"/>
-          <w:sz w:val="28"/>
-          <w:szCs w:val="28"/>
-        </w:rPr>
-        <w:t>作出</w:t>
-      </w:r>
-      <w:proofErr w:type="gramEnd"/>
-      <w:r>
-        <w:rPr>
-          <w:rFonts w:hint="eastAsia"/>
-          <w:sz w:val="28"/>
-          <w:szCs w:val="28"/>
-        </w:rPr>
-        <w:t>过指导和支持的老师表示感谢，并向帮助我完成毕业设计的同学们表示敬意。正是不断调试、修改、完善，才使得智能硬件、边缘计算、物联网系统的开发有了更加深刻的认识，也将是我以后学习、发展的基础。</w:t>
+        <w:t>等提供实验环境、实验教学平台的同学及在硬件调试、系统检测、资料查阅等各个方面的交流。还要感谢父母对我的关心和照顾，才能使我不顾一切地进行毕业论文的研究。最后我要向所有对本次毕业设计作出过指导和支持的老师表示感谢，并向帮助我完成毕业设计的同学们表示敬意。正是不断调试、修改、完善，才使得智能硬件、边缘计算、物联网系统的开发有了更加深刻的认识，也将是我以后学习、发展的基础。</w:t>
       </w:r>
     </w:p>
     <w:p>

--- a/毕业论文-基于边缘计算的藏红花全生长周期智能培育系统设计与实现-杨坤.docx
+++ b/毕业论文-基于边缘计算的藏红花全生长周期智能培育系统设计与实现-杨坤.docx
@@ -7195,6 +7195,7 @@
     <w:p>
       <w:pPr>
         <w:pStyle w:val="afc"/>
+        <w:spacing w:line="360" w:lineRule="auto"/>
         <w:rPr>
           <w:lang w:val="zh-CN"/>
         </w:rPr>
@@ -7225,6 +7226,7 @@
     <w:p>
       <w:pPr>
         <w:pStyle w:val="afc"/>
+        <w:spacing w:line="360" w:lineRule="auto"/>
         <w:rPr>
           <w:lang w:val="zh-CN"/>
         </w:rPr>
@@ -7263,6 +7265,7 @@
     <w:p>
       <w:pPr>
         <w:pStyle w:val="afc"/>
+        <w:spacing w:line="360" w:lineRule="auto"/>
         <w:rPr>
           <w:lang w:val="zh-CN"/>
         </w:rPr>
@@ -7278,6 +7281,7 @@
     <w:p>
       <w:pPr>
         <w:pStyle w:val="afc"/>
+        <w:spacing w:line="360" w:lineRule="auto"/>
         <w:rPr>
           <w:lang w:val="zh-CN"/>
         </w:rPr>
@@ -7327,6 +7331,7 @@
     <w:p>
       <w:pPr>
         <w:pStyle w:val="afc"/>
+        <w:spacing w:line="360" w:lineRule="auto"/>
         <w:rPr>
           <w:lang w:val="zh-CN"/>
         </w:rPr>
@@ -7356,6 +7361,7 @@
     <w:p>
       <w:pPr>
         <w:pStyle w:val="afc"/>
+        <w:spacing w:line="360" w:lineRule="auto"/>
         <w:rPr>
           <w:lang w:val="zh-CN"/>
         </w:rPr>
@@ -7377,6 +7383,7 @@
     <w:p>
       <w:pPr>
         <w:pStyle w:val="afc"/>
+        <w:spacing w:line="360" w:lineRule="auto"/>
         <w:rPr>
           <w:lang w:val="zh-CN"/>
         </w:rPr>
@@ -7398,6 +7405,7 @@
     <w:p>
       <w:pPr>
         <w:pStyle w:val="afc"/>
+        <w:spacing w:line="360" w:lineRule="auto"/>
         <w:rPr>
           <w:lang w:val="zh-CN"/>
         </w:rPr>
@@ -7486,6 +7494,7 @@
     <w:p>
       <w:pPr>
         <w:pStyle w:val="afc"/>
+        <w:spacing w:line="360" w:lineRule="auto"/>
         <w:rPr>
           <w:lang w:val="zh-CN"/>
         </w:rPr>
@@ -7588,6 +7597,7 @@
     <w:p>
       <w:pPr>
         <w:pStyle w:val="afc"/>
+        <w:spacing w:line="360" w:lineRule="auto"/>
         <w:rPr>
           <w:lang w:val="zh-CN"/>
         </w:rPr>
@@ -7697,6 +7707,7 @@
     <w:p>
       <w:pPr>
         <w:pStyle w:val="afc"/>
+        <w:spacing w:line="360" w:lineRule="auto"/>
         <w:rPr>
           <w:lang w:val="zh-CN"/>
         </w:rPr>
@@ -7712,6 +7723,7 @@
     <w:p>
       <w:pPr>
         <w:pStyle w:val="afc"/>
+        <w:spacing w:line="360" w:lineRule="auto"/>
         <w:rPr>
           <w:lang w:val="zh-CN"/>
         </w:rPr>
@@ -7739,6 +7751,7 @@
     <w:p>
       <w:pPr>
         <w:pStyle w:val="afc"/>
+        <w:spacing w:line="360" w:lineRule="auto"/>
         <w:rPr>
           <w:lang w:val="zh-CN"/>
         </w:rPr>
@@ -7865,6 +7878,7 @@
     <w:p>
       <w:pPr>
         <w:pStyle w:val="afc"/>
+        <w:spacing w:line="360" w:lineRule="auto"/>
         <w:rPr>
           <w:lang w:val="zh-CN"/>
         </w:rPr>
@@ -7920,6 +7934,7 @@
     <w:p>
       <w:pPr>
         <w:pStyle w:val="afc"/>
+        <w:spacing w:line="360" w:lineRule="auto"/>
         <w:rPr>
           <w:lang w:val="zh-CN"/>
         </w:rPr>
@@ -7961,6 +7976,7 @@
     <w:p>
       <w:pPr>
         <w:pStyle w:val="afc"/>
+        <w:spacing w:line="360" w:lineRule="auto"/>
         <w:rPr>
           <w:lang w:val="zh-CN"/>
         </w:rPr>
@@ -8002,6 +8018,7 @@
     <w:p>
       <w:pPr>
         <w:pStyle w:val="afc"/>
+        <w:spacing w:line="360" w:lineRule="auto"/>
         <w:rPr>
           <w:lang w:val="zh-CN"/>
         </w:rPr>
@@ -8075,6 +8092,7 @@
     <w:p>
       <w:pPr>
         <w:pStyle w:val="afc"/>
+        <w:spacing w:line="360" w:lineRule="auto"/>
         <w:rPr>
           <w:lang w:val="zh-CN"/>
         </w:rPr>
@@ -8090,6 +8108,7 @@
     <w:p>
       <w:pPr>
         <w:pStyle w:val="afc"/>
+        <w:spacing w:line="360" w:lineRule="auto"/>
         <w:rPr>
           <w:lang w:val="zh-CN"/>
         </w:rPr>
@@ -8212,6 +8231,7 @@
     <w:p>
       <w:pPr>
         <w:pStyle w:val="afc"/>
+        <w:spacing w:line="360" w:lineRule="auto"/>
         <w:rPr>
           <w:lang w:val="zh-CN"/>
         </w:rPr>
@@ -8290,6 +8310,7 @@
     <w:p>
       <w:pPr>
         <w:pStyle w:val="afc"/>
+        <w:spacing w:line="360" w:lineRule="auto"/>
         <w:rPr>
           <w:lang w:val="zh-CN"/>
         </w:rPr>
@@ -8363,6 +8384,7 @@
     <w:p>
       <w:pPr>
         <w:pStyle w:val="afc"/>
+        <w:spacing w:line="360" w:lineRule="auto"/>
       </w:pPr>
       <w:r>
         <w:rPr>
@@ -8546,6 +8568,7 @@
     <w:p>
       <w:pPr>
         <w:pStyle w:val="afc"/>
+        <w:spacing w:line="360" w:lineRule="auto"/>
         <w:rPr>
           <w:lang w:val="zh-CN"/>
         </w:rPr>
@@ -8619,38 +8642,65 @@
     <w:p>
       <w:pPr>
         <w:pStyle w:val="afc"/>
-      </w:pPr>
-      <w:r>
+        <w:spacing w:line="360" w:lineRule="auto"/>
+        <w:rPr>
+          <w:szCs w:val="28"/>
+        </w:rPr>
+      </w:pPr>
+      <w:r>
+        <w:rPr>
+          <w:szCs w:val="28"/>
+        </w:rPr>
         <w:t>在边缘端加上本地语言模型辅助模块，使系统更具有交互性。系统以目前的温度、湿度、光照、土壤湿度为输入参数，产生提示词并调用本地模型得到简短的环境评价建议</w:t>
       </w:r>
       <w:r>
         <w:rPr>
+          <w:szCs w:val="28"/>
           <w:vertAlign w:val="superscript"/>
         </w:rPr>
         <w:t>[16]</w:t>
       </w:r>
       <w:r>
+        <w:rPr>
+          <w:szCs w:val="28"/>
+        </w:rPr>
         <w:t>。该功能本身并不直接参与到控制闭环中来，但是从系统展示性、交互性和智能扩展的角度来说，有积极意义，并且也体现了边缘智能与农业应用相结合的探索方向，本设计使用</w:t>
       </w:r>
       <w:r>
+        <w:rPr>
+          <w:szCs w:val="28"/>
+        </w:rPr>
         <w:t>qwen2.5 0.5B Q4</w:t>
       </w:r>
       <w:r>
+        <w:rPr>
+          <w:szCs w:val="28"/>
+        </w:rPr>
         <w:t>量化，非常适合在树莓派这样的轻量级</w:t>
       </w:r>
       <w:r>
+        <w:rPr>
+          <w:szCs w:val="28"/>
+        </w:rPr>
         <w:t>MPU</w:t>
       </w:r>
       <w:r>
+        <w:rPr>
+          <w:szCs w:val="28"/>
+        </w:rPr>
         <w:t>上运行</w:t>
       </w:r>
       <w:r>
         <w:rPr>
+          <w:szCs w:val="28"/>
           <w:vertAlign w:val="superscript"/>
         </w:rPr>
         <w:t>[9]</w:t>
       </w:r>
       <w:r>
+        <w:rPr>
+          <w:szCs w:val="28"/>
+        </w:rPr>
         <w:t>。</w:t>
       </w:r>
     </w:p>
@@ -8727,6 +8777,7 @@
     <w:p>
       <w:pPr>
         <w:pStyle w:val="afc"/>
+        <w:spacing w:line="360" w:lineRule="auto"/>
         <w:rPr>
           <w:lang w:val="zh-CN"/>
         </w:rPr>
@@ -8742,6 +8793,7 @@
     <w:p>
       <w:pPr>
         <w:pStyle w:val="afc"/>
+        <w:spacing w:line="360" w:lineRule="auto"/>
         <w:rPr>
           <w:lang w:val="zh-CN"/>
         </w:rPr>
@@ -8763,6 +8815,7 @@
     <w:p>
       <w:pPr>
         <w:pStyle w:val="afc"/>
+        <w:spacing w:line="360" w:lineRule="auto"/>
         <w:rPr>
           <w:lang w:val="zh-CN"/>
         </w:rPr>
@@ -8784,6 +8837,7 @@
     <w:p>
       <w:pPr>
         <w:pStyle w:val="afc"/>
+        <w:spacing w:line="360" w:lineRule="auto"/>
         <w:rPr>
           <w:lang w:val="zh-CN"/>
         </w:rPr>
@@ -8805,6 +8859,7 @@
     <w:p>
       <w:pPr>
         <w:pStyle w:val="afc"/>
+        <w:spacing w:line="360" w:lineRule="auto"/>
         <w:rPr>
           <w:lang w:val="zh-CN"/>
         </w:rPr>
@@ -8840,6 +8895,7 @@
     <w:p>
       <w:pPr>
         <w:pStyle w:val="afc"/>
+        <w:spacing w:line="360" w:lineRule="auto"/>
         <w:rPr>
           <w:lang w:val="zh-CN"/>
         </w:rPr>
@@ -8875,6 +8931,7 @@
     <w:p>
       <w:pPr>
         <w:pStyle w:val="afc"/>
+        <w:spacing w:line="360" w:lineRule="auto"/>
         <w:rPr>
           <w:lang w:val="zh-CN"/>
         </w:rPr>
@@ -8927,6 +8984,7 @@
     <w:p>
       <w:pPr>
         <w:pStyle w:val="afc"/>
+        <w:spacing w:line="360" w:lineRule="auto"/>
         <w:rPr>
           <w:lang w:val="zh-CN"/>
         </w:rPr>
@@ -9109,6 +9167,7 @@
     <w:p>
       <w:pPr>
         <w:pStyle w:val="afc"/>
+        <w:spacing w:line="360" w:lineRule="auto"/>
         <w:rPr>
           <w:lang w:val="zh-CN"/>
         </w:rPr>
@@ -9138,6 +9197,7 @@
     <w:p>
       <w:pPr>
         <w:pStyle w:val="afc"/>
+        <w:spacing w:line="360" w:lineRule="auto"/>
         <w:rPr>
           <w:lang w:val="zh-CN"/>
         </w:rPr>
@@ -9220,6 +9280,7 @@
     <w:p>
       <w:pPr>
         <w:pStyle w:val="afc"/>
+        <w:spacing w:line="360" w:lineRule="auto"/>
         <w:rPr>
           <w:lang w:val="zh-CN"/>
         </w:rPr>
@@ -9305,6 +9366,7 @@
     <w:p>
       <w:pPr>
         <w:pStyle w:val="afc"/>
+        <w:spacing w:line="360" w:lineRule="auto"/>
         <w:rPr>
           <w:lang w:val="zh-CN"/>
         </w:rPr>
@@ -9586,6 +9648,7 @@
     <w:p>
       <w:pPr>
         <w:pStyle w:val="afc"/>
+        <w:spacing w:line="360" w:lineRule="auto"/>
         <w:rPr>
           <w:lang w:val="zh-CN"/>
         </w:rPr>
@@ -12640,6 +12703,7 @@
     <w:p>
       <w:pPr>
         <w:pStyle w:val="afc"/>
+        <w:spacing w:line="360" w:lineRule="auto"/>
         <w:rPr>
           <w:lang w:val="zh-CN"/>
         </w:rPr>
@@ -12677,6 +12741,7 @@
     <w:p>
       <w:pPr>
         <w:pStyle w:val="afc"/>
+        <w:spacing w:line="360" w:lineRule="auto"/>
         <w:rPr>
           <w:lang w:val="zh-CN"/>
         </w:rPr>
@@ -13049,6 +13114,7 @@
     <w:p>
       <w:pPr>
         <w:pStyle w:val="afc"/>
+        <w:spacing w:line="360" w:lineRule="auto"/>
         <w:rPr>
           <w:lang w:val="zh-CN"/>
         </w:rPr>
@@ -13163,6 +13229,7 @@
     <w:p>
       <w:pPr>
         <w:pStyle w:val="afc"/>
+        <w:spacing w:line="360" w:lineRule="auto"/>
         <w:rPr>
           <w:lang w:val="zh-CN"/>
         </w:rPr>
@@ -13171,6 +13238,7 @@
     <w:p>
       <w:pPr>
         <w:pStyle w:val="afc"/>
+        <w:spacing w:line="360" w:lineRule="auto"/>
         <w:rPr>
           <w:lang w:val="zh-CN"/>
         </w:rPr>
@@ -13370,6 +13438,7 @@
     <w:p>
       <w:pPr>
         <w:pStyle w:val="afc"/>
+        <w:spacing w:line="360" w:lineRule="auto"/>
         <w:rPr>
           <w:lang w:val="zh-CN"/>
         </w:rPr>
@@ -13470,6 +13539,7 @@
     <w:p>
       <w:pPr>
         <w:pStyle w:val="afc"/>
+        <w:spacing w:line="360" w:lineRule="auto"/>
         <w:rPr>
           <w:lang w:val="zh-CN"/>
         </w:rPr>
@@ -13478,6 +13548,7 @@
     <w:p>
       <w:pPr>
         <w:pStyle w:val="afc"/>
+        <w:spacing w:line="360" w:lineRule="auto"/>
         <w:rPr>
           <w:lang w:val="zh-CN"/>
         </w:rPr>
@@ -13652,6 +13723,7 @@
     <w:p>
       <w:pPr>
         <w:pStyle w:val="afc"/>
+        <w:spacing w:line="360" w:lineRule="auto"/>
         <w:rPr>
           <w:lang w:val="zh-CN"/>
         </w:rPr>
@@ -13695,6 +13767,7 @@
     <w:p>
       <w:pPr>
         <w:pStyle w:val="afc"/>
+        <w:spacing w:line="360" w:lineRule="auto"/>
         <w:rPr>
           <w:lang w:val="zh-CN"/>
         </w:rPr>
@@ -13703,6 +13776,7 @@
     <w:p>
       <w:pPr>
         <w:pStyle w:val="afc"/>
+        <w:spacing w:line="360" w:lineRule="auto"/>
         <w:rPr>
           <w:lang w:val="zh-CN"/>
         </w:rPr>
@@ -13862,6 +13936,7 @@
     <w:p>
       <w:pPr>
         <w:pStyle w:val="afc"/>
+        <w:spacing w:line="360" w:lineRule="auto"/>
         <w:rPr>
           <w:lang w:val="zh-CN"/>
         </w:rPr>
@@ -13905,6 +13980,7 @@
     <w:p>
       <w:pPr>
         <w:pStyle w:val="afc"/>
+        <w:spacing w:line="360" w:lineRule="auto"/>
         <w:rPr>
           <w:lang w:val="zh-CN"/>
         </w:rPr>
@@ -13963,6 +14039,7 @@
     <w:p>
       <w:pPr>
         <w:pStyle w:val="afc"/>
+        <w:spacing w:line="360" w:lineRule="auto"/>
         <w:rPr>
           <w:lang w:val="zh-CN"/>
         </w:rPr>
@@ -14084,6 +14161,7 @@
     <w:p>
       <w:pPr>
         <w:pStyle w:val="afc"/>
+        <w:spacing w:line="360" w:lineRule="auto"/>
         <w:rPr>
           <w:lang w:val="zh-CN"/>
         </w:rPr>
@@ -14169,6 +14247,7 @@
     <w:p>
       <w:pPr>
         <w:pStyle w:val="afc"/>
+        <w:spacing w:line="360" w:lineRule="auto"/>
         <w:rPr>
           <w:lang w:val="zh-CN"/>
         </w:rPr>
@@ -14188,7 +14267,7 @@
           <w:ilvl w:val="0"/>
           <w:numId w:val="2"/>
         </w:numPr>
-        <w:ind w:firstLineChars="0"/>
+        <w:spacing w:line="360" w:lineRule="auto"/>
         <w:rPr>
           <w:lang w:val="zh-CN"/>
         </w:rPr>
@@ -14243,7 +14322,7 @@
           <w:ilvl w:val="0"/>
           <w:numId w:val="2"/>
         </w:numPr>
-        <w:ind w:firstLineChars="0"/>
+        <w:spacing w:line="360" w:lineRule="auto"/>
         <w:rPr>
           <w:lang w:val="zh-CN"/>
         </w:rPr>
@@ -14277,7 +14356,7 @@
           <w:ilvl w:val="0"/>
           <w:numId w:val="2"/>
         </w:numPr>
-        <w:ind w:firstLineChars="0"/>
+        <w:spacing w:line="360" w:lineRule="auto"/>
         <w:rPr>
           <w:lang w:val="zh-CN"/>
         </w:rPr>
@@ -14402,7 +14481,7 @@
           <w:ilvl w:val="0"/>
           <w:numId w:val="2"/>
         </w:numPr>
-        <w:ind w:firstLineChars="0"/>
+        <w:spacing w:line="360" w:lineRule="auto"/>
         <w:rPr>
           <w:lang w:val="zh-CN"/>
         </w:rPr>
@@ -14436,7 +14515,7 @@
           <w:ilvl w:val="0"/>
           <w:numId w:val="2"/>
         </w:numPr>
-        <w:ind w:firstLineChars="0"/>
+        <w:spacing w:line="360" w:lineRule="auto"/>
         <w:rPr>
           <w:lang w:val="zh-CN"/>
         </w:rPr>
@@ -14477,7 +14556,7 @@
           <w:ilvl w:val="0"/>
           <w:numId w:val="2"/>
         </w:numPr>
-        <w:ind w:firstLineChars="0"/>
+        <w:spacing w:line="360" w:lineRule="auto"/>
         <w:rPr>
           <w:lang w:val="zh-CN"/>
         </w:rPr>
@@ -14511,7 +14590,7 @@
           <w:ilvl w:val="0"/>
           <w:numId w:val="2"/>
         </w:numPr>
-        <w:ind w:firstLineChars="0"/>
+        <w:spacing w:line="360" w:lineRule="auto"/>
         <w:rPr>
           <w:lang w:val="zh-CN"/>
         </w:rPr>
@@ -14593,6 +14672,7 @@
     <w:p>
       <w:pPr>
         <w:pStyle w:val="afc"/>
+        <w:spacing w:line="360" w:lineRule="auto"/>
         <w:rPr>
           <w:lang w:val="zh-CN"/>
         </w:rPr>
@@ -14692,6 +14772,7 @@
     <w:p>
       <w:pPr>
         <w:pStyle w:val="afc"/>
+        <w:spacing w:line="360" w:lineRule="auto"/>
         <w:rPr>
           <w:lang w:val="zh-CN"/>
         </w:rPr>
@@ -14745,6 +14826,7 @@
     <w:p>
       <w:pPr>
         <w:pStyle w:val="afc"/>
+        <w:spacing w:line="360" w:lineRule="auto"/>
         <w:rPr>
           <w:lang w:val="zh-CN"/>
         </w:rPr>
@@ -14802,6 +14884,7 @@
     <w:p>
       <w:pPr>
         <w:pStyle w:val="afc"/>
+        <w:spacing w:line="360" w:lineRule="auto"/>
         <w:rPr>
           <w:lang w:val="zh-CN"/>
         </w:rPr>
@@ -14840,6 +14923,7 @@
     <w:p>
       <w:pPr>
         <w:pStyle w:val="afc"/>
+        <w:spacing w:line="360" w:lineRule="auto"/>
         <w:rPr>
           <w:lang w:val="zh-CN"/>
         </w:rPr>
@@ -14869,6 +14953,7 @@
     <w:p>
       <w:pPr>
         <w:pStyle w:val="afc"/>
+        <w:spacing w:line="360" w:lineRule="auto"/>
         <w:rPr>
           <w:lang w:val="zh-CN"/>
         </w:rPr>
@@ -14933,6 +15018,8 @@
     <w:p>
       <w:pPr>
         <w:pStyle w:val="afc"/>
+        <w:spacing w:line="360" w:lineRule="auto"/>
+        <w:jc w:val="center"/>
         <w:rPr>
           <w:lang w:val="zh-CN"/>
         </w:rPr>
@@ -14941,11 +15028,14 @@
     <w:p>
       <w:pPr>
         <w:pStyle w:val="afc"/>
+        <w:spacing w:line="360" w:lineRule="auto"/>
       </w:pPr>
     </w:p>
     <w:p>
       <w:pPr>
         <w:pStyle w:val="afc"/>
+        <w:spacing w:line="360" w:lineRule="auto"/>
+        <w:jc w:val="center"/>
         <w:rPr>
           <w:lang w:val="zh-CN"/>
         </w:rPr>
@@ -15059,6 +15149,7 @@
     <w:p>
       <w:pPr>
         <w:pStyle w:val="afc"/>
+        <w:spacing w:line="360" w:lineRule="auto"/>
         <w:rPr>
           <w:lang w:val="zh-CN"/>
         </w:rPr>
@@ -15130,6 +15221,7 @@
     <w:p>
       <w:pPr>
         <w:pStyle w:val="afc"/>
+        <w:spacing w:line="360" w:lineRule="auto"/>
         <w:rPr>
           <w:lang w:val="zh-CN"/>
         </w:rPr>
@@ -15224,6 +15316,7 @@
     <w:p>
       <w:pPr>
         <w:pStyle w:val="afc"/>
+        <w:spacing w:line="360" w:lineRule="auto"/>
         <w:rPr>
           <w:lang w:val="zh-CN"/>
         </w:rPr>
@@ -15524,6 +15617,7 @@
     <w:p>
       <w:pPr>
         <w:pStyle w:val="afc"/>
+        <w:spacing w:line="360" w:lineRule="auto"/>
         <w:rPr>
           <w:lang w:val="zh-CN"/>
         </w:rPr>
@@ -15689,6 +15783,7 @@
     <w:p>
       <w:pPr>
         <w:pStyle w:val="afc"/>
+        <w:spacing w:line="360" w:lineRule="auto"/>
         <w:rPr>
           <w:lang w:val="zh-CN"/>
         </w:rPr>
@@ -15788,6 +15883,7 @@
     <w:p>
       <w:pPr>
         <w:pStyle w:val="afc"/>
+        <w:spacing w:line="360" w:lineRule="auto"/>
         <w:rPr>
           <w:lang w:val="zh-CN"/>
         </w:rPr>
@@ -15859,6 +15955,7 @@
     <w:p>
       <w:pPr>
         <w:pStyle w:val="afc"/>
+        <w:spacing w:line="360" w:lineRule="auto"/>
         <w:rPr>
           <w:lang w:val="zh-CN"/>
         </w:rPr>
@@ -15880,6 +15977,7 @@
     <w:p>
       <w:pPr>
         <w:pStyle w:val="afc"/>
+        <w:spacing w:line="360" w:lineRule="auto"/>
         <w:rPr>
           <w:lang w:val="zh-CN"/>
         </w:rPr>
@@ -15901,6 +15999,7 @@
     <w:p>
       <w:pPr>
         <w:pStyle w:val="afc"/>
+        <w:spacing w:line="360" w:lineRule="auto"/>
         <w:rPr>
           <w:lang w:val="zh-CN"/>
         </w:rPr>
@@ -15936,6 +16035,7 @@
     <w:p>
       <w:pPr>
         <w:pStyle w:val="afc"/>
+        <w:spacing w:line="360" w:lineRule="auto"/>
         <w:rPr>
           <w:lang w:val="zh-CN"/>
         </w:rPr>
@@ -15957,6 +16057,7 @@
     <w:p>
       <w:pPr>
         <w:pStyle w:val="afc"/>
+        <w:spacing w:line="360" w:lineRule="auto"/>
         <w:rPr>
           <w:lang w:val="zh-CN"/>
         </w:rPr>
@@ -16097,6 +16198,7 @@
     <w:p>
       <w:pPr>
         <w:pStyle w:val="afc"/>
+        <w:spacing w:line="360" w:lineRule="auto"/>
         <w:rPr>
           <w:lang w:val="zh-CN"/>
         </w:rPr>
@@ -16224,6 +16326,7 @@
     <w:p>
       <w:pPr>
         <w:pStyle w:val="afc"/>
+        <w:spacing w:line="360" w:lineRule="auto"/>
         <w:rPr>
           <w:lang w:val="zh-CN"/>
         </w:rPr>
@@ -17915,6 +18018,7 @@
     <w:p>
       <w:pPr>
         <w:pStyle w:val="afc"/>
+        <w:spacing w:line="360" w:lineRule="auto"/>
         <w:rPr>
           <w:lang w:val="zh-CN"/>
         </w:rPr>
@@ -19263,6 +19367,7 @@
     <w:p>
       <w:pPr>
         <w:pStyle w:val="afc"/>
+        <w:spacing w:line="360" w:lineRule="auto"/>
         <w:rPr>
           <w:lang w:val="zh-CN"/>
         </w:rPr>
@@ -19476,6 +19581,7 @@
     <w:p>
       <w:pPr>
         <w:pStyle w:val="afc"/>
+        <w:spacing w:line="360" w:lineRule="auto"/>
         <w:rPr>
           <w:lang w:val="zh-CN"/>
         </w:rPr>
@@ -19519,6 +19625,7 @@
     <w:p>
       <w:pPr>
         <w:pStyle w:val="afc"/>
+        <w:spacing w:line="360" w:lineRule="auto"/>
         <w:rPr>
           <w:lang w:val="zh-CN"/>
         </w:rPr>
@@ -19527,6 +19634,8 @@
     <w:p>
       <w:pPr>
         <w:pStyle w:val="afc"/>
+        <w:spacing w:line="360" w:lineRule="auto"/>
+        <w:jc w:val="center"/>
         <w:rPr>
           <w:lang w:val="zh-CN"/>
         </w:rPr>
@@ -19535,6 +19644,8 @@
     <w:p>
       <w:pPr>
         <w:pStyle w:val="afc"/>
+        <w:spacing w:line="360" w:lineRule="auto"/>
+        <w:jc w:val="center"/>
       </w:pPr>
       <w:r>
         <w:rPr>
@@ -19681,6 +19792,7 @@
     <w:p>
       <w:pPr>
         <w:pStyle w:val="afc"/>
+        <w:spacing w:line="360" w:lineRule="auto"/>
         <w:rPr>
           <w:lang w:val="zh-CN"/>
         </w:rPr>
@@ -19696,6 +19808,7 @@
     <w:p>
       <w:pPr>
         <w:pStyle w:val="afc"/>
+        <w:spacing w:line="360" w:lineRule="auto"/>
         <w:rPr>
           <w:lang w:val="zh-CN"/>
         </w:rPr>
@@ -19778,6 +19891,7 @@
     <w:p>
       <w:pPr>
         <w:pStyle w:val="afc"/>
+        <w:spacing w:line="360" w:lineRule="auto"/>
         <w:rPr>
           <w:lang w:val="zh-CN"/>
         </w:rPr>
@@ -20275,6 +20389,7 @@
     <w:p>
       <w:pPr>
         <w:pStyle w:val="afc"/>
+        <w:spacing w:line="360" w:lineRule="auto"/>
         <w:rPr>
           <w:lang w:val="zh-CN"/>
         </w:rPr>
@@ -20332,6 +20447,7 @@
     <w:p>
       <w:pPr>
         <w:pStyle w:val="afc"/>
+        <w:spacing w:line="360" w:lineRule="auto"/>
         <w:rPr>
           <w:lang w:val="zh-CN"/>
         </w:rPr>
@@ -20484,6 +20600,7 @@
     <w:p>
       <w:pPr>
         <w:pStyle w:val="afc"/>
+        <w:spacing w:line="360" w:lineRule="auto"/>
         <w:rPr>
           <w:lang w:val="zh-CN"/>
         </w:rPr>
@@ -20521,6 +20638,7 @@
     <w:p>
       <w:pPr>
         <w:pStyle w:val="afc"/>
+        <w:spacing w:line="360" w:lineRule="auto"/>
         <w:rPr>
           <w:lang w:val="zh-CN"/>
         </w:rPr>
@@ -21421,11 +21539,13 @@
     <w:p>
       <w:pPr>
         <w:pStyle w:val="afc"/>
+        <w:spacing w:line="360" w:lineRule="auto"/>
       </w:pPr>
     </w:p>
     <w:p>
       <w:pPr>
         <w:pStyle w:val="afc"/>
+        <w:spacing w:line="360" w:lineRule="auto"/>
       </w:pPr>
       <w:r>
         <w:rPr>
@@ -21492,6 +21612,8 @@
     <w:p>
       <w:pPr>
         <w:pStyle w:val="afc"/>
+        <w:spacing w:line="360" w:lineRule="auto"/>
+        <w:jc w:val="center"/>
       </w:pPr>
       <w:r>
         <w:rPr>
@@ -21576,6 +21698,7 @@
     <w:p>
       <w:pPr>
         <w:pStyle w:val="afc"/>
+        <w:spacing w:line="360" w:lineRule="auto"/>
         <w:rPr>
           <w:lang w:val="zh-CN"/>
         </w:rPr>
@@ -21760,6 +21883,7 @@
     <w:p>
       <w:pPr>
         <w:pStyle w:val="afc"/>
+        <w:spacing w:line="360" w:lineRule="auto"/>
         <w:rPr>
           <w:lang w:val="zh-CN"/>
         </w:rPr>
@@ -21859,6 +21983,7 @@
     <w:p>
       <w:pPr>
         <w:pStyle w:val="afc"/>
+        <w:spacing w:line="360" w:lineRule="auto"/>
         <w:rPr>
           <w:lang w:val="zh-CN"/>
         </w:rPr>
@@ -21867,6 +21992,7 @@
     <w:p>
       <w:pPr>
         <w:pStyle w:val="afc"/>
+        <w:spacing w:line="360" w:lineRule="auto"/>
         <w:rPr>
           <w:lang w:val="zh-CN"/>
         </w:rPr>
@@ -21875,6 +22001,7 @@
     <w:p>
       <w:pPr>
         <w:pStyle w:val="afc"/>
+        <w:spacing w:line="360" w:lineRule="auto"/>
         <w:rPr>
           <w:lang w:val="zh-CN"/>
         </w:rPr>
@@ -22857,6 +22984,8 @@
     <w:p>
       <w:pPr>
         <w:pStyle w:val="afc"/>
+        <w:spacing w:line="360" w:lineRule="auto"/>
+        <w:ind w:firstLineChars="0" w:firstLine="0"/>
         <w:rPr>
           <w:lang w:val="zh-CN"/>
         </w:rPr>
@@ -22865,112 +22994,7 @@
     <w:p>
       <w:pPr>
         <w:pStyle w:val="afc"/>
-        <w:rPr>
-          <w:lang w:val="zh-CN"/>
-        </w:rPr>
-      </w:pPr>
-      <w:r>
-        <w:rPr>
-          <w:rFonts w:hint="eastAsia"/>
-          <w:lang w:val="zh-CN"/>
-        </w:rPr>
-        <w:t>以下在本地手势控制的功能进行测试</w:t>
-      </w:r>
-      <w:r>
-        <w:rPr>
-          <w:rFonts w:hint="eastAsia"/>
-          <w:lang w:val="zh-CN"/>
-        </w:rPr>
-        <w:t>,</w:t>
-      </w:r>
-      <w:r>
-        <w:rPr>
-          <w:rFonts w:hint="eastAsia"/>
-          <w:lang w:val="zh-CN"/>
-        </w:rPr>
-        <w:t>通过手势识别模块完成</w:t>
-      </w:r>
-      <w:r>
-        <w:rPr>
-          <w:rFonts w:hint="eastAsia"/>
-          <w:lang w:val="zh-CN"/>
-        </w:rPr>
-        <w:t>oled</w:t>
-      </w:r>
-      <w:r>
-        <w:rPr>
-          <w:rFonts w:hint="eastAsia"/>
-          <w:lang w:val="zh-CN"/>
-        </w:rPr>
-        <w:t>的翻页</w:t>
-      </w:r>
-      <w:r>
-        <w:rPr>
-          <w:rFonts w:hint="eastAsia"/>
-          <w:lang w:val="zh-CN"/>
-        </w:rPr>
-        <w:t>,</w:t>
-      </w:r>
-      <w:r>
-        <w:rPr>
-          <w:rFonts w:hint="eastAsia"/>
-          <w:lang w:val="zh-CN"/>
-        </w:rPr>
-        <w:t>与执行器的控制</w:t>
-      </w:r>
-      <w:r>
-        <w:rPr>
-          <w:rFonts w:hint="eastAsia"/>
-          <w:lang w:val="zh-CN"/>
-        </w:rPr>
-        <w:t>。</w:t>
-      </w:r>
-      <w:r>
-        <w:rPr>
-          <w:rFonts w:hint="eastAsia"/>
-          <w:lang w:val="zh-CN"/>
-        </w:rPr>
-        <w:t>同时边缘端的</w:t>
-      </w:r>
-      <w:r>
-        <w:rPr>
-          <w:rFonts w:hint="eastAsia"/>
-          <w:lang w:val="zh-CN"/>
-        </w:rPr>
-        <w:t>web app</w:t>
-      </w:r>
-      <w:r>
-        <w:rPr>
-          <w:rFonts w:hint="eastAsia"/>
-          <w:lang w:val="zh-CN"/>
-        </w:rPr>
-        <w:t>也能同步的显示现</w:t>
-      </w:r>
-      <w:r>
-        <w:rPr>
-          <w:rFonts w:hint="eastAsia"/>
-          <w:lang w:val="zh-CN"/>
-        </w:rPr>
-        <w:t>场</w:t>
-      </w:r>
-      <w:r>
-        <w:rPr>
-          <w:rFonts w:hint="eastAsia"/>
-          <w:lang w:val="zh-CN"/>
-        </w:rPr>
-        <w:t>手势的交互动作</w:t>
-      </w:r>
-      <w:r>
-        <w:rPr>
-          <w:rFonts w:hint="eastAsia"/>
-          <w:lang w:val="zh-CN"/>
-        </w:rPr>
-        <w:t>。</w:t>
-      </w:r>
-    </w:p>
-    <w:p>
-      <w:pPr>
-        <w:pStyle w:val="afc"/>
+        <w:spacing w:line="360" w:lineRule="auto"/>
         <w:rPr>
           <w:lang w:val="zh-CN"/>
         </w:rPr>
@@ -23085,6 +23109,7 @@
     <w:p>
       <w:pPr>
         <w:pStyle w:val="afc"/>
+        <w:spacing w:line="360" w:lineRule="auto"/>
         <w:rPr>
           <w:lang w:val="zh-CN"/>
         </w:rPr>
@@ -23129,7 +23154,14 @@
           <w:rFonts w:hint="eastAsia"/>
           <w:lang w:val="zh-CN"/>
         </w:rPr>
-        <w:t>、公网</w:t>
+        <w:t>、</w:t>
+      </w:r>
+      <w:r>
+        <w:rPr>
+          <w:rFonts w:hint="eastAsia"/>
+          <w:lang w:val="zh-CN"/>
+        </w:rPr>
+        <w:t>公网</w:t>
       </w:r>
       <w:r>
         <w:rPr>
@@ -23925,16 +23957,7 @@
                 <w:bCs/>
                 <w:szCs w:val="21"/>
               </w:rPr>
-              <w:t>适宜，无需浇</w:t>
-            </w:r>
-            <w:r>
-              <w:rPr>
-                <w:rFonts w:hint="eastAsia"/>
-                <w:bCs/>
-                <w:szCs w:val="21"/>
-              </w:rPr>
-              <w:lastRenderedPageBreak/>
-              <w:t>水，建议开灯。</w:t>
+              <w:t>适宜，无需浇水，建议开灯。</w:t>
             </w:r>
           </w:p>
         </w:tc>
@@ -23972,21 +23995,31 @@
     <w:p>
       <w:pPr>
         <w:pStyle w:val="afc"/>
-        <w:rPr>
-          <w:lang w:val="zh-CN"/>
-        </w:rPr>
-      </w:pPr>
-      <w:r>
-        <w:rPr>
-          <w:rFonts w:hint="eastAsia"/>
-          <w:lang w:val="zh-CN"/>
-        </w:rPr>
-        <w:t>从系统测试的过程可以看出，本文设计的智能培育系统可以达到环境监测、自动控制、数据存储、可视化管理等主要目的。如果实测结果表明温湿度、光照和土壤湿度数据可以稳定刷新，可以持续写入数据库，那么说明设备端采集链路和边缘端数据处理链路工作正常；如果控制命令可以被设备端正确解析并执行器动作和日志记录一致，则说明系统控制闭环设计合理。</w:t>
+        <w:spacing w:line="360" w:lineRule="auto"/>
+        <w:rPr>
+          <w:lang w:val="zh-CN"/>
+        </w:rPr>
+      </w:pPr>
+      <w:r>
+        <w:rPr>
+          <w:rFonts w:hint="eastAsia"/>
+          <w:lang w:val="zh-CN"/>
+        </w:rPr>
+        <w:t>从系统测试的过程可以看出，本文设计的智能培育系统可以达到环</w:t>
+      </w:r>
+      <w:r>
+        <w:rPr>
+          <w:rFonts w:hint="eastAsia"/>
+          <w:lang w:val="zh-CN"/>
+        </w:rPr>
+        <w:lastRenderedPageBreak/>
+        <w:t>境监测、自动控制、数据存储、可视化管理等主要目的。如果实测结果表明温湿度、光照和土壤湿度数据可以稳定刷新，可以持续写入数据库，那么说明设备端采集链路和边缘端数据处理链路工作正常；如果控制命令可以被设备端正确解析并执行器动作和日志记录一致，则说明系统控制闭环设计合理。</w:t>
       </w:r>
     </w:p>
     <w:p>
       <w:pPr>
         <w:pStyle w:val="afc"/>
+        <w:spacing w:line="360" w:lineRule="auto"/>
         <w:rPr>
           <w:lang w:val="zh-CN"/>
         </w:rPr>
@@ -24002,6 +24035,7 @@
     <w:p>
       <w:pPr>
         <w:pStyle w:val="afc"/>
+        <w:spacing w:line="360" w:lineRule="auto"/>
         <w:rPr>
           <w:lang w:val="zh-CN"/>
         </w:rPr>
@@ -24041,7 +24075,6 @@
         <w:rPr>
           <w:rFonts w:hint="eastAsia"/>
         </w:rPr>
-        <w:lastRenderedPageBreak/>
         <w:t xml:space="preserve">7 </w:t>
       </w:r>
       <w:r>
@@ -24078,6 +24111,7 @@
     <w:p>
       <w:pPr>
         <w:pStyle w:val="afc"/>
+        <w:spacing w:line="360" w:lineRule="auto"/>
         <w:rPr>
           <w:lang w:val="zh-CN"/>
         </w:rPr>
@@ -24143,12 +24177,21 @@
           <w:rFonts w:hint="eastAsia"/>
           <w:lang w:val="zh-CN"/>
         </w:rPr>
-        <w:t>可视化、历史数据管理、用户权限控制、自动灌溉策略执行、图像分析、本地智能问答等功能。</w:t>
+        <w:t>可视化、历史数据管理、用户权限控制、自动灌溉策</w:t>
+      </w:r>
+      <w:r>
+        <w:rPr>
+          <w:rFonts w:hint="eastAsia"/>
+          <w:lang w:val="zh-CN"/>
+        </w:rPr>
+        <w:lastRenderedPageBreak/>
+        <w:t>略执行、图像分析、本地智能问答等功能。</w:t>
       </w:r>
     </w:p>
     <w:p>
       <w:pPr>
         <w:pStyle w:val="afc"/>
+        <w:spacing w:line="360" w:lineRule="auto"/>
         <w:rPr>
           <w:lang w:val="zh-CN"/>
         </w:rPr>
@@ -24187,6 +24230,7 @@
     <w:p>
       <w:pPr>
         <w:pStyle w:val="afc"/>
+        <w:spacing w:line="360" w:lineRule="auto"/>
         <w:rPr>
           <w:lang w:val="zh-CN"/>
         </w:rPr>
@@ -24266,15 +24310,7 @@
           <w:rFonts w:hint="eastAsia"/>
           <w:lang w:val="zh-CN"/>
         </w:rPr>
-        <w:t>提取色彩特</w:t>
-      </w:r>
-      <w:r>
-        <w:rPr>
-          <w:rFonts w:hint="eastAsia"/>
-          <w:lang w:val="zh-CN"/>
-        </w:rPr>
-        <w:lastRenderedPageBreak/>
-        <w:t>征来判断花期，容易受到环境光线的影响，之后会在树莓派上部署更加鲁棒的轻量化目标检测视觉模型。另外，系统目前的</w:t>
+        <w:t>提取色彩特征来判断花期，容易受到环境光线的影响，之后会在树莓派上部署更加鲁棒的轻量化目标检测视觉模型。另外，系统目前的</w:t>
       </w:r>
       <w:r>
         <w:rPr>
@@ -24331,6 +24367,7 @@
     <w:p>
       <w:pPr>
         <w:pStyle w:val="afc"/>
+        <w:spacing w:line="360" w:lineRule="auto"/>
         <w:rPr>
           <w:lang w:val="zh-CN"/>
         </w:rPr>
@@ -24354,12 +24391,21 @@
           <w:rFonts w:hint="eastAsia"/>
           <w:lang w:val="zh-CN"/>
         </w:rPr>
-        <w:t>后端、数据库、图像处理、物联网通信等方面的知识进行了综合应用，也更加清楚地认识到系统集成与单点功能实现的不同。项目推进的过程中，由于调试硬件，兼容接口，部署环境以及多模块联调所耗费的时间大大超过计划，说明工程实践不只是对编程能力的考核，也是对问题定位，方案取舍，整体规划能力的检验。</w:t>
+        <w:t>后端、数据库、图</w:t>
+      </w:r>
+      <w:r>
+        <w:rPr>
+          <w:rFonts w:hint="eastAsia"/>
+          <w:lang w:val="zh-CN"/>
+        </w:rPr>
+        <w:lastRenderedPageBreak/>
+        <w:t>像处理、物联网通信等方面的知识进行了综合应用，也更加清楚地认识到系统集成与单点功能实现的不同。项目推进的过程中，由于调试硬件，兼容接口，部署环境以及多模块联调所耗费的时间大大超过计划，说明工程实践不只是对编程能力的考核，也是对问题定位，方案取舍，整体规划能力的检验。</w:t>
       </w:r>
     </w:p>
     <w:p>
       <w:pPr>
         <w:pStyle w:val="afc"/>
+        <w:spacing w:line="360" w:lineRule="auto"/>
         <w:rPr>
           <w:lang w:val="zh-CN"/>
         </w:rPr>
@@ -24422,525 +24468,1069 @@
     <w:p>
       <w:pPr>
         <w:pStyle w:val="afc"/>
-      </w:pPr>
-      <w:r>
+        <w:ind w:firstLineChars="0" w:firstLine="0"/>
+        <w:jc w:val="left"/>
+        <w:rPr>
+          <w:rFonts w:cs="宋体"/>
+          <w:szCs w:val="28"/>
+        </w:rPr>
+      </w:pPr>
+      <w:r>
+        <w:rPr>
+          <w:rFonts w:cs="宋体"/>
+          <w:szCs w:val="28"/>
+        </w:rPr>
         <w:t>[1]</w:t>
       </w:r>
       <w:r>
         <w:rPr>
-          <w:rFonts w:hint="eastAsia"/>
+          <w:rFonts w:cs="宋体" w:hint="eastAsia"/>
+          <w:szCs w:val="28"/>
         </w:rPr>
         <w:t xml:space="preserve"> </w:t>
       </w:r>
       <w:r>
+        <w:rPr>
+          <w:rFonts w:cs="宋体"/>
+          <w:szCs w:val="28"/>
+        </w:rPr>
         <w:t>汤朝婧</w:t>
       </w:r>
       <w:r>
+        <w:rPr>
+          <w:rFonts w:cs="宋体"/>
+          <w:szCs w:val="28"/>
+        </w:rPr>
         <w:t>,</w:t>
       </w:r>
       <w:r>
+        <w:rPr>
+          <w:rFonts w:cs="宋体"/>
+          <w:szCs w:val="28"/>
+        </w:rPr>
         <w:t>唐燕</w:t>
       </w:r>
       <w:r>
+        <w:rPr>
+          <w:rFonts w:cs="宋体"/>
+          <w:szCs w:val="28"/>
+        </w:rPr>
         <w:t>.</w:t>
       </w:r>
       <w:r>
+        <w:rPr>
+          <w:rFonts w:cs="宋体"/>
+          <w:szCs w:val="28"/>
+        </w:rPr>
         <w:t>基于物联网的智能花卉栽培系统设计研究</w:t>
       </w:r>
       <w:r>
+        <w:rPr>
+          <w:rFonts w:cs="宋体"/>
+          <w:szCs w:val="28"/>
+        </w:rPr>
         <w:t>[J].</w:t>
       </w:r>
       <w:r>
+        <w:rPr>
+          <w:rFonts w:cs="宋体"/>
+          <w:szCs w:val="28"/>
+        </w:rPr>
         <w:t>现代农业装备</w:t>
       </w:r>
       <w:r>
+        <w:rPr>
+          <w:rFonts w:cs="宋体"/>
+          <w:szCs w:val="28"/>
+        </w:rPr>
         <w:t>,2024,45(01):71-75.</w:t>
       </w:r>
     </w:p>
     <w:p>
       <w:pPr>
         <w:pStyle w:val="afc"/>
-      </w:pPr>
-      <w:r>
+        <w:ind w:firstLineChars="0" w:firstLine="0"/>
+        <w:jc w:val="left"/>
+        <w:rPr>
+          <w:rFonts w:cs="宋体"/>
+          <w:szCs w:val="28"/>
+        </w:rPr>
+      </w:pPr>
+      <w:r>
+        <w:rPr>
+          <w:rFonts w:cs="宋体"/>
+          <w:szCs w:val="28"/>
+        </w:rPr>
         <w:t>[</w:t>
       </w:r>
       <w:r>
         <w:rPr>
-          <w:rFonts w:hint="eastAsia"/>
+          <w:rFonts w:cs="宋体" w:hint="eastAsia"/>
+          <w:szCs w:val="28"/>
         </w:rPr>
         <w:t>2</w:t>
       </w:r>
       <w:r>
+        <w:rPr>
+          <w:rFonts w:cs="宋体"/>
+          <w:szCs w:val="28"/>
+        </w:rPr>
         <w:t>]</w:t>
       </w:r>
       <w:r>
         <w:rPr>
-          <w:rFonts w:hint="eastAsia"/>
+          <w:rFonts w:cs="宋体" w:hint="eastAsia"/>
+          <w:szCs w:val="28"/>
         </w:rPr>
         <w:t xml:space="preserve"> </w:t>
       </w:r>
       <w:r>
+        <w:rPr>
+          <w:rFonts w:cs="宋体"/>
+          <w:szCs w:val="28"/>
+        </w:rPr>
         <w:t>周德锋</w:t>
       </w:r>
       <w:r>
+        <w:rPr>
+          <w:rFonts w:cs="宋体"/>
+          <w:szCs w:val="28"/>
+        </w:rPr>
         <w:t>.</w:t>
       </w:r>
       <w:r>
+        <w:rPr>
+          <w:rFonts w:cs="宋体"/>
+          <w:szCs w:val="28"/>
+        </w:rPr>
         <w:t>基于物联网的智慧农业温室大棚环境智能调节管理系统设计</w:t>
       </w:r>
       <w:r>
+        <w:rPr>
+          <w:rFonts w:cs="宋体"/>
+          <w:szCs w:val="28"/>
+        </w:rPr>
         <w:t>[J].</w:t>
       </w:r>
       <w:r>
         <w:rPr>
-          <w:rFonts w:hint="eastAsia"/>
+          <w:rFonts w:cs="宋体" w:hint="eastAsia"/>
+          <w:szCs w:val="28"/>
         </w:rPr>
         <w:t xml:space="preserve"> </w:t>
       </w:r>
       <w:r>
+        <w:rPr>
+          <w:rFonts w:cs="宋体"/>
+          <w:szCs w:val="28"/>
+        </w:rPr>
         <w:t>办公自动化</w:t>
       </w:r>
       <w:r>
+        <w:rPr>
+          <w:rFonts w:cs="宋体"/>
+          <w:szCs w:val="28"/>
+        </w:rPr>
         <w:t>,2023,28(10):58-60.</w:t>
       </w:r>
     </w:p>
     <w:p>
       <w:pPr>
         <w:pStyle w:val="afc"/>
-      </w:pPr>
-      <w:r>
+        <w:ind w:firstLineChars="0" w:firstLine="0"/>
+        <w:jc w:val="left"/>
+        <w:rPr>
+          <w:rFonts w:cs="宋体"/>
+          <w:szCs w:val="28"/>
+        </w:rPr>
+      </w:pPr>
+      <w:r>
+        <w:rPr>
+          <w:rFonts w:cs="宋体"/>
+          <w:szCs w:val="28"/>
+        </w:rPr>
         <w:t>[</w:t>
       </w:r>
       <w:r>
         <w:rPr>
-          <w:rFonts w:hint="eastAsia"/>
+          <w:rFonts w:cs="宋体" w:hint="eastAsia"/>
+          <w:szCs w:val="28"/>
         </w:rPr>
         <w:t>3</w:t>
       </w:r>
       <w:r>
+        <w:rPr>
+          <w:rFonts w:cs="宋体"/>
+          <w:szCs w:val="28"/>
+        </w:rPr>
         <w:t>]</w:t>
       </w:r>
       <w:r>
         <w:rPr>
-          <w:rFonts w:hint="eastAsia"/>
+          <w:rFonts w:cs="宋体" w:hint="eastAsia"/>
+          <w:szCs w:val="28"/>
         </w:rPr>
         <w:t xml:space="preserve"> </w:t>
       </w:r>
       <w:r>
+        <w:rPr>
+          <w:rFonts w:cs="宋体"/>
+          <w:szCs w:val="28"/>
+        </w:rPr>
         <w:t>顾廷炜</w:t>
       </w:r>
       <w:r>
+        <w:rPr>
+          <w:rFonts w:cs="宋体"/>
+          <w:szCs w:val="28"/>
+        </w:rPr>
         <w:t>,</w:t>
       </w:r>
       <w:r>
+        <w:rPr>
+          <w:rFonts w:cs="宋体"/>
+          <w:szCs w:val="28"/>
+        </w:rPr>
         <w:t>汤明宏</w:t>
       </w:r>
       <w:r>
+        <w:rPr>
+          <w:rFonts w:cs="宋体"/>
+          <w:szCs w:val="28"/>
+        </w:rPr>
         <w:t>,</w:t>
       </w:r>
       <w:r>
+        <w:rPr>
+          <w:rFonts w:cs="宋体"/>
+          <w:szCs w:val="28"/>
+        </w:rPr>
         <w:t>孙晓冬</w:t>
       </w:r>
       <w:r>
+        <w:rPr>
+          <w:rFonts w:cs="宋体"/>
+          <w:szCs w:val="28"/>
+        </w:rPr>
         <w:t>.</w:t>
       </w:r>
       <w:r>
+        <w:rPr>
+          <w:rFonts w:cs="宋体"/>
+          <w:szCs w:val="28"/>
+        </w:rPr>
         <w:t>智能传感器技术应用现状与发展趋势综述</w:t>
       </w:r>
       <w:r>
+        <w:rPr>
+          <w:rFonts w:cs="宋体"/>
+          <w:szCs w:val="28"/>
+        </w:rPr>
         <w:t>[J].</w:t>
       </w:r>
       <w:r>
+        <w:rPr>
+          <w:rFonts w:cs="宋体"/>
+          <w:szCs w:val="28"/>
+        </w:rPr>
         <w:t>物联网技术</w:t>
       </w:r>
       <w:r>
+        <w:rPr>
+          <w:rFonts w:cs="宋体"/>
+          <w:szCs w:val="28"/>
+        </w:rPr>
         <w:t>,2025,15(01):59-63.DOI:10.16667/j.issn.2095-1302.2025.01.014.</w:t>
       </w:r>
     </w:p>
     <w:p>
       <w:pPr>
         <w:pStyle w:val="afc"/>
-      </w:pPr>
-      <w:r>
+        <w:ind w:firstLineChars="0" w:firstLine="0"/>
+        <w:jc w:val="left"/>
+        <w:rPr>
+          <w:rFonts w:cs="宋体"/>
+          <w:szCs w:val="28"/>
+        </w:rPr>
+      </w:pPr>
+      <w:r>
+        <w:rPr>
+          <w:rFonts w:cs="宋体"/>
+          <w:szCs w:val="28"/>
+        </w:rPr>
         <w:t>[</w:t>
       </w:r>
       <w:r>
         <w:rPr>
-          <w:rFonts w:hint="eastAsia"/>
+          <w:rFonts w:cs="宋体" w:hint="eastAsia"/>
+          <w:szCs w:val="28"/>
         </w:rPr>
         <w:t>4</w:t>
       </w:r>
       <w:r>
+        <w:rPr>
+          <w:rFonts w:cs="宋体"/>
+          <w:szCs w:val="28"/>
+        </w:rPr>
         <w:t>]</w:t>
       </w:r>
       <w:r>
         <w:rPr>
-          <w:rFonts w:hint="eastAsia"/>
+          <w:rFonts w:cs="宋体" w:hint="eastAsia"/>
+          <w:szCs w:val="28"/>
         </w:rPr>
         <w:t xml:space="preserve"> </w:t>
       </w:r>
       <w:r>
+        <w:rPr>
+          <w:rFonts w:cs="宋体"/>
+          <w:szCs w:val="28"/>
+        </w:rPr>
         <w:t>黄成龙</w:t>
       </w:r>
       <w:r>
+        <w:rPr>
+          <w:rFonts w:cs="宋体"/>
+          <w:szCs w:val="28"/>
+        </w:rPr>
         <w:t>,</w:t>
       </w:r>
       <w:r>
+        <w:rPr>
+          <w:rFonts w:cs="宋体"/>
+          <w:szCs w:val="28"/>
+        </w:rPr>
         <w:t>柯宇曦</w:t>
       </w:r>
       <w:r>
+        <w:rPr>
+          <w:rFonts w:cs="宋体"/>
+          <w:szCs w:val="28"/>
+        </w:rPr>
         <w:t>,</w:t>
       </w:r>
       <w:r>
+        <w:rPr>
+          <w:rFonts w:cs="宋体"/>
+          <w:szCs w:val="28"/>
+        </w:rPr>
         <w:t>华向东</w:t>
       </w:r>
       <w:r>
+        <w:rPr>
+          <w:rFonts w:cs="宋体"/>
+          <w:szCs w:val="28"/>
+        </w:rPr>
         <w:t>,</w:t>
       </w:r>
       <w:r>
+        <w:rPr>
+          <w:rFonts w:cs="宋体"/>
+          <w:szCs w:val="28"/>
+        </w:rPr>
         <w:t>等</w:t>
       </w:r>
       <w:r>
+        <w:rPr>
+          <w:rFonts w:cs="宋体"/>
+          <w:szCs w:val="28"/>
+        </w:rPr>
         <w:t>.</w:t>
       </w:r>
       <w:r>
+        <w:rPr>
+          <w:rFonts w:cs="宋体"/>
+          <w:szCs w:val="28"/>
+        </w:rPr>
         <w:t>边缘计算在智慧农业中的应用现状与展望</w:t>
       </w:r>
       <w:r>
+        <w:rPr>
+          <w:rFonts w:cs="宋体"/>
+          <w:szCs w:val="28"/>
+        </w:rPr>
         <w:t>[J].</w:t>
       </w:r>
       <w:r>
+        <w:rPr>
+          <w:rFonts w:cs="宋体"/>
+          <w:szCs w:val="28"/>
+        </w:rPr>
         <w:t>农业工程学报</w:t>
       </w:r>
       <w:r>
+        <w:rPr>
+          <w:rFonts w:cs="宋体"/>
+          <w:szCs w:val="28"/>
+        </w:rPr>
         <w:t>,2022,38(16):224-234.</w:t>
       </w:r>
     </w:p>
     <w:p>
       <w:pPr>
         <w:pStyle w:val="afc"/>
-      </w:pPr>
-      <w:r>
+        <w:ind w:firstLineChars="0" w:firstLine="0"/>
+        <w:jc w:val="left"/>
+        <w:rPr>
+          <w:rFonts w:cs="宋体"/>
+          <w:szCs w:val="28"/>
+        </w:rPr>
+      </w:pPr>
+      <w:r>
+        <w:rPr>
+          <w:rFonts w:cs="宋体"/>
+          <w:szCs w:val="28"/>
+        </w:rPr>
         <w:t>[</w:t>
       </w:r>
       <w:r>
         <w:rPr>
-          <w:rFonts w:hint="eastAsia"/>
+          <w:rFonts w:cs="宋体" w:hint="eastAsia"/>
+          <w:szCs w:val="28"/>
         </w:rPr>
         <w:t>5</w:t>
       </w:r>
       <w:r>
+        <w:rPr>
+          <w:rFonts w:cs="宋体"/>
+          <w:szCs w:val="28"/>
+        </w:rPr>
         <w:t>]</w:t>
       </w:r>
       <w:r>
         <w:rPr>
-          <w:rFonts w:hint="eastAsia"/>
+          <w:rFonts w:cs="宋体" w:hint="eastAsia"/>
+          <w:szCs w:val="28"/>
         </w:rPr>
         <w:t xml:space="preserve"> </w:t>
       </w:r>
       <w:r>
+        <w:rPr>
+          <w:rFonts w:cs="宋体"/>
+          <w:szCs w:val="28"/>
+        </w:rPr>
         <w:t>吴小凤</w:t>
       </w:r>
       <w:r>
+        <w:rPr>
+          <w:rFonts w:cs="宋体"/>
+          <w:szCs w:val="28"/>
+        </w:rPr>
         <w:t>,</w:t>
       </w:r>
       <w:r>
+        <w:rPr>
+          <w:rFonts w:cs="宋体"/>
+          <w:szCs w:val="28"/>
+        </w:rPr>
         <w:t>王天淼</w:t>
       </w:r>
       <w:r>
+        <w:rPr>
+          <w:rFonts w:cs="宋体"/>
+          <w:szCs w:val="28"/>
+        </w:rPr>
         <w:t>,</w:t>
       </w:r>
       <w:r>
+        <w:rPr>
+          <w:rFonts w:cs="宋体"/>
+          <w:szCs w:val="28"/>
+        </w:rPr>
         <w:t>朱文秀</w:t>
       </w:r>
       <w:r>
+        <w:rPr>
+          <w:rFonts w:cs="宋体"/>
+          <w:szCs w:val="28"/>
+        </w:rPr>
         <w:t>.</w:t>
       </w:r>
       <w:r>
+        <w:rPr>
+          <w:rFonts w:cs="宋体"/>
+          <w:szCs w:val="28"/>
+        </w:rPr>
         <w:t>基于</w:t>
       </w:r>
       <w:r>
+        <w:rPr>
+          <w:rFonts w:cs="宋体"/>
+          <w:szCs w:val="28"/>
+        </w:rPr>
         <w:t>Flask</w:t>
       </w:r>
       <w:r>
+        <w:rPr>
+          <w:rFonts w:cs="宋体"/>
+          <w:szCs w:val="28"/>
+        </w:rPr>
         <w:t>框架的监控平台可视化设计研究</w:t>
       </w:r>
       <w:r>
+        <w:rPr>
+          <w:rFonts w:cs="宋体"/>
+          <w:szCs w:val="28"/>
+        </w:rPr>
         <w:t>[J].</w:t>
       </w:r>
       <w:r>
+        <w:rPr>
+          <w:rFonts w:cs="宋体"/>
+          <w:szCs w:val="28"/>
+        </w:rPr>
         <w:t>工业控制计算机</w:t>
       </w:r>
       <w:r>
+        <w:rPr>
+          <w:rFonts w:cs="宋体"/>
+          <w:szCs w:val="28"/>
+        </w:rPr>
         <w:t>,2024,37(03):90-91.</w:t>
       </w:r>
     </w:p>
     <w:p>
       <w:pPr>
         <w:pStyle w:val="afc"/>
-      </w:pPr>
-      <w:r>
+        <w:ind w:firstLineChars="0" w:firstLine="0"/>
+        <w:jc w:val="left"/>
+        <w:rPr>
+          <w:rFonts w:cs="宋体"/>
+          <w:szCs w:val="28"/>
+        </w:rPr>
+      </w:pPr>
+      <w:r>
+        <w:rPr>
+          <w:rFonts w:cs="宋体"/>
+          <w:szCs w:val="28"/>
+        </w:rPr>
         <w:t>[</w:t>
       </w:r>
       <w:r>
         <w:rPr>
-          <w:rFonts w:hint="eastAsia"/>
+          <w:rFonts w:cs="宋体" w:hint="eastAsia"/>
+          <w:szCs w:val="28"/>
         </w:rPr>
         <w:t>6</w:t>
       </w:r>
       <w:r>
+        <w:rPr>
+          <w:rFonts w:cs="宋体"/>
+          <w:szCs w:val="28"/>
+        </w:rPr>
         <w:t>]</w:t>
       </w:r>
       <w:r>
         <w:rPr>
-          <w:rFonts w:hint="eastAsia"/>
+          <w:rFonts w:cs="宋体" w:hint="eastAsia"/>
+          <w:szCs w:val="28"/>
         </w:rPr>
         <w:t xml:space="preserve"> </w:t>
       </w:r>
       <w:r>
+        <w:rPr>
+          <w:rFonts w:cs="宋体"/>
+          <w:szCs w:val="28"/>
+        </w:rPr>
         <w:t>景子奇</w:t>
       </w:r>
       <w:r>
+        <w:rPr>
+          <w:rFonts w:cs="宋体"/>
+          <w:szCs w:val="28"/>
+        </w:rPr>
         <w:t>,</w:t>
       </w:r>
       <w:r>
+        <w:rPr>
+          <w:rFonts w:cs="宋体"/>
+          <w:szCs w:val="28"/>
+        </w:rPr>
         <w:t>邹兆年</w:t>
       </w:r>
       <w:r>
+        <w:rPr>
+          <w:rFonts w:cs="宋体"/>
+          <w:szCs w:val="28"/>
+        </w:rPr>
         <w:t>.</w:t>
       </w:r>
       <w:r>
+        <w:rPr>
+          <w:rFonts w:cs="宋体"/>
+          <w:szCs w:val="28"/>
+        </w:rPr>
         <w:t>嵌入式数据库</w:t>
       </w:r>
       <w:r>
+        <w:rPr>
+          <w:rFonts w:cs="宋体"/>
+          <w:szCs w:val="28"/>
+        </w:rPr>
         <w:t>SQLite</w:t>
       </w:r>
       <w:r>
+        <w:rPr>
+          <w:rFonts w:cs="宋体"/>
+          <w:szCs w:val="28"/>
+        </w:rPr>
         <w:t>上多版本并发控制的设计与实现</w:t>
       </w:r>
       <w:r>
+        <w:rPr>
+          <w:rFonts w:cs="宋体"/>
+          <w:szCs w:val="28"/>
+        </w:rPr>
         <w:t>[J].</w:t>
       </w:r>
       <w:r>
+        <w:rPr>
+          <w:rFonts w:cs="宋体"/>
+          <w:szCs w:val="28"/>
+        </w:rPr>
         <w:t>计算机应用</w:t>
       </w:r>
       <w:r>
+        <w:rPr>
+          <w:rFonts w:cs="宋体"/>
+          <w:szCs w:val="28"/>
+        </w:rPr>
         <w:t>,2022,42(01):140-147.</w:t>
       </w:r>
     </w:p>
     <w:p>
       <w:pPr>
         <w:pStyle w:val="afc"/>
-      </w:pPr>
-      <w:r>
+        <w:ind w:firstLineChars="0" w:firstLine="0"/>
+        <w:jc w:val="left"/>
+        <w:rPr>
+          <w:rFonts w:cs="宋体"/>
+          <w:szCs w:val="28"/>
+        </w:rPr>
+      </w:pPr>
+      <w:r>
+        <w:rPr>
+          <w:rFonts w:cs="宋体"/>
+          <w:szCs w:val="28"/>
+        </w:rPr>
         <w:t>[</w:t>
       </w:r>
       <w:r>
         <w:rPr>
-          <w:rFonts w:hint="eastAsia"/>
+          <w:rFonts w:cs="宋体" w:hint="eastAsia"/>
+          <w:szCs w:val="28"/>
         </w:rPr>
         <w:t>7</w:t>
       </w:r>
       <w:r>
+        <w:rPr>
+          <w:rFonts w:cs="宋体"/>
+          <w:szCs w:val="28"/>
+        </w:rPr>
         <w:t>]</w:t>
       </w:r>
       <w:r>
         <w:rPr>
-          <w:rFonts w:hint="eastAsia"/>
+          <w:rFonts w:cs="宋体" w:hint="eastAsia"/>
+          <w:szCs w:val="28"/>
         </w:rPr>
         <w:t xml:space="preserve"> </w:t>
       </w:r>
       <w:r>
+        <w:rPr>
+          <w:rFonts w:cs="宋体"/>
+          <w:szCs w:val="28"/>
+        </w:rPr>
         <w:t>郭翠娟</w:t>
       </w:r>
       <w:r>
+        <w:rPr>
+          <w:rFonts w:cs="宋体"/>
+          <w:szCs w:val="28"/>
+        </w:rPr>
         <w:t>,</w:t>
       </w:r>
       <w:r>
+        <w:rPr>
+          <w:rFonts w:cs="宋体"/>
+          <w:szCs w:val="28"/>
+        </w:rPr>
         <w:t>暴宁</w:t>
       </w:r>
       <w:r>
+        <w:rPr>
+          <w:rFonts w:cs="宋体"/>
+          <w:szCs w:val="28"/>
+        </w:rPr>
         <w:t>,</w:t>
       </w:r>
       <w:r>
+        <w:rPr>
+          <w:rFonts w:cs="宋体"/>
+          <w:szCs w:val="28"/>
+        </w:rPr>
         <w:t>荣锋</w:t>
       </w:r>
       <w:r>
+        <w:rPr>
+          <w:rFonts w:cs="宋体"/>
+          <w:szCs w:val="28"/>
+        </w:rPr>
         <w:t>.</w:t>
       </w:r>
       <w:r>
+        <w:rPr>
+          <w:rFonts w:cs="宋体"/>
+          <w:szCs w:val="28"/>
+        </w:rPr>
         <w:t>基于</w:t>
       </w:r>
       <w:r>
+        <w:rPr>
+          <w:rFonts w:cs="宋体"/>
+          <w:szCs w:val="28"/>
+        </w:rPr>
         <w:t>MQTT</w:t>
       </w:r>
       <w:r>
+        <w:rPr>
+          <w:rFonts w:cs="宋体"/>
+          <w:szCs w:val="28"/>
+        </w:rPr>
         <w:t>的物联网平台研究与设计</w:t>
       </w:r>
       <w:r>
+        <w:rPr>
+          <w:rFonts w:cs="宋体"/>
+          <w:szCs w:val="28"/>
+        </w:rPr>
         <w:t>[J].</w:t>
       </w:r>
       <w:r>
+        <w:rPr>
+          <w:rFonts w:cs="宋体"/>
+          <w:szCs w:val="28"/>
+        </w:rPr>
         <w:t>计算机工程与设计</w:t>
       </w:r>
       <w:r>
+        <w:rPr>
+          <w:rFonts w:cs="宋体"/>
+          <w:szCs w:val="28"/>
+        </w:rPr>
         <w:t>,2022,43(08):2378-2384.DOI:10.16208/j.issn1000-7024.2022.08.036.</w:t>
       </w:r>
     </w:p>
     <w:p>
       <w:pPr>
         <w:pStyle w:val="afc"/>
-      </w:pPr>
-      <w:r>
+        <w:ind w:firstLineChars="0" w:firstLine="0"/>
+        <w:jc w:val="left"/>
+        <w:rPr>
+          <w:rFonts w:cs="宋体"/>
+          <w:szCs w:val="28"/>
+        </w:rPr>
+      </w:pPr>
+      <w:r>
+        <w:rPr>
+          <w:rFonts w:cs="宋体"/>
+          <w:szCs w:val="28"/>
+        </w:rPr>
         <w:t>[</w:t>
       </w:r>
       <w:r>
         <w:rPr>
-          <w:rFonts w:hint="eastAsia"/>
+          <w:rFonts w:cs="宋体" w:hint="eastAsia"/>
+          <w:szCs w:val="28"/>
         </w:rPr>
         <w:t>8</w:t>
       </w:r>
       <w:r>
+        <w:rPr>
+          <w:rFonts w:cs="宋体"/>
+          <w:szCs w:val="28"/>
+        </w:rPr>
         <w:t>]</w:t>
       </w:r>
       <w:r>
         <w:rPr>
-          <w:rFonts w:hint="eastAsia"/>
+          <w:rFonts w:cs="宋体" w:hint="eastAsia"/>
+          <w:szCs w:val="28"/>
         </w:rPr>
         <w:t xml:space="preserve"> </w:t>
       </w:r>
       <w:r>
+        <w:rPr>
+          <w:rFonts w:cs="宋体"/>
+          <w:szCs w:val="28"/>
+        </w:rPr>
         <w:t>张代伟</w:t>
       </w:r>
       <w:r>
+        <w:rPr>
+          <w:rFonts w:cs="宋体"/>
+          <w:szCs w:val="28"/>
+        </w:rPr>
         <w:t>.</w:t>
       </w:r>
       <w:r>
+        <w:rPr>
+          <w:rFonts w:cs="宋体"/>
+          <w:szCs w:val="28"/>
+        </w:rPr>
         <w:t>基于</w:t>
       </w:r>
       <w:r>
+        <w:rPr>
+          <w:rFonts w:cs="宋体"/>
+          <w:szCs w:val="28"/>
+        </w:rPr>
         <w:t>OpenCV</w:t>
       </w:r>
       <w:r>
+        <w:rPr>
+          <w:rFonts w:cs="宋体"/>
+          <w:szCs w:val="28"/>
+        </w:rPr>
         <w:t>的视觉检测系统应用</w:t>
       </w:r>
       <w:r>
+        <w:rPr>
+          <w:rFonts w:cs="宋体"/>
+          <w:szCs w:val="28"/>
+        </w:rPr>
         <w:t>[J].</w:t>
       </w:r>
       <w:r>
+        <w:rPr>
+          <w:rFonts w:cs="宋体"/>
+          <w:szCs w:val="28"/>
+        </w:rPr>
         <w:t>机电信息</w:t>
       </w:r>
       <w:r>
+        <w:rPr>
+          <w:rFonts w:cs="宋体"/>
+          <w:szCs w:val="28"/>
+        </w:rPr>
         <w:t>,2024,(01):7-10.DOI:10.19514/j.cnki.cn32-1628/tm.2024.01.002.</w:t>
       </w:r>
     </w:p>
     <w:p>
       <w:pPr>
         <w:pStyle w:val="afc"/>
-      </w:pPr>
-      <w:r>
+        <w:ind w:firstLineChars="0" w:firstLine="0"/>
+        <w:jc w:val="left"/>
+        <w:rPr>
+          <w:rFonts w:cs="宋体"/>
+          <w:szCs w:val="28"/>
+        </w:rPr>
+      </w:pPr>
+      <w:r>
+        <w:rPr>
+          <w:rFonts w:cs="宋体"/>
+          <w:szCs w:val="28"/>
+        </w:rPr>
         <w:t>[</w:t>
       </w:r>
       <w:r>
         <w:rPr>
-          <w:rFonts w:hint="eastAsia"/>
+          <w:rFonts w:cs="宋体" w:hint="eastAsia"/>
+          <w:szCs w:val="28"/>
         </w:rPr>
         <w:t>9</w:t>
       </w:r>
       <w:r>
+        <w:rPr>
+          <w:rFonts w:cs="宋体"/>
+          <w:szCs w:val="28"/>
+        </w:rPr>
         <w:t>]</w:t>
       </w:r>
       <w:r>
         <w:rPr>
-          <w:rFonts w:hint="eastAsia"/>
+          <w:rFonts w:cs="宋体" w:hint="eastAsia"/>
+          <w:szCs w:val="28"/>
         </w:rPr>
         <w:t xml:space="preserve"> </w:t>
       </w:r>
       <w:r>
+        <w:rPr>
+          <w:rFonts w:cs="宋体"/>
+          <w:szCs w:val="28"/>
+        </w:rPr>
         <w:t>任海玉</w:t>
       </w:r>
       <w:r>
+        <w:rPr>
+          <w:rFonts w:cs="宋体"/>
+          <w:szCs w:val="28"/>
+        </w:rPr>
         <w:t>,</w:t>
       </w:r>
       <w:r>
+        <w:rPr>
+          <w:rFonts w:cs="宋体"/>
+          <w:szCs w:val="28"/>
+        </w:rPr>
         <w:t>刘建平</w:t>
       </w:r>
       <w:r>
+        <w:rPr>
+          <w:rFonts w:cs="宋体"/>
+          <w:szCs w:val="28"/>
+        </w:rPr>
         <w:t>,</w:t>
       </w:r>
       <w:r>
+        <w:rPr>
+          <w:rFonts w:cs="宋体"/>
+          <w:szCs w:val="28"/>
+        </w:rPr>
         <w:t>王健</w:t>
       </w:r>
       <w:r>
+        <w:rPr>
+          <w:rFonts w:cs="宋体"/>
+          <w:szCs w:val="28"/>
+        </w:rPr>
         <w:t>,</w:t>
       </w:r>
       <w:r>
+        <w:rPr>
+          <w:rFonts w:cs="宋体"/>
+          <w:szCs w:val="28"/>
+        </w:rPr>
         <w:t>等</w:t>
       </w:r>
       <w:r>
+        <w:rPr>
+          <w:rFonts w:cs="宋体"/>
+          <w:szCs w:val="28"/>
+        </w:rPr>
         <w:t>.</w:t>
       </w:r>
       <w:r>
+        <w:rPr>
+          <w:rFonts w:cs="宋体"/>
+          <w:szCs w:val="28"/>
+        </w:rPr>
         <w:t>基于大语言模型的智能问答系统研究综述</w:t>
       </w:r>
       <w:r>
+        <w:rPr>
+          <w:rFonts w:cs="宋体"/>
+          <w:szCs w:val="28"/>
+        </w:rPr>
         <w:t>[J].</w:t>
       </w:r>
       <w:r>
+        <w:rPr>
+          <w:rFonts w:cs="宋体"/>
+          <w:szCs w:val="28"/>
+        </w:rPr>
         <w:t>计算机工程与应用</w:t>
       </w:r>
       <w:r>
+        <w:rPr>
+          <w:rFonts w:cs="宋体"/>
+          <w:szCs w:val="28"/>
+        </w:rPr>
         <w:t>,2025,61(07):1-24.</w:t>
       </w:r>
     </w:p>
     <w:p>
       <w:pPr>
         <w:pStyle w:val="afc"/>
-      </w:pPr>
-      <w:r>
+        <w:ind w:firstLineChars="0" w:firstLine="0"/>
+        <w:jc w:val="left"/>
+        <w:rPr>
+          <w:rFonts w:cs="宋体"/>
+          <w:szCs w:val="28"/>
+        </w:rPr>
+      </w:pPr>
+      <w:r>
+        <w:rPr>
+          <w:rFonts w:cs="宋体"/>
+          <w:szCs w:val="28"/>
+        </w:rPr>
         <w:t>[1</w:t>
       </w:r>
       <w:r>
         <w:rPr>
-          <w:rFonts w:hint="eastAsia"/>
+          <w:rFonts w:cs="宋体" w:hint="eastAsia"/>
+          <w:szCs w:val="28"/>
         </w:rPr>
         <w:t>0</w:t>
       </w:r>
       <w:r>
+        <w:rPr>
+          <w:rFonts w:cs="宋体"/>
+          <w:szCs w:val="28"/>
+        </w:rPr>
         <w:t>]</w:t>
       </w:r>
       <w:r>
         <w:rPr>
-          <w:rFonts w:hint="eastAsia"/>
+          <w:rFonts w:cs="宋体" w:hint="eastAsia"/>
+          <w:szCs w:val="28"/>
         </w:rPr>
         <w:t xml:space="preserve"> </w:t>
       </w:r>
       <w:r>
+        <w:rPr>
+          <w:rFonts w:cs="宋体"/>
+          <w:szCs w:val="28"/>
+        </w:rPr>
         <w:t>徐帅驰</w:t>
       </w:r>
       <w:r>
+        <w:rPr>
+          <w:rFonts w:cs="宋体"/>
+          <w:szCs w:val="28"/>
+        </w:rPr>
         <w:t>,</w:t>
       </w:r>
       <w:r>
+        <w:rPr>
+          <w:rFonts w:cs="宋体"/>
+          <w:szCs w:val="28"/>
+        </w:rPr>
         <w:t>郑恭明</w:t>
       </w:r>
       <w:r>
+        <w:rPr>
+          <w:rFonts w:cs="宋体"/>
+          <w:szCs w:val="28"/>
+        </w:rPr>
         <w:t>.MicroPython</w:t>
       </w:r>
       <w:r>
-        <w:t>与云平台在物联网应用领域的开发</w:t>
-      </w:r>
-      <w:r>
-        <w:lastRenderedPageBreak/>
-        <w:t>与应用</w:t>
-      </w:r>
-      <w:r>
+        <w:rPr>
+          <w:rFonts w:cs="宋体"/>
+          <w:szCs w:val="28"/>
+        </w:rPr>
+        <w:t>与云平台在物联网应用领域的开发与应用</w:t>
+      </w:r>
+      <w:r>
+        <w:rPr>
+          <w:rFonts w:cs="宋体"/>
+          <w:szCs w:val="28"/>
+        </w:rPr>
         <w:t>[J].</w:t>
       </w:r>
       <w:r>
+        <w:rPr>
+          <w:rFonts w:cs="宋体"/>
+          <w:szCs w:val="28"/>
+        </w:rPr>
         <w:t>单片机与嵌入式系统应用</w:t>
       </w:r>
       <w:r>
+        <w:rPr>
+          <w:rFonts w:cs="宋体"/>
+          <w:szCs w:val="28"/>
+        </w:rPr>
         <w:t>,2021,21(09):33-36.</w:t>
       </w:r>
     </w:p>
@@ -24960,6 +25550,7 @@
           <w:sz w:val="28"/>
           <w:szCs w:val="28"/>
         </w:rPr>
+        <w:lastRenderedPageBreak/>
         <w:t>[1</w:t>
       </w:r>
       <w:r>
@@ -25677,34 +26268,26 @@
           <w:sz w:val="28"/>
           <w:szCs w:val="28"/>
         </w:rPr>
-        <w:t xml:space="preserve">Li L ,Liu Z C ,Cao K , et al.Artificial intelligence of things for smart agriculture with optimal embedded edge intelligence[J].Computers and Electrical </w:t>
-      </w:r>
-      <w:r>
+        <w:t xml:space="preserve">Li L ,Liu Z C ,Cao K , et al.Artificial intelligence of things for smart agriculture with optimal embedded edge intelligence[J].Computers and Electrical Engineering,2026,133111039-111039.DOI:10.1016/J.COMPELECENG.2026.111039. </w:t>
+      </w:r>
+    </w:p>
+    <w:p>
+      <w:pPr>
+        <w:widowControl/>
+        <w:jc w:val="left"/>
         <w:rPr>
           <w:rFonts w:cs="宋体"/>
           <w:sz w:val="28"/>
           <w:szCs w:val="28"/>
         </w:rPr>
-        <w:lastRenderedPageBreak/>
-        <w:t xml:space="preserve">Engineering,2026,133111039-111039.DOI:10.1016/J.COMPELECENG.2026.111039. </w:t>
-      </w:r>
-    </w:p>
-    <w:p>
-      <w:pPr>
-        <w:widowControl/>
-        <w:jc w:val="left"/>
+      </w:pPr>
+      <w:r>
         <w:rPr>
           <w:rFonts w:cs="宋体"/>
           <w:sz w:val="28"/>
           <w:szCs w:val="28"/>
         </w:rPr>
-      </w:pPr>
-      <w:r>
-        <w:rPr>
-          <w:rFonts w:cs="宋体"/>
-          <w:sz w:val="28"/>
-          <w:szCs w:val="28"/>
-        </w:rPr>
+        <w:lastRenderedPageBreak/>
         <w:t>[1</w:t>
       </w:r>
       <w:r>
@@ -27203,12 +27786,10 @@
     <w:link w:val="afd"/>
     <w:autoRedefine/>
     <w:qFormat/>
-    <w:rsid w:val="002B0605"/>
     <w:pPr>
       <w:tabs>
         <w:tab w:val="left" w:pos="0"/>
       </w:tabs>
-      <w:spacing w:line="360" w:lineRule="auto"/>
       <w:ind w:firstLineChars="200" w:firstLine="560"/>
     </w:pPr>
     <w:rPr>
@@ -27221,7 +27802,6 @@
     <w:link w:val="afc"/>
     <w:autoRedefine/>
     <w:qFormat/>
-    <w:rsid w:val="002B0605"/>
     <w:rPr>
       <w:kern w:val="2"/>
       <w:sz w:val="28"/>

--- a/毕业论文-基于边缘计算的藏红花全生长周期智能培育系统设计与实现-杨坤.docx
+++ b/毕业论文-基于边缘计算的藏红花全生长周期智能培育系统设计与实现-杨坤.docx
@@ -19619,7 +19619,14 @@
           <w:rFonts w:hint="eastAsia"/>
           <w:lang w:val="zh-CN"/>
         </w:rPr>
-        <w:t>颜色空间，按照颜色区间统计和轮廓框选来识别花朵的颜色特征，把识别结果映射到花蕾期、盛开期或者成熟、凋谢期这些状态上；</w:t>
+        <w:t>颜色空间，按照颜色区间统计和轮廓框选来识别花朵的颜色特征，把识别结果映射到花蕾期、盛开期或者成熟、凋谢期这些状态上</w:t>
+      </w:r>
+      <w:r>
+        <w:rPr>
+          <w:rFonts w:hint="eastAsia"/>
+          <w:lang w:val="zh-CN"/>
+        </w:rPr>
+        <w:t>。</w:t>
       </w:r>
     </w:p>
     <w:p>
@@ -21546,6 +21553,9 @@
       <w:pPr>
         <w:pStyle w:val="afc"/>
         <w:spacing w:line="360" w:lineRule="auto"/>
+        <w:rPr>
+          <w:rFonts w:hint="eastAsia"/>
+        </w:rPr>
       </w:pPr>
       <w:r>
         <w:rPr>
@@ -21607,6 +21617,12 @@
           <w:rFonts w:hint="eastAsia"/>
         </w:rPr>
         <w:t>采集数据实物图如下</w:t>
+      </w:r>
+      <w:r>
+        <w:rPr>
+          <w:rFonts w:hint="eastAsia"/>
+        </w:rPr>
+        <w:t xml:space="preserve">: </w:t>
       </w:r>
     </w:p>
     <w:p>
@@ -21935,7 +21951,21 @@
           <w:rFonts w:hint="eastAsia"/>
           <w:lang w:val="zh-CN"/>
         </w:rPr>
-        <w:t>测试环境采用</w:t>
+        <w:t>测试</w:t>
+      </w:r>
+      <w:r>
+        <w:rPr>
+          <w:rFonts w:hint="eastAsia"/>
+          <w:lang w:val="zh-CN"/>
+        </w:rPr>
+        <w:t>平台</w:t>
+      </w:r>
+      <w:r>
+        <w:rPr>
+          <w:rFonts w:hint="eastAsia"/>
+          <w:lang w:val="zh-CN"/>
+        </w:rPr>
+        <w:t>采用</w:t>
       </w:r>
       <w:r>
         <w:rPr>
@@ -21943,20 +21973,6 @@
           <w:lang w:val="zh-CN"/>
         </w:rPr>
         <w:t>postman</w:t>
-      </w:r>
-      <w:r>
-        <w:rPr>
-          <w:rFonts w:hint="eastAsia"/>
-          <w:lang w:val="zh-CN"/>
-        </w:rPr>
-        <w:t>抓包</w:t>
-      </w:r>
-      <w:r>
-        <w:rPr>
-          <w:rFonts w:hint="eastAsia"/>
-          <w:lang w:val="zh-CN"/>
-        </w:rPr>
-        <w:t xml:space="preserve">, </w:t>
       </w:r>
       <w:r>
         <w:rPr>
@@ -23154,14 +23170,7 @@
           <w:rFonts w:hint="eastAsia"/>
           <w:lang w:val="zh-CN"/>
         </w:rPr>
-        <w:t>、</w:t>
-      </w:r>
-      <w:r>
-        <w:rPr>
-          <w:rFonts w:hint="eastAsia"/>
-          <w:lang w:val="zh-CN"/>
-        </w:rPr>
-        <w:t>公网</w:t>
+        <w:t>、公网</w:t>
       </w:r>
       <w:r>
         <w:rPr>

--- a/毕业论文-基于边缘计算的藏红花全生长周期智能培育系统设计与实现-杨坤.docx
+++ b/毕业论文-基于边缘计算的藏红花全生长周期智能培育系统设计与实现-杨坤.docx
@@ -586,6 +586,7 @@
                 <w:szCs w:val="21"/>
               </w:rPr>
             </w:pPr>
+            <w:proofErr w:type="gramStart"/>
             <w:r>
               <w:rPr>
                 <w:rFonts w:ascii="宋体" w:hint="eastAsia"/>
@@ -594,6 +595,7 @@
               </w:rPr>
               <w:t>杨坤</w:t>
             </w:r>
+            <w:proofErr w:type="gramEnd"/>
           </w:p>
         </w:tc>
         <w:tc>
@@ -1891,6 +1893,7 @@
         </w:rPr>
         <w:t>虚拟串口接收设备数据，使用</w:t>
       </w:r>
+      <w:proofErr w:type="spellStart"/>
       <w:r>
         <w:rPr>
           <w:rFonts w:hint="eastAsia"/>
@@ -1898,6 +1901,7 @@
         </w:rPr>
         <w:t>MicroPython</w:t>
       </w:r>
+      <w:proofErr w:type="spellEnd"/>
       <w:r>
         <w:rPr>
           <w:rFonts w:hint="eastAsia"/>
@@ -2177,7 +2181,315 @@
           <w:sz w:val="24"/>
           <w:shd w:val="clear" w:color="auto" w:fill="FDFDFE"/>
         </w:rPr>
-        <w:t>To address the shortcomings of traditional saffron cultivation, such as lack of continuous environmental monitoring, reliance on manual experience for irrigation, and weak data record and remote control capabilities. an intelligent saffron cultivation system base on edge computing was created to improve realtime monitoring, automatic control; and inteliigence throughout the cultivation process. The system employs an overall architecture of device side, edge side, and cloud based expansion. Using an STM32F411 as the hardware core, It collects environmental parameters such as temperature, humidity, light intensity, and soil moisture, controls actuators, displays data on an OLED, and enables on-site interaction. Raspberry Pi 4B serves as the edge gateway, receiving device data via a USB virtual serial port. MicroPython, Flask, and SQLite are used for realtime monitoring, historical data storage, web visualization, user access management, and automatic irrigation strategy configuration. MQTT is then used for cloudbase data expansion and remote access. Finally, opencv image analysis and local lightweight models are combined to enhance the system's environmental assessment and decisionmaking capabilities. The system test results show that this system can effectively perform task such as realtime monitoring of the saffron cultivation environm ent, manual and automatic irrigation control, historical date visualization, and edge intelligent analysis. It features low cost, flexible deployment, and strong scalability, and can provide a feasible engineering solution for small scale intelligent cultivation of specialty economic crops.</w:t>
+        <w:t xml:space="preserve">To address the shortcomings of traditional saffron cultivation, such as lack of continuous environmental monitoring, reliance on manual experience for irrigation, and weak data record and </w:t>
+      </w:r>
+      <w:proofErr w:type="gramStart"/>
+      <w:r>
+        <w:rPr>
+          <w:rFonts w:hint="eastAsia"/>
+          <w:sz w:val="24"/>
+          <w:shd w:val="clear" w:color="auto" w:fill="FDFDFE"/>
+        </w:rPr>
+        <w:t>remote control</w:t>
+      </w:r>
+      <w:proofErr w:type="gramEnd"/>
+      <w:r>
+        <w:rPr>
+          <w:rFonts w:hint="eastAsia"/>
+          <w:sz w:val="24"/>
+          <w:shd w:val="clear" w:color="auto" w:fill="FDFDFE"/>
+        </w:rPr>
+        <w:t xml:space="preserve"> capabilities. </w:t>
+      </w:r>
+      <w:proofErr w:type="gramStart"/>
+      <w:r>
+        <w:rPr>
+          <w:rFonts w:hint="eastAsia"/>
+          <w:sz w:val="24"/>
+          <w:shd w:val="clear" w:color="auto" w:fill="FDFDFE"/>
+        </w:rPr>
+        <w:t>an</w:t>
+      </w:r>
+      <w:proofErr w:type="gramEnd"/>
+      <w:r>
+        <w:rPr>
+          <w:rFonts w:hint="eastAsia"/>
+          <w:sz w:val="24"/>
+          <w:shd w:val="clear" w:color="auto" w:fill="FDFDFE"/>
+        </w:rPr>
+        <w:t xml:space="preserve"> intelligent saffron cultivation system </w:t>
+      </w:r>
+      <w:proofErr w:type="spellStart"/>
+      <w:proofErr w:type="gramStart"/>
+      <w:r>
+        <w:rPr>
+          <w:rFonts w:hint="eastAsia"/>
+          <w:sz w:val="24"/>
+          <w:shd w:val="clear" w:color="auto" w:fill="FDFDFE"/>
+        </w:rPr>
+        <w:t>base</w:t>
+      </w:r>
+      <w:proofErr w:type="spellEnd"/>
+      <w:proofErr w:type="gramEnd"/>
+      <w:r>
+        <w:rPr>
+          <w:rFonts w:hint="eastAsia"/>
+          <w:sz w:val="24"/>
+          <w:shd w:val="clear" w:color="auto" w:fill="FDFDFE"/>
+        </w:rPr>
+        <w:t xml:space="preserve"> on edge computing was created to improve </w:t>
+      </w:r>
+      <w:proofErr w:type="spellStart"/>
+      <w:r>
+        <w:rPr>
+          <w:rFonts w:hint="eastAsia"/>
+          <w:sz w:val="24"/>
+          <w:shd w:val="clear" w:color="auto" w:fill="FDFDFE"/>
+        </w:rPr>
+        <w:t>realtime</w:t>
+      </w:r>
+      <w:proofErr w:type="spellEnd"/>
+      <w:r>
+        <w:rPr>
+          <w:rFonts w:hint="eastAsia"/>
+          <w:sz w:val="24"/>
+          <w:shd w:val="clear" w:color="auto" w:fill="FDFDFE"/>
+        </w:rPr>
+        <w:t xml:space="preserve"> monitoring, automatic control; and </w:t>
+      </w:r>
+      <w:proofErr w:type="spellStart"/>
+      <w:r>
+        <w:rPr>
+          <w:rFonts w:hint="eastAsia"/>
+          <w:sz w:val="24"/>
+          <w:shd w:val="clear" w:color="auto" w:fill="FDFDFE"/>
+        </w:rPr>
+        <w:t>inteliigence</w:t>
+      </w:r>
+      <w:proofErr w:type="spellEnd"/>
+      <w:r>
+        <w:rPr>
+          <w:rFonts w:hint="eastAsia"/>
+          <w:sz w:val="24"/>
+          <w:shd w:val="clear" w:color="auto" w:fill="FDFDFE"/>
+        </w:rPr>
+        <w:t xml:space="preserve"> throughout the cultivation process. The system employs an overall architecture of device side, edge side, and </w:t>
+      </w:r>
+      <w:proofErr w:type="gramStart"/>
+      <w:r>
+        <w:rPr>
+          <w:rFonts w:hint="eastAsia"/>
+          <w:sz w:val="24"/>
+          <w:shd w:val="clear" w:color="auto" w:fill="FDFDFE"/>
+        </w:rPr>
+        <w:t>cloud based</w:t>
+      </w:r>
+      <w:proofErr w:type="gramEnd"/>
+      <w:r>
+        <w:rPr>
+          <w:rFonts w:hint="eastAsia"/>
+          <w:sz w:val="24"/>
+          <w:shd w:val="clear" w:color="auto" w:fill="FDFDFE"/>
+        </w:rPr>
+        <w:t xml:space="preserve"> expansion. Using an STM32F411 as the hardware core, </w:t>
+      </w:r>
+      <w:proofErr w:type="gramStart"/>
+      <w:r>
+        <w:rPr>
+          <w:rFonts w:hint="eastAsia"/>
+          <w:sz w:val="24"/>
+          <w:shd w:val="clear" w:color="auto" w:fill="FDFDFE"/>
+        </w:rPr>
+        <w:t>It</w:t>
+      </w:r>
+      <w:proofErr w:type="gramEnd"/>
+      <w:r>
+        <w:rPr>
+          <w:rFonts w:hint="eastAsia"/>
+          <w:sz w:val="24"/>
+          <w:shd w:val="clear" w:color="auto" w:fill="FDFDFE"/>
+        </w:rPr>
+        <w:t xml:space="preserve"> collects environmental parameters such as temperature, humidity, light intensity, and soil moisture, controls actuators, displays data on an OLED, and enables on-site interaction. Raspberry Pi 4B serves as the edge gateway, receiving device data via a USB virtual serial port. </w:t>
+      </w:r>
+      <w:proofErr w:type="spellStart"/>
+      <w:r>
+        <w:rPr>
+          <w:rFonts w:hint="eastAsia"/>
+          <w:sz w:val="24"/>
+          <w:shd w:val="clear" w:color="auto" w:fill="FDFDFE"/>
+        </w:rPr>
+        <w:t>MicroPython</w:t>
+      </w:r>
+      <w:proofErr w:type="spellEnd"/>
+      <w:r>
+        <w:rPr>
+          <w:rFonts w:hint="eastAsia"/>
+          <w:sz w:val="24"/>
+          <w:shd w:val="clear" w:color="auto" w:fill="FDFDFE"/>
+        </w:rPr>
+        <w:t xml:space="preserve">, Flask, and SQLite are used for </w:t>
+      </w:r>
+      <w:proofErr w:type="spellStart"/>
+      <w:r>
+        <w:rPr>
+          <w:rFonts w:hint="eastAsia"/>
+          <w:sz w:val="24"/>
+          <w:shd w:val="clear" w:color="auto" w:fill="FDFDFE"/>
+        </w:rPr>
+        <w:t>realtime</w:t>
+      </w:r>
+      <w:proofErr w:type="spellEnd"/>
+      <w:r>
+        <w:rPr>
+          <w:rFonts w:hint="eastAsia"/>
+          <w:sz w:val="24"/>
+          <w:shd w:val="clear" w:color="auto" w:fill="FDFDFE"/>
+        </w:rPr>
+        <w:t xml:space="preserve"> monitoring, historical data storage, web visualization, user access management, and automatic irrigation strategy configuration. MQTT is then used for </w:t>
+      </w:r>
+      <w:proofErr w:type="spellStart"/>
+      <w:r>
+        <w:rPr>
+          <w:rFonts w:hint="eastAsia"/>
+          <w:sz w:val="24"/>
+          <w:shd w:val="clear" w:color="auto" w:fill="FDFDFE"/>
+        </w:rPr>
+        <w:t>cloudbase</w:t>
+      </w:r>
+      <w:proofErr w:type="spellEnd"/>
+      <w:r>
+        <w:rPr>
+          <w:rFonts w:hint="eastAsia"/>
+          <w:sz w:val="24"/>
+          <w:shd w:val="clear" w:color="auto" w:fill="FDFDFE"/>
+        </w:rPr>
+        <w:t xml:space="preserve"> data expansion and remote access. Finally, </w:t>
+      </w:r>
+      <w:proofErr w:type="spellStart"/>
+      <w:r>
+        <w:rPr>
+          <w:rFonts w:hint="eastAsia"/>
+          <w:sz w:val="24"/>
+          <w:shd w:val="clear" w:color="auto" w:fill="FDFDFE"/>
+        </w:rPr>
+        <w:t>opencv</w:t>
+      </w:r>
+      <w:proofErr w:type="spellEnd"/>
+      <w:r>
+        <w:rPr>
+          <w:rFonts w:hint="eastAsia"/>
+          <w:sz w:val="24"/>
+          <w:shd w:val="clear" w:color="auto" w:fill="FDFDFE"/>
+        </w:rPr>
+        <w:t xml:space="preserve"> image analysis and local lightweight models are combined to enhance the system's environmental assessment and </w:t>
+      </w:r>
+      <w:proofErr w:type="spellStart"/>
+      <w:r>
+        <w:rPr>
+          <w:rFonts w:hint="eastAsia"/>
+          <w:sz w:val="24"/>
+          <w:shd w:val="clear" w:color="auto" w:fill="FDFDFE"/>
+        </w:rPr>
+        <w:t>decisionmaking</w:t>
+      </w:r>
+      <w:proofErr w:type="spellEnd"/>
+      <w:r>
+        <w:rPr>
+          <w:rFonts w:hint="eastAsia"/>
+          <w:sz w:val="24"/>
+          <w:shd w:val="clear" w:color="auto" w:fill="FDFDFE"/>
+        </w:rPr>
+        <w:t xml:space="preserve"> capabilities. The system test results show that this system can effectively perform </w:t>
+      </w:r>
+      <w:proofErr w:type="gramStart"/>
+      <w:r>
+        <w:rPr>
+          <w:rFonts w:hint="eastAsia"/>
+          <w:sz w:val="24"/>
+          <w:shd w:val="clear" w:color="auto" w:fill="FDFDFE"/>
+        </w:rPr>
+        <w:t>task</w:t>
+      </w:r>
+      <w:proofErr w:type="gramEnd"/>
+      <w:r>
+        <w:rPr>
+          <w:rFonts w:hint="eastAsia"/>
+          <w:sz w:val="24"/>
+          <w:shd w:val="clear" w:color="auto" w:fill="FDFDFE"/>
+        </w:rPr>
+        <w:t xml:space="preserve"> such as </w:t>
+      </w:r>
+      <w:proofErr w:type="spellStart"/>
+      <w:r>
+        <w:rPr>
+          <w:rFonts w:hint="eastAsia"/>
+          <w:sz w:val="24"/>
+          <w:shd w:val="clear" w:color="auto" w:fill="FDFDFE"/>
+        </w:rPr>
+        <w:t>realtime</w:t>
+      </w:r>
+      <w:proofErr w:type="spellEnd"/>
+      <w:r>
+        <w:rPr>
+          <w:rFonts w:hint="eastAsia"/>
+          <w:sz w:val="24"/>
+          <w:shd w:val="clear" w:color="auto" w:fill="FDFDFE"/>
+        </w:rPr>
+        <w:t xml:space="preserve"> monitoring of the saffron cultivation </w:t>
+      </w:r>
+      <w:proofErr w:type="spellStart"/>
+      <w:r>
+        <w:rPr>
+          <w:rFonts w:hint="eastAsia"/>
+          <w:sz w:val="24"/>
+          <w:shd w:val="clear" w:color="auto" w:fill="FDFDFE"/>
+        </w:rPr>
+        <w:t>environm</w:t>
+      </w:r>
+      <w:proofErr w:type="spellEnd"/>
+      <w:r>
+        <w:rPr>
+          <w:rFonts w:hint="eastAsia"/>
+          <w:sz w:val="24"/>
+          <w:shd w:val="clear" w:color="auto" w:fill="FDFDFE"/>
+        </w:rPr>
+        <w:t xml:space="preserve"> </w:t>
+      </w:r>
+      <w:proofErr w:type="spellStart"/>
+      <w:r>
+        <w:rPr>
+          <w:rFonts w:hint="eastAsia"/>
+          <w:sz w:val="24"/>
+          <w:shd w:val="clear" w:color="auto" w:fill="FDFDFE"/>
+        </w:rPr>
+        <w:t>ent</w:t>
+      </w:r>
+      <w:proofErr w:type="spellEnd"/>
+      <w:r>
+        <w:rPr>
+          <w:rFonts w:hint="eastAsia"/>
+          <w:sz w:val="24"/>
+          <w:shd w:val="clear" w:color="auto" w:fill="FDFDFE"/>
+        </w:rPr>
+        <w:t xml:space="preserve">, manual and automatic irrigation control, historical </w:t>
+      </w:r>
+      <w:proofErr w:type="spellStart"/>
+      <w:r>
+        <w:rPr>
+          <w:rFonts w:hint="eastAsia"/>
+          <w:sz w:val="24"/>
+          <w:shd w:val="clear" w:color="auto" w:fill="FDFDFE"/>
+        </w:rPr>
+        <w:t>date</w:t>
+      </w:r>
+      <w:proofErr w:type="spellEnd"/>
+      <w:r>
+        <w:rPr>
+          <w:rFonts w:hint="eastAsia"/>
+          <w:sz w:val="24"/>
+          <w:shd w:val="clear" w:color="auto" w:fill="FDFDFE"/>
+        </w:rPr>
+        <w:t xml:space="preserve"> visualization, and edge intelligent analysis. It features low cost, flexible deployment, and strong scalability, and can provide a feasible engineering solution for small scale intelligent cultivation of specialty economic crops.</w:t>
       </w:r>
     </w:p>
     <w:p>
@@ -7236,7 +7548,23 @@
           <w:rFonts w:hint="eastAsia"/>
           <w:lang w:val="zh-CN"/>
         </w:rPr>
-        <w:t>藏红花属于有较高经济价值的特色经济作物，它的生命周期存在明显的阶段特点，精细化管理要求比较高。在传统的手工灌溉及管理方式中存在着许多问题，劳动强度大，响应慢，监测次数少，过程不能溯源，环境一致性无法控制。当产业规模扩大或者环境变得更为复杂的时候，人工管理所造成的成本和不稳定性就会急剧增加。因此，建立一个环境感知、边缘处理、自动控制、数据可视化、云端扩展的系统，有较高的研究价值和应用意义。</w:t>
+        <w:t>藏红花属于有较高经济价值的特色经济作物，它的生命周期存在明显的阶段特点，精细化管理要求比较高。在传统的手工灌溉及管理方式中存在着许多问题，劳动强度大，响应慢，监测次数少，过程不能溯源，环境一致性无法控制。</w:t>
+      </w:r>
+      <w:proofErr w:type="gramStart"/>
+      <w:r>
+        <w:rPr>
+          <w:rFonts w:hint="eastAsia"/>
+          <w:lang w:val="zh-CN"/>
+        </w:rPr>
+        <w:t>当产业</w:t>
+      </w:r>
+      <w:proofErr w:type="gramEnd"/>
+      <w:r>
+        <w:rPr>
+          <w:rFonts w:hint="eastAsia"/>
+          <w:lang w:val="zh-CN"/>
+        </w:rPr>
+        <w:t>规模扩大或者环境变得更为复杂的时候，人工管理所造成的成本和不稳定性就会急剧增加。因此，建立一个环境感知、边缘处理、自动控制、数据可视化、云端扩展的系统，有较高的研究价值和应用意义。</w:t>
       </w:r>
     </w:p>
     <w:p>
@@ -7677,7 +8005,23 @@
           <w:rFonts w:hint="eastAsia"/>
           <w:lang w:val="zh-CN"/>
         </w:rPr>
-        <w:t>但是对小型、低成本、适合教学、轻量部署的特色作物培育系统，还需要更加贴近实际应用的工程化方案。因此本文根据藏红花培育的实际需要提出一种结合嵌入式采集、边缘服务、本地数据库、可视化管理以及智能扩展的综合实现方案。</w:t>
+        <w:t>但是对小型、低成本、适合教学、轻</w:t>
+      </w:r>
+      <w:proofErr w:type="gramStart"/>
+      <w:r>
+        <w:rPr>
+          <w:rFonts w:hint="eastAsia"/>
+          <w:lang w:val="zh-CN"/>
+        </w:rPr>
+        <w:t>量部署</w:t>
+      </w:r>
+      <w:proofErr w:type="gramEnd"/>
+      <w:r>
+        <w:rPr>
+          <w:rFonts w:hint="eastAsia"/>
+          <w:lang w:val="zh-CN"/>
+        </w:rPr>
+        <w:t>的特色作物培育系统，还需要更加贴近实际应用的工程化方案。因此本文根据藏红花培育的实际需要提出一种结合嵌入式采集、边缘服务、本地数据库、可视化管理以及智能扩展的综合实现方案。</w:t>
       </w:r>
     </w:p>
     <w:p>
@@ -8102,7 +8446,23 @@
           <w:rFonts w:hint="eastAsia"/>
           <w:lang w:val="zh-CN"/>
         </w:rPr>
-        <w:t>物联网系统一般是由感知层、网络层、应用层三部分构成的。感知层主要是对环境信息进行采集、执行控制，网络层主要是实现设备之间的通信、数据传输，应用层主要是实现数据的管理、业务逻辑的实现。对于智能农业场景来说，单纯的感知和传输不能满足低时延、高可用性要求，所以要采用边缘计算的思想，把一部分存储、分析、控制逻辑放到离设备近的地方。</w:t>
+        <w:t>物联网系统一般是由感知层、网络层、应用层三部分构成的。感知层主要是对环境信息进行采集、执行控制，网络层主要是实现设备之间的通信、数据传输，应用层主要是实现数据的管理、业务逻辑的实现。对于智能农业场景来说，单纯的感知和传输不能满足低时延、高可用性要求，所以要采用边缘计算的思想，把一部分存储、分析、控制逻辑放到</w:t>
+      </w:r>
+      <w:proofErr w:type="gramStart"/>
+      <w:r>
+        <w:rPr>
+          <w:rFonts w:hint="eastAsia"/>
+          <w:lang w:val="zh-CN"/>
+        </w:rPr>
+        <w:t>离设备</w:t>
+      </w:r>
+      <w:proofErr w:type="gramEnd"/>
+      <w:r>
+        <w:rPr>
+          <w:rFonts w:hint="eastAsia"/>
+          <w:lang w:val="zh-CN"/>
+        </w:rPr>
+        <w:t>近的地方。</w:t>
       </w:r>
     </w:p>
     <w:p>
@@ -8398,7 +8758,23 @@
           <w:rFonts w:hint="eastAsia"/>
           <w:lang w:val="zh-CN"/>
         </w:rPr>
-        <w:t>是一种面向低带宽和高延迟网络环境设计的轻量级发布</w:t>
+        <w:t>是一种</w:t>
+      </w:r>
+      <w:proofErr w:type="gramStart"/>
+      <w:r>
+        <w:rPr>
+          <w:rFonts w:hint="eastAsia"/>
+          <w:lang w:val="zh-CN"/>
+        </w:rPr>
+        <w:t>面向低</w:t>
+      </w:r>
+      <w:proofErr w:type="gramEnd"/>
+      <w:r>
+        <w:rPr>
+          <w:rFonts w:hint="eastAsia"/>
+          <w:lang w:val="zh-CN"/>
+        </w:rPr>
+        <w:t>带宽和高延迟网络环境设计的轻量级发布</w:t>
       </w:r>
       <w:r>
         <w:rPr>
@@ -8468,7 +8844,23 @@
           <w:rFonts w:hint="eastAsia"/>
           <w:lang w:val="zh-CN"/>
         </w:rPr>
-        <w:t>并能通过扫描二维码或者访</w:t>
+        <w:t>并能通过扫描二</w:t>
+      </w:r>
+      <w:proofErr w:type="gramStart"/>
+      <w:r>
+        <w:rPr>
+          <w:rFonts w:hint="eastAsia"/>
+          <w:lang w:val="zh-CN"/>
+        </w:rPr>
+        <w:t>维码或者</w:t>
+      </w:r>
+      <w:proofErr w:type="gramEnd"/>
+      <w:r>
+        <w:rPr>
+          <w:rFonts w:hint="eastAsia"/>
+          <w:lang w:val="zh-CN"/>
+        </w:rPr>
+        <w:t>访</w:t>
       </w:r>
       <w:r>
         <w:rPr>
@@ -8476,8 +8868,17 @@
           <w:lang w:val="zh-CN"/>
         </w:rPr>
         <w:lastRenderedPageBreak/>
-        <w:t>问公网域名来在非局域网查看采集器数据</w:t>
-      </w:r>
+        <w:t>问公网域名来在非局域网查看采集</w:t>
+      </w:r>
+      <w:proofErr w:type="gramStart"/>
+      <w:r>
+        <w:rPr>
+          <w:rFonts w:hint="eastAsia"/>
+          <w:lang w:val="zh-CN"/>
+        </w:rPr>
+        <w:t>器数据</w:t>
+      </w:r>
+      <w:proofErr w:type="gramEnd"/>
       <w:r>
         <w:rPr>
           <w:rFonts w:hint="eastAsia"/>
@@ -9161,7 +9562,23 @@
           <w:rFonts w:hint="eastAsia"/>
           <w:lang w:val="zh-CN"/>
         </w:rPr>
-        <w:t>完成视觉任务。该套软硬结合的技术栈已经得到了很多行业的落地项目验证，可以保证本系统的各种复杂的业务能顺利进行。</w:t>
+        <w:t>完成视觉任务。该套软硬结合的技术</w:t>
+      </w:r>
+      <w:proofErr w:type="gramStart"/>
+      <w:r>
+        <w:rPr>
+          <w:rFonts w:hint="eastAsia"/>
+          <w:lang w:val="zh-CN"/>
+        </w:rPr>
+        <w:t>栈</w:t>
+      </w:r>
+      <w:proofErr w:type="gramEnd"/>
+      <w:r>
+        <w:rPr>
+          <w:rFonts w:hint="eastAsia"/>
+          <w:lang w:val="zh-CN"/>
+        </w:rPr>
+        <w:t>已经得到了很多行业的落地项目验证，可以保证本系统的各种复杂的业务能顺利进行。</w:t>
       </w:r>
     </w:p>
     <w:p>
@@ -9177,7 +9594,23 @@
           <w:rFonts w:hint="eastAsia"/>
           <w:lang w:val="zh-CN"/>
         </w:rPr>
-        <w:t>经济可行性。本系统所用到的主要零部件绝大部分都是基础电子教学、实验模块。这些配件价格便宜。另外，直接使用树莓派作为算力中心，并且配备现成的传感器成品，不但可以节省从零开始绘制复杂的</w:t>
+        <w:t>经济可行性。本系统所用到的主要零部件绝大部分都是基础电子教学、实验模块。这些配件价格便宜。另外，直接使用树莓派</w:t>
+      </w:r>
+      <w:proofErr w:type="gramStart"/>
+      <w:r>
+        <w:rPr>
+          <w:rFonts w:hint="eastAsia"/>
+          <w:lang w:val="zh-CN"/>
+        </w:rPr>
+        <w:t>作为算力中心</w:t>
+      </w:r>
+      <w:proofErr w:type="gramEnd"/>
+      <w:r>
+        <w:rPr>
+          <w:rFonts w:hint="eastAsia"/>
+          <w:lang w:val="zh-CN"/>
+        </w:rPr>
+        <w:t>，并且配备现成的传感器成品，不但可以节省从零开始绘制复杂的</w:t>
       </w:r>
       <w:r>
         <w:rPr>
@@ -9249,7 +9682,23 @@
           <w:rFonts w:hint="eastAsia"/>
           <w:lang w:val="zh-CN"/>
         </w:rPr>
-        <w:t>线以串行方式进行通信，并且使用免安装的本地数据库，基本上实现了插电即用的效果。系统自带的自动灌溉方案、完善的日志存档系统等都会大大减少对人工操作的需求，该系统非常容易上手并且视觉反馈清晰。</w:t>
+        <w:t>线以串行方式进行通信，并且使用免安装的本地数据库，基本上实现了</w:t>
+      </w:r>
+      <w:proofErr w:type="gramStart"/>
+      <w:r>
+        <w:rPr>
+          <w:rFonts w:hint="eastAsia"/>
+          <w:lang w:val="zh-CN"/>
+        </w:rPr>
+        <w:t>插电即用</w:t>
+      </w:r>
+      <w:proofErr w:type="gramEnd"/>
+      <w:r>
+        <w:rPr>
+          <w:rFonts w:hint="eastAsia"/>
+          <w:lang w:val="zh-CN"/>
+        </w:rPr>
+        <w:t>的效果。系统自带的自动灌溉方案、完善的日志存档系统等都会大大减少对人工操作的需求，该系统非常容易上手并且视觉反馈清晰。</w:t>
       </w:r>
     </w:p>
     <w:p>
@@ -9290,8 +9739,17 @@
           <w:rFonts w:hint="eastAsia"/>
           <w:lang w:val="zh-CN"/>
         </w:rPr>
-        <w:t>本文采用“设备端、边缘端、云端扩展”三层结构来设计系统的总体方案。设备端采用</w:t>
-      </w:r>
+        <w:t>本文采用“设备端、边缘端、云端扩展”三层结构来设计系统的总体方案。设备</w:t>
+      </w:r>
+      <w:proofErr w:type="gramStart"/>
+      <w:r>
+        <w:rPr>
+          <w:rFonts w:hint="eastAsia"/>
+          <w:lang w:val="zh-CN"/>
+        </w:rPr>
+        <w:t>端采用</w:t>
+      </w:r>
+      <w:proofErr w:type="gramEnd"/>
       <w:r>
         <w:rPr>
           <w:rFonts w:hint="eastAsia"/>
@@ -9432,7 +9890,39 @@
           <w:rFonts w:hint="eastAsia"/>
           <w:lang w:val="zh-CN"/>
         </w:rPr>
-        <w:t>获取最新的数据以及历史数据，从而达到实时监控和图表展示的目的；当检测到土壤湿度低于阈值的时候，边缘端会自动开启水泵，并且在达到设定的时间之后再自动关闭水泵；当云端连接正常的时候，边缘端会把数据通过</w:t>
+        <w:t>获取最新的数据以及历史数据，从而达到实时监控和图表展示的目的；当检测到土壤湿度低于阈值的时候，</w:t>
+      </w:r>
+      <w:proofErr w:type="gramStart"/>
+      <w:r>
+        <w:rPr>
+          <w:rFonts w:hint="eastAsia"/>
+          <w:lang w:val="zh-CN"/>
+        </w:rPr>
+        <w:t>边缘端会自动</w:t>
+      </w:r>
+      <w:proofErr w:type="gramEnd"/>
+      <w:r>
+        <w:rPr>
+          <w:rFonts w:hint="eastAsia"/>
+          <w:lang w:val="zh-CN"/>
+        </w:rPr>
+        <w:t>开启水泵，并且在达到设定的时间之后再自动关闭水泵；当云端连接正常的时候，</w:t>
+      </w:r>
+      <w:proofErr w:type="gramStart"/>
+      <w:r>
+        <w:rPr>
+          <w:rFonts w:hint="eastAsia"/>
+          <w:lang w:val="zh-CN"/>
+        </w:rPr>
+        <w:t>边缘端会把</w:t>
+      </w:r>
+      <w:proofErr w:type="gramEnd"/>
+      <w:r>
+        <w:rPr>
+          <w:rFonts w:hint="eastAsia"/>
+          <w:lang w:val="zh-CN"/>
+        </w:rPr>
+        <w:t>数据通过</w:t>
       </w:r>
       <w:r>
         <w:rPr>
@@ -10033,7 +10523,25 @@
                 <w:bCs/>
                 <w:szCs w:val="21"/>
               </w:rPr>
-              <w:t xml:space="preserve"> MicroPython, </w:t>
+              <w:t xml:space="preserve"> </w:t>
+            </w:r>
+            <w:proofErr w:type="spellStart"/>
+            <w:r>
+              <w:rPr>
+                <w:rFonts w:hint="eastAsia"/>
+                <w:bCs/>
+                <w:szCs w:val="21"/>
+              </w:rPr>
+              <w:t>MicroPython</w:t>
+            </w:r>
+            <w:proofErr w:type="spellEnd"/>
+            <w:r>
+              <w:rPr>
+                <w:rFonts w:hint="eastAsia"/>
+                <w:bCs/>
+                <w:szCs w:val="21"/>
+              </w:rPr>
+              <w:t xml:space="preserve">, </w:t>
             </w:r>
             <w:r>
               <w:rPr>
@@ -11337,7 +11845,25 @@
                 <w:bCs/>
                 <w:szCs w:val="21"/>
               </w:rPr>
-              <w:t>与边缘端易集成，适合展示</w:t>
+              <w:t>与边缘</w:t>
+            </w:r>
+            <w:proofErr w:type="gramStart"/>
+            <w:r>
+              <w:rPr>
+                <w:rFonts w:hint="eastAsia"/>
+                <w:bCs/>
+                <w:szCs w:val="21"/>
+              </w:rPr>
+              <w:t>端易集成</w:t>
+            </w:r>
+            <w:proofErr w:type="gramEnd"/>
+            <w:r>
+              <w:rPr>
+                <w:rFonts w:hint="eastAsia"/>
+                <w:bCs/>
+                <w:szCs w:val="21"/>
+              </w:rPr>
+              <w:t>，适合展示</w:t>
             </w:r>
           </w:p>
         </w:tc>
@@ -11609,8 +12135,18 @@
                 <w:bCs/>
                 <w:szCs w:val="21"/>
               </w:rPr>
-              <w:t>方案一</w:t>
-            </w:r>
+              <w:t>方案</w:t>
+            </w:r>
+            <w:proofErr w:type="gramStart"/>
+            <w:r>
+              <w:rPr>
+                <w:rFonts w:hint="eastAsia"/>
+                <w:bCs/>
+                <w:szCs w:val="21"/>
+              </w:rPr>
+              <w:t>一</w:t>
+            </w:r>
+            <w:proofErr w:type="gramEnd"/>
           </w:p>
         </w:tc>
         <w:tc>
@@ -12354,13 +12890,23 @@
                 <w:szCs w:val="21"/>
               </w:rPr>
             </w:pPr>
-            <w:r>
-              <w:rPr>
-                <w:rFonts w:hint="eastAsia"/>
-                <w:bCs/>
-                <w:szCs w:val="21"/>
-              </w:rPr>
-              <w:t>仅文件存储</w:t>
+            <w:proofErr w:type="gramStart"/>
+            <w:r>
+              <w:rPr>
+                <w:rFonts w:hint="eastAsia"/>
+                <w:bCs/>
+                <w:szCs w:val="21"/>
+              </w:rPr>
+              <w:t>仅文件</w:t>
+            </w:r>
+            <w:proofErr w:type="gramEnd"/>
+            <w:r>
+              <w:rPr>
+                <w:rFonts w:hint="eastAsia"/>
+                <w:bCs/>
+                <w:szCs w:val="21"/>
+              </w:rPr>
+              <w:t>存储</w:t>
             </w:r>
           </w:p>
         </w:tc>
@@ -12545,13 +13091,23 @@
                 <w:szCs w:val="21"/>
               </w:rPr>
             </w:pPr>
-            <w:r>
-              <w:rPr>
-                <w:rFonts w:hint="eastAsia"/>
-                <w:bCs/>
-                <w:szCs w:val="21"/>
-              </w:rPr>
-              <w:t>仅文件存储</w:t>
+            <w:proofErr w:type="gramStart"/>
+            <w:r>
+              <w:rPr>
+                <w:rFonts w:hint="eastAsia"/>
+                <w:bCs/>
+                <w:szCs w:val="21"/>
+              </w:rPr>
+              <w:t>仅文件</w:t>
+            </w:r>
+            <w:proofErr w:type="gramEnd"/>
+            <w:r>
+              <w:rPr>
+                <w:rFonts w:hint="eastAsia"/>
+                <w:bCs/>
+                <w:szCs w:val="21"/>
+              </w:rPr>
+              <w:t>存储</w:t>
             </w:r>
           </w:p>
         </w:tc>
@@ -12933,7 +13489,23 @@
           <w:rFonts w:hint="eastAsia"/>
           <w:lang w:val="zh-CN"/>
         </w:rPr>
-        <w:t>等软件环境，满足系统本地数据处理及功能扩展的要求。两者一起工作，系统既有单片机的实时控制能力，又有边缘设备的数据处理能力。</w:t>
+        <w:t>等软件环境，满足</w:t>
+      </w:r>
+      <w:proofErr w:type="gramStart"/>
+      <w:r>
+        <w:rPr>
+          <w:rFonts w:hint="eastAsia"/>
+          <w:lang w:val="zh-CN"/>
+        </w:rPr>
+        <w:t>系统本地</w:t>
+      </w:r>
+      <w:proofErr w:type="gramEnd"/>
+      <w:r>
+        <w:rPr>
+          <w:rFonts w:hint="eastAsia"/>
+          <w:lang w:val="zh-CN"/>
+        </w:rPr>
+        <w:t>数据处理及功能扩展的要求。两者一起工作，系统既有单片机的实时控制能力，又有边缘设备的数据处理能力。</w:t>
       </w:r>
     </w:p>
     <w:p>
@@ -13960,7 +14532,23 @@
           <w:rFonts w:hint="eastAsia"/>
           <w:lang w:val="zh-CN"/>
         </w:rPr>
-        <w:t>摄像头做为图像采集器件。该模块可以直接和树莓派相连，用来采集作物生长图像，再用</w:t>
+        <w:t>摄像头</w:t>
+      </w:r>
+      <w:proofErr w:type="gramStart"/>
+      <w:r>
+        <w:rPr>
+          <w:rFonts w:hint="eastAsia"/>
+          <w:lang w:val="zh-CN"/>
+        </w:rPr>
+        <w:t>做为</w:t>
+      </w:r>
+      <w:proofErr w:type="gramEnd"/>
+      <w:r>
+        <w:rPr>
+          <w:rFonts w:hint="eastAsia"/>
+          <w:lang w:val="zh-CN"/>
+        </w:rPr>
+        <w:t>图像采集器件。该模块可以直接和树莓派相连，用来采集作物生长图像，再用</w:t>
       </w:r>
       <w:r>
         <w:rPr>
@@ -14150,12 +14738,21 @@
         </w:rPr>
         <w:t xml:space="preserve"> STM32 </w:t>
       </w:r>
-      <w:r>
-        <w:rPr>
-          <w:rFonts w:hint="eastAsia"/>
-          <w:lang w:val="zh-CN"/>
-        </w:rPr>
-        <w:t>回发控制命令。</w:t>
+      <w:proofErr w:type="gramStart"/>
+      <w:r>
+        <w:rPr>
+          <w:rFonts w:hint="eastAsia"/>
+          <w:lang w:val="zh-CN"/>
+        </w:rPr>
+        <w:t>回发控制</w:t>
+      </w:r>
+      <w:proofErr w:type="gramEnd"/>
+      <w:r>
+        <w:rPr>
+          <w:rFonts w:hint="eastAsia"/>
+          <w:lang w:val="zh-CN"/>
+        </w:rPr>
+        <w:t>命令。</w:t>
       </w:r>
     </w:p>
     <w:p>
@@ -14185,7 +14782,23 @@
           <w:rFonts w:hint="eastAsia"/>
           <w:lang w:val="zh-CN"/>
         </w:rPr>
-        <w:t>灯带继电器。当边缘端发出控制命令之后，</w:t>
+        <w:t>灯带继电器。当边缘</w:t>
+      </w:r>
+      <w:proofErr w:type="gramStart"/>
+      <w:r>
+        <w:rPr>
+          <w:rFonts w:hint="eastAsia"/>
+          <w:lang w:val="zh-CN"/>
+        </w:rPr>
+        <w:t>端发出</w:t>
+      </w:r>
+      <w:proofErr w:type="gramEnd"/>
+      <w:r>
+        <w:rPr>
+          <w:rFonts w:hint="eastAsia"/>
+          <w:lang w:val="zh-CN"/>
+        </w:rPr>
+        <w:t>控制命令之后，</w:t>
       </w:r>
       <w:r>
         <w:rPr>
@@ -14561,12 +15174,21 @@
           <w:lang w:val="zh-CN"/>
         </w:rPr>
       </w:pPr>
-      <w:r>
-        <w:rPr>
-          <w:rFonts w:hint="eastAsia"/>
-          <w:lang w:val="zh-CN"/>
-        </w:rPr>
-        <w:t>板载状态指示灯使用</w:t>
+      <w:proofErr w:type="gramStart"/>
+      <w:r>
+        <w:rPr>
+          <w:rFonts w:hint="eastAsia"/>
+          <w:lang w:val="zh-CN"/>
+        </w:rPr>
+        <w:t>板载状态</w:t>
+      </w:r>
+      <w:proofErr w:type="gramEnd"/>
+      <w:r>
+        <w:rPr>
+          <w:rFonts w:hint="eastAsia"/>
+          <w:lang w:val="zh-CN"/>
+        </w:rPr>
+        <w:t>指示灯使用</w:t>
       </w:r>
       <w:r>
         <w:rPr>
@@ -14607,8 +15229,17 @@
           <w:rFonts w:hint="eastAsia"/>
           <w:lang w:val="zh-CN"/>
         </w:rPr>
-        <w:t>与树莓派通过</w:t>
-      </w:r>
+        <w:t>与树莓</w:t>
+      </w:r>
+      <w:proofErr w:type="gramStart"/>
+      <w:r>
+        <w:rPr>
+          <w:rFonts w:hint="eastAsia"/>
+          <w:lang w:val="zh-CN"/>
+        </w:rPr>
+        <w:t>派通过</w:t>
+      </w:r>
+      <w:proofErr w:type="gramEnd"/>
       <w:r>
         <w:rPr>
           <w:rFonts w:hint="eastAsia"/>
@@ -14894,7 +15525,39 @@
           <w:rFonts w:hint="eastAsia"/>
           <w:lang w:val="zh-CN"/>
         </w:rPr>
-        <w:t>边缘端线程不断读取当前土壤湿度和灌溉策略参数，当满足触发条件的时候，就会向设备端发出开启水泵的指令，在达到设定的灌溉时间之后，再发出关闭指令。系统还要对控制日志以及最近的动作时间加以记载，从而给状态追踪以及测试分析赋予支撑。</w:t>
+        <w:t>边缘端线程不断读取当前土壤湿度和灌溉策略参数，当满足触发条件的时候，就会</w:t>
+      </w:r>
+      <w:proofErr w:type="gramStart"/>
+      <w:r>
+        <w:rPr>
+          <w:rFonts w:hint="eastAsia"/>
+          <w:lang w:val="zh-CN"/>
+        </w:rPr>
+        <w:t>向设备端发出</w:t>
+      </w:r>
+      <w:proofErr w:type="gramEnd"/>
+      <w:r>
+        <w:rPr>
+          <w:rFonts w:hint="eastAsia"/>
+          <w:lang w:val="zh-CN"/>
+        </w:rPr>
+        <w:t>开启水泵的指令，在达到设定的灌溉时间之后，再发出关闭指令。系统还要对控制日志以及最近的动作时间加以记载，从而</w:t>
+      </w:r>
+      <w:proofErr w:type="gramStart"/>
+      <w:r>
+        <w:rPr>
+          <w:rFonts w:hint="eastAsia"/>
+          <w:lang w:val="zh-CN"/>
+        </w:rPr>
+        <w:t>给状态</w:t>
+      </w:r>
+      <w:proofErr w:type="gramEnd"/>
+      <w:r>
+        <w:rPr>
+          <w:rFonts w:hint="eastAsia"/>
+          <w:lang w:val="zh-CN"/>
+        </w:rPr>
+        <w:t>追踪以及测试分析赋予支撑。</w:t>
       </w:r>
     </w:p>
     <w:p>
@@ -15012,7 +15675,23 @@
           <w:rFonts w:hint="eastAsia"/>
           <w:lang w:val="zh-CN"/>
         </w:rPr>
-        <w:t>让用户在易脏手的培育室环境也能查看数据。</w:t>
+        <w:t>让用户在易脏手的培育</w:t>
+      </w:r>
+      <w:proofErr w:type="gramStart"/>
+      <w:r>
+        <w:rPr>
+          <w:rFonts w:hint="eastAsia"/>
+          <w:lang w:val="zh-CN"/>
+        </w:rPr>
+        <w:t>室环境</w:t>
+      </w:r>
+      <w:proofErr w:type="gramEnd"/>
+      <w:r>
+        <w:rPr>
+          <w:rFonts w:hint="eastAsia"/>
+          <w:lang w:val="zh-CN"/>
+        </w:rPr>
+        <w:t>也能查看数据。</w:t>
       </w:r>
     </w:p>
     <w:p>
@@ -15231,8 +15910,17 @@
           <w:rFonts w:hint="eastAsia"/>
           <w:lang w:val="zh-CN"/>
         </w:rPr>
-        <w:t>相比于蓝牙或者</w:t>
-      </w:r>
+        <w:t>相比于</w:t>
+      </w:r>
+      <w:proofErr w:type="gramStart"/>
+      <w:r>
+        <w:rPr>
+          <w:rFonts w:hint="eastAsia"/>
+          <w:lang w:val="zh-CN"/>
+        </w:rPr>
+        <w:t>蓝牙或者</w:t>
+      </w:r>
+      <w:proofErr w:type="gramEnd"/>
       <w:r>
         <w:rPr>
           <w:rFonts w:hint="eastAsia"/>
@@ -15259,7 +15947,23 @@
           <w:rFonts w:hint="eastAsia"/>
           <w:lang w:val="zh-CN"/>
         </w:rPr>
-        <w:t>串口链路更稳定、调试更简单，适合原型设计阶段快速落地。同时边缘端仍然具有</w:t>
+        <w:t>串口链路更稳定、调试更简单，适合原型设计阶段快速落地。同时边缘</w:t>
+      </w:r>
+      <w:proofErr w:type="gramStart"/>
+      <w:r>
+        <w:rPr>
+          <w:rFonts w:hint="eastAsia"/>
+          <w:lang w:val="zh-CN"/>
+        </w:rPr>
+        <w:t>端仍然</w:t>
+      </w:r>
+      <w:proofErr w:type="gramEnd"/>
+      <w:r>
+        <w:rPr>
+          <w:rFonts w:hint="eastAsia"/>
+          <w:lang w:val="zh-CN"/>
+        </w:rPr>
+        <w:t>具有</w:t>
       </w:r>
       <w:r>
         <w:rPr>
@@ -15949,7 +16653,23 @@
           <w:rFonts w:hint="eastAsia"/>
           <w:lang w:val="zh-CN"/>
         </w:rPr>
-        <w:t>设备端主要功能流程可概括如下：</w:t>
+        <w:t>设备</w:t>
+      </w:r>
+      <w:proofErr w:type="gramStart"/>
+      <w:r>
+        <w:rPr>
+          <w:rFonts w:hint="eastAsia"/>
+          <w:lang w:val="zh-CN"/>
+        </w:rPr>
+        <w:t>端主要</w:t>
+      </w:r>
+      <w:proofErr w:type="gramEnd"/>
+      <w:r>
+        <w:rPr>
+          <w:rFonts w:hint="eastAsia"/>
+          <w:lang w:val="zh-CN"/>
+        </w:rPr>
+        <w:t>功能流程可概括如下：</w:t>
       </w:r>
     </w:p>
     <w:p>
@@ -16190,7 +16910,21 @@
         <w:rPr>
           <w:rFonts w:hint="eastAsia"/>
         </w:rPr>
-        <w:t>边缘端服务与数据库设计</w:t>
+        <w:t>边缘</w:t>
+      </w:r>
+      <w:proofErr w:type="gramStart"/>
+      <w:r>
+        <w:rPr>
+          <w:rFonts w:hint="eastAsia"/>
+        </w:rPr>
+        <w:t>端服务</w:t>
+      </w:r>
+      <w:proofErr w:type="gramEnd"/>
+      <w:r>
+        <w:rPr>
+          <w:rFonts w:hint="eastAsia"/>
+        </w:rPr>
+        <w:t>与数据库设计</w:t>
       </w:r>
       <w:bookmarkEnd w:id="115"/>
       <w:bookmarkEnd w:id="116"/>
@@ -16208,8 +16942,17 @@
           <w:rFonts w:hint="eastAsia"/>
           <w:lang w:val="zh-CN"/>
         </w:rPr>
-        <w:t>边缘端服务用</w:t>
-      </w:r>
+        <w:t>边缘</w:t>
+      </w:r>
+      <w:proofErr w:type="gramStart"/>
+      <w:r>
+        <w:rPr>
+          <w:rFonts w:hint="eastAsia"/>
+          <w:lang w:val="zh-CN"/>
+        </w:rPr>
+        <w:t>端服务用</w:t>
+      </w:r>
+      <w:proofErr w:type="gramEnd"/>
       <w:r>
         <w:rPr>
           <w:rFonts w:hint="eastAsia"/>
@@ -16541,7 +17284,25 @@
                 <w:bCs/>
                 <w:szCs w:val="21"/>
               </w:rPr>
-              <w:t>/api/v1/sensors/latest</w:t>
+              <w:t>/</w:t>
+            </w:r>
+            <w:proofErr w:type="spellStart"/>
+            <w:r>
+              <w:rPr>
+                <w:rFonts w:hint="eastAsia"/>
+                <w:bCs/>
+                <w:szCs w:val="21"/>
+              </w:rPr>
+              <w:t>api</w:t>
+            </w:r>
+            <w:proofErr w:type="spellEnd"/>
+            <w:r>
+              <w:rPr>
+                <w:rFonts w:hint="eastAsia"/>
+                <w:bCs/>
+                <w:szCs w:val="21"/>
+              </w:rPr>
+              <w:t>/v1/sensors/latest</w:t>
             </w:r>
           </w:p>
         </w:tc>
@@ -16648,7 +17409,25 @@
                 <w:bCs/>
                 <w:szCs w:val="21"/>
               </w:rPr>
-              <w:t>/api/v1/sensors/history</w:t>
+              <w:t>/</w:t>
+            </w:r>
+            <w:proofErr w:type="spellStart"/>
+            <w:r>
+              <w:rPr>
+                <w:rFonts w:hint="eastAsia"/>
+                <w:bCs/>
+                <w:szCs w:val="21"/>
+              </w:rPr>
+              <w:t>api</w:t>
+            </w:r>
+            <w:proofErr w:type="spellEnd"/>
+            <w:r>
+              <w:rPr>
+                <w:rFonts w:hint="eastAsia"/>
+                <w:bCs/>
+                <w:szCs w:val="21"/>
+              </w:rPr>
+              <w:t>/v1/sensors/history</w:t>
             </w:r>
           </w:p>
         </w:tc>
@@ -16756,7 +17535,25 @@
                 <w:szCs w:val="21"/>
               </w:rPr>
               <w:lastRenderedPageBreak/>
-              <w:t>/api/v1/sensors/history.csv</w:t>
+              <w:t>/</w:t>
+            </w:r>
+            <w:proofErr w:type="spellStart"/>
+            <w:r>
+              <w:rPr>
+                <w:rFonts w:hint="eastAsia"/>
+                <w:bCs/>
+                <w:szCs w:val="21"/>
+              </w:rPr>
+              <w:t>api</w:t>
+            </w:r>
+            <w:proofErr w:type="spellEnd"/>
+            <w:r>
+              <w:rPr>
+                <w:rFonts w:hint="eastAsia"/>
+                <w:bCs/>
+                <w:szCs w:val="21"/>
+              </w:rPr>
+              <w:t>/v1/sensors/history.csv</w:t>
             </w:r>
           </w:p>
         </w:tc>
@@ -16871,7 +17668,25 @@
                 <w:bCs/>
                 <w:szCs w:val="21"/>
               </w:rPr>
-              <w:t>/api/v1/control</w:t>
+              <w:t>/</w:t>
+            </w:r>
+            <w:proofErr w:type="spellStart"/>
+            <w:r>
+              <w:rPr>
+                <w:rFonts w:hint="eastAsia"/>
+                <w:bCs/>
+                <w:szCs w:val="21"/>
+              </w:rPr>
+              <w:t>api</w:t>
+            </w:r>
+            <w:proofErr w:type="spellEnd"/>
+            <w:r>
+              <w:rPr>
+                <w:rFonts w:hint="eastAsia"/>
+                <w:bCs/>
+                <w:szCs w:val="21"/>
+              </w:rPr>
+              <w:t>/v1/control</w:t>
             </w:r>
           </w:p>
         </w:tc>
@@ -16978,7 +17793,25 @@
                 <w:bCs/>
                 <w:szCs w:val="21"/>
               </w:rPr>
-              <w:t>/api/v1/control/logs</w:t>
+              <w:t>/</w:t>
+            </w:r>
+            <w:proofErr w:type="spellStart"/>
+            <w:r>
+              <w:rPr>
+                <w:rFonts w:hint="eastAsia"/>
+                <w:bCs/>
+                <w:szCs w:val="21"/>
+              </w:rPr>
+              <w:t>api</w:t>
+            </w:r>
+            <w:proofErr w:type="spellEnd"/>
+            <w:r>
+              <w:rPr>
+                <w:rFonts w:hint="eastAsia"/>
+                <w:bCs/>
+                <w:szCs w:val="21"/>
+              </w:rPr>
+              <w:t>/v1/control/logs</w:t>
             </w:r>
           </w:p>
         </w:tc>
@@ -17085,7 +17918,25 @@
                 <w:bCs/>
                 <w:szCs w:val="21"/>
               </w:rPr>
-              <w:t>/api/v1/policy/irrigation</w:t>
+              <w:t>/</w:t>
+            </w:r>
+            <w:proofErr w:type="spellStart"/>
+            <w:r>
+              <w:rPr>
+                <w:rFonts w:hint="eastAsia"/>
+                <w:bCs/>
+                <w:szCs w:val="21"/>
+              </w:rPr>
+              <w:t>api</w:t>
+            </w:r>
+            <w:proofErr w:type="spellEnd"/>
+            <w:r>
+              <w:rPr>
+                <w:rFonts w:hint="eastAsia"/>
+                <w:bCs/>
+                <w:szCs w:val="21"/>
+              </w:rPr>
+              <w:t>/v1/policy/irrigation</w:t>
             </w:r>
           </w:p>
         </w:tc>
@@ -17192,7 +18043,25 @@
                 <w:bCs/>
                 <w:szCs w:val="21"/>
               </w:rPr>
-              <w:t>/api/v1/policy/irrigation/status</w:t>
+              <w:t>/</w:t>
+            </w:r>
+            <w:proofErr w:type="spellStart"/>
+            <w:r>
+              <w:rPr>
+                <w:rFonts w:hint="eastAsia"/>
+                <w:bCs/>
+                <w:szCs w:val="21"/>
+              </w:rPr>
+              <w:t>api</w:t>
+            </w:r>
+            <w:proofErr w:type="spellEnd"/>
+            <w:r>
+              <w:rPr>
+                <w:rFonts w:hint="eastAsia"/>
+                <w:bCs/>
+                <w:szCs w:val="21"/>
+              </w:rPr>
+              <w:t>/v1/policy/irrigation/status</w:t>
             </w:r>
           </w:p>
         </w:tc>
@@ -17299,7 +18168,25 @@
                 <w:bCs/>
                 <w:szCs w:val="21"/>
               </w:rPr>
-              <w:t>/api/v1/auth/register</w:t>
+              <w:t>/</w:t>
+            </w:r>
+            <w:proofErr w:type="spellStart"/>
+            <w:r>
+              <w:rPr>
+                <w:rFonts w:hint="eastAsia"/>
+                <w:bCs/>
+                <w:szCs w:val="21"/>
+              </w:rPr>
+              <w:t>api</w:t>
+            </w:r>
+            <w:proofErr w:type="spellEnd"/>
+            <w:r>
+              <w:rPr>
+                <w:rFonts w:hint="eastAsia"/>
+                <w:bCs/>
+                <w:szCs w:val="21"/>
+              </w:rPr>
+              <w:t>/v1/auth/register</w:t>
             </w:r>
           </w:p>
         </w:tc>
@@ -17406,7 +18293,25 @@
                 <w:bCs/>
                 <w:szCs w:val="21"/>
               </w:rPr>
-              <w:t>/api/v1/auth/login</w:t>
+              <w:t>/</w:t>
+            </w:r>
+            <w:proofErr w:type="spellStart"/>
+            <w:r>
+              <w:rPr>
+                <w:rFonts w:hint="eastAsia"/>
+                <w:bCs/>
+                <w:szCs w:val="21"/>
+              </w:rPr>
+              <w:t>api</w:t>
+            </w:r>
+            <w:proofErr w:type="spellEnd"/>
+            <w:r>
+              <w:rPr>
+                <w:rFonts w:hint="eastAsia"/>
+                <w:bCs/>
+                <w:szCs w:val="21"/>
+              </w:rPr>
+              <w:t>/v1/auth/login</w:t>
             </w:r>
           </w:p>
         </w:tc>
@@ -17513,7 +18418,25 @@
                 <w:bCs/>
                 <w:szCs w:val="21"/>
               </w:rPr>
-              <w:t>/api/v1/auth/me</w:t>
+              <w:t>/</w:t>
+            </w:r>
+            <w:proofErr w:type="spellStart"/>
+            <w:r>
+              <w:rPr>
+                <w:rFonts w:hint="eastAsia"/>
+                <w:bCs/>
+                <w:szCs w:val="21"/>
+              </w:rPr>
+              <w:t>api</w:t>
+            </w:r>
+            <w:proofErr w:type="spellEnd"/>
+            <w:r>
+              <w:rPr>
+                <w:rFonts w:hint="eastAsia"/>
+                <w:bCs/>
+                <w:szCs w:val="21"/>
+              </w:rPr>
+              <w:t>/v1/auth/me</w:t>
             </w:r>
           </w:p>
         </w:tc>
@@ -17620,7 +18543,25 @@
                 <w:bCs/>
                 <w:szCs w:val="21"/>
               </w:rPr>
-              <w:t>/api/v1/devices/status</w:t>
+              <w:t>/</w:t>
+            </w:r>
+            <w:proofErr w:type="spellStart"/>
+            <w:r>
+              <w:rPr>
+                <w:rFonts w:hint="eastAsia"/>
+                <w:bCs/>
+                <w:szCs w:val="21"/>
+              </w:rPr>
+              <w:t>api</w:t>
+            </w:r>
+            <w:proofErr w:type="spellEnd"/>
+            <w:r>
+              <w:rPr>
+                <w:rFonts w:hint="eastAsia"/>
+                <w:bCs/>
+                <w:szCs w:val="21"/>
+              </w:rPr>
+              <w:t>/v1/devices/status</w:t>
             </w:r>
           </w:p>
         </w:tc>
@@ -17727,7 +18668,25 @@
                 <w:bCs/>
                 <w:szCs w:val="21"/>
               </w:rPr>
-              <w:t>/api/v1/camera/capture</w:t>
+              <w:t>/</w:t>
+            </w:r>
+            <w:proofErr w:type="spellStart"/>
+            <w:r>
+              <w:rPr>
+                <w:rFonts w:hint="eastAsia"/>
+                <w:bCs/>
+                <w:szCs w:val="21"/>
+              </w:rPr>
+              <w:t>api</w:t>
+            </w:r>
+            <w:proofErr w:type="spellEnd"/>
+            <w:r>
+              <w:rPr>
+                <w:rFonts w:hint="eastAsia"/>
+                <w:bCs/>
+                <w:szCs w:val="21"/>
+              </w:rPr>
+              <w:t>/v1/camera/capture</w:t>
             </w:r>
           </w:p>
         </w:tc>
@@ -17834,7 +18793,25 @@
                 <w:bCs/>
                 <w:szCs w:val="21"/>
               </w:rPr>
-              <w:t>/api/v1/vision/analyze</w:t>
+              <w:t>/</w:t>
+            </w:r>
+            <w:proofErr w:type="spellStart"/>
+            <w:r>
+              <w:rPr>
+                <w:rFonts w:hint="eastAsia"/>
+                <w:bCs/>
+                <w:szCs w:val="21"/>
+              </w:rPr>
+              <w:t>api</w:t>
+            </w:r>
+            <w:proofErr w:type="spellEnd"/>
+            <w:r>
+              <w:rPr>
+                <w:rFonts w:hint="eastAsia"/>
+                <w:bCs/>
+                <w:szCs w:val="21"/>
+              </w:rPr>
+              <w:t>/v1/vision/analyze</w:t>
             </w:r>
           </w:p>
         </w:tc>
@@ -17941,7 +18918,25 @@
                 <w:bCs/>
                 <w:szCs w:val="21"/>
               </w:rPr>
-              <w:t>/api/v1/assistant</w:t>
+              <w:t>/</w:t>
+            </w:r>
+            <w:proofErr w:type="spellStart"/>
+            <w:r>
+              <w:rPr>
+                <w:rFonts w:hint="eastAsia"/>
+                <w:bCs/>
+                <w:szCs w:val="21"/>
+              </w:rPr>
+              <w:t>api</w:t>
+            </w:r>
+            <w:proofErr w:type="spellEnd"/>
+            <w:r>
+              <w:rPr>
+                <w:rFonts w:hint="eastAsia"/>
+                <w:bCs/>
+                <w:szCs w:val="21"/>
+              </w:rPr>
+              <w:t>/v1/assistant</w:t>
             </w:r>
           </w:p>
         </w:tc>
@@ -18310,6 +19305,7 @@
               </w:rPr>
               <w:t>、</w:t>
             </w:r>
+            <w:proofErr w:type="spellStart"/>
             <w:r>
               <w:rPr>
                 <w:rFonts w:hint="eastAsia"/>
@@ -18318,6 +19314,7 @@
               </w:rPr>
               <w:t>password_hash</w:t>
             </w:r>
+            <w:proofErr w:type="spellEnd"/>
             <w:r>
               <w:rPr>
                 <w:rFonts w:hint="eastAsia"/>
@@ -18326,6 +19323,7 @@
               </w:rPr>
               <w:t>、</w:t>
             </w:r>
+            <w:proofErr w:type="spellStart"/>
             <w:r>
               <w:rPr>
                 <w:rFonts w:hint="eastAsia"/>
@@ -18334,6 +19332,7 @@
               </w:rPr>
               <w:t>created_at</w:t>
             </w:r>
+            <w:proofErr w:type="spellEnd"/>
           </w:p>
         </w:tc>
         <w:tc>
@@ -18516,6 +19515,7 @@
                 <w:szCs w:val="21"/>
               </w:rPr>
             </w:pPr>
+            <w:proofErr w:type="spellStart"/>
             <w:r>
               <w:rPr>
                 <w:rFonts w:hint="eastAsia"/>
@@ -18524,6 +19524,7 @@
               </w:rPr>
               <w:t>user_roles</w:t>
             </w:r>
+            <w:proofErr w:type="spellEnd"/>
           </w:p>
         </w:tc>
         <w:tc>
@@ -18550,6 +19551,7 @@
                 <w:szCs w:val="21"/>
               </w:rPr>
             </w:pPr>
+            <w:proofErr w:type="spellStart"/>
             <w:r>
               <w:rPr>
                 <w:rFonts w:hint="eastAsia"/>
@@ -18558,6 +19560,7 @@
               </w:rPr>
               <w:t>user_id</w:t>
             </w:r>
+            <w:proofErr w:type="spellEnd"/>
             <w:r>
               <w:rPr>
                 <w:rFonts w:hint="eastAsia"/>
@@ -18566,6 +19569,7 @@
               </w:rPr>
               <w:t>、</w:t>
             </w:r>
+            <w:proofErr w:type="spellStart"/>
             <w:r>
               <w:rPr>
                 <w:rFonts w:hint="eastAsia"/>
@@ -18574,6 +19578,7 @@
               </w:rPr>
               <w:t>role_id</w:t>
             </w:r>
+            <w:proofErr w:type="spellEnd"/>
           </w:p>
         </w:tc>
         <w:tc>
@@ -18718,6 +19723,7 @@
               </w:rPr>
               <w:t>、</w:t>
             </w:r>
+            <w:proofErr w:type="spellStart"/>
             <w:r>
               <w:rPr>
                 <w:rFonts w:hint="eastAsia"/>
@@ -18726,6 +19732,7 @@
               </w:rPr>
               <w:t>last_seen</w:t>
             </w:r>
+            <w:proofErr w:type="spellEnd"/>
           </w:p>
         </w:tc>
         <w:tc>
@@ -18788,6 +19795,7 @@
                 <w:szCs w:val="21"/>
               </w:rPr>
             </w:pPr>
+            <w:proofErr w:type="spellStart"/>
             <w:r>
               <w:rPr>
                 <w:rFonts w:hint="eastAsia"/>
@@ -18796,6 +19804,7 @@
               </w:rPr>
               <w:t>sensor_data</w:t>
             </w:r>
+            <w:proofErr w:type="spellEnd"/>
           </w:p>
         </w:tc>
         <w:tc>
@@ -18838,6 +19847,7 @@
               </w:rPr>
               <w:t>、</w:t>
             </w:r>
+            <w:proofErr w:type="spellStart"/>
             <w:r>
               <w:rPr>
                 <w:rFonts w:hint="eastAsia"/>
@@ -18846,6 +19856,7 @@
               </w:rPr>
               <w:t>device_id</w:t>
             </w:r>
+            <w:proofErr w:type="spellEnd"/>
             <w:r>
               <w:rPr>
                 <w:rFonts w:hint="eastAsia"/>
@@ -18988,6 +19999,7 @@
                 <w:szCs w:val="21"/>
               </w:rPr>
             </w:pPr>
+            <w:proofErr w:type="spellStart"/>
             <w:r>
               <w:rPr>
                 <w:rFonts w:hint="eastAsia"/>
@@ -18996,6 +20008,7 @@
               </w:rPr>
               <w:t>control_logs</w:t>
             </w:r>
+            <w:proofErr w:type="spellEnd"/>
           </w:p>
         </w:tc>
         <w:tc>
@@ -19038,6 +20051,7 @@
               </w:rPr>
               <w:t>、</w:t>
             </w:r>
+            <w:proofErr w:type="spellStart"/>
             <w:r>
               <w:rPr>
                 <w:rFonts w:hint="eastAsia"/>
@@ -19046,6 +20060,7 @@
               </w:rPr>
               <w:t>device_id</w:t>
             </w:r>
+            <w:proofErr w:type="spellEnd"/>
             <w:r>
               <w:rPr>
                 <w:rFonts w:hint="eastAsia"/>
@@ -19086,6 +20101,7 @@
               </w:rPr>
               <w:t>、</w:t>
             </w:r>
+            <w:proofErr w:type="spellStart"/>
             <w:r>
               <w:rPr>
                 <w:rFonts w:hint="eastAsia"/>
@@ -19094,6 +20110,7 @@
               </w:rPr>
               <w:t>raw_command</w:t>
             </w:r>
+            <w:proofErr w:type="spellEnd"/>
             <w:r>
               <w:rPr>
                 <w:rFonts w:hint="eastAsia"/>
@@ -19118,6 +20135,7 @@
               </w:rPr>
               <w:t>、</w:t>
             </w:r>
+            <w:proofErr w:type="spellStart"/>
             <w:r>
               <w:rPr>
                 <w:rFonts w:hint="eastAsia"/>
@@ -19126,6 +20144,7 @@
               </w:rPr>
               <w:t>created_at</w:t>
             </w:r>
+            <w:proofErr w:type="spellEnd"/>
           </w:p>
         </w:tc>
         <w:tc>
@@ -19188,6 +20207,7 @@
                 <w:szCs w:val="21"/>
               </w:rPr>
             </w:pPr>
+            <w:proofErr w:type="spellStart"/>
             <w:r>
               <w:rPr>
                 <w:rFonts w:hint="eastAsia"/>
@@ -19196,6 +20216,7 @@
               </w:rPr>
               <w:t>irrigation_policies</w:t>
             </w:r>
+            <w:proofErr w:type="spellEnd"/>
           </w:p>
         </w:tc>
         <w:tc>
@@ -19238,6 +20259,7 @@
               </w:rPr>
               <w:t>、</w:t>
             </w:r>
+            <w:proofErr w:type="spellStart"/>
             <w:r>
               <w:rPr>
                 <w:rFonts w:hint="eastAsia"/>
@@ -19246,6 +20268,7 @@
               </w:rPr>
               <w:t>device_id</w:t>
             </w:r>
+            <w:proofErr w:type="spellEnd"/>
             <w:r>
               <w:rPr>
                 <w:rFonts w:hint="eastAsia"/>
@@ -19270,6 +20293,7 @@
               </w:rPr>
               <w:t>、</w:t>
             </w:r>
+            <w:proofErr w:type="spellStart"/>
             <w:r>
               <w:rPr>
                 <w:rFonts w:hint="eastAsia"/>
@@ -19278,6 +20302,7 @@
               </w:rPr>
               <w:t>soil_threshold_min</w:t>
             </w:r>
+            <w:proofErr w:type="spellEnd"/>
             <w:r>
               <w:rPr>
                 <w:rFonts w:hint="eastAsia"/>
@@ -19286,6 +20311,7 @@
               </w:rPr>
               <w:t>、</w:t>
             </w:r>
+            <w:proofErr w:type="spellStart"/>
             <w:r>
               <w:rPr>
                 <w:rFonts w:hint="eastAsia"/>
@@ -19294,6 +20320,7 @@
               </w:rPr>
               <w:t>watering_seconds</w:t>
             </w:r>
+            <w:proofErr w:type="spellEnd"/>
             <w:r>
               <w:rPr>
                 <w:rFonts w:hint="eastAsia"/>
@@ -19302,6 +20329,7 @@
               </w:rPr>
               <w:t>、</w:t>
             </w:r>
+            <w:proofErr w:type="spellStart"/>
             <w:r>
               <w:rPr>
                 <w:rFonts w:hint="eastAsia"/>
@@ -19310,6 +20338,7 @@
               </w:rPr>
               <w:t>cooldown_seconds</w:t>
             </w:r>
+            <w:proofErr w:type="spellEnd"/>
             <w:r>
               <w:rPr>
                 <w:rFonts w:hint="eastAsia"/>
@@ -19318,6 +20347,7 @@
               </w:rPr>
               <w:t>、</w:t>
             </w:r>
+            <w:proofErr w:type="spellStart"/>
             <w:r>
               <w:rPr>
                 <w:rFonts w:hint="eastAsia"/>
@@ -19326,6 +20356,7 @@
               </w:rPr>
               <w:t>updated_at</w:t>
             </w:r>
+            <w:proofErr w:type="spellEnd"/>
           </w:p>
         </w:tc>
         <w:tc>
@@ -19377,7 +20408,23 @@
           <w:rFonts w:hint="eastAsia"/>
           <w:lang w:val="zh-CN"/>
         </w:rPr>
-        <w:t>此外，系统在数据库层设计了相应触发器，当控制日志插入后，能够自动更新设备的最近在线时间。该设计体现了数据库对业务逻辑的支撑作用，保证了设备状态信息更新的及时性和一致性，提高了系统的数据管理能力。</w:t>
+        <w:t>此外，系统在数据库层设计了相应触发器，</w:t>
+      </w:r>
+      <w:proofErr w:type="gramStart"/>
+      <w:r>
+        <w:rPr>
+          <w:rFonts w:hint="eastAsia"/>
+          <w:lang w:val="zh-CN"/>
+        </w:rPr>
+        <w:t>当控制</w:t>
+      </w:r>
+      <w:proofErr w:type="gramEnd"/>
+      <w:r>
+        <w:rPr>
+          <w:rFonts w:hint="eastAsia"/>
+          <w:lang w:val="zh-CN"/>
+        </w:rPr>
+        <w:t>日志插入后，能够自动更新设备的最近在线时间。该设计体现了数据库对业务逻辑的支撑作用，保证了设备状态信息更新的及时性和一致性，提高了系统的数据管理能力。</w:t>
       </w:r>
     </w:p>
     <w:p>
@@ -19619,7 +20666,23 @@
           <w:rFonts w:hint="eastAsia"/>
           <w:lang w:val="zh-CN"/>
         </w:rPr>
-        <w:t>颜色空间，按照颜色区间统计和轮廓框选来识别花朵的颜色特征，把识别结果映射到花蕾期、盛开期或者成熟、凋谢期这些状态上</w:t>
+        <w:t>颜色空间，按照颜色区间统计和</w:t>
+      </w:r>
+      <w:proofErr w:type="gramStart"/>
+      <w:r>
+        <w:rPr>
+          <w:rFonts w:hint="eastAsia"/>
+          <w:lang w:val="zh-CN"/>
+        </w:rPr>
+        <w:t>轮廓框选来</w:t>
+      </w:r>
+      <w:proofErr w:type="gramEnd"/>
+      <w:r>
+        <w:rPr>
+          <w:rFonts w:hint="eastAsia"/>
+          <w:lang w:val="zh-CN"/>
+        </w:rPr>
+        <w:t>识别花朵的颜色特征，把识别结果映射到花蕾期、盛开期或者成熟、凋谢期这些状态上</w:t>
       </w:r>
       <w:r>
         <w:rPr>
@@ -19882,12 +20945,14 @@
         </w:rPr>
         <w:t xml:space="preserve">5.8  </w:t>
       </w:r>
+      <w:proofErr w:type="spellStart"/>
       <w:r>
         <w:rPr>
           <w:rFonts w:hint="eastAsia"/>
         </w:rPr>
         <w:t>llm</w:t>
       </w:r>
+      <w:proofErr w:type="spellEnd"/>
       <w:r>
         <w:rPr>
           <w:rFonts w:hint="eastAsia"/>
@@ -21322,7 +22387,25 @@
                 <w:bCs/>
                 <w:szCs w:val="21"/>
               </w:rPr>
-              <w:t>光照值明显变化</w:t>
+              <w:t>光照</w:t>
+            </w:r>
+            <w:proofErr w:type="gramStart"/>
+            <w:r>
+              <w:rPr>
+                <w:rFonts w:hint="eastAsia"/>
+                <w:bCs/>
+                <w:szCs w:val="21"/>
+              </w:rPr>
+              <w:t>值明显</w:t>
+            </w:r>
+            <w:proofErr w:type="gramEnd"/>
+            <w:r>
+              <w:rPr>
+                <w:rFonts w:hint="eastAsia"/>
+                <w:bCs/>
+                <w:szCs w:val="21"/>
+              </w:rPr>
+              <w:t>变化</w:t>
             </w:r>
           </w:p>
         </w:tc>
@@ -21437,7 +22520,16 @@
                 <w:bCs/>
                 <w:szCs w:val="21"/>
               </w:rPr>
-              <w:t>湿土</w:t>
+              <w:t>湿</w:t>
+            </w:r>
+            <w:proofErr w:type="gramStart"/>
+            <w:r>
+              <w:rPr>
+                <w:rFonts w:hint="eastAsia"/>
+                <w:bCs/>
+                <w:szCs w:val="21"/>
+              </w:rPr>
+              <w:t>土</w:t>
             </w:r>
             <w:r>
               <w:rPr>
@@ -21447,6 +22539,7 @@
               </w:rPr>
               <w:t>环境</w:t>
             </w:r>
+            <w:proofErr w:type="gramEnd"/>
           </w:p>
         </w:tc>
         <w:tc>
@@ -21553,9 +22646,6 @@
       <w:pPr>
         <w:pStyle w:val="afc"/>
         <w:spacing w:line="360" w:lineRule="auto"/>
-        <w:rPr>
-          <w:rFonts w:hint="eastAsia"/>
-        </w:rPr>
       </w:pPr>
       <w:r>
         <w:rPr>
@@ -22564,8 +23654,18 @@
                 <w:bCs/>
                 <w:szCs w:val="21"/>
               </w:rPr>
-              <w:t>警示灯控制</w:t>
-            </w:r>
+              <w:t>警示</w:t>
+            </w:r>
+            <w:proofErr w:type="gramStart"/>
+            <w:r>
+              <w:rPr>
+                <w:rFonts w:hint="eastAsia"/>
+                <w:bCs/>
+                <w:szCs w:val="21"/>
+              </w:rPr>
+              <w:t>灯控制</w:t>
+            </w:r>
+            <w:proofErr w:type="gramEnd"/>
           </w:p>
         </w:tc>
         <w:tc>
@@ -22634,7 +23734,25 @@
                 <w:bCs/>
                 <w:szCs w:val="21"/>
               </w:rPr>
-              <w:t>警示灯快速闪烁</w:t>
+              <w:t>警示</w:t>
+            </w:r>
+            <w:proofErr w:type="gramStart"/>
+            <w:r>
+              <w:rPr>
+                <w:rFonts w:hint="eastAsia"/>
+                <w:bCs/>
+                <w:szCs w:val="21"/>
+              </w:rPr>
+              <w:t>灯快速</w:t>
+            </w:r>
+            <w:proofErr w:type="gramEnd"/>
+            <w:r>
+              <w:rPr>
+                <w:rFonts w:hint="eastAsia"/>
+                <w:bCs/>
+                <w:szCs w:val="21"/>
+              </w:rPr>
+              <w:t>闪烁</w:t>
             </w:r>
           </w:p>
         </w:tc>
@@ -22822,7 +23940,25 @@
                 <w:bCs/>
                 <w:szCs w:val="21"/>
               </w:rPr>
-              <w:t>灯带成功开启与关闭</w:t>
+              <w:t>灯</w:t>
+            </w:r>
+            <w:proofErr w:type="gramStart"/>
+            <w:r>
+              <w:rPr>
+                <w:rFonts w:hint="eastAsia"/>
+                <w:bCs/>
+                <w:szCs w:val="21"/>
+              </w:rPr>
+              <w:t>带成功</w:t>
+            </w:r>
+            <w:proofErr w:type="gramEnd"/>
+            <w:r>
+              <w:rPr>
+                <w:rFonts w:hint="eastAsia"/>
+                <w:bCs/>
+                <w:szCs w:val="21"/>
+              </w:rPr>
+              <w:t>开启与关闭</w:t>
             </w:r>
           </w:p>
         </w:tc>
@@ -22897,7 +24033,25 @@
                 <w:bCs/>
                 <w:szCs w:val="21"/>
               </w:rPr>
-              <w:t>在控制页执行手势</w:t>
+              <w:t>在控制</w:t>
+            </w:r>
+            <w:proofErr w:type="gramStart"/>
+            <w:r>
+              <w:rPr>
+                <w:rFonts w:hint="eastAsia"/>
+                <w:bCs/>
+                <w:szCs w:val="21"/>
+              </w:rPr>
+              <w:t>页执行</w:t>
+            </w:r>
+            <w:proofErr w:type="gramEnd"/>
+            <w:r>
+              <w:rPr>
+                <w:rFonts w:hint="eastAsia"/>
+                <w:bCs/>
+                <w:szCs w:val="21"/>
+              </w:rPr>
+              <w:t>手势</w:t>
             </w:r>
           </w:p>
         </w:tc>
@@ -23001,11 +24155,67 @@
       <w:pPr>
         <w:pStyle w:val="afc"/>
         <w:spacing w:line="360" w:lineRule="auto"/>
-        <w:ind w:firstLineChars="0" w:firstLine="0"/>
-        <w:rPr>
-          <w:lang w:val="zh-CN"/>
-        </w:rPr>
-      </w:pPr>
+        <w:rPr>
+          <w:rFonts w:hint="eastAsia"/>
+          <w:lang w:val="zh-CN"/>
+        </w:rPr>
+      </w:pPr>
+      <w:r>
+        <w:rPr>
+          <w:rFonts w:hint="eastAsia"/>
+          <w:lang w:val="zh-CN"/>
+        </w:rPr>
+        <w:t>在手势识别测试环境充分的反应了手势的实时性和准确性</w:t>
+      </w:r>
+      <w:r>
+        <w:rPr>
+          <w:rFonts w:hint="eastAsia"/>
+          <w:lang w:val="zh-CN"/>
+        </w:rPr>
+        <w:t xml:space="preserve">, </w:t>
+      </w:r>
+      <w:r>
+        <w:rPr>
+          <w:rFonts w:hint="eastAsia"/>
+          <w:lang w:val="zh-CN"/>
+        </w:rPr>
+        <w:t>用户在进行手势操作后就可以完成页面的跳转</w:t>
+      </w:r>
+      <w:r>
+        <w:rPr>
+          <w:rFonts w:hint="eastAsia"/>
+          <w:lang w:val="zh-CN"/>
+        </w:rPr>
+        <w:t xml:space="preserve">, </w:t>
+      </w:r>
+      <w:r>
+        <w:rPr>
+          <w:rFonts w:hint="eastAsia"/>
+          <w:lang w:val="zh-CN"/>
+        </w:rPr>
+        <w:t>用户在向右手势后页面成功完成翻页</w:t>
+      </w:r>
+      <w:r>
+        <w:rPr>
+          <w:rFonts w:hint="eastAsia"/>
+          <w:lang w:val="zh-CN"/>
+        </w:rPr>
+        <w:t>,</w:t>
+      </w:r>
+      <w:r>
+        <w:rPr>
+          <w:rFonts w:hint="eastAsia"/>
+          <w:lang w:val="zh-CN"/>
+        </w:rPr>
+        <w:t>向上后成功的手动开启水泵</w:t>
+      </w:r>
+      <w:r>
+        <w:rPr>
+          <w:rFonts w:hint="eastAsia"/>
+          <w:lang w:val="zh-CN"/>
+        </w:rPr>
+        <w:t>。</w:t>
+      </w:r>
     </w:p>
     <w:p>
       <w:pPr>
@@ -23990,6 +25200,7 @@
         <w:rPr>
           <w:rFonts w:hint="eastAsia"/>
         </w:rPr>
+        <w:lastRenderedPageBreak/>
         <w:t xml:space="preserve">6.3 </w:t>
       </w:r>
       <w:r>
@@ -24014,15 +25225,23 @@
           <w:rFonts w:hint="eastAsia"/>
           <w:lang w:val="zh-CN"/>
         </w:rPr>
-        <w:t>从系统测试的过程可以看出，本文设计的智能培育系统可以达到环</w:t>
-      </w:r>
-      <w:r>
-        <w:rPr>
-          <w:rFonts w:hint="eastAsia"/>
-          <w:lang w:val="zh-CN"/>
-        </w:rPr>
-        <w:lastRenderedPageBreak/>
-        <w:t>境监测、自动控制、数据存储、可视化管理等主要目的。如果实测结果表明温湿度、光照和土壤湿度数据可以稳定刷新，可以持续写入数据库，那么说明设备端采集链路和边缘端数据处理链路工作正常；如果控制命令可以被设备端正确解析并执行器动作和日志记录一致，则说明系统控制闭环设计合理。</w:t>
+        <w:t>从系统测试的过程可以看出，本文设计的智能培育系统可以达到环境监测、自动控制、数据存储、可视化管理等主要目的。如果实测结果表明温湿度、光照和土壤湿度数据可以稳定刷新，可以持续写入数据库，那么说明设备端采集链路和边缘端数据处理链路工作正常；如果控制命令可以</w:t>
+      </w:r>
+      <w:proofErr w:type="gramStart"/>
+      <w:r>
+        <w:rPr>
+          <w:rFonts w:hint="eastAsia"/>
+          <w:lang w:val="zh-CN"/>
+        </w:rPr>
+        <w:t>被设备端正确</w:t>
+      </w:r>
+      <w:proofErr w:type="gramEnd"/>
+      <w:r>
+        <w:rPr>
+          <w:rFonts w:hint="eastAsia"/>
+          <w:lang w:val="zh-CN"/>
+        </w:rPr>
+        <w:t>解析并执行器动作和日志记录一致，则说明系统控制闭环设计合理。</w:t>
       </w:r>
     </w:p>
     <w:p>
@@ -24144,7 +25363,31 @@
           <w:rFonts w:hint="eastAsia"/>
           <w:lang w:val="zh-CN"/>
         </w:rPr>
-        <w:t>做设备端控制核心，用树莓派</w:t>
+        <w:t>做设备</w:t>
+      </w:r>
+      <w:proofErr w:type="gramStart"/>
+      <w:r>
+        <w:rPr>
+          <w:rFonts w:hint="eastAsia"/>
+          <w:lang w:val="zh-CN"/>
+        </w:rPr>
+        <w:t>端控制</w:t>
+      </w:r>
+      <w:proofErr w:type="gramEnd"/>
+      <w:r>
+        <w:rPr>
+          <w:rFonts w:hint="eastAsia"/>
+          <w:lang w:val="zh-CN"/>
+        </w:rPr>
+        <w:t>核心，用树莓</w:t>
+      </w:r>
+      <w:r>
+        <w:rPr>
+          <w:rFonts w:hint="eastAsia"/>
+          <w:lang w:val="zh-CN"/>
+        </w:rPr>
+        <w:lastRenderedPageBreak/>
+        <w:t>派</w:t>
       </w:r>
       <w:r>
         <w:rPr>
@@ -24186,15 +25429,7 @@
           <w:rFonts w:hint="eastAsia"/>
           <w:lang w:val="zh-CN"/>
         </w:rPr>
-        <w:t>可视化、历史数据管理、用户权限控制、自动灌溉策</w:t>
-      </w:r>
-      <w:r>
-        <w:rPr>
-          <w:rFonts w:hint="eastAsia"/>
-          <w:lang w:val="zh-CN"/>
-        </w:rPr>
-        <w:lastRenderedPageBreak/>
-        <w:t>略执行、图像分析、本地智能问答等功能。</w:t>
+        <w:t>可视化、历史数据管理、用户权限控制、自动灌溉策略执行、图像分析、本地智能问答等功能。</w:t>
       </w:r>
     </w:p>
     <w:p>
@@ -24210,7 +25445,23 @@
           <w:rFonts w:hint="eastAsia"/>
           <w:lang w:val="zh-CN"/>
         </w:rPr>
-        <w:t>经过系统的方案设计、硬件连接实现、软件平台开发、功能测试可知，本文所建立的系统有如下特点，一是分层结构的设计比较清楚，二是实现了从环境感知到控制执行的闭环，三是边缘端具备较强的本地自治能力，即使云端连接断开也能继续工作，四是系统具有较好的扩展性，可以增加更多的传感器、执行器以及智能分析模块。本文基本达到了预期的研究目的，给小型特色作物的智能培育提供了一种可行的实现途径。</w:t>
+        <w:t>经过系统的方案设计、硬件连接实现、软件平台开发、功能测试可知，本文所建立的系统有如下特点，一是分层结构的设计比较清楚，二是实现了从环境感知到控制执行的闭环，三是边缘</w:t>
+      </w:r>
+      <w:proofErr w:type="gramStart"/>
+      <w:r>
+        <w:rPr>
+          <w:rFonts w:hint="eastAsia"/>
+          <w:lang w:val="zh-CN"/>
+        </w:rPr>
+        <w:t>端具备</w:t>
+      </w:r>
+      <w:proofErr w:type="gramEnd"/>
+      <w:r>
+        <w:rPr>
+          <w:rFonts w:hint="eastAsia"/>
+          <w:lang w:val="zh-CN"/>
+        </w:rPr>
+        <w:t>较强的本地自治能力，即使云端连接断开也能继续工作，四是系统具有较好的扩展性，可以增加更多的传感器、执行器以及智能分析模块。本文基本达到了预期的研究目的，给小型特色作物的智能培育提供了一种可行的实现途径。</w:t>
       </w:r>
     </w:p>
     <w:p>
@@ -24333,7 +25584,23 @@
           <w:rFonts w:hint="eastAsia"/>
           <w:lang w:val="zh-CN"/>
         </w:rPr>
-        <w:t>互联只实现了单向的数据汇聚，需要以后打通双向鉴权控制，针对高湿应用场景做专属</w:t>
+        <w:t>互联只实现了单向的数据汇聚，需要以后打通双向鉴权控制，针对高</w:t>
+      </w:r>
+      <w:proofErr w:type="gramStart"/>
+      <w:r>
+        <w:rPr>
+          <w:rFonts w:hint="eastAsia"/>
+          <w:lang w:val="zh-CN"/>
+        </w:rPr>
+        <w:t>湿应用</w:t>
+      </w:r>
+      <w:proofErr w:type="gramEnd"/>
+      <w:r>
+        <w:rPr>
+          <w:rFonts w:hint="eastAsia"/>
+          <w:lang w:val="zh-CN"/>
+        </w:rPr>
+        <w:t>场景做专属</w:t>
       </w:r>
       <w:r>
         <w:rPr>
@@ -24362,6 +25629,7 @@
         <w:rPr>
           <w:rFonts w:hint="eastAsia"/>
         </w:rPr>
+        <w:lastRenderedPageBreak/>
         <w:t xml:space="preserve">7.3 </w:t>
       </w:r>
       <w:r>
@@ -24400,15 +25668,7 @@
           <w:rFonts w:hint="eastAsia"/>
           <w:lang w:val="zh-CN"/>
         </w:rPr>
-        <w:t>后端、数据库、图</w:t>
-      </w:r>
-      <w:r>
-        <w:rPr>
-          <w:rFonts w:hint="eastAsia"/>
-          <w:lang w:val="zh-CN"/>
-        </w:rPr>
-        <w:lastRenderedPageBreak/>
-        <w:t>像处理、物联网通信等方面的知识进行了综合应用，也更加清楚地认识到系统集成与单点功能实现的不同。项目推进的过程中，由于调试硬件，兼容接口，部署环境以及多模块联调所耗费的时间大大超过计划，说明工程实践不只是对编程能力的考核，也是对问题定位，方案取舍，整体规划能力的检验。</w:t>
+        <w:t>后端、数据库、图像处理、物联网通信等方面的知识进行了综合应用，也更加清楚地认识到系统集成与单点功能实现的不同。项目推进的过程中，由于调试硬件，兼容接口，部署环境以及多模块联调所耗费的时间大大超过计划，说明工程实践不只是对编程能力的考核，也是对问题定位，方案取舍，整体规划能力的检验。</w:t>
       </w:r>
     </w:p>
     <w:p>
@@ -24749,7 +26009,39 @@
           <w:rFonts w:cs="宋体"/>
           <w:szCs w:val="28"/>
         </w:rPr>
-        <w:t>,2025,15(01):59-63.DOI:10.16667/j.issn.2095-1302.2025.01.014.</w:t>
+        <w:t>,2025,15(01):</w:t>
+      </w:r>
+      <w:proofErr w:type="gramStart"/>
+      <w:r>
+        <w:rPr>
+          <w:rFonts w:cs="宋体"/>
+          <w:szCs w:val="28"/>
+        </w:rPr>
+        <w:t>59-63.DOI:10.16667/j.issn</w:t>
+      </w:r>
+      <w:proofErr w:type="gramEnd"/>
+      <w:r>
+        <w:rPr>
+          <w:rFonts w:cs="宋体"/>
+          <w:szCs w:val="28"/>
+        </w:rPr>
+        <w:t>.2095-1302.2025.</w:t>
+      </w:r>
+      <w:proofErr w:type="gramStart"/>
+      <w:r>
+        <w:rPr>
+          <w:rFonts w:cs="宋体"/>
+          <w:szCs w:val="28"/>
+        </w:rPr>
+        <w:t>01.014</w:t>
+      </w:r>
+      <w:proofErr w:type="gramEnd"/>
+      <w:r>
+        <w:rPr>
+          <w:rFonts w:cs="宋体"/>
+          <w:szCs w:val="28"/>
+        </w:rPr>
+        <w:t>.</w:t>
       </w:r>
     </w:p>
     <w:p>
@@ -25036,6 +26328,7 @@
         </w:rPr>
         <w:t xml:space="preserve"> </w:t>
       </w:r>
+      <w:proofErr w:type="gramStart"/>
       <w:r>
         <w:rPr>
           <w:rFonts w:cs="宋体"/>
@@ -25043,6 +26336,7 @@
         </w:rPr>
         <w:t>景子奇</w:t>
       </w:r>
+      <w:proofErr w:type="gramEnd"/>
       <w:r>
         <w:rPr>
           <w:rFonts w:cs="宋体"/>
@@ -25159,6 +26453,7 @@
         </w:rPr>
         <w:t>,</w:t>
       </w:r>
+      <w:proofErr w:type="gramStart"/>
       <w:r>
         <w:rPr>
           <w:rFonts w:cs="宋体"/>
@@ -25180,6 +26475,7 @@
         </w:rPr>
         <w:t>荣锋</w:t>
       </w:r>
+      <w:proofErr w:type="gramEnd"/>
       <w:r>
         <w:rPr>
           <w:rFonts w:cs="宋体"/>
@@ -25227,7 +26523,23 @@
           <w:rFonts w:cs="宋体"/>
           <w:szCs w:val="28"/>
         </w:rPr>
-        <w:t>,2022,43(08):2378-2384.DOI:10.16208/j.issn1000-7024.2022.08.036.</w:t>
+        <w:t>,2022,43(08):2378-2384.DOI:10.16208/</w:t>
+      </w:r>
+      <w:proofErr w:type="gramStart"/>
+      <w:r>
+        <w:rPr>
+          <w:rFonts w:cs="宋体"/>
+          <w:szCs w:val="28"/>
+        </w:rPr>
+        <w:t>j.issn</w:t>
+      </w:r>
+      <w:proofErr w:type="gramEnd"/>
+      <w:r>
+        <w:rPr>
+          <w:rFonts w:cs="宋体"/>
+          <w:szCs w:val="28"/>
+        </w:rPr>
+        <w:t>1000-7024.2022.08.036.</w:t>
       </w:r>
     </w:p>
     <w:p>
@@ -25322,7 +26634,23 @@
           <w:rFonts w:cs="宋体"/>
           <w:szCs w:val="28"/>
         </w:rPr>
-        <w:t>,2024,(01):7-10.DOI:10.19514/j.cnki.cn32-1628/tm.2024.01.002.</w:t>
+        <w:t>,2024,(01):</w:t>
+      </w:r>
+      <w:proofErr w:type="gramStart"/>
+      <w:r>
+        <w:rPr>
+          <w:rFonts w:cs="宋体"/>
+          <w:szCs w:val="28"/>
+        </w:rPr>
+        <w:t>7-10.DOI:10.19514/j.cnki.cn</w:t>
+      </w:r>
+      <w:proofErr w:type="gramEnd"/>
+      <w:r>
+        <w:rPr>
+          <w:rFonts w:cs="宋体"/>
+          <w:szCs w:val="28"/>
+        </w:rPr>
+        <w:t>32-1628/tm.2024.01.002.</w:t>
       </w:r>
     </w:p>
     <w:p>
@@ -25363,6 +26691,7 @@
         </w:rPr>
         <w:t xml:space="preserve"> </w:t>
       </w:r>
+      <w:proofErr w:type="gramStart"/>
       <w:r>
         <w:rPr>
           <w:rFonts w:cs="宋体"/>
@@ -25370,6 +26699,7 @@
         </w:rPr>
         <w:t>任海玉</w:t>
       </w:r>
+      <w:proofErr w:type="gramEnd"/>
       <w:r>
         <w:rPr>
           <w:rFonts w:cs="宋体"/>
@@ -25486,6 +26816,7 @@
         </w:rPr>
         <w:t xml:space="preserve"> </w:t>
       </w:r>
+      <w:proofErr w:type="gramStart"/>
       <w:r>
         <w:rPr>
           <w:rFonts w:cs="宋体"/>
@@ -25493,6 +26824,7 @@
         </w:rPr>
         <w:t>徐帅驰</w:t>
       </w:r>
+      <w:proofErr w:type="gramEnd"/>
       <w:r>
         <w:rPr>
           <w:rFonts w:cs="宋体"/>
@@ -25500,6 +26832,7 @@
         </w:rPr>
         <w:t>,</w:t>
       </w:r>
+      <w:proofErr w:type="gramStart"/>
       <w:r>
         <w:rPr>
           <w:rFonts w:cs="宋体"/>
@@ -25507,13 +26840,23 @@
         </w:rPr>
         <w:t>郑恭明</w:t>
       </w:r>
+      <w:proofErr w:type="gramEnd"/>
       <w:r>
         <w:rPr>
           <w:rFonts w:cs="宋体"/>
           <w:szCs w:val="28"/>
         </w:rPr>
-        <w:t>.MicroPython</w:t>
-      </w:r>
+        <w:t>.</w:t>
+      </w:r>
+      <w:proofErr w:type="spellStart"/>
+      <w:r>
+        <w:rPr>
+          <w:rFonts w:cs="宋体"/>
+          <w:szCs w:val="28"/>
+        </w:rPr>
+        <w:t>MicroPython</w:t>
+      </w:r>
+      <w:proofErr w:type="spellEnd"/>
       <w:r>
         <w:rPr>
           <w:rFonts w:cs="宋体"/>
@@ -25664,7 +27007,25 @@
           <w:sz w:val="28"/>
           <w:szCs w:val="28"/>
         </w:rPr>
-        <w:t xml:space="preserve">,2023,46(04):70-74.DOI:10.16652/j.issn.1004-373x.2023.04.013. </w:t>
+        <w:t>,2023,46(04):</w:t>
+      </w:r>
+      <w:proofErr w:type="gramStart"/>
+      <w:r>
+        <w:rPr>
+          <w:rFonts w:cs="宋体"/>
+          <w:sz w:val="28"/>
+          <w:szCs w:val="28"/>
+        </w:rPr>
+        <w:t>70-74.DOI:10.16652/j.issn</w:t>
+      </w:r>
+      <w:proofErr w:type="gramEnd"/>
+      <w:r>
+        <w:rPr>
+          <w:rFonts w:cs="宋体"/>
+          <w:sz w:val="28"/>
+          <w:szCs w:val="28"/>
+        </w:rPr>
+        <w:t xml:space="preserve">.1004-373x.2023.04.013. </w:t>
       </w:r>
     </w:p>
     <w:p>
@@ -25725,6 +27086,7 @@
         </w:rPr>
         <w:t>,</w:t>
       </w:r>
+      <w:proofErr w:type="gramStart"/>
       <w:r>
         <w:rPr>
           <w:rFonts w:cs="宋体"/>
@@ -25733,6 +27095,7 @@
         </w:rPr>
         <w:t>王洪丰</w:t>
       </w:r>
+      <w:proofErr w:type="gramEnd"/>
       <w:r>
         <w:rPr>
           <w:rFonts w:cs="宋体"/>
@@ -26124,7 +27487,25 @@
           <w:sz w:val="28"/>
           <w:szCs w:val="28"/>
         </w:rPr>
-        <w:t xml:space="preserve">,2022,41(10):179-182.DOI:10.20033/j.1003-7241.(2022)10-0179-04. </w:t>
+        <w:t>,2022,41(10):179-182.DOI:10.20033/j.1003-</w:t>
+      </w:r>
+      <w:proofErr w:type="gramStart"/>
+      <w:r>
+        <w:rPr>
+          <w:rFonts w:cs="宋体"/>
+          <w:sz w:val="28"/>
+          <w:szCs w:val="28"/>
+        </w:rPr>
+        <w:t>7241.(</w:t>
+      </w:r>
+      <w:proofErr w:type="gramEnd"/>
+      <w:r>
+        <w:rPr>
+          <w:rFonts w:cs="宋体"/>
+          <w:sz w:val="28"/>
+          <w:szCs w:val="28"/>
+        </w:rPr>
+        <w:t xml:space="preserve">2022)10-0179-04. </w:t>
       </w:r>
     </w:p>
     <w:p>
@@ -26175,7 +27556,117 @@
           <w:sz w:val="28"/>
           <w:szCs w:val="28"/>
         </w:rPr>
-        <w:t>Chung H ,Kim H J ,Ahn J , et al.Resource-Constrained Edge AI Solution for Real-Time Pest and Disease Detection in Chili Pepper Fields[J].Agriculture,2026,16(2):223-223.DOI:10.3390/AGRICULTURE16020223.</w:t>
+        <w:t xml:space="preserve">Chung </w:t>
+      </w:r>
+      <w:proofErr w:type="gramStart"/>
+      <w:r>
+        <w:rPr>
+          <w:rFonts w:cs="宋体"/>
+          <w:sz w:val="28"/>
+          <w:szCs w:val="28"/>
+        </w:rPr>
+        <w:t>H ,Kim</w:t>
+      </w:r>
+      <w:proofErr w:type="gramEnd"/>
+      <w:r>
+        <w:rPr>
+          <w:rFonts w:cs="宋体"/>
+          <w:sz w:val="28"/>
+          <w:szCs w:val="28"/>
+        </w:rPr>
+        <w:t xml:space="preserve"> H </w:t>
+      </w:r>
+      <w:proofErr w:type="gramStart"/>
+      <w:r>
+        <w:rPr>
+          <w:rFonts w:cs="宋体"/>
+          <w:sz w:val="28"/>
+          <w:szCs w:val="28"/>
+        </w:rPr>
+        <w:t>J ,Ahn</w:t>
+      </w:r>
+      <w:proofErr w:type="gramEnd"/>
+      <w:r>
+        <w:rPr>
+          <w:rFonts w:cs="宋体"/>
+          <w:sz w:val="28"/>
+          <w:szCs w:val="28"/>
+        </w:rPr>
+        <w:t xml:space="preserve"> </w:t>
+      </w:r>
+      <w:proofErr w:type="gramStart"/>
+      <w:r>
+        <w:rPr>
+          <w:rFonts w:cs="宋体"/>
+          <w:sz w:val="28"/>
+          <w:szCs w:val="28"/>
+        </w:rPr>
+        <w:t>J ,</w:t>
+      </w:r>
+      <w:proofErr w:type="gramEnd"/>
+      <w:r>
+        <w:rPr>
+          <w:rFonts w:cs="宋体"/>
+          <w:sz w:val="28"/>
+          <w:szCs w:val="28"/>
+        </w:rPr>
+        <w:t xml:space="preserve"> et </w:t>
+      </w:r>
+      <w:proofErr w:type="spellStart"/>
+      <w:proofErr w:type="gramStart"/>
+      <w:r>
+        <w:rPr>
+          <w:rFonts w:cs="宋体"/>
+          <w:sz w:val="28"/>
+          <w:szCs w:val="28"/>
+        </w:rPr>
+        <w:t>al.Resource</w:t>
+      </w:r>
+      <w:proofErr w:type="spellEnd"/>
+      <w:proofErr w:type="gramEnd"/>
+      <w:r>
+        <w:rPr>
+          <w:rFonts w:cs="宋体"/>
+          <w:sz w:val="28"/>
+          <w:szCs w:val="28"/>
+        </w:rPr>
+        <w:t>-Constrained Edge AI Solution for Real-Time Pest and Disease Detection in Chili Pepper Fields[J</w:t>
+      </w:r>
+      <w:proofErr w:type="gramStart"/>
+      <w:r>
+        <w:rPr>
+          <w:rFonts w:cs="宋体"/>
+          <w:sz w:val="28"/>
+          <w:szCs w:val="28"/>
+        </w:rPr>
+        <w:t>].Agriculture</w:t>
+      </w:r>
+      <w:proofErr w:type="gramEnd"/>
+      <w:r>
+        <w:rPr>
+          <w:rFonts w:cs="宋体"/>
+          <w:sz w:val="28"/>
+          <w:szCs w:val="28"/>
+        </w:rPr>
+        <w:t>,2026,16(2</w:t>
+      </w:r>
+      <w:proofErr w:type="gramStart"/>
+      <w:r>
+        <w:rPr>
+          <w:rFonts w:cs="宋体"/>
+          <w:sz w:val="28"/>
+          <w:szCs w:val="28"/>
+        </w:rPr>
+        <w:t>):223-223.DOI</w:t>
+      </w:r>
+      <w:proofErr w:type="gramEnd"/>
+      <w:r>
+        <w:rPr>
+          <w:rFonts w:cs="宋体"/>
+          <w:sz w:val="28"/>
+          <w:szCs w:val="28"/>
+        </w:rPr>
+        <w:t>:10.3390/AGRICULTURE16020223.</w:t>
       </w:r>
     </w:p>
     <w:p>
@@ -26226,7 +27717,133 @@
           <w:sz w:val="28"/>
           <w:szCs w:val="28"/>
         </w:rPr>
-        <w:t xml:space="preserve">Li W ,Ai X ,Kang G , et al.LLM-Based RESTful Web API Service Discovery[J].Service Oriented Computing and Applications,2025,(prepublish):1-15.DOI:10.1007/S11761-025-00485-4. </w:t>
+        <w:t xml:space="preserve">Li </w:t>
+      </w:r>
+      <w:proofErr w:type="gramStart"/>
+      <w:r>
+        <w:rPr>
+          <w:rFonts w:cs="宋体"/>
+          <w:sz w:val="28"/>
+          <w:szCs w:val="28"/>
+        </w:rPr>
+        <w:t>W ,Ai</w:t>
+      </w:r>
+      <w:proofErr w:type="gramEnd"/>
+      <w:r>
+        <w:rPr>
+          <w:rFonts w:cs="宋体"/>
+          <w:sz w:val="28"/>
+          <w:szCs w:val="28"/>
+        </w:rPr>
+        <w:t xml:space="preserve"> </w:t>
+      </w:r>
+      <w:proofErr w:type="gramStart"/>
+      <w:r>
+        <w:rPr>
+          <w:rFonts w:cs="宋体"/>
+          <w:sz w:val="28"/>
+          <w:szCs w:val="28"/>
+        </w:rPr>
+        <w:t>X ,Kang</w:t>
+      </w:r>
+      <w:proofErr w:type="gramEnd"/>
+      <w:r>
+        <w:rPr>
+          <w:rFonts w:cs="宋体"/>
+          <w:sz w:val="28"/>
+          <w:szCs w:val="28"/>
+        </w:rPr>
+        <w:t xml:space="preserve"> </w:t>
+      </w:r>
+      <w:proofErr w:type="gramStart"/>
+      <w:r>
+        <w:rPr>
+          <w:rFonts w:cs="宋体"/>
+          <w:sz w:val="28"/>
+          <w:szCs w:val="28"/>
+        </w:rPr>
+        <w:t>G ,</w:t>
+      </w:r>
+      <w:proofErr w:type="gramEnd"/>
+      <w:r>
+        <w:rPr>
+          <w:rFonts w:cs="宋体"/>
+          <w:sz w:val="28"/>
+          <w:szCs w:val="28"/>
+        </w:rPr>
+        <w:t xml:space="preserve"> et </w:t>
+      </w:r>
+      <w:proofErr w:type="spellStart"/>
+      <w:r>
+        <w:rPr>
+          <w:rFonts w:cs="宋体"/>
+          <w:sz w:val="28"/>
+          <w:szCs w:val="28"/>
+        </w:rPr>
+        <w:t>al.LLM</w:t>
+      </w:r>
+      <w:proofErr w:type="spellEnd"/>
+      <w:r>
+        <w:rPr>
+          <w:rFonts w:cs="宋体"/>
+          <w:sz w:val="28"/>
+          <w:szCs w:val="28"/>
+        </w:rPr>
+        <w:t>-Based RESTful Web API Service Discovery[J</w:t>
+      </w:r>
+      <w:proofErr w:type="gramStart"/>
+      <w:r>
+        <w:rPr>
+          <w:rFonts w:cs="宋体"/>
+          <w:sz w:val="28"/>
+          <w:szCs w:val="28"/>
+        </w:rPr>
+        <w:t>].Service</w:t>
+      </w:r>
+      <w:proofErr w:type="gramEnd"/>
+      <w:r>
+        <w:rPr>
+          <w:rFonts w:cs="宋体"/>
+          <w:sz w:val="28"/>
+          <w:szCs w:val="28"/>
+        </w:rPr>
+        <w:t xml:space="preserve"> Oriented Computing and Applications,</w:t>
+      </w:r>
+      <w:proofErr w:type="gramStart"/>
+      <w:r>
+        <w:rPr>
+          <w:rFonts w:cs="宋体"/>
+          <w:sz w:val="28"/>
+          <w:szCs w:val="28"/>
+        </w:rPr>
+        <w:t>2025,(</w:t>
+      </w:r>
+      <w:proofErr w:type="gramEnd"/>
+      <w:r>
+        <w:rPr>
+          <w:rFonts w:cs="宋体"/>
+          <w:sz w:val="28"/>
+          <w:szCs w:val="28"/>
+        </w:rPr>
+        <w:t>prepublish</w:t>
+      </w:r>
+      <w:proofErr w:type="gramStart"/>
+      <w:r>
+        <w:rPr>
+          <w:rFonts w:cs="宋体"/>
+          <w:sz w:val="28"/>
+          <w:szCs w:val="28"/>
+        </w:rPr>
+        <w:t>):1-15.DOI</w:t>
+      </w:r>
+      <w:proofErr w:type="gramEnd"/>
+      <w:r>
+        <w:rPr>
+          <w:rFonts w:cs="宋体"/>
+          <w:sz w:val="28"/>
+          <w:szCs w:val="28"/>
+        </w:rPr>
+        <w:t xml:space="preserve">:10.1007/S11761-025-00485-4. </w:t>
       </w:r>
     </w:p>
     <w:p>
@@ -26277,7 +27894,117 @@
           <w:sz w:val="28"/>
           <w:szCs w:val="28"/>
         </w:rPr>
-        <w:t xml:space="preserve">Li L ,Liu Z C ,Cao K , et al.Artificial intelligence of things for smart agriculture with optimal embedded edge intelligence[J].Computers and Electrical Engineering,2026,133111039-111039.DOI:10.1016/J.COMPELECENG.2026.111039. </w:t>
+        <w:t xml:space="preserve">Li </w:t>
+      </w:r>
+      <w:proofErr w:type="gramStart"/>
+      <w:r>
+        <w:rPr>
+          <w:rFonts w:cs="宋体"/>
+          <w:sz w:val="28"/>
+          <w:szCs w:val="28"/>
+        </w:rPr>
+        <w:t>L ,Liu</w:t>
+      </w:r>
+      <w:proofErr w:type="gramEnd"/>
+      <w:r>
+        <w:rPr>
+          <w:rFonts w:cs="宋体"/>
+          <w:sz w:val="28"/>
+          <w:szCs w:val="28"/>
+        </w:rPr>
+        <w:t xml:space="preserve"> Z </w:t>
+      </w:r>
+      <w:proofErr w:type="gramStart"/>
+      <w:r>
+        <w:rPr>
+          <w:rFonts w:cs="宋体"/>
+          <w:sz w:val="28"/>
+          <w:szCs w:val="28"/>
+        </w:rPr>
+        <w:t>C ,Cao</w:t>
+      </w:r>
+      <w:proofErr w:type="gramEnd"/>
+      <w:r>
+        <w:rPr>
+          <w:rFonts w:cs="宋体"/>
+          <w:sz w:val="28"/>
+          <w:szCs w:val="28"/>
+        </w:rPr>
+        <w:t xml:space="preserve"> </w:t>
+      </w:r>
+      <w:proofErr w:type="gramStart"/>
+      <w:r>
+        <w:rPr>
+          <w:rFonts w:cs="宋体"/>
+          <w:sz w:val="28"/>
+          <w:szCs w:val="28"/>
+        </w:rPr>
+        <w:t>K ,</w:t>
+      </w:r>
+      <w:proofErr w:type="gramEnd"/>
+      <w:r>
+        <w:rPr>
+          <w:rFonts w:cs="宋体"/>
+          <w:sz w:val="28"/>
+          <w:szCs w:val="28"/>
+        </w:rPr>
+        <w:t xml:space="preserve"> et </w:t>
+      </w:r>
+      <w:proofErr w:type="spellStart"/>
+      <w:proofErr w:type="gramStart"/>
+      <w:r>
+        <w:rPr>
+          <w:rFonts w:cs="宋体"/>
+          <w:sz w:val="28"/>
+          <w:szCs w:val="28"/>
+        </w:rPr>
+        <w:t>al.Artificial</w:t>
+      </w:r>
+      <w:proofErr w:type="spellEnd"/>
+      <w:proofErr w:type="gramEnd"/>
+      <w:r>
+        <w:rPr>
+          <w:rFonts w:cs="宋体"/>
+          <w:sz w:val="28"/>
+          <w:szCs w:val="28"/>
+        </w:rPr>
+        <w:t xml:space="preserve"> intelligence of things for smart agriculture with optimal embedded edge intelligence[J</w:t>
+      </w:r>
+      <w:proofErr w:type="gramStart"/>
+      <w:r>
+        <w:rPr>
+          <w:rFonts w:cs="宋体"/>
+          <w:sz w:val="28"/>
+          <w:szCs w:val="28"/>
+        </w:rPr>
+        <w:t>].Computers</w:t>
+      </w:r>
+      <w:proofErr w:type="gramEnd"/>
+      <w:r>
+        <w:rPr>
+          <w:rFonts w:cs="宋体"/>
+          <w:sz w:val="28"/>
+          <w:szCs w:val="28"/>
+        </w:rPr>
+        <w:t xml:space="preserve"> and Electrical Engineering,</w:t>
+      </w:r>
+      <w:proofErr w:type="gramStart"/>
+      <w:r>
+        <w:rPr>
+          <w:rFonts w:cs="宋体"/>
+          <w:sz w:val="28"/>
+          <w:szCs w:val="28"/>
+        </w:rPr>
+        <w:t>2026,133111039-111039.DOI</w:t>
+      </w:r>
+      <w:proofErr w:type="gramEnd"/>
+      <w:r>
+        <w:rPr>
+          <w:rFonts w:cs="宋体"/>
+          <w:sz w:val="28"/>
+          <w:szCs w:val="28"/>
+        </w:rPr>
+        <w:t xml:space="preserve">:10.1016/J.COMPELECENG.2026.111039. </w:t>
       </w:r>
     </w:p>
     <w:p>
@@ -26329,7 +28056,117 @@
           <w:sz w:val="28"/>
           <w:szCs w:val="28"/>
         </w:rPr>
-        <w:t xml:space="preserve">Liu D ,Zhou X ,Chen D , et al.Smart indoor occupancy detection based on optimized camera placement, multi-view de-duplication, and large language model semantic understanding[J].Engineering Applications of Artificial Intelligence,2026,169114157-114157.DOI:10.1016/J.ENGAPPAI.2026.114157.  </w:t>
+        <w:t xml:space="preserve">Liu </w:t>
+      </w:r>
+      <w:proofErr w:type="gramStart"/>
+      <w:r>
+        <w:rPr>
+          <w:rFonts w:cs="宋体"/>
+          <w:sz w:val="28"/>
+          <w:szCs w:val="28"/>
+        </w:rPr>
+        <w:t>D ,Zhou</w:t>
+      </w:r>
+      <w:proofErr w:type="gramEnd"/>
+      <w:r>
+        <w:rPr>
+          <w:rFonts w:cs="宋体"/>
+          <w:sz w:val="28"/>
+          <w:szCs w:val="28"/>
+        </w:rPr>
+        <w:t xml:space="preserve"> </w:t>
+      </w:r>
+      <w:proofErr w:type="gramStart"/>
+      <w:r>
+        <w:rPr>
+          <w:rFonts w:cs="宋体"/>
+          <w:sz w:val="28"/>
+          <w:szCs w:val="28"/>
+        </w:rPr>
+        <w:t>X ,Chen</w:t>
+      </w:r>
+      <w:proofErr w:type="gramEnd"/>
+      <w:r>
+        <w:rPr>
+          <w:rFonts w:cs="宋体"/>
+          <w:sz w:val="28"/>
+          <w:szCs w:val="28"/>
+        </w:rPr>
+        <w:t xml:space="preserve"> </w:t>
+      </w:r>
+      <w:proofErr w:type="gramStart"/>
+      <w:r>
+        <w:rPr>
+          <w:rFonts w:cs="宋体"/>
+          <w:sz w:val="28"/>
+          <w:szCs w:val="28"/>
+        </w:rPr>
+        <w:t>D ,</w:t>
+      </w:r>
+      <w:proofErr w:type="gramEnd"/>
+      <w:r>
+        <w:rPr>
+          <w:rFonts w:cs="宋体"/>
+          <w:sz w:val="28"/>
+          <w:szCs w:val="28"/>
+        </w:rPr>
+        <w:t xml:space="preserve"> et </w:t>
+      </w:r>
+      <w:proofErr w:type="spellStart"/>
+      <w:proofErr w:type="gramStart"/>
+      <w:r>
+        <w:rPr>
+          <w:rFonts w:cs="宋体"/>
+          <w:sz w:val="28"/>
+          <w:szCs w:val="28"/>
+        </w:rPr>
+        <w:t>al.Smart</w:t>
+      </w:r>
+      <w:proofErr w:type="spellEnd"/>
+      <w:proofErr w:type="gramEnd"/>
+      <w:r>
+        <w:rPr>
+          <w:rFonts w:cs="宋体"/>
+          <w:sz w:val="28"/>
+          <w:szCs w:val="28"/>
+        </w:rPr>
+        <w:t xml:space="preserve"> indoor occupancy detection based on optimized camera placement, multi-view de-duplication, and large language model semantic understanding[J</w:t>
+      </w:r>
+      <w:proofErr w:type="gramStart"/>
+      <w:r>
+        <w:rPr>
+          <w:rFonts w:cs="宋体"/>
+          <w:sz w:val="28"/>
+          <w:szCs w:val="28"/>
+        </w:rPr>
+        <w:t>].Engineering</w:t>
+      </w:r>
+      <w:proofErr w:type="gramEnd"/>
+      <w:r>
+        <w:rPr>
+          <w:rFonts w:cs="宋体"/>
+          <w:sz w:val="28"/>
+          <w:szCs w:val="28"/>
+        </w:rPr>
+        <w:t xml:space="preserve"> Applications of Artificial Intelligence,</w:t>
+      </w:r>
+      <w:proofErr w:type="gramStart"/>
+      <w:r>
+        <w:rPr>
+          <w:rFonts w:cs="宋体"/>
+          <w:sz w:val="28"/>
+          <w:szCs w:val="28"/>
+        </w:rPr>
+        <w:t>2026,169114157-114157.DOI</w:t>
+      </w:r>
+      <w:proofErr w:type="gramEnd"/>
+      <w:r>
+        <w:rPr>
+          <w:rFonts w:cs="宋体"/>
+          <w:sz w:val="28"/>
+          <w:szCs w:val="28"/>
+        </w:rPr>
+        <w:t xml:space="preserve">:10.1016/J.ENGAPPAI.2026.114157.  </w:t>
       </w:r>
     </w:p>
     <w:p>
@@ -26378,7 +28215,79 @@
           <w:sz w:val="28"/>
           <w:szCs w:val="28"/>
         </w:rPr>
-        <w:t xml:space="preserve">Li Y ,Wu S .Design of an Intelligent Rice Seedling Greenhouse Environmental Control System: A Solution Based on STM32[J].Academic Journal of Engineering and Technology Science,2025,8(5):DOI:10.25236/AJETS.2025.080504. </w:t>
+        <w:t xml:space="preserve">Li </w:t>
+      </w:r>
+      <w:proofErr w:type="gramStart"/>
+      <w:r>
+        <w:rPr>
+          <w:rFonts w:cs="宋体"/>
+          <w:sz w:val="28"/>
+          <w:szCs w:val="28"/>
+        </w:rPr>
+        <w:t>Y ,Wu</w:t>
+      </w:r>
+      <w:proofErr w:type="gramEnd"/>
+      <w:r>
+        <w:rPr>
+          <w:rFonts w:cs="宋体"/>
+          <w:sz w:val="28"/>
+          <w:szCs w:val="28"/>
+        </w:rPr>
+        <w:t xml:space="preserve"> </w:t>
+      </w:r>
+      <w:proofErr w:type="gramStart"/>
+      <w:r>
+        <w:rPr>
+          <w:rFonts w:cs="宋体"/>
+          <w:sz w:val="28"/>
+          <w:szCs w:val="28"/>
+        </w:rPr>
+        <w:t>S .Design</w:t>
+      </w:r>
+      <w:proofErr w:type="gramEnd"/>
+      <w:r>
+        <w:rPr>
+          <w:rFonts w:cs="宋体"/>
+          <w:sz w:val="28"/>
+          <w:szCs w:val="28"/>
+        </w:rPr>
+        <w:t xml:space="preserve"> of an Intelligent Rice Seedling Greenhouse Environmental Control System: A Solution Based on STM32[J</w:t>
+      </w:r>
+      <w:proofErr w:type="gramStart"/>
+      <w:r>
+        <w:rPr>
+          <w:rFonts w:cs="宋体"/>
+          <w:sz w:val="28"/>
+          <w:szCs w:val="28"/>
+        </w:rPr>
+        <w:t>].Academic</w:t>
+      </w:r>
+      <w:proofErr w:type="gramEnd"/>
+      <w:r>
+        <w:rPr>
+          <w:rFonts w:cs="宋体"/>
+          <w:sz w:val="28"/>
+          <w:szCs w:val="28"/>
+        </w:rPr>
+        <w:t xml:space="preserve"> Journal of Engineering and Technology Science,2025,8(5</w:t>
+      </w:r>
+      <w:proofErr w:type="gramStart"/>
+      <w:r>
+        <w:rPr>
+          <w:rFonts w:cs="宋体"/>
+          <w:sz w:val="28"/>
+          <w:szCs w:val="28"/>
+        </w:rPr>
+        <w:t>):DOI</w:t>
+      </w:r>
+      <w:proofErr w:type="gramEnd"/>
+      <w:r>
+        <w:rPr>
+          <w:rFonts w:cs="宋体"/>
+          <w:sz w:val="28"/>
+          <w:szCs w:val="28"/>
+        </w:rPr>
+        <w:t xml:space="preserve">:10.25236/AJETS.2025.080504. </w:t>
       </w:r>
       <w:r>
         <w:br w:type="page"/>
@@ -26427,15 +28336,16 @@
           <w:sz w:val="28"/>
           <w:szCs w:val="28"/>
         </w:rPr>
-        <w:t>首先，要对姚老师指导工作表示最真诚的感谢，在选题、方案设计、论文写作、毕业设计等各个环节上都得到了老师很大的支持和鼓励。姚老师对整个研究思路、技术路线、论文结构等提出了许多有见地的指导，使本次毕业设计可以比较顺利地完成。同时向嘉立创</w:t>
-      </w:r>
+        <w:t>首先，要对姚老师指导工作表示最真诚的感谢，在选题、方案设计、论文写作、毕业设计等各个环节上都得到了老师很大的支持和鼓励。姚老师对整个研究思路、技术路线、论文结构等提出了许多有见地的指导，使本次毕业设计可以比较顺利地完成。同时向</w:t>
+      </w:r>
+      <w:proofErr w:type="gramStart"/>
       <w:r>
         <w:rPr>
           <w:rFonts w:hint="eastAsia"/>
           <w:sz w:val="28"/>
           <w:szCs w:val="28"/>
         </w:rPr>
-        <w:t>(JLC)</w:t>
+        <w:t>嘉立创</w:t>
       </w:r>
       <w:r>
         <w:rPr>
@@ -26443,6 +28353,23 @@
           <w:sz w:val="28"/>
           <w:szCs w:val="28"/>
         </w:rPr>
+        <w:t>(</w:t>
+      </w:r>
+      <w:proofErr w:type="gramEnd"/>
+      <w:r>
+        <w:rPr>
+          <w:rFonts w:hint="eastAsia"/>
+          <w:sz w:val="28"/>
+          <w:szCs w:val="28"/>
+        </w:rPr>
+        <w:t>JLC)</w:t>
+      </w:r>
+      <w:r>
+        <w:rPr>
+          <w:rFonts w:hint="eastAsia"/>
+          <w:sz w:val="28"/>
+          <w:szCs w:val="28"/>
+        </w:rPr>
         <w:t>、</w:t>
       </w:r>
       <w:r>
@@ -26459,7 +28386,25 @@
           <w:sz w:val="28"/>
           <w:szCs w:val="28"/>
         </w:rPr>
-        <w:t>等提供实验环境、实验教学平台的同学及在硬件调试、系统检测、资料查阅等各个方面的交流。还要感谢父母对我的关心和照顾，才能使我不顾一切地进行毕业论文的研究。最后我要向所有对本次毕业设计作出过指导和支持的老师表示感谢，并向帮助我完成毕业设计的同学们表示敬意。正是不断调试、修改、完善，才使得智能硬件、边缘计算、物联网系统的开发有了更加深刻的认识，也将是我以后学习、发展的基础。</w:t>
+        <w:t>等提供实验环境、实验教学平台的同学及在硬件调试、系统检测、资料查阅等各个方面的交流。还要感谢父母对我的关心和照顾，才能使我不顾一切地进行毕业论文的研究。最后我要向所有对本次毕业设计</w:t>
+      </w:r>
+      <w:proofErr w:type="gramStart"/>
+      <w:r>
+        <w:rPr>
+          <w:rFonts w:hint="eastAsia"/>
+          <w:sz w:val="28"/>
+          <w:szCs w:val="28"/>
+        </w:rPr>
+        <w:t>作出</w:t>
+      </w:r>
+      <w:proofErr w:type="gramEnd"/>
+      <w:r>
+        <w:rPr>
+          <w:rFonts w:hint="eastAsia"/>
+          <w:sz w:val="28"/>
+          <w:szCs w:val="28"/>
+        </w:rPr>
+        <w:t>过指导和支持的老师表示感谢，并向帮助我完成毕业设计的同学们表示敬意。正是不断调试、修改、完善，才使得智能硬件、边缘计算、物联网系统的开发有了更加深刻的认识，也将是我以后学习、发展的基础。</w:t>
       </w:r>
     </w:p>
     <w:p>

--- a/毕业论文-基于边缘计算的藏红花全生长周期智能培育系统设计与实现-杨坤.docx
+++ b/毕业论文-基于边缘计算的藏红花全生长周期智能培育系统设计与实现-杨坤.docx
@@ -24156,7 +24156,6 @@
         <w:pStyle w:val="afc"/>
         <w:spacing w:line="360" w:lineRule="auto"/>
         <w:rPr>
-          <w:rFonts w:hint="eastAsia"/>
           <w:lang w:val="zh-CN"/>
         </w:rPr>
       </w:pPr>
@@ -24311,6 +24310,51 @@
     </w:p>
     <w:p>
       <w:pPr>
+        <w:pStyle w:val="aff"/>
+        <w:rPr>
+          <w:rFonts w:hint="eastAsia"/>
+        </w:rPr>
+      </w:pPr>
+      <w:r>
+        <w:drawing>
+          <wp:inline distT="0" distB="0" distL="0" distR="0" wp14:anchorId="25027550" wp14:editId="4D728B91">
+            <wp:extent cx="6154374" cy="1885950"/>
+            <wp:effectExtent l="0" t="0" r="0" b="0"/>
+            <wp:docPr id="785968926" name="图片 1"/>
+            <wp:cNvGraphicFramePr>
+              <a:graphicFrameLocks xmlns:a="http://schemas.openxmlformats.org/drawingml/2006/main" noChangeAspect="1"/>
+            </wp:cNvGraphicFramePr>
+            <a:graphic xmlns:a="http://schemas.openxmlformats.org/drawingml/2006/main">
+              <a:graphicData uri="http://schemas.openxmlformats.org/drawingml/2006/picture">
+                <pic:pic xmlns:pic="http://schemas.openxmlformats.org/drawingml/2006/picture">
+                  <pic:nvPicPr>
+                    <pic:cNvPr id="785968926" name=""/>
+                    <pic:cNvPicPr/>
+                  </pic:nvPicPr>
+                  <pic:blipFill>
+                    <a:blip r:embed="rId41"/>
+                    <a:stretch>
+                      <a:fillRect/>
+                    </a:stretch>
+                  </pic:blipFill>
+                  <pic:spPr>
+                    <a:xfrm>
+                      <a:off x="0" y="0"/>
+                      <a:ext cx="6157432" cy="1886887"/>
+                    </a:xfrm>
+                    <a:prstGeom prst="rect">
+                      <a:avLst/>
+                    </a:prstGeom>
+                  </pic:spPr>
+                </pic:pic>
+              </a:graphicData>
+            </a:graphic>
+          </wp:inline>
+        </w:drawing>
+      </w:r>
+    </w:p>
+    <w:p>
+      <w:pPr>
         <w:pStyle w:val="3"/>
       </w:pPr>
       <w:bookmarkStart w:id="136" w:name="_Toc19336"/>
@@ -24405,6 +24449,7 @@
         <w:rPr>
           <w:rFonts w:hint="eastAsia"/>
         </w:rPr>
+        <w:lastRenderedPageBreak/>
         <w:t>表</w:t>
       </w:r>
       <w:r>
@@ -25200,7 +25245,6 @@
         <w:rPr>
           <w:rFonts w:hint="eastAsia"/>
         </w:rPr>
-        <w:lastRenderedPageBreak/>
         <w:t xml:space="preserve">6.3 </w:t>
       </w:r>
       <w:r>
@@ -25303,6 +25347,7 @@
         <w:rPr>
           <w:rFonts w:hint="eastAsia"/>
         </w:rPr>
+        <w:lastRenderedPageBreak/>
         <w:t xml:space="preserve">7 </w:t>
       </w:r>
       <w:r>
@@ -25379,15 +25424,7 @@
           <w:rFonts w:hint="eastAsia"/>
           <w:lang w:val="zh-CN"/>
         </w:rPr>
-        <w:t>核心，用树莓</w:t>
-      </w:r>
-      <w:r>
-        <w:rPr>
-          <w:rFonts w:hint="eastAsia"/>
-          <w:lang w:val="zh-CN"/>
-        </w:rPr>
-        <w:lastRenderedPageBreak/>
-        <w:t>派</w:t>
+        <w:t>核心，用树莓派</w:t>
       </w:r>
       <w:r>
         <w:rPr>
@@ -25570,7 +25607,15 @@
           <w:rFonts w:hint="eastAsia"/>
           <w:lang w:val="zh-CN"/>
         </w:rPr>
-        <w:t>提取色彩特征来判断花期，容易受到环境光线的影响，之后会在树莓派上部署更加鲁棒的轻量化目标检测视觉模型。另外，系统目前的</w:t>
+        <w:t>提取色彩特</w:t>
+      </w:r>
+      <w:r>
+        <w:rPr>
+          <w:rFonts w:hint="eastAsia"/>
+          <w:lang w:val="zh-CN"/>
+        </w:rPr>
+        <w:lastRenderedPageBreak/>
+        <w:t>征来判断花期，容易受到环境光线的影响，之后会在树莓派上部署更加鲁棒的轻量化目标检测视觉模型。另外，系统目前的</w:t>
       </w:r>
       <w:r>
         <w:rPr>
@@ -25629,7 +25674,6 @@
         <w:rPr>
           <w:rFonts w:hint="eastAsia"/>
         </w:rPr>
-        <w:lastRenderedPageBreak/>
         <w:t xml:space="preserve">7.3 </w:t>
       </w:r>
       <w:r>
@@ -28420,8 +28464,8 @@
       </w:pPr>
     </w:p>
     <w:sectPr>
-      <w:headerReference w:type="default" r:id="rId41"/>
-      <w:footerReference w:type="default" r:id="rId42"/>
+      <w:headerReference w:type="default" r:id="rId42"/>
+      <w:footerReference w:type="default" r:id="rId43"/>
       <w:pgSz w:w="11906" w:h="16838"/>
       <w:pgMar w:top="1417" w:right="1417" w:bottom="1417" w:left="1701" w:header="851" w:footer="992" w:gutter="0"/>
       <w:pgNumType w:start="1"/>

--- a/毕业论文-基于边缘计算的藏红花全生长周期智能培育系统设计与实现-杨坤.docx
+++ b/毕业论文-基于边缘计算的藏红花全生长周期智能培育系统设计与实现-杨坤.docx
@@ -586,7 +586,6 @@
                 <w:szCs w:val="21"/>
               </w:rPr>
             </w:pPr>
-            <w:proofErr w:type="gramStart"/>
             <w:r>
               <w:rPr>
                 <w:rFonts w:ascii="宋体" w:hint="eastAsia"/>
@@ -595,7 +594,6 @@
               </w:rPr>
               <w:t>杨坤</w:t>
             </w:r>
-            <w:proofErr w:type="gramEnd"/>
           </w:p>
         </w:tc>
         <w:tc>
@@ -1893,7 +1891,6 @@
         </w:rPr>
         <w:t>虚拟串口接收设备数据，使用</w:t>
       </w:r>
-      <w:proofErr w:type="spellStart"/>
       <w:r>
         <w:rPr>
           <w:rFonts w:hint="eastAsia"/>
@@ -1901,7 +1898,6 @@
         </w:rPr>
         <w:t>MicroPython</w:t>
       </w:r>
-      <w:proofErr w:type="spellEnd"/>
       <w:r>
         <w:rPr>
           <w:rFonts w:hint="eastAsia"/>
@@ -2181,315 +2177,7 @@
           <w:sz w:val="24"/>
           <w:shd w:val="clear" w:color="auto" w:fill="FDFDFE"/>
         </w:rPr>
-        <w:t xml:space="preserve">To address the shortcomings of traditional saffron cultivation, such as lack of continuous environmental monitoring, reliance on manual experience for irrigation, and weak data record and </w:t>
-      </w:r>
-      <w:proofErr w:type="gramStart"/>
-      <w:r>
-        <w:rPr>
-          <w:rFonts w:hint="eastAsia"/>
-          <w:sz w:val="24"/>
-          <w:shd w:val="clear" w:color="auto" w:fill="FDFDFE"/>
-        </w:rPr>
-        <w:t>remote control</w:t>
-      </w:r>
-      <w:proofErr w:type="gramEnd"/>
-      <w:r>
-        <w:rPr>
-          <w:rFonts w:hint="eastAsia"/>
-          <w:sz w:val="24"/>
-          <w:shd w:val="clear" w:color="auto" w:fill="FDFDFE"/>
-        </w:rPr>
-        <w:t xml:space="preserve"> capabilities. </w:t>
-      </w:r>
-      <w:proofErr w:type="gramStart"/>
-      <w:r>
-        <w:rPr>
-          <w:rFonts w:hint="eastAsia"/>
-          <w:sz w:val="24"/>
-          <w:shd w:val="clear" w:color="auto" w:fill="FDFDFE"/>
-        </w:rPr>
-        <w:t>an</w:t>
-      </w:r>
-      <w:proofErr w:type="gramEnd"/>
-      <w:r>
-        <w:rPr>
-          <w:rFonts w:hint="eastAsia"/>
-          <w:sz w:val="24"/>
-          <w:shd w:val="clear" w:color="auto" w:fill="FDFDFE"/>
-        </w:rPr>
-        <w:t xml:space="preserve"> intelligent saffron cultivation system </w:t>
-      </w:r>
-      <w:proofErr w:type="spellStart"/>
-      <w:proofErr w:type="gramStart"/>
-      <w:r>
-        <w:rPr>
-          <w:rFonts w:hint="eastAsia"/>
-          <w:sz w:val="24"/>
-          <w:shd w:val="clear" w:color="auto" w:fill="FDFDFE"/>
-        </w:rPr>
-        <w:t>base</w:t>
-      </w:r>
-      <w:proofErr w:type="spellEnd"/>
-      <w:proofErr w:type="gramEnd"/>
-      <w:r>
-        <w:rPr>
-          <w:rFonts w:hint="eastAsia"/>
-          <w:sz w:val="24"/>
-          <w:shd w:val="clear" w:color="auto" w:fill="FDFDFE"/>
-        </w:rPr>
-        <w:t xml:space="preserve"> on edge computing was created to improve </w:t>
-      </w:r>
-      <w:proofErr w:type="spellStart"/>
-      <w:r>
-        <w:rPr>
-          <w:rFonts w:hint="eastAsia"/>
-          <w:sz w:val="24"/>
-          <w:shd w:val="clear" w:color="auto" w:fill="FDFDFE"/>
-        </w:rPr>
-        <w:t>realtime</w:t>
-      </w:r>
-      <w:proofErr w:type="spellEnd"/>
-      <w:r>
-        <w:rPr>
-          <w:rFonts w:hint="eastAsia"/>
-          <w:sz w:val="24"/>
-          <w:shd w:val="clear" w:color="auto" w:fill="FDFDFE"/>
-        </w:rPr>
-        <w:t xml:space="preserve"> monitoring, automatic control; and </w:t>
-      </w:r>
-      <w:proofErr w:type="spellStart"/>
-      <w:r>
-        <w:rPr>
-          <w:rFonts w:hint="eastAsia"/>
-          <w:sz w:val="24"/>
-          <w:shd w:val="clear" w:color="auto" w:fill="FDFDFE"/>
-        </w:rPr>
-        <w:t>inteliigence</w:t>
-      </w:r>
-      <w:proofErr w:type="spellEnd"/>
-      <w:r>
-        <w:rPr>
-          <w:rFonts w:hint="eastAsia"/>
-          <w:sz w:val="24"/>
-          <w:shd w:val="clear" w:color="auto" w:fill="FDFDFE"/>
-        </w:rPr>
-        <w:t xml:space="preserve"> throughout the cultivation process. The system employs an overall architecture of device side, edge side, and </w:t>
-      </w:r>
-      <w:proofErr w:type="gramStart"/>
-      <w:r>
-        <w:rPr>
-          <w:rFonts w:hint="eastAsia"/>
-          <w:sz w:val="24"/>
-          <w:shd w:val="clear" w:color="auto" w:fill="FDFDFE"/>
-        </w:rPr>
-        <w:t>cloud based</w:t>
-      </w:r>
-      <w:proofErr w:type="gramEnd"/>
-      <w:r>
-        <w:rPr>
-          <w:rFonts w:hint="eastAsia"/>
-          <w:sz w:val="24"/>
-          <w:shd w:val="clear" w:color="auto" w:fill="FDFDFE"/>
-        </w:rPr>
-        <w:t xml:space="preserve"> expansion. Using an STM32F411 as the hardware core, </w:t>
-      </w:r>
-      <w:proofErr w:type="gramStart"/>
-      <w:r>
-        <w:rPr>
-          <w:rFonts w:hint="eastAsia"/>
-          <w:sz w:val="24"/>
-          <w:shd w:val="clear" w:color="auto" w:fill="FDFDFE"/>
-        </w:rPr>
-        <w:t>It</w:t>
-      </w:r>
-      <w:proofErr w:type="gramEnd"/>
-      <w:r>
-        <w:rPr>
-          <w:rFonts w:hint="eastAsia"/>
-          <w:sz w:val="24"/>
-          <w:shd w:val="clear" w:color="auto" w:fill="FDFDFE"/>
-        </w:rPr>
-        <w:t xml:space="preserve"> collects environmental parameters such as temperature, humidity, light intensity, and soil moisture, controls actuators, displays data on an OLED, and enables on-site interaction. Raspberry Pi 4B serves as the edge gateway, receiving device data via a USB virtual serial port. </w:t>
-      </w:r>
-      <w:proofErr w:type="spellStart"/>
-      <w:r>
-        <w:rPr>
-          <w:rFonts w:hint="eastAsia"/>
-          <w:sz w:val="24"/>
-          <w:shd w:val="clear" w:color="auto" w:fill="FDFDFE"/>
-        </w:rPr>
-        <w:t>MicroPython</w:t>
-      </w:r>
-      <w:proofErr w:type="spellEnd"/>
-      <w:r>
-        <w:rPr>
-          <w:rFonts w:hint="eastAsia"/>
-          <w:sz w:val="24"/>
-          <w:shd w:val="clear" w:color="auto" w:fill="FDFDFE"/>
-        </w:rPr>
-        <w:t xml:space="preserve">, Flask, and SQLite are used for </w:t>
-      </w:r>
-      <w:proofErr w:type="spellStart"/>
-      <w:r>
-        <w:rPr>
-          <w:rFonts w:hint="eastAsia"/>
-          <w:sz w:val="24"/>
-          <w:shd w:val="clear" w:color="auto" w:fill="FDFDFE"/>
-        </w:rPr>
-        <w:t>realtime</w:t>
-      </w:r>
-      <w:proofErr w:type="spellEnd"/>
-      <w:r>
-        <w:rPr>
-          <w:rFonts w:hint="eastAsia"/>
-          <w:sz w:val="24"/>
-          <w:shd w:val="clear" w:color="auto" w:fill="FDFDFE"/>
-        </w:rPr>
-        <w:t xml:space="preserve"> monitoring, historical data storage, web visualization, user access management, and automatic irrigation strategy configuration. MQTT is then used for </w:t>
-      </w:r>
-      <w:proofErr w:type="spellStart"/>
-      <w:r>
-        <w:rPr>
-          <w:rFonts w:hint="eastAsia"/>
-          <w:sz w:val="24"/>
-          <w:shd w:val="clear" w:color="auto" w:fill="FDFDFE"/>
-        </w:rPr>
-        <w:t>cloudbase</w:t>
-      </w:r>
-      <w:proofErr w:type="spellEnd"/>
-      <w:r>
-        <w:rPr>
-          <w:rFonts w:hint="eastAsia"/>
-          <w:sz w:val="24"/>
-          <w:shd w:val="clear" w:color="auto" w:fill="FDFDFE"/>
-        </w:rPr>
-        <w:t xml:space="preserve"> data expansion and remote access. Finally, </w:t>
-      </w:r>
-      <w:proofErr w:type="spellStart"/>
-      <w:r>
-        <w:rPr>
-          <w:rFonts w:hint="eastAsia"/>
-          <w:sz w:val="24"/>
-          <w:shd w:val="clear" w:color="auto" w:fill="FDFDFE"/>
-        </w:rPr>
-        <w:t>opencv</w:t>
-      </w:r>
-      <w:proofErr w:type="spellEnd"/>
-      <w:r>
-        <w:rPr>
-          <w:rFonts w:hint="eastAsia"/>
-          <w:sz w:val="24"/>
-          <w:shd w:val="clear" w:color="auto" w:fill="FDFDFE"/>
-        </w:rPr>
-        <w:t xml:space="preserve"> image analysis and local lightweight models are combined to enhance the system's environmental assessment and </w:t>
-      </w:r>
-      <w:proofErr w:type="spellStart"/>
-      <w:r>
-        <w:rPr>
-          <w:rFonts w:hint="eastAsia"/>
-          <w:sz w:val="24"/>
-          <w:shd w:val="clear" w:color="auto" w:fill="FDFDFE"/>
-        </w:rPr>
-        <w:t>decisionmaking</w:t>
-      </w:r>
-      <w:proofErr w:type="spellEnd"/>
-      <w:r>
-        <w:rPr>
-          <w:rFonts w:hint="eastAsia"/>
-          <w:sz w:val="24"/>
-          <w:shd w:val="clear" w:color="auto" w:fill="FDFDFE"/>
-        </w:rPr>
-        <w:t xml:space="preserve"> capabilities. The system test results show that this system can effectively perform </w:t>
-      </w:r>
-      <w:proofErr w:type="gramStart"/>
-      <w:r>
-        <w:rPr>
-          <w:rFonts w:hint="eastAsia"/>
-          <w:sz w:val="24"/>
-          <w:shd w:val="clear" w:color="auto" w:fill="FDFDFE"/>
-        </w:rPr>
-        <w:t>task</w:t>
-      </w:r>
-      <w:proofErr w:type="gramEnd"/>
-      <w:r>
-        <w:rPr>
-          <w:rFonts w:hint="eastAsia"/>
-          <w:sz w:val="24"/>
-          <w:shd w:val="clear" w:color="auto" w:fill="FDFDFE"/>
-        </w:rPr>
-        <w:t xml:space="preserve"> such as </w:t>
-      </w:r>
-      <w:proofErr w:type="spellStart"/>
-      <w:r>
-        <w:rPr>
-          <w:rFonts w:hint="eastAsia"/>
-          <w:sz w:val="24"/>
-          <w:shd w:val="clear" w:color="auto" w:fill="FDFDFE"/>
-        </w:rPr>
-        <w:t>realtime</w:t>
-      </w:r>
-      <w:proofErr w:type="spellEnd"/>
-      <w:r>
-        <w:rPr>
-          <w:rFonts w:hint="eastAsia"/>
-          <w:sz w:val="24"/>
-          <w:shd w:val="clear" w:color="auto" w:fill="FDFDFE"/>
-        </w:rPr>
-        <w:t xml:space="preserve"> monitoring of the saffron cultivation </w:t>
-      </w:r>
-      <w:proofErr w:type="spellStart"/>
-      <w:r>
-        <w:rPr>
-          <w:rFonts w:hint="eastAsia"/>
-          <w:sz w:val="24"/>
-          <w:shd w:val="clear" w:color="auto" w:fill="FDFDFE"/>
-        </w:rPr>
-        <w:t>environm</w:t>
-      </w:r>
-      <w:proofErr w:type="spellEnd"/>
-      <w:r>
-        <w:rPr>
-          <w:rFonts w:hint="eastAsia"/>
-          <w:sz w:val="24"/>
-          <w:shd w:val="clear" w:color="auto" w:fill="FDFDFE"/>
-        </w:rPr>
-        <w:t xml:space="preserve"> </w:t>
-      </w:r>
-      <w:proofErr w:type="spellStart"/>
-      <w:r>
-        <w:rPr>
-          <w:rFonts w:hint="eastAsia"/>
-          <w:sz w:val="24"/>
-          <w:shd w:val="clear" w:color="auto" w:fill="FDFDFE"/>
-        </w:rPr>
-        <w:t>ent</w:t>
-      </w:r>
-      <w:proofErr w:type="spellEnd"/>
-      <w:r>
-        <w:rPr>
-          <w:rFonts w:hint="eastAsia"/>
-          <w:sz w:val="24"/>
-          <w:shd w:val="clear" w:color="auto" w:fill="FDFDFE"/>
-        </w:rPr>
-        <w:t xml:space="preserve">, manual and automatic irrigation control, historical </w:t>
-      </w:r>
-      <w:proofErr w:type="spellStart"/>
-      <w:r>
-        <w:rPr>
-          <w:rFonts w:hint="eastAsia"/>
-          <w:sz w:val="24"/>
-          <w:shd w:val="clear" w:color="auto" w:fill="FDFDFE"/>
-        </w:rPr>
-        <w:t>date</w:t>
-      </w:r>
-      <w:proofErr w:type="spellEnd"/>
-      <w:r>
-        <w:rPr>
-          <w:rFonts w:hint="eastAsia"/>
-          <w:sz w:val="24"/>
-          <w:shd w:val="clear" w:color="auto" w:fill="FDFDFE"/>
-        </w:rPr>
-        <w:t xml:space="preserve"> visualization, and edge intelligent analysis. It features low cost, flexible deployment, and strong scalability, and can provide a feasible engineering solution for small scale intelligent cultivation of specialty economic crops.</w:t>
+        <w:t>To address the shortcomings of traditional saffron cultivation, such as lack of continuous environmental monitoring, reliance on manual experience for irrigation, and weak data record and remote control capabilities. an intelligent saffron cultivation system base on edge computing was created to improve realtime monitoring, automatic control; and inteliigence throughout the cultivation process. The system employs an overall architecture of device side, edge side, and cloud based expansion. Using an STM32F411 as the hardware core, It collects environmental parameters such as temperature, humidity, light intensity, and soil moisture, controls actuators, displays data on an OLED, and enables on-site interaction. Raspberry Pi 4B serves as the edge gateway, receiving device data via a USB virtual serial port. MicroPython, Flask, and SQLite are used for realtime monitoring, historical data storage, web visualization, user access management, and automatic irrigation strategy configuration. MQTT is then used for cloudbase data expansion and remote access. Finally, opencv image analysis and local lightweight models are combined to enhance the system's environmental assessment and decisionmaking capabilities. The system test results show that this system can effectively perform task such as realtime monitoring of the saffron cultivation environm ent, manual and automatic irrigation control, historical date visualization, and edge intelligent analysis. It features low cost, flexible deployment, and strong scalability, and can provide a feasible engineering solution for small scale intelligent cultivation of specialty economic crops.</w:t>
       </w:r>
     </w:p>
     <w:p>
@@ -7548,23 +7236,7 @@
           <w:rFonts w:hint="eastAsia"/>
           <w:lang w:val="zh-CN"/>
         </w:rPr>
-        <w:t>藏红花属于有较高经济价值的特色经济作物，它的生命周期存在明显的阶段特点，精细化管理要求比较高。在传统的手工灌溉及管理方式中存在着许多问题，劳动强度大，响应慢，监测次数少，过程不能溯源，环境一致性无法控制。</w:t>
-      </w:r>
-      <w:proofErr w:type="gramStart"/>
-      <w:r>
-        <w:rPr>
-          <w:rFonts w:hint="eastAsia"/>
-          <w:lang w:val="zh-CN"/>
-        </w:rPr>
-        <w:t>当产业</w:t>
-      </w:r>
-      <w:proofErr w:type="gramEnd"/>
-      <w:r>
-        <w:rPr>
-          <w:rFonts w:hint="eastAsia"/>
-          <w:lang w:val="zh-CN"/>
-        </w:rPr>
-        <w:t>规模扩大或者环境变得更为复杂的时候，人工管理所造成的成本和不稳定性就会急剧增加。因此，建立一个环境感知、边缘处理、自动控制、数据可视化、云端扩展的系统，有较高的研究价值和应用意义。</w:t>
+        <w:t>藏红花属于有较高经济价值的特色经济作物，它的生命周期存在明显的阶段特点，精细化管理要求比较高。在传统的手工灌溉及管理方式中存在着许多问题，劳动强度大，响应慢，监测次数少，过程不能溯源，环境一致性无法控制。当产业规模扩大或者环境变得更为复杂的时候，人工管理所造成的成本和不稳定性就会急剧增加。因此，建立一个环境感知、边缘处理、自动控制、数据可视化、云端扩展的系统，有较高的研究价值和应用意义。</w:t>
       </w:r>
     </w:p>
     <w:p>
@@ -8005,23 +7677,7 @@
           <w:rFonts w:hint="eastAsia"/>
           <w:lang w:val="zh-CN"/>
         </w:rPr>
-        <w:t>但是对小型、低成本、适合教学、轻</w:t>
-      </w:r>
-      <w:proofErr w:type="gramStart"/>
-      <w:r>
-        <w:rPr>
-          <w:rFonts w:hint="eastAsia"/>
-          <w:lang w:val="zh-CN"/>
-        </w:rPr>
-        <w:t>量部署</w:t>
-      </w:r>
-      <w:proofErr w:type="gramEnd"/>
-      <w:r>
-        <w:rPr>
-          <w:rFonts w:hint="eastAsia"/>
-          <w:lang w:val="zh-CN"/>
-        </w:rPr>
-        <w:t>的特色作物培育系统，还需要更加贴近实际应用的工程化方案。因此本文根据藏红花培育的实际需要提出一种结合嵌入式采集、边缘服务、本地数据库、可视化管理以及智能扩展的综合实现方案。</w:t>
+        <w:t>但是对小型、低成本、适合教学、轻量部署的特色作物培育系统，还需要更加贴近实际应用的工程化方案。因此本文根据藏红花培育的实际需要提出一种结合嵌入式采集、边缘服务、本地数据库、可视化管理以及智能扩展的综合实现方案。</w:t>
       </w:r>
     </w:p>
     <w:p>
@@ -8446,23 +8102,7 @@
           <w:rFonts w:hint="eastAsia"/>
           <w:lang w:val="zh-CN"/>
         </w:rPr>
-        <w:t>物联网系统一般是由感知层、网络层、应用层三部分构成的。感知层主要是对环境信息进行采集、执行控制，网络层主要是实现设备之间的通信、数据传输，应用层主要是实现数据的管理、业务逻辑的实现。对于智能农业场景来说，单纯的感知和传输不能满足低时延、高可用性要求，所以要采用边缘计算的思想，把一部分存储、分析、控制逻辑放到</w:t>
-      </w:r>
-      <w:proofErr w:type="gramStart"/>
-      <w:r>
-        <w:rPr>
-          <w:rFonts w:hint="eastAsia"/>
-          <w:lang w:val="zh-CN"/>
-        </w:rPr>
-        <w:t>离设备</w:t>
-      </w:r>
-      <w:proofErr w:type="gramEnd"/>
-      <w:r>
-        <w:rPr>
-          <w:rFonts w:hint="eastAsia"/>
-          <w:lang w:val="zh-CN"/>
-        </w:rPr>
-        <w:t>近的地方。</w:t>
+        <w:t>物联网系统一般是由感知层、网络层、应用层三部分构成的。感知层主要是对环境信息进行采集、执行控制，网络层主要是实现设备之间的通信、数据传输，应用层主要是实现数据的管理、业务逻辑的实现。对于智能农业场景来说，单纯的感知和传输不能满足低时延、高可用性要求，所以要采用边缘计算的思想，把一部分存储、分析、控制逻辑放到离设备近的地方。</w:t>
       </w:r>
     </w:p>
     <w:p>
@@ -8758,23 +8398,7 @@
           <w:rFonts w:hint="eastAsia"/>
           <w:lang w:val="zh-CN"/>
         </w:rPr>
-        <w:t>是一种</w:t>
-      </w:r>
-      <w:proofErr w:type="gramStart"/>
-      <w:r>
-        <w:rPr>
-          <w:rFonts w:hint="eastAsia"/>
-          <w:lang w:val="zh-CN"/>
-        </w:rPr>
-        <w:t>面向低</w:t>
-      </w:r>
-      <w:proofErr w:type="gramEnd"/>
-      <w:r>
-        <w:rPr>
-          <w:rFonts w:hint="eastAsia"/>
-          <w:lang w:val="zh-CN"/>
-        </w:rPr>
-        <w:t>带宽和高延迟网络环境设计的轻量级发布</w:t>
+        <w:t>是一种面向低带宽和高延迟网络环境设计的轻量级发布</w:t>
       </w:r>
       <w:r>
         <w:rPr>
@@ -8844,23 +8468,7 @@
           <w:rFonts w:hint="eastAsia"/>
           <w:lang w:val="zh-CN"/>
         </w:rPr>
-        <w:t>并能通过扫描二</w:t>
-      </w:r>
-      <w:proofErr w:type="gramStart"/>
-      <w:r>
-        <w:rPr>
-          <w:rFonts w:hint="eastAsia"/>
-          <w:lang w:val="zh-CN"/>
-        </w:rPr>
-        <w:t>维码或者</w:t>
-      </w:r>
-      <w:proofErr w:type="gramEnd"/>
-      <w:r>
-        <w:rPr>
-          <w:rFonts w:hint="eastAsia"/>
-          <w:lang w:val="zh-CN"/>
-        </w:rPr>
-        <w:t>访</w:t>
+        <w:t>并能通过扫描二维码或者访</w:t>
       </w:r>
       <w:r>
         <w:rPr>
@@ -8868,17 +8476,8 @@
           <w:lang w:val="zh-CN"/>
         </w:rPr>
         <w:lastRenderedPageBreak/>
-        <w:t>问公网域名来在非局域网查看采集</w:t>
-      </w:r>
-      <w:proofErr w:type="gramStart"/>
-      <w:r>
-        <w:rPr>
-          <w:rFonts w:hint="eastAsia"/>
-          <w:lang w:val="zh-CN"/>
-        </w:rPr>
-        <w:t>器数据</w:t>
-      </w:r>
-      <w:proofErr w:type="gramEnd"/>
+        <w:t>问公网域名来在非局域网查看采集器数据</w:t>
+      </w:r>
       <w:r>
         <w:rPr>
           <w:rFonts w:hint="eastAsia"/>
@@ -9562,23 +9161,7 @@
           <w:rFonts w:hint="eastAsia"/>
           <w:lang w:val="zh-CN"/>
         </w:rPr>
-        <w:t>完成视觉任务。该套软硬结合的技术</w:t>
-      </w:r>
-      <w:proofErr w:type="gramStart"/>
-      <w:r>
-        <w:rPr>
-          <w:rFonts w:hint="eastAsia"/>
-          <w:lang w:val="zh-CN"/>
-        </w:rPr>
-        <w:t>栈</w:t>
-      </w:r>
-      <w:proofErr w:type="gramEnd"/>
-      <w:r>
-        <w:rPr>
-          <w:rFonts w:hint="eastAsia"/>
-          <w:lang w:val="zh-CN"/>
-        </w:rPr>
-        <w:t>已经得到了很多行业的落地项目验证，可以保证本系统的各种复杂的业务能顺利进行。</w:t>
+        <w:t>完成视觉任务。该套软硬结合的技术栈已经得到了很多行业的落地项目验证，可以保证本系统的各种复杂的业务能顺利进行。</w:t>
       </w:r>
     </w:p>
     <w:p>
@@ -9594,23 +9177,7 @@
           <w:rFonts w:hint="eastAsia"/>
           <w:lang w:val="zh-CN"/>
         </w:rPr>
-        <w:t>经济可行性。本系统所用到的主要零部件绝大部分都是基础电子教学、实验模块。这些配件价格便宜。另外，直接使用树莓派</w:t>
-      </w:r>
-      <w:proofErr w:type="gramStart"/>
-      <w:r>
-        <w:rPr>
-          <w:rFonts w:hint="eastAsia"/>
-          <w:lang w:val="zh-CN"/>
-        </w:rPr>
-        <w:t>作为算力中心</w:t>
-      </w:r>
-      <w:proofErr w:type="gramEnd"/>
-      <w:r>
-        <w:rPr>
-          <w:rFonts w:hint="eastAsia"/>
-          <w:lang w:val="zh-CN"/>
-        </w:rPr>
-        <w:t>，并且配备现成的传感器成品，不但可以节省从零开始绘制复杂的</w:t>
+        <w:t>经济可行性。本系统所用到的主要零部件绝大部分都是基础电子教学、实验模块。这些配件价格便宜。另外，直接使用树莓派作为算力中心，并且配备现成的传感器成品，不但可以节省从零开始绘制复杂的</w:t>
       </w:r>
       <w:r>
         <w:rPr>
@@ -9682,23 +9249,7 @@
           <w:rFonts w:hint="eastAsia"/>
           <w:lang w:val="zh-CN"/>
         </w:rPr>
-        <w:t>线以串行方式进行通信，并且使用免安装的本地数据库，基本上实现了</w:t>
-      </w:r>
-      <w:proofErr w:type="gramStart"/>
-      <w:r>
-        <w:rPr>
-          <w:rFonts w:hint="eastAsia"/>
-          <w:lang w:val="zh-CN"/>
-        </w:rPr>
-        <w:t>插电即用</w:t>
-      </w:r>
-      <w:proofErr w:type="gramEnd"/>
-      <w:r>
-        <w:rPr>
-          <w:rFonts w:hint="eastAsia"/>
-          <w:lang w:val="zh-CN"/>
-        </w:rPr>
-        <w:t>的效果。系统自带的自动灌溉方案、完善的日志存档系统等都会大大减少对人工操作的需求，该系统非常容易上手并且视觉反馈清晰。</w:t>
+        <w:t>线以串行方式进行通信，并且使用免安装的本地数据库，基本上实现了插电即用的效果。系统自带的自动灌溉方案、完善的日志存档系统等都会大大减少对人工操作的需求，该系统非常容易上手并且视觉反馈清晰。</w:t>
       </w:r>
     </w:p>
     <w:p>
@@ -9739,17 +9290,8 @@
           <w:rFonts w:hint="eastAsia"/>
           <w:lang w:val="zh-CN"/>
         </w:rPr>
-        <w:t>本文采用“设备端、边缘端、云端扩展”三层结构来设计系统的总体方案。设备</w:t>
-      </w:r>
-      <w:proofErr w:type="gramStart"/>
-      <w:r>
-        <w:rPr>
-          <w:rFonts w:hint="eastAsia"/>
-          <w:lang w:val="zh-CN"/>
-        </w:rPr>
-        <w:t>端采用</w:t>
-      </w:r>
-      <w:proofErr w:type="gramEnd"/>
+        <w:t>本文采用“设备端、边缘端、云端扩展”三层结构来设计系统的总体方案。设备端采用</w:t>
+      </w:r>
       <w:r>
         <w:rPr>
           <w:rFonts w:hint="eastAsia"/>
@@ -9890,39 +9432,7 @@
           <w:rFonts w:hint="eastAsia"/>
           <w:lang w:val="zh-CN"/>
         </w:rPr>
-        <w:t>获取最新的数据以及历史数据，从而达到实时监控和图表展示的目的；当检测到土壤湿度低于阈值的时候，</w:t>
-      </w:r>
-      <w:proofErr w:type="gramStart"/>
-      <w:r>
-        <w:rPr>
-          <w:rFonts w:hint="eastAsia"/>
-          <w:lang w:val="zh-CN"/>
-        </w:rPr>
-        <w:t>边缘端会自动</w:t>
-      </w:r>
-      <w:proofErr w:type="gramEnd"/>
-      <w:r>
-        <w:rPr>
-          <w:rFonts w:hint="eastAsia"/>
-          <w:lang w:val="zh-CN"/>
-        </w:rPr>
-        <w:t>开启水泵，并且在达到设定的时间之后再自动关闭水泵；当云端连接正常的时候，</w:t>
-      </w:r>
-      <w:proofErr w:type="gramStart"/>
-      <w:r>
-        <w:rPr>
-          <w:rFonts w:hint="eastAsia"/>
-          <w:lang w:val="zh-CN"/>
-        </w:rPr>
-        <w:t>边缘端会把</w:t>
-      </w:r>
-      <w:proofErr w:type="gramEnd"/>
-      <w:r>
-        <w:rPr>
-          <w:rFonts w:hint="eastAsia"/>
-          <w:lang w:val="zh-CN"/>
-        </w:rPr>
-        <w:t>数据通过</w:t>
+        <w:t>获取最新的数据以及历史数据，从而达到实时监控和图表展示的目的；当检测到土壤湿度低于阈值的时候，边缘端会自动开启水泵，并且在达到设定的时间之后再自动关闭水泵；当云端连接正常的时候，边缘端会把数据通过</w:t>
       </w:r>
       <w:r>
         <w:rPr>
@@ -10523,25 +10033,7 @@
                 <w:bCs/>
                 <w:szCs w:val="21"/>
               </w:rPr>
-              <w:t xml:space="preserve"> </w:t>
-            </w:r>
-            <w:proofErr w:type="spellStart"/>
-            <w:r>
-              <w:rPr>
-                <w:rFonts w:hint="eastAsia"/>
-                <w:bCs/>
-                <w:szCs w:val="21"/>
-              </w:rPr>
-              <w:t>MicroPython</w:t>
-            </w:r>
-            <w:proofErr w:type="spellEnd"/>
-            <w:r>
-              <w:rPr>
-                <w:rFonts w:hint="eastAsia"/>
-                <w:bCs/>
-                <w:szCs w:val="21"/>
-              </w:rPr>
-              <w:t xml:space="preserve">, </w:t>
+              <w:t xml:space="preserve"> MicroPython, </w:t>
             </w:r>
             <w:r>
               <w:rPr>
@@ -11845,25 +11337,7 @@
                 <w:bCs/>
                 <w:szCs w:val="21"/>
               </w:rPr>
-              <w:t>与边缘</w:t>
-            </w:r>
-            <w:proofErr w:type="gramStart"/>
-            <w:r>
-              <w:rPr>
-                <w:rFonts w:hint="eastAsia"/>
-                <w:bCs/>
-                <w:szCs w:val="21"/>
-              </w:rPr>
-              <w:t>端易集成</w:t>
-            </w:r>
-            <w:proofErr w:type="gramEnd"/>
-            <w:r>
-              <w:rPr>
-                <w:rFonts w:hint="eastAsia"/>
-                <w:bCs/>
-                <w:szCs w:val="21"/>
-              </w:rPr>
-              <w:t>，适合展示</w:t>
+              <w:t>与边缘端易集成，适合展示</w:t>
             </w:r>
           </w:p>
         </w:tc>
@@ -12135,18 +11609,8 @@
                 <w:bCs/>
                 <w:szCs w:val="21"/>
               </w:rPr>
-              <w:t>方案</w:t>
-            </w:r>
-            <w:proofErr w:type="gramStart"/>
-            <w:r>
-              <w:rPr>
-                <w:rFonts w:hint="eastAsia"/>
-                <w:bCs/>
-                <w:szCs w:val="21"/>
-              </w:rPr>
-              <w:t>一</w:t>
-            </w:r>
-            <w:proofErr w:type="gramEnd"/>
+              <w:t>方案一</w:t>
+            </w:r>
           </w:p>
         </w:tc>
         <w:tc>
@@ -12890,23 +12354,13 @@
                 <w:szCs w:val="21"/>
               </w:rPr>
             </w:pPr>
-            <w:proofErr w:type="gramStart"/>
-            <w:r>
-              <w:rPr>
-                <w:rFonts w:hint="eastAsia"/>
-                <w:bCs/>
-                <w:szCs w:val="21"/>
-              </w:rPr>
-              <w:t>仅文件</w:t>
-            </w:r>
-            <w:proofErr w:type="gramEnd"/>
-            <w:r>
-              <w:rPr>
-                <w:rFonts w:hint="eastAsia"/>
-                <w:bCs/>
-                <w:szCs w:val="21"/>
-              </w:rPr>
-              <w:t>存储</w:t>
+            <w:r>
+              <w:rPr>
+                <w:rFonts w:hint="eastAsia"/>
+                <w:bCs/>
+                <w:szCs w:val="21"/>
+              </w:rPr>
+              <w:t>仅文件存储</w:t>
             </w:r>
           </w:p>
         </w:tc>
@@ -13091,23 +12545,13 @@
                 <w:szCs w:val="21"/>
               </w:rPr>
             </w:pPr>
-            <w:proofErr w:type="gramStart"/>
-            <w:r>
-              <w:rPr>
-                <w:rFonts w:hint="eastAsia"/>
-                <w:bCs/>
-                <w:szCs w:val="21"/>
-              </w:rPr>
-              <w:t>仅文件</w:t>
-            </w:r>
-            <w:proofErr w:type="gramEnd"/>
-            <w:r>
-              <w:rPr>
-                <w:rFonts w:hint="eastAsia"/>
-                <w:bCs/>
-                <w:szCs w:val="21"/>
-              </w:rPr>
-              <w:t>存储</w:t>
+            <w:r>
+              <w:rPr>
+                <w:rFonts w:hint="eastAsia"/>
+                <w:bCs/>
+                <w:szCs w:val="21"/>
+              </w:rPr>
+              <w:t>仅文件存储</w:t>
             </w:r>
           </w:p>
         </w:tc>
@@ -13489,23 +12933,7 @@
           <w:rFonts w:hint="eastAsia"/>
           <w:lang w:val="zh-CN"/>
         </w:rPr>
-        <w:t>等软件环境，满足</w:t>
-      </w:r>
-      <w:proofErr w:type="gramStart"/>
-      <w:r>
-        <w:rPr>
-          <w:rFonts w:hint="eastAsia"/>
-          <w:lang w:val="zh-CN"/>
-        </w:rPr>
-        <w:t>系统本地</w:t>
-      </w:r>
-      <w:proofErr w:type="gramEnd"/>
-      <w:r>
-        <w:rPr>
-          <w:rFonts w:hint="eastAsia"/>
-          <w:lang w:val="zh-CN"/>
-        </w:rPr>
-        <w:t>数据处理及功能扩展的要求。两者一起工作，系统既有单片机的实时控制能力，又有边缘设备的数据处理能力。</w:t>
+        <w:t>等软件环境，满足系统本地数据处理及功能扩展的要求。两者一起工作，系统既有单片机的实时控制能力，又有边缘设备的数据处理能力。</w:t>
       </w:r>
     </w:p>
     <w:p>
@@ -14532,23 +13960,7 @@
           <w:rFonts w:hint="eastAsia"/>
           <w:lang w:val="zh-CN"/>
         </w:rPr>
-        <w:t>摄像头</w:t>
-      </w:r>
-      <w:proofErr w:type="gramStart"/>
-      <w:r>
-        <w:rPr>
-          <w:rFonts w:hint="eastAsia"/>
-          <w:lang w:val="zh-CN"/>
-        </w:rPr>
-        <w:t>做为</w:t>
-      </w:r>
-      <w:proofErr w:type="gramEnd"/>
-      <w:r>
-        <w:rPr>
-          <w:rFonts w:hint="eastAsia"/>
-          <w:lang w:val="zh-CN"/>
-        </w:rPr>
-        <w:t>图像采集器件。该模块可以直接和树莓派相连，用来采集作物生长图像，再用</w:t>
+        <w:t>摄像头做为图像采集器件。该模块可以直接和树莓派相连，用来采集作物生长图像，再用</w:t>
       </w:r>
       <w:r>
         <w:rPr>
@@ -14738,21 +14150,12 @@
         </w:rPr>
         <w:t xml:space="preserve"> STM32 </w:t>
       </w:r>
-      <w:proofErr w:type="gramStart"/>
-      <w:r>
-        <w:rPr>
-          <w:rFonts w:hint="eastAsia"/>
-          <w:lang w:val="zh-CN"/>
-        </w:rPr>
-        <w:t>回发控制</w:t>
-      </w:r>
-      <w:proofErr w:type="gramEnd"/>
-      <w:r>
-        <w:rPr>
-          <w:rFonts w:hint="eastAsia"/>
-          <w:lang w:val="zh-CN"/>
-        </w:rPr>
-        <w:t>命令。</w:t>
+      <w:r>
+        <w:rPr>
+          <w:rFonts w:hint="eastAsia"/>
+          <w:lang w:val="zh-CN"/>
+        </w:rPr>
+        <w:t>回发控制命令。</w:t>
       </w:r>
     </w:p>
     <w:p>
@@ -14782,23 +14185,7 @@
           <w:rFonts w:hint="eastAsia"/>
           <w:lang w:val="zh-CN"/>
         </w:rPr>
-        <w:t>灯带继电器。当边缘</w:t>
-      </w:r>
-      <w:proofErr w:type="gramStart"/>
-      <w:r>
-        <w:rPr>
-          <w:rFonts w:hint="eastAsia"/>
-          <w:lang w:val="zh-CN"/>
-        </w:rPr>
-        <w:t>端发出</w:t>
-      </w:r>
-      <w:proofErr w:type="gramEnd"/>
-      <w:r>
-        <w:rPr>
-          <w:rFonts w:hint="eastAsia"/>
-          <w:lang w:val="zh-CN"/>
-        </w:rPr>
-        <w:t>控制命令之后，</w:t>
+        <w:t>灯带继电器。当边缘端发出控制命令之后，</w:t>
       </w:r>
       <w:r>
         <w:rPr>
@@ -15174,21 +14561,12 @@
           <w:lang w:val="zh-CN"/>
         </w:rPr>
       </w:pPr>
-      <w:proofErr w:type="gramStart"/>
-      <w:r>
-        <w:rPr>
-          <w:rFonts w:hint="eastAsia"/>
-          <w:lang w:val="zh-CN"/>
-        </w:rPr>
-        <w:t>板载状态</w:t>
-      </w:r>
-      <w:proofErr w:type="gramEnd"/>
-      <w:r>
-        <w:rPr>
-          <w:rFonts w:hint="eastAsia"/>
-          <w:lang w:val="zh-CN"/>
-        </w:rPr>
-        <w:t>指示灯使用</w:t>
+      <w:r>
+        <w:rPr>
+          <w:rFonts w:hint="eastAsia"/>
+          <w:lang w:val="zh-CN"/>
+        </w:rPr>
+        <w:t>板载状态指示灯使用</w:t>
       </w:r>
       <w:r>
         <w:rPr>
@@ -15229,17 +14607,8 @@
           <w:rFonts w:hint="eastAsia"/>
           <w:lang w:val="zh-CN"/>
         </w:rPr>
-        <w:t>与树莓</w:t>
-      </w:r>
-      <w:proofErr w:type="gramStart"/>
-      <w:r>
-        <w:rPr>
-          <w:rFonts w:hint="eastAsia"/>
-          <w:lang w:val="zh-CN"/>
-        </w:rPr>
-        <w:t>派通过</w:t>
-      </w:r>
-      <w:proofErr w:type="gramEnd"/>
+        <w:t>与树莓派通过</w:t>
+      </w:r>
       <w:r>
         <w:rPr>
           <w:rFonts w:hint="eastAsia"/>
@@ -15525,39 +14894,7 @@
           <w:rFonts w:hint="eastAsia"/>
           <w:lang w:val="zh-CN"/>
         </w:rPr>
-        <w:t>边缘端线程不断读取当前土壤湿度和灌溉策略参数，当满足触发条件的时候，就会</w:t>
-      </w:r>
-      <w:proofErr w:type="gramStart"/>
-      <w:r>
-        <w:rPr>
-          <w:rFonts w:hint="eastAsia"/>
-          <w:lang w:val="zh-CN"/>
-        </w:rPr>
-        <w:t>向设备端发出</w:t>
-      </w:r>
-      <w:proofErr w:type="gramEnd"/>
-      <w:r>
-        <w:rPr>
-          <w:rFonts w:hint="eastAsia"/>
-          <w:lang w:val="zh-CN"/>
-        </w:rPr>
-        <w:t>开启水泵的指令，在达到设定的灌溉时间之后，再发出关闭指令。系统还要对控制日志以及最近的动作时间加以记载，从而</w:t>
-      </w:r>
-      <w:proofErr w:type="gramStart"/>
-      <w:r>
-        <w:rPr>
-          <w:rFonts w:hint="eastAsia"/>
-          <w:lang w:val="zh-CN"/>
-        </w:rPr>
-        <w:t>给状态</w:t>
-      </w:r>
-      <w:proofErr w:type="gramEnd"/>
-      <w:r>
-        <w:rPr>
-          <w:rFonts w:hint="eastAsia"/>
-          <w:lang w:val="zh-CN"/>
-        </w:rPr>
-        <w:t>追踪以及测试分析赋予支撑。</w:t>
+        <w:t>边缘端线程不断读取当前土壤湿度和灌溉策略参数，当满足触发条件的时候，就会向设备端发出开启水泵的指令，在达到设定的灌溉时间之后，再发出关闭指令。系统还要对控制日志以及最近的动作时间加以记载，从而给状态追踪以及测试分析赋予支撑。</w:t>
       </w:r>
     </w:p>
     <w:p>
@@ -15675,23 +15012,7 @@
           <w:rFonts w:hint="eastAsia"/>
           <w:lang w:val="zh-CN"/>
         </w:rPr>
-        <w:t>让用户在易脏手的培育</w:t>
-      </w:r>
-      <w:proofErr w:type="gramStart"/>
-      <w:r>
-        <w:rPr>
-          <w:rFonts w:hint="eastAsia"/>
-          <w:lang w:val="zh-CN"/>
-        </w:rPr>
-        <w:t>室环境</w:t>
-      </w:r>
-      <w:proofErr w:type="gramEnd"/>
-      <w:r>
-        <w:rPr>
-          <w:rFonts w:hint="eastAsia"/>
-          <w:lang w:val="zh-CN"/>
-        </w:rPr>
-        <w:t>也能查看数据。</w:t>
+        <w:t>让用户在易脏手的培育室环境也能查看数据。</w:t>
       </w:r>
     </w:p>
     <w:p>
@@ -15910,17 +15231,8 @@
           <w:rFonts w:hint="eastAsia"/>
           <w:lang w:val="zh-CN"/>
         </w:rPr>
-        <w:t>相比于</w:t>
-      </w:r>
-      <w:proofErr w:type="gramStart"/>
-      <w:r>
-        <w:rPr>
-          <w:rFonts w:hint="eastAsia"/>
-          <w:lang w:val="zh-CN"/>
-        </w:rPr>
-        <w:t>蓝牙或者</w:t>
-      </w:r>
-      <w:proofErr w:type="gramEnd"/>
+        <w:t>相比于蓝牙或者</w:t>
+      </w:r>
       <w:r>
         <w:rPr>
           <w:rFonts w:hint="eastAsia"/>
@@ -15947,23 +15259,7 @@
           <w:rFonts w:hint="eastAsia"/>
           <w:lang w:val="zh-CN"/>
         </w:rPr>
-        <w:t>串口链路更稳定、调试更简单，适合原型设计阶段快速落地。同时边缘</w:t>
-      </w:r>
-      <w:proofErr w:type="gramStart"/>
-      <w:r>
-        <w:rPr>
-          <w:rFonts w:hint="eastAsia"/>
-          <w:lang w:val="zh-CN"/>
-        </w:rPr>
-        <w:t>端仍然</w:t>
-      </w:r>
-      <w:proofErr w:type="gramEnd"/>
-      <w:r>
-        <w:rPr>
-          <w:rFonts w:hint="eastAsia"/>
-          <w:lang w:val="zh-CN"/>
-        </w:rPr>
-        <w:t>具有</w:t>
+        <w:t>串口链路更稳定、调试更简单，适合原型设计阶段快速落地。同时边缘端仍然具有</w:t>
       </w:r>
       <w:r>
         <w:rPr>
@@ -16653,23 +15949,7 @@
           <w:rFonts w:hint="eastAsia"/>
           <w:lang w:val="zh-CN"/>
         </w:rPr>
-        <w:t>设备</w:t>
-      </w:r>
-      <w:proofErr w:type="gramStart"/>
-      <w:r>
-        <w:rPr>
-          <w:rFonts w:hint="eastAsia"/>
-          <w:lang w:val="zh-CN"/>
-        </w:rPr>
-        <w:t>端主要</w:t>
-      </w:r>
-      <w:proofErr w:type="gramEnd"/>
-      <w:r>
-        <w:rPr>
-          <w:rFonts w:hint="eastAsia"/>
-          <w:lang w:val="zh-CN"/>
-        </w:rPr>
-        <w:t>功能流程可概括如下：</w:t>
+        <w:t>设备端主要功能流程可概括如下：</w:t>
       </w:r>
     </w:p>
     <w:p>
@@ -16910,21 +16190,7 @@
         <w:rPr>
           <w:rFonts w:hint="eastAsia"/>
         </w:rPr>
-        <w:t>边缘</w:t>
-      </w:r>
-      <w:proofErr w:type="gramStart"/>
-      <w:r>
-        <w:rPr>
-          <w:rFonts w:hint="eastAsia"/>
-        </w:rPr>
-        <w:t>端服务</w:t>
-      </w:r>
-      <w:proofErr w:type="gramEnd"/>
-      <w:r>
-        <w:rPr>
-          <w:rFonts w:hint="eastAsia"/>
-        </w:rPr>
-        <w:t>与数据库设计</w:t>
+        <w:t>边缘端服务与数据库设计</w:t>
       </w:r>
       <w:bookmarkEnd w:id="115"/>
       <w:bookmarkEnd w:id="116"/>
@@ -16942,17 +16208,8 @@
           <w:rFonts w:hint="eastAsia"/>
           <w:lang w:val="zh-CN"/>
         </w:rPr>
-        <w:t>边缘</w:t>
-      </w:r>
-      <w:proofErr w:type="gramStart"/>
-      <w:r>
-        <w:rPr>
-          <w:rFonts w:hint="eastAsia"/>
-          <w:lang w:val="zh-CN"/>
-        </w:rPr>
-        <w:t>端服务用</w:t>
-      </w:r>
-      <w:proofErr w:type="gramEnd"/>
+        <w:t>边缘端服务用</w:t>
+      </w:r>
       <w:r>
         <w:rPr>
           <w:rFonts w:hint="eastAsia"/>
@@ -17284,25 +16541,7 @@
                 <w:bCs/>
                 <w:szCs w:val="21"/>
               </w:rPr>
-              <w:t>/</w:t>
-            </w:r>
-            <w:proofErr w:type="spellStart"/>
-            <w:r>
-              <w:rPr>
-                <w:rFonts w:hint="eastAsia"/>
-                <w:bCs/>
-                <w:szCs w:val="21"/>
-              </w:rPr>
-              <w:t>api</w:t>
-            </w:r>
-            <w:proofErr w:type="spellEnd"/>
-            <w:r>
-              <w:rPr>
-                <w:rFonts w:hint="eastAsia"/>
-                <w:bCs/>
-                <w:szCs w:val="21"/>
-              </w:rPr>
-              <w:t>/v1/sensors/latest</w:t>
+              <w:t>/api/v1/sensors/latest</w:t>
             </w:r>
           </w:p>
         </w:tc>
@@ -17409,25 +16648,7 @@
                 <w:bCs/>
                 <w:szCs w:val="21"/>
               </w:rPr>
-              <w:t>/</w:t>
-            </w:r>
-            <w:proofErr w:type="spellStart"/>
-            <w:r>
-              <w:rPr>
-                <w:rFonts w:hint="eastAsia"/>
-                <w:bCs/>
-                <w:szCs w:val="21"/>
-              </w:rPr>
-              <w:t>api</w:t>
-            </w:r>
-            <w:proofErr w:type="spellEnd"/>
-            <w:r>
-              <w:rPr>
-                <w:rFonts w:hint="eastAsia"/>
-                <w:bCs/>
-                <w:szCs w:val="21"/>
-              </w:rPr>
-              <w:t>/v1/sensors/history</w:t>
+              <w:t>/api/v1/sensors/history</w:t>
             </w:r>
           </w:p>
         </w:tc>
@@ -17535,25 +16756,7 @@
                 <w:szCs w:val="21"/>
               </w:rPr>
               <w:lastRenderedPageBreak/>
-              <w:t>/</w:t>
-            </w:r>
-            <w:proofErr w:type="spellStart"/>
-            <w:r>
-              <w:rPr>
-                <w:rFonts w:hint="eastAsia"/>
-                <w:bCs/>
-                <w:szCs w:val="21"/>
-              </w:rPr>
-              <w:t>api</w:t>
-            </w:r>
-            <w:proofErr w:type="spellEnd"/>
-            <w:r>
-              <w:rPr>
-                <w:rFonts w:hint="eastAsia"/>
-                <w:bCs/>
-                <w:szCs w:val="21"/>
-              </w:rPr>
-              <w:t>/v1/sensors/history.csv</w:t>
+              <w:t>/api/v1/sensors/history.csv</w:t>
             </w:r>
           </w:p>
         </w:tc>
@@ -17668,25 +16871,7 @@
                 <w:bCs/>
                 <w:szCs w:val="21"/>
               </w:rPr>
-              <w:t>/</w:t>
-            </w:r>
-            <w:proofErr w:type="spellStart"/>
-            <w:r>
-              <w:rPr>
-                <w:rFonts w:hint="eastAsia"/>
-                <w:bCs/>
-                <w:szCs w:val="21"/>
-              </w:rPr>
-              <w:t>api</w:t>
-            </w:r>
-            <w:proofErr w:type="spellEnd"/>
-            <w:r>
-              <w:rPr>
-                <w:rFonts w:hint="eastAsia"/>
-                <w:bCs/>
-                <w:szCs w:val="21"/>
-              </w:rPr>
-              <w:t>/v1/control</w:t>
+              <w:t>/api/v1/control</w:t>
             </w:r>
           </w:p>
         </w:tc>
@@ -17793,25 +16978,7 @@
                 <w:bCs/>
                 <w:szCs w:val="21"/>
               </w:rPr>
-              <w:t>/</w:t>
-            </w:r>
-            <w:proofErr w:type="spellStart"/>
-            <w:r>
-              <w:rPr>
-                <w:rFonts w:hint="eastAsia"/>
-                <w:bCs/>
-                <w:szCs w:val="21"/>
-              </w:rPr>
-              <w:t>api</w:t>
-            </w:r>
-            <w:proofErr w:type="spellEnd"/>
-            <w:r>
-              <w:rPr>
-                <w:rFonts w:hint="eastAsia"/>
-                <w:bCs/>
-                <w:szCs w:val="21"/>
-              </w:rPr>
-              <w:t>/v1/control/logs</w:t>
+              <w:t>/api/v1/control/logs</w:t>
             </w:r>
           </w:p>
         </w:tc>
@@ -17918,25 +17085,7 @@
                 <w:bCs/>
                 <w:szCs w:val="21"/>
               </w:rPr>
-              <w:t>/</w:t>
-            </w:r>
-            <w:proofErr w:type="spellStart"/>
-            <w:r>
-              <w:rPr>
-                <w:rFonts w:hint="eastAsia"/>
-                <w:bCs/>
-                <w:szCs w:val="21"/>
-              </w:rPr>
-              <w:t>api</w:t>
-            </w:r>
-            <w:proofErr w:type="spellEnd"/>
-            <w:r>
-              <w:rPr>
-                <w:rFonts w:hint="eastAsia"/>
-                <w:bCs/>
-                <w:szCs w:val="21"/>
-              </w:rPr>
-              <w:t>/v1/policy/irrigation</w:t>
+              <w:t>/api/v1/policy/irrigation</w:t>
             </w:r>
           </w:p>
         </w:tc>
@@ -18043,25 +17192,7 @@
                 <w:bCs/>
                 <w:szCs w:val="21"/>
               </w:rPr>
-              <w:t>/</w:t>
-            </w:r>
-            <w:proofErr w:type="spellStart"/>
-            <w:r>
-              <w:rPr>
-                <w:rFonts w:hint="eastAsia"/>
-                <w:bCs/>
-                <w:szCs w:val="21"/>
-              </w:rPr>
-              <w:t>api</w:t>
-            </w:r>
-            <w:proofErr w:type="spellEnd"/>
-            <w:r>
-              <w:rPr>
-                <w:rFonts w:hint="eastAsia"/>
-                <w:bCs/>
-                <w:szCs w:val="21"/>
-              </w:rPr>
-              <w:t>/v1/policy/irrigation/status</w:t>
+              <w:t>/api/v1/policy/irrigation/status</w:t>
             </w:r>
           </w:p>
         </w:tc>
@@ -18168,25 +17299,7 @@
                 <w:bCs/>
                 <w:szCs w:val="21"/>
               </w:rPr>
-              <w:t>/</w:t>
-            </w:r>
-            <w:proofErr w:type="spellStart"/>
-            <w:r>
-              <w:rPr>
-                <w:rFonts w:hint="eastAsia"/>
-                <w:bCs/>
-                <w:szCs w:val="21"/>
-              </w:rPr>
-              <w:t>api</w:t>
-            </w:r>
-            <w:proofErr w:type="spellEnd"/>
-            <w:r>
-              <w:rPr>
-                <w:rFonts w:hint="eastAsia"/>
-                <w:bCs/>
-                <w:szCs w:val="21"/>
-              </w:rPr>
-              <w:t>/v1/auth/register</w:t>
+              <w:t>/api/v1/auth/register</w:t>
             </w:r>
           </w:p>
         </w:tc>
@@ -18293,25 +17406,7 @@
                 <w:bCs/>
                 <w:szCs w:val="21"/>
               </w:rPr>
-              <w:t>/</w:t>
-            </w:r>
-            <w:proofErr w:type="spellStart"/>
-            <w:r>
-              <w:rPr>
-                <w:rFonts w:hint="eastAsia"/>
-                <w:bCs/>
-                <w:szCs w:val="21"/>
-              </w:rPr>
-              <w:t>api</w:t>
-            </w:r>
-            <w:proofErr w:type="spellEnd"/>
-            <w:r>
-              <w:rPr>
-                <w:rFonts w:hint="eastAsia"/>
-                <w:bCs/>
-                <w:szCs w:val="21"/>
-              </w:rPr>
-              <w:t>/v1/auth/login</w:t>
+              <w:t>/api/v1/auth/login</w:t>
             </w:r>
           </w:p>
         </w:tc>
@@ -18418,25 +17513,7 @@
                 <w:bCs/>
                 <w:szCs w:val="21"/>
               </w:rPr>
-              <w:t>/</w:t>
-            </w:r>
-            <w:proofErr w:type="spellStart"/>
-            <w:r>
-              <w:rPr>
-                <w:rFonts w:hint="eastAsia"/>
-                <w:bCs/>
-                <w:szCs w:val="21"/>
-              </w:rPr>
-              <w:t>api</w:t>
-            </w:r>
-            <w:proofErr w:type="spellEnd"/>
-            <w:r>
-              <w:rPr>
-                <w:rFonts w:hint="eastAsia"/>
-                <w:bCs/>
-                <w:szCs w:val="21"/>
-              </w:rPr>
-              <w:t>/v1/auth/me</w:t>
+              <w:t>/api/v1/auth/me</w:t>
             </w:r>
           </w:p>
         </w:tc>
@@ -18543,25 +17620,7 @@
                 <w:bCs/>
                 <w:szCs w:val="21"/>
               </w:rPr>
-              <w:t>/</w:t>
-            </w:r>
-            <w:proofErr w:type="spellStart"/>
-            <w:r>
-              <w:rPr>
-                <w:rFonts w:hint="eastAsia"/>
-                <w:bCs/>
-                <w:szCs w:val="21"/>
-              </w:rPr>
-              <w:t>api</w:t>
-            </w:r>
-            <w:proofErr w:type="spellEnd"/>
-            <w:r>
-              <w:rPr>
-                <w:rFonts w:hint="eastAsia"/>
-                <w:bCs/>
-                <w:szCs w:val="21"/>
-              </w:rPr>
-              <w:t>/v1/devices/status</w:t>
+              <w:t>/api/v1/devices/status</w:t>
             </w:r>
           </w:p>
         </w:tc>
@@ -18668,25 +17727,7 @@
                 <w:bCs/>
                 <w:szCs w:val="21"/>
               </w:rPr>
-              <w:t>/</w:t>
-            </w:r>
-            <w:proofErr w:type="spellStart"/>
-            <w:r>
-              <w:rPr>
-                <w:rFonts w:hint="eastAsia"/>
-                <w:bCs/>
-                <w:szCs w:val="21"/>
-              </w:rPr>
-              <w:t>api</w:t>
-            </w:r>
-            <w:proofErr w:type="spellEnd"/>
-            <w:r>
-              <w:rPr>
-                <w:rFonts w:hint="eastAsia"/>
-                <w:bCs/>
-                <w:szCs w:val="21"/>
-              </w:rPr>
-              <w:t>/v1/camera/capture</w:t>
+              <w:t>/api/v1/camera/capture</w:t>
             </w:r>
           </w:p>
         </w:tc>
@@ -18793,25 +17834,7 @@
                 <w:bCs/>
                 <w:szCs w:val="21"/>
               </w:rPr>
-              <w:t>/</w:t>
-            </w:r>
-            <w:proofErr w:type="spellStart"/>
-            <w:r>
-              <w:rPr>
-                <w:rFonts w:hint="eastAsia"/>
-                <w:bCs/>
-                <w:szCs w:val="21"/>
-              </w:rPr>
-              <w:t>api</w:t>
-            </w:r>
-            <w:proofErr w:type="spellEnd"/>
-            <w:r>
-              <w:rPr>
-                <w:rFonts w:hint="eastAsia"/>
-                <w:bCs/>
-                <w:szCs w:val="21"/>
-              </w:rPr>
-              <w:t>/v1/vision/analyze</w:t>
+              <w:t>/api/v1/vision/analyze</w:t>
             </w:r>
           </w:p>
         </w:tc>
@@ -18918,25 +17941,7 @@
                 <w:bCs/>
                 <w:szCs w:val="21"/>
               </w:rPr>
-              <w:t>/</w:t>
-            </w:r>
-            <w:proofErr w:type="spellStart"/>
-            <w:r>
-              <w:rPr>
-                <w:rFonts w:hint="eastAsia"/>
-                <w:bCs/>
-                <w:szCs w:val="21"/>
-              </w:rPr>
-              <w:t>api</w:t>
-            </w:r>
-            <w:proofErr w:type="spellEnd"/>
-            <w:r>
-              <w:rPr>
-                <w:rFonts w:hint="eastAsia"/>
-                <w:bCs/>
-                <w:szCs w:val="21"/>
-              </w:rPr>
-              <w:t>/v1/assistant</w:t>
+              <w:t>/api/v1/assistant</w:t>
             </w:r>
           </w:p>
         </w:tc>
@@ -19305,7 +18310,6 @@
               </w:rPr>
               <w:t>、</w:t>
             </w:r>
-            <w:proofErr w:type="spellStart"/>
             <w:r>
               <w:rPr>
                 <w:rFonts w:hint="eastAsia"/>
@@ -19314,7 +18318,6 @@
               </w:rPr>
               <w:t>password_hash</w:t>
             </w:r>
-            <w:proofErr w:type="spellEnd"/>
             <w:r>
               <w:rPr>
                 <w:rFonts w:hint="eastAsia"/>
@@ -19323,7 +18326,6 @@
               </w:rPr>
               <w:t>、</w:t>
             </w:r>
-            <w:proofErr w:type="spellStart"/>
             <w:r>
               <w:rPr>
                 <w:rFonts w:hint="eastAsia"/>
@@ -19332,7 +18334,6 @@
               </w:rPr>
               <w:t>created_at</w:t>
             </w:r>
-            <w:proofErr w:type="spellEnd"/>
           </w:p>
         </w:tc>
         <w:tc>
@@ -19515,7 +18516,6 @@
                 <w:szCs w:val="21"/>
               </w:rPr>
             </w:pPr>
-            <w:proofErr w:type="spellStart"/>
             <w:r>
               <w:rPr>
                 <w:rFonts w:hint="eastAsia"/>
@@ -19524,7 +18524,6 @@
               </w:rPr>
               <w:t>user_roles</w:t>
             </w:r>
-            <w:proofErr w:type="spellEnd"/>
           </w:p>
         </w:tc>
         <w:tc>
@@ -19551,7 +18550,6 @@
                 <w:szCs w:val="21"/>
               </w:rPr>
             </w:pPr>
-            <w:proofErr w:type="spellStart"/>
             <w:r>
               <w:rPr>
                 <w:rFonts w:hint="eastAsia"/>
@@ -19560,7 +18558,6 @@
               </w:rPr>
               <w:t>user_id</w:t>
             </w:r>
-            <w:proofErr w:type="spellEnd"/>
             <w:r>
               <w:rPr>
                 <w:rFonts w:hint="eastAsia"/>
@@ -19569,7 +18566,6 @@
               </w:rPr>
               <w:t>、</w:t>
             </w:r>
-            <w:proofErr w:type="spellStart"/>
             <w:r>
               <w:rPr>
                 <w:rFonts w:hint="eastAsia"/>
@@ -19578,7 +18574,6 @@
               </w:rPr>
               <w:t>role_id</w:t>
             </w:r>
-            <w:proofErr w:type="spellEnd"/>
           </w:p>
         </w:tc>
         <w:tc>
@@ -19723,7 +18718,6 @@
               </w:rPr>
               <w:t>、</w:t>
             </w:r>
-            <w:proofErr w:type="spellStart"/>
             <w:r>
               <w:rPr>
                 <w:rFonts w:hint="eastAsia"/>
@@ -19732,7 +18726,6 @@
               </w:rPr>
               <w:t>last_seen</w:t>
             </w:r>
-            <w:proofErr w:type="spellEnd"/>
           </w:p>
         </w:tc>
         <w:tc>
@@ -19795,7 +18788,6 @@
                 <w:szCs w:val="21"/>
               </w:rPr>
             </w:pPr>
-            <w:proofErr w:type="spellStart"/>
             <w:r>
               <w:rPr>
                 <w:rFonts w:hint="eastAsia"/>
@@ -19804,7 +18796,6 @@
               </w:rPr>
               <w:t>sensor_data</w:t>
             </w:r>
-            <w:proofErr w:type="spellEnd"/>
           </w:p>
         </w:tc>
         <w:tc>
@@ -19847,7 +18838,6 @@
               </w:rPr>
               <w:t>、</w:t>
             </w:r>
-            <w:proofErr w:type="spellStart"/>
             <w:r>
               <w:rPr>
                 <w:rFonts w:hint="eastAsia"/>
@@ -19856,7 +18846,6 @@
               </w:rPr>
               <w:t>device_id</w:t>
             </w:r>
-            <w:proofErr w:type="spellEnd"/>
             <w:r>
               <w:rPr>
                 <w:rFonts w:hint="eastAsia"/>
@@ -19999,7 +18988,6 @@
                 <w:szCs w:val="21"/>
               </w:rPr>
             </w:pPr>
-            <w:proofErr w:type="spellStart"/>
             <w:r>
               <w:rPr>
                 <w:rFonts w:hint="eastAsia"/>
@@ -20008,7 +18996,6 @@
               </w:rPr>
               <w:t>control_logs</w:t>
             </w:r>
-            <w:proofErr w:type="spellEnd"/>
           </w:p>
         </w:tc>
         <w:tc>
@@ -20051,7 +19038,6 @@
               </w:rPr>
               <w:t>、</w:t>
             </w:r>
-            <w:proofErr w:type="spellStart"/>
             <w:r>
               <w:rPr>
                 <w:rFonts w:hint="eastAsia"/>
@@ -20060,7 +19046,6 @@
               </w:rPr>
               <w:t>device_id</w:t>
             </w:r>
-            <w:proofErr w:type="spellEnd"/>
             <w:r>
               <w:rPr>
                 <w:rFonts w:hint="eastAsia"/>
@@ -20101,7 +19086,6 @@
               </w:rPr>
               <w:t>、</w:t>
             </w:r>
-            <w:proofErr w:type="spellStart"/>
             <w:r>
               <w:rPr>
                 <w:rFonts w:hint="eastAsia"/>
@@ -20110,7 +19094,6 @@
               </w:rPr>
               <w:t>raw_command</w:t>
             </w:r>
-            <w:proofErr w:type="spellEnd"/>
             <w:r>
               <w:rPr>
                 <w:rFonts w:hint="eastAsia"/>
@@ -20135,7 +19118,6 @@
               </w:rPr>
               <w:t>、</w:t>
             </w:r>
-            <w:proofErr w:type="spellStart"/>
             <w:r>
               <w:rPr>
                 <w:rFonts w:hint="eastAsia"/>
@@ -20144,7 +19126,6 @@
               </w:rPr>
               <w:t>created_at</w:t>
             </w:r>
-            <w:proofErr w:type="spellEnd"/>
           </w:p>
         </w:tc>
         <w:tc>
@@ -20207,7 +19188,6 @@
                 <w:szCs w:val="21"/>
               </w:rPr>
             </w:pPr>
-            <w:proofErr w:type="spellStart"/>
             <w:r>
               <w:rPr>
                 <w:rFonts w:hint="eastAsia"/>
@@ -20216,7 +19196,6 @@
               </w:rPr>
               <w:t>irrigation_policies</w:t>
             </w:r>
-            <w:proofErr w:type="spellEnd"/>
           </w:p>
         </w:tc>
         <w:tc>
@@ -20259,7 +19238,6 @@
               </w:rPr>
               <w:t>、</w:t>
             </w:r>
-            <w:proofErr w:type="spellStart"/>
             <w:r>
               <w:rPr>
                 <w:rFonts w:hint="eastAsia"/>
@@ -20268,7 +19246,6 @@
               </w:rPr>
               <w:t>device_id</w:t>
             </w:r>
-            <w:proofErr w:type="spellEnd"/>
             <w:r>
               <w:rPr>
                 <w:rFonts w:hint="eastAsia"/>
@@ -20293,7 +19270,6 @@
               </w:rPr>
               <w:t>、</w:t>
             </w:r>
-            <w:proofErr w:type="spellStart"/>
             <w:r>
               <w:rPr>
                 <w:rFonts w:hint="eastAsia"/>
@@ -20302,7 +19278,6 @@
               </w:rPr>
               <w:t>soil_threshold_min</w:t>
             </w:r>
-            <w:proofErr w:type="spellEnd"/>
             <w:r>
               <w:rPr>
                 <w:rFonts w:hint="eastAsia"/>
@@ -20311,7 +19286,6 @@
               </w:rPr>
               <w:t>、</w:t>
             </w:r>
-            <w:proofErr w:type="spellStart"/>
             <w:r>
               <w:rPr>
                 <w:rFonts w:hint="eastAsia"/>
@@ -20320,7 +19294,6 @@
               </w:rPr>
               <w:t>watering_seconds</w:t>
             </w:r>
-            <w:proofErr w:type="spellEnd"/>
             <w:r>
               <w:rPr>
                 <w:rFonts w:hint="eastAsia"/>
@@ -20329,7 +19302,6 @@
               </w:rPr>
               <w:t>、</w:t>
             </w:r>
-            <w:proofErr w:type="spellStart"/>
             <w:r>
               <w:rPr>
                 <w:rFonts w:hint="eastAsia"/>
@@ -20338,7 +19310,6 @@
               </w:rPr>
               <w:t>cooldown_seconds</w:t>
             </w:r>
-            <w:proofErr w:type="spellEnd"/>
             <w:r>
               <w:rPr>
                 <w:rFonts w:hint="eastAsia"/>
@@ -20347,7 +19318,6 @@
               </w:rPr>
               <w:t>、</w:t>
             </w:r>
-            <w:proofErr w:type="spellStart"/>
             <w:r>
               <w:rPr>
                 <w:rFonts w:hint="eastAsia"/>
@@ -20356,7 +19326,6 @@
               </w:rPr>
               <w:t>updated_at</w:t>
             </w:r>
-            <w:proofErr w:type="spellEnd"/>
           </w:p>
         </w:tc>
         <w:tc>
@@ -20408,23 +19377,7 @@
           <w:rFonts w:hint="eastAsia"/>
           <w:lang w:val="zh-CN"/>
         </w:rPr>
-        <w:t>此外，系统在数据库层设计了相应触发器，</w:t>
-      </w:r>
-      <w:proofErr w:type="gramStart"/>
-      <w:r>
-        <w:rPr>
-          <w:rFonts w:hint="eastAsia"/>
-          <w:lang w:val="zh-CN"/>
-        </w:rPr>
-        <w:t>当控制</w:t>
-      </w:r>
-      <w:proofErr w:type="gramEnd"/>
-      <w:r>
-        <w:rPr>
-          <w:rFonts w:hint="eastAsia"/>
-          <w:lang w:val="zh-CN"/>
-        </w:rPr>
-        <w:t>日志插入后，能够自动更新设备的最近在线时间。该设计体现了数据库对业务逻辑的支撑作用，保证了设备状态信息更新的及时性和一致性，提高了系统的数据管理能力。</w:t>
+        <w:t>此外，系统在数据库层设计了相应触发器，当控制日志插入后，能够自动更新设备的最近在线时间。该设计体现了数据库对业务逻辑的支撑作用，保证了设备状态信息更新的及时性和一致性，提高了系统的数据管理能力。</w:t>
       </w:r>
     </w:p>
     <w:p>
@@ -20666,23 +19619,7 @@
           <w:rFonts w:hint="eastAsia"/>
           <w:lang w:val="zh-CN"/>
         </w:rPr>
-        <w:t>颜色空间，按照颜色区间统计和</w:t>
-      </w:r>
-      <w:proofErr w:type="gramStart"/>
-      <w:r>
-        <w:rPr>
-          <w:rFonts w:hint="eastAsia"/>
-          <w:lang w:val="zh-CN"/>
-        </w:rPr>
-        <w:t>轮廓框选来</w:t>
-      </w:r>
-      <w:proofErr w:type="gramEnd"/>
-      <w:r>
-        <w:rPr>
-          <w:rFonts w:hint="eastAsia"/>
-          <w:lang w:val="zh-CN"/>
-        </w:rPr>
-        <w:t>识别花朵的颜色特征，把识别结果映射到花蕾期、盛开期或者成熟、凋谢期这些状态上</w:t>
+        <w:t>颜色空间，按照颜色区间统计和轮廓框选来识别花朵的颜色特征，把识别结果映射到花蕾期、盛开期或者成熟、凋谢期这些状态上</w:t>
       </w:r>
       <w:r>
         <w:rPr>
@@ -20945,14 +19882,12 @@
         </w:rPr>
         <w:t xml:space="preserve">5.8  </w:t>
       </w:r>
-      <w:proofErr w:type="spellStart"/>
       <w:r>
         <w:rPr>
           <w:rFonts w:hint="eastAsia"/>
         </w:rPr>
         <w:t>llm</w:t>
       </w:r>
-      <w:proofErr w:type="spellEnd"/>
       <w:r>
         <w:rPr>
           <w:rFonts w:hint="eastAsia"/>
@@ -22387,25 +21322,7 @@
                 <w:bCs/>
                 <w:szCs w:val="21"/>
               </w:rPr>
-              <w:t>光照</w:t>
-            </w:r>
-            <w:proofErr w:type="gramStart"/>
-            <w:r>
-              <w:rPr>
-                <w:rFonts w:hint="eastAsia"/>
-                <w:bCs/>
-                <w:szCs w:val="21"/>
-              </w:rPr>
-              <w:t>值明显</w:t>
-            </w:r>
-            <w:proofErr w:type="gramEnd"/>
-            <w:r>
-              <w:rPr>
-                <w:rFonts w:hint="eastAsia"/>
-                <w:bCs/>
-                <w:szCs w:val="21"/>
-              </w:rPr>
-              <w:t>变化</w:t>
+              <w:t>光照值明显变化</w:t>
             </w:r>
           </w:p>
         </w:tc>
@@ -22520,16 +21437,7 @@
                 <w:bCs/>
                 <w:szCs w:val="21"/>
               </w:rPr>
-              <w:t>湿</w:t>
-            </w:r>
-            <w:proofErr w:type="gramStart"/>
-            <w:r>
-              <w:rPr>
-                <w:rFonts w:hint="eastAsia"/>
-                <w:bCs/>
-                <w:szCs w:val="21"/>
-              </w:rPr>
-              <w:t>土</w:t>
+              <w:t>湿土</w:t>
             </w:r>
             <w:r>
               <w:rPr>
@@ -22539,7 +21447,6 @@
               </w:rPr>
               <w:t>环境</w:t>
             </w:r>
-            <w:proofErr w:type="gramEnd"/>
           </w:p>
         </w:tc>
         <w:tc>
@@ -23654,18 +22561,8 @@
                 <w:bCs/>
                 <w:szCs w:val="21"/>
               </w:rPr>
-              <w:t>警示</w:t>
-            </w:r>
-            <w:proofErr w:type="gramStart"/>
-            <w:r>
-              <w:rPr>
-                <w:rFonts w:hint="eastAsia"/>
-                <w:bCs/>
-                <w:szCs w:val="21"/>
-              </w:rPr>
-              <w:t>灯控制</w:t>
-            </w:r>
-            <w:proofErr w:type="gramEnd"/>
+              <w:t>警示灯控制</w:t>
+            </w:r>
           </w:p>
         </w:tc>
         <w:tc>
@@ -23734,25 +22631,7 @@
                 <w:bCs/>
                 <w:szCs w:val="21"/>
               </w:rPr>
-              <w:t>警示</w:t>
-            </w:r>
-            <w:proofErr w:type="gramStart"/>
-            <w:r>
-              <w:rPr>
-                <w:rFonts w:hint="eastAsia"/>
-                <w:bCs/>
-                <w:szCs w:val="21"/>
-              </w:rPr>
-              <w:t>灯快速</w:t>
-            </w:r>
-            <w:proofErr w:type="gramEnd"/>
-            <w:r>
-              <w:rPr>
-                <w:rFonts w:hint="eastAsia"/>
-                <w:bCs/>
-                <w:szCs w:val="21"/>
-              </w:rPr>
-              <w:t>闪烁</w:t>
+              <w:t>警示灯快速闪烁</w:t>
             </w:r>
           </w:p>
         </w:tc>
@@ -23940,25 +22819,7 @@
                 <w:bCs/>
                 <w:szCs w:val="21"/>
               </w:rPr>
-              <w:t>灯</w:t>
-            </w:r>
-            <w:proofErr w:type="gramStart"/>
-            <w:r>
-              <w:rPr>
-                <w:rFonts w:hint="eastAsia"/>
-                <w:bCs/>
-                <w:szCs w:val="21"/>
-              </w:rPr>
-              <w:t>带成功</w:t>
-            </w:r>
-            <w:proofErr w:type="gramEnd"/>
-            <w:r>
-              <w:rPr>
-                <w:rFonts w:hint="eastAsia"/>
-                <w:bCs/>
-                <w:szCs w:val="21"/>
-              </w:rPr>
-              <w:t>开启与关闭</w:t>
+              <w:t>灯带成功开启与关闭</w:t>
             </w:r>
           </w:p>
         </w:tc>
@@ -24033,25 +22894,7 @@
                 <w:bCs/>
                 <w:szCs w:val="21"/>
               </w:rPr>
-              <w:t>在控制</w:t>
-            </w:r>
-            <w:proofErr w:type="gramStart"/>
-            <w:r>
-              <w:rPr>
-                <w:rFonts w:hint="eastAsia"/>
-                <w:bCs/>
-                <w:szCs w:val="21"/>
-              </w:rPr>
-              <w:t>页执行</w:t>
-            </w:r>
-            <w:proofErr w:type="gramEnd"/>
-            <w:r>
-              <w:rPr>
-                <w:rFonts w:hint="eastAsia"/>
-                <w:bCs/>
-                <w:szCs w:val="21"/>
-              </w:rPr>
-              <w:t>手势</w:t>
+              <w:t>在控制页执行手势</w:t>
             </w:r>
           </w:p>
         </w:tc>
@@ -24311,11 +23154,11 @@
     <w:p>
       <w:pPr>
         <w:pStyle w:val="aff"/>
-        <w:rPr>
-          <w:rFonts w:hint="eastAsia"/>
-        </w:rPr>
-      </w:pPr>
-      <w:r>
+      </w:pPr>
+      <w:r>
+        <w:rPr>
+          <w:noProof/>
+        </w:rPr>
         <w:drawing>
           <wp:inline distT="0" distB="0" distL="0" distR="0" wp14:anchorId="25027550" wp14:editId="4D728B91">
             <wp:extent cx="6154374" cy="1885950"/>
@@ -24637,7 +23480,7 @@
                 <w:bCs/>
                 <w:szCs w:val="21"/>
               </w:rPr>
-              <w:t>实时页面访问</w:t>
+              <w:t>历史数据查询</w:t>
             </w:r>
           </w:p>
         </w:tc>
@@ -24671,7 +23514,7 @@
                 <w:bCs/>
                 <w:szCs w:val="21"/>
               </w:rPr>
-              <w:t>能显示最新环境数据</w:t>
+              <w:t>能按时间段查询记录</w:t>
             </w:r>
           </w:p>
         </w:tc>
@@ -24705,7 +23548,23 @@
                 <w:bCs/>
                 <w:szCs w:val="21"/>
               </w:rPr>
-              <w:t>实时显示最新的环境数据</w:t>
+              <w:t>显示</w:t>
+            </w:r>
+            <w:r>
+              <w:rPr>
+                <w:rFonts w:hint="eastAsia"/>
+                <w:bCs/>
+                <w:szCs w:val="21"/>
+              </w:rPr>
+              <w:t>200</w:t>
+            </w:r>
+            <w:r>
+              <w:rPr>
+                <w:rFonts w:hint="eastAsia"/>
+                <w:bCs/>
+                <w:szCs w:val="21"/>
+              </w:rPr>
+              <w:t>条数据</w:t>
             </w:r>
           </w:p>
         </w:tc>
@@ -24744,7 +23603,7 @@
                 <w:bCs/>
                 <w:szCs w:val="21"/>
               </w:rPr>
-              <w:t>历史数据查询</w:t>
+              <w:t>云端同步</w:t>
             </w:r>
           </w:p>
         </w:tc>
@@ -24778,7 +23637,23 @@
                 <w:bCs/>
                 <w:szCs w:val="21"/>
               </w:rPr>
-              <w:t>能按时间段查询记录</w:t>
+              <w:t>网络正常时可发布</w:t>
+            </w:r>
+            <w:r>
+              <w:rPr>
+                <w:rFonts w:hint="eastAsia"/>
+                <w:bCs/>
+                <w:szCs w:val="21"/>
+              </w:rPr>
+              <w:t xml:space="preserve"> MQTT </w:t>
+            </w:r>
+            <w:r>
+              <w:rPr>
+                <w:rFonts w:hint="eastAsia"/>
+                <w:bCs/>
+                <w:szCs w:val="21"/>
+              </w:rPr>
+              <w:t>数据</w:t>
             </w:r>
           </w:p>
         </w:tc>
@@ -24812,23 +23687,39 @@
                 <w:bCs/>
                 <w:szCs w:val="21"/>
               </w:rPr>
-              <w:t>显示</w:t>
-            </w:r>
-            <w:r>
-              <w:rPr>
-                <w:rFonts w:hint="eastAsia"/>
-                <w:bCs/>
-                <w:szCs w:val="21"/>
-              </w:rPr>
-              <w:t>200</w:t>
-            </w:r>
-            <w:r>
-              <w:rPr>
-                <w:rFonts w:hint="eastAsia"/>
-                <w:bCs/>
-                <w:szCs w:val="21"/>
-              </w:rPr>
-              <w:t>条数据</w:t>
+              <w:t>捕获到</w:t>
+            </w:r>
+            <w:r>
+              <w:rPr>
+                <w:rFonts w:hint="eastAsia"/>
+                <w:bCs/>
+                <w:szCs w:val="21"/>
+              </w:rPr>
+              <w:t>MQTT</w:t>
+            </w:r>
+            <w:r>
+              <w:rPr>
+                <w:rFonts w:hint="eastAsia"/>
+                <w:bCs/>
+                <w:szCs w:val="21"/>
+              </w:rPr>
+              <w:t>传输的</w:t>
+            </w:r>
+            <w:r>
+              <w:rPr>
+                <w:rFonts w:hint="eastAsia"/>
+                <w:bCs/>
+                <w:szCs w:val="21"/>
+              </w:rPr>
+              <w:t>JSON</w:t>
+            </w:r>
+            <w:r>
+              <w:rPr>
+                <w:rFonts w:hint="eastAsia"/>
+                <w:bCs/>
+                <w:szCs w:val="21"/>
+              </w:rPr>
+              <w:t>数据</w:t>
             </w:r>
           </w:p>
         </w:tc>
@@ -24867,161 +23758,6 @@
                 <w:bCs/>
                 <w:szCs w:val="21"/>
               </w:rPr>
-              <w:t>云端同步</w:t>
-            </w:r>
-          </w:p>
-        </w:tc>
-        <w:tc>
-          <w:tcPr>
-            <w:tcW w:w="2929" w:type="dxa"/>
-            <w:tcBorders>
-              <w:top w:val="nil"/>
-              <w:left w:val="nil"/>
-              <w:bottom w:val="nil"/>
-              <w:right w:val="nil"/>
-            </w:tcBorders>
-            <w:tcMar>
-              <w:top w:w="-1" w:type="dxa"/>
-              <w:left w:w="-1" w:type="dxa"/>
-              <w:bottom w:w="-1" w:type="dxa"/>
-              <w:right w:w="-1" w:type="dxa"/>
-            </w:tcMar>
-          </w:tcPr>
-          <w:p>
-            <w:pPr>
-              <w:jc w:val="center"/>
-              <w:rPr>
-                <w:bCs/>
-                <w:szCs w:val="21"/>
-              </w:rPr>
-            </w:pPr>
-            <w:r>
-              <w:rPr>
-                <w:rFonts w:hint="eastAsia"/>
-                <w:bCs/>
-                <w:szCs w:val="21"/>
-              </w:rPr>
-              <w:t>网络正常时可发布</w:t>
-            </w:r>
-            <w:r>
-              <w:rPr>
-                <w:rFonts w:hint="eastAsia"/>
-                <w:bCs/>
-                <w:szCs w:val="21"/>
-              </w:rPr>
-              <w:t xml:space="preserve"> MQTT </w:t>
-            </w:r>
-            <w:r>
-              <w:rPr>
-                <w:rFonts w:hint="eastAsia"/>
-                <w:bCs/>
-                <w:szCs w:val="21"/>
-              </w:rPr>
-              <w:t>数据</w:t>
-            </w:r>
-          </w:p>
-        </w:tc>
-        <w:tc>
-          <w:tcPr>
-            <w:tcW w:w="2929" w:type="dxa"/>
-            <w:tcBorders>
-              <w:top w:val="nil"/>
-              <w:left w:val="nil"/>
-              <w:bottom w:val="nil"/>
-              <w:right w:val="nil"/>
-            </w:tcBorders>
-            <w:tcMar>
-              <w:top w:w="-1" w:type="dxa"/>
-              <w:left w:w="-1" w:type="dxa"/>
-              <w:bottom w:w="-1" w:type="dxa"/>
-              <w:right w:w="-1" w:type="dxa"/>
-            </w:tcMar>
-          </w:tcPr>
-          <w:p>
-            <w:pPr>
-              <w:jc w:val="center"/>
-              <w:rPr>
-                <w:bCs/>
-                <w:szCs w:val="21"/>
-              </w:rPr>
-            </w:pPr>
-            <w:r>
-              <w:rPr>
-                <w:rFonts w:hint="eastAsia"/>
-                <w:bCs/>
-                <w:szCs w:val="21"/>
-              </w:rPr>
-              <w:t>捕获到</w:t>
-            </w:r>
-            <w:r>
-              <w:rPr>
-                <w:rFonts w:hint="eastAsia"/>
-                <w:bCs/>
-                <w:szCs w:val="21"/>
-              </w:rPr>
-              <w:t>MQTT</w:t>
-            </w:r>
-            <w:r>
-              <w:rPr>
-                <w:rFonts w:hint="eastAsia"/>
-                <w:bCs/>
-                <w:szCs w:val="21"/>
-              </w:rPr>
-              <w:t>传输的</w:t>
-            </w:r>
-            <w:r>
-              <w:rPr>
-                <w:rFonts w:hint="eastAsia"/>
-                <w:bCs/>
-                <w:szCs w:val="21"/>
-              </w:rPr>
-              <w:t>JSON</w:t>
-            </w:r>
-            <w:r>
-              <w:rPr>
-                <w:rFonts w:hint="eastAsia"/>
-                <w:bCs/>
-                <w:szCs w:val="21"/>
-              </w:rPr>
-              <w:t>数据</w:t>
-            </w:r>
-          </w:p>
-        </w:tc>
-      </w:tr>
-      <w:tr>
-        <w:trPr>
-          <w:jc w:val="center"/>
-        </w:trPr>
-        <w:tc>
-          <w:tcPr>
-            <w:tcW w:w="2930" w:type="dxa"/>
-            <w:tcBorders>
-              <w:top w:val="nil"/>
-              <w:left w:val="nil"/>
-              <w:bottom w:val="nil"/>
-              <w:right w:val="nil"/>
-            </w:tcBorders>
-            <w:tcMar>
-              <w:top w:w="-1" w:type="dxa"/>
-              <w:left w:w="-1" w:type="dxa"/>
-              <w:bottom w:w="-1" w:type="dxa"/>
-              <w:right w:w="-1" w:type="dxa"/>
-            </w:tcMar>
-          </w:tcPr>
-          <w:p>
-            <w:pPr>
-              <w:jc w:val="center"/>
-              <w:rPr>
-                <w:bCs/>
-                <w:szCs w:val="21"/>
-              </w:rPr>
-            </w:pPr>
-            <w:r>
-              <w:rPr>
-                <w:rFonts w:hint="eastAsia"/>
-                <w:bCs/>
-                <w:szCs w:val="21"/>
-              </w:rPr>
               <w:t>图像分析</w:t>
             </w:r>
           </w:p>
@@ -25269,23 +24005,7 @@
           <w:rFonts w:hint="eastAsia"/>
           <w:lang w:val="zh-CN"/>
         </w:rPr>
-        <w:t>从系统测试的过程可以看出，本文设计的智能培育系统可以达到环境监测、自动控制、数据存储、可视化管理等主要目的。如果实测结果表明温湿度、光照和土壤湿度数据可以稳定刷新，可以持续写入数据库，那么说明设备端采集链路和边缘端数据处理链路工作正常；如果控制命令可以</w:t>
-      </w:r>
-      <w:proofErr w:type="gramStart"/>
-      <w:r>
-        <w:rPr>
-          <w:rFonts w:hint="eastAsia"/>
-          <w:lang w:val="zh-CN"/>
-        </w:rPr>
-        <w:t>被设备端正确</w:t>
-      </w:r>
-      <w:proofErr w:type="gramEnd"/>
-      <w:r>
-        <w:rPr>
-          <w:rFonts w:hint="eastAsia"/>
-          <w:lang w:val="zh-CN"/>
-        </w:rPr>
-        <w:t>解析并执行器动作和日志记录一致，则说明系统控制闭环设计合理。</w:t>
+        <w:t>从系统测试的过程可以看出，本文设计的智能培育系统可以达到环境监测、自动控制、数据存储、可视化管理等主要目的。如果实测结果表明温湿度、光照和土壤湿度数据可以稳定刷新，可以持续写入数据库，那么说明设备端采集链路和边缘端数据处理链路工作正常；如果控制命令可以被设备端正确解析并执行器动作和日志记录一致，则说明系统控制闭环设计合理。</w:t>
       </w:r>
     </w:p>
     <w:p>
@@ -25408,23 +24128,7 @@
           <w:rFonts w:hint="eastAsia"/>
           <w:lang w:val="zh-CN"/>
         </w:rPr>
-        <w:t>做设备</w:t>
-      </w:r>
-      <w:proofErr w:type="gramStart"/>
-      <w:r>
-        <w:rPr>
-          <w:rFonts w:hint="eastAsia"/>
-          <w:lang w:val="zh-CN"/>
-        </w:rPr>
-        <w:t>端控制</w:t>
-      </w:r>
-      <w:proofErr w:type="gramEnd"/>
-      <w:r>
-        <w:rPr>
-          <w:rFonts w:hint="eastAsia"/>
-          <w:lang w:val="zh-CN"/>
-        </w:rPr>
-        <w:t>核心，用树莓派</w:t>
+        <w:t>做设备端控制核心，用树莓派</w:t>
       </w:r>
       <w:r>
         <w:rPr>
@@ -25482,23 +24186,7 @@
           <w:rFonts w:hint="eastAsia"/>
           <w:lang w:val="zh-CN"/>
         </w:rPr>
-        <w:t>经过系统的方案设计、硬件连接实现、软件平台开发、功能测试可知，本文所建立的系统有如下特点，一是分层结构的设计比较清楚，二是实现了从环境感知到控制执行的闭环，三是边缘</w:t>
-      </w:r>
-      <w:proofErr w:type="gramStart"/>
-      <w:r>
-        <w:rPr>
-          <w:rFonts w:hint="eastAsia"/>
-          <w:lang w:val="zh-CN"/>
-        </w:rPr>
-        <w:t>端具备</w:t>
-      </w:r>
-      <w:proofErr w:type="gramEnd"/>
-      <w:r>
-        <w:rPr>
-          <w:rFonts w:hint="eastAsia"/>
-          <w:lang w:val="zh-CN"/>
-        </w:rPr>
-        <w:t>较强的本地自治能力，即使云端连接断开也能继续工作，四是系统具有较好的扩展性，可以增加更多的传感器、执行器以及智能分析模块。本文基本达到了预期的研究目的，给小型特色作物的智能培育提供了一种可行的实现途径。</w:t>
+        <w:t>经过系统的方案设计、硬件连接实现、软件平台开发、功能测试可知，本文所建立的系统有如下特点，一是分层结构的设计比较清楚，二是实现了从环境感知到控制执行的闭环，三是边缘端具备较强的本地自治能力，即使云端连接断开也能继续工作，四是系统具有较好的扩展性，可以增加更多的传感器、执行器以及智能分析模块。本文基本达到了预期的研究目的，给小型特色作物的智能培育提供了一种可行的实现途径。</w:t>
       </w:r>
     </w:p>
     <w:p>
@@ -25629,23 +24317,7 @@
           <w:rFonts w:hint="eastAsia"/>
           <w:lang w:val="zh-CN"/>
         </w:rPr>
-        <w:t>互联只实现了单向的数据汇聚，需要以后打通双向鉴权控制，针对高</w:t>
-      </w:r>
-      <w:proofErr w:type="gramStart"/>
-      <w:r>
-        <w:rPr>
-          <w:rFonts w:hint="eastAsia"/>
-          <w:lang w:val="zh-CN"/>
-        </w:rPr>
-        <w:t>湿应用</w:t>
-      </w:r>
-      <w:proofErr w:type="gramEnd"/>
-      <w:r>
-        <w:rPr>
-          <w:rFonts w:hint="eastAsia"/>
-          <w:lang w:val="zh-CN"/>
-        </w:rPr>
-        <w:t>场景做专属</w:t>
+        <w:t>互联只实现了单向的数据汇聚，需要以后打通双向鉴权控制，针对高湿应用场景做专属</w:t>
       </w:r>
       <w:r>
         <w:rPr>
@@ -26053,39 +24725,7 @@
           <w:rFonts w:cs="宋体"/>
           <w:szCs w:val="28"/>
         </w:rPr>
-        <w:t>,2025,15(01):</w:t>
-      </w:r>
-      <w:proofErr w:type="gramStart"/>
-      <w:r>
-        <w:rPr>
-          <w:rFonts w:cs="宋体"/>
-          <w:szCs w:val="28"/>
-        </w:rPr>
-        <w:t>59-63.DOI:10.16667/j.issn</w:t>
-      </w:r>
-      <w:proofErr w:type="gramEnd"/>
-      <w:r>
-        <w:rPr>
-          <w:rFonts w:cs="宋体"/>
-          <w:szCs w:val="28"/>
-        </w:rPr>
-        <w:t>.2095-1302.2025.</w:t>
-      </w:r>
-      <w:proofErr w:type="gramStart"/>
-      <w:r>
-        <w:rPr>
-          <w:rFonts w:cs="宋体"/>
-          <w:szCs w:val="28"/>
-        </w:rPr>
-        <w:t>01.014</w:t>
-      </w:r>
-      <w:proofErr w:type="gramEnd"/>
-      <w:r>
-        <w:rPr>
-          <w:rFonts w:cs="宋体"/>
-          <w:szCs w:val="28"/>
-        </w:rPr>
-        <w:t>.</w:t>
+        <w:t>,2025,15(01):59-63.DOI:10.16667/j.issn.2095-1302.2025.01.014.</w:t>
       </w:r>
     </w:p>
     <w:p>
@@ -26372,7 +25012,6 @@
         </w:rPr>
         <w:t xml:space="preserve"> </w:t>
       </w:r>
-      <w:proofErr w:type="gramStart"/>
       <w:r>
         <w:rPr>
           <w:rFonts w:cs="宋体"/>
@@ -26380,7 +25019,6 @@
         </w:rPr>
         <w:t>景子奇</w:t>
       </w:r>
-      <w:proofErr w:type="gramEnd"/>
       <w:r>
         <w:rPr>
           <w:rFonts w:cs="宋体"/>
@@ -26497,7 +25135,6 @@
         </w:rPr>
         <w:t>,</w:t>
       </w:r>
-      <w:proofErr w:type="gramStart"/>
       <w:r>
         <w:rPr>
           <w:rFonts w:cs="宋体"/>
@@ -26519,7 +25156,6 @@
         </w:rPr>
         <w:t>荣锋</w:t>
       </w:r>
-      <w:proofErr w:type="gramEnd"/>
       <w:r>
         <w:rPr>
           <w:rFonts w:cs="宋体"/>
@@ -26567,23 +25203,7 @@
           <w:rFonts w:cs="宋体"/>
           <w:szCs w:val="28"/>
         </w:rPr>
-        <w:t>,2022,43(08):2378-2384.DOI:10.16208/</w:t>
-      </w:r>
-      <w:proofErr w:type="gramStart"/>
-      <w:r>
-        <w:rPr>
-          <w:rFonts w:cs="宋体"/>
-          <w:szCs w:val="28"/>
-        </w:rPr>
-        <w:t>j.issn</w:t>
-      </w:r>
-      <w:proofErr w:type="gramEnd"/>
-      <w:r>
-        <w:rPr>
-          <w:rFonts w:cs="宋体"/>
-          <w:szCs w:val="28"/>
-        </w:rPr>
-        <w:t>1000-7024.2022.08.036.</w:t>
+        <w:t>,2022,43(08):2378-2384.DOI:10.16208/j.issn1000-7024.2022.08.036.</w:t>
       </w:r>
     </w:p>
     <w:p>
@@ -26678,23 +25298,7 @@
           <w:rFonts w:cs="宋体"/>
           <w:szCs w:val="28"/>
         </w:rPr>
-        <w:t>,2024,(01):</w:t>
-      </w:r>
-      <w:proofErr w:type="gramStart"/>
-      <w:r>
-        <w:rPr>
-          <w:rFonts w:cs="宋体"/>
-          <w:szCs w:val="28"/>
-        </w:rPr>
-        <w:t>7-10.DOI:10.19514/j.cnki.cn</w:t>
-      </w:r>
-      <w:proofErr w:type="gramEnd"/>
-      <w:r>
-        <w:rPr>
-          <w:rFonts w:cs="宋体"/>
-          <w:szCs w:val="28"/>
-        </w:rPr>
-        <w:t>32-1628/tm.2024.01.002.</w:t>
+        <w:t>,2024,(01):7-10.DOI:10.19514/j.cnki.cn32-1628/tm.2024.01.002.</w:t>
       </w:r>
     </w:p>
     <w:p>
@@ -26735,7 +25339,6 @@
         </w:rPr>
         <w:t xml:space="preserve"> </w:t>
       </w:r>
-      <w:proofErr w:type="gramStart"/>
       <w:r>
         <w:rPr>
           <w:rFonts w:cs="宋体"/>
@@ -26743,7 +25346,6 @@
         </w:rPr>
         <w:t>任海玉</w:t>
       </w:r>
-      <w:proofErr w:type="gramEnd"/>
       <w:r>
         <w:rPr>
           <w:rFonts w:cs="宋体"/>
@@ -26860,7 +25462,6 @@
         </w:rPr>
         <w:t xml:space="preserve"> </w:t>
       </w:r>
-      <w:proofErr w:type="gramStart"/>
       <w:r>
         <w:rPr>
           <w:rFonts w:cs="宋体"/>
@@ -26868,7 +25469,6 @@
         </w:rPr>
         <w:t>徐帅驰</w:t>
       </w:r>
-      <w:proofErr w:type="gramEnd"/>
       <w:r>
         <w:rPr>
           <w:rFonts w:cs="宋体"/>
@@ -26876,7 +25476,6 @@
         </w:rPr>
         <w:t>,</w:t>
       </w:r>
-      <w:proofErr w:type="gramStart"/>
       <w:r>
         <w:rPr>
           <w:rFonts w:cs="宋体"/>
@@ -26884,23 +25483,13 @@
         </w:rPr>
         <w:t>郑恭明</w:t>
       </w:r>
-      <w:proofErr w:type="gramEnd"/>
       <w:r>
         <w:rPr>
           <w:rFonts w:cs="宋体"/>
           <w:szCs w:val="28"/>
         </w:rPr>
-        <w:t>.</w:t>
-      </w:r>
-      <w:proofErr w:type="spellStart"/>
-      <w:r>
-        <w:rPr>
-          <w:rFonts w:cs="宋体"/>
-          <w:szCs w:val="28"/>
-        </w:rPr>
-        <w:t>MicroPython</w:t>
-      </w:r>
-      <w:proofErr w:type="spellEnd"/>
+        <w:t>.MicroPython</w:t>
+      </w:r>
       <w:r>
         <w:rPr>
           <w:rFonts w:cs="宋体"/>
@@ -27051,25 +25640,146 @@
           <w:sz w:val="28"/>
           <w:szCs w:val="28"/>
         </w:rPr>
-        <w:t>,2023,46(04):</w:t>
-      </w:r>
-      <w:proofErr w:type="gramStart"/>
-      <w:r>
+        <w:t xml:space="preserve">,2023,46(04):70-74.DOI:10.16652/j.issn.1004-373x.2023.04.013. </w:t>
+      </w:r>
+    </w:p>
+    <w:p>
+      <w:pPr>
+        <w:widowControl/>
+        <w:jc w:val="left"/>
         <w:rPr>
           <w:rFonts w:cs="宋体"/>
           <w:sz w:val="28"/>
           <w:szCs w:val="28"/>
         </w:rPr>
-        <w:t>70-74.DOI:10.16652/j.issn</w:t>
-      </w:r>
-      <w:proofErr w:type="gramEnd"/>
+      </w:pPr>
       <w:r>
         <w:rPr>
           <w:rFonts w:cs="宋体"/>
           <w:sz w:val="28"/>
           <w:szCs w:val="28"/>
         </w:rPr>
-        <w:t xml:space="preserve">.1004-373x.2023.04.013. </w:t>
+        <w:t>[</w:t>
+      </w:r>
+      <w:r>
+        <w:rPr>
+          <w:rFonts w:cs="宋体" w:hint="eastAsia"/>
+          <w:sz w:val="28"/>
+          <w:szCs w:val="28"/>
+        </w:rPr>
+        <w:t>12</w:t>
+      </w:r>
+      <w:r>
+        <w:rPr>
+          <w:rFonts w:cs="宋体"/>
+          <w:sz w:val="28"/>
+          <w:szCs w:val="28"/>
+        </w:rPr>
+        <w:t>]</w:t>
+      </w:r>
+      <w:r>
+        <w:rPr>
+          <w:rFonts w:cs="宋体" w:hint="eastAsia"/>
+          <w:sz w:val="28"/>
+          <w:szCs w:val="28"/>
+        </w:rPr>
+        <w:t xml:space="preserve"> </w:t>
+      </w:r>
+      <w:r>
+        <w:rPr>
+          <w:rFonts w:cs="宋体"/>
+          <w:sz w:val="28"/>
+          <w:szCs w:val="28"/>
+        </w:rPr>
+        <w:t>付文新</w:t>
+      </w:r>
+      <w:r>
+        <w:rPr>
+          <w:rFonts w:cs="宋体"/>
+          <w:sz w:val="28"/>
+          <w:szCs w:val="28"/>
+        </w:rPr>
+        <w:t>,</w:t>
+      </w:r>
+      <w:r>
+        <w:rPr>
+          <w:rFonts w:cs="宋体"/>
+          <w:sz w:val="28"/>
+          <w:szCs w:val="28"/>
+        </w:rPr>
+        <w:t>王洪丰</w:t>
+      </w:r>
+      <w:r>
+        <w:rPr>
+          <w:rFonts w:cs="宋体"/>
+          <w:sz w:val="28"/>
+          <w:szCs w:val="28"/>
+        </w:rPr>
+        <w:t>.</w:t>
+      </w:r>
+      <w:r>
+        <w:rPr>
+          <w:rFonts w:cs="宋体"/>
+          <w:sz w:val="28"/>
+          <w:szCs w:val="28"/>
+        </w:rPr>
+        <w:t>基于</w:t>
+      </w:r>
+      <w:r>
+        <w:rPr>
+          <w:rFonts w:cs="宋体"/>
+          <w:sz w:val="28"/>
+          <w:szCs w:val="28"/>
+        </w:rPr>
+        <w:t>STM32</w:t>
+      </w:r>
+      <w:r>
+        <w:rPr>
+          <w:rFonts w:cs="宋体"/>
+          <w:sz w:val="28"/>
+          <w:szCs w:val="28"/>
+        </w:rPr>
+        <w:t>单片机和</w:t>
+      </w:r>
+      <w:r>
+        <w:rPr>
+          <w:rFonts w:cs="宋体"/>
+          <w:sz w:val="28"/>
+          <w:szCs w:val="28"/>
+        </w:rPr>
+        <w:t>DHT11</w:t>
+      </w:r>
+      <w:r>
+        <w:rPr>
+          <w:rFonts w:cs="宋体"/>
+          <w:sz w:val="28"/>
+          <w:szCs w:val="28"/>
+        </w:rPr>
+        <w:t>温湿度传感器的温湿度采集系统的设计与实现</w:t>
+      </w:r>
+      <w:r>
+        <w:rPr>
+          <w:rFonts w:cs="宋体"/>
+          <w:sz w:val="28"/>
+          <w:szCs w:val="28"/>
+        </w:rPr>
+        <w:t>[J].</w:t>
+      </w:r>
+      <w:r>
+        <w:rPr>
+          <w:rFonts w:cs="宋体"/>
+          <w:sz w:val="28"/>
+          <w:szCs w:val="28"/>
+        </w:rPr>
+        <w:t>光源与照明</w:t>
+      </w:r>
+      <w:r>
+        <w:rPr>
+          <w:rFonts w:cs="宋体"/>
+          <w:sz w:val="28"/>
+          <w:szCs w:val="28"/>
+        </w:rPr>
+        <w:t xml:space="preserve">,2022,(03):119-121. </w:t>
       </w:r>
     </w:p>
     <w:p>
@@ -27088,7 +25798,7 @@
           <w:sz w:val="28"/>
           <w:szCs w:val="28"/>
         </w:rPr>
-        <w:t>[</w:t>
+        <w:t>[1</w:t>
       </w:r>
       <w:r>
         <w:rPr>
@@ -27096,7 +25806,7 @@
           <w:sz w:val="28"/>
           <w:szCs w:val="28"/>
         </w:rPr>
-        <w:t>12</w:t>
+        <w:t>3</w:t>
       </w:r>
       <w:r>
         <w:rPr>
@@ -27120,7 +25830,7 @@
           <w:sz w:val="28"/>
           <w:szCs w:val="28"/>
         </w:rPr>
-        <w:t>付文新</w:t>
+        <w:t>贾书香</w:t>
       </w:r>
       <w:r>
         <w:rPr>
@@ -27128,25 +25838,23 @@
           <w:sz w:val="28"/>
           <w:szCs w:val="28"/>
         </w:rPr>
-        <w:t>,</w:t>
-      </w:r>
-      <w:proofErr w:type="gramStart"/>
+        <w:t>.</w:t>
+      </w:r>
       <w:r>
         <w:rPr>
           <w:rFonts w:cs="宋体"/>
           <w:sz w:val="28"/>
           <w:szCs w:val="28"/>
         </w:rPr>
-        <w:t>王洪丰</w:t>
-      </w:r>
-      <w:proofErr w:type="gramEnd"/>
+        <w:t>基于</w:t>
+      </w:r>
       <w:r>
         <w:rPr>
           <w:rFonts w:cs="宋体"/>
           <w:sz w:val="28"/>
           <w:szCs w:val="28"/>
         </w:rPr>
-        <w:t>.</w:t>
+        <w:t>STM32</w:t>
       </w:r>
       <w:r>
         <w:rPr>
@@ -27154,7 +25862,7 @@
           <w:sz w:val="28"/>
           <w:szCs w:val="28"/>
         </w:rPr>
-        <w:t>基于</w:t>
+        <w:t>的手势识别控制系统的设计</w:t>
       </w:r>
       <w:r>
         <w:rPr>
@@ -27162,7 +25870,7 @@
           <w:sz w:val="28"/>
           <w:szCs w:val="28"/>
         </w:rPr>
-        <w:t>STM32</w:t>
+        <w:t>[J].</w:t>
       </w:r>
       <w:r>
         <w:rPr>
@@ -27170,7 +25878,7 @@
           <w:sz w:val="28"/>
           <w:szCs w:val="28"/>
         </w:rPr>
-        <w:t>单片机和</w:t>
+        <w:t>黑龙江科学</w:t>
       </w:r>
       <w:r>
         <w:rPr>
@@ -27178,23 +25886,34 @@
           <w:sz w:val="28"/>
           <w:szCs w:val="28"/>
         </w:rPr>
-        <w:t>DHT11</w:t>
-      </w:r>
-      <w:r>
+        <w:t xml:space="preserve">,2023,14(02):78-81. </w:t>
+      </w:r>
+    </w:p>
+    <w:p>
+      <w:pPr>
+        <w:widowControl/>
+        <w:jc w:val="left"/>
         <w:rPr>
           <w:rFonts w:cs="宋体"/>
           <w:sz w:val="28"/>
           <w:szCs w:val="28"/>
         </w:rPr>
-        <w:t>温湿度传感器的温湿度采集系统的设计与实现</w:t>
-      </w:r>
+      </w:pPr>
       <w:r>
         <w:rPr>
           <w:rFonts w:cs="宋体"/>
           <w:sz w:val="28"/>
           <w:szCs w:val="28"/>
         </w:rPr>
-        <w:t>[J].</w:t>
+        <w:t>[1</w:t>
+      </w:r>
+      <w:r>
+        <w:rPr>
+          <w:rFonts w:cs="宋体" w:hint="eastAsia"/>
+          <w:sz w:val="28"/>
+          <w:szCs w:val="28"/>
+        </w:rPr>
+        <w:t>4</w:t>
       </w:r>
       <w:r>
         <w:rPr>
@@ -27202,7 +25921,15 @@
           <w:sz w:val="28"/>
           <w:szCs w:val="28"/>
         </w:rPr>
-        <w:t>光源与照明</w:t>
+        <w:t>]</w:t>
+      </w:r>
+      <w:r>
+        <w:rPr>
+          <w:rFonts w:cs="宋体" w:hint="eastAsia"/>
+          <w:sz w:val="28"/>
+          <w:szCs w:val="28"/>
+        </w:rPr>
+        <w:t xml:space="preserve"> </w:t>
       </w:r>
       <w:r>
         <w:rPr>
@@ -27210,7 +25937,63 @@
           <w:sz w:val="28"/>
           <w:szCs w:val="28"/>
         </w:rPr>
-        <w:t xml:space="preserve">,2022,(03):119-121. </w:t>
+        <w:t>杜继明</w:t>
+      </w:r>
+      <w:r>
+        <w:rPr>
+          <w:rFonts w:cs="宋体"/>
+          <w:sz w:val="28"/>
+          <w:szCs w:val="28"/>
+        </w:rPr>
+        <w:t>.Python</w:t>
+      </w:r>
+      <w:r>
+        <w:rPr>
+          <w:rFonts w:cs="宋体"/>
+          <w:sz w:val="28"/>
+          <w:szCs w:val="28"/>
+        </w:rPr>
+        <w:t>语言的</w:t>
+      </w:r>
+      <w:r>
+        <w:rPr>
+          <w:rFonts w:cs="宋体"/>
+          <w:sz w:val="28"/>
+          <w:szCs w:val="28"/>
+        </w:rPr>
+        <w:t>Web</w:t>
+      </w:r>
+      <w:r>
+        <w:rPr>
+          <w:rFonts w:cs="宋体"/>
+          <w:sz w:val="28"/>
+          <w:szCs w:val="28"/>
+        </w:rPr>
+        <w:t>开发应用分析</w:t>
+      </w:r>
+      <w:r>
+        <w:rPr>
+          <w:rFonts w:cs="宋体"/>
+          <w:sz w:val="28"/>
+          <w:szCs w:val="28"/>
+        </w:rPr>
+        <w:t>[J].</w:t>
+      </w:r>
+      <w:r>
+        <w:rPr>
+          <w:rFonts w:cs="宋体"/>
+          <w:sz w:val="28"/>
+          <w:szCs w:val="28"/>
+        </w:rPr>
+        <w:t>数字通信世界</w:t>
+      </w:r>
+      <w:r>
+        <w:rPr>
+          <w:rFonts w:cs="宋体"/>
+          <w:sz w:val="28"/>
+          <w:szCs w:val="28"/>
+        </w:rPr>
+        <w:t xml:space="preserve">,2022,(01):76-78. </w:t>
       </w:r>
     </w:p>
     <w:p>
@@ -27237,7 +26020,7 @@
           <w:sz w:val="28"/>
           <w:szCs w:val="28"/>
         </w:rPr>
-        <w:t>3</w:t>
+        <w:t>5</w:t>
       </w:r>
       <w:r>
         <w:rPr>
@@ -27261,7 +26044,7 @@
           <w:sz w:val="28"/>
           <w:szCs w:val="28"/>
         </w:rPr>
-        <w:t>贾书香</w:t>
+        <w:t>杨一帆</w:t>
       </w:r>
       <w:r>
         <w:rPr>
@@ -27277,7 +26060,7 @@
           <w:sz w:val="28"/>
           <w:szCs w:val="28"/>
         </w:rPr>
-        <w:t>基于</w:t>
+        <w:t>服务于</w:t>
       </w:r>
       <w:r>
         <w:rPr>
@@ -27285,7 +26068,7 @@
           <w:sz w:val="28"/>
           <w:szCs w:val="28"/>
         </w:rPr>
-        <w:t>STM32</w:t>
+        <w:t>MySQL</w:t>
       </w:r>
       <w:r>
         <w:rPr>
@@ -27293,7 +26076,7 @@
           <w:sz w:val="28"/>
           <w:szCs w:val="28"/>
         </w:rPr>
-        <w:t>的手势识别控制系统的设计</w:t>
+        <w:t>数据库的在线监测系统设计</w:t>
       </w:r>
       <w:r>
         <w:rPr>
@@ -27309,7 +26092,7 @@
           <w:sz w:val="28"/>
           <w:szCs w:val="28"/>
         </w:rPr>
-        <w:t>黑龙江科学</w:t>
+        <w:t>自动化技术与应用</w:t>
       </w:r>
       <w:r>
         <w:rPr>
@@ -27317,7 +26100,7 @@
           <w:sz w:val="28"/>
           <w:szCs w:val="28"/>
         </w:rPr>
-        <w:t xml:space="preserve">,2023,14(02):78-81. </w:t>
+        <w:t xml:space="preserve">,2022,41(10):179-182.DOI:10.20033/j.1003-7241.(2022)10-0179-04. </w:t>
       </w:r>
     </w:p>
     <w:p>
@@ -27336,7 +26119,7 @@
           <w:sz w:val="28"/>
           <w:szCs w:val="28"/>
         </w:rPr>
-        <w:t>[1</w:t>
+        <w:t>[</w:t>
       </w:r>
       <w:r>
         <w:rPr>
@@ -27344,7 +26127,7 @@
           <w:sz w:val="28"/>
           <w:szCs w:val="28"/>
         </w:rPr>
-        <w:t>4</w:t>
+        <w:t>16</w:t>
       </w:r>
       <w:r>
         <w:rPr>
@@ -27368,23 +26151,34 @@
           <w:sz w:val="28"/>
           <w:szCs w:val="28"/>
         </w:rPr>
-        <w:t>杜继明</w:t>
-      </w:r>
-      <w:r>
+        <w:t>Chung H ,Kim H J ,Ahn J , et al.Resource-Constrained Edge AI Solution for Real-Time Pest and Disease Detection in Chili Pepper Fields[J].Agriculture,2026,16(2):223-223.DOI:10.3390/AGRICULTURE16020223.</w:t>
+      </w:r>
+    </w:p>
+    <w:p>
+      <w:pPr>
+        <w:widowControl/>
+        <w:jc w:val="left"/>
         <w:rPr>
           <w:rFonts w:cs="宋体"/>
           <w:sz w:val="28"/>
           <w:szCs w:val="28"/>
         </w:rPr>
-        <w:t>.Python</w:t>
-      </w:r>
+      </w:pPr>
       <w:r>
         <w:rPr>
           <w:rFonts w:cs="宋体"/>
           <w:sz w:val="28"/>
           <w:szCs w:val="28"/>
         </w:rPr>
-        <w:t>语言的</w:t>
+        <w:t>[1</w:t>
+      </w:r>
+      <w:r>
+        <w:rPr>
+          <w:rFonts w:cs="宋体" w:hint="eastAsia"/>
+          <w:sz w:val="28"/>
+          <w:szCs w:val="28"/>
+        </w:rPr>
+        <w:t>7</w:t>
       </w:r>
       <w:r>
         <w:rPr>
@@ -27392,7 +26186,15 @@
           <w:sz w:val="28"/>
           <w:szCs w:val="28"/>
         </w:rPr>
-        <w:t>Web</w:t>
+        <w:t>]</w:t>
+      </w:r>
+      <w:r>
+        <w:rPr>
+          <w:rFonts w:cs="宋体" w:hint="eastAsia"/>
+          <w:sz w:val="28"/>
+          <w:szCs w:val="28"/>
+        </w:rPr>
+        <w:t xml:space="preserve"> </w:t>
       </w:r>
       <w:r>
         <w:rPr>
@@ -27400,23 +26202,34 @@
           <w:sz w:val="28"/>
           <w:szCs w:val="28"/>
         </w:rPr>
-        <w:t>开发应用分析</w:t>
-      </w:r>
-      <w:r>
+        <w:t xml:space="preserve">Li W ,Ai X ,Kang G , et al.LLM-Based RESTful Web API Service Discovery[J].Service Oriented Computing and Applications,2025,(prepublish):1-15.DOI:10.1007/S11761-025-00485-4. </w:t>
+      </w:r>
+    </w:p>
+    <w:p>
+      <w:pPr>
+        <w:widowControl/>
+        <w:jc w:val="left"/>
         <w:rPr>
           <w:rFonts w:cs="宋体"/>
           <w:sz w:val="28"/>
           <w:szCs w:val="28"/>
         </w:rPr>
-        <w:t>[J].</w:t>
-      </w:r>
+      </w:pPr>
       <w:r>
         <w:rPr>
           <w:rFonts w:cs="宋体"/>
           <w:sz w:val="28"/>
           <w:szCs w:val="28"/>
         </w:rPr>
-        <w:t>数字通信世界</w:t>
+        <w:t>[1</w:t>
+      </w:r>
+      <w:r>
+        <w:rPr>
+          <w:rFonts w:cs="宋体" w:hint="eastAsia"/>
+          <w:sz w:val="28"/>
+          <w:szCs w:val="28"/>
+        </w:rPr>
+        <w:t>8</w:t>
       </w:r>
       <w:r>
         <w:rPr>
@@ -27424,7 +26237,23 @@
           <w:sz w:val="28"/>
           <w:szCs w:val="28"/>
         </w:rPr>
-        <w:t xml:space="preserve">,2022,(01):76-78. </w:t>
+        <w:t>]</w:t>
+      </w:r>
+      <w:r>
+        <w:rPr>
+          <w:rFonts w:cs="宋体" w:hint="eastAsia"/>
+          <w:sz w:val="28"/>
+          <w:szCs w:val="28"/>
+        </w:rPr>
+        <w:t xml:space="preserve"> </w:t>
+      </w:r>
+      <w:r>
+        <w:rPr>
+          <w:rFonts w:cs="宋体"/>
+          <w:sz w:val="28"/>
+          <w:szCs w:val="28"/>
+        </w:rPr>
+        <w:t xml:space="preserve">Li L ,Liu Z C ,Cao K , et al.Artificial intelligence of things for smart agriculture with optimal embedded edge intelligence[J].Computers and Electrical Engineering,2026,133111039-111039.DOI:10.1016/J.COMPELECENG.2026.111039. </w:t>
       </w:r>
     </w:p>
     <w:p>
@@ -27443,6 +26272,7 @@
           <w:sz w:val="28"/>
           <w:szCs w:val="28"/>
         </w:rPr>
+        <w:lastRenderedPageBreak/>
         <w:t>[1</w:t>
       </w:r>
       <w:r>
@@ -27451,7 +26281,7 @@
           <w:sz w:val="28"/>
           <w:szCs w:val="28"/>
         </w:rPr>
-        <w:t>5</w:t>
+        <w:t>9</w:t>
       </w:r>
       <w:r>
         <w:rPr>
@@ -27475,15 +26305,32 @@
           <w:sz w:val="28"/>
           <w:szCs w:val="28"/>
         </w:rPr>
-        <w:t>杨一帆</w:t>
-      </w:r>
+        <w:t xml:space="preserve">Liu D ,Zhou X ,Chen D , et al.Smart indoor occupancy detection based on optimized camera placement, multi-view de-duplication, and large language model semantic understanding[J].Engineering Applications of Artificial Intelligence,2026,169114157-114157.DOI:10.1016/J.ENGAPPAI.2026.114157.  </w:t>
+      </w:r>
+    </w:p>
+    <w:p>
+      <w:pPr>
+        <w:widowControl/>
+        <w:jc w:val="left"/>
+        <w:rPr>
+          <w:sz w:val="28"/>
+        </w:rPr>
+      </w:pPr>
       <w:r>
         <w:rPr>
           <w:rFonts w:cs="宋体"/>
           <w:sz w:val="28"/>
           <w:szCs w:val="28"/>
         </w:rPr>
-        <w:t>.</w:t>
+        <w:t>[</w:t>
+      </w:r>
+      <w:r>
+        <w:rPr>
+          <w:rFonts w:cs="宋体" w:hint="eastAsia"/>
+          <w:sz w:val="28"/>
+          <w:szCs w:val="28"/>
+        </w:rPr>
+        <w:t>20</w:t>
       </w:r>
       <w:r>
         <w:rPr>
@@ -27491,7 +26338,15 @@
           <w:sz w:val="28"/>
           <w:szCs w:val="28"/>
         </w:rPr>
-        <w:t>服务于</w:t>
+        <w:t>]</w:t>
+      </w:r>
+      <w:r>
+        <w:rPr>
+          <w:rFonts w:cs="宋体" w:hint="eastAsia"/>
+          <w:sz w:val="28"/>
+          <w:szCs w:val="28"/>
+        </w:rPr>
+        <w:t xml:space="preserve"> </w:t>
       </w:r>
       <w:r>
         <w:rPr>
@@ -27499,839 +26354,7 @@
           <w:sz w:val="28"/>
           <w:szCs w:val="28"/>
         </w:rPr>
-        <w:t>MySQL</w:t>
-      </w:r>
-      <w:r>
-        <w:rPr>
-          <w:rFonts w:cs="宋体"/>
-          <w:sz w:val="28"/>
-          <w:szCs w:val="28"/>
-        </w:rPr>
-        <w:t>数据库的在线监测系统设计</w:t>
-      </w:r>
-      <w:r>
-        <w:rPr>
-          <w:rFonts w:cs="宋体"/>
-          <w:sz w:val="28"/>
-          <w:szCs w:val="28"/>
-        </w:rPr>
-        <w:t>[J].</w:t>
-      </w:r>
-      <w:r>
-        <w:rPr>
-          <w:rFonts w:cs="宋体"/>
-          <w:sz w:val="28"/>
-          <w:szCs w:val="28"/>
-        </w:rPr>
-        <w:t>自动化技术与应用</w:t>
-      </w:r>
-      <w:r>
-        <w:rPr>
-          <w:rFonts w:cs="宋体"/>
-          <w:sz w:val="28"/>
-          <w:szCs w:val="28"/>
-        </w:rPr>
-        <w:t>,2022,41(10):179-182.DOI:10.20033/j.1003-</w:t>
-      </w:r>
-      <w:proofErr w:type="gramStart"/>
-      <w:r>
-        <w:rPr>
-          <w:rFonts w:cs="宋体"/>
-          <w:sz w:val="28"/>
-          <w:szCs w:val="28"/>
-        </w:rPr>
-        <w:t>7241.(</w:t>
-      </w:r>
-      <w:proofErr w:type="gramEnd"/>
-      <w:r>
-        <w:rPr>
-          <w:rFonts w:cs="宋体"/>
-          <w:sz w:val="28"/>
-          <w:szCs w:val="28"/>
-        </w:rPr>
-        <w:t xml:space="preserve">2022)10-0179-04. </w:t>
-      </w:r>
-    </w:p>
-    <w:p>
-      <w:pPr>
-        <w:widowControl/>
-        <w:jc w:val="left"/>
-        <w:rPr>
-          <w:rFonts w:cs="宋体"/>
-          <w:sz w:val="28"/>
-          <w:szCs w:val="28"/>
-        </w:rPr>
-      </w:pPr>
-      <w:r>
-        <w:rPr>
-          <w:rFonts w:cs="宋体"/>
-          <w:sz w:val="28"/>
-          <w:szCs w:val="28"/>
-        </w:rPr>
-        <w:t>[</w:t>
-      </w:r>
-      <w:r>
-        <w:rPr>
-          <w:rFonts w:cs="宋体" w:hint="eastAsia"/>
-          <w:sz w:val="28"/>
-          <w:szCs w:val="28"/>
-        </w:rPr>
-        <w:t>16</w:t>
-      </w:r>
-      <w:r>
-        <w:rPr>
-          <w:rFonts w:cs="宋体"/>
-          <w:sz w:val="28"/>
-          <w:szCs w:val="28"/>
-        </w:rPr>
-        <w:t>]</w:t>
-      </w:r>
-      <w:r>
-        <w:rPr>
-          <w:rFonts w:cs="宋体" w:hint="eastAsia"/>
-          <w:sz w:val="28"/>
-          <w:szCs w:val="28"/>
-        </w:rPr>
-        <w:t xml:space="preserve"> </w:t>
-      </w:r>
-      <w:r>
-        <w:rPr>
-          <w:rFonts w:cs="宋体"/>
-          <w:sz w:val="28"/>
-          <w:szCs w:val="28"/>
-        </w:rPr>
-        <w:t xml:space="preserve">Chung </w:t>
-      </w:r>
-      <w:proofErr w:type="gramStart"/>
-      <w:r>
-        <w:rPr>
-          <w:rFonts w:cs="宋体"/>
-          <w:sz w:val="28"/>
-          <w:szCs w:val="28"/>
-        </w:rPr>
-        <w:t>H ,Kim</w:t>
-      </w:r>
-      <w:proofErr w:type="gramEnd"/>
-      <w:r>
-        <w:rPr>
-          <w:rFonts w:cs="宋体"/>
-          <w:sz w:val="28"/>
-          <w:szCs w:val="28"/>
-        </w:rPr>
-        <w:t xml:space="preserve"> H </w:t>
-      </w:r>
-      <w:proofErr w:type="gramStart"/>
-      <w:r>
-        <w:rPr>
-          <w:rFonts w:cs="宋体"/>
-          <w:sz w:val="28"/>
-          <w:szCs w:val="28"/>
-        </w:rPr>
-        <w:t>J ,Ahn</w:t>
-      </w:r>
-      <w:proofErr w:type="gramEnd"/>
-      <w:r>
-        <w:rPr>
-          <w:rFonts w:cs="宋体"/>
-          <w:sz w:val="28"/>
-          <w:szCs w:val="28"/>
-        </w:rPr>
-        <w:t xml:space="preserve"> </w:t>
-      </w:r>
-      <w:proofErr w:type="gramStart"/>
-      <w:r>
-        <w:rPr>
-          <w:rFonts w:cs="宋体"/>
-          <w:sz w:val="28"/>
-          <w:szCs w:val="28"/>
-        </w:rPr>
-        <w:t>J ,</w:t>
-      </w:r>
-      <w:proofErr w:type="gramEnd"/>
-      <w:r>
-        <w:rPr>
-          <w:rFonts w:cs="宋体"/>
-          <w:sz w:val="28"/>
-          <w:szCs w:val="28"/>
-        </w:rPr>
-        <w:t xml:space="preserve"> et </w:t>
-      </w:r>
-      <w:proofErr w:type="spellStart"/>
-      <w:proofErr w:type="gramStart"/>
-      <w:r>
-        <w:rPr>
-          <w:rFonts w:cs="宋体"/>
-          <w:sz w:val="28"/>
-          <w:szCs w:val="28"/>
-        </w:rPr>
-        <w:t>al.Resource</w:t>
-      </w:r>
-      <w:proofErr w:type="spellEnd"/>
-      <w:proofErr w:type="gramEnd"/>
-      <w:r>
-        <w:rPr>
-          <w:rFonts w:cs="宋体"/>
-          <w:sz w:val="28"/>
-          <w:szCs w:val="28"/>
-        </w:rPr>
-        <w:t>-Constrained Edge AI Solution for Real-Time Pest and Disease Detection in Chili Pepper Fields[J</w:t>
-      </w:r>
-      <w:proofErr w:type="gramStart"/>
-      <w:r>
-        <w:rPr>
-          <w:rFonts w:cs="宋体"/>
-          <w:sz w:val="28"/>
-          <w:szCs w:val="28"/>
-        </w:rPr>
-        <w:t>].Agriculture</w:t>
-      </w:r>
-      <w:proofErr w:type="gramEnd"/>
-      <w:r>
-        <w:rPr>
-          <w:rFonts w:cs="宋体"/>
-          <w:sz w:val="28"/>
-          <w:szCs w:val="28"/>
-        </w:rPr>
-        <w:t>,2026,16(2</w:t>
-      </w:r>
-      <w:proofErr w:type="gramStart"/>
-      <w:r>
-        <w:rPr>
-          <w:rFonts w:cs="宋体"/>
-          <w:sz w:val="28"/>
-          <w:szCs w:val="28"/>
-        </w:rPr>
-        <w:t>):223-223.DOI</w:t>
-      </w:r>
-      <w:proofErr w:type="gramEnd"/>
-      <w:r>
-        <w:rPr>
-          <w:rFonts w:cs="宋体"/>
-          <w:sz w:val="28"/>
-          <w:szCs w:val="28"/>
-        </w:rPr>
-        <w:t>:10.3390/AGRICULTURE16020223.</w:t>
-      </w:r>
-    </w:p>
-    <w:p>
-      <w:pPr>
-        <w:widowControl/>
-        <w:jc w:val="left"/>
-        <w:rPr>
-          <w:rFonts w:cs="宋体"/>
-          <w:sz w:val="28"/>
-          <w:szCs w:val="28"/>
-        </w:rPr>
-      </w:pPr>
-      <w:r>
-        <w:rPr>
-          <w:rFonts w:cs="宋体"/>
-          <w:sz w:val="28"/>
-          <w:szCs w:val="28"/>
-        </w:rPr>
-        <w:t>[1</w:t>
-      </w:r>
-      <w:r>
-        <w:rPr>
-          <w:rFonts w:cs="宋体" w:hint="eastAsia"/>
-          <w:sz w:val="28"/>
-          <w:szCs w:val="28"/>
-        </w:rPr>
-        <w:t>7</w:t>
-      </w:r>
-      <w:r>
-        <w:rPr>
-          <w:rFonts w:cs="宋体"/>
-          <w:sz w:val="28"/>
-          <w:szCs w:val="28"/>
-        </w:rPr>
-        <w:t>]</w:t>
-      </w:r>
-      <w:r>
-        <w:rPr>
-          <w:rFonts w:cs="宋体" w:hint="eastAsia"/>
-          <w:sz w:val="28"/>
-          <w:szCs w:val="28"/>
-        </w:rPr>
-        <w:t xml:space="preserve"> </w:t>
-      </w:r>
-      <w:r>
-        <w:rPr>
-          <w:rFonts w:cs="宋体"/>
-          <w:sz w:val="28"/>
-          <w:szCs w:val="28"/>
-        </w:rPr>
-        <w:t xml:space="preserve">Li </w:t>
-      </w:r>
-      <w:proofErr w:type="gramStart"/>
-      <w:r>
-        <w:rPr>
-          <w:rFonts w:cs="宋体"/>
-          <w:sz w:val="28"/>
-          <w:szCs w:val="28"/>
-        </w:rPr>
-        <w:t>W ,Ai</w:t>
-      </w:r>
-      <w:proofErr w:type="gramEnd"/>
-      <w:r>
-        <w:rPr>
-          <w:rFonts w:cs="宋体"/>
-          <w:sz w:val="28"/>
-          <w:szCs w:val="28"/>
-        </w:rPr>
-        <w:t xml:space="preserve"> </w:t>
-      </w:r>
-      <w:proofErr w:type="gramStart"/>
-      <w:r>
-        <w:rPr>
-          <w:rFonts w:cs="宋体"/>
-          <w:sz w:val="28"/>
-          <w:szCs w:val="28"/>
-        </w:rPr>
-        <w:t>X ,Kang</w:t>
-      </w:r>
-      <w:proofErr w:type="gramEnd"/>
-      <w:r>
-        <w:rPr>
-          <w:rFonts w:cs="宋体"/>
-          <w:sz w:val="28"/>
-          <w:szCs w:val="28"/>
-        </w:rPr>
-        <w:t xml:space="preserve"> </w:t>
-      </w:r>
-      <w:proofErr w:type="gramStart"/>
-      <w:r>
-        <w:rPr>
-          <w:rFonts w:cs="宋体"/>
-          <w:sz w:val="28"/>
-          <w:szCs w:val="28"/>
-        </w:rPr>
-        <w:t>G ,</w:t>
-      </w:r>
-      <w:proofErr w:type="gramEnd"/>
-      <w:r>
-        <w:rPr>
-          <w:rFonts w:cs="宋体"/>
-          <w:sz w:val="28"/>
-          <w:szCs w:val="28"/>
-        </w:rPr>
-        <w:t xml:space="preserve"> et </w:t>
-      </w:r>
-      <w:proofErr w:type="spellStart"/>
-      <w:r>
-        <w:rPr>
-          <w:rFonts w:cs="宋体"/>
-          <w:sz w:val="28"/>
-          <w:szCs w:val="28"/>
-        </w:rPr>
-        <w:t>al.LLM</w:t>
-      </w:r>
-      <w:proofErr w:type="spellEnd"/>
-      <w:r>
-        <w:rPr>
-          <w:rFonts w:cs="宋体"/>
-          <w:sz w:val="28"/>
-          <w:szCs w:val="28"/>
-        </w:rPr>
-        <w:t>-Based RESTful Web API Service Discovery[J</w:t>
-      </w:r>
-      <w:proofErr w:type="gramStart"/>
-      <w:r>
-        <w:rPr>
-          <w:rFonts w:cs="宋体"/>
-          <w:sz w:val="28"/>
-          <w:szCs w:val="28"/>
-        </w:rPr>
-        <w:t>].Service</w:t>
-      </w:r>
-      <w:proofErr w:type="gramEnd"/>
-      <w:r>
-        <w:rPr>
-          <w:rFonts w:cs="宋体"/>
-          <w:sz w:val="28"/>
-          <w:szCs w:val="28"/>
-        </w:rPr>
-        <w:t xml:space="preserve"> Oriented Computing and Applications,</w:t>
-      </w:r>
-      <w:proofErr w:type="gramStart"/>
-      <w:r>
-        <w:rPr>
-          <w:rFonts w:cs="宋体"/>
-          <w:sz w:val="28"/>
-          <w:szCs w:val="28"/>
-        </w:rPr>
-        <w:t>2025,(</w:t>
-      </w:r>
-      <w:proofErr w:type="gramEnd"/>
-      <w:r>
-        <w:rPr>
-          <w:rFonts w:cs="宋体"/>
-          <w:sz w:val="28"/>
-          <w:szCs w:val="28"/>
-        </w:rPr>
-        <w:t>prepublish</w:t>
-      </w:r>
-      <w:proofErr w:type="gramStart"/>
-      <w:r>
-        <w:rPr>
-          <w:rFonts w:cs="宋体"/>
-          <w:sz w:val="28"/>
-          <w:szCs w:val="28"/>
-        </w:rPr>
-        <w:t>):1-15.DOI</w:t>
-      </w:r>
-      <w:proofErr w:type="gramEnd"/>
-      <w:r>
-        <w:rPr>
-          <w:rFonts w:cs="宋体"/>
-          <w:sz w:val="28"/>
-          <w:szCs w:val="28"/>
-        </w:rPr>
-        <w:t xml:space="preserve">:10.1007/S11761-025-00485-4. </w:t>
-      </w:r>
-    </w:p>
-    <w:p>
-      <w:pPr>
-        <w:widowControl/>
-        <w:jc w:val="left"/>
-        <w:rPr>
-          <w:rFonts w:cs="宋体"/>
-          <w:sz w:val="28"/>
-          <w:szCs w:val="28"/>
-        </w:rPr>
-      </w:pPr>
-      <w:r>
-        <w:rPr>
-          <w:rFonts w:cs="宋体"/>
-          <w:sz w:val="28"/>
-          <w:szCs w:val="28"/>
-        </w:rPr>
-        <w:t>[1</w:t>
-      </w:r>
-      <w:r>
-        <w:rPr>
-          <w:rFonts w:cs="宋体" w:hint="eastAsia"/>
-          <w:sz w:val="28"/>
-          <w:szCs w:val="28"/>
-        </w:rPr>
-        <w:t>8</w:t>
-      </w:r>
-      <w:r>
-        <w:rPr>
-          <w:rFonts w:cs="宋体"/>
-          <w:sz w:val="28"/>
-          <w:szCs w:val="28"/>
-        </w:rPr>
-        <w:t>]</w:t>
-      </w:r>
-      <w:r>
-        <w:rPr>
-          <w:rFonts w:cs="宋体" w:hint="eastAsia"/>
-          <w:sz w:val="28"/>
-          <w:szCs w:val="28"/>
-        </w:rPr>
-        <w:t xml:space="preserve"> </w:t>
-      </w:r>
-      <w:r>
-        <w:rPr>
-          <w:rFonts w:cs="宋体"/>
-          <w:sz w:val="28"/>
-          <w:szCs w:val="28"/>
-        </w:rPr>
-        <w:t xml:space="preserve">Li </w:t>
-      </w:r>
-      <w:proofErr w:type="gramStart"/>
-      <w:r>
-        <w:rPr>
-          <w:rFonts w:cs="宋体"/>
-          <w:sz w:val="28"/>
-          <w:szCs w:val="28"/>
-        </w:rPr>
-        <w:t>L ,Liu</w:t>
-      </w:r>
-      <w:proofErr w:type="gramEnd"/>
-      <w:r>
-        <w:rPr>
-          <w:rFonts w:cs="宋体"/>
-          <w:sz w:val="28"/>
-          <w:szCs w:val="28"/>
-        </w:rPr>
-        <w:t xml:space="preserve"> Z </w:t>
-      </w:r>
-      <w:proofErr w:type="gramStart"/>
-      <w:r>
-        <w:rPr>
-          <w:rFonts w:cs="宋体"/>
-          <w:sz w:val="28"/>
-          <w:szCs w:val="28"/>
-        </w:rPr>
-        <w:t>C ,Cao</w:t>
-      </w:r>
-      <w:proofErr w:type="gramEnd"/>
-      <w:r>
-        <w:rPr>
-          <w:rFonts w:cs="宋体"/>
-          <w:sz w:val="28"/>
-          <w:szCs w:val="28"/>
-        </w:rPr>
-        <w:t xml:space="preserve"> </w:t>
-      </w:r>
-      <w:proofErr w:type="gramStart"/>
-      <w:r>
-        <w:rPr>
-          <w:rFonts w:cs="宋体"/>
-          <w:sz w:val="28"/>
-          <w:szCs w:val="28"/>
-        </w:rPr>
-        <w:t>K ,</w:t>
-      </w:r>
-      <w:proofErr w:type="gramEnd"/>
-      <w:r>
-        <w:rPr>
-          <w:rFonts w:cs="宋体"/>
-          <w:sz w:val="28"/>
-          <w:szCs w:val="28"/>
-        </w:rPr>
-        <w:t xml:space="preserve"> et </w:t>
-      </w:r>
-      <w:proofErr w:type="spellStart"/>
-      <w:proofErr w:type="gramStart"/>
-      <w:r>
-        <w:rPr>
-          <w:rFonts w:cs="宋体"/>
-          <w:sz w:val="28"/>
-          <w:szCs w:val="28"/>
-        </w:rPr>
-        <w:t>al.Artificial</w:t>
-      </w:r>
-      <w:proofErr w:type="spellEnd"/>
-      <w:proofErr w:type="gramEnd"/>
-      <w:r>
-        <w:rPr>
-          <w:rFonts w:cs="宋体"/>
-          <w:sz w:val="28"/>
-          <w:szCs w:val="28"/>
-        </w:rPr>
-        <w:t xml:space="preserve"> intelligence of things for smart agriculture with optimal embedded edge intelligence[J</w:t>
-      </w:r>
-      <w:proofErr w:type="gramStart"/>
-      <w:r>
-        <w:rPr>
-          <w:rFonts w:cs="宋体"/>
-          <w:sz w:val="28"/>
-          <w:szCs w:val="28"/>
-        </w:rPr>
-        <w:t>].Computers</w:t>
-      </w:r>
-      <w:proofErr w:type="gramEnd"/>
-      <w:r>
-        <w:rPr>
-          <w:rFonts w:cs="宋体"/>
-          <w:sz w:val="28"/>
-          <w:szCs w:val="28"/>
-        </w:rPr>
-        <w:t xml:space="preserve"> and Electrical Engineering,</w:t>
-      </w:r>
-      <w:proofErr w:type="gramStart"/>
-      <w:r>
-        <w:rPr>
-          <w:rFonts w:cs="宋体"/>
-          <w:sz w:val="28"/>
-          <w:szCs w:val="28"/>
-        </w:rPr>
-        <w:t>2026,133111039-111039.DOI</w:t>
-      </w:r>
-      <w:proofErr w:type="gramEnd"/>
-      <w:r>
-        <w:rPr>
-          <w:rFonts w:cs="宋体"/>
-          <w:sz w:val="28"/>
-          <w:szCs w:val="28"/>
-        </w:rPr>
-        <w:t xml:space="preserve">:10.1016/J.COMPELECENG.2026.111039. </w:t>
-      </w:r>
-    </w:p>
-    <w:p>
-      <w:pPr>
-        <w:widowControl/>
-        <w:jc w:val="left"/>
-        <w:rPr>
-          <w:rFonts w:cs="宋体"/>
-          <w:sz w:val="28"/>
-          <w:szCs w:val="28"/>
-        </w:rPr>
-      </w:pPr>
-      <w:r>
-        <w:rPr>
-          <w:rFonts w:cs="宋体"/>
-          <w:sz w:val="28"/>
-          <w:szCs w:val="28"/>
-        </w:rPr>
-        <w:lastRenderedPageBreak/>
-        <w:t>[1</w:t>
-      </w:r>
-      <w:r>
-        <w:rPr>
-          <w:rFonts w:cs="宋体" w:hint="eastAsia"/>
-          <w:sz w:val="28"/>
-          <w:szCs w:val="28"/>
-        </w:rPr>
-        <w:t>9</w:t>
-      </w:r>
-      <w:r>
-        <w:rPr>
-          <w:rFonts w:cs="宋体"/>
-          <w:sz w:val="28"/>
-          <w:szCs w:val="28"/>
-        </w:rPr>
-        <w:t>]</w:t>
-      </w:r>
-      <w:r>
-        <w:rPr>
-          <w:rFonts w:cs="宋体" w:hint="eastAsia"/>
-          <w:sz w:val="28"/>
-          <w:szCs w:val="28"/>
-        </w:rPr>
-        <w:t xml:space="preserve"> </w:t>
-      </w:r>
-      <w:r>
-        <w:rPr>
-          <w:rFonts w:cs="宋体"/>
-          <w:sz w:val="28"/>
-          <w:szCs w:val="28"/>
-        </w:rPr>
-        <w:t xml:space="preserve">Liu </w:t>
-      </w:r>
-      <w:proofErr w:type="gramStart"/>
-      <w:r>
-        <w:rPr>
-          <w:rFonts w:cs="宋体"/>
-          <w:sz w:val="28"/>
-          <w:szCs w:val="28"/>
-        </w:rPr>
-        <w:t>D ,Zhou</w:t>
-      </w:r>
-      <w:proofErr w:type="gramEnd"/>
-      <w:r>
-        <w:rPr>
-          <w:rFonts w:cs="宋体"/>
-          <w:sz w:val="28"/>
-          <w:szCs w:val="28"/>
-        </w:rPr>
-        <w:t xml:space="preserve"> </w:t>
-      </w:r>
-      <w:proofErr w:type="gramStart"/>
-      <w:r>
-        <w:rPr>
-          <w:rFonts w:cs="宋体"/>
-          <w:sz w:val="28"/>
-          <w:szCs w:val="28"/>
-        </w:rPr>
-        <w:t>X ,Chen</w:t>
-      </w:r>
-      <w:proofErr w:type="gramEnd"/>
-      <w:r>
-        <w:rPr>
-          <w:rFonts w:cs="宋体"/>
-          <w:sz w:val="28"/>
-          <w:szCs w:val="28"/>
-        </w:rPr>
-        <w:t xml:space="preserve"> </w:t>
-      </w:r>
-      <w:proofErr w:type="gramStart"/>
-      <w:r>
-        <w:rPr>
-          <w:rFonts w:cs="宋体"/>
-          <w:sz w:val="28"/>
-          <w:szCs w:val="28"/>
-        </w:rPr>
-        <w:t>D ,</w:t>
-      </w:r>
-      <w:proofErr w:type="gramEnd"/>
-      <w:r>
-        <w:rPr>
-          <w:rFonts w:cs="宋体"/>
-          <w:sz w:val="28"/>
-          <w:szCs w:val="28"/>
-        </w:rPr>
-        <w:t xml:space="preserve"> et </w:t>
-      </w:r>
-      <w:proofErr w:type="spellStart"/>
-      <w:proofErr w:type="gramStart"/>
-      <w:r>
-        <w:rPr>
-          <w:rFonts w:cs="宋体"/>
-          <w:sz w:val="28"/>
-          <w:szCs w:val="28"/>
-        </w:rPr>
-        <w:t>al.Smart</w:t>
-      </w:r>
-      <w:proofErr w:type="spellEnd"/>
-      <w:proofErr w:type="gramEnd"/>
-      <w:r>
-        <w:rPr>
-          <w:rFonts w:cs="宋体"/>
-          <w:sz w:val="28"/>
-          <w:szCs w:val="28"/>
-        </w:rPr>
-        <w:t xml:space="preserve"> indoor occupancy detection based on optimized camera placement, multi-view de-duplication, and large language model semantic understanding[J</w:t>
-      </w:r>
-      <w:proofErr w:type="gramStart"/>
-      <w:r>
-        <w:rPr>
-          <w:rFonts w:cs="宋体"/>
-          <w:sz w:val="28"/>
-          <w:szCs w:val="28"/>
-        </w:rPr>
-        <w:t>].Engineering</w:t>
-      </w:r>
-      <w:proofErr w:type="gramEnd"/>
-      <w:r>
-        <w:rPr>
-          <w:rFonts w:cs="宋体"/>
-          <w:sz w:val="28"/>
-          <w:szCs w:val="28"/>
-        </w:rPr>
-        <w:t xml:space="preserve"> Applications of Artificial Intelligence,</w:t>
-      </w:r>
-      <w:proofErr w:type="gramStart"/>
-      <w:r>
-        <w:rPr>
-          <w:rFonts w:cs="宋体"/>
-          <w:sz w:val="28"/>
-          <w:szCs w:val="28"/>
-        </w:rPr>
-        <w:t>2026,169114157-114157.DOI</w:t>
-      </w:r>
-      <w:proofErr w:type="gramEnd"/>
-      <w:r>
-        <w:rPr>
-          <w:rFonts w:cs="宋体"/>
-          <w:sz w:val="28"/>
-          <w:szCs w:val="28"/>
-        </w:rPr>
-        <w:t xml:space="preserve">:10.1016/J.ENGAPPAI.2026.114157.  </w:t>
-      </w:r>
-    </w:p>
-    <w:p>
-      <w:pPr>
-        <w:widowControl/>
-        <w:jc w:val="left"/>
-        <w:rPr>
-          <w:sz w:val="28"/>
-        </w:rPr>
-      </w:pPr>
-      <w:r>
-        <w:rPr>
-          <w:rFonts w:cs="宋体"/>
-          <w:sz w:val="28"/>
-          <w:szCs w:val="28"/>
-        </w:rPr>
-        <w:t>[</w:t>
-      </w:r>
-      <w:r>
-        <w:rPr>
-          <w:rFonts w:cs="宋体" w:hint="eastAsia"/>
-          <w:sz w:val="28"/>
-          <w:szCs w:val="28"/>
-        </w:rPr>
-        <w:t>20</w:t>
-      </w:r>
-      <w:r>
-        <w:rPr>
-          <w:rFonts w:cs="宋体"/>
-          <w:sz w:val="28"/>
-          <w:szCs w:val="28"/>
-        </w:rPr>
-        <w:t>]</w:t>
-      </w:r>
-      <w:r>
-        <w:rPr>
-          <w:rFonts w:cs="宋体" w:hint="eastAsia"/>
-          <w:sz w:val="28"/>
-          <w:szCs w:val="28"/>
-        </w:rPr>
-        <w:t xml:space="preserve"> </w:t>
-      </w:r>
-      <w:r>
-        <w:rPr>
-          <w:rFonts w:cs="宋体"/>
-          <w:sz w:val="28"/>
-          <w:szCs w:val="28"/>
-        </w:rPr>
-        <w:t xml:space="preserve">Li </w:t>
-      </w:r>
-      <w:proofErr w:type="gramStart"/>
-      <w:r>
-        <w:rPr>
-          <w:rFonts w:cs="宋体"/>
-          <w:sz w:val="28"/>
-          <w:szCs w:val="28"/>
-        </w:rPr>
-        <w:t>Y ,Wu</w:t>
-      </w:r>
-      <w:proofErr w:type="gramEnd"/>
-      <w:r>
-        <w:rPr>
-          <w:rFonts w:cs="宋体"/>
-          <w:sz w:val="28"/>
-          <w:szCs w:val="28"/>
-        </w:rPr>
-        <w:t xml:space="preserve"> </w:t>
-      </w:r>
-      <w:proofErr w:type="gramStart"/>
-      <w:r>
-        <w:rPr>
-          <w:rFonts w:cs="宋体"/>
-          <w:sz w:val="28"/>
-          <w:szCs w:val="28"/>
-        </w:rPr>
-        <w:t>S .Design</w:t>
-      </w:r>
-      <w:proofErr w:type="gramEnd"/>
-      <w:r>
-        <w:rPr>
-          <w:rFonts w:cs="宋体"/>
-          <w:sz w:val="28"/>
-          <w:szCs w:val="28"/>
-        </w:rPr>
-        <w:t xml:space="preserve"> of an Intelligent Rice Seedling Greenhouse Environmental Control System: A Solution Based on STM32[J</w:t>
-      </w:r>
-      <w:proofErr w:type="gramStart"/>
-      <w:r>
-        <w:rPr>
-          <w:rFonts w:cs="宋体"/>
-          <w:sz w:val="28"/>
-          <w:szCs w:val="28"/>
-        </w:rPr>
-        <w:t>].Academic</w:t>
-      </w:r>
-      <w:proofErr w:type="gramEnd"/>
-      <w:r>
-        <w:rPr>
-          <w:rFonts w:cs="宋体"/>
-          <w:sz w:val="28"/>
-          <w:szCs w:val="28"/>
-        </w:rPr>
-        <w:t xml:space="preserve"> Journal of Engineering and Technology Science,2025,8(5</w:t>
-      </w:r>
-      <w:proofErr w:type="gramStart"/>
-      <w:r>
-        <w:rPr>
-          <w:rFonts w:cs="宋体"/>
-          <w:sz w:val="28"/>
-          <w:szCs w:val="28"/>
-        </w:rPr>
-        <w:t>):DOI</w:t>
-      </w:r>
-      <w:proofErr w:type="gramEnd"/>
-      <w:r>
-        <w:rPr>
-          <w:rFonts w:cs="宋体"/>
-          <w:sz w:val="28"/>
-          <w:szCs w:val="28"/>
-        </w:rPr>
-        <w:t xml:space="preserve">:10.25236/AJETS.2025.080504. </w:t>
+        <w:t xml:space="preserve">Li Y ,Wu S .Design of an Intelligent Rice Seedling Greenhouse Environmental Control System: A Solution Based on STM32[J].Academic Journal of Engineering and Technology Science,2025,8(5):DOI:10.25236/AJETS.2025.080504. </w:t>
       </w:r>
       <w:r>
         <w:br w:type="page"/>
@@ -28380,16 +26403,15 @@
           <w:sz w:val="28"/>
           <w:szCs w:val="28"/>
         </w:rPr>
-        <w:t>首先，要对姚老师指导工作表示最真诚的感谢，在选题、方案设计、论文写作、毕业设计等各个环节上都得到了老师很大的支持和鼓励。姚老师对整个研究思路、技术路线、论文结构等提出了许多有见地的指导，使本次毕业设计可以比较顺利地完成。同时向</w:t>
-      </w:r>
-      <w:proofErr w:type="gramStart"/>
+        <w:t>首先，要对姚老师指导工作表示最真诚的感谢，在选题、方案设计、论文写作、毕业设计等各个环节上都得到了老师很大的支持和鼓励。姚老师对整个研究思路、技术路线、论文结构等提出了许多有见地的指导，使本次毕业设计可以比较顺利地完成。同时向嘉立创</w:t>
+      </w:r>
       <w:r>
         <w:rPr>
           <w:rFonts w:hint="eastAsia"/>
           <w:sz w:val="28"/>
           <w:szCs w:val="28"/>
         </w:rPr>
-        <w:t>嘉立创</w:t>
+        <w:t>(JLC)</w:t>
       </w:r>
       <w:r>
         <w:rPr>
@@ -28397,16 +26419,15 @@
           <w:sz w:val="28"/>
           <w:szCs w:val="28"/>
         </w:rPr>
-        <w:t>(</w:t>
-      </w:r>
-      <w:proofErr w:type="gramEnd"/>
+        <w:t>、</w:t>
+      </w:r>
       <w:r>
         <w:rPr>
           <w:rFonts w:hint="eastAsia"/>
           <w:sz w:val="28"/>
           <w:szCs w:val="28"/>
         </w:rPr>
-        <w:t>JLC)</w:t>
+        <w:t>Raspberry Pi Foundation</w:t>
       </w:r>
       <w:r>
         <w:rPr>
@@ -28414,41 +26435,7 @@
           <w:sz w:val="28"/>
           <w:szCs w:val="28"/>
         </w:rPr>
-        <w:t>、</w:t>
-      </w:r>
-      <w:r>
-        <w:rPr>
-          <w:rFonts w:hint="eastAsia"/>
-          <w:sz w:val="28"/>
-          <w:szCs w:val="28"/>
-        </w:rPr>
-        <w:t>Raspberry Pi Foundation</w:t>
-      </w:r>
-      <w:r>
-        <w:rPr>
-          <w:rFonts w:hint="eastAsia"/>
-          <w:sz w:val="28"/>
-          <w:szCs w:val="28"/>
-        </w:rPr>
-        <w:t>等提供实验环境、实验教学平台的同学及在硬件调试、系统检测、资料查阅等各个方面的交流。还要感谢父母对我的关心和照顾，才能使我不顾一切地进行毕业论文的研究。最后我要向所有对本次毕业设计</w:t>
-      </w:r>
-      <w:proofErr w:type="gramStart"/>
-      <w:r>
-        <w:rPr>
-          <w:rFonts w:hint="eastAsia"/>
-          <w:sz w:val="28"/>
-          <w:szCs w:val="28"/>
-        </w:rPr>
-        <w:t>作出</w:t>
-      </w:r>
-      <w:proofErr w:type="gramEnd"/>
-      <w:r>
-        <w:rPr>
-          <w:rFonts w:hint="eastAsia"/>
-          <w:sz w:val="28"/>
-          <w:szCs w:val="28"/>
-        </w:rPr>
-        <w:t>过指导和支持的老师表示感谢，并向帮助我完成毕业设计的同学们表示敬意。正是不断调试、修改、完善，才使得智能硬件、边缘计算、物联网系统的开发有了更加深刻的认识，也将是我以后学习、发展的基础。</w:t>
+        <w:t>等提供实验环境、实验教学平台的同学及在硬件调试、系统检测、资料查阅等各个方面的交流。还要感谢父母对我的关心和照顾，才能使我不顾一切地进行毕业论文的研究。最后我要向所有对本次毕业设计作出过指导和支持的老师表示感谢，并向帮助我完成毕业设计的同学们表示敬意。正是不断调试、修改、完善，才使得智能硬件、边缘计算、物联网系统的开发有了更加深刻的认识，也将是我以后学习、发展的基础。</w:t>
       </w:r>
     </w:p>
     <w:p>

--- a/毕业论文-基于边缘计算的藏红花全生长周期智能培育系统设计与实现-杨坤.docx
+++ b/毕业论文-基于边缘计算的藏红花全生长周期智能培育系统设计与实现-杨坤.docx
@@ -23470,17 +23470,17 @@
             <w:pPr>
               <w:jc w:val="center"/>
               <w:rPr>
+                <w:rFonts w:hint="eastAsia"/>
                 <w:bCs/>
                 <w:szCs w:val="21"/>
               </w:rPr>
             </w:pPr>
             <w:r>
               <w:rPr>
-                <w:rFonts w:hint="eastAsia"/>
-                <w:bCs/>
-                <w:szCs w:val="21"/>
-              </w:rPr>
-              <w:t>历史数据查询</w:t>
+                <w:bCs/>
+                <w:szCs w:val="21"/>
+              </w:rPr>
+              <w:t>环境时序数据追溯</w:t>
             </w:r>
           </w:p>
         </w:tc>
@@ -23514,7 +23514,15 @@
                 <w:bCs/>
                 <w:szCs w:val="21"/>
               </w:rPr>
-              <w:t>能按时间段查询记录</w:t>
+              <w:t>实时曲线</w:t>
+            </w:r>
+            <w:r>
+              <w:rPr>
+                <w:rFonts w:hint="eastAsia"/>
+                <w:bCs/>
+                <w:szCs w:val="21"/>
+              </w:rPr>
+              <w:t>绘制</w:t>
             </w:r>
           </w:p>
         </w:tc>
@@ -23548,7 +23556,23 @@
                 <w:bCs/>
                 <w:szCs w:val="21"/>
               </w:rPr>
-              <w:t>显示</w:t>
+              <w:t>正常绘制</w:t>
+            </w:r>
+            <w:r>
+              <w:rPr>
+                <w:rFonts w:hint="eastAsia"/>
+                <w:bCs/>
+                <w:szCs w:val="21"/>
+              </w:rPr>
+              <w:t>近</w:t>
+            </w:r>
+            <w:r>
+              <w:rPr>
+                <w:rFonts w:hint="eastAsia"/>
+                <w:bCs/>
+                <w:szCs w:val="21"/>
+              </w:rPr>
+              <w:t>期</w:t>
             </w:r>
             <w:r>
               <w:rPr>
@@ -23593,6 +23617,7 @@
             <w:pPr>
               <w:jc w:val="center"/>
               <w:rPr>
+                <w:rFonts w:hint="eastAsia"/>
                 <w:bCs/>
                 <w:szCs w:val="21"/>
               </w:rPr>
@@ -23603,7 +23628,31 @@
                 <w:bCs/>
                 <w:szCs w:val="21"/>
               </w:rPr>
-              <w:t>云端同步</w:t>
+              <w:t>云端</w:t>
+            </w:r>
+            <w:r>
+              <w:rPr>
+                <w:rFonts w:hint="eastAsia"/>
+                <w:bCs/>
+                <w:szCs w:val="21"/>
+              </w:rPr>
+              <w:t>公网</w:t>
+            </w:r>
+            <w:r>
+              <w:rPr>
+                <w:rFonts w:hint="eastAsia"/>
+                <w:bCs/>
+                <w:szCs w:val="21"/>
+              </w:rPr>
+              <w:t>app</w:t>
+            </w:r>
+            <w:r>
+              <w:rPr>
+                <w:rFonts w:hint="eastAsia"/>
+                <w:bCs/>
+                <w:szCs w:val="21"/>
+              </w:rPr>
+              <w:t>看板</w:t>
             </w:r>
           </w:p>
         </w:tc>
@@ -23637,15 +23686,7 @@
                 <w:bCs/>
                 <w:szCs w:val="21"/>
               </w:rPr>
-              <w:t>网络正常时可发布</w:t>
-            </w:r>
-            <w:r>
-              <w:rPr>
-                <w:rFonts w:hint="eastAsia"/>
-                <w:bCs/>
-                <w:szCs w:val="21"/>
-              </w:rPr>
-              <w:t xml:space="preserve"> MQTT </w:t>
+              <w:t>正常显示传感器</w:t>
             </w:r>
             <w:r>
               <w:rPr>
@@ -23687,31 +23728,23 @@
                 <w:bCs/>
                 <w:szCs w:val="21"/>
               </w:rPr>
-              <w:t>捕获到</w:t>
-            </w:r>
-            <w:r>
-              <w:rPr>
-                <w:rFonts w:hint="eastAsia"/>
-                <w:bCs/>
-                <w:szCs w:val="21"/>
-              </w:rPr>
-              <w:t>MQTT</w:t>
-            </w:r>
-            <w:r>
-              <w:rPr>
-                <w:rFonts w:hint="eastAsia"/>
-                <w:bCs/>
-                <w:szCs w:val="21"/>
-              </w:rPr>
-              <w:t>传输的</w:t>
-            </w:r>
-            <w:r>
-              <w:rPr>
-                <w:rFonts w:hint="eastAsia"/>
-                <w:bCs/>
-                <w:szCs w:val="21"/>
-              </w:rPr>
-              <w:t>JSON</w:t>
+              <w:t>实时</w:t>
+            </w:r>
+            <w:r>
+              <w:rPr>
+                <w:rFonts w:hint="eastAsia"/>
+                <w:bCs/>
+                <w:szCs w:val="21"/>
+              </w:rPr>
+              <w:t>同步</w:t>
+            </w:r>
+            <w:r>
+              <w:rPr>
+                <w:rFonts w:hint="eastAsia"/>
+                <w:bCs/>
+                <w:szCs w:val="21"/>
+              </w:rPr>
+              <w:t>各个传感器</w:t>
             </w:r>
             <w:r>
               <w:rPr>
@@ -23953,11 +23986,18 @@
             </w:r>
             <w:r>
               <w:rPr>
-                <w:rFonts w:hint="eastAsia"/>
-                <w:bCs/>
-                <w:szCs w:val="21"/>
-              </w:rPr>
-              <w:t>适宜，无需浇水，建议开灯。</w:t>
+                <w:bCs/>
+                <w:szCs w:val="21"/>
+              </w:rPr>
+              <w:t>环境适宜藏红花生长，无需立刻浇水</w:t>
+            </w:r>
+            <w:r>
+              <w:rPr>
+                <w:rFonts w:hint="eastAsia"/>
+                <w:bCs/>
+                <w:szCs w:val="21"/>
+              </w:rPr>
+              <w:t>。</w:t>
             </w:r>
           </w:p>
         </w:tc>
@@ -27263,7 +27303,6 @@
   <w:style w:type="character" w:default="1" w:styleId="a1">
     <w:name w:val="Default Paragraph Font"/>
     <w:uiPriority w:val="1"/>
-    <w:semiHidden/>
     <w:unhideWhenUsed/>
   </w:style>
   <w:style w:type="table" w:default="1" w:styleId="a2">

--- a/毕业论文-基于边缘计算的藏红花全生长周期智能培育系统设计与实现-杨坤.docx
+++ b/毕业论文-基于边缘计算的藏红花全生长周期智能培育系统设计与实现-杨坤.docx
@@ -22998,65 +22998,73 @@
       <w:pPr>
         <w:pStyle w:val="afc"/>
         <w:spacing w:line="360" w:lineRule="auto"/>
-        <w:rPr>
-          <w:lang w:val="zh-CN"/>
-        </w:rPr>
-      </w:pPr>
-      <w:r>
-        <w:rPr>
-          <w:rFonts w:hint="eastAsia"/>
-          <w:lang w:val="zh-CN"/>
-        </w:rPr>
-        <w:t>在手势识别测试环境充分的反应了手势的实时性和准确性</w:t>
-      </w:r>
-      <w:r>
-        <w:rPr>
-          <w:rFonts w:hint="eastAsia"/>
-          <w:lang w:val="zh-CN"/>
-        </w:rPr>
-        <w:t xml:space="preserve">, </w:t>
-      </w:r>
-      <w:r>
-        <w:rPr>
-          <w:rFonts w:hint="eastAsia"/>
-          <w:lang w:val="zh-CN"/>
-        </w:rPr>
-        <w:t>用户在进行手势操作后就可以完成页面的跳转</w:t>
-      </w:r>
-      <w:r>
-        <w:rPr>
-          <w:rFonts w:hint="eastAsia"/>
-          <w:lang w:val="zh-CN"/>
-        </w:rPr>
-        <w:t xml:space="preserve">, </w:t>
-      </w:r>
-      <w:r>
-        <w:rPr>
-          <w:rFonts w:hint="eastAsia"/>
-          <w:lang w:val="zh-CN"/>
-        </w:rPr>
-        <w:t>用户在向右手势后页面成功完成翻页</w:t>
-      </w:r>
-      <w:r>
-        <w:rPr>
-          <w:rFonts w:hint="eastAsia"/>
-          <w:lang w:val="zh-CN"/>
-        </w:rPr>
-        <w:t>,</w:t>
-      </w:r>
-      <w:r>
-        <w:rPr>
-          <w:rFonts w:hint="eastAsia"/>
-          <w:lang w:val="zh-CN"/>
-        </w:rPr>
-        <w:t>向上后成功的手动开启水泵</w:t>
-      </w:r>
-      <w:r>
-        <w:rPr>
-          <w:rFonts w:hint="eastAsia"/>
-          <w:lang w:val="zh-CN"/>
-        </w:rPr>
-        <w:t>。</w:t>
+        <w:jc w:val="center"/>
+        <w:rPr>
+          <w:lang w:val="zh-CN"/>
+        </w:rPr>
+      </w:pPr>
+      <w:r>
+        <w:rPr>
+          <w:lang w:val="zh-CN"/>
+        </w:rPr>
+        <w:drawing>
+          <wp:inline distT="0" distB="0" distL="0" distR="0" wp14:anchorId="4EA94E3C" wp14:editId="502B398D">
+            <wp:extent cx="4201111" cy="4439270"/>
+            <wp:effectExtent l="0" t="0" r="0" b="0"/>
+            <wp:docPr id="1405302603" name="图片 1"/>
+            <wp:cNvGraphicFramePr>
+              <a:graphicFrameLocks xmlns:a="http://schemas.openxmlformats.org/drawingml/2006/main" noChangeAspect="1"/>
+            </wp:cNvGraphicFramePr>
+            <a:graphic xmlns:a="http://schemas.openxmlformats.org/drawingml/2006/main">
+              <a:graphicData uri="http://schemas.openxmlformats.org/drawingml/2006/picture">
+                <pic:pic xmlns:pic="http://schemas.openxmlformats.org/drawingml/2006/picture">
+                  <pic:nvPicPr>
+                    <pic:cNvPr id="1405302603" name=""/>
+                    <pic:cNvPicPr/>
+                  </pic:nvPicPr>
+                  <pic:blipFill>
+                    <a:blip r:embed="rId40"/>
+                    <a:stretch>
+                      <a:fillRect/>
+                    </a:stretch>
+                  </pic:blipFill>
+                  <pic:spPr>
+                    <a:xfrm>
+                      <a:off x="0" y="0"/>
+                      <a:ext cx="4201111" cy="4439270"/>
+                    </a:xfrm>
+                    <a:prstGeom prst="rect">
+                      <a:avLst/>
+                    </a:prstGeom>
+                  </pic:spPr>
+                </pic:pic>
+              </a:graphicData>
+            </a:graphic>
+          </wp:inline>
+        </w:drawing>
+      </w:r>
+    </w:p>
+    <w:p>
+      <w:pPr>
+        <w:pStyle w:val="aff"/>
+      </w:pPr>
+      <w:r>
+        <w:rPr>
+          <w:rFonts w:hint="eastAsia"/>
+        </w:rPr>
+        <w:t>图</w:t>
+      </w:r>
+      <w:r>
+        <w:rPr>
+          <w:rFonts w:hint="eastAsia"/>
+        </w:rPr>
+        <w:t xml:space="preserve">6.6  </w:t>
+      </w:r>
+      <w:r>
+        <w:rPr>
+          <w:rFonts w:hint="eastAsia"/>
+        </w:rPr>
+        <w:t>智能灌溉策略下水泵自动触发测试</w:t>
       </w:r>
     </w:p>
     <w:p>
@@ -23069,9 +23077,75 @@
       </w:pPr>
       <w:r>
         <w:rPr>
+          <w:rFonts w:hint="eastAsia"/>
+          <w:lang w:val="zh-CN"/>
+        </w:rPr>
+        <w:t>在手势识别测试环境充分的反应了手势的实时性和准确性</w:t>
+      </w:r>
+      <w:r>
+        <w:rPr>
+          <w:rFonts w:hint="eastAsia"/>
+          <w:lang w:val="zh-CN"/>
+        </w:rPr>
+        <w:t xml:space="preserve">, </w:t>
+      </w:r>
+      <w:r>
+        <w:rPr>
+          <w:rFonts w:hint="eastAsia"/>
+          <w:lang w:val="zh-CN"/>
+        </w:rPr>
+        <w:t>用户在进行手势操作后就可以完成页面的跳转</w:t>
+      </w:r>
+      <w:r>
+        <w:rPr>
+          <w:rFonts w:hint="eastAsia"/>
+          <w:lang w:val="zh-CN"/>
+        </w:rPr>
+        <w:t xml:space="preserve">, </w:t>
+      </w:r>
+      <w:r>
+        <w:rPr>
+          <w:rFonts w:hint="eastAsia"/>
+          <w:lang w:val="zh-CN"/>
+        </w:rPr>
+        <w:t>用户在向右手势后页面成功完成翻页</w:t>
+      </w:r>
+      <w:r>
+        <w:rPr>
+          <w:rFonts w:hint="eastAsia"/>
+          <w:lang w:val="zh-CN"/>
+        </w:rPr>
+        <w:t>,</w:t>
+      </w:r>
+      <w:r>
+        <w:rPr>
+          <w:rFonts w:hint="eastAsia"/>
+          <w:lang w:val="zh-CN"/>
+        </w:rPr>
+        <w:t>向上后成功的手动开启水泵</w:t>
+      </w:r>
+      <w:r>
+        <w:rPr>
+          <w:rFonts w:hint="eastAsia"/>
+          <w:lang w:val="zh-CN"/>
+        </w:rPr>
+        <w:t>。</w:t>
+      </w:r>
+    </w:p>
+    <w:p>
+      <w:pPr>
+        <w:pStyle w:val="afc"/>
+        <w:spacing w:line="360" w:lineRule="auto"/>
+        <w:rPr>
+          <w:lang w:val="zh-CN"/>
+        </w:rPr>
+      </w:pPr>
+      <w:r>
+        <w:rPr>
           <w:noProof/>
           <w:lang w:val="zh-CN"/>
         </w:rPr>
+        <w:lastRenderedPageBreak/>
         <w:drawing>
           <wp:inline distT="0" distB="0" distL="0" distR="0" wp14:anchorId="14B537A6" wp14:editId="54BB204F">
             <wp:extent cx="5076825" cy="2400300"/>
@@ -23090,7 +23164,7 @@
                     </pic:cNvPicPr>
                   </pic:nvPicPr>
                   <pic:blipFill>
-                    <a:blip r:embed="rId40">
+                    <a:blip r:embed="rId41">
                       <a:extLst>
                         <a:ext uri="{28A0092B-C50C-407E-A947-70E740481C1C}">
                           <a14:useLocalDpi xmlns:a14="http://schemas.microsoft.com/office/drawing/2010/main" val="0"/>
@@ -23175,7 +23249,7 @@
                     <pic:cNvPicPr/>
                   </pic:nvPicPr>
                   <pic:blipFill>
-                    <a:blip r:embed="rId41"/>
+                    <a:blip r:embed="rId42"/>
                     <a:stretch>
                       <a:fillRect/>
                     </a:stretch>
@@ -23292,7 +23366,6 @@
         <w:rPr>
           <w:rFonts w:hint="eastAsia"/>
         </w:rPr>
-        <w:lastRenderedPageBreak/>
         <w:t>表</w:t>
       </w:r>
       <w:r>
@@ -23470,7 +23543,6 @@
             <w:pPr>
               <w:jc w:val="center"/>
               <w:rPr>
-                <w:rFonts w:hint="eastAsia"/>
                 <w:bCs/>
                 <w:szCs w:val="21"/>
               </w:rPr>
@@ -23617,7 +23689,6 @@
             <w:pPr>
               <w:jc w:val="center"/>
               <w:rPr>
-                <w:rFonts w:hint="eastAsia"/>
                 <w:bCs/>
                 <w:szCs w:val="21"/>
               </w:rPr>
@@ -24045,7 +24116,15 @@
           <w:rFonts w:hint="eastAsia"/>
           <w:lang w:val="zh-CN"/>
         </w:rPr>
-        <w:t>从系统测试的过程可以看出，本文设计的智能培育系统可以达到环境监测、自动控制、数据存储、可视化管理等主要目的。如果实测结果表明温湿度、光照和土壤湿度数据可以稳定刷新，可以持续写入数据库，那么说明设备端采集链路和边缘端数据处理链路工作正常；如果控制命令可以被设备端正确解析并执行器动作和日志记录一致，则说明系统控制闭环设计合理。</w:t>
+        <w:t>从系统测试的过程可以看出，本文设计的智能培育系统可以达到环境监测、自动控制、数据存储、可视化管理等主要目的。如果实测结果</w:t>
+      </w:r>
+      <w:r>
+        <w:rPr>
+          <w:rFonts w:hint="eastAsia"/>
+          <w:lang w:val="zh-CN"/>
+        </w:rPr>
+        <w:lastRenderedPageBreak/>
+        <w:t>表明温湿度、光照和土壤湿度数据可以稳定刷新，可以持续写入数据库，那么说明设备端采集链路和边缘端数据处理链路工作正常；如果控制命令可以被设备端正确解析并执行器动作和日志记录一致，则说明系统控制闭环设计合理。</w:t>
       </w:r>
     </w:p>
     <w:p>
@@ -24107,7 +24186,6 @@
         <w:rPr>
           <w:rFonts w:hint="eastAsia"/>
         </w:rPr>
-        <w:lastRenderedPageBreak/>
         <w:t xml:space="preserve">7 </w:t>
       </w:r>
       <w:r>
@@ -24226,6 +24304,7 @@
           <w:rFonts w:hint="eastAsia"/>
           <w:lang w:val="zh-CN"/>
         </w:rPr>
+        <w:lastRenderedPageBreak/>
         <w:t>经过系统的方案设计、硬件连接实现、软件平台开发、功能测试可知，本文所建立的系统有如下特点，一是分层结构的设计比较清楚，二是实现了从环境感知到控制执行的闭环，三是边缘端具备较强的本地自治能力，即使云端连接断开也能继续工作，四是系统具有较好的扩展性，可以增加更多的传感器、执行器以及智能分析模块。本文基本达到了预期的研究目的，给小型特色作物的智能培育提供了一种可行的实现途径。</w:t>
       </w:r>
     </w:p>
@@ -24335,15 +24414,7 @@
           <w:rFonts w:hint="eastAsia"/>
           <w:lang w:val="zh-CN"/>
         </w:rPr>
-        <w:t>提取色彩特</w:t>
-      </w:r>
-      <w:r>
-        <w:rPr>
-          <w:rFonts w:hint="eastAsia"/>
-          <w:lang w:val="zh-CN"/>
-        </w:rPr>
-        <w:lastRenderedPageBreak/>
-        <w:t>征来判断花期，容易受到环境光线的影响，之后会在树莓派上部署更加鲁棒的轻量化目标检测视觉模型。另外，系统目前的</w:t>
+        <w:t>提取色彩特征来判断花期，容易受到环境光线的影响，之后会在树莓派上部署更加鲁棒的轻量化目标检测视觉模型。另外，系统目前的</w:t>
       </w:r>
       <w:r>
         <w:rPr>
@@ -24424,7 +24495,15 @@
           <w:rFonts w:hint="eastAsia"/>
           <w:lang w:val="zh-CN"/>
         </w:rPr>
-        <w:t>后端、数据库、图像处理、物联网通信等方面的知识进行了综合应用，也更加清楚地认识到系统集成与单点功能实现的不同。项目推进的过程中，由于调试硬件，兼容接口，部署环境以及多模块联调所耗费的时间大大超过计划，说明工程实践不只是对编程能力的考核，也是对问题定位，方案取舍，整体规划能力的检验。</w:t>
+        <w:t>后端、数据库、图像处理、物联网通信等方面的知识进行了综合应用，也更加清楚地认识</w:t>
+      </w:r>
+      <w:r>
+        <w:rPr>
+          <w:rFonts w:hint="eastAsia"/>
+          <w:lang w:val="zh-CN"/>
+        </w:rPr>
+        <w:lastRenderedPageBreak/>
+        <w:t>到系统集成与单点功能实现的不同。项目推进的过程中，由于调试硬件，兼容接口，部署环境以及多模块联调所耗费的时间大大超过计划，说明工程实践不只是对编程能力的考核，也是对问题定位，方案取舍，整体规划能力的检验。</w:t>
       </w:r>
     </w:p>
     <w:p>
@@ -26491,8 +26570,8 @@
       </w:pPr>
     </w:p>
     <w:sectPr>
-      <w:headerReference w:type="default" r:id="rId42"/>
-      <w:footerReference w:type="default" r:id="rId43"/>
+      <w:headerReference w:type="default" r:id="rId43"/>
+      <w:footerReference w:type="default" r:id="rId44"/>
       <w:pgSz w:w="11906" w:h="16838"/>
       <w:pgMar w:top="1417" w:right="1417" w:bottom="1417" w:left="1701" w:header="851" w:footer="992" w:gutter="0"/>
       <w:pgNumType w:start="1"/>
@@ -27303,6 +27382,7 @@
   <w:style w:type="character" w:default="1" w:styleId="a1">
     <w:name w:val="Default Paragraph Font"/>
     <w:uiPriority w:val="1"/>
+    <w:semiHidden/>
     <w:unhideWhenUsed/>
   </w:style>
   <w:style w:type="table" w:default="1" w:styleId="a2">

--- a/毕业论文-基于边缘计算的藏红花全生长周期智能培育系统设计与实现-杨坤.docx
+++ b/毕业论文-基于边缘计算的藏红花全生长周期智能培育系统设计与实现-杨坤.docx
@@ -22053,8 +22053,8 @@
       </w:tblPr>
       <w:tblGrid>
         <w:gridCol w:w="1473"/>
-        <w:gridCol w:w="1796"/>
-        <w:gridCol w:w="2469"/>
+        <w:gridCol w:w="1896"/>
+        <w:gridCol w:w="2369"/>
         <w:gridCol w:w="2784"/>
       </w:tblGrid>
       <w:tr>
@@ -22229,6 +22229,7 @@
             <w:pPr>
               <w:jc w:val="center"/>
               <w:rPr>
+                <w:rFonts w:hint="eastAsia"/>
                 <w:bCs/>
                 <w:szCs w:val="21"/>
               </w:rPr>
@@ -22239,7 +22240,7 @@
                 <w:bCs/>
                 <w:szCs w:val="21"/>
               </w:rPr>
-              <w:t>水泵手动开启</w:t>
+              <w:t>智能灌溉</w:t>
             </w:r>
           </w:p>
         </w:tc>
@@ -22274,7 +22275,7 @@
                 <w:bCs/>
                 <w:szCs w:val="21"/>
               </w:rPr>
-              <w:t>页面下发开启命令</w:t>
+              <w:t>下发开启自动模式</w:t>
             </w:r>
           </w:p>
         </w:tc>
@@ -22309,7 +22310,15 @@
                 <w:bCs/>
                 <w:szCs w:val="21"/>
               </w:rPr>
-              <w:t>水泵启动、日志记录成功</w:t>
+              <w:t>水泵</w:t>
+            </w:r>
+            <w:r>
+              <w:rPr>
+                <w:rFonts w:hint="eastAsia"/>
+                <w:bCs/>
+                <w:szCs w:val="21"/>
+              </w:rPr>
+              <w:t>根据策略触发灌溉</w:t>
             </w:r>
           </w:p>
         </w:tc>
@@ -22344,23 +22353,15 @@
                 <w:bCs/>
                 <w:szCs w:val="21"/>
               </w:rPr>
-              <w:t>水泵启动</w:t>
-            </w:r>
-            <w:r>
-              <w:rPr>
-                <w:rFonts w:hint="eastAsia"/>
-                <w:bCs/>
-                <w:szCs w:val="21"/>
-              </w:rPr>
-              <w:t>,</w:t>
-            </w:r>
-            <w:r>
-              <w:rPr>
-                <w:rFonts w:hint="eastAsia"/>
-                <w:bCs/>
-                <w:szCs w:val="21"/>
-              </w:rPr>
-              <w:t>新增一条开启记录</w:t>
+              <w:t>水泵</w:t>
+            </w:r>
+            <w:r>
+              <w:rPr>
+                <w:rFonts w:hint="eastAsia"/>
+                <w:bCs/>
+                <w:szCs w:val="21"/>
+              </w:rPr>
+              <w:t>成功启动</w:t>
             </w:r>
           </w:p>
         </w:tc>
@@ -22400,312 +22401,6 @@
                 <w:bCs/>
                 <w:szCs w:val="21"/>
               </w:rPr>
-              <w:t>水泵手动关闭</w:t>
-            </w:r>
-          </w:p>
-        </w:tc>
-        <w:tc>
-          <w:tcPr>
-            <w:tcW w:w="0" w:type="auto"/>
-            <w:tcBorders>
-              <w:top w:val="nil"/>
-              <w:left w:val="nil"/>
-              <w:bottom w:val="nil"/>
-              <w:right w:val="nil"/>
-            </w:tcBorders>
-            <w:tcMar>
-              <w:top w:w="-1" w:type="dxa"/>
-              <w:left w:w="-1" w:type="dxa"/>
-              <w:bottom w:w="-1" w:type="dxa"/>
-              <w:right w:w="-1" w:type="dxa"/>
-            </w:tcMar>
-            <w:vAlign w:val="center"/>
-          </w:tcPr>
-          <w:p>
-            <w:pPr>
-              <w:jc w:val="center"/>
-              <w:rPr>
-                <w:bCs/>
-                <w:szCs w:val="21"/>
-              </w:rPr>
-            </w:pPr>
-            <w:r>
-              <w:rPr>
-                <w:rFonts w:hint="eastAsia"/>
-                <w:bCs/>
-                <w:szCs w:val="21"/>
-              </w:rPr>
-              <w:t>页面下发关闭命令</w:t>
-            </w:r>
-          </w:p>
-        </w:tc>
-        <w:tc>
-          <w:tcPr>
-            <w:tcW w:w="0" w:type="auto"/>
-            <w:tcBorders>
-              <w:top w:val="nil"/>
-              <w:left w:val="nil"/>
-              <w:bottom w:val="nil"/>
-              <w:right w:val="nil"/>
-            </w:tcBorders>
-            <w:tcMar>
-              <w:top w:w="-1" w:type="dxa"/>
-              <w:left w:w="-1" w:type="dxa"/>
-              <w:bottom w:w="-1" w:type="dxa"/>
-              <w:right w:w="-1" w:type="dxa"/>
-            </w:tcMar>
-            <w:vAlign w:val="center"/>
-          </w:tcPr>
-          <w:p>
-            <w:pPr>
-              <w:jc w:val="center"/>
-              <w:rPr>
-                <w:bCs/>
-                <w:szCs w:val="21"/>
-              </w:rPr>
-            </w:pPr>
-            <w:r>
-              <w:rPr>
-                <w:rFonts w:hint="eastAsia"/>
-                <w:bCs/>
-                <w:szCs w:val="21"/>
-              </w:rPr>
-              <w:t>水泵停止、日志记录成功</w:t>
-            </w:r>
-          </w:p>
-        </w:tc>
-        <w:tc>
-          <w:tcPr>
-            <w:tcW w:w="2784" w:type="dxa"/>
-            <w:tcBorders>
-              <w:top w:val="nil"/>
-              <w:left w:val="nil"/>
-              <w:bottom w:val="nil"/>
-              <w:right w:val="nil"/>
-            </w:tcBorders>
-            <w:tcMar>
-              <w:top w:w="-1" w:type="dxa"/>
-              <w:left w:w="-1" w:type="dxa"/>
-              <w:bottom w:w="-1" w:type="dxa"/>
-              <w:right w:w="-1" w:type="dxa"/>
-            </w:tcMar>
-            <w:vAlign w:val="center"/>
-          </w:tcPr>
-          <w:p>
-            <w:pPr>
-              <w:jc w:val="center"/>
-              <w:rPr>
-                <w:bCs/>
-                <w:szCs w:val="21"/>
-              </w:rPr>
-            </w:pPr>
-            <w:r>
-              <w:rPr>
-                <w:rFonts w:hint="eastAsia"/>
-                <w:bCs/>
-                <w:szCs w:val="21"/>
-              </w:rPr>
-              <w:t>水泵停止</w:t>
-            </w:r>
-            <w:r>
-              <w:rPr>
-                <w:rFonts w:hint="eastAsia"/>
-                <w:bCs/>
-                <w:szCs w:val="21"/>
-              </w:rPr>
-              <w:t>,</w:t>
-            </w:r>
-            <w:r>
-              <w:rPr>
-                <w:rFonts w:hint="eastAsia"/>
-                <w:bCs/>
-                <w:szCs w:val="21"/>
-              </w:rPr>
-              <w:t>新增一条关闭记录</w:t>
-            </w:r>
-          </w:p>
-        </w:tc>
-      </w:tr>
-      <w:tr>
-        <w:trPr>
-          <w:jc w:val="center"/>
-        </w:trPr>
-        <w:tc>
-          <w:tcPr>
-            <w:tcW w:w="1473" w:type="dxa"/>
-            <w:tcBorders>
-              <w:top w:val="nil"/>
-              <w:left w:val="nil"/>
-              <w:bottom w:val="nil"/>
-              <w:right w:val="nil"/>
-            </w:tcBorders>
-            <w:tcMar>
-              <w:top w:w="-1" w:type="dxa"/>
-              <w:left w:w="-1" w:type="dxa"/>
-              <w:bottom w:w="-1" w:type="dxa"/>
-              <w:right w:w="-1" w:type="dxa"/>
-            </w:tcMar>
-            <w:vAlign w:val="center"/>
-          </w:tcPr>
-          <w:p>
-            <w:pPr>
-              <w:jc w:val="center"/>
-              <w:rPr>
-                <w:bCs/>
-                <w:szCs w:val="21"/>
-              </w:rPr>
-            </w:pPr>
-            <w:r>
-              <w:rPr>
-                <w:rFonts w:hint="eastAsia"/>
-                <w:bCs/>
-                <w:szCs w:val="21"/>
-              </w:rPr>
-              <w:t>警示灯控制</w:t>
-            </w:r>
-          </w:p>
-        </w:tc>
-        <w:tc>
-          <w:tcPr>
-            <w:tcW w:w="0" w:type="auto"/>
-            <w:tcBorders>
-              <w:top w:val="nil"/>
-              <w:left w:val="nil"/>
-              <w:bottom w:val="nil"/>
-              <w:right w:val="nil"/>
-            </w:tcBorders>
-            <w:tcMar>
-              <w:top w:w="-1" w:type="dxa"/>
-              <w:left w:w="-1" w:type="dxa"/>
-              <w:bottom w:w="-1" w:type="dxa"/>
-              <w:right w:w="-1" w:type="dxa"/>
-            </w:tcMar>
-            <w:vAlign w:val="center"/>
-          </w:tcPr>
-          <w:p>
-            <w:pPr>
-              <w:jc w:val="center"/>
-              <w:rPr>
-                <w:bCs/>
-                <w:szCs w:val="21"/>
-              </w:rPr>
-            </w:pPr>
-            <w:r>
-              <w:rPr>
-                <w:rFonts w:hint="eastAsia"/>
-                <w:bCs/>
-                <w:szCs w:val="21"/>
-              </w:rPr>
-              <w:t>不健康环境触发</w:t>
-            </w:r>
-          </w:p>
-        </w:tc>
-        <w:tc>
-          <w:tcPr>
-            <w:tcW w:w="0" w:type="auto"/>
-            <w:tcBorders>
-              <w:top w:val="nil"/>
-              <w:left w:val="nil"/>
-              <w:bottom w:val="nil"/>
-              <w:right w:val="nil"/>
-            </w:tcBorders>
-            <w:tcMar>
-              <w:top w:w="-1" w:type="dxa"/>
-              <w:left w:w="-1" w:type="dxa"/>
-              <w:bottom w:w="-1" w:type="dxa"/>
-              <w:right w:w="-1" w:type="dxa"/>
-            </w:tcMar>
-            <w:vAlign w:val="center"/>
-          </w:tcPr>
-          <w:p>
-            <w:pPr>
-              <w:jc w:val="center"/>
-              <w:rPr>
-                <w:bCs/>
-                <w:szCs w:val="21"/>
-              </w:rPr>
-            </w:pPr>
-            <w:r>
-              <w:rPr>
-                <w:rFonts w:hint="eastAsia"/>
-                <w:bCs/>
-                <w:szCs w:val="21"/>
-              </w:rPr>
-              <w:t>警示灯快速闪烁</w:t>
-            </w:r>
-          </w:p>
-        </w:tc>
-        <w:tc>
-          <w:tcPr>
-            <w:tcW w:w="2784" w:type="dxa"/>
-            <w:tcBorders>
-              <w:top w:val="nil"/>
-              <w:left w:val="nil"/>
-              <w:bottom w:val="nil"/>
-              <w:right w:val="nil"/>
-            </w:tcBorders>
-            <w:tcMar>
-              <w:top w:w="-1" w:type="dxa"/>
-              <w:left w:w="-1" w:type="dxa"/>
-              <w:bottom w:w="-1" w:type="dxa"/>
-              <w:right w:w="-1" w:type="dxa"/>
-            </w:tcMar>
-            <w:vAlign w:val="center"/>
-          </w:tcPr>
-          <w:p>
-            <w:pPr>
-              <w:jc w:val="center"/>
-              <w:rPr>
-                <w:bCs/>
-                <w:szCs w:val="21"/>
-              </w:rPr>
-            </w:pPr>
-            <w:r>
-              <w:rPr>
-                <w:rFonts w:hint="eastAsia"/>
-                <w:bCs/>
-                <w:szCs w:val="21"/>
-              </w:rPr>
-              <w:t>警示灯开始闪烁</w:t>
-            </w:r>
-          </w:p>
-        </w:tc>
-      </w:tr>
-      <w:tr>
-        <w:trPr>
-          <w:jc w:val="center"/>
-        </w:trPr>
-        <w:tc>
-          <w:tcPr>
-            <w:tcW w:w="1473" w:type="dxa"/>
-            <w:tcBorders>
-              <w:top w:val="nil"/>
-              <w:left w:val="nil"/>
-              <w:bottom w:val="nil"/>
-              <w:right w:val="nil"/>
-            </w:tcBorders>
-            <w:tcMar>
-              <w:top w:w="-1" w:type="dxa"/>
-              <w:left w:w="-1" w:type="dxa"/>
-              <w:bottom w:w="-1" w:type="dxa"/>
-              <w:right w:w="-1" w:type="dxa"/>
-            </w:tcMar>
-            <w:vAlign w:val="center"/>
-          </w:tcPr>
-          <w:p>
-            <w:pPr>
-              <w:jc w:val="center"/>
-              <w:rPr>
-                <w:bCs/>
-                <w:szCs w:val="21"/>
-              </w:rPr>
-            </w:pPr>
-            <w:r>
-              <w:rPr>
-                <w:rFonts w:hint="eastAsia"/>
-                <w:bCs/>
-                <w:szCs w:val="21"/>
-              </w:rPr>
               <w:t xml:space="preserve">LED </w:t>
             </w:r>
             <w:r>
@@ -23005,6 +22700,7 @@
       </w:pPr>
       <w:r>
         <w:rPr>
+          <w:noProof/>
           <w:lang w:val="zh-CN"/>
         </w:rPr>
         <w:drawing>

--- a/毕业论文-基于边缘计算的藏红花全生长周期智能培育系统设计与实现-杨坤.docx
+++ b/毕业论文-基于边缘计算的藏红花全生长周期智能培育系统设计与实现-杨坤.docx
@@ -586,6 +586,7 @@
                 <w:szCs w:val="21"/>
               </w:rPr>
             </w:pPr>
+            <w:proofErr w:type="gramStart"/>
             <w:r>
               <w:rPr>
                 <w:rFonts w:ascii="宋体" w:hint="eastAsia"/>
@@ -594,6 +595,7 @@
               </w:rPr>
               <w:t>杨坤</w:t>
             </w:r>
+            <w:proofErr w:type="gramEnd"/>
           </w:p>
         </w:tc>
         <w:tc>
@@ -1891,6 +1893,7 @@
         </w:rPr>
         <w:t>虚拟串口接收设备数据，使用</w:t>
       </w:r>
+      <w:proofErr w:type="spellStart"/>
       <w:r>
         <w:rPr>
           <w:rFonts w:hint="eastAsia"/>
@@ -1898,6 +1901,7 @@
         </w:rPr>
         <w:t>MicroPython</w:t>
       </w:r>
+      <w:proofErr w:type="spellEnd"/>
       <w:r>
         <w:rPr>
           <w:rFonts w:hint="eastAsia"/>
@@ -2177,7 +2181,315 @@
           <w:sz w:val="24"/>
           <w:shd w:val="clear" w:color="auto" w:fill="FDFDFE"/>
         </w:rPr>
-        <w:t>To address the shortcomings of traditional saffron cultivation, such as lack of continuous environmental monitoring, reliance on manual experience for irrigation, and weak data record and remote control capabilities. an intelligent saffron cultivation system base on edge computing was created to improve realtime monitoring, automatic control; and inteliigence throughout the cultivation process. The system employs an overall architecture of device side, edge side, and cloud based expansion. Using an STM32F411 as the hardware core, It collects environmental parameters such as temperature, humidity, light intensity, and soil moisture, controls actuators, displays data on an OLED, and enables on-site interaction. Raspberry Pi 4B serves as the edge gateway, receiving device data via a USB virtual serial port. MicroPython, Flask, and SQLite are used for realtime monitoring, historical data storage, web visualization, user access management, and automatic irrigation strategy configuration. MQTT is then used for cloudbase data expansion and remote access. Finally, opencv image analysis and local lightweight models are combined to enhance the system's environmental assessment and decisionmaking capabilities. The system test results show that this system can effectively perform task such as realtime monitoring of the saffron cultivation environm ent, manual and automatic irrigation control, historical date visualization, and edge intelligent analysis. It features low cost, flexible deployment, and strong scalability, and can provide a feasible engineering solution for small scale intelligent cultivation of specialty economic crops.</w:t>
+        <w:t xml:space="preserve">To address the shortcomings of traditional saffron cultivation, such as lack of continuous environmental monitoring, reliance on manual experience for irrigation, and weak data record and </w:t>
+      </w:r>
+      <w:proofErr w:type="gramStart"/>
+      <w:r>
+        <w:rPr>
+          <w:rFonts w:hint="eastAsia"/>
+          <w:sz w:val="24"/>
+          <w:shd w:val="clear" w:color="auto" w:fill="FDFDFE"/>
+        </w:rPr>
+        <w:t>remote control</w:t>
+      </w:r>
+      <w:proofErr w:type="gramEnd"/>
+      <w:r>
+        <w:rPr>
+          <w:rFonts w:hint="eastAsia"/>
+          <w:sz w:val="24"/>
+          <w:shd w:val="clear" w:color="auto" w:fill="FDFDFE"/>
+        </w:rPr>
+        <w:t xml:space="preserve"> capabilities. </w:t>
+      </w:r>
+      <w:proofErr w:type="gramStart"/>
+      <w:r>
+        <w:rPr>
+          <w:rFonts w:hint="eastAsia"/>
+          <w:sz w:val="24"/>
+          <w:shd w:val="clear" w:color="auto" w:fill="FDFDFE"/>
+        </w:rPr>
+        <w:t>an</w:t>
+      </w:r>
+      <w:proofErr w:type="gramEnd"/>
+      <w:r>
+        <w:rPr>
+          <w:rFonts w:hint="eastAsia"/>
+          <w:sz w:val="24"/>
+          <w:shd w:val="clear" w:color="auto" w:fill="FDFDFE"/>
+        </w:rPr>
+        <w:t xml:space="preserve"> intelligent saffron cultivation system </w:t>
+      </w:r>
+      <w:proofErr w:type="spellStart"/>
+      <w:proofErr w:type="gramStart"/>
+      <w:r>
+        <w:rPr>
+          <w:rFonts w:hint="eastAsia"/>
+          <w:sz w:val="24"/>
+          <w:shd w:val="clear" w:color="auto" w:fill="FDFDFE"/>
+        </w:rPr>
+        <w:t>base</w:t>
+      </w:r>
+      <w:proofErr w:type="spellEnd"/>
+      <w:proofErr w:type="gramEnd"/>
+      <w:r>
+        <w:rPr>
+          <w:rFonts w:hint="eastAsia"/>
+          <w:sz w:val="24"/>
+          <w:shd w:val="clear" w:color="auto" w:fill="FDFDFE"/>
+        </w:rPr>
+        <w:t xml:space="preserve"> on edge computing was created to improve </w:t>
+      </w:r>
+      <w:proofErr w:type="spellStart"/>
+      <w:r>
+        <w:rPr>
+          <w:rFonts w:hint="eastAsia"/>
+          <w:sz w:val="24"/>
+          <w:shd w:val="clear" w:color="auto" w:fill="FDFDFE"/>
+        </w:rPr>
+        <w:t>realtime</w:t>
+      </w:r>
+      <w:proofErr w:type="spellEnd"/>
+      <w:r>
+        <w:rPr>
+          <w:rFonts w:hint="eastAsia"/>
+          <w:sz w:val="24"/>
+          <w:shd w:val="clear" w:color="auto" w:fill="FDFDFE"/>
+        </w:rPr>
+        <w:t xml:space="preserve"> monitoring, automatic control; and </w:t>
+      </w:r>
+      <w:proofErr w:type="spellStart"/>
+      <w:r>
+        <w:rPr>
+          <w:rFonts w:hint="eastAsia"/>
+          <w:sz w:val="24"/>
+          <w:shd w:val="clear" w:color="auto" w:fill="FDFDFE"/>
+        </w:rPr>
+        <w:t>inteliigence</w:t>
+      </w:r>
+      <w:proofErr w:type="spellEnd"/>
+      <w:r>
+        <w:rPr>
+          <w:rFonts w:hint="eastAsia"/>
+          <w:sz w:val="24"/>
+          <w:shd w:val="clear" w:color="auto" w:fill="FDFDFE"/>
+        </w:rPr>
+        <w:t xml:space="preserve"> throughout the cultivation process. The system employs an overall architecture of device side, edge side, and </w:t>
+      </w:r>
+      <w:proofErr w:type="gramStart"/>
+      <w:r>
+        <w:rPr>
+          <w:rFonts w:hint="eastAsia"/>
+          <w:sz w:val="24"/>
+          <w:shd w:val="clear" w:color="auto" w:fill="FDFDFE"/>
+        </w:rPr>
+        <w:t>cloud based</w:t>
+      </w:r>
+      <w:proofErr w:type="gramEnd"/>
+      <w:r>
+        <w:rPr>
+          <w:rFonts w:hint="eastAsia"/>
+          <w:sz w:val="24"/>
+          <w:shd w:val="clear" w:color="auto" w:fill="FDFDFE"/>
+        </w:rPr>
+        <w:t xml:space="preserve"> expansion. Using an STM32F411 as the hardware core, </w:t>
+      </w:r>
+      <w:proofErr w:type="gramStart"/>
+      <w:r>
+        <w:rPr>
+          <w:rFonts w:hint="eastAsia"/>
+          <w:sz w:val="24"/>
+          <w:shd w:val="clear" w:color="auto" w:fill="FDFDFE"/>
+        </w:rPr>
+        <w:t>It</w:t>
+      </w:r>
+      <w:proofErr w:type="gramEnd"/>
+      <w:r>
+        <w:rPr>
+          <w:rFonts w:hint="eastAsia"/>
+          <w:sz w:val="24"/>
+          <w:shd w:val="clear" w:color="auto" w:fill="FDFDFE"/>
+        </w:rPr>
+        <w:t xml:space="preserve"> collects environmental parameters such as temperature, humidity, light intensity, and soil moisture, controls actuators, displays data on an OLED, and enables on-site interaction. Raspberry Pi 4B serves as the edge gateway, receiving device data via a USB virtual serial port. </w:t>
+      </w:r>
+      <w:proofErr w:type="spellStart"/>
+      <w:r>
+        <w:rPr>
+          <w:rFonts w:hint="eastAsia"/>
+          <w:sz w:val="24"/>
+          <w:shd w:val="clear" w:color="auto" w:fill="FDFDFE"/>
+        </w:rPr>
+        <w:t>MicroPython</w:t>
+      </w:r>
+      <w:proofErr w:type="spellEnd"/>
+      <w:r>
+        <w:rPr>
+          <w:rFonts w:hint="eastAsia"/>
+          <w:sz w:val="24"/>
+          <w:shd w:val="clear" w:color="auto" w:fill="FDFDFE"/>
+        </w:rPr>
+        <w:t xml:space="preserve">, Flask, and SQLite are used for </w:t>
+      </w:r>
+      <w:proofErr w:type="spellStart"/>
+      <w:r>
+        <w:rPr>
+          <w:rFonts w:hint="eastAsia"/>
+          <w:sz w:val="24"/>
+          <w:shd w:val="clear" w:color="auto" w:fill="FDFDFE"/>
+        </w:rPr>
+        <w:t>realtime</w:t>
+      </w:r>
+      <w:proofErr w:type="spellEnd"/>
+      <w:r>
+        <w:rPr>
+          <w:rFonts w:hint="eastAsia"/>
+          <w:sz w:val="24"/>
+          <w:shd w:val="clear" w:color="auto" w:fill="FDFDFE"/>
+        </w:rPr>
+        <w:t xml:space="preserve"> monitoring, historical data storage, web visualization, user access management, and automatic irrigation strategy configuration. MQTT is then used for </w:t>
+      </w:r>
+      <w:proofErr w:type="spellStart"/>
+      <w:r>
+        <w:rPr>
+          <w:rFonts w:hint="eastAsia"/>
+          <w:sz w:val="24"/>
+          <w:shd w:val="clear" w:color="auto" w:fill="FDFDFE"/>
+        </w:rPr>
+        <w:t>cloudbase</w:t>
+      </w:r>
+      <w:proofErr w:type="spellEnd"/>
+      <w:r>
+        <w:rPr>
+          <w:rFonts w:hint="eastAsia"/>
+          <w:sz w:val="24"/>
+          <w:shd w:val="clear" w:color="auto" w:fill="FDFDFE"/>
+        </w:rPr>
+        <w:t xml:space="preserve"> data expansion and remote access. Finally, </w:t>
+      </w:r>
+      <w:proofErr w:type="spellStart"/>
+      <w:r>
+        <w:rPr>
+          <w:rFonts w:hint="eastAsia"/>
+          <w:sz w:val="24"/>
+          <w:shd w:val="clear" w:color="auto" w:fill="FDFDFE"/>
+        </w:rPr>
+        <w:t>opencv</w:t>
+      </w:r>
+      <w:proofErr w:type="spellEnd"/>
+      <w:r>
+        <w:rPr>
+          <w:rFonts w:hint="eastAsia"/>
+          <w:sz w:val="24"/>
+          <w:shd w:val="clear" w:color="auto" w:fill="FDFDFE"/>
+        </w:rPr>
+        <w:t xml:space="preserve"> image analysis and local lightweight models are combined to enhance the system's environmental assessment and </w:t>
+      </w:r>
+      <w:proofErr w:type="spellStart"/>
+      <w:r>
+        <w:rPr>
+          <w:rFonts w:hint="eastAsia"/>
+          <w:sz w:val="24"/>
+          <w:shd w:val="clear" w:color="auto" w:fill="FDFDFE"/>
+        </w:rPr>
+        <w:t>decisionmaking</w:t>
+      </w:r>
+      <w:proofErr w:type="spellEnd"/>
+      <w:r>
+        <w:rPr>
+          <w:rFonts w:hint="eastAsia"/>
+          <w:sz w:val="24"/>
+          <w:shd w:val="clear" w:color="auto" w:fill="FDFDFE"/>
+        </w:rPr>
+        <w:t xml:space="preserve"> capabilities. The system test results show that this system can effectively perform </w:t>
+      </w:r>
+      <w:proofErr w:type="gramStart"/>
+      <w:r>
+        <w:rPr>
+          <w:rFonts w:hint="eastAsia"/>
+          <w:sz w:val="24"/>
+          <w:shd w:val="clear" w:color="auto" w:fill="FDFDFE"/>
+        </w:rPr>
+        <w:t>task</w:t>
+      </w:r>
+      <w:proofErr w:type="gramEnd"/>
+      <w:r>
+        <w:rPr>
+          <w:rFonts w:hint="eastAsia"/>
+          <w:sz w:val="24"/>
+          <w:shd w:val="clear" w:color="auto" w:fill="FDFDFE"/>
+        </w:rPr>
+        <w:t xml:space="preserve"> such as </w:t>
+      </w:r>
+      <w:proofErr w:type="spellStart"/>
+      <w:r>
+        <w:rPr>
+          <w:rFonts w:hint="eastAsia"/>
+          <w:sz w:val="24"/>
+          <w:shd w:val="clear" w:color="auto" w:fill="FDFDFE"/>
+        </w:rPr>
+        <w:t>realtime</w:t>
+      </w:r>
+      <w:proofErr w:type="spellEnd"/>
+      <w:r>
+        <w:rPr>
+          <w:rFonts w:hint="eastAsia"/>
+          <w:sz w:val="24"/>
+          <w:shd w:val="clear" w:color="auto" w:fill="FDFDFE"/>
+        </w:rPr>
+        <w:t xml:space="preserve"> monitoring of the saffron cultivation </w:t>
+      </w:r>
+      <w:proofErr w:type="spellStart"/>
+      <w:r>
+        <w:rPr>
+          <w:rFonts w:hint="eastAsia"/>
+          <w:sz w:val="24"/>
+          <w:shd w:val="clear" w:color="auto" w:fill="FDFDFE"/>
+        </w:rPr>
+        <w:t>environm</w:t>
+      </w:r>
+      <w:proofErr w:type="spellEnd"/>
+      <w:r>
+        <w:rPr>
+          <w:rFonts w:hint="eastAsia"/>
+          <w:sz w:val="24"/>
+          <w:shd w:val="clear" w:color="auto" w:fill="FDFDFE"/>
+        </w:rPr>
+        <w:t xml:space="preserve"> </w:t>
+      </w:r>
+      <w:proofErr w:type="spellStart"/>
+      <w:r>
+        <w:rPr>
+          <w:rFonts w:hint="eastAsia"/>
+          <w:sz w:val="24"/>
+          <w:shd w:val="clear" w:color="auto" w:fill="FDFDFE"/>
+        </w:rPr>
+        <w:t>ent</w:t>
+      </w:r>
+      <w:proofErr w:type="spellEnd"/>
+      <w:r>
+        <w:rPr>
+          <w:rFonts w:hint="eastAsia"/>
+          <w:sz w:val="24"/>
+          <w:shd w:val="clear" w:color="auto" w:fill="FDFDFE"/>
+        </w:rPr>
+        <w:t xml:space="preserve">, manual and automatic irrigation control, historical </w:t>
+      </w:r>
+      <w:proofErr w:type="spellStart"/>
+      <w:r>
+        <w:rPr>
+          <w:rFonts w:hint="eastAsia"/>
+          <w:sz w:val="24"/>
+          <w:shd w:val="clear" w:color="auto" w:fill="FDFDFE"/>
+        </w:rPr>
+        <w:t>date</w:t>
+      </w:r>
+      <w:proofErr w:type="spellEnd"/>
+      <w:r>
+        <w:rPr>
+          <w:rFonts w:hint="eastAsia"/>
+          <w:sz w:val="24"/>
+          <w:shd w:val="clear" w:color="auto" w:fill="FDFDFE"/>
+        </w:rPr>
+        <w:t xml:space="preserve"> visualization, and edge intelligent analysis. It features low cost, flexible deployment, and strong scalability, and can provide a feasible engineering solution for small scale intelligent cultivation of specialty economic crops.</w:t>
       </w:r>
     </w:p>
     <w:p>
@@ -7236,7 +7548,23 @@
           <w:rFonts w:hint="eastAsia"/>
           <w:lang w:val="zh-CN"/>
         </w:rPr>
-        <w:t>藏红花属于有较高经济价值的特色经济作物，它的生命周期存在明显的阶段特点，精细化管理要求比较高。在传统的手工灌溉及管理方式中存在着许多问题，劳动强度大，响应慢，监测次数少，过程不能溯源，环境一致性无法控制。当产业规模扩大或者环境变得更为复杂的时候，人工管理所造成的成本和不稳定性就会急剧增加。因此，建立一个环境感知、边缘处理、自动控制、数据可视化、云端扩展的系统，有较高的研究价值和应用意义。</w:t>
+        <w:t>藏红花属于有较高经济价值的特色经济作物，它的生命周期存在明显的阶段特点，精细化管理要求比较高。在传统的手工灌溉及管理方式中存在着许多问题，劳动强度大，响应慢，监测次数少，过程不能溯源，环境一致性无法控制。</w:t>
+      </w:r>
+      <w:proofErr w:type="gramStart"/>
+      <w:r>
+        <w:rPr>
+          <w:rFonts w:hint="eastAsia"/>
+          <w:lang w:val="zh-CN"/>
+        </w:rPr>
+        <w:t>当产业</w:t>
+      </w:r>
+      <w:proofErr w:type="gramEnd"/>
+      <w:r>
+        <w:rPr>
+          <w:rFonts w:hint="eastAsia"/>
+          <w:lang w:val="zh-CN"/>
+        </w:rPr>
+        <w:t>规模扩大或者环境变得更为复杂的时候，人工管理所造成的成本和不稳定性就会急剧增加。因此，建立一个环境感知、边缘处理、自动控制、数据可视化、云端扩展的系统，有较高的研究价值和应用意义。</w:t>
       </w:r>
     </w:p>
     <w:p>
@@ -7677,7 +8005,23 @@
           <w:rFonts w:hint="eastAsia"/>
           <w:lang w:val="zh-CN"/>
         </w:rPr>
-        <w:t>但是对小型、低成本、适合教学、轻量部署的特色作物培育系统，还需要更加贴近实际应用的工程化方案。因此本文根据藏红花培育的实际需要提出一种结合嵌入式采集、边缘服务、本地数据库、可视化管理以及智能扩展的综合实现方案。</w:t>
+        <w:t>但是对小型、低成本、适合教学、轻</w:t>
+      </w:r>
+      <w:proofErr w:type="gramStart"/>
+      <w:r>
+        <w:rPr>
+          <w:rFonts w:hint="eastAsia"/>
+          <w:lang w:val="zh-CN"/>
+        </w:rPr>
+        <w:t>量部署</w:t>
+      </w:r>
+      <w:proofErr w:type="gramEnd"/>
+      <w:r>
+        <w:rPr>
+          <w:rFonts w:hint="eastAsia"/>
+          <w:lang w:val="zh-CN"/>
+        </w:rPr>
+        <w:t>的特色作物培育系统，还需要更加贴近实际应用的工程化方案。因此本文根据藏红花培育的实际需要提出一种结合嵌入式采集、边缘服务、本地数据库、可视化管理以及智能扩展的综合实现方案。</w:t>
       </w:r>
     </w:p>
     <w:p>
@@ -8102,7 +8446,23 @@
           <w:rFonts w:hint="eastAsia"/>
           <w:lang w:val="zh-CN"/>
         </w:rPr>
-        <w:t>物联网系统一般是由感知层、网络层、应用层三部分构成的。感知层主要是对环境信息进行采集、执行控制，网络层主要是实现设备之间的通信、数据传输，应用层主要是实现数据的管理、业务逻辑的实现。对于智能农业场景来说，单纯的感知和传输不能满足低时延、高可用性要求，所以要采用边缘计算的思想，把一部分存储、分析、控制逻辑放到离设备近的地方。</w:t>
+        <w:t>物联网系统一般是由感知层、网络层、应用层三部分构成的。感知层主要是对环境信息进行采集、执行控制，网络层主要是实现设备之间的通信、数据传输，应用层主要是实现数据的管理、业务逻辑的实现。对于智能农业场景来说，单纯的感知和传输不能满足低时延、高可用性要求，所以要采用边缘计算的思想，把一部分存储、分析、控制逻辑放到</w:t>
+      </w:r>
+      <w:proofErr w:type="gramStart"/>
+      <w:r>
+        <w:rPr>
+          <w:rFonts w:hint="eastAsia"/>
+          <w:lang w:val="zh-CN"/>
+        </w:rPr>
+        <w:t>离设备</w:t>
+      </w:r>
+      <w:proofErr w:type="gramEnd"/>
+      <w:r>
+        <w:rPr>
+          <w:rFonts w:hint="eastAsia"/>
+          <w:lang w:val="zh-CN"/>
+        </w:rPr>
+        <w:t>近的地方。</w:t>
       </w:r>
     </w:p>
     <w:p>
@@ -8398,7 +8758,23 @@
           <w:rFonts w:hint="eastAsia"/>
           <w:lang w:val="zh-CN"/>
         </w:rPr>
-        <w:t>是一种面向低带宽和高延迟网络环境设计的轻量级发布</w:t>
+        <w:t>是一种</w:t>
+      </w:r>
+      <w:proofErr w:type="gramStart"/>
+      <w:r>
+        <w:rPr>
+          <w:rFonts w:hint="eastAsia"/>
+          <w:lang w:val="zh-CN"/>
+        </w:rPr>
+        <w:t>面向低</w:t>
+      </w:r>
+      <w:proofErr w:type="gramEnd"/>
+      <w:r>
+        <w:rPr>
+          <w:rFonts w:hint="eastAsia"/>
+          <w:lang w:val="zh-CN"/>
+        </w:rPr>
+        <w:t>带宽和高延迟网络环境设计的轻量级发布</w:t>
       </w:r>
       <w:r>
         <w:rPr>
@@ -8468,7 +8844,23 @@
           <w:rFonts w:hint="eastAsia"/>
           <w:lang w:val="zh-CN"/>
         </w:rPr>
-        <w:t>并能通过扫描二维码或者访</w:t>
+        <w:t>并能通过扫描二</w:t>
+      </w:r>
+      <w:proofErr w:type="gramStart"/>
+      <w:r>
+        <w:rPr>
+          <w:rFonts w:hint="eastAsia"/>
+          <w:lang w:val="zh-CN"/>
+        </w:rPr>
+        <w:t>维码或者</w:t>
+      </w:r>
+      <w:proofErr w:type="gramEnd"/>
+      <w:r>
+        <w:rPr>
+          <w:rFonts w:hint="eastAsia"/>
+          <w:lang w:val="zh-CN"/>
+        </w:rPr>
+        <w:t>访</w:t>
       </w:r>
       <w:r>
         <w:rPr>
@@ -8476,8 +8868,17 @@
           <w:lang w:val="zh-CN"/>
         </w:rPr>
         <w:lastRenderedPageBreak/>
-        <w:t>问公网域名来在非局域网查看采集器数据</w:t>
-      </w:r>
+        <w:t>问公网域名来在非局域网查看采集</w:t>
+      </w:r>
+      <w:proofErr w:type="gramStart"/>
+      <w:r>
+        <w:rPr>
+          <w:rFonts w:hint="eastAsia"/>
+          <w:lang w:val="zh-CN"/>
+        </w:rPr>
+        <w:t>器数据</w:t>
+      </w:r>
+      <w:proofErr w:type="gramEnd"/>
       <w:r>
         <w:rPr>
           <w:rFonts w:hint="eastAsia"/>
@@ -9161,7 +9562,23 @@
           <w:rFonts w:hint="eastAsia"/>
           <w:lang w:val="zh-CN"/>
         </w:rPr>
-        <w:t>完成视觉任务。该套软硬结合的技术栈已经得到了很多行业的落地项目验证，可以保证本系统的各种复杂的业务能顺利进行。</w:t>
+        <w:t>完成视觉任务。该套软硬结合的技术</w:t>
+      </w:r>
+      <w:proofErr w:type="gramStart"/>
+      <w:r>
+        <w:rPr>
+          <w:rFonts w:hint="eastAsia"/>
+          <w:lang w:val="zh-CN"/>
+        </w:rPr>
+        <w:t>栈</w:t>
+      </w:r>
+      <w:proofErr w:type="gramEnd"/>
+      <w:r>
+        <w:rPr>
+          <w:rFonts w:hint="eastAsia"/>
+          <w:lang w:val="zh-CN"/>
+        </w:rPr>
+        <w:t>已经得到了很多行业的落地项目验证，可以保证本系统的各种复杂的业务能顺利进行。</w:t>
       </w:r>
     </w:p>
     <w:p>
@@ -9177,7 +9594,23 @@
           <w:rFonts w:hint="eastAsia"/>
           <w:lang w:val="zh-CN"/>
         </w:rPr>
-        <w:t>经济可行性。本系统所用到的主要零部件绝大部分都是基础电子教学、实验模块。这些配件价格便宜。另外，直接使用树莓派作为算力中心，并且配备现成的传感器成品，不但可以节省从零开始绘制复杂的</w:t>
+        <w:t>经济可行性。本系统所用到的主要零部件绝大部分都是基础电子教学、实验模块。这些配件价格便宜。另外，直接使用树莓派</w:t>
+      </w:r>
+      <w:proofErr w:type="gramStart"/>
+      <w:r>
+        <w:rPr>
+          <w:rFonts w:hint="eastAsia"/>
+          <w:lang w:val="zh-CN"/>
+        </w:rPr>
+        <w:t>作为算力中心</w:t>
+      </w:r>
+      <w:proofErr w:type="gramEnd"/>
+      <w:r>
+        <w:rPr>
+          <w:rFonts w:hint="eastAsia"/>
+          <w:lang w:val="zh-CN"/>
+        </w:rPr>
+        <w:t>，并且配备现成的传感器成品，不但可以节省从零开始绘制复杂的</w:t>
       </w:r>
       <w:r>
         <w:rPr>
@@ -9249,7 +9682,23 @@
           <w:rFonts w:hint="eastAsia"/>
           <w:lang w:val="zh-CN"/>
         </w:rPr>
-        <w:t>线以串行方式进行通信，并且使用免安装的本地数据库，基本上实现了插电即用的效果。系统自带的自动灌溉方案、完善的日志存档系统等都会大大减少对人工操作的需求，该系统非常容易上手并且视觉反馈清晰。</w:t>
+        <w:t>线以串行方式进行通信，并且使用免安装的本地数据库，基本上实现了</w:t>
+      </w:r>
+      <w:proofErr w:type="gramStart"/>
+      <w:r>
+        <w:rPr>
+          <w:rFonts w:hint="eastAsia"/>
+          <w:lang w:val="zh-CN"/>
+        </w:rPr>
+        <w:t>插电即用</w:t>
+      </w:r>
+      <w:proofErr w:type="gramEnd"/>
+      <w:r>
+        <w:rPr>
+          <w:rFonts w:hint="eastAsia"/>
+          <w:lang w:val="zh-CN"/>
+        </w:rPr>
+        <w:t>的效果。系统自带的自动灌溉方案、完善的日志存档系统等都会大大减少对人工操作的需求，该系统非常容易上手并且视觉反馈清晰。</w:t>
       </w:r>
     </w:p>
     <w:p>
@@ -9290,8 +9739,17 @@
           <w:rFonts w:hint="eastAsia"/>
           <w:lang w:val="zh-CN"/>
         </w:rPr>
-        <w:t>本文采用“设备端、边缘端、云端扩展”三层结构来设计系统的总体方案。设备端采用</w:t>
-      </w:r>
+        <w:t>本文采用“设备端、边缘端、云端扩展”三层结构来设计系统的总体方案。设备</w:t>
+      </w:r>
+      <w:proofErr w:type="gramStart"/>
+      <w:r>
+        <w:rPr>
+          <w:rFonts w:hint="eastAsia"/>
+          <w:lang w:val="zh-CN"/>
+        </w:rPr>
+        <w:t>端采用</w:t>
+      </w:r>
+      <w:proofErr w:type="gramEnd"/>
       <w:r>
         <w:rPr>
           <w:rFonts w:hint="eastAsia"/>
@@ -9432,7 +9890,39 @@
           <w:rFonts w:hint="eastAsia"/>
           <w:lang w:val="zh-CN"/>
         </w:rPr>
-        <w:t>获取最新的数据以及历史数据，从而达到实时监控和图表展示的目的；当检测到土壤湿度低于阈值的时候，边缘端会自动开启水泵，并且在达到设定的时间之后再自动关闭水泵；当云端连接正常的时候，边缘端会把数据通过</w:t>
+        <w:t>获取最新的数据以及历史数据，从而达到实时监控和图表展示的目的；当检测到土壤湿度低于阈值的时候，</w:t>
+      </w:r>
+      <w:proofErr w:type="gramStart"/>
+      <w:r>
+        <w:rPr>
+          <w:rFonts w:hint="eastAsia"/>
+          <w:lang w:val="zh-CN"/>
+        </w:rPr>
+        <w:t>边缘端会自动</w:t>
+      </w:r>
+      <w:proofErr w:type="gramEnd"/>
+      <w:r>
+        <w:rPr>
+          <w:rFonts w:hint="eastAsia"/>
+          <w:lang w:val="zh-CN"/>
+        </w:rPr>
+        <w:t>开启水泵，并且在达到设定的时间之后再自动关闭水泵；当云端连接正常的时候，</w:t>
+      </w:r>
+      <w:proofErr w:type="gramStart"/>
+      <w:r>
+        <w:rPr>
+          <w:rFonts w:hint="eastAsia"/>
+          <w:lang w:val="zh-CN"/>
+        </w:rPr>
+        <w:t>边缘端会把</w:t>
+      </w:r>
+      <w:proofErr w:type="gramEnd"/>
+      <w:r>
+        <w:rPr>
+          <w:rFonts w:hint="eastAsia"/>
+          <w:lang w:val="zh-CN"/>
+        </w:rPr>
+        <w:t>数据通过</w:t>
       </w:r>
       <w:r>
         <w:rPr>
@@ -10033,7 +10523,25 @@
                 <w:bCs/>
                 <w:szCs w:val="21"/>
               </w:rPr>
-              <w:t xml:space="preserve"> MicroPython, </w:t>
+              <w:t xml:space="preserve"> </w:t>
+            </w:r>
+            <w:proofErr w:type="spellStart"/>
+            <w:r>
+              <w:rPr>
+                <w:rFonts w:hint="eastAsia"/>
+                <w:bCs/>
+                <w:szCs w:val="21"/>
+              </w:rPr>
+              <w:t>MicroPython</w:t>
+            </w:r>
+            <w:proofErr w:type="spellEnd"/>
+            <w:r>
+              <w:rPr>
+                <w:rFonts w:hint="eastAsia"/>
+                <w:bCs/>
+                <w:szCs w:val="21"/>
+              </w:rPr>
+              <w:t xml:space="preserve">, </w:t>
             </w:r>
             <w:r>
               <w:rPr>
@@ -11337,7 +11845,25 @@
                 <w:bCs/>
                 <w:szCs w:val="21"/>
               </w:rPr>
-              <w:t>与边缘端易集成，适合展示</w:t>
+              <w:t>与边缘</w:t>
+            </w:r>
+            <w:proofErr w:type="gramStart"/>
+            <w:r>
+              <w:rPr>
+                <w:rFonts w:hint="eastAsia"/>
+                <w:bCs/>
+                <w:szCs w:val="21"/>
+              </w:rPr>
+              <w:t>端易集成</w:t>
+            </w:r>
+            <w:proofErr w:type="gramEnd"/>
+            <w:r>
+              <w:rPr>
+                <w:rFonts w:hint="eastAsia"/>
+                <w:bCs/>
+                <w:szCs w:val="21"/>
+              </w:rPr>
+              <w:t>，适合展示</w:t>
             </w:r>
           </w:p>
         </w:tc>
@@ -11609,8 +12135,18 @@
                 <w:bCs/>
                 <w:szCs w:val="21"/>
               </w:rPr>
-              <w:t>方案一</w:t>
-            </w:r>
+              <w:t>方案</w:t>
+            </w:r>
+            <w:proofErr w:type="gramStart"/>
+            <w:r>
+              <w:rPr>
+                <w:rFonts w:hint="eastAsia"/>
+                <w:bCs/>
+                <w:szCs w:val="21"/>
+              </w:rPr>
+              <w:t>一</w:t>
+            </w:r>
+            <w:proofErr w:type="gramEnd"/>
           </w:p>
         </w:tc>
         <w:tc>
@@ -12354,13 +12890,23 @@
                 <w:szCs w:val="21"/>
               </w:rPr>
             </w:pPr>
-            <w:r>
-              <w:rPr>
-                <w:rFonts w:hint="eastAsia"/>
-                <w:bCs/>
-                <w:szCs w:val="21"/>
-              </w:rPr>
-              <w:t>仅文件存储</w:t>
+            <w:proofErr w:type="gramStart"/>
+            <w:r>
+              <w:rPr>
+                <w:rFonts w:hint="eastAsia"/>
+                <w:bCs/>
+                <w:szCs w:val="21"/>
+              </w:rPr>
+              <w:t>仅文件</w:t>
+            </w:r>
+            <w:proofErr w:type="gramEnd"/>
+            <w:r>
+              <w:rPr>
+                <w:rFonts w:hint="eastAsia"/>
+                <w:bCs/>
+                <w:szCs w:val="21"/>
+              </w:rPr>
+              <w:t>存储</w:t>
             </w:r>
           </w:p>
         </w:tc>
@@ -12545,13 +13091,23 @@
                 <w:szCs w:val="21"/>
               </w:rPr>
             </w:pPr>
-            <w:r>
-              <w:rPr>
-                <w:rFonts w:hint="eastAsia"/>
-                <w:bCs/>
-                <w:szCs w:val="21"/>
-              </w:rPr>
-              <w:t>仅文件存储</w:t>
+            <w:proofErr w:type="gramStart"/>
+            <w:r>
+              <w:rPr>
+                <w:rFonts w:hint="eastAsia"/>
+                <w:bCs/>
+                <w:szCs w:val="21"/>
+              </w:rPr>
+              <w:t>仅文件</w:t>
+            </w:r>
+            <w:proofErr w:type="gramEnd"/>
+            <w:r>
+              <w:rPr>
+                <w:rFonts w:hint="eastAsia"/>
+                <w:bCs/>
+                <w:szCs w:val="21"/>
+              </w:rPr>
+              <w:t>存储</w:t>
             </w:r>
           </w:p>
         </w:tc>
@@ -12933,7 +13489,23 @@
           <w:rFonts w:hint="eastAsia"/>
           <w:lang w:val="zh-CN"/>
         </w:rPr>
-        <w:t>等软件环境，满足系统本地数据处理及功能扩展的要求。两者一起工作，系统既有单片机的实时控制能力，又有边缘设备的数据处理能力。</w:t>
+        <w:t>等软件环境，满足</w:t>
+      </w:r>
+      <w:proofErr w:type="gramStart"/>
+      <w:r>
+        <w:rPr>
+          <w:rFonts w:hint="eastAsia"/>
+          <w:lang w:val="zh-CN"/>
+        </w:rPr>
+        <w:t>系统本地</w:t>
+      </w:r>
+      <w:proofErr w:type="gramEnd"/>
+      <w:r>
+        <w:rPr>
+          <w:rFonts w:hint="eastAsia"/>
+          <w:lang w:val="zh-CN"/>
+        </w:rPr>
+        <w:t>数据处理及功能扩展的要求。两者一起工作，系统既有单片机的实时控制能力，又有边缘设备的数据处理能力。</w:t>
       </w:r>
     </w:p>
     <w:p>
@@ -13960,7 +14532,23 @@
           <w:rFonts w:hint="eastAsia"/>
           <w:lang w:val="zh-CN"/>
         </w:rPr>
-        <w:t>摄像头做为图像采集器件。该模块可以直接和树莓派相连，用来采集作物生长图像，再用</w:t>
+        <w:t>摄像头</w:t>
+      </w:r>
+      <w:proofErr w:type="gramStart"/>
+      <w:r>
+        <w:rPr>
+          <w:rFonts w:hint="eastAsia"/>
+          <w:lang w:val="zh-CN"/>
+        </w:rPr>
+        <w:t>做为</w:t>
+      </w:r>
+      <w:proofErr w:type="gramEnd"/>
+      <w:r>
+        <w:rPr>
+          <w:rFonts w:hint="eastAsia"/>
+          <w:lang w:val="zh-CN"/>
+        </w:rPr>
+        <w:t>图像采集器件。该模块可以直接和树莓派相连，用来采集作物生长图像，再用</w:t>
       </w:r>
       <w:r>
         <w:rPr>
@@ -14150,12 +14738,21 @@
         </w:rPr>
         <w:t xml:space="preserve"> STM32 </w:t>
       </w:r>
-      <w:r>
-        <w:rPr>
-          <w:rFonts w:hint="eastAsia"/>
-          <w:lang w:val="zh-CN"/>
-        </w:rPr>
-        <w:t>回发控制命令。</w:t>
+      <w:proofErr w:type="gramStart"/>
+      <w:r>
+        <w:rPr>
+          <w:rFonts w:hint="eastAsia"/>
+          <w:lang w:val="zh-CN"/>
+        </w:rPr>
+        <w:t>回发控制</w:t>
+      </w:r>
+      <w:proofErr w:type="gramEnd"/>
+      <w:r>
+        <w:rPr>
+          <w:rFonts w:hint="eastAsia"/>
+          <w:lang w:val="zh-CN"/>
+        </w:rPr>
+        <w:t>命令。</w:t>
       </w:r>
     </w:p>
     <w:p>
@@ -14185,7 +14782,23 @@
           <w:rFonts w:hint="eastAsia"/>
           <w:lang w:val="zh-CN"/>
         </w:rPr>
-        <w:t>灯带继电器。当边缘端发出控制命令之后，</w:t>
+        <w:t>灯带继电器。当边缘</w:t>
+      </w:r>
+      <w:proofErr w:type="gramStart"/>
+      <w:r>
+        <w:rPr>
+          <w:rFonts w:hint="eastAsia"/>
+          <w:lang w:val="zh-CN"/>
+        </w:rPr>
+        <w:t>端发出</w:t>
+      </w:r>
+      <w:proofErr w:type="gramEnd"/>
+      <w:r>
+        <w:rPr>
+          <w:rFonts w:hint="eastAsia"/>
+          <w:lang w:val="zh-CN"/>
+        </w:rPr>
+        <w:t>控制命令之后，</w:t>
       </w:r>
       <w:r>
         <w:rPr>
@@ -14561,12 +15174,21 @@
           <w:lang w:val="zh-CN"/>
         </w:rPr>
       </w:pPr>
-      <w:r>
-        <w:rPr>
-          <w:rFonts w:hint="eastAsia"/>
-          <w:lang w:val="zh-CN"/>
-        </w:rPr>
-        <w:t>板载状态指示灯使用</w:t>
+      <w:proofErr w:type="gramStart"/>
+      <w:r>
+        <w:rPr>
+          <w:rFonts w:hint="eastAsia"/>
+          <w:lang w:val="zh-CN"/>
+        </w:rPr>
+        <w:t>板载状态</w:t>
+      </w:r>
+      <w:proofErr w:type="gramEnd"/>
+      <w:r>
+        <w:rPr>
+          <w:rFonts w:hint="eastAsia"/>
+          <w:lang w:val="zh-CN"/>
+        </w:rPr>
+        <w:t>指示灯使用</w:t>
       </w:r>
       <w:r>
         <w:rPr>
@@ -14607,8 +15229,17 @@
           <w:rFonts w:hint="eastAsia"/>
           <w:lang w:val="zh-CN"/>
         </w:rPr>
-        <w:t>与树莓派通过</w:t>
-      </w:r>
+        <w:t>与树莓</w:t>
+      </w:r>
+      <w:proofErr w:type="gramStart"/>
+      <w:r>
+        <w:rPr>
+          <w:rFonts w:hint="eastAsia"/>
+          <w:lang w:val="zh-CN"/>
+        </w:rPr>
+        <w:t>派通过</w:t>
+      </w:r>
+      <w:proofErr w:type="gramEnd"/>
       <w:r>
         <w:rPr>
           <w:rFonts w:hint="eastAsia"/>
@@ -14894,7 +15525,39 @@
           <w:rFonts w:hint="eastAsia"/>
           <w:lang w:val="zh-CN"/>
         </w:rPr>
-        <w:t>边缘端线程不断读取当前土壤湿度和灌溉策略参数，当满足触发条件的时候，就会向设备端发出开启水泵的指令，在达到设定的灌溉时间之后，再发出关闭指令。系统还要对控制日志以及最近的动作时间加以记载，从而给状态追踪以及测试分析赋予支撑。</w:t>
+        <w:t>边缘端线程不断读取当前土壤湿度和灌溉策略参数，当满足触发条件的时候，就会</w:t>
+      </w:r>
+      <w:proofErr w:type="gramStart"/>
+      <w:r>
+        <w:rPr>
+          <w:rFonts w:hint="eastAsia"/>
+          <w:lang w:val="zh-CN"/>
+        </w:rPr>
+        <w:t>向设备端发出</w:t>
+      </w:r>
+      <w:proofErr w:type="gramEnd"/>
+      <w:r>
+        <w:rPr>
+          <w:rFonts w:hint="eastAsia"/>
+          <w:lang w:val="zh-CN"/>
+        </w:rPr>
+        <w:t>开启水泵的指令，在达到设定的灌溉时间之后，再发出关闭指令。系统还要对控制日志以及最近的动作时间加以记载，从而</w:t>
+      </w:r>
+      <w:proofErr w:type="gramStart"/>
+      <w:r>
+        <w:rPr>
+          <w:rFonts w:hint="eastAsia"/>
+          <w:lang w:val="zh-CN"/>
+        </w:rPr>
+        <w:t>给状态</w:t>
+      </w:r>
+      <w:proofErr w:type="gramEnd"/>
+      <w:r>
+        <w:rPr>
+          <w:rFonts w:hint="eastAsia"/>
+          <w:lang w:val="zh-CN"/>
+        </w:rPr>
+        <w:t>追踪以及测试分析赋予支撑。</w:t>
       </w:r>
     </w:p>
     <w:p>
@@ -15012,7 +15675,23 @@
           <w:rFonts w:hint="eastAsia"/>
           <w:lang w:val="zh-CN"/>
         </w:rPr>
-        <w:t>让用户在易脏手的培育室环境也能查看数据。</w:t>
+        <w:t>让用户在易脏手的培育</w:t>
+      </w:r>
+      <w:proofErr w:type="gramStart"/>
+      <w:r>
+        <w:rPr>
+          <w:rFonts w:hint="eastAsia"/>
+          <w:lang w:val="zh-CN"/>
+        </w:rPr>
+        <w:t>室环境</w:t>
+      </w:r>
+      <w:proofErr w:type="gramEnd"/>
+      <w:r>
+        <w:rPr>
+          <w:rFonts w:hint="eastAsia"/>
+          <w:lang w:val="zh-CN"/>
+        </w:rPr>
+        <w:t>也能查看数据。</w:t>
       </w:r>
     </w:p>
     <w:p>
@@ -15231,8 +15910,17 @@
           <w:rFonts w:hint="eastAsia"/>
           <w:lang w:val="zh-CN"/>
         </w:rPr>
-        <w:t>相比于蓝牙或者</w:t>
-      </w:r>
+        <w:t>相比于</w:t>
+      </w:r>
+      <w:proofErr w:type="gramStart"/>
+      <w:r>
+        <w:rPr>
+          <w:rFonts w:hint="eastAsia"/>
+          <w:lang w:val="zh-CN"/>
+        </w:rPr>
+        <w:t>蓝牙或者</w:t>
+      </w:r>
+      <w:proofErr w:type="gramEnd"/>
       <w:r>
         <w:rPr>
           <w:rFonts w:hint="eastAsia"/>
@@ -15259,7 +15947,23 @@
           <w:rFonts w:hint="eastAsia"/>
           <w:lang w:val="zh-CN"/>
         </w:rPr>
-        <w:t>串口链路更稳定、调试更简单，适合原型设计阶段快速落地。同时边缘端仍然具有</w:t>
+        <w:t>串口链路更稳定、调试更简单，适合原型设计阶段快速落地。同时边缘</w:t>
+      </w:r>
+      <w:proofErr w:type="gramStart"/>
+      <w:r>
+        <w:rPr>
+          <w:rFonts w:hint="eastAsia"/>
+          <w:lang w:val="zh-CN"/>
+        </w:rPr>
+        <w:t>端仍然</w:t>
+      </w:r>
+      <w:proofErr w:type="gramEnd"/>
+      <w:r>
+        <w:rPr>
+          <w:rFonts w:hint="eastAsia"/>
+          <w:lang w:val="zh-CN"/>
+        </w:rPr>
+        <w:t>具有</w:t>
       </w:r>
       <w:r>
         <w:rPr>
@@ -15949,7 +16653,23 @@
           <w:rFonts w:hint="eastAsia"/>
           <w:lang w:val="zh-CN"/>
         </w:rPr>
-        <w:t>设备端主要功能流程可概括如下：</w:t>
+        <w:t>设备</w:t>
+      </w:r>
+      <w:proofErr w:type="gramStart"/>
+      <w:r>
+        <w:rPr>
+          <w:rFonts w:hint="eastAsia"/>
+          <w:lang w:val="zh-CN"/>
+        </w:rPr>
+        <w:t>端主要</w:t>
+      </w:r>
+      <w:proofErr w:type="gramEnd"/>
+      <w:r>
+        <w:rPr>
+          <w:rFonts w:hint="eastAsia"/>
+          <w:lang w:val="zh-CN"/>
+        </w:rPr>
+        <w:t>功能流程可概括如下：</w:t>
       </w:r>
     </w:p>
     <w:p>
@@ -16190,7 +16910,21 @@
         <w:rPr>
           <w:rFonts w:hint="eastAsia"/>
         </w:rPr>
-        <w:t>边缘端服务与数据库设计</w:t>
+        <w:t>边缘</w:t>
+      </w:r>
+      <w:proofErr w:type="gramStart"/>
+      <w:r>
+        <w:rPr>
+          <w:rFonts w:hint="eastAsia"/>
+        </w:rPr>
+        <w:t>端服务</w:t>
+      </w:r>
+      <w:proofErr w:type="gramEnd"/>
+      <w:r>
+        <w:rPr>
+          <w:rFonts w:hint="eastAsia"/>
+        </w:rPr>
+        <w:t>与数据库设计</w:t>
       </w:r>
       <w:bookmarkEnd w:id="115"/>
       <w:bookmarkEnd w:id="116"/>
@@ -16208,8 +16942,17 @@
           <w:rFonts w:hint="eastAsia"/>
           <w:lang w:val="zh-CN"/>
         </w:rPr>
-        <w:t>边缘端服务用</w:t>
-      </w:r>
+        <w:t>边缘</w:t>
+      </w:r>
+      <w:proofErr w:type="gramStart"/>
+      <w:r>
+        <w:rPr>
+          <w:rFonts w:hint="eastAsia"/>
+          <w:lang w:val="zh-CN"/>
+        </w:rPr>
+        <w:t>端服务用</w:t>
+      </w:r>
+      <w:proofErr w:type="gramEnd"/>
       <w:r>
         <w:rPr>
           <w:rFonts w:hint="eastAsia"/>
@@ -16541,7 +17284,25 @@
                 <w:bCs/>
                 <w:szCs w:val="21"/>
               </w:rPr>
-              <w:t>/api/v1/sensors/latest</w:t>
+              <w:t>/</w:t>
+            </w:r>
+            <w:proofErr w:type="spellStart"/>
+            <w:r>
+              <w:rPr>
+                <w:rFonts w:hint="eastAsia"/>
+                <w:bCs/>
+                <w:szCs w:val="21"/>
+              </w:rPr>
+              <w:t>api</w:t>
+            </w:r>
+            <w:proofErr w:type="spellEnd"/>
+            <w:r>
+              <w:rPr>
+                <w:rFonts w:hint="eastAsia"/>
+                <w:bCs/>
+                <w:szCs w:val="21"/>
+              </w:rPr>
+              <w:t>/v1/sensors/latest</w:t>
             </w:r>
           </w:p>
         </w:tc>
@@ -16648,7 +17409,25 @@
                 <w:bCs/>
                 <w:szCs w:val="21"/>
               </w:rPr>
-              <w:t>/api/v1/sensors/history</w:t>
+              <w:t>/</w:t>
+            </w:r>
+            <w:proofErr w:type="spellStart"/>
+            <w:r>
+              <w:rPr>
+                <w:rFonts w:hint="eastAsia"/>
+                <w:bCs/>
+                <w:szCs w:val="21"/>
+              </w:rPr>
+              <w:t>api</w:t>
+            </w:r>
+            <w:proofErr w:type="spellEnd"/>
+            <w:r>
+              <w:rPr>
+                <w:rFonts w:hint="eastAsia"/>
+                <w:bCs/>
+                <w:szCs w:val="21"/>
+              </w:rPr>
+              <w:t>/v1/sensors/history</w:t>
             </w:r>
           </w:p>
         </w:tc>
@@ -16756,7 +17535,25 @@
                 <w:szCs w:val="21"/>
               </w:rPr>
               <w:lastRenderedPageBreak/>
-              <w:t>/api/v1/sensors/history.csv</w:t>
+              <w:t>/</w:t>
+            </w:r>
+            <w:proofErr w:type="spellStart"/>
+            <w:r>
+              <w:rPr>
+                <w:rFonts w:hint="eastAsia"/>
+                <w:bCs/>
+                <w:szCs w:val="21"/>
+              </w:rPr>
+              <w:t>api</w:t>
+            </w:r>
+            <w:proofErr w:type="spellEnd"/>
+            <w:r>
+              <w:rPr>
+                <w:rFonts w:hint="eastAsia"/>
+                <w:bCs/>
+                <w:szCs w:val="21"/>
+              </w:rPr>
+              <w:t>/v1/sensors/history.csv</w:t>
             </w:r>
           </w:p>
         </w:tc>
@@ -16871,7 +17668,25 @@
                 <w:bCs/>
                 <w:szCs w:val="21"/>
               </w:rPr>
-              <w:t>/api/v1/control</w:t>
+              <w:t>/</w:t>
+            </w:r>
+            <w:proofErr w:type="spellStart"/>
+            <w:r>
+              <w:rPr>
+                <w:rFonts w:hint="eastAsia"/>
+                <w:bCs/>
+                <w:szCs w:val="21"/>
+              </w:rPr>
+              <w:t>api</w:t>
+            </w:r>
+            <w:proofErr w:type="spellEnd"/>
+            <w:r>
+              <w:rPr>
+                <w:rFonts w:hint="eastAsia"/>
+                <w:bCs/>
+                <w:szCs w:val="21"/>
+              </w:rPr>
+              <w:t>/v1/control</w:t>
             </w:r>
           </w:p>
         </w:tc>
@@ -16978,7 +17793,25 @@
                 <w:bCs/>
                 <w:szCs w:val="21"/>
               </w:rPr>
-              <w:t>/api/v1/control/logs</w:t>
+              <w:t>/</w:t>
+            </w:r>
+            <w:proofErr w:type="spellStart"/>
+            <w:r>
+              <w:rPr>
+                <w:rFonts w:hint="eastAsia"/>
+                <w:bCs/>
+                <w:szCs w:val="21"/>
+              </w:rPr>
+              <w:t>api</w:t>
+            </w:r>
+            <w:proofErr w:type="spellEnd"/>
+            <w:r>
+              <w:rPr>
+                <w:rFonts w:hint="eastAsia"/>
+                <w:bCs/>
+                <w:szCs w:val="21"/>
+              </w:rPr>
+              <w:t>/v1/control/logs</w:t>
             </w:r>
           </w:p>
         </w:tc>
@@ -17085,7 +17918,25 @@
                 <w:bCs/>
                 <w:szCs w:val="21"/>
               </w:rPr>
-              <w:t>/api/v1/policy/irrigation</w:t>
+              <w:t>/</w:t>
+            </w:r>
+            <w:proofErr w:type="spellStart"/>
+            <w:r>
+              <w:rPr>
+                <w:rFonts w:hint="eastAsia"/>
+                <w:bCs/>
+                <w:szCs w:val="21"/>
+              </w:rPr>
+              <w:t>api</w:t>
+            </w:r>
+            <w:proofErr w:type="spellEnd"/>
+            <w:r>
+              <w:rPr>
+                <w:rFonts w:hint="eastAsia"/>
+                <w:bCs/>
+                <w:szCs w:val="21"/>
+              </w:rPr>
+              <w:t>/v1/policy/irrigation</w:t>
             </w:r>
           </w:p>
         </w:tc>
@@ -17192,7 +18043,25 @@
                 <w:bCs/>
                 <w:szCs w:val="21"/>
               </w:rPr>
-              <w:t>/api/v1/policy/irrigation/status</w:t>
+              <w:t>/</w:t>
+            </w:r>
+            <w:proofErr w:type="spellStart"/>
+            <w:r>
+              <w:rPr>
+                <w:rFonts w:hint="eastAsia"/>
+                <w:bCs/>
+                <w:szCs w:val="21"/>
+              </w:rPr>
+              <w:t>api</w:t>
+            </w:r>
+            <w:proofErr w:type="spellEnd"/>
+            <w:r>
+              <w:rPr>
+                <w:rFonts w:hint="eastAsia"/>
+                <w:bCs/>
+                <w:szCs w:val="21"/>
+              </w:rPr>
+              <w:t>/v1/policy/irrigation/status</w:t>
             </w:r>
           </w:p>
         </w:tc>
@@ -17299,7 +18168,25 @@
                 <w:bCs/>
                 <w:szCs w:val="21"/>
               </w:rPr>
-              <w:t>/api/v1/auth/register</w:t>
+              <w:t>/</w:t>
+            </w:r>
+            <w:proofErr w:type="spellStart"/>
+            <w:r>
+              <w:rPr>
+                <w:rFonts w:hint="eastAsia"/>
+                <w:bCs/>
+                <w:szCs w:val="21"/>
+              </w:rPr>
+              <w:t>api</w:t>
+            </w:r>
+            <w:proofErr w:type="spellEnd"/>
+            <w:r>
+              <w:rPr>
+                <w:rFonts w:hint="eastAsia"/>
+                <w:bCs/>
+                <w:szCs w:val="21"/>
+              </w:rPr>
+              <w:t>/v1/auth/register</w:t>
             </w:r>
           </w:p>
         </w:tc>
@@ -17406,7 +18293,25 @@
                 <w:bCs/>
                 <w:szCs w:val="21"/>
               </w:rPr>
-              <w:t>/api/v1/auth/login</w:t>
+              <w:t>/</w:t>
+            </w:r>
+            <w:proofErr w:type="spellStart"/>
+            <w:r>
+              <w:rPr>
+                <w:rFonts w:hint="eastAsia"/>
+                <w:bCs/>
+                <w:szCs w:val="21"/>
+              </w:rPr>
+              <w:t>api</w:t>
+            </w:r>
+            <w:proofErr w:type="spellEnd"/>
+            <w:r>
+              <w:rPr>
+                <w:rFonts w:hint="eastAsia"/>
+                <w:bCs/>
+                <w:szCs w:val="21"/>
+              </w:rPr>
+              <w:t>/v1/auth/login</w:t>
             </w:r>
           </w:p>
         </w:tc>
@@ -17513,7 +18418,25 @@
                 <w:bCs/>
                 <w:szCs w:val="21"/>
               </w:rPr>
-              <w:t>/api/v1/auth/me</w:t>
+              <w:t>/</w:t>
+            </w:r>
+            <w:proofErr w:type="spellStart"/>
+            <w:r>
+              <w:rPr>
+                <w:rFonts w:hint="eastAsia"/>
+                <w:bCs/>
+                <w:szCs w:val="21"/>
+              </w:rPr>
+              <w:t>api</w:t>
+            </w:r>
+            <w:proofErr w:type="spellEnd"/>
+            <w:r>
+              <w:rPr>
+                <w:rFonts w:hint="eastAsia"/>
+                <w:bCs/>
+                <w:szCs w:val="21"/>
+              </w:rPr>
+              <w:t>/v1/auth/me</w:t>
             </w:r>
           </w:p>
         </w:tc>
@@ -17620,7 +18543,25 @@
                 <w:bCs/>
                 <w:szCs w:val="21"/>
               </w:rPr>
-              <w:t>/api/v1/devices/status</w:t>
+              <w:t>/</w:t>
+            </w:r>
+            <w:proofErr w:type="spellStart"/>
+            <w:r>
+              <w:rPr>
+                <w:rFonts w:hint="eastAsia"/>
+                <w:bCs/>
+                <w:szCs w:val="21"/>
+              </w:rPr>
+              <w:t>api</w:t>
+            </w:r>
+            <w:proofErr w:type="spellEnd"/>
+            <w:r>
+              <w:rPr>
+                <w:rFonts w:hint="eastAsia"/>
+                <w:bCs/>
+                <w:szCs w:val="21"/>
+              </w:rPr>
+              <w:t>/v1/devices/status</w:t>
             </w:r>
           </w:p>
         </w:tc>
@@ -17727,7 +18668,25 @@
                 <w:bCs/>
                 <w:szCs w:val="21"/>
               </w:rPr>
-              <w:t>/api/v1/camera/capture</w:t>
+              <w:t>/</w:t>
+            </w:r>
+            <w:proofErr w:type="spellStart"/>
+            <w:r>
+              <w:rPr>
+                <w:rFonts w:hint="eastAsia"/>
+                <w:bCs/>
+                <w:szCs w:val="21"/>
+              </w:rPr>
+              <w:t>api</w:t>
+            </w:r>
+            <w:proofErr w:type="spellEnd"/>
+            <w:r>
+              <w:rPr>
+                <w:rFonts w:hint="eastAsia"/>
+                <w:bCs/>
+                <w:szCs w:val="21"/>
+              </w:rPr>
+              <w:t>/v1/camera/capture</w:t>
             </w:r>
           </w:p>
         </w:tc>
@@ -17834,7 +18793,25 @@
                 <w:bCs/>
                 <w:szCs w:val="21"/>
               </w:rPr>
-              <w:t>/api/v1/vision/analyze</w:t>
+              <w:t>/</w:t>
+            </w:r>
+            <w:proofErr w:type="spellStart"/>
+            <w:r>
+              <w:rPr>
+                <w:rFonts w:hint="eastAsia"/>
+                <w:bCs/>
+                <w:szCs w:val="21"/>
+              </w:rPr>
+              <w:t>api</w:t>
+            </w:r>
+            <w:proofErr w:type="spellEnd"/>
+            <w:r>
+              <w:rPr>
+                <w:rFonts w:hint="eastAsia"/>
+                <w:bCs/>
+                <w:szCs w:val="21"/>
+              </w:rPr>
+              <w:t>/v1/vision/analyze</w:t>
             </w:r>
           </w:p>
         </w:tc>
@@ -17941,7 +18918,25 @@
                 <w:bCs/>
                 <w:szCs w:val="21"/>
               </w:rPr>
-              <w:t>/api/v1/assistant</w:t>
+              <w:t>/</w:t>
+            </w:r>
+            <w:proofErr w:type="spellStart"/>
+            <w:r>
+              <w:rPr>
+                <w:rFonts w:hint="eastAsia"/>
+                <w:bCs/>
+                <w:szCs w:val="21"/>
+              </w:rPr>
+              <w:t>api</w:t>
+            </w:r>
+            <w:proofErr w:type="spellEnd"/>
+            <w:r>
+              <w:rPr>
+                <w:rFonts w:hint="eastAsia"/>
+                <w:bCs/>
+                <w:szCs w:val="21"/>
+              </w:rPr>
+              <w:t>/v1/assistant</w:t>
             </w:r>
           </w:p>
         </w:tc>
@@ -18310,6 +19305,7 @@
               </w:rPr>
               <w:t>、</w:t>
             </w:r>
+            <w:proofErr w:type="spellStart"/>
             <w:r>
               <w:rPr>
                 <w:rFonts w:hint="eastAsia"/>
@@ -18318,6 +19314,7 @@
               </w:rPr>
               <w:t>password_hash</w:t>
             </w:r>
+            <w:proofErr w:type="spellEnd"/>
             <w:r>
               <w:rPr>
                 <w:rFonts w:hint="eastAsia"/>
@@ -18326,6 +19323,7 @@
               </w:rPr>
               <w:t>、</w:t>
             </w:r>
+            <w:proofErr w:type="spellStart"/>
             <w:r>
               <w:rPr>
                 <w:rFonts w:hint="eastAsia"/>
@@ -18334,6 +19332,7 @@
               </w:rPr>
               <w:t>created_at</w:t>
             </w:r>
+            <w:proofErr w:type="spellEnd"/>
           </w:p>
         </w:tc>
         <w:tc>
@@ -18516,6 +19515,7 @@
                 <w:szCs w:val="21"/>
               </w:rPr>
             </w:pPr>
+            <w:proofErr w:type="spellStart"/>
             <w:r>
               <w:rPr>
                 <w:rFonts w:hint="eastAsia"/>
@@ -18524,6 +19524,7 @@
               </w:rPr>
               <w:t>user_roles</w:t>
             </w:r>
+            <w:proofErr w:type="spellEnd"/>
           </w:p>
         </w:tc>
         <w:tc>
@@ -18550,6 +19551,7 @@
                 <w:szCs w:val="21"/>
               </w:rPr>
             </w:pPr>
+            <w:proofErr w:type="spellStart"/>
             <w:r>
               <w:rPr>
                 <w:rFonts w:hint="eastAsia"/>
@@ -18558,6 +19560,7 @@
               </w:rPr>
               <w:t>user_id</w:t>
             </w:r>
+            <w:proofErr w:type="spellEnd"/>
             <w:r>
               <w:rPr>
                 <w:rFonts w:hint="eastAsia"/>
@@ -18566,6 +19569,7 @@
               </w:rPr>
               <w:t>、</w:t>
             </w:r>
+            <w:proofErr w:type="spellStart"/>
             <w:r>
               <w:rPr>
                 <w:rFonts w:hint="eastAsia"/>
@@ -18574,6 +19578,7 @@
               </w:rPr>
               <w:t>role_id</w:t>
             </w:r>
+            <w:proofErr w:type="spellEnd"/>
           </w:p>
         </w:tc>
         <w:tc>
@@ -18718,6 +19723,7 @@
               </w:rPr>
               <w:t>、</w:t>
             </w:r>
+            <w:proofErr w:type="spellStart"/>
             <w:r>
               <w:rPr>
                 <w:rFonts w:hint="eastAsia"/>
@@ -18726,6 +19732,7 @@
               </w:rPr>
               <w:t>last_seen</w:t>
             </w:r>
+            <w:proofErr w:type="spellEnd"/>
           </w:p>
         </w:tc>
         <w:tc>
@@ -18788,6 +19795,7 @@
                 <w:szCs w:val="21"/>
               </w:rPr>
             </w:pPr>
+            <w:proofErr w:type="spellStart"/>
             <w:r>
               <w:rPr>
                 <w:rFonts w:hint="eastAsia"/>
@@ -18796,6 +19804,7 @@
               </w:rPr>
               <w:t>sensor_data</w:t>
             </w:r>
+            <w:proofErr w:type="spellEnd"/>
           </w:p>
         </w:tc>
         <w:tc>
@@ -18838,6 +19847,7 @@
               </w:rPr>
               <w:t>、</w:t>
             </w:r>
+            <w:proofErr w:type="spellStart"/>
             <w:r>
               <w:rPr>
                 <w:rFonts w:hint="eastAsia"/>
@@ -18846,6 +19856,7 @@
               </w:rPr>
               <w:t>device_id</w:t>
             </w:r>
+            <w:proofErr w:type="spellEnd"/>
             <w:r>
               <w:rPr>
                 <w:rFonts w:hint="eastAsia"/>
@@ -18988,6 +19999,7 @@
                 <w:szCs w:val="21"/>
               </w:rPr>
             </w:pPr>
+            <w:proofErr w:type="spellStart"/>
             <w:r>
               <w:rPr>
                 <w:rFonts w:hint="eastAsia"/>
@@ -18996,6 +20008,7 @@
               </w:rPr>
               <w:t>control_logs</w:t>
             </w:r>
+            <w:proofErr w:type="spellEnd"/>
           </w:p>
         </w:tc>
         <w:tc>
@@ -19038,6 +20051,7 @@
               </w:rPr>
               <w:t>、</w:t>
             </w:r>
+            <w:proofErr w:type="spellStart"/>
             <w:r>
               <w:rPr>
                 <w:rFonts w:hint="eastAsia"/>
@@ -19046,6 +20060,7 @@
               </w:rPr>
               <w:t>device_id</w:t>
             </w:r>
+            <w:proofErr w:type="spellEnd"/>
             <w:r>
               <w:rPr>
                 <w:rFonts w:hint="eastAsia"/>
@@ -19086,6 +20101,7 @@
               </w:rPr>
               <w:t>、</w:t>
             </w:r>
+            <w:proofErr w:type="spellStart"/>
             <w:r>
               <w:rPr>
                 <w:rFonts w:hint="eastAsia"/>
@@ -19094,6 +20110,7 @@
               </w:rPr>
               <w:t>raw_command</w:t>
             </w:r>
+            <w:proofErr w:type="spellEnd"/>
             <w:r>
               <w:rPr>
                 <w:rFonts w:hint="eastAsia"/>
@@ -19118,6 +20135,7 @@
               </w:rPr>
               <w:t>、</w:t>
             </w:r>
+            <w:proofErr w:type="spellStart"/>
             <w:r>
               <w:rPr>
                 <w:rFonts w:hint="eastAsia"/>
@@ -19126,6 +20144,7 @@
               </w:rPr>
               <w:t>created_at</w:t>
             </w:r>
+            <w:proofErr w:type="spellEnd"/>
           </w:p>
         </w:tc>
         <w:tc>
@@ -19188,6 +20207,7 @@
                 <w:szCs w:val="21"/>
               </w:rPr>
             </w:pPr>
+            <w:proofErr w:type="spellStart"/>
             <w:r>
               <w:rPr>
                 <w:rFonts w:hint="eastAsia"/>
@@ -19196,6 +20216,7 @@
               </w:rPr>
               <w:t>irrigation_policies</w:t>
             </w:r>
+            <w:proofErr w:type="spellEnd"/>
           </w:p>
         </w:tc>
         <w:tc>
@@ -19238,6 +20259,7 @@
               </w:rPr>
               <w:t>、</w:t>
             </w:r>
+            <w:proofErr w:type="spellStart"/>
             <w:r>
               <w:rPr>
                 <w:rFonts w:hint="eastAsia"/>
@@ -19246,6 +20268,7 @@
               </w:rPr>
               <w:t>device_id</w:t>
             </w:r>
+            <w:proofErr w:type="spellEnd"/>
             <w:r>
               <w:rPr>
                 <w:rFonts w:hint="eastAsia"/>
@@ -19270,6 +20293,7 @@
               </w:rPr>
               <w:t>、</w:t>
             </w:r>
+            <w:proofErr w:type="spellStart"/>
             <w:r>
               <w:rPr>
                 <w:rFonts w:hint="eastAsia"/>
@@ -19278,6 +20302,7 @@
               </w:rPr>
               <w:t>soil_threshold_min</w:t>
             </w:r>
+            <w:proofErr w:type="spellEnd"/>
             <w:r>
               <w:rPr>
                 <w:rFonts w:hint="eastAsia"/>
@@ -19286,6 +20311,7 @@
               </w:rPr>
               <w:t>、</w:t>
             </w:r>
+            <w:proofErr w:type="spellStart"/>
             <w:r>
               <w:rPr>
                 <w:rFonts w:hint="eastAsia"/>
@@ -19294,6 +20320,7 @@
               </w:rPr>
               <w:t>watering_seconds</w:t>
             </w:r>
+            <w:proofErr w:type="spellEnd"/>
             <w:r>
               <w:rPr>
                 <w:rFonts w:hint="eastAsia"/>
@@ -19302,6 +20329,7 @@
               </w:rPr>
               <w:t>、</w:t>
             </w:r>
+            <w:proofErr w:type="spellStart"/>
             <w:r>
               <w:rPr>
                 <w:rFonts w:hint="eastAsia"/>
@@ -19310,6 +20338,7 @@
               </w:rPr>
               <w:t>cooldown_seconds</w:t>
             </w:r>
+            <w:proofErr w:type="spellEnd"/>
             <w:r>
               <w:rPr>
                 <w:rFonts w:hint="eastAsia"/>
@@ -19318,6 +20347,7 @@
               </w:rPr>
               <w:t>、</w:t>
             </w:r>
+            <w:proofErr w:type="spellStart"/>
             <w:r>
               <w:rPr>
                 <w:rFonts w:hint="eastAsia"/>
@@ -19326,6 +20356,7 @@
               </w:rPr>
               <w:t>updated_at</w:t>
             </w:r>
+            <w:proofErr w:type="spellEnd"/>
           </w:p>
         </w:tc>
         <w:tc>
@@ -19377,7 +20408,23 @@
           <w:rFonts w:hint="eastAsia"/>
           <w:lang w:val="zh-CN"/>
         </w:rPr>
-        <w:t>此外，系统在数据库层设计了相应触发器，当控制日志插入后，能够自动更新设备的最近在线时间。该设计体现了数据库对业务逻辑的支撑作用，保证了设备状态信息更新的及时性和一致性，提高了系统的数据管理能力。</w:t>
+        <w:t>此外，系统在数据库层设计了相应触发器，</w:t>
+      </w:r>
+      <w:proofErr w:type="gramStart"/>
+      <w:r>
+        <w:rPr>
+          <w:rFonts w:hint="eastAsia"/>
+          <w:lang w:val="zh-CN"/>
+        </w:rPr>
+        <w:t>当控制</w:t>
+      </w:r>
+      <w:proofErr w:type="gramEnd"/>
+      <w:r>
+        <w:rPr>
+          <w:rFonts w:hint="eastAsia"/>
+          <w:lang w:val="zh-CN"/>
+        </w:rPr>
+        <w:t>日志插入后，能够自动更新设备的最近在线时间。该设计体现了数据库对业务逻辑的支撑作用，保证了设备状态信息更新的及时性和一致性，提高了系统的数据管理能力。</w:t>
       </w:r>
     </w:p>
     <w:p>
@@ -19619,7 +20666,23 @@
           <w:rFonts w:hint="eastAsia"/>
           <w:lang w:val="zh-CN"/>
         </w:rPr>
-        <w:t>颜色空间，按照颜色区间统计和轮廓框选来识别花朵的颜色特征，把识别结果映射到花蕾期、盛开期或者成熟、凋谢期这些状态上</w:t>
+        <w:t>颜色空间，按照颜色区间统计和</w:t>
+      </w:r>
+      <w:proofErr w:type="gramStart"/>
+      <w:r>
+        <w:rPr>
+          <w:rFonts w:hint="eastAsia"/>
+          <w:lang w:val="zh-CN"/>
+        </w:rPr>
+        <w:t>轮廓框选来</w:t>
+      </w:r>
+      <w:proofErr w:type="gramEnd"/>
+      <w:r>
+        <w:rPr>
+          <w:rFonts w:hint="eastAsia"/>
+          <w:lang w:val="zh-CN"/>
+        </w:rPr>
+        <w:t>识别花朵的颜色特征，把识别结果映射到花蕾期、盛开期或者成熟、凋谢期这些状态上</w:t>
       </w:r>
       <w:r>
         <w:rPr>
@@ -19882,12 +20945,14 @@
         </w:rPr>
         <w:t xml:space="preserve">5.8  </w:t>
       </w:r>
+      <w:proofErr w:type="spellStart"/>
       <w:r>
         <w:rPr>
           <w:rFonts w:hint="eastAsia"/>
         </w:rPr>
         <w:t>llm</w:t>
       </w:r>
+      <w:proofErr w:type="spellEnd"/>
       <w:r>
         <w:rPr>
           <w:rFonts w:hint="eastAsia"/>
@@ -21322,7 +22387,25 @@
                 <w:bCs/>
                 <w:szCs w:val="21"/>
               </w:rPr>
-              <w:t>光照值明显变化</w:t>
+              <w:t>光照</w:t>
+            </w:r>
+            <w:proofErr w:type="gramStart"/>
+            <w:r>
+              <w:rPr>
+                <w:rFonts w:hint="eastAsia"/>
+                <w:bCs/>
+                <w:szCs w:val="21"/>
+              </w:rPr>
+              <w:t>值明显</w:t>
+            </w:r>
+            <w:proofErr w:type="gramEnd"/>
+            <w:r>
+              <w:rPr>
+                <w:rFonts w:hint="eastAsia"/>
+                <w:bCs/>
+                <w:szCs w:val="21"/>
+              </w:rPr>
+              <w:t>变化</w:t>
             </w:r>
           </w:p>
         </w:tc>
@@ -21437,7 +22520,16 @@
                 <w:bCs/>
                 <w:szCs w:val="21"/>
               </w:rPr>
-              <w:t>湿土</w:t>
+              <w:t>湿</w:t>
+            </w:r>
+            <w:proofErr w:type="gramStart"/>
+            <w:r>
+              <w:rPr>
+                <w:rFonts w:hint="eastAsia"/>
+                <w:bCs/>
+                <w:szCs w:val="21"/>
+              </w:rPr>
+              <w:t>土</w:t>
             </w:r>
             <w:r>
               <w:rPr>
@@ -21447,6 +22539,7 @@
               </w:rPr>
               <w:t>环境</w:t>
             </w:r>
+            <w:proofErr w:type="gramEnd"/>
           </w:p>
         </w:tc>
         <w:tc>
@@ -22229,7 +23322,6 @@
             <w:pPr>
               <w:jc w:val="center"/>
               <w:rPr>
-                <w:rFonts w:hint="eastAsia"/>
                 <w:bCs/>
                 <w:szCs w:val="21"/>
               </w:rPr>
@@ -22514,7 +23606,25 @@
                 <w:bCs/>
                 <w:szCs w:val="21"/>
               </w:rPr>
-              <w:t>灯带成功开启与关闭</w:t>
+              <w:t>灯</w:t>
+            </w:r>
+            <w:proofErr w:type="gramStart"/>
+            <w:r>
+              <w:rPr>
+                <w:rFonts w:hint="eastAsia"/>
+                <w:bCs/>
+                <w:szCs w:val="21"/>
+              </w:rPr>
+              <w:t>带成功</w:t>
+            </w:r>
+            <w:proofErr w:type="gramEnd"/>
+            <w:r>
+              <w:rPr>
+                <w:rFonts w:hint="eastAsia"/>
+                <w:bCs/>
+                <w:szCs w:val="21"/>
+              </w:rPr>
+              <w:t>开启与关闭</w:t>
             </w:r>
           </w:p>
         </w:tc>
@@ -22589,7 +23699,25 @@
                 <w:bCs/>
                 <w:szCs w:val="21"/>
               </w:rPr>
-              <w:t>在控制页执行手势</w:t>
+              <w:t>在控制</w:t>
+            </w:r>
+            <w:proofErr w:type="gramStart"/>
+            <w:r>
+              <w:rPr>
+                <w:rFonts w:hint="eastAsia"/>
+                <w:bCs/>
+                <w:szCs w:val="21"/>
+              </w:rPr>
+              <w:t>页执行</w:t>
+            </w:r>
+            <w:proofErr w:type="gramEnd"/>
+            <w:r>
+              <w:rPr>
+                <w:rFonts w:hint="eastAsia"/>
+                <w:bCs/>
+                <w:szCs w:val="21"/>
+              </w:rPr>
+              <w:t>手势</w:t>
             </w:r>
           </w:p>
         </w:tc>
@@ -22693,6 +23821,58 @@
       <w:pPr>
         <w:pStyle w:val="afc"/>
         <w:spacing w:line="360" w:lineRule="auto"/>
+        <w:rPr>
+          <w:lang w:val="zh-CN"/>
+        </w:rPr>
+      </w:pPr>
+      <w:r>
+        <w:rPr>
+          <w:lang w:val="zh-CN"/>
+        </w:rPr>
+        <w:t>为了直观验证智能灌溉策略的实际运行效果，本研究搭建了如图</w:t>
+      </w:r>
+      <w:r>
+        <w:rPr>
+          <w:lang w:val="zh-CN"/>
+        </w:rPr>
+        <w:t xml:space="preserve"> 6.6 </w:t>
+      </w:r>
+      <w:r>
+        <w:rPr>
+          <w:lang w:val="zh-CN"/>
+        </w:rPr>
+        <w:t>所示的实物测试环境。在测试过程中，首先通过</w:t>
+      </w:r>
+      <w:r>
+        <w:rPr>
+          <w:lang w:val="zh-CN"/>
+        </w:rPr>
+        <w:t xml:space="preserve"> Web </w:t>
+      </w:r>
+      <w:r>
+        <w:rPr>
+          <w:lang w:val="zh-CN"/>
+        </w:rPr>
+        <w:t>后台设定了</w:t>
+      </w:r>
+      <w:r>
+        <w:rPr>
+          <w:rFonts w:hint="eastAsia"/>
+          <w:lang w:val="zh-CN"/>
+        </w:rPr>
+        <w:t>规则</w:t>
+      </w:r>
+      <w:r>
+        <w:rPr>
+          <w:lang w:val="zh-CN"/>
+        </w:rPr>
+        <w:t>，并下发开启自动模式的命令。控制策略成功触发。随后，控制指令下发至设备端，继电器闭合驱动水泵顺利启动，向培养区域注水，并在达到预设的浇水时长后自动停止，完整实现了灌溉闭环。</w:t>
+      </w:r>
+    </w:p>
+    <w:p>
+      <w:pPr>
+        <w:pStyle w:val="afc"/>
+        <w:spacing w:line="360" w:lineRule="auto"/>
         <w:jc w:val="center"/>
         <w:rPr>
           <w:lang w:val="zh-CN"/>
@@ -22701,13 +23881,12 @@
       <w:r>
         <w:rPr>
           <w:noProof/>
-          <w:lang w:val="zh-CN"/>
         </w:rPr>
         <w:drawing>
-          <wp:inline distT="0" distB="0" distL="0" distR="0" wp14:anchorId="4EA94E3C" wp14:editId="502B398D">
-            <wp:extent cx="4201111" cy="4439270"/>
-            <wp:effectExtent l="0" t="0" r="0" b="0"/>
-            <wp:docPr id="1405302603" name="图片 1"/>
+          <wp:inline distT="0" distB="0" distL="0" distR="0" wp14:anchorId="721CFCB7" wp14:editId="3DEE0309">
+            <wp:extent cx="3781425" cy="2835638"/>
+            <wp:effectExtent l="0" t="0" r="0" b="3175"/>
+            <wp:docPr id="1347622576" name="图片 1"/>
             <wp:cNvGraphicFramePr>
               <a:graphicFrameLocks xmlns:a="http://schemas.openxmlformats.org/drawingml/2006/main" noChangeAspect="1"/>
             </wp:cNvGraphicFramePr>
@@ -22715,23 +23894,36 @@
               <a:graphicData uri="http://schemas.openxmlformats.org/drawingml/2006/picture">
                 <pic:pic xmlns:pic="http://schemas.openxmlformats.org/drawingml/2006/picture">
                   <pic:nvPicPr>
-                    <pic:cNvPr id="1405302603" name=""/>
-                    <pic:cNvPicPr/>
+                    <pic:cNvPr id="0" name="Picture 1"/>
+                    <pic:cNvPicPr>
+                      <a:picLocks noChangeAspect="1" noChangeArrowheads="1"/>
+                    </pic:cNvPicPr>
                   </pic:nvPicPr>
                   <pic:blipFill>
-                    <a:blip r:embed="rId40"/>
+                    <a:blip r:embed="rId40" cstate="print">
+                      <a:extLst>
+                        <a:ext uri="{28A0092B-C50C-407E-A947-70E740481C1C}">
+                          <a14:useLocalDpi xmlns:a14="http://schemas.microsoft.com/office/drawing/2010/main" val="0"/>
+                        </a:ext>
+                      </a:extLst>
+                    </a:blip>
+                    <a:srcRect/>
                     <a:stretch>
                       <a:fillRect/>
                     </a:stretch>
                   </pic:blipFill>
-                  <pic:spPr>
+                  <pic:spPr bwMode="auto">
                     <a:xfrm>
                       <a:off x="0" y="0"/>
-                      <a:ext cx="4201111" cy="4439270"/>
+                      <a:ext cx="3796234" cy="2846743"/>
                     </a:xfrm>
                     <a:prstGeom prst="rect">
                       <a:avLst/>
                     </a:prstGeom>
+                    <a:noFill/>
+                    <a:ln>
+                      <a:noFill/>
+                    </a:ln>
                   </pic:spPr>
                 </pic:pic>
               </a:graphicData>
@@ -22776,49 +23968,80 @@
           <w:rFonts w:hint="eastAsia"/>
           <w:lang w:val="zh-CN"/>
         </w:rPr>
-        <w:t>在手势识别测试环境充分的反应了手势的实时性和准确性</w:t>
-      </w:r>
-      <w:r>
-        <w:rPr>
-          <w:rFonts w:hint="eastAsia"/>
-          <w:lang w:val="zh-CN"/>
-        </w:rPr>
-        <w:t xml:space="preserve">, </w:t>
-      </w:r>
-      <w:r>
-        <w:rPr>
-          <w:rFonts w:hint="eastAsia"/>
-          <w:lang w:val="zh-CN"/>
-        </w:rPr>
-        <w:t>用户在进行手势操作后就可以完成页面的跳转</w:t>
-      </w:r>
-      <w:r>
-        <w:rPr>
-          <w:rFonts w:hint="eastAsia"/>
-          <w:lang w:val="zh-CN"/>
-        </w:rPr>
-        <w:t xml:space="preserve">, </w:t>
-      </w:r>
-      <w:r>
-        <w:rPr>
-          <w:rFonts w:hint="eastAsia"/>
-          <w:lang w:val="zh-CN"/>
-        </w:rPr>
-        <w:t>用户在向右手势后页面成功完成翻页</w:t>
-      </w:r>
-      <w:r>
-        <w:rPr>
-          <w:rFonts w:hint="eastAsia"/>
-          <w:lang w:val="zh-CN"/>
-        </w:rPr>
-        <w:t>,</w:t>
-      </w:r>
-      <w:r>
-        <w:rPr>
-          <w:rFonts w:hint="eastAsia"/>
-          <w:lang w:val="zh-CN"/>
-        </w:rPr>
-        <w:t>向上后成功的手动开启水泵</w:t>
+        <w:t>该</w:t>
+      </w:r>
+      <w:r>
+        <w:rPr>
+          <w:lang w:val="zh-CN"/>
+        </w:rPr>
+        <w:t>手势识别测试充分验证了系统响应的实时性与准确性</w:t>
+      </w:r>
+      <w:r>
+        <w:rPr>
+          <w:lang w:val="zh-CN"/>
+        </w:rPr>
+        <w:t xml:space="preserve"> </w:t>
+      </w:r>
+      <w:r>
+        <w:rPr>
+          <w:lang w:val="zh-CN"/>
+        </w:rPr>
+        <w:t>。在测试过程中，用户无需触碰设备，仅通过手势动作即可顺畅完成界面的跳转与控制操作。结合图</w:t>
+      </w:r>
+      <w:r>
+        <w:rPr>
+          <w:lang w:val="zh-CN"/>
+        </w:rPr>
+        <w:t xml:space="preserve"> 6.6 </w:t>
+      </w:r>
+      <w:r>
+        <w:rPr>
+          <w:lang w:val="zh-CN"/>
+        </w:rPr>
+        <w:t>可以看出，当用户执行向右手势时，</w:t>
+      </w:r>
+      <w:r>
+        <w:rPr>
+          <w:lang w:val="zh-CN"/>
+        </w:rPr>
+        <w:t xml:space="preserve">OLED </w:t>
+      </w:r>
+      <w:r>
+        <w:rPr>
+          <w:lang w:val="zh-CN"/>
+        </w:rPr>
+        <w:t>屏幕成功由主监控界面翻页至水泵控制界面；随后在该界面执行向上手势，系统准确识别指令，成功手动开启水泵</w:t>
+      </w:r>
+      <w:r>
+        <w:rPr>
+          <w:lang w:val="zh-CN"/>
+        </w:rPr>
+        <w:t xml:space="preserve"> </w:t>
+      </w:r>
+      <w:r>
+        <w:rPr>
+          <w:lang w:val="zh-CN"/>
+        </w:rPr>
+        <w:t>。此外，</w:t>
+      </w:r>
+      <w:r>
+        <w:rPr>
+          <w:lang w:val="zh-CN"/>
+        </w:rPr>
+        <w:t xml:space="preserve">WebUI </w:t>
+      </w:r>
+      <w:r>
+        <w:rPr>
+          <w:lang w:val="zh-CN"/>
+        </w:rPr>
+        <w:t>后台也能实时同步并更新当前识别到的手势动作。该结果表明系统的本地交互模块运行</w:t>
+      </w:r>
+      <w:r>
+        <w:rPr>
+          <w:lang w:val="zh-CN"/>
+        </w:rPr>
+        <w:lastRenderedPageBreak/>
+        <w:t>稳定、反馈及时</w:t>
       </w:r>
       <w:r>
         <w:rPr>
@@ -22841,7 +24064,6 @@
           <w:noProof/>
           <w:lang w:val="zh-CN"/>
         </w:rPr>
-        <w:lastRenderedPageBreak/>
         <w:drawing>
           <wp:inline distT="0" distB="0" distL="0" distR="0" wp14:anchorId="14B537A6" wp14:editId="54BB204F">
             <wp:extent cx="5076825" cy="2400300"/>
@@ -22923,6 +24145,31 @@
     </w:p>
     <w:p>
       <w:pPr>
+        <w:pStyle w:val="afc"/>
+        <w:spacing w:line="360" w:lineRule="auto"/>
+        <w:rPr>
+          <w:rFonts w:hint="eastAsia"/>
+          <w:lang w:val="zh-CN"/>
+        </w:rPr>
+      </w:pPr>
+      <w:r>
+        <w:t>此外，本研究还对</w:t>
+      </w:r>
+      <w:r>
+        <w:t xml:space="preserve"> LED </w:t>
+      </w:r>
+      <w:r>
+        <w:t>灯带的自动补光功能进行了验证。如图</w:t>
+      </w:r>
+      <w:r>
+        <w:t xml:space="preserve"> 6.7 </w:t>
+      </w:r>
+      <w:r>
+        <w:t>所示，通过远程接口下发自动模式指令并人为模拟弱光环境后，系统成功依据实时光照数据自动点亮灯带并同步了状态显示，有效验证了边缘端自主决策与控制的能力。</w:t>
+      </w:r>
+    </w:p>
+    <w:p>
+      <w:pPr>
         <w:pStyle w:val="aff"/>
       </w:pPr>
       <w:r>
@@ -23558,6 +24805,7 @@
                 <w:bCs/>
                 <w:szCs w:val="21"/>
               </w:rPr>
+              <w:lastRenderedPageBreak/>
               <w:t>图像分析</w:t>
             </w:r>
           </w:p>
@@ -23772,7 +25020,278 @@
     </w:tbl>
     <w:p>
       <w:pPr>
+        <w:pStyle w:val="afc"/>
+        <w:spacing w:line="360" w:lineRule="auto"/>
+        <w:rPr>
+          <w:rFonts w:hint="eastAsia"/>
+          <w:lang w:val="zh-CN"/>
+        </w:rPr>
+      </w:pPr>
+      <w:r>
+        <w:rPr>
+          <w:lang w:val="zh-CN"/>
+        </w:rPr>
+        <w:t>首先对</w:t>
+      </w:r>
+      <w:r>
+        <w:rPr>
+          <w:lang w:val="zh-CN"/>
+        </w:rPr>
+        <w:t>‘</w:t>
+      </w:r>
+      <w:r>
+        <w:rPr>
+          <w:lang w:val="zh-CN"/>
+        </w:rPr>
+        <w:t>环境时序数据追溯</w:t>
+      </w:r>
+      <w:r>
+        <w:rPr>
+          <w:lang w:val="zh-CN"/>
+        </w:rPr>
+        <w:t>’</w:t>
+      </w:r>
+      <w:r>
+        <w:rPr>
+          <w:lang w:val="zh-CN"/>
+        </w:rPr>
+        <w:t>功能进行测试，主要验证平台对历史数据的可视化展示能力。测试时，通过浏览器访问</w:t>
+      </w:r>
+      <w:r>
+        <w:rPr>
+          <w:lang w:val="zh-CN"/>
+        </w:rPr>
+        <w:t xml:space="preserve"> Web </w:t>
+      </w:r>
+      <w:r>
+        <w:rPr>
+          <w:lang w:val="zh-CN"/>
+        </w:rPr>
+        <w:t>监控平台。如下方的实测图所示，前端页面成功获取并绘制了近期的</w:t>
+      </w:r>
+      <w:r>
+        <w:rPr>
+          <w:lang w:val="zh-CN"/>
+        </w:rPr>
+        <w:t xml:space="preserve"> 200 </w:t>
+      </w:r>
+      <w:proofErr w:type="gramStart"/>
+      <w:r>
+        <w:rPr>
+          <w:lang w:val="zh-CN"/>
+        </w:rPr>
+        <w:t>条环境</w:t>
+      </w:r>
+      <w:proofErr w:type="gramEnd"/>
+      <w:r>
+        <w:rPr>
+          <w:lang w:val="zh-CN"/>
+        </w:rPr>
+        <w:t>数据。其中，左侧折线图清晰地展示了温湿度的交变趋势，右侧折线图直观反映了光照与土壤水分的历史变化。测试结果符合预期，证明系统能稳定实现环境数据的可视化追溯。</w:t>
+      </w:r>
+    </w:p>
+    <w:p>
+      <w:pPr>
         <w:pStyle w:val="aff"/>
+      </w:pPr>
+      <w:r>
+        <w:rPr>
+          <w:noProof/>
+        </w:rPr>
+        <w:drawing>
+          <wp:inline distT="0" distB="0" distL="0" distR="0" wp14:anchorId="60B79E50" wp14:editId="11EF71F0">
+            <wp:extent cx="6304915" cy="2301567"/>
+            <wp:effectExtent l="0" t="0" r="635" b="3810"/>
+            <wp:docPr id="412987617" name="图片 2"/>
+            <wp:cNvGraphicFramePr>
+              <a:graphicFrameLocks xmlns:a="http://schemas.openxmlformats.org/drawingml/2006/main" noChangeAspect="1"/>
+            </wp:cNvGraphicFramePr>
+            <a:graphic xmlns:a="http://schemas.openxmlformats.org/drawingml/2006/main">
+              <a:graphicData uri="http://schemas.openxmlformats.org/drawingml/2006/picture">
+                <pic:pic xmlns:pic="http://schemas.openxmlformats.org/drawingml/2006/picture">
+                  <pic:nvPicPr>
+                    <pic:cNvPr id="0" name="Picture 3"/>
+                    <pic:cNvPicPr>
+                      <a:picLocks noChangeAspect="1" noChangeArrowheads="1"/>
+                    </pic:cNvPicPr>
+                  </pic:nvPicPr>
+                  <pic:blipFill>
+                    <a:blip r:embed="rId36">
+                      <a:extLst>
+                        <a:ext uri="{28A0092B-C50C-407E-A947-70E740481C1C}">
+                          <a14:useLocalDpi xmlns:a14="http://schemas.microsoft.com/office/drawing/2010/main" val="0"/>
+                        </a:ext>
+                      </a:extLst>
+                    </a:blip>
+                    <a:srcRect/>
+                    <a:stretch>
+                      <a:fillRect/>
+                    </a:stretch>
+                  </pic:blipFill>
+                  <pic:spPr bwMode="auto">
+                    <a:xfrm>
+                      <a:off x="0" y="0"/>
+                      <a:ext cx="6318132" cy="2306392"/>
+                    </a:xfrm>
+                    <a:prstGeom prst="rect">
+                      <a:avLst/>
+                    </a:prstGeom>
+                    <a:noFill/>
+                    <a:ln>
+                      <a:noFill/>
+                    </a:ln>
+                  </pic:spPr>
+                </pic:pic>
+              </a:graphicData>
+            </a:graphic>
+          </wp:inline>
+        </w:drawing>
+      </w:r>
+    </w:p>
+    <w:p>
+      <w:pPr>
+        <w:pStyle w:val="afc"/>
+        <w:spacing w:line="360" w:lineRule="auto"/>
+        <w:rPr>
+          <w:lang w:val="zh-CN"/>
+        </w:rPr>
+      </w:pPr>
+      <w:r>
+        <w:rPr>
+          <w:lang w:val="zh-CN"/>
+        </w:rPr>
+        <w:t>其次，测试了</w:t>
+      </w:r>
+      <w:r>
+        <w:rPr>
+          <w:lang w:val="zh-CN"/>
+        </w:rPr>
+        <w:t>‘</w:t>
+      </w:r>
+      <w:r>
+        <w:rPr>
+          <w:lang w:val="zh-CN"/>
+        </w:rPr>
+        <w:t>云端公网</w:t>
+      </w:r>
+      <w:r>
+        <w:rPr>
+          <w:lang w:val="zh-CN"/>
+        </w:rPr>
+        <w:t xml:space="preserve"> app </w:t>
+      </w:r>
+      <w:r>
+        <w:rPr>
+          <w:lang w:val="zh-CN"/>
+        </w:rPr>
+        <w:t>看板</w:t>
+      </w:r>
+      <w:r>
+        <w:rPr>
+          <w:lang w:val="zh-CN"/>
+        </w:rPr>
+        <w:t>’</w:t>
+      </w:r>
+      <w:r>
+        <w:rPr>
+          <w:lang w:val="zh-CN"/>
+        </w:rPr>
+        <w:t>功能。如下方实测图所示，通过手机</w:t>
+      </w:r>
+      <w:r>
+        <w:rPr>
+          <w:rFonts w:hint="eastAsia"/>
+          <w:lang w:val="zh-CN"/>
+        </w:rPr>
+        <w:t>扫描二</w:t>
+      </w:r>
+      <w:proofErr w:type="gramStart"/>
+      <w:r>
+        <w:rPr>
+          <w:rFonts w:hint="eastAsia"/>
+          <w:lang w:val="zh-CN"/>
+        </w:rPr>
+        <w:t>维码</w:t>
+      </w:r>
+      <w:r>
+        <w:rPr>
+          <w:lang w:val="zh-CN"/>
+        </w:rPr>
+        <w:t>访问</w:t>
+      </w:r>
+      <w:proofErr w:type="gramEnd"/>
+      <w:r>
+        <w:rPr>
+          <w:lang w:val="zh-CN"/>
+        </w:rPr>
+        <w:t>云端公网节点，移动端页面能够实时同步并正常展示边缘端上传的温湿度、光照及土壤水分等各项传感器最新数据，成功实现了脱离局域网的异地远程监控。</w:t>
+      </w:r>
+    </w:p>
+    <w:p>
+      <w:pPr>
+        <w:pStyle w:val="aff"/>
+      </w:pPr>
+      <w:r>
+        <w:rPr>
+          <w:noProof/>
+        </w:rPr>
+        <w:lastRenderedPageBreak/>
+        <w:drawing>
+          <wp:inline distT="0" distB="0" distL="0" distR="0" wp14:anchorId="1FAB2D3C" wp14:editId="45568EFA">
+            <wp:extent cx="1819275" cy="3238895"/>
+            <wp:effectExtent l="0" t="0" r="0" b="0"/>
+            <wp:docPr id="1215366836" name="图片 4"/>
+            <wp:cNvGraphicFramePr>
+              <a:graphicFrameLocks xmlns:a="http://schemas.openxmlformats.org/drawingml/2006/main" noChangeAspect="1"/>
+            </wp:cNvGraphicFramePr>
+            <a:graphic xmlns:a="http://schemas.openxmlformats.org/drawingml/2006/main">
+              <a:graphicData uri="http://schemas.openxmlformats.org/drawingml/2006/picture">
+                <pic:pic xmlns:pic="http://schemas.openxmlformats.org/drawingml/2006/picture">
+                  <pic:nvPicPr>
+                    <pic:cNvPr id="0" name="Picture 10"/>
+                    <pic:cNvPicPr>
+                      <a:picLocks noChangeAspect="1" noChangeArrowheads="1"/>
+                    </pic:cNvPicPr>
+                  </pic:nvPicPr>
+                  <pic:blipFill>
+                    <a:blip r:embed="rId43" cstate="print">
+                      <a:extLst>
+                        <a:ext uri="{28A0092B-C50C-407E-A947-70E740481C1C}">
+                          <a14:useLocalDpi xmlns:a14="http://schemas.microsoft.com/office/drawing/2010/main" val="0"/>
+                        </a:ext>
+                      </a:extLst>
+                    </a:blip>
+                    <a:srcRect/>
+                    <a:stretch>
+                      <a:fillRect/>
+                    </a:stretch>
+                  </pic:blipFill>
+                  <pic:spPr bwMode="auto">
+                    <a:xfrm>
+                      <a:off x="0" y="0"/>
+                      <a:ext cx="1838829" cy="3273707"/>
+                    </a:xfrm>
+                    <a:prstGeom prst="rect">
+                      <a:avLst/>
+                    </a:prstGeom>
+                    <a:noFill/>
+                    <a:ln>
+                      <a:noFill/>
+                    </a:ln>
+                  </pic:spPr>
+                </pic:pic>
+              </a:graphicData>
+            </a:graphic>
+          </wp:inline>
+        </w:drawing>
+      </w:r>
+    </w:p>
+    <w:p>
+      <w:pPr>
+        <w:pStyle w:val="aff"/>
+        <w:rPr>
+          <w:rFonts w:hint="eastAsia"/>
+        </w:rPr>
       </w:pPr>
     </w:p>
     <w:p>
@@ -23812,15 +25331,23 @@
           <w:rFonts w:hint="eastAsia"/>
           <w:lang w:val="zh-CN"/>
         </w:rPr>
-        <w:t>从系统测试的过程可以看出，本文设计的智能培育系统可以达到环境监测、自动控制、数据存储、可视化管理等主要目的。如果实测结果</w:t>
-      </w:r>
-      <w:r>
-        <w:rPr>
-          <w:rFonts w:hint="eastAsia"/>
-          <w:lang w:val="zh-CN"/>
-        </w:rPr>
-        <w:lastRenderedPageBreak/>
-        <w:t>表明温湿度、光照和土壤湿度数据可以稳定刷新，可以持续写入数据库，那么说明设备端采集链路和边缘端数据处理链路工作正常；如果控制命令可以被设备端正确解析并执行器动作和日志记录一致，则说明系统控制闭环设计合理。</w:t>
+        <w:t>从系统测试的过程可以看出，本文设计的智能培育系统可以达到环境监测、自动控制、数据存储、可视化管理等主要目的。如果实测结果表明温湿度、光照和土壤湿度数据可以稳定刷新，可以持续写入数据库，那么说明设备端采集链路和边缘端数据处理链路工作正常；如果控制命令可以</w:t>
+      </w:r>
+      <w:proofErr w:type="gramStart"/>
+      <w:r>
+        <w:rPr>
+          <w:rFonts w:hint="eastAsia"/>
+          <w:lang w:val="zh-CN"/>
+        </w:rPr>
+        <w:t>被设备端正确</w:t>
+      </w:r>
+      <w:proofErr w:type="gramEnd"/>
+      <w:r>
+        <w:rPr>
+          <w:rFonts w:hint="eastAsia"/>
+          <w:lang w:val="zh-CN"/>
+        </w:rPr>
+        <w:t>解析并执行器动作和日志记录一致，则说明系统控制闭环设计合理。</w:t>
       </w:r>
     </w:p>
     <w:p>
@@ -23866,7 +25393,15 @@
           <w:rFonts w:hint="eastAsia"/>
           <w:lang w:val="zh-CN"/>
         </w:rPr>
-        <w:t>的测量精度较低，电容式土壤湿度传感器还需要结合实际情况做更细致的标定，图像分析目前主要是根据颜色规则，对于复杂的背景还存在鲁棒性不足的问题，云端同步功能目前只是数据上报，还没有建立完整的云端业务平台。这些问题也给之后的工作指明了方向。</w:t>
+        <w:t>的测量精度较低，电容式土</w:t>
+      </w:r>
+      <w:r>
+        <w:rPr>
+          <w:rFonts w:hint="eastAsia"/>
+          <w:lang w:val="zh-CN"/>
+        </w:rPr>
+        <w:lastRenderedPageBreak/>
+        <w:t>壤湿度传感器还需要结合实际情况做更细致的标定，图像分析目前主要是根据颜色规则，对于复杂的背景还存在鲁棒性不足的问题，云端同步功能目前只是数据上报，还没有建立完整的云端业务平台。这些问题也给之后的工作指明了方向。</w:t>
       </w:r>
     </w:p>
     <w:p>
@@ -23942,7 +25477,23 @@
           <w:rFonts w:hint="eastAsia"/>
           <w:lang w:val="zh-CN"/>
         </w:rPr>
-        <w:t>做设备端控制核心，用树莓派</w:t>
+        <w:t>做设备</w:t>
+      </w:r>
+      <w:proofErr w:type="gramStart"/>
+      <w:r>
+        <w:rPr>
+          <w:rFonts w:hint="eastAsia"/>
+          <w:lang w:val="zh-CN"/>
+        </w:rPr>
+        <w:t>端控制</w:t>
+      </w:r>
+      <w:proofErr w:type="gramEnd"/>
+      <w:r>
+        <w:rPr>
+          <w:rFonts w:hint="eastAsia"/>
+          <w:lang w:val="zh-CN"/>
+        </w:rPr>
+        <w:t>核心，用树莓派</w:t>
       </w:r>
       <w:r>
         <w:rPr>
@@ -24000,8 +25551,23 @@
           <w:rFonts w:hint="eastAsia"/>
           <w:lang w:val="zh-CN"/>
         </w:rPr>
-        <w:lastRenderedPageBreak/>
-        <w:t>经过系统的方案设计、硬件连接实现、软件平台开发、功能测试可知，本文所建立的系统有如下特点，一是分层结构的设计比较清楚，二是实现了从环境感知到控制执行的闭环，三是边缘端具备较强的本地自治能力，即使云端连接断开也能继续工作，四是系统具有较好的扩展性，可以增加更多的传感器、执行器以及智能分析模块。本文基本达到了预期的研究目的，给小型特色作物的智能培育提供了一种可行的实现途径。</w:t>
+        <w:t>经过系统的方案设计、硬件连接实现、软件平台开发、功能测试可知，本文所建立的系统有如下特点，一是分层结构的设计比较清楚，二是实现了从环境感知到控制执行的闭环，三是边缘</w:t>
+      </w:r>
+      <w:proofErr w:type="gramStart"/>
+      <w:r>
+        <w:rPr>
+          <w:rFonts w:hint="eastAsia"/>
+          <w:lang w:val="zh-CN"/>
+        </w:rPr>
+        <w:t>端具备</w:t>
+      </w:r>
+      <w:proofErr w:type="gramEnd"/>
+      <w:r>
+        <w:rPr>
+          <w:rFonts w:hint="eastAsia"/>
+          <w:lang w:val="zh-CN"/>
+        </w:rPr>
+        <w:t>较强的本地自治能力，即使云端连接断开也能继续工作，四是系统具有较好的扩展性，可以增加更多的传感器、执行器以及智能分析模块。本文基本达到了预期的研究目的，给小型特色作物的智能培育提供了一种可行的实现途径。</w:t>
       </w:r>
     </w:p>
     <w:p>
@@ -24054,7 +25620,15 @@
           <w:rFonts w:hint="eastAsia"/>
           <w:lang w:val="zh-CN"/>
         </w:rPr>
-        <w:t>模块在长时间高湿环境下容易出现数据漂移，后续可以使用工业级温湿度传感器，并对土壤</w:t>
+        <w:t>模块在长时间高湿环</w:t>
+      </w:r>
+      <w:r>
+        <w:rPr>
+          <w:rFonts w:hint="eastAsia"/>
+          <w:lang w:val="zh-CN"/>
+        </w:rPr>
+        <w:lastRenderedPageBreak/>
+        <w:t>境下容易出现数据漂移，后续可以使用工业级温湿度传感器，并对土壤</w:t>
       </w:r>
       <w:r>
         <w:rPr>
@@ -24124,7 +25698,23 @@
           <w:rFonts w:hint="eastAsia"/>
           <w:lang w:val="zh-CN"/>
         </w:rPr>
-        <w:t>互联只实现了单向的数据汇聚，需要以后打通双向鉴权控制，针对高湿应用场景做专属</w:t>
+        <w:t>互联只实现了单向的数据汇聚，需要以后打通双向鉴权控制，针对高</w:t>
+      </w:r>
+      <w:proofErr w:type="gramStart"/>
+      <w:r>
+        <w:rPr>
+          <w:rFonts w:hint="eastAsia"/>
+          <w:lang w:val="zh-CN"/>
+        </w:rPr>
+        <w:t>湿应用</w:t>
+      </w:r>
+      <w:proofErr w:type="gramEnd"/>
+      <w:r>
+        <w:rPr>
+          <w:rFonts w:hint="eastAsia"/>
+          <w:lang w:val="zh-CN"/>
+        </w:rPr>
+        <w:t>场景做专属</w:t>
       </w:r>
       <w:r>
         <w:rPr>
@@ -24191,15 +25781,7 @@
           <w:rFonts w:hint="eastAsia"/>
           <w:lang w:val="zh-CN"/>
         </w:rPr>
-        <w:t>后端、数据库、图像处理、物联网通信等方面的知识进行了综合应用，也更加清楚地认识</w:t>
-      </w:r>
-      <w:r>
-        <w:rPr>
-          <w:rFonts w:hint="eastAsia"/>
-          <w:lang w:val="zh-CN"/>
-        </w:rPr>
-        <w:lastRenderedPageBreak/>
-        <w:t>到系统集成与单点功能实现的不同。项目推进的过程中，由于调试硬件，兼容接口，部署环境以及多模块联调所耗费的时间大大超过计划，说明工程实践不只是对编程能力的考核，也是对问题定位，方案取舍，整体规划能力的检验。</w:t>
+        <w:t>后端、数据库、图像处理、物联网通信等方面的知识进行了综合应用，也更加清楚地认识到系统集成与单点功能实现的不同。项目推进的过程中，由于调试硬件，兼容接口，部署环境以及多模块联调所耗费的时间大大超过计划，说明工程实践不只是对编程能力的考核，也是对问题定位，方案取舍，整体规划能力的检验。</w:t>
       </w:r>
     </w:p>
     <w:p>
@@ -24235,6 +25817,7 @@
           <w:sz w:val="28"/>
           <w:lang w:val="zh-CN"/>
         </w:rPr>
+        <w:lastRenderedPageBreak/>
         <w:br w:type="page"/>
       </w:r>
       <w:bookmarkStart w:id="154" w:name="_Toc25736"/>
@@ -24540,7 +26123,39 @@
           <w:rFonts w:cs="宋体"/>
           <w:szCs w:val="28"/>
         </w:rPr>
-        <w:t>,2025,15(01):59-63.DOI:10.16667/j.issn.2095-1302.2025.01.014.</w:t>
+        <w:t>,2025,15(01):</w:t>
+      </w:r>
+      <w:proofErr w:type="gramStart"/>
+      <w:r>
+        <w:rPr>
+          <w:rFonts w:cs="宋体"/>
+          <w:szCs w:val="28"/>
+        </w:rPr>
+        <w:t>59-63.DOI:10.16667/j.issn</w:t>
+      </w:r>
+      <w:proofErr w:type="gramEnd"/>
+      <w:r>
+        <w:rPr>
+          <w:rFonts w:cs="宋体"/>
+          <w:szCs w:val="28"/>
+        </w:rPr>
+        <w:t>.2095-1302.2025.</w:t>
+      </w:r>
+      <w:proofErr w:type="gramStart"/>
+      <w:r>
+        <w:rPr>
+          <w:rFonts w:cs="宋体"/>
+          <w:szCs w:val="28"/>
+        </w:rPr>
+        <w:t>01.014</w:t>
+      </w:r>
+      <w:proofErr w:type="gramEnd"/>
+      <w:r>
+        <w:rPr>
+          <w:rFonts w:cs="宋体"/>
+          <w:szCs w:val="28"/>
+        </w:rPr>
+        <w:t>.</w:t>
       </w:r>
     </w:p>
     <w:p>
@@ -24827,6 +26442,7 @@
         </w:rPr>
         <w:t xml:space="preserve"> </w:t>
       </w:r>
+      <w:proofErr w:type="gramStart"/>
       <w:r>
         <w:rPr>
           <w:rFonts w:cs="宋体"/>
@@ -24834,6 +26450,7 @@
         </w:rPr>
         <w:t>景子奇</w:t>
       </w:r>
+      <w:proofErr w:type="gramEnd"/>
       <w:r>
         <w:rPr>
           <w:rFonts w:cs="宋体"/>
@@ -24950,6 +26567,7 @@
         </w:rPr>
         <w:t>,</w:t>
       </w:r>
+      <w:proofErr w:type="gramStart"/>
       <w:r>
         <w:rPr>
           <w:rFonts w:cs="宋体"/>
@@ -24971,6 +26589,7 @@
         </w:rPr>
         <w:t>荣锋</w:t>
       </w:r>
+      <w:proofErr w:type="gramEnd"/>
       <w:r>
         <w:rPr>
           <w:rFonts w:cs="宋体"/>
@@ -25018,7 +26637,23 @@
           <w:rFonts w:cs="宋体"/>
           <w:szCs w:val="28"/>
         </w:rPr>
-        <w:t>,2022,43(08):2378-2384.DOI:10.16208/j.issn1000-7024.2022.08.036.</w:t>
+        <w:t>,2022,43(08):2378-2384.DOI:10.16208/</w:t>
+      </w:r>
+      <w:proofErr w:type="gramStart"/>
+      <w:r>
+        <w:rPr>
+          <w:rFonts w:cs="宋体"/>
+          <w:szCs w:val="28"/>
+        </w:rPr>
+        <w:t>j.issn</w:t>
+      </w:r>
+      <w:proofErr w:type="gramEnd"/>
+      <w:r>
+        <w:rPr>
+          <w:rFonts w:cs="宋体"/>
+          <w:szCs w:val="28"/>
+        </w:rPr>
+        <w:t>1000-7024.2022.08.036.</w:t>
       </w:r>
     </w:p>
     <w:p>
@@ -25113,7 +26748,23 @@
           <w:rFonts w:cs="宋体"/>
           <w:szCs w:val="28"/>
         </w:rPr>
-        <w:t>,2024,(01):7-10.DOI:10.19514/j.cnki.cn32-1628/tm.2024.01.002.</w:t>
+        <w:t>,2024,(01):</w:t>
+      </w:r>
+      <w:proofErr w:type="gramStart"/>
+      <w:r>
+        <w:rPr>
+          <w:rFonts w:cs="宋体"/>
+          <w:szCs w:val="28"/>
+        </w:rPr>
+        <w:t>7-10.DOI:10.19514/j.cnki.cn</w:t>
+      </w:r>
+      <w:proofErr w:type="gramEnd"/>
+      <w:r>
+        <w:rPr>
+          <w:rFonts w:cs="宋体"/>
+          <w:szCs w:val="28"/>
+        </w:rPr>
+        <w:t>32-1628/tm.2024.01.002.</w:t>
       </w:r>
     </w:p>
     <w:p>
@@ -25154,6 +26805,7 @@
         </w:rPr>
         <w:t xml:space="preserve"> </w:t>
       </w:r>
+      <w:proofErr w:type="gramStart"/>
       <w:r>
         <w:rPr>
           <w:rFonts w:cs="宋体"/>
@@ -25161,6 +26813,7 @@
         </w:rPr>
         <w:t>任海玉</w:t>
       </w:r>
+      <w:proofErr w:type="gramEnd"/>
       <w:r>
         <w:rPr>
           <w:rFonts w:cs="宋体"/>
@@ -25277,6 +26930,7 @@
         </w:rPr>
         <w:t xml:space="preserve"> </w:t>
       </w:r>
+      <w:proofErr w:type="gramStart"/>
       <w:r>
         <w:rPr>
           <w:rFonts w:cs="宋体"/>
@@ -25284,6 +26938,7 @@
         </w:rPr>
         <w:t>徐帅驰</w:t>
       </w:r>
+      <w:proofErr w:type="gramEnd"/>
       <w:r>
         <w:rPr>
           <w:rFonts w:cs="宋体"/>
@@ -25291,6 +26946,7 @@
         </w:rPr>
         <w:t>,</w:t>
       </w:r>
+      <w:proofErr w:type="gramStart"/>
       <w:r>
         <w:rPr>
           <w:rFonts w:cs="宋体"/>
@@ -25298,13 +26954,23 @@
         </w:rPr>
         <w:t>郑恭明</w:t>
       </w:r>
+      <w:proofErr w:type="gramEnd"/>
       <w:r>
         <w:rPr>
           <w:rFonts w:cs="宋体"/>
           <w:szCs w:val="28"/>
         </w:rPr>
-        <w:t>.MicroPython</w:t>
-      </w:r>
+        <w:t>.</w:t>
+      </w:r>
+      <w:proofErr w:type="spellStart"/>
+      <w:r>
+        <w:rPr>
+          <w:rFonts w:cs="宋体"/>
+          <w:szCs w:val="28"/>
+        </w:rPr>
+        <w:t>MicroPython</w:t>
+      </w:r>
+      <w:proofErr w:type="spellEnd"/>
       <w:r>
         <w:rPr>
           <w:rFonts w:cs="宋体"/>
@@ -25455,7 +27121,25 @@
           <w:sz w:val="28"/>
           <w:szCs w:val="28"/>
         </w:rPr>
-        <w:t xml:space="preserve">,2023,46(04):70-74.DOI:10.16652/j.issn.1004-373x.2023.04.013. </w:t>
+        <w:t>,2023,46(04):</w:t>
+      </w:r>
+      <w:proofErr w:type="gramStart"/>
+      <w:r>
+        <w:rPr>
+          <w:rFonts w:cs="宋体"/>
+          <w:sz w:val="28"/>
+          <w:szCs w:val="28"/>
+        </w:rPr>
+        <w:t>70-74.DOI:10.16652/j.issn</w:t>
+      </w:r>
+      <w:proofErr w:type="gramEnd"/>
+      <w:r>
+        <w:rPr>
+          <w:rFonts w:cs="宋体"/>
+          <w:sz w:val="28"/>
+          <w:szCs w:val="28"/>
+        </w:rPr>
+        <w:t xml:space="preserve">.1004-373x.2023.04.013. </w:t>
       </w:r>
     </w:p>
     <w:p>
@@ -25516,6 +27200,7 @@
         </w:rPr>
         <w:t>,</w:t>
       </w:r>
+      <w:proofErr w:type="gramStart"/>
       <w:r>
         <w:rPr>
           <w:rFonts w:cs="宋体"/>
@@ -25524,6 +27209,7 @@
         </w:rPr>
         <w:t>王洪丰</w:t>
       </w:r>
+      <w:proofErr w:type="gramEnd"/>
       <w:r>
         <w:rPr>
           <w:rFonts w:cs="宋体"/>
@@ -25915,7 +27601,25 @@
           <w:sz w:val="28"/>
           <w:szCs w:val="28"/>
         </w:rPr>
-        <w:t xml:space="preserve">,2022,41(10):179-182.DOI:10.20033/j.1003-7241.(2022)10-0179-04. </w:t>
+        <w:t>,2022,41(10):179-182.DOI:10.20033/j.1003-</w:t>
+      </w:r>
+      <w:proofErr w:type="gramStart"/>
+      <w:r>
+        <w:rPr>
+          <w:rFonts w:cs="宋体"/>
+          <w:sz w:val="28"/>
+          <w:szCs w:val="28"/>
+        </w:rPr>
+        <w:t>7241.(</w:t>
+      </w:r>
+      <w:proofErr w:type="gramEnd"/>
+      <w:r>
+        <w:rPr>
+          <w:rFonts w:cs="宋体"/>
+          <w:sz w:val="28"/>
+          <w:szCs w:val="28"/>
+        </w:rPr>
+        <w:t xml:space="preserve">2022)10-0179-04. </w:t>
       </w:r>
     </w:p>
     <w:p>
@@ -25966,7 +27670,117 @@
           <w:sz w:val="28"/>
           <w:szCs w:val="28"/>
         </w:rPr>
-        <w:t>Chung H ,Kim H J ,Ahn J , et al.Resource-Constrained Edge AI Solution for Real-Time Pest and Disease Detection in Chili Pepper Fields[J].Agriculture,2026,16(2):223-223.DOI:10.3390/AGRICULTURE16020223.</w:t>
+        <w:t xml:space="preserve">Chung </w:t>
+      </w:r>
+      <w:proofErr w:type="gramStart"/>
+      <w:r>
+        <w:rPr>
+          <w:rFonts w:cs="宋体"/>
+          <w:sz w:val="28"/>
+          <w:szCs w:val="28"/>
+        </w:rPr>
+        <w:t>H ,Kim</w:t>
+      </w:r>
+      <w:proofErr w:type="gramEnd"/>
+      <w:r>
+        <w:rPr>
+          <w:rFonts w:cs="宋体"/>
+          <w:sz w:val="28"/>
+          <w:szCs w:val="28"/>
+        </w:rPr>
+        <w:t xml:space="preserve"> H </w:t>
+      </w:r>
+      <w:proofErr w:type="gramStart"/>
+      <w:r>
+        <w:rPr>
+          <w:rFonts w:cs="宋体"/>
+          <w:sz w:val="28"/>
+          <w:szCs w:val="28"/>
+        </w:rPr>
+        <w:t>J ,Ahn</w:t>
+      </w:r>
+      <w:proofErr w:type="gramEnd"/>
+      <w:r>
+        <w:rPr>
+          <w:rFonts w:cs="宋体"/>
+          <w:sz w:val="28"/>
+          <w:szCs w:val="28"/>
+        </w:rPr>
+        <w:t xml:space="preserve"> </w:t>
+      </w:r>
+      <w:proofErr w:type="gramStart"/>
+      <w:r>
+        <w:rPr>
+          <w:rFonts w:cs="宋体"/>
+          <w:sz w:val="28"/>
+          <w:szCs w:val="28"/>
+        </w:rPr>
+        <w:t>J ,</w:t>
+      </w:r>
+      <w:proofErr w:type="gramEnd"/>
+      <w:r>
+        <w:rPr>
+          <w:rFonts w:cs="宋体"/>
+          <w:sz w:val="28"/>
+          <w:szCs w:val="28"/>
+        </w:rPr>
+        <w:t xml:space="preserve"> et </w:t>
+      </w:r>
+      <w:proofErr w:type="spellStart"/>
+      <w:proofErr w:type="gramStart"/>
+      <w:r>
+        <w:rPr>
+          <w:rFonts w:cs="宋体"/>
+          <w:sz w:val="28"/>
+          <w:szCs w:val="28"/>
+        </w:rPr>
+        <w:t>al.Resource</w:t>
+      </w:r>
+      <w:proofErr w:type="spellEnd"/>
+      <w:proofErr w:type="gramEnd"/>
+      <w:r>
+        <w:rPr>
+          <w:rFonts w:cs="宋体"/>
+          <w:sz w:val="28"/>
+          <w:szCs w:val="28"/>
+        </w:rPr>
+        <w:t>-Constrained Edge AI Solution for Real-Time Pest and Disease Detection in Chili Pepper Fields[J</w:t>
+      </w:r>
+      <w:proofErr w:type="gramStart"/>
+      <w:r>
+        <w:rPr>
+          <w:rFonts w:cs="宋体"/>
+          <w:sz w:val="28"/>
+          <w:szCs w:val="28"/>
+        </w:rPr>
+        <w:t>].Agriculture</w:t>
+      </w:r>
+      <w:proofErr w:type="gramEnd"/>
+      <w:r>
+        <w:rPr>
+          <w:rFonts w:cs="宋体"/>
+          <w:sz w:val="28"/>
+          <w:szCs w:val="28"/>
+        </w:rPr>
+        <w:t>,2026,16(2</w:t>
+      </w:r>
+      <w:proofErr w:type="gramStart"/>
+      <w:r>
+        <w:rPr>
+          <w:rFonts w:cs="宋体"/>
+          <w:sz w:val="28"/>
+          <w:szCs w:val="28"/>
+        </w:rPr>
+        <w:t>):223-223.DOI</w:t>
+      </w:r>
+      <w:proofErr w:type="gramEnd"/>
+      <w:r>
+        <w:rPr>
+          <w:rFonts w:cs="宋体"/>
+          <w:sz w:val="28"/>
+          <w:szCs w:val="28"/>
+        </w:rPr>
+        <w:t>:10.3390/AGRICULTURE16020223.</w:t>
       </w:r>
     </w:p>
     <w:p>
@@ -26017,7 +27831,133 @@
           <w:sz w:val="28"/>
           <w:szCs w:val="28"/>
         </w:rPr>
-        <w:t xml:space="preserve">Li W ,Ai X ,Kang G , et al.LLM-Based RESTful Web API Service Discovery[J].Service Oriented Computing and Applications,2025,(prepublish):1-15.DOI:10.1007/S11761-025-00485-4. </w:t>
+        <w:t xml:space="preserve">Li </w:t>
+      </w:r>
+      <w:proofErr w:type="gramStart"/>
+      <w:r>
+        <w:rPr>
+          <w:rFonts w:cs="宋体"/>
+          <w:sz w:val="28"/>
+          <w:szCs w:val="28"/>
+        </w:rPr>
+        <w:t>W ,Ai</w:t>
+      </w:r>
+      <w:proofErr w:type="gramEnd"/>
+      <w:r>
+        <w:rPr>
+          <w:rFonts w:cs="宋体"/>
+          <w:sz w:val="28"/>
+          <w:szCs w:val="28"/>
+        </w:rPr>
+        <w:t xml:space="preserve"> </w:t>
+      </w:r>
+      <w:proofErr w:type="gramStart"/>
+      <w:r>
+        <w:rPr>
+          <w:rFonts w:cs="宋体"/>
+          <w:sz w:val="28"/>
+          <w:szCs w:val="28"/>
+        </w:rPr>
+        <w:t>X ,Kang</w:t>
+      </w:r>
+      <w:proofErr w:type="gramEnd"/>
+      <w:r>
+        <w:rPr>
+          <w:rFonts w:cs="宋体"/>
+          <w:sz w:val="28"/>
+          <w:szCs w:val="28"/>
+        </w:rPr>
+        <w:t xml:space="preserve"> </w:t>
+      </w:r>
+      <w:proofErr w:type="gramStart"/>
+      <w:r>
+        <w:rPr>
+          <w:rFonts w:cs="宋体"/>
+          <w:sz w:val="28"/>
+          <w:szCs w:val="28"/>
+        </w:rPr>
+        <w:t>G ,</w:t>
+      </w:r>
+      <w:proofErr w:type="gramEnd"/>
+      <w:r>
+        <w:rPr>
+          <w:rFonts w:cs="宋体"/>
+          <w:sz w:val="28"/>
+          <w:szCs w:val="28"/>
+        </w:rPr>
+        <w:t xml:space="preserve"> et </w:t>
+      </w:r>
+      <w:proofErr w:type="spellStart"/>
+      <w:r>
+        <w:rPr>
+          <w:rFonts w:cs="宋体"/>
+          <w:sz w:val="28"/>
+          <w:szCs w:val="28"/>
+        </w:rPr>
+        <w:t>al.LLM</w:t>
+      </w:r>
+      <w:proofErr w:type="spellEnd"/>
+      <w:r>
+        <w:rPr>
+          <w:rFonts w:cs="宋体"/>
+          <w:sz w:val="28"/>
+          <w:szCs w:val="28"/>
+        </w:rPr>
+        <w:t>-Based RESTful Web API Service Discovery[J</w:t>
+      </w:r>
+      <w:proofErr w:type="gramStart"/>
+      <w:r>
+        <w:rPr>
+          <w:rFonts w:cs="宋体"/>
+          <w:sz w:val="28"/>
+          <w:szCs w:val="28"/>
+        </w:rPr>
+        <w:t>].Service</w:t>
+      </w:r>
+      <w:proofErr w:type="gramEnd"/>
+      <w:r>
+        <w:rPr>
+          <w:rFonts w:cs="宋体"/>
+          <w:sz w:val="28"/>
+          <w:szCs w:val="28"/>
+        </w:rPr>
+        <w:t xml:space="preserve"> Oriented Computing and Applications,</w:t>
+      </w:r>
+      <w:proofErr w:type="gramStart"/>
+      <w:r>
+        <w:rPr>
+          <w:rFonts w:cs="宋体"/>
+          <w:sz w:val="28"/>
+          <w:szCs w:val="28"/>
+        </w:rPr>
+        <w:t>2025,(</w:t>
+      </w:r>
+      <w:proofErr w:type="gramEnd"/>
+      <w:r>
+        <w:rPr>
+          <w:rFonts w:cs="宋体"/>
+          <w:sz w:val="28"/>
+          <w:szCs w:val="28"/>
+        </w:rPr>
+        <w:t>prepublish</w:t>
+      </w:r>
+      <w:proofErr w:type="gramStart"/>
+      <w:r>
+        <w:rPr>
+          <w:rFonts w:cs="宋体"/>
+          <w:sz w:val="28"/>
+          <w:szCs w:val="28"/>
+        </w:rPr>
+        <w:t>):1-15.DOI</w:t>
+      </w:r>
+      <w:proofErr w:type="gramEnd"/>
+      <w:r>
+        <w:rPr>
+          <w:rFonts w:cs="宋体"/>
+          <w:sz w:val="28"/>
+          <w:szCs w:val="28"/>
+        </w:rPr>
+        <w:t xml:space="preserve">:10.1007/S11761-025-00485-4. </w:t>
       </w:r>
     </w:p>
     <w:p>
@@ -26068,7 +28008,117 @@
           <w:sz w:val="28"/>
           <w:szCs w:val="28"/>
         </w:rPr>
-        <w:t xml:space="preserve">Li L ,Liu Z C ,Cao K , et al.Artificial intelligence of things for smart agriculture with optimal embedded edge intelligence[J].Computers and Electrical Engineering,2026,133111039-111039.DOI:10.1016/J.COMPELECENG.2026.111039. </w:t>
+        <w:t xml:space="preserve">Li </w:t>
+      </w:r>
+      <w:proofErr w:type="gramStart"/>
+      <w:r>
+        <w:rPr>
+          <w:rFonts w:cs="宋体"/>
+          <w:sz w:val="28"/>
+          <w:szCs w:val="28"/>
+        </w:rPr>
+        <w:t>L ,Liu</w:t>
+      </w:r>
+      <w:proofErr w:type="gramEnd"/>
+      <w:r>
+        <w:rPr>
+          <w:rFonts w:cs="宋体"/>
+          <w:sz w:val="28"/>
+          <w:szCs w:val="28"/>
+        </w:rPr>
+        <w:t xml:space="preserve"> Z </w:t>
+      </w:r>
+      <w:proofErr w:type="gramStart"/>
+      <w:r>
+        <w:rPr>
+          <w:rFonts w:cs="宋体"/>
+          <w:sz w:val="28"/>
+          <w:szCs w:val="28"/>
+        </w:rPr>
+        <w:t>C ,Cao</w:t>
+      </w:r>
+      <w:proofErr w:type="gramEnd"/>
+      <w:r>
+        <w:rPr>
+          <w:rFonts w:cs="宋体"/>
+          <w:sz w:val="28"/>
+          <w:szCs w:val="28"/>
+        </w:rPr>
+        <w:t xml:space="preserve"> </w:t>
+      </w:r>
+      <w:proofErr w:type="gramStart"/>
+      <w:r>
+        <w:rPr>
+          <w:rFonts w:cs="宋体"/>
+          <w:sz w:val="28"/>
+          <w:szCs w:val="28"/>
+        </w:rPr>
+        <w:t>K ,</w:t>
+      </w:r>
+      <w:proofErr w:type="gramEnd"/>
+      <w:r>
+        <w:rPr>
+          <w:rFonts w:cs="宋体"/>
+          <w:sz w:val="28"/>
+          <w:szCs w:val="28"/>
+        </w:rPr>
+        <w:t xml:space="preserve"> et </w:t>
+      </w:r>
+      <w:proofErr w:type="spellStart"/>
+      <w:proofErr w:type="gramStart"/>
+      <w:r>
+        <w:rPr>
+          <w:rFonts w:cs="宋体"/>
+          <w:sz w:val="28"/>
+          <w:szCs w:val="28"/>
+        </w:rPr>
+        <w:t>al.Artificial</w:t>
+      </w:r>
+      <w:proofErr w:type="spellEnd"/>
+      <w:proofErr w:type="gramEnd"/>
+      <w:r>
+        <w:rPr>
+          <w:rFonts w:cs="宋体"/>
+          <w:sz w:val="28"/>
+          <w:szCs w:val="28"/>
+        </w:rPr>
+        <w:t xml:space="preserve"> intelligence of things for smart agriculture with optimal embedded edge intelligence[J</w:t>
+      </w:r>
+      <w:proofErr w:type="gramStart"/>
+      <w:r>
+        <w:rPr>
+          <w:rFonts w:cs="宋体"/>
+          <w:sz w:val="28"/>
+          <w:szCs w:val="28"/>
+        </w:rPr>
+        <w:t>].Computers</w:t>
+      </w:r>
+      <w:proofErr w:type="gramEnd"/>
+      <w:r>
+        <w:rPr>
+          <w:rFonts w:cs="宋体"/>
+          <w:sz w:val="28"/>
+          <w:szCs w:val="28"/>
+        </w:rPr>
+        <w:t xml:space="preserve"> and Electrical Engineering,</w:t>
+      </w:r>
+      <w:proofErr w:type="gramStart"/>
+      <w:r>
+        <w:rPr>
+          <w:rFonts w:cs="宋体"/>
+          <w:sz w:val="28"/>
+          <w:szCs w:val="28"/>
+        </w:rPr>
+        <w:t>2026,133111039-111039.DOI</w:t>
+      </w:r>
+      <w:proofErr w:type="gramEnd"/>
+      <w:r>
+        <w:rPr>
+          <w:rFonts w:cs="宋体"/>
+          <w:sz w:val="28"/>
+          <w:szCs w:val="28"/>
+        </w:rPr>
+        <w:t xml:space="preserve">:10.1016/J.COMPELECENG.2026.111039. </w:t>
       </w:r>
     </w:p>
     <w:p>
@@ -26120,7 +28170,117 @@
           <w:sz w:val="28"/>
           <w:szCs w:val="28"/>
         </w:rPr>
-        <w:t xml:space="preserve">Liu D ,Zhou X ,Chen D , et al.Smart indoor occupancy detection based on optimized camera placement, multi-view de-duplication, and large language model semantic understanding[J].Engineering Applications of Artificial Intelligence,2026,169114157-114157.DOI:10.1016/J.ENGAPPAI.2026.114157.  </w:t>
+        <w:t xml:space="preserve">Liu </w:t>
+      </w:r>
+      <w:proofErr w:type="gramStart"/>
+      <w:r>
+        <w:rPr>
+          <w:rFonts w:cs="宋体"/>
+          <w:sz w:val="28"/>
+          <w:szCs w:val="28"/>
+        </w:rPr>
+        <w:t>D ,Zhou</w:t>
+      </w:r>
+      <w:proofErr w:type="gramEnd"/>
+      <w:r>
+        <w:rPr>
+          <w:rFonts w:cs="宋体"/>
+          <w:sz w:val="28"/>
+          <w:szCs w:val="28"/>
+        </w:rPr>
+        <w:t xml:space="preserve"> </w:t>
+      </w:r>
+      <w:proofErr w:type="gramStart"/>
+      <w:r>
+        <w:rPr>
+          <w:rFonts w:cs="宋体"/>
+          <w:sz w:val="28"/>
+          <w:szCs w:val="28"/>
+        </w:rPr>
+        <w:t>X ,Chen</w:t>
+      </w:r>
+      <w:proofErr w:type="gramEnd"/>
+      <w:r>
+        <w:rPr>
+          <w:rFonts w:cs="宋体"/>
+          <w:sz w:val="28"/>
+          <w:szCs w:val="28"/>
+        </w:rPr>
+        <w:t xml:space="preserve"> </w:t>
+      </w:r>
+      <w:proofErr w:type="gramStart"/>
+      <w:r>
+        <w:rPr>
+          <w:rFonts w:cs="宋体"/>
+          <w:sz w:val="28"/>
+          <w:szCs w:val="28"/>
+        </w:rPr>
+        <w:t>D ,</w:t>
+      </w:r>
+      <w:proofErr w:type="gramEnd"/>
+      <w:r>
+        <w:rPr>
+          <w:rFonts w:cs="宋体"/>
+          <w:sz w:val="28"/>
+          <w:szCs w:val="28"/>
+        </w:rPr>
+        <w:t xml:space="preserve"> et </w:t>
+      </w:r>
+      <w:proofErr w:type="spellStart"/>
+      <w:proofErr w:type="gramStart"/>
+      <w:r>
+        <w:rPr>
+          <w:rFonts w:cs="宋体"/>
+          <w:sz w:val="28"/>
+          <w:szCs w:val="28"/>
+        </w:rPr>
+        <w:t>al.Smart</w:t>
+      </w:r>
+      <w:proofErr w:type="spellEnd"/>
+      <w:proofErr w:type="gramEnd"/>
+      <w:r>
+        <w:rPr>
+          <w:rFonts w:cs="宋体"/>
+          <w:sz w:val="28"/>
+          <w:szCs w:val="28"/>
+        </w:rPr>
+        <w:t xml:space="preserve"> indoor occupancy detection based on optimized camera placement, multi-view de-duplication, and large language model semantic understanding[J</w:t>
+      </w:r>
+      <w:proofErr w:type="gramStart"/>
+      <w:r>
+        <w:rPr>
+          <w:rFonts w:cs="宋体"/>
+          <w:sz w:val="28"/>
+          <w:szCs w:val="28"/>
+        </w:rPr>
+        <w:t>].Engineering</w:t>
+      </w:r>
+      <w:proofErr w:type="gramEnd"/>
+      <w:r>
+        <w:rPr>
+          <w:rFonts w:cs="宋体"/>
+          <w:sz w:val="28"/>
+          <w:szCs w:val="28"/>
+        </w:rPr>
+        <w:t xml:space="preserve"> Applications of Artificial Intelligence,</w:t>
+      </w:r>
+      <w:proofErr w:type="gramStart"/>
+      <w:r>
+        <w:rPr>
+          <w:rFonts w:cs="宋体"/>
+          <w:sz w:val="28"/>
+          <w:szCs w:val="28"/>
+        </w:rPr>
+        <w:t>2026,169114157-114157.DOI</w:t>
+      </w:r>
+      <w:proofErr w:type="gramEnd"/>
+      <w:r>
+        <w:rPr>
+          <w:rFonts w:cs="宋体"/>
+          <w:sz w:val="28"/>
+          <w:szCs w:val="28"/>
+        </w:rPr>
+        <w:t xml:space="preserve">:10.1016/J.ENGAPPAI.2026.114157.  </w:t>
       </w:r>
     </w:p>
     <w:p>
@@ -26169,7 +28329,79 @@
           <w:sz w:val="28"/>
           <w:szCs w:val="28"/>
         </w:rPr>
-        <w:t xml:space="preserve">Li Y ,Wu S .Design of an Intelligent Rice Seedling Greenhouse Environmental Control System: A Solution Based on STM32[J].Academic Journal of Engineering and Technology Science,2025,8(5):DOI:10.25236/AJETS.2025.080504. </w:t>
+        <w:t xml:space="preserve">Li </w:t>
+      </w:r>
+      <w:proofErr w:type="gramStart"/>
+      <w:r>
+        <w:rPr>
+          <w:rFonts w:cs="宋体"/>
+          <w:sz w:val="28"/>
+          <w:szCs w:val="28"/>
+        </w:rPr>
+        <w:t>Y ,Wu</w:t>
+      </w:r>
+      <w:proofErr w:type="gramEnd"/>
+      <w:r>
+        <w:rPr>
+          <w:rFonts w:cs="宋体"/>
+          <w:sz w:val="28"/>
+          <w:szCs w:val="28"/>
+        </w:rPr>
+        <w:t xml:space="preserve"> </w:t>
+      </w:r>
+      <w:proofErr w:type="gramStart"/>
+      <w:r>
+        <w:rPr>
+          <w:rFonts w:cs="宋体"/>
+          <w:sz w:val="28"/>
+          <w:szCs w:val="28"/>
+        </w:rPr>
+        <w:t>S .Design</w:t>
+      </w:r>
+      <w:proofErr w:type="gramEnd"/>
+      <w:r>
+        <w:rPr>
+          <w:rFonts w:cs="宋体"/>
+          <w:sz w:val="28"/>
+          <w:szCs w:val="28"/>
+        </w:rPr>
+        <w:t xml:space="preserve"> of an Intelligent Rice Seedling Greenhouse Environmental Control System: A Solution Based on STM32[J</w:t>
+      </w:r>
+      <w:proofErr w:type="gramStart"/>
+      <w:r>
+        <w:rPr>
+          <w:rFonts w:cs="宋体"/>
+          <w:sz w:val="28"/>
+          <w:szCs w:val="28"/>
+        </w:rPr>
+        <w:t>].Academic</w:t>
+      </w:r>
+      <w:proofErr w:type="gramEnd"/>
+      <w:r>
+        <w:rPr>
+          <w:rFonts w:cs="宋体"/>
+          <w:sz w:val="28"/>
+          <w:szCs w:val="28"/>
+        </w:rPr>
+        <w:t xml:space="preserve"> Journal of Engineering and Technology Science,2025,8(5</w:t>
+      </w:r>
+      <w:proofErr w:type="gramStart"/>
+      <w:r>
+        <w:rPr>
+          <w:rFonts w:cs="宋体"/>
+          <w:sz w:val="28"/>
+          <w:szCs w:val="28"/>
+        </w:rPr>
+        <w:t>):DOI</w:t>
+      </w:r>
+      <w:proofErr w:type="gramEnd"/>
+      <w:r>
+        <w:rPr>
+          <w:rFonts w:cs="宋体"/>
+          <w:sz w:val="28"/>
+          <w:szCs w:val="28"/>
+        </w:rPr>
+        <w:t xml:space="preserve">:10.25236/AJETS.2025.080504. </w:t>
       </w:r>
       <w:r>
         <w:br w:type="page"/>
@@ -26218,15 +28450,16 @@
           <w:sz w:val="28"/>
           <w:szCs w:val="28"/>
         </w:rPr>
-        <w:t>首先，要对姚老师指导工作表示最真诚的感谢，在选题、方案设计、论文写作、毕业设计等各个环节上都得到了老师很大的支持和鼓励。姚老师对整个研究思路、技术路线、论文结构等提出了许多有见地的指导，使本次毕业设计可以比较顺利地完成。同时向嘉立创</w:t>
-      </w:r>
+        <w:t>首先，要对姚老师指导工作表示最真诚的感谢，在选题、方案设计、论文写作、毕业设计等各个环节上都得到了老师很大的支持和鼓励。姚老师对整个研究思路、技术路线、论文结构等提出了许多有见地的指导，使本次毕业设计可以比较顺利地完成。同时向</w:t>
+      </w:r>
+      <w:proofErr w:type="gramStart"/>
       <w:r>
         <w:rPr>
           <w:rFonts w:hint="eastAsia"/>
           <w:sz w:val="28"/>
           <w:szCs w:val="28"/>
         </w:rPr>
-        <w:t>(JLC)</w:t>
+        <w:t>嘉立创</w:t>
       </w:r>
       <w:r>
         <w:rPr>
@@ -26234,6 +28467,23 @@
           <w:sz w:val="28"/>
           <w:szCs w:val="28"/>
         </w:rPr>
+        <w:t>(</w:t>
+      </w:r>
+      <w:proofErr w:type="gramEnd"/>
+      <w:r>
+        <w:rPr>
+          <w:rFonts w:hint="eastAsia"/>
+          <w:sz w:val="28"/>
+          <w:szCs w:val="28"/>
+        </w:rPr>
+        <w:t>JLC)</w:t>
+      </w:r>
+      <w:r>
+        <w:rPr>
+          <w:rFonts w:hint="eastAsia"/>
+          <w:sz w:val="28"/>
+          <w:szCs w:val="28"/>
+        </w:rPr>
         <w:t>、</w:t>
       </w:r>
       <w:r>
@@ -26250,7 +28500,25 @@
           <w:sz w:val="28"/>
           <w:szCs w:val="28"/>
         </w:rPr>
-        <w:t>等提供实验环境、实验教学平台的同学及在硬件调试、系统检测、资料查阅等各个方面的交流。还要感谢父母对我的关心和照顾，才能使我不顾一切地进行毕业论文的研究。最后我要向所有对本次毕业设计作出过指导和支持的老师表示感谢，并向帮助我完成毕业设计的同学们表示敬意。正是不断调试、修改、完善，才使得智能硬件、边缘计算、物联网系统的开发有了更加深刻的认识，也将是我以后学习、发展的基础。</w:t>
+        <w:t>等提供实验环境、实验教学平台的同学及在硬件调试、系统检测、资料查阅等各个方面的交流。还要感谢父母对我的关心和照顾，才能使我不顾一切地进行毕业论文的研究。最后我要向所有对本次毕业设计</w:t>
+      </w:r>
+      <w:proofErr w:type="gramStart"/>
+      <w:r>
+        <w:rPr>
+          <w:rFonts w:hint="eastAsia"/>
+          <w:sz w:val="28"/>
+          <w:szCs w:val="28"/>
+        </w:rPr>
+        <w:t>作出</w:t>
+      </w:r>
+      <w:proofErr w:type="gramEnd"/>
+      <w:r>
+        <w:rPr>
+          <w:rFonts w:hint="eastAsia"/>
+          <w:sz w:val="28"/>
+          <w:szCs w:val="28"/>
+        </w:rPr>
+        <w:t>过指导和支持的老师表示感谢，并向帮助我完成毕业设计的同学们表示敬意。正是不断调试、修改、完善，才使得智能硬件、边缘计算、物联网系统的开发有了更加深刻的认识，也将是我以后学习、发展的基础。</w:t>
       </w:r>
     </w:p>
     <w:p>
@@ -26266,8 +28534,8 @@
       </w:pPr>
     </w:p>
     <w:sectPr>
-      <w:headerReference w:type="default" r:id="rId43"/>
-      <w:footerReference w:type="default" r:id="rId44"/>
+      <w:headerReference w:type="default" r:id="rId44"/>
+      <w:footerReference w:type="default" r:id="rId45"/>
       <w:pgSz w:w="11906" w:h="16838"/>
       <w:pgMar w:top="1417" w:right="1417" w:bottom="1417" w:left="1701" w:header="851" w:footer="992" w:gutter="0"/>
       <w:pgNumType w:start="1"/>
@@ -27078,7 +29346,6 @@
   <w:style w:type="character" w:default="1" w:styleId="a1">
     <w:name w:val="Default Paragraph Font"/>
     <w:uiPriority w:val="1"/>
-    <w:semiHidden/>
     <w:unhideWhenUsed/>
   </w:style>
   <w:style w:type="table" w:default="1" w:styleId="a2">

--- a/毕业论文-基于边缘计算的藏红花全生长周期智能培育系统设计与实现-杨坤.docx
+++ b/毕业论文-基于边缘计算的藏红花全生长周期智能培育系统设计与实现-杨坤.docx
@@ -20994,279 +20994,6 @@
       <w:pPr>
         <w:pStyle w:val="a0"/>
         <w:spacing w:before="0" w:after="0" w:line="360" w:lineRule="auto"/>
-        <w:ind w:firstLineChars="200" w:firstLine="420"/>
-        <w:jc w:val="center"/>
-        <w:rPr>
-          <w:sz w:val="28"/>
-        </w:rPr>
-      </w:pPr>
-      <w:r>
-        <w:rPr>
-          <w:noProof/>
-        </w:rPr>
-        <w:drawing>
-          <wp:inline distT="0" distB="0" distL="0" distR="0" wp14:anchorId="68C40637" wp14:editId="72B10018">
-            <wp:extent cx="5580380" cy="3138805"/>
-            <wp:effectExtent l="0" t="0" r="1270" b="4445"/>
-            <wp:docPr id="548434227" name="图片 1"/>
-            <wp:cNvGraphicFramePr>
-              <a:graphicFrameLocks xmlns:a="http://schemas.openxmlformats.org/drawingml/2006/main" noChangeAspect="1"/>
-            </wp:cNvGraphicFramePr>
-            <a:graphic xmlns:a="http://schemas.openxmlformats.org/drawingml/2006/main">
-              <a:graphicData uri="http://schemas.openxmlformats.org/drawingml/2006/picture">
-                <pic:pic xmlns:pic="http://schemas.openxmlformats.org/drawingml/2006/picture">
-                  <pic:nvPicPr>
-                    <pic:cNvPr id="0" name="Picture 1"/>
-                    <pic:cNvPicPr>
-                      <a:picLocks noChangeAspect="1" noChangeArrowheads="1"/>
-                    </pic:cNvPicPr>
-                  </pic:nvPicPr>
-                  <pic:blipFill>
-                    <a:blip r:embed="rId32" cstate="print">
-                      <a:extLst>
-                        <a:ext uri="{28A0092B-C50C-407E-A947-70E740481C1C}">
-                          <a14:useLocalDpi xmlns:a14="http://schemas.microsoft.com/office/drawing/2010/main" val="0"/>
-                        </a:ext>
-                      </a:extLst>
-                    </a:blip>
-                    <a:srcRect/>
-                    <a:stretch>
-                      <a:fillRect/>
-                    </a:stretch>
-                  </pic:blipFill>
-                  <pic:spPr bwMode="auto">
-                    <a:xfrm>
-                      <a:off x="0" y="0"/>
-                      <a:ext cx="5580380" cy="3138805"/>
-                    </a:xfrm>
-                    <a:prstGeom prst="rect">
-                      <a:avLst/>
-                    </a:prstGeom>
-                    <a:noFill/>
-                    <a:ln>
-                      <a:noFill/>
-                    </a:ln>
-                  </pic:spPr>
-                </pic:pic>
-              </a:graphicData>
-            </a:graphic>
-          </wp:inline>
-        </w:drawing>
-      </w:r>
-    </w:p>
-    <w:p>
-      <w:pPr>
-        <w:pStyle w:val="aff"/>
-      </w:pPr>
-      <w:r>
-        <w:rPr>
-          <w:rFonts w:hint="eastAsia"/>
-        </w:rPr>
-        <w:t>图</w:t>
-      </w:r>
-      <w:r>
-        <w:rPr>
-          <w:rFonts w:hint="eastAsia"/>
-        </w:rPr>
-        <w:t>5.</w:t>
-      </w:r>
-      <w:r>
-        <w:rPr>
-          <w:rFonts w:hint="eastAsia"/>
-        </w:rPr>
-        <w:t>9</w:t>
-      </w:r>
-      <w:r>
-        <w:rPr>
-          <w:rFonts w:hint="eastAsia"/>
-        </w:rPr>
-        <w:t xml:space="preserve">  </w:t>
-      </w:r>
-      <w:r>
-        <w:rPr>
-          <w:rFonts w:hint="eastAsia"/>
-        </w:rPr>
-        <w:t>幼苗期</w:t>
-      </w:r>
-    </w:p>
-    <w:p>
-      <w:pPr>
-        <w:pStyle w:val="aff"/>
-      </w:pPr>
-      <w:r>
-        <w:rPr>
-          <w:noProof/>
-        </w:rPr>
-        <w:lastRenderedPageBreak/>
-        <w:drawing>
-          <wp:inline distT="0" distB="0" distL="0" distR="0" wp14:anchorId="6F3651D5" wp14:editId="21FFF043">
-            <wp:extent cx="5580380" cy="3138805"/>
-            <wp:effectExtent l="0" t="0" r="1270" b="4445"/>
-            <wp:docPr id="1344542568" name="图片 2"/>
-            <wp:cNvGraphicFramePr>
-              <a:graphicFrameLocks xmlns:a="http://schemas.openxmlformats.org/drawingml/2006/main" noChangeAspect="1"/>
-            </wp:cNvGraphicFramePr>
-            <a:graphic xmlns:a="http://schemas.openxmlformats.org/drawingml/2006/main">
-              <a:graphicData uri="http://schemas.openxmlformats.org/drawingml/2006/picture">
-                <pic:pic xmlns:pic="http://schemas.openxmlformats.org/drawingml/2006/picture">
-                  <pic:nvPicPr>
-                    <pic:cNvPr id="0" name="Picture 3"/>
-                    <pic:cNvPicPr>
-                      <a:picLocks noChangeAspect="1" noChangeArrowheads="1"/>
-                    </pic:cNvPicPr>
-                  </pic:nvPicPr>
-                  <pic:blipFill>
-                    <a:blip r:embed="rId33" cstate="print">
-                      <a:extLst>
-                        <a:ext uri="{28A0092B-C50C-407E-A947-70E740481C1C}">
-                          <a14:useLocalDpi xmlns:a14="http://schemas.microsoft.com/office/drawing/2010/main" val="0"/>
-                        </a:ext>
-                      </a:extLst>
-                    </a:blip>
-                    <a:srcRect/>
-                    <a:stretch>
-                      <a:fillRect/>
-                    </a:stretch>
-                  </pic:blipFill>
-                  <pic:spPr bwMode="auto">
-                    <a:xfrm>
-                      <a:off x="0" y="0"/>
-                      <a:ext cx="5580380" cy="3138805"/>
-                    </a:xfrm>
-                    <a:prstGeom prst="rect">
-                      <a:avLst/>
-                    </a:prstGeom>
-                    <a:noFill/>
-                    <a:ln>
-                      <a:noFill/>
-                    </a:ln>
-                  </pic:spPr>
-                </pic:pic>
-              </a:graphicData>
-            </a:graphic>
-          </wp:inline>
-        </w:drawing>
-      </w:r>
-    </w:p>
-    <w:p>
-      <w:pPr>
-        <w:pStyle w:val="aff"/>
-      </w:pPr>
-      <w:r>
-        <w:rPr>
-          <w:rFonts w:hint="eastAsia"/>
-        </w:rPr>
-        <w:t>图</w:t>
-      </w:r>
-      <w:r>
-        <w:rPr>
-          <w:rFonts w:hint="eastAsia"/>
-        </w:rPr>
-        <w:t xml:space="preserve">5.10  </w:t>
-      </w:r>
-      <w:r>
-        <w:rPr>
-          <w:rFonts w:hint="eastAsia"/>
-        </w:rPr>
-        <w:t>生长</w:t>
-      </w:r>
-      <w:r>
-        <w:rPr>
-          <w:rFonts w:hint="eastAsia"/>
-        </w:rPr>
-        <w:t>期</w:t>
-      </w:r>
-    </w:p>
-    <w:p>
-      <w:pPr>
-        <w:pStyle w:val="aff"/>
-      </w:pPr>
-    </w:p>
-    <w:p>
-      <w:pPr>
-        <w:pStyle w:val="aff"/>
-      </w:pPr>
-      <w:r>
-        <w:rPr>
-          <w:noProof/>
-        </w:rPr>
-        <w:drawing>
-          <wp:inline distT="0" distB="0" distL="0" distR="0" wp14:anchorId="29C0A382" wp14:editId="62DF0CEE">
-            <wp:extent cx="5580380" cy="3138805"/>
-            <wp:effectExtent l="0" t="0" r="1270" b="4445"/>
-            <wp:docPr id="1332695664" name="图片 3"/>
-            <wp:cNvGraphicFramePr>
-              <a:graphicFrameLocks xmlns:a="http://schemas.openxmlformats.org/drawingml/2006/main" noChangeAspect="1"/>
-            </wp:cNvGraphicFramePr>
-            <a:graphic xmlns:a="http://schemas.openxmlformats.org/drawingml/2006/main">
-              <a:graphicData uri="http://schemas.openxmlformats.org/drawingml/2006/picture">
-                <pic:pic xmlns:pic="http://schemas.openxmlformats.org/drawingml/2006/picture">
-                  <pic:nvPicPr>
-                    <pic:cNvPr id="0" name="Picture 5"/>
-                    <pic:cNvPicPr>
-                      <a:picLocks noChangeAspect="1" noChangeArrowheads="1"/>
-                    </pic:cNvPicPr>
-                  </pic:nvPicPr>
-                  <pic:blipFill>
-                    <a:blip r:embed="rId34" cstate="print">
-                      <a:extLst>
-                        <a:ext uri="{28A0092B-C50C-407E-A947-70E740481C1C}">
-                          <a14:useLocalDpi xmlns:a14="http://schemas.microsoft.com/office/drawing/2010/main" val="0"/>
-                        </a:ext>
-                      </a:extLst>
-                    </a:blip>
-                    <a:srcRect/>
-                    <a:stretch>
-                      <a:fillRect/>
-                    </a:stretch>
-                  </pic:blipFill>
-                  <pic:spPr bwMode="auto">
-                    <a:xfrm>
-                      <a:off x="0" y="0"/>
-                      <a:ext cx="5580380" cy="3138805"/>
-                    </a:xfrm>
-                    <a:prstGeom prst="rect">
-                      <a:avLst/>
-                    </a:prstGeom>
-                    <a:noFill/>
-                    <a:ln>
-                      <a:noFill/>
-                    </a:ln>
-                  </pic:spPr>
-                </pic:pic>
-              </a:graphicData>
-            </a:graphic>
-          </wp:inline>
-        </w:drawing>
-      </w:r>
-    </w:p>
-    <w:p>
-      <w:pPr>
-        <w:pStyle w:val="aff"/>
-      </w:pPr>
-      <w:r>
-        <w:rPr>
-          <w:rFonts w:hint="eastAsia"/>
-        </w:rPr>
-        <w:t>图</w:t>
-      </w:r>
-      <w:r>
-        <w:rPr>
-          <w:rFonts w:hint="eastAsia"/>
-        </w:rPr>
-        <w:t xml:space="preserve">5.10  </w:t>
-      </w:r>
-      <w:r>
-        <w:rPr>
-          <w:rFonts w:hint="eastAsia"/>
-        </w:rPr>
-        <w:t>成熟期</w:t>
-      </w:r>
-    </w:p>
-    <w:p>
-      <w:pPr>
-        <w:pStyle w:val="a0"/>
-        <w:spacing w:before="0" w:after="0" w:line="360" w:lineRule="auto"/>
         <w:ind w:firstLineChars="200" w:firstLine="560"/>
         <w:jc w:val="center"/>
         <w:rPr>
@@ -21278,7 +21005,6 @@
           <w:noProof/>
           <w:sz w:val="28"/>
         </w:rPr>
-        <w:lastRenderedPageBreak/>
         <w:drawing>
           <wp:inline distT="0" distB="0" distL="0" distR="0" wp14:anchorId="5A117931" wp14:editId="3B72DE91">
             <wp:extent cx="5580380" cy="2651125"/>
@@ -21295,7 +21021,7 @@
                     <pic:cNvPicPr/>
                   </pic:nvPicPr>
                   <pic:blipFill>
-                    <a:blip r:embed="rId35"/>
+                    <a:blip r:embed="rId32"/>
                     <a:stretch>
                       <a:fillRect/>
                     </a:stretch>
@@ -21318,61 +21044,6 @@
     </w:p>
     <w:p>
       <w:pPr>
-        <w:pStyle w:val="a0"/>
-        <w:spacing w:before="0" w:after="0" w:line="360" w:lineRule="auto"/>
-        <w:ind w:firstLineChars="200" w:firstLine="560"/>
-        <w:jc w:val="center"/>
-        <w:rPr>
-          <w:sz w:val="28"/>
-        </w:rPr>
-      </w:pPr>
-      <w:r>
-        <w:rPr>
-          <w:rFonts w:hint="eastAsia"/>
-          <w:noProof/>
-          <w:sz w:val="28"/>
-        </w:rPr>
-        <w:drawing>
-          <wp:inline distT="0" distB="0" distL="114300" distR="114300" wp14:anchorId="38018C1D" wp14:editId="2E69115F">
-            <wp:extent cx="5484495" cy="2002155"/>
-            <wp:effectExtent l="0" t="0" r="1905" b="17145"/>
-            <wp:docPr id="16" name="图片 16" descr="图 5-5 Web 页面截图-历史数据页"/>
-            <wp:cNvGraphicFramePr>
-              <a:graphicFrameLocks xmlns:a="http://schemas.openxmlformats.org/drawingml/2006/main" noChangeAspect="1"/>
-            </wp:cNvGraphicFramePr>
-            <a:graphic xmlns:a="http://schemas.openxmlformats.org/drawingml/2006/main">
-              <a:graphicData uri="http://schemas.openxmlformats.org/drawingml/2006/picture">
-                <pic:pic xmlns:pic="http://schemas.openxmlformats.org/drawingml/2006/picture">
-                  <pic:nvPicPr>
-                    <pic:cNvPr id="16" name="图片 16" descr="图 5-5 Web 页面截图-历史数据页"/>
-                    <pic:cNvPicPr>
-                      <a:picLocks noChangeAspect="1"/>
-                    </pic:cNvPicPr>
-                  </pic:nvPicPr>
-                  <pic:blipFill>
-                    <a:blip r:embed="rId36"/>
-                    <a:stretch>
-                      <a:fillRect/>
-                    </a:stretch>
-                  </pic:blipFill>
-                  <pic:spPr>
-                    <a:xfrm>
-                      <a:off x="0" y="0"/>
-                      <a:ext cx="5484495" cy="2002155"/>
-                    </a:xfrm>
-                    <a:prstGeom prst="rect">
-                      <a:avLst/>
-                    </a:prstGeom>
-                  </pic:spPr>
-                </pic:pic>
-              </a:graphicData>
-            </a:graphic>
-          </wp:inline>
-        </w:drawing>
-      </w:r>
-    </w:p>
-    <w:p>
-      <w:pPr>
         <w:pStyle w:val="aff"/>
       </w:pPr>
       <w:r>
@@ -21471,7 +21142,15 @@
           <w:rFonts w:hint="eastAsia"/>
           <w:lang w:val="zh-CN"/>
         </w:rPr>
-        <w:t>系统测试前先做硬件连接检查、供电检查、串口识别检查、软件部署检查。设备端通过</w:t>
+        <w:t>系统测试前先做硬件连接检查、供电检查、串口识别检查、软件部</w:t>
+      </w:r>
+      <w:r>
+        <w:rPr>
+          <w:rFonts w:hint="eastAsia"/>
+          <w:lang w:val="zh-CN"/>
+        </w:rPr>
+        <w:lastRenderedPageBreak/>
+        <w:t>署检查。设备端通过</w:t>
       </w:r>
       <w:r>
         <w:rPr>
@@ -21529,15 +21208,7 @@
           <w:rFonts w:hint="eastAsia"/>
           <w:lang w:val="zh-CN"/>
         </w:rPr>
-        <w:t>基础测试阶段主要是对传感器能否正常返回数据、继电器是否可以</w:t>
-      </w:r>
-      <w:r>
-        <w:rPr>
-          <w:rFonts w:hint="eastAsia"/>
-          <w:lang w:val="zh-CN"/>
-        </w:rPr>
-        <w:lastRenderedPageBreak/>
-        <w:t>响应本地手势或者远程控制、边缘端是否可以把串口数据写入数据库、前端页面是否可以实时刷新、自动灌溉线程是否可以根据策略正常触发进行检查。使用</w:t>
+        <w:t>基础测试阶段主要是对传感器能否正常返回数据、继电器是否可以响应本地手势或者远程控制、边缘端是否可以把串口数据写入数据库、前端页面是否可以实时刷新、自动灌溉线程是否可以根据策略正常触发进行检查。使用</w:t>
       </w:r>
       <w:r>
         <w:rPr>
@@ -21602,7 +21273,7 @@
                     </pic:cNvPicPr>
                   </pic:nvPicPr>
                   <pic:blipFill>
-                    <a:blip r:embed="rId37"/>
+                    <a:blip r:embed="rId33"/>
                     <a:stretch>
                       <a:fillRect/>
                     </a:stretch>
@@ -21748,7 +21419,15 @@
           <w:rFonts w:hint="eastAsia"/>
           <w:lang w:val="zh-CN"/>
         </w:rPr>
-        <w:t>、土壤湿度传感器数据读取的稳定性进行检验，并且对边缘端页面显示和数据库写入情况进行检查。在测试过程中可以运行系统几十分钟到几十个小时，在测试过程中对系统数据进行更新记录，对异常中断次数进行统计记录，对数据库的入库情况进行记录。</w:t>
+        <w:t>、土壤湿度传感器数据读取的稳定性进行检验，并且对边缘端页面显示和数据库写入情况进行检查。在测试过程中可以运行系统几十分钟到几十个小时，在测试过程中对系统数据进行更新记录，对异常中断次数进行统计记录，对数据库的入库情况</w:t>
+      </w:r>
+      <w:r>
+        <w:rPr>
+          <w:rFonts w:hint="eastAsia"/>
+          <w:lang w:val="zh-CN"/>
+        </w:rPr>
+        <w:lastRenderedPageBreak/>
+        <w:t>进行记录。</w:t>
       </w:r>
     </w:p>
     <w:p>
@@ -22651,7 +22330,6 @@
         <w:rPr>
           <w:rFonts w:hint="eastAsia"/>
         </w:rPr>
-        <w:lastRenderedPageBreak/>
         <w:t>综合表的采集结果</w:t>
       </w:r>
       <w:r>
@@ -22743,7 +22421,7 @@
                     </pic:cNvPicPr>
                   </pic:nvPicPr>
                   <pic:blipFill>
-                    <a:blip r:embed="rId38">
+                    <a:blip r:embed="rId34">
                       <a:extLst>
                         <a:ext uri="{28A0092B-C50C-407E-A947-70E740481C1C}">
                           <a14:useLocalDpi xmlns:a14="http://schemas.microsoft.com/office/drawing/2010/main" val="0"/>
@@ -22907,7 +22585,7 @@
                     </pic:cNvPicPr>
                   </pic:nvPicPr>
                   <pic:blipFill>
-                    <a:blip r:embed="rId39"/>
+                    <a:blip r:embed="rId35"/>
                     <a:stretch>
                       <a:fillRect/>
                     </a:stretch>
@@ -22975,6 +22653,7 @@
         <w:rPr>
           <w:rFonts w:hint="eastAsia"/>
         </w:rPr>
+        <w:lastRenderedPageBreak/>
         <w:t xml:space="preserve">6.2.2 </w:t>
       </w:r>
       <w:r>
@@ -22991,6 +22670,7 @@
         <w:pStyle w:val="afc"/>
         <w:spacing w:line="360" w:lineRule="auto"/>
         <w:rPr>
+          <w:rFonts w:hint="eastAsia"/>
           <w:lang w:val="zh-CN"/>
         </w:rPr>
       </w:pPr>
@@ -23085,33 +22765,6 @@
         </w:rPr>
         <w:t>。</w:t>
       </w:r>
-    </w:p>
-    <w:p>
-      <w:pPr>
-        <w:pStyle w:val="afc"/>
-        <w:spacing w:line="360" w:lineRule="auto"/>
-        <w:rPr>
-          <w:lang w:val="zh-CN"/>
-        </w:rPr>
-      </w:pPr>
-    </w:p>
-    <w:p>
-      <w:pPr>
-        <w:pStyle w:val="afc"/>
-        <w:spacing w:line="360" w:lineRule="auto"/>
-        <w:rPr>
-          <w:lang w:val="zh-CN"/>
-        </w:rPr>
-      </w:pPr>
-    </w:p>
-    <w:p>
-      <w:pPr>
-        <w:pStyle w:val="afc"/>
-        <w:spacing w:line="360" w:lineRule="auto"/>
-        <w:rPr>
-          <w:lang w:val="zh-CN"/>
-        </w:rPr>
-      </w:pPr>
     </w:p>
     <w:p>
       <w:pPr>
@@ -23900,7 +23553,7 @@
                     </pic:cNvPicPr>
                   </pic:nvPicPr>
                   <pic:blipFill>
-                    <a:blip r:embed="rId40" cstate="print">
+                    <a:blip r:embed="rId36" cstate="print">
                       <a:extLst>
                         <a:ext uri="{28A0092B-C50C-407E-A947-70E740481C1C}">
                           <a14:useLocalDpi xmlns:a14="http://schemas.microsoft.com/office/drawing/2010/main" val="0"/>
@@ -24010,7 +23663,14 @@
         <w:rPr>
           <w:lang w:val="zh-CN"/>
         </w:rPr>
-        <w:t>屏幕成功由主监控界面翻页至水泵控制界面；随后在该界面执行向上手势，系统准确识别指令，成功手动开启水泵</w:t>
+        <w:t>屏幕</w:t>
+      </w:r>
+      <w:r>
+        <w:rPr>
+          <w:lang w:val="zh-CN"/>
+        </w:rPr>
+        <w:lastRenderedPageBreak/>
+        <w:t>成功由主监控界面翻页至水泵控制界面；随后在该界面执行向上手势，系统准确识别指令，成功手动开启水泵</w:t>
       </w:r>
       <w:r>
         <w:rPr>
@@ -24034,14 +23694,7 @@
         <w:rPr>
           <w:lang w:val="zh-CN"/>
         </w:rPr>
-        <w:t>后台也能实时同步并更新当前识别到的手势动作。该结果表明系统的本地交互模块运行</w:t>
-      </w:r>
-      <w:r>
-        <w:rPr>
-          <w:lang w:val="zh-CN"/>
-        </w:rPr>
-        <w:lastRenderedPageBreak/>
-        <w:t>稳定、反馈及时</w:t>
+        <w:t>后台也能实时同步并更新当前识别到的手势动作。该结果表明系统的本地交互模块运行稳定、反馈及时</w:t>
       </w:r>
       <w:r>
         <w:rPr>
@@ -24082,7 +23735,7 @@
                     </pic:cNvPicPr>
                   </pic:nvPicPr>
                   <pic:blipFill>
-                    <a:blip r:embed="rId41">
+                    <a:blip r:embed="rId37">
                       <a:extLst>
                         <a:ext uri="{28A0092B-C50C-407E-A947-70E740481C1C}">
                           <a14:useLocalDpi xmlns:a14="http://schemas.microsoft.com/office/drawing/2010/main" val="0"/>
@@ -24148,7 +23801,6 @@
         <w:pStyle w:val="afc"/>
         <w:spacing w:line="360" w:lineRule="auto"/>
         <w:rPr>
-          <w:rFonts w:hint="eastAsia"/>
           <w:lang w:val="zh-CN"/>
         </w:rPr>
       </w:pPr>
@@ -24192,7 +23844,7 @@
                     <pic:cNvPicPr/>
                   </pic:nvPicPr>
                   <pic:blipFill>
-                    <a:blip r:embed="rId42"/>
+                    <a:blip r:embed="rId38"/>
                     <a:stretch>
                       <a:fillRect/>
                     </a:stretch>
@@ -24277,7 +23929,15 @@
           <w:rFonts w:hint="eastAsia"/>
           <w:lang w:val="zh-CN"/>
         </w:rPr>
-        <w:t>数据同步、图像分析、本地问答</w:t>
+        <w:t>数据同步、</w:t>
+      </w:r>
+      <w:r>
+        <w:rPr>
+          <w:rFonts w:hint="eastAsia"/>
+          <w:lang w:val="zh-CN"/>
+        </w:rPr>
+        <w:lastRenderedPageBreak/>
+        <w:t>图像分析、本地问答</w:t>
       </w:r>
       <w:r>
         <w:rPr>
@@ -24805,7 +24465,6 @@
                 <w:bCs/>
                 <w:szCs w:val="21"/>
               </w:rPr>
-              <w:lastRenderedPageBreak/>
               <w:t>图像分析</w:t>
             </w:r>
           </w:p>
@@ -25023,7 +24682,6 @@
         <w:pStyle w:val="afc"/>
         <w:spacing w:line="360" w:lineRule="auto"/>
         <w:rPr>
-          <w:rFonts w:hint="eastAsia"/>
           <w:lang w:val="zh-CN"/>
         </w:rPr>
       </w:pPr>
@@ -25116,7 +24774,7 @@
                     </pic:cNvPicPr>
                   </pic:nvPicPr>
                   <pic:blipFill>
-                    <a:blip r:embed="rId36">
+                    <a:blip r:embed="rId39">
                       <a:extLst>
                         <a:ext uri="{28A0092B-C50C-407E-A947-70E740481C1C}">
                           <a14:useLocalDpi xmlns:a14="http://schemas.microsoft.com/office/drawing/2010/main" val="0"/>
@@ -25237,7 +24895,7 @@
         </w:rPr>
         <w:lastRenderedPageBreak/>
         <w:drawing>
-          <wp:inline distT="0" distB="0" distL="0" distR="0" wp14:anchorId="1FAB2D3C" wp14:editId="45568EFA">
+          <wp:inline distT="0" distB="0" distL="0" distR="0" wp14:anchorId="1FAB2D3C" wp14:editId="4BF3BF7F">
             <wp:extent cx="1819275" cy="3238895"/>
             <wp:effectExtent l="0" t="0" r="0" b="0"/>
             <wp:docPr id="1215366836" name="图片 4"/>
@@ -25254,7 +24912,7 @@
                     </pic:cNvPicPr>
                   </pic:nvPicPr>
                   <pic:blipFill>
-                    <a:blip r:embed="rId43" cstate="print">
+                    <a:blip r:embed="rId40" cstate="print">
                       <a:extLst>
                         <a:ext uri="{28A0092B-C50C-407E-A947-70E740481C1C}">
                           <a14:useLocalDpi xmlns:a14="http://schemas.microsoft.com/office/drawing/2010/main" val="0"/>
@@ -25288,11 +24946,371 @@
     </w:p>
     <w:p>
       <w:pPr>
+        <w:pStyle w:val="afc"/>
+        <w:spacing w:line="360" w:lineRule="auto"/>
+        <w:rPr>
+          <w:lang w:val="zh-CN"/>
+        </w:rPr>
+      </w:pPr>
+      <w:r>
+        <w:rPr>
+          <w:rFonts w:hint="eastAsia"/>
+          <w:lang w:val="zh-CN"/>
+        </w:rPr>
+        <w:t>以下</w:t>
+      </w:r>
+      <w:r>
+        <w:rPr>
+          <w:lang w:val="zh-CN"/>
+        </w:rPr>
+        <w:t>测试验证了图像分析功能。结合系统抓拍的实测图可知，边缘端视觉模块成功提取了花朵的颜色特征，不仅准确</w:t>
+      </w:r>
+      <w:proofErr w:type="gramStart"/>
+      <w:r>
+        <w:rPr>
+          <w:lang w:val="zh-CN"/>
+        </w:rPr>
+        <w:t>框选并</w:t>
+      </w:r>
+      <w:proofErr w:type="gramEnd"/>
+      <w:r>
+        <w:rPr>
+          <w:lang w:val="zh-CN"/>
+        </w:rPr>
+        <w:t>识别出了目标粉色花朵，还能针对不同颜色的目标，分别输出幼苗期（绿色）、生长期（粉色）与成熟期（红色）的阶段判定结果，达到了预期的视觉辅助诊断效果。</w:t>
+      </w:r>
+    </w:p>
+    <w:p>
+      <w:pPr>
+        <w:pStyle w:val="afc"/>
+        <w:spacing w:line="360" w:lineRule="auto"/>
+        <w:ind w:firstLineChars="300" w:firstLine="840"/>
+        <w:rPr>
+          <w:rFonts w:hint="eastAsia"/>
+          <w:lang w:val="zh-CN"/>
+        </w:rPr>
+      </w:pPr>
+      <w:r>
+        <w:rPr>
+          <w:noProof/>
+        </w:rPr>
+        <w:drawing>
+          <wp:inline distT="0" distB="0" distL="0" distR="0" wp14:anchorId="5F018DFB" wp14:editId="3BF5169B">
+            <wp:extent cx="4515948" cy="2543175"/>
+            <wp:effectExtent l="0" t="0" r="0" b="0"/>
+            <wp:docPr id="1388450997" name="图片 1"/>
+            <wp:cNvGraphicFramePr>
+              <a:graphicFrameLocks xmlns:a="http://schemas.openxmlformats.org/drawingml/2006/main" noChangeAspect="1"/>
+            </wp:cNvGraphicFramePr>
+            <a:graphic xmlns:a="http://schemas.openxmlformats.org/drawingml/2006/main">
+              <a:graphicData uri="http://schemas.openxmlformats.org/drawingml/2006/picture">
+                <pic:pic xmlns:pic="http://schemas.openxmlformats.org/drawingml/2006/picture">
+                  <pic:nvPicPr>
+                    <pic:cNvPr id="0" name="Picture 1"/>
+                    <pic:cNvPicPr>
+                      <a:picLocks noChangeAspect="1" noChangeArrowheads="1"/>
+                    </pic:cNvPicPr>
+                  </pic:nvPicPr>
+                  <pic:blipFill>
+                    <a:blip r:embed="rId41">
+                      <a:extLst>
+                        <a:ext uri="{28A0092B-C50C-407E-A947-70E740481C1C}">
+                          <a14:useLocalDpi xmlns:a14="http://schemas.microsoft.com/office/drawing/2010/main" val="0"/>
+                        </a:ext>
+                      </a:extLst>
+                    </a:blip>
+                    <a:srcRect/>
+                    <a:stretch>
+                      <a:fillRect/>
+                    </a:stretch>
+                  </pic:blipFill>
+                  <pic:spPr bwMode="auto">
+                    <a:xfrm>
+                      <a:off x="0" y="0"/>
+                      <a:ext cx="4528206" cy="2550078"/>
+                    </a:xfrm>
+                    <a:prstGeom prst="rect">
+                      <a:avLst/>
+                    </a:prstGeom>
+                    <a:noFill/>
+                    <a:ln>
+                      <a:noFill/>
+                    </a:ln>
+                  </pic:spPr>
+                </pic:pic>
+              </a:graphicData>
+            </a:graphic>
+          </wp:inline>
+        </w:drawing>
+      </w:r>
+    </w:p>
+    <w:p>
+      <w:pPr>
         <w:pStyle w:val="aff"/>
-        <w:rPr>
-          <w:rFonts w:hint="eastAsia"/>
-        </w:rPr>
-      </w:pPr>
+      </w:pPr>
+      <w:r>
+        <w:rPr>
+          <w:noProof/>
+        </w:rPr>
+        <w:lastRenderedPageBreak/>
+        <w:drawing>
+          <wp:inline distT="0" distB="0" distL="0" distR="0" wp14:anchorId="014F4E4D" wp14:editId="08E261E6">
+            <wp:extent cx="4566689" cy="2571750"/>
+            <wp:effectExtent l="0" t="0" r="5715" b="0"/>
+            <wp:docPr id="1545594122" name="图片 2"/>
+            <wp:cNvGraphicFramePr>
+              <a:graphicFrameLocks xmlns:a="http://schemas.openxmlformats.org/drawingml/2006/main" noChangeAspect="1"/>
+            </wp:cNvGraphicFramePr>
+            <a:graphic xmlns:a="http://schemas.openxmlformats.org/drawingml/2006/main">
+              <a:graphicData uri="http://schemas.openxmlformats.org/drawingml/2006/picture">
+                <pic:pic xmlns:pic="http://schemas.openxmlformats.org/drawingml/2006/picture">
+                  <pic:nvPicPr>
+                    <pic:cNvPr id="0" name="Picture 3"/>
+                    <pic:cNvPicPr>
+                      <a:picLocks noChangeAspect="1" noChangeArrowheads="1"/>
+                    </pic:cNvPicPr>
+                  </pic:nvPicPr>
+                  <pic:blipFill>
+                    <a:blip r:embed="rId42">
+                      <a:extLst>
+                        <a:ext uri="{28A0092B-C50C-407E-A947-70E740481C1C}">
+                          <a14:useLocalDpi xmlns:a14="http://schemas.microsoft.com/office/drawing/2010/main" val="0"/>
+                        </a:ext>
+                      </a:extLst>
+                    </a:blip>
+                    <a:srcRect/>
+                    <a:stretch>
+                      <a:fillRect/>
+                    </a:stretch>
+                  </pic:blipFill>
+                  <pic:spPr bwMode="auto">
+                    <a:xfrm>
+                      <a:off x="0" y="0"/>
+                      <a:ext cx="4594024" cy="2587144"/>
+                    </a:xfrm>
+                    <a:prstGeom prst="rect">
+                      <a:avLst/>
+                    </a:prstGeom>
+                    <a:noFill/>
+                    <a:ln>
+                      <a:noFill/>
+                    </a:ln>
+                  </pic:spPr>
+                </pic:pic>
+              </a:graphicData>
+            </a:graphic>
+          </wp:inline>
+        </w:drawing>
+      </w:r>
+    </w:p>
+    <w:p>
+      <w:pPr>
+        <w:pStyle w:val="aff"/>
+      </w:pPr>
+      <w:r>
+        <w:rPr>
+          <w:noProof/>
+        </w:rPr>
+        <w:drawing>
+          <wp:inline distT="0" distB="0" distL="0" distR="0" wp14:anchorId="2407980F" wp14:editId="214222EA">
+            <wp:extent cx="4648200" cy="2617654"/>
+            <wp:effectExtent l="0" t="0" r="0" b="0"/>
+            <wp:docPr id="1300449937" name="图片 3"/>
+            <wp:cNvGraphicFramePr>
+              <a:graphicFrameLocks xmlns:a="http://schemas.openxmlformats.org/drawingml/2006/main" noChangeAspect="1"/>
+            </wp:cNvGraphicFramePr>
+            <a:graphic xmlns:a="http://schemas.openxmlformats.org/drawingml/2006/main">
+              <a:graphicData uri="http://schemas.openxmlformats.org/drawingml/2006/picture">
+                <pic:pic xmlns:pic="http://schemas.openxmlformats.org/drawingml/2006/picture">
+                  <pic:nvPicPr>
+                    <pic:cNvPr id="0" name="Picture 5"/>
+                    <pic:cNvPicPr>
+                      <a:picLocks noChangeAspect="1" noChangeArrowheads="1"/>
+                    </pic:cNvPicPr>
+                  </pic:nvPicPr>
+                  <pic:blipFill>
+                    <a:blip r:embed="rId43">
+                      <a:extLst>
+                        <a:ext uri="{28A0092B-C50C-407E-A947-70E740481C1C}">
+                          <a14:useLocalDpi xmlns:a14="http://schemas.microsoft.com/office/drawing/2010/main" val="0"/>
+                        </a:ext>
+                      </a:extLst>
+                    </a:blip>
+                    <a:srcRect/>
+                    <a:stretch>
+                      <a:fillRect/>
+                    </a:stretch>
+                  </pic:blipFill>
+                  <pic:spPr bwMode="auto">
+                    <a:xfrm>
+                      <a:off x="0" y="0"/>
+                      <a:ext cx="4664742" cy="2626970"/>
+                    </a:xfrm>
+                    <a:prstGeom prst="rect">
+                      <a:avLst/>
+                    </a:prstGeom>
+                    <a:noFill/>
+                    <a:ln>
+                      <a:noFill/>
+                    </a:ln>
+                  </pic:spPr>
+                </pic:pic>
+              </a:graphicData>
+            </a:graphic>
+          </wp:inline>
+        </w:drawing>
+      </w:r>
+    </w:p>
+    <w:p>
+      <w:pPr>
+        <w:pStyle w:val="aff"/>
+      </w:pPr>
+    </w:p>
+    <w:p>
+      <w:pPr>
+        <w:pStyle w:val="aff"/>
+        <w:rPr>
+          <w:rFonts w:hint="eastAsia"/>
+        </w:rPr>
+      </w:pPr>
+    </w:p>
+    <w:p>
+      <w:pPr>
+        <w:pStyle w:val="afc"/>
+        <w:spacing w:line="360" w:lineRule="auto"/>
+        <w:rPr>
+          <w:rFonts w:hint="eastAsia"/>
+          <w:lang w:val="zh-CN"/>
+        </w:rPr>
+      </w:pPr>
+      <w:r>
+        <w:rPr>
+          <w:lang w:val="zh-CN"/>
+        </w:rPr>
+        <w:t>最后，测试了</w:t>
+      </w:r>
+      <w:r>
+        <w:rPr>
+          <w:lang w:val="zh-CN"/>
+        </w:rPr>
+        <w:t>‘</w:t>
+      </w:r>
+      <w:r>
+        <w:rPr>
+          <w:lang w:val="zh-CN"/>
+        </w:rPr>
+        <w:t>边缘问答</w:t>
+      </w:r>
+      <w:r>
+        <w:rPr>
+          <w:lang w:val="zh-CN"/>
+        </w:rPr>
+        <w:t>’</w:t>
+      </w:r>
+      <w:r>
+        <w:rPr>
+          <w:lang w:val="zh-CN"/>
+        </w:rPr>
+        <w:t>功能。如下方实测图所示，点击页面操作按钮后，本地部署的</w:t>
+      </w:r>
+      <w:r>
+        <w:rPr>
+          <w:lang w:val="zh-CN"/>
+        </w:rPr>
+        <w:t xml:space="preserve"> Qwen </w:t>
+      </w:r>
+      <w:r>
+        <w:rPr>
+          <w:lang w:val="zh-CN"/>
+        </w:rPr>
+        <w:t>大模型能够成功根据实时采集到的环境参数（如土壤湿度）生成辅助决策建议，并输出</w:t>
+      </w:r>
+      <w:r>
+        <w:rPr>
+          <w:lang w:val="zh-CN"/>
+        </w:rPr>
+        <w:t>‘</w:t>
+      </w:r>
+      <w:r>
+        <w:rPr>
+          <w:lang w:val="zh-CN"/>
+        </w:rPr>
+        <w:t>环境适宜藏红花生长，无需立刻浇水</w:t>
+      </w:r>
+      <w:r>
+        <w:rPr>
+          <w:lang w:val="zh-CN"/>
+        </w:rPr>
+        <w:t>’</w:t>
+      </w:r>
+      <w:r>
+        <w:rPr>
+          <w:lang w:val="zh-CN"/>
+        </w:rPr>
+        <w:t>等诊断信息。该结果验证了系统具备良好的边缘智能辅助分析能力。</w:t>
+      </w:r>
+    </w:p>
+    <w:p>
+      <w:pPr>
+        <w:pStyle w:val="aff"/>
+        <w:rPr>
+          <w:rFonts w:hint="eastAsia"/>
+        </w:rPr>
+      </w:pPr>
+      <w:r>
+        <w:rPr>
+          <w:noProof/>
+        </w:rPr>
+        <w:lastRenderedPageBreak/>
+        <w:drawing>
+          <wp:inline distT="0" distB="0" distL="0" distR="0" wp14:anchorId="300692ED" wp14:editId="6E134C25">
+            <wp:extent cx="5580380" cy="1962150"/>
+            <wp:effectExtent l="0" t="0" r="1270" b="0"/>
+            <wp:docPr id="1246160919" name="图片 4"/>
+            <wp:cNvGraphicFramePr>
+              <a:graphicFrameLocks xmlns:a="http://schemas.openxmlformats.org/drawingml/2006/main" noChangeAspect="1"/>
+            </wp:cNvGraphicFramePr>
+            <a:graphic xmlns:a="http://schemas.openxmlformats.org/drawingml/2006/main">
+              <a:graphicData uri="http://schemas.openxmlformats.org/drawingml/2006/picture">
+                <pic:pic xmlns:pic="http://schemas.openxmlformats.org/drawingml/2006/picture">
+                  <pic:nvPicPr>
+                    <pic:cNvPr id="0" name="Picture 7"/>
+                    <pic:cNvPicPr>
+                      <a:picLocks noChangeAspect="1" noChangeArrowheads="1"/>
+                    </pic:cNvPicPr>
+                  </pic:nvPicPr>
+                  <pic:blipFill>
+                    <a:blip r:embed="rId44">
+                      <a:extLst>
+                        <a:ext uri="{28A0092B-C50C-407E-A947-70E740481C1C}">
+                          <a14:useLocalDpi xmlns:a14="http://schemas.microsoft.com/office/drawing/2010/main" val="0"/>
+                        </a:ext>
+                      </a:extLst>
+                    </a:blip>
+                    <a:srcRect/>
+                    <a:stretch>
+                      <a:fillRect/>
+                    </a:stretch>
+                  </pic:blipFill>
+                  <pic:spPr bwMode="auto">
+                    <a:xfrm>
+                      <a:off x="0" y="0"/>
+                      <a:ext cx="5580380" cy="1962150"/>
+                    </a:xfrm>
+                    <a:prstGeom prst="rect">
+                      <a:avLst/>
+                    </a:prstGeom>
+                    <a:noFill/>
+                    <a:ln>
+                      <a:noFill/>
+                    </a:ln>
+                  </pic:spPr>
+                </pic:pic>
+              </a:graphicData>
+            </a:graphic>
+          </wp:inline>
+        </w:drawing>
+      </w:r>
     </w:p>
     <w:p>
       <w:pPr>
@@ -25393,15 +25411,7 @@
           <w:rFonts w:hint="eastAsia"/>
           <w:lang w:val="zh-CN"/>
         </w:rPr>
-        <w:t>的测量精度较低，电容式土</w:t>
-      </w:r>
-      <w:r>
-        <w:rPr>
-          <w:rFonts w:hint="eastAsia"/>
-          <w:lang w:val="zh-CN"/>
-        </w:rPr>
-        <w:lastRenderedPageBreak/>
-        <w:t>壤湿度传感器还需要结合实际情况做更细致的标定，图像分析目前主要是根据颜色规则，对于复杂的背景还存在鲁棒性不足的问题，云端同步功能目前只是数据上报，还没有建立完整的云端业务平台。这些问题也给之后的工作指明了方向。</w:t>
+        <w:t>的测量精度较低，电容式土壤湿度传感器还需要结合实际情况做更细致的标定，图像分析目前主要是根据颜色规则，对于复杂的背景还存在鲁棒性不足的问题，云端同步功能目前只是数据上报，还没有建立完整的云端业务平台。这些问题也给之后的工作指明了方向。</w:t>
       </w:r>
     </w:p>
     <w:p>
@@ -25417,6 +25427,7 @@
         <w:rPr>
           <w:rFonts w:hint="eastAsia"/>
         </w:rPr>
+        <w:lastRenderedPageBreak/>
         <w:t xml:space="preserve">7 </w:t>
       </w:r>
       <w:r>
@@ -25620,7 +25631,63 @@
           <w:rFonts w:hint="eastAsia"/>
           <w:lang w:val="zh-CN"/>
         </w:rPr>
-        <w:t>模块在长时间高湿环</w:t>
+        <w:t>模块在长时间高湿环境下容易出现数据漂移，后续可以使用工业级温湿度传感器，并对土壤</w:t>
+      </w:r>
+      <w:r>
+        <w:rPr>
+          <w:rFonts w:hint="eastAsia"/>
+          <w:lang w:val="zh-CN"/>
+        </w:rPr>
+        <w:t>ADC</w:t>
+      </w:r>
+      <w:r>
+        <w:rPr>
+          <w:rFonts w:hint="eastAsia"/>
+          <w:lang w:val="zh-CN"/>
+        </w:rPr>
+        <w:t>采样加入动态标定算法来消除电极极化误差。第二，目前的自动化灌溉大多使用单一的土壤水分阈值触发方式，将来会依靠</w:t>
+      </w:r>
+      <w:r>
+        <w:rPr>
+          <w:rFonts w:hint="eastAsia"/>
+          <w:lang w:val="zh-CN"/>
+        </w:rPr>
+        <w:t xml:space="preserve"> SQLite </w:t>
+      </w:r>
+      <w:r>
+        <w:rPr>
+          <w:rFonts w:hint="eastAsia"/>
+          <w:lang w:val="zh-CN"/>
+        </w:rPr>
+        <w:t>中积累起来的时序数据以及本地运行的大模型（</w:t>
+      </w:r>
+      <w:r>
+        <w:rPr>
+          <w:rFonts w:hint="eastAsia"/>
+          <w:lang w:val="zh-CN"/>
+        </w:rPr>
+        <w:t>Qwen</w:t>
+      </w:r>
+      <w:r>
+        <w:rPr>
+          <w:rFonts w:hint="eastAsia"/>
+          <w:lang w:val="zh-CN"/>
+        </w:rPr>
+        <w:t>）来实现对光照、温湿度和生长周期的综合判断。目前视觉监控主要是用</w:t>
+      </w:r>
+      <w:r>
+        <w:rPr>
+          <w:rFonts w:hint="eastAsia"/>
+          <w:lang w:val="zh-CN"/>
+        </w:rPr>
+        <w:t>OpenCV</w:t>
+      </w:r>
+      <w:r>
+        <w:rPr>
+          <w:rFonts w:hint="eastAsia"/>
+          <w:lang w:val="zh-CN"/>
+        </w:rPr>
+        <w:t>提取色彩特</w:t>
       </w:r>
       <w:r>
         <w:rPr>
@@ -25628,63 +25695,7 @@
           <w:lang w:val="zh-CN"/>
         </w:rPr>
         <w:lastRenderedPageBreak/>
-        <w:t>境下容易出现数据漂移，后续可以使用工业级温湿度传感器，并对土壤</w:t>
-      </w:r>
-      <w:r>
-        <w:rPr>
-          <w:rFonts w:hint="eastAsia"/>
-          <w:lang w:val="zh-CN"/>
-        </w:rPr>
-        <w:t>ADC</w:t>
-      </w:r>
-      <w:r>
-        <w:rPr>
-          <w:rFonts w:hint="eastAsia"/>
-          <w:lang w:val="zh-CN"/>
-        </w:rPr>
-        <w:t>采样加入动态标定算法来消除电极极化误差。第二，目前的自动化灌溉大多使用单一的土壤水分阈值触发方式，将来会依靠</w:t>
-      </w:r>
-      <w:r>
-        <w:rPr>
-          <w:rFonts w:hint="eastAsia"/>
-          <w:lang w:val="zh-CN"/>
-        </w:rPr>
-        <w:t xml:space="preserve"> SQLite </w:t>
-      </w:r>
-      <w:r>
-        <w:rPr>
-          <w:rFonts w:hint="eastAsia"/>
-          <w:lang w:val="zh-CN"/>
-        </w:rPr>
-        <w:t>中积累起来的时序数据以及本地运行的大模型（</w:t>
-      </w:r>
-      <w:r>
-        <w:rPr>
-          <w:rFonts w:hint="eastAsia"/>
-          <w:lang w:val="zh-CN"/>
-        </w:rPr>
-        <w:t>Qwen</w:t>
-      </w:r>
-      <w:r>
-        <w:rPr>
-          <w:rFonts w:hint="eastAsia"/>
-          <w:lang w:val="zh-CN"/>
-        </w:rPr>
-        <w:t>）来实现对光照、温湿度和生长周期的综合判断。目前视觉监控主要是用</w:t>
-      </w:r>
-      <w:r>
-        <w:rPr>
-          <w:rFonts w:hint="eastAsia"/>
-          <w:lang w:val="zh-CN"/>
-        </w:rPr>
-        <w:t>OpenCV</w:t>
-      </w:r>
-      <w:r>
-        <w:rPr>
-          <w:rFonts w:hint="eastAsia"/>
-          <w:lang w:val="zh-CN"/>
-        </w:rPr>
-        <w:t>提取色彩特征来判断花期，容易受到环境光线的影响，之后会在树莓派上部署更加鲁棒的轻量化目标检测视觉模型。另外，系统目前的</w:t>
+        <w:t>征来判断花期，容易受到环境光线的影响，之后会在树莓派上部署更加鲁棒的轻量化目标检测视觉模型。另外，系统目前的</w:t>
       </w:r>
       <w:r>
         <w:rPr>
@@ -25817,7 +25828,6 @@
           <w:sz w:val="28"/>
           <w:lang w:val="zh-CN"/>
         </w:rPr>
-        <w:lastRenderedPageBreak/>
         <w:br w:type="page"/>
       </w:r>
       <w:bookmarkStart w:id="154" w:name="_Toc25736"/>
@@ -28534,8 +28544,8 @@
       </w:pPr>
     </w:p>
     <w:sectPr>
-      <w:headerReference w:type="default" r:id="rId44"/>
-      <w:footerReference w:type="default" r:id="rId45"/>
+      <w:headerReference w:type="default" r:id="rId45"/>
+      <w:footerReference w:type="default" r:id="rId46"/>
       <w:pgSz w:w="11906" w:h="16838"/>
       <w:pgMar w:top="1417" w:right="1417" w:bottom="1417" w:left="1701" w:header="851" w:footer="992" w:gutter="0"/>
       <w:pgNumType w:start="1"/>

--- a/毕业论文-基于边缘计算的藏红花全生长周期智能培育系统设计与实现-杨坤.docx
+++ b/毕业论文-基于边缘计算的藏红花全生长周期智能培育系统设计与实现-杨坤.docx
@@ -586,7 +586,6 @@
                 <w:szCs w:val="21"/>
               </w:rPr>
             </w:pPr>
-            <w:proofErr w:type="gramStart"/>
             <w:r>
               <w:rPr>
                 <w:rFonts w:ascii="宋体" w:hint="eastAsia"/>
@@ -595,7 +594,6 @@
               </w:rPr>
               <w:t>杨坤</w:t>
             </w:r>
-            <w:proofErr w:type="gramEnd"/>
           </w:p>
         </w:tc>
         <w:tc>
@@ -1893,7 +1891,6 @@
         </w:rPr>
         <w:t>虚拟串口接收设备数据，使用</w:t>
       </w:r>
-      <w:proofErr w:type="spellStart"/>
       <w:r>
         <w:rPr>
           <w:rFonts w:hint="eastAsia"/>
@@ -1901,7 +1898,6 @@
         </w:rPr>
         <w:t>MicroPython</w:t>
       </w:r>
-      <w:proofErr w:type="spellEnd"/>
       <w:r>
         <w:rPr>
           <w:rFonts w:hint="eastAsia"/>
@@ -2181,315 +2177,7 @@
           <w:sz w:val="24"/>
           <w:shd w:val="clear" w:color="auto" w:fill="FDFDFE"/>
         </w:rPr>
-        <w:t xml:space="preserve">To address the shortcomings of traditional saffron cultivation, such as lack of continuous environmental monitoring, reliance on manual experience for irrigation, and weak data record and </w:t>
-      </w:r>
-      <w:proofErr w:type="gramStart"/>
-      <w:r>
-        <w:rPr>
-          <w:rFonts w:hint="eastAsia"/>
-          <w:sz w:val="24"/>
-          <w:shd w:val="clear" w:color="auto" w:fill="FDFDFE"/>
-        </w:rPr>
-        <w:t>remote control</w:t>
-      </w:r>
-      <w:proofErr w:type="gramEnd"/>
-      <w:r>
-        <w:rPr>
-          <w:rFonts w:hint="eastAsia"/>
-          <w:sz w:val="24"/>
-          <w:shd w:val="clear" w:color="auto" w:fill="FDFDFE"/>
-        </w:rPr>
-        <w:t xml:space="preserve"> capabilities. </w:t>
-      </w:r>
-      <w:proofErr w:type="gramStart"/>
-      <w:r>
-        <w:rPr>
-          <w:rFonts w:hint="eastAsia"/>
-          <w:sz w:val="24"/>
-          <w:shd w:val="clear" w:color="auto" w:fill="FDFDFE"/>
-        </w:rPr>
-        <w:t>an</w:t>
-      </w:r>
-      <w:proofErr w:type="gramEnd"/>
-      <w:r>
-        <w:rPr>
-          <w:rFonts w:hint="eastAsia"/>
-          <w:sz w:val="24"/>
-          <w:shd w:val="clear" w:color="auto" w:fill="FDFDFE"/>
-        </w:rPr>
-        <w:t xml:space="preserve"> intelligent saffron cultivation system </w:t>
-      </w:r>
-      <w:proofErr w:type="spellStart"/>
-      <w:proofErr w:type="gramStart"/>
-      <w:r>
-        <w:rPr>
-          <w:rFonts w:hint="eastAsia"/>
-          <w:sz w:val="24"/>
-          <w:shd w:val="clear" w:color="auto" w:fill="FDFDFE"/>
-        </w:rPr>
-        <w:t>base</w:t>
-      </w:r>
-      <w:proofErr w:type="spellEnd"/>
-      <w:proofErr w:type="gramEnd"/>
-      <w:r>
-        <w:rPr>
-          <w:rFonts w:hint="eastAsia"/>
-          <w:sz w:val="24"/>
-          <w:shd w:val="clear" w:color="auto" w:fill="FDFDFE"/>
-        </w:rPr>
-        <w:t xml:space="preserve"> on edge computing was created to improve </w:t>
-      </w:r>
-      <w:proofErr w:type="spellStart"/>
-      <w:r>
-        <w:rPr>
-          <w:rFonts w:hint="eastAsia"/>
-          <w:sz w:val="24"/>
-          <w:shd w:val="clear" w:color="auto" w:fill="FDFDFE"/>
-        </w:rPr>
-        <w:t>realtime</w:t>
-      </w:r>
-      <w:proofErr w:type="spellEnd"/>
-      <w:r>
-        <w:rPr>
-          <w:rFonts w:hint="eastAsia"/>
-          <w:sz w:val="24"/>
-          <w:shd w:val="clear" w:color="auto" w:fill="FDFDFE"/>
-        </w:rPr>
-        <w:t xml:space="preserve"> monitoring, automatic control; and </w:t>
-      </w:r>
-      <w:proofErr w:type="spellStart"/>
-      <w:r>
-        <w:rPr>
-          <w:rFonts w:hint="eastAsia"/>
-          <w:sz w:val="24"/>
-          <w:shd w:val="clear" w:color="auto" w:fill="FDFDFE"/>
-        </w:rPr>
-        <w:t>inteliigence</w:t>
-      </w:r>
-      <w:proofErr w:type="spellEnd"/>
-      <w:r>
-        <w:rPr>
-          <w:rFonts w:hint="eastAsia"/>
-          <w:sz w:val="24"/>
-          <w:shd w:val="clear" w:color="auto" w:fill="FDFDFE"/>
-        </w:rPr>
-        <w:t xml:space="preserve"> throughout the cultivation process. The system employs an overall architecture of device side, edge side, and </w:t>
-      </w:r>
-      <w:proofErr w:type="gramStart"/>
-      <w:r>
-        <w:rPr>
-          <w:rFonts w:hint="eastAsia"/>
-          <w:sz w:val="24"/>
-          <w:shd w:val="clear" w:color="auto" w:fill="FDFDFE"/>
-        </w:rPr>
-        <w:t>cloud based</w:t>
-      </w:r>
-      <w:proofErr w:type="gramEnd"/>
-      <w:r>
-        <w:rPr>
-          <w:rFonts w:hint="eastAsia"/>
-          <w:sz w:val="24"/>
-          <w:shd w:val="clear" w:color="auto" w:fill="FDFDFE"/>
-        </w:rPr>
-        <w:t xml:space="preserve"> expansion. Using an STM32F411 as the hardware core, </w:t>
-      </w:r>
-      <w:proofErr w:type="gramStart"/>
-      <w:r>
-        <w:rPr>
-          <w:rFonts w:hint="eastAsia"/>
-          <w:sz w:val="24"/>
-          <w:shd w:val="clear" w:color="auto" w:fill="FDFDFE"/>
-        </w:rPr>
-        <w:t>It</w:t>
-      </w:r>
-      <w:proofErr w:type="gramEnd"/>
-      <w:r>
-        <w:rPr>
-          <w:rFonts w:hint="eastAsia"/>
-          <w:sz w:val="24"/>
-          <w:shd w:val="clear" w:color="auto" w:fill="FDFDFE"/>
-        </w:rPr>
-        <w:t xml:space="preserve"> collects environmental parameters such as temperature, humidity, light intensity, and soil moisture, controls actuators, displays data on an OLED, and enables on-site interaction. Raspberry Pi 4B serves as the edge gateway, receiving device data via a USB virtual serial port. </w:t>
-      </w:r>
-      <w:proofErr w:type="spellStart"/>
-      <w:r>
-        <w:rPr>
-          <w:rFonts w:hint="eastAsia"/>
-          <w:sz w:val="24"/>
-          <w:shd w:val="clear" w:color="auto" w:fill="FDFDFE"/>
-        </w:rPr>
-        <w:t>MicroPython</w:t>
-      </w:r>
-      <w:proofErr w:type="spellEnd"/>
-      <w:r>
-        <w:rPr>
-          <w:rFonts w:hint="eastAsia"/>
-          <w:sz w:val="24"/>
-          <w:shd w:val="clear" w:color="auto" w:fill="FDFDFE"/>
-        </w:rPr>
-        <w:t xml:space="preserve">, Flask, and SQLite are used for </w:t>
-      </w:r>
-      <w:proofErr w:type="spellStart"/>
-      <w:r>
-        <w:rPr>
-          <w:rFonts w:hint="eastAsia"/>
-          <w:sz w:val="24"/>
-          <w:shd w:val="clear" w:color="auto" w:fill="FDFDFE"/>
-        </w:rPr>
-        <w:t>realtime</w:t>
-      </w:r>
-      <w:proofErr w:type="spellEnd"/>
-      <w:r>
-        <w:rPr>
-          <w:rFonts w:hint="eastAsia"/>
-          <w:sz w:val="24"/>
-          <w:shd w:val="clear" w:color="auto" w:fill="FDFDFE"/>
-        </w:rPr>
-        <w:t xml:space="preserve"> monitoring, historical data storage, web visualization, user access management, and automatic irrigation strategy configuration. MQTT is then used for </w:t>
-      </w:r>
-      <w:proofErr w:type="spellStart"/>
-      <w:r>
-        <w:rPr>
-          <w:rFonts w:hint="eastAsia"/>
-          <w:sz w:val="24"/>
-          <w:shd w:val="clear" w:color="auto" w:fill="FDFDFE"/>
-        </w:rPr>
-        <w:t>cloudbase</w:t>
-      </w:r>
-      <w:proofErr w:type="spellEnd"/>
-      <w:r>
-        <w:rPr>
-          <w:rFonts w:hint="eastAsia"/>
-          <w:sz w:val="24"/>
-          <w:shd w:val="clear" w:color="auto" w:fill="FDFDFE"/>
-        </w:rPr>
-        <w:t xml:space="preserve"> data expansion and remote access. Finally, </w:t>
-      </w:r>
-      <w:proofErr w:type="spellStart"/>
-      <w:r>
-        <w:rPr>
-          <w:rFonts w:hint="eastAsia"/>
-          <w:sz w:val="24"/>
-          <w:shd w:val="clear" w:color="auto" w:fill="FDFDFE"/>
-        </w:rPr>
-        <w:t>opencv</w:t>
-      </w:r>
-      <w:proofErr w:type="spellEnd"/>
-      <w:r>
-        <w:rPr>
-          <w:rFonts w:hint="eastAsia"/>
-          <w:sz w:val="24"/>
-          <w:shd w:val="clear" w:color="auto" w:fill="FDFDFE"/>
-        </w:rPr>
-        <w:t xml:space="preserve"> image analysis and local lightweight models are combined to enhance the system's environmental assessment and </w:t>
-      </w:r>
-      <w:proofErr w:type="spellStart"/>
-      <w:r>
-        <w:rPr>
-          <w:rFonts w:hint="eastAsia"/>
-          <w:sz w:val="24"/>
-          <w:shd w:val="clear" w:color="auto" w:fill="FDFDFE"/>
-        </w:rPr>
-        <w:t>decisionmaking</w:t>
-      </w:r>
-      <w:proofErr w:type="spellEnd"/>
-      <w:r>
-        <w:rPr>
-          <w:rFonts w:hint="eastAsia"/>
-          <w:sz w:val="24"/>
-          <w:shd w:val="clear" w:color="auto" w:fill="FDFDFE"/>
-        </w:rPr>
-        <w:t xml:space="preserve"> capabilities. The system test results show that this system can effectively perform </w:t>
-      </w:r>
-      <w:proofErr w:type="gramStart"/>
-      <w:r>
-        <w:rPr>
-          <w:rFonts w:hint="eastAsia"/>
-          <w:sz w:val="24"/>
-          <w:shd w:val="clear" w:color="auto" w:fill="FDFDFE"/>
-        </w:rPr>
-        <w:t>task</w:t>
-      </w:r>
-      <w:proofErr w:type="gramEnd"/>
-      <w:r>
-        <w:rPr>
-          <w:rFonts w:hint="eastAsia"/>
-          <w:sz w:val="24"/>
-          <w:shd w:val="clear" w:color="auto" w:fill="FDFDFE"/>
-        </w:rPr>
-        <w:t xml:space="preserve"> such as </w:t>
-      </w:r>
-      <w:proofErr w:type="spellStart"/>
-      <w:r>
-        <w:rPr>
-          <w:rFonts w:hint="eastAsia"/>
-          <w:sz w:val="24"/>
-          <w:shd w:val="clear" w:color="auto" w:fill="FDFDFE"/>
-        </w:rPr>
-        <w:t>realtime</w:t>
-      </w:r>
-      <w:proofErr w:type="spellEnd"/>
-      <w:r>
-        <w:rPr>
-          <w:rFonts w:hint="eastAsia"/>
-          <w:sz w:val="24"/>
-          <w:shd w:val="clear" w:color="auto" w:fill="FDFDFE"/>
-        </w:rPr>
-        <w:t xml:space="preserve"> monitoring of the saffron cultivation </w:t>
-      </w:r>
-      <w:proofErr w:type="spellStart"/>
-      <w:r>
-        <w:rPr>
-          <w:rFonts w:hint="eastAsia"/>
-          <w:sz w:val="24"/>
-          <w:shd w:val="clear" w:color="auto" w:fill="FDFDFE"/>
-        </w:rPr>
-        <w:t>environm</w:t>
-      </w:r>
-      <w:proofErr w:type="spellEnd"/>
-      <w:r>
-        <w:rPr>
-          <w:rFonts w:hint="eastAsia"/>
-          <w:sz w:val="24"/>
-          <w:shd w:val="clear" w:color="auto" w:fill="FDFDFE"/>
-        </w:rPr>
-        <w:t xml:space="preserve"> </w:t>
-      </w:r>
-      <w:proofErr w:type="spellStart"/>
-      <w:r>
-        <w:rPr>
-          <w:rFonts w:hint="eastAsia"/>
-          <w:sz w:val="24"/>
-          <w:shd w:val="clear" w:color="auto" w:fill="FDFDFE"/>
-        </w:rPr>
-        <w:t>ent</w:t>
-      </w:r>
-      <w:proofErr w:type="spellEnd"/>
-      <w:r>
-        <w:rPr>
-          <w:rFonts w:hint="eastAsia"/>
-          <w:sz w:val="24"/>
-          <w:shd w:val="clear" w:color="auto" w:fill="FDFDFE"/>
-        </w:rPr>
-        <w:t xml:space="preserve">, manual and automatic irrigation control, historical </w:t>
-      </w:r>
-      <w:proofErr w:type="spellStart"/>
-      <w:r>
-        <w:rPr>
-          <w:rFonts w:hint="eastAsia"/>
-          <w:sz w:val="24"/>
-          <w:shd w:val="clear" w:color="auto" w:fill="FDFDFE"/>
-        </w:rPr>
-        <w:t>date</w:t>
-      </w:r>
-      <w:proofErr w:type="spellEnd"/>
-      <w:r>
-        <w:rPr>
-          <w:rFonts w:hint="eastAsia"/>
-          <w:sz w:val="24"/>
-          <w:shd w:val="clear" w:color="auto" w:fill="FDFDFE"/>
-        </w:rPr>
-        <w:t xml:space="preserve"> visualization, and edge intelligent analysis. It features low cost, flexible deployment, and strong scalability, and can provide a feasible engineering solution for small scale intelligent cultivation of specialty economic crops.</w:t>
+        <w:t>To address the shortcomings of traditional saffron cultivation, such as lack of continuous environmental monitoring, reliance on manual experience for irrigation, and weak data record and remote control capabilities. an intelligent saffron cultivation system base on edge computing was created to improve realtime monitoring, automatic control; and inteliigence throughout the cultivation process. The system employs an overall architecture of device side, edge side, and cloud based expansion. Using an STM32F411 as the hardware core, It collects environmental parameters such as temperature, humidity, light intensity, and soil moisture, controls actuators, displays data on an OLED, and enables on-site interaction. Raspberry Pi 4B serves as the edge gateway, receiving device data via a USB virtual serial port. MicroPython, Flask, and SQLite are used for realtime monitoring, historical data storage, web visualization, user access management, and automatic irrigation strategy configuration. MQTT is then used for cloudbase data expansion and remote access. Finally, opencv image analysis and local lightweight models are combined to enhance the system's environmental assessment and decisionmaking capabilities. The system test results show that this system can effectively perform task such as realtime monitoring of the saffron cultivation environm ent, manual and automatic irrigation control, historical date visualization, and edge intelligent analysis. It features low cost, flexible deployment, and strong scalability, and can provide a feasible engineering solution for small scale intelligent cultivation of specialty economic crops.</w:t>
       </w:r>
     </w:p>
     <w:p>
@@ -7548,23 +7236,7 @@
           <w:rFonts w:hint="eastAsia"/>
           <w:lang w:val="zh-CN"/>
         </w:rPr>
-        <w:t>藏红花属于有较高经济价值的特色经济作物，它的生命周期存在明显的阶段特点，精细化管理要求比较高。在传统的手工灌溉及管理方式中存在着许多问题，劳动强度大，响应慢，监测次数少，过程不能溯源，环境一致性无法控制。</w:t>
-      </w:r>
-      <w:proofErr w:type="gramStart"/>
-      <w:r>
-        <w:rPr>
-          <w:rFonts w:hint="eastAsia"/>
-          <w:lang w:val="zh-CN"/>
-        </w:rPr>
-        <w:t>当产业</w:t>
-      </w:r>
-      <w:proofErr w:type="gramEnd"/>
-      <w:r>
-        <w:rPr>
-          <w:rFonts w:hint="eastAsia"/>
-          <w:lang w:val="zh-CN"/>
-        </w:rPr>
-        <w:t>规模扩大或者环境变得更为复杂的时候，人工管理所造成的成本和不稳定性就会急剧增加。因此，建立一个环境感知、边缘处理、自动控制、数据可视化、云端扩展的系统，有较高的研究价值和应用意义。</w:t>
+        <w:t>藏红花属于有较高经济价值的特色经济作物，它的生命周期存在明显的阶段特点，精细化管理要求比较高。在传统的手工灌溉及管理方式中存在着许多问题，劳动强度大，响应慢，监测次数少，过程不能溯源，环境一致性无法控制。当产业规模扩大或者环境变得更为复杂的时候，人工管理所造成的成本和不稳定性就会急剧增加。因此，建立一个环境感知、边缘处理、自动控制、数据可视化、云端扩展的系统，有较高的研究价值和应用意义。</w:t>
       </w:r>
     </w:p>
     <w:p>
@@ -8005,23 +7677,7 @@
           <w:rFonts w:hint="eastAsia"/>
           <w:lang w:val="zh-CN"/>
         </w:rPr>
-        <w:t>但是对小型、低成本、适合教学、轻</w:t>
-      </w:r>
-      <w:proofErr w:type="gramStart"/>
-      <w:r>
-        <w:rPr>
-          <w:rFonts w:hint="eastAsia"/>
-          <w:lang w:val="zh-CN"/>
-        </w:rPr>
-        <w:t>量部署</w:t>
-      </w:r>
-      <w:proofErr w:type="gramEnd"/>
-      <w:r>
-        <w:rPr>
-          <w:rFonts w:hint="eastAsia"/>
-          <w:lang w:val="zh-CN"/>
-        </w:rPr>
-        <w:t>的特色作物培育系统，还需要更加贴近实际应用的工程化方案。因此本文根据藏红花培育的实际需要提出一种结合嵌入式采集、边缘服务、本地数据库、可视化管理以及智能扩展的综合实现方案。</w:t>
+        <w:t>但是对小型、低成本、适合教学、轻量部署的特色作物培育系统，还需要更加贴近实际应用的工程化方案。因此本文根据藏红花培育的实际需要提出一种结合嵌入式采集、边缘服务、本地数据库、可视化管理以及智能扩展的综合实现方案。</w:t>
       </w:r>
     </w:p>
     <w:p>
@@ -8446,23 +8102,7 @@
           <w:rFonts w:hint="eastAsia"/>
           <w:lang w:val="zh-CN"/>
         </w:rPr>
-        <w:t>物联网系统一般是由感知层、网络层、应用层三部分构成的。感知层主要是对环境信息进行采集、执行控制，网络层主要是实现设备之间的通信、数据传输，应用层主要是实现数据的管理、业务逻辑的实现。对于智能农业场景来说，单纯的感知和传输不能满足低时延、高可用性要求，所以要采用边缘计算的思想，把一部分存储、分析、控制逻辑放到</w:t>
-      </w:r>
-      <w:proofErr w:type="gramStart"/>
-      <w:r>
-        <w:rPr>
-          <w:rFonts w:hint="eastAsia"/>
-          <w:lang w:val="zh-CN"/>
-        </w:rPr>
-        <w:t>离设备</w:t>
-      </w:r>
-      <w:proofErr w:type="gramEnd"/>
-      <w:r>
-        <w:rPr>
-          <w:rFonts w:hint="eastAsia"/>
-          <w:lang w:val="zh-CN"/>
-        </w:rPr>
-        <w:t>近的地方。</w:t>
+        <w:t>物联网系统一般是由感知层、网络层、应用层三部分构成的。感知层主要是对环境信息进行采集、执行控制，网络层主要是实现设备之间的通信、数据传输，应用层主要是实现数据的管理、业务逻辑的实现。对于智能农业场景来说，单纯的感知和传输不能满足低时延、高可用性要求，所以要采用边缘计算的思想，把一部分存储、分析、控制逻辑放到离设备近的地方。</w:t>
       </w:r>
     </w:p>
     <w:p>
@@ -8758,23 +8398,7 @@
           <w:rFonts w:hint="eastAsia"/>
           <w:lang w:val="zh-CN"/>
         </w:rPr>
-        <w:t>是一种</w:t>
-      </w:r>
-      <w:proofErr w:type="gramStart"/>
-      <w:r>
-        <w:rPr>
-          <w:rFonts w:hint="eastAsia"/>
-          <w:lang w:val="zh-CN"/>
-        </w:rPr>
-        <w:t>面向低</w:t>
-      </w:r>
-      <w:proofErr w:type="gramEnd"/>
-      <w:r>
-        <w:rPr>
-          <w:rFonts w:hint="eastAsia"/>
-          <w:lang w:val="zh-CN"/>
-        </w:rPr>
-        <w:t>带宽和高延迟网络环境设计的轻量级发布</w:t>
+        <w:t>是一种面向低带宽和高延迟网络环境设计的轻量级发布</w:t>
       </w:r>
       <w:r>
         <w:rPr>
@@ -8844,23 +8468,7 @@
           <w:rFonts w:hint="eastAsia"/>
           <w:lang w:val="zh-CN"/>
         </w:rPr>
-        <w:t>并能通过扫描二</w:t>
-      </w:r>
-      <w:proofErr w:type="gramStart"/>
-      <w:r>
-        <w:rPr>
-          <w:rFonts w:hint="eastAsia"/>
-          <w:lang w:val="zh-CN"/>
-        </w:rPr>
-        <w:t>维码或者</w:t>
-      </w:r>
-      <w:proofErr w:type="gramEnd"/>
-      <w:r>
-        <w:rPr>
-          <w:rFonts w:hint="eastAsia"/>
-          <w:lang w:val="zh-CN"/>
-        </w:rPr>
-        <w:t>访</w:t>
+        <w:t>并能通过扫描二维码或者访</w:t>
       </w:r>
       <w:r>
         <w:rPr>
@@ -8868,17 +8476,8 @@
           <w:lang w:val="zh-CN"/>
         </w:rPr>
         <w:lastRenderedPageBreak/>
-        <w:t>问公网域名来在非局域网查看采集</w:t>
-      </w:r>
-      <w:proofErr w:type="gramStart"/>
-      <w:r>
-        <w:rPr>
-          <w:rFonts w:hint="eastAsia"/>
-          <w:lang w:val="zh-CN"/>
-        </w:rPr>
-        <w:t>器数据</w:t>
-      </w:r>
-      <w:proofErr w:type="gramEnd"/>
+        <w:t>问公网域名来在非局域网查看采集器数据</w:t>
+      </w:r>
       <w:r>
         <w:rPr>
           <w:rFonts w:hint="eastAsia"/>
@@ -9562,23 +9161,7 @@
           <w:rFonts w:hint="eastAsia"/>
           <w:lang w:val="zh-CN"/>
         </w:rPr>
-        <w:t>完成视觉任务。该套软硬结合的技术</w:t>
-      </w:r>
-      <w:proofErr w:type="gramStart"/>
-      <w:r>
-        <w:rPr>
-          <w:rFonts w:hint="eastAsia"/>
-          <w:lang w:val="zh-CN"/>
-        </w:rPr>
-        <w:t>栈</w:t>
-      </w:r>
-      <w:proofErr w:type="gramEnd"/>
-      <w:r>
-        <w:rPr>
-          <w:rFonts w:hint="eastAsia"/>
-          <w:lang w:val="zh-CN"/>
-        </w:rPr>
-        <w:t>已经得到了很多行业的落地项目验证，可以保证本系统的各种复杂的业务能顺利进行。</w:t>
+        <w:t>完成视觉任务。该套软硬结合的技术栈已经得到了很多行业的落地项目验证，可以保证本系统的各种复杂的业务能顺利进行。</w:t>
       </w:r>
     </w:p>
     <w:p>
@@ -9594,23 +9177,7 @@
           <w:rFonts w:hint="eastAsia"/>
           <w:lang w:val="zh-CN"/>
         </w:rPr>
-        <w:t>经济可行性。本系统所用到的主要零部件绝大部分都是基础电子教学、实验模块。这些配件价格便宜。另外，直接使用树莓派</w:t>
-      </w:r>
-      <w:proofErr w:type="gramStart"/>
-      <w:r>
-        <w:rPr>
-          <w:rFonts w:hint="eastAsia"/>
-          <w:lang w:val="zh-CN"/>
-        </w:rPr>
-        <w:t>作为算力中心</w:t>
-      </w:r>
-      <w:proofErr w:type="gramEnd"/>
-      <w:r>
-        <w:rPr>
-          <w:rFonts w:hint="eastAsia"/>
-          <w:lang w:val="zh-CN"/>
-        </w:rPr>
-        <w:t>，并且配备现成的传感器成品，不但可以节省从零开始绘制复杂的</w:t>
+        <w:t>经济可行性。本系统所用到的主要零部件绝大部分都是基础电子教学、实验模块。这些配件价格便宜。另外，直接使用树莓派作为算力中心，并且配备现成的传感器成品，不但可以节省从零开始绘制复杂的</w:t>
       </w:r>
       <w:r>
         <w:rPr>
@@ -9682,23 +9249,7 @@
           <w:rFonts w:hint="eastAsia"/>
           <w:lang w:val="zh-CN"/>
         </w:rPr>
-        <w:t>线以串行方式进行通信，并且使用免安装的本地数据库，基本上实现了</w:t>
-      </w:r>
-      <w:proofErr w:type="gramStart"/>
-      <w:r>
-        <w:rPr>
-          <w:rFonts w:hint="eastAsia"/>
-          <w:lang w:val="zh-CN"/>
-        </w:rPr>
-        <w:t>插电即用</w:t>
-      </w:r>
-      <w:proofErr w:type="gramEnd"/>
-      <w:r>
-        <w:rPr>
-          <w:rFonts w:hint="eastAsia"/>
-          <w:lang w:val="zh-CN"/>
-        </w:rPr>
-        <w:t>的效果。系统自带的自动灌溉方案、完善的日志存档系统等都会大大减少对人工操作的需求，该系统非常容易上手并且视觉反馈清晰。</w:t>
+        <w:t>线以串行方式进行通信，并且使用免安装的本地数据库，基本上实现了插电即用的效果。系统自带的自动灌溉方案、完善的日志存档系统等都会大大减少对人工操作的需求，该系统非常容易上手并且视觉反馈清晰。</w:t>
       </w:r>
     </w:p>
     <w:p>
@@ -9739,17 +9290,8 @@
           <w:rFonts w:hint="eastAsia"/>
           <w:lang w:val="zh-CN"/>
         </w:rPr>
-        <w:t>本文采用“设备端、边缘端、云端扩展”三层结构来设计系统的总体方案。设备</w:t>
-      </w:r>
-      <w:proofErr w:type="gramStart"/>
-      <w:r>
-        <w:rPr>
-          <w:rFonts w:hint="eastAsia"/>
-          <w:lang w:val="zh-CN"/>
-        </w:rPr>
-        <w:t>端采用</w:t>
-      </w:r>
-      <w:proofErr w:type="gramEnd"/>
+        <w:t>本文采用“设备端、边缘端、云端扩展”三层结构来设计系统的总体方案。设备端采用</w:t>
+      </w:r>
       <w:r>
         <w:rPr>
           <w:rFonts w:hint="eastAsia"/>
@@ -9890,39 +9432,7 @@
           <w:rFonts w:hint="eastAsia"/>
           <w:lang w:val="zh-CN"/>
         </w:rPr>
-        <w:t>获取最新的数据以及历史数据，从而达到实时监控和图表展示的目的；当检测到土壤湿度低于阈值的时候，</w:t>
-      </w:r>
-      <w:proofErr w:type="gramStart"/>
-      <w:r>
-        <w:rPr>
-          <w:rFonts w:hint="eastAsia"/>
-          <w:lang w:val="zh-CN"/>
-        </w:rPr>
-        <w:t>边缘端会自动</w:t>
-      </w:r>
-      <w:proofErr w:type="gramEnd"/>
-      <w:r>
-        <w:rPr>
-          <w:rFonts w:hint="eastAsia"/>
-          <w:lang w:val="zh-CN"/>
-        </w:rPr>
-        <w:t>开启水泵，并且在达到设定的时间之后再自动关闭水泵；当云端连接正常的时候，</w:t>
-      </w:r>
-      <w:proofErr w:type="gramStart"/>
-      <w:r>
-        <w:rPr>
-          <w:rFonts w:hint="eastAsia"/>
-          <w:lang w:val="zh-CN"/>
-        </w:rPr>
-        <w:t>边缘端会把</w:t>
-      </w:r>
-      <w:proofErr w:type="gramEnd"/>
-      <w:r>
-        <w:rPr>
-          <w:rFonts w:hint="eastAsia"/>
-          <w:lang w:val="zh-CN"/>
-        </w:rPr>
-        <w:t>数据通过</w:t>
+        <w:t>获取最新的数据以及历史数据，从而达到实时监控和图表展示的目的；当检测到土壤湿度低于阈值的时候，边缘端会自动开启水泵，并且在达到设定的时间之后再自动关闭水泵；当云端连接正常的时候，边缘端会把数据通过</w:t>
       </w:r>
       <w:r>
         <w:rPr>
@@ -10523,25 +10033,7 @@
                 <w:bCs/>
                 <w:szCs w:val="21"/>
               </w:rPr>
-              <w:t xml:space="preserve"> </w:t>
-            </w:r>
-            <w:proofErr w:type="spellStart"/>
-            <w:r>
-              <w:rPr>
-                <w:rFonts w:hint="eastAsia"/>
-                <w:bCs/>
-                <w:szCs w:val="21"/>
-              </w:rPr>
-              <w:t>MicroPython</w:t>
-            </w:r>
-            <w:proofErr w:type="spellEnd"/>
-            <w:r>
-              <w:rPr>
-                <w:rFonts w:hint="eastAsia"/>
-                <w:bCs/>
-                <w:szCs w:val="21"/>
-              </w:rPr>
-              <w:t xml:space="preserve">, </w:t>
+              <w:t xml:space="preserve"> MicroPython, </w:t>
             </w:r>
             <w:r>
               <w:rPr>
@@ -11845,25 +11337,7 @@
                 <w:bCs/>
                 <w:szCs w:val="21"/>
               </w:rPr>
-              <w:t>与边缘</w:t>
-            </w:r>
-            <w:proofErr w:type="gramStart"/>
-            <w:r>
-              <w:rPr>
-                <w:rFonts w:hint="eastAsia"/>
-                <w:bCs/>
-                <w:szCs w:val="21"/>
-              </w:rPr>
-              <w:t>端易集成</w:t>
-            </w:r>
-            <w:proofErr w:type="gramEnd"/>
-            <w:r>
-              <w:rPr>
-                <w:rFonts w:hint="eastAsia"/>
-                <w:bCs/>
-                <w:szCs w:val="21"/>
-              </w:rPr>
-              <w:t>，适合展示</w:t>
+              <w:t>与边缘端易集成，适合展示</w:t>
             </w:r>
           </w:p>
         </w:tc>
@@ -12135,18 +11609,8 @@
                 <w:bCs/>
                 <w:szCs w:val="21"/>
               </w:rPr>
-              <w:t>方案</w:t>
-            </w:r>
-            <w:proofErr w:type="gramStart"/>
-            <w:r>
-              <w:rPr>
-                <w:rFonts w:hint="eastAsia"/>
-                <w:bCs/>
-                <w:szCs w:val="21"/>
-              </w:rPr>
-              <w:t>一</w:t>
-            </w:r>
-            <w:proofErr w:type="gramEnd"/>
+              <w:t>方案一</w:t>
+            </w:r>
           </w:p>
         </w:tc>
         <w:tc>
@@ -12890,23 +12354,13 @@
                 <w:szCs w:val="21"/>
               </w:rPr>
             </w:pPr>
-            <w:proofErr w:type="gramStart"/>
-            <w:r>
-              <w:rPr>
-                <w:rFonts w:hint="eastAsia"/>
-                <w:bCs/>
-                <w:szCs w:val="21"/>
-              </w:rPr>
-              <w:t>仅文件</w:t>
-            </w:r>
-            <w:proofErr w:type="gramEnd"/>
-            <w:r>
-              <w:rPr>
-                <w:rFonts w:hint="eastAsia"/>
-                <w:bCs/>
-                <w:szCs w:val="21"/>
-              </w:rPr>
-              <w:t>存储</w:t>
+            <w:r>
+              <w:rPr>
+                <w:rFonts w:hint="eastAsia"/>
+                <w:bCs/>
+                <w:szCs w:val="21"/>
+              </w:rPr>
+              <w:t>仅文件存储</w:t>
             </w:r>
           </w:p>
         </w:tc>
@@ -13091,23 +12545,13 @@
                 <w:szCs w:val="21"/>
               </w:rPr>
             </w:pPr>
-            <w:proofErr w:type="gramStart"/>
-            <w:r>
-              <w:rPr>
-                <w:rFonts w:hint="eastAsia"/>
-                <w:bCs/>
-                <w:szCs w:val="21"/>
-              </w:rPr>
-              <w:t>仅文件</w:t>
-            </w:r>
-            <w:proofErr w:type="gramEnd"/>
-            <w:r>
-              <w:rPr>
-                <w:rFonts w:hint="eastAsia"/>
-                <w:bCs/>
-                <w:szCs w:val="21"/>
-              </w:rPr>
-              <w:t>存储</w:t>
+            <w:r>
+              <w:rPr>
+                <w:rFonts w:hint="eastAsia"/>
+                <w:bCs/>
+                <w:szCs w:val="21"/>
+              </w:rPr>
+              <w:t>仅文件存储</w:t>
             </w:r>
           </w:p>
         </w:tc>
@@ -13489,23 +12933,7 @@
           <w:rFonts w:hint="eastAsia"/>
           <w:lang w:val="zh-CN"/>
         </w:rPr>
-        <w:t>等软件环境，满足</w:t>
-      </w:r>
-      <w:proofErr w:type="gramStart"/>
-      <w:r>
-        <w:rPr>
-          <w:rFonts w:hint="eastAsia"/>
-          <w:lang w:val="zh-CN"/>
-        </w:rPr>
-        <w:t>系统本地</w:t>
-      </w:r>
-      <w:proofErr w:type="gramEnd"/>
-      <w:r>
-        <w:rPr>
-          <w:rFonts w:hint="eastAsia"/>
-          <w:lang w:val="zh-CN"/>
-        </w:rPr>
-        <w:t>数据处理及功能扩展的要求。两者一起工作，系统既有单片机的实时控制能力，又有边缘设备的数据处理能力。</w:t>
+        <w:t>等软件环境，满足系统本地数据处理及功能扩展的要求。两者一起工作，系统既有单片机的实时控制能力，又有边缘设备的数据处理能力。</w:t>
       </w:r>
     </w:p>
     <w:p>
@@ -14532,23 +13960,7 @@
           <w:rFonts w:hint="eastAsia"/>
           <w:lang w:val="zh-CN"/>
         </w:rPr>
-        <w:t>摄像头</w:t>
-      </w:r>
-      <w:proofErr w:type="gramStart"/>
-      <w:r>
-        <w:rPr>
-          <w:rFonts w:hint="eastAsia"/>
-          <w:lang w:val="zh-CN"/>
-        </w:rPr>
-        <w:t>做为</w:t>
-      </w:r>
-      <w:proofErr w:type="gramEnd"/>
-      <w:r>
-        <w:rPr>
-          <w:rFonts w:hint="eastAsia"/>
-          <w:lang w:val="zh-CN"/>
-        </w:rPr>
-        <w:t>图像采集器件。该模块可以直接和树莓派相连，用来采集作物生长图像，再用</w:t>
+        <w:t>摄像头做为图像采集器件。该模块可以直接和树莓派相连，用来采集作物生长图像，再用</w:t>
       </w:r>
       <w:r>
         <w:rPr>
@@ -14738,21 +14150,12 @@
         </w:rPr>
         <w:t xml:space="preserve"> STM32 </w:t>
       </w:r>
-      <w:proofErr w:type="gramStart"/>
-      <w:r>
-        <w:rPr>
-          <w:rFonts w:hint="eastAsia"/>
-          <w:lang w:val="zh-CN"/>
-        </w:rPr>
-        <w:t>回发控制</w:t>
-      </w:r>
-      <w:proofErr w:type="gramEnd"/>
-      <w:r>
-        <w:rPr>
-          <w:rFonts w:hint="eastAsia"/>
-          <w:lang w:val="zh-CN"/>
-        </w:rPr>
-        <w:t>命令。</w:t>
+      <w:r>
+        <w:rPr>
+          <w:rFonts w:hint="eastAsia"/>
+          <w:lang w:val="zh-CN"/>
+        </w:rPr>
+        <w:t>回发控制命令。</w:t>
       </w:r>
     </w:p>
     <w:p>
@@ -14782,23 +14185,7 @@
           <w:rFonts w:hint="eastAsia"/>
           <w:lang w:val="zh-CN"/>
         </w:rPr>
-        <w:t>灯带继电器。当边缘</w:t>
-      </w:r>
-      <w:proofErr w:type="gramStart"/>
-      <w:r>
-        <w:rPr>
-          <w:rFonts w:hint="eastAsia"/>
-          <w:lang w:val="zh-CN"/>
-        </w:rPr>
-        <w:t>端发出</w:t>
-      </w:r>
-      <w:proofErr w:type="gramEnd"/>
-      <w:r>
-        <w:rPr>
-          <w:rFonts w:hint="eastAsia"/>
-          <w:lang w:val="zh-CN"/>
-        </w:rPr>
-        <w:t>控制命令之后，</w:t>
+        <w:t>灯带继电器。当边缘端发出控制命令之后，</w:t>
       </w:r>
       <w:r>
         <w:rPr>
@@ -15174,21 +14561,12 @@
           <w:lang w:val="zh-CN"/>
         </w:rPr>
       </w:pPr>
-      <w:proofErr w:type="gramStart"/>
-      <w:r>
-        <w:rPr>
-          <w:rFonts w:hint="eastAsia"/>
-          <w:lang w:val="zh-CN"/>
-        </w:rPr>
-        <w:t>板载状态</w:t>
-      </w:r>
-      <w:proofErr w:type="gramEnd"/>
-      <w:r>
-        <w:rPr>
-          <w:rFonts w:hint="eastAsia"/>
-          <w:lang w:val="zh-CN"/>
-        </w:rPr>
-        <w:t>指示灯使用</w:t>
+      <w:r>
+        <w:rPr>
+          <w:rFonts w:hint="eastAsia"/>
+          <w:lang w:val="zh-CN"/>
+        </w:rPr>
+        <w:t>板载状态指示灯使用</w:t>
       </w:r>
       <w:r>
         <w:rPr>
@@ -15229,17 +14607,8 @@
           <w:rFonts w:hint="eastAsia"/>
           <w:lang w:val="zh-CN"/>
         </w:rPr>
-        <w:t>与树莓</w:t>
-      </w:r>
-      <w:proofErr w:type="gramStart"/>
-      <w:r>
-        <w:rPr>
-          <w:rFonts w:hint="eastAsia"/>
-          <w:lang w:val="zh-CN"/>
-        </w:rPr>
-        <w:t>派通过</w:t>
-      </w:r>
-      <w:proofErr w:type="gramEnd"/>
+        <w:t>与树莓派通过</w:t>
+      </w:r>
       <w:r>
         <w:rPr>
           <w:rFonts w:hint="eastAsia"/>
@@ -15525,39 +14894,7 @@
           <w:rFonts w:hint="eastAsia"/>
           <w:lang w:val="zh-CN"/>
         </w:rPr>
-        <w:t>边缘端线程不断读取当前土壤湿度和灌溉策略参数，当满足触发条件的时候，就会</w:t>
-      </w:r>
-      <w:proofErr w:type="gramStart"/>
-      <w:r>
-        <w:rPr>
-          <w:rFonts w:hint="eastAsia"/>
-          <w:lang w:val="zh-CN"/>
-        </w:rPr>
-        <w:t>向设备端发出</w:t>
-      </w:r>
-      <w:proofErr w:type="gramEnd"/>
-      <w:r>
-        <w:rPr>
-          <w:rFonts w:hint="eastAsia"/>
-          <w:lang w:val="zh-CN"/>
-        </w:rPr>
-        <w:t>开启水泵的指令，在达到设定的灌溉时间之后，再发出关闭指令。系统还要对控制日志以及最近的动作时间加以记载，从而</w:t>
-      </w:r>
-      <w:proofErr w:type="gramStart"/>
-      <w:r>
-        <w:rPr>
-          <w:rFonts w:hint="eastAsia"/>
-          <w:lang w:val="zh-CN"/>
-        </w:rPr>
-        <w:t>给状态</w:t>
-      </w:r>
-      <w:proofErr w:type="gramEnd"/>
-      <w:r>
-        <w:rPr>
-          <w:rFonts w:hint="eastAsia"/>
-          <w:lang w:val="zh-CN"/>
-        </w:rPr>
-        <w:t>追踪以及测试分析赋予支撑。</w:t>
+        <w:t>边缘端线程不断读取当前土壤湿度和灌溉策略参数，当满足触发条件的时候，就会向设备端发出开启水泵的指令，在达到设定的灌溉时间之后，再发出关闭指令。系统还要对控制日志以及最近的动作时间加以记载，从而给状态追踪以及测试分析赋予支撑。</w:t>
       </w:r>
     </w:p>
     <w:p>
@@ -15675,23 +15012,7 @@
           <w:rFonts w:hint="eastAsia"/>
           <w:lang w:val="zh-CN"/>
         </w:rPr>
-        <w:t>让用户在易脏手的培育</w:t>
-      </w:r>
-      <w:proofErr w:type="gramStart"/>
-      <w:r>
-        <w:rPr>
-          <w:rFonts w:hint="eastAsia"/>
-          <w:lang w:val="zh-CN"/>
-        </w:rPr>
-        <w:t>室环境</w:t>
-      </w:r>
-      <w:proofErr w:type="gramEnd"/>
-      <w:r>
-        <w:rPr>
-          <w:rFonts w:hint="eastAsia"/>
-          <w:lang w:val="zh-CN"/>
-        </w:rPr>
-        <w:t>也能查看数据。</w:t>
+        <w:t>让用户在易脏手的培育室环境也能查看数据。</w:t>
       </w:r>
     </w:p>
     <w:p>
@@ -15910,17 +15231,8 @@
           <w:rFonts w:hint="eastAsia"/>
           <w:lang w:val="zh-CN"/>
         </w:rPr>
-        <w:t>相比于</w:t>
-      </w:r>
-      <w:proofErr w:type="gramStart"/>
-      <w:r>
-        <w:rPr>
-          <w:rFonts w:hint="eastAsia"/>
-          <w:lang w:val="zh-CN"/>
-        </w:rPr>
-        <w:t>蓝牙或者</w:t>
-      </w:r>
-      <w:proofErr w:type="gramEnd"/>
+        <w:t>相比于蓝牙或者</w:t>
+      </w:r>
       <w:r>
         <w:rPr>
           <w:rFonts w:hint="eastAsia"/>
@@ -15947,23 +15259,7 @@
           <w:rFonts w:hint="eastAsia"/>
           <w:lang w:val="zh-CN"/>
         </w:rPr>
-        <w:t>串口链路更稳定、调试更简单，适合原型设计阶段快速落地。同时边缘</w:t>
-      </w:r>
-      <w:proofErr w:type="gramStart"/>
-      <w:r>
-        <w:rPr>
-          <w:rFonts w:hint="eastAsia"/>
-          <w:lang w:val="zh-CN"/>
-        </w:rPr>
-        <w:t>端仍然</w:t>
-      </w:r>
-      <w:proofErr w:type="gramEnd"/>
-      <w:r>
-        <w:rPr>
-          <w:rFonts w:hint="eastAsia"/>
-          <w:lang w:val="zh-CN"/>
-        </w:rPr>
-        <w:t>具有</w:t>
+        <w:t>串口链路更稳定、调试更简单，适合原型设计阶段快速落地。同时边缘端仍然具有</w:t>
       </w:r>
       <w:r>
         <w:rPr>
@@ -16653,23 +15949,7 @@
           <w:rFonts w:hint="eastAsia"/>
           <w:lang w:val="zh-CN"/>
         </w:rPr>
-        <w:t>设备</w:t>
-      </w:r>
-      <w:proofErr w:type="gramStart"/>
-      <w:r>
-        <w:rPr>
-          <w:rFonts w:hint="eastAsia"/>
-          <w:lang w:val="zh-CN"/>
-        </w:rPr>
-        <w:t>端主要</w:t>
-      </w:r>
-      <w:proofErr w:type="gramEnd"/>
-      <w:r>
-        <w:rPr>
-          <w:rFonts w:hint="eastAsia"/>
-          <w:lang w:val="zh-CN"/>
-        </w:rPr>
-        <w:t>功能流程可概括如下：</w:t>
+        <w:t>设备端主要功能流程可概括如下：</w:t>
       </w:r>
     </w:p>
     <w:p>
@@ -16910,21 +16190,7 @@
         <w:rPr>
           <w:rFonts w:hint="eastAsia"/>
         </w:rPr>
-        <w:t>边缘</w:t>
-      </w:r>
-      <w:proofErr w:type="gramStart"/>
-      <w:r>
-        <w:rPr>
-          <w:rFonts w:hint="eastAsia"/>
-        </w:rPr>
-        <w:t>端服务</w:t>
-      </w:r>
-      <w:proofErr w:type="gramEnd"/>
-      <w:r>
-        <w:rPr>
-          <w:rFonts w:hint="eastAsia"/>
-        </w:rPr>
-        <w:t>与数据库设计</w:t>
+        <w:t>边缘端服务与数据库设计</w:t>
       </w:r>
       <w:bookmarkEnd w:id="115"/>
       <w:bookmarkEnd w:id="116"/>
@@ -16942,17 +16208,8 @@
           <w:rFonts w:hint="eastAsia"/>
           <w:lang w:val="zh-CN"/>
         </w:rPr>
-        <w:t>边缘</w:t>
-      </w:r>
-      <w:proofErr w:type="gramStart"/>
-      <w:r>
-        <w:rPr>
-          <w:rFonts w:hint="eastAsia"/>
-          <w:lang w:val="zh-CN"/>
-        </w:rPr>
-        <w:t>端服务用</w:t>
-      </w:r>
-      <w:proofErr w:type="gramEnd"/>
+        <w:t>边缘端服务用</w:t>
+      </w:r>
       <w:r>
         <w:rPr>
           <w:rFonts w:hint="eastAsia"/>
@@ -17284,25 +16541,7 @@
                 <w:bCs/>
                 <w:szCs w:val="21"/>
               </w:rPr>
-              <w:t>/</w:t>
-            </w:r>
-            <w:proofErr w:type="spellStart"/>
-            <w:r>
-              <w:rPr>
-                <w:rFonts w:hint="eastAsia"/>
-                <w:bCs/>
-                <w:szCs w:val="21"/>
-              </w:rPr>
-              <w:t>api</w:t>
-            </w:r>
-            <w:proofErr w:type="spellEnd"/>
-            <w:r>
-              <w:rPr>
-                <w:rFonts w:hint="eastAsia"/>
-                <w:bCs/>
-                <w:szCs w:val="21"/>
-              </w:rPr>
-              <w:t>/v1/sensors/latest</w:t>
+              <w:t>/api/v1/sensors/latest</w:t>
             </w:r>
           </w:p>
         </w:tc>
@@ -17409,25 +16648,7 @@
                 <w:bCs/>
                 <w:szCs w:val="21"/>
               </w:rPr>
-              <w:t>/</w:t>
-            </w:r>
-            <w:proofErr w:type="spellStart"/>
-            <w:r>
-              <w:rPr>
-                <w:rFonts w:hint="eastAsia"/>
-                <w:bCs/>
-                <w:szCs w:val="21"/>
-              </w:rPr>
-              <w:t>api</w:t>
-            </w:r>
-            <w:proofErr w:type="spellEnd"/>
-            <w:r>
-              <w:rPr>
-                <w:rFonts w:hint="eastAsia"/>
-                <w:bCs/>
-                <w:szCs w:val="21"/>
-              </w:rPr>
-              <w:t>/v1/sensors/history</w:t>
+              <w:t>/api/v1/sensors/history</w:t>
             </w:r>
           </w:p>
         </w:tc>
@@ -17535,25 +16756,7 @@
                 <w:szCs w:val="21"/>
               </w:rPr>
               <w:lastRenderedPageBreak/>
-              <w:t>/</w:t>
-            </w:r>
-            <w:proofErr w:type="spellStart"/>
-            <w:r>
-              <w:rPr>
-                <w:rFonts w:hint="eastAsia"/>
-                <w:bCs/>
-                <w:szCs w:val="21"/>
-              </w:rPr>
-              <w:t>api</w:t>
-            </w:r>
-            <w:proofErr w:type="spellEnd"/>
-            <w:r>
-              <w:rPr>
-                <w:rFonts w:hint="eastAsia"/>
-                <w:bCs/>
-                <w:szCs w:val="21"/>
-              </w:rPr>
-              <w:t>/v1/sensors/history.csv</w:t>
+              <w:t>/api/v1/sensors/history.csv</w:t>
             </w:r>
           </w:p>
         </w:tc>
@@ -17668,25 +16871,7 @@
                 <w:bCs/>
                 <w:szCs w:val="21"/>
               </w:rPr>
-              <w:t>/</w:t>
-            </w:r>
-            <w:proofErr w:type="spellStart"/>
-            <w:r>
-              <w:rPr>
-                <w:rFonts w:hint="eastAsia"/>
-                <w:bCs/>
-                <w:szCs w:val="21"/>
-              </w:rPr>
-              <w:t>api</w:t>
-            </w:r>
-            <w:proofErr w:type="spellEnd"/>
-            <w:r>
-              <w:rPr>
-                <w:rFonts w:hint="eastAsia"/>
-                <w:bCs/>
-                <w:szCs w:val="21"/>
-              </w:rPr>
-              <w:t>/v1/control</w:t>
+              <w:t>/api/v1/control</w:t>
             </w:r>
           </w:p>
         </w:tc>
@@ -17793,25 +16978,7 @@
                 <w:bCs/>
                 <w:szCs w:val="21"/>
               </w:rPr>
-              <w:t>/</w:t>
-            </w:r>
-            <w:proofErr w:type="spellStart"/>
-            <w:r>
-              <w:rPr>
-                <w:rFonts w:hint="eastAsia"/>
-                <w:bCs/>
-                <w:szCs w:val="21"/>
-              </w:rPr>
-              <w:t>api</w:t>
-            </w:r>
-            <w:proofErr w:type="spellEnd"/>
-            <w:r>
-              <w:rPr>
-                <w:rFonts w:hint="eastAsia"/>
-                <w:bCs/>
-                <w:szCs w:val="21"/>
-              </w:rPr>
-              <w:t>/v1/control/logs</w:t>
+              <w:t>/api/v1/control/logs</w:t>
             </w:r>
           </w:p>
         </w:tc>
@@ -17918,25 +17085,7 @@
                 <w:bCs/>
                 <w:szCs w:val="21"/>
               </w:rPr>
-              <w:t>/</w:t>
-            </w:r>
-            <w:proofErr w:type="spellStart"/>
-            <w:r>
-              <w:rPr>
-                <w:rFonts w:hint="eastAsia"/>
-                <w:bCs/>
-                <w:szCs w:val="21"/>
-              </w:rPr>
-              <w:t>api</w:t>
-            </w:r>
-            <w:proofErr w:type="spellEnd"/>
-            <w:r>
-              <w:rPr>
-                <w:rFonts w:hint="eastAsia"/>
-                <w:bCs/>
-                <w:szCs w:val="21"/>
-              </w:rPr>
-              <w:t>/v1/policy/irrigation</w:t>
+              <w:t>/api/v1/policy/irrigation</w:t>
             </w:r>
           </w:p>
         </w:tc>
@@ -18043,25 +17192,7 @@
                 <w:bCs/>
                 <w:szCs w:val="21"/>
               </w:rPr>
-              <w:t>/</w:t>
-            </w:r>
-            <w:proofErr w:type="spellStart"/>
-            <w:r>
-              <w:rPr>
-                <w:rFonts w:hint="eastAsia"/>
-                <w:bCs/>
-                <w:szCs w:val="21"/>
-              </w:rPr>
-              <w:t>api</w:t>
-            </w:r>
-            <w:proofErr w:type="spellEnd"/>
-            <w:r>
-              <w:rPr>
-                <w:rFonts w:hint="eastAsia"/>
-                <w:bCs/>
-                <w:szCs w:val="21"/>
-              </w:rPr>
-              <w:t>/v1/policy/irrigation/status</w:t>
+              <w:t>/api/v1/policy/irrigation/status</w:t>
             </w:r>
           </w:p>
         </w:tc>
@@ -18168,25 +17299,7 @@
                 <w:bCs/>
                 <w:szCs w:val="21"/>
               </w:rPr>
-              <w:t>/</w:t>
-            </w:r>
-            <w:proofErr w:type="spellStart"/>
-            <w:r>
-              <w:rPr>
-                <w:rFonts w:hint="eastAsia"/>
-                <w:bCs/>
-                <w:szCs w:val="21"/>
-              </w:rPr>
-              <w:t>api</w:t>
-            </w:r>
-            <w:proofErr w:type="spellEnd"/>
-            <w:r>
-              <w:rPr>
-                <w:rFonts w:hint="eastAsia"/>
-                <w:bCs/>
-                <w:szCs w:val="21"/>
-              </w:rPr>
-              <w:t>/v1/auth/register</w:t>
+              <w:t>/api/v1/auth/register</w:t>
             </w:r>
           </w:p>
         </w:tc>
@@ -18293,25 +17406,7 @@
                 <w:bCs/>
                 <w:szCs w:val="21"/>
               </w:rPr>
-              <w:t>/</w:t>
-            </w:r>
-            <w:proofErr w:type="spellStart"/>
-            <w:r>
-              <w:rPr>
-                <w:rFonts w:hint="eastAsia"/>
-                <w:bCs/>
-                <w:szCs w:val="21"/>
-              </w:rPr>
-              <w:t>api</w:t>
-            </w:r>
-            <w:proofErr w:type="spellEnd"/>
-            <w:r>
-              <w:rPr>
-                <w:rFonts w:hint="eastAsia"/>
-                <w:bCs/>
-                <w:szCs w:val="21"/>
-              </w:rPr>
-              <w:t>/v1/auth/login</w:t>
+              <w:t>/api/v1/auth/login</w:t>
             </w:r>
           </w:p>
         </w:tc>
@@ -18418,25 +17513,7 @@
                 <w:bCs/>
                 <w:szCs w:val="21"/>
               </w:rPr>
-              <w:t>/</w:t>
-            </w:r>
-            <w:proofErr w:type="spellStart"/>
-            <w:r>
-              <w:rPr>
-                <w:rFonts w:hint="eastAsia"/>
-                <w:bCs/>
-                <w:szCs w:val="21"/>
-              </w:rPr>
-              <w:t>api</w:t>
-            </w:r>
-            <w:proofErr w:type="spellEnd"/>
-            <w:r>
-              <w:rPr>
-                <w:rFonts w:hint="eastAsia"/>
-                <w:bCs/>
-                <w:szCs w:val="21"/>
-              </w:rPr>
-              <w:t>/v1/auth/me</w:t>
+              <w:t>/api/v1/auth/me</w:t>
             </w:r>
           </w:p>
         </w:tc>
@@ -18543,25 +17620,7 @@
                 <w:bCs/>
                 <w:szCs w:val="21"/>
               </w:rPr>
-              <w:t>/</w:t>
-            </w:r>
-            <w:proofErr w:type="spellStart"/>
-            <w:r>
-              <w:rPr>
-                <w:rFonts w:hint="eastAsia"/>
-                <w:bCs/>
-                <w:szCs w:val="21"/>
-              </w:rPr>
-              <w:t>api</w:t>
-            </w:r>
-            <w:proofErr w:type="spellEnd"/>
-            <w:r>
-              <w:rPr>
-                <w:rFonts w:hint="eastAsia"/>
-                <w:bCs/>
-                <w:szCs w:val="21"/>
-              </w:rPr>
-              <w:t>/v1/devices/status</w:t>
+              <w:t>/api/v1/devices/status</w:t>
             </w:r>
           </w:p>
         </w:tc>
@@ -18668,25 +17727,7 @@
                 <w:bCs/>
                 <w:szCs w:val="21"/>
               </w:rPr>
-              <w:t>/</w:t>
-            </w:r>
-            <w:proofErr w:type="spellStart"/>
-            <w:r>
-              <w:rPr>
-                <w:rFonts w:hint="eastAsia"/>
-                <w:bCs/>
-                <w:szCs w:val="21"/>
-              </w:rPr>
-              <w:t>api</w:t>
-            </w:r>
-            <w:proofErr w:type="spellEnd"/>
-            <w:r>
-              <w:rPr>
-                <w:rFonts w:hint="eastAsia"/>
-                <w:bCs/>
-                <w:szCs w:val="21"/>
-              </w:rPr>
-              <w:t>/v1/camera/capture</w:t>
+              <w:t>/api/v1/camera/capture</w:t>
             </w:r>
           </w:p>
         </w:tc>
@@ -18793,25 +17834,7 @@
                 <w:bCs/>
                 <w:szCs w:val="21"/>
               </w:rPr>
-              <w:t>/</w:t>
-            </w:r>
-            <w:proofErr w:type="spellStart"/>
-            <w:r>
-              <w:rPr>
-                <w:rFonts w:hint="eastAsia"/>
-                <w:bCs/>
-                <w:szCs w:val="21"/>
-              </w:rPr>
-              <w:t>api</w:t>
-            </w:r>
-            <w:proofErr w:type="spellEnd"/>
-            <w:r>
-              <w:rPr>
-                <w:rFonts w:hint="eastAsia"/>
-                <w:bCs/>
-                <w:szCs w:val="21"/>
-              </w:rPr>
-              <w:t>/v1/vision/analyze</w:t>
+              <w:t>/api/v1/vision/analyze</w:t>
             </w:r>
           </w:p>
         </w:tc>
@@ -18918,25 +17941,7 @@
                 <w:bCs/>
                 <w:szCs w:val="21"/>
               </w:rPr>
-              <w:t>/</w:t>
-            </w:r>
-            <w:proofErr w:type="spellStart"/>
-            <w:r>
-              <w:rPr>
-                <w:rFonts w:hint="eastAsia"/>
-                <w:bCs/>
-                <w:szCs w:val="21"/>
-              </w:rPr>
-              <w:t>api</w:t>
-            </w:r>
-            <w:proofErr w:type="spellEnd"/>
-            <w:r>
-              <w:rPr>
-                <w:rFonts w:hint="eastAsia"/>
-                <w:bCs/>
-                <w:szCs w:val="21"/>
-              </w:rPr>
-              <w:t>/v1/assistant</w:t>
+              <w:t>/api/v1/assistant</w:t>
             </w:r>
           </w:p>
         </w:tc>
@@ -19305,7 +18310,6 @@
               </w:rPr>
               <w:t>、</w:t>
             </w:r>
-            <w:proofErr w:type="spellStart"/>
             <w:r>
               <w:rPr>
                 <w:rFonts w:hint="eastAsia"/>
@@ -19314,7 +18318,6 @@
               </w:rPr>
               <w:t>password_hash</w:t>
             </w:r>
-            <w:proofErr w:type="spellEnd"/>
             <w:r>
               <w:rPr>
                 <w:rFonts w:hint="eastAsia"/>
@@ -19323,7 +18326,6 @@
               </w:rPr>
               <w:t>、</w:t>
             </w:r>
-            <w:proofErr w:type="spellStart"/>
             <w:r>
               <w:rPr>
                 <w:rFonts w:hint="eastAsia"/>
@@ -19332,7 +18334,6 @@
               </w:rPr>
               <w:t>created_at</w:t>
             </w:r>
-            <w:proofErr w:type="spellEnd"/>
           </w:p>
         </w:tc>
         <w:tc>
@@ -19515,7 +18516,6 @@
                 <w:szCs w:val="21"/>
               </w:rPr>
             </w:pPr>
-            <w:proofErr w:type="spellStart"/>
             <w:r>
               <w:rPr>
                 <w:rFonts w:hint="eastAsia"/>
@@ -19524,7 +18524,6 @@
               </w:rPr>
               <w:t>user_roles</w:t>
             </w:r>
-            <w:proofErr w:type="spellEnd"/>
           </w:p>
         </w:tc>
         <w:tc>
@@ -19551,7 +18550,6 @@
                 <w:szCs w:val="21"/>
               </w:rPr>
             </w:pPr>
-            <w:proofErr w:type="spellStart"/>
             <w:r>
               <w:rPr>
                 <w:rFonts w:hint="eastAsia"/>
@@ -19560,7 +18558,6 @@
               </w:rPr>
               <w:t>user_id</w:t>
             </w:r>
-            <w:proofErr w:type="spellEnd"/>
             <w:r>
               <w:rPr>
                 <w:rFonts w:hint="eastAsia"/>
@@ -19569,7 +18566,6 @@
               </w:rPr>
               <w:t>、</w:t>
             </w:r>
-            <w:proofErr w:type="spellStart"/>
             <w:r>
               <w:rPr>
                 <w:rFonts w:hint="eastAsia"/>
@@ -19578,7 +18574,6 @@
               </w:rPr>
               <w:t>role_id</w:t>
             </w:r>
-            <w:proofErr w:type="spellEnd"/>
           </w:p>
         </w:tc>
         <w:tc>
@@ -19723,7 +18718,6 @@
               </w:rPr>
               <w:t>、</w:t>
             </w:r>
-            <w:proofErr w:type="spellStart"/>
             <w:r>
               <w:rPr>
                 <w:rFonts w:hint="eastAsia"/>
@@ -19732,7 +18726,6 @@
               </w:rPr>
               <w:t>last_seen</w:t>
             </w:r>
-            <w:proofErr w:type="spellEnd"/>
           </w:p>
         </w:tc>
         <w:tc>
@@ -19795,7 +18788,6 @@
                 <w:szCs w:val="21"/>
               </w:rPr>
             </w:pPr>
-            <w:proofErr w:type="spellStart"/>
             <w:r>
               <w:rPr>
                 <w:rFonts w:hint="eastAsia"/>
@@ -19804,7 +18796,6 @@
               </w:rPr>
               <w:t>sensor_data</w:t>
             </w:r>
-            <w:proofErr w:type="spellEnd"/>
           </w:p>
         </w:tc>
         <w:tc>
@@ -19847,7 +18838,6 @@
               </w:rPr>
               <w:t>、</w:t>
             </w:r>
-            <w:proofErr w:type="spellStart"/>
             <w:r>
               <w:rPr>
                 <w:rFonts w:hint="eastAsia"/>
@@ -19856,7 +18846,6 @@
               </w:rPr>
               <w:t>device_id</w:t>
             </w:r>
-            <w:proofErr w:type="spellEnd"/>
             <w:r>
               <w:rPr>
                 <w:rFonts w:hint="eastAsia"/>
@@ -19999,7 +18988,6 @@
                 <w:szCs w:val="21"/>
               </w:rPr>
             </w:pPr>
-            <w:proofErr w:type="spellStart"/>
             <w:r>
               <w:rPr>
                 <w:rFonts w:hint="eastAsia"/>
@@ -20008,7 +18996,6 @@
               </w:rPr>
               <w:t>control_logs</w:t>
             </w:r>
-            <w:proofErr w:type="spellEnd"/>
           </w:p>
         </w:tc>
         <w:tc>
@@ -20051,7 +19038,6 @@
               </w:rPr>
               <w:t>、</w:t>
             </w:r>
-            <w:proofErr w:type="spellStart"/>
             <w:r>
               <w:rPr>
                 <w:rFonts w:hint="eastAsia"/>
@@ -20060,7 +19046,6 @@
               </w:rPr>
               <w:t>device_id</w:t>
             </w:r>
-            <w:proofErr w:type="spellEnd"/>
             <w:r>
               <w:rPr>
                 <w:rFonts w:hint="eastAsia"/>
@@ -20101,7 +19086,6 @@
               </w:rPr>
               <w:t>、</w:t>
             </w:r>
-            <w:proofErr w:type="spellStart"/>
             <w:r>
               <w:rPr>
                 <w:rFonts w:hint="eastAsia"/>
@@ -20110,7 +19094,6 @@
               </w:rPr>
               <w:t>raw_command</w:t>
             </w:r>
-            <w:proofErr w:type="spellEnd"/>
             <w:r>
               <w:rPr>
                 <w:rFonts w:hint="eastAsia"/>
@@ -20135,7 +19118,6 @@
               </w:rPr>
               <w:t>、</w:t>
             </w:r>
-            <w:proofErr w:type="spellStart"/>
             <w:r>
               <w:rPr>
                 <w:rFonts w:hint="eastAsia"/>
@@ -20144,7 +19126,6 @@
               </w:rPr>
               <w:t>created_at</w:t>
             </w:r>
-            <w:proofErr w:type="spellEnd"/>
           </w:p>
         </w:tc>
         <w:tc>
@@ -20207,7 +19188,6 @@
                 <w:szCs w:val="21"/>
               </w:rPr>
             </w:pPr>
-            <w:proofErr w:type="spellStart"/>
             <w:r>
               <w:rPr>
                 <w:rFonts w:hint="eastAsia"/>
@@ -20216,7 +19196,6 @@
               </w:rPr>
               <w:t>irrigation_policies</w:t>
             </w:r>
-            <w:proofErr w:type="spellEnd"/>
           </w:p>
         </w:tc>
         <w:tc>
@@ -20259,7 +19238,6 @@
               </w:rPr>
               <w:t>、</w:t>
             </w:r>
-            <w:proofErr w:type="spellStart"/>
             <w:r>
               <w:rPr>
                 <w:rFonts w:hint="eastAsia"/>
@@ -20268,7 +19246,6 @@
               </w:rPr>
               <w:t>device_id</w:t>
             </w:r>
-            <w:proofErr w:type="spellEnd"/>
             <w:r>
               <w:rPr>
                 <w:rFonts w:hint="eastAsia"/>
@@ -20293,7 +19270,6 @@
               </w:rPr>
               <w:t>、</w:t>
             </w:r>
-            <w:proofErr w:type="spellStart"/>
             <w:r>
               <w:rPr>
                 <w:rFonts w:hint="eastAsia"/>
@@ -20302,7 +19278,6 @@
               </w:rPr>
               <w:t>soil_threshold_min</w:t>
             </w:r>
-            <w:proofErr w:type="spellEnd"/>
             <w:r>
               <w:rPr>
                 <w:rFonts w:hint="eastAsia"/>
@@ -20311,7 +19286,6 @@
               </w:rPr>
               <w:t>、</w:t>
             </w:r>
-            <w:proofErr w:type="spellStart"/>
             <w:r>
               <w:rPr>
                 <w:rFonts w:hint="eastAsia"/>
@@ -20320,7 +19294,6 @@
               </w:rPr>
               <w:t>watering_seconds</w:t>
             </w:r>
-            <w:proofErr w:type="spellEnd"/>
             <w:r>
               <w:rPr>
                 <w:rFonts w:hint="eastAsia"/>
@@ -20329,7 +19302,6 @@
               </w:rPr>
               <w:t>、</w:t>
             </w:r>
-            <w:proofErr w:type="spellStart"/>
             <w:r>
               <w:rPr>
                 <w:rFonts w:hint="eastAsia"/>
@@ -20338,7 +19310,6 @@
               </w:rPr>
               <w:t>cooldown_seconds</w:t>
             </w:r>
-            <w:proofErr w:type="spellEnd"/>
             <w:r>
               <w:rPr>
                 <w:rFonts w:hint="eastAsia"/>
@@ -20347,7 +19318,6 @@
               </w:rPr>
               <w:t>、</w:t>
             </w:r>
-            <w:proofErr w:type="spellStart"/>
             <w:r>
               <w:rPr>
                 <w:rFonts w:hint="eastAsia"/>
@@ -20356,7 +19326,6 @@
               </w:rPr>
               <w:t>updated_at</w:t>
             </w:r>
-            <w:proofErr w:type="spellEnd"/>
           </w:p>
         </w:tc>
         <w:tc>
@@ -20408,23 +19377,7 @@
           <w:rFonts w:hint="eastAsia"/>
           <w:lang w:val="zh-CN"/>
         </w:rPr>
-        <w:t>此外，系统在数据库层设计了相应触发器，</w:t>
-      </w:r>
-      <w:proofErr w:type="gramStart"/>
-      <w:r>
-        <w:rPr>
-          <w:rFonts w:hint="eastAsia"/>
-          <w:lang w:val="zh-CN"/>
-        </w:rPr>
-        <w:t>当控制</w:t>
-      </w:r>
-      <w:proofErr w:type="gramEnd"/>
-      <w:r>
-        <w:rPr>
-          <w:rFonts w:hint="eastAsia"/>
-          <w:lang w:val="zh-CN"/>
-        </w:rPr>
-        <w:t>日志插入后，能够自动更新设备的最近在线时间。该设计体现了数据库对业务逻辑的支撑作用，保证了设备状态信息更新的及时性和一致性，提高了系统的数据管理能力。</w:t>
+        <w:t>此外，系统在数据库层设计了相应触发器，当控制日志插入后，能够自动更新设备的最近在线时间。该设计体现了数据库对业务逻辑的支撑作用，保证了设备状态信息更新的及时性和一致性，提高了系统的数据管理能力。</w:t>
       </w:r>
     </w:p>
     <w:p>
@@ -20666,23 +19619,7 @@
           <w:rFonts w:hint="eastAsia"/>
           <w:lang w:val="zh-CN"/>
         </w:rPr>
-        <w:t>颜色空间，按照颜色区间统计和</w:t>
-      </w:r>
-      <w:proofErr w:type="gramStart"/>
-      <w:r>
-        <w:rPr>
-          <w:rFonts w:hint="eastAsia"/>
-          <w:lang w:val="zh-CN"/>
-        </w:rPr>
-        <w:t>轮廓框选来</w:t>
-      </w:r>
-      <w:proofErr w:type="gramEnd"/>
-      <w:r>
-        <w:rPr>
-          <w:rFonts w:hint="eastAsia"/>
-          <w:lang w:val="zh-CN"/>
-        </w:rPr>
-        <w:t>识别花朵的颜色特征，把识别结果映射到花蕾期、盛开期或者成熟、凋谢期这些状态上</w:t>
+        <w:t>颜色空间，按照颜色区间统计和轮廓框选来识别花朵的颜色特征，把识别结果映射到花蕾期、盛开期或者成熟、凋谢期这些状态上</w:t>
       </w:r>
       <w:r>
         <w:rPr>
@@ -20945,14 +19882,12 @@
         </w:rPr>
         <w:t xml:space="preserve">5.8  </w:t>
       </w:r>
-      <w:proofErr w:type="spellStart"/>
       <w:r>
         <w:rPr>
           <w:rFonts w:hint="eastAsia"/>
         </w:rPr>
         <w:t>llm</w:t>
       </w:r>
-      <w:proofErr w:type="spellEnd"/>
       <w:r>
         <w:rPr>
           <w:rFonts w:hint="eastAsia"/>
@@ -22066,25 +21001,7 @@
                 <w:bCs/>
                 <w:szCs w:val="21"/>
               </w:rPr>
-              <w:t>光照</w:t>
-            </w:r>
-            <w:proofErr w:type="gramStart"/>
-            <w:r>
-              <w:rPr>
-                <w:rFonts w:hint="eastAsia"/>
-                <w:bCs/>
-                <w:szCs w:val="21"/>
-              </w:rPr>
-              <w:t>值明显</w:t>
-            </w:r>
-            <w:proofErr w:type="gramEnd"/>
-            <w:r>
-              <w:rPr>
-                <w:rFonts w:hint="eastAsia"/>
-                <w:bCs/>
-                <w:szCs w:val="21"/>
-              </w:rPr>
-              <w:t>变化</w:t>
+              <w:t>光照值明显变化</w:t>
             </w:r>
           </w:p>
         </w:tc>
@@ -22199,16 +21116,7 @@
                 <w:bCs/>
                 <w:szCs w:val="21"/>
               </w:rPr>
-              <w:t>湿</w:t>
-            </w:r>
-            <w:proofErr w:type="gramStart"/>
-            <w:r>
-              <w:rPr>
-                <w:rFonts w:hint="eastAsia"/>
-                <w:bCs/>
-                <w:szCs w:val="21"/>
-              </w:rPr>
-              <w:t>土</w:t>
+              <w:t>湿土</w:t>
             </w:r>
             <w:r>
               <w:rPr>
@@ -22218,7 +21126,6 @@
               </w:rPr>
               <w:t>环境</w:t>
             </w:r>
-            <w:proofErr w:type="gramEnd"/>
           </w:p>
         </w:tc>
         <w:tc>
@@ -22670,7 +21577,6 @@
         <w:pStyle w:val="afc"/>
         <w:spacing w:line="360" w:lineRule="auto"/>
         <w:rPr>
-          <w:rFonts w:hint="eastAsia"/>
           <w:lang w:val="zh-CN"/>
         </w:rPr>
       </w:pPr>
@@ -23259,25 +22165,7 @@
                 <w:bCs/>
                 <w:szCs w:val="21"/>
               </w:rPr>
-              <w:t>灯</w:t>
-            </w:r>
-            <w:proofErr w:type="gramStart"/>
-            <w:r>
-              <w:rPr>
-                <w:rFonts w:hint="eastAsia"/>
-                <w:bCs/>
-                <w:szCs w:val="21"/>
-              </w:rPr>
-              <w:t>带成功</w:t>
-            </w:r>
-            <w:proofErr w:type="gramEnd"/>
-            <w:r>
-              <w:rPr>
-                <w:rFonts w:hint="eastAsia"/>
-                <w:bCs/>
-                <w:szCs w:val="21"/>
-              </w:rPr>
-              <w:t>开启与关闭</w:t>
+              <w:t>灯带成功开启与关闭</w:t>
             </w:r>
           </w:p>
         </w:tc>
@@ -23352,25 +22240,7 @@
                 <w:bCs/>
                 <w:szCs w:val="21"/>
               </w:rPr>
-              <w:t>在控制</w:t>
-            </w:r>
-            <w:proofErr w:type="gramStart"/>
-            <w:r>
-              <w:rPr>
-                <w:rFonts w:hint="eastAsia"/>
-                <w:bCs/>
-                <w:szCs w:val="21"/>
-              </w:rPr>
-              <w:t>页执行</w:t>
-            </w:r>
-            <w:proofErr w:type="gramEnd"/>
-            <w:r>
-              <w:rPr>
-                <w:rFonts w:hint="eastAsia"/>
-                <w:bCs/>
-                <w:szCs w:val="21"/>
-              </w:rPr>
-              <w:t>手势</w:t>
+              <w:t>在控制页执行手势</w:t>
             </w:r>
           </w:p>
         </w:tc>
@@ -23867,6 +22737,44 @@
     </w:p>
     <w:p>
       <w:pPr>
+        <w:pStyle w:val="aff"/>
+      </w:pPr>
+      <w:r>
+        <w:rPr>
+          <w:rFonts w:hint="eastAsia"/>
+        </w:rPr>
+        <w:t>图</w:t>
+      </w:r>
+      <w:r>
+        <w:rPr>
+          <w:rFonts w:hint="eastAsia"/>
+        </w:rPr>
+        <w:t>6.6</w:t>
+      </w:r>
+      <w:r>
+        <w:rPr>
+          <w:rFonts w:hint="eastAsia"/>
+        </w:rPr>
+        <w:t xml:space="preserve">  </w:t>
+      </w:r>
+      <w:r>
+        <w:t>LED</w:t>
+      </w:r>
+      <w:r>
+        <w:t>灯带补光测试的</w:t>
+      </w:r>
+      <w:r>
+        <w:t>Postman</w:t>
+      </w:r>
+      <w:r>
+        <w:t>和实物图</w:t>
+      </w:r>
+      <w:r>
+        <w:t xml:space="preserve"> </w:t>
+      </w:r>
+    </w:p>
+    <w:p>
+      <w:pPr>
         <w:pStyle w:val="3"/>
       </w:pPr>
       <w:bookmarkStart w:id="136" w:name="_Toc19336"/>
@@ -24733,19 +23641,11 @@
         </w:rPr>
         <w:t xml:space="preserve"> 200 </w:t>
       </w:r>
-      <w:proofErr w:type="gramStart"/>
-      <w:r>
-        <w:rPr>
-          <w:lang w:val="zh-CN"/>
-        </w:rPr>
-        <w:t>条环境</w:t>
-      </w:r>
-      <w:proofErr w:type="gramEnd"/>
-      <w:r>
-        <w:rPr>
-          <w:lang w:val="zh-CN"/>
-        </w:rPr>
-        <w:t>数据。其中，左侧折线图清晰地展示了温湿度的交变趋势，右侧折线图直观反映了光照与土壤水分的历史变化。测试结果符合预期，证明系统能稳定实现环境数据的可视化追溯。</w:t>
+      <w:r>
+        <w:rPr>
+          <w:lang w:val="zh-CN"/>
+        </w:rPr>
+        <w:t>条环境数据。其中，左侧折线图清晰地展示了温湿度的交变趋势，右侧折线图直观反映了光照与土壤水分的历史变化。测试结果符合预期，证明系统能稳定实现环境数据的可视化追溯。</w:t>
       </w:r>
     </w:p>
     <w:p>
@@ -24808,6 +23708,47 @@
     </w:p>
     <w:p>
       <w:pPr>
+        <w:pStyle w:val="aff"/>
+      </w:pPr>
+      <w:r>
+        <w:rPr>
+          <w:rFonts w:hint="eastAsia"/>
+        </w:rPr>
+        <w:t>图</w:t>
+      </w:r>
+      <w:r>
+        <w:rPr>
+          <w:rFonts w:hint="eastAsia"/>
+        </w:rPr>
+        <w:t>6.</w:t>
+      </w:r>
+      <w:r>
+        <w:rPr>
+          <w:rFonts w:hint="eastAsia"/>
+        </w:rPr>
+        <w:t>8</w:t>
+      </w:r>
+      <w:r>
+        <w:rPr>
+          <w:rFonts w:hint="eastAsia"/>
+        </w:rPr>
+        <w:t xml:space="preserve"> </w:t>
+      </w:r>
+      <w:r>
+        <w:rPr>
+          <w:rFonts w:hint="eastAsia"/>
+        </w:rPr>
+        <w:t xml:space="preserve">  </w:t>
+      </w:r>
+      <w:r>
+        <w:t>Web</w:t>
+      </w:r>
+      <w:r>
+        <w:t>端环境时序数据追溯的折线图</w:t>
+      </w:r>
+    </w:p>
+    <w:p>
+      <w:pPr>
         <w:pStyle w:val="afc"/>
         <w:spacing w:line="360" w:lineRule="auto"/>
         <w:rPr>
@@ -24861,28 +23802,13 @@
           <w:rFonts w:hint="eastAsia"/>
           <w:lang w:val="zh-CN"/>
         </w:rPr>
-        <w:t>扫描二</w:t>
-      </w:r>
-      <w:proofErr w:type="gramStart"/>
-      <w:r>
-        <w:rPr>
-          <w:rFonts w:hint="eastAsia"/>
-          <w:lang w:val="zh-CN"/>
-        </w:rPr>
-        <w:t>维码</w:t>
-      </w:r>
-      <w:r>
-        <w:rPr>
-          <w:lang w:val="zh-CN"/>
-        </w:rPr>
-        <w:t>访问</w:t>
-      </w:r>
-      <w:proofErr w:type="gramEnd"/>
-      <w:r>
-        <w:rPr>
-          <w:lang w:val="zh-CN"/>
-        </w:rPr>
-        <w:t>云端公网节点，移动端页面能够实时同步并正常展示边缘端上传的温湿度、光照及土壤水分等各项传感器最新数据，成功实现了脱离局域网的异地远程监控。</w:t>
+        <w:t>扫描二维码</w:t>
+      </w:r>
+      <w:r>
+        <w:rPr>
+          <w:lang w:val="zh-CN"/>
+        </w:rPr>
+        <w:t>访问云端公网节点，移动端页面能够实时同步并正常展示边缘端上传的温湿度、光照及土壤水分等各项传感器最新数据，成功实现了脱离局域网的异地远程监控。</w:t>
       </w:r>
     </w:p>
     <w:p>
@@ -24895,7 +23821,7 @@
         </w:rPr>
         <w:lastRenderedPageBreak/>
         <w:drawing>
-          <wp:inline distT="0" distB="0" distL="0" distR="0" wp14:anchorId="1FAB2D3C" wp14:editId="4BF3BF7F">
+          <wp:inline distT="0" distB="0" distL="0" distR="0" wp14:anchorId="1FAB2D3C" wp14:editId="40514E88">
             <wp:extent cx="1819275" cy="3238895"/>
             <wp:effectExtent l="0" t="0" r="0" b="0"/>
             <wp:docPr id="1215366836" name="图片 4"/>
@@ -24946,6 +23872,38 @@
     </w:p>
     <w:p>
       <w:pPr>
+        <w:pStyle w:val="aff"/>
+      </w:pPr>
+      <w:r>
+        <w:rPr>
+          <w:rFonts w:hint="eastAsia"/>
+        </w:rPr>
+        <w:t>图</w:t>
+      </w:r>
+      <w:r>
+        <w:rPr>
+          <w:rFonts w:hint="eastAsia"/>
+        </w:rPr>
+        <w:t>6.</w:t>
+      </w:r>
+      <w:r>
+        <w:rPr>
+          <w:rFonts w:hint="eastAsia"/>
+        </w:rPr>
+        <w:t xml:space="preserve">9  </w:t>
+      </w:r>
+      <w:r>
+        <w:t>云端公网</w:t>
+      </w:r>
+      <w:r>
+        <w:t>app</w:t>
+      </w:r>
+      <w:r>
+        <w:t>看板</w:t>
+      </w:r>
+    </w:p>
+    <w:p>
+      <w:pPr>
         <w:pStyle w:val="afc"/>
         <w:spacing w:line="360" w:lineRule="auto"/>
         <w:rPr>
@@ -24963,21 +23921,7 @@
         <w:rPr>
           <w:lang w:val="zh-CN"/>
         </w:rPr>
-        <w:t>测试验证了图像分析功能。结合系统抓拍的实测图可知，边缘端视觉模块成功提取了花朵的颜色特征，不仅准确</w:t>
-      </w:r>
-      <w:proofErr w:type="gramStart"/>
-      <w:r>
-        <w:rPr>
-          <w:lang w:val="zh-CN"/>
-        </w:rPr>
-        <w:t>框选并</w:t>
-      </w:r>
-      <w:proofErr w:type="gramEnd"/>
-      <w:r>
-        <w:rPr>
-          <w:lang w:val="zh-CN"/>
-        </w:rPr>
-        <w:t>识别出了目标粉色花朵，还能针对不同颜色的目标，分别输出幼苗期（绿色）、生长期（粉色）与成熟期（红色）的阶段判定结果，达到了预期的视觉辅助诊断效果。</w:t>
+        <w:t>测试验证了图像分析功能。结合系统抓拍的实测图可知，边缘端视觉模块成功提取了花朵的颜色特征，不仅准确框选并识别出了目标粉色花朵，还能针对不同颜色的目标，分别输出幼苗期（绿色）、生长期（粉色）与成熟期（红色）的阶段判定结果，达到了预期的视觉辅助诊断效果。</w:t>
       </w:r>
     </w:p>
     <w:p>
@@ -24986,7 +23930,6 @@
         <w:spacing w:line="360" w:lineRule="auto"/>
         <w:ind w:firstLineChars="300" w:firstLine="840"/>
         <w:rPr>
-          <w:rFonts w:hint="eastAsia"/>
           <w:lang w:val="zh-CN"/>
         </w:rPr>
       </w:pPr>
@@ -25042,6 +23985,41 @@
             </a:graphic>
           </wp:inline>
         </w:drawing>
+      </w:r>
+    </w:p>
+    <w:p>
+      <w:pPr>
+        <w:pStyle w:val="aff"/>
+        <w:rPr>
+          <w:rFonts w:hint="eastAsia"/>
+          <w:lang w:val="zh-CN"/>
+        </w:rPr>
+      </w:pPr>
+      <w:r>
+        <w:rPr>
+          <w:lang w:val="zh-CN"/>
+        </w:rPr>
+        <w:tab/>
+      </w:r>
+      <w:r>
+        <w:rPr>
+          <w:rFonts w:hint="eastAsia"/>
+          <w:lang w:val="zh-CN"/>
+        </w:rPr>
+        <w:t>图</w:t>
+      </w:r>
+      <w:r>
+        <w:rPr>
+          <w:rFonts w:hint="eastAsia"/>
+          <w:lang w:val="zh-CN"/>
+        </w:rPr>
+        <w:t xml:space="preserve">6.10  </w:t>
+      </w:r>
+      <w:r>
+        <w:rPr>
+          <w:lang w:val="zh-CN"/>
+        </w:rPr>
+        <w:t>幼苗期</w:t>
       </w:r>
     </w:p>
     <w:p>
@@ -25106,6 +24084,41 @@
     <w:p>
       <w:pPr>
         <w:pStyle w:val="aff"/>
+        <w:rPr>
+          <w:rFonts w:hint="eastAsia"/>
+        </w:rPr>
+      </w:pPr>
+      <w:r>
+        <w:rPr>
+          <w:rFonts w:hint="eastAsia"/>
+          <w:lang w:val="zh-CN"/>
+        </w:rPr>
+        <w:t>图</w:t>
+      </w:r>
+      <w:r>
+        <w:rPr>
+          <w:rFonts w:hint="eastAsia"/>
+          <w:lang w:val="zh-CN"/>
+        </w:rPr>
+        <w:t xml:space="preserve">6.11  </w:t>
+      </w:r>
+      <w:r>
+        <w:rPr>
+          <w:rFonts w:hint="eastAsia"/>
+          <w:lang w:val="zh-CN"/>
+        </w:rPr>
+        <w:t>生长</w:t>
+      </w:r>
+      <w:r>
+        <w:rPr>
+          <w:lang w:val="zh-CN"/>
+        </w:rPr>
+        <w:t>期</w:t>
+      </w:r>
+    </w:p>
+    <w:p>
+      <w:pPr>
+        <w:pStyle w:val="aff"/>
       </w:pPr>
       <w:r>
         <w:rPr>
@@ -25164,14 +24177,46 @@
     <w:p>
       <w:pPr>
         <w:pStyle w:val="aff"/>
-      </w:pPr>
+        <w:rPr>
+          <w:rFonts w:hint="eastAsia"/>
+        </w:rPr>
+      </w:pPr>
+      <w:r>
+        <w:rPr>
+          <w:rFonts w:hint="eastAsia"/>
+          <w:lang w:val="zh-CN"/>
+        </w:rPr>
+        <w:t>图</w:t>
+      </w:r>
+      <w:r>
+        <w:rPr>
+          <w:rFonts w:hint="eastAsia"/>
+          <w:lang w:val="zh-CN"/>
+        </w:rPr>
+        <w:t xml:space="preserve">6.12  </w:t>
+      </w:r>
+      <w:r>
+        <w:rPr>
+          <w:rFonts w:hint="eastAsia"/>
+          <w:lang w:val="zh-CN"/>
+        </w:rPr>
+        <w:t>成熟</w:t>
+      </w:r>
+      <w:r>
+        <w:rPr>
+          <w:lang w:val="zh-CN"/>
+        </w:rPr>
+        <w:t>期</w:t>
+      </w:r>
     </w:p>
     <w:p>
       <w:pPr>
         <w:pStyle w:val="aff"/>
-        <w:rPr>
-          <w:rFonts w:hint="eastAsia"/>
-        </w:rPr>
+      </w:pPr>
+    </w:p>
+    <w:p>
+      <w:pPr>
+        <w:pStyle w:val="aff"/>
       </w:pPr>
     </w:p>
     <w:p>
@@ -25179,7 +24224,6 @@
         <w:pStyle w:val="afc"/>
         <w:spacing w:line="360" w:lineRule="auto"/>
         <w:rPr>
-          <w:rFonts w:hint="eastAsia"/>
           <w:lang w:val="zh-CN"/>
         </w:rPr>
       </w:pPr>
@@ -25253,9 +24297,6 @@
     <w:p>
       <w:pPr>
         <w:pStyle w:val="aff"/>
-        <w:rPr>
-          <w:rFonts w:hint="eastAsia"/>
-        </w:rPr>
       </w:pPr>
       <w:r>
         <w:rPr>
@@ -25314,6 +24355,62 @@
     </w:p>
     <w:p>
       <w:pPr>
+        <w:pStyle w:val="aff"/>
+      </w:pPr>
+      <w:r>
+        <w:rPr>
+          <w:rFonts w:hint="eastAsia"/>
+        </w:rPr>
+        <w:t>图</w:t>
+      </w:r>
+      <w:r>
+        <w:rPr>
+          <w:rFonts w:hint="eastAsia"/>
+        </w:rPr>
+        <w:t>6.1</w:t>
+      </w:r>
+      <w:r>
+        <w:rPr>
+          <w:rFonts w:hint="eastAsia"/>
+        </w:rPr>
+        <w:t xml:space="preserve">3  </w:t>
+      </w:r>
+      <w:r>
+        <w:t>W</w:t>
+      </w:r>
+      <w:r>
+        <w:rPr>
+          <w:rFonts w:hint="eastAsia"/>
+        </w:rPr>
+        <w:t>ebapp</w:t>
+      </w:r>
+      <w:r>
+        <w:rPr>
+          <w:rFonts w:hint="eastAsia"/>
+        </w:rPr>
+        <w:t>端</w:t>
+      </w:r>
+      <w:r>
+        <w:t>Qwe</w:t>
+      </w:r>
+      <w:r>
+        <w:t>n</w:t>
+      </w:r>
+      <w:r>
+        <w:t>大模型</w:t>
+      </w:r>
+      <w:r>
+        <w:rPr>
+          <w:rFonts w:hint="eastAsia"/>
+        </w:rPr>
+        <w:t>专家系统</w:t>
+      </w:r>
+      <w:r>
+        <w:t>测试</w:t>
+      </w:r>
+    </w:p>
+    <w:p>
+      <w:pPr>
         <w:pStyle w:val="20"/>
       </w:pPr>
       <w:bookmarkStart w:id="139" w:name="_Toc18521"/>
@@ -25349,23 +24446,7 @@
           <w:rFonts w:hint="eastAsia"/>
           <w:lang w:val="zh-CN"/>
         </w:rPr>
-        <w:t>从系统测试的过程可以看出，本文设计的智能培育系统可以达到环境监测、自动控制、数据存储、可视化管理等主要目的。如果实测结果表明温湿度、光照和土壤湿度数据可以稳定刷新，可以持续写入数据库，那么说明设备端采集链路和边缘端数据处理链路工作正常；如果控制命令可以</w:t>
-      </w:r>
-      <w:proofErr w:type="gramStart"/>
-      <w:r>
-        <w:rPr>
-          <w:rFonts w:hint="eastAsia"/>
-          <w:lang w:val="zh-CN"/>
-        </w:rPr>
-        <w:t>被设备端正确</w:t>
-      </w:r>
-      <w:proofErr w:type="gramEnd"/>
-      <w:r>
-        <w:rPr>
-          <w:rFonts w:hint="eastAsia"/>
-          <w:lang w:val="zh-CN"/>
-        </w:rPr>
-        <w:t>解析并执行器动作和日志记录一致，则说明系统控制闭环设计合理。</w:t>
+        <w:t>从系统测试的过程可以看出，本文设计的智能培育系统可以达到环境监测、自动控制、数据存储、可视化管理等主要目的。如果实测结果表明温湿度、光照和土壤湿度数据可以稳定刷新，可以持续写入数据库，那么说明设备端采集链路和边缘端数据处理链路工作正常；如果控制命令可以被设备端正确解析并执行器动作和日志记录一致，则说明系统控制闭环设计合理。</w:t>
       </w:r>
     </w:p>
     <w:p>
@@ -25488,23 +24569,7 @@
           <w:rFonts w:hint="eastAsia"/>
           <w:lang w:val="zh-CN"/>
         </w:rPr>
-        <w:t>做设备</w:t>
-      </w:r>
-      <w:proofErr w:type="gramStart"/>
-      <w:r>
-        <w:rPr>
-          <w:rFonts w:hint="eastAsia"/>
-          <w:lang w:val="zh-CN"/>
-        </w:rPr>
-        <w:t>端控制</w:t>
-      </w:r>
-      <w:proofErr w:type="gramEnd"/>
-      <w:r>
-        <w:rPr>
-          <w:rFonts w:hint="eastAsia"/>
-          <w:lang w:val="zh-CN"/>
-        </w:rPr>
-        <w:t>核心，用树莓派</w:t>
+        <w:t>做设备端控制核心，用树莓派</w:t>
       </w:r>
       <w:r>
         <w:rPr>
@@ -25562,23 +24627,7 @@
           <w:rFonts w:hint="eastAsia"/>
           <w:lang w:val="zh-CN"/>
         </w:rPr>
-        <w:t>经过系统的方案设计、硬件连接实现、软件平台开发、功能测试可知，本文所建立的系统有如下特点，一是分层结构的设计比较清楚，二是实现了从环境感知到控制执行的闭环，三是边缘</w:t>
-      </w:r>
-      <w:proofErr w:type="gramStart"/>
-      <w:r>
-        <w:rPr>
-          <w:rFonts w:hint="eastAsia"/>
-          <w:lang w:val="zh-CN"/>
-        </w:rPr>
-        <w:t>端具备</w:t>
-      </w:r>
-      <w:proofErr w:type="gramEnd"/>
-      <w:r>
-        <w:rPr>
-          <w:rFonts w:hint="eastAsia"/>
-          <w:lang w:val="zh-CN"/>
-        </w:rPr>
-        <w:t>较强的本地自治能力，即使云端连接断开也能继续工作，四是系统具有较好的扩展性，可以增加更多的传感器、执行器以及智能分析模块。本文基本达到了预期的研究目的，给小型特色作物的智能培育提供了一种可行的实现途径。</w:t>
+        <w:t>经过系统的方案设计、硬件连接实现、软件平台开发、功能测试可知，本文所建立的系统有如下特点，一是分层结构的设计比较清楚，二是实现了从环境感知到控制执行的闭环，三是边缘端具备较强的本地自治能力，即使云端连接断开也能继续工作，四是系统具有较好的扩展性，可以增加更多的传感器、执行器以及智能分析模块。本文基本达到了预期的研究目的，给小型特色作物的智能培育提供了一种可行的实现途径。</w:t>
       </w:r>
     </w:p>
     <w:p>
@@ -25709,23 +24758,7 @@
           <w:rFonts w:hint="eastAsia"/>
           <w:lang w:val="zh-CN"/>
         </w:rPr>
-        <w:t>互联只实现了单向的数据汇聚，需要以后打通双向鉴权控制，针对高</w:t>
-      </w:r>
-      <w:proofErr w:type="gramStart"/>
-      <w:r>
-        <w:rPr>
-          <w:rFonts w:hint="eastAsia"/>
-          <w:lang w:val="zh-CN"/>
-        </w:rPr>
-        <w:t>湿应用</w:t>
-      </w:r>
-      <w:proofErr w:type="gramEnd"/>
-      <w:r>
-        <w:rPr>
-          <w:rFonts w:hint="eastAsia"/>
-          <w:lang w:val="zh-CN"/>
-        </w:rPr>
-        <w:t>场景做专属</w:t>
+        <w:t>互联只实现了单向的数据汇聚，需要以后打通双向鉴权控制，针对高湿应用场景做专属</w:t>
       </w:r>
       <w:r>
         <w:rPr>
@@ -26133,39 +25166,7 @@
           <w:rFonts w:cs="宋体"/>
           <w:szCs w:val="28"/>
         </w:rPr>
-        <w:t>,2025,15(01):</w:t>
-      </w:r>
-      <w:proofErr w:type="gramStart"/>
-      <w:r>
-        <w:rPr>
-          <w:rFonts w:cs="宋体"/>
-          <w:szCs w:val="28"/>
-        </w:rPr>
-        <w:t>59-63.DOI:10.16667/j.issn</w:t>
-      </w:r>
-      <w:proofErr w:type="gramEnd"/>
-      <w:r>
-        <w:rPr>
-          <w:rFonts w:cs="宋体"/>
-          <w:szCs w:val="28"/>
-        </w:rPr>
-        <w:t>.2095-1302.2025.</w:t>
-      </w:r>
-      <w:proofErr w:type="gramStart"/>
-      <w:r>
-        <w:rPr>
-          <w:rFonts w:cs="宋体"/>
-          <w:szCs w:val="28"/>
-        </w:rPr>
-        <w:t>01.014</w:t>
-      </w:r>
-      <w:proofErr w:type="gramEnd"/>
-      <w:r>
-        <w:rPr>
-          <w:rFonts w:cs="宋体"/>
-          <w:szCs w:val="28"/>
-        </w:rPr>
-        <w:t>.</w:t>
+        <w:t>,2025,15(01):59-63.DOI:10.16667/j.issn.2095-1302.2025.01.014.</w:t>
       </w:r>
     </w:p>
     <w:p>
@@ -26452,7 +25453,6 @@
         </w:rPr>
         <w:t xml:space="preserve"> </w:t>
       </w:r>
-      <w:proofErr w:type="gramStart"/>
       <w:r>
         <w:rPr>
           <w:rFonts w:cs="宋体"/>
@@ -26460,7 +25460,6 @@
         </w:rPr>
         <w:t>景子奇</w:t>
       </w:r>
-      <w:proofErr w:type="gramEnd"/>
       <w:r>
         <w:rPr>
           <w:rFonts w:cs="宋体"/>
@@ -26577,7 +25576,6 @@
         </w:rPr>
         <w:t>,</w:t>
       </w:r>
-      <w:proofErr w:type="gramStart"/>
       <w:r>
         <w:rPr>
           <w:rFonts w:cs="宋体"/>
@@ -26599,7 +25597,6 @@
         </w:rPr>
         <w:t>荣锋</w:t>
       </w:r>
-      <w:proofErr w:type="gramEnd"/>
       <w:r>
         <w:rPr>
           <w:rFonts w:cs="宋体"/>
@@ -26647,23 +25644,7 @@
           <w:rFonts w:cs="宋体"/>
           <w:szCs w:val="28"/>
         </w:rPr>
-        <w:t>,2022,43(08):2378-2384.DOI:10.16208/</w:t>
-      </w:r>
-      <w:proofErr w:type="gramStart"/>
-      <w:r>
-        <w:rPr>
-          <w:rFonts w:cs="宋体"/>
-          <w:szCs w:val="28"/>
-        </w:rPr>
-        <w:t>j.issn</w:t>
-      </w:r>
-      <w:proofErr w:type="gramEnd"/>
-      <w:r>
-        <w:rPr>
-          <w:rFonts w:cs="宋体"/>
-          <w:szCs w:val="28"/>
-        </w:rPr>
-        <w:t>1000-7024.2022.08.036.</w:t>
+        <w:t>,2022,43(08):2378-2384.DOI:10.16208/j.issn1000-7024.2022.08.036.</w:t>
       </w:r>
     </w:p>
     <w:p>
@@ -26758,23 +25739,7 @@
           <w:rFonts w:cs="宋体"/>
           <w:szCs w:val="28"/>
         </w:rPr>
-        <w:t>,2024,(01):</w:t>
-      </w:r>
-      <w:proofErr w:type="gramStart"/>
-      <w:r>
-        <w:rPr>
-          <w:rFonts w:cs="宋体"/>
-          <w:szCs w:val="28"/>
-        </w:rPr>
-        <w:t>7-10.DOI:10.19514/j.cnki.cn</w:t>
-      </w:r>
-      <w:proofErr w:type="gramEnd"/>
-      <w:r>
-        <w:rPr>
-          <w:rFonts w:cs="宋体"/>
-          <w:szCs w:val="28"/>
-        </w:rPr>
-        <w:t>32-1628/tm.2024.01.002.</w:t>
+        <w:t>,2024,(01):7-10.DOI:10.19514/j.cnki.cn32-1628/tm.2024.01.002.</w:t>
       </w:r>
     </w:p>
     <w:p>
@@ -26815,7 +25780,6 @@
         </w:rPr>
         <w:t xml:space="preserve"> </w:t>
       </w:r>
-      <w:proofErr w:type="gramStart"/>
       <w:r>
         <w:rPr>
           <w:rFonts w:cs="宋体"/>
@@ -26823,7 +25787,6 @@
         </w:rPr>
         <w:t>任海玉</w:t>
       </w:r>
-      <w:proofErr w:type="gramEnd"/>
       <w:r>
         <w:rPr>
           <w:rFonts w:cs="宋体"/>
@@ -26940,7 +25903,6 @@
         </w:rPr>
         <w:t xml:space="preserve"> </w:t>
       </w:r>
-      <w:proofErr w:type="gramStart"/>
       <w:r>
         <w:rPr>
           <w:rFonts w:cs="宋体"/>
@@ -26948,7 +25910,6 @@
         </w:rPr>
         <w:t>徐帅驰</w:t>
       </w:r>
-      <w:proofErr w:type="gramEnd"/>
       <w:r>
         <w:rPr>
           <w:rFonts w:cs="宋体"/>
@@ -26956,7 +25917,6 @@
         </w:rPr>
         <w:t>,</w:t>
       </w:r>
-      <w:proofErr w:type="gramStart"/>
       <w:r>
         <w:rPr>
           <w:rFonts w:cs="宋体"/>
@@ -26964,23 +25924,13 @@
         </w:rPr>
         <w:t>郑恭明</w:t>
       </w:r>
-      <w:proofErr w:type="gramEnd"/>
       <w:r>
         <w:rPr>
           <w:rFonts w:cs="宋体"/>
           <w:szCs w:val="28"/>
         </w:rPr>
-        <w:t>.</w:t>
-      </w:r>
-      <w:proofErr w:type="spellStart"/>
-      <w:r>
-        <w:rPr>
-          <w:rFonts w:cs="宋体"/>
-          <w:szCs w:val="28"/>
-        </w:rPr>
-        <w:t>MicroPython</w:t>
-      </w:r>
-      <w:proofErr w:type="spellEnd"/>
+        <w:t>.MicroPython</w:t>
+      </w:r>
       <w:r>
         <w:rPr>
           <w:rFonts w:cs="宋体"/>
@@ -27131,25 +26081,146 @@
           <w:sz w:val="28"/>
           <w:szCs w:val="28"/>
         </w:rPr>
-        <w:t>,2023,46(04):</w:t>
-      </w:r>
-      <w:proofErr w:type="gramStart"/>
-      <w:r>
+        <w:t xml:space="preserve">,2023,46(04):70-74.DOI:10.16652/j.issn.1004-373x.2023.04.013. </w:t>
+      </w:r>
+    </w:p>
+    <w:p>
+      <w:pPr>
+        <w:widowControl/>
+        <w:jc w:val="left"/>
         <w:rPr>
           <w:rFonts w:cs="宋体"/>
           <w:sz w:val="28"/>
           <w:szCs w:val="28"/>
         </w:rPr>
-        <w:t>70-74.DOI:10.16652/j.issn</w:t>
-      </w:r>
-      <w:proofErr w:type="gramEnd"/>
+      </w:pPr>
       <w:r>
         <w:rPr>
           <w:rFonts w:cs="宋体"/>
           <w:sz w:val="28"/>
           <w:szCs w:val="28"/>
         </w:rPr>
-        <w:t xml:space="preserve">.1004-373x.2023.04.013. </w:t>
+        <w:t>[</w:t>
+      </w:r>
+      <w:r>
+        <w:rPr>
+          <w:rFonts w:cs="宋体" w:hint="eastAsia"/>
+          <w:sz w:val="28"/>
+          <w:szCs w:val="28"/>
+        </w:rPr>
+        <w:t>12</w:t>
+      </w:r>
+      <w:r>
+        <w:rPr>
+          <w:rFonts w:cs="宋体"/>
+          <w:sz w:val="28"/>
+          <w:szCs w:val="28"/>
+        </w:rPr>
+        <w:t>]</w:t>
+      </w:r>
+      <w:r>
+        <w:rPr>
+          <w:rFonts w:cs="宋体" w:hint="eastAsia"/>
+          <w:sz w:val="28"/>
+          <w:szCs w:val="28"/>
+        </w:rPr>
+        <w:t xml:space="preserve"> </w:t>
+      </w:r>
+      <w:r>
+        <w:rPr>
+          <w:rFonts w:cs="宋体"/>
+          <w:sz w:val="28"/>
+          <w:szCs w:val="28"/>
+        </w:rPr>
+        <w:t>付文新</w:t>
+      </w:r>
+      <w:r>
+        <w:rPr>
+          <w:rFonts w:cs="宋体"/>
+          <w:sz w:val="28"/>
+          <w:szCs w:val="28"/>
+        </w:rPr>
+        <w:t>,</w:t>
+      </w:r>
+      <w:r>
+        <w:rPr>
+          <w:rFonts w:cs="宋体"/>
+          <w:sz w:val="28"/>
+          <w:szCs w:val="28"/>
+        </w:rPr>
+        <w:t>王洪丰</w:t>
+      </w:r>
+      <w:r>
+        <w:rPr>
+          <w:rFonts w:cs="宋体"/>
+          <w:sz w:val="28"/>
+          <w:szCs w:val="28"/>
+        </w:rPr>
+        <w:t>.</w:t>
+      </w:r>
+      <w:r>
+        <w:rPr>
+          <w:rFonts w:cs="宋体"/>
+          <w:sz w:val="28"/>
+          <w:szCs w:val="28"/>
+        </w:rPr>
+        <w:t>基于</w:t>
+      </w:r>
+      <w:r>
+        <w:rPr>
+          <w:rFonts w:cs="宋体"/>
+          <w:sz w:val="28"/>
+          <w:szCs w:val="28"/>
+        </w:rPr>
+        <w:t>STM32</w:t>
+      </w:r>
+      <w:r>
+        <w:rPr>
+          <w:rFonts w:cs="宋体"/>
+          <w:sz w:val="28"/>
+          <w:szCs w:val="28"/>
+        </w:rPr>
+        <w:t>单片机和</w:t>
+      </w:r>
+      <w:r>
+        <w:rPr>
+          <w:rFonts w:cs="宋体"/>
+          <w:sz w:val="28"/>
+          <w:szCs w:val="28"/>
+        </w:rPr>
+        <w:t>DHT11</w:t>
+      </w:r>
+      <w:r>
+        <w:rPr>
+          <w:rFonts w:cs="宋体"/>
+          <w:sz w:val="28"/>
+          <w:szCs w:val="28"/>
+        </w:rPr>
+        <w:t>温湿度传感器的温湿度采集系统的设计与实现</w:t>
+      </w:r>
+      <w:r>
+        <w:rPr>
+          <w:rFonts w:cs="宋体"/>
+          <w:sz w:val="28"/>
+          <w:szCs w:val="28"/>
+        </w:rPr>
+        <w:t>[J].</w:t>
+      </w:r>
+      <w:r>
+        <w:rPr>
+          <w:rFonts w:cs="宋体"/>
+          <w:sz w:val="28"/>
+          <w:szCs w:val="28"/>
+        </w:rPr>
+        <w:t>光源与照明</w:t>
+      </w:r>
+      <w:r>
+        <w:rPr>
+          <w:rFonts w:cs="宋体"/>
+          <w:sz w:val="28"/>
+          <w:szCs w:val="28"/>
+        </w:rPr>
+        <w:t xml:space="preserve">,2022,(03):119-121. </w:t>
       </w:r>
     </w:p>
     <w:p>
@@ -27168,7 +26239,7 @@
           <w:sz w:val="28"/>
           <w:szCs w:val="28"/>
         </w:rPr>
-        <w:t>[</w:t>
+        <w:t>[1</w:t>
       </w:r>
       <w:r>
         <w:rPr>
@@ -27176,7 +26247,7 @@
           <w:sz w:val="28"/>
           <w:szCs w:val="28"/>
         </w:rPr>
-        <w:t>12</w:t>
+        <w:t>3</w:t>
       </w:r>
       <w:r>
         <w:rPr>
@@ -27200,7 +26271,7 @@
           <w:sz w:val="28"/>
           <w:szCs w:val="28"/>
         </w:rPr>
-        <w:t>付文新</w:t>
+        <w:t>贾书香</w:t>
       </w:r>
       <w:r>
         <w:rPr>
@@ -27208,25 +26279,23 @@
           <w:sz w:val="28"/>
           <w:szCs w:val="28"/>
         </w:rPr>
-        <w:t>,</w:t>
-      </w:r>
-      <w:proofErr w:type="gramStart"/>
+        <w:t>.</w:t>
+      </w:r>
       <w:r>
         <w:rPr>
           <w:rFonts w:cs="宋体"/>
           <w:sz w:val="28"/>
           <w:szCs w:val="28"/>
         </w:rPr>
-        <w:t>王洪丰</w:t>
-      </w:r>
-      <w:proofErr w:type="gramEnd"/>
+        <w:t>基于</w:t>
+      </w:r>
       <w:r>
         <w:rPr>
           <w:rFonts w:cs="宋体"/>
           <w:sz w:val="28"/>
           <w:szCs w:val="28"/>
         </w:rPr>
-        <w:t>.</w:t>
+        <w:t>STM32</w:t>
       </w:r>
       <w:r>
         <w:rPr>
@@ -27234,7 +26303,7 @@
           <w:sz w:val="28"/>
           <w:szCs w:val="28"/>
         </w:rPr>
-        <w:t>基于</w:t>
+        <w:t>的手势识别控制系统的设计</w:t>
       </w:r>
       <w:r>
         <w:rPr>
@@ -27242,7 +26311,7 @@
           <w:sz w:val="28"/>
           <w:szCs w:val="28"/>
         </w:rPr>
-        <w:t>STM32</w:t>
+        <w:t>[J].</w:t>
       </w:r>
       <w:r>
         <w:rPr>
@@ -27250,7 +26319,7 @@
           <w:sz w:val="28"/>
           <w:szCs w:val="28"/>
         </w:rPr>
-        <w:t>单片机和</w:t>
+        <w:t>黑龙江科学</w:t>
       </w:r>
       <w:r>
         <w:rPr>
@@ -27258,23 +26327,34 @@
           <w:sz w:val="28"/>
           <w:szCs w:val="28"/>
         </w:rPr>
-        <w:t>DHT11</w:t>
-      </w:r>
-      <w:r>
+        <w:t xml:space="preserve">,2023,14(02):78-81. </w:t>
+      </w:r>
+    </w:p>
+    <w:p>
+      <w:pPr>
+        <w:widowControl/>
+        <w:jc w:val="left"/>
         <w:rPr>
           <w:rFonts w:cs="宋体"/>
           <w:sz w:val="28"/>
           <w:szCs w:val="28"/>
         </w:rPr>
-        <w:t>温湿度传感器的温湿度采集系统的设计与实现</w:t>
-      </w:r>
+      </w:pPr>
       <w:r>
         <w:rPr>
           <w:rFonts w:cs="宋体"/>
           <w:sz w:val="28"/>
           <w:szCs w:val="28"/>
         </w:rPr>
-        <w:t>[J].</w:t>
+        <w:t>[1</w:t>
+      </w:r>
+      <w:r>
+        <w:rPr>
+          <w:rFonts w:cs="宋体" w:hint="eastAsia"/>
+          <w:sz w:val="28"/>
+          <w:szCs w:val="28"/>
+        </w:rPr>
+        <w:t>4</w:t>
       </w:r>
       <w:r>
         <w:rPr>
@@ -27282,7 +26362,15 @@
           <w:sz w:val="28"/>
           <w:szCs w:val="28"/>
         </w:rPr>
-        <w:t>光源与照明</w:t>
+        <w:t>]</w:t>
+      </w:r>
+      <w:r>
+        <w:rPr>
+          <w:rFonts w:cs="宋体" w:hint="eastAsia"/>
+          <w:sz w:val="28"/>
+          <w:szCs w:val="28"/>
+        </w:rPr>
+        <w:t xml:space="preserve"> </w:t>
       </w:r>
       <w:r>
         <w:rPr>
@@ -27290,7 +26378,63 @@
           <w:sz w:val="28"/>
           <w:szCs w:val="28"/>
         </w:rPr>
-        <w:t xml:space="preserve">,2022,(03):119-121. </w:t>
+        <w:t>杜继明</w:t>
+      </w:r>
+      <w:r>
+        <w:rPr>
+          <w:rFonts w:cs="宋体"/>
+          <w:sz w:val="28"/>
+          <w:szCs w:val="28"/>
+        </w:rPr>
+        <w:t>.Python</w:t>
+      </w:r>
+      <w:r>
+        <w:rPr>
+          <w:rFonts w:cs="宋体"/>
+          <w:sz w:val="28"/>
+          <w:szCs w:val="28"/>
+        </w:rPr>
+        <w:t>语言的</w:t>
+      </w:r>
+      <w:r>
+        <w:rPr>
+          <w:rFonts w:cs="宋体"/>
+          <w:sz w:val="28"/>
+          <w:szCs w:val="28"/>
+        </w:rPr>
+        <w:t>Web</w:t>
+      </w:r>
+      <w:r>
+        <w:rPr>
+          <w:rFonts w:cs="宋体"/>
+          <w:sz w:val="28"/>
+          <w:szCs w:val="28"/>
+        </w:rPr>
+        <w:t>开发应用分析</w:t>
+      </w:r>
+      <w:r>
+        <w:rPr>
+          <w:rFonts w:cs="宋体"/>
+          <w:sz w:val="28"/>
+          <w:szCs w:val="28"/>
+        </w:rPr>
+        <w:t>[J].</w:t>
+      </w:r>
+      <w:r>
+        <w:rPr>
+          <w:rFonts w:cs="宋体"/>
+          <w:sz w:val="28"/>
+          <w:szCs w:val="28"/>
+        </w:rPr>
+        <w:t>数字通信世界</w:t>
+      </w:r>
+      <w:r>
+        <w:rPr>
+          <w:rFonts w:cs="宋体"/>
+          <w:sz w:val="28"/>
+          <w:szCs w:val="28"/>
+        </w:rPr>
+        <w:t xml:space="preserve">,2022,(01):76-78. </w:t>
       </w:r>
     </w:p>
     <w:p>
@@ -27317,7 +26461,7 @@
           <w:sz w:val="28"/>
           <w:szCs w:val="28"/>
         </w:rPr>
-        <w:t>3</w:t>
+        <w:t>5</w:t>
       </w:r>
       <w:r>
         <w:rPr>
@@ -27341,7 +26485,7 @@
           <w:sz w:val="28"/>
           <w:szCs w:val="28"/>
         </w:rPr>
-        <w:t>贾书香</w:t>
+        <w:t>杨一帆</w:t>
       </w:r>
       <w:r>
         <w:rPr>
@@ -27357,7 +26501,7 @@
           <w:sz w:val="28"/>
           <w:szCs w:val="28"/>
         </w:rPr>
-        <w:t>基于</w:t>
+        <w:t>服务于</w:t>
       </w:r>
       <w:r>
         <w:rPr>
@@ -27365,7 +26509,7 @@
           <w:sz w:val="28"/>
           <w:szCs w:val="28"/>
         </w:rPr>
-        <w:t>STM32</w:t>
+        <w:t>MySQL</w:t>
       </w:r>
       <w:r>
         <w:rPr>
@@ -27373,7 +26517,7 @@
           <w:sz w:val="28"/>
           <w:szCs w:val="28"/>
         </w:rPr>
-        <w:t>的手势识别控制系统的设计</w:t>
+        <w:t>数据库的在线监测系统设计</w:t>
       </w:r>
       <w:r>
         <w:rPr>
@@ -27389,7 +26533,7 @@
           <w:sz w:val="28"/>
           <w:szCs w:val="28"/>
         </w:rPr>
-        <w:t>黑龙江科学</w:t>
+        <w:t>自动化技术与应用</w:t>
       </w:r>
       <w:r>
         <w:rPr>
@@ -27397,7 +26541,7 @@
           <w:sz w:val="28"/>
           <w:szCs w:val="28"/>
         </w:rPr>
-        <w:t xml:space="preserve">,2023,14(02):78-81. </w:t>
+        <w:t xml:space="preserve">,2022,41(10):179-182.DOI:10.20033/j.1003-7241.(2022)10-0179-04. </w:t>
       </w:r>
     </w:p>
     <w:p>
@@ -27416,7 +26560,7 @@
           <w:sz w:val="28"/>
           <w:szCs w:val="28"/>
         </w:rPr>
-        <w:t>[1</w:t>
+        <w:t>[</w:t>
       </w:r>
       <w:r>
         <w:rPr>
@@ -27424,7 +26568,7 @@
           <w:sz w:val="28"/>
           <w:szCs w:val="28"/>
         </w:rPr>
-        <w:t>4</w:t>
+        <w:t>16</w:t>
       </w:r>
       <w:r>
         <w:rPr>
@@ -27448,23 +26592,34 @@
           <w:sz w:val="28"/>
           <w:szCs w:val="28"/>
         </w:rPr>
-        <w:t>杜继明</w:t>
-      </w:r>
-      <w:r>
+        <w:t>Chung H ,Kim H J ,Ahn J , et al.Resource-Constrained Edge AI Solution for Real-Time Pest and Disease Detection in Chili Pepper Fields[J].Agriculture,2026,16(2):223-223.DOI:10.3390/AGRICULTURE16020223.</w:t>
+      </w:r>
+    </w:p>
+    <w:p>
+      <w:pPr>
+        <w:widowControl/>
+        <w:jc w:val="left"/>
         <w:rPr>
           <w:rFonts w:cs="宋体"/>
           <w:sz w:val="28"/>
           <w:szCs w:val="28"/>
         </w:rPr>
-        <w:t>.Python</w:t>
-      </w:r>
+      </w:pPr>
       <w:r>
         <w:rPr>
           <w:rFonts w:cs="宋体"/>
           <w:sz w:val="28"/>
           <w:szCs w:val="28"/>
         </w:rPr>
-        <w:t>语言的</w:t>
+        <w:t>[1</w:t>
+      </w:r>
+      <w:r>
+        <w:rPr>
+          <w:rFonts w:cs="宋体" w:hint="eastAsia"/>
+          <w:sz w:val="28"/>
+          <w:szCs w:val="28"/>
+        </w:rPr>
+        <w:t>7</w:t>
       </w:r>
       <w:r>
         <w:rPr>
@@ -27472,7 +26627,15 @@
           <w:sz w:val="28"/>
           <w:szCs w:val="28"/>
         </w:rPr>
-        <w:t>Web</w:t>
+        <w:t>]</w:t>
+      </w:r>
+      <w:r>
+        <w:rPr>
+          <w:rFonts w:cs="宋体" w:hint="eastAsia"/>
+          <w:sz w:val="28"/>
+          <w:szCs w:val="28"/>
+        </w:rPr>
+        <w:t xml:space="preserve"> </w:t>
       </w:r>
       <w:r>
         <w:rPr>
@@ -27480,23 +26643,34 @@
           <w:sz w:val="28"/>
           <w:szCs w:val="28"/>
         </w:rPr>
-        <w:t>开发应用分析</w:t>
-      </w:r>
-      <w:r>
+        <w:t xml:space="preserve">Li W ,Ai X ,Kang G , et al.LLM-Based RESTful Web API Service Discovery[J].Service Oriented Computing and Applications,2025,(prepublish):1-15.DOI:10.1007/S11761-025-00485-4. </w:t>
+      </w:r>
+    </w:p>
+    <w:p>
+      <w:pPr>
+        <w:widowControl/>
+        <w:jc w:val="left"/>
         <w:rPr>
           <w:rFonts w:cs="宋体"/>
           <w:sz w:val="28"/>
           <w:szCs w:val="28"/>
         </w:rPr>
-        <w:t>[J].</w:t>
-      </w:r>
+      </w:pPr>
       <w:r>
         <w:rPr>
           <w:rFonts w:cs="宋体"/>
           <w:sz w:val="28"/>
           <w:szCs w:val="28"/>
         </w:rPr>
-        <w:t>数字通信世界</w:t>
+        <w:t>[1</w:t>
+      </w:r>
+      <w:r>
+        <w:rPr>
+          <w:rFonts w:cs="宋体" w:hint="eastAsia"/>
+          <w:sz w:val="28"/>
+          <w:szCs w:val="28"/>
+        </w:rPr>
+        <w:t>8</w:t>
       </w:r>
       <w:r>
         <w:rPr>
@@ -27504,7 +26678,23 @@
           <w:sz w:val="28"/>
           <w:szCs w:val="28"/>
         </w:rPr>
-        <w:t xml:space="preserve">,2022,(01):76-78. </w:t>
+        <w:t>]</w:t>
+      </w:r>
+      <w:r>
+        <w:rPr>
+          <w:rFonts w:cs="宋体" w:hint="eastAsia"/>
+          <w:sz w:val="28"/>
+          <w:szCs w:val="28"/>
+        </w:rPr>
+        <w:t xml:space="preserve"> </w:t>
+      </w:r>
+      <w:r>
+        <w:rPr>
+          <w:rFonts w:cs="宋体"/>
+          <w:sz w:val="28"/>
+          <w:szCs w:val="28"/>
+        </w:rPr>
+        <w:t xml:space="preserve">Li L ,Liu Z C ,Cao K , et al.Artificial intelligence of things for smart agriculture with optimal embedded edge intelligence[J].Computers and Electrical Engineering,2026,133111039-111039.DOI:10.1016/J.COMPELECENG.2026.111039. </w:t>
       </w:r>
     </w:p>
     <w:p>
@@ -27523,6 +26713,7 @@
           <w:sz w:val="28"/>
           <w:szCs w:val="28"/>
         </w:rPr>
+        <w:lastRenderedPageBreak/>
         <w:t>[1</w:t>
       </w:r>
       <w:r>
@@ -27531,7 +26722,7 @@
           <w:sz w:val="28"/>
           <w:szCs w:val="28"/>
         </w:rPr>
-        <w:t>5</w:t>
+        <w:t>9</w:t>
       </w:r>
       <w:r>
         <w:rPr>
@@ -27555,7 +26746,15 @@
           <w:sz w:val="28"/>
           <w:szCs w:val="28"/>
         </w:rPr>
-        <w:t>杨一帆</w:t>
+        <w:t>Liu D ,Zhou X ,Chen D , et al.Smart indoor occupancy detection based on optimized camera placement, multi-view de-duplication, and large language model semantic understanding[J].Engineering Applications of Artificial</w:t>
+      </w:r>
+      <w:r>
+        <w:rPr>
+          <w:rFonts w:cs="宋体" w:hint="eastAsia"/>
+          <w:sz w:val="28"/>
+          <w:szCs w:val="28"/>
+        </w:rPr>
+        <w:t xml:space="preserve"> </w:t>
       </w:r>
       <w:r>
         <w:rPr>
@@ -27563,15 +26762,32 @@
           <w:sz w:val="28"/>
           <w:szCs w:val="28"/>
         </w:rPr>
-        <w:t>.</w:t>
-      </w:r>
+        <w:t xml:space="preserve">Intelligence,2026,169114157-114157.DOI:10.1016/J </w:t>
+      </w:r>
+    </w:p>
+    <w:p>
+      <w:pPr>
+        <w:widowControl/>
+        <w:jc w:val="left"/>
+        <w:rPr>
+          <w:sz w:val="28"/>
+        </w:rPr>
+      </w:pPr>
       <w:r>
         <w:rPr>
           <w:rFonts w:cs="宋体"/>
           <w:sz w:val="28"/>
           <w:szCs w:val="28"/>
         </w:rPr>
-        <w:t>服务于</w:t>
+        <w:t>[</w:t>
+      </w:r>
+      <w:r>
+        <w:rPr>
+          <w:rFonts w:cs="宋体" w:hint="eastAsia"/>
+          <w:sz w:val="28"/>
+          <w:szCs w:val="28"/>
+        </w:rPr>
+        <w:t>20</w:t>
       </w:r>
       <w:r>
         <w:rPr>
@@ -27579,7 +26795,15 @@
           <w:sz w:val="28"/>
           <w:szCs w:val="28"/>
         </w:rPr>
-        <w:t>MySQL</w:t>
+        <w:t>]</w:t>
+      </w:r>
+      <w:r>
+        <w:rPr>
+          <w:rFonts w:cs="宋体" w:hint="eastAsia"/>
+          <w:sz w:val="28"/>
+          <w:szCs w:val="28"/>
+        </w:rPr>
+        <w:t xml:space="preserve"> </w:t>
       </w:r>
       <w:r>
         <w:rPr>
@@ -27587,831 +26811,7 @@
           <w:sz w:val="28"/>
           <w:szCs w:val="28"/>
         </w:rPr>
-        <w:t>数据库的在线监测系统设计</w:t>
-      </w:r>
-      <w:r>
-        <w:rPr>
-          <w:rFonts w:cs="宋体"/>
-          <w:sz w:val="28"/>
-          <w:szCs w:val="28"/>
-        </w:rPr>
-        <w:t>[J].</w:t>
-      </w:r>
-      <w:r>
-        <w:rPr>
-          <w:rFonts w:cs="宋体"/>
-          <w:sz w:val="28"/>
-          <w:szCs w:val="28"/>
-        </w:rPr>
-        <w:t>自动化技术与应用</w:t>
-      </w:r>
-      <w:r>
-        <w:rPr>
-          <w:rFonts w:cs="宋体"/>
-          <w:sz w:val="28"/>
-          <w:szCs w:val="28"/>
-        </w:rPr>
-        <w:t>,2022,41(10):179-182.DOI:10.20033/j.1003-</w:t>
-      </w:r>
-      <w:proofErr w:type="gramStart"/>
-      <w:r>
-        <w:rPr>
-          <w:rFonts w:cs="宋体"/>
-          <w:sz w:val="28"/>
-          <w:szCs w:val="28"/>
-        </w:rPr>
-        <w:t>7241.(</w:t>
-      </w:r>
-      <w:proofErr w:type="gramEnd"/>
-      <w:r>
-        <w:rPr>
-          <w:rFonts w:cs="宋体"/>
-          <w:sz w:val="28"/>
-          <w:szCs w:val="28"/>
-        </w:rPr>
-        <w:t xml:space="preserve">2022)10-0179-04. </w:t>
-      </w:r>
-    </w:p>
-    <w:p>
-      <w:pPr>
-        <w:widowControl/>
-        <w:jc w:val="left"/>
-        <w:rPr>
-          <w:rFonts w:cs="宋体"/>
-          <w:sz w:val="28"/>
-          <w:szCs w:val="28"/>
-        </w:rPr>
-      </w:pPr>
-      <w:r>
-        <w:rPr>
-          <w:rFonts w:cs="宋体"/>
-          <w:sz w:val="28"/>
-          <w:szCs w:val="28"/>
-        </w:rPr>
-        <w:t>[</w:t>
-      </w:r>
-      <w:r>
-        <w:rPr>
-          <w:rFonts w:cs="宋体" w:hint="eastAsia"/>
-          <w:sz w:val="28"/>
-          <w:szCs w:val="28"/>
-        </w:rPr>
-        <w:t>16</w:t>
-      </w:r>
-      <w:r>
-        <w:rPr>
-          <w:rFonts w:cs="宋体"/>
-          <w:sz w:val="28"/>
-          <w:szCs w:val="28"/>
-        </w:rPr>
-        <w:t>]</w:t>
-      </w:r>
-      <w:r>
-        <w:rPr>
-          <w:rFonts w:cs="宋体" w:hint="eastAsia"/>
-          <w:sz w:val="28"/>
-          <w:szCs w:val="28"/>
-        </w:rPr>
-        <w:t xml:space="preserve"> </w:t>
-      </w:r>
-      <w:r>
-        <w:rPr>
-          <w:rFonts w:cs="宋体"/>
-          <w:sz w:val="28"/>
-          <w:szCs w:val="28"/>
-        </w:rPr>
-        <w:t xml:space="preserve">Chung </w:t>
-      </w:r>
-      <w:proofErr w:type="gramStart"/>
-      <w:r>
-        <w:rPr>
-          <w:rFonts w:cs="宋体"/>
-          <w:sz w:val="28"/>
-          <w:szCs w:val="28"/>
-        </w:rPr>
-        <w:t>H ,Kim</w:t>
-      </w:r>
-      <w:proofErr w:type="gramEnd"/>
-      <w:r>
-        <w:rPr>
-          <w:rFonts w:cs="宋体"/>
-          <w:sz w:val="28"/>
-          <w:szCs w:val="28"/>
-        </w:rPr>
-        <w:t xml:space="preserve"> H </w:t>
-      </w:r>
-      <w:proofErr w:type="gramStart"/>
-      <w:r>
-        <w:rPr>
-          <w:rFonts w:cs="宋体"/>
-          <w:sz w:val="28"/>
-          <w:szCs w:val="28"/>
-        </w:rPr>
-        <w:t>J ,Ahn</w:t>
-      </w:r>
-      <w:proofErr w:type="gramEnd"/>
-      <w:r>
-        <w:rPr>
-          <w:rFonts w:cs="宋体"/>
-          <w:sz w:val="28"/>
-          <w:szCs w:val="28"/>
-        </w:rPr>
-        <w:t xml:space="preserve"> </w:t>
-      </w:r>
-      <w:proofErr w:type="gramStart"/>
-      <w:r>
-        <w:rPr>
-          <w:rFonts w:cs="宋体"/>
-          <w:sz w:val="28"/>
-          <w:szCs w:val="28"/>
-        </w:rPr>
-        <w:t>J ,</w:t>
-      </w:r>
-      <w:proofErr w:type="gramEnd"/>
-      <w:r>
-        <w:rPr>
-          <w:rFonts w:cs="宋体"/>
-          <w:sz w:val="28"/>
-          <w:szCs w:val="28"/>
-        </w:rPr>
-        <w:t xml:space="preserve"> et </w:t>
-      </w:r>
-      <w:proofErr w:type="spellStart"/>
-      <w:proofErr w:type="gramStart"/>
-      <w:r>
-        <w:rPr>
-          <w:rFonts w:cs="宋体"/>
-          <w:sz w:val="28"/>
-          <w:szCs w:val="28"/>
-        </w:rPr>
-        <w:t>al.Resource</w:t>
-      </w:r>
-      <w:proofErr w:type="spellEnd"/>
-      <w:proofErr w:type="gramEnd"/>
-      <w:r>
-        <w:rPr>
-          <w:rFonts w:cs="宋体"/>
-          <w:sz w:val="28"/>
-          <w:szCs w:val="28"/>
-        </w:rPr>
-        <w:t>-Constrained Edge AI Solution for Real-Time Pest and Disease Detection in Chili Pepper Fields[J</w:t>
-      </w:r>
-      <w:proofErr w:type="gramStart"/>
-      <w:r>
-        <w:rPr>
-          <w:rFonts w:cs="宋体"/>
-          <w:sz w:val="28"/>
-          <w:szCs w:val="28"/>
-        </w:rPr>
-        <w:t>].Agriculture</w:t>
-      </w:r>
-      <w:proofErr w:type="gramEnd"/>
-      <w:r>
-        <w:rPr>
-          <w:rFonts w:cs="宋体"/>
-          <w:sz w:val="28"/>
-          <w:szCs w:val="28"/>
-        </w:rPr>
-        <w:t>,2026,16(2</w:t>
-      </w:r>
-      <w:proofErr w:type="gramStart"/>
-      <w:r>
-        <w:rPr>
-          <w:rFonts w:cs="宋体"/>
-          <w:sz w:val="28"/>
-          <w:szCs w:val="28"/>
-        </w:rPr>
-        <w:t>):223-223.DOI</w:t>
-      </w:r>
-      <w:proofErr w:type="gramEnd"/>
-      <w:r>
-        <w:rPr>
-          <w:rFonts w:cs="宋体"/>
-          <w:sz w:val="28"/>
-          <w:szCs w:val="28"/>
-        </w:rPr>
-        <w:t>:10.3390/AGRICULTURE16020223.</w:t>
-      </w:r>
-    </w:p>
-    <w:p>
-      <w:pPr>
-        <w:widowControl/>
-        <w:jc w:val="left"/>
-        <w:rPr>
-          <w:rFonts w:cs="宋体"/>
-          <w:sz w:val="28"/>
-          <w:szCs w:val="28"/>
-        </w:rPr>
-      </w:pPr>
-      <w:r>
-        <w:rPr>
-          <w:rFonts w:cs="宋体"/>
-          <w:sz w:val="28"/>
-          <w:szCs w:val="28"/>
-        </w:rPr>
-        <w:t>[1</w:t>
-      </w:r>
-      <w:r>
-        <w:rPr>
-          <w:rFonts w:cs="宋体" w:hint="eastAsia"/>
-          <w:sz w:val="28"/>
-          <w:szCs w:val="28"/>
-        </w:rPr>
-        <w:t>7</w:t>
-      </w:r>
-      <w:r>
-        <w:rPr>
-          <w:rFonts w:cs="宋体"/>
-          <w:sz w:val="28"/>
-          <w:szCs w:val="28"/>
-        </w:rPr>
-        <w:t>]</w:t>
-      </w:r>
-      <w:r>
-        <w:rPr>
-          <w:rFonts w:cs="宋体" w:hint="eastAsia"/>
-          <w:sz w:val="28"/>
-          <w:szCs w:val="28"/>
-        </w:rPr>
-        <w:t xml:space="preserve"> </w:t>
-      </w:r>
-      <w:r>
-        <w:rPr>
-          <w:rFonts w:cs="宋体"/>
-          <w:sz w:val="28"/>
-          <w:szCs w:val="28"/>
-        </w:rPr>
-        <w:t xml:space="preserve">Li </w:t>
-      </w:r>
-      <w:proofErr w:type="gramStart"/>
-      <w:r>
-        <w:rPr>
-          <w:rFonts w:cs="宋体"/>
-          <w:sz w:val="28"/>
-          <w:szCs w:val="28"/>
-        </w:rPr>
-        <w:t>W ,Ai</w:t>
-      </w:r>
-      <w:proofErr w:type="gramEnd"/>
-      <w:r>
-        <w:rPr>
-          <w:rFonts w:cs="宋体"/>
-          <w:sz w:val="28"/>
-          <w:szCs w:val="28"/>
-        </w:rPr>
-        <w:t xml:space="preserve"> </w:t>
-      </w:r>
-      <w:proofErr w:type="gramStart"/>
-      <w:r>
-        <w:rPr>
-          <w:rFonts w:cs="宋体"/>
-          <w:sz w:val="28"/>
-          <w:szCs w:val="28"/>
-        </w:rPr>
-        <w:t>X ,Kang</w:t>
-      </w:r>
-      <w:proofErr w:type="gramEnd"/>
-      <w:r>
-        <w:rPr>
-          <w:rFonts w:cs="宋体"/>
-          <w:sz w:val="28"/>
-          <w:szCs w:val="28"/>
-        </w:rPr>
-        <w:t xml:space="preserve"> </w:t>
-      </w:r>
-      <w:proofErr w:type="gramStart"/>
-      <w:r>
-        <w:rPr>
-          <w:rFonts w:cs="宋体"/>
-          <w:sz w:val="28"/>
-          <w:szCs w:val="28"/>
-        </w:rPr>
-        <w:t>G ,</w:t>
-      </w:r>
-      <w:proofErr w:type="gramEnd"/>
-      <w:r>
-        <w:rPr>
-          <w:rFonts w:cs="宋体"/>
-          <w:sz w:val="28"/>
-          <w:szCs w:val="28"/>
-        </w:rPr>
-        <w:t xml:space="preserve"> et </w:t>
-      </w:r>
-      <w:proofErr w:type="spellStart"/>
-      <w:r>
-        <w:rPr>
-          <w:rFonts w:cs="宋体"/>
-          <w:sz w:val="28"/>
-          <w:szCs w:val="28"/>
-        </w:rPr>
-        <w:t>al.LLM</w:t>
-      </w:r>
-      <w:proofErr w:type="spellEnd"/>
-      <w:r>
-        <w:rPr>
-          <w:rFonts w:cs="宋体"/>
-          <w:sz w:val="28"/>
-          <w:szCs w:val="28"/>
-        </w:rPr>
-        <w:t>-Based RESTful Web API Service Discovery[J</w:t>
-      </w:r>
-      <w:proofErr w:type="gramStart"/>
-      <w:r>
-        <w:rPr>
-          <w:rFonts w:cs="宋体"/>
-          <w:sz w:val="28"/>
-          <w:szCs w:val="28"/>
-        </w:rPr>
-        <w:t>].Service</w:t>
-      </w:r>
-      <w:proofErr w:type="gramEnd"/>
-      <w:r>
-        <w:rPr>
-          <w:rFonts w:cs="宋体"/>
-          <w:sz w:val="28"/>
-          <w:szCs w:val="28"/>
-        </w:rPr>
-        <w:t xml:space="preserve"> Oriented Computing and Applications,</w:t>
-      </w:r>
-      <w:proofErr w:type="gramStart"/>
-      <w:r>
-        <w:rPr>
-          <w:rFonts w:cs="宋体"/>
-          <w:sz w:val="28"/>
-          <w:szCs w:val="28"/>
-        </w:rPr>
-        <w:t>2025,(</w:t>
-      </w:r>
-      <w:proofErr w:type="gramEnd"/>
-      <w:r>
-        <w:rPr>
-          <w:rFonts w:cs="宋体"/>
-          <w:sz w:val="28"/>
-          <w:szCs w:val="28"/>
-        </w:rPr>
-        <w:t>prepublish</w:t>
-      </w:r>
-      <w:proofErr w:type="gramStart"/>
-      <w:r>
-        <w:rPr>
-          <w:rFonts w:cs="宋体"/>
-          <w:sz w:val="28"/>
-          <w:szCs w:val="28"/>
-        </w:rPr>
-        <w:t>):1-15.DOI</w:t>
-      </w:r>
-      <w:proofErr w:type="gramEnd"/>
-      <w:r>
-        <w:rPr>
-          <w:rFonts w:cs="宋体"/>
-          <w:sz w:val="28"/>
-          <w:szCs w:val="28"/>
-        </w:rPr>
-        <w:t xml:space="preserve">:10.1007/S11761-025-00485-4. </w:t>
-      </w:r>
-    </w:p>
-    <w:p>
-      <w:pPr>
-        <w:widowControl/>
-        <w:jc w:val="left"/>
-        <w:rPr>
-          <w:rFonts w:cs="宋体"/>
-          <w:sz w:val="28"/>
-          <w:szCs w:val="28"/>
-        </w:rPr>
-      </w:pPr>
-      <w:r>
-        <w:rPr>
-          <w:rFonts w:cs="宋体"/>
-          <w:sz w:val="28"/>
-          <w:szCs w:val="28"/>
-        </w:rPr>
-        <w:t>[1</w:t>
-      </w:r>
-      <w:r>
-        <w:rPr>
-          <w:rFonts w:cs="宋体" w:hint="eastAsia"/>
-          <w:sz w:val="28"/>
-          <w:szCs w:val="28"/>
-        </w:rPr>
-        <w:t>8</w:t>
-      </w:r>
-      <w:r>
-        <w:rPr>
-          <w:rFonts w:cs="宋体"/>
-          <w:sz w:val="28"/>
-          <w:szCs w:val="28"/>
-        </w:rPr>
-        <w:t>]</w:t>
-      </w:r>
-      <w:r>
-        <w:rPr>
-          <w:rFonts w:cs="宋体" w:hint="eastAsia"/>
-          <w:sz w:val="28"/>
-          <w:szCs w:val="28"/>
-        </w:rPr>
-        <w:t xml:space="preserve"> </w:t>
-      </w:r>
-      <w:r>
-        <w:rPr>
-          <w:rFonts w:cs="宋体"/>
-          <w:sz w:val="28"/>
-          <w:szCs w:val="28"/>
-        </w:rPr>
-        <w:t xml:space="preserve">Li </w:t>
-      </w:r>
-      <w:proofErr w:type="gramStart"/>
-      <w:r>
-        <w:rPr>
-          <w:rFonts w:cs="宋体"/>
-          <w:sz w:val="28"/>
-          <w:szCs w:val="28"/>
-        </w:rPr>
-        <w:t>L ,Liu</w:t>
-      </w:r>
-      <w:proofErr w:type="gramEnd"/>
-      <w:r>
-        <w:rPr>
-          <w:rFonts w:cs="宋体"/>
-          <w:sz w:val="28"/>
-          <w:szCs w:val="28"/>
-        </w:rPr>
-        <w:t xml:space="preserve"> Z </w:t>
-      </w:r>
-      <w:proofErr w:type="gramStart"/>
-      <w:r>
-        <w:rPr>
-          <w:rFonts w:cs="宋体"/>
-          <w:sz w:val="28"/>
-          <w:szCs w:val="28"/>
-        </w:rPr>
-        <w:t>C ,Cao</w:t>
-      </w:r>
-      <w:proofErr w:type="gramEnd"/>
-      <w:r>
-        <w:rPr>
-          <w:rFonts w:cs="宋体"/>
-          <w:sz w:val="28"/>
-          <w:szCs w:val="28"/>
-        </w:rPr>
-        <w:t xml:space="preserve"> </w:t>
-      </w:r>
-      <w:proofErr w:type="gramStart"/>
-      <w:r>
-        <w:rPr>
-          <w:rFonts w:cs="宋体"/>
-          <w:sz w:val="28"/>
-          <w:szCs w:val="28"/>
-        </w:rPr>
-        <w:t>K ,</w:t>
-      </w:r>
-      <w:proofErr w:type="gramEnd"/>
-      <w:r>
-        <w:rPr>
-          <w:rFonts w:cs="宋体"/>
-          <w:sz w:val="28"/>
-          <w:szCs w:val="28"/>
-        </w:rPr>
-        <w:t xml:space="preserve"> et </w:t>
-      </w:r>
-      <w:proofErr w:type="spellStart"/>
-      <w:proofErr w:type="gramStart"/>
-      <w:r>
-        <w:rPr>
-          <w:rFonts w:cs="宋体"/>
-          <w:sz w:val="28"/>
-          <w:szCs w:val="28"/>
-        </w:rPr>
-        <w:t>al.Artificial</w:t>
-      </w:r>
-      <w:proofErr w:type="spellEnd"/>
-      <w:proofErr w:type="gramEnd"/>
-      <w:r>
-        <w:rPr>
-          <w:rFonts w:cs="宋体"/>
-          <w:sz w:val="28"/>
-          <w:szCs w:val="28"/>
-        </w:rPr>
-        <w:t xml:space="preserve"> intelligence of things for smart agriculture with optimal embedded edge intelligence[J</w:t>
-      </w:r>
-      <w:proofErr w:type="gramStart"/>
-      <w:r>
-        <w:rPr>
-          <w:rFonts w:cs="宋体"/>
-          <w:sz w:val="28"/>
-          <w:szCs w:val="28"/>
-        </w:rPr>
-        <w:t>].Computers</w:t>
-      </w:r>
-      <w:proofErr w:type="gramEnd"/>
-      <w:r>
-        <w:rPr>
-          <w:rFonts w:cs="宋体"/>
-          <w:sz w:val="28"/>
-          <w:szCs w:val="28"/>
-        </w:rPr>
-        <w:t xml:space="preserve"> and Electrical Engineering,</w:t>
-      </w:r>
-      <w:proofErr w:type="gramStart"/>
-      <w:r>
-        <w:rPr>
-          <w:rFonts w:cs="宋体"/>
-          <w:sz w:val="28"/>
-          <w:szCs w:val="28"/>
-        </w:rPr>
-        <w:t>2026,133111039-111039.DOI</w:t>
-      </w:r>
-      <w:proofErr w:type="gramEnd"/>
-      <w:r>
-        <w:rPr>
-          <w:rFonts w:cs="宋体"/>
-          <w:sz w:val="28"/>
-          <w:szCs w:val="28"/>
-        </w:rPr>
-        <w:t xml:space="preserve">:10.1016/J.COMPELECENG.2026.111039. </w:t>
-      </w:r>
-    </w:p>
-    <w:p>
-      <w:pPr>
-        <w:widowControl/>
-        <w:jc w:val="left"/>
-        <w:rPr>
-          <w:rFonts w:cs="宋体"/>
-          <w:sz w:val="28"/>
-          <w:szCs w:val="28"/>
-        </w:rPr>
-      </w:pPr>
-      <w:r>
-        <w:rPr>
-          <w:rFonts w:cs="宋体"/>
-          <w:sz w:val="28"/>
-          <w:szCs w:val="28"/>
-        </w:rPr>
-        <w:lastRenderedPageBreak/>
-        <w:t>[1</w:t>
-      </w:r>
-      <w:r>
-        <w:rPr>
-          <w:rFonts w:cs="宋体" w:hint="eastAsia"/>
-          <w:sz w:val="28"/>
-          <w:szCs w:val="28"/>
-        </w:rPr>
-        <w:t>9</w:t>
-      </w:r>
-      <w:r>
-        <w:rPr>
-          <w:rFonts w:cs="宋体"/>
-          <w:sz w:val="28"/>
-          <w:szCs w:val="28"/>
-        </w:rPr>
-        <w:t>]</w:t>
-      </w:r>
-      <w:r>
-        <w:rPr>
-          <w:rFonts w:cs="宋体" w:hint="eastAsia"/>
-          <w:sz w:val="28"/>
-          <w:szCs w:val="28"/>
-        </w:rPr>
-        <w:t xml:space="preserve"> </w:t>
-      </w:r>
-      <w:r>
-        <w:rPr>
-          <w:rFonts w:cs="宋体"/>
-          <w:sz w:val="28"/>
-          <w:szCs w:val="28"/>
-        </w:rPr>
-        <w:t xml:space="preserve">Liu </w:t>
-      </w:r>
-      <w:proofErr w:type="gramStart"/>
-      <w:r>
-        <w:rPr>
-          <w:rFonts w:cs="宋体"/>
-          <w:sz w:val="28"/>
-          <w:szCs w:val="28"/>
-        </w:rPr>
-        <w:t>D ,Zhou</w:t>
-      </w:r>
-      <w:proofErr w:type="gramEnd"/>
-      <w:r>
-        <w:rPr>
-          <w:rFonts w:cs="宋体"/>
-          <w:sz w:val="28"/>
-          <w:szCs w:val="28"/>
-        </w:rPr>
-        <w:t xml:space="preserve"> </w:t>
-      </w:r>
-      <w:proofErr w:type="gramStart"/>
-      <w:r>
-        <w:rPr>
-          <w:rFonts w:cs="宋体"/>
-          <w:sz w:val="28"/>
-          <w:szCs w:val="28"/>
-        </w:rPr>
-        <w:t>X ,Chen</w:t>
-      </w:r>
-      <w:proofErr w:type="gramEnd"/>
-      <w:r>
-        <w:rPr>
-          <w:rFonts w:cs="宋体"/>
-          <w:sz w:val="28"/>
-          <w:szCs w:val="28"/>
-        </w:rPr>
-        <w:t xml:space="preserve"> </w:t>
-      </w:r>
-      <w:proofErr w:type="gramStart"/>
-      <w:r>
-        <w:rPr>
-          <w:rFonts w:cs="宋体"/>
-          <w:sz w:val="28"/>
-          <w:szCs w:val="28"/>
-        </w:rPr>
-        <w:t>D ,</w:t>
-      </w:r>
-      <w:proofErr w:type="gramEnd"/>
-      <w:r>
-        <w:rPr>
-          <w:rFonts w:cs="宋体"/>
-          <w:sz w:val="28"/>
-          <w:szCs w:val="28"/>
-        </w:rPr>
-        <w:t xml:space="preserve"> et </w:t>
-      </w:r>
-      <w:proofErr w:type="spellStart"/>
-      <w:proofErr w:type="gramStart"/>
-      <w:r>
-        <w:rPr>
-          <w:rFonts w:cs="宋体"/>
-          <w:sz w:val="28"/>
-          <w:szCs w:val="28"/>
-        </w:rPr>
-        <w:t>al.Smart</w:t>
-      </w:r>
-      <w:proofErr w:type="spellEnd"/>
-      <w:proofErr w:type="gramEnd"/>
-      <w:r>
-        <w:rPr>
-          <w:rFonts w:cs="宋体"/>
-          <w:sz w:val="28"/>
-          <w:szCs w:val="28"/>
-        </w:rPr>
-        <w:t xml:space="preserve"> indoor occupancy detection based on optimized camera placement, multi-view de-duplication, and large language model semantic understanding[J</w:t>
-      </w:r>
-      <w:proofErr w:type="gramStart"/>
-      <w:r>
-        <w:rPr>
-          <w:rFonts w:cs="宋体"/>
-          <w:sz w:val="28"/>
-          <w:szCs w:val="28"/>
-        </w:rPr>
-        <w:t>].Engineering</w:t>
-      </w:r>
-      <w:proofErr w:type="gramEnd"/>
-      <w:r>
-        <w:rPr>
-          <w:rFonts w:cs="宋体"/>
-          <w:sz w:val="28"/>
-          <w:szCs w:val="28"/>
-        </w:rPr>
-        <w:t xml:space="preserve"> Applications of Artificial Intelligence,</w:t>
-      </w:r>
-      <w:proofErr w:type="gramStart"/>
-      <w:r>
-        <w:rPr>
-          <w:rFonts w:cs="宋体"/>
-          <w:sz w:val="28"/>
-          <w:szCs w:val="28"/>
-        </w:rPr>
-        <w:t>2026,169114157-114157.DOI</w:t>
-      </w:r>
-      <w:proofErr w:type="gramEnd"/>
-      <w:r>
-        <w:rPr>
-          <w:rFonts w:cs="宋体"/>
-          <w:sz w:val="28"/>
-          <w:szCs w:val="28"/>
-        </w:rPr>
-        <w:t xml:space="preserve">:10.1016/J.ENGAPPAI.2026.114157.  </w:t>
-      </w:r>
-    </w:p>
-    <w:p>
-      <w:pPr>
-        <w:widowControl/>
-        <w:jc w:val="left"/>
-        <w:rPr>
-          <w:sz w:val="28"/>
-        </w:rPr>
-      </w:pPr>
-      <w:r>
-        <w:rPr>
-          <w:rFonts w:cs="宋体"/>
-          <w:sz w:val="28"/>
-          <w:szCs w:val="28"/>
-        </w:rPr>
-        <w:t>[</w:t>
-      </w:r>
-      <w:r>
-        <w:rPr>
-          <w:rFonts w:cs="宋体" w:hint="eastAsia"/>
-          <w:sz w:val="28"/>
-          <w:szCs w:val="28"/>
-        </w:rPr>
-        <w:t>20</w:t>
-      </w:r>
-      <w:r>
-        <w:rPr>
-          <w:rFonts w:cs="宋体"/>
-          <w:sz w:val="28"/>
-          <w:szCs w:val="28"/>
-        </w:rPr>
-        <w:t>]</w:t>
-      </w:r>
-      <w:r>
-        <w:rPr>
-          <w:rFonts w:cs="宋体" w:hint="eastAsia"/>
-          <w:sz w:val="28"/>
-          <w:szCs w:val="28"/>
-        </w:rPr>
-        <w:t xml:space="preserve"> </w:t>
-      </w:r>
-      <w:r>
-        <w:rPr>
-          <w:rFonts w:cs="宋体"/>
-          <w:sz w:val="28"/>
-          <w:szCs w:val="28"/>
-        </w:rPr>
-        <w:t xml:space="preserve">Li </w:t>
-      </w:r>
-      <w:proofErr w:type="gramStart"/>
-      <w:r>
-        <w:rPr>
-          <w:rFonts w:cs="宋体"/>
-          <w:sz w:val="28"/>
-          <w:szCs w:val="28"/>
-        </w:rPr>
-        <w:t>Y ,Wu</w:t>
-      </w:r>
-      <w:proofErr w:type="gramEnd"/>
-      <w:r>
-        <w:rPr>
-          <w:rFonts w:cs="宋体"/>
-          <w:sz w:val="28"/>
-          <w:szCs w:val="28"/>
-        </w:rPr>
-        <w:t xml:space="preserve"> </w:t>
-      </w:r>
-      <w:proofErr w:type="gramStart"/>
-      <w:r>
-        <w:rPr>
-          <w:rFonts w:cs="宋体"/>
-          <w:sz w:val="28"/>
-          <w:szCs w:val="28"/>
-        </w:rPr>
-        <w:t>S .Design</w:t>
-      </w:r>
-      <w:proofErr w:type="gramEnd"/>
-      <w:r>
-        <w:rPr>
-          <w:rFonts w:cs="宋体"/>
-          <w:sz w:val="28"/>
-          <w:szCs w:val="28"/>
-        </w:rPr>
-        <w:t xml:space="preserve"> of an Intelligent Rice Seedling Greenhouse Environmental Control System: A Solution Based on STM32[J</w:t>
-      </w:r>
-      <w:proofErr w:type="gramStart"/>
-      <w:r>
-        <w:rPr>
-          <w:rFonts w:cs="宋体"/>
-          <w:sz w:val="28"/>
-          <w:szCs w:val="28"/>
-        </w:rPr>
-        <w:t>].Academic</w:t>
-      </w:r>
-      <w:proofErr w:type="gramEnd"/>
-      <w:r>
-        <w:rPr>
-          <w:rFonts w:cs="宋体"/>
-          <w:sz w:val="28"/>
-          <w:szCs w:val="28"/>
-        </w:rPr>
-        <w:t xml:space="preserve"> Journal of Engineering and Technology Science,2025,8(5</w:t>
-      </w:r>
-      <w:proofErr w:type="gramStart"/>
-      <w:r>
-        <w:rPr>
-          <w:rFonts w:cs="宋体"/>
-          <w:sz w:val="28"/>
-          <w:szCs w:val="28"/>
-        </w:rPr>
-        <w:t>):DOI</w:t>
-      </w:r>
-      <w:proofErr w:type="gramEnd"/>
-      <w:r>
-        <w:rPr>
-          <w:rFonts w:cs="宋体"/>
-          <w:sz w:val="28"/>
-          <w:szCs w:val="28"/>
-        </w:rPr>
-        <w:t xml:space="preserve">:10.25236/AJETS.2025.080504. </w:t>
+        <w:t xml:space="preserve">Li Y ,Wu S .Design of an Intelligent Rice Seedling Greenhouse Environmental Control System: A Solution Based on STM32[J].Academic Journal of Engineering and Technology Science,2025,8(5):DOI:10.25236/AJETS.2025.080504. </w:t>
       </w:r>
       <w:r>
         <w:br w:type="page"/>
@@ -28460,16 +26860,15 @@
           <w:sz w:val="28"/>
           <w:szCs w:val="28"/>
         </w:rPr>
-        <w:t>首先，要对姚老师指导工作表示最真诚的感谢，在选题、方案设计、论文写作、毕业设计等各个环节上都得到了老师很大的支持和鼓励。姚老师对整个研究思路、技术路线、论文结构等提出了许多有见地的指导，使本次毕业设计可以比较顺利地完成。同时向</w:t>
-      </w:r>
-      <w:proofErr w:type="gramStart"/>
+        <w:t>首先，要对姚老师指导工作表示最真诚的感谢，在选题、方案设计、论文写作、毕业设计等各个环节上都得到了老师很大的支持和鼓励。姚老师对整个研究思路、技术路线、论文结构等提出了许多有见地的指导，使本次毕业设计可以比较顺利地完成。同时向嘉立创</w:t>
+      </w:r>
       <w:r>
         <w:rPr>
           <w:rFonts w:hint="eastAsia"/>
           <w:sz w:val="28"/>
           <w:szCs w:val="28"/>
         </w:rPr>
-        <w:t>嘉立创</w:t>
+        <w:t>(JLC)</w:t>
       </w:r>
       <w:r>
         <w:rPr>
@@ -28477,16 +26876,15 @@
           <w:sz w:val="28"/>
           <w:szCs w:val="28"/>
         </w:rPr>
-        <w:t>(</w:t>
-      </w:r>
-      <w:proofErr w:type="gramEnd"/>
+        <w:t>、</w:t>
+      </w:r>
       <w:r>
         <w:rPr>
           <w:rFonts w:hint="eastAsia"/>
           <w:sz w:val="28"/>
           <w:szCs w:val="28"/>
         </w:rPr>
-        <w:t>JLC)</w:t>
+        <w:t>Raspberry Pi Foundation</w:t>
       </w:r>
       <w:r>
         <w:rPr>
@@ -28494,41 +26892,7 @@
           <w:sz w:val="28"/>
           <w:szCs w:val="28"/>
         </w:rPr>
-        <w:t>、</w:t>
-      </w:r>
-      <w:r>
-        <w:rPr>
-          <w:rFonts w:hint="eastAsia"/>
-          <w:sz w:val="28"/>
-          <w:szCs w:val="28"/>
-        </w:rPr>
-        <w:t>Raspberry Pi Foundation</w:t>
-      </w:r>
-      <w:r>
-        <w:rPr>
-          <w:rFonts w:hint="eastAsia"/>
-          <w:sz w:val="28"/>
-          <w:szCs w:val="28"/>
-        </w:rPr>
-        <w:t>等提供实验环境、实验教学平台的同学及在硬件调试、系统检测、资料查阅等各个方面的交流。还要感谢父母对我的关心和照顾，才能使我不顾一切地进行毕业论文的研究。最后我要向所有对本次毕业设计</w:t>
-      </w:r>
-      <w:proofErr w:type="gramStart"/>
-      <w:r>
-        <w:rPr>
-          <w:rFonts w:hint="eastAsia"/>
-          <w:sz w:val="28"/>
-          <w:szCs w:val="28"/>
-        </w:rPr>
-        <w:t>作出</w:t>
-      </w:r>
-      <w:proofErr w:type="gramEnd"/>
-      <w:r>
-        <w:rPr>
-          <w:rFonts w:hint="eastAsia"/>
-          <w:sz w:val="28"/>
-          <w:szCs w:val="28"/>
-        </w:rPr>
-        <w:t>过指导和支持的老师表示感谢，并向帮助我完成毕业设计的同学们表示敬意。正是不断调试、修改、完善，才使得智能硬件、边缘计算、物联网系统的开发有了更加深刻的认识，也将是我以后学习、发展的基础。</w:t>
+        <w:t>等提供实验环境、实验教学平台的同学及在硬件调试、系统检测、资料查阅等各个方面的交流。还要感谢父母对我的关心和照顾，才能使我不顾一切地进行毕业论文的研究。最后我要向所有对本次毕业设计作出过指导和支持的老师表示感谢，并向帮助我完成毕业设计的同学们表示敬意。正是不断调试、修改、完善，才使得智能硬件、边缘计算、物联网系统的开发有了更加深刻的认识，也将是我以后学习、发展的基础。</w:t>
       </w:r>
     </w:p>
     <w:p>

--- a/毕业论文-基于边缘计算的藏红花全生长周期智能培育系统设计与实现-杨坤.docx
+++ b/毕业论文-基于边缘计算的藏红花全生长周期智能培育系统设计与实现-杨坤.docx
@@ -19997,7 +19997,7 @@
         <w:rPr>
           <w:rFonts w:hint="eastAsia"/>
         </w:rPr>
-        <w:t>11</w:t>
+        <w:t>9</w:t>
       </w:r>
       <w:r>
         <w:rPr>
@@ -22651,7 +22651,19 @@
         <w:rPr>
           <w:rFonts w:hint="eastAsia"/>
         </w:rPr>
-        <w:t xml:space="preserve">6.6  </w:t>
+        <w:t>6.</w:t>
+      </w:r>
+      <w:r>
+        <w:rPr>
+          <w:rFonts w:hint="eastAsia"/>
+        </w:rPr>
+        <w:t>7</w:t>
+      </w:r>
+      <w:r>
+        <w:rPr>
+          <w:rFonts w:hint="eastAsia"/>
+        </w:rPr>
+        <w:t xml:space="preserve">  </w:t>
       </w:r>
       <w:r>
         <w:rPr>
@@ -22681,13 +22693,16 @@
         <w:t xml:space="preserve"> LED </w:t>
       </w:r>
       <w:r>
-        <w:t>灯带的自动补光功能进行了验证。如图</w:t>
-      </w:r>
-      <w:r>
-        <w:t xml:space="preserve"> 6.7 </w:t>
-      </w:r>
-      <w:r>
-        <w:t>所示，通过远程接口下发自动模式指令并人为模拟弱光环境后，系统成功依据实时光照数据自动点亮灯带并同步了状态显示，有效验证了边缘端自主决策与控制的能力。</w:t>
+        <w:t>灯带的自动补光功能进行了验证。如</w:t>
+      </w:r>
+      <w:r>
+        <w:rPr>
+          <w:rFonts w:hint="eastAsia"/>
+        </w:rPr>
+        <w:t>下</w:t>
+      </w:r>
+      <w:r>
+        <w:t>图所示，通过远程接口下发自动模式指令并人为模拟弱光环境后，系统成功依据实时光照数据自动点亮灯带并同步了状态显示，有效验证了边缘端自主决策与控制的能力。</w:t>
       </w:r>
     </w:p>
     <w:p>
@@ -22749,7 +22764,13 @@
         <w:rPr>
           <w:rFonts w:hint="eastAsia"/>
         </w:rPr>
-        <w:t>6.6</w:t>
+        <w:t>6.</w:t>
+      </w:r>
+      <w:r>
+        <w:rPr>
+          <w:rFonts w:hint="eastAsia"/>
+        </w:rPr>
+        <w:t>8</w:t>
       </w:r>
       <w:r>
         <w:rPr>
@@ -22889,7 +22910,7 @@
         <w:rPr>
           <w:rFonts w:hint="eastAsia"/>
         </w:rPr>
-        <w:t>7</w:t>
+        <w:t>9</w:t>
       </w:r>
       <w:r>
         <w:rPr>
@@ -23726,19 +23747,13 @@
         <w:rPr>
           <w:rFonts w:hint="eastAsia"/>
         </w:rPr>
-        <w:t>8</w:t>
-      </w:r>
-      <w:r>
-        <w:rPr>
-          <w:rFonts w:hint="eastAsia"/>
-        </w:rPr>
-        <w:t xml:space="preserve"> </w:t>
-      </w:r>
-      <w:r>
-        <w:rPr>
-          <w:rFonts w:hint="eastAsia"/>
-        </w:rPr>
-        <w:t xml:space="preserve">  </w:t>
+        <w:t>10</w:t>
+      </w:r>
+      <w:r>
+        <w:rPr>
+          <w:rFonts w:hint="eastAsia"/>
+        </w:rPr>
+        <w:t xml:space="preserve">   </w:t>
       </w:r>
       <w:r>
         <w:t>Web</w:t>
@@ -23821,7 +23836,7 @@
         </w:rPr>
         <w:lastRenderedPageBreak/>
         <w:drawing>
-          <wp:inline distT="0" distB="0" distL="0" distR="0" wp14:anchorId="1FAB2D3C" wp14:editId="40514E88">
+          <wp:inline distT="0" distB="0" distL="0" distR="0" wp14:anchorId="1FAB2D3C" wp14:editId="2CEFE778">
             <wp:extent cx="1819275" cy="3238895"/>
             <wp:effectExtent l="0" t="0" r="0" b="0"/>
             <wp:docPr id="1215366836" name="图片 4"/>
@@ -23884,13 +23899,19 @@
         <w:rPr>
           <w:rFonts w:hint="eastAsia"/>
         </w:rPr>
-        <w:t>6.</w:t>
-      </w:r>
-      <w:r>
-        <w:rPr>
-          <w:rFonts w:hint="eastAsia"/>
-        </w:rPr>
-        <w:t xml:space="preserve">9  </w:t>
+        <w:t>6</w:t>
+      </w:r>
+      <w:r>
+        <w:rPr>
+          <w:rFonts w:hint="eastAsia"/>
+        </w:rPr>
+        <w:t>.11</w:t>
+      </w:r>
+      <w:r>
+        <w:rPr>
+          <w:rFonts w:hint="eastAsia"/>
+        </w:rPr>
+        <w:t xml:space="preserve">  </w:t>
       </w:r>
       <w:r>
         <w:t>云端公网</w:t>
@@ -23991,7 +24012,6 @@
       <w:pPr>
         <w:pStyle w:val="aff"/>
         <w:rPr>
-          <w:rFonts w:hint="eastAsia"/>
           <w:lang w:val="zh-CN"/>
         </w:rPr>
       </w:pPr>
@@ -24013,7 +24033,21 @@
           <w:rFonts w:hint="eastAsia"/>
           <w:lang w:val="zh-CN"/>
         </w:rPr>
-        <w:t xml:space="preserve">6.10  </w:t>
+        <w:t>6.1</w:t>
+      </w:r>
+      <w:r>
+        <w:rPr>
+          <w:rFonts w:hint="eastAsia"/>
+          <w:lang w:val="zh-CN"/>
+        </w:rPr>
+        <w:t>2</w:t>
+      </w:r>
+      <w:r>
+        <w:rPr>
+          <w:rFonts w:hint="eastAsia"/>
+          <w:lang w:val="zh-CN"/>
+        </w:rPr>
+        <w:t xml:space="preserve">  </w:t>
       </w:r>
       <w:r>
         <w:rPr>
@@ -24084,9 +24118,6 @@
     <w:p>
       <w:pPr>
         <w:pStyle w:val="aff"/>
-        <w:rPr>
-          <w:rFonts w:hint="eastAsia"/>
-        </w:rPr>
       </w:pPr>
       <w:r>
         <w:rPr>
@@ -24100,7 +24131,21 @@
           <w:rFonts w:hint="eastAsia"/>
           <w:lang w:val="zh-CN"/>
         </w:rPr>
-        <w:t xml:space="preserve">6.11  </w:t>
+        <w:t>6.1</w:t>
+      </w:r>
+      <w:r>
+        <w:rPr>
+          <w:rFonts w:hint="eastAsia"/>
+          <w:lang w:val="zh-CN"/>
+        </w:rPr>
+        <w:t>3</w:t>
+      </w:r>
+      <w:r>
+        <w:rPr>
+          <w:rFonts w:hint="eastAsia"/>
+          <w:lang w:val="zh-CN"/>
+        </w:rPr>
+        <w:t xml:space="preserve">  </w:t>
       </w:r>
       <w:r>
         <w:rPr>
@@ -24177,9 +24222,6 @@
     <w:p>
       <w:pPr>
         <w:pStyle w:val="aff"/>
-        <w:rPr>
-          <w:rFonts w:hint="eastAsia"/>
-        </w:rPr>
       </w:pPr>
       <w:r>
         <w:rPr>
@@ -24193,7 +24235,21 @@
           <w:rFonts w:hint="eastAsia"/>
           <w:lang w:val="zh-CN"/>
         </w:rPr>
-        <w:t xml:space="preserve">6.12  </w:t>
+        <w:t>6.1</w:t>
+      </w:r>
+      <w:r>
+        <w:rPr>
+          <w:rFonts w:hint="eastAsia"/>
+          <w:lang w:val="zh-CN"/>
+        </w:rPr>
+        <w:t>4</w:t>
+      </w:r>
+      <w:r>
+        <w:rPr>
+          <w:rFonts w:hint="eastAsia"/>
+          <w:lang w:val="zh-CN"/>
+        </w:rPr>
+        <w:t xml:space="preserve">  </w:t>
       </w:r>
       <w:r>
         <w:rPr>
@@ -24373,7 +24429,13 @@
         <w:rPr>
           <w:rFonts w:hint="eastAsia"/>
         </w:rPr>
-        <w:t xml:space="preserve">3  </w:t>
+        <w:t>5</w:t>
+      </w:r>
+      <w:r>
+        <w:rPr>
+          <w:rFonts w:hint="eastAsia"/>
+        </w:rPr>
+        <w:t xml:space="preserve">  </w:t>
       </w:r>
       <w:r>
         <w:t>W</w:t>
@@ -27720,6 +27782,7 @@
   <w:style w:type="character" w:default="1" w:styleId="a1">
     <w:name w:val="Default Paragraph Font"/>
     <w:uiPriority w:val="1"/>
+    <w:semiHidden/>
     <w:unhideWhenUsed/>
   </w:style>
   <w:style w:type="table" w:default="1" w:styleId="a2">

--- a/毕业论文-基于边缘计算的藏红花全生长周期智能培育系统设计与实现-杨坤.docx
+++ b/毕业论文-基于边缘计算的藏红花全生长周期智能培育系统设计与实现-杨坤.docx
@@ -586,6 +586,7 @@
                 <w:szCs w:val="21"/>
               </w:rPr>
             </w:pPr>
+            <w:proofErr w:type="gramStart"/>
             <w:r>
               <w:rPr>
                 <w:rFonts w:ascii="宋体" w:hint="eastAsia"/>
@@ -594,6 +595,7 @@
               </w:rPr>
               <w:t>杨坤</w:t>
             </w:r>
+            <w:proofErr w:type="gramEnd"/>
           </w:p>
         </w:tc>
         <w:tc>
@@ -1891,6 +1893,7 @@
         </w:rPr>
         <w:t>虚拟串口接收设备数据，使用</w:t>
       </w:r>
+      <w:proofErr w:type="spellStart"/>
       <w:r>
         <w:rPr>
           <w:rFonts w:hint="eastAsia"/>
@@ -1898,6 +1901,7 @@
         </w:rPr>
         <w:t>MicroPython</w:t>
       </w:r>
+      <w:proofErr w:type="spellEnd"/>
       <w:r>
         <w:rPr>
           <w:rFonts w:hint="eastAsia"/>
@@ -2177,7 +2181,315 @@
           <w:sz w:val="24"/>
           <w:shd w:val="clear" w:color="auto" w:fill="FDFDFE"/>
         </w:rPr>
-        <w:t>To address the shortcomings of traditional saffron cultivation, such as lack of continuous environmental monitoring, reliance on manual experience for irrigation, and weak data record and remote control capabilities. an intelligent saffron cultivation system base on edge computing was created to improve realtime monitoring, automatic control; and inteliigence throughout the cultivation process. The system employs an overall architecture of device side, edge side, and cloud based expansion. Using an STM32F411 as the hardware core, It collects environmental parameters such as temperature, humidity, light intensity, and soil moisture, controls actuators, displays data on an OLED, and enables on-site interaction. Raspberry Pi 4B serves as the edge gateway, receiving device data via a USB virtual serial port. MicroPython, Flask, and SQLite are used for realtime monitoring, historical data storage, web visualization, user access management, and automatic irrigation strategy configuration. MQTT is then used for cloudbase data expansion and remote access. Finally, opencv image analysis and local lightweight models are combined to enhance the system's environmental assessment and decisionmaking capabilities. The system test results show that this system can effectively perform task such as realtime monitoring of the saffron cultivation environm ent, manual and automatic irrigation control, historical date visualization, and edge intelligent analysis. It features low cost, flexible deployment, and strong scalability, and can provide a feasible engineering solution for small scale intelligent cultivation of specialty economic crops.</w:t>
+        <w:t xml:space="preserve">To address the shortcomings of traditional saffron cultivation, such as lack of continuous environmental monitoring, reliance on manual experience for irrigation, and weak data record and </w:t>
+      </w:r>
+      <w:proofErr w:type="gramStart"/>
+      <w:r>
+        <w:rPr>
+          <w:rFonts w:hint="eastAsia"/>
+          <w:sz w:val="24"/>
+          <w:shd w:val="clear" w:color="auto" w:fill="FDFDFE"/>
+        </w:rPr>
+        <w:t>remote control</w:t>
+      </w:r>
+      <w:proofErr w:type="gramEnd"/>
+      <w:r>
+        <w:rPr>
+          <w:rFonts w:hint="eastAsia"/>
+          <w:sz w:val="24"/>
+          <w:shd w:val="clear" w:color="auto" w:fill="FDFDFE"/>
+        </w:rPr>
+        <w:t xml:space="preserve"> capabilities. </w:t>
+      </w:r>
+      <w:proofErr w:type="gramStart"/>
+      <w:r>
+        <w:rPr>
+          <w:rFonts w:hint="eastAsia"/>
+          <w:sz w:val="24"/>
+          <w:shd w:val="clear" w:color="auto" w:fill="FDFDFE"/>
+        </w:rPr>
+        <w:t>an</w:t>
+      </w:r>
+      <w:proofErr w:type="gramEnd"/>
+      <w:r>
+        <w:rPr>
+          <w:rFonts w:hint="eastAsia"/>
+          <w:sz w:val="24"/>
+          <w:shd w:val="clear" w:color="auto" w:fill="FDFDFE"/>
+        </w:rPr>
+        <w:t xml:space="preserve"> intelligent saffron cultivation system </w:t>
+      </w:r>
+      <w:proofErr w:type="spellStart"/>
+      <w:proofErr w:type="gramStart"/>
+      <w:r>
+        <w:rPr>
+          <w:rFonts w:hint="eastAsia"/>
+          <w:sz w:val="24"/>
+          <w:shd w:val="clear" w:color="auto" w:fill="FDFDFE"/>
+        </w:rPr>
+        <w:t>base</w:t>
+      </w:r>
+      <w:proofErr w:type="spellEnd"/>
+      <w:proofErr w:type="gramEnd"/>
+      <w:r>
+        <w:rPr>
+          <w:rFonts w:hint="eastAsia"/>
+          <w:sz w:val="24"/>
+          <w:shd w:val="clear" w:color="auto" w:fill="FDFDFE"/>
+        </w:rPr>
+        <w:t xml:space="preserve"> on edge computing was created to improve </w:t>
+      </w:r>
+      <w:proofErr w:type="spellStart"/>
+      <w:r>
+        <w:rPr>
+          <w:rFonts w:hint="eastAsia"/>
+          <w:sz w:val="24"/>
+          <w:shd w:val="clear" w:color="auto" w:fill="FDFDFE"/>
+        </w:rPr>
+        <w:t>realtime</w:t>
+      </w:r>
+      <w:proofErr w:type="spellEnd"/>
+      <w:r>
+        <w:rPr>
+          <w:rFonts w:hint="eastAsia"/>
+          <w:sz w:val="24"/>
+          <w:shd w:val="clear" w:color="auto" w:fill="FDFDFE"/>
+        </w:rPr>
+        <w:t xml:space="preserve"> monitoring, automatic control; and </w:t>
+      </w:r>
+      <w:proofErr w:type="spellStart"/>
+      <w:r>
+        <w:rPr>
+          <w:rFonts w:hint="eastAsia"/>
+          <w:sz w:val="24"/>
+          <w:shd w:val="clear" w:color="auto" w:fill="FDFDFE"/>
+        </w:rPr>
+        <w:t>inteliigence</w:t>
+      </w:r>
+      <w:proofErr w:type="spellEnd"/>
+      <w:r>
+        <w:rPr>
+          <w:rFonts w:hint="eastAsia"/>
+          <w:sz w:val="24"/>
+          <w:shd w:val="clear" w:color="auto" w:fill="FDFDFE"/>
+        </w:rPr>
+        <w:t xml:space="preserve"> throughout the cultivation process. The system employs an overall architecture of device side, edge side, and </w:t>
+      </w:r>
+      <w:proofErr w:type="gramStart"/>
+      <w:r>
+        <w:rPr>
+          <w:rFonts w:hint="eastAsia"/>
+          <w:sz w:val="24"/>
+          <w:shd w:val="clear" w:color="auto" w:fill="FDFDFE"/>
+        </w:rPr>
+        <w:t>cloud based</w:t>
+      </w:r>
+      <w:proofErr w:type="gramEnd"/>
+      <w:r>
+        <w:rPr>
+          <w:rFonts w:hint="eastAsia"/>
+          <w:sz w:val="24"/>
+          <w:shd w:val="clear" w:color="auto" w:fill="FDFDFE"/>
+        </w:rPr>
+        <w:t xml:space="preserve"> expansion. Using an STM32F411 as the hardware core, </w:t>
+      </w:r>
+      <w:proofErr w:type="gramStart"/>
+      <w:r>
+        <w:rPr>
+          <w:rFonts w:hint="eastAsia"/>
+          <w:sz w:val="24"/>
+          <w:shd w:val="clear" w:color="auto" w:fill="FDFDFE"/>
+        </w:rPr>
+        <w:t>It</w:t>
+      </w:r>
+      <w:proofErr w:type="gramEnd"/>
+      <w:r>
+        <w:rPr>
+          <w:rFonts w:hint="eastAsia"/>
+          <w:sz w:val="24"/>
+          <w:shd w:val="clear" w:color="auto" w:fill="FDFDFE"/>
+        </w:rPr>
+        <w:t xml:space="preserve"> collects environmental parameters such as temperature, humidity, light intensity, and soil moisture, controls actuators, displays data on an OLED, and enables on-site interaction. Raspberry Pi 4B serves as the edge gateway, receiving device data via a USB virtual serial port. </w:t>
+      </w:r>
+      <w:proofErr w:type="spellStart"/>
+      <w:r>
+        <w:rPr>
+          <w:rFonts w:hint="eastAsia"/>
+          <w:sz w:val="24"/>
+          <w:shd w:val="clear" w:color="auto" w:fill="FDFDFE"/>
+        </w:rPr>
+        <w:t>MicroPython</w:t>
+      </w:r>
+      <w:proofErr w:type="spellEnd"/>
+      <w:r>
+        <w:rPr>
+          <w:rFonts w:hint="eastAsia"/>
+          <w:sz w:val="24"/>
+          <w:shd w:val="clear" w:color="auto" w:fill="FDFDFE"/>
+        </w:rPr>
+        <w:t xml:space="preserve">, Flask, and SQLite are used for </w:t>
+      </w:r>
+      <w:proofErr w:type="spellStart"/>
+      <w:r>
+        <w:rPr>
+          <w:rFonts w:hint="eastAsia"/>
+          <w:sz w:val="24"/>
+          <w:shd w:val="clear" w:color="auto" w:fill="FDFDFE"/>
+        </w:rPr>
+        <w:t>realtime</w:t>
+      </w:r>
+      <w:proofErr w:type="spellEnd"/>
+      <w:r>
+        <w:rPr>
+          <w:rFonts w:hint="eastAsia"/>
+          <w:sz w:val="24"/>
+          <w:shd w:val="clear" w:color="auto" w:fill="FDFDFE"/>
+        </w:rPr>
+        <w:t xml:space="preserve"> monitoring, historical data storage, web visualization, user access management, and automatic irrigation strategy configuration. MQTT is then used for </w:t>
+      </w:r>
+      <w:proofErr w:type="spellStart"/>
+      <w:r>
+        <w:rPr>
+          <w:rFonts w:hint="eastAsia"/>
+          <w:sz w:val="24"/>
+          <w:shd w:val="clear" w:color="auto" w:fill="FDFDFE"/>
+        </w:rPr>
+        <w:t>cloudbase</w:t>
+      </w:r>
+      <w:proofErr w:type="spellEnd"/>
+      <w:r>
+        <w:rPr>
+          <w:rFonts w:hint="eastAsia"/>
+          <w:sz w:val="24"/>
+          <w:shd w:val="clear" w:color="auto" w:fill="FDFDFE"/>
+        </w:rPr>
+        <w:t xml:space="preserve"> data expansion and remote access. Finally, </w:t>
+      </w:r>
+      <w:proofErr w:type="spellStart"/>
+      <w:r>
+        <w:rPr>
+          <w:rFonts w:hint="eastAsia"/>
+          <w:sz w:val="24"/>
+          <w:shd w:val="clear" w:color="auto" w:fill="FDFDFE"/>
+        </w:rPr>
+        <w:t>opencv</w:t>
+      </w:r>
+      <w:proofErr w:type="spellEnd"/>
+      <w:r>
+        <w:rPr>
+          <w:rFonts w:hint="eastAsia"/>
+          <w:sz w:val="24"/>
+          <w:shd w:val="clear" w:color="auto" w:fill="FDFDFE"/>
+        </w:rPr>
+        <w:t xml:space="preserve"> image analysis and local lightweight models are combined to enhance the system's environmental assessment and </w:t>
+      </w:r>
+      <w:proofErr w:type="spellStart"/>
+      <w:r>
+        <w:rPr>
+          <w:rFonts w:hint="eastAsia"/>
+          <w:sz w:val="24"/>
+          <w:shd w:val="clear" w:color="auto" w:fill="FDFDFE"/>
+        </w:rPr>
+        <w:t>decisionmaking</w:t>
+      </w:r>
+      <w:proofErr w:type="spellEnd"/>
+      <w:r>
+        <w:rPr>
+          <w:rFonts w:hint="eastAsia"/>
+          <w:sz w:val="24"/>
+          <w:shd w:val="clear" w:color="auto" w:fill="FDFDFE"/>
+        </w:rPr>
+        <w:t xml:space="preserve"> capabilities. The system test results show that this system can effectively perform </w:t>
+      </w:r>
+      <w:proofErr w:type="gramStart"/>
+      <w:r>
+        <w:rPr>
+          <w:rFonts w:hint="eastAsia"/>
+          <w:sz w:val="24"/>
+          <w:shd w:val="clear" w:color="auto" w:fill="FDFDFE"/>
+        </w:rPr>
+        <w:t>task</w:t>
+      </w:r>
+      <w:proofErr w:type="gramEnd"/>
+      <w:r>
+        <w:rPr>
+          <w:rFonts w:hint="eastAsia"/>
+          <w:sz w:val="24"/>
+          <w:shd w:val="clear" w:color="auto" w:fill="FDFDFE"/>
+        </w:rPr>
+        <w:t xml:space="preserve"> such as </w:t>
+      </w:r>
+      <w:proofErr w:type="spellStart"/>
+      <w:r>
+        <w:rPr>
+          <w:rFonts w:hint="eastAsia"/>
+          <w:sz w:val="24"/>
+          <w:shd w:val="clear" w:color="auto" w:fill="FDFDFE"/>
+        </w:rPr>
+        <w:t>realtime</w:t>
+      </w:r>
+      <w:proofErr w:type="spellEnd"/>
+      <w:r>
+        <w:rPr>
+          <w:rFonts w:hint="eastAsia"/>
+          <w:sz w:val="24"/>
+          <w:shd w:val="clear" w:color="auto" w:fill="FDFDFE"/>
+        </w:rPr>
+        <w:t xml:space="preserve"> monitoring of the saffron cultivation </w:t>
+      </w:r>
+      <w:proofErr w:type="spellStart"/>
+      <w:r>
+        <w:rPr>
+          <w:rFonts w:hint="eastAsia"/>
+          <w:sz w:val="24"/>
+          <w:shd w:val="clear" w:color="auto" w:fill="FDFDFE"/>
+        </w:rPr>
+        <w:t>environm</w:t>
+      </w:r>
+      <w:proofErr w:type="spellEnd"/>
+      <w:r>
+        <w:rPr>
+          <w:rFonts w:hint="eastAsia"/>
+          <w:sz w:val="24"/>
+          <w:shd w:val="clear" w:color="auto" w:fill="FDFDFE"/>
+        </w:rPr>
+        <w:t xml:space="preserve"> </w:t>
+      </w:r>
+      <w:proofErr w:type="spellStart"/>
+      <w:r>
+        <w:rPr>
+          <w:rFonts w:hint="eastAsia"/>
+          <w:sz w:val="24"/>
+          <w:shd w:val="clear" w:color="auto" w:fill="FDFDFE"/>
+        </w:rPr>
+        <w:t>ent</w:t>
+      </w:r>
+      <w:proofErr w:type="spellEnd"/>
+      <w:r>
+        <w:rPr>
+          <w:rFonts w:hint="eastAsia"/>
+          <w:sz w:val="24"/>
+          <w:shd w:val="clear" w:color="auto" w:fill="FDFDFE"/>
+        </w:rPr>
+        <w:t xml:space="preserve">, manual and automatic irrigation control, historical </w:t>
+      </w:r>
+      <w:proofErr w:type="spellStart"/>
+      <w:r>
+        <w:rPr>
+          <w:rFonts w:hint="eastAsia"/>
+          <w:sz w:val="24"/>
+          <w:shd w:val="clear" w:color="auto" w:fill="FDFDFE"/>
+        </w:rPr>
+        <w:t>date</w:t>
+      </w:r>
+      <w:proofErr w:type="spellEnd"/>
+      <w:r>
+        <w:rPr>
+          <w:rFonts w:hint="eastAsia"/>
+          <w:sz w:val="24"/>
+          <w:shd w:val="clear" w:color="auto" w:fill="FDFDFE"/>
+        </w:rPr>
+        <w:t xml:space="preserve"> visualization, and edge intelligent analysis. It features low cost, flexible deployment, and strong scalability, and can provide a feasible engineering solution for small scale intelligent cultivation of specialty economic crops.</w:t>
       </w:r>
     </w:p>
     <w:p>
@@ -2284,7 +2596,7 @@
           <w:r>
             <w:fldChar w:fldCharType="separate"/>
           </w:r>
-          <w:hyperlink w:anchor="_Toc226777230" w:history="1">
+          <w:hyperlink w:anchor="_Toc226920696" w:history="1">
             <w:r>
               <w:rPr>
                 <w:rStyle w:val="af6"/>
@@ -2326,7 +2638,7 @@
               <w:rPr>
                 <w:noProof/>
               </w:rPr>
-              <w:instrText>PAGEREF _Toc226777230 \h</w:instrText>
+              <w:instrText>PAGEREF _Toc226920696 \h</w:instrText>
             </w:r>
             <w:r>
               <w:rPr>
@@ -2373,7 +2685,7 @@
               <w14:ligatures w14:val="standardContextual"/>
             </w:rPr>
           </w:pPr>
-          <w:hyperlink w:anchor="_Toc226777231" w:history="1">
+          <w:hyperlink w:anchor="_Toc226920697" w:history="1">
             <w:r>
               <w:rPr>
                 <w:rStyle w:val="af6"/>
@@ -2415,7 +2727,7 @@
               <w:rPr>
                 <w:noProof/>
               </w:rPr>
-              <w:instrText>PAGEREF _Toc226777231 \h</w:instrText>
+              <w:instrText>PAGEREF _Toc226920697 \h</w:instrText>
             </w:r>
             <w:r>
               <w:rPr>
@@ -2462,7 +2774,7 @@
               <w14:ligatures w14:val="standardContextual"/>
             </w:rPr>
           </w:pPr>
-          <w:hyperlink w:anchor="_Toc226777232" w:history="1">
+          <w:hyperlink w:anchor="_Toc226920698" w:history="1">
             <w:r>
               <w:rPr>
                 <w:rStyle w:val="af6"/>
@@ -2504,7 +2816,7 @@
               <w:rPr>
                 <w:noProof/>
               </w:rPr>
-              <w:instrText>PAGEREF _Toc226777232 \h</w:instrText>
+              <w:instrText>PAGEREF _Toc226920698 \h</w:instrText>
             </w:r>
             <w:r>
               <w:rPr>
@@ -2551,7 +2863,7 @@
               <w14:ligatures w14:val="standardContextual"/>
             </w:rPr>
           </w:pPr>
-          <w:hyperlink w:anchor="_Toc226777233" w:history="1">
+          <w:hyperlink w:anchor="_Toc226920699" w:history="1">
             <w:r>
               <w:rPr>
                 <w:rStyle w:val="af6"/>
@@ -2593,7 +2905,7 @@
               <w:rPr>
                 <w:noProof/>
               </w:rPr>
-              <w:instrText>PAGEREF _Toc226777233 \h</w:instrText>
+              <w:instrText>PAGEREF _Toc226920699 \h</w:instrText>
             </w:r>
             <w:r>
               <w:rPr>
@@ -2643,7 +2955,7 @@
               <w14:ligatures w14:val="standardContextual"/>
             </w:rPr>
           </w:pPr>
-          <w:hyperlink w:anchor="_Toc226777234" w:history="1">
+          <w:hyperlink w:anchor="_Toc226920700" w:history="1">
             <w:r>
               <w:rPr>
                 <w:rStyle w:val="af6"/>
@@ -2685,7 +2997,7 @@
               <w:rPr>
                 <w:noProof/>
               </w:rPr>
-              <w:instrText>PAGEREF _Toc226777234 \h</w:instrText>
+              <w:instrText>PAGEREF _Toc226920700 \h</w:instrText>
             </w:r>
             <w:r>
               <w:rPr>
@@ -2735,7 +3047,7 @@
               <w14:ligatures w14:val="standardContextual"/>
             </w:rPr>
           </w:pPr>
-          <w:hyperlink w:anchor="_Toc226777235" w:history="1">
+          <w:hyperlink w:anchor="_Toc226920701" w:history="1">
             <w:r>
               <w:rPr>
                 <w:rStyle w:val="af6"/>
@@ -2777,7 +3089,7 @@
               <w:rPr>
                 <w:noProof/>
               </w:rPr>
-              <w:instrText>PAGEREF _Toc226777235 \h</w:instrText>
+              <w:instrText>PAGEREF _Toc226920701 \h</w:instrText>
             </w:r>
             <w:r>
               <w:rPr>
@@ -2824,7 +3136,7 @@
               <w14:ligatures w14:val="standardContextual"/>
             </w:rPr>
           </w:pPr>
-          <w:hyperlink w:anchor="_Toc226777236" w:history="1">
+          <w:hyperlink w:anchor="_Toc226920702" w:history="1">
             <w:r>
               <w:rPr>
                 <w:rStyle w:val="af6"/>
@@ -2866,7 +3178,7 @@
               <w:rPr>
                 <w:noProof/>
               </w:rPr>
-              <w:instrText>PAGEREF _Toc226777236 \h</w:instrText>
+              <w:instrText>PAGEREF _Toc226920702 \h</w:instrText>
             </w:r>
             <w:r>
               <w:rPr>
@@ -2916,7 +3228,7 @@
               <w14:ligatures w14:val="standardContextual"/>
             </w:rPr>
           </w:pPr>
-          <w:hyperlink w:anchor="_Toc226777237" w:history="1">
+          <w:hyperlink w:anchor="_Toc226920703" w:history="1">
             <w:r>
               <w:rPr>
                 <w:rStyle w:val="af6"/>
@@ -2958,7 +3270,7 @@
               <w:rPr>
                 <w:noProof/>
               </w:rPr>
-              <w:instrText>PAGEREF _Toc226777237 \h</w:instrText>
+              <w:instrText>PAGEREF _Toc226920703 \h</w:instrText>
             </w:r>
             <w:r>
               <w:rPr>
@@ -3005,7 +3317,7 @@
               <w14:ligatures w14:val="standardContextual"/>
             </w:rPr>
           </w:pPr>
-          <w:hyperlink w:anchor="_Toc226777238" w:history="1">
+          <w:hyperlink w:anchor="_Toc226920704" w:history="1">
             <w:r>
               <w:rPr>
                 <w:rStyle w:val="af6"/>
@@ -3047,7 +3359,7 @@
               <w:rPr>
                 <w:noProof/>
               </w:rPr>
-              <w:instrText>PAGEREF _Toc226777238 \h</w:instrText>
+              <w:instrText>PAGEREF _Toc226920704 \h</w:instrText>
             </w:r>
             <w:r>
               <w:rPr>
@@ -3094,7 +3406,7 @@
               <w14:ligatures w14:val="standardContextual"/>
             </w:rPr>
           </w:pPr>
-          <w:hyperlink w:anchor="_Toc226777239" w:history="1">
+          <w:hyperlink w:anchor="_Toc226920705" w:history="1">
             <w:r>
               <w:rPr>
                 <w:rStyle w:val="af6"/>
@@ -3136,7 +3448,7 @@
               <w:rPr>
                 <w:noProof/>
               </w:rPr>
-              <w:instrText>PAGEREF _Toc226777239 \h</w:instrText>
+              <w:instrText>PAGEREF _Toc226920705 \h</w:instrText>
             </w:r>
             <w:r>
               <w:rPr>
@@ -3186,7 +3498,7 @@
               <w14:ligatures w14:val="standardContextual"/>
             </w:rPr>
           </w:pPr>
-          <w:hyperlink w:anchor="_Toc226777240" w:history="1">
+          <w:hyperlink w:anchor="_Toc226920706" w:history="1">
             <w:r>
               <w:rPr>
                 <w:rStyle w:val="af6"/>
@@ -3244,7 +3556,7 @@
               <w:rPr>
                 <w:noProof/>
               </w:rPr>
-              <w:instrText>PAGEREF _Toc226777240 \h</w:instrText>
+              <w:instrText>PAGEREF _Toc226920706 \h</w:instrText>
             </w:r>
             <w:r>
               <w:rPr>
@@ -3294,7 +3606,7 @@
               <w14:ligatures w14:val="standardContextual"/>
             </w:rPr>
           </w:pPr>
-          <w:hyperlink w:anchor="_Toc226777241" w:history="1">
+          <w:hyperlink w:anchor="_Toc226920707" w:history="1">
             <w:r>
               <w:rPr>
                 <w:rStyle w:val="af6"/>
@@ -3336,7 +3648,7 @@
               <w:rPr>
                 <w:noProof/>
               </w:rPr>
-              <w:instrText>PAGEREF _Toc226777241 \h</w:instrText>
+              <w:instrText>PAGEREF _Toc226920707 \h</w:instrText>
             </w:r>
             <w:r>
               <w:rPr>
@@ -3383,7 +3695,7 @@
               <w14:ligatures w14:val="standardContextual"/>
             </w:rPr>
           </w:pPr>
-          <w:hyperlink w:anchor="_Toc226777242" w:history="1">
+          <w:hyperlink w:anchor="_Toc226920708" w:history="1">
             <w:r>
               <w:rPr>
                 <w:rStyle w:val="af6"/>
@@ -3425,7 +3737,7 @@
               <w:rPr>
                 <w:noProof/>
               </w:rPr>
-              <w:instrText>PAGEREF _Toc226777242 \h</w:instrText>
+              <w:instrText>PAGEREF _Toc226920708 \h</w:instrText>
             </w:r>
             <w:r>
               <w:rPr>
@@ -3475,7 +3787,7 @@
               <w14:ligatures w14:val="standardContextual"/>
             </w:rPr>
           </w:pPr>
-          <w:hyperlink w:anchor="_Toc226777243" w:history="1">
+          <w:hyperlink w:anchor="_Toc226920709" w:history="1">
             <w:r>
               <w:rPr>
                 <w:rStyle w:val="af6"/>
@@ -3533,7 +3845,7 @@
               <w:rPr>
                 <w:noProof/>
               </w:rPr>
-              <w:instrText>PAGEREF _Toc226777243 \h</w:instrText>
+              <w:instrText>PAGEREF _Toc226920709 \h</w:instrText>
             </w:r>
             <w:r>
               <w:rPr>
@@ -3583,7 +3895,7 @@
               <w14:ligatures w14:val="standardContextual"/>
             </w:rPr>
           </w:pPr>
-          <w:hyperlink w:anchor="_Toc226777244" w:history="1">
+          <w:hyperlink w:anchor="_Toc226920710" w:history="1">
             <w:r>
               <w:rPr>
                 <w:rStyle w:val="af6"/>
@@ -3625,7 +3937,7 @@
               <w:rPr>
                 <w:noProof/>
               </w:rPr>
-              <w:instrText>PAGEREF _Toc226777244 \h</w:instrText>
+              <w:instrText>PAGEREF _Toc226920710 \h</w:instrText>
             </w:r>
             <w:r>
               <w:rPr>
@@ -3675,7 +3987,7 @@
               <w14:ligatures w14:val="standardContextual"/>
             </w:rPr>
           </w:pPr>
-          <w:hyperlink w:anchor="_Toc226777245" w:history="1">
+          <w:hyperlink w:anchor="_Toc226920711" w:history="1">
             <w:r>
               <w:rPr>
                 <w:rStyle w:val="af6"/>
@@ -3717,7 +4029,7 @@
               <w:rPr>
                 <w:noProof/>
               </w:rPr>
-              <w:instrText>PAGEREF _Toc226777245 \h</w:instrText>
+              <w:instrText>PAGEREF _Toc226920711 \h</w:instrText>
             </w:r>
             <w:r>
               <w:rPr>
@@ -3764,7 +4076,7 @@
               <w14:ligatures w14:val="standardContextual"/>
             </w:rPr>
           </w:pPr>
-          <w:hyperlink w:anchor="_Toc226777246" w:history="1">
+          <w:hyperlink w:anchor="_Toc226920712" w:history="1">
             <w:r>
               <w:rPr>
                 <w:rStyle w:val="af6"/>
@@ -3806,7 +4118,7 @@
               <w:rPr>
                 <w:noProof/>
               </w:rPr>
-              <w:instrText>PAGEREF _Toc226777246 \h</w:instrText>
+              <w:instrText>PAGEREF _Toc226920712 \h</w:instrText>
             </w:r>
             <w:r>
               <w:rPr>
@@ -3856,7 +4168,7 @@
               <w14:ligatures w14:val="standardContextual"/>
             </w:rPr>
           </w:pPr>
-          <w:hyperlink w:anchor="_Toc226777247" w:history="1">
+          <w:hyperlink w:anchor="_Toc226920713" w:history="1">
             <w:r>
               <w:rPr>
                 <w:rStyle w:val="af6"/>
@@ -3898,7 +4210,7 @@
               <w:rPr>
                 <w:noProof/>
               </w:rPr>
-              <w:instrText>PAGEREF _Toc226777247 \h</w:instrText>
+              <w:instrText>PAGEREF _Toc226920713 \h</w:instrText>
             </w:r>
             <w:r>
               <w:rPr>
@@ -3948,7 +4260,7 @@
               <w14:ligatures w14:val="standardContextual"/>
             </w:rPr>
           </w:pPr>
-          <w:hyperlink w:anchor="_Toc226777248" w:history="1">
+          <w:hyperlink w:anchor="_Toc226920714" w:history="1">
             <w:r>
               <w:rPr>
                 <w:rStyle w:val="af6"/>
@@ -3990,7 +4302,7 @@
               <w:rPr>
                 <w:noProof/>
               </w:rPr>
-              <w:instrText>PAGEREF _Toc226777248 \h</w:instrText>
+              <w:instrText>PAGEREF _Toc226920714 \h</w:instrText>
             </w:r>
             <w:r>
               <w:rPr>
@@ -4037,7 +4349,7 @@
               <w14:ligatures w14:val="standardContextual"/>
             </w:rPr>
           </w:pPr>
-          <w:hyperlink w:anchor="_Toc226777249" w:history="1">
+          <w:hyperlink w:anchor="_Toc226920715" w:history="1">
             <w:r>
               <w:rPr>
                 <w:rStyle w:val="af6"/>
@@ -4079,7 +4391,7 @@
               <w:rPr>
                 <w:noProof/>
               </w:rPr>
-              <w:instrText>PAGEREF _Toc226777249 \h</w:instrText>
+              <w:instrText>PAGEREF _Toc226920715 \h</w:instrText>
             </w:r>
             <w:r>
               <w:rPr>
@@ -4126,7 +4438,7 @@
               <w14:ligatures w14:val="standardContextual"/>
             </w:rPr>
           </w:pPr>
-          <w:hyperlink w:anchor="_Toc226777250" w:history="1">
+          <w:hyperlink w:anchor="_Toc226920716" w:history="1">
             <w:r>
               <w:rPr>
                 <w:rStyle w:val="af6"/>
@@ -4168,7 +4480,7 @@
               <w:rPr>
                 <w:noProof/>
               </w:rPr>
-              <w:instrText>PAGEREF _Toc226777250 \h</w:instrText>
+              <w:instrText>PAGEREF _Toc226920716 \h</w:instrText>
             </w:r>
             <w:r>
               <w:rPr>
@@ -4215,7 +4527,7 @@
               <w14:ligatures w14:val="standardContextual"/>
             </w:rPr>
           </w:pPr>
-          <w:hyperlink w:anchor="_Toc226777251" w:history="1">
+          <w:hyperlink w:anchor="_Toc226920717" w:history="1">
             <w:r>
               <w:rPr>
                 <w:rStyle w:val="af6"/>
@@ -4257,7 +4569,7 @@
               <w:rPr>
                 <w:noProof/>
               </w:rPr>
-              <w:instrText>PAGEREF _Toc226777251 \h</w:instrText>
+              <w:instrText>PAGEREF _Toc226920717 \h</w:instrText>
             </w:r>
             <w:r>
               <w:rPr>
@@ -4307,7 +4619,7 @@
               <w14:ligatures w14:val="standardContextual"/>
             </w:rPr>
           </w:pPr>
-          <w:hyperlink w:anchor="_Toc226777252" w:history="1">
+          <w:hyperlink w:anchor="_Toc226920718" w:history="1">
             <w:r>
               <w:rPr>
                 <w:rStyle w:val="af6"/>
@@ -4349,7 +4661,7 @@
               <w:rPr>
                 <w:noProof/>
               </w:rPr>
-              <w:instrText>PAGEREF _Toc226777252 \h</w:instrText>
+              <w:instrText>PAGEREF _Toc226920718 \h</w:instrText>
             </w:r>
             <w:r>
               <w:rPr>
@@ -4399,7 +4711,7 @@
               <w14:ligatures w14:val="standardContextual"/>
             </w:rPr>
           </w:pPr>
-          <w:hyperlink w:anchor="_Toc226777253" w:history="1">
+          <w:hyperlink w:anchor="_Toc226920719" w:history="1">
             <w:r>
               <w:rPr>
                 <w:rStyle w:val="af6"/>
@@ -4441,7 +4753,7 @@
               <w:rPr>
                 <w:noProof/>
               </w:rPr>
-              <w:instrText>PAGEREF _Toc226777253 \h</w:instrText>
+              <w:instrText>PAGEREF _Toc226920719 \h</w:instrText>
             </w:r>
             <w:r>
               <w:rPr>
@@ -4491,7 +4803,7 @@
               <w14:ligatures w14:val="standardContextual"/>
             </w:rPr>
           </w:pPr>
-          <w:hyperlink w:anchor="_Toc226777254" w:history="1">
+          <w:hyperlink w:anchor="_Toc226920720" w:history="1">
             <w:r>
               <w:rPr>
                 <w:rStyle w:val="af6"/>
@@ -4533,7 +4845,7 @@
               <w:rPr>
                 <w:noProof/>
               </w:rPr>
-              <w:instrText>PAGEREF _Toc226777254 \h</w:instrText>
+              <w:instrText>PAGEREF _Toc226920720 \h</w:instrText>
             </w:r>
             <w:r>
               <w:rPr>
@@ -4583,7 +4895,7 @@
               <w14:ligatures w14:val="standardContextual"/>
             </w:rPr>
           </w:pPr>
-          <w:hyperlink w:anchor="_Toc226777255" w:history="1">
+          <w:hyperlink w:anchor="_Toc226920721" w:history="1">
             <w:r>
               <w:rPr>
                 <w:rStyle w:val="af6"/>
@@ -4625,7 +4937,7 @@
               <w:rPr>
                 <w:noProof/>
               </w:rPr>
-              <w:instrText>PAGEREF _Toc226777255 \h</w:instrText>
+              <w:instrText>PAGEREF _Toc226920721 \h</w:instrText>
             </w:r>
             <w:r>
               <w:rPr>
@@ -4675,7 +4987,7 @@
               <w14:ligatures w14:val="standardContextual"/>
             </w:rPr>
           </w:pPr>
-          <w:hyperlink w:anchor="_Toc226777256" w:history="1">
+          <w:hyperlink w:anchor="_Toc226920722" w:history="1">
             <w:r>
               <w:rPr>
                 <w:rStyle w:val="af6"/>
@@ -4717,7 +5029,7 @@
               <w:rPr>
                 <w:noProof/>
               </w:rPr>
-              <w:instrText>PAGEREF _Toc226777256 \h</w:instrText>
+              <w:instrText>PAGEREF _Toc226920722 \h</w:instrText>
             </w:r>
             <w:r>
               <w:rPr>
@@ -4767,7 +5079,7 @@
               <w14:ligatures w14:val="standardContextual"/>
             </w:rPr>
           </w:pPr>
-          <w:hyperlink w:anchor="_Toc226777257" w:history="1">
+          <w:hyperlink w:anchor="_Toc226920723" w:history="1">
             <w:r>
               <w:rPr>
                 <w:rStyle w:val="af6"/>
@@ -4809,7 +5121,7 @@
               <w:rPr>
                 <w:noProof/>
               </w:rPr>
-              <w:instrText>PAGEREF _Toc226777257 \h</w:instrText>
+              <w:instrText>PAGEREF _Toc226920723 \h</w:instrText>
             </w:r>
             <w:r>
               <w:rPr>
@@ -4856,7 +5168,7 @@
               <w14:ligatures w14:val="standardContextual"/>
             </w:rPr>
           </w:pPr>
-          <w:hyperlink w:anchor="_Toc226777258" w:history="1">
+          <w:hyperlink w:anchor="_Toc226920724" w:history="1">
             <w:r>
               <w:rPr>
                 <w:rStyle w:val="af6"/>
@@ -4898,7 +5210,7 @@
               <w:rPr>
                 <w:noProof/>
               </w:rPr>
-              <w:instrText>PAGEREF _Toc226777258 \h</w:instrText>
+              <w:instrText>PAGEREF _Toc226920724 \h</w:instrText>
             </w:r>
             <w:r>
               <w:rPr>
@@ -4945,7 +5257,7 @@
               <w14:ligatures w14:val="standardContextual"/>
             </w:rPr>
           </w:pPr>
-          <w:hyperlink w:anchor="_Toc226777259" w:history="1">
+          <w:hyperlink w:anchor="_Toc226920725" w:history="1">
             <w:r>
               <w:rPr>
                 <w:rStyle w:val="af6"/>
@@ -4987,7 +5299,7 @@
               <w:rPr>
                 <w:noProof/>
               </w:rPr>
-              <w:instrText>PAGEREF _Toc226777259 \h</w:instrText>
+              <w:instrText>PAGEREF _Toc226920725 \h</w:instrText>
             </w:r>
             <w:r>
               <w:rPr>
@@ -5037,7 +5349,7 @@
               <w14:ligatures w14:val="standardContextual"/>
             </w:rPr>
           </w:pPr>
-          <w:hyperlink w:anchor="_Toc226777260" w:history="1">
+          <w:hyperlink w:anchor="_Toc226920726" w:history="1">
             <w:r>
               <w:rPr>
                 <w:rStyle w:val="af6"/>
@@ -5079,7 +5391,7 @@
               <w:rPr>
                 <w:noProof/>
               </w:rPr>
-              <w:instrText>PAGEREF _Toc226777260 \h</w:instrText>
+              <w:instrText>PAGEREF _Toc226920726 \h</w:instrText>
             </w:r>
             <w:r>
               <w:rPr>
@@ -5129,7 +5441,7 @@
               <w14:ligatures w14:val="standardContextual"/>
             </w:rPr>
           </w:pPr>
-          <w:hyperlink w:anchor="_Toc226777261" w:history="1">
+          <w:hyperlink w:anchor="_Toc226920727" w:history="1">
             <w:r>
               <w:rPr>
                 <w:rStyle w:val="af6"/>
@@ -5171,7 +5483,7 @@
               <w:rPr>
                 <w:noProof/>
               </w:rPr>
-              <w:instrText>PAGEREF _Toc226777261 \h</w:instrText>
+              <w:instrText>PAGEREF _Toc226920727 \h</w:instrText>
             </w:r>
             <w:r>
               <w:rPr>
@@ -5221,7 +5533,7 @@
               <w14:ligatures w14:val="standardContextual"/>
             </w:rPr>
           </w:pPr>
-          <w:hyperlink w:anchor="_Toc226777262" w:history="1">
+          <w:hyperlink w:anchor="_Toc226920728" w:history="1">
             <w:r>
               <w:rPr>
                 <w:rStyle w:val="af6"/>
@@ -5263,7 +5575,7 @@
               <w:rPr>
                 <w:noProof/>
               </w:rPr>
-              <w:instrText>PAGEREF _Toc226777262 \h</w:instrText>
+              <w:instrText>PAGEREF _Toc226920728 \h</w:instrText>
             </w:r>
             <w:r>
               <w:rPr>
@@ -5313,7 +5625,7 @@
               <w14:ligatures w14:val="standardContextual"/>
             </w:rPr>
           </w:pPr>
-          <w:hyperlink w:anchor="_Toc226777263" w:history="1">
+          <w:hyperlink w:anchor="_Toc226920729" w:history="1">
             <w:r>
               <w:rPr>
                 <w:rStyle w:val="af6"/>
@@ -5355,7 +5667,7 @@
               <w:rPr>
                 <w:noProof/>
               </w:rPr>
-              <w:instrText>PAGEREF _Toc226777263 \h</w:instrText>
+              <w:instrText>PAGEREF _Toc226920729 \h</w:instrText>
             </w:r>
             <w:r>
               <w:rPr>
@@ -5402,7 +5714,7 @@
               <w14:ligatures w14:val="standardContextual"/>
             </w:rPr>
           </w:pPr>
-          <w:hyperlink w:anchor="_Toc226777264" w:history="1">
+          <w:hyperlink w:anchor="_Toc226920730" w:history="1">
             <w:r>
               <w:rPr>
                 <w:rStyle w:val="af6"/>
@@ -5460,7 +5772,7 @@
               <w:rPr>
                 <w:noProof/>
               </w:rPr>
-              <w:instrText>PAGEREF _Toc226777264 \h</w:instrText>
+              <w:instrText>PAGEREF _Toc226920730 \h</w:instrText>
             </w:r>
             <w:r>
               <w:rPr>
@@ -5510,7 +5822,7 @@
               <w14:ligatures w14:val="standardContextual"/>
             </w:rPr>
           </w:pPr>
-          <w:hyperlink w:anchor="_Toc226777265" w:history="1">
+          <w:hyperlink w:anchor="_Toc226920731" w:history="1">
             <w:r>
               <w:rPr>
                 <w:rStyle w:val="af6"/>
@@ -5552,7 +5864,7 @@
               <w:rPr>
                 <w:noProof/>
               </w:rPr>
-              <w:instrText>PAGEREF _Toc226777265 \h</w:instrText>
+              <w:instrText>PAGEREF _Toc226920731 \h</w:instrText>
             </w:r>
             <w:r>
               <w:rPr>
@@ -5599,7 +5911,7 @@
               <w14:ligatures w14:val="standardContextual"/>
             </w:rPr>
           </w:pPr>
-          <w:hyperlink w:anchor="_Toc226777266" w:history="1">
+          <w:hyperlink w:anchor="_Toc226920732" w:history="1">
             <w:r>
               <w:rPr>
                 <w:rStyle w:val="af6"/>
@@ -5641,7 +5953,7 @@
               <w:rPr>
                 <w:noProof/>
               </w:rPr>
-              <w:instrText>PAGEREF _Toc226777266 \h</w:instrText>
+              <w:instrText>PAGEREF _Toc226920732 \h</w:instrText>
             </w:r>
             <w:r>
               <w:rPr>
@@ -5688,7 +6000,7 @@
               <w14:ligatures w14:val="standardContextual"/>
             </w:rPr>
           </w:pPr>
-          <w:hyperlink w:anchor="_Toc226777267" w:history="1">
+          <w:hyperlink w:anchor="_Toc226920733" w:history="1">
             <w:r>
               <w:rPr>
                 <w:rStyle w:val="af6"/>
@@ -5730,7 +6042,7 @@
               <w:rPr>
                 <w:noProof/>
               </w:rPr>
-              <w:instrText>PAGEREF _Toc226777267 \h</w:instrText>
+              <w:instrText>PAGEREF _Toc226920733 \h</w:instrText>
             </w:r>
             <w:r>
               <w:rPr>
@@ -5777,7 +6089,7 @@
               <w14:ligatures w14:val="standardContextual"/>
             </w:rPr>
           </w:pPr>
-          <w:hyperlink w:anchor="_Toc226777268" w:history="1">
+          <w:hyperlink w:anchor="_Toc226920734" w:history="1">
             <w:r>
               <w:rPr>
                 <w:rStyle w:val="af6"/>
@@ -5819,7 +6131,7 @@
               <w:rPr>
                 <w:noProof/>
               </w:rPr>
-              <w:instrText>PAGEREF _Toc226777268 \h</w:instrText>
+              <w:instrText>PAGEREF _Toc226920734 \h</w:instrText>
             </w:r>
             <w:r>
               <w:rPr>
@@ -5866,7 +6178,7 @@
               <w14:ligatures w14:val="standardContextual"/>
             </w:rPr>
           </w:pPr>
-          <w:hyperlink w:anchor="_Toc226777269" w:history="1">
+          <w:hyperlink w:anchor="_Toc226920735" w:history="1">
             <w:r>
               <w:rPr>
                 <w:rStyle w:val="af6"/>
@@ -5908,7 +6220,7 @@
               <w:rPr>
                 <w:noProof/>
               </w:rPr>
-              <w:instrText>PAGEREF _Toc226777269 \h</w:instrText>
+              <w:instrText>PAGEREF _Toc226920735 \h</w:instrText>
             </w:r>
             <w:r>
               <w:rPr>
@@ -5958,7 +6270,7 @@
               <w14:ligatures w14:val="standardContextual"/>
             </w:rPr>
           </w:pPr>
-          <w:hyperlink w:anchor="_Toc226777270" w:history="1">
+          <w:hyperlink w:anchor="_Toc226920736" w:history="1">
             <w:r>
               <w:rPr>
                 <w:rStyle w:val="af6"/>
@@ -6000,7 +6312,7 @@
               <w:rPr>
                 <w:noProof/>
               </w:rPr>
-              <w:instrText>PAGEREF _Toc226777270 \h</w:instrText>
+              <w:instrText>PAGEREF _Toc226920736 \h</w:instrText>
             </w:r>
             <w:r>
               <w:rPr>
@@ -6026,7 +6338,7 @@
               <w:rPr>
                 <w:noProof/>
               </w:rPr>
-              <w:t>27</w:t>
+              <w:t>25</w:t>
             </w:r>
             <w:r>
               <w:rPr>
@@ -6047,7 +6359,7 @@
               <w14:ligatures w14:val="standardContextual"/>
             </w:rPr>
           </w:pPr>
-          <w:hyperlink w:anchor="_Toc226777271" w:history="1">
+          <w:hyperlink w:anchor="_Toc226920737" w:history="1">
             <w:r>
               <w:rPr>
                 <w:rStyle w:val="af6"/>
@@ -6089,7 +6401,7 @@
               <w:rPr>
                 <w:noProof/>
               </w:rPr>
-              <w:instrText>PAGEREF _Toc226777271 \h</w:instrText>
+              <w:instrText>PAGEREF _Toc226920737 \h</w:instrText>
             </w:r>
             <w:r>
               <w:rPr>
@@ -6115,7 +6427,7 @@
               <w:rPr>
                 <w:noProof/>
               </w:rPr>
-              <w:t>27</w:t>
+              <w:t>25</w:t>
             </w:r>
             <w:r>
               <w:rPr>
@@ -6136,7 +6448,7 @@
               <w14:ligatures w14:val="standardContextual"/>
             </w:rPr>
           </w:pPr>
-          <w:hyperlink w:anchor="_Toc226777272" w:history="1">
+          <w:hyperlink w:anchor="_Toc226920738" w:history="1">
             <w:r>
               <w:rPr>
                 <w:rStyle w:val="af6"/>
@@ -6178,7 +6490,7 @@
               <w:rPr>
                 <w:noProof/>
               </w:rPr>
-              <w:instrText>PAGEREF _Toc226777272 \h</w:instrText>
+              <w:instrText>PAGEREF _Toc226920738 \h</w:instrText>
             </w:r>
             <w:r>
               <w:rPr>
@@ -6204,7 +6516,7 @@
               <w:rPr>
                 <w:noProof/>
               </w:rPr>
-              <w:t>28</w:t>
+              <w:t>26</w:t>
             </w:r>
             <w:r>
               <w:rPr>
@@ -6228,7 +6540,7 @@
               <w14:ligatures w14:val="standardContextual"/>
             </w:rPr>
           </w:pPr>
-          <w:hyperlink w:anchor="_Toc226777273" w:history="1">
+          <w:hyperlink w:anchor="_Toc226920739" w:history="1">
             <w:r>
               <w:rPr>
                 <w:rStyle w:val="af6"/>
@@ -6270,7 +6582,7 @@
               <w:rPr>
                 <w:noProof/>
               </w:rPr>
-              <w:instrText>PAGEREF _Toc226777273 \h</w:instrText>
+              <w:instrText>PAGEREF _Toc226920739 \h</w:instrText>
             </w:r>
             <w:r>
               <w:rPr>
@@ -6296,7 +6608,7 @@
               <w:rPr>
                 <w:noProof/>
               </w:rPr>
-              <w:t>28</w:t>
+              <w:t>26</w:t>
             </w:r>
             <w:r>
               <w:rPr>
@@ -6320,7 +6632,7 @@
               <w14:ligatures w14:val="standardContextual"/>
             </w:rPr>
           </w:pPr>
-          <w:hyperlink w:anchor="_Toc226777274" w:history="1">
+          <w:hyperlink w:anchor="_Toc226920740" w:history="1">
             <w:r>
               <w:rPr>
                 <w:rStyle w:val="af6"/>
@@ -6362,7 +6674,7 @@
               <w:rPr>
                 <w:noProof/>
               </w:rPr>
-              <w:instrText>PAGEREF _Toc226777274 \h</w:instrText>
+              <w:instrText>PAGEREF _Toc226920740 \h</w:instrText>
             </w:r>
             <w:r>
               <w:rPr>
@@ -6388,7 +6700,7 @@
               <w:rPr>
                 <w:noProof/>
               </w:rPr>
-              <w:t>29</w:t>
+              <w:t>28</w:t>
             </w:r>
             <w:r>
               <w:rPr>
@@ -6412,7 +6724,7 @@
               <w14:ligatures w14:val="standardContextual"/>
             </w:rPr>
           </w:pPr>
-          <w:hyperlink w:anchor="_Toc226777275" w:history="1">
+          <w:hyperlink w:anchor="_Toc226920741" w:history="1">
             <w:r>
               <w:rPr>
                 <w:rStyle w:val="af6"/>
@@ -6454,7 +6766,7 @@
               <w:rPr>
                 <w:noProof/>
               </w:rPr>
-              <w:instrText>PAGEREF _Toc226777275 \h</w:instrText>
+              <w:instrText>PAGEREF _Toc226920741 \h</w:instrText>
             </w:r>
             <w:r>
               <w:rPr>
@@ -6480,7 +6792,7 @@
               <w:rPr>
                 <w:noProof/>
               </w:rPr>
-              <w:t>30</w:t>
+              <w:t>29</w:t>
             </w:r>
             <w:r>
               <w:rPr>
@@ -6501,7 +6813,7 @@
               <w14:ligatures w14:val="standardContextual"/>
             </w:rPr>
           </w:pPr>
-          <w:hyperlink w:anchor="_Toc226777276" w:history="1">
+          <w:hyperlink w:anchor="_Toc226920742" w:history="1">
             <w:r>
               <w:rPr>
                 <w:rStyle w:val="af6"/>
@@ -6543,7 +6855,7 @@
               <w:rPr>
                 <w:noProof/>
               </w:rPr>
-              <w:instrText>PAGEREF _Toc226777276 \h</w:instrText>
+              <w:instrText>PAGEREF _Toc226920742 \h</w:instrText>
             </w:r>
             <w:r>
               <w:rPr>
@@ -6569,7 +6881,7 @@
               <w:rPr>
                 <w:noProof/>
               </w:rPr>
-              <w:t>31</w:t>
+              <w:t>33</w:t>
             </w:r>
             <w:r>
               <w:rPr>
@@ -6593,7 +6905,7 @@
               <w14:ligatures w14:val="standardContextual"/>
             </w:rPr>
           </w:pPr>
-          <w:hyperlink w:anchor="_Toc226777277" w:history="1">
+          <w:hyperlink w:anchor="_Toc226920743" w:history="1">
             <w:r>
               <w:rPr>
                 <w:rStyle w:val="af6"/>
@@ -6635,7 +6947,7 @@
               <w:rPr>
                 <w:noProof/>
               </w:rPr>
-              <w:instrText>PAGEREF _Toc226777277 \h</w:instrText>
+              <w:instrText>PAGEREF _Toc226920743 \h</w:instrText>
             </w:r>
             <w:r>
               <w:rPr>
@@ -6661,7 +6973,7 @@
               <w:rPr>
                 <w:noProof/>
               </w:rPr>
-              <w:t>31</w:t>
+              <w:t>34</w:t>
             </w:r>
             <w:r>
               <w:rPr>
@@ -6682,7 +6994,7 @@
               <w14:ligatures w14:val="standardContextual"/>
             </w:rPr>
           </w:pPr>
-          <w:hyperlink w:anchor="_Toc226777278" w:history="1">
+          <w:hyperlink w:anchor="_Toc226920744" w:history="1">
             <w:r>
               <w:rPr>
                 <w:rStyle w:val="af6"/>
@@ -6724,7 +7036,7 @@
               <w:rPr>
                 <w:noProof/>
               </w:rPr>
-              <w:instrText>PAGEREF _Toc226777278 \h</w:instrText>
+              <w:instrText>PAGEREF _Toc226920744 \h</w:instrText>
             </w:r>
             <w:r>
               <w:rPr>
@@ -6750,7 +7062,7 @@
               <w:rPr>
                 <w:noProof/>
               </w:rPr>
-              <w:t>31</w:t>
+              <w:t>34</w:t>
             </w:r>
             <w:r>
               <w:rPr>
@@ -6771,7 +7083,7 @@
               <w14:ligatures w14:val="standardContextual"/>
             </w:rPr>
           </w:pPr>
-          <w:hyperlink w:anchor="_Toc226777279" w:history="1">
+          <w:hyperlink w:anchor="_Toc226920745" w:history="1">
             <w:r>
               <w:rPr>
                 <w:rStyle w:val="af6"/>
@@ -6813,7 +7125,7 @@
               <w:rPr>
                 <w:noProof/>
               </w:rPr>
-              <w:instrText>PAGEREF _Toc226777279 \h</w:instrText>
+              <w:instrText>PAGEREF _Toc226920745 \h</w:instrText>
             </w:r>
             <w:r>
               <w:rPr>
@@ -6839,7 +7151,7 @@
               <w:rPr>
                 <w:noProof/>
               </w:rPr>
-              <w:t>32</w:t>
+              <w:t>34</w:t>
             </w:r>
             <w:r>
               <w:rPr>
@@ -6860,7 +7172,7 @@
               <w14:ligatures w14:val="standardContextual"/>
             </w:rPr>
           </w:pPr>
-          <w:hyperlink w:anchor="_Toc226777280" w:history="1">
+          <w:hyperlink w:anchor="_Toc226920746" w:history="1">
             <w:r>
               <w:rPr>
                 <w:rStyle w:val="af6"/>
@@ -6902,7 +7214,7 @@
               <w:rPr>
                 <w:noProof/>
               </w:rPr>
-              <w:instrText>PAGEREF _Toc226777280 \h</w:instrText>
+              <w:instrText>PAGEREF _Toc226920746 \h</w:instrText>
             </w:r>
             <w:r>
               <w:rPr>
@@ -6928,7 +7240,7 @@
               <w:rPr>
                 <w:noProof/>
               </w:rPr>
-              <w:t>33</w:t>
+              <w:t>35</w:t>
             </w:r>
             <w:r>
               <w:rPr>
@@ -6952,7 +7264,7 @@
               <w14:ligatures w14:val="standardContextual"/>
             </w:rPr>
           </w:pPr>
-          <w:hyperlink w:anchor="_Toc226777281" w:history="1">
+          <w:hyperlink w:anchor="_Toc226920747" w:history="1">
             <w:r>
               <w:rPr>
                 <w:rStyle w:val="af6"/>
@@ -6988,7 +7300,7 @@
               <w:rPr>
                 <w:noProof/>
               </w:rPr>
-              <w:instrText>PAGEREF _Toc226777281 \h</w:instrText>
+              <w:instrText>PAGEREF _Toc226920747 \h</w:instrText>
             </w:r>
             <w:r>
               <w:rPr>
@@ -7014,7 +7326,7 @@
               <w:rPr>
                 <w:noProof/>
               </w:rPr>
-              <w:t>34</w:t>
+              <w:t>36</w:t>
             </w:r>
             <w:r>
               <w:rPr>
@@ -7038,7 +7350,7 @@
               <w14:ligatures w14:val="standardContextual"/>
             </w:rPr>
           </w:pPr>
-          <w:hyperlink w:anchor="_Toc226777282" w:history="1">
+          <w:hyperlink w:anchor="_Toc226920748" w:history="1">
             <w:r>
               <w:rPr>
                 <w:rStyle w:val="af6"/>
@@ -7074,7 +7386,7 @@
               <w:rPr>
                 <w:noProof/>
               </w:rPr>
-              <w:instrText>PAGEREF _Toc226777282 \h</w:instrText>
+              <w:instrText>PAGEREF _Toc226920748 \h</w:instrText>
             </w:r>
             <w:r>
               <w:rPr>
@@ -7100,7 +7412,7 @@
               <w:rPr>
                 <w:noProof/>
               </w:rPr>
-              <w:t>37</w:t>
+              <w:t>39</w:t>
             </w:r>
             <w:r>
               <w:rPr>
@@ -7152,8 +7464,8 @@
         <w:pStyle w:val="1"/>
       </w:pPr>
       <w:bookmarkStart w:id="1" w:name="_Toc9447"/>
-      <w:bookmarkStart w:id="2" w:name="_Toc226777230"/>
-      <w:bookmarkStart w:id="3" w:name="绪论"/>
+      <w:bookmarkStart w:id="2" w:name="绪论"/>
+      <w:bookmarkStart w:id="3" w:name="_Toc226920696"/>
       <w:r>
         <w:rPr>
           <w:rFonts w:hint="eastAsia"/>
@@ -7168,15 +7480,15 @@
         <w:t>绪论</w:t>
       </w:r>
       <w:bookmarkEnd w:id="1"/>
-      <w:bookmarkEnd w:id="2"/>
+      <w:bookmarkEnd w:id="3"/>
     </w:p>
     <w:p>
       <w:pPr>
         <w:pStyle w:val="20"/>
       </w:pPr>
       <w:bookmarkStart w:id="4" w:name="_Toc21158"/>
-      <w:bookmarkStart w:id="5" w:name="_Toc226777231"/>
-      <w:bookmarkStart w:id="6" w:name="研究背景"/>
+      <w:bookmarkStart w:id="5" w:name="研究背景"/>
+      <w:bookmarkStart w:id="6" w:name="_Toc226920697"/>
       <w:r>
         <w:rPr>
           <w:rFonts w:hint="eastAsia"/>
@@ -7190,7 +7502,7 @@
         <w:t>研究背景</w:t>
       </w:r>
       <w:bookmarkEnd w:id="4"/>
-      <w:bookmarkEnd w:id="5"/>
+      <w:bookmarkEnd w:id="6"/>
     </w:p>
     <w:p>
       <w:pPr>
@@ -7236,7 +7548,23 @@
           <w:rFonts w:hint="eastAsia"/>
           <w:lang w:val="zh-CN"/>
         </w:rPr>
-        <w:t>藏红花属于有较高经济价值的特色经济作物，它的生命周期存在明显的阶段特点，精细化管理要求比较高。在传统的手工灌溉及管理方式中存在着许多问题，劳动强度大，响应慢，监测次数少，过程不能溯源，环境一致性无法控制。当产业规模扩大或者环境变得更为复杂的时候，人工管理所造成的成本和不稳定性就会急剧增加。因此，建立一个环境感知、边缘处理、自动控制、数据可视化、云端扩展的系统，有较高的研究价值和应用意义。</w:t>
+        <w:t>藏红花属于有较高经济价值的特色经济作物，它的生命周期存在明显的阶段特点，精细化管理要求比较高。在传统的手工灌溉及管理方式中存在着许多问题，劳动强度大，响应慢，监测次数少，过程不能溯源，环境一致性无法控制。</w:t>
+      </w:r>
+      <w:proofErr w:type="gramStart"/>
+      <w:r>
+        <w:rPr>
+          <w:rFonts w:hint="eastAsia"/>
+          <w:lang w:val="zh-CN"/>
+        </w:rPr>
+        <w:t>当产业</w:t>
+      </w:r>
+      <w:proofErr w:type="gramEnd"/>
+      <w:r>
+        <w:rPr>
+          <w:rFonts w:hint="eastAsia"/>
+          <w:lang w:val="zh-CN"/>
+        </w:rPr>
+        <w:t>规模扩大或者环境变得更为复杂的时候，人工管理所造成的成本和不稳定性就会急剧增加。因此，建立一个环境感知、边缘处理、自动控制、数据可视化、云端扩展的系统，有较高的研究价值和应用意义。</w:t>
       </w:r>
     </w:p>
     <w:p>
@@ -7244,9 +7572,9 @@
         <w:pStyle w:val="20"/>
       </w:pPr>
       <w:bookmarkStart w:id="7" w:name="_Toc32486"/>
-      <w:bookmarkStart w:id="8" w:name="_Toc226777232"/>
-      <w:bookmarkStart w:id="9" w:name="研究目的及意义"/>
-      <w:bookmarkEnd w:id="6"/>
+      <w:bookmarkStart w:id="8" w:name="研究目的及意义"/>
+      <w:bookmarkStart w:id="9" w:name="_Toc226920698"/>
+      <w:bookmarkEnd w:id="5"/>
       <w:r>
         <w:rPr>
           <w:rFonts w:hint="eastAsia"/>
@@ -7260,7 +7588,7 @@
         <w:t>研究目的及意义</w:t>
       </w:r>
       <w:bookmarkEnd w:id="7"/>
-      <w:bookmarkEnd w:id="8"/>
+      <w:bookmarkEnd w:id="9"/>
     </w:p>
     <w:p>
       <w:pPr>
@@ -7451,9 +7779,9 @@
         <w:pStyle w:val="20"/>
       </w:pPr>
       <w:bookmarkStart w:id="10" w:name="_Toc21593"/>
-      <w:bookmarkStart w:id="11" w:name="_Toc226777233"/>
-      <w:bookmarkStart w:id="12" w:name="国内外研究现状"/>
-      <w:bookmarkEnd w:id="9"/>
+      <w:bookmarkStart w:id="11" w:name="国内外研究现状"/>
+      <w:bookmarkStart w:id="12" w:name="_Toc226920699"/>
+      <w:bookmarkEnd w:id="8"/>
       <w:r>
         <w:rPr>
           <w:rFonts w:hint="eastAsia"/>
@@ -7467,15 +7795,15 @@
         <w:t>国内外研究现状</w:t>
       </w:r>
       <w:bookmarkEnd w:id="10"/>
-      <w:bookmarkEnd w:id="11"/>
+      <w:bookmarkEnd w:id="12"/>
     </w:p>
     <w:p>
       <w:pPr>
         <w:pStyle w:val="3"/>
       </w:pPr>
       <w:bookmarkStart w:id="13" w:name="_Toc5463"/>
-      <w:bookmarkStart w:id="14" w:name="_Toc226777234"/>
-      <w:bookmarkStart w:id="15" w:name="国内研究现状"/>
+      <w:bookmarkStart w:id="14" w:name="国内研究现状"/>
+      <w:bookmarkStart w:id="15" w:name="_Toc226920700"/>
       <w:r>
         <w:rPr>
           <w:rFonts w:hint="eastAsia"/>
@@ -7489,7 +7817,7 @@
         <w:t>国内研究现状</w:t>
       </w:r>
       <w:bookmarkEnd w:id="13"/>
-      <w:bookmarkEnd w:id="14"/>
+      <w:bookmarkEnd w:id="15"/>
     </w:p>
     <w:p>
       <w:pPr>
@@ -7576,9 +7904,9 @@
         <w:pStyle w:val="3"/>
       </w:pPr>
       <w:bookmarkStart w:id="16" w:name="_Toc24203"/>
-      <w:bookmarkStart w:id="17" w:name="_Toc226777235"/>
-      <w:bookmarkStart w:id="18" w:name="国外研究现状"/>
-      <w:bookmarkEnd w:id="15"/>
+      <w:bookmarkStart w:id="17" w:name="国外研究现状"/>
+      <w:bookmarkStart w:id="18" w:name="_Toc226920701"/>
+      <w:bookmarkEnd w:id="14"/>
       <w:r>
         <w:rPr>
           <w:rFonts w:hint="eastAsia"/>
@@ -7592,7 +7920,7 @@
         <w:t>国外研究现状</w:t>
       </w:r>
       <w:bookmarkEnd w:id="16"/>
-      <w:bookmarkEnd w:id="17"/>
+      <w:bookmarkEnd w:id="18"/>
     </w:p>
     <w:p>
       <w:pPr>
@@ -7677,7 +8005,23 @@
           <w:rFonts w:hint="eastAsia"/>
           <w:lang w:val="zh-CN"/>
         </w:rPr>
-        <w:t>但是对小型、低成本、适合教学、轻量部署的特色作物培育系统，还需要更加贴近实际应用的工程化方案。因此本文根据藏红花培育的实际需要提出一种结合嵌入式采集、边缘服务、本地数据库、可视化管理以及智能扩展的综合实现方案。</w:t>
+        <w:t>但是对小型、低成本、适合教学、轻</w:t>
+      </w:r>
+      <w:proofErr w:type="gramStart"/>
+      <w:r>
+        <w:rPr>
+          <w:rFonts w:hint="eastAsia"/>
+          <w:lang w:val="zh-CN"/>
+        </w:rPr>
+        <w:t>量部署</w:t>
+      </w:r>
+      <w:proofErr w:type="gramEnd"/>
+      <w:r>
+        <w:rPr>
+          <w:rFonts w:hint="eastAsia"/>
+          <w:lang w:val="zh-CN"/>
+        </w:rPr>
+        <w:t>的特色作物培育系统，还需要更加贴近实际应用的工程化方案。因此本文根据藏红花培育的实际需要提出一种结合嵌入式采集、边缘服务、本地数据库、可视化管理以及智能扩展的综合实现方案。</w:t>
       </w:r>
     </w:p>
     <w:p>
@@ -7685,10 +8029,10 @@
         <w:pStyle w:val="20"/>
       </w:pPr>
       <w:bookmarkStart w:id="19" w:name="_Toc11735"/>
-      <w:bookmarkStart w:id="20" w:name="_Toc226777236"/>
-      <w:bookmarkStart w:id="21" w:name="研究主要内容"/>
-      <w:bookmarkEnd w:id="12"/>
-      <w:bookmarkEnd w:id="18"/>
+      <w:bookmarkStart w:id="20" w:name="研究主要内容"/>
+      <w:bookmarkStart w:id="21" w:name="_Toc226920702"/>
+      <w:bookmarkEnd w:id="11"/>
+      <w:bookmarkEnd w:id="17"/>
       <w:r>
         <w:rPr>
           <w:rFonts w:hint="eastAsia"/>
@@ -7702,7 +8046,7 @@
         <w:t>研究主要内容</w:t>
       </w:r>
       <w:bookmarkEnd w:id="19"/>
-      <w:bookmarkEnd w:id="20"/>
+      <w:bookmarkEnd w:id="21"/>
     </w:p>
     <w:p>
       <w:pPr>
@@ -8048,10 +8392,10 @@
         <w:pStyle w:val="1"/>
       </w:pPr>
       <w:bookmarkStart w:id="22" w:name="_Toc4330"/>
-      <w:bookmarkStart w:id="23" w:name="_Toc226777237"/>
-      <w:bookmarkStart w:id="24" w:name="相关理论与技术基础"/>
-      <w:bookmarkEnd w:id="3"/>
-      <w:bookmarkEnd w:id="21"/>
+      <w:bookmarkStart w:id="23" w:name="相关理论与技术基础"/>
+      <w:bookmarkStart w:id="24" w:name="_Toc226920703"/>
+      <w:bookmarkEnd w:id="2"/>
+      <w:bookmarkEnd w:id="20"/>
       <w:r>
         <w:rPr>
           <w:rFonts w:hint="eastAsia"/>
@@ -8065,15 +8409,15 @@
         <w:t>相关理论与技术基础</w:t>
       </w:r>
       <w:bookmarkEnd w:id="22"/>
-      <w:bookmarkEnd w:id="23"/>
+      <w:bookmarkEnd w:id="24"/>
     </w:p>
     <w:p>
       <w:pPr>
         <w:pStyle w:val="20"/>
       </w:pPr>
       <w:bookmarkStart w:id="25" w:name="_Toc16317"/>
-      <w:bookmarkStart w:id="26" w:name="_Toc226777238"/>
-      <w:bookmarkStart w:id="27" w:name="物联网与边缘计算相关理论"/>
+      <w:bookmarkStart w:id="26" w:name="物联网与边缘计算相关理论"/>
+      <w:bookmarkStart w:id="27" w:name="_Toc226920704"/>
       <w:r>
         <w:rPr>
           <w:rFonts w:hint="eastAsia"/>
@@ -8087,7 +8431,7 @@
         <w:t>物联网与边缘计算相关理论</w:t>
       </w:r>
       <w:bookmarkEnd w:id="25"/>
-      <w:bookmarkEnd w:id="26"/>
+      <w:bookmarkEnd w:id="27"/>
     </w:p>
     <w:p>
       <w:pPr>
@@ -8102,7 +8446,23 @@
           <w:rFonts w:hint="eastAsia"/>
           <w:lang w:val="zh-CN"/>
         </w:rPr>
-        <w:t>物联网系统一般是由感知层、网络层、应用层三部分构成的。感知层主要是对环境信息进行采集、执行控制，网络层主要是实现设备之间的通信、数据传输，应用层主要是实现数据的管理、业务逻辑的实现。对于智能农业场景来说，单纯的感知和传输不能满足低时延、高可用性要求，所以要采用边缘计算的思想，把一部分存储、分析、控制逻辑放到离设备近的地方。</w:t>
+        <w:t>物联网系统一般是由感知层、网络层、应用层三部分构成的。感知层主要是对环境信息进行采集、执行控制，网络层主要是实现设备之间的通信、数据传输，应用层主要是实现数据的管理、业务逻辑的实现。对于智能农业场景来说，单纯的感知和传输不能满足低时延、高可用性要求，所以要采用边缘计算的思想，把一部分存储、分析、控制逻辑放到</w:t>
+      </w:r>
+      <w:proofErr w:type="gramStart"/>
+      <w:r>
+        <w:rPr>
+          <w:rFonts w:hint="eastAsia"/>
+          <w:lang w:val="zh-CN"/>
+        </w:rPr>
+        <w:t>离设备</w:t>
+      </w:r>
+      <w:proofErr w:type="gramEnd"/>
+      <w:r>
+        <w:rPr>
+          <w:rFonts w:hint="eastAsia"/>
+          <w:lang w:val="zh-CN"/>
+        </w:rPr>
+        <w:t>近的地方。</w:t>
       </w:r>
     </w:p>
     <w:p>
@@ -8176,9 +8536,9 @@
         <w:pStyle w:val="20"/>
       </w:pPr>
       <w:bookmarkStart w:id="28" w:name="_Toc2634"/>
-      <w:bookmarkStart w:id="29" w:name="_Toc226777239"/>
-      <w:bookmarkStart w:id="30" w:name="数据通信与边缘服务相关技术"/>
-      <w:bookmarkEnd w:id="27"/>
+      <w:bookmarkStart w:id="29" w:name="数据通信与边缘服务相关技术"/>
+      <w:bookmarkStart w:id="30" w:name="_Toc226920705"/>
+      <w:bookmarkEnd w:id="26"/>
       <w:r>
         <w:rPr>
           <w:rFonts w:hint="eastAsia"/>
@@ -8192,15 +8552,15 @@
         <w:t>数据通信与边缘服务相关技术</w:t>
       </w:r>
       <w:bookmarkEnd w:id="28"/>
-      <w:bookmarkEnd w:id="29"/>
+      <w:bookmarkEnd w:id="30"/>
     </w:p>
     <w:p>
       <w:pPr>
         <w:pStyle w:val="3"/>
       </w:pPr>
       <w:bookmarkStart w:id="31" w:name="_Toc18434"/>
-      <w:bookmarkStart w:id="32" w:name="_Toc226777240"/>
-      <w:bookmarkStart w:id="33" w:name="flask-与-sqlite-边缘服务技术"/>
+      <w:bookmarkStart w:id="32" w:name="flask-与-sqlite-边缘服务技术"/>
+      <w:bookmarkStart w:id="33" w:name="_Toc226920706"/>
       <w:r>
         <w:rPr>
           <w:rFonts w:hint="eastAsia"/>
@@ -8226,7 +8586,7 @@
         <w:t>边缘服务技术</w:t>
       </w:r>
       <w:bookmarkEnd w:id="31"/>
-      <w:bookmarkEnd w:id="32"/>
+      <w:bookmarkEnd w:id="33"/>
     </w:p>
     <w:p>
       <w:pPr>
@@ -8363,9 +8723,9 @@
         <w:pStyle w:val="3"/>
       </w:pPr>
       <w:bookmarkStart w:id="34" w:name="_Toc3953"/>
-      <w:bookmarkStart w:id="35" w:name="_Toc226777241"/>
-      <w:bookmarkStart w:id="36" w:name="mqtt-云端同步技术"/>
-      <w:bookmarkEnd w:id="33"/>
+      <w:bookmarkStart w:id="35" w:name="mqtt-云端同步技术"/>
+      <w:bookmarkStart w:id="36" w:name="_Toc226920707"/>
+      <w:bookmarkEnd w:id="32"/>
       <w:r>
         <w:rPr>
           <w:rFonts w:hint="eastAsia"/>
@@ -8379,7 +8739,7 @@
         <w:t>云端同步技术</w:t>
       </w:r>
       <w:bookmarkEnd w:id="34"/>
-      <w:bookmarkEnd w:id="35"/>
+      <w:bookmarkEnd w:id="36"/>
     </w:p>
     <w:p>
       <w:pPr>
@@ -8398,7 +8758,23 @@
           <w:rFonts w:hint="eastAsia"/>
           <w:lang w:val="zh-CN"/>
         </w:rPr>
-        <w:t>是一种面向低带宽和高延迟网络环境设计的轻量级发布</w:t>
+        <w:t>是一种</w:t>
+      </w:r>
+      <w:proofErr w:type="gramStart"/>
+      <w:r>
+        <w:rPr>
+          <w:rFonts w:hint="eastAsia"/>
+          <w:lang w:val="zh-CN"/>
+        </w:rPr>
+        <w:t>面向低</w:t>
+      </w:r>
+      <w:proofErr w:type="gramEnd"/>
+      <w:r>
+        <w:rPr>
+          <w:rFonts w:hint="eastAsia"/>
+          <w:lang w:val="zh-CN"/>
+        </w:rPr>
+        <w:t>带宽和高延迟网络环境设计的轻量级发布</w:t>
       </w:r>
       <w:r>
         <w:rPr>
@@ -8468,7 +8844,23 @@
           <w:rFonts w:hint="eastAsia"/>
           <w:lang w:val="zh-CN"/>
         </w:rPr>
-        <w:t>并能通过扫描二维码或者访</w:t>
+        <w:t>并能通过扫描二</w:t>
+      </w:r>
+      <w:proofErr w:type="gramStart"/>
+      <w:r>
+        <w:rPr>
+          <w:rFonts w:hint="eastAsia"/>
+          <w:lang w:val="zh-CN"/>
+        </w:rPr>
+        <w:t>维码或者</w:t>
+      </w:r>
+      <w:proofErr w:type="gramEnd"/>
+      <w:r>
+        <w:rPr>
+          <w:rFonts w:hint="eastAsia"/>
+          <w:lang w:val="zh-CN"/>
+        </w:rPr>
+        <w:t>访</w:t>
       </w:r>
       <w:r>
         <w:rPr>
@@ -8476,8 +8868,17 @@
           <w:lang w:val="zh-CN"/>
         </w:rPr>
         <w:lastRenderedPageBreak/>
-        <w:t>问公网域名来在非局域网查看采集器数据</w:t>
-      </w:r>
+        <w:t>问公网域名来在非局域网查看采集</w:t>
+      </w:r>
+      <w:proofErr w:type="gramStart"/>
+      <w:r>
+        <w:rPr>
+          <w:rFonts w:hint="eastAsia"/>
+          <w:lang w:val="zh-CN"/>
+        </w:rPr>
+        <w:t>器数据</w:t>
+      </w:r>
+      <w:proofErr w:type="gramEnd"/>
       <w:r>
         <w:rPr>
           <w:rFonts w:hint="eastAsia"/>
@@ -8512,10 +8913,10 @@
         <w:pStyle w:val="20"/>
       </w:pPr>
       <w:bookmarkStart w:id="37" w:name="_Toc27990"/>
-      <w:bookmarkStart w:id="38" w:name="_Toc226777242"/>
-      <w:bookmarkStart w:id="39" w:name="图像分析与轻量边缘智能相关技术"/>
-      <w:bookmarkEnd w:id="30"/>
-      <w:bookmarkEnd w:id="36"/>
+      <w:bookmarkStart w:id="38" w:name="图像分析与轻量边缘智能相关技术"/>
+      <w:bookmarkStart w:id="39" w:name="_Toc226920708"/>
+      <w:bookmarkEnd w:id="29"/>
+      <w:bookmarkEnd w:id="35"/>
       <w:r>
         <w:rPr>
           <w:rFonts w:hint="eastAsia"/>
@@ -8529,15 +8930,15 @@
         <w:t>图像分析与轻量边缘智能相关技术</w:t>
       </w:r>
       <w:bookmarkEnd w:id="37"/>
-      <w:bookmarkEnd w:id="38"/>
+      <w:bookmarkEnd w:id="39"/>
     </w:p>
     <w:p>
       <w:pPr>
         <w:pStyle w:val="3"/>
       </w:pPr>
       <w:bookmarkStart w:id="40" w:name="_Toc21825"/>
-      <w:bookmarkStart w:id="41" w:name="_Toc226777243"/>
-      <w:bookmarkStart w:id="42" w:name="基于-opencv-的图像颜色分析技术"/>
+      <w:bookmarkStart w:id="41" w:name="基于-opencv-的图像颜色分析技术"/>
+      <w:bookmarkStart w:id="42" w:name="_Toc226920709"/>
       <w:r>
         <w:rPr>
           <w:rFonts w:hint="eastAsia"/>
@@ -8563,7 +8964,7 @@
         <w:t>的图像颜色分析技术</w:t>
       </w:r>
       <w:bookmarkEnd w:id="40"/>
-      <w:bookmarkEnd w:id="41"/>
+      <w:bookmarkEnd w:id="42"/>
     </w:p>
     <w:p>
       <w:pPr>
@@ -8621,9 +9022,9 @@
         <w:pStyle w:val="3"/>
       </w:pPr>
       <w:bookmarkStart w:id="43" w:name="_Toc32287"/>
-      <w:bookmarkStart w:id="44" w:name="_Toc226777244"/>
-      <w:bookmarkStart w:id="45" w:name="基于本地轻量模型的辅助问答技术"/>
-      <w:bookmarkEnd w:id="42"/>
+      <w:bookmarkStart w:id="44" w:name="基于本地轻量模型的辅助问答技术"/>
+      <w:bookmarkStart w:id="45" w:name="_Toc226920710"/>
+      <w:bookmarkEnd w:id="41"/>
       <w:r>
         <w:rPr>
           <w:rFonts w:hint="eastAsia"/>
@@ -8637,7 +9038,7 @@
         <w:t>基于本地轻量模型的辅助问答技术</w:t>
       </w:r>
       <w:bookmarkEnd w:id="43"/>
-      <w:bookmarkEnd w:id="44"/>
+      <w:bookmarkEnd w:id="45"/>
     </w:p>
     <w:p>
       <w:pPr>
@@ -8709,11 +9110,11 @@
         <w:pStyle w:val="1"/>
       </w:pPr>
       <w:bookmarkStart w:id="46" w:name="_Toc29013"/>
-      <w:bookmarkStart w:id="47" w:name="_Toc226777245"/>
-      <w:bookmarkStart w:id="48" w:name="系统总体方案设计"/>
-      <w:bookmarkEnd w:id="24"/>
-      <w:bookmarkEnd w:id="39"/>
-      <w:bookmarkEnd w:id="45"/>
+      <w:bookmarkStart w:id="47" w:name="系统总体方案设计"/>
+      <w:bookmarkStart w:id="48" w:name="_Toc226920711"/>
+      <w:bookmarkEnd w:id="23"/>
+      <w:bookmarkEnd w:id="38"/>
+      <w:bookmarkEnd w:id="44"/>
       <w:r>
         <w:rPr>
           <w:rFonts w:hint="eastAsia"/>
@@ -8728,15 +9129,15 @@
         <w:t>系统总体方案设计</w:t>
       </w:r>
       <w:bookmarkEnd w:id="46"/>
-      <w:bookmarkEnd w:id="47"/>
+      <w:bookmarkEnd w:id="48"/>
     </w:p>
     <w:p>
       <w:pPr>
         <w:pStyle w:val="20"/>
       </w:pPr>
       <w:bookmarkStart w:id="49" w:name="_Toc24372"/>
-      <w:bookmarkStart w:id="50" w:name="_Toc226777246"/>
-      <w:bookmarkStart w:id="51" w:name="系统需求及可行性分析"/>
+      <w:bookmarkStart w:id="50" w:name="系统需求及可行性分析"/>
+      <w:bookmarkStart w:id="51" w:name="_Toc226920712"/>
       <w:r>
         <w:rPr>
           <w:rFonts w:hint="eastAsia"/>
@@ -8750,15 +9151,15 @@
         <w:t>系统需求及可行性分析</w:t>
       </w:r>
       <w:bookmarkEnd w:id="49"/>
-      <w:bookmarkEnd w:id="50"/>
+      <w:bookmarkEnd w:id="51"/>
     </w:p>
     <w:p>
       <w:pPr>
         <w:pStyle w:val="3"/>
       </w:pPr>
       <w:bookmarkStart w:id="52" w:name="_Toc19521"/>
-      <w:bookmarkStart w:id="53" w:name="_Toc226777247"/>
-      <w:bookmarkStart w:id="54" w:name="需求分析"/>
+      <w:bookmarkStart w:id="53" w:name="需求分析"/>
+      <w:bookmarkStart w:id="54" w:name="_Toc226920713"/>
       <w:r>
         <w:rPr>
           <w:rFonts w:hint="eastAsia"/>
@@ -8772,7 +9173,7 @@
         <w:t>需求分析</w:t>
       </w:r>
       <w:bookmarkEnd w:id="52"/>
-      <w:bookmarkEnd w:id="53"/>
+      <w:bookmarkEnd w:id="54"/>
     </w:p>
     <w:p>
       <w:pPr>
@@ -8963,9 +9364,9 @@
         <w:pStyle w:val="3"/>
       </w:pPr>
       <w:bookmarkStart w:id="55" w:name="_Toc31113"/>
-      <w:bookmarkStart w:id="56" w:name="_Toc226777248"/>
-      <w:bookmarkStart w:id="57" w:name="可行性分析"/>
-      <w:bookmarkEnd w:id="54"/>
+      <w:bookmarkStart w:id="56" w:name="可行性分析"/>
+      <w:bookmarkStart w:id="57" w:name="_Toc226920714"/>
+      <w:bookmarkEnd w:id="53"/>
       <w:r>
         <w:rPr>
           <w:rFonts w:hint="eastAsia"/>
@@ -8979,7 +9380,7 @@
         <w:t>可行性分析</w:t>
       </w:r>
       <w:bookmarkEnd w:id="55"/>
-      <w:bookmarkEnd w:id="56"/>
+      <w:bookmarkEnd w:id="57"/>
     </w:p>
     <w:p>
       <w:pPr>
@@ -9161,7 +9562,23 @@
           <w:rFonts w:hint="eastAsia"/>
           <w:lang w:val="zh-CN"/>
         </w:rPr>
-        <w:t>完成视觉任务。该套软硬结合的技术栈已经得到了很多行业的落地项目验证，可以保证本系统的各种复杂的业务能顺利进行。</w:t>
+        <w:t>完成视觉任务。该套软硬结合的技术</w:t>
+      </w:r>
+      <w:proofErr w:type="gramStart"/>
+      <w:r>
+        <w:rPr>
+          <w:rFonts w:hint="eastAsia"/>
+          <w:lang w:val="zh-CN"/>
+        </w:rPr>
+        <w:t>栈</w:t>
+      </w:r>
+      <w:proofErr w:type="gramEnd"/>
+      <w:r>
+        <w:rPr>
+          <w:rFonts w:hint="eastAsia"/>
+          <w:lang w:val="zh-CN"/>
+        </w:rPr>
+        <w:t>已经得到了很多行业的落地项目验证，可以保证本系统的各种复杂的业务能顺利进行。</w:t>
       </w:r>
     </w:p>
     <w:p>
@@ -9177,7 +9594,23 @@
           <w:rFonts w:hint="eastAsia"/>
           <w:lang w:val="zh-CN"/>
         </w:rPr>
-        <w:t>经济可行性。本系统所用到的主要零部件绝大部分都是基础电子教学、实验模块。这些配件价格便宜。另外，直接使用树莓派作为算力中心，并且配备现成的传感器成品，不但可以节省从零开始绘制复杂的</w:t>
+        <w:t>经济可行性。本系统所用到的主要零部件绝大部分都是基础电子教学、实验模块。这些配件价格便宜。另外，直接使用树莓派</w:t>
+      </w:r>
+      <w:proofErr w:type="gramStart"/>
+      <w:r>
+        <w:rPr>
+          <w:rFonts w:hint="eastAsia"/>
+          <w:lang w:val="zh-CN"/>
+        </w:rPr>
+        <w:t>作为算力中心</w:t>
+      </w:r>
+      <w:proofErr w:type="gramEnd"/>
+      <w:r>
+        <w:rPr>
+          <w:rFonts w:hint="eastAsia"/>
+          <w:lang w:val="zh-CN"/>
+        </w:rPr>
+        <w:t>，并且配备现成的传感器成品，不但可以节省从零开始绘制复杂的</w:t>
       </w:r>
       <w:r>
         <w:rPr>
@@ -9249,7 +9682,23 @@
           <w:rFonts w:hint="eastAsia"/>
           <w:lang w:val="zh-CN"/>
         </w:rPr>
-        <w:t>线以串行方式进行通信，并且使用免安装的本地数据库，基本上实现了插电即用的效果。系统自带的自动灌溉方案、完善的日志存档系统等都会大大减少对人工操作的需求，该系统非常容易上手并且视觉反馈清晰。</w:t>
+        <w:t>线以串行方式进行通信，并且使用免安装的本地数据库，基本上实现了</w:t>
+      </w:r>
+      <w:proofErr w:type="gramStart"/>
+      <w:r>
+        <w:rPr>
+          <w:rFonts w:hint="eastAsia"/>
+          <w:lang w:val="zh-CN"/>
+        </w:rPr>
+        <w:t>插电即用</w:t>
+      </w:r>
+      <w:proofErr w:type="gramEnd"/>
+      <w:r>
+        <w:rPr>
+          <w:rFonts w:hint="eastAsia"/>
+          <w:lang w:val="zh-CN"/>
+        </w:rPr>
+        <w:t>的效果。系统自带的自动灌溉方案、完善的日志存档系统等都会大大减少对人工操作的需求，该系统非常容易上手并且视觉反馈清晰。</w:t>
       </w:r>
     </w:p>
     <w:p>
@@ -9257,10 +9706,10 @@
         <w:pStyle w:val="20"/>
       </w:pPr>
       <w:bookmarkStart w:id="58" w:name="_Toc2839"/>
-      <w:bookmarkStart w:id="59" w:name="_Toc226777249"/>
-      <w:bookmarkStart w:id="60" w:name="系统的总体方案设计"/>
-      <w:bookmarkEnd w:id="51"/>
-      <w:bookmarkEnd w:id="57"/>
+      <w:bookmarkStart w:id="59" w:name="系统的总体方案设计"/>
+      <w:bookmarkStart w:id="60" w:name="_Toc226920715"/>
+      <w:bookmarkEnd w:id="50"/>
+      <w:bookmarkEnd w:id="56"/>
       <w:r>
         <w:rPr>
           <w:rFonts w:hint="eastAsia"/>
@@ -9275,7 +9724,7 @@
         <w:t>系统的总体方案设计</w:t>
       </w:r>
       <w:bookmarkEnd w:id="58"/>
-      <w:bookmarkEnd w:id="59"/>
+      <w:bookmarkEnd w:id="60"/>
     </w:p>
     <w:p>
       <w:pPr>
@@ -9290,8 +9739,17 @@
           <w:rFonts w:hint="eastAsia"/>
           <w:lang w:val="zh-CN"/>
         </w:rPr>
-        <w:t>本文采用“设备端、边缘端、云端扩展”三层结构来设计系统的总体方案。设备端采用</w:t>
-      </w:r>
+        <w:t>本文采用“设备端、边缘端、云端扩展”三层结构来设计系统的总体方案。设备</w:t>
+      </w:r>
+      <w:proofErr w:type="gramStart"/>
+      <w:r>
+        <w:rPr>
+          <w:rFonts w:hint="eastAsia"/>
+          <w:lang w:val="zh-CN"/>
+        </w:rPr>
+        <w:t>端采用</w:t>
+      </w:r>
+      <w:proofErr w:type="gramEnd"/>
       <w:r>
         <w:rPr>
           <w:rFonts w:hint="eastAsia"/>
@@ -9432,7 +9890,39 @@
           <w:rFonts w:hint="eastAsia"/>
           <w:lang w:val="zh-CN"/>
         </w:rPr>
-        <w:t>获取最新的数据以及历史数据，从而达到实时监控和图表展示的目的；当检测到土壤湿度低于阈值的时候，边缘端会自动开启水泵，并且在达到设定的时间之后再自动关闭水泵；当云端连接正常的时候，边缘端会把数据通过</w:t>
+        <w:t>获取最新的数据以及历史数据，从而达到实时监控和图表展示的目的；当检测到土壤湿度低于阈值的时候，</w:t>
+      </w:r>
+      <w:proofErr w:type="gramStart"/>
+      <w:r>
+        <w:rPr>
+          <w:rFonts w:hint="eastAsia"/>
+          <w:lang w:val="zh-CN"/>
+        </w:rPr>
+        <w:t>边缘端会自动</w:t>
+      </w:r>
+      <w:proofErr w:type="gramEnd"/>
+      <w:r>
+        <w:rPr>
+          <w:rFonts w:hint="eastAsia"/>
+          <w:lang w:val="zh-CN"/>
+        </w:rPr>
+        <w:t>开启水泵，并且在达到设定的时间之后再自动关闭水泵；当云端连接正常的时候，</w:t>
+      </w:r>
+      <w:proofErr w:type="gramStart"/>
+      <w:r>
+        <w:rPr>
+          <w:rFonts w:hint="eastAsia"/>
+          <w:lang w:val="zh-CN"/>
+        </w:rPr>
+        <w:t>边缘端会把</w:t>
+      </w:r>
+      <w:proofErr w:type="gramEnd"/>
+      <w:r>
+        <w:rPr>
+          <w:rFonts w:hint="eastAsia"/>
+          <w:lang w:val="zh-CN"/>
+        </w:rPr>
+        <w:t>数据通过</w:t>
       </w:r>
       <w:r>
         <w:rPr>
@@ -9627,9 +10117,9 @@
         <w:pStyle w:val="20"/>
       </w:pPr>
       <w:bookmarkStart w:id="61" w:name="_Toc26156"/>
-      <w:bookmarkStart w:id="62" w:name="_Toc226777250"/>
-      <w:bookmarkStart w:id="63" w:name="主要功能模块的器件选型"/>
-      <w:bookmarkEnd w:id="60"/>
+      <w:bookmarkStart w:id="62" w:name="主要功能模块的器件选型"/>
+      <w:bookmarkStart w:id="63" w:name="_Toc226920716"/>
+      <w:bookmarkEnd w:id="59"/>
       <w:r>
         <w:rPr>
           <w:rFonts w:hint="eastAsia"/>
@@ -9643,7 +10133,7 @@
         <w:t>主要功能模块的器件选型</w:t>
       </w:r>
       <w:bookmarkEnd w:id="61"/>
-      <w:bookmarkEnd w:id="62"/>
+      <w:bookmarkEnd w:id="63"/>
     </w:p>
     <w:p>
       <w:pPr>
@@ -10033,7 +10523,25 @@
                 <w:bCs/>
                 <w:szCs w:val="21"/>
               </w:rPr>
-              <w:t xml:space="preserve"> MicroPython, </w:t>
+              <w:t xml:space="preserve"> </w:t>
+            </w:r>
+            <w:proofErr w:type="spellStart"/>
+            <w:r>
+              <w:rPr>
+                <w:rFonts w:hint="eastAsia"/>
+                <w:bCs/>
+                <w:szCs w:val="21"/>
+              </w:rPr>
+              <w:t>MicroPython</w:t>
+            </w:r>
+            <w:proofErr w:type="spellEnd"/>
+            <w:r>
+              <w:rPr>
+                <w:rFonts w:hint="eastAsia"/>
+                <w:bCs/>
+                <w:szCs w:val="21"/>
+              </w:rPr>
+              <w:t xml:space="preserve">, </w:t>
             </w:r>
             <w:r>
               <w:rPr>
@@ -11337,7 +11845,25 @@
                 <w:bCs/>
                 <w:szCs w:val="21"/>
               </w:rPr>
-              <w:t>与边缘端易集成，适合展示</w:t>
+              <w:t>与边缘</w:t>
+            </w:r>
+            <w:proofErr w:type="gramStart"/>
+            <w:r>
+              <w:rPr>
+                <w:rFonts w:hint="eastAsia"/>
+                <w:bCs/>
+                <w:szCs w:val="21"/>
+              </w:rPr>
+              <w:t>端易集成</w:t>
+            </w:r>
+            <w:proofErr w:type="gramEnd"/>
+            <w:r>
+              <w:rPr>
+                <w:rFonts w:hint="eastAsia"/>
+                <w:bCs/>
+                <w:szCs w:val="21"/>
+              </w:rPr>
+              <w:t>，适合展示</w:t>
             </w:r>
           </w:p>
         </w:tc>
@@ -11609,8 +12135,18 @@
                 <w:bCs/>
                 <w:szCs w:val="21"/>
               </w:rPr>
-              <w:t>方案一</w:t>
-            </w:r>
+              <w:t>方案</w:t>
+            </w:r>
+            <w:proofErr w:type="gramStart"/>
+            <w:r>
+              <w:rPr>
+                <w:rFonts w:hint="eastAsia"/>
+                <w:bCs/>
+                <w:szCs w:val="21"/>
+              </w:rPr>
+              <w:t>一</w:t>
+            </w:r>
+            <w:proofErr w:type="gramEnd"/>
           </w:p>
         </w:tc>
         <w:tc>
@@ -12354,13 +12890,23 @@
                 <w:szCs w:val="21"/>
               </w:rPr>
             </w:pPr>
-            <w:r>
-              <w:rPr>
-                <w:rFonts w:hint="eastAsia"/>
-                <w:bCs/>
-                <w:szCs w:val="21"/>
-              </w:rPr>
-              <w:t>仅文件存储</w:t>
+            <w:proofErr w:type="gramStart"/>
+            <w:r>
+              <w:rPr>
+                <w:rFonts w:hint="eastAsia"/>
+                <w:bCs/>
+                <w:szCs w:val="21"/>
+              </w:rPr>
+              <w:t>仅文件</w:t>
+            </w:r>
+            <w:proofErr w:type="gramEnd"/>
+            <w:r>
+              <w:rPr>
+                <w:rFonts w:hint="eastAsia"/>
+                <w:bCs/>
+                <w:szCs w:val="21"/>
+              </w:rPr>
+              <w:t>存储</w:t>
             </w:r>
           </w:p>
         </w:tc>
@@ -12545,13 +13091,23 @@
                 <w:szCs w:val="21"/>
               </w:rPr>
             </w:pPr>
-            <w:r>
-              <w:rPr>
-                <w:rFonts w:hint="eastAsia"/>
-                <w:bCs/>
-                <w:szCs w:val="21"/>
-              </w:rPr>
-              <w:t>仅文件存储</w:t>
+            <w:proofErr w:type="gramStart"/>
+            <w:r>
+              <w:rPr>
+                <w:rFonts w:hint="eastAsia"/>
+                <w:bCs/>
+                <w:szCs w:val="21"/>
+              </w:rPr>
+              <w:t>仅文件</w:t>
+            </w:r>
+            <w:proofErr w:type="gramEnd"/>
+            <w:r>
+              <w:rPr>
+                <w:rFonts w:hint="eastAsia"/>
+                <w:bCs/>
+                <w:szCs w:val="21"/>
+              </w:rPr>
+              <w:t>存储</w:t>
             </w:r>
           </w:p>
         </w:tc>
@@ -12680,11 +13236,11 @@
         <w:pStyle w:val="20"/>
       </w:pPr>
       <w:bookmarkStart w:id="64" w:name="_Toc20964"/>
-      <w:bookmarkStart w:id="65" w:name="_Toc226777251"/>
-      <w:bookmarkStart w:id="66" w:name="系统主要元件介绍"/>
-      <w:bookmarkStart w:id="67" w:name="系统硬件设计"/>
-      <w:bookmarkEnd w:id="48"/>
-      <w:bookmarkEnd w:id="63"/>
+      <w:bookmarkStart w:id="65" w:name="系统主要元件介绍"/>
+      <w:bookmarkStart w:id="66" w:name="系统硬件设计"/>
+      <w:bookmarkStart w:id="67" w:name="_Toc226920717"/>
+      <w:bookmarkEnd w:id="47"/>
+      <w:bookmarkEnd w:id="62"/>
       <w:r>
         <w:rPr>
           <w:rFonts w:hint="eastAsia"/>
@@ -12698,7 +13254,7 @@
         <w:t>系统主要元件介绍</w:t>
       </w:r>
       <w:bookmarkEnd w:id="64"/>
-      <w:bookmarkEnd w:id="65"/>
+      <w:bookmarkEnd w:id="67"/>
     </w:p>
     <w:p>
       <w:pPr>
@@ -12721,8 +13277,8 @@
         <w:pStyle w:val="3"/>
       </w:pPr>
       <w:bookmarkStart w:id="68" w:name="_Toc21315"/>
-      <w:bookmarkStart w:id="69" w:name="_Toc226777252"/>
-      <w:bookmarkStart w:id="70" w:name="主控与边缘计算平台"/>
+      <w:bookmarkStart w:id="69" w:name="主控与边缘计算平台"/>
+      <w:bookmarkStart w:id="70" w:name="_Toc226920718"/>
       <w:r>
         <w:rPr>
           <w:rFonts w:hint="eastAsia"/>
@@ -12736,7 +13292,7 @@
         <w:t>主控与边缘计算平台</w:t>
       </w:r>
       <w:bookmarkEnd w:id="68"/>
-      <w:bookmarkEnd w:id="69"/>
+      <w:bookmarkEnd w:id="70"/>
     </w:p>
     <w:p>
       <w:pPr>
@@ -12933,7 +13489,23 @@
           <w:rFonts w:hint="eastAsia"/>
           <w:lang w:val="zh-CN"/>
         </w:rPr>
-        <w:t>等软件环境，满足系统本地数据处理及功能扩展的要求。两者一起工作，系统既有单片机的实时控制能力，又有边缘设备的数据处理能力。</w:t>
+        <w:t>等软件环境，满足</w:t>
+      </w:r>
+      <w:proofErr w:type="gramStart"/>
+      <w:r>
+        <w:rPr>
+          <w:rFonts w:hint="eastAsia"/>
+          <w:lang w:val="zh-CN"/>
+        </w:rPr>
+        <w:t>系统本地</w:t>
+      </w:r>
+      <w:proofErr w:type="gramEnd"/>
+      <w:r>
+        <w:rPr>
+          <w:rFonts w:hint="eastAsia"/>
+          <w:lang w:val="zh-CN"/>
+        </w:rPr>
+        <w:t>数据处理及功能扩展的要求。两者一起工作，系统既有单片机的实时控制能力，又有边缘设备的数据处理能力。</w:t>
       </w:r>
     </w:p>
     <w:p>
@@ -13053,7 +13625,7 @@
       </w:pPr>
       <w:bookmarkStart w:id="71" w:name="_Toc3903"/>
       <w:bookmarkStart w:id="72" w:name="环境感知元件"/>
-      <w:bookmarkEnd w:id="70"/>
+      <w:bookmarkEnd w:id="69"/>
       <w:r>
         <w:rPr>
           <w:rFonts w:hint="eastAsia"/>
@@ -13095,7 +13667,7 @@
       <w:pPr>
         <w:pStyle w:val="3"/>
       </w:pPr>
-      <w:bookmarkStart w:id="73" w:name="_Toc226777253"/>
+      <w:bookmarkStart w:id="73" w:name="_Toc226920719"/>
       <w:r>
         <w:rPr>
           <w:rFonts w:hint="eastAsia"/>
@@ -13416,8 +13988,8 @@
         <w:pStyle w:val="3"/>
       </w:pPr>
       <w:bookmarkStart w:id="74" w:name="_Toc12783"/>
-      <w:bookmarkStart w:id="75" w:name="_Toc226777254"/>
-      <w:bookmarkStart w:id="76" w:name="人机交互元件"/>
+      <w:bookmarkStart w:id="75" w:name="人机交互元件"/>
+      <w:bookmarkStart w:id="76" w:name="_Toc226920720"/>
       <w:bookmarkEnd w:id="72"/>
       <w:r>
         <w:rPr>
@@ -13433,7 +14005,7 @@
         <w:t>人机交互元件</w:t>
       </w:r>
       <w:bookmarkEnd w:id="74"/>
-      <w:bookmarkEnd w:id="75"/>
+      <w:bookmarkEnd w:id="76"/>
     </w:p>
     <w:p>
       <w:pPr>
@@ -13702,9 +14274,9 @@
         <w:pStyle w:val="3"/>
       </w:pPr>
       <w:bookmarkStart w:id="77" w:name="_Toc16673"/>
-      <w:bookmarkStart w:id="78" w:name="_Toc226777255"/>
-      <w:bookmarkStart w:id="79" w:name="执行控制元件"/>
-      <w:bookmarkEnd w:id="76"/>
+      <w:bookmarkStart w:id="78" w:name="执行控制元件"/>
+      <w:bookmarkStart w:id="79" w:name="_Toc226920721"/>
+      <w:bookmarkEnd w:id="75"/>
       <w:r>
         <w:rPr>
           <w:rFonts w:hint="eastAsia"/>
@@ -13718,7 +14290,7 @@
         <w:t>执行控制元件</w:t>
       </w:r>
       <w:bookmarkEnd w:id="77"/>
-      <w:bookmarkEnd w:id="78"/>
+      <w:bookmarkEnd w:id="79"/>
     </w:p>
     <w:p>
       <w:pPr>
@@ -13891,7 +14463,7 @@
       </w:pPr>
       <w:bookmarkStart w:id="80" w:name="_Toc31801"/>
       <w:bookmarkStart w:id="81" w:name="图像采集元件"/>
-      <w:bookmarkEnd w:id="79"/>
+      <w:bookmarkEnd w:id="78"/>
       <w:r>
         <w:rPr>
           <w:rFonts w:hint="eastAsia"/>
@@ -13915,7 +14487,7 @@
       <w:pPr>
         <w:pStyle w:val="3"/>
       </w:pPr>
-      <w:bookmarkStart w:id="82" w:name="_Toc226777256"/>
+      <w:bookmarkStart w:id="82" w:name="_Toc226920722"/>
       <w:r>
         <w:rPr>
           <w:rFonts w:hint="eastAsia"/>
@@ -13931,7 +14503,7 @@
       <w:bookmarkEnd w:id="80"/>
       <w:bookmarkEnd w:id="82"/>
     </w:p>
-    <w:bookmarkEnd w:id="66"/>
+    <w:bookmarkEnd w:id="65"/>
     <w:bookmarkEnd w:id="81"/>
     <w:p>
       <w:pPr>
@@ -13960,7 +14532,23 @@
           <w:rFonts w:hint="eastAsia"/>
           <w:lang w:val="zh-CN"/>
         </w:rPr>
-        <w:t>摄像头做为图像采集器件。该模块可以直接和树莓派相连，用来采集作物生长图像，再用</w:t>
+        <w:t>摄像头</w:t>
+      </w:r>
+      <w:proofErr w:type="gramStart"/>
+      <w:r>
+        <w:rPr>
+          <w:rFonts w:hint="eastAsia"/>
+          <w:lang w:val="zh-CN"/>
+        </w:rPr>
+        <w:t>做为</w:t>
+      </w:r>
+      <w:proofErr w:type="gramEnd"/>
+      <w:r>
+        <w:rPr>
+          <w:rFonts w:hint="eastAsia"/>
+          <w:lang w:val="zh-CN"/>
+        </w:rPr>
+        <w:t>图像采集器件。该模块可以直接和树莓派相连，用来采集作物生长图像，再用</w:t>
       </w:r>
       <w:r>
         <w:rPr>
@@ -13998,7 +14586,7 @@
         <w:pStyle w:val="1"/>
       </w:pPr>
       <w:bookmarkStart w:id="83" w:name="_Toc26007"/>
-      <w:bookmarkStart w:id="84" w:name="_Toc226777257"/>
+      <w:bookmarkStart w:id="84" w:name="_Toc226920723"/>
       <w:r>
         <w:rPr>
           <w:rFonts w:hint="eastAsia"/>
@@ -14019,8 +14607,8 @@
         <w:pStyle w:val="20"/>
       </w:pPr>
       <w:bookmarkStart w:id="85" w:name="_Toc7031"/>
-      <w:bookmarkStart w:id="86" w:name="_Toc226777258"/>
-      <w:bookmarkStart w:id="87" w:name="系统整体硬件工作原理"/>
+      <w:bookmarkStart w:id="86" w:name="系统整体硬件工作原理"/>
+      <w:bookmarkStart w:id="87" w:name="_Toc226920724"/>
       <w:r>
         <w:rPr>
           <w:rFonts w:hint="eastAsia"/>
@@ -14034,7 +14622,7 @@
         <w:t>系统整体硬件工作原理</w:t>
       </w:r>
       <w:bookmarkEnd w:id="85"/>
-      <w:bookmarkEnd w:id="86"/>
+      <w:bookmarkEnd w:id="87"/>
     </w:p>
     <w:p>
       <w:pPr>
@@ -14150,12 +14738,21 @@
         </w:rPr>
         <w:t xml:space="preserve"> STM32 </w:t>
       </w:r>
-      <w:r>
-        <w:rPr>
-          <w:rFonts w:hint="eastAsia"/>
-          <w:lang w:val="zh-CN"/>
-        </w:rPr>
-        <w:t>回发控制命令。</w:t>
+      <w:proofErr w:type="gramStart"/>
+      <w:r>
+        <w:rPr>
+          <w:rFonts w:hint="eastAsia"/>
+          <w:lang w:val="zh-CN"/>
+        </w:rPr>
+        <w:t>回发控制</w:t>
+      </w:r>
+      <w:proofErr w:type="gramEnd"/>
+      <w:r>
+        <w:rPr>
+          <w:rFonts w:hint="eastAsia"/>
+          <w:lang w:val="zh-CN"/>
+        </w:rPr>
+        <w:t>命令。</w:t>
       </w:r>
     </w:p>
     <w:p>
@@ -14185,7 +14782,23 @@
           <w:rFonts w:hint="eastAsia"/>
           <w:lang w:val="zh-CN"/>
         </w:rPr>
-        <w:t>灯带继电器。当边缘端发出控制命令之后，</w:t>
+        <w:t>灯带继电器。当边缘</w:t>
+      </w:r>
+      <w:proofErr w:type="gramStart"/>
+      <w:r>
+        <w:rPr>
+          <w:rFonts w:hint="eastAsia"/>
+          <w:lang w:val="zh-CN"/>
+        </w:rPr>
+        <w:t>端发出</w:t>
+      </w:r>
+      <w:proofErr w:type="gramEnd"/>
+      <w:r>
+        <w:rPr>
+          <w:rFonts w:hint="eastAsia"/>
+          <w:lang w:val="zh-CN"/>
+        </w:rPr>
+        <w:t>控制命令之后，</w:t>
       </w:r>
       <w:r>
         <w:rPr>
@@ -14561,12 +15174,21 @@
           <w:lang w:val="zh-CN"/>
         </w:rPr>
       </w:pPr>
-      <w:r>
-        <w:rPr>
-          <w:rFonts w:hint="eastAsia"/>
-          <w:lang w:val="zh-CN"/>
-        </w:rPr>
-        <w:t>板载状态指示灯使用</w:t>
+      <w:proofErr w:type="gramStart"/>
+      <w:r>
+        <w:rPr>
+          <w:rFonts w:hint="eastAsia"/>
+          <w:lang w:val="zh-CN"/>
+        </w:rPr>
+        <w:t>板载状态</w:t>
+      </w:r>
+      <w:proofErr w:type="gramEnd"/>
+      <w:r>
+        <w:rPr>
+          <w:rFonts w:hint="eastAsia"/>
+          <w:lang w:val="zh-CN"/>
+        </w:rPr>
+        <w:t>指示灯使用</w:t>
       </w:r>
       <w:r>
         <w:rPr>
@@ -14607,8 +15229,17 @@
           <w:rFonts w:hint="eastAsia"/>
           <w:lang w:val="zh-CN"/>
         </w:rPr>
-        <w:t>与树莓派通过</w:t>
-      </w:r>
+        <w:t>与树莓</w:t>
+      </w:r>
+      <w:proofErr w:type="gramStart"/>
+      <w:r>
+        <w:rPr>
+          <w:rFonts w:hint="eastAsia"/>
+          <w:lang w:val="zh-CN"/>
+        </w:rPr>
+        <w:t>派通过</w:t>
+      </w:r>
+      <w:proofErr w:type="gramEnd"/>
       <w:r>
         <w:rPr>
           <w:rFonts w:hint="eastAsia"/>
@@ -14629,9 +15260,9 @@
         <w:pStyle w:val="20"/>
       </w:pPr>
       <w:bookmarkStart w:id="88" w:name="_Toc7709"/>
-      <w:bookmarkStart w:id="89" w:name="_Toc226777259"/>
-      <w:bookmarkStart w:id="90" w:name="系统功能模块设计"/>
-      <w:bookmarkEnd w:id="87"/>
+      <w:bookmarkStart w:id="89" w:name="系统功能模块设计"/>
+      <w:bookmarkStart w:id="90" w:name="_Toc226920725"/>
+      <w:bookmarkEnd w:id="86"/>
       <w:r>
         <w:rPr>
           <w:rFonts w:hint="eastAsia"/>
@@ -14645,15 +15276,15 @@
         <w:t>系统功能模块设计</w:t>
       </w:r>
       <w:bookmarkEnd w:id="88"/>
-      <w:bookmarkEnd w:id="89"/>
+      <w:bookmarkEnd w:id="90"/>
     </w:p>
     <w:p>
       <w:pPr>
         <w:pStyle w:val="3"/>
       </w:pPr>
       <w:bookmarkStart w:id="91" w:name="_Toc31433"/>
-      <w:bookmarkStart w:id="92" w:name="_Toc226777260"/>
-      <w:bookmarkStart w:id="93" w:name="传感采集模块设计"/>
+      <w:bookmarkStart w:id="92" w:name="传感采集模块设计"/>
+      <w:bookmarkStart w:id="93" w:name="_Toc226920726"/>
       <w:r>
         <w:rPr>
           <w:rFonts w:hint="eastAsia"/>
@@ -14667,7 +15298,7 @@
         <w:t>传感采集模块设计</w:t>
       </w:r>
       <w:bookmarkEnd w:id="91"/>
-      <w:bookmarkEnd w:id="92"/>
+      <w:bookmarkEnd w:id="93"/>
     </w:p>
     <w:p>
       <w:pPr>
@@ -14805,9 +15436,9 @@
         <w:pStyle w:val="3"/>
       </w:pPr>
       <w:bookmarkStart w:id="94" w:name="_Toc664"/>
-      <w:bookmarkStart w:id="95" w:name="_Toc226777261"/>
-      <w:bookmarkStart w:id="96" w:name="执行控制模块设计"/>
-      <w:bookmarkEnd w:id="93"/>
+      <w:bookmarkStart w:id="95" w:name="执行控制模块设计"/>
+      <w:bookmarkStart w:id="96" w:name="_Toc226920727"/>
+      <w:bookmarkEnd w:id="92"/>
       <w:r>
         <w:rPr>
           <w:rFonts w:hint="eastAsia"/>
@@ -14821,7 +15452,7 @@
         <w:t>执行控制模块设计</w:t>
       </w:r>
       <w:bookmarkEnd w:id="94"/>
-      <w:bookmarkEnd w:id="95"/>
+      <w:bookmarkEnd w:id="96"/>
     </w:p>
     <w:p>
       <w:pPr>
@@ -14894,7 +15525,39 @@
           <w:rFonts w:hint="eastAsia"/>
           <w:lang w:val="zh-CN"/>
         </w:rPr>
-        <w:t>边缘端线程不断读取当前土壤湿度和灌溉策略参数，当满足触发条件的时候，就会向设备端发出开启水泵的指令，在达到设定的灌溉时间之后，再发出关闭指令。系统还要对控制日志以及最近的动作时间加以记载，从而给状态追踪以及测试分析赋予支撑。</w:t>
+        <w:t>边缘端线程不断读取当前土壤湿度和灌溉策略参数，当满足触发条件的时候，就会</w:t>
+      </w:r>
+      <w:proofErr w:type="gramStart"/>
+      <w:r>
+        <w:rPr>
+          <w:rFonts w:hint="eastAsia"/>
+          <w:lang w:val="zh-CN"/>
+        </w:rPr>
+        <w:t>向设备端发出</w:t>
+      </w:r>
+      <w:proofErr w:type="gramEnd"/>
+      <w:r>
+        <w:rPr>
+          <w:rFonts w:hint="eastAsia"/>
+          <w:lang w:val="zh-CN"/>
+        </w:rPr>
+        <w:t>开启水泵的指令，在达到设定的灌溉时间之后，再发出关闭指令。系统还要对控制日志以及最近的动作时间加以记载，从而</w:t>
+      </w:r>
+      <w:proofErr w:type="gramStart"/>
+      <w:r>
+        <w:rPr>
+          <w:rFonts w:hint="eastAsia"/>
+          <w:lang w:val="zh-CN"/>
+        </w:rPr>
+        <w:t>给状态</w:t>
+      </w:r>
+      <w:proofErr w:type="gramEnd"/>
+      <w:r>
+        <w:rPr>
+          <w:rFonts w:hint="eastAsia"/>
+          <w:lang w:val="zh-CN"/>
+        </w:rPr>
+        <w:t>追踪以及测试分析赋予支撑。</w:t>
       </w:r>
     </w:p>
     <w:p>
@@ -14902,9 +15565,9 @@
         <w:pStyle w:val="3"/>
       </w:pPr>
       <w:bookmarkStart w:id="97" w:name="_Toc28325"/>
-      <w:bookmarkStart w:id="98" w:name="_Toc226777262"/>
-      <w:bookmarkStart w:id="99" w:name="显示与手势交互模块设计"/>
-      <w:bookmarkEnd w:id="96"/>
+      <w:bookmarkStart w:id="98" w:name="显示与手势交互模块设计"/>
+      <w:bookmarkStart w:id="99" w:name="_Toc226920728"/>
+      <w:bookmarkEnd w:id="95"/>
       <w:r>
         <w:rPr>
           <w:rFonts w:hint="eastAsia"/>
@@ -14918,7 +15581,7 @@
         <w:t>显示与手势交互模块设计</w:t>
       </w:r>
       <w:bookmarkEnd w:id="97"/>
-      <w:bookmarkEnd w:id="98"/>
+      <w:bookmarkEnd w:id="99"/>
     </w:p>
     <w:p>
       <w:pPr>
@@ -15012,7 +15675,23 @@
           <w:rFonts w:hint="eastAsia"/>
           <w:lang w:val="zh-CN"/>
         </w:rPr>
-        <w:t>让用户在易脏手的培育室环境也能查看数据。</w:t>
+        <w:t>让用户在易脏手的培育</w:t>
+      </w:r>
+      <w:proofErr w:type="gramStart"/>
+      <w:r>
+        <w:rPr>
+          <w:rFonts w:hint="eastAsia"/>
+          <w:lang w:val="zh-CN"/>
+        </w:rPr>
+        <w:t>室环境</w:t>
+      </w:r>
+      <w:proofErr w:type="gramEnd"/>
+      <w:r>
+        <w:rPr>
+          <w:rFonts w:hint="eastAsia"/>
+          <w:lang w:val="zh-CN"/>
+        </w:rPr>
+        <w:t>也能查看数据。</w:t>
       </w:r>
     </w:p>
     <w:p>
@@ -15128,9 +15807,9 @@
         <w:pStyle w:val="3"/>
       </w:pPr>
       <w:bookmarkStart w:id="100" w:name="_Toc18756"/>
-      <w:bookmarkStart w:id="101" w:name="_Toc226777263"/>
-      <w:bookmarkStart w:id="102" w:name="边缘网关通信模块设计"/>
-      <w:bookmarkEnd w:id="99"/>
+      <w:bookmarkStart w:id="101" w:name="边缘网关通信模块设计"/>
+      <w:bookmarkStart w:id="102" w:name="_Toc226920729"/>
+      <w:bookmarkEnd w:id="98"/>
       <w:r>
         <w:rPr>
           <w:rFonts w:hint="eastAsia"/>
@@ -15144,7 +15823,7 @@
         <w:t>边缘网关通信模块设计</w:t>
       </w:r>
       <w:bookmarkEnd w:id="100"/>
-      <w:bookmarkEnd w:id="101"/>
+      <w:bookmarkEnd w:id="102"/>
     </w:p>
     <w:p>
       <w:pPr>
@@ -15231,8 +15910,17 @@
           <w:rFonts w:hint="eastAsia"/>
           <w:lang w:val="zh-CN"/>
         </w:rPr>
-        <w:t>相比于蓝牙或者</w:t>
-      </w:r>
+        <w:t>相比于</w:t>
+      </w:r>
+      <w:proofErr w:type="gramStart"/>
+      <w:r>
+        <w:rPr>
+          <w:rFonts w:hint="eastAsia"/>
+          <w:lang w:val="zh-CN"/>
+        </w:rPr>
+        <w:t>蓝牙或者</w:t>
+      </w:r>
+      <w:proofErr w:type="gramEnd"/>
       <w:r>
         <w:rPr>
           <w:rFonts w:hint="eastAsia"/>
@@ -15259,7 +15947,23 @@
           <w:rFonts w:hint="eastAsia"/>
           <w:lang w:val="zh-CN"/>
         </w:rPr>
-        <w:t>串口链路更稳定、调试更简单，适合原型设计阶段快速落地。同时边缘端仍然具有</w:t>
+        <w:t>串口链路更稳定、调试更简单，适合原型设计阶段快速落地。同时边缘</w:t>
+      </w:r>
+      <w:proofErr w:type="gramStart"/>
+      <w:r>
+        <w:rPr>
+          <w:rFonts w:hint="eastAsia"/>
+          <w:lang w:val="zh-CN"/>
+        </w:rPr>
+        <w:t>端仍然</w:t>
+      </w:r>
+      <w:proofErr w:type="gramEnd"/>
+      <w:r>
+        <w:rPr>
+          <w:rFonts w:hint="eastAsia"/>
+          <w:lang w:val="zh-CN"/>
+        </w:rPr>
+        <w:t>具有</w:t>
       </w:r>
       <w:r>
         <w:rPr>
@@ -15281,10 +15985,10 @@
         <w:pStyle w:val="20"/>
       </w:pPr>
       <w:bookmarkStart w:id="103" w:name="_Toc8578"/>
-      <w:bookmarkStart w:id="104" w:name="_Toc226777264"/>
-      <w:bookmarkStart w:id="105" w:name="系统-pcb-设计"/>
-      <w:bookmarkEnd w:id="90"/>
-      <w:bookmarkEnd w:id="102"/>
+      <w:bookmarkStart w:id="104" w:name="系统-pcb-设计"/>
+      <w:bookmarkStart w:id="105" w:name="_Toc226920730"/>
+      <w:bookmarkEnd w:id="89"/>
+      <w:bookmarkEnd w:id="101"/>
       <w:r>
         <w:rPr>
           <w:rFonts w:hint="eastAsia"/>
@@ -15311,7 +16015,7 @@
         <w:t>设计</w:t>
       </w:r>
       <w:bookmarkEnd w:id="103"/>
-      <w:bookmarkEnd w:id="104"/>
+      <w:bookmarkEnd w:id="105"/>
     </w:p>
     <w:p>
       <w:pPr>
@@ -15573,10 +16277,10 @@
         <w:pStyle w:val="1"/>
       </w:pPr>
       <w:bookmarkStart w:id="106" w:name="_Toc21282"/>
-      <w:bookmarkStart w:id="107" w:name="_Toc226777265"/>
-      <w:bookmarkStart w:id="108" w:name="系统软件设计"/>
-      <w:bookmarkEnd w:id="67"/>
-      <w:bookmarkEnd w:id="105"/>
+      <w:bookmarkStart w:id="107" w:name="系统软件设计"/>
+      <w:bookmarkStart w:id="108" w:name="_Toc226920731"/>
+      <w:bookmarkEnd w:id="66"/>
+      <w:bookmarkEnd w:id="104"/>
       <w:r>
         <w:rPr>
           <w:rFonts w:hint="eastAsia"/>
@@ -15590,15 +16294,15 @@
         <w:t>系统软件设计</w:t>
       </w:r>
       <w:bookmarkEnd w:id="106"/>
-      <w:bookmarkEnd w:id="107"/>
+      <w:bookmarkEnd w:id="108"/>
     </w:p>
     <w:p>
       <w:pPr>
         <w:pStyle w:val="20"/>
       </w:pPr>
       <w:bookmarkStart w:id="109" w:name="_Toc30504"/>
-      <w:bookmarkStart w:id="110" w:name="_Toc226777266"/>
-      <w:bookmarkStart w:id="111" w:name="系统软件整体设计"/>
+      <w:bookmarkStart w:id="110" w:name="系统软件整体设计"/>
+      <w:bookmarkStart w:id="111" w:name="_Toc226920732"/>
       <w:r>
         <w:rPr>
           <w:rFonts w:hint="eastAsia"/>
@@ -15612,7 +16316